--- a/tech_cards/Раздевалка мужскаяженская_tech_card.docx
+++ b/tech_cards/Раздевалка мужскаяженская_tech_card.docx
@@ -232,6 +232,12 @@
           <w:tcPr>
             <w:tcW w:w="15350" w:type="dxa"/>
             <w:gridSpan w:val="12"/>
+            <w:tcBorders>
+              <w:top w:val="single" w:sz="4" w:space="0" w:color="auto"/>
+              <w:left w:val="single" w:sz="4" w:space="0" w:color="auto"/>
+              <w:bottom w:val="nil"/>
+              <w:right w:val="single" w:sz="4" w:space="0" w:color="auto"/>
+            </w:tcBorders>
           </w:tcPr>
           <w:p>
             <w:r>
@@ -252,6 +258,12 @@
           <w:tcPr>
             <w:tcW w:w="15350" w:type="dxa"/>
             <w:gridSpan w:val="12"/>
+            <w:tcBorders>
+              <w:top w:val="nil"/>
+              <w:left w:val="single" w:sz="4" w:space="0" w:color="auto"/>
+              <w:bottom w:val="nil"/>
+              <w:right w:val="single" w:sz="4" w:space="0" w:color="auto"/>
+            </w:tcBorders>
           </w:tcPr>
           <w:p>
             <w:r>
@@ -273,6 +285,12 @@
           <w:tcPr>
             <w:tcW w:w="15350" w:type="dxa"/>
             <w:gridSpan w:val="12"/>
+            <w:tcBorders>
+              <w:top w:val="nil"/>
+              <w:left w:val="single" w:sz="4" w:space="0" w:color="auto"/>
+              <w:bottom w:val="nil"/>
+              <w:right w:val="single" w:sz="4" w:space="0" w:color="auto"/>
+            </w:tcBorders>
           </w:tcPr>
           <w:p>
             <w:pPr>
@@ -292,6 +310,12 @@
           <w:tcPr>
             <w:tcW w:w="15350" w:type="dxa"/>
             <w:gridSpan w:val="12"/>
+            <w:tcBorders>
+              <w:top w:val="nil"/>
+              <w:left w:val="single" w:sz="4" w:space="0" w:color="auto"/>
+              <w:bottom w:val="nil"/>
+              <w:right w:val="single" w:sz="4" w:space="0" w:color="auto"/>
+            </w:tcBorders>
           </w:tcPr>
           <w:p>
             <w:pPr>
@@ -306,7 +330,7 @@
                 <w:sz w:val="18"/>
                 <w:szCs w:val="18"/>
               </w:rPr>
-              <w:t>Санитарная обработка помещений осуществляется после полного удаления из них сырьевых компонентов, материалов и готовой продукции.</w:t>
+              <w:t/>
             </w:r>
           </w:p>
         </w:tc>
@@ -319,6 +343,12 @@
           <w:tcPr>
             <w:tcW w:w="15350" w:type="dxa"/>
             <w:gridSpan w:val="12"/>
+            <w:tcBorders>
+              <w:top w:val="nil"/>
+              <w:left w:val="single" w:sz="4" w:space="0" w:color="auto"/>
+              <w:bottom w:val="single" w:sz="4" w:space="0" w:color="auto"/>
+              <w:right w:val="single" w:sz="4" w:space="0" w:color="auto"/>
+            </w:tcBorders>
           </w:tcPr>
           <w:p>
             <w:pPr>
@@ -338,6 +368,9 @@
         <w:tc>
           <w:tcPr>
             <w:tcW w:w="1809" w:type="dxa"/>
+            <w:tcBorders>
+              <w:top w:val="single" w:sz="4" w:space="0" w:color="auto"/>
+            </w:tcBorders>
           </w:tcPr>
           <w:p>
             <w:pPr>
@@ -360,6 +393,9 @@
         <w:tc>
           <w:tcPr>
             <w:tcW w:w="1134" w:type="dxa"/>
+            <w:tcBorders>
+              <w:top w:val="single" w:sz="4" w:space="0" w:color="auto"/>
+            </w:tcBorders>
           </w:tcPr>
           <w:p>
             <w:pPr>
@@ -382,6 +418,9 @@
         <w:tc>
           <w:tcPr>
             <w:tcW w:w="426" w:type="dxa"/>
+            <w:tcBorders>
+              <w:top w:val="single" w:sz="4" w:space="0" w:color="auto"/>
+            </w:tcBorders>
             <w:textDirection w:val="btLr"/>
           </w:tcPr>
           <w:p>
@@ -406,6 +445,9 @@
         <w:tc>
           <w:tcPr>
             <w:tcW w:w="1417" w:type="dxa"/>
+            <w:tcBorders>
+              <w:top w:val="single" w:sz="4" w:space="0" w:color="auto"/>
+            </w:tcBorders>
           </w:tcPr>
           <w:p>
             <w:pPr>
@@ -428,6 +470,9 @@
         <w:tc>
           <w:tcPr>
             <w:tcW w:w="1276" w:type="dxa"/>
+            <w:tcBorders>
+              <w:top w:val="single" w:sz="4" w:space="0" w:color="auto"/>
+            </w:tcBorders>
           </w:tcPr>
           <w:p>
             <w:pPr>
@@ -450,6 +495,9 @@
         <w:tc>
           <w:tcPr>
             <w:tcW w:w="1990" w:type="dxa"/>
+            <w:tcBorders>
+              <w:top w:val="single" w:sz="4" w:space="0" w:color="auto"/>
+            </w:tcBorders>
           </w:tcPr>
           <w:p>
             <w:pPr>
@@ -472,6 +520,9 @@
         <w:tc>
           <w:tcPr>
             <w:tcW w:w="1248" w:type="dxa"/>
+            <w:tcBorders>
+              <w:top w:val="single" w:sz="4" w:space="0" w:color="auto"/>
+            </w:tcBorders>
           </w:tcPr>
           <w:p>
             <w:pPr>
@@ -494,6 +545,9 @@
         <w:tc>
           <w:tcPr>
             <w:tcW w:w="1032" w:type="dxa"/>
+            <w:tcBorders>
+              <w:top w:val="single" w:sz="4" w:space="0" w:color="auto"/>
+            </w:tcBorders>
           </w:tcPr>
           <w:p>
             <w:pPr>
@@ -516,6 +570,9 @@
         <w:tc>
           <w:tcPr>
             <w:tcW w:w="411" w:type="dxa"/>
+            <w:tcBorders>
+              <w:top w:val="single" w:sz="4" w:space="0" w:color="auto"/>
+            </w:tcBorders>
             <w:textDirection w:val="btLr"/>
           </w:tcPr>
           <w:p>
@@ -540,6 +597,9 @@
         <w:tc>
           <w:tcPr>
             <w:tcW w:w="1467" w:type="dxa"/>
+            <w:tcBorders>
+              <w:top w:val="single" w:sz="4" w:space="0" w:color="auto"/>
+            </w:tcBorders>
           </w:tcPr>
           <w:p>
             <w:pPr>
@@ -562,6 +622,9 @@
         <w:tc>
           <w:tcPr>
             <w:tcW w:w="1554" w:type="dxa"/>
+            <w:tcBorders>
+              <w:top w:val="single" w:sz="4" w:space="0" w:color="auto"/>
+            </w:tcBorders>
           </w:tcPr>
           <w:p>
             <w:pPr>
@@ -584,6 +647,9 @@
         <w:tc>
           <w:tcPr>
             <w:tcW w:w="1586" w:type="dxa"/>
+            <w:tcBorders>
+              <w:top w:val="single" w:sz="4" w:space="0" w:color="auto"/>
+            </w:tcBorders>
           </w:tcPr>
           <w:p>
             <w:pPr>
@@ -652,36 +718,4099 @@
       <w:tr>
         <w:tc>
           <w:tcPr>
-            <w:tcW w:w="15350" w:type="dxa"/>
-            <w:gridSpan w:val="12"/>
-          </w:tcPr>
-          <w:p>
-            <w:r>
-              <w:rPr>
-                <w:b/>
-                <w:sz w:val="14"/>
-                <w:rFonts w:ascii="Arial" w:hAnsi="Arial"/>
-              </w:rPr>
-              <w:t xml:space="preserve">Объекты без инструкций (требуют настройки)</w:t>
+            <w:tcW w:w="1809" w:type="dxa"/>
+            <w:vMerge w:val="restart"/>
+          </w:tcPr>
+          <w:p>
+            <w:r>
+              <w:rPr>
+                <w:sz w:val="14"/>
+                <w:rFonts w:ascii="Arial" w:hAnsi="Arial"/>
+              </w:rPr>
+              <w:t xml:space="preserve">потолок подвесной</w:t>
+            </w:r>
+          </w:p>
+          <w:p>
+            <w:r/>
+          </w:p>
+          <w:p>
+            <w:r/>
+          </w:p>
+        </w:tc>
+        <w:tc>
+          <w:tcPr>
+            <w:tcW w:w="1134" w:type="dxa"/>
+          </w:tcPr>
+          <w:p>
+            <w:r>
+              <w:rPr>
+                <w:sz w:val="14"/>
+                <w:rFonts w:ascii="Arial" w:hAnsi="Arial"/>
+              </w:rPr>
+              <w:t xml:space="preserve">обеспыливание</w:t>
             </w:r>
           </w:p>
           <w:p/>
           <w:p/>
           <w:p/>
         </w:tc>
+        <w:tc>
+          <w:tcPr>
+            <w:tcW w:w="426" w:type="dxa"/>
+            <w:textDirection w:val="btLr"/>
+          </w:tcPr>
+          <w:p>
+            <w:pPr>
+              <w:ind w:left="113" w:right="113"/>
+              <w:jc w:val="center"/>
+            </w:pPr>
+            <w:r>
+              <w:rPr>
+                <w:sz w:val="14"/>
+                <w:rFonts w:ascii="Arial" w:hAnsi="Arial"/>
+              </w:rPr>
+              <w:t xml:space="preserve"/>
+            </w:r>
+          </w:p>
+        </w:tc>
+        <w:tc>
+          <w:tcPr>
+            <w:tcW w:w="1417" w:type="dxa"/>
+          </w:tcPr>
+          <w:p>
+            <w:r>
+              <w:rPr>
+                <w:sz w:val="14"/>
+                <w:rFonts w:ascii="Arial" w:hAnsi="Arial"/>
+              </w:rPr>
+              <w:t xml:space="preserve"/>
+            </w:r>
+          </w:p>
+        </w:tc>
+        <w:tc>
+          <w:tcPr>
+            <w:tcW w:w="1276" w:type="dxa"/>
+          </w:tcPr>
+          <w:p>
+            <w:r>
+              <w:rPr>
+                <w:sz w:val="14"/>
+                <w:rFonts w:ascii="Arial" w:hAnsi="Arial"/>
+              </w:rPr>
+              <w:t xml:space="preserve"/>
+            </w:r>
+          </w:p>
+        </w:tc>
+        <w:tc>
+          <w:tcPr>
+            <w:tcW w:w="1990" w:type="dxa"/>
+          </w:tcPr>
+          <w:p>
+            <w:pPr>
+              <w:jc w:val="center"/>
+            </w:pPr>
+            <w:r>
+              <w:rPr>
+                <w:sz w:val="14"/>
+                <w:rFonts w:ascii="Arial" w:hAnsi="Arial"/>
+              </w:rPr>
+              <w:t xml:space="preserve"/>
+            </w:r>
+          </w:p>
+        </w:tc>
+        <w:tc>
+          <w:tcPr>
+            <w:tcW w:w="1248" w:type="dxa"/>
+          </w:tcPr>
+          <w:p>
+            <w:pPr>
+              <w:jc w:val="center"/>
+            </w:pPr>
+            <w:r>
+              <w:rPr>
+                <w:sz w:val="14"/>
+                <w:rFonts w:ascii="Arial" w:hAnsi="Arial"/>
+              </w:rPr>
+              <w:t xml:space="preserve"/>
+            </w:r>
+          </w:p>
+        </w:tc>
+        <w:tc>
+          <w:tcPr>
+            <w:tcW w:w="1032" w:type="dxa"/>
+          </w:tcPr>
+          <w:p>
+            <w:pPr>
+              <w:jc w:val="center"/>
+            </w:pPr>
+            <w:r>
+              <w:rPr>
+                <w:sz w:val="14"/>
+                <w:rFonts w:ascii="Arial" w:hAnsi="Arial"/>
+              </w:rPr>
+              <w:t xml:space="preserve"/>
+            </w:r>
+          </w:p>
+        </w:tc>
+        <w:tc>
+          <w:tcPr>
+            <w:tcW w:w="411" w:type="dxa"/>
+            <w:vMerge w:val="restart"/>
+            <w:textDirection w:val="btLr"/>
+          </w:tcPr>
+          <w:p>
+            <w:pPr>
+              <w:ind w:left="113" w:right="113"/>
+              <w:jc w:val="center"/>
+            </w:pPr>
+            <w:r>
+              <w:rPr>
+                <w:sz w:val="14"/>
+                <w:rFonts w:ascii="Arial" w:hAnsi="Arial"/>
+              </w:rPr>
+              <w:t xml:space="preserve">промаркированный</w:t>
+            </w:r>
+          </w:p>
+          <w:p>
+            <w:r/>
+          </w:p>
+          <w:p>
+            <w:r/>
+          </w:p>
+        </w:tc>
+        <w:tc>
+          <w:tcPr>
+            <w:tcW w:w="1467" w:type="dxa"/>
+          </w:tcPr>
+          <w:p>
+            <w:pPr>
+              <w:jc w:val="center"/>
+            </w:pPr>
+            <w:r>
+              <w:rPr>
+                <w:sz w:val="14"/>
+                <w:rFonts w:ascii="Arial" w:hAnsi="Arial"/>
+              </w:rPr>
+              <w:t xml:space="preserve">1 раз в 3 месяца</w:t>
+            </w:r>
+          </w:p>
+        </w:tc>
+        <w:tc>
+          <w:tcPr>
+            <w:tcW w:w="1554" w:type="dxa"/>
+            <w:vMerge w:val="restart"/>
+          </w:tcPr>
+          <w:p>
+            <w:r>
+              <w:rPr>
+                <w:sz w:val="14"/>
+                <w:rFonts w:ascii="Arial" w:hAnsi="Arial"/>
+              </w:rPr>
+              <w:t xml:space="preserve">сотрудник внутреннего клининга</w:t>
+            </w:r>
+          </w:p>
+          <w:p>
+            <w:r/>
+          </w:p>
+          <w:p>
+            <w:r/>
+          </w:p>
+        </w:tc>
+        <w:tc>
+          <w:tcPr>
+            <w:tcW w:w="1586" w:type="dxa"/>
+            <w:vMerge w:val="restart"/>
+          </w:tcPr>
+          <w:p>
+            <w:r>
+              <w:rPr>
+                <w:sz w:val="14"/>
+                <w:rFonts w:ascii="Arial" w:hAnsi="Arial"/>
+              </w:rPr>
+              <w:t xml:space="preserve">визуальный контроль/сотрудник отдела качества</w:t>
+            </w:r>
+          </w:p>
+          <w:p>
+            <w:r/>
+          </w:p>
+          <w:p>
+            <w:r/>
+          </w:p>
+        </w:tc>
       </w:tr>
       <w:tr>
         <w:tc>
           <w:tcPr>
             <w:tcW w:w="1809" w:type="dxa"/>
-          </w:tcPr>
-          <w:p>
-            <w:r>
-              <w:rPr>
-                <w:sz w:val="14"/>
-                <w:rFonts w:ascii="Arial" w:hAnsi="Arial"/>
-              </w:rPr>
-              <w:t xml:space="preserve">вешалки</w:t>
+            <w:vMerge/>
+          </w:tcPr>
+          <w:p/>
+        </w:tc>
+        <w:tc>
+          <w:tcPr>
+            <w:tcW w:w="1134" w:type="dxa"/>
+          </w:tcPr>
+          <w:p>
+            <w:r>
+              <w:rPr>
+                <w:sz w:val="14"/>
+                <w:rFonts w:ascii="Arial" w:hAnsi="Arial"/>
+              </w:rPr>
+              <w:t xml:space="preserve">мойка</w:t>
+            </w:r>
+          </w:p>
+          <w:p/>
+          <w:p/>
+          <w:p/>
+        </w:tc>
+        <w:tc>
+          <w:tcPr>
+            <w:tcW w:w="426" w:type="dxa"/>
+            <w:textDirection w:val="btLr"/>
+          </w:tcPr>
+          <w:p>
+            <w:pPr>
+              <w:ind w:left="113" w:right="113"/>
+              <w:jc w:val="center"/>
+            </w:pPr>
+            <w:r>
+              <w:rPr>
+                <w:sz w:val="14"/>
+                <w:rFonts w:ascii="Arial" w:hAnsi="Arial"/>
+              </w:rPr>
+              <w:t xml:space="preserve"/>
+            </w:r>
+          </w:p>
+        </w:tc>
+        <w:tc>
+          <w:tcPr>
+            <w:tcW w:w="1417" w:type="dxa"/>
+            <w:shd w:val="clear" w:color="auto" w:fill="99CCFF"/>
+          </w:tcPr>
+          <w:p>
+            <w:r>
+              <w:rPr>
+                <w:sz w:val="14"/>
+                <w:rFonts w:ascii="Arial" w:hAnsi="Arial"/>
+              </w:rPr>
+              <w:t xml:space="preserve">ХИМИТЕК ЧУДОДЕЙ®-ПОЛИПРОМ 190022</w:t>
+            </w:r>
+          </w:p>
+        </w:tc>
+        <w:tc>
+          <w:tcPr>
+            <w:tcW w:w="1276" w:type="dxa"/>
+          </w:tcPr>
+          <w:p>
+            <w:r>
+              <w:rPr>
+                <w:sz w:val="14"/>
+                <w:rFonts w:ascii="Arial" w:hAnsi="Arial"/>
+              </w:rPr>
+              <w:t xml:space="preserve"/>
+            </w:r>
+          </w:p>
+        </w:tc>
+        <w:tc>
+          <w:tcPr>
+            <w:tcW w:w="1990" w:type="dxa"/>
+          </w:tcPr>
+          <w:p>
+            <w:pPr>
+              <w:jc w:val="center"/>
+            </w:pPr>
+            <w:r>
+              <w:rPr>
+                <w:sz w:val="14"/>
+                <w:rFonts w:ascii="Arial" w:hAnsi="Arial"/>
+              </w:rPr>
+              <w:t xml:space="preserve">1,0 %, ручное разведение</w:t>
+            </w:r>
+          </w:p>
+        </w:tc>
+        <w:tc>
+          <w:tcPr>
+            <w:tcW w:w="1248" w:type="dxa"/>
+          </w:tcPr>
+          <w:p>
+            <w:pPr>
+              <w:jc w:val="center"/>
+            </w:pPr>
+            <w:r>
+              <w:rPr>
+                <w:sz w:val="14"/>
+                <w:rFonts w:ascii="Arial" w:hAnsi="Arial"/>
+              </w:rPr>
+              <w:t xml:space="preserve">не ниже 40°C</w:t>
+            </w:r>
+          </w:p>
+        </w:tc>
+        <w:tc>
+          <w:tcPr>
+            <w:tcW w:w="1032" w:type="dxa"/>
+          </w:tcPr>
+          <w:p>
+            <w:pPr>
+              <w:jc w:val="center"/>
+            </w:pPr>
+            <w:r>
+              <w:rPr>
+                <w:sz w:val="14"/>
+                <w:rFonts w:ascii="Arial" w:hAnsi="Arial"/>
+              </w:rPr>
+              <w:t xml:space="preserve"/>
+            </w:r>
+          </w:p>
+        </w:tc>
+        <w:tc>
+          <w:tcPr>
+            <w:tcW w:w="411" w:type="dxa"/>
+            <w:vMerge/>
+            <w:textDirection w:val="btLr"/>
+          </w:tcPr>
+          <w:p/>
+        </w:tc>
+        <w:tc>
+          <w:tcPr>
+            <w:tcW w:w="1467" w:type="dxa"/>
+            <w:vMerge w:val="restart"/>
+          </w:tcPr>
+          <w:p>
+            <w:pPr>
+              <w:jc w:val="center"/>
+            </w:pPr>
+            <w:r>
+              <w:rPr>
+                <w:sz w:val="14"/>
+                <w:rFonts w:ascii="Arial" w:hAnsi="Arial"/>
+              </w:rPr>
+              <w:t xml:space="preserve">1 раз в 12 месяцев</w:t>
+            </w:r>
+          </w:p>
+          <w:p>
+            <w:r/>
+          </w:p>
+        </w:tc>
+        <w:tc>
+          <w:tcPr>
+            <w:tcW w:w="1554" w:type="dxa"/>
+            <w:vMerge/>
+          </w:tcPr>
+          <w:p/>
+        </w:tc>
+        <w:tc>
+          <w:tcPr>
+            <w:tcW w:w="1586" w:type="dxa"/>
+            <w:vMerge/>
+          </w:tcPr>
+          <w:p/>
+        </w:tc>
+      </w:tr>
+      <w:tr>
+        <w:tc>
+          <w:tcPr>
+            <w:tcW w:w="1809" w:type="dxa"/>
+            <w:vMerge/>
+          </w:tcPr>
+          <w:p/>
+        </w:tc>
+        <w:tc>
+          <w:tcPr>
+            <w:tcW w:w="1134" w:type="dxa"/>
+          </w:tcPr>
+          <w:p>
+            <w:r>
+              <w:rPr>
+                <w:sz w:val="14"/>
+                <w:rFonts w:ascii="Arial" w:hAnsi="Arial"/>
+              </w:rPr>
+              <w:t xml:space="preserve">дезинфекция</w:t>
+            </w:r>
+          </w:p>
+          <w:p/>
+          <w:p/>
+          <w:p/>
+        </w:tc>
+        <w:tc>
+          <w:tcPr>
+            <w:tcW w:w="426" w:type="dxa"/>
+            <w:textDirection w:val="btLr"/>
+          </w:tcPr>
+          <w:p>
+            <w:pPr>
+              <w:ind w:left="113" w:right="113"/>
+              <w:jc w:val="center"/>
+            </w:pPr>
+            <w:r>
+              <w:rPr>
+                <w:sz w:val="14"/>
+                <w:rFonts w:ascii="Arial" w:hAnsi="Arial"/>
+              </w:rPr>
+              <w:t xml:space="preserve"/>
+            </w:r>
+          </w:p>
+        </w:tc>
+        <w:tc>
+          <w:tcPr>
+            <w:tcW w:w="1417" w:type="dxa"/>
+            <w:shd w:val="clear" w:color="auto" w:fill="FFFFCC"/>
+          </w:tcPr>
+          <w:p>
+            <w:r>
+              <w:rPr>
+                <w:sz w:val="14"/>
+                <w:rFonts w:ascii="Arial" w:hAnsi="Arial"/>
+              </w:rPr>
+              <w:t xml:space="preserve">ХИМИТЕК ПОЛИДЕЗ-СУПЕР</w:t>
+            </w:r>
+          </w:p>
+        </w:tc>
+        <w:tc>
+          <w:tcPr>
+            <w:tcW w:w="1276" w:type="dxa"/>
+          </w:tcPr>
+          <w:p>
+            <w:r>
+              <w:rPr>
+                <w:sz w:val="14"/>
+                <w:rFonts w:ascii="Arial" w:hAnsi="Arial"/>
+              </w:rPr>
+              <w:t xml:space="preserve"/>
+            </w:r>
+          </w:p>
+        </w:tc>
+        <w:tc>
+          <w:tcPr>
+            <w:tcW w:w="1990" w:type="dxa"/>
+          </w:tcPr>
+          <w:p>
+            <w:pPr>
+              <w:jc w:val="center"/>
+            </w:pPr>
+            <w:r>
+              <w:rPr>
+                <w:sz w:val="14"/>
+                <w:rFonts w:ascii="Arial" w:hAnsi="Arial"/>
+              </w:rPr>
+              <w:t xml:space="preserve">0,02-0,05 %, дозирующая система ProMax</w:t>
+            </w:r>
+          </w:p>
+        </w:tc>
+        <w:tc>
+          <w:tcPr>
+            <w:tcW w:w="1248" w:type="dxa"/>
+          </w:tcPr>
+          <w:p>
+            <w:pPr>
+              <w:jc w:val="center"/>
+            </w:pPr>
+            <w:r>
+              <w:rPr>
+                <w:sz w:val="14"/>
+                <w:rFonts w:ascii="Arial" w:hAnsi="Arial"/>
+              </w:rPr>
+              <w:t xml:space="preserve">18-20 °C</w:t>
+            </w:r>
+          </w:p>
+        </w:tc>
+        <w:tc>
+          <w:tcPr>
+            <w:tcW w:w="1032" w:type="dxa"/>
+          </w:tcPr>
+          <w:p>
+            <w:pPr>
+              <w:jc w:val="center"/>
+            </w:pPr>
+            <w:r>
+              <w:rPr>
+                <w:sz w:val="14"/>
+                <w:rFonts w:ascii="Arial" w:hAnsi="Arial"/>
+              </w:rPr>
+              <w:t xml:space="preserve">20 мин</w:t>
+            </w:r>
+          </w:p>
+        </w:tc>
+        <w:tc>
+          <w:tcPr>
+            <w:tcW w:w="411" w:type="dxa"/>
+            <w:vMerge/>
+            <w:textDirection w:val="btLr"/>
+          </w:tcPr>
+          <w:p/>
+        </w:tc>
+        <w:tc>
+          <w:tcPr>
+            <w:tcW w:w="1467" w:type="dxa"/>
+            <w:vMerge/>
+          </w:tcPr>
+          <w:p/>
+        </w:tc>
+        <w:tc>
+          <w:tcPr>
+            <w:tcW w:w="1554" w:type="dxa"/>
+            <w:vMerge/>
+          </w:tcPr>
+          <w:p/>
+        </w:tc>
+        <w:tc>
+          <w:tcPr>
+            <w:tcW w:w="1586" w:type="dxa"/>
+            <w:vMerge/>
+          </w:tcPr>
+          <w:p/>
+        </w:tc>
+      </w:tr>
+      <w:tr>
+        <w:tc>
+          <w:tcPr>
+            <w:tcW w:w="1809" w:type="dxa"/>
+            <w:vMerge w:val="restart"/>
+          </w:tcPr>
+          <w:p>
+            <w:r>
+              <w:rPr>
+                <w:sz w:val="14"/>
+                <w:rFonts w:ascii="Arial" w:hAnsi="Arial"/>
+              </w:rPr>
+              <w:t xml:space="preserve">диффузоры, светильники, стены (выше 2 м)</w:t>
+            </w:r>
+          </w:p>
+          <w:p>
+            <w:r/>
+          </w:p>
+          <w:p>
+            <w:r/>
+          </w:p>
+        </w:tc>
+        <w:tc>
+          <w:tcPr>
+            <w:tcW w:w="1134" w:type="dxa"/>
+          </w:tcPr>
+          <w:p>
+            <w:r>
+              <w:rPr>
+                <w:sz w:val="14"/>
+                <w:rFonts w:ascii="Arial" w:hAnsi="Arial"/>
+              </w:rPr>
+              <w:t xml:space="preserve">обеспыливание</w:t>
+            </w:r>
+          </w:p>
+          <w:p/>
+          <w:p/>
+          <w:p/>
+        </w:tc>
+        <w:tc>
+          <w:tcPr>
+            <w:tcW w:w="426" w:type="dxa"/>
+            <w:textDirection w:val="btLr"/>
+          </w:tcPr>
+          <w:p>
+            <w:pPr>
+              <w:ind w:left="113" w:right="113"/>
+              <w:jc w:val="center"/>
+            </w:pPr>
+            <w:r>
+              <w:rPr>
+                <w:sz w:val="14"/>
+                <w:rFonts w:ascii="Arial" w:hAnsi="Arial"/>
+              </w:rPr>
+              <w:t xml:space="preserve"/>
+            </w:r>
+          </w:p>
+        </w:tc>
+        <w:tc>
+          <w:tcPr>
+            <w:tcW w:w="1417" w:type="dxa"/>
+          </w:tcPr>
+          <w:p>
+            <w:r>
+              <w:rPr>
+                <w:sz w:val="14"/>
+                <w:rFonts w:ascii="Arial" w:hAnsi="Arial"/>
+              </w:rPr>
+              <w:t xml:space="preserve"/>
+            </w:r>
+          </w:p>
+        </w:tc>
+        <w:tc>
+          <w:tcPr>
+            <w:tcW w:w="1276" w:type="dxa"/>
+          </w:tcPr>
+          <w:p>
+            <w:r>
+              <w:rPr>
+                <w:sz w:val="14"/>
+                <w:rFonts w:ascii="Arial" w:hAnsi="Arial"/>
+              </w:rPr>
+              <w:t xml:space="preserve"/>
+            </w:r>
+          </w:p>
+        </w:tc>
+        <w:tc>
+          <w:tcPr>
+            <w:tcW w:w="1990" w:type="dxa"/>
+          </w:tcPr>
+          <w:p>
+            <w:pPr>
+              <w:jc w:val="center"/>
+            </w:pPr>
+            <w:r>
+              <w:rPr>
+                <w:sz w:val="14"/>
+                <w:rFonts w:ascii="Arial" w:hAnsi="Arial"/>
+              </w:rPr>
+              <w:t xml:space="preserve"/>
+            </w:r>
+          </w:p>
+        </w:tc>
+        <w:tc>
+          <w:tcPr>
+            <w:tcW w:w="1248" w:type="dxa"/>
+          </w:tcPr>
+          <w:p>
+            <w:pPr>
+              <w:jc w:val="center"/>
+            </w:pPr>
+            <w:r>
+              <w:rPr>
+                <w:sz w:val="14"/>
+                <w:rFonts w:ascii="Arial" w:hAnsi="Arial"/>
+              </w:rPr>
+              <w:t xml:space="preserve"/>
+            </w:r>
+          </w:p>
+        </w:tc>
+        <w:tc>
+          <w:tcPr>
+            <w:tcW w:w="1032" w:type="dxa"/>
+          </w:tcPr>
+          <w:p>
+            <w:pPr>
+              <w:jc w:val="center"/>
+            </w:pPr>
+            <w:r>
+              <w:rPr>
+                <w:sz w:val="14"/>
+                <w:rFonts w:ascii="Arial" w:hAnsi="Arial"/>
+              </w:rPr>
+              <w:t xml:space="preserve"/>
+            </w:r>
+          </w:p>
+        </w:tc>
+        <w:tc>
+          <w:tcPr>
+            <w:tcW w:w="411" w:type="dxa"/>
+            <w:vMerge w:val="restart"/>
+            <w:textDirection w:val="btLr"/>
+          </w:tcPr>
+          <w:p>
+            <w:pPr>
+              <w:ind w:left="113" w:right="113"/>
+              <w:jc w:val="center"/>
+            </w:pPr>
+            <w:r>
+              <w:rPr>
+                <w:sz w:val="14"/>
+                <w:rFonts w:ascii="Arial" w:hAnsi="Arial"/>
+              </w:rPr>
+              <w:t xml:space="preserve">промаркированный</w:t>
+            </w:r>
+          </w:p>
+          <w:p>
+            <w:r/>
+          </w:p>
+          <w:p>
+            <w:r/>
+          </w:p>
+        </w:tc>
+        <w:tc>
+          <w:tcPr>
+            <w:tcW w:w="1467" w:type="dxa"/>
+          </w:tcPr>
+          <w:p>
+            <w:pPr>
+              <w:jc w:val="center"/>
+            </w:pPr>
+            <w:r>
+              <w:rPr>
+                <w:sz w:val="14"/>
+                <w:rFonts w:ascii="Arial" w:hAnsi="Arial"/>
+              </w:rPr>
+              <w:t xml:space="preserve">1 раз в 3 месяца</w:t>
+            </w:r>
+          </w:p>
+        </w:tc>
+        <w:tc>
+          <w:tcPr>
+            <w:tcW w:w="1554" w:type="dxa"/>
+            <w:vMerge w:val="restart"/>
+          </w:tcPr>
+          <w:p>
+            <w:r>
+              <w:rPr>
+                <w:sz w:val="14"/>
+                <w:rFonts w:ascii="Arial" w:hAnsi="Arial"/>
+              </w:rPr>
+              <w:t xml:space="preserve">сотрудник внутреннего клининга</w:t>
+            </w:r>
+          </w:p>
+          <w:p>
+            <w:r/>
+          </w:p>
+          <w:p>
+            <w:r/>
+          </w:p>
+        </w:tc>
+        <w:tc>
+          <w:tcPr>
+            <w:tcW w:w="1586" w:type="dxa"/>
+            <w:vMerge w:val="restart"/>
+          </w:tcPr>
+          <w:p>
+            <w:r>
+              <w:rPr>
+                <w:sz w:val="14"/>
+                <w:rFonts w:ascii="Arial" w:hAnsi="Arial"/>
+              </w:rPr>
+              <w:t xml:space="preserve">визуальный контроль/сотрудник отдела качества</w:t>
+            </w:r>
+          </w:p>
+          <w:p>
+            <w:r/>
+          </w:p>
+          <w:p>
+            <w:r/>
+          </w:p>
+        </w:tc>
+      </w:tr>
+      <w:tr>
+        <w:tc>
+          <w:tcPr>
+            <w:tcW w:w="1809" w:type="dxa"/>
+            <w:vMerge/>
+          </w:tcPr>
+          <w:p/>
+        </w:tc>
+        <w:tc>
+          <w:tcPr>
+            <w:tcW w:w="1134" w:type="dxa"/>
+          </w:tcPr>
+          <w:p>
+            <w:r>
+              <w:rPr>
+                <w:sz w:val="14"/>
+                <w:rFonts w:ascii="Arial" w:hAnsi="Arial"/>
+              </w:rPr>
+              <w:t xml:space="preserve">мойка</w:t>
+            </w:r>
+          </w:p>
+          <w:p/>
+          <w:p/>
+          <w:p/>
+        </w:tc>
+        <w:tc>
+          <w:tcPr>
+            <w:tcW w:w="426" w:type="dxa"/>
+            <w:textDirection w:val="btLr"/>
+          </w:tcPr>
+          <w:p>
+            <w:pPr>
+              <w:ind w:left="113" w:right="113"/>
+              <w:jc w:val="center"/>
+            </w:pPr>
+            <w:r>
+              <w:rPr>
+                <w:sz w:val="14"/>
+                <w:rFonts w:ascii="Arial" w:hAnsi="Arial"/>
+              </w:rPr>
+              <w:t xml:space="preserve"/>
+            </w:r>
+          </w:p>
+        </w:tc>
+        <w:tc>
+          <w:tcPr>
+            <w:tcW w:w="1417" w:type="dxa"/>
+            <w:shd w:val="clear" w:color="auto" w:fill="99CCFF"/>
+          </w:tcPr>
+          <w:p>
+            <w:r>
+              <w:rPr>
+                <w:sz w:val="14"/>
+                <w:rFonts w:ascii="Arial" w:hAnsi="Arial"/>
+              </w:rPr>
+              <w:t xml:space="preserve">ХИМИТЕК ЧУДОДЕЙ®-ПОЛИПРОМ 190022</w:t>
+            </w:r>
+          </w:p>
+        </w:tc>
+        <w:tc>
+          <w:tcPr>
+            <w:tcW w:w="1276" w:type="dxa"/>
+          </w:tcPr>
+          <w:p>
+            <w:r>
+              <w:rPr>
+                <w:sz w:val="14"/>
+                <w:rFonts w:ascii="Arial" w:hAnsi="Arial"/>
+              </w:rPr>
+              <w:t xml:space="preserve"/>
+            </w:r>
+          </w:p>
+        </w:tc>
+        <w:tc>
+          <w:tcPr>
+            <w:tcW w:w="1990" w:type="dxa"/>
+          </w:tcPr>
+          <w:p>
+            <w:pPr>
+              <w:jc w:val="center"/>
+            </w:pPr>
+            <w:r>
+              <w:rPr>
+                <w:sz w:val="14"/>
+                <w:rFonts w:ascii="Arial" w:hAnsi="Arial"/>
+              </w:rPr>
+              <w:t xml:space="preserve">1,0 %, ручное разведение</w:t>
+            </w:r>
+          </w:p>
+        </w:tc>
+        <w:tc>
+          <w:tcPr>
+            <w:tcW w:w="1248" w:type="dxa"/>
+          </w:tcPr>
+          <w:p>
+            <w:pPr>
+              <w:jc w:val="center"/>
+            </w:pPr>
+            <w:r>
+              <w:rPr>
+                <w:sz w:val="14"/>
+                <w:rFonts w:ascii="Arial" w:hAnsi="Arial"/>
+              </w:rPr>
+              <w:t xml:space="preserve">18-20 °C</w:t>
+            </w:r>
+          </w:p>
+        </w:tc>
+        <w:tc>
+          <w:tcPr>
+            <w:tcW w:w="1032" w:type="dxa"/>
+          </w:tcPr>
+          <w:p>
+            <w:pPr>
+              <w:jc w:val="center"/>
+            </w:pPr>
+            <w:r>
+              <w:rPr>
+                <w:sz w:val="14"/>
+                <w:rFonts w:ascii="Arial" w:hAnsi="Arial"/>
+              </w:rPr>
+              <w:t xml:space="preserve"/>
+            </w:r>
+          </w:p>
+        </w:tc>
+        <w:tc>
+          <w:tcPr>
+            <w:tcW w:w="411" w:type="dxa"/>
+            <w:vMerge/>
+            <w:textDirection w:val="btLr"/>
+          </w:tcPr>
+          <w:p/>
+        </w:tc>
+        <w:tc>
+          <w:tcPr>
+            <w:tcW w:w="1467" w:type="dxa"/>
+            <w:vMerge w:val="restart"/>
+          </w:tcPr>
+          <w:p>
+            <w:pPr>
+              <w:jc w:val="center"/>
+            </w:pPr>
+            <w:r>
+              <w:rPr>
+                <w:sz w:val="14"/>
+                <w:rFonts w:ascii="Arial" w:hAnsi="Arial"/>
+              </w:rPr>
+              <w:t xml:space="preserve">1 раз в 6 месяцев</w:t>
+            </w:r>
+          </w:p>
+          <w:p>
+            <w:r/>
+          </w:p>
+        </w:tc>
+        <w:tc>
+          <w:tcPr>
+            <w:tcW w:w="1554" w:type="dxa"/>
+            <w:vMerge/>
+          </w:tcPr>
+          <w:p/>
+        </w:tc>
+        <w:tc>
+          <w:tcPr>
+            <w:tcW w:w="1586" w:type="dxa"/>
+            <w:vMerge/>
+          </w:tcPr>
+          <w:p/>
+        </w:tc>
+      </w:tr>
+      <w:tr>
+        <w:tc>
+          <w:tcPr>
+            <w:tcW w:w="1809" w:type="dxa"/>
+            <w:vMerge/>
+          </w:tcPr>
+          <w:p/>
+        </w:tc>
+        <w:tc>
+          <w:tcPr>
+            <w:tcW w:w="1134" w:type="dxa"/>
+          </w:tcPr>
+          <w:p>
+            <w:r>
+              <w:rPr>
+                <w:sz w:val="14"/>
+                <w:rFonts w:ascii="Arial" w:hAnsi="Arial"/>
+              </w:rPr>
+              <w:t xml:space="preserve">дезинфекция</w:t>
+            </w:r>
+          </w:p>
+          <w:p/>
+          <w:p/>
+          <w:p/>
+        </w:tc>
+        <w:tc>
+          <w:tcPr>
+            <w:tcW w:w="426" w:type="dxa"/>
+            <w:textDirection w:val="btLr"/>
+          </w:tcPr>
+          <w:p>
+            <w:pPr>
+              <w:ind w:left="113" w:right="113"/>
+              <w:jc w:val="center"/>
+            </w:pPr>
+            <w:r>
+              <w:rPr>
+                <w:sz w:val="14"/>
+                <w:rFonts w:ascii="Arial" w:hAnsi="Arial"/>
+              </w:rPr>
+              <w:t xml:space="preserve"/>
+            </w:r>
+          </w:p>
+        </w:tc>
+        <w:tc>
+          <w:tcPr>
+            <w:tcW w:w="1417" w:type="dxa"/>
+            <w:shd w:val="clear" w:color="auto" w:fill="FFFFCC"/>
+          </w:tcPr>
+          <w:p>
+            <w:r>
+              <w:rPr>
+                <w:sz w:val="14"/>
+                <w:rFonts w:ascii="Arial" w:hAnsi="Arial"/>
+              </w:rPr>
+              <w:t xml:space="preserve">ХИМИТЕК ПОЛИДЕЗ-СУПЕР</w:t>
+            </w:r>
+          </w:p>
+        </w:tc>
+        <w:tc>
+          <w:tcPr>
+            <w:tcW w:w="1276" w:type="dxa"/>
+          </w:tcPr>
+          <w:p>
+            <w:r>
+              <w:rPr>
+                <w:sz w:val="14"/>
+                <w:rFonts w:ascii="Arial" w:hAnsi="Arial"/>
+              </w:rPr>
+              <w:t xml:space="preserve"/>
+            </w:r>
+          </w:p>
+        </w:tc>
+        <w:tc>
+          <w:tcPr>
+            <w:tcW w:w="1990" w:type="dxa"/>
+          </w:tcPr>
+          <w:p>
+            <w:pPr>
+              <w:jc w:val="center"/>
+            </w:pPr>
+            <w:r>
+              <w:rPr>
+                <w:sz w:val="14"/>
+                <w:rFonts w:ascii="Arial" w:hAnsi="Arial"/>
+              </w:rPr>
+              <w:t xml:space="preserve">0,02-0,05 %, дозирующая система ProMax</w:t>
+            </w:r>
+          </w:p>
+        </w:tc>
+        <w:tc>
+          <w:tcPr>
+            <w:tcW w:w="1248" w:type="dxa"/>
+          </w:tcPr>
+          <w:p>
+            <w:pPr>
+              <w:jc w:val="center"/>
+            </w:pPr>
+            <w:r>
+              <w:rPr>
+                <w:sz w:val="14"/>
+                <w:rFonts w:ascii="Arial" w:hAnsi="Arial"/>
+              </w:rPr>
+              <w:t xml:space="preserve">18-20 °C</w:t>
+            </w:r>
+          </w:p>
+        </w:tc>
+        <w:tc>
+          <w:tcPr>
+            <w:tcW w:w="1032" w:type="dxa"/>
+          </w:tcPr>
+          <w:p>
+            <w:pPr>
+              <w:jc w:val="center"/>
+            </w:pPr>
+            <w:r>
+              <w:rPr>
+                <w:sz w:val="14"/>
+                <w:rFonts w:ascii="Arial" w:hAnsi="Arial"/>
+              </w:rPr>
+              <w:t xml:space="preserve">20 мин</w:t>
+            </w:r>
+          </w:p>
+        </w:tc>
+        <w:tc>
+          <w:tcPr>
+            <w:tcW w:w="411" w:type="dxa"/>
+            <w:vMerge/>
+            <w:textDirection w:val="btLr"/>
+          </w:tcPr>
+          <w:p/>
+        </w:tc>
+        <w:tc>
+          <w:tcPr>
+            <w:tcW w:w="1467" w:type="dxa"/>
+            <w:vMerge/>
+          </w:tcPr>
+          <w:p/>
+        </w:tc>
+        <w:tc>
+          <w:tcPr>
+            <w:tcW w:w="1554" w:type="dxa"/>
+            <w:vMerge/>
+          </w:tcPr>
+          <w:p/>
+        </w:tc>
+        <w:tc>
+          <w:tcPr>
+            <w:tcW w:w="1586" w:type="dxa"/>
+            <w:vMerge/>
+          </w:tcPr>
+          <w:p/>
+        </w:tc>
+      </w:tr>
+      <w:tr>
+        <w:tc>
+          <w:tcPr>
+            <w:tcW w:w="1809" w:type="dxa"/>
+            <w:vMerge w:val="restart"/>
+          </w:tcPr>
+          <w:p>
+            <w:r>
+              <w:rPr>
+                <w:sz w:val="14"/>
+                <w:rFonts w:ascii="Arial" w:hAnsi="Arial"/>
+              </w:rPr>
+              <w:t xml:space="preserve">водопроводные трубы, двери, кабель-каналы, розетки</w:t>
+            </w:r>
+          </w:p>
+          <w:p>
+            <w:r/>
+          </w:p>
+        </w:tc>
+        <w:tc>
+          <w:tcPr>
+            <w:tcW w:w="1134" w:type="dxa"/>
+          </w:tcPr>
+          <w:p>
+            <w:r>
+              <w:rPr>
+                <w:sz w:val="14"/>
+                <w:rFonts w:ascii="Arial" w:hAnsi="Arial"/>
+              </w:rPr>
+              <w:t xml:space="preserve">мойка</w:t>
+            </w:r>
+          </w:p>
+          <w:p/>
+          <w:p/>
+          <w:p/>
+        </w:tc>
+        <w:tc>
+          <w:tcPr>
+            <w:tcW w:w="426" w:type="dxa"/>
+            <w:textDirection w:val="btLr"/>
+          </w:tcPr>
+          <w:p>
+            <w:pPr>
+              <w:ind w:left="113" w:right="113"/>
+              <w:jc w:val="center"/>
+            </w:pPr>
+            <w:r>
+              <w:rPr>
+                <w:sz w:val="14"/>
+                <w:rFonts w:ascii="Arial" w:hAnsi="Arial"/>
+              </w:rPr>
+              <w:t xml:space="preserve"/>
+            </w:r>
+          </w:p>
+        </w:tc>
+        <w:tc>
+          <w:tcPr>
+            <w:tcW w:w="1417" w:type="dxa"/>
+            <w:shd w:val="clear" w:color="auto" w:fill="99CCFF"/>
+          </w:tcPr>
+          <w:p>
+            <w:r>
+              <w:rPr>
+                <w:sz w:val="14"/>
+                <w:rFonts w:ascii="Arial" w:hAnsi="Arial"/>
+              </w:rPr>
+              <w:t xml:space="preserve">ХИМИТЕК ЧУДОДЕЙ®-ПОЛИПРОМ 190022</w:t>
+            </w:r>
+          </w:p>
+        </w:tc>
+        <w:tc>
+          <w:tcPr>
+            <w:tcW w:w="1276" w:type="dxa"/>
+          </w:tcPr>
+          <w:p>
+            <w:r>
+              <w:rPr>
+                <w:sz w:val="14"/>
+                <w:rFonts w:ascii="Arial" w:hAnsi="Arial"/>
+              </w:rPr>
+              <w:t xml:space="preserve"/>
+            </w:r>
+          </w:p>
+        </w:tc>
+        <w:tc>
+          <w:tcPr>
+            <w:tcW w:w="1990" w:type="dxa"/>
+          </w:tcPr>
+          <w:p>
+            <w:pPr>
+              <w:jc w:val="center"/>
+            </w:pPr>
+            <w:r>
+              <w:rPr>
+                <w:sz w:val="14"/>
+                <w:rFonts w:ascii="Arial" w:hAnsi="Arial"/>
+              </w:rPr>
+              <w:t xml:space="preserve">1,0 %, ручное разведение</w:t>
+            </w:r>
+          </w:p>
+        </w:tc>
+        <w:tc>
+          <w:tcPr>
+            <w:tcW w:w="1248" w:type="dxa"/>
+          </w:tcPr>
+          <w:p>
+            <w:pPr>
+              <w:jc w:val="center"/>
+            </w:pPr>
+            <w:r>
+              <w:rPr>
+                <w:sz w:val="14"/>
+                <w:rFonts w:ascii="Arial" w:hAnsi="Arial"/>
+              </w:rPr>
+              <w:t xml:space="preserve">18-20 °C</w:t>
+            </w:r>
+          </w:p>
+        </w:tc>
+        <w:tc>
+          <w:tcPr>
+            <w:tcW w:w="1032" w:type="dxa"/>
+          </w:tcPr>
+          <w:p>
+            <w:pPr>
+              <w:jc w:val="center"/>
+            </w:pPr>
+            <w:r>
+              <w:rPr>
+                <w:sz w:val="14"/>
+                <w:rFonts w:ascii="Arial" w:hAnsi="Arial"/>
+              </w:rPr>
+              <w:t xml:space="preserve"/>
+            </w:r>
+          </w:p>
+        </w:tc>
+        <w:tc>
+          <w:tcPr>
+            <w:tcW w:w="411" w:type="dxa"/>
+            <w:vMerge w:val="restart"/>
+            <w:textDirection w:val="btLr"/>
+          </w:tcPr>
+          <w:p>
+            <w:pPr>
+              <w:ind w:left="113" w:right="113"/>
+              <w:jc w:val="center"/>
+            </w:pPr>
+            <w:r>
+              <w:rPr>
+                <w:sz w:val="14"/>
+                <w:rFonts w:ascii="Arial" w:hAnsi="Arial"/>
+              </w:rPr>
+              <w:t xml:space="preserve">промаркированный</w:t>
+            </w:r>
+          </w:p>
+          <w:p>
+            <w:r/>
+          </w:p>
+        </w:tc>
+        <w:tc>
+          <w:tcPr>
+            <w:tcW w:w="1467" w:type="dxa"/>
+            <w:vMerge w:val="restart"/>
+          </w:tcPr>
+          <w:p>
+            <w:pPr>
+              <w:jc w:val="center"/>
+            </w:pPr>
+            <w:r>
+              <w:rPr>
+                <w:sz w:val="14"/>
+                <w:rFonts w:ascii="Arial" w:hAnsi="Arial"/>
+              </w:rPr>
+              <w:t xml:space="preserve">1 раз в месяц</w:t>
+            </w:r>
+          </w:p>
+          <w:p>
+            <w:r/>
+          </w:p>
+        </w:tc>
+        <w:tc>
+          <w:tcPr>
+            <w:tcW w:w="1554" w:type="dxa"/>
+            <w:vMerge w:val="restart"/>
+          </w:tcPr>
+          <w:p>
+            <w:r>
+              <w:rPr>
+                <w:sz w:val="14"/>
+                <w:rFonts w:ascii="Arial" w:hAnsi="Arial"/>
+              </w:rPr>
+              <w:t xml:space="preserve">сотрудник внутреннего клининга</w:t>
+            </w:r>
+          </w:p>
+          <w:p>
+            <w:r/>
+          </w:p>
+        </w:tc>
+        <w:tc>
+          <w:tcPr>
+            <w:tcW w:w="1586" w:type="dxa"/>
+            <w:vMerge w:val="restart"/>
+          </w:tcPr>
+          <w:p>
+            <w:r>
+              <w:rPr>
+                <w:sz w:val="14"/>
+                <w:rFonts w:ascii="Arial" w:hAnsi="Arial"/>
+              </w:rPr>
+              <w:t xml:space="preserve">визуальный контроль/сотрудник отдела качества</w:t>
+            </w:r>
+          </w:p>
+          <w:p>
+            <w:r/>
+          </w:p>
+        </w:tc>
+      </w:tr>
+      <w:tr>
+        <w:tc>
+          <w:tcPr>
+            <w:tcW w:w="1809" w:type="dxa"/>
+            <w:vMerge/>
+          </w:tcPr>
+          <w:p/>
+        </w:tc>
+        <w:tc>
+          <w:tcPr>
+            <w:tcW w:w="1134" w:type="dxa"/>
+          </w:tcPr>
+          <w:p>
+            <w:r>
+              <w:rPr>
+                <w:sz w:val="14"/>
+                <w:rFonts w:ascii="Arial" w:hAnsi="Arial"/>
+              </w:rPr>
+              <w:t xml:space="preserve">дезинфекция</w:t>
+            </w:r>
+          </w:p>
+          <w:p/>
+          <w:p/>
+          <w:p/>
+        </w:tc>
+        <w:tc>
+          <w:tcPr>
+            <w:tcW w:w="426" w:type="dxa"/>
+            <w:textDirection w:val="btLr"/>
+          </w:tcPr>
+          <w:p>
+            <w:pPr>
+              <w:ind w:left="113" w:right="113"/>
+              <w:jc w:val="center"/>
+            </w:pPr>
+            <w:r>
+              <w:rPr>
+                <w:sz w:val="14"/>
+                <w:rFonts w:ascii="Arial" w:hAnsi="Arial"/>
+              </w:rPr>
+              <w:t xml:space="preserve"/>
+            </w:r>
+          </w:p>
+        </w:tc>
+        <w:tc>
+          <w:tcPr>
+            <w:tcW w:w="1417" w:type="dxa"/>
+            <w:shd w:val="clear" w:color="auto" w:fill="FFFFCC"/>
+          </w:tcPr>
+          <w:p>
+            <w:r>
+              <w:rPr>
+                <w:sz w:val="14"/>
+                <w:rFonts w:ascii="Arial" w:hAnsi="Arial"/>
+              </w:rPr>
+              <w:t xml:space="preserve">ХИМИТЕК ПОЛИДЕЗ-СУПЕР</w:t>
+            </w:r>
+          </w:p>
+        </w:tc>
+        <w:tc>
+          <w:tcPr>
+            <w:tcW w:w="1276" w:type="dxa"/>
+          </w:tcPr>
+          <w:p>
+            <w:r>
+              <w:rPr>
+                <w:sz w:val="14"/>
+                <w:rFonts w:ascii="Arial" w:hAnsi="Arial"/>
+              </w:rPr>
+              <w:t xml:space="preserve"/>
+            </w:r>
+          </w:p>
+        </w:tc>
+        <w:tc>
+          <w:tcPr>
+            <w:tcW w:w="1990" w:type="dxa"/>
+          </w:tcPr>
+          <w:p>
+            <w:pPr>
+              <w:jc w:val="center"/>
+            </w:pPr>
+            <w:r>
+              <w:rPr>
+                <w:sz w:val="14"/>
+                <w:rFonts w:ascii="Arial" w:hAnsi="Arial"/>
+              </w:rPr>
+              <w:t xml:space="preserve">0,02-0,05 %, дозирующая система ProMax</w:t>
+            </w:r>
+          </w:p>
+        </w:tc>
+        <w:tc>
+          <w:tcPr>
+            <w:tcW w:w="1248" w:type="dxa"/>
+          </w:tcPr>
+          <w:p>
+            <w:pPr>
+              <w:jc w:val="center"/>
+            </w:pPr>
+            <w:r>
+              <w:rPr>
+                <w:sz w:val="14"/>
+                <w:rFonts w:ascii="Arial" w:hAnsi="Arial"/>
+              </w:rPr>
+              <w:t xml:space="preserve">18-20 °C</w:t>
+            </w:r>
+          </w:p>
+        </w:tc>
+        <w:tc>
+          <w:tcPr>
+            <w:tcW w:w="1032" w:type="dxa"/>
+          </w:tcPr>
+          <w:p>
+            <w:pPr>
+              <w:jc w:val="center"/>
+            </w:pPr>
+            <w:r>
+              <w:rPr>
+                <w:sz w:val="14"/>
+                <w:rFonts w:ascii="Arial" w:hAnsi="Arial"/>
+              </w:rPr>
+              <w:t xml:space="preserve">20 мин</w:t>
+            </w:r>
+          </w:p>
+        </w:tc>
+        <w:tc>
+          <w:tcPr>
+            <w:tcW w:w="411" w:type="dxa"/>
+            <w:vMerge/>
+            <w:textDirection w:val="btLr"/>
+          </w:tcPr>
+          <w:p/>
+        </w:tc>
+        <w:tc>
+          <w:tcPr>
+            <w:tcW w:w="1467" w:type="dxa"/>
+            <w:vMerge/>
+          </w:tcPr>
+          <w:p/>
+        </w:tc>
+        <w:tc>
+          <w:tcPr>
+            <w:tcW w:w="1554" w:type="dxa"/>
+            <w:vMerge/>
+          </w:tcPr>
+          <w:p/>
+        </w:tc>
+        <w:tc>
+          <w:tcPr>
+            <w:tcW w:w="1586" w:type="dxa"/>
+            <w:vMerge/>
+          </w:tcPr>
+          <w:p/>
+        </w:tc>
+      </w:tr>
+      <w:tr>
+        <w:tc>
+          <w:tcPr>
+            <w:tcW w:w="1809" w:type="dxa"/>
+            <w:vMerge w:val="restart"/>
+          </w:tcPr>
+          <w:p>
+            <w:r>
+              <w:rPr>
+                <w:sz w:val="14"/>
+                <w:rFonts w:ascii="Arial" w:hAnsi="Arial"/>
+              </w:rPr>
+              <w:t xml:space="preserve">выключатели</w:t>
+            </w:r>
+          </w:p>
+          <w:p>
+            <w:r/>
+          </w:p>
+        </w:tc>
+        <w:tc>
+          <w:tcPr>
+            <w:tcW w:w="1134" w:type="dxa"/>
+          </w:tcPr>
+          <w:p>
+            <w:r>
+              <w:rPr>
+                <w:sz w:val="14"/>
+                <w:rFonts w:ascii="Arial" w:hAnsi="Arial"/>
+              </w:rPr>
+              <w:t xml:space="preserve">мойка</w:t>
+            </w:r>
+          </w:p>
+          <w:p/>
+          <w:p/>
+          <w:p/>
+        </w:tc>
+        <w:tc>
+          <w:tcPr>
+            <w:tcW w:w="426" w:type="dxa"/>
+            <w:textDirection w:val="btLr"/>
+          </w:tcPr>
+          <w:p>
+            <w:pPr>
+              <w:ind w:left="113" w:right="113"/>
+              <w:jc w:val="center"/>
+            </w:pPr>
+            <w:r>
+              <w:rPr>
+                <w:sz w:val="14"/>
+                <w:rFonts w:ascii="Arial" w:hAnsi="Arial"/>
+              </w:rPr>
+              <w:t xml:space="preserve"/>
+            </w:r>
+          </w:p>
+        </w:tc>
+        <w:tc>
+          <w:tcPr>
+            <w:tcW w:w="1417" w:type="dxa"/>
+            <w:shd w:val="clear" w:color="auto" w:fill="99CCFF"/>
+          </w:tcPr>
+          <w:p>
+            <w:r>
+              <w:rPr>
+                <w:sz w:val="14"/>
+                <w:rFonts w:ascii="Arial" w:hAnsi="Arial"/>
+              </w:rPr>
+              <w:t xml:space="preserve">ХИМИТЕК ЧУДОДЕЙ®-ПОЛИПРОМ 190022</w:t>
+            </w:r>
+          </w:p>
+        </w:tc>
+        <w:tc>
+          <w:tcPr>
+            <w:tcW w:w="1276" w:type="dxa"/>
+          </w:tcPr>
+          <w:p>
+            <w:r>
+              <w:rPr>
+                <w:sz w:val="14"/>
+                <w:rFonts w:ascii="Arial" w:hAnsi="Arial"/>
+              </w:rPr>
+              <w:t xml:space="preserve"/>
+            </w:r>
+          </w:p>
+        </w:tc>
+        <w:tc>
+          <w:tcPr>
+            <w:tcW w:w="1990" w:type="dxa"/>
+          </w:tcPr>
+          <w:p>
+            <w:pPr>
+              <w:jc w:val="center"/>
+            </w:pPr>
+            <w:r>
+              <w:rPr>
+                <w:sz w:val="14"/>
+                <w:rFonts w:ascii="Arial" w:hAnsi="Arial"/>
+              </w:rPr>
+              <w:t xml:space="preserve">1,0 %, ручное разведение</w:t>
+            </w:r>
+          </w:p>
+        </w:tc>
+        <w:tc>
+          <w:tcPr>
+            <w:tcW w:w="1248" w:type="dxa"/>
+          </w:tcPr>
+          <w:p>
+            <w:pPr>
+              <w:jc w:val="center"/>
+            </w:pPr>
+            <w:r>
+              <w:rPr>
+                <w:sz w:val="14"/>
+                <w:rFonts w:ascii="Arial" w:hAnsi="Arial"/>
+              </w:rPr>
+              <w:t xml:space="preserve">не ниже 40°C</w:t>
+            </w:r>
+          </w:p>
+        </w:tc>
+        <w:tc>
+          <w:tcPr>
+            <w:tcW w:w="1032" w:type="dxa"/>
+          </w:tcPr>
+          <w:p>
+            <w:pPr>
+              <w:jc w:val="center"/>
+            </w:pPr>
+            <w:r>
+              <w:rPr>
+                <w:sz w:val="14"/>
+                <w:rFonts w:ascii="Arial" w:hAnsi="Arial"/>
+              </w:rPr>
+              <w:t xml:space="preserve"/>
+            </w:r>
+          </w:p>
+        </w:tc>
+        <w:tc>
+          <w:tcPr>
+            <w:tcW w:w="411" w:type="dxa"/>
+            <w:vMerge w:val="restart"/>
+            <w:textDirection w:val="btLr"/>
+          </w:tcPr>
+          <w:p>
+            <w:pPr>
+              <w:ind w:left="113" w:right="113"/>
+              <w:jc w:val="center"/>
+            </w:pPr>
+            <w:r>
+              <w:rPr>
+                <w:sz w:val="14"/>
+                <w:rFonts w:ascii="Arial" w:hAnsi="Arial"/>
+              </w:rPr>
+              <w:t xml:space="preserve">промаркированный</w:t>
+            </w:r>
+          </w:p>
+          <w:p>
+            <w:r/>
+          </w:p>
+        </w:tc>
+        <w:tc>
+          <w:tcPr>
+            <w:tcW w:w="1467" w:type="dxa"/>
+          </w:tcPr>
+          <w:p>
+            <w:pPr>
+              <w:jc w:val="center"/>
+            </w:pPr>
+            <w:r>
+              <w:rPr>
+                <w:sz w:val="14"/>
+                <w:rFonts w:ascii="Arial" w:hAnsi="Arial"/>
+              </w:rPr>
+              <w:t xml:space="preserve">1 раз в месяц</w:t>
+            </w:r>
+          </w:p>
+        </w:tc>
+        <w:tc>
+          <w:tcPr>
+            <w:tcW w:w="1554" w:type="dxa"/>
+            <w:vMerge w:val="restart"/>
+          </w:tcPr>
+          <w:p>
+            <w:r>
+              <w:rPr>
+                <w:sz w:val="14"/>
+                <w:rFonts w:ascii="Arial" w:hAnsi="Arial"/>
+              </w:rPr>
+              <w:t xml:space="preserve">сотрудник внутреннего клининга</w:t>
+            </w:r>
+          </w:p>
+          <w:p>
+            <w:r/>
+          </w:p>
+        </w:tc>
+        <w:tc>
+          <w:tcPr>
+            <w:tcW w:w="1586" w:type="dxa"/>
+            <w:vMerge w:val="restart"/>
+          </w:tcPr>
+          <w:p>
+            <w:r>
+              <w:rPr>
+                <w:sz w:val="14"/>
+                <w:rFonts w:ascii="Arial" w:hAnsi="Arial"/>
+              </w:rPr>
+              <w:t xml:space="preserve">визуальный контроль/сотрудник отдела качества</w:t>
+            </w:r>
+          </w:p>
+          <w:p>
+            <w:r/>
+          </w:p>
+        </w:tc>
+      </w:tr>
+      <w:tr>
+        <w:tc>
+          <w:tcPr>
+            <w:tcW w:w="1809" w:type="dxa"/>
+            <w:vMerge/>
+          </w:tcPr>
+          <w:p/>
+        </w:tc>
+        <w:tc>
+          <w:tcPr>
+            <w:tcW w:w="1134" w:type="dxa"/>
+          </w:tcPr>
+          <w:p>
+            <w:r>
+              <w:rPr>
+                <w:sz w:val="14"/>
+                <w:rFonts w:ascii="Arial" w:hAnsi="Arial"/>
+              </w:rPr>
+              <w:t xml:space="preserve">дезинфекция</w:t>
+            </w:r>
+          </w:p>
+          <w:p/>
+          <w:p/>
+          <w:p/>
+        </w:tc>
+        <w:tc>
+          <w:tcPr>
+            <w:tcW w:w="426" w:type="dxa"/>
+            <w:textDirection w:val="btLr"/>
+          </w:tcPr>
+          <w:p>
+            <w:pPr>
+              <w:ind w:left="113" w:right="113"/>
+              <w:jc w:val="center"/>
+            </w:pPr>
+            <w:r>
+              <w:rPr>
+                <w:sz w:val="14"/>
+                <w:rFonts w:ascii="Arial" w:hAnsi="Arial"/>
+              </w:rPr>
+              <w:t xml:space="preserve"/>
+            </w:r>
+          </w:p>
+        </w:tc>
+        <w:tc>
+          <w:tcPr>
+            <w:tcW w:w="1417" w:type="dxa"/>
+            <w:shd w:val="clear" w:color="auto" w:fill="FFFFCC"/>
+          </w:tcPr>
+          <w:p>
+            <w:r>
+              <w:rPr>
+                <w:sz w:val="14"/>
+                <w:rFonts w:ascii="Arial" w:hAnsi="Arial"/>
+              </w:rPr>
+              <w:t xml:space="preserve">ХИМИТЕК ПОЛИДЕЗ-СУПЕР</w:t>
+            </w:r>
+          </w:p>
+        </w:tc>
+        <w:tc>
+          <w:tcPr>
+            <w:tcW w:w="1276" w:type="dxa"/>
+          </w:tcPr>
+          <w:p>
+            <w:r>
+              <w:rPr>
+                <w:sz w:val="14"/>
+                <w:rFonts w:ascii="Arial" w:hAnsi="Arial"/>
+              </w:rPr>
+              <w:t xml:space="preserve"/>
+            </w:r>
+          </w:p>
+        </w:tc>
+        <w:tc>
+          <w:tcPr>
+            <w:tcW w:w="1990" w:type="dxa"/>
+          </w:tcPr>
+          <w:p>
+            <w:pPr>
+              <w:jc w:val="center"/>
+            </w:pPr>
+            <w:r>
+              <w:rPr>
+                <w:sz w:val="14"/>
+                <w:rFonts w:ascii="Arial" w:hAnsi="Arial"/>
+              </w:rPr>
+              <w:t xml:space="preserve">0,02-0,05 %, дозирующая система ProMax</w:t>
+            </w:r>
+          </w:p>
+        </w:tc>
+        <w:tc>
+          <w:tcPr>
+            <w:tcW w:w="1248" w:type="dxa"/>
+          </w:tcPr>
+          <w:p>
+            <w:pPr>
+              <w:jc w:val="center"/>
+            </w:pPr>
+            <w:r>
+              <w:rPr>
+                <w:sz w:val="14"/>
+                <w:rFonts w:ascii="Arial" w:hAnsi="Arial"/>
+              </w:rPr>
+              <w:t xml:space="preserve">18-20 °C</w:t>
+            </w:r>
+          </w:p>
+        </w:tc>
+        <w:tc>
+          <w:tcPr>
+            <w:tcW w:w="1032" w:type="dxa"/>
+          </w:tcPr>
+          <w:p>
+            <w:pPr>
+              <w:jc w:val="center"/>
+            </w:pPr>
+            <w:r>
+              <w:rPr>
+                <w:sz w:val="14"/>
+                <w:rFonts w:ascii="Arial" w:hAnsi="Arial"/>
+              </w:rPr>
+              <w:t xml:space="preserve">20 мин</w:t>
+            </w:r>
+          </w:p>
+        </w:tc>
+        <w:tc>
+          <w:tcPr>
+            <w:tcW w:w="411" w:type="dxa"/>
+            <w:vMerge/>
+            <w:textDirection w:val="btLr"/>
+          </w:tcPr>
+          <w:p/>
+        </w:tc>
+        <w:tc>
+          <w:tcPr>
+            <w:tcW w:w="1467" w:type="dxa"/>
+          </w:tcPr>
+          <w:p>
+            <w:pPr>
+              <w:jc w:val="center"/>
+            </w:pPr>
+            <w:r>
+              <w:rPr>
+                <w:sz w:val="14"/>
+                <w:rFonts w:ascii="Arial" w:hAnsi="Arial"/>
+              </w:rPr>
+              <w:t xml:space="preserve">2 раза в смену</w:t>
+            </w:r>
+          </w:p>
+        </w:tc>
+        <w:tc>
+          <w:tcPr>
+            <w:tcW w:w="1554" w:type="dxa"/>
+            <w:vMerge/>
+          </w:tcPr>
+          <w:p/>
+        </w:tc>
+        <w:tc>
+          <w:tcPr>
+            <w:tcW w:w="1586" w:type="dxa"/>
+            <w:vMerge/>
+          </w:tcPr>
+          <w:p/>
+        </w:tc>
+      </w:tr>
+      <w:tr>
+        <w:tc>
+          <w:tcPr>
+            <w:tcW w:w="1809" w:type="dxa"/>
+            <w:vMerge w:val="restart"/>
+          </w:tcPr>
+          <w:p>
+            <w:r>
+              <w:rPr>
+                <w:sz w:val="14"/>
+                <w:rFonts w:ascii="Arial" w:hAnsi="Arial"/>
+              </w:rPr>
+              <w:t xml:space="preserve">дверные ручки</w:t>
+            </w:r>
+          </w:p>
+          <w:p>
+            <w:r/>
+          </w:p>
+        </w:tc>
+        <w:tc>
+          <w:tcPr>
+            <w:tcW w:w="1134" w:type="dxa"/>
+          </w:tcPr>
+          <w:p>
+            <w:r>
+              <w:rPr>
+                <w:sz w:val="14"/>
+                <w:rFonts w:ascii="Arial" w:hAnsi="Arial"/>
+              </w:rPr>
+              <w:t xml:space="preserve">мойка</w:t>
+            </w:r>
+          </w:p>
+          <w:p/>
+          <w:p/>
+          <w:p/>
+        </w:tc>
+        <w:tc>
+          <w:tcPr>
+            <w:tcW w:w="426" w:type="dxa"/>
+            <w:textDirection w:val="btLr"/>
+          </w:tcPr>
+          <w:p>
+            <w:pPr>
+              <w:ind w:left="113" w:right="113"/>
+              <w:jc w:val="center"/>
+            </w:pPr>
+            <w:r>
+              <w:rPr>
+                <w:sz w:val="14"/>
+                <w:rFonts w:ascii="Arial" w:hAnsi="Arial"/>
+              </w:rPr>
+              <w:t xml:space="preserve"/>
+            </w:r>
+          </w:p>
+        </w:tc>
+        <w:tc>
+          <w:tcPr>
+            <w:tcW w:w="1417" w:type="dxa"/>
+            <w:shd w:val="clear" w:color="auto" w:fill="99CCFF"/>
+          </w:tcPr>
+          <w:p>
+            <w:r>
+              <w:rPr>
+                <w:sz w:val="14"/>
+                <w:rFonts w:ascii="Arial" w:hAnsi="Arial"/>
+              </w:rPr>
+              <w:t xml:space="preserve">ХИМИТЕК ЧУДОДЕЙ®-ПОЛИПРОМ 190022</w:t>
+            </w:r>
+          </w:p>
+        </w:tc>
+        <w:tc>
+          <w:tcPr>
+            <w:tcW w:w="1276" w:type="dxa"/>
+          </w:tcPr>
+          <w:p>
+            <w:r>
+              <w:rPr>
+                <w:sz w:val="14"/>
+                <w:rFonts w:ascii="Arial" w:hAnsi="Arial"/>
+              </w:rPr>
+              <w:t xml:space="preserve"/>
+            </w:r>
+          </w:p>
+        </w:tc>
+        <w:tc>
+          <w:tcPr>
+            <w:tcW w:w="1990" w:type="dxa"/>
+          </w:tcPr>
+          <w:p>
+            <w:pPr>
+              <w:jc w:val="center"/>
+            </w:pPr>
+            <w:r>
+              <w:rPr>
+                <w:sz w:val="14"/>
+                <w:rFonts w:ascii="Arial" w:hAnsi="Arial"/>
+              </w:rPr>
+              <w:t xml:space="preserve">1,0 %, ручное разведение</w:t>
+            </w:r>
+          </w:p>
+        </w:tc>
+        <w:tc>
+          <w:tcPr>
+            <w:tcW w:w="1248" w:type="dxa"/>
+          </w:tcPr>
+          <w:p>
+            <w:pPr>
+              <w:jc w:val="center"/>
+            </w:pPr>
+            <w:r>
+              <w:rPr>
+                <w:sz w:val="14"/>
+                <w:rFonts w:ascii="Arial" w:hAnsi="Arial"/>
+              </w:rPr>
+              <w:t xml:space="preserve">18-20 °C</w:t>
+            </w:r>
+          </w:p>
+        </w:tc>
+        <w:tc>
+          <w:tcPr>
+            <w:tcW w:w="1032" w:type="dxa"/>
+          </w:tcPr>
+          <w:p>
+            <w:pPr>
+              <w:jc w:val="center"/>
+            </w:pPr>
+            <w:r>
+              <w:rPr>
+                <w:sz w:val="14"/>
+                <w:rFonts w:ascii="Arial" w:hAnsi="Arial"/>
+              </w:rPr>
+              <w:t xml:space="preserve"/>
+            </w:r>
+          </w:p>
+        </w:tc>
+        <w:tc>
+          <w:tcPr>
+            <w:tcW w:w="411" w:type="dxa"/>
+            <w:vMerge w:val="restart"/>
+            <w:textDirection w:val="btLr"/>
+          </w:tcPr>
+          <w:p>
+            <w:pPr>
+              <w:ind w:left="113" w:right="113"/>
+              <w:jc w:val="center"/>
+            </w:pPr>
+            <w:r>
+              <w:rPr>
+                <w:sz w:val="14"/>
+                <w:rFonts w:ascii="Arial" w:hAnsi="Arial"/>
+              </w:rPr>
+              <w:t xml:space="preserve">промаркированный</w:t>
+            </w:r>
+          </w:p>
+          <w:p>
+            <w:r/>
+          </w:p>
+        </w:tc>
+        <w:tc>
+          <w:tcPr>
+            <w:tcW w:w="1467" w:type="dxa"/>
+          </w:tcPr>
+          <w:p>
+            <w:pPr>
+              <w:jc w:val="center"/>
+            </w:pPr>
+            <w:r>
+              <w:rPr>
+                <w:sz w:val="14"/>
+                <w:rFonts w:ascii="Arial" w:hAnsi="Arial"/>
+              </w:rPr>
+              <w:t xml:space="preserve">1 раз в месяц</w:t>
+            </w:r>
+          </w:p>
+        </w:tc>
+        <w:tc>
+          <w:tcPr>
+            <w:tcW w:w="1554" w:type="dxa"/>
+            <w:vMerge w:val="restart"/>
+          </w:tcPr>
+          <w:p>
+            <w:r>
+              <w:rPr>
+                <w:sz w:val="14"/>
+                <w:rFonts w:ascii="Arial" w:hAnsi="Arial"/>
+              </w:rPr>
+              <w:t xml:space="preserve">сотрудник внутреннего клининга</w:t>
+            </w:r>
+          </w:p>
+          <w:p>
+            <w:r/>
+          </w:p>
+        </w:tc>
+        <w:tc>
+          <w:tcPr>
+            <w:tcW w:w="1586" w:type="dxa"/>
+            <w:vMerge w:val="restart"/>
+          </w:tcPr>
+          <w:p>
+            <w:r>
+              <w:rPr>
+                <w:sz w:val="14"/>
+                <w:rFonts w:ascii="Arial" w:hAnsi="Arial"/>
+              </w:rPr>
+              <w:t xml:space="preserve">визуальный контроль/сотрудник отдела качества</w:t>
+            </w:r>
+          </w:p>
+          <w:p>
+            <w:r/>
+          </w:p>
+        </w:tc>
+      </w:tr>
+      <w:tr>
+        <w:tc>
+          <w:tcPr>
+            <w:tcW w:w="1809" w:type="dxa"/>
+            <w:vMerge/>
+          </w:tcPr>
+          <w:p/>
+        </w:tc>
+        <w:tc>
+          <w:tcPr>
+            <w:tcW w:w="1134" w:type="dxa"/>
+          </w:tcPr>
+          <w:p>
+            <w:r>
+              <w:rPr>
+                <w:sz w:val="14"/>
+                <w:rFonts w:ascii="Arial" w:hAnsi="Arial"/>
+              </w:rPr>
+              <w:t xml:space="preserve">дезинфекция</w:t>
+            </w:r>
+          </w:p>
+          <w:p/>
+          <w:p/>
+          <w:p/>
+        </w:tc>
+        <w:tc>
+          <w:tcPr>
+            <w:tcW w:w="426" w:type="dxa"/>
+            <w:textDirection w:val="btLr"/>
+          </w:tcPr>
+          <w:p>
+            <w:pPr>
+              <w:ind w:left="113" w:right="113"/>
+              <w:jc w:val="center"/>
+            </w:pPr>
+            <w:r>
+              <w:rPr>
+                <w:sz w:val="14"/>
+                <w:rFonts w:ascii="Arial" w:hAnsi="Arial"/>
+              </w:rPr>
+              <w:t xml:space="preserve"/>
+            </w:r>
+          </w:p>
+        </w:tc>
+        <w:tc>
+          <w:tcPr>
+            <w:tcW w:w="1417" w:type="dxa"/>
+            <w:shd w:val="clear" w:color="auto" w:fill="FFFFCC"/>
+          </w:tcPr>
+          <w:p>
+            <w:r>
+              <w:rPr>
+                <w:sz w:val="14"/>
+                <w:rFonts w:ascii="Arial" w:hAnsi="Arial"/>
+              </w:rPr>
+              <w:t xml:space="preserve">ХИМИТЕК ПОЛИДЕЗ-СУПЕР</w:t>
+            </w:r>
+          </w:p>
+        </w:tc>
+        <w:tc>
+          <w:tcPr>
+            <w:tcW w:w="1276" w:type="dxa"/>
+          </w:tcPr>
+          <w:p>
+            <w:r>
+              <w:rPr>
+                <w:sz w:val="14"/>
+                <w:rFonts w:ascii="Arial" w:hAnsi="Arial"/>
+              </w:rPr>
+              <w:t xml:space="preserve"/>
+            </w:r>
+          </w:p>
+        </w:tc>
+        <w:tc>
+          <w:tcPr>
+            <w:tcW w:w="1990" w:type="dxa"/>
+          </w:tcPr>
+          <w:p>
+            <w:pPr>
+              <w:jc w:val="center"/>
+            </w:pPr>
+            <w:r>
+              <w:rPr>
+                <w:sz w:val="14"/>
+                <w:rFonts w:ascii="Arial" w:hAnsi="Arial"/>
+              </w:rPr>
+              <w:t xml:space="preserve">0,02-0,05 %, дозирующая система ProMax</w:t>
+            </w:r>
+          </w:p>
+        </w:tc>
+        <w:tc>
+          <w:tcPr>
+            <w:tcW w:w="1248" w:type="dxa"/>
+          </w:tcPr>
+          <w:p>
+            <w:pPr>
+              <w:jc w:val="center"/>
+            </w:pPr>
+            <w:r>
+              <w:rPr>
+                <w:sz w:val="14"/>
+                <w:rFonts w:ascii="Arial" w:hAnsi="Arial"/>
+              </w:rPr>
+              <w:t xml:space="preserve">18-20 °C</w:t>
+            </w:r>
+          </w:p>
+        </w:tc>
+        <w:tc>
+          <w:tcPr>
+            <w:tcW w:w="1032" w:type="dxa"/>
+          </w:tcPr>
+          <w:p>
+            <w:pPr>
+              <w:jc w:val="center"/>
+            </w:pPr>
+            <w:r>
+              <w:rPr>
+                <w:sz w:val="14"/>
+                <w:rFonts w:ascii="Arial" w:hAnsi="Arial"/>
+              </w:rPr>
+              <w:t xml:space="preserve">20 мин</w:t>
+            </w:r>
+          </w:p>
+        </w:tc>
+        <w:tc>
+          <w:tcPr>
+            <w:tcW w:w="411" w:type="dxa"/>
+            <w:vMerge/>
+            <w:textDirection w:val="btLr"/>
+          </w:tcPr>
+          <w:p/>
+        </w:tc>
+        <w:tc>
+          <w:tcPr>
+            <w:tcW w:w="1467" w:type="dxa"/>
+          </w:tcPr>
+          <w:p>
+            <w:pPr>
+              <w:jc w:val="center"/>
+            </w:pPr>
+            <w:r>
+              <w:rPr>
+                <w:sz w:val="14"/>
+                <w:rFonts w:ascii="Arial" w:hAnsi="Arial"/>
+              </w:rPr>
+              <w:t xml:space="preserve">2 раза в смену</w:t>
+            </w:r>
+          </w:p>
+        </w:tc>
+        <w:tc>
+          <w:tcPr>
+            <w:tcW w:w="1554" w:type="dxa"/>
+            <w:vMerge/>
+          </w:tcPr>
+          <w:p/>
+        </w:tc>
+        <w:tc>
+          <w:tcPr>
+            <w:tcW w:w="1586" w:type="dxa"/>
+            <w:vMerge/>
+          </w:tcPr>
+          <w:p/>
+        </w:tc>
+      </w:tr>
+      <w:tr>
+        <w:tc>
+          <w:tcPr>
+            <w:tcW w:w="1809" w:type="dxa"/>
+            <w:vMerge w:val="restart"/>
+          </w:tcPr>
+          <w:p>
+            <w:r>
+              <w:rPr>
+                <w:sz w:val="14"/>
+                <w:rFonts w:ascii="Arial" w:hAnsi="Arial"/>
+              </w:rPr>
+              <w:t xml:space="preserve">стены (до 2 м)</w:t>
+            </w:r>
+          </w:p>
+          <w:p>
+            <w:r/>
+          </w:p>
+        </w:tc>
+        <w:tc>
+          <w:tcPr>
+            <w:tcW w:w="1134" w:type="dxa"/>
+          </w:tcPr>
+          <w:p>
+            <w:r>
+              <w:rPr>
+                <w:sz w:val="14"/>
+                <w:rFonts w:ascii="Arial" w:hAnsi="Arial"/>
+              </w:rPr>
+              <w:t xml:space="preserve">мойка</w:t>
+            </w:r>
+          </w:p>
+          <w:p/>
+          <w:p/>
+          <w:p/>
+        </w:tc>
+        <w:tc>
+          <w:tcPr>
+            <w:tcW w:w="426" w:type="dxa"/>
+            <w:textDirection w:val="btLr"/>
+          </w:tcPr>
+          <w:p>
+            <w:pPr>
+              <w:ind w:left="113" w:right="113"/>
+              <w:jc w:val="center"/>
+            </w:pPr>
+            <w:r>
+              <w:rPr>
+                <w:sz w:val="14"/>
+                <w:rFonts w:ascii="Arial" w:hAnsi="Arial"/>
+              </w:rPr>
+              <w:t xml:space="preserve"/>
+            </w:r>
+          </w:p>
+        </w:tc>
+        <w:tc>
+          <w:tcPr>
+            <w:tcW w:w="1417" w:type="dxa"/>
+            <w:shd w:val="clear" w:color="auto" w:fill="99CCFF"/>
+          </w:tcPr>
+          <w:p>
+            <w:r>
+              <w:rPr>
+                <w:sz w:val="14"/>
+                <w:rFonts w:ascii="Arial" w:hAnsi="Arial"/>
+              </w:rPr>
+              <w:t xml:space="preserve">ХИМИТЕК ЧУДОДЕЙ®-ПОЛИПРОМ 190022</w:t>
+            </w:r>
+          </w:p>
+        </w:tc>
+        <w:tc>
+          <w:tcPr>
+            <w:tcW w:w="1276" w:type="dxa"/>
+          </w:tcPr>
+          <w:p>
+            <w:r>
+              <w:rPr>
+                <w:sz w:val="14"/>
+                <w:rFonts w:ascii="Arial" w:hAnsi="Arial"/>
+              </w:rPr>
+              <w:t xml:space="preserve"/>
+            </w:r>
+          </w:p>
+        </w:tc>
+        <w:tc>
+          <w:tcPr>
+            <w:tcW w:w="1990" w:type="dxa"/>
+          </w:tcPr>
+          <w:p>
+            <w:pPr>
+              <w:jc w:val="center"/>
+            </w:pPr>
+            <w:r>
+              <w:rPr>
+                <w:sz w:val="14"/>
+                <w:rFonts w:ascii="Arial" w:hAnsi="Arial"/>
+              </w:rPr>
+              <w:t xml:space="preserve">1,0 %, ручное разведение</w:t>
+            </w:r>
+          </w:p>
+        </w:tc>
+        <w:tc>
+          <w:tcPr>
+            <w:tcW w:w="1248" w:type="dxa"/>
+          </w:tcPr>
+          <w:p>
+            <w:pPr>
+              <w:jc w:val="center"/>
+            </w:pPr>
+            <w:r>
+              <w:rPr>
+                <w:sz w:val="14"/>
+                <w:rFonts w:ascii="Arial" w:hAnsi="Arial"/>
+              </w:rPr>
+              <w:t xml:space="preserve">не ниже 40°C</w:t>
+            </w:r>
+          </w:p>
+        </w:tc>
+        <w:tc>
+          <w:tcPr>
+            <w:tcW w:w="1032" w:type="dxa"/>
+          </w:tcPr>
+          <w:p>
+            <w:pPr>
+              <w:jc w:val="center"/>
+            </w:pPr>
+            <w:r>
+              <w:rPr>
+                <w:sz w:val="14"/>
+                <w:rFonts w:ascii="Arial" w:hAnsi="Arial"/>
+              </w:rPr>
+              <w:t xml:space="preserve"/>
+            </w:r>
+          </w:p>
+        </w:tc>
+        <w:tc>
+          <w:tcPr>
+            <w:tcW w:w="411" w:type="dxa"/>
+            <w:vMerge w:val="restart"/>
+            <w:textDirection w:val="btLr"/>
+          </w:tcPr>
+          <w:p>
+            <w:pPr>
+              <w:ind w:left="113" w:right="113"/>
+              <w:jc w:val="center"/>
+            </w:pPr>
+            <w:r>
+              <w:rPr>
+                <w:sz w:val="14"/>
+                <w:rFonts w:ascii="Arial" w:hAnsi="Arial"/>
+              </w:rPr>
+              <w:t xml:space="preserve">промаркированный</w:t>
+            </w:r>
+          </w:p>
+          <w:p>
+            <w:r/>
+          </w:p>
+        </w:tc>
+        <w:tc>
+          <w:tcPr>
+            <w:tcW w:w="1467" w:type="dxa"/>
+            <w:vMerge w:val="restart"/>
+          </w:tcPr>
+          <w:p>
+            <w:pPr>
+              <w:jc w:val="center"/>
+            </w:pPr>
+            <w:r>
+              <w:rPr>
+                <w:sz w:val="14"/>
+                <w:rFonts w:ascii="Arial" w:hAnsi="Arial"/>
+              </w:rPr>
+              <w:t xml:space="preserve">1 раз в месяц</w:t>
+            </w:r>
+          </w:p>
+          <w:p>
+            <w:r/>
+          </w:p>
+        </w:tc>
+        <w:tc>
+          <w:tcPr>
+            <w:tcW w:w="1554" w:type="dxa"/>
+            <w:vMerge w:val="restart"/>
+          </w:tcPr>
+          <w:p>
+            <w:r>
+              <w:rPr>
+                <w:sz w:val="14"/>
+                <w:rFonts w:ascii="Arial" w:hAnsi="Arial"/>
+              </w:rPr>
+              <w:t xml:space="preserve">сотрудник внутреннего клининга</w:t>
+            </w:r>
+          </w:p>
+          <w:p>
+            <w:r/>
+          </w:p>
+        </w:tc>
+        <w:tc>
+          <w:tcPr>
+            <w:tcW w:w="1586" w:type="dxa"/>
+            <w:vMerge w:val="restart"/>
+          </w:tcPr>
+          <w:p>
+            <w:r>
+              <w:rPr>
+                <w:sz w:val="14"/>
+                <w:rFonts w:ascii="Arial" w:hAnsi="Arial"/>
+              </w:rPr>
+              <w:t xml:space="preserve">визуальный контроль/сотрудник отдела качества</w:t>
+            </w:r>
+          </w:p>
+          <w:p>
+            <w:r/>
+          </w:p>
+        </w:tc>
+      </w:tr>
+      <w:tr>
+        <w:tc>
+          <w:tcPr>
+            <w:tcW w:w="1809" w:type="dxa"/>
+            <w:vMerge/>
+          </w:tcPr>
+          <w:p/>
+        </w:tc>
+        <w:tc>
+          <w:tcPr>
+            <w:tcW w:w="1134" w:type="dxa"/>
+          </w:tcPr>
+          <w:p>
+            <w:r>
+              <w:rPr>
+                <w:sz w:val="14"/>
+                <w:rFonts w:ascii="Arial" w:hAnsi="Arial"/>
+              </w:rPr>
+              <w:t xml:space="preserve">дезинфекция</w:t>
+            </w:r>
+          </w:p>
+          <w:p/>
+          <w:p/>
+          <w:p/>
+        </w:tc>
+        <w:tc>
+          <w:tcPr>
+            <w:tcW w:w="426" w:type="dxa"/>
+            <w:textDirection w:val="btLr"/>
+          </w:tcPr>
+          <w:p>
+            <w:pPr>
+              <w:ind w:left="113" w:right="113"/>
+              <w:jc w:val="center"/>
+            </w:pPr>
+            <w:r>
+              <w:rPr>
+                <w:sz w:val="14"/>
+                <w:rFonts w:ascii="Arial" w:hAnsi="Arial"/>
+              </w:rPr>
+              <w:t xml:space="preserve"/>
+            </w:r>
+          </w:p>
+        </w:tc>
+        <w:tc>
+          <w:tcPr>
+            <w:tcW w:w="1417" w:type="dxa"/>
+            <w:shd w:val="clear" w:color="auto" w:fill="FFFFCC"/>
+          </w:tcPr>
+          <w:p>
+            <w:r>
+              <w:rPr>
+                <w:sz w:val="14"/>
+                <w:rFonts w:ascii="Arial" w:hAnsi="Arial"/>
+              </w:rPr>
+              <w:t xml:space="preserve">ХИМИТЕК ПОЛИДЕЗ-СУПЕР</w:t>
+            </w:r>
+          </w:p>
+        </w:tc>
+        <w:tc>
+          <w:tcPr>
+            <w:tcW w:w="1276" w:type="dxa"/>
+          </w:tcPr>
+          <w:p>
+            <w:r>
+              <w:rPr>
+                <w:sz w:val="14"/>
+                <w:rFonts w:ascii="Arial" w:hAnsi="Arial"/>
+              </w:rPr>
+              <w:t xml:space="preserve"/>
+            </w:r>
+          </w:p>
+        </w:tc>
+        <w:tc>
+          <w:tcPr>
+            <w:tcW w:w="1990" w:type="dxa"/>
+          </w:tcPr>
+          <w:p>
+            <w:pPr>
+              <w:jc w:val="center"/>
+            </w:pPr>
+            <w:r>
+              <w:rPr>
+                <w:sz w:val="14"/>
+                <w:rFonts w:ascii="Arial" w:hAnsi="Arial"/>
+              </w:rPr>
+              <w:t xml:space="preserve">0,02-0,05 %, дозирующая система ProMax</w:t>
+            </w:r>
+          </w:p>
+        </w:tc>
+        <w:tc>
+          <w:tcPr>
+            <w:tcW w:w="1248" w:type="dxa"/>
+          </w:tcPr>
+          <w:p>
+            <w:pPr>
+              <w:jc w:val="center"/>
+            </w:pPr>
+            <w:r>
+              <w:rPr>
+                <w:sz w:val="14"/>
+                <w:rFonts w:ascii="Arial" w:hAnsi="Arial"/>
+              </w:rPr>
+              <w:t xml:space="preserve">18-20 °C</w:t>
+            </w:r>
+          </w:p>
+        </w:tc>
+        <w:tc>
+          <w:tcPr>
+            <w:tcW w:w="1032" w:type="dxa"/>
+          </w:tcPr>
+          <w:p>
+            <w:pPr>
+              <w:jc w:val="center"/>
+            </w:pPr>
+            <w:r>
+              <w:rPr>
+                <w:sz w:val="14"/>
+                <w:rFonts w:ascii="Arial" w:hAnsi="Arial"/>
+              </w:rPr>
+              <w:t xml:space="preserve">20 мин</w:t>
+            </w:r>
+          </w:p>
+        </w:tc>
+        <w:tc>
+          <w:tcPr>
+            <w:tcW w:w="411" w:type="dxa"/>
+            <w:vMerge/>
+            <w:textDirection w:val="btLr"/>
+          </w:tcPr>
+          <w:p/>
+        </w:tc>
+        <w:tc>
+          <w:tcPr>
+            <w:tcW w:w="1467" w:type="dxa"/>
+            <w:vMerge/>
+          </w:tcPr>
+          <w:p/>
+        </w:tc>
+        <w:tc>
+          <w:tcPr>
+            <w:tcW w:w="1554" w:type="dxa"/>
+            <w:vMerge/>
+          </w:tcPr>
+          <w:p/>
+        </w:tc>
+        <w:tc>
+          <w:tcPr>
+            <w:tcW w:w="1586" w:type="dxa"/>
+            <w:vMerge/>
+          </w:tcPr>
+          <w:p/>
+        </w:tc>
+      </w:tr>
+      <w:tr>
+        <w:tc>
+          <w:tcPr>
+            <w:tcW w:w="1809" w:type="dxa"/>
+            <w:vMerge w:val="restart"/>
+          </w:tcPr>
+          <w:p>
+            <w:r>
+              <w:rPr>
+                <w:sz w:val="14"/>
+                <w:rFonts w:ascii="Arial" w:hAnsi="Arial"/>
+              </w:rPr>
+              <w:t xml:space="preserve">отопительные приборы</w:t>
+            </w:r>
+          </w:p>
+          <w:p>
+            <w:r/>
+          </w:p>
+          <w:p>
+            <w:r/>
+          </w:p>
+        </w:tc>
+        <w:tc>
+          <w:tcPr>
+            <w:tcW w:w="1134" w:type="dxa"/>
+          </w:tcPr>
+          <w:p>
+            <w:r>
+              <w:rPr>
+                <w:sz w:val="14"/>
+                <w:rFonts w:ascii="Arial" w:hAnsi="Arial"/>
+              </w:rPr>
+              <w:t xml:space="preserve">обеспыливание</w:t>
+            </w:r>
+          </w:p>
+          <w:p/>
+          <w:p/>
+          <w:p/>
+        </w:tc>
+        <w:tc>
+          <w:tcPr>
+            <w:tcW w:w="426" w:type="dxa"/>
+            <w:textDirection w:val="btLr"/>
+          </w:tcPr>
+          <w:p>
+            <w:pPr>
+              <w:ind w:left="113" w:right="113"/>
+              <w:jc w:val="center"/>
+            </w:pPr>
+            <w:r>
+              <w:rPr>
+                <w:sz w:val="14"/>
+                <w:rFonts w:ascii="Arial" w:hAnsi="Arial"/>
+              </w:rPr>
+              <w:t xml:space="preserve"/>
+            </w:r>
+          </w:p>
+        </w:tc>
+        <w:tc>
+          <w:tcPr>
+            <w:tcW w:w="1417" w:type="dxa"/>
+          </w:tcPr>
+          <w:p>
+            <w:r>
+              <w:rPr>
+                <w:sz w:val="14"/>
+                <w:rFonts w:ascii="Arial" w:hAnsi="Arial"/>
+              </w:rPr>
+              <w:t xml:space="preserve"/>
+            </w:r>
+          </w:p>
+        </w:tc>
+        <w:tc>
+          <w:tcPr>
+            <w:tcW w:w="1276" w:type="dxa"/>
+          </w:tcPr>
+          <w:p>
+            <w:r>
+              <w:rPr>
+                <w:sz w:val="14"/>
+                <w:rFonts w:ascii="Arial" w:hAnsi="Arial"/>
+              </w:rPr>
+              <w:t xml:space="preserve"/>
+            </w:r>
+          </w:p>
+        </w:tc>
+        <w:tc>
+          <w:tcPr>
+            <w:tcW w:w="1990" w:type="dxa"/>
+          </w:tcPr>
+          <w:p>
+            <w:pPr>
+              <w:jc w:val="center"/>
+            </w:pPr>
+            <w:r>
+              <w:rPr>
+                <w:sz w:val="14"/>
+                <w:rFonts w:ascii="Arial" w:hAnsi="Arial"/>
+              </w:rPr>
+              <w:t xml:space="preserve"/>
+            </w:r>
+          </w:p>
+        </w:tc>
+        <w:tc>
+          <w:tcPr>
+            <w:tcW w:w="1248" w:type="dxa"/>
+          </w:tcPr>
+          <w:p>
+            <w:pPr>
+              <w:jc w:val="center"/>
+            </w:pPr>
+            <w:r>
+              <w:rPr>
+                <w:sz w:val="14"/>
+                <w:rFonts w:ascii="Arial" w:hAnsi="Arial"/>
+              </w:rPr>
+              <w:t xml:space="preserve"/>
+            </w:r>
+          </w:p>
+        </w:tc>
+        <w:tc>
+          <w:tcPr>
+            <w:tcW w:w="1032" w:type="dxa"/>
+          </w:tcPr>
+          <w:p>
+            <w:pPr>
+              <w:jc w:val="center"/>
+            </w:pPr>
+            <w:r>
+              <w:rPr>
+                <w:sz w:val="14"/>
+                <w:rFonts w:ascii="Arial" w:hAnsi="Arial"/>
+              </w:rPr>
+              <w:t xml:space="preserve"/>
+            </w:r>
+          </w:p>
+        </w:tc>
+        <w:tc>
+          <w:tcPr>
+            <w:tcW w:w="411" w:type="dxa"/>
+            <w:vMerge w:val="restart"/>
+            <w:textDirection w:val="btLr"/>
+          </w:tcPr>
+          <w:p>
+            <w:pPr>
+              <w:ind w:left="113" w:right="113"/>
+              <w:jc w:val="center"/>
+            </w:pPr>
+            <w:r>
+              <w:rPr>
+                <w:sz w:val="14"/>
+                <w:rFonts w:ascii="Arial" w:hAnsi="Arial"/>
+              </w:rPr>
+              <w:t xml:space="preserve">промаркированный</w:t>
+            </w:r>
+          </w:p>
+          <w:p>
+            <w:r/>
+          </w:p>
+          <w:p>
+            <w:r/>
+          </w:p>
+        </w:tc>
+        <w:tc>
+          <w:tcPr>
+            <w:tcW w:w="1467" w:type="dxa"/>
+          </w:tcPr>
+          <w:p>
+            <w:pPr>
+              <w:jc w:val="center"/>
+            </w:pPr>
+            <w:r>
+              <w:rPr>
+                <w:sz w:val="14"/>
+                <w:rFonts w:ascii="Arial" w:hAnsi="Arial"/>
+              </w:rPr>
+              <w:t xml:space="preserve">1 раз в месяц</w:t>
+            </w:r>
+          </w:p>
+        </w:tc>
+        <w:tc>
+          <w:tcPr>
+            <w:tcW w:w="1554" w:type="dxa"/>
+            <w:vMerge w:val="restart"/>
+          </w:tcPr>
+          <w:p>
+            <w:r>
+              <w:rPr>
+                <w:sz w:val="14"/>
+                <w:rFonts w:ascii="Arial" w:hAnsi="Arial"/>
+              </w:rPr>
+              <w:t xml:space="preserve">сотрудник внутреннего клининга</w:t>
+            </w:r>
+          </w:p>
+          <w:p>
+            <w:r/>
+          </w:p>
+          <w:p>
+            <w:r/>
+          </w:p>
+        </w:tc>
+        <w:tc>
+          <w:tcPr>
+            <w:tcW w:w="1586" w:type="dxa"/>
+            <w:vMerge w:val="restart"/>
+          </w:tcPr>
+          <w:p>
+            <w:r>
+              <w:rPr>
+                <w:sz w:val="14"/>
+                <w:rFonts w:ascii="Arial" w:hAnsi="Arial"/>
+              </w:rPr>
+              <w:t xml:space="preserve">визуальный контроль/сотрудник отдела качества</w:t>
+            </w:r>
+          </w:p>
+          <w:p>
+            <w:r/>
+          </w:p>
+          <w:p>
+            <w:r/>
+          </w:p>
+        </w:tc>
+      </w:tr>
+      <w:tr>
+        <w:tc>
+          <w:tcPr>
+            <w:tcW w:w="1809" w:type="dxa"/>
+            <w:vMerge/>
+          </w:tcPr>
+          <w:p/>
+        </w:tc>
+        <w:tc>
+          <w:tcPr>
+            <w:tcW w:w="1134" w:type="dxa"/>
+          </w:tcPr>
+          <w:p>
+            <w:r>
+              <w:rPr>
+                <w:sz w:val="14"/>
+                <w:rFonts w:ascii="Arial" w:hAnsi="Arial"/>
+              </w:rPr>
+              <w:t xml:space="preserve">мойка</w:t>
+            </w:r>
+          </w:p>
+          <w:p/>
+          <w:p/>
+          <w:p/>
+        </w:tc>
+        <w:tc>
+          <w:tcPr>
+            <w:tcW w:w="426" w:type="dxa"/>
+            <w:textDirection w:val="btLr"/>
+          </w:tcPr>
+          <w:p>
+            <w:pPr>
+              <w:ind w:left="113" w:right="113"/>
+              <w:jc w:val="center"/>
+            </w:pPr>
+            <w:r>
+              <w:rPr>
+                <w:sz w:val="14"/>
+                <w:rFonts w:ascii="Arial" w:hAnsi="Arial"/>
+              </w:rPr>
+              <w:t xml:space="preserve"/>
+            </w:r>
+          </w:p>
+        </w:tc>
+        <w:tc>
+          <w:tcPr>
+            <w:tcW w:w="1417" w:type="dxa"/>
+            <w:shd w:val="clear" w:color="auto" w:fill="99CCFF"/>
+          </w:tcPr>
+          <w:p>
+            <w:r>
+              <w:rPr>
+                <w:sz w:val="14"/>
+                <w:rFonts w:ascii="Arial" w:hAnsi="Arial"/>
+              </w:rPr>
+              <w:t xml:space="preserve">ХИМИТЕК ЧУДОДЕЙ®-ПОЛИПРОМ 190022</w:t>
+            </w:r>
+          </w:p>
+        </w:tc>
+        <w:tc>
+          <w:tcPr>
+            <w:tcW w:w="1276" w:type="dxa"/>
+          </w:tcPr>
+          <w:p>
+            <w:r>
+              <w:rPr>
+                <w:sz w:val="14"/>
+                <w:rFonts w:ascii="Arial" w:hAnsi="Arial"/>
+              </w:rPr>
+              <w:t xml:space="preserve"/>
+            </w:r>
+          </w:p>
+        </w:tc>
+        <w:tc>
+          <w:tcPr>
+            <w:tcW w:w="1990" w:type="dxa"/>
+          </w:tcPr>
+          <w:p>
+            <w:pPr>
+              <w:jc w:val="center"/>
+            </w:pPr>
+            <w:r>
+              <w:rPr>
+                <w:sz w:val="14"/>
+                <w:rFonts w:ascii="Arial" w:hAnsi="Arial"/>
+              </w:rPr>
+              <w:t xml:space="preserve">1,0 %, ручное разведение</w:t>
+            </w:r>
+          </w:p>
+        </w:tc>
+        <w:tc>
+          <w:tcPr>
+            <w:tcW w:w="1248" w:type="dxa"/>
+          </w:tcPr>
+          <w:p>
+            <w:pPr>
+              <w:jc w:val="center"/>
+            </w:pPr>
+            <w:r>
+              <w:rPr>
+                <w:sz w:val="14"/>
+                <w:rFonts w:ascii="Arial" w:hAnsi="Arial"/>
+              </w:rPr>
+              <w:t xml:space="preserve">не ниже 40°C</w:t>
+            </w:r>
+          </w:p>
+        </w:tc>
+        <w:tc>
+          <w:tcPr>
+            <w:tcW w:w="1032" w:type="dxa"/>
+          </w:tcPr>
+          <w:p>
+            <w:pPr>
+              <w:jc w:val="center"/>
+            </w:pPr>
+            <w:r>
+              <w:rPr>
+                <w:sz w:val="14"/>
+                <w:rFonts w:ascii="Arial" w:hAnsi="Arial"/>
+              </w:rPr>
+              <w:t xml:space="preserve"/>
+            </w:r>
+          </w:p>
+        </w:tc>
+        <w:tc>
+          <w:tcPr>
+            <w:tcW w:w="411" w:type="dxa"/>
+            <w:vMerge/>
+            <w:textDirection w:val="btLr"/>
+          </w:tcPr>
+          <w:p/>
+        </w:tc>
+        <w:tc>
+          <w:tcPr>
+            <w:tcW w:w="1467" w:type="dxa"/>
+            <w:vMerge w:val="restart"/>
+          </w:tcPr>
+          <w:p>
+            <w:pPr>
+              <w:jc w:val="center"/>
+            </w:pPr>
+            <w:r>
+              <w:rPr>
+                <w:sz w:val="14"/>
+                <w:rFonts w:ascii="Arial" w:hAnsi="Arial"/>
+              </w:rPr>
+              <w:t xml:space="preserve">1 раз в 6 месяцев</w:t>
+            </w:r>
+          </w:p>
+          <w:p>
+            <w:r/>
+          </w:p>
+        </w:tc>
+        <w:tc>
+          <w:tcPr>
+            <w:tcW w:w="1554" w:type="dxa"/>
+            <w:vMerge/>
+          </w:tcPr>
+          <w:p/>
+        </w:tc>
+        <w:tc>
+          <w:tcPr>
+            <w:tcW w:w="1586" w:type="dxa"/>
+            <w:vMerge/>
+          </w:tcPr>
+          <w:p/>
+        </w:tc>
+      </w:tr>
+      <w:tr>
+        <w:tc>
+          <w:tcPr>
+            <w:tcW w:w="1809" w:type="dxa"/>
+            <w:vMerge/>
+          </w:tcPr>
+          <w:p/>
+        </w:tc>
+        <w:tc>
+          <w:tcPr>
+            <w:tcW w:w="1134" w:type="dxa"/>
+          </w:tcPr>
+          <w:p>
+            <w:r>
+              <w:rPr>
+                <w:sz w:val="14"/>
+                <w:rFonts w:ascii="Arial" w:hAnsi="Arial"/>
+              </w:rPr>
+              <w:t xml:space="preserve">дезинфекция</w:t>
+            </w:r>
+          </w:p>
+          <w:p/>
+          <w:p/>
+          <w:p/>
+        </w:tc>
+        <w:tc>
+          <w:tcPr>
+            <w:tcW w:w="426" w:type="dxa"/>
+            <w:textDirection w:val="btLr"/>
+          </w:tcPr>
+          <w:p>
+            <w:pPr>
+              <w:ind w:left="113" w:right="113"/>
+              <w:jc w:val="center"/>
+            </w:pPr>
+            <w:r>
+              <w:rPr>
+                <w:sz w:val="14"/>
+                <w:rFonts w:ascii="Arial" w:hAnsi="Arial"/>
+              </w:rPr>
+              <w:t xml:space="preserve"/>
+            </w:r>
+          </w:p>
+        </w:tc>
+        <w:tc>
+          <w:tcPr>
+            <w:tcW w:w="1417" w:type="dxa"/>
+            <w:shd w:val="clear" w:color="auto" w:fill="FFFFCC"/>
+          </w:tcPr>
+          <w:p>
+            <w:r>
+              <w:rPr>
+                <w:sz w:val="14"/>
+                <w:rFonts w:ascii="Arial" w:hAnsi="Arial"/>
+              </w:rPr>
+              <w:t xml:space="preserve">ХИМИТЕК ПОЛИДЕЗ-СУПЕР</w:t>
+            </w:r>
+          </w:p>
+        </w:tc>
+        <w:tc>
+          <w:tcPr>
+            <w:tcW w:w="1276" w:type="dxa"/>
+          </w:tcPr>
+          <w:p>
+            <w:r>
+              <w:rPr>
+                <w:sz w:val="14"/>
+                <w:rFonts w:ascii="Arial" w:hAnsi="Arial"/>
+              </w:rPr>
+              <w:t xml:space="preserve"/>
+            </w:r>
+          </w:p>
+        </w:tc>
+        <w:tc>
+          <w:tcPr>
+            <w:tcW w:w="1990" w:type="dxa"/>
+          </w:tcPr>
+          <w:p>
+            <w:pPr>
+              <w:jc w:val="center"/>
+            </w:pPr>
+            <w:r>
+              <w:rPr>
+                <w:sz w:val="14"/>
+                <w:rFonts w:ascii="Arial" w:hAnsi="Arial"/>
+              </w:rPr>
+              <w:t xml:space="preserve">0,02-0,05 %, дозирующая система ProMax</w:t>
+            </w:r>
+          </w:p>
+        </w:tc>
+        <w:tc>
+          <w:tcPr>
+            <w:tcW w:w="1248" w:type="dxa"/>
+          </w:tcPr>
+          <w:p>
+            <w:pPr>
+              <w:jc w:val="center"/>
+            </w:pPr>
+            <w:r>
+              <w:rPr>
+                <w:sz w:val="14"/>
+                <w:rFonts w:ascii="Arial" w:hAnsi="Arial"/>
+              </w:rPr>
+              <w:t xml:space="preserve">18-20 °C</w:t>
+            </w:r>
+          </w:p>
+        </w:tc>
+        <w:tc>
+          <w:tcPr>
+            <w:tcW w:w="1032" w:type="dxa"/>
+          </w:tcPr>
+          <w:p>
+            <w:pPr>
+              <w:jc w:val="center"/>
+            </w:pPr>
+            <w:r>
+              <w:rPr>
+                <w:sz w:val="14"/>
+                <w:rFonts w:ascii="Arial" w:hAnsi="Arial"/>
+              </w:rPr>
+              <w:t xml:space="preserve">20 мин</w:t>
+            </w:r>
+          </w:p>
+        </w:tc>
+        <w:tc>
+          <w:tcPr>
+            <w:tcW w:w="411" w:type="dxa"/>
+            <w:vMerge/>
+            <w:textDirection w:val="btLr"/>
+          </w:tcPr>
+          <w:p/>
+        </w:tc>
+        <w:tc>
+          <w:tcPr>
+            <w:tcW w:w="1467" w:type="dxa"/>
+            <w:vMerge/>
+          </w:tcPr>
+          <w:p/>
+        </w:tc>
+        <w:tc>
+          <w:tcPr>
+            <w:tcW w:w="1554" w:type="dxa"/>
+            <w:vMerge/>
+          </w:tcPr>
+          <w:p/>
+        </w:tc>
+        <w:tc>
+          <w:tcPr>
+            <w:tcW w:w="1586" w:type="dxa"/>
+            <w:vMerge/>
+          </w:tcPr>
+          <w:p/>
+        </w:tc>
+      </w:tr>
+      <w:tr>
+        <w:tc>
+          <w:tcPr>
+            <w:tcW w:w="1809" w:type="dxa"/>
+          </w:tcPr>
+          <w:p>
+            <w:r>
+              <w:rPr>
+                <w:sz w:val="14"/>
+                <w:rFonts w:ascii="Arial" w:hAnsi="Arial"/>
+              </w:rPr>
+              <w:t xml:space="preserve">зеркала, окна внешние</w:t>
+            </w:r>
+          </w:p>
+        </w:tc>
+        <w:tc>
+          <w:tcPr>
+            <w:tcW w:w="1134" w:type="dxa"/>
+          </w:tcPr>
+          <w:p>
+            <w:r>
+              <w:rPr>
+                <w:sz w:val="14"/>
+                <w:rFonts w:ascii="Arial" w:hAnsi="Arial"/>
+              </w:rPr>
+              <w:t xml:space="preserve">мойка</w:t>
+            </w:r>
+          </w:p>
+          <w:p/>
+          <w:p/>
+          <w:p/>
+        </w:tc>
+        <w:tc>
+          <w:tcPr>
+            <w:tcW w:w="426" w:type="dxa"/>
+            <w:textDirection w:val="btLr"/>
+          </w:tcPr>
+          <w:p>
+            <w:pPr>
+              <w:ind w:left="113" w:right="113"/>
+              <w:jc w:val="center"/>
+            </w:pPr>
+            <w:r>
+              <w:rPr>
+                <w:sz w:val="14"/>
+                <w:rFonts w:ascii="Arial" w:hAnsi="Arial"/>
+              </w:rPr>
+              <w:t xml:space="preserve"/>
+            </w:r>
+          </w:p>
+        </w:tc>
+        <w:tc>
+          <w:tcPr>
+            <w:tcW w:w="1417" w:type="dxa"/>
+            <w:shd w:val="clear" w:color="auto" w:fill="99CCFF"/>
+          </w:tcPr>
+          <w:p>
+            <w:r>
+              <w:rPr>
+                <w:sz w:val="14"/>
+                <w:rFonts w:ascii="Arial" w:hAnsi="Arial"/>
+              </w:rPr>
+              <w:t xml:space="preserve">ХИМИТЕК ЧУДОДЕЙ®-ПОЛИПРОМ 190022</w:t>
+            </w:r>
+          </w:p>
+        </w:tc>
+        <w:tc>
+          <w:tcPr>
+            <w:tcW w:w="1276" w:type="dxa"/>
+          </w:tcPr>
+          <w:p>
+            <w:r>
+              <w:rPr>
+                <w:sz w:val="14"/>
+                <w:rFonts w:ascii="Arial" w:hAnsi="Arial"/>
+              </w:rPr>
+              <w:t xml:space="preserve"/>
+            </w:r>
+          </w:p>
+        </w:tc>
+        <w:tc>
+          <w:tcPr>
+            <w:tcW w:w="1990" w:type="dxa"/>
+          </w:tcPr>
+          <w:p>
+            <w:pPr>
+              <w:jc w:val="center"/>
+            </w:pPr>
+            <w:r>
+              <w:rPr>
+                <w:sz w:val="14"/>
+                <w:rFonts w:ascii="Arial" w:hAnsi="Arial"/>
+              </w:rPr>
+              <w:t xml:space="preserve">1,0 %, ручное разведение</w:t>
+            </w:r>
+          </w:p>
+        </w:tc>
+        <w:tc>
+          <w:tcPr>
+            <w:tcW w:w="1248" w:type="dxa"/>
+          </w:tcPr>
+          <w:p>
+            <w:pPr>
+              <w:jc w:val="center"/>
+            </w:pPr>
+            <w:r>
+              <w:rPr>
+                <w:sz w:val="14"/>
+                <w:rFonts w:ascii="Arial" w:hAnsi="Arial"/>
+              </w:rPr>
+              <w:t xml:space="preserve"/>
+            </w:r>
+          </w:p>
+        </w:tc>
+        <w:tc>
+          <w:tcPr>
+            <w:tcW w:w="1032" w:type="dxa"/>
+          </w:tcPr>
+          <w:p>
+            <w:pPr>
+              <w:jc w:val="center"/>
+            </w:pPr>
+            <w:r>
+              <w:rPr>
+                <w:sz w:val="14"/>
+                <w:rFonts w:ascii="Arial" w:hAnsi="Arial"/>
+              </w:rPr>
+              <w:t xml:space="preserve"/>
+            </w:r>
+          </w:p>
+        </w:tc>
+        <w:tc>
+          <w:tcPr>
+            <w:tcW w:w="411" w:type="dxa"/>
+            <w:textDirection w:val="btLr"/>
+          </w:tcPr>
+          <w:p>
+            <w:pPr>
+              <w:ind w:left="113" w:right="113"/>
+              <w:jc w:val="center"/>
+            </w:pPr>
+            <w:r>
+              <w:rPr>
+                <w:sz w:val="14"/>
+                <w:rFonts w:ascii="Arial" w:hAnsi="Arial"/>
+              </w:rPr>
+              <w:t xml:space="preserve">промаркированный</w:t>
+            </w:r>
+          </w:p>
+        </w:tc>
+        <w:tc>
+          <w:tcPr>
+            <w:tcW w:w="1467" w:type="dxa"/>
+          </w:tcPr>
+          <w:p>
+            <w:pPr>
+              <w:jc w:val="center"/>
+            </w:pPr>
+            <w:r>
+              <w:rPr>
+                <w:sz w:val="14"/>
+                <w:rFonts w:ascii="Arial" w:hAnsi="Arial"/>
+              </w:rPr>
+              <w:t xml:space="preserve">1 раз в неделю</w:t>
+            </w:r>
+          </w:p>
+        </w:tc>
+        <w:tc>
+          <w:tcPr>
+            <w:tcW w:w="1554" w:type="dxa"/>
+          </w:tcPr>
+          <w:p>
+            <w:r>
+              <w:rPr>
+                <w:sz w:val="14"/>
+                <w:rFonts w:ascii="Arial" w:hAnsi="Arial"/>
+              </w:rPr>
+              <w:t xml:space="preserve">сотрудник внутреннего клининга</w:t>
+            </w:r>
+          </w:p>
+        </w:tc>
+        <w:tc>
+          <w:tcPr>
+            <w:tcW w:w="1586" w:type="dxa"/>
+          </w:tcPr>
+          <w:p>
+            <w:r>
+              <w:rPr>
+                <w:sz w:val="14"/>
+                <w:rFonts w:ascii="Arial" w:hAnsi="Arial"/>
+              </w:rPr>
+              <w:t xml:space="preserve">визуальный контроль/сотрудник отдела качества</w:t>
+            </w:r>
+          </w:p>
+        </w:tc>
+      </w:tr>
+      <w:tr>
+        <w:tc>
+          <w:tcPr>
+            <w:tcW w:w="1809" w:type="dxa"/>
+            <w:vMerge w:val="restart"/>
+          </w:tcPr>
+          <w:p>
+            <w:r>
+              <w:rPr>
+                <w:sz w:val="14"/>
+                <w:rFonts w:ascii="Arial" w:hAnsi="Arial"/>
+              </w:rPr>
+              <w:t xml:space="preserve">вешалки, обувницы, скамейки</w:t>
+            </w:r>
+          </w:p>
+          <w:p>
+            <w:r/>
+          </w:p>
+        </w:tc>
+        <w:tc>
+          <w:tcPr>
+            <w:tcW w:w="1134" w:type="dxa"/>
+          </w:tcPr>
+          <w:p>
+            <w:r>
+              <w:rPr>
+                <w:sz w:val="14"/>
+                <w:rFonts w:ascii="Arial" w:hAnsi="Arial"/>
+              </w:rPr>
+              <w:t xml:space="preserve">мойка</w:t>
+            </w:r>
+          </w:p>
+          <w:p/>
+          <w:p/>
+          <w:p/>
+        </w:tc>
+        <w:tc>
+          <w:tcPr>
+            <w:tcW w:w="426" w:type="dxa"/>
+            <w:textDirection w:val="btLr"/>
+          </w:tcPr>
+          <w:p>
+            <w:pPr>
+              <w:ind w:left="113" w:right="113"/>
+              <w:jc w:val="center"/>
+            </w:pPr>
+            <w:r>
+              <w:rPr>
+                <w:sz w:val="14"/>
+                <w:rFonts w:ascii="Arial" w:hAnsi="Arial"/>
+              </w:rPr>
+              <w:t xml:space="preserve"/>
+            </w:r>
+          </w:p>
+        </w:tc>
+        <w:tc>
+          <w:tcPr>
+            <w:tcW w:w="1417" w:type="dxa"/>
+            <w:shd w:val="clear" w:color="auto" w:fill="99CCFF"/>
+          </w:tcPr>
+          <w:p>
+            <w:r>
+              <w:rPr>
+                <w:sz w:val="14"/>
+                <w:rFonts w:ascii="Arial" w:hAnsi="Arial"/>
+              </w:rPr>
+              <w:t xml:space="preserve">ХИМИТЕК ЧУДОДЕЙ®-ПОЛИПРОМ 190022</w:t>
+            </w:r>
+          </w:p>
+        </w:tc>
+        <w:tc>
+          <w:tcPr>
+            <w:tcW w:w="1276" w:type="dxa"/>
+          </w:tcPr>
+          <w:p>
+            <w:r>
+              <w:rPr>
+                <w:sz w:val="14"/>
+                <w:rFonts w:ascii="Arial" w:hAnsi="Arial"/>
+              </w:rPr>
+              <w:t xml:space="preserve"/>
+            </w:r>
+          </w:p>
+        </w:tc>
+        <w:tc>
+          <w:tcPr>
+            <w:tcW w:w="1990" w:type="dxa"/>
+          </w:tcPr>
+          <w:p>
+            <w:pPr>
+              <w:jc w:val="center"/>
+            </w:pPr>
+            <w:r>
+              <w:rPr>
+                <w:sz w:val="14"/>
+                <w:rFonts w:ascii="Arial" w:hAnsi="Arial"/>
+              </w:rPr>
+              <w:t xml:space="preserve">1,0 %, ручное разведение</w:t>
+            </w:r>
+          </w:p>
+        </w:tc>
+        <w:tc>
+          <w:tcPr>
+            <w:tcW w:w="1248" w:type="dxa"/>
+          </w:tcPr>
+          <w:p>
+            <w:pPr>
+              <w:jc w:val="center"/>
+            </w:pPr>
+            <w:r>
+              <w:rPr>
+                <w:sz w:val="14"/>
+                <w:rFonts w:ascii="Arial" w:hAnsi="Arial"/>
+              </w:rPr>
+              <w:t xml:space="preserve">не ниже 40°C</w:t>
+            </w:r>
+          </w:p>
+        </w:tc>
+        <w:tc>
+          <w:tcPr>
+            <w:tcW w:w="1032" w:type="dxa"/>
+          </w:tcPr>
+          <w:p>
+            <w:pPr>
+              <w:jc w:val="center"/>
+            </w:pPr>
+            <w:r>
+              <w:rPr>
+                <w:sz w:val="14"/>
+                <w:rFonts w:ascii="Arial" w:hAnsi="Arial"/>
+              </w:rPr>
+              <w:t xml:space="preserve"/>
+            </w:r>
+          </w:p>
+        </w:tc>
+        <w:tc>
+          <w:tcPr>
+            <w:tcW w:w="411" w:type="dxa"/>
+            <w:vMerge w:val="restart"/>
+            <w:textDirection w:val="btLr"/>
+          </w:tcPr>
+          <w:p>
+            <w:pPr>
+              <w:ind w:left="113" w:right="113"/>
+              <w:jc w:val="center"/>
+            </w:pPr>
+            <w:r>
+              <w:rPr>
+                <w:sz w:val="14"/>
+                <w:rFonts w:ascii="Arial" w:hAnsi="Arial"/>
+              </w:rPr>
+              <w:t xml:space="preserve">промаркированный</w:t>
+            </w:r>
+          </w:p>
+          <w:p>
+            <w:r/>
+          </w:p>
+        </w:tc>
+        <w:tc>
+          <w:tcPr>
+            <w:tcW w:w="1467" w:type="dxa"/>
+            <w:vMerge w:val="restart"/>
+          </w:tcPr>
+          <w:p>
+            <w:pPr>
+              <w:jc w:val="center"/>
+            </w:pPr>
+            <w:r>
+              <w:rPr>
+                <w:sz w:val="14"/>
+                <w:rFonts w:ascii="Arial" w:hAnsi="Arial"/>
+              </w:rPr>
+              <w:t xml:space="preserve">1 раз в неделю</w:t>
+            </w:r>
+          </w:p>
+          <w:p>
+            <w:r/>
+          </w:p>
+        </w:tc>
+        <w:tc>
+          <w:tcPr>
+            <w:tcW w:w="1554" w:type="dxa"/>
+            <w:vMerge w:val="restart"/>
+          </w:tcPr>
+          <w:p>
+            <w:r>
+              <w:rPr>
+                <w:sz w:val="14"/>
+                <w:rFonts w:ascii="Arial" w:hAnsi="Arial"/>
+              </w:rPr>
+              <w:t xml:space="preserve">сотрудник внутреннего клининга</w:t>
+            </w:r>
+          </w:p>
+          <w:p>
+            <w:r/>
+          </w:p>
+        </w:tc>
+        <w:tc>
+          <w:tcPr>
+            <w:tcW w:w="1586" w:type="dxa"/>
+            <w:vMerge w:val="restart"/>
+          </w:tcPr>
+          <w:p>
+            <w:r>
+              <w:rPr>
+                <w:sz w:val="14"/>
+                <w:rFonts w:ascii="Arial" w:hAnsi="Arial"/>
+              </w:rPr>
+              <w:t xml:space="preserve">визуальный контроль/сотрудник отдела качества</w:t>
+            </w:r>
+          </w:p>
+          <w:p>
+            <w:r/>
+          </w:p>
+        </w:tc>
+      </w:tr>
+      <w:tr>
+        <w:tc>
+          <w:tcPr>
+            <w:tcW w:w="1809" w:type="dxa"/>
+            <w:vMerge/>
+          </w:tcPr>
+          <w:p/>
+        </w:tc>
+        <w:tc>
+          <w:tcPr>
+            <w:tcW w:w="1134" w:type="dxa"/>
+          </w:tcPr>
+          <w:p>
+            <w:r>
+              <w:rPr>
+                <w:sz w:val="14"/>
+                <w:rFonts w:ascii="Arial" w:hAnsi="Arial"/>
+              </w:rPr>
+              <w:t xml:space="preserve">дезинфекция</w:t>
+            </w:r>
+          </w:p>
+          <w:p/>
+          <w:p/>
+          <w:p/>
+        </w:tc>
+        <w:tc>
+          <w:tcPr>
+            <w:tcW w:w="426" w:type="dxa"/>
+            <w:textDirection w:val="btLr"/>
+          </w:tcPr>
+          <w:p>
+            <w:pPr>
+              <w:ind w:left="113" w:right="113"/>
+              <w:jc w:val="center"/>
+            </w:pPr>
+            <w:r>
+              <w:rPr>
+                <w:sz w:val="14"/>
+                <w:rFonts w:ascii="Arial" w:hAnsi="Arial"/>
+              </w:rPr>
+              <w:t xml:space="preserve"/>
+            </w:r>
+          </w:p>
+        </w:tc>
+        <w:tc>
+          <w:tcPr>
+            <w:tcW w:w="1417" w:type="dxa"/>
+            <w:shd w:val="clear" w:color="auto" w:fill="FFFFCC"/>
+          </w:tcPr>
+          <w:p>
+            <w:r>
+              <w:rPr>
+                <w:sz w:val="14"/>
+                <w:rFonts w:ascii="Arial" w:hAnsi="Arial"/>
+              </w:rPr>
+              <w:t xml:space="preserve">ХИМИТЕК ПОЛИДЕЗ-СУПЕР</w:t>
+            </w:r>
+          </w:p>
+        </w:tc>
+        <w:tc>
+          <w:tcPr>
+            <w:tcW w:w="1276" w:type="dxa"/>
+          </w:tcPr>
+          <w:p>
+            <w:r>
+              <w:rPr>
+                <w:sz w:val="14"/>
+                <w:rFonts w:ascii="Arial" w:hAnsi="Arial"/>
+              </w:rPr>
+              <w:t xml:space="preserve"/>
+            </w:r>
+          </w:p>
+        </w:tc>
+        <w:tc>
+          <w:tcPr>
+            <w:tcW w:w="1990" w:type="dxa"/>
+          </w:tcPr>
+          <w:p>
+            <w:pPr>
+              <w:jc w:val="center"/>
+            </w:pPr>
+            <w:r>
+              <w:rPr>
+                <w:sz w:val="14"/>
+                <w:rFonts w:ascii="Arial" w:hAnsi="Arial"/>
+              </w:rPr>
+              <w:t xml:space="preserve">0,02-0,05 %, дозирующая система ProMax</w:t>
+            </w:r>
+          </w:p>
+        </w:tc>
+        <w:tc>
+          <w:tcPr>
+            <w:tcW w:w="1248" w:type="dxa"/>
+          </w:tcPr>
+          <w:p>
+            <w:pPr>
+              <w:jc w:val="center"/>
+            </w:pPr>
+            <w:r>
+              <w:rPr>
+                <w:sz w:val="14"/>
+                <w:rFonts w:ascii="Arial" w:hAnsi="Arial"/>
+              </w:rPr>
+              <w:t xml:space="preserve">18-20 °C</w:t>
+            </w:r>
+          </w:p>
+        </w:tc>
+        <w:tc>
+          <w:tcPr>
+            <w:tcW w:w="1032" w:type="dxa"/>
+          </w:tcPr>
+          <w:p>
+            <w:pPr>
+              <w:jc w:val="center"/>
+            </w:pPr>
+            <w:r>
+              <w:rPr>
+                <w:sz w:val="14"/>
+                <w:rFonts w:ascii="Arial" w:hAnsi="Arial"/>
+              </w:rPr>
+              <w:t xml:space="preserve">20 мин</w:t>
+            </w:r>
+          </w:p>
+        </w:tc>
+        <w:tc>
+          <w:tcPr>
+            <w:tcW w:w="411" w:type="dxa"/>
+            <w:vMerge/>
+            <w:textDirection w:val="btLr"/>
+          </w:tcPr>
+          <w:p/>
+        </w:tc>
+        <w:tc>
+          <w:tcPr>
+            <w:tcW w:w="1467" w:type="dxa"/>
+            <w:vMerge/>
+          </w:tcPr>
+          <w:p/>
+        </w:tc>
+        <w:tc>
+          <w:tcPr>
+            <w:tcW w:w="1554" w:type="dxa"/>
+            <w:vMerge/>
+          </w:tcPr>
+          <w:p/>
+        </w:tc>
+        <w:tc>
+          <w:tcPr>
+            <w:tcW w:w="1586" w:type="dxa"/>
+            <w:vMerge/>
+          </w:tcPr>
+          <w:p/>
+        </w:tc>
+      </w:tr>
+      <w:tr>
+        <w:tc>
+          <w:tcPr>
+            <w:tcW w:w="1809" w:type="dxa"/>
+            <w:vMerge w:val="restart"/>
+          </w:tcPr>
+          <w:p>
+            <w:r>
+              <w:rPr>
+                <w:sz w:val="14"/>
+                <w:rFonts w:ascii="Arial" w:hAnsi="Arial"/>
+              </w:rPr>
+              <w:t xml:space="preserve">шкафы</w:t>
+            </w:r>
+          </w:p>
+          <w:p>
+            <w:r/>
+          </w:p>
+        </w:tc>
+        <w:tc>
+          <w:tcPr>
+            <w:tcW w:w="1134" w:type="dxa"/>
+          </w:tcPr>
+          <w:p>
+            <w:r>
+              <w:rPr>
+                <w:sz w:val="14"/>
+                <w:rFonts w:ascii="Arial" w:hAnsi="Arial"/>
+              </w:rPr>
+              <w:t xml:space="preserve">мойка</w:t>
+            </w:r>
+          </w:p>
+          <w:p/>
+          <w:p/>
+          <w:p/>
+        </w:tc>
+        <w:tc>
+          <w:tcPr>
+            <w:tcW w:w="426" w:type="dxa"/>
+            <w:textDirection w:val="btLr"/>
+          </w:tcPr>
+          <w:p>
+            <w:pPr>
+              <w:ind w:left="113" w:right="113"/>
+              <w:jc w:val="center"/>
+            </w:pPr>
+            <w:r>
+              <w:rPr>
+                <w:sz w:val="14"/>
+                <w:rFonts w:ascii="Arial" w:hAnsi="Arial"/>
+              </w:rPr>
+              <w:t xml:space="preserve"/>
+            </w:r>
+          </w:p>
+        </w:tc>
+        <w:tc>
+          <w:tcPr>
+            <w:tcW w:w="1417" w:type="dxa"/>
+            <w:shd w:val="clear" w:color="auto" w:fill="99CCFF"/>
+          </w:tcPr>
+          <w:p>
+            <w:r>
+              <w:rPr>
+                <w:sz w:val="14"/>
+                <w:rFonts w:ascii="Arial" w:hAnsi="Arial"/>
+              </w:rPr>
+              <w:t xml:space="preserve">ХИМИТЕК ЧУДОДЕЙ®-ПОЛИПРОМ 190022</w:t>
+            </w:r>
+          </w:p>
+        </w:tc>
+        <w:tc>
+          <w:tcPr>
+            <w:tcW w:w="1276" w:type="dxa"/>
+          </w:tcPr>
+          <w:p>
+            <w:r>
+              <w:rPr>
+                <w:sz w:val="14"/>
+                <w:rFonts w:ascii="Arial" w:hAnsi="Arial"/>
+              </w:rPr>
+              <w:t xml:space="preserve"/>
+            </w:r>
+          </w:p>
+        </w:tc>
+        <w:tc>
+          <w:tcPr>
+            <w:tcW w:w="1990" w:type="dxa"/>
+          </w:tcPr>
+          <w:p>
+            <w:pPr>
+              <w:jc w:val="center"/>
+            </w:pPr>
+            <w:r>
+              <w:rPr>
+                <w:sz w:val="14"/>
+                <w:rFonts w:ascii="Arial" w:hAnsi="Arial"/>
+              </w:rPr>
+              <w:t xml:space="preserve">1,0 %, ручное разведение</w:t>
+            </w:r>
+          </w:p>
+        </w:tc>
+        <w:tc>
+          <w:tcPr>
+            <w:tcW w:w="1248" w:type="dxa"/>
+          </w:tcPr>
+          <w:p>
+            <w:pPr>
+              <w:jc w:val="center"/>
+            </w:pPr>
+            <w:r>
+              <w:rPr>
+                <w:sz w:val="14"/>
+                <w:rFonts w:ascii="Arial" w:hAnsi="Arial"/>
+              </w:rPr>
+              <w:t xml:space="preserve">18-20 °C</w:t>
+            </w:r>
+          </w:p>
+        </w:tc>
+        <w:tc>
+          <w:tcPr>
+            <w:tcW w:w="1032" w:type="dxa"/>
+          </w:tcPr>
+          <w:p>
+            <w:pPr>
+              <w:jc w:val="center"/>
+            </w:pPr>
+            <w:r>
+              <w:rPr>
+                <w:sz w:val="14"/>
+                <w:rFonts w:ascii="Arial" w:hAnsi="Arial"/>
+              </w:rPr>
+              <w:t xml:space="preserve"/>
+            </w:r>
+          </w:p>
+        </w:tc>
+        <w:tc>
+          <w:tcPr>
+            <w:tcW w:w="411" w:type="dxa"/>
+            <w:vMerge w:val="restart"/>
+            <w:textDirection w:val="btLr"/>
+          </w:tcPr>
+          <w:p>
+            <w:pPr>
+              <w:ind w:left="113" w:right="113"/>
+              <w:jc w:val="center"/>
+            </w:pPr>
+            <w:r>
+              <w:rPr>
+                <w:sz w:val="14"/>
+                <w:rFonts w:ascii="Arial" w:hAnsi="Arial"/>
+              </w:rPr>
+              <w:t xml:space="preserve">промаркированный</w:t>
+            </w:r>
+          </w:p>
+          <w:p>
+            <w:r/>
+          </w:p>
+        </w:tc>
+        <w:tc>
+          <w:tcPr>
+            <w:tcW w:w="1467" w:type="dxa"/>
+            <w:vMerge w:val="restart"/>
+          </w:tcPr>
+          <w:p>
+            <w:pPr>
+              <w:jc w:val="center"/>
+            </w:pPr>
+            <w:r>
+              <w:rPr>
+                <w:sz w:val="14"/>
+                <w:rFonts w:ascii="Arial" w:hAnsi="Arial"/>
+              </w:rPr>
+              <w:t xml:space="preserve">1 раз в неделю</w:t>
+            </w:r>
+          </w:p>
+          <w:p>
+            <w:r/>
+          </w:p>
+        </w:tc>
+        <w:tc>
+          <w:tcPr>
+            <w:tcW w:w="1554" w:type="dxa"/>
+            <w:vMerge w:val="restart"/>
+          </w:tcPr>
+          <w:p>
+            <w:r>
+              <w:rPr>
+                <w:sz w:val="14"/>
+                <w:rFonts w:ascii="Arial" w:hAnsi="Arial"/>
+              </w:rPr>
+              <w:t xml:space="preserve">сотрудник внутреннего клининга</w:t>
+            </w:r>
+          </w:p>
+          <w:p>
+            <w:r/>
+          </w:p>
+        </w:tc>
+        <w:tc>
+          <w:tcPr>
+            <w:tcW w:w="1586" w:type="dxa"/>
+            <w:vMerge w:val="restart"/>
+          </w:tcPr>
+          <w:p>
+            <w:r>
+              <w:rPr>
+                <w:sz w:val="14"/>
+                <w:rFonts w:ascii="Arial" w:hAnsi="Arial"/>
+              </w:rPr>
+              <w:t xml:space="preserve">визуальный контроль/сотрудник отдела качества</w:t>
+            </w:r>
+          </w:p>
+          <w:p>
+            <w:r/>
+          </w:p>
+        </w:tc>
+      </w:tr>
+      <w:tr>
+        <w:tc>
+          <w:tcPr>
+            <w:tcW w:w="1809" w:type="dxa"/>
+            <w:vMerge/>
+          </w:tcPr>
+          <w:p/>
+        </w:tc>
+        <w:tc>
+          <w:tcPr>
+            <w:tcW w:w="1134" w:type="dxa"/>
+          </w:tcPr>
+          <w:p>
+            <w:r>
+              <w:rPr>
+                <w:sz w:val="14"/>
+                <w:rFonts w:ascii="Arial" w:hAnsi="Arial"/>
+              </w:rPr>
+              <w:t xml:space="preserve">дезинфекция</w:t>
+            </w:r>
+          </w:p>
+          <w:p/>
+          <w:p/>
+          <w:p/>
+        </w:tc>
+        <w:tc>
+          <w:tcPr>
+            <w:tcW w:w="426" w:type="dxa"/>
+            <w:textDirection w:val="btLr"/>
+          </w:tcPr>
+          <w:p>
+            <w:pPr>
+              <w:ind w:left="113" w:right="113"/>
+              <w:jc w:val="center"/>
+            </w:pPr>
+            <w:r>
+              <w:rPr>
+                <w:sz w:val="14"/>
+                <w:rFonts w:ascii="Arial" w:hAnsi="Arial"/>
+              </w:rPr>
+              <w:t xml:space="preserve"/>
+            </w:r>
+          </w:p>
+        </w:tc>
+        <w:tc>
+          <w:tcPr>
+            <w:tcW w:w="1417" w:type="dxa"/>
+            <w:shd w:val="clear" w:color="auto" w:fill="FFFFCC"/>
+          </w:tcPr>
+          <w:p>
+            <w:r>
+              <w:rPr>
+                <w:sz w:val="14"/>
+                <w:rFonts w:ascii="Arial" w:hAnsi="Arial"/>
+              </w:rPr>
+              <w:t xml:space="preserve">ХИМИТЕК ПОЛИДЕЗ-СУПЕР</w:t>
+            </w:r>
+          </w:p>
+        </w:tc>
+        <w:tc>
+          <w:tcPr>
+            <w:tcW w:w="1276" w:type="dxa"/>
+          </w:tcPr>
+          <w:p>
+            <w:r>
+              <w:rPr>
+                <w:sz w:val="14"/>
+                <w:rFonts w:ascii="Arial" w:hAnsi="Arial"/>
+              </w:rPr>
+              <w:t xml:space="preserve"/>
+            </w:r>
+          </w:p>
+        </w:tc>
+        <w:tc>
+          <w:tcPr>
+            <w:tcW w:w="1990" w:type="dxa"/>
+          </w:tcPr>
+          <w:p>
+            <w:pPr>
+              <w:jc w:val="center"/>
+            </w:pPr>
+            <w:r>
+              <w:rPr>
+                <w:sz w:val="14"/>
+                <w:rFonts w:ascii="Arial" w:hAnsi="Arial"/>
+              </w:rPr>
+              <w:t xml:space="preserve">0,02-0,05 %, дозирующая система ProMax</w:t>
+            </w:r>
+          </w:p>
+        </w:tc>
+        <w:tc>
+          <w:tcPr>
+            <w:tcW w:w="1248" w:type="dxa"/>
+          </w:tcPr>
+          <w:p>
+            <w:pPr>
+              <w:jc w:val="center"/>
+            </w:pPr>
+            <w:r>
+              <w:rPr>
+                <w:sz w:val="14"/>
+                <w:rFonts w:ascii="Arial" w:hAnsi="Arial"/>
+              </w:rPr>
+              <w:t xml:space="preserve">18-20 °C</w:t>
+            </w:r>
+          </w:p>
+        </w:tc>
+        <w:tc>
+          <w:tcPr>
+            <w:tcW w:w="1032" w:type="dxa"/>
+          </w:tcPr>
+          <w:p>
+            <w:pPr>
+              <w:jc w:val="center"/>
+            </w:pPr>
+            <w:r>
+              <w:rPr>
+                <w:sz w:val="14"/>
+                <w:rFonts w:ascii="Arial" w:hAnsi="Arial"/>
+              </w:rPr>
+              <w:t xml:space="preserve">20 мин</w:t>
+            </w:r>
+          </w:p>
+        </w:tc>
+        <w:tc>
+          <w:tcPr>
+            <w:tcW w:w="411" w:type="dxa"/>
+            <w:vMerge/>
+            <w:textDirection w:val="btLr"/>
+          </w:tcPr>
+          <w:p/>
+        </w:tc>
+        <w:tc>
+          <w:tcPr>
+            <w:tcW w:w="1467" w:type="dxa"/>
+            <w:vMerge/>
+          </w:tcPr>
+          <w:p/>
+        </w:tc>
+        <w:tc>
+          <w:tcPr>
+            <w:tcW w:w="1554" w:type="dxa"/>
+            <w:vMerge/>
+          </w:tcPr>
+          <w:p/>
+        </w:tc>
+        <w:tc>
+          <w:tcPr>
+            <w:tcW w:w="1586" w:type="dxa"/>
+            <w:vMerge/>
+          </w:tcPr>
+          <w:p/>
+        </w:tc>
+      </w:tr>
+      <w:tr>
+        <w:tc>
+          <w:tcPr>
+            <w:tcW w:w="15350" w:type="dxa"/>
+            <w:gridSpan w:val="12"/>
+          </w:tcPr>
+          <w:p>
+            <w:r>
+              <w:rPr>
+                <w:b/>
+                <w:sz w:val="14"/>
+                <w:rFonts w:ascii="Arial" w:hAnsi="Arial"/>
+              </w:rPr>
+              <w:t xml:space="preserve">Объекты без инструкций (требуют настройки)</w:t>
+            </w:r>
+          </w:p>
+          <w:p/>
+          <w:p/>
+          <w:p/>
+        </w:tc>
+      </w:tr>
+      <w:tr>
+        <w:tc>
+          <w:tcPr>
+            <w:tcW w:w="1809" w:type="dxa"/>
+          </w:tcPr>
+          <w:p>
+            <w:r>
+              <w:rPr>
+                <w:sz w:val="14"/>
+                <w:rFonts w:ascii="Arial" w:hAnsi="Arial"/>
+              </w:rPr>
+              <w:t xml:space="preserve">контейнеры для отходов</w:t>
             </w:r>
           </w:p>
         </w:tc>
@@ -794,2041 +4923,7 @@
                 <w:sz w:val="14"/>
                 <w:rFonts w:ascii="Arial" w:hAnsi="Arial"/>
               </w:rPr>
-              <w:t xml:space="preserve">водопроводные трубы</w:t>
-            </w:r>
-          </w:p>
-        </w:tc>
-        <w:tc>
-          <w:tcPr>
-            <w:tcW w:w="1134" w:type="dxa"/>
-          </w:tcPr>
-          <w:p/>
-          <w:p/>
-          <w:p/>
-          <w:p/>
-        </w:tc>
-        <w:tc>
-          <w:tcPr>
-            <w:tcW w:w="426" w:type="dxa"/>
-            <w:textDirection w:val="btLr"/>
-          </w:tcPr>
-          <w:p>
-            <w:pPr>
-              <w:ind w:left="113" w:right="113"/>
-              <w:jc w:val="center"/>
-            </w:pPr>
-          </w:p>
-        </w:tc>
-        <w:tc>
-          <w:tcPr>
-            <w:tcW w:w="1417" w:type="dxa"/>
-          </w:tcPr>
-          <w:p/>
-        </w:tc>
-        <w:tc>
-          <w:tcPr>
-            <w:tcW w:w="1276" w:type="dxa"/>
-          </w:tcPr>
-          <w:p/>
-        </w:tc>
-        <w:tc>
-          <w:tcPr>
-            <w:tcW w:w="1990" w:type="dxa"/>
-          </w:tcPr>
-          <w:p>
-            <w:pPr>
-              <w:jc w:val="center"/>
-            </w:pPr>
-          </w:p>
-        </w:tc>
-        <w:tc>
-          <w:tcPr>
-            <w:tcW w:w="1248" w:type="dxa"/>
-          </w:tcPr>
-          <w:p>
-            <w:pPr>
-              <w:jc w:val="center"/>
-            </w:pPr>
-          </w:p>
-        </w:tc>
-        <w:tc>
-          <w:tcPr>
-            <w:tcW w:w="1032" w:type="dxa"/>
-          </w:tcPr>
-          <w:p>
-            <w:pPr>
-              <w:jc w:val="center"/>
-            </w:pPr>
-          </w:p>
-        </w:tc>
-        <w:tc>
-          <w:tcPr>
-            <w:tcW w:w="411" w:type="dxa"/>
-            <w:textDirection w:val="btLr"/>
-          </w:tcPr>
-          <w:p>
-            <w:pPr>
-              <w:ind w:left="113" w:right="113"/>
-              <w:jc w:val="center"/>
-            </w:pPr>
-          </w:p>
-        </w:tc>
-        <w:tc>
-          <w:tcPr>
-            <w:tcW w:w="1467" w:type="dxa"/>
-          </w:tcPr>
-          <w:p>
-            <w:pPr>
-              <w:jc w:val="center"/>
-            </w:pPr>
-          </w:p>
-        </w:tc>
-        <w:tc>
-          <w:tcPr>
-            <w:tcW w:w="1554" w:type="dxa"/>
-          </w:tcPr>
-          <w:p/>
-        </w:tc>
-        <w:tc>
-          <w:tcPr>
-            <w:tcW w:w="1586" w:type="dxa"/>
-          </w:tcPr>
-          <w:p/>
-        </w:tc>
-      </w:tr>
-      <w:tr>
-        <w:tc>
-          <w:tcPr>
-            <w:tcW w:w="1809" w:type="dxa"/>
-          </w:tcPr>
-          <w:p>
-            <w:r>
-              <w:rPr>
-                <w:sz w:val="14"/>
-                <w:rFonts w:ascii="Arial" w:hAnsi="Arial"/>
-              </w:rPr>
-              <w:t xml:space="preserve">выключатели</w:t>
-            </w:r>
-          </w:p>
-        </w:tc>
-        <w:tc>
-          <w:tcPr>
-            <w:tcW w:w="1134" w:type="dxa"/>
-          </w:tcPr>
-          <w:p/>
-          <w:p/>
-          <w:p/>
-          <w:p/>
-        </w:tc>
-        <w:tc>
-          <w:tcPr>
-            <w:tcW w:w="426" w:type="dxa"/>
-            <w:textDirection w:val="btLr"/>
-          </w:tcPr>
-          <w:p>
-            <w:pPr>
-              <w:ind w:left="113" w:right="113"/>
-              <w:jc w:val="center"/>
-            </w:pPr>
-          </w:p>
-        </w:tc>
-        <w:tc>
-          <w:tcPr>
-            <w:tcW w:w="1417" w:type="dxa"/>
-          </w:tcPr>
-          <w:p/>
-        </w:tc>
-        <w:tc>
-          <w:tcPr>
-            <w:tcW w:w="1276" w:type="dxa"/>
-          </w:tcPr>
-          <w:p/>
-        </w:tc>
-        <w:tc>
-          <w:tcPr>
-            <w:tcW w:w="1990" w:type="dxa"/>
-          </w:tcPr>
-          <w:p>
-            <w:pPr>
-              <w:jc w:val="center"/>
-            </w:pPr>
-          </w:p>
-        </w:tc>
-        <w:tc>
-          <w:tcPr>
-            <w:tcW w:w="1248" w:type="dxa"/>
-          </w:tcPr>
-          <w:p>
-            <w:pPr>
-              <w:jc w:val="center"/>
-            </w:pPr>
-          </w:p>
-        </w:tc>
-        <w:tc>
-          <w:tcPr>
-            <w:tcW w:w="1032" w:type="dxa"/>
-          </w:tcPr>
-          <w:p>
-            <w:pPr>
-              <w:jc w:val="center"/>
-            </w:pPr>
-          </w:p>
-        </w:tc>
-        <w:tc>
-          <w:tcPr>
-            <w:tcW w:w="411" w:type="dxa"/>
-            <w:textDirection w:val="btLr"/>
-          </w:tcPr>
-          <w:p>
-            <w:pPr>
-              <w:ind w:left="113" w:right="113"/>
-              <w:jc w:val="center"/>
-            </w:pPr>
-          </w:p>
-        </w:tc>
-        <w:tc>
-          <w:tcPr>
-            <w:tcW w:w="1467" w:type="dxa"/>
-          </w:tcPr>
-          <w:p>
-            <w:pPr>
-              <w:jc w:val="center"/>
-            </w:pPr>
-          </w:p>
-        </w:tc>
-        <w:tc>
-          <w:tcPr>
-            <w:tcW w:w="1554" w:type="dxa"/>
-          </w:tcPr>
-          <w:p/>
-        </w:tc>
-        <w:tc>
-          <w:tcPr>
-            <w:tcW w:w="1586" w:type="dxa"/>
-          </w:tcPr>
-          <w:p/>
-        </w:tc>
-      </w:tr>
-      <w:tr>
-        <w:tc>
-          <w:tcPr>
-            <w:tcW w:w="1809" w:type="dxa"/>
-          </w:tcPr>
-          <w:p>
-            <w:r>
-              <w:rPr>
-                <w:sz w:val="14"/>
-                <w:rFonts w:ascii="Arial" w:hAnsi="Arial"/>
-              </w:rPr>
-              <w:t xml:space="preserve">двери</w:t>
-            </w:r>
-          </w:p>
-        </w:tc>
-        <w:tc>
-          <w:tcPr>
-            <w:tcW w:w="1134" w:type="dxa"/>
-          </w:tcPr>
-          <w:p/>
-          <w:p/>
-          <w:p/>
-          <w:p/>
-        </w:tc>
-        <w:tc>
-          <w:tcPr>
-            <w:tcW w:w="426" w:type="dxa"/>
-            <w:textDirection w:val="btLr"/>
-          </w:tcPr>
-          <w:p>
-            <w:pPr>
-              <w:ind w:left="113" w:right="113"/>
-              <w:jc w:val="center"/>
-            </w:pPr>
-          </w:p>
-        </w:tc>
-        <w:tc>
-          <w:tcPr>
-            <w:tcW w:w="1417" w:type="dxa"/>
-          </w:tcPr>
-          <w:p/>
-        </w:tc>
-        <w:tc>
-          <w:tcPr>
-            <w:tcW w:w="1276" w:type="dxa"/>
-          </w:tcPr>
-          <w:p/>
-        </w:tc>
-        <w:tc>
-          <w:tcPr>
-            <w:tcW w:w="1990" w:type="dxa"/>
-          </w:tcPr>
-          <w:p>
-            <w:pPr>
-              <w:jc w:val="center"/>
-            </w:pPr>
-          </w:p>
-        </w:tc>
-        <w:tc>
-          <w:tcPr>
-            <w:tcW w:w="1248" w:type="dxa"/>
-          </w:tcPr>
-          <w:p>
-            <w:pPr>
-              <w:jc w:val="center"/>
-            </w:pPr>
-          </w:p>
-        </w:tc>
-        <w:tc>
-          <w:tcPr>
-            <w:tcW w:w="1032" w:type="dxa"/>
-          </w:tcPr>
-          <w:p>
-            <w:pPr>
-              <w:jc w:val="center"/>
-            </w:pPr>
-          </w:p>
-        </w:tc>
-        <w:tc>
-          <w:tcPr>
-            <w:tcW w:w="411" w:type="dxa"/>
-            <w:textDirection w:val="btLr"/>
-          </w:tcPr>
-          <w:p>
-            <w:pPr>
-              <w:ind w:left="113" w:right="113"/>
-              <w:jc w:val="center"/>
-            </w:pPr>
-          </w:p>
-        </w:tc>
-        <w:tc>
-          <w:tcPr>
-            <w:tcW w:w="1467" w:type="dxa"/>
-          </w:tcPr>
-          <w:p>
-            <w:pPr>
-              <w:jc w:val="center"/>
-            </w:pPr>
-          </w:p>
-        </w:tc>
-        <w:tc>
-          <w:tcPr>
-            <w:tcW w:w="1554" w:type="dxa"/>
-          </w:tcPr>
-          <w:p/>
-        </w:tc>
-        <w:tc>
-          <w:tcPr>
-            <w:tcW w:w="1586" w:type="dxa"/>
-          </w:tcPr>
-          <w:p/>
-        </w:tc>
-      </w:tr>
-      <w:tr>
-        <w:tc>
-          <w:tcPr>
-            <w:tcW w:w="1809" w:type="dxa"/>
-          </w:tcPr>
-          <w:p>
-            <w:r>
-              <w:rPr>
-                <w:sz w:val="14"/>
-                <w:rFonts w:ascii="Arial" w:hAnsi="Arial"/>
-              </w:rPr>
-              <w:t xml:space="preserve">дверные ручки</w:t>
-            </w:r>
-          </w:p>
-        </w:tc>
-        <w:tc>
-          <w:tcPr>
-            <w:tcW w:w="1134" w:type="dxa"/>
-          </w:tcPr>
-          <w:p/>
-          <w:p/>
-          <w:p/>
-          <w:p/>
-        </w:tc>
-        <w:tc>
-          <w:tcPr>
-            <w:tcW w:w="426" w:type="dxa"/>
-            <w:textDirection w:val="btLr"/>
-          </w:tcPr>
-          <w:p>
-            <w:pPr>
-              <w:ind w:left="113" w:right="113"/>
-              <w:jc w:val="center"/>
-            </w:pPr>
-          </w:p>
-        </w:tc>
-        <w:tc>
-          <w:tcPr>
-            <w:tcW w:w="1417" w:type="dxa"/>
-          </w:tcPr>
-          <w:p/>
-        </w:tc>
-        <w:tc>
-          <w:tcPr>
-            <w:tcW w:w="1276" w:type="dxa"/>
-          </w:tcPr>
-          <w:p/>
-        </w:tc>
-        <w:tc>
-          <w:tcPr>
-            <w:tcW w:w="1990" w:type="dxa"/>
-          </w:tcPr>
-          <w:p>
-            <w:pPr>
-              <w:jc w:val="center"/>
-            </w:pPr>
-          </w:p>
-        </w:tc>
-        <w:tc>
-          <w:tcPr>
-            <w:tcW w:w="1248" w:type="dxa"/>
-          </w:tcPr>
-          <w:p>
-            <w:pPr>
-              <w:jc w:val="center"/>
-            </w:pPr>
-          </w:p>
-        </w:tc>
-        <w:tc>
-          <w:tcPr>
-            <w:tcW w:w="1032" w:type="dxa"/>
-          </w:tcPr>
-          <w:p>
-            <w:pPr>
-              <w:jc w:val="center"/>
-            </w:pPr>
-          </w:p>
-        </w:tc>
-        <w:tc>
-          <w:tcPr>
-            <w:tcW w:w="411" w:type="dxa"/>
-            <w:textDirection w:val="btLr"/>
-          </w:tcPr>
-          <w:p>
-            <w:pPr>
-              <w:ind w:left="113" w:right="113"/>
-              <w:jc w:val="center"/>
-            </w:pPr>
-          </w:p>
-        </w:tc>
-        <w:tc>
-          <w:tcPr>
-            <w:tcW w:w="1467" w:type="dxa"/>
-          </w:tcPr>
-          <w:p>
-            <w:pPr>
-              <w:jc w:val="center"/>
-            </w:pPr>
-          </w:p>
-        </w:tc>
-        <w:tc>
-          <w:tcPr>
-            <w:tcW w:w="1554" w:type="dxa"/>
-          </w:tcPr>
-          <w:p/>
-        </w:tc>
-        <w:tc>
-          <w:tcPr>
-            <w:tcW w:w="1586" w:type="dxa"/>
-          </w:tcPr>
-          <w:p/>
-        </w:tc>
-      </w:tr>
-      <w:tr>
-        <w:tc>
-          <w:tcPr>
-            <w:tcW w:w="1809" w:type="dxa"/>
-          </w:tcPr>
-          <w:p>
-            <w:r>
-              <w:rPr>
-                <w:sz w:val="14"/>
-                <w:rFonts w:ascii="Arial" w:hAnsi="Arial"/>
-              </w:rPr>
-              <w:t xml:space="preserve">диффузоры</w:t>
-            </w:r>
-          </w:p>
-        </w:tc>
-        <w:tc>
-          <w:tcPr>
-            <w:tcW w:w="1134" w:type="dxa"/>
-          </w:tcPr>
-          <w:p/>
-          <w:p/>
-          <w:p/>
-          <w:p/>
-        </w:tc>
-        <w:tc>
-          <w:tcPr>
-            <w:tcW w:w="426" w:type="dxa"/>
-            <w:textDirection w:val="btLr"/>
-          </w:tcPr>
-          <w:p>
-            <w:pPr>
-              <w:ind w:left="113" w:right="113"/>
-              <w:jc w:val="center"/>
-            </w:pPr>
-          </w:p>
-        </w:tc>
-        <w:tc>
-          <w:tcPr>
-            <w:tcW w:w="1417" w:type="dxa"/>
-          </w:tcPr>
-          <w:p/>
-        </w:tc>
-        <w:tc>
-          <w:tcPr>
-            <w:tcW w:w="1276" w:type="dxa"/>
-          </w:tcPr>
-          <w:p/>
-        </w:tc>
-        <w:tc>
-          <w:tcPr>
-            <w:tcW w:w="1990" w:type="dxa"/>
-          </w:tcPr>
-          <w:p>
-            <w:pPr>
-              <w:jc w:val="center"/>
-            </w:pPr>
-          </w:p>
-        </w:tc>
-        <w:tc>
-          <w:tcPr>
-            <w:tcW w:w="1248" w:type="dxa"/>
-          </w:tcPr>
-          <w:p>
-            <w:pPr>
-              <w:jc w:val="center"/>
-            </w:pPr>
-          </w:p>
-        </w:tc>
-        <w:tc>
-          <w:tcPr>
-            <w:tcW w:w="1032" w:type="dxa"/>
-          </w:tcPr>
-          <w:p>
-            <w:pPr>
-              <w:jc w:val="center"/>
-            </w:pPr>
-          </w:p>
-        </w:tc>
-        <w:tc>
-          <w:tcPr>
-            <w:tcW w:w="411" w:type="dxa"/>
-            <w:textDirection w:val="btLr"/>
-          </w:tcPr>
-          <w:p>
-            <w:pPr>
-              <w:ind w:left="113" w:right="113"/>
-              <w:jc w:val="center"/>
-            </w:pPr>
-          </w:p>
-        </w:tc>
-        <w:tc>
-          <w:tcPr>
-            <w:tcW w:w="1467" w:type="dxa"/>
-          </w:tcPr>
-          <w:p>
-            <w:pPr>
-              <w:jc w:val="center"/>
-            </w:pPr>
-          </w:p>
-        </w:tc>
-        <w:tc>
-          <w:tcPr>
-            <w:tcW w:w="1554" w:type="dxa"/>
-          </w:tcPr>
-          <w:p/>
-        </w:tc>
-        <w:tc>
-          <w:tcPr>
-            <w:tcW w:w="1586" w:type="dxa"/>
-          </w:tcPr>
-          <w:p/>
-        </w:tc>
-      </w:tr>
-      <w:tr>
-        <w:tc>
-          <w:tcPr>
-            <w:tcW w:w="1809" w:type="dxa"/>
-          </w:tcPr>
-          <w:p>
-            <w:r>
-              <w:rPr>
-                <w:sz w:val="14"/>
-                <w:rFonts w:ascii="Arial" w:hAnsi="Arial"/>
-              </w:rPr>
-              <w:t xml:space="preserve">зеркала</w:t>
-            </w:r>
-          </w:p>
-        </w:tc>
-        <w:tc>
-          <w:tcPr>
-            <w:tcW w:w="1134" w:type="dxa"/>
-          </w:tcPr>
-          <w:p/>
-          <w:p/>
-          <w:p/>
-          <w:p/>
-        </w:tc>
-        <w:tc>
-          <w:tcPr>
-            <w:tcW w:w="426" w:type="dxa"/>
-            <w:textDirection w:val="btLr"/>
-          </w:tcPr>
-          <w:p>
-            <w:pPr>
-              <w:ind w:left="113" w:right="113"/>
-              <w:jc w:val="center"/>
-            </w:pPr>
-          </w:p>
-        </w:tc>
-        <w:tc>
-          <w:tcPr>
-            <w:tcW w:w="1417" w:type="dxa"/>
-          </w:tcPr>
-          <w:p/>
-        </w:tc>
-        <w:tc>
-          <w:tcPr>
-            <w:tcW w:w="1276" w:type="dxa"/>
-          </w:tcPr>
-          <w:p/>
-        </w:tc>
-        <w:tc>
-          <w:tcPr>
-            <w:tcW w:w="1990" w:type="dxa"/>
-          </w:tcPr>
-          <w:p>
-            <w:pPr>
-              <w:jc w:val="center"/>
-            </w:pPr>
-          </w:p>
-        </w:tc>
-        <w:tc>
-          <w:tcPr>
-            <w:tcW w:w="1248" w:type="dxa"/>
-          </w:tcPr>
-          <w:p>
-            <w:pPr>
-              <w:jc w:val="center"/>
-            </w:pPr>
-          </w:p>
-        </w:tc>
-        <w:tc>
-          <w:tcPr>
-            <w:tcW w:w="1032" w:type="dxa"/>
-          </w:tcPr>
-          <w:p>
-            <w:pPr>
-              <w:jc w:val="center"/>
-            </w:pPr>
-          </w:p>
-        </w:tc>
-        <w:tc>
-          <w:tcPr>
-            <w:tcW w:w="411" w:type="dxa"/>
-            <w:textDirection w:val="btLr"/>
-          </w:tcPr>
-          <w:p>
-            <w:pPr>
-              <w:ind w:left="113" w:right="113"/>
-              <w:jc w:val="center"/>
-            </w:pPr>
-          </w:p>
-        </w:tc>
-        <w:tc>
-          <w:tcPr>
-            <w:tcW w:w="1467" w:type="dxa"/>
-          </w:tcPr>
-          <w:p>
-            <w:pPr>
-              <w:jc w:val="center"/>
-            </w:pPr>
-          </w:p>
-        </w:tc>
-        <w:tc>
-          <w:tcPr>
-            <w:tcW w:w="1554" w:type="dxa"/>
-          </w:tcPr>
-          <w:p/>
-        </w:tc>
-        <w:tc>
-          <w:tcPr>
-            <w:tcW w:w="1586" w:type="dxa"/>
-          </w:tcPr>
-          <w:p/>
-        </w:tc>
-      </w:tr>
-      <w:tr>
-        <w:tc>
-          <w:tcPr>
-            <w:tcW w:w="1809" w:type="dxa"/>
-          </w:tcPr>
-          <w:p>
-            <w:r>
-              <w:rPr>
-                <w:sz w:val="14"/>
-                <w:rFonts w:ascii="Arial" w:hAnsi="Arial"/>
-              </w:rPr>
-              <w:t xml:space="preserve">кабель-каналы</w:t>
-            </w:r>
-          </w:p>
-        </w:tc>
-        <w:tc>
-          <w:tcPr>
-            <w:tcW w:w="1134" w:type="dxa"/>
-          </w:tcPr>
-          <w:p/>
-          <w:p/>
-          <w:p/>
-          <w:p/>
-        </w:tc>
-        <w:tc>
-          <w:tcPr>
-            <w:tcW w:w="426" w:type="dxa"/>
-            <w:textDirection w:val="btLr"/>
-          </w:tcPr>
-          <w:p>
-            <w:pPr>
-              <w:ind w:left="113" w:right="113"/>
-              <w:jc w:val="center"/>
-            </w:pPr>
-          </w:p>
-        </w:tc>
-        <w:tc>
-          <w:tcPr>
-            <w:tcW w:w="1417" w:type="dxa"/>
-          </w:tcPr>
-          <w:p/>
-        </w:tc>
-        <w:tc>
-          <w:tcPr>
-            <w:tcW w:w="1276" w:type="dxa"/>
-          </w:tcPr>
-          <w:p/>
-        </w:tc>
-        <w:tc>
-          <w:tcPr>
-            <w:tcW w:w="1990" w:type="dxa"/>
-          </w:tcPr>
-          <w:p>
-            <w:pPr>
-              <w:jc w:val="center"/>
-            </w:pPr>
-          </w:p>
-        </w:tc>
-        <w:tc>
-          <w:tcPr>
-            <w:tcW w:w="1248" w:type="dxa"/>
-          </w:tcPr>
-          <w:p>
-            <w:pPr>
-              <w:jc w:val="center"/>
-            </w:pPr>
-          </w:p>
-        </w:tc>
-        <w:tc>
-          <w:tcPr>
-            <w:tcW w:w="1032" w:type="dxa"/>
-          </w:tcPr>
-          <w:p>
-            <w:pPr>
-              <w:jc w:val="center"/>
-            </w:pPr>
-          </w:p>
-        </w:tc>
-        <w:tc>
-          <w:tcPr>
-            <w:tcW w:w="411" w:type="dxa"/>
-            <w:textDirection w:val="btLr"/>
-          </w:tcPr>
-          <w:p>
-            <w:pPr>
-              <w:ind w:left="113" w:right="113"/>
-              <w:jc w:val="center"/>
-            </w:pPr>
-          </w:p>
-        </w:tc>
-        <w:tc>
-          <w:tcPr>
-            <w:tcW w:w="1467" w:type="dxa"/>
-          </w:tcPr>
-          <w:p>
-            <w:pPr>
-              <w:jc w:val="center"/>
-            </w:pPr>
-          </w:p>
-        </w:tc>
-        <w:tc>
-          <w:tcPr>
-            <w:tcW w:w="1554" w:type="dxa"/>
-          </w:tcPr>
-          <w:p/>
-        </w:tc>
-        <w:tc>
-          <w:tcPr>
-            <w:tcW w:w="1586" w:type="dxa"/>
-          </w:tcPr>
-          <w:p/>
-        </w:tc>
-      </w:tr>
-      <w:tr>
-        <w:tc>
-          <w:tcPr>
-            <w:tcW w:w="1809" w:type="dxa"/>
-          </w:tcPr>
-          <w:p>
-            <w:r>
-              <w:rPr>
-                <w:sz w:val="14"/>
-                <w:rFonts w:ascii="Arial" w:hAnsi="Arial"/>
-              </w:rPr>
-              <w:t xml:space="preserve">контейнеры для отходов</w:t>
-            </w:r>
-          </w:p>
-        </w:tc>
-        <w:tc>
-          <w:tcPr>
-            <w:tcW w:w="1134" w:type="dxa"/>
-          </w:tcPr>
-          <w:p/>
-          <w:p/>
-          <w:p/>
-          <w:p/>
-        </w:tc>
-        <w:tc>
-          <w:tcPr>
-            <w:tcW w:w="426" w:type="dxa"/>
-            <w:textDirection w:val="btLr"/>
-          </w:tcPr>
-          <w:p>
-            <w:pPr>
-              <w:ind w:left="113" w:right="113"/>
-              <w:jc w:val="center"/>
-            </w:pPr>
-          </w:p>
-        </w:tc>
-        <w:tc>
-          <w:tcPr>
-            <w:tcW w:w="1417" w:type="dxa"/>
-          </w:tcPr>
-          <w:p/>
-        </w:tc>
-        <w:tc>
-          <w:tcPr>
-            <w:tcW w:w="1276" w:type="dxa"/>
-          </w:tcPr>
-          <w:p/>
-        </w:tc>
-        <w:tc>
-          <w:tcPr>
-            <w:tcW w:w="1990" w:type="dxa"/>
-          </w:tcPr>
-          <w:p>
-            <w:pPr>
-              <w:jc w:val="center"/>
-            </w:pPr>
-          </w:p>
-        </w:tc>
-        <w:tc>
-          <w:tcPr>
-            <w:tcW w:w="1248" w:type="dxa"/>
-          </w:tcPr>
-          <w:p>
-            <w:pPr>
-              <w:jc w:val="center"/>
-            </w:pPr>
-          </w:p>
-        </w:tc>
-        <w:tc>
-          <w:tcPr>
-            <w:tcW w:w="1032" w:type="dxa"/>
-          </w:tcPr>
-          <w:p>
-            <w:pPr>
-              <w:jc w:val="center"/>
-            </w:pPr>
-          </w:p>
-        </w:tc>
-        <w:tc>
-          <w:tcPr>
-            <w:tcW w:w="411" w:type="dxa"/>
-            <w:textDirection w:val="btLr"/>
-          </w:tcPr>
-          <w:p>
-            <w:pPr>
-              <w:ind w:left="113" w:right="113"/>
-              <w:jc w:val="center"/>
-            </w:pPr>
-          </w:p>
-        </w:tc>
-        <w:tc>
-          <w:tcPr>
-            <w:tcW w:w="1467" w:type="dxa"/>
-          </w:tcPr>
-          <w:p>
-            <w:pPr>
-              <w:jc w:val="center"/>
-            </w:pPr>
-          </w:p>
-        </w:tc>
-        <w:tc>
-          <w:tcPr>
-            <w:tcW w:w="1554" w:type="dxa"/>
-          </w:tcPr>
-          <w:p/>
-        </w:tc>
-        <w:tc>
-          <w:tcPr>
-            <w:tcW w:w="1586" w:type="dxa"/>
-          </w:tcPr>
-          <w:p/>
-        </w:tc>
-      </w:tr>
-      <w:tr>
-        <w:tc>
-          <w:tcPr>
-            <w:tcW w:w="1809" w:type="dxa"/>
-          </w:tcPr>
-          <w:p>
-            <w:r>
-              <w:rPr>
-                <w:sz w:val="14"/>
-                <w:rFonts w:ascii="Arial" w:hAnsi="Arial"/>
-              </w:rPr>
               <w:t xml:space="preserve">мусорные корзины</w:t>
-            </w:r>
-          </w:p>
-        </w:tc>
-        <w:tc>
-          <w:tcPr>
-            <w:tcW w:w="1134" w:type="dxa"/>
-          </w:tcPr>
-          <w:p/>
-          <w:p/>
-          <w:p/>
-          <w:p/>
-        </w:tc>
-        <w:tc>
-          <w:tcPr>
-            <w:tcW w:w="426" w:type="dxa"/>
-            <w:textDirection w:val="btLr"/>
-          </w:tcPr>
-          <w:p>
-            <w:pPr>
-              <w:ind w:left="113" w:right="113"/>
-              <w:jc w:val="center"/>
-            </w:pPr>
-          </w:p>
-        </w:tc>
-        <w:tc>
-          <w:tcPr>
-            <w:tcW w:w="1417" w:type="dxa"/>
-          </w:tcPr>
-          <w:p/>
-        </w:tc>
-        <w:tc>
-          <w:tcPr>
-            <w:tcW w:w="1276" w:type="dxa"/>
-          </w:tcPr>
-          <w:p/>
-        </w:tc>
-        <w:tc>
-          <w:tcPr>
-            <w:tcW w:w="1990" w:type="dxa"/>
-          </w:tcPr>
-          <w:p>
-            <w:pPr>
-              <w:jc w:val="center"/>
-            </w:pPr>
-          </w:p>
-        </w:tc>
-        <w:tc>
-          <w:tcPr>
-            <w:tcW w:w="1248" w:type="dxa"/>
-          </w:tcPr>
-          <w:p>
-            <w:pPr>
-              <w:jc w:val="center"/>
-            </w:pPr>
-          </w:p>
-        </w:tc>
-        <w:tc>
-          <w:tcPr>
-            <w:tcW w:w="1032" w:type="dxa"/>
-          </w:tcPr>
-          <w:p>
-            <w:pPr>
-              <w:jc w:val="center"/>
-            </w:pPr>
-          </w:p>
-        </w:tc>
-        <w:tc>
-          <w:tcPr>
-            <w:tcW w:w="411" w:type="dxa"/>
-            <w:textDirection w:val="btLr"/>
-          </w:tcPr>
-          <w:p>
-            <w:pPr>
-              <w:ind w:left="113" w:right="113"/>
-              <w:jc w:val="center"/>
-            </w:pPr>
-          </w:p>
-        </w:tc>
-        <w:tc>
-          <w:tcPr>
-            <w:tcW w:w="1467" w:type="dxa"/>
-          </w:tcPr>
-          <w:p>
-            <w:pPr>
-              <w:jc w:val="center"/>
-            </w:pPr>
-          </w:p>
-        </w:tc>
-        <w:tc>
-          <w:tcPr>
-            <w:tcW w:w="1554" w:type="dxa"/>
-          </w:tcPr>
-          <w:p/>
-        </w:tc>
-        <w:tc>
-          <w:tcPr>
-            <w:tcW w:w="1586" w:type="dxa"/>
-          </w:tcPr>
-          <w:p/>
-        </w:tc>
-      </w:tr>
-      <w:tr>
-        <w:tc>
-          <w:tcPr>
-            <w:tcW w:w="1809" w:type="dxa"/>
-          </w:tcPr>
-          <w:p>
-            <w:r>
-              <w:rPr>
-                <w:sz w:val="14"/>
-                <w:rFonts w:ascii="Arial" w:hAnsi="Arial"/>
-              </w:rPr>
-              <w:t xml:space="preserve">обувницы</w:t>
-            </w:r>
-          </w:p>
-        </w:tc>
-        <w:tc>
-          <w:tcPr>
-            <w:tcW w:w="1134" w:type="dxa"/>
-          </w:tcPr>
-          <w:p/>
-          <w:p/>
-          <w:p/>
-          <w:p/>
-        </w:tc>
-        <w:tc>
-          <w:tcPr>
-            <w:tcW w:w="426" w:type="dxa"/>
-            <w:textDirection w:val="btLr"/>
-          </w:tcPr>
-          <w:p>
-            <w:pPr>
-              <w:ind w:left="113" w:right="113"/>
-              <w:jc w:val="center"/>
-            </w:pPr>
-          </w:p>
-        </w:tc>
-        <w:tc>
-          <w:tcPr>
-            <w:tcW w:w="1417" w:type="dxa"/>
-          </w:tcPr>
-          <w:p/>
-        </w:tc>
-        <w:tc>
-          <w:tcPr>
-            <w:tcW w:w="1276" w:type="dxa"/>
-          </w:tcPr>
-          <w:p/>
-        </w:tc>
-        <w:tc>
-          <w:tcPr>
-            <w:tcW w:w="1990" w:type="dxa"/>
-          </w:tcPr>
-          <w:p>
-            <w:pPr>
-              <w:jc w:val="center"/>
-            </w:pPr>
-          </w:p>
-        </w:tc>
-        <w:tc>
-          <w:tcPr>
-            <w:tcW w:w="1248" w:type="dxa"/>
-          </w:tcPr>
-          <w:p>
-            <w:pPr>
-              <w:jc w:val="center"/>
-            </w:pPr>
-          </w:p>
-        </w:tc>
-        <w:tc>
-          <w:tcPr>
-            <w:tcW w:w="1032" w:type="dxa"/>
-          </w:tcPr>
-          <w:p>
-            <w:pPr>
-              <w:jc w:val="center"/>
-            </w:pPr>
-          </w:p>
-        </w:tc>
-        <w:tc>
-          <w:tcPr>
-            <w:tcW w:w="411" w:type="dxa"/>
-            <w:textDirection w:val="btLr"/>
-          </w:tcPr>
-          <w:p>
-            <w:pPr>
-              <w:ind w:left="113" w:right="113"/>
-              <w:jc w:val="center"/>
-            </w:pPr>
-          </w:p>
-        </w:tc>
-        <w:tc>
-          <w:tcPr>
-            <w:tcW w:w="1467" w:type="dxa"/>
-          </w:tcPr>
-          <w:p>
-            <w:pPr>
-              <w:jc w:val="center"/>
-            </w:pPr>
-          </w:p>
-        </w:tc>
-        <w:tc>
-          <w:tcPr>
-            <w:tcW w:w="1554" w:type="dxa"/>
-          </w:tcPr>
-          <w:p/>
-        </w:tc>
-        <w:tc>
-          <w:tcPr>
-            <w:tcW w:w="1586" w:type="dxa"/>
-          </w:tcPr>
-          <w:p/>
-        </w:tc>
-      </w:tr>
-      <w:tr>
-        <w:tc>
-          <w:tcPr>
-            <w:tcW w:w="1809" w:type="dxa"/>
-          </w:tcPr>
-          <w:p>
-            <w:r>
-              <w:rPr>
-                <w:sz w:val="14"/>
-                <w:rFonts w:ascii="Arial" w:hAnsi="Arial"/>
-              </w:rPr>
-              <w:t xml:space="preserve">окна внешние</w:t>
-            </w:r>
-          </w:p>
-        </w:tc>
-        <w:tc>
-          <w:tcPr>
-            <w:tcW w:w="1134" w:type="dxa"/>
-          </w:tcPr>
-          <w:p/>
-          <w:p/>
-          <w:p/>
-          <w:p/>
-        </w:tc>
-        <w:tc>
-          <w:tcPr>
-            <w:tcW w:w="426" w:type="dxa"/>
-            <w:textDirection w:val="btLr"/>
-          </w:tcPr>
-          <w:p>
-            <w:pPr>
-              <w:ind w:left="113" w:right="113"/>
-              <w:jc w:val="center"/>
-            </w:pPr>
-          </w:p>
-        </w:tc>
-        <w:tc>
-          <w:tcPr>
-            <w:tcW w:w="1417" w:type="dxa"/>
-          </w:tcPr>
-          <w:p/>
-        </w:tc>
-        <w:tc>
-          <w:tcPr>
-            <w:tcW w:w="1276" w:type="dxa"/>
-          </w:tcPr>
-          <w:p/>
-        </w:tc>
-        <w:tc>
-          <w:tcPr>
-            <w:tcW w:w="1990" w:type="dxa"/>
-          </w:tcPr>
-          <w:p>
-            <w:pPr>
-              <w:jc w:val="center"/>
-            </w:pPr>
-          </w:p>
-        </w:tc>
-        <w:tc>
-          <w:tcPr>
-            <w:tcW w:w="1248" w:type="dxa"/>
-          </w:tcPr>
-          <w:p>
-            <w:pPr>
-              <w:jc w:val="center"/>
-            </w:pPr>
-          </w:p>
-        </w:tc>
-        <w:tc>
-          <w:tcPr>
-            <w:tcW w:w="1032" w:type="dxa"/>
-          </w:tcPr>
-          <w:p>
-            <w:pPr>
-              <w:jc w:val="center"/>
-            </w:pPr>
-          </w:p>
-        </w:tc>
-        <w:tc>
-          <w:tcPr>
-            <w:tcW w:w="411" w:type="dxa"/>
-            <w:textDirection w:val="btLr"/>
-          </w:tcPr>
-          <w:p>
-            <w:pPr>
-              <w:ind w:left="113" w:right="113"/>
-              <w:jc w:val="center"/>
-            </w:pPr>
-          </w:p>
-        </w:tc>
-        <w:tc>
-          <w:tcPr>
-            <w:tcW w:w="1467" w:type="dxa"/>
-          </w:tcPr>
-          <w:p>
-            <w:pPr>
-              <w:jc w:val="center"/>
-            </w:pPr>
-          </w:p>
-        </w:tc>
-        <w:tc>
-          <w:tcPr>
-            <w:tcW w:w="1554" w:type="dxa"/>
-          </w:tcPr>
-          <w:p/>
-        </w:tc>
-        <w:tc>
-          <w:tcPr>
-            <w:tcW w:w="1586" w:type="dxa"/>
-          </w:tcPr>
-          <w:p/>
-        </w:tc>
-      </w:tr>
-      <w:tr>
-        <w:tc>
-          <w:tcPr>
-            <w:tcW w:w="1809" w:type="dxa"/>
-          </w:tcPr>
-          <w:p>
-            <w:r>
-              <w:rPr>
-                <w:sz w:val="14"/>
-                <w:rFonts w:ascii="Arial" w:hAnsi="Arial"/>
-              </w:rPr>
-              <w:t xml:space="preserve">отопительные приборы</w:t>
-            </w:r>
-          </w:p>
-        </w:tc>
-        <w:tc>
-          <w:tcPr>
-            <w:tcW w:w="1134" w:type="dxa"/>
-          </w:tcPr>
-          <w:p/>
-          <w:p/>
-          <w:p/>
-          <w:p/>
-        </w:tc>
-        <w:tc>
-          <w:tcPr>
-            <w:tcW w:w="426" w:type="dxa"/>
-            <w:textDirection w:val="btLr"/>
-          </w:tcPr>
-          <w:p>
-            <w:pPr>
-              <w:ind w:left="113" w:right="113"/>
-              <w:jc w:val="center"/>
-            </w:pPr>
-          </w:p>
-        </w:tc>
-        <w:tc>
-          <w:tcPr>
-            <w:tcW w:w="1417" w:type="dxa"/>
-          </w:tcPr>
-          <w:p/>
-        </w:tc>
-        <w:tc>
-          <w:tcPr>
-            <w:tcW w:w="1276" w:type="dxa"/>
-          </w:tcPr>
-          <w:p/>
-        </w:tc>
-        <w:tc>
-          <w:tcPr>
-            <w:tcW w:w="1990" w:type="dxa"/>
-          </w:tcPr>
-          <w:p>
-            <w:pPr>
-              <w:jc w:val="center"/>
-            </w:pPr>
-          </w:p>
-        </w:tc>
-        <w:tc>
-          <w:tcPr>
-            <w:tcW w:w="1248" w:type="dxa"/>
-          </w:tcPr>
-          <w:p>
-            <w:pPr>
-              <w:jc w:val="center"/>
-            </w:pPr>
-          </w:p>
-        </w:tc>
-        <w:tc>
-          <w:tcPr>
-            <w:tcW w:w="1032" w:type="dxa"/>
-          </w:tcPr>
-          <w:p>
-            <w:pPr>
-              <w:jc w:val="center"/>
-            </w:pPr>
-          </w:p>
-        </w:tc>
-        <w:tc>
-          <w:tcPr>
-            <w:tcW w:w="411" w:type="dxa"/>
-            <w:textDirection w:val="btLr"/>
-          </w:tcPr>
-          <w:p>
-            <w:pPr>
-              <w:ind w:left="113" w:right="113"/>
-              <w:jc w:val="center"/>
-            </w:pPr>
-          </w:p>
-        </w:tc>
-        <w:tc>
-          <w:tcPr>
-            <w:tcW w:w="1467" w:type="dxa"/>
-          </w:tcPr>
-          <w:p>
-            <w:pPr>
-              <w:jc w:val="center"/>
-            </w:pPr>
-          </w:p>
-        </w:tc>
-        <w:tc>
-          <w:tcPr>
-            <w:tcW w:w="1554" w:type="dxa"/>
-          </w:tcPr>
-          <w:p/>
-        </w:tc>
-        <w:tc>
-          <w:tcPr>
-            <w:tcW w:w="1586" w:type="dxa"/>
-          </w:tcPr>
-          <w:p/>
-        </w:tc>
-      </w:tr>
-      <w:tr>
-        <w:tc>
-          <w:tcPr>
-            <w:tcW w:w="1809" w:type="dxa"/>
-          </w:tcPr>
-          <w:p>
-            <w:r>
-              <w:rPr>
-                <w:sz w:val="14"/>
-                <w:rFonts w:ascii="Arial" w:hAnsi="Arial"/>
-              </w:rPr>
-              <w:t xml:space="preserve">потолок подвесной</w:t>
-            </w:r>
-          </w:p>
-        </w:tc>
-        <w:tc>
-          <w:tcPr>
-            <w:tcW w:w="1134" w:type="dxa"/>
-          </w:tcPr>
-          <w:p/>
-          <w:p/>
-          <w:p/>
-          <w:p/>
-        </w:tc>
-        <w:tc>
-          <w:tcPr>
-            <w:tcW w:w="426" w:type="dxa"/>
-            <w:textDirection w:val="btLr"/>
-          </w:tcPr>
-          <w:p>
-            <w:pPr>
-              <w:ind w:left="113" w:right="113"/>
-              <w:jc w:val="center"/>
-            </w:pPr>
-          </w:p>
-        </w:tc>
-        <w:tc>
-          <w:tcPr>
-            <w:tcW w:w="1417" w:type="dxa"/>
-          </w:tcPr>
-          <w:p/>
-        </w:tc>
-        <w:tc>
-          <w:tcPr>
-            <w:tcW w:w="1276" w:type="dxa"/>
-          </w:tcPr>
-          <w:p/>
-        </w:tc>
-        <w:tc>
-          <w:tcPr>
-            <w:tcW w:w="1990" w:type="dxa"/>
-          </w:tcPr>
-          <w:p>
-            <w:pPr>
-              <w:jc w:val="center"/>
-            </w:pPr>
-          </w:p>
-        </w:tc>
-        <w:tc>
-          <w:tcPr>
-            <w:tcW w:w="1248" w:type="dxa"/>
-          </w:tcPr>
-          <w:p>
-            <w:pPr>
-              <w:jc w:val="center"/>
-            </w:pPr>
-          </w:p>
-        </w:tc>
-        <w:tc>
-          <w:tcPr>
-            <w:tcW w:w="1032" w:type="dxa"/>
-          </w:tcPr>
-          <w:p>
-            <w:pPr>
-              <w:jc w:val="center"/>
-            </w:pPr>
-          </w:p>
-        </w:tc>
-        <w:tc>
-          <w:tcPr>
-            <w:tcW w:w="411" w:type="dxa"/>
-            <w:textDirection w:val="btLr"/>
-          </w:tcPr>
-          <w:p>
-            <w:pPr>
-              <w:ind w:left="113" w:right="113"/>
-              <w:jc w:val="center"/>
-            </w:pPr>
-          </w:p>
-        </w:tc>
-        <w:tc>
-          <w:tcPr>
-            <w:tcW w:w="1467" w:type="dxa"/>
-          </w:tcPr>
-          <w:p>
-            <w:pPr>
-              <w:jc w:val="center"/>
-            </w:pPr>
-          </w:p>
-        </w:tc>
-        <w:tc>
-          <w:tcPr>
-            <w:tcW w:w="1554" w:type="dxa"/>
-          </w:tcPr>
-          <w:p/>
-        </w:tc>
-        <w:tc>
-          <w:tcPr>
-            <w:tcW w:w="1586" w:type="dxa"/>
-          </w:tcPr>
-          <w:p/>
-        </w:tc>
-      </w:tr>
-      <w:tr>
-        <w:tc>
-          <w:tcPr>
-            <w:tcW w:w="1809" w:type="dxa"/>
-          </w:tcPr>
-          <w:p>
-            <w:r>
-              <w:rPr>
-                <w:sz w:val="14"/>
-                <w:rFonts w:ascii="Arial" w:hAnsi="Arial"/>
-              </w:rPr>
-              <w:t xml:space="preserve">розетки</w:t>
-            </w:r>
-          </w:p>
-        </w:tc>
-        <w:tc>
-          <w:tcPr>
-            <w:tcW w:w="1134" w:type="dxa"/>
-          </w:tcPr>
-          <w:p/>
-          <w:p/>
-          <w:p/>
-          <w:p/>
-        </w:tc>
-        <w:tc>
-          <w:tcPr>
-            <w:tcW w:w="426" w:type="dxa"/>
-            <w:textDirection w:val="btLr"/>
-          </w:tcPr>
-          <w:p>
-            <w:pPr>
-              <w:ind w:left="113" w:right="113"/>
-              <w:jc w:val="center"/>
-            </w:pPr>
-          </w:p>
-        </w:tc>
-        <w:tc>
-          <w:tcPr>
-            <w:tcW w:w="1417" w:type="dxa"/>
-          </w:tcPr>
-          <w:p/>
-        </w:tc>
-        <w:tc>
-          <w:tcPr>
-            <w:tcW w:w="1276" w:type="dxa"/>
-          </w:tcPr>
-          <w:p/>
-        </w:tc>
-        <w:tc>
-          <w:tcPr>
-            <w:tcW w:w="1990" w:type="dxa"/>
-          </w:tcPr>
-          <w:p>
-            <w:pPr>
-              <w:jc w:val="center"/>
-            </w:pPr>
-          </w:p>
-        </w:tc>
-        <w:tc>
-          <w:tcPr>
-            <w:tcW w:w="1248" w:type="dxa"/>
-          </w:tcPr>
-          <w:p>
-            <w:pPr>
-              <w:jc w:val="center"/>
-            </w:pPr>
-          </w:p>
-        </w:tc>
-        <w:tc>
-          <w:tcPr>
-            <w:tcW w:w="1032" w:type="dxa"/>
-          </w:tcPr>
-          <w:p>
-            <w:pPr>
-              <w:jc w:val="center"/>
-            </w:pPr>
-          </w:p>
-        </w:tc>
-        <w:tc>
-          <w:tcPr>
-            <w:tcW w:w="411" w:type="dxa"/>
-            <w:textDirection w:val="btLr"/>
-          </w:tcPr>
-          <w:p>
-            <w:pPr>
-              <w:ind w:left="113" w:right="113"/>
-              <w:jc w:val="center"/>
-            </w:pPr>
-          </w:p>
-        </w:tc>
-        <w:tc>
-          <w:tcPr>
-            <w:tcW w:w="1467" w:type="dxa"/>
-          </w:tcPr>
-          <w:p>
-            <w:pPr>
-              <w:jc w:val="center"/>
-            </w:pPr>
-          </w:p>
-        </w:tc>
-        <w:tc>
-          <w:tcPr>
-            <w:tcW w:w="1554" w:type="dxa"/>
-          </w:tcPr>
-          <w:p/>
-        </w:tc>
-        <w:tc>
-          <w:tcPr>
-            <w:tcW w:w="1586" w:type="dxa"/>
-          </w:tcPr>
-          <w:p/>
-        </w:tc>
-      </w:tr>
-      <w:tr>
-        <w:tc>
-          <w:tcPr>
-            <w:tcW w:w="1809" w:type="dxa"/>
-          </w:tcPr>
-          <w:p>
-            <w:r>
-              <w:rPr>
-                <w:sz w:val="14"/>
-                <w:rFonts w:ascii="Arial" w:hAnsi="Arial"/>
-              </w:rPr>
-              <w:t xml:space="preserve">светильники</w:t>
-            </w:r>
-          </w:p>
-        </w:tc>
-        <w:tc>
-          <w:tcPr>
-            <w:tcW w:w="1134" w:type="dxa"/>
-          </w:tcPr>
-          <w:p/>
-          <w:p/>
-          <w:p/>
-          <w:p/>
-        </w:tc>
-        <w:tc>
-          <w:tcPr>
-            <w:tcW w:w="426" w:type="dxa"/>
-            <w:textDirection w:val="btLr"/>
-          </w:tcPr>
-          <w:p>
-            <w:pPr>
-              <w:ind w:left="113" w:right="113"/>
-              <w:jc w:val="center"/>
-            </w:pPr>
-          </w:p>
-        </w:tc>
-        <w:tc>
-          <w:tcPr>
-            <w:tcW w:w="1417" w:type="dxa"/>
-          </w:tcPr>
-          <w:p/>
-        </w:tc>
-        <w:tc>
-          <w:tcPr>
-            <w:tcW w:w="1276" w:type="dxa"/>
-          </w:tcPr>
-          <w:p/>
-        </w:tc>
-        <w:tc>
-          <w:tcPr>
-            <w:tcW w:w="1990" w:type="dxa"/>
-          </w:tcPr>
-          <w:p>
-            <w:pPr>
-              <w:jc w:val="center"/>
-            </w:pPr>
-          </w:p>
-        </w:tc>
-        <w:tc>
-          <w:tcPr>
-            <w:tcW w:w="1248" w:type="dxa"/>
-          </w:tcPr>
-          <w:p>
-            <w:pPr>
-              <w:jc w:val="center"/>
-            </w:pPr>
-          </w:p>
-        </w:tc>
-        <w:tc>
-          <w:tcPr>
-            <w:tcW w:w="1032" w:type="dxa"/>
-          </w:tcPr>
-          <w:p>
-            <w:pPr>
-              <w:jc w:val="center"/>
-            </w:pPr>
-          </w:p>
-        </w:tc>
-        <w:tc>
-          <w:tcPr>
-            <w:tcW w:w="411" w:type="dxa"/>
-            <w:textDirection w:val="btLr"/>
-          </w:tcPr>
-          <w:p>
-            <w:pPr>
-              <w:ind w:left="113" w:right="113"/>
-              <w:jc w:val="center"/>
-            </w:pPr>
-          </w:p>
-        </w:tc>
-        <w:tc>
-          <w:tcPr>
-            <w:tcW w:w="1467" w:type="dxa"/>
-          </w:tcPr>
-          <w:p>
-            <w:pPr>
-              <w:jc w:val="center"/>
-            </w:pPr>
-          </w:p>
-        </w:tc>
-        <w:tc>
-          <w:tcPr>
-            <w:tcW w:w="1554" w:type="dxa"/>
-          </w:tcPr>
-          <w:p/>
-        </w:tc>
-        <w:tc>
-          <w:tcPr>
-            <w:tcW w:w="1586" w:type="dxa"/>
-          </w:tcPr>
-          <w:p/>
-        </w:tc>
-      </w:tr>
-      <w:tr>
-        <w:tc>
-          <w:tcPr>
-            <w:tcW w:w="1809" w:type="dxa"/>
-          </w:tcPr>
-          <w:p>
-            <w:r>
-              <w:rPr>
-                <w:sz w:val="14"/>
-                <w:rFonts w:ascii="Arial" w:hAnsi="Arial"/>
-              </w:rPr>
-              <w:t xml:space="preserve">скамейки</w:t>
-            </w:r>
-          </w:p>
-        </w:tc>
-        <w:tc>
-          <w:tcPr>
-            <w:tcW w:w="1134" w:type="dxa"/>
-          </w:tcPr>
-          <w:p/>
-          <w:p/>
-          <w:p/>
-          <w:p/>
-        </w:tc>
-        <w:tc>
-          <w:tcPr>
-            <w:tcW w:w="426" w:type="dxa"/>
-            <w:textDirection w:val="btLr"/>
-          </w:tcPr>
-          <w:p>
-            <w:pPr>
-              <w:ind w:left="113" w:right="113"/>
-              <w:jc w:val="center"/>
-            </w:pPr>
-          </w:p>
-        </w:tc>
-        <w:tc>
-          <w:tcPr>
-            <w:tcW w:w="1417" w:type="dxa"/>
-          </w:tcPr>
-          <w:p/>
-        </w:tc>
-        <w:tc>
-          <w:tcPr>
-            <w:tcW w:w="1276" w:type="dxa"/>
-          </w:tcPr>
-          <w:p/>
-        </w:tc>
-        <w:tc>
-          <w:tcPr>
-            <w:tcW w:w="1990" w:type="dxa"/>
-          </w:tcPr>
-          <w:p>
-            <w:pPr>
-              <w:jc w:val="center"/>
-            </w:pPr>
-          </w:p>
-        </w:tc>
-        <w:tc>
-          <w:tcPr>
-            <w:tcW w:w="1248" w:type="dxa"/>
-          </w:tcPr>
-          <w:p>
-            <w:pPr>
-              <w:jc w:val="center"/>
-            </w:pPr>
-          </w:p>
-        </w:tc>
-        <w:tc>
-          <w:tcPr>
-            <w:tcW w:w="1032" w:type="dxa"/>
-          </w:tcPr>
-          <w:p>
-            <w:pPr>
-              <w:jc w:val="center"/>
-            </w:pPr>
-          </w:p>
-        </w:tc>
-        <w:tc>
-          <w:tcPr>
-            <w:tcW w:w="411" w:type="dxa"/>
-            <w:textDirection w:val="btLr"/>
-          </w:tcPr>
-          <w:p>
-            <w:pPr>
-              <w:ind w:left="113" w:right="113"/>
-              <w:jc w:val="center"/>
-            </w:pPr>
-          </w:p>
-        </w:tc>
-        <w:tc>
-          <w:tcPr>
-            <w:tcW w:w="1467" w:type="dxa"/>
-          </w:tcPr>
-          <w:p>
-            <w:pPr>
-              <w:jc w:val="center"/>
-            </w:pPr>
-          </w:p>
-        </w:tc>
-        <w:tc>
-          <w:tcPr>
-            <w:tcW w:w="1554" w:type="dxa"/>
-          </w:tcPr>
-          <w:p/>
-        </w:tc>
-        <w:tc>
-          <w:tcPr>
-            <w:tcW w:w="1586" w:type="dxa"/>
-          </w:tcPr>
-          <w:p/>
-        </w:tc>
-      </w:tr>
-      <w:tr>
-        <w:tc>
-          <w:tcPr>
-            <w:tcW w:w="1809" w:type="dxa"/>
-          </w:tcPr>
-          <w:p>
-            <w:r>
-              <w:rPr>
-                <w:sz w:val="14"/>
-                <w:rFonts w:ascii="Arial" w:hAnsi="Arial"/>
-              </w:rPr>
-              <w:t xml:space="preserve">стены (выше 2 м)</w:t>
-            </w:r>
-          </w:p>
-        </w:tc>
-        <w:tc>
-          <w:tcPr>
-            <w:tcW w:w="1134" w:type="dxa"/>
-          </w:tcPr>
-          <w:p/>
-          <w:p/>
-          <w:p/>
-          <w:p/>
-        </w:tc>
-        <w:tc>
-          <w:tcPr>
-            <w:tcW w:w="426" w:type="dxa"/>
-            <w:textDirection w:val="btLr"/>
-          </w:tcPr>
-          <w:p>
-            <w:pPr>
-              <w:ind w:left="113" w:right="113"/>
-              <w:jc w:val="center"/>
-            </w:pPr>
-          </w:p>
-        </w:tc>
-        <w:tc>
-          <w:tcPr>
-            <w:tcW w:w="1417" w:type="dxa"/>
-          </w:tcPr>
-          <w:p/>
-        </w:tc>
-        <w:tc>
-          <w:tcPr>
-            <w:tcW w:w="1276" w:type="dxa"/>
-          </w:tcPr>
-          <w:p/>
-        </w:tc>
-        <w:tc>
-          <w:tcPr>
-            <w:tcW w:w="1990" w:type="dxa"/>
-          </w:tcPr>
-          <w:p>
-            <w:pPr>
-              <w:jc w:val="center"/>
-            </w:pPr>
-          </w:p>
-        </w:tc>
-        <w:tc>
-          <w:tcPr>
-            <w:tcW w:w="1248" w:type="dxa"/>
-          </w:tcPr>
-          <w:p>
-            <w:pPr>
-              <w:jc w:val="center"/>
-            </w:pPr>
-          </w:p>
-        </w:tc>
-        <w:tc>
-          <w:tcPr>
-            <w:tcW w:w="1032" w:type="dxa"/>
-          </w:tcPr>
-          <w:p>
-            <w:pPr>
-              <w:jc w:val="center"/>
-            </w:pPr>
-          </w:p>
-        </w:tc>
-        <w:tc>
-          <w:tcPr>
-            <w:tcW w:w="411" w:type="dxa"/>
-            <w:textDirection w:val="btLr"/>
-          </w:tcPr>
-          <w:p>
-            <w:pPr>
-              <w:ind w:left="113" w:right="113"/>
-              <w:jc w:val="center"/>
-            </w:pPr>
-          </w:p>
-        </w:tc>
-        <w:tc>
-          <w:tcPr>
-            <w:tcW w:w="1467" w:type="dxa"/>
-          </w:tcPr>
-          <w:p>
-            <w:pPr>
-              <w:jc w:val="center"/>
-            </w:pPr>
-          </w:p>
-        </w:tc>
-        <w:tc>
-          <w:tcPr>
-            <w:tcW w:w="1554" w:type="dxa"/>
-          </w:tcPr>
-          <w:p/>
-        </w:tc>
-        <w:tc>
-          <w:tcPr>
-            <w:tcW w:w="1586" w:type="dxa"/>
-          </w:tcPr>
-          <w:p/>
-        </w:tc>
-      </w:tr>
-      <w:tr>
-        <w:tc>
-          <w:tcPr>
-            <w:tcW w:w="1809" w:type="dxa"/>
-          </w:tcPr>
-          <w:p>
-            <w:r>
-              <w:rPr>
-                <w:sz w:val="14"/>
-                <w:rFonts w:ascii="Arial" w:hAnsi="Arial"/>
-              </w:rPr>
-              <w:t xml:space="preserve">стены (до 2 м)</w:t>
-            </w:r>
-          </w:p>
-        </w:tc>
-        <w:tc>
-          <w:tcPr>
-            <w:tcW w:w="1134" w:type="dxa"/>
-          </w:tcPr>
-          <w:p/>
-          <w:p/>
-          <w:p/>
-          <w:p/>
-        </w:tc>
-        <w:tc>
-          <w:tcPr>
-            <w:tcW w:w="426" w:type="dxa"/>
-            <w:textDirection w:val="btLr"/>
-          </w:tcPr>
-          <w:p>
-            <w:pPr>
-              <w:ind w:left="113" w:right="113"/>
-              <w:jc w:val="center"/>
-            </w:pPr>
-          </w:p>
-        </w:tc>
-        <w:tc>
-          <w:tcPr>
-            <w:tcW w:w="1417" w:type="dxa"/>
-          </w:tcPr>
-          <w:p/>
-        </w:tc>
-        <w:tc>
-          <w:tcPr>
-            <w:tcW w:w="1276" w:type="dxa"/>
-          </w:tcPr>
-          <w:p/>
-        </w:tc>
-        <w:tc>
-          <w:tcPr>
-            <w:tcW w:w="1990" w:type="dxa"/>
-          </w:tcPr>
-          <w:p>
-            <w:pPr>
-              <w:jc w:val="center"/>
-            </w:pPr>
-          </w:p>
-        </w:tc>
-        <w:tc>
-          <w:tcPr>
-            <w:tcW w:w="1248" w:type="dxa"/>
-          </w:tcPr>
-          <w:p>
-            <w:pPr>
-              <w:jc w:val="center"/>
-            </w:pPr>
-          </w:p>
-        </w:tc>
-        <w:tc>
-          <w:tcPr>
-            <w:tcW w:w="1032" w:type="dxa"/>
-          </w:tcPr>
-          <w:p>
-            <w:pPr>
-              <w:jc w:val="center"/>
-            </w:pPr>
-          </w:p>
-        </w:tc>
-        <w:tc>
-          <w:tcPr>
-            <w:tcW w:w="411" w:type="dxa"/>
-            <w:textDirection w:val="btLr"/>
-          </w:tcPr>
-          <w:p>
-            <w:pPr>
-              <w:ind w:left="113" w:right="113"/>
-              <w:jc w:val="center"/>
-            </w:pPr>
-          </w:p>
-        </w:tc>
-        <w:tc>
-          <w:tcPr>
-            <w:tcW w:w="1467" w:type="dxa"/>
-          </w:tcPr>
-          <w:p>
-            <w:pPr>
-              <w:jc w:val="center"/>
-            </w:pPr>
-          </w:p>
-        </w:tc>
-        <w:tc>
-          <w:tcPr>
-            <w:tcW w:w="1554" w:type="dxa"/>
-          </w:tcPr>
-          <w:p/>
-        </w:tc>
-        <w:tc>
-          <w:tcPr>
-            <w:tcW w:w="1586" w:type="dxa"/>
-          </w:tcPr>
-          <w:p/>
-        </w:tc>
-      </w:tr>
-      <w:tr>
-        <w:tc>
-          <w:tcPr>
-            <w:tcW w:w="1809" w:type="dxa"/>
-          </w:tcPr>
-          <w:p>
-            <w:r>
-              <w:rPr>
-                <w:sz w:val="14"/>
-                <w:rFonts w:ascii="Arial" w:hAnsi="Arial"/>
-              </w:rPr>
-              <w:t xml:space="preserve">шкафы</w:t>
             </w:r>
           </w:p>
         </w:tc>

--- a/tech_cards/Раздевалка мужскаяженская_tech_card.docx
+++ b/tech_cards/Раздевалка мужскаяженская_tech_card.docx
@@ -207,7 +207,7 @@
     <w:tbl>
       <w:tblPr>
         <w:tblStyle w:val="aff0"/>
-        <w:tblW w:w="0" w:type="auto"/>
+        <w:tblW w:w="15350" w:type="dxa"/>
         <w:tblLook w:val="04A0" w:firstRow="1" w:lastRow="0" w:firstColumn="1" w:lastColumn="0" w:noHBand="0" w:noVBand="1"/>
       </w:tblPr>
       <w:tblGrid>
@@ -750,9 +750,6 @@
               <w:t xml:space="preserve">обеспыливание</w:t>
             </w:r>
           </w:p>
-          <w:p/>
-          <w:p/>
-          <w:p/>
         </w:tc>
         <w:tc>
           <w:tcPr>
@@ -778,6 +775,12 @@
             <w:tcW w:w="1417" w:type="dxa"/>
           </w:tcPr>
           <w:p>
+            <w:pPr>
+              <w:rPr>
+                <w:b/>
+                <w:bCs/>
+              </w:rPr>
+            </w:pPr>
             <w:r>
               <w:rPr>
                 <w:sz w:val="14"/>
@@ -856,7 +859,13 @@
           <w:tcPr>
             <w:tcW w:w="411" w:type="dxa"/>
             <w:vMerge w:val="restart"/>
+            <w:noWrap/>
+            <w:tcMar>
+              <w:left w:w="0" w:type="dxa"/>
+              <w:right w:w="0" w:type="dxa"/>
+            </w:tcMar>
             <w:textDirection w:val="btLr"/>
+            <w:tcFitText/>
           </w:tcPr>
           <w:p>
             <w:pPr>
@@ -959,9 +968,6 @@
               <w:t xml:space="preserve">мойка</w:t>
             </w:r>
           </w:p>
-          <w:p/>
-          <w:p/>
-          <w:p/>
         </w:tc>
         <w:tc>
           <w:tcPr>
@@ -988,6 +994,12 @@
             <w:shd w:val="clear" w:color="auto" w:fill="99CCFF"/>
           </w:tcPr>
           <w:p>
+            <w:pPr>
+              <w:rPr>
+                <w:b/>
+                <w:bCs/>
+              </w:rPr>
+            </w:pPr>
             <w:r>
               <w:rPr>
                 <w:sz w:val="14"/>
@@ -1024,7 +1036,17 @@
                 <w:sz w:val="14"/>
                 <w:rFonts w:ascii="Arial" w:hAnsi="Arial"/>
               </w:rPr>
-              <w:t xml:space="preserve">1,0 %, ручное разведение</w:t>
+              <w:t xml:space="preserve">1,0 %</w:t>
+            </w:r>
+            <w:r>
+              <w:br/>
+            </w:r>
+            <w:r>
+              <w:rPr>
+                <w:rFonts w:ascii="Arial" w:hAnsi="Arial"/>
+                <w:sz w:val="14"/>
+              </w:rPr>
+              <w:t>ручное разведение</w:t>
             </w:r>
           </w:p>
         </w:tc>
@@ -1066,7 +1088,13 @@
           <w:tcPr>
             <w:tcW w:w="411" w:type="dxa"/>
             <w:vMerge/>
+            <w:noWrap/>
+            <w:tcMar>
+              <w:left w:w="0" w:type="dxa"/>
+              <w:right w:w="0" w:type="dxa"/>
+            </w:tcMar>
             <w:textDirection w:val="btLr"/>
+            <w:tcFitText/>
           </w:tcPr>
           <w:p/>
         </w:tc>
@@ -1127,9 +1155,6 @@
               <w:t xml:space="preserve">дезинфекция</w:t>
             </w:r>
           </w:p>
-          <w:p/>
-          <w:p/>
-          <w:p/>
         </w:tc>
         <w:tc>
           <w:tcPr>
@@ -1156,6 +1181,12 @@
             <w:shd w:val="clear" w:color="auto" w:fill="FFFFCC"/>
           </w:tcPr>
           <w:p>
+            <w:pPr>
+              <w:rPr>
+                <w:b/>
+                <w:bCs/>
+              </w:rPr>
+            </w:pPr>
             <w:r>
               <w:rPr>
                 <w:sz w:val="14"/>
@@ -1192,7 +1223,17 @@
                 <w:sz w:val="14"/>
                 <w:rFonts w:ascii="Arial" w:hAnsi="Arial"/>
               </w:rPr>
-              <w:t xml:space="preserve">0,02-0,05 %, дозирующая система ProMax</w:t>
+              <w:t xml:space="preserve">0,02-0,05 %</w:t>
+            </w:r>
+            <w:r>
+              <w:br/>
+            </w:r>
+            <w:r>
+              <w:rPr>
+                <w:rFonts w:ascii="Arial" w:hAnsi="Arial"/>
+                <w:sz w:val="14"/>
+              </w:rPr>
+              <w:t>дозирующая система ProMax</w:t>
             </w:r>
           </w:p>
         </w:tc>
@@ -1234,7 +1275,13 @@
           <w:tcPr>
             <w:tcW w:w="411" w:type="dxa"/>
             <w:vMerge/>
+            <w:noWrap/>
+            <w:tcMar>
+              <w:left w:w="0" w:type="dxa"/>
+              <w:right w:w="0" w:type="dxa"/>
+            </w:tcMar>
             <w:textDirection w:val="btLr"/>
+            <w:tcFitText/>
           </w:tcPr>
           <w:p/>
         </w:tc>
@@ -1295,9 +1342,6 @@
               <w:t xml:space="preserve">обеспыливание</w:t>
             </w:r>
           </w:p>
-          <w:p/>
-          <w:p/>
-          <w:p/>
         </w:tc>
         <w:tc>
           <w:tcPr>
@@ -1323,6 +1367,12 @@
             <w:tcW w:w="1417" w:type="dxa"/>
           </w:tcPr>
           <w:p>
+            <w:pPr>
+              <w:rPr>
+                <w:b/>
+                <w:bCs/>
+              </w:rPr>
+            </w:pPr>
             <w:r>
               <w:rPr>
                 <w:sz w:val="14"/>
@@ -1401,7 +1451,13 @@
           <w:tcPr>
             <w:tcW w:w="411" w:type="dxa"/>
             <w:vMerge w:val="restart"/>
+            <w:noWrap/>
+            <w:tcMar>
+              <w:left w:w="0" w:type="dxa"/>
+              <w:right w:w="0" w:type="dxa"/>
+            </w:tcMar>
             <w:textDirection w:val="btLr"/>
+            <w:tcFitText/>
           </w:tcPr>
           <w:p>
             <w:pPr>
@@ -1504,9 +1560,6 @@
               <w:t xml:space="preserve">мойка</w:t>
             </w:r>
           </w:p>
-          <w:p/>
-          <w:p/>
-          <w:p/>
         </w:tc>
         <w:tc>
           <w:tcPr>
@@ -1533,6 +1586,12 @@
             <w:shd w:val="clear" w:color="auto" w:fill="99CCFF"/>
           </w:tcPr>
           <w:p>
+            <w:pPr>
+              <w:rPr>
+                <w:b/>
+                <w:bCs/>
+              </w:rPr>
+            </w:pPr>
             <w:r>
               <w:rPr>
                 <w:sz w:val="14"/>
@@ -1569,7 +1628,17 @@
                 <w:sz w:val="14"/>
                 <w:rFonts w:ascii="Arial" w:hAnsi="Arial"/>
               </w:rPr>
-              <w:t xml:space="preserve">1,0 %, ручное разведение</w:t>
+              <w:t xml:space="preserve">1,0 %</w:t>
+            </w:r>
+            <w:r>
+              <w:br/>
+            </w:r>
+            <w:r>
+              <w:rPr>
+                <w:rFonts w:ascii="Arial" w:hAnsi="Arial"/>
+                <w:sz w:val="14"/>
+              </w:rPr>
+              <w:t>ручное разведение</w:t>
             </w:r>
           </w:p>
         </w:tc>
@@ -1611,7 +1680,13 @@
           <w:tcPr>
             <w:tcW w:w="411" w:type="dxa"/>
             <w:vMerge/>
+            <w:noWrap/>
+            <w:tcMar>
+              <w:left w:w="0" w:type="dxa"/>
+              <w:right w:w="0" w:type="dxa"/>
+            </w:tcMar>
             <w:textDirection w:val="btLr"/>
+            <w:tcFitText/>
           </w:tcPr>
           <w:p/>
         </w:tc>
@@ -1672,9 +1747,6 @@
               <w:t xml:space="preserve">дезинфекция</w:t>
             </w:r>
           </w:p>
-          <w:p/>
-          <w:p/>
-          <w:p/>
         </w:tc>
         <w:tc>
           <w:tcPr>
@@ -1701,6 +1773,12 @@
             <w:shd w:val="clear" w:color="auto" w:fill="FFFFCC"/>
           </w:tcPr>
           <w:p>
+            <w:pPr>
+              <w:rPr>
+                <w:b/>
+                <w:bCs/>
+              </w:rPr>
+            </w:pPr>
             <w:r>
               <w:rPr>
                 <w:sz w:val="14"/>
@@ -1737,7 +1815,17 @@
                 <w:sz w:val="14"/>
                 <w:rFonts w:ascii="Arial" w:hAnsi="Arial"/>
               </w:rPr>
-              <w:t xml:space="preserve">0,02-0,05 %, дозирующая система ProMax</w:t>
+              <w:t xml:space="preserve">0,02-0,05 %</w:t>
+            </w:r>
+            <w:r>
+              <w:br/>
+            </w:r>
+            <w:r>
+              <w:rPr>
+                <w:rFonts w:ascii="Arial" w:hAnsi="Arial"/>
+                <w:sz w:val="14"/>
+              </w:rPr>
+              <w:t>дозирующая система ProMax</w:t>
             </w:r>
           </w:p>
         </w:tc>
@@ -1779,7 +1867,13 @@
           <w:tcPr>
             <w:tcW w:w="411" w:type="dxa"/>
             <w:vMerge/>
+            <w:noWrap/>
+            <w:tcMar>
+              <w:left w:w="0" w:type="dxa"/>
+              <w:right w:w="0" w:type="dxa"/>
+            </w:tcMar>
             <w:textDirection w:val="btLr"/>
+            <w:tcFitText/>
           </w:tcPr>
           <w:p/>
         </w:tc>
@@ -1837,9 +1931,6 @@
               <w:t xml:space="preserve">мойка</w:t>
             </w:r>
           </w:p>
-          <w:p/>
-          <w:p/>
-          <w:p/>
         </w:tc>
         <w:tc>
           <w:tcPr>
@@ -1866,6 +1957,12 @@
             <w:shd w:val="clear" w:color="auto" w:fill="99CCFF"/>
           </w:tcPr>
           <w:p>
+            <w:pPr>
+              <w:rPr>
+                <w:b/>
+                <w:bCs/>
+              </w:rPr>
+            </w:pPr>
             <w:r>
               <w:rPr>
                 <w:sz w:val="14"/>
@@ -1902,7 +1999,17 @@
                 <w:sz w:val="14"/>
                 <w:rFonts w:ascii="Arial" w:hAnsi="Arial"/>
               </w:rPr>
-              <w:t xml:space="preserve">1,0 %, ручное разведение</w:t>
+              <w:t xml:space="preserve">1,0 %</w:t>
+            </w:r>
+            <w:r>
+              <w:br/>
+            </w:r>
+            <w:r>
+              <w:rPr>
+                <w:rFonts w:ascii="Arial" w:hAnsi="Arial"/>
+                <w:sz w:val="14"/>
+              </w:rPr>
+              <w:t>ручное разведение</w:t>
             </w:r>
           </w:p>
         </w:tc>
@@ -1944,7 +2051,13 @@
           <w:tcPr>
             <w:tcW w:w="411" w:type="dxa"/>
             <w:vMerge w:val="restart"/>
+            <w:noWrap/>
+            <w:tcMar>
+              <w:left w:w="0" w:type="dxa"/>
+              <w:right w:w="0" w:type="dxa"/>
+            </w:tcMar>
             <w:textDirection w:val="btLr"/>
+            <w:tcFitText/>
           </w:tcPr>
           <w:p>
             <w:pPr>
@@ -2042,9 +2155,6 @@
               <w:t xml:space="preserve">дезинфекция</w:t>
             </w:r>
           </w:p>
-          <w:p/>
-          <w:p/>
-          <w:p/>
         </w:tc>
         <w:tc>
           <w:tcPr>
@@ -2071,6 +2181,12 @@
             <w:shd w:val="clear" w:color="auto" w:fill="FFFFCC"/>
           </w:tcPr>
           <w:p>
+            <w:pPr>
+              <w:rPr>
+                <w:b/>
+                <w:bCs/>
+              </w:rPr>
+            </w:pPr>
             <w:r>
               <w:rPr>
                 <w:sz w:val="14"/>
@@ -2107,7 +2223,17 @@
                 <w:sz w:val="14"/>
                 <w:rFonts w:ascii="Arial" w:hAnsi="Arial"/>
               </w:rPr>
-              <w:t xml:space="preserve">0,02-0,05 %, дозирующая система ProMax</w:t>
+              <w:t xml:space="preserve">0,02-0,05 %</w:t>
+            </w:r>
+            <w:r>
+              <w:br/>
+            </w:r>
+            <w:r>
+              <w:rPr>
+                <w:rFonts w:ascii="Arial" w:hAnsi="Arial"/>
+                <w:sz w:val="14"/>
+              </w:rPr>
+              <w:t>дозирующая система ProMax</w:t>
             </w:r>
           </w:p>
         </w:tc>
@@ -2149,7 +2275,13 @@
           <w:tcPr>
             <w:tcW w:w="411" w:type="dxa"/>
             <w:vMerge/>
+            <w:noWrap/>
+            <w:tcMar>
+              <w:left w:w="0" w:type="dxa"/>
+              <w:right w:w="0" w:type="dxa"/>
+            </w:tcMar>
             <w:textDirection w:val="btLr"/>
+            <w:tcFitText/>
           </w:tcPr>
           <w:p/>
         </w:tc>
@@ -2207,9 +2339,6 @@
               <w:t xml:space="preserve">мойка</w:t>
             </w:r>
           </w:p>
-          <w:p/>
-          <w:p/>
-          <w:p/>
         </w:tc>
         <w:tc>
           <w:tcPr>
@@ -2236,6 +2365,12 @@
             <w:shd w:val="clear" w:color="auto" w:fill="99CCFF"/>
           </w:tcPr>
           <w:p>
+            <w:pPr>
+              <w:rPr>
+                <w:b/>
+                <w:bCs/>
+              </w:rPr>
+            </w:pPr>
             <w:r>
               <w:rPr>
                 <w:sz w:val="14"/>
@@ -2272,7 +2407,17 @@
                 <w:sz w:val="14"/>
                 <w:rFonts w:ascii="Arial" w:hAnsi="Arial"/>
               </w:rPr>
-              <w:t xml:space="preserve">1,0 %, ручное разведение</w:t>
+              <w:t xml:space="preserve">1,0 %</w:t>
+            </w:r>
+            <w:r>
+              <w:br/>
+            </w:r>
+            <w:r>
+              <w:rPr>
+                <w:rFonts w:ascii="Arial" w:hAnsi="Arial"/>
+                <w:sz w:val="14"/>
+              </w:rPr>
+              <w:t>ручное разведение</w:t>
             </w:r>
           </w:p>
         </w:tc>
@@ -2314,7 +2459,13 @@
           <w:tcPr>
             <w:tcW w:w="411" w:type="dxa"/>
             <w:vMerge w:val="restart"/>
+            <w:noWrap/>
+            <w:tcMar>
+              <w:left w:w="0" w:type="dxa"/>
+              <w:right w:w="0" w:type="dxa"/>
+            </w:tcMar>
             <w:textDirection w:val="btLr"/>
+            <w:tcFitText/>
           </w:tcPr>
           <w:p>
             <w:pPr>
@@ -2408,9 +2559,6 @@
               <w:t xml:space="preserve">дезинфекция</w:t>
             </w:r>
           </w:p>
-          <w:p/>
-          <w:p/>
-          <w:p/>
         </w:tc>
         <w:tc>
           <w:tcPr>
@@ -2437,6 +2585,12 @@
             <w:shd w:val="clear" w:color="auto" w:fill="FFFFCC"/>
           </w:tcPr>
           <w:p>
+            <w:pPr>
+              <w:rPr>
+                <w:b/>
+                <w:bCs/>
+              </w:rPr>
+            </w:pPr>
             <w:r>
               <w:rPr>
                 <w:sz w:val="14"/>
@@ -2473,7 +2627,17 @@
                 <w:sz w:val="14"/>
                 <w:rFonts w:ascii="Arial" w:hAnsi="Arial"/>
               </w:rPr>
-              <w:t xml:space="preserve">0,02-0,05 %, дозирующая система ProMax</w:t>
+              <w:t xml:space="preserve">0,02-0,05 %</w:t>
+            </w:r>
+            <w:r>
+              <w:br/>
+            </w:r>
+            <w:r>
+              <w:rPr>
+                <w:rFonts w:ascii="Arial" w:hAnsi="Arial"/>
+                <w:sz w:val="14"/>
+              </w:rPr>
+              <w:t>дозирующая система ProMax</w:t>
             </w:r>
           </w:p>
         </w:tc>
@@ -2515,7 +2679,13 @@
           <w:tcPr>
             <w:tcW w:w="411" w:type="dxa"/>
             <w:vMerge/>
+            <w:noWrap/>
+            <w:tcMar>
+              <w:left w:w="0" w:type="dxa"/>
+              <w:right w:w="0" w:type="dxa"/>
+            </w:tcMar>
             <w:textDirection w:val="btLr"/>
+            <w:tcFitText/>
           </w:tcPr>
           <w:p/>
         </w:tc>
@@ -2583,9 +2753,6 @@
               <w:t xml:space="preserve">мойка</w:t>
             </w:r>
           </w:p>
-          <w:p/>
-          <w:p/>
-          <w:p/>
         </w:tc>
         <w:tc>
           <w:tcPr>
@@ -2612,6 +2779,12 @@
             <w:shd w:val="clear" w:color="auto" w:fill="99CCFF"/>
           </w:tcPr>
           <w:p>
+            <w:pPr>
+              <w:rPr>
+                <w:b/>
+                <w:bCs/>
+              </w:rPr>
+            </w:pPr>
             <w:r>
               <w:rPr>
                 <w:sz w:val="14"/>
@@ -2648,7 +2821,17 @@
                 <w:sz w:val="14"/>
                 <w:rFonts w:ascii="Arial" w:hAnsi="Arial"/>
               </w:rPr>
-              <w:t xml:space="preserve">1,0 %, ручное разведение</w:t>
+              <w:t xml:space="preserve">1,0 %</w:t>
+            </w:r>
+            <w:r>
+              <w:br/>
+            </w:r>
+            <w:r>
+              <w:rPr>
+                <w:rFonts w:ascii="Arial" w:hAnsi="Arial"/>
+                <w:sz w:val="14"/>
+              </w:rPr>
+              <w:t>ручное разведение</w:t>
             </w:r>
           </w:p>
         </w:tc>
@@ -2690,7 +2873,13 @@
           <w:tcPr>
             <w:tcW w:w="411" w:type="dxa"/>
             <w:vMerge w:val="restart"/>
+            <w:noWrap/>
+            <w:tcMar>
+              <w:left w:w="0" w:type="dxa"/>
+              <w:right w:w="0" w:type="dxa"/>
+            </w:tcMar>
             <w:textDirection w:val="btLr"/>
+            <w:tcFitText/>
           </w:tcPr>
           <w:p>
             <w:pPr>
@@ -2784,9 +2973,6 @@
               <w:t xml:space="preserve">дезинфекция</w:t>
             </w:r>
           </w:p>
-          <w:p/>
-          <w:p/>
-          <w:p/>
         </w:tc>
         <w:tc>
           <w:tcPr>
@@ -2813,6 +2999,12 @@
             <w:shd w:val="clear" w:color="auto" w:fill="FFFFCC"/>
           </w:tcPr>
           <w:p>
+            <w:pPr>
+              <w:rPr>
+                <w:b/>
+                <w:bCs/>
+              </w:rPr>
+            </w:pPr>
             <w:r>
               <w:rPr>
                 <w:sz w:val="14"/>
@@ -2849,7 +3041,17 @@
                 <w:sz w:val="14"/>
                 <w:rFonts w:ascii="Arial" w:hAnsi="Arial"/>
               </w:rPr>
-              <w:t xml:space="preserve">0,02-0,05 %, дозирующая система ProMax</w:t>
+              <w:t xml:space="preserve">0,02-0,05 %</w:t>
+            </w:r>
+            <w:r>
+              <w:br/>
+            </w:r>
+            <w:r>
+              <w:rPr>
+                <w:rFonts w:ascii="Arial" w:hAnsi="Arial"/>
+                <w:sz w:val="14"/>
+              </w:rPr>
+              <w:t>дозирующая система ProMax</w:t>
             </w:r>
           </w:p>
         </w:tc>
@@ -2891,7 +3093,13 @@
           <w:tcPr>
             <w:tcW w:w="411" w:type="dxa"/>
             <w:vMerge/>
+            <w:noWrap/>
+            <w:tcMar>
+              <w:left w:w="0" w:type="dxa"/>
+              <w:right w:w="0" w:type="dxa"/>
+            </w:tcMar>
             <w:textDirection w:val="btLr"/>
+            <w:tcFitText/>
           </w:tcPr>
           <w:p/>
         </w:tc>
@@ -2959,9 +3167,6 @@
               <w:t xml:space="preserve">мойка</w:t>
             </w:r>
           </w:p>
-          <w:p/>
-          <w:p/>
-          <w:p/>
         </w:tc>
         <w:tc>
           <w:tcPr>
@@ -2988,6 +3193,12 @@
             <w:shd w:val="clear" w:color="auto" w:fill="99CCFF"/>
           </w:tcPr>
           <w:p>
+            <w:pPr>
+              <w:rPr>
+                <w:b/>
+                <w:bCs/>
+              </w:rPr>
+            </w:pPr>
             <w:r>
               <w:rPr>
                 <w:sz w:val="14"/>
@@ -3024,7 +3235,17 @@
                 <w:sz w:val="14"/>
                 <w:rFonts w:ascii="Arial" w:hAnsi="Arial"/>
               </w:rPr>
-              <w:t xml:space="preserve">1,0 %, ручное разведение</w:t>
+              <w:t xml:space="preserve">1,0 %</w:t>
+            </w:r>
+            <w:r>
+              <w:br/>
+            </w:r>
+            <w:r>
+              <w:rPr>
+                <w:rFonts w:ascii="Arial" w:hAnsi="Arial"/>
+                <w:sz w:val="14"/>
+              </w:rPr>
+              <w:t>ручное разведение</w:t>
             </w:r>
           </w:p>
         </w:tc>
@@ -3066,7 +3287,13 @@
           <w:tcPr>
             <w:tcW w:w="411" w:type="dxa"/>
             <w:vMerge w:val="restart"/>
+            <w:noWrap/>
+            <w:tcMar>
+              <w:left w:w="0" w:type="dxa"/>
+              <w:right w:w="0" w:type="dxa"/>
+            </w:tcMar>
             <w:textDirection w:val="btLr"/>
+            <w:tcFitText/>
           </w:tcPr>
           <w:p>
             <w:pPr>
@@ -3164,9 +3391,6 @@
               <w:t xml:space="preserve">дезинфекция</w:t>
             </w:r>
           </w:p>
-          <w:p/>
-          <w:p/>
-          <w:p/>
         </w:tc>
         <w:tc>
           <w:tcPr>
@@ -3193,6 +3417,12 @@
             <w:shd w:val="clear" w:color="auto" w:fill="FFFFCC"/>
           </w:tcPr>
           <w:p>
+            <w:pPr>
+              <w:rPr>
+                <w:b/>
+                <w:bCs/>
+              </w:rPr>
+            </w:pPr>
             <w:r>
               <w:rPr>
                 <w:sz w:val="14"/>
@@ -3229,7 +3459,17 @@
                 <w:sz w:val="14"/>
                 <w:rFonts w:ascii="Arial" w:hAnsi="Arial"/>
               </w:rPr>
-              <w:t xml:space="preserve">0,02-0,05 %, дозирующая система ProMax</w:t>
+              <w:t xml:space="preserve">0,02-0,05 %</w:t>
+            </w:r>
+            <w:r>
+              <w:br/>
+            </w:r>
+            <w:r>
+              <w:rPr>
+                <w:rFonts w:ascii="Arial" w:hAnsi="Arial"/>
+                <w:sz w:val="14"/>
+              </w:rPr>
+              <w:t>дозирующая система ProMax</w:t>
             </w:r>
           </w:p>
         </w:tc>
@@ -3271,7 +3511,13 @@
           <w:tcPr>
             <w:tcW w:w="411" w:type="dxa"/>
             <w:vMerge/>
+            <w:noWrap/>
+            <w:tcMar>
+              <w:left w:w="0" w:type="dxa"/>
+              <w:right w:w="0" w:type="dxa"/>
+            </w:tcMar>
             <w:textDirection w:val="btLr"/>
+            <w:tcFitText/>
           </w:tcPr>
           <w:p/>
         </w:tc>
@@ -3332,9 +3578,6 @@
               <w:t xml:space="preserve">обеспыливание</w:t>
             </w:r>
           </w:p>
-          <w:p/>
-          <w:p/>
-          <w:p/>
         </w:tc>
         <w:tc>
           <w:tcPr>
@@ -3360,6 +3603,12 @@
             <w:tcW w:w="1417" w:type="dxa"/>
           </w:tcPr>
           <w:p>
+            <w:pPr>
+              <w:rPr>
+                <w:b/>
+                <w:bCs/>
+              </w:rPr>
+            </w:pPr>
             <w:r>
               <w:rPr>
                 <w:sz w:val="14"/>
@@ -3438,7 +3687,13 @@
           <w:tcPr>
             <w:tcW w:w="411" w:type="dxa"/>
             <w:vMerge w:val="restart"/>
+            <w:noWrap/>
+            <w:tcMar>
+              <w:left w:w="0" w:type="dxa"/>
+              <w:right w:w="0" w:type="dxa"/>
+            </w:tcMar>
             <w:textDirection w:val="btLr"/>
+            <w:tcFitText/>
           </w:tcPr>
           <w:p>
             <w:pPr>
@@ -3541,9 +3796,6 @@
               <w:t xml:space="preserve">мойка</w:t>
             </w:r>
           </w:p>
-          <w:p/>
-          <w:p/>
-          <w:p/>
         </w:tc>
         <w:tc>
           <w:tcPr>
@@ -3570,6 +3822,12 @@
             <w:shd w:val="clear" w:color="auto" w:fill="99CCFF"/>
           </w:tcPr>
           <w:p>
+            <w:pPr>
+              <w:rPr>
+                <w:b/>
+                <w:bCs/>
+              </w:rPr>
+            </w:pPr>
             <w:r>
               <w:rPr>
                 <w:sz w:val="14"/>
@@ -3606,7 +3864,17 @@
                 <w:sz w:val="14"/>
                 <w:rFonts w:ascii="Arial" w:hAnsi="Arial"/>
               </w:rPr>
-              <w:t xml:space="preserve">1,0 %, ручное разведение</w:t>
+              <w:t xml:space="preserve">1,0 %</w:t>
+            </w:r>
+            <w:r>
+              <w:br/>
+            </w:r>
+            <w:r>
+              <w:rPr>
+                <w:rFonts w:ascii="Arial" w:hAnsi="Arial"/>
+                <w:sz w:val="14"/>
+              </w:rPr>
+              <w:t>ручное разведение</w:t>
             </w:r>
           </w:p>
         </w:tc>
@@ -3648,7 +3916,13 @@
           <w:tcPr>
             <w:tcW w:w="411" w:type="dxa"/>
             <w:vMerge/>
+            <w:noWrap/>
+            <w:tcMar>
+              <w:left w:w="0" w:type="dxa"/>
+              <w:right w:w="0" w:type="dxa"/>
+            </w:tcMar>
             <w:textDirection w:val="btLr"/>
+            <w:tcFitText/>
           </w:tcPr>
           <w:p/>
         </w:tc>
@@ -3709,9 +3983,6 @@
               <w:t xml:space="preserve">дезинфекция</w:t>
             </w:r>
           </w:p>
-          <w:p/>
-          <w:p/>
-          <w:p/>
         </w:tc>
         <w:tc>
           <w:tcPr>
@@ -3738,6 +4009,12 @@
             <w:shd w:val="clear" w:color="auto" w:fill="FFFFCC"/>
           </w:tcPr>
           <w:p>
+            <w:pPr>
+              <w:rPr>
+                <w:b/>
+                <w:bCs/>
+              </w:rPr>
+            </w:pPr>
             <w:r>
               <w:rPr>
                 <w:sz w:val="14"/>
@@ -3774,7 +4051,17 @@
                 <w:sz w:val="14"/>
                 <w:rFonts w:ascii="Arial" w:hAnsi="Arial"/>
               </w:rPr>
-              <w:t xml:space="preserve">0,02-0,05 %, дозирующая система ProMax</w:t>
+              <w:t xml:space="preserve">0,02-0,05 %</w:t>
+            </w:r>
+            <w:r>
+              <w:br/>
+            </w:r>
+            <w:r>
+              <w:rPr>
+                <w:rFonts w:ascii="Arial" w:hAnsi="Arial"/>
+                <w:sz w:val="14"/>
+              </w:rPr>
+              <w:t>дозирующая система ProMax</w:t>
             </w:r>
           </w:p>
         </w:tc>
@@ -3816,7 +4103,13 @@
           <w:tcPr>
             <w:tcW w:w="411" w:type="dxa"/>
             <w:vMerge/>
+            <w:noWrap/>
+            <w:tcMar>
+              <w:left w:w="0" w:type="dxa"/>
+              <w:right w:w="0" w:type="dxa"/>
+            </w:tcMar>
             <w:textDirection w:val="btLr"/>
+            <w:tcFitText/>
           </w:tcPr>
           <w:p/>
         </w:tc>
@@ -3870,9 +4163,6 @@
               <w:t xml:space="preserve">мойка</w:t>
             </w:r>
           </w:p>
-          <w:p/>
-          <w:p/>
-          <w:p/>
         </w:tc>
         <w:tc>
           <w:tcPr>
@@ -3899,6 +4189,12 @@
             <w:shd w:val="clear" w:color="auto" w:fill="99CCFF"/>
           </w:tcPr>
           <w:p>
+            <w:pPr>
+              <w:rPr>
+                <w:b/>
+                <w:bCs/>
+              </w:rPr>
+            </w:pPr>
             <w:r>
               <w:rPr>
                 <w:sz w:val="14"/>
@@ -3935,7 +4231,17 @@
                 <w:sz w:val="14"/>
                 <w:rFonts w:ascii="Arial" w:hAnsi="Arial"/>
               </w:rPr>
-              <w:t xml:space="preserve">1,0 %, ручное разведение</w:t>
+              <w:t xml:space="preserve">1,0 %</w:t>
+            </w:r>
+            <w:r>
+              <w:br/>
+            </w:r>
+            <w:r>
+              <w:rPr>
+                <w:rFonts w:ascii="Arial" w:hAnsi="Arial"/>
+                <w:sz w:val="14"/>
+              </w:rPr>
+              <w:t>ручное разведение</w:t>
             </w:r>
           </w:p>
         </w:tc>
@@ -3976,7 +4282,13 @@
         <w:tc>
           <w:tcPr>
             <w:tcW w:w="411" w:type="dxa"/>
+            <w:noWrap/>
+            <w:tcMar>
+              <w:left w:w="0" w:type="dxa"/>
+              <w:right w:w="0" w:type="dxa"/>
+            </w:tcMar>
             <w:textDirection w:val="btLr"/>
+            <w:tcFitText/>
           </w:tcPr>
           <w:p>
             <w:pPr>
@@ -4070,9 +4382,6 @@
               <w:t xml:space="preserve">мойка</w:t>
             </w:r>
           </w:p>
-          <w:p/>
-          <w:p/>
-          <w:p/>
         </w:tc>
         <w:tc>
           <w:tcPr>
@@ -4099,6 +4408,12 @@
             <w:shd w:val="clear" w:color="auto" w:fill="99CCFF"/>
           </w:tcPr>
           <w:p>
+            <w:pPr>
+              <w:rPr>
+                <w:b/>
+                <w:bCs/>
+              </w:rPr>
+            </w:pPr>
             <w:r>
               <w:rPr>
                 <w:sz w:val="14"/>
@@ -4135,7 +4450,17 @@
                 <w:sz w:val="14"/>
                 <w:rFonts w:ascii="Arial" w:hAnsi="Arial"/>
               </w:rPr>
-              <w:t xml:space="preserve">1,0 %, ручное разведение</w:t>
+              <w:t xml:space="preserve">1,0 %</w:t>
+            </w:r>
+            <w:r>
+              <w:br/>
+            </w:r>
+            <w:r>
+              <w:rPr>
+                <w:rFonts w:ascii="Arial" w:hAnsi="Arial"/>
+                <w:sz w:val="14"/>
+              </w:rPr>
+              <w:t>ручное разведение</w:t>
             </w:r>
           </w:p>
         </w:tc>
@@ -4177,7 +4502,13 @@
           <w:tcPr>
             <w:tcW w:w="411" w:type="dxa"/>
             <w:vMerge w:val="restart"/>
+            <w:noWrap/>
+            <w:tcMar>
+              <w:left w:w="0" w:type="dxa"/>
+              <w:right w:w="0" w:type="dxa"/>
+            </w:tcMar>
             <w:textDirection w:val="btLr"/>
+            <w:tcFitText/>
           </w:tcPr>
           <w:p>
             <w:pPr>
@@ -4275,9 +4606,6 @@
               <w:t xml:space="preserve">дезинфекция</w:t>
             </w:r>
           </w:p>
-          <w:p/>
-          <w:p/>
-          <w:p/>
         </w:tc>
         <w:tc>
           <w:tcPr>
@@ -4304,6 +4632,12 @@
             <w:shd w:val="clear" w:color="auto" w:fill="FFFFCC"/>
           </w:tcPr>
           <w:p>
+            <w:pPr>
+              <w:rPr>
+                <w:b/>
+                <w:bCs/>
+              </w:rPr>
+            </w:pPr>
             <w:r>
               <w:rPr>
                 <w:sz w:val="14"/>
@@ -4340,7 +4674,17 @@
                 <w:sz w:val="14"/>
                 <w:rFonts w:ascii="Arial" w:hAnsi="Arial"/>
               </w:rPr>
-              <w:t xml:space="preserve">0,02-0,05 %, дозирующая система ProMax</w:t>
+              <w:t xml:space="preserve">0,02-0,05 %</w:t>
+            </w:r>
+            <w:r>
+              <w:br/>
+            </w:r>
+            <w:r>
+              <w:rPr>
+                <w:rFonts w:ascii="Arial" w:hAnsi="Arial"/>
+                <w:sz w:val="14"/>
+              </w:rPr>
+              <w:t>дозирующая система ProMax</w:t>
             </w:r>
           </w:p>
         </w:tc>
@@ -4382,7 +4726,13 @@
           <w:tcPr>
             <w:tcW w:w="411" w:type="dxa"/>
             <w:vMerge/>
+            <w:noWrap/>
+            <w:tcMar>
+              <w:left w:w="0" w:type="dxa"/>
+              <w:right w:w="0" w:type="dxa"/>
+            </w:tcMar>
             <w:textDirection w:val="btLr"/>
+            <w:tcFitText/>
           </w:tcPr>
           <w:p/>
         </w:tc>
@@ -4440,9 +4790,6 @@
               <w:t xml:space="preserve">мойка</w:t>
             </w:r>
           </w:p>
-          <w:p/>
-          <w:p/>
-          <w:p/>
         </w:tc>
         <w:tc>
           <w:tcPr>
@@ -4469,6 +4816,12 @@
             <w:shd w:val="clear" w:color="auto" w:fill="99CCFF"/>
           </w:tcPr>
           <w:p>
+            <w:pPr>
+              <w:rPr>
+                <w:b/>
+                <w:bCs/>
+              </w:rPr>
+            </w:pPr>
             <w:r>
               <w:rPr>
                 <w:sz w:val="14"/>
@@ -4505,7 +4858,17 @@
                 <w:sz w:val="14"/>
                 <w:rFonts w:ascii="Arial" w:hAnsi="Arial"/>
               </w:rPr>
-              <w:t xml:space="preserve">1,0 %, ручное разведение</w:t>
+              <w:t xml:space="preserve">1,0 %</w:t>
+            </w:r>
+            <w:r>
+              <w:br/>
+            </w:r>
+            <w:r>
+              <w:rPr>
+                <w:rFonts w:ascii="Arial" w:hAnsi="Arial"/>
+                <w:sz w:val="14"/>
+              </w:rPr>
+              <w:t>ручное разведение</w:t>
             </w:r>
           </w:p>
         </w:tc>
@@ -4547,7 +4910,13 @@
           <w:tcPr>
             <w:tcW w:w="411" w:type="dxa"/>
             <w:vMerge w:val="restart"/>
+            <w:noWrap/>
+            <w:tcMar>
+              <w:left w:w="0" w:type="dxa"/>
+              <w:right w:w="0" w:type="dxa"/>
+            </w:tcMar>
             <w:textDirection w:val="btLr"/>
+            <w:tcFitText/>
           </w:tcPr>
           <w:p>
             <w:pPr>
@@ -4645,9 +5014,6 @@
               <w:t xml:space="preserve">дезинфекция</w:t>
             </w:r>
           </w:p>
-          <w:p/>
-          <w:p/>
-          <w:p/>
         </w:tc>
         <w:tc>
           <w:tcPr>
@@ -4674,6 +5040,12 @@
             <w:shd w:val="clear" w:color="auto" w:fill="FFFFCC"/>
           </w:tcPr>
           <w:p>
+            <w:pPr>
+              <w:rPr>
+                <w:b/>
+                <w:bCs/>
+              </w:rPr>
+            </w:pPr>
             <w:r>
               <w:rPr>
                 <w:sz w:val="14"/>
@@ -4710,7 +5082,17 @@
                 <w:sz w:val="14"/>
                 <w:rFonts w:ascii="Arial" w:hAnsi="Arial"/>
               </w:rPr>
-              <w:t xml:space="preserve">0,02-0,05 %, дозирующая система ProMax</w:t>
+              <w:t xml:space="preserve">0,02-0,05 %</w:t>
+            </w:r>
+            <w:r>
+              <w:br/>
+            </w:r>
+            <w:r>
+              <w:rPr>
+                <w:rFonts w:ascii="Arial" w:hAnsi="Arial"/>
+                <w:sz w:val="14"/>
+              </w:rPr>
+              <w:t>дозирующая система ProMax</w:t>
             </w:r>
           </w:p>
         </w:tc>
@@ -4752,7 +5134,13 @@
           <w:tcPr>
             <w:tcW w:w="411" w:type="dxa"/>
             <w:vMerge/>
+            <w:noWrap/>
+            <w:tcMar>
+              <w:left w:w="0" w:type="dxa"/>
+              <w:right w:w="0" w:type="dxa"/>
+            </w:tcMar>
             <w:textDirection w:val="btLr"/>
+            <w:tcFitText/>
           </w:tcPr>
           <w:p/>
         </w:tc>
@@ -4794,9 +5182,6 @@
               <w:t xml:space="preserve">Объекты без инструкций (требуют настройки)</w:t>
             </w:r>
           </w:p>
-          <w:p/>
-          <w:p/>
-          <w:p/>
         </w:tc>
       </w:tr>
       <w:tr>
@@ -4819,9 +5204,6 @@
             <w:tcW w:w="1134" w:type="dxa"/>
           </w:tcPr>
           <w:p/>
-          <w:p/>
-          <w:p/>
-          <w:p/>
         </w:tc>
         <w:tc>
           <w:tcPr>
@@ -4839,16 +5221,23 @@
           <w:tcPr>
             <w:tcW w:w="1417" w:type="dxa"/>
           </w:tcPr>
+          <w:p>
+            <w:pPr>
+              <w:rPr>
+                <w:b/>
+                <w:bCs/>
+              </w:rPr>
+            </w:pPr>
+          </w:p>
+        </w:tc>
+        <w:tc>
+          <w:tcPr>
+            <w:tcW w:w="1276" w:type="dxa"/>
+          </w:tcPr>
           <w:p/>
         </w:tc>
         <w:tc>
           <w:tcPr>
-            <w:tcW w:w="1276" w:type="dxa"/>
-          </w:tcPr>
-          <w:p/>
-        </w:tc>
-        <w:tc>
-          <w:tcPr>
             <w:tcW w:w="1990" w:type="dxa"/>
           </w:tcPr>
           <w:p>
@@ -4880,7 +5269,13 @@
         <w:tc>
           <w:tcPr>
             <w:tcW w:w="411" w:type="dxa"/>
+            <w:noWrap/>
+            <w:tcMar>
+              <w:left w:w="0" w:type="dxa"/>
+              <w:right w:w="0" w:type="dxa"/>
+            </w:tcMar>
             <w:textDirection w:val="btLr"/>
+            <w:tcFitText/>
           </w:tcPr>
           <w:p>
             <w:pPr>
@@ -4932,9 +5327,6 @@
             <w:tcW w:w="1134" w:type="dxa"/>
           </w:tcPr>
           <w:p/>
-          <w:p/>
-          <w:p/>
-          <w:p/>
         </w:tc>
         <w:tc>
           <w:tcPr>
@@ -4952,16 +5344,23 @@
           <w:tcPr>
             <w:tcW w:w="1417" w:type="dxa"/>
           </w:tcPr>
+          <w:p>
+            <w:pPr>
+              <w:rPr>
+                <w:b/>
+                <w:bCs/>
+              </w:rPr>
+            </w:pPr>
+          </w:p>
+        </w:tc>
+        <w:tc>
+          <w:tcPr>
+            <w:tcW w:w="1276" w:type="dxa"/>
+          </w:tcPr>
           <w:p/>
         </w:tc>
         <w:tc>
           <w:tcPr>
-            <w:tcW w:w="1276" w:type="dxa"/>
-          </w:tcPr>
-          <w:p/>
-        </w:tc>
-        <w:tc>
-          <w:tcPr>
             <w:tcW w:w="1990" w:type="dxa"/>
           </w:tcPr>
           <w:p>
@@ -4993,7 +5392,13 @@
         <w:tc>
           <w:tcPr>
             <w:tcW w:w="411" w:type="dxa"/>
+            <w:noWrap/>
+            <w:tcMar>
+              <w:left w:w="0" w:type="dxa"/>
+              <w:right w:w="0" w:type="dxa"/>
+            </w:tcMar>
             <w:textDirection w:val="btLr"/>
+            <w:tcFitText/>
           </w:tcPr>
           <w:p>
             <w:pPr>

--- a/tech_cards/Раздевалка мужскаяженская_tech_card.docx
+++ b/tech_cards/Раздевалка мужскаяженская_tech_card.docx
@@ -689,7 +689,7 @@
       <w:tr>
         <w:trPr>
           <w:cantSplit/>
-          <w:trHeight w:val="268"/>
+          <w:trHeight w:val="168"/>
         </w:trPr>
         <w:tc>
           <w:tcPr>
@@ -699,10 +699,6 @@
           <w:p>
             <w:pPr>
               <w:jc w:val="center"/>
-              <w:rPr>
-                <w:sz w:val="18"/>
-                <w:szCs w:val="18"/>
-              </w:rPr>
             </w:pPr>
             <w:r>
               <w:rPr>
@@ -747,7 +743,7 @@
                 <w:sz w:val="14"/>
                 <w:rFonts w:ascii="Arial" w:hAnsi="Arial"/>
               </w:rPr>
-              <w:t xml:space="preserve">обеспыливание</w:t>
+              <w:t xml:space="preserve">мойка</w:t>
             </w:r>
           </w:p>
         </w:tc>
@@ -773,6 +769,7 @@
         <w:tc>
           <w:tcPr>
             <w:tcW w:w="1417" w:type="dxa"/>
+            <w:shd w:val="clear" w:color="auto" w:fill="99CCFF"/>
           </w:tcPr>
           <w:p>
             <w:pPr>
@@ -785,8 +782,9 @@
               <w:rPr>
                 <w:sz w:val="14"/>
                 <w:rFonts w:ascii="Arial" w:hAnsi="Arial"/>
-              </w:rPr>
-              <w:t xml:space="preserve"/>
+                <w:b/>
+              </w:rPr>
+              <w:t xml:space="preserve">ХИМИТЕК ЧУДОДЕЙ®-ПОЛИПРОМ 190022</w:t>
             </w:r>
           </w:p>
         </w:tc>
@@ -800,7 +798,7 @@
                 <w:sz w:val="14"/>
                 <w:rFonts w:ascii="Arial" w:hAnsi="Arial"/>
               </w:rPr>
-              <w:t xml:space="preserve"/>
+              <w:t xml:space="preserve">ручной (протирание, обработка щеткой)</w:t>
             </w:r>
           </w:p>
         </w:tc>
@@ -817,7 +815,17 @@
                 <w:sz w:val="14"/>
                 <w:rFonts w:ascii="Arial" w:hAnsi="Arial"/>
               </w:rPr>
-              <w:t xml:space="preserve"/>
+              <w:t xml:space="preserve">1,0 %</w:t>
+            </w:r>
+            <w:r>
+              <w:br/>
+            </w:r>
+            <w:r>
+              <w:rPr>
+                <w:rFonts w:ascii="Arial" w:hAnsi="Arial"/>
+                <w:sz w:val="14"/>
+              </w:rPr>
+              <w:t>ручное разведение</w:t>
             </w:r>
           </w:p>
         </w:tc>
@@ -834,7 +842,7 @@
                 <w:sz w:val="14"/>
                 <w:rFonts w:ascii="Arial" w:hAnsi="Arial"/>
               </w:rPr>
-              <w:t xml:space="preserve"/>
+              <w:t xml:space="preserve">не ниже 40°C</w:t>
             </w:r>
           </w:p>
         </w:tc>
@@ -871,6 +879,10 @@
             <w:pPr>
               <w:ind w:left="113" w:right="113"/>
               <w:jc w:val="center"/>
+              <w:rPr>
+                <w:b/>
+                <w:bCs/>
+              </w:rPr>
             </w:pPr>
             <w:r>
               <w:rPr>
@@ -890,6 +902,7 @@
         <w:tc>
           <w:tcPr>
             <w:tcW w:w="1467" w:type="dxa"/>
+            <w:vMerge w:val="restart"/>
           </w:tcPr>
           <w:p>
             <w:pPr>
@@ -900,8 +913,11 @@
                 <w:sz w:val="14"/>
                 <w:rFonts w:ascii="Arial" w:hAnsi="Arial"/>
               </w:rPr>
-              <w:t xml:space="preserve">1 раз в 3 месяца</w:t>
-            </w:r>
+              <w:t xml:space="preserve">1 раз в 12 месяцев</w:t>
+            </w:r>
+          </w:p>
+          <w:p>
+            <w:r/>
           </w:p>
         </w:tc>
         <w:tc>
@@ -965,7 +981,7 @@
                 <w:sz w:val="14"/>
                 <w:rFonts w:ascii="Arial" w:hAnsi="Arial"/>
               </w:rPr>
-              <w:t xml:space="preserve">мойка</w:t>
+              <w:t xml:space="preserve">дезинфекция</w:t>
             </w:r>
           </w:p>
         </w:tc>
@@ -991,7 +1007,7 @@
         <w:tc>
           <w:tcPr>
             <w:tcW w:w="1417" w:type="dxa"/>
-            <w:shd w:val="clear" w:color="auto" w:fill="99CCFF"/>
+            <w:shd w:val="clear" w:color="auto" w:fill="FFFFCC"/>
           </w:tcPr>
           <w:p>
             <w:pPr>
@@ -1004,8 +1020,9 @@
               <w:rPr>
                 <w:sz w:val="14"/>
                 <w:rFonts w:ascii="Arial" w:hAnsi="Arial"/>
-              </w:rPr>
-              <w:t xml:space="preserve">ХИМИТЕК ЧУДОДЕЙ®-ПОЛИПРОМ 190022</w:t>
+                <w:b/>
+              </w:rPr>
+              <w:t xml:space="preserve">ХИМИТЕК ПОЛИДЕЗ-СУПЕР</w:t>
             </w:r>
           </w:p>
         </w:tc>
@@ -1019,7 +1036,7 @@
                 <w:sz w:val="14"/>
                 <w:rFonts w:ascii="Arial" w:hAnsi="Arial"/>
               </w:rPr>
-              <w:t xml:space="preserve"/>
+              <w:t xml:space="preserve">ручной (протирание)</w:t>
             </w:r>
           </w:p>
         </w:tc>
@@ -1036,7 +1053,7 @@
                 <w:sz w:val="14"/>
                 <w:rFonts w:ascii="Arial" w:hAnsi="Arial"/>
               </w:rPr>
-              <w:t xml:space="preserve">1,0 %</w:t>
+              <w:t xml:space="preserve">0,02-0,05 %</w:t>
             </w:r>
             <w:r>
               <w:br/>
@@ -1046,7 +1063,7 @@
                 <w:rFonts w:ascii="Arial" w:hAnsi="Arial"/>
                 <w:sz w:val="14"/>
               </w:rPr>
-              <w:t>ручное разведение</w:t>
+              <w:t>дозирующая система ProMax</w:t>
             </w:r>
           </w:p>
         </w:tc>
@@ -1063,7 +1080,7 @@
                 <w:sz w:val="14"/>
                 <w:rFonts w:ascii="Arial" w:hAnsi="Arial"/>
               </w:rPr>
-              <w:t xml:space="preserve">не ниже 40°C</w:t>
+              <w:t xml:space="preserve">18-20 °C</w:t>
             </w:r>
           </w:p>
         </w:tc>
@@ -1080,7 +1097,7 @@
                 <w:sz w:val="14"/>
                 <w:rFonts w:ascii="Arial" w:hAnsi="Arial"/>
               </w:rPr>
-              <w:t xml:space="preserve"/>
+              <w:t xml:space="preserve">20 мин</w:t>
             </w:r>
           </w:p>
         </w:tc>
@@ -1101,23 +1118,9 @@
         <w:tc>
           <w:tcPr>
             <w:tcW w:w="1467" w:type="dxa"/>
-            <w:vMerge w:val="restart"/>
-          </w:tcPr>
-          <w:p>
-            <w:pPr>
-              <w:jc w:val="center"/>
-            </w:pPr>
-            <w:r>
-              <w:rPr>
-                <w:sz w:val="14"/>
-                <w:rFonts w:ascii="Arial" w:hAnsi="Arial"/>
-              </w:rPr>
-              <w:t xml:space="preserve">1 раз в 12 месяцев</w:t>
-            </w:r>
-          </w:p>
-          <w:p>
-            <w:r/>
-          </w:p>
+            <w:vMerge/>
+          </w:tcPr>
+          <w:p/>
         </w:tc>
         <w:tc>
           <w:tcPr>
@@ -1152,7 +1155,7 @@
                 <w:sz w:val="14"/>
                 <w:rFonts w:ascii="Arial" w:hAnsi="Arial"/>
               </w:rPr>
-              <w:t xml:space="preserve">дезинфекция</w:t>
+              <w:t xml:space="preserve">очистка (обеспыливание поверхностей)</w:t>
             </w:r>
           </w:p>
         </w:tc>
@@ -1178,7 +1181,6 @@
         <w:tc>
           <w:tcPr>
             <w:tcW w:w="1417" w:type="dxa"/>
-            <w:shd w:val="clear" w:color="auto" w:fill="FFFFCC"/>
           </w:tcPr>
           <w:p>
             <w:pPr>
@@ -1191,8 +1193,9 @@
               <w:rPr>
                 <w:sz w:val="14"/>
                 <w:rFonts w:ascii="Arial" w:hAnsi="Arial"/>
-              </w:rPr>
-              <w:t xml:space="preserve">ХИМИТЕК ПОЛИДЕЗ-СУПЕР</w:t>
+                <w:b/>
+              </w:rPr>
+              <w:t xml:space="preserve"/>
             </w:r>
           </w:p>
         </w:tc>
@@ -1206,13 +1209,30 @@
                 <w:sz w:val="14"/>
                 <w:rFonts w:ascii="Arial" w:hAnsi="Arial"/>
               </w:rPr>
+              <w:t xml:space="preserve">ручной (протирание)</w:t>
+            </w:r>
+          </w:p>
+        </w:tc>
+        <w:tc>
+          <w:tcPr>
+            <w:tcW w:w="1990" w:type="dxa"/>
+          </w:tcPr>
+          <w:p>
+            <w:pPr>
+              <w:jc w:val="center"/>
+            </w:pPr>
+            <w:r>
+              <w:rPr>
+                <w:sz w:val="14"/>
+                <w:rFonts w:ascii="Arial" w:hAnsi="Arial"/>
+              </w:rPr>
               <w:t xml:space="preserve"/>
             </w:r>
           </w:p>
         </w:tc>
         <w:tc>
           <w:tcPr>
-            <w:tcW w:w="1990" w:type="dxa"/>
+            <w:tcW w:w="1248" w:type="dxa"/>
           </w:tcPr>
           <w:p>
             <w:pPr>
@@ -1223,23 +1243,13 @@
                 <w:sz w:val="14"/>
                 <w:rFonts w:ascii="Arial" w:hAnsi="Arial"/>
               </w:rPr>
-              <w:t xml:space="preserve">0,02-0,05 %</w:t>
-            </w:r>
-            <w:r>
-              <w:br/>
-            </w:r>
-            <w:r>
-              <w:rPr>
-                <w:rFonts w:ascii="Arial" w:hAnsi="Arial"/>
-                <w:sz w:val="14"/>
-              </w:rPr>
-              <w:t>дозирующая система ProMax</w:t>
-            </w:r>
-          </w:p>
-        </w:tc>
-        <w:tc>
-          <w:tcPr>
-            <w:tcW w:w="1248" w:type="dxa"/>
+              <w:t xml:space="preserve"/>
+            </w:r>
+          </w:p>
+        </w:tc>
+        <w:tc>
+          <w:tcPr>
+            <w:tcW w:w="1032" w:type="dxa"/>
           </w:tcPr>
           <w:p>
             <w:pPr>
@@ -1250,24 +1260,7 @@
                 <w:sz w:val="14"/>
                 <w:rFonts w:ascii="Arial" w:hAnsi="Arial"/>
               </w:rPr>
-              <w:t xml:space="preserve">18-20 °C</w:t>
-            </w:r>
-          </w:p>
-        </w:tc>
-        <w:tc>
-          <w:tcPr>
-            <w:tcW w:w="1032" w:type="dxa"/>
-          </w:tcPr>
-          <w:p>
-            <w:pPr>
-              <w:jc w:val="center"/>
-            </w:pPr>
-            <w:r>
-              <w:rPr>
-                <w:sz w:val="14"/>
-                <w:rFonts w:ascii="Arial" w:hAnsi="Arial"/>
-              </w:rPr>
-              <w:t xml:space="preserve">20 мин</w:t>
+              <w:t xml:space="preserve"/>
             </w:r>
           </w:p>
         </w:tc>
@@ -1288,9 +1281,19 @@
         <w:tc>
           <w:tcPr>
             <w:tcW w:w="1467" w:type="dxa"/>
-            <w:vMerge/>
-          </w:tcPr>
-          <w:p/>
+          </w:tcPr>
+          <w:p>
+            <w:pPr>
+              <w:jc w:val="center"/>
+            </w:pPr>
+            <w:r>
+              <w:rPr>
+                <w:sz w:val="14"/>
+                <w:rFonts w:ascii="Arial" w:hAnsi="Arial"/>
+              </w:rPr>
+              <w:t xml:space="preserve">1 раз в 3 месяца</w:t>
+            </w:r>
+          </w:p>
         </w:tc>
         <w:tc>
           <w:tcPr>
@@ -1339,7 +1342,7 @@
                 <w:sz w:val="14"/>
                 <w:rFonts w:ascii="Arial" w:hAnsi="Arial"/>
               </w:rPr>
-              <w:t xml:space="preserve">обеспыливание</w:t>
+              <w:t xml:space="preserve">мойка</w:t>
             </w:r>
           </w:p>
         </w:tc>
@@ -1365,6 +1368,7 @@
         <w:tc>
           <w:tcPr>
             <w:tcW w:w="1417" w:type="dxa"/>
+            <w:shd w:val="clear" w:color="auto" w:fill="99CCFF"/>
           </w:tcPr>
           <w:p>
             <w:pPr>
@@ -1377,8 +1381,9 @@
               <w:rPr>
                 <w:sz w:val="14"/>
                 <w:rFonts w:ascii="Arial" w:hAnsi="Arial"/>
-              </w:rPr>
-              <w:t xml:space="preserve"/>
+                <w:b/>
+              </w:rPr>
+              <w:t xml:space="preserve">ХИМИТЕК ЧУДОДЕЙ®-ПОЛИПРОМ 190022</w:t>
             </w:r>
           </w:p>
         </w:tc>
@@ -1392,7 +1397,7 @@
                 <w:sz w:val="14"/>
                 <w:rFonts w:ascii="Arial" w:hAnsi="Arial"/>
               </w:rPr>
-              <w:t xml:space="preserve"/>
+              <w:t xml:space="preserve">ручной (протирание, обработка щеткой)</w:t>
             </w:r>
           </w:p>
         </w:tc>
@@ -1409,7 +1414,17 @@
                 <w:sz w:val="14"/>
                 <w:rFonts w:ascii="Arial" w:hAnsi="Arial"/>
               </w:rPr>
-              <w:t xml:space="preserve"/>
+              <w:t xml:space="preserve">1,0 %</w:t>
+            </w:r>
+            <w:r>
+              <w:br/>
+            </w:r>
+            <w:r>
+              <w:rPr>
+                <w:rFonts w:ascii="Arial" w:hAnsi="Arial"/>
+                <w:sz w:val="14"/>
+              </w:rPr>
+              <w:t>ручное разведение</w:t>
             </w:r>
           </w:p>
         </w:tc>
@@ -1426,7 +1441,7 @@
                 <w:sz w:val="14"/>
                 <w:rFonts w:ascii="Arial" w:hAnsi="Arial"/>
               </w:rPr>
-              <w:t xml:space="preserve"/>
+              <w:t xml:space="preserve">18-20 °C</w:t>
             </w:r>
           </w:p>
         </w:tc>
@@ -1463,6 +1478,10 @@
             <w:pPr>
               <w:ind w:left="113" w:right="113"/>
               <w:jc w:val="center"/>
+              <w:rPr>
+                <w:b/>
+                <w:bCs/>
+              </w:rPr>
             </w:pPr>
             <w:r>
               <w:rPr>
@@ -1482,6 +1501,7 @@
         <w:tc>
           <w:tcPr>
             <w:tcW w:w="1467" w:type="dxa"/>
+            <w:vMerge w:val="restart"/>
           </w:tcPr>
           <w:p>
             <w:pPr>
@@ -1492,8 +1512,11 @@
                 <w:sz w:val="14"/>
                 <w:rFonts w:ascii="Arial" w:hAnsi="Arial"/>
               </w:rPr>
-              <w:t xml:space="preserve">1 раз в 3 месяца</w:t>
-            </w:r>
+              <w:t xml:space="preserve">1 раз в 6 месяцев</w:t>
+            </w:r>
+          </w:p>
+          <w:p>
+            <w:r/>
           </w:p>
         </w:tc>
         <w:tc>
@@ -1557,7 +1580,7 @@
                 <w:sz w:val="14"/>
                 <w:rFonts w:ascii="Arial" w:hAnsi="Arial"/>
               </w:rPr>
-              <w:t xml:space="preserve">мойка</w:t>
+              <w:t xml:space="preserve">дезинфекция</w:t>
             </w:r>
           </w:p>
         </w:tc>
@@ -1583,7 +1606,7 @@
         <w:tc>
           <w:tcPr>
             <w:tcW w:w="1417" w:type="dxa"/>
-            <w:shd w:val="clear" w:color="auto" w:fill="99CCFF"/>
+            <w:shd w:val="clear" w:color="auto" w:fill="FFFFCC"/>
           </w:tcPr>
           <w:p>
             <w:pPr>
@@ -1596,8 +1619,9 @@
               <w:rPr>
                 <w:sz w:val="14"/>
                 <w:rFonts w:ascii="Arial" w:hAnsi="Arial"/>
-              </w:rPr>
-              <w:t xml:space="preserve">ХИМИТЕК ЧУДОДЕЙ®-ПОЛИПРОМ 190022</w:t>
+                <w:b/>
+              </w:rPr>
+              <w:t xml:space="preserve">ХИМИТЕК ПОЛИДЕЗ-СУПЕР</w:t>
             </w:r>
           </w:p>
         </w:tc>
@@ -1611,7 +1635,7 @@
                 <w:sz w:val="14"/>
                 <w:rFonts w:ascii="Arial" w:hAnsi="Arial"/>
               </w:rPr>
-              <w:t xml:space="preserve"/>
+              <w:t xml:space="preserve">ручной (протирание)</w:t>
             </w:r>
           </w:p>
         </w:tc>
@@ -1628,7 +1652,7 @@
                 <w:sz w:val="14"/>
                 <w:rFonts w:ascii="Arial" w:hAnsi="Arial"/>
               </w:rPr>
-              <w:t xml:space="preserve">1,0 %</w:t>
+              <w:t xml:space="preserve">0,02-0,05 %</w:t>
             </w:r>
             <w:r>
               <w:br/>
@@ -1638,7 +1662,7 @@
                 <w:rFonts w:ascii="Arial" w:hAnsi="Arial"/>
                 <w:sz w:val="14"/>
               </w:rPr>
-              <w:t>ручное разведение</w:t>
+              <w:t>дозирующая система ProMax</w:t>
             </w:r>
           </w:p>
         </w:tc>
@@ -1672,7 +1696,7 @@
                 <w:sz w:val="14"/>
                 <w:rFonts w:ascii="Arial" w:hAnsi="Arial"/>
               </w:rPr>
-              <w:t xml:space="preserve"/>
+              <w:t xml:space="preserve">20 мин</w:t>
             </w:r>
           </w:p>
         </w:tc>
@@ -1693,23 +1717,9 @@
         <w:tc>
           <w:tcPr>
             <w:tcW w:w="1467" w:type="dxa"/>
-            <w:vMerge w:val="restart"/>
-          </w:tcPr>
-          <w:p>
-            <w:pPr>
-              <w:jc w:val="center"/>
-            </w:pPr>
-            <w:r>
-              <w:rPr>
-                <w:sz w:val="14"/>
-                <w:rFonts w:ascii="Arial" w:hAnsi="Arial"/>
-              </w:rPr>
-              <w:t xml:space="preserve">1 раз в 6 месяцев</w:t>
-            </w:r>
-          </w:p>
-          <w:p>
-            <w:r/>
-          </w:p>
+            <w:vMerge/>
+          </w:tcPr>
+          <w:p/>
         </w:tc>
         <w:tc>
           <w:tcPr>
@@ -1744,7 +1754,7 @@
                 <w:sz w:val="14"/>
                 <w:rFonts w:ascii="Arial" w:hAnsi="Arial"/>
               </w:rPr>
-              <w:t xml:space="preserve">дезинфекция</w:t>
+              <w:t xml:space="preserve">очистка (обеспыливание поверхностей)</w:t>
             </w:r>
           </w:p>
         </w:tc>
@@ -1770,7 +1780,6 @@
         <w:tc>
           <w:tcPr>
             <w:tcW w:w="1417" w:type="dxa"/>
-            <w:shd w:val="clear" w:color="auto" w:fill="FFFFCC"/>
           </w:tcPr>
           <w:p>
             <w:pPr>
@@ -1783,8 +1792,9 @@
               <w:rPr>
                 <w:sz w:val="14"/>
                 <w:rFonts w:ascii="Arial" w:hAnsi="Arial"/>
-              </w:rPr>
-              <w:t xml:space="preserve">ХИМИТЕК ПОЛИДЕЗ-СУПЕР</w:t>
+                <w:b/>
+              </w:rPr>
+              <w:t xml:space="preserve"/>
             </w:r>
           </w:p>
         </w:tc>
@@ -1798,13 +1808,30 @@
                 <w:sz w:val="14"/>
                 <w:rFonts w:ascii="Arial" w:hAnsi="Arial"/>
               </w:rPr>
+              <w:t xml:space="preserve">ручной (протирание)</w:t>
+            </w:r>
+          </w:p>
+        </w:tc>
+        <w:tc>
+          <w:tcPr>
+            <w:tcW w:w="1990" w:type="dxa"/>
+          </w:tcPr>
+          <w:p>
+            <w:pPr>
+              <w:jc w:val="center"/>
+            </w:pPr>
+            <w:r>
+              <w:rPr>
+                <w:sz w:val="14"/>
+                <w:rFonts w:ascii="Arial" w:hAnsi="Arial"/>
+              </w:rPr>
               <w:t xml:space="preserve"/>
             </w:r>
           </w:p>
         </w:tc>
         <w:tc>
           <w:tcPr>
-            <w:tcW w:w="1990" w:type="dxa"/>
+            <w:tcW w:w="1248" w:type="dxa"/>
           </w:tcPr>
           <w:p>
             <w:pPr>
@@ -1815,23 +1842,13 @@
                 <w:sz w:val="14"/>
                 <w:rFonts w:ascii="Arial" w:hAnsi="Arial"/>
               </w:rPr>
-              <w:t xml:space="preserve">0,02-0,05 %</w:t>
-            </w:r>
-            <w:r>
-              <w:br/>
-            </w:r>
-            <w:r>
-              <w:rPr>
-                <w:rFonts w:ascii="Arial" w:hAnsi="Arial"/>
-                <w:sz w:val="14"/>
-              </w:rPr>
-              <w:t>дозирующая система ProMax</w:t>
-            </w:r>
-          </w:p>
-        </w:tc>
-        <w:tc>
-          <w:tcPr>
-            <w:tcW w:w="1248" w:type="dxa"/>
+              <w:t xml:space="preserve"/>
+            </w:r>
+          </w:p>
+        </w:tc>
+        <w:tc>
+          <w:tcPr>
+            <w:tcW w:w="1032" w:type="dxa"/>
           </w:tcPr>
           <w:p>
             <w:pPr>
@@ -1842,24 +1859,7 @@
                 <w:sz w:val="14"/>
                 <w:rFonts w:ascii="Arial" w:hAnsi="Arial"/>
               </w:rPr>
-              <w:t xml:space="preserve">18-20 °C</w:t>
-            </w:r>
-          </w:p>
-        </w:tc>
-        <w:tc>
-          <w:tcPr>
-            <w:tcW w:w="1032" w:type="dxa"/>
-          </w:tcPr>
-          <w:p>
-            <w:pPr>
-              <w:jc w:val="center"/>
-            </w:pPr>
-            <w:r>
-              <w:rPr>
-                <w:sz w:val="14"/>
-                <w:rFonts w:ascii="Arial" w:hAnsi="Arial"/>
-              </w:rPr>
-              <w:t xml:space="preserve">20 мин</w:t>
+              <w:t xml:space="preserve"/>
             </w:r>
           </w:p>
         </w:tc>
@@ -1880,9 +1880,19 @@
         <w:tc>
           <w:tcPr>
             <w:tcW w:w="1467" w:type="dxa"/>
-            <w:vMerge/>
-          </w:tcPr>
-          <w:p/>
+          </w:tcPr>
+          <w:p>
+            <w:pPr>
+              <w:jc w:val="center"/>
+            </w:pPr>
+            <w:r>
+              <w:rPr>
+                <w:sz w:val="14"/>
+                <w:rFonts w:ascii="Arial" w:hAnsi="Arial"/>
+              </w:rPr>
+              <w:t xml:space="preserve">1 раз в 3 месяца</w:t>
+            </w:r>
+          </w:p>
         </w:tc>
         <w:tc>
           <w:tcPr>
@@ -1967,6 +1977,7 @@
               <w:rPr>
                 <w:sz w:val="14"/>
                 <w:rFonts w:ascii="Arial" w:hAnsi="Arial"/>
+                <w:b/>
               </w:rPr>
               <w:t xml:space="preserve">ХИМИТЕК ЧУДОДЕЙ®-ПОЛИПРОМ 190022</w:t>
             </w:r>
@@ -1982,7 +1993,7 @@
                 <w:sz w:val="14"/>
                 <w:rFonts w:ascii="Arial" w:hAnsi="Arial"/>
               </w:rPr>
-              <w:t xml:space="preserve"/>
+              <w:t xml:space="preserve">ручной (протирание, обработка щеткой)</w:t>
             </w:r>
           </w:p>
         </w:tc>
@@ -2063,6 +2074,10 @@
             <w:pPr>
               <w:ind w:left="113" w:right="113"/>
               <w:jc w:val="center"/>
+              <w:rPr>
+                <w:b/>
+                <w:bCs/>
+              </w:rPr>
             </w:pPr>
             <w:r>
               <w:rPr>
@@ -2191,6 +2206,7 @@
               <w:rPr>
                 <w:sz w:val="14"/>
                 <w:rFonts w:ascii="Arial" w:hAnsi="Arial"/>
+                <w:b/>
               </w:rPr>
               <w:t xml:space="preserve">ХИМИТЕК ПОЛИДЕЗ-СУПЕР</w:t>
             </w:r>
@@ -2206,7 +2222,7 @@
                 <w:sz w:val="14"/>
                 <w:rFonts w:ascii="Arial" w:hAnsi="Arial"/>
               </w:rPr>
-              <w:t xml:space="preserve"/>
+              <w:t xml:space="preserve">ручной (протирание)</w:t>
             </w:r>
           </w:p>
         </w:tc>
@@ -2375,6 +2391,7 @@
               <w:rPr>
                 <w:sz w:val="14"/>
                 <w:rFonts w:ascii="Arial" w:hAnsi="Arial"/>
+                <w:b/>
               </w:rPr>
               <w:t xml:space="preserve">ХИМИТЕК ЧУДОДЕЙ®-ПОЛИПРОМ 190022</w:t>
             </w:r>
@@ -2390,7 +2407,7 @@
                 <w:sz w:val="14"/>
                 <w:rFonts w:ascii="Arial" w:hAnsi="Arial"/>
               </w:rPr>
-              <w:t xml:space="preserve"/>
+              <w:t xml:space="preserve">ручной (протирание, обработка щеткой)</w:t>
             </w:r>
           </w:p>
         </w:tc>
@@ -2471,6 +2488,10 @@
             <w:pPr>
               <w:ind w:left="113" w:right="113"/>
               <w:jc w:val="center"/>
+              <w:rPr>
+                <w:b/>
+                <w:bCs/>
+              </w:rPr>
             </w:pPr>
             <w:r>
               <w:rPr>
@@ -2595,6 +2616,7 @@
               <w:rPr>
                 <w:sz w:val="14"/>
                 <w:rFonts w:ascii="Arial" w:hAnsi="Arial"/>
+                <w:b/>
               </w:rPr>
               <w:t xml:space="preserve">ХИМИТЕК ПОЛИДЕЗ-СУПЕР</w:t>
             </w:r>
@@ -2610,7 +2632,7 @@
                 <w:sz w:val="14"/>
                 <w:rFonts w:ascii="Arial" w:hAnsi="Arial"/>
               </w:rPr>
-              <w:t xml:space="preserve"/>
+              <w:t xml:space="preserve">ручной (протирание)</w:t>
             </w:r>
           </w:p>
         </w:tc>
@@ -2789,6 +2811,7 @@
               <w:rPr>
                 <w:sz w:val="14"/>
                 <w:rFonts w:ascii="Arial" w:hAnsi="Arial"/>
+                <w:b/>
               </w:rPr>
               <w:t xml:space="preserve">ХИМИТЕК ЧУДОДЕЙ®-ПОЛИПРОМ 190022</w:t>
             </w:r>
@@ -2804,7 +2827,7 @@
                 <w:sz w:val="14"/>
                 <w:rFonts w:ascii="Arial" w:hAnsi="Arial"/>
               </w:rPr>
-              <w:t xml:space="preserve"/>
+              <w:t xml:space="preserve">ручной (протирание, обработка щеткой)</w:t>
             </w:r>
           </w:p>
         </w:tc>
@@ -2885,6 +2908,10 @@
             <w:pPr>
               <w:ind w:left="113" w:right="113"/>
               <w:jc w:val="center"/>
+              <w:rPr>
+                <w:b/>
+                <w:bCs/>
+              </w:rPr>
             </w:pPr>
             <w:r>
               <w:rPr>
@@ -3009,6 +3036,7 @@
               <w:rPr>
                 <w:sz w:val="14"/>
                 <w:rFonts w:ascii="Arial" w:hAnsi="Arial"/>
+                <w:b/>
               </w:rPr>
               <w:t xml:space="preserve">ХИМИТЕК ПОЛИДЕЗ-СУПЕР</w:t>
             </w:r>
@@ -3024,7 +3052,7 @@
                 <w:sz w:val="14"/>
                 <w:rFonts w:ascii="Arial" w:hAnsi="Arial"/>
               </w:rPr>
-              <w:t xml:space="preserve"/>
+              <w:t xml:space="preserve">ручной (протирание)</w:t>
             </w:r>
           </w:p>
         </w:tc>
@@ -3203,6 +3231,7 @@
               <w:rPr>
                 <w:sz w:val="14"/>
                 <w:rFonts w:ascii="Arial" w:hAnsi="Arial"/>
+                <w:b/>
               </w:rPr>
               <w:t xml:space="preserve">ХИМИТЕК ЧУДОДЕЙ®-ПОЛИПРОМ 190022</w:t>
             </w:r>
@@ -3218,7 +3247,7 @@
                 <w:sz w:val="14"/>
                 <w:rFonts w:ascii="Arial" w:hAnsi="Arial"/>
               </w:rPr>
-              <w:t xml:space="preserve"/>
+              <w:t xml:space="preserve">ручной (протирание, обработка щеткой)</w:t>
             </w:r>
           </w:p>
         </w:tc>
@@ -3299,6 +3328,10 @@
             <w:pPr>
               <w:ind w:left="113" w:right="113"/>
               <w:jc w:val="center"/>
+              <w:rPr>
+                <w:b/>
+                <w:bCs/>
+              </w:rPr>
             </w:pPr>
             <w:r>
               <w:rPr>
@@ -3427,6 +3460,7 @@
               <w:rPr>
                 <w:sz w:val="14"/>
                 <w:rFonts w:ascii="Arial" w:hAnsi="Arial"/>
+                <w:b/>
               </w:rPr>
               <w:t xml:space="preserve">ХИМИТЕК ПОЛИДЕЗ-СУПЕР</w:t>
             </w:r>
@@ -3442,7 +3476,7 @@
                 <w:sz w:val="14"/>
                 <w:rFonts w:ascii="Arial" w:hAnsi="Arial"/>
               </w:rPr>
-              <w:t xml:space="preserve"/>
+              <w:t xml:space="preserve">ручной (протирание)</w:t>
             </w:r>
           </w:p>
         </w:tc>
@@ -3575,7 +3609,7 @@
                 <w:sz w:val="14"/>
                 <w:rFonts w:ascii="Arial" w:hAnsi="Arial"/>
               </w:rPr>
-              <w:t xml:space="preserve">обеспыливание</w:t>
+              <w:t xml:space="preserve">мойка</w:t>
             </w:r>
           </w:p>
         </w:tc>
@@ -3601,6 +3635,7 @@
         <w:tc>
           <w:tcPr>
             <w:tcW w:w="1417" w:type="dxa"/>
+            <w:shd w:val="clear" w:color="auto" w:fill="99CCFF"/>
           </w:tcPr>
           <w:p>
             <w:pPr>
@@ -3613,8 +3648,9 @@
               <w:rPr>
                 <w:sz w:val="14"/>
                 <w:rFonts w:ascii="Arial" w:hAnsi="Arial"/>
-              </w:rPr>
-              <w:t xml:space="preserve"/>
+                <w:b/>
+              </w:rPr>
+              <w:t xml:space="preserve">ХИМИТЕК ЧУДОДЕЙ®-ПОЛИПРОМ 190022</w:t>
             </w:r>
           </w:p>
         </w:tc>
@@ -3628,7 +3664,7 @@
                 <w:sz w:val="14"/>
                 <w:rFonts w:ascii="Arial" w:hAnsi="Arial"/>
               </w:rPr>
-              <w:t xml:space="preserve"/>
+              <w:t xml:space="preserve">ручной (протирание, обработка щеткой)</w:t>
             </w:r>
           </w:p>
         </w:tc>
@@ -3645,7 +3681,17 @@
                 <w:sz w:val="14"/>
                 <w:rFonts w:ascii="Arial" w:hAnsi="Arial"/>
               </w:rPr>
-              <w:t xml:space="preserve"/>
+              <w:t xml:space="preserve">1,0 %</w:t>
+            </w:r>
+            <w:r>
+              <w:br/>
+            </w:r>
+            <w:r>
+              <w:rPr>
+                <w:rFonts w:ascii="Arial" w:hAnsi="Arial"/>
+                <w:sz w:val="14"/>
+              </w:rPr>
+              <w:t>ручное разведение</w:t>
             </w:r>
           </w:p>
         </w:tc>
@@ -3662,7 +3708,7 @@
                 <w:sz w:val="14"/>
                 <w:rFonts w:ascii="Arial" w:hAnsi="Arial"/>
               </w:rPr>
-              <w:t xml:space="preserve"/>
+              <w:t xml:space="preserve">не ниже 40°C</w:t>
             </w:r>
           </w:p>
         </w:tc>
@@ -3699,6 +3745,10 @@
             <w:pPr>
               <w:ind w:left="113" w:right="113"/>
               <w:jc w:val="center"/>
+              <w:rPr>
+                <w:b/>
+                <w:bCs/>
+              </w:rPr>
             </w:pPr>
             <w:r>
               <w:rPr>
@@ -3718,6 +3768,7 @@
         <w:tc>
           <w:tcPr>
             <w:tcW w:w="1467" w:type="dxa"/>
+            <w:vMerge w:val="restart"/>
           </w:tcPr>
           <w:p>
             <w:pPr>
@@ -3728,8 +3779,11 @@
                 <w:sz w:val="14"/>
                 <w:rFonts w:ascii="Arial" w:hAnsi="Arial"/>
               </w:rPr>
-              <w:t xml:space="preserve">1 раз в месяц</w:t>
-            </w:r>
+              <w:t xml:space="preserve">1 раз в 6 месяцев</w:t>
+            </w:r>
+          </w:p>
+          <w:p>
+            <w:r/>
           </w:p>
         </w:tc>
         <w:tc>
@@ -3793,7 +3847,7 @@
                 <w:sz w:val="14"/>
                 <w:rFonts w:ascii="Arial" w:hAnsi="Arial"/>
               </w:rPr>
-              <w:t xml:space="preserve">мойка</w:t>
+              <w:t xml:space="preserve">дезинфекция</w:t>
             </w:r>
           </w:p>
         </w:tc>
@@ -3819,7 +3873,7 @@
         <w:tc>
           <w:tcPr>
             <w:tcW w:w="1417" w:type="dxa"/>
-            <w:shd w:val="clear" w:color="auto" w:fill="99CCFF"/>
+            <w:shd w:val="clear" w:color="auto" w:fill="FFFFCC"/>
           </w:tcPr>
           <w:p>
             <w:pPr>
@@ -3832,8 +3886,9 @@
               <w:rPr>
                 <w:sz w:val="14"/>
                 <w:rFonts w:ascii="Arial" w:hAnsi="Arial"/>
-              </w:rPr>
-              <w:t xml:space="preserve">ХИМИТЕК ЧУДОДЕЙ®-ПОЛИПРОМ 190022</w:t>
+                <w:b/>
+              </w:rPr>
+              <w:t xml:space="preserve">ХИМИТЕК ПОЛИДЕЗ-СУПЕР</w:t>
             </w:r>
           </w:p>
         </w:tc>
@@ -3847,7 +3902,7 @@
                 <w:sz w:val="14"/>
                 <w:rFonts w:ascii="Arial" w:hAnsi="Arial"/>
               </w:rPr>
-              <w:t xml:space="preserve"/>
+              <w:t xml:space="preserve">ручной (протирание)</w:t>
             </w:r>
           </w:p>
         </w:tc>
@@ -3864,7 +3919,7 @@
                 <w:sz w:val="14"/>
                 <w:rFonts w:ascii="Arial" w:hAnsi="Arial"/>
               </w:rPr>
-              <w:t xml:space="preserve">1,0 %</w:t>
+              <w:t xml:space="preserve">0,02-0,05 %</w:t>
             </w:r>
             <w:r>
               <w:br/>
@@ -3874,7 +3929,7 @@
                 <w:rFonts w:ascii="Arial" w:hAnsi="Arial"/>
                 <w:sz w:val="14"/>
               </w:rPr>
-              <w:t>ручное разведение</w:t>
+              <w:t>дозирующая система ProMax</w:t>
             </w:r>
           </w:p>
         </w:tc>
@@ -3891,7 +3946,7 @@
                 <w:sz w:val="14"/>
                 <w:rFonts w:ascii="Arial" w:hAnsi="Arial"/>
               </w:rPr>
-              <w:t xml:space="preserve">не ниже 40°C</w:t>
+              <w:t xml:space="preserve">18-20 °C</w:t>
             </w:r>
           </w:p>
         </w:tc>
@@ -3908,7 +3963,7 @@
                 <w:sz w:val="14"/>
                 <w:rFonts w:ascii="Arial" w:hAnsi="Arial"/>
               </w:rPr>
-              <w:t xml:space="preserve"/>
+              <w:t xml:space="preserve">20 мин</w:t>
             </w:r>
           </w:p>
         </w:tc>
@@ -3929,23 +3984,9 @@
         <w:tc>
           <w:tcPr>
             <w:tcW w:w="1467" w:type="dxa"/>
-            <w:vMerge w:val="restart"/>
-          </w:tcPr>
-          <w:p>
-            <w:pPr>
-              <w:jc w:val="center"/>
-            </w:pPr>
-            <w:r>
-              <w:rPr>
-                <w:sz w:val="14"/>
-                <w:rFonts w:ascii="Arial" w:hAnsi="Arial"/>
-              </w:rPr>
-              <w:t xml:space="preserve">1 раз в 6 месяцев</w:t>
-            </w:r>
-          </w:p>
-          <w:p>
-            <w:r/>
-          </w:p>
+            <w:vMerge/>
+          </w:tcPr>
+          <w:p/>
         </w:tc>
         <w:tc>
           <w:tcPr>
@@ -3980,7 +4021,7 @@
                 <w:sz w:val="14"/>
                 <w:rFonts w:ascii="Arial" w:hAnsi="Arial"/>
               </w:rPr>
-              <w:t xml:space="preserve">дезинфекция</w:t>
+              <w:t xml:space="preserve">очистка (обеспыливание поверхностей)</w:t>
             </w:r>
           </w:p>
         </w:tc>
@@ -4006,7 +4047,6 @@
         <w:tc>
           <w:tcPr>
             <w:tcW w:w="1417" w:type="dxa"/>
-            <w:shd w:val="clear" w:color="auto" w:fill="FFFFCC"/>
           </w:tcPr>
           <w:p>
             <w:pPr>
@@ -4019,8 +4059,9 @@
               <w:rPr>
                 <w:sz w:val="14"/>
                 <w:rFonts w:ascii="Arial" w:hAnsi="Arial"/>
-              </w:rPr>
-              <w:t xml:space="preserve">ХИМИТЕК ПОЛИДЕЗ-СУПЕР</w:t>
+                <w:b/>
+              </w:rPr>
+              <w:t xml:space="preserve">вода</w:t>
             </w:r>
           </w:p>
         </w:tc>
@@ -4034,13 +4075,30 @@
                 <w:sz w:val="14"/>
                 <w:rFonts w:ascii="Arial" w:hAnsi="Arial"/>
               </w:rPr>
+              <w:t xml:space="preserve">ручной (протирание)</w:t>
+            </w:r>
+          </w:p>
+        </w:tc>
+        <w:tc>
+          <w:tcPr>
+            <w:tcW w:w="1990" w:type="dxa"/>
+          </w:tcPr>
+          <w:p>
+            <w:pPr>
+              <w:jc w:val="center"/>
+            </w:pPr>
+            <w:r>
+              <w:rPr>
+                <w:sz w:val="14"/>
+                <w:rFonts w:ascii="Arial" w:hAnsi="Arial"/>
+              </w:rPr>
               <w:t xml:space="preserve"/>
             </w:r>
           </w:p>
         </w:tc>
         <w:tc>
           <w:tcPr>
-            <w:tcW w:w="1990" w:type="dxa"/>
+            <w:tcW w:w="1248" w:type="dxa"/>
           </w:tcPr>
           <w:p>
             <w:pPr>
@@ -4051,23 +4109,13 @@
                 <w:sz w:val="14"/>
                 <w:rFonts w:ascii="Arial" w:hAnsi="Arial"/>
               </w:rPr>
-              <w:t xml:space="preserve">0,02-0,05 %</w:t>
-            </w:r>
-            <w:r>
-              <w:br/>
-            </w:r>
-            <w:r>
-              <w:rPr>
-                <w:rFonts w:ascii="Arial" w:hAnsi="Arial"/>
-                <w:sz w:val="14"/>
-              </w:rPr>
-              <w:t>дозирующая система ProMax</w:t>
-            </w:r>
-          </w:p>
-        </w:tc>
-        <w:tc>
-          <w:tcPr>
-            <w:tcW w:w="1248" w:type="dxa"/>
+              <w:t xml:space="preserve"/>
+            </w:r>
+          </w:p>
+        </w:tc>
+        <w:tc>
+          <w:tcPr>
+            <w:tcW w:w="1032" w:type="dxa"/>
           </w:tcPr>
           <w:p>
             <w:pPr>
@@ -4078,24 +4126,7 @@
                 <w:sz w:val="14"/>
                 <w:rFonts w:ascii="Arial" w:hAnsi="Arial"/>
               </w:rPr>
-              <w:t xml:space="preserve">18-20 °C</w:t>
-            </w:r>
-          </w:p>
-        </w:tc>
-        <w:tc>
-          <w:tcPr>
-            <w:tcW w:w="1032" w:type="dxa"/>
-          </w:tcPr>
-          <w:p>
-            <w:pPr>
-              <w:jc w:val="center"/>
-            </w:pPr>
-            <w:r>
-              <w:rPr>
-                <w:sz w:val="14"/>
-                <w:rFonts w:ascii="Arial" w:hAnsi="Arial"/>
-              </w:rPr>
-              <w:t xml:space="preserve">20 мин</w:t>
+              <w:t xml:space="preserve"/>
             </w:r>
           </w:p>
         </w:tc>
@@ -4116,9 +4147,19 @@
         <w:tc>
           <w:tcPr>
             <w:tcW w:w="1467" w:type="dxa"/>
-            <w:vMerge/>
-          </w:tcPr>
-          <w:p/>
+          </w:tcPr>
+          <w:p>
+            <w:pPr>
+              <w:jc w:val="center"/>
+            </w:pPr>
+            <w:r>
+              <w:rPr>
+                <w:sz w:val="14"/>
+                <w:rFonts w:ascii="Arial" w:hAnsi="Arial"/>
+              </w:rPr>
+              <w:t xml:space="preserve">1 раз в месяц</w:t>
+            </w:r>
+          </w:p>
         </w:tc>
         <w:tc>
           <w:tcPr>
@@ -4199,6 +4240,7 @@
               <w:rPr>
                 <w:sz w:val="14"/>
                 <w:rFonts w:ascii="Arial" w:hAnsi="Arial"/>
+                <w:b/>
               </w:rPr>
               <w:t xml:space="preserve">ХИМИТЕК ЧУДОДЕЙ®-ПОЛИПРОМ 190022</w:t>
             </w:r>
@@ -4214,7 +4256,7 @@
                 <w:sz w:val="14"/>
                 <w:rFonts w:ascii="Arial" w:hAnsi="Arial"/>
               </w:rPr>
-              <w:t xml:space="preserve"/>
+              <w:t xml:space="preserve">ручной (протирание, обработка щеткой)</w:t>
             </w:r>
           </w:p>
         </w:tc>
@@ -4294,6 +4336,10 @@
             <w:pPr>
               <w:ind w:left="113" w:right="113"/>
               <w:jc w:val="center"/>
+              <w:rPr>
+                <w:b/>
+                <w:bCs/>
+              </w:rPr>
             </w:pPr>
             <w:r>
               <w:rPr>
@@ -4418,6 +4464,7 @@
               <w:rPr>
                 <w:sz w:val="14"/>
                 <w:rFonts w:ascii="Arial" w:hAnsi="Arial"/>
+                <w:b/>
               </w:rPr>
               <w:t xml:space="preserve">ХИМИТЕК ЧУДОДЕЙ®-ПОЛИПРОМ 190022</w:t>
             </w:r>
@@ -4433,7 +4480,7 @@
                 <w:sz w:val="14"/>
                 <w:rFonts w:ascii="Arial" w:hAnsi="Arial"/>
               </w:rPr>
-              <w:t xml:space="preserve"/>
+              <w:t xml:space="preserve">ручной (протирание, обработка щеткой)</w:t>
             </w:r>
           </w:p>
         </w:tc>
@@ -4514,6 +4561,10 @@
             <w:pPr>
               <w:ind w:left="113" w:right="113"/>
               <w:jc w:val="center"/>
+              <w:rPr>
+                <w:b/>
+                <w:bCs/>
+              </w:rPr>
             </w:pPr>
             <w:r>
               <w:rPr>
@@ -4642,6 +4693,7 @@
               <w:rPr>
                 <w:sz w:val="14"/>
                 <w:rFonts w:ascii="Arial" w:hAnsi="Arial"/>
+                <w:b/>
               </w:rPr>
               <w:t xml:space="preserve">ХИМИТЕК ПОЛИДЕЗ-СУПЕР</w:t>
             </w:r>
@@ -4657,7 +4709,7 @@
                 <w:sz w:val="14"/>
                 <w:rFonts w:ascii="Arial" w:hAnsi="Arial"/>
               </w:rPr>
-              <w:t xml:space="preserve"/>
+              <w:t xml:space="preserve">ручной (протирание)</w:t>
             </w:r>
           </w:p>
         </w:tc>
@@ -4826,6 +4878,7 @@
               <w:rPr>
                 <w:sz w:val="14"/>
                 <w:rFonts w:ascii="Arial" w:hAnsi="Arial"/>
+                <w:b/>
               </w:rPr>
               <w:t xml:space="preserve">ХИМИТЕК ЧУДОДЕЙ®-ПОЛИПРОМ 190022</w:t>
             </w:r>
@@ -4841,7 +4894,7 @@
                 <w:sz w:val="14"/>
                 <w:rFonts w:ascii="Arial" w:hAnsi="Arial"/>
               </w:rPr>
-              <w:t xml:space="preserve"/>
+              <w:t xml:space="preserve">ручной (протирание, обработка щеткой)</w:t>
             </w:r>
           </w:p>
         </w:tc>
@@ -4922,6 +4975,10 @@
             <w:pPr>
               <w:ind w:left="113" w:right="113"/>
               <w:jc w:val="center"/>
+              <w:rPr>
+                <w:b/>
+                <w:bCs/>
+              </w:rPr>
             </w:pPr>
             <w:r>
               <w:rPr>
@@ -5050,6 +5107,7 @@
               <w:rPr>
                 <w:sz w:val="14"/>
                 <w:rFonts w:ascii="Arial" w:hAnsi="Arial"/>
+                <w:b/>
               </w:rPr>
               <w:t xml:space="preserve">ХИМИТЕК ПОЛИДЕЗ-СУПЕР</w:t>
             </w:r>
@@ -5065,7 +5123,7 @@
                 <w:sz w:val="14"/>
                 <w:rFonts w:ascii="Arial" w:hAnsi="Arial"/>
               </w:rPr>
-              <w:t xml:space="preserve"/>
+              <w:t xml:space="preserve">ручной (протирание)</w:t>
             </w:r>
           </w:p>
         </w:tc>
@@ -5281,6 +5339,10 @@
             <w:pPr>
               <w:ind w:left="113" w:right="113"/>
               <w:jc w:val="center"/>
+              <w:rPr>
+                <w:b/>
+                <w:bCs/>
+              </w:rPr>
             </w:pPr>
           </w:p>
         </w:tc>
@@ -5404,6 +5466,10 @@
             <w:pPr>
               <w:ind w:left="113" w:right="113"/>
               <w:jc w:val="center"/>
+              <w:rPr>
+                <w:b/>
+                <w:bCs/>
+              </w:rPr>
             </w:pPr>
           </w:p>
         </w:tc>

--- a/tech_cards/Раздевалка мужскаяженская_tech_card.docx
+++ b/tech_cards/Раздевалка мужскаяженская_tech_card.docx
@@ -743,7 +743,7 @@
                 <w:sz w:val="14"/>
                 <w:rFonts w:ascii="Arial" w:hAnsi="Arial"/>
               </w:rPr>
-              <w:t xml:space="preserve">мойка</w:t>
+              <w:t xml:space="preserve">очистка (обеспыливание поверхностей)</w:t>
             </w:r>
           </w:p>
         </w:tc>
@@ -769,7 +769,6 @@
         <w:tc>
           <w:tcPr>
             <w:tcW w:w="1417" w:type="dxa"/>
-            <w:shd w:val="clear" w:color="auto" w:fill="99CCFF"/>
           </w:tcPr>
           <w:p>
             <w:pPr>
@@ -782,9 +781,8 @@
               <w:rPr>
                 <w:sz w:val="14"/>
                 <w:rFonts w:ascii="Arial" w:hAnsi="Arial"/>
-                <w:b/>
-              </w:rPr>
-              <w:t xml:space="preserve">ХИМИТЕК ЧУДОДЕЙ®-ПОЛИПРОМ 190022</w:t>
+              </w:rPr>
+              <w:t xml:space="preserve">------------</w:t>
             </w:r>
           </w:p>
         </w:tc>
@@ -798,7 +796,7 @@
                 <w:sz w:val="14"/>
                 <w:rFonts w:ascii="Arial" w:hAnsi="Arial"/>
               </w:rPr>
-              <w:t xml:space="preserve">ручной (протирание, обработка щеткой)</w:t>
+              <w:t xml:space="preserve">ручной (протирание)</w:t>
             </w:r>
           </w:p>
         </w:tc>
@@ -815,17 +813,7 @@
                 <w:sz w:val="14"/>
                 <w:rFonts w:ascii="Arial" w:hAnsi="Arial"/>
               </w:rPr>
-              <w:t xml:space="preserve">1,0 %</w:t>
-            </w:r>
-            <w:r>
-              <w:br/>
-            </w:r>
-            <w:r>
-              <w:rPr>
-                <w:rFonts w:ascii="Arial" w:hAnsi="Arial"/>
-                <w:sz w:val="14"/>
-              </w:rPr>
-              <w:t>ручное разведение</w:t>
+              <w:t xml:space="preserve">------------</w:t>
             </w:r>
           </w:p>
         </w:tc>
@@ -842,7 +830,7 @@
                 <w:sz w:val="14"/>
                 <w:rFonts w:ascii="Arial" w:hAnsi="Arial"/>
               </w:rPr>
-              <w:t xml:space="preserve">не ниже 40°C</w:t>
+              <w:t xml:space="preserve">------------</w:t>
             </w:r>
           </w:p>
         </w:tc>
@@ -859,7 +847,7 @@
                 <w:sz w:val="14"/>
                 <w:rFonts w:ascii="Arial" w:hAnsi="Arial"/>
               </w:rPr>
-              <w:t xml:space="preserve"/>
+              <w:t xml:space="preserve">------------</w:t>
             </w:r>
           </w:p>
         </w:tc>
@@ -902,7 +890,6 @@
         <w:tc>
           <w:tcPr>
             <w:tcW w:w="1467" w:type="dxa"/>
-            <w:vMerge w:val="restart"/>
           </w:tcPr>
           <w:p>
             <w:pPr>
@@ -913,11 +900,8 @@
                 <w:sz w:val="14"/>
                 <w:rFonts w:ascii="Arial" w:hAnsi="Arial"/>
               </w:rPr>
-              <w:t xml:space="preserve">1 раз в 12 месяцев</w:t>
-            </w:r>
-          </w:p>
-          <w:p>
-            <w:r/>
+              <w:t xml:space="preserve">1 раз в 3 месяца</w:t>
+            </w:r>
           </w:p>
         </w:tc>
         <w:tc>
@@ -981,7 +965,7 @@
                 <w:sz w:val="14"/>
                 <w:rFonts w:ascii="Arial" w:hAnsi="Arial"/>
               </w:rPr>
-              <w:t xml:space="preserve">дезинфекция</w:t>
+              <w:t xml:space="preserve">мойка</w:t>
             </w:r>
           </w:p>
         </w:tc>
@@ -1007,7 +991,7 @@
         <w:tc>
           <w:tcPr>
             <w:tcW w:w="1417" w:type="dxa"/>
-            <w:shd w:val="clear" w:color="auto" w:fill="FFFFCC"/>
+            <w:shd w:val="clear" w:color="auto" w:fill="99CCFF"/>
           </w:tcPr>
           <w:p>
             <w:pPr>
@@ -1022,7 +1006,7 @@
                 <w:rFonts w:ascii="Arial" w:hAnsi="Arial"/>
                 <w:b/>
               </w:rPr>
-              <w:t xml:space="preserve">ХИМИТЕК ПОЛИДЕЗ-СУПЕР</w:t>
+              <w:t xml:space="preserve">ХИМИТЕК ЧУДОДЕЙ®-ПОЛИПРОМ 190022</w:t>
             </w:r>
           </w:p>
         </w:tc>
@@ -1036,7 +1020,7 @@
                 <w:sz w:val="14"/>
                 <w:rFonts w:ascii="Arial" w:hAnsi="Arial"/>
               </w:rPr>
-              <w:t xml:space="preserve">ручной (протирание)</w:t>
+              <w:t xml:space="preserve">ручной (протирание, обработка щеткой)</w:t>
             </w:r>
           </w:p>
         </w:tc>
@@ -1053,7 +1037,7 @@
                 <w:sz w:val="14"/>
                 <w:rFonts w:ascii="Arial" w:hAnsi="Arial"/>
               </w:rPr>
-              <w:t xml:space="preserve">0,02-0,05 %</w:t>
+              <w:t xml:space="preserve">1,0 %</w:t>
             </w:r>
             <w:r>
               <w:br/>
@@ -1063,7 +1047,7 @@
                 <w:rFonts w:ascii="Arial" w:hAnsi="Arial"/>
                 <w:sz w:val="14"/>
               </w:rPr>
-              <w:t>дозирующая система ProMax</w:t>
+              <w:t>ручное разведение</w:t>
             </w:r>
           </w:p>
         </w:tc>
@@ -1080,7 +1064,7 @@
                 <w:sz w:val="14"/>
                 <w:rFonts w:ascii="Arial" w:hAnsi="Arial"/>
               </w:rPr>
-              <w:t xml:space="preserve">18-20 °C</w:t>
+              <w:t xml:space="preserve">не ниже 40°C</w:t>
             </w:r>
           </w:p>
         </w:tc>
@@ -1097,7 +1081,7 @@
                 <w:sz w:val="14"/>
                 <w:rFonts w:ascii="Arial" w:hAnsi="Arial"/>
               </w:rPr>
-              <w:t xml:space="preserve">20 мин</w:t>
+              <w:t xml:space="preserve">------------</w:t>
             </w:r>
           </w:p>
         </w:tc>
@@ -1118,9 +1102,23 @@
         <w:tc>
           <w:tcPr>
             <w:tcW w:w="1467" w:type="dxa"/>
-            <w:vMerge/>
-          </w:tcPr>
-          <w:p/>
+            <w:vMerge w:val="restart"/>
+          </w:tcPr>
+          <w:p>
+            <w:pPr>
+              <w:jc w:val="center"/>
+            </w:pPr>
+            <w:r>
+              <w:rPr>
+                <w:sz w:val="14"/>
+                <w:rFonts w:ascii="Arial" w:hAnsi="Arial"/>
+              </w:rPr>
+              <w:t xml:space="preserve">1 раз в 12 месяцев</w:t>
+            </w:r>
+          </w:p>
+          <w:p>
+            <w:r/>
+          </w:p>
         </w:tc>
         <w:tc>
           <w:tcPr>
@@ -1155,7 +1153,7 @@
                 <w:sz w:val="14"/>
                 <w:rFonts w:ascii="Arial" w:hAnsi="Arial"/>
               </w:rPr>
-              <w:t xml:space="preserve">очистка (обеспыливание поверхностей)</w:t>
+              <w:t xml:space="preserve">дезинфекция</w:t>
             </w:r>
           </w:p>
         </w:tc>
@@ -1181,6 +1179,7 @@
         <w:tc>
           <w:tcPr>
             <w:tcW w:w="1417" w:type="dxa"/>
+            <w:shd w:val="clear" w:color="auto" w:fill="FFFFCC"/>
           </w:tcPr>
           <w:p>
             <w:pPr>
@@ -1195,7 +1194,7 @@
                 <w:rFonts w:ascii="Arial" w:hAnsi="Arial"/>
                 <w:b/>
               </w:rPr>
-              <w:t xml:space="preserve"/>
+              <w:t xml:space="preserve">ХИМИТЕК ПОЛИДЕЗ-СУПЕР</w:t>
             </w:r>
           </w:p>
         </w:tc>
@@ -1226,7 +1225,17 @@
                 <w:sz w:val="14"/>
                 <w:rFonts w:ascii="Arial" w:hAnsi="Arial"/>
               </w:rPr>
-              <w:t xml:space="preserve"/>
+              <w:t xml:space="preserve">0,02-0,05 %</w:t>
+            </w:r>
+            <w:r>
+              <w:br/>
+            </w:r>
+            <w:r>
+              <w:rPr>
+                <w:rFonts w:ascii="Arial" w:hAnsi="Arial"/>
+                <w:sz w:val="14"/>
+              </w:rPr>
+              <w:t>дозирующая система ProMax</w:t>
             </w:r>
           </w:p>
         </w:tc>
@@ -1243,7 +1252,7 @@
                 <w:sz w:val="14"/>
                 <w:rFonts w:ascii="Arial" w:hAnsi="Arial"/>
               </w:rPr>
-              <w:t xml:space="preserve"/>
+              <w:t xml:space="preserve">18-20 °C</w:t>
             </w:r>
           </w:p>
         </w:tc>
@@ -1260,7 +1269,7 @@
                 <w:sz w:val="14"/>
                 <w:rFonts w:ascii="Arial" w:hAnsi="Arial"/>
               </w:rPr>
-              <w:t xml:space="preserve"/>
+              <w:t xml:space="preserve">20 мин</w:t>
             </w:r>
           </w:p>
         </w:tc>
@@ -1281,19 +1290,9 @@
         <w:tc>
           <w:tcPr>
             <w:tcW w:w="1467" w:type="dxa"/>
-          </w:tcPr>
-          <w:p>
-            <w:pPr>
-              <w:jc w:val="center"/>
-            </w:pPr>
-            <w:r>
-              <w:rPr>
-                <w:sz w:val="14"/>
-                <w:rFonts w:ascii="Arial" w:hAnsi="Arial"/>
-              </w:rPr>
-              <w:t xml:space="preserve">1 раз в 3 месяца</w:t>
-            </w:r>
-          </w:p>
+            <w:vMerge/>
+          </w:tcPr>
+          <w:p/>
         </w:tc>
         <w:tc>
           <w:tcPr>
@@ -1342,7 +1341,7 @@
                 <w:sz w:val="14"/>
                 <w:rFonts w:ascii="Arial" w:hAnsi="Arial"/>
               </w:rPr>
-              <w:t xml:space="preserve">мойка</w:t>
+              <w:t xml:space="preserve">очистка (обеспыливание поверхностей)</w:t>
             </w:r>
           </w:p>
         </w:tc>
@@ -1368,7 +1367,6 @@
         <w:tc>
           <w:tcPr>
             <w:tcW w:w="1417" w:type="dxa"/>
-            <w:shd w:val="clear" w:color="auto" w:fill="99CCFF"/>
           </w:tcPr>
           <w:p>
             <w:pPr>
@@ -1381,9 +1379,8 @@
               <w:rPr>
                 <w:sz w:val="14"/>
                 <w:rFonts w:ascii="Arial" w:hAnsi="Arial"/>
-                <w:b/>
-              </w:rPr>
-              <w:t xml:space="preserve">ХИМИТЕК ЧУДОДЕЙ®-ПОЛИПРОМ 190022</w:t>
+              </w:rPr>
+              <w:t xml:space="preserve">------------</w:t>
             </w:r>
           </w:p>
         </w:tc>
@@ -1397,7 +1394,7 @@
                 <w:sz w:val="14"/>
                 <w:rFonts w:ascii="Arial" w:hAnsi="Arial"/>
               </w:rPr>
-              <w:t xml:space="preserve">ручной (протирание, обработка щеткой)</w:t>
+              <w:t xml:space="preserve">ручной (протирание)</w:t>
             </w:r>
           </w:p>
         </w:tc>
@@ -1414,17 +1411,7 @@
                 <w:sz w:val="14"/>
                 <w:rFonts w:ascii="Arial" w:hAnsi="Arial"/>
               </w:rPr>
-              <w:t xml:space="preserve">1,0 %</w:t>
-            </w:r>
-            <w:r>
-              <w:br/>
-            </w:r>
-            <w:r>
-              <w:rPr>
-                <w:rFonts w:ascii="Arial" w:hAnsi="Arial"/>
-                <w:sz w:val="14"/>
-              </w:rPr>
-              <w:t>ручное разведение</w:t>
+              <w:t xml:space="preserve">------------</w:t>
             </w:r>
           </w:p>
         </w:tc>
@@ -1441,7 +1428,7 @@
                 <w:sz w:val="14"/>
                 <w:rFonts w:ascii="Arial" w:hAnsi="Arial"/>
               </w:rPr>
-              <w:t xml:space="preserve">18-20 °C</w:t>
+              <w:t xml:space="preserve">------------</w:t>
             </w:r>
           </w:p>
         </w:tc>
@@ -1458,7 +1445,7 @@
                 <w:sz w:val="14"/>
                 <w:rFonts w:ascii="Arial" w:hAnsi="Arial"/>
               </w:rPr>
-              <w:t xml:space="preserve"/>
+              <w:t xml:space="preserve">------------</w:t>
             </w:r>
           </w:p>
         </w:tc>
@@ -1501,7 +1488,6 @@
         <w:tc>
           <w:tcPr>
             <w:tcW w:w="1467" w:type="dxa"/>
-            <w:vMerge w:val="restart"/>
           </w:tcPr>
           <w:p>
             <w:pPr>
@@ -1512,11 +1498,8 @@
                 <w:sz w:val="14"/>
                 <w:rFonts w:ascii="Arial" w:hAnsi="Arial"/>
               </w:rPr>
-              <w:t xml:space="preserve">1 раз в 6 месяцев</w:t>
-            </w:r>
-          </w:p>
-          <w:p>
-            <w:r/>
+              <w:t xml:space="preserve">1 раз в 3 месяца</w:t>
+            </w:r>
           </w:p>
         </w:tc>
         <w:tc>
@@ -1580,7 +1563,7 @@
                 <w:sz w:val="14"/>
                 <w:rFonts w:ascii="Arial" w:hAnsi="Arial"/>
               </w:rPr>
-              <w:t xml:space="preserve">дезинфекция</w:t>
+              <w:t xml:space="preserve">мойка</w:t>
             </w:r>
           </w:p>
         </w:tc>
@@ -1606,7 +1589,7 @@
         <w:tc>
           <w:tcPr>
             <w:tcW w:w="1417" w:type="dxa"/>
-            <w:shd w:val="clear" w:color="auto" w:fill="FFFFCC"/>
+            <w:shd w:val="clear" w:color="auto" w:fill="99CCFF"/>
           </w:tcPr>
           <w:p>
             <w:pPr>
@@ -1621,7 +1604,7 @@
                 <w:rFonts w:ascii="Arial" w:hAnsi="Arial"/>
                 <w:b/>
               </w:rPr>
-              <w:t xml:space="preserve">ХИМИТЕК ПОЛИДЕЗ-СУПЕР</w:t>
+              <w:t xml:space="preserve">ХИМИТЕК ЧУДОДЕЙ®-ПОЛИПРОМ 190022</w:t>
             </w:r>
           </w:p>
         </w:tc>
@@ -1635,7 +1618,7 @@
                 <w:sz w:val="14"/>
                 <w:rFonts w:ascii="Arial" w:hAnsi="Arial"/>
               </w:rPr>
-              <w:t xml:space="preserve">ручной (протирание)</w:t>
+              <w:t xml:space="preserve">ручной (протирание, обработка щеткой)</w:t>
             </w:r>
           </w:p>
         </w:tc>
@@ -1652,7 +1635,7 @@
                 <w:sz w:val="14"/>
                 <w:rFonts w:ascii="Arial" w:hAnsi="Arial"/>
               </w:rPr>
-              <w:t xml:space="preserve">0,02-0,05 %</w:t>
+              <w:t xml:space="preserve">1,0 %</w:t>
             </w:r>
             <w:r>
               <w:br/>
@@ -1662,7 +1645,7 @@
                 <w:rFonts w:ascii="Arial" w:hAnsi="Arial"/>
                 <w:sz w:val="14"/>
               </w:rPr>
-              <w:t>дозирующая система ProMax</w:t>
+              <w:t>ручное разведение</w:t>
             </w:r>
           </w:p>
         </w:tc>
@@ -1696,7 +1679,7 @@
                 <w:sz w:val="14"/>
                 <w:rFonts w:ascii="Arial" w:hAnsi="Arial"/>
               </w:rPr>
-              <w:t xml:space="preserve">20 мин</w:t>
+              <w:t xml:space="preserve">------------</w:t>
             </w:r>
           </w:p>
         </w:tc>
@@ -1717,9 +1700,23 @@
         <w:tc>
           <w:tcPr>
             <w:tcW w:w="1467" w:type="dxa"/>
-            <w:vMerge/>
-          </w:tcPr>
-          <w:p/>
+            <w:vMerge w:val="restart"/>
+          </w:tcPr>
+          <w:p>
+            <w:pPr>
+              <w:jc w:val="center"/>
+            </w:pPr>
+            <w:r>
+              <w:rPr>
+                <w:sz w:val="14"/>
+                <w:rFonts w:ascii="Arial" w:hAnsi="Arial"/>
+              </w:rPr>
+              <w:t xml:space="preserve">1 раз в 6 месяцев</w:t>
+            </w:r>
+          </w:p>
+          <w:p>
+            <w:r/>
+          </w:p>
         </w:tc>
         <w:tc>
           <w:tcPr>
@@ -1754,7 +1751,7 @@
                 <w:sz w:val="14"/>
                 <w:rFonts w:ascii="Arial" w:hAnsi="Arial"/>
               </w:rPr>
-              <w:t xml:space="preserve">очистка (обеспыливание поверхностей)</w:t>
+              <w:t xml:space="preserve">дезинфекция</w:t>
             </w:r>
           </w:p>
         </w:tc>
@@ -1780,6 +1777,7 @@
         <w:tc>
           <w:tcPr>
             <w:tcW w:w="1417" w:type="dxa"/>
+            <w:shd w:val="clear" w:color="auto" w:fill="FFFFCC"/>
           </w:tcPr>
           <w:p>
             <w:pPr>
@@ -1794,7 +1792,7 @@
                 <w:rFonts w:ascii="Arial" w:hAnsi="Arial"/>
                 <w:b/>
               </w:rPr>
-              <w:t xml:space="preserve"/>
+              <w:t xml:space="preserve">ХИМИТЕК ПОЛИДЕЗ-СУПЕР</w:t>
             </w:r>
           </w:p>
         </w:tc>
@@ -1825,7 +1823,17 @@
                 <w:sz w:val="14"/>
                 <w:rFonts w:ascii="Arial" w:hAnsi="Arial"/>
               </w:rPr>
-              <w:t xml:space="preserve"/>
+              <w:t xml:space="preserve">0,02-0,05 %</w:t>
+            </w:r>
+            <w:r>
+              <w:br/>
+            </w:r>
+            <w:r>
+              <w:rPr>
+                <w:rFonts w:ascii="Arial" w:hAnsi="Arial"/>
+                <w:sz w:val="14"/>
+              </w:rPr>
+              <w:t>дозирующая система ProMax</w:t>
             </w:r>
           </w:p>
         </w:tc>
@@ -1842,7 +1850,7 @@
                 <w:sz w:val="14"/>
                 <w:rFonts w:ascii="Arial" w:hAnsi="Arial"/>
               </w:rPr>
-              <w:t xml:space="preserve"/>
+              <w:t xml:space="preserve">18-20 °C</w:t>
             </w:r>
           </w:p>
         </w:tc>
@@ -1859,7 +1867,7 @@
                 <w:sz w:val="14"/>
                 <w:rFonts w:ascii="Arial" w:hAnsi="Arial"/>
               </w:rPr>
-              <w:t xml:space="preserve"/>
+              <w:t xml:space="preserve">20 мин</w:t>
             </w:r>
           </w:p>
         </w:tc>
@@ -1880,19 +1888,9 @@
         <w:tc>
           <w:tcPr>
             <w:tcW w:w="1467" w:type="dxa"/>
-          </w:tcPr>
-          <w:p>
-            <w:pPr>
-              <w:jc w:val="center"/>
-            </w:pPr>
-            <w:r>
-              <w:rPr>
-                <w:sz w:val="14"/>
-                <w:rFonts w:ascii="Arial" w:hAnsi="Arial"/>
-              </w:rPr>
-              <w:t xml:space="preserve">1 раз в 3 месяца</w:t>
-            </w:r>
-          </w:p>
+            <w:vMerge/>
+          </w:tcPr>
+          <w:p/>
         </w:tc>
         <w:tc>
           <w:tcPr>
@@ -2054,7 +2052,7 @@
                 <w:sz w:val="14"/>
                 <w:rFonts w:ascii="Arial" w:hAnsi="Arial"/>
               </w:rPr>
-              <w:t xml:space="preserve"/>
+              <w:t xml:space="preserve">------------</w:t>
             </w:r>
           </w:p>
         </w:tc>
@@ -2468,7 +2466,7 @@
                 <w:sz w:val="14"/>
                 <w:rFonts w:ascii="Arial" w:hAnsi="Arial"/>
               </w:rPr>
-              <w:t xml:space="preserve"/>
+              <w:t xml:space="preserve">------------</w:t>
             </w:r>
           </w:p>
         </w:tc>
@@ -2888,7 +2886,7 @@
                 <w:sz w:val="14"/>
                 <w:rFonts w:ascii="Arial" w:hAnsi="Arial"/>
               </w:rPr>
-              <w:t xml:space="preserve"/>
+              <w:t xml:space="preserve">------------</w:t>
             </w:r>
           </w:p>
         </w:tc>
@@ -3308,7 +3306,7 @@
                 <w:sz w:val="14"/>
                 <w:rFonts w:ascii="Arial" w:hAnsi="Arial"/>
               </w:rPr>
-              <w:t xml:space="preserve"/>
+              <w:t xml:space="preserve">------------</w:t>
             </w:r>
           </w:p>
         </w:tc>
@@ -3609,7 +3607,7 @@
                 <w:sz w:val="14"/>
                 <w:rFonts w:ascii="Arial" w:hAnsi="Arial"/>
               </w:rPr>
-              <w:t xml:space="preserve">мойка</w:t>
+              <w:t xml:space="preserve">очистка (обеспыливание поверхностей)</w:t>
             </w:r>
           </w:p>
         </w:tc>
@@ -3635,7 +3633,6 @@
         <w:tc>
           <w:tcPr>
             <w:tcW w:w="1417" w:type="dxa"/>
-            <w:shd w:val="clear" w:color="auto" w:fill="99CCFF"/>
           </w:tcPr>
           <w:p>
             <w:pPr>
@@ -3648,9 +3645,8 @@
               <w:rPr>
                 <w:sz w:val="14"/>
                 <w:rFonts w:ascii="Arial" w:hAnsi="Arial"/>
-                <w:b/>
-              </w:rPr>
-              <w:t xml:space="preserve">ХИМИТЕК ЧУДОДЕЙ®-ПОЛИПРОМ 190022</w:t>
+              </w:rPr>
+              <w:t xml:space="preserve">------------</w:t>
             </w:r>
           </w:p>
         </w:tc>
@@ -3664,7 +3660,7 @@
                 <w:sz w:val="14"/>
                 <w:rFonts w:ascii="Arial" w:hAnsi="Arial"/>
               </w:rPr>
-              <w:t xml:space="preserve">ручной (протирание, обработка щеткой)</w:t>
+              <w:t xml:space="preserve">ручной (протирание)</w:t>
             </w:r>
           </w:p>
         </w:tc>
@@ -3681,17 +3677,7 @@
                 <w:sz w:val="14"/>
                 <w:rFonts w:ascii="Arial" w:hAnsi="Arial"/>
               </w:rPr>
-              <w:t xml:space="preserve">1,0 %</w:t>
-            </w:r>
-            <w:r>
-              <w:br/>
-            </w:r>
-            <w:r>
-              <w:rPr>
-                <w:rFonts w:ascii="Arial" w:hAnsi="Arial"/>
-                <w:sz w:val="14"/>
-              </w:rPr>
-              <w:t>ручное разведение</w:t>
+              <w:t xml:space="preserve">------------</w:t>
             </w:r>
           </w:p>
         </w:tc>
@@ -3708,7 +3694,7 @@
                 <w:sz w:val="14"/>
                 <w:rFonts w:ascii="Arial" w:hAnsi="Arial"/>
               </w:rPr>
-              <w:t xml:space="preserve">не ниже 40°C</w:t>
+              <w:t xml:space="preserve">------------</w:t>
             </w:r>
           </w:p>
         </w:tc>
@@ -3725,7 +3711,7 @@
                 <w:sz w:val="14"/>
                 <w:rFonts w:ascii="Arial" w:hAnsi="Arial"/>
               </w:rPr>
-              <w:t xml:space="preserve"/>
+              <w:t xml:space="preserve">------------</w:t>
             </w:r>
           </w:p>
         </w:tc>
@@ -3768,7 +3754,6 @@
         <w:tc>
           <w:tcPr>
             <w:tcW w:w="1467" w:type="dxa"/>
-            <w:vMerge w:val="restart"/>
           </w:tcPr>
           <w:p>
             <w:pPr>
@@ -3779,11 +3764,8 @@
                 <w:sz w:val="14"/>
                 <w:rFonts w:ascii="Arial" w:hAnsi="Arial"/>
               </w:rPr>
-              <w:t xml:space="preserve">1 раз в 6 месяцев</w:t>
-            </w:r>
-          </w:p>
-          <w:p>
-            <w:r/>
+              <w:t xml:space="preserve">1 раз в месяц</w:t>
+            </w:r>
           </w:p>
         </w:tc>
         <w:tc>
@@ -3847,7 +3829,7 @@
                 <w:sz w:val="14"/>
                 <w:rFonts w:ascii="Arial" w:hAnsi="Arial"/>
               </w:rPr>
-              <w:t xml:space="preserve">дезинфекция</w:t>
+              <w:t xml:space="preserve">мойка</w:t>
             </w:r>
           </w:p>
         </w:tc>
@@ -3873,7 +3855,7 @@
         <w:tc>
           <w:tcPr>
             <w:tcW w:w="1417" w:type="dxa"/>
-            <w:shd w:val="clear" w:color="auto" w:fill="FFFFCC"/>
+            <w:shd w:val="clear" w:color="auto" w:fill="99CCFF"/>
           </w:tcPr>
           <w:p>
             <w:pPr>
@@ -3888,7 +3870,7 @@
                 <w:rFonts w:ascii="Arial" w:hAnsi="Arial"/>
                 <w:b/>
               </w:rPr>
-              <w:t xml:space="preserve">ХИМИТЕК ПОЛИДЕЗ-СУПЕР</w:t>
+              <w:t xml:space="preserve">ХИМИТЕК ЧУДОДЕЙ®-ПОЛИПРОМ 190022</w:t>
             </w:r>
           </w:p>
         </w:tc>
@@ -3902,7 +3884,7 @@
                 <w:sz w:val="14"/>
                 <w:rFonts w:ascii="Arial" w:hAnsi="Arial"/>
               </w:rPr>
-              <w:t xml:space="preserve">ручной (протирание)</w:t>
+              <w:t xml:space="preserve">ручной (протирание, обработка щеткой)</w:t>
             </w:r>
           </w:p>
         </w:tc>
@@ -3919,7 +3901,7 @@
                 <w:sz w:val="14"/>
                 <w:rFonts w:ascii="Arial" w:hAnsi="Arial"/>
               </w:rPr>
-              <w:t xml:space="preserve">0,02-0,05 %</w:t>
+              <w:t xml:space="preserve">1,0 %</w:t>
             </w:r>
             <w:r>
               <w:br/>
@@ -3929,7 +3911,7 @@
                 <w:rFonts w:ascii="Arial" w:hAnsi="Arial"/>
                 <w:sz w:val="14"/>
               </w:rPr>
-              <w:t>дозирующая система ProMax</w:t>
+              <w:t>ручное разведение</w:t>
             </w:r>
           </w:p>
         </w:tc>
@@ -3946,7 +3928,7 @@
                 <w:sz w:val="14"/>
                 <w:rFonts w:ascii="Arial" w:hAnsi="Arial"/>
               </w:rPr>
-              <w:t xml:space="preserve">18-20 °C</w:t>
+              <w:t xml:space="preserve">не ниже 40°C</w:t>
             </w:r>
           </w:p>
         </w:tc>
@@ -3963,7 +3945,7 @@
                 <w:sz w:val="14"/>
                 <w:rFonts w:ascii="Arial" w:hAnsi="Arial"/>
               </w:rPr>
-              <w:t xml:space="preserve">20 мин</w:t>
+              <w:t xml:space="preserve">------------</w:t>
             </w:r>
           </w:p>
         </w:tc>
@@ -3984,9 +3966,23 @@
         <w:tc>
           <w:tcPr>
             <w:tcW w:w="1467" w:type="dxa"/>
-            <w:vMerge/>
-          </w:tcPr>
-          <w:p/>
+            <w:vMerge w:val="restart"/>
+          </w:tcPr>
+          <w:p>
+            <w:pPr>
+              <w:jc w:val="center"/>
+            </w:pPr>
+            <w:r>
+              <w:rPr>
+                <w:sz w:val="14"/>
+                <w:rFonts w:ascii="Arial" w:hAnsi="Arial"/>
+              </w:rPr>
+              <w:t xml:space="preserve">1 раз в 6 месяцев</w:t>
+            </w:r>
+          </w:p>
+          <w:p>
+            <w:r/>
+          </w:p>
         </w:tc>
         <w:tc>
           <w:tcPr>
@@ -4021,7 +4017,7 @@
                 <w:sz w:val="14"/>
                 <w:rFonts w:ascii="Arial" w:hAnsi="Arial"/>
               </w:rPr>
-              <w:t xml:space="preserve">очистка (обеспыливание поверхностей)</w:t>
+              <w:t xml:space="preserve">дезинфекция</w:t>
             </w:r>
           </w:p>
         </w:tc>
@@ -4047,6 +4043,7 @@
         <w:tc>
           <w:tcPr>
             <w:tcW w:w="1417" w:type="dxa"/>
+            <w:shd w:val="clear" w:color="auto" w:fill="FFFFCC"/>
           </w:tcPr>
           <w:p>
             <w:pPr>
@@ -4061,7 +4058,7 @@
                 <w:rFonts w:ascii="Arial" w:hAnsi="Arial"/>
                 <w:b/>
               </w:rPr>
-              <w:t xml:space="preserve">вода</w:t>
+              <w:t xml:space="preserve">ХИМИТЕК ПОЛИДЕЗ-СУПЕР</w:t>
             </w:r>
           </w:p>
         </w:tc>
@@ -4092,7 +4089,17 @@
                 <w:sz w:val="14"/>
                 <w:rFonts w:ascii="Arial" w:hAnsi="Arial"/>
               </w:rPr>
-              <w:t xml:space="preserve"/>
+              <w:t xml:space="preserve">0,02-0,05 %</w:t>
+            </w:r>
+            <w:r>
+              <w:br/>
+            </w:r>
+            <w:r>
+              <w:rPr>
+                <w:rFonts w:ascii="Arial" w:hAnsi="Arial"/>
+                <w:sz w:val="14"/>
+              </w:rPr>
+              <w:t>дозирующая система ProMax</w:t>
             </w:r>
           </w:p>
         </w:tc>
@@ -4109,7 +4116,7 @@
                 <w:sz w:val="14"/>
                 <w:rFonts w:ascii="Arial" w:hAnsi="Arial"/>
               </w:rPr>
-              <w:t xml:space="preserve"/>
+              <w:t xml:space="preserve">18-20 °C</w:t>
             </w:r>
           </w:p>
         </w:tc>
@@ -4126,7 +4133,7 @@
                 <w:sz w:val="14"/>
                 <w:rFonts w:ascii="Arial" w:hAnsi="Arial"/>
               </w:rPr>
-              <w:t xml:space="preserve"/>
+              <w:t xml:space="preserve">20 мин</w:t>
             </w:r>
           </w:p>
         </w:tc>
@@ -4147,19 +4154,9 @@
         <w:tc>
           <w:tcPr>
             <w:tcW w:w="1467" w:type="dxa"/>
-          </w:tcPr>
-          <w:p>
-            <w:pPr>
-              <w:jc w:val="center"/>
-            </w:pPr>
-            <w:r>
-              <w:rPr>
-                <w:sz w:val="14"/>
-                <w:rFonts w:ascii="Arial" w:hAnsi="Arial"/>
-              </w:rPr>
-              <w:t xml:space="preserve">1 раз в месяц</w:t>
-            </w:r>
-          </w:p>
+            <w:vMerge/>
+          </w:tcPr>
+          <w:p/>
         </w:tc>
         <w:tc>
           <w:tcPr>
@@ -4300,7 +4297,7 @@
                 <w:sz w:val="14"/>
                 <w:rFonts w:ascii="Arial" w:hAnsi="Arial"/>
               </w:rPr>
-              <w:t xml:space="preserve"/>
+              <w:t xml:space="preserve">------------</w:t>
             </w:r>
           </w:p>
         </w:tc>
@@ -4317,7 +4314,7 @@
                 <w:sz w:val="14"/>
                 <w:rFonts w:ascii="Arial" w:hAnsi="Arial"/>
               </w:rPr>
-              <w:t xml:space="preserve"/>
+              <w:t xml:space="preserve">------------</w:t>
             </w:r>
           </w:p>
         </w:tc>
@@ -4541,7 +4538,7 @@
                 <w:sz w:val="14"/>
                 <w:rFonts w:ascii="Arial" w:hAnsi="Arial"/>
               </w:rPr>
-              <w:t xml:space="preserve"/>
+              <w:t xml:space="preserve">------------</w:t>
             </w:r>
           </w:p>
         </w:tc>
@@ -4822,7 +4819,7 @@
                 <w:sz w:val="14"/>
                 <w:rFonts w:ascii="Arial" w:hAnsi="Arial"/>
               </w:rPr>
-              <w:t xml:space="preserve">шкафы</w:t>
+              <w:t xml:space="preserve">мусорные корзины, шкафы</w:t>
             </w:r>
           </w:p>
           <w:p>
@@ -4955,7 +4952,7 @@
                 <w:sz w:val="14"/>
                 <w:rFonts w:ascii="Arial" w:hAnsi="Arial"/>
               </w:rPr>
-              <w:t xml:space="preserve"/>
+              <w:t xml:space="preserve">------------</w:t>
             </w:r>
           </w:p>
         </w:tc>
@@ -5227,25 +5224,8 @@
       <w:tr>
         <w:tc>
           <w:tcPr>
-            <w:tcW w:w="15350" w:type="dxa"/>
-            <w:gridSpan w:val="12"/>
-          </w:tcPr>
-          <w:p>
-            <w:r>
-              <w:rPr>
-                <w:b/>
-                <w:sz w:val="14"/>
-                <w:rFonts w:ascii="Arial" w:hAnsi="Arial"/>
-              </w:rPr>
-              <w:t xml:space="preserve">Объекты без инструкций (требуют настройки)</w:t>
-            </w:r>
-          </w:p>
-        </w:tc>
-      </w:tr>
-      <w:tr>
-        <w:tc>
-          <w:tcPr>
             <w:tcW w:w="1809" w:type="dxa"/>
+            <w:vMerge w:val="restart"/>
           </w:tcPr>
           <w:p>
             <w:r>
@@ -5256,12 +5236,23 @@
               <w:t xml:space="preserve">контейнеры для отходов</w:t>
             </w:r>
           </w:p>
+          <w:p>
+            <w:r/>
+          </w:p>
         </w:tc>
         <w:tc>
           <w:tcPr>
             <w:tcW w:w="1134" w:type="dxa"/>
           </w:tcPr>
-          <w:p/>
+          <w:p>
+            <w:r>
+              <w:rPr>
+                <w:sz w:val="14"/>
+                <w:rFonts w:ascii="Arial" w:hAnsi="Arial"/>
+              </w:rPr>
+              <w:t xml:space="preserve">мойка</w:t>
+            </w:r>
+          </w:p>
         </w:tc>
         <w:tc>
           <w:tcPr>
@@ -5273,11 +5264,19 @@
               <w:ind w:left="113" w:right="113"/>
               <w:jc w:val="center"/>
             </w:pPr>
+            <w:r>
+              <w:rPr>
+                <w:sz w:val="14"/>
+                <w:rFonts w:ascii="Arial" w:hAnsi="Arial"/>
+              </w:rPr>
+              <w:t xml:space="preserve"/>
+            </w:r>
           </w:p>
         </w:tc>
         <w:tc>
           <w:tcPr>
             <w:tcW w:w="1417" w:type="dxa"/>
+            <w:shd w:val="clear" w:color="auto" w:fill="99CCFF"/>
           </w:tcPr>
           <w:p>
             <w:pPr>
@@ -5286,13 +5285,29 @@
                 <w:bCs/>
               </w:rPr>
             </w:pPr>
+            <w:r>
+              <w:rPr>
+                <w:sz w:val="14"/>
+                <w:rFonts w:ascii="Arial" w:hAnsi="Arial"/>
+                <w:b/>
+              </w:rPr>
+              <w:t xml:space="preserve">ХИМИТЕК ЧУДОДЕЙ®-ПОЛИПРОМ 190022</w:t>
+            </w:r>
           </w:p>
         </w:tc>
         <w:tc>
           <w:tcPr>
             <w:tcW w:w="1276" w:type="dxa"/>
           </w:tcPr>
-          <w:p/>
+          <w:p>
+            <w:r>
+              <w:rPr>
+                <w:sz w:val="14"/>
+                <w:rFonts w:ascii="Arial" w:hAnsi="Arial"/>
+              </w:rPr>
+              <w:t xml:space="preserve">ручной (протирание, обработка щеткой)</w:t>
+            </w:r>
+          </w:p>
         </w:tc>
         <w:tc>
           <w:tcPr>
@@ -5302,6 +5317,23 @@
             <w:pPr>
               <w:jc w:val="center"/>
             </w:pPr>
+            <w:r>
+              <w:rPr>
+                <w:sz w:val="14"/>
+                <w:rFonts w:ascii="Arial" w:hAnsi="Arial"/>
+              </w:rPr>
+              <w:t xml:space="preserve">1,0 %</w:t>
+            </w:r>
+            <w:r>
+              <w:br/>
+            </w:r>
+            <w:r>
+              <w:rPr>
+                <w:rFonts w:ascii="Arial" w:hAnsi="Arial"/>
+                <w:sz w:val="14"/>
+              </w:rPr>
+              <w:t>ручное разведение</w:t>
+            </w:r>
           </w:p>
         </w:tc>
         <w:tc>
@@ -5312,6 +5344,13 @@
             <w:pPr>
               <w:jc w:val="center"/>
             </w:pPr>
+            <w:r>
+              <w:rPr>
+                <w:sz w:val="14"/>
+                <w:rFonts w:ascii="Arial" w:hAnsi="Arial"/>
+              </w:rPr>
+              <w:t xml:space="preserve">18-20 °C</w:t>
+            </w:r>
           </w:p>
         </w:tc>
         <w:tc>
@@ -5322,11 +5361,19 @@
             <w:pPr>
               <w:jc w:val="center"/>
             </w:pPr>
+            <w:r>
+              <w:rPr>
+                <w:sz w:val="14"/>
+                <w:rFonts w:ascii="Arial" w:hAnsi="Arial"/>
+              </w:rPr>
+              <w:t xml:space="preserve">------------</w:t>
+            </w:r>
           </w:p>
         </w:tc>
         <w:tc>
           <w:tcPr>
             <w:tcW w:w="411" w:type="dxa"/>
+            <w:vMerge w:val="restart"/>
             <w:noWrap/>
             <w:tcMar>
               <w:left w:w="0" w:type="dxa"/>
@@ -5344,51 +5391,97 @@
                 <w:bCs/>
               </w:rPr>
             </w:pPr>
+            <w:r>
+              <w:rPr>
+                <w:sz w:val="14"/>
+                <w:rFonts w:ascii="Arial" w:hAnsi="Arial"/>
+              </w:rPr>
+              <w:t xml:space="preserve">промаркированный</w:t>
+            </w:r>
+          </w:p>
+          <w:p>
+            <w:r/>
           </w:p>
         </w:tc>
         <w:tc>
           <w:tcPr>
             <w:tcW w:w="1467" w:type="dxa"/>
+            <w:vMerge w:val="restart"/>
           </w:tcPr>
           <w:p>
             <w:pPr>
               <w:jc w:val="center"/>
             </w:pPr>
+            <w:r>
+              <w:rPr>
+                <w:sz w:val="14"/>
+                <w:rFonts w:ascii="Arial" w:hAnsi="Arial"/>
+              </w:rPr>
+              <w:t xml:space="preserve">после каждого удаления отходов</w:t>
+            </w:r>
+          </w:p>
+          <w:p>
+            <w:r/>
           </w:p>
         </w:tc>
         <w:tc>
           <w:tcPr>
             <w:tcW w:w="1554" w:type="dxa"/>
-          </w:tcPr>
-          <w:p/>
+            <w:vMerge w:val="restart"/>
+          </w:tcPr>
+          <w:p>
+            <w:r>
+              <w:rPr>
+                <w:sz w:val="14"/>
+                <w:rFonts w:ascii="Arial" w:hAnsi="Arial"/>
+              </w:rPr>
+              <w:t xml:space="preserve">сотрудник внутреннего клининга</w:t>
+            </w:r>
+          </w:p>
+          <w:p>
+            <w:r/>
+          </w:p>
         </w:tc>
         <w:tc>
           <w:tcPr>
             <w:tcW w:w="1586" w:type="dxa"/>
-          </w:tcPr>
-          <w:p/>
+            <w:vMerge w:val="restart"/>
+          </w:tcPr>
+          <w:p>
+            <w:r>
+              <w:rPr>
+                <w:sz w:val="14"/>
+                <w:rFonts w:ascii="Arial" w:hAnsi="Arial"/>
+              </w:rPr>
+              <w:t xml:space="preserve">визуальный контроль/сотрудник отдела качества</w:t>
+            </w:r>
+          </w:p>
+          <w:p>
+            <w:r/>
+          </w:p>
         </w:tc>
       </w:tr>
       <w:tr>
         <w:tc>
           <w:tcPr>
             <w:tcW w:w="1809" w:type="dxa"/>
-          </w:tcPr>
-          <w:p>
-            <w:r>
-              <w:rPr>
-                <w:sz w:val="14"/>
-                <w:rFonts w:ascii="Arial" w:hAnsi="Arial"/>
-              </w:rPr>
-              <w:t xml:space="preserve">мусорные корзины</w:t>
-            </w:r>
-          </w:p>
+            <w:vMerge/>
+          </w:tcPr>
+          <w:p/>
         </w:tc>
         <w:tc>
           <w:tcPr>
             <w:tcW w:w="1134" w:type="dxa"/>
           </w:tcPr>
-          <w:p/>
+          <w:p>
+            <w:r>
+              <w:rPr>
+                <w:sz w:val="14"/>
+                <w:rFonts w:ascii="Arial" w:hAnsi="Arial"/>
+              </w:rPr>
+              <w:t xml:space="preserve">дезинфекция</w:t>
+            </w:r>
+          </w:p>
         </w:tc>
         <w:tc>
           <w:tcPr>
@@ -5400,11 +5493,19 @@
               <w:ind w:left="113" w:right="113"/>
               <w:jc w:val="center"/>
             </w:pPr>
+            <w:r>
+              <w:rPr>
+                <w:sz w:val="14"/>
+                <w:rFonts w:ascii="Arial" w:hAnsi="Arial"/>
+              </w:rPr>
+              <w:t xml:space="preserve"/>
+            </w:r>
           </w:p>
         </w:tc>
         <w:tc>
           <w:tcPr>
             <w:tcW w:w="1417" w:type="dxa"/>
+            <w:shd w:val="clear" w:color="auto" w:fill="FFFFCC"/>
           </w:tcPr>
           <w:p>
             <w:pPr>
@@ -5413,13 +5514,29 @@
                 <w:bCs/>
               </w:rPr>
             </w:pPr>
+            <w:r>
+              <w:rPr>
+                <w:sz w:val="14"/>
+                <w:rFonts w:ascii="Arial" w:hAnsi="Arial"/>
+                <w:b/>
+              </w:rPr>
+              <w:t xml:space="preserve">ХИМИТЕК ПОЛИДЕЗ-СУПЕР</w:t>
+            </w:r>
           </w:p>
         </w:tc>
         <w:tc>
           <w:tcPr>
             <w:tcW w:w="1276" w:type="dxa"/>
           </w:tcPr>
-          <w:p/>
+          <w:p>
+            <w:r>
+              <w:rPr>
+                <w:sz w:val="14"/>
+                <w:rFonts w:ascii="Arial" w:hAnsi="Arial"/>
+              </w:rPr>
+              <w:t xml:space="preserve">ручной (протирание)</w:t>
+            </w:r>
+          </w:p>
         </w:tc>
         <w:tc>
           <w:tcPr>
@@ -5429,6 +5546,23 @@
             <w:pPr>
               <w:jc w:val="center"/>
             </w:pPr>
+            <w:r>
+              <w:rPr>
+                <w:sz w:val="14"/>
+                <w:rFonts w:ascii="Arial" w:hAnsi="Arial"/>
+              </w:rPr>
+              <w:t xml:space="preserve">0,02-0,05 %</w:t>
+            </w:r>
+            <w:r>
+              <w:br/>
+            </w:r>
+            <w:r>
+              <w:rPr>
+                <w:rFonts w:ascii="Arial" w:hAnsi="Arial"/>
+                <w:sz w:val="14"/>
+              </w:rPr>
+              <w:t>дозирующая система ProMax</w:t>
+            </w:r>
           </w:p>
         </w:tc>
         <w:tc>
@@ -5439,6 +5573,13 @@
             <w:pPr>
               <w:jc w:val="center"/>
             </w:pPr>
+            <w:r>
+              <w:rPr>
+                <w:sz w:val="14"/>
+                <w:rFonts w:ascii="Arial" w:hAnsi="Arial"/>
+              </w:rPr>
+              <w:t xml:space="preserve">18-20 °C</w:t>
+            </w:r>
           </w:p>
         </w:tc>
         <w:tc>
@@ -5449,11 +5590,19 @@
             <w:pPr>
               <w:jc w:val="center"/>
             </w:pPr>
+            <w:r>
+              <w:rPr>
+                <w:sz w:val="14"/>
+                <w:rFonts w:ascii="Arial" w:hAnsi="Arial"/>
+              </w:rPr>
+              <w:t xml:space="preserve">20 мин</w:t>
+            </w:r>
           </w:p>
         </w:tc>
         <w:tc>
           <w:tcPr>
             <w:tcW w:w="411" w:type="dxa"/>
+            <w:vMerge/>
             <w:noWrap/>
             <w:tcMar>
               <w:left w:w="0" w:type="dxa"/>
@@ -5462,36 +5611,26 @@
             <w:textDirection w:val="btLr"/>
             <w:tcFitText/>
           </w:tcPr>
-          <w:p>
-            <w:pPr>
-              <w:ind w:left="113" w:right="113"/>
-              <w:jc w:val="center"/>
-              <w:rPr>
-                <w:b/>
-                <w:bCs/>
-              </w:rPr>
-            </w:pPr>
-          </w:p>
+          <w:p/>
         </w:tc>
         <w:tc>
           <w:tcPr>
             <w:tcW w:w="1467" w:type="dxa"/>
-          </w:tcPr>
-          <w:p>
-            <w:pPr>
-              <w:jc w:val="center"/>
-            </w:pPr>
-          </w:p>
+            <w:vMerge/>
+          </w:tcPr>
+          <w:p/>
         </w:tc>
         <w:tc>
           <w:tcPr>
             <w:tcW w:w="1554" w:type="dxa"/>
+            <w:vMerge/>
           </w:tcPr>
           <w:p/>
         </w:tc>
         <w:tc>
           <w:tcPr>
             <w:tcW w:w="1586" w:type="dxa"/>
+            <w:vMerge/>
           </w:tcPr>
           <w:p/>
         </w:tc>

--- a/tech_cards/Раздевалка мужскаяженская_tech_card.docx
+++ b/tech_cards/Раздевалка мужскаяженская_tech_card.docx
@@ -714,6 +714,24 @@
       <w:tr>
         <w:tc>
           <w:tcPr>
+            <w:tcW w:w="15350" w:type="dxa"/>
+            <w:gridSpan w:val="12"/>
+          </w:tcPr>
+          <w:p>
+            <w:r>
+              <w:rPr>
+                <w:b/>
+                <w:sz w:val="14"/>
+                <w:rFonts w:ascii="Arial" w:hAnsi="Arial"/>
+              </w:rPr>
+              <w:t xml:space="preserve">Поверхности</w:t>
+            </w:r>
+          </w:p>
+        </w:tc>
+      </w:tr>
+      <w:tr>
+        <w:tc>
+          <w:tcPr>
             <w:tcW w:w="1809" w:type="dxa"/>
             <w:vMerge w:val="restart"/>
           </w:tcPr>
@@ -723,15 +741,12 @@
                 <w:sz w:val="14"/>
                 <w:rFonts w:ascii="Arial" w:hAnsi="Arial"/>
               </w:rPr>
-              <w:t xml:space="preserve">потолок подвесной</w:t>
+              <w:t xml:space="preserve">водопроводные трубы</w:t>
             </w:r>
           </w:p>
           <w:p>
             <w:r/>
           </w:p>
-          <w:p>
-            <w:r/>
-          </w:p>
         </w:tc>
         <w:tc>
           <w:tcPr>
@@ -743,7 +758,7 @@
                 <w:sz w:val="14"/>
                 <w:rFonts w:ascii="Arial" w:hAnsi="Arial"/>
               </w:rPr>
-              <w:t xml:space="preserve">очистка (обеспыливание поверхностей)</w:t>
+              <w:t xml:space="preserve">мойка</w:t>
             </w:r>
           </w:p>
         </w:tc>
@@ -769,6 +784,7 @@
         <w:tc>
           <w:tcPr>
             <w:tcW w:w="1417" w:type="dxa"/>
+            <w:shd w:val="clear" w:color="auto" w:fill="99CCFF"/>
           </w:tcPr>
           <w:p>
             <w:pPr>
@@ -781,8 +797,9 @@
               <w:rPr>
                 <w:sz w:val="14"/>
                 <w:rFonts w:ascii="Arial" w:hAnsi="Arial"/>
-              </w:rPr>
-              <w:t xml:space="preserve">------------</w:t>
+                <w:b/>
+              </w:rPr>
+              <w:t xml:space="preserve">ХИМИТЕК ЧУДОДЕЙ®-ПОЛИПРОМ 190022</w:t>
             </w:r>
           </w:p>
         </w:tc>
@@ -796,7 +813,7 @@
                 <w:sz w:val="14"/>
                 <w:rFonts w:ascii="Arial" w:hAnsi="Arial"/>
               </w:rPr>
-              <w:t xml:space="preserve">ручной (протирание)</w:t>
+              <w:t xml:space="preserve">ручной (протирание, обработка щеткой)</w:t>
             </w:r>
           </w:p>
         </w:tc>
@@ -813,7 +830,17 @@
                 <w:sz w:val="14"/>
                 <w:rFonts w:ascii="Arial" w:hAnsi="Arial"/>
               </w:rPr>
-              <w:t xml:space="preserve">------------</w:t>
+              <w:t xml:space="preserve">1,0 %</w:t>
+            </w:r>
+            <w:r>
+              <w:br/>
+            </w:r>
+            <w:r>
+              <w:rPr>
+                <w:rFonts w:ascii="Arial" w:hAnsi="Arial"/>
+                <w:sz w:val="14"/>
+              </w:rPr>
+              <w:t>ручное разведение</w:t>
             </w:r>
           </w:p>
         </w:tc>
@@ -830,7 +857,7 @@
                 <w:sz w:val="14"/>
                 <w:rFonts w:ascii="Arial" w:hAnsi="Arial"/>
               </w:rPr>
-              <w:t xml:space="preserve">------------</w:t>
+              <w:t xml:space="preserve">18-20 °C</w:t>
             </w:r>
           </w:p>
         </w:tc>
@@ -883,25 +910,26 @@
           <w:p>
             <w:r/>
           </w:p>
+        </w:tc>
+        <w:tc>
+          <w:tcPr>
+            <w:tcW w:w="1467" w:type="dxa"/>
+            <w:vMerge w:val="restart"/>
+          </w:tcPr>
+          <w:p>
+            <w:pPr>
+              <w:jc w:val="center"/>
+            </w:pPr>
+            <w:r>
+              <w:rPr>
+                <w:sz w:val="14"/>
+                <w:rFonts w:ascii="Arial" w:hAnsi="Arial"/>
+              </w:rPr>
+              <w:t xml:space="preserve">1 раз в месяц</w:t>
+            </w:r>
+          </w:p>
           <w:p>
             <w:r/>
-          </w:p>
-        </w:tc>
-        <w:tc>
-          <w:tcPr>
-            <w:tcW w:w="1467" w:type="dxa"/>
-          </w:tcPr>
-          <w:p>
-            <w:pPr>
-              <w:jc w:val="center"/>
-            </w:pPr>
-            <w:r>
-              <w:rPr>
-                <w:sz w:val="14"/>
-                <w:rFonts w:ascii="Arial" w:hAnsi="Arial"/>
-              </w:rPr>
-              <w:t xml:space="preserve">1 раз в 3 месяца</w:t>
-            </w:r>
           </w:p>
         </w:tc>
         <w:tc>
@@ -921,9 +949,6 @@
           <w:p>
             <w:r/>
           </w:p>
-          <w:p>
-            <w:r/>
-          </w:p>
         </w:tc>
         <w:tc>
           <w:tcPr>
@@ -942,9 +967,6 @@
           <w:p>
             <w:r/>
           </w:p>
-          <w:p>
-            <w:r/>
-          </w:p>
         </w:tc>
       </w:tr>
       <w:tr>
@@ -965,7 +987,7 @@
                 <w:sz w:val="14"/>
                 <w:rFonts w:ascii="Arial" w:hAnsi="Arial"/>
               </w:rPr>
-              <w:t xml:space="preserve">мойка</w:t>
+              <w:t xml:space="preserve">дезинфекция</w:t>
             </w:r>
           </w:p>
         </w:tc>
@@ -991,7 +1013,7 @@
         <w:tc>
           <w:tcPr>
             <w:tcW w:w="1417" w:type="dxa"/>
-            <w:shd w:val="clear" w:color="auto" w:fill="99CCFF"/>
+            <w:shd w:val="clear" w:color="auto" w:fill="FFFFCC"/>
           </w:tcPr>
           <w:p>
             <w:pPr>
@@ -1006,7 +1028,7 @@
                 <w:rFonts w:ascii="Arial" w:hAnsi="Arial"/>
                 <w:b/>
               </w:rPr>
-              <w:t xml:space="preserve">ХИМИТЕК ЧУДОДЕЙ®-ПОЛИПРОМ 190022</w:t>
+              <w:t xml:space="preserve">ХИМИТЕК ПОЛИДЕЗ-СУПЕР</w:t>
             </w:r>
           </w:p>
         </w:tc>
@@ -1020,7 +1042,7 @@
                 <w:sz w:val="14"/>
                 <w:rFonts w:ascii="Arial" w:hAnsi="Arial"/>
               </w:rPr>
-              <w:t xml:space="preserve">ручной (протирание, обработка щеткой)</w:t>
+              <w:t xml:space="preserve">ручной (протирание)</w:t>
             </w:r>
           </w:p>
         </w:tc>
@@ -1037,7 +1059,7 @@
                 <w:sz w:val="14"/>
                 <w:rFonts w:ascii="Arial" w:hAnsi="Arial"/>
               </w:rPr>
-              <w:t xml:space="preserve">1,0 %</w:t>
+              <w:t xml:space="preserve">0,02-0,05 %</w:t>
             </w:r>
             <w:r>
               <w:br/>
@@ -1047,7 +1069,7 @@
                 <w:rFonts w:ascii="Arial" w:hAnsi="Arial"/>
                 <w:sz w:val="14"/>
               </w:rPr>
-              <w:t>ручное разведение</w:t>
+              <w:t>дозирующая система ProMax</w:t>
             </w:r>
           </w:p>
         </w:tc>
@@ -1064,7 +1086,7 @@
                 <w:sz w:val="14"/>
                 <w:rFonts w:ascii="Arial" w:hAnsi="Arial"/>
               </w:rPr>
-              <w:t xml:space="preserve">не ниже 40°C</w:t>
+              <w:t xml:space="preserve">18-20 °C</w:t>
             </w:r>
           </w:p>
         </w:tc>
@@ -1081,7 +1103,7 @@
                 <w:sz w:val="14"/>
                 <w:rFonts w:ascii="Arial" w:hAnsi="Arial"/>
               </w:rPr>
-              <w:t xml:space="preserve">------------</w:t>
+              <w:t xml:space="preserve">20 мин</w:t>
             </w:r>
           </w:p>
         </w:tc>
@@ -1102,23 +1124,9 @@
         <w:tc>
           <w:tcPr>
             <w:tcW w:w="1467" w:type="dxa"/>
-            <w:vMerge w:val="restart"/>
-          </w:tcPr>
-          <w:p>
-            <w:pPr>
-              <w:jc w:val="center"/>
-            </w:pPr>
-            <w:r>
-              <w:rPr>
-                <w:sz w:val="14"/>
-                <w:rFonts w:ascii="Arial" w:hAnsi="Arial"/>
-              </w:rPr>
-              <w:t xml:space="preserve">1 раз в 12 месяцев</w:t>
-            </w:r>
-          </w:p>
-          <w:p>
-            <w:r/>
-          </w:p>
+            <w:vMerge/>
+          </w:tcPr>
+          <w:p/>
         </w:tc>
         <w:tc>
           <w:tcPr>
@@ -1133,6 +1141,242 @@
             <w:vMerge/>
           </w:tcPr>
           <w:p/>
+        </w:tc>
+      </w:tr>
+      <w:tr>
+        <w:tc>
+          <w:tcPr>
+            <w:tcW w:w="1809" w:type="dxa"/>
+            <w:vMerge w:val="restart"/>
+          </w:tcPr>
+          <w:p>
+            <w:r>
+              <w:rPr>
+                <w:sz w:val="14"/>
+                <w:rFonts w:ascii="Arial" w:hAnsi="Arial"/>
+              </w:rPr>
+              <w:t xml:space="preserve">выключатели</w:t>
+            </w:r>
+          </w:p>
+          <w:p>
+            <w:r/>
+          </w:p>
+        </w:tc>
+        <w:tc>
+          <w:tcPr>
+            <w:tcW w:w="1134" w:type="dxa"/>
+          </w:tcPr>
+          <w:p>
+            <w:r>
+              <w:rPr>
+                <w:sz w:val="14"/>
+                <w:rFonts w:ascii="Arial" w:hAnsi="Arial"/>
+              </w:rPr>
+              <w:t xml:space="preserve">мойка</w:t>
+            </w:r>
+          </w:p>
+        </w:tc>
+        <w:tc>
+          <w:tcPr>
+            <w:tcW w:w="426" w:type="dxa"/>
+            <w:textDirection w:val="btLr"/>
+          </w:tcPr>
+          <w:p>
+            <w:pPr>
+              <w:ind w:left="113" w:right="113"/>
+              <w:jc w:val="center"/>
+            </w:pPr>
+            <w:r>
+              <w:rPr>
+                <w:sz w:val="14"/>
+                <w:rFonts w:ascii="Arial" w:hAnsi="Arial"/>
+              </w:rPr>
+              <w:t xml:space="preserve"/>
+            </w:r>
+          </w:p>
+        </w:tc>
+        <w:tc>
+          <w:tcPr>
+            <w:tcW w:w="1417" w:type="dxa"/>
+            <w:shd w:val="clear" w:color="auto" w:fill="99CCFF"/>
+          </w:tcPr>
+          <w:p>
+            <w:pPr>
+              <w:rPr>
+                <w:b/>
+                <w:bCs/>
+              </w:rPr>
+            </w:pPr>
+            <w:r>
+              <w:rPr>
+                <w:sz w:val="14"/>
+                <w:rFonts w:ascii="Arial" w:hAnsi="Arial"/>
+                <w:b/>
+              </w:rPr>
+              <w:t xml:space="preserve">ХИМИТЕК ЧУДОДЕЙ®-ПОЛИПРОМ 190022</w:t>
+            </w:r>
+          </w:p>
+        </w:tc>
+        <w:tc>
+          <w:tcPr>
+            <w:tcW w:w="1276" w:type="dxa"/>
+          </w:tcPr>
+          <w:p>
+            <w:r>
+              <w:rPr>
+                <w:sz w:val="14"/>
+                <w:rFonts w:ascii="Arial" w:hAnsi="Arial"/>
+              </w:rPr>
+              <w:t xml:space="preserve">ручной (протирание, обработка щеткой)</w:t>
+            </w:r>
+          </w:p>
+        </w:tc>
+        <w:tc>
+          <w:tcPr>
+            <w:tcW w:w="1990" w:type="dxa"/>
+          </w:tcPr>
+          <w:p>
+            <w:pPr>
+              <w:jc w:val="center"/>
+            </w:pPr>
+            <w:r>
+              <w:rPr>
+                <w:sz w:val="14"/>
+                <w:rFonts w:ascii="Arial" w:hAnsi="Arial"/>
+              </w:rPr>
+              <w:t xml:space="preserve">1,0 %</w:t>
+            </w:r>
+            <w:r>
+              <w:br/>
+            </w:r>
+            <w:r>
+              <w:rPr>
+                <w:rFonts w:ascii="Arial" w:hAnsi="Arial"/>
+                <w:sz w:val="14"/>
+              </w:rPr>
+              <w:t>ручное разведение</w:t>
+            </w:r>
+          </w:p>
+        </w:tc>
+        <w:tc>
+          <w:tcPr>
+            <w:tcW w:w="1248" w:type="dxa"/>
+          </w:tcPr>
+          <w:p>
+            <w:pPr>
+              <w:jc w:val="center"/>
+            </w:pPr>
+            <w:r>
+              <w:rPr>
+                <w:sz w:val="14"/>
+                <w:rFonts w:ascii="Arial" w:hAnsi="Arial"/>
+              </w:rPr>
+              <w:t xml:space="preserve">не ниже 40°C</w:t>
+            </w:r>
+          </w:p>
+        </w:tc>
+        <w:tc>
+          <w:tcPr>
+            <w:tcW w:w="1032" w:type="dxa"/>
+          </w:tcPr>
+          <w:p>
+            <w:pPr>
+              <w:jc w:val="center"/>
+            </w:pPr>
+            <w:r>
+              <w:rPr>
+                <w:sz w:val="14"/>
+                <w:rFonts w:ascii="Arial" w:hAnsi="Arial"/>
+              </w:rPr>
+              <w:t xml:space="preserve">------------</w:t>
+            </w:r>
+          </w:p>
+        </w:tc>
+        <w:tc>
+          <w:tcPr>
+            <w:tcW w:w="411" w:type="dxa"/>
+            <w:vMerge w:val="restart"/>
+            <w:noWrap/>
+            <w:tcMar>
+              <w:left w:w="0" w:type="dxa"/>
+              <w:right w:w="0" w:type="dxa"/>
+            </w:tcMar>
+            <w:textDirection w:val="btLr"/>
+            <w:tcFitText/>
+          </w:tcPr>
+          <w:p>
+            <w:pPr>
+              <w:ind w:left="113" w:right="113"/>
+              <w:jc w:val="center"/>
+              <w:rPr>
+                <w:b/>
+                <w:bCs/>
+              </w:rPr>
+            </w:pPr>
+            <w:r>
+              <w:rPr>
+                <w:sz w:val="14"/>
+                <w:rFonts w:ascii="Arial" w:hAnsi="Arial"/>
+              </w:rPr>
+              <w:t xml:space="preserve">промаркированный</w:t>
+            </w:r>
+          </w:p>
+          <w:p>
+            <w:r/>
+          </w:p>
+        </w:tc>
+        <w:tc>
+          <w:tcPr>
+            <w:tcW w:w="1467" w:type="dxa"/>
+          </w:tcPr>
+          <w:p>
+            <w:pPr>
+              <w:jc w:val="center"/>
+            </w:pPr>
+            <w:r>
+              <w:rPr>
+                <w:sz w:val="14"/>
+                <w:rFonts w:ascii="Arial" w:hAnsi="Arial"/>
+              </w:rPr>
+              <w:t xml:space="preserve">1 раз в месяц</w:t>
+            </w:r>
+          </w:p>
+        </w:tc>
+        <w:tc>
+          <w:tcPr>
+            <w:tcW w:w="1554" w:type="dxa"/>
+            <w:vMerge w:val="restart"/>
+          </w:tcPr>
+          <w:p>
+            <w:r>
+              <w:rPr>
+                <w:sz w:val="14"/>
+                <w:rFonts w:ascii="Arial" w:hAnsi="Arial"/>
+              </w:rPr>
+              <w:t xml:space="preserve">сотрудник внутреннего клининга</w:t>
+            </w:r>
+          </w:p>
+          <w:p>
+            <w:r/>
+          </w:p>
+        </w:tc>
+        <w:tc>
+          <w:tcPr>
+            <w:tcW w:w="1586" w:type="dxa"/>
+            <w:vMerge w:val="restart"/>
+          </w:tcPr>
+          <w:p>
+            <w:r>
+              <w:rPr>
+                <w:sz w:val="14"/>
+                <w:rFonts w:ascii="Arial" w:hAnsi="Arial"/>
+              </w:rPr>
+              <w:t xml:space="preserve">визуальный контроль/сотрудник отдела качества</w:t>
+            </w:r>
+          </w:p>
+          <w:p>
+            <w:r/>
+          </w:p>
         </w:tc>
       </w:tr>
       <w:tr>
@@ -1290,9 +1534,19 @@
         <w:tc>
           <w:tcPr>
             <w:tcW w:w="1467" w:type="dxa"/>
-            <w:vMerge/>
-          </w:tcPr>
-          <w:p/>
+          </w:tcPr>
+          <w:p>
+            <w:pPr>
+              <w:jc w:val="center"/>
+            </w:pPr>
+            <w:r>
+              <w:rPr>
+                <w:sz w:val="14"/>
+                <w:rFonts w:ascii="Arial" w:hAnsi="Arial"/>
+              </w:rPr>
+              <w:t xml:space="preserve">2 раза в смену</w:t>
+            </w:r>
+          </w:p>
         </w:tc>
         <w:tc>
           <w:tcPr>
@@ -1321,15 +1575,12 @@
                 <w:sz w:val="14"/>
                 <w:rFonts w:ascii="Arial" w:hAnsi="Arial"/>
               </w:rPr>
-              <w:t xml:space="preserve">диффузоры, светильники, стены (выше 2 м)</w:t>
+              <w:t xml:space="preserve">двери</w:t>
             </w:r>
           </w:p>
           <w:p>
             <w:r/>
           </w:p>
-          <w:p>
-            <w:r/>
-          </w:p>
         </w:tc>
         <w:tc>
           <w:tcPr>
@@ -1341,7 +1592,7 @@
                 <w:sz w:val="14"/>
                 <w:rFonts w:ascii="Arial" w:hAnsi="Arial"/>
               </w:rPr>
-              <w:t xml:space="preserve">очистка (обеспыливание поверхностей)</w:t>
+              <w:t xml:space="preserve">мойка</w:t>
             </w:r>
           </w:p>
         </w:tc>
@@ -1367,6 +1618,7 @@
         <w:tc>
           <w:tcPr>
             <w:tcW w:w="1417" w:type="dxa"/>
+            <w:shd w:val="clear" w:color="auto" w:fill="99CCFF"/>
           </w:tcPr>
           <w:p>
             <w:pPr>
@@ -1379,8 +1631,9 @@
               <w:rPr>
                 <w:sz w:val="14"/>
                 <w:rFonts w:ascii="Arial" w:hAnsi="Arial"/>
-              </w:rPr>
-              <w:t xml:space="preserve">------------</w:t>
+                <w:b/>
+              </w:rPr>
+              <w:t xml:space="preserve">ХИМИТЕК ЧУДОДЕЙ®-ПОЛИПРОМ 190022</w:t>
             </w:r>
           </w:p>
         </w:tc>
@@ -1394,7 +1647,7 @@
                 <w:sz w:val="14"/>
                 <w:rFonts w:ascii="Arial" w:hAnsi="Arial"/>
               </w:rPr>
-              <w:t xml:space="preserve">ручной (протирание)</w:t>
+              <w:t xml:space="preserve">ручной (протирание, обработка щеткой)</w:t>
             </w:r>
           </w:p>
         </w:tc>
@@ -1411,7 +1664,17 @@
                 <w:sz w:val="14"/>
                 <w:rFonts w:ascii="Arial" w:hAnsi="Arial"/>
               </w:rPr>
-              <w:t xml:space="preserve">------------</w:t>
+              <w:t xml:space="preserve">1,0 %</w:t>
+            </w:r>
+            <w:r>
+              <w:br/>
+            </w:r>
+            <w:r>
+              <w:rPr>
+                <w:rFonts w:ascii="Arial" w:hAnsi="Arial"/>
+                <w:sz w:val="14"/>
+              </w:rPr>
+              <w:t>ручное разведение</w:t>
             </w:r>
           </w:p>
         </w:tc>
@@ -1428,7 +1691,7 @@
                 <w:sz w:val="14"/>
                 <w:rFonts w:ascii="Arial" w:hAnsi="Arial"/>
               </w:rPr>
-              <w:t xml:space="preserve">------------</w:t>
+              <w:t xml:space="preserve">18-20 °C</w:t>
             </w:r>
           </w:p>
         </w:tc>
@@ -1481,25 +1744,26 @@
           <w:p>
             <w:r/>
           </w:p>
+        </w:tc>
+        <w:tc>
+          <w:tcPr>
+            <w:tcW w:w="1467" w:type="dxa"/>
+            <w:vMerge w:val="restart"/>
+          </w:tcPr>
+          <w:p>
+            <w:pPr>
+              <w:jc w:val="center"/>
+            </w:pPr>
+            <w:r>
+              <w:rPr>
+                <w:sz w:val="14"/>
+                <w:rFonts w:ascii="Arial" w:hAnsi="Arial"/>
+              </w:rPr>
+              <w:t xml:space="preserve">1 раз в месяц</w:t>
+            </w:r>
+          </w:p>
           <w:p>
             <w:r/>
-          </w:p>
-        </w:tc>
-        <w:tc>
-          <w:tcPr>
-            <w:tcW w:w="1467" w:type="dxa"/>
-          </w:tcPr>
-          <w:p>
-            <w:pPr>
-              <w:jc w:val="center"/>
-            </w:pPr>
-            <w:r>
-              <w:rPr>
-                <w:sz w:val="14"/>
-                <w:rFonts w:ascii="Arial" w:hAnsi="Arial"/>
-              </w:rPr>
-              <w:t xml:space="preserve">1 раз в 3 месяца</w:t>
-            </w:r>
           </w:p>
         </w:tc>
         <w:tc>
@@ -1519,9 +1783,6 @@
           <w:p>
             <w:r/>
           </w:p>
-          <w:p>
-            <w:r/>
-          </w:p>
         </w:tc>
         <w:tc>
           <w:tcPr>
@@ -1540,9 +1801,6 @@
           <w:p>
             <w:r/>
           </w:p>
-          <w:p>
-            <w:r/>
-          </w:p>
         </w:tc>
       </w:tr>
       <w:tr>
@@ -1563,7 +1821,7 @@
                 <w:sz w:val="14"/>
                 <w:rFonts w:ascii="Arial" w:hAnsi="Arial"/>
               </w:rPr>
-              <w:t xml:space="preserve">мойка</w:t>
+              <w:t xml:space="preserve">дезинфекция</w:t>
             </w:r>
           </w:p>
         </w:tc>
@@ -1589,7 +1847,7 @@
         <w:tc>
           <w:tcPr>
             <w:tcW w:w="1417" w:type="dxa"/>
-            <w:shd w:val="clear" w:color="auto" w:fill="99CCFF"/>
+            <w:shd w:val="clear" w:color="auto" w:fill="FFFFCC"/>
           </w:tcPr>
           <w:p>
             <w:pPr>
@@ -1604,7 +1862,7 @@
                 <w:rFonts w:ascii="Arial" w:hAnsi="Arial"/>
                 <w:b/>
               </w:rPr>
-              <w:t xml:space="preserve">ХИМИТЕК ЧУДОДЕЙ®-ПОЛИПРОМ 190022</w:t>
+              <w:t xml:space="preserve">ХИМИТЕК ПОЛИДЕЗ-СУПЕР</w:t>
             </w:r>
           </w:p>
         </w:tc>
@@ -1618,7 +1876,7 @@
                 <w:sz w:val="14"/>
                 <w:rFonts w:ascii="Arial" w:hAnsi="Arial"/>
               </w:rPr>
-              <w:t xml:space="preserve">ручной (протирание, обработка щеткой)</w:t>
+              <w:t xml:space="preserve">ручной (протирание)</w:t>
             </w:r>
           </w:p>
         </w:tc>
@@ -1635,7 +1893,7 @@
                 <w:sz w:val="14"/>
                 <w:rFonts w:ascii="Arial" w:hAnsi="Arial"/>
               </w:rPr>
-              <w:t xml:space="preserve">1,0 %</w:t>
+              <w:t xml:space="preserve">0,02-0,05 %</w:t>
             </w:r>
             <w:r>
               <w:br/>
@@ -1645,7 +1903,7 @@
                 <w:rFonts w:ascii="Arial" w:hAnsi="Arial"/>
                 <w:sz w:val="14"/>
               </w:rPr>
-              <w:t>ручное разведение</w:t>
+              <w:t>дозирующая система ProMax</w:t>
             </w:r>
           </w:p>
         </w:tc>
@@ -1679,7 +1937,7 @@
                 <w:sz w:val="14"/>
                 <w:rFonts w:ascii="Arial" w:hAnsi="Arial"/>
               </w:rPr>
-              <w:t xml:space="preserve">------------</w:t>
+              <w:t xml:space="preserve">20 мин</w:t>
             </w:r>
           </w:p>
         </w:tc>
@@ -1700,23 +1958,9 @@
         <w:tc>
           <w:tcPr>
             <w:tcW w:w="1467" w:type="dxa"/>
-            <w:vMerge w:val="restart"/>
-          </w:tcPr>
-          <w:p>
-            <w:pPr>
-              <w:jc w:val="center"/>
-            </w:pPr>
-            <w:r>
-              <w:rPr>
-                <w:sz w:val="14"/>
-                <w:rFonts w:ascii="Arial" w:hAnsi="Arial"/>
-              </w:rPr>
-              <w:t xml:space="preserve">1 раз в 6 месяцев</w:t>
-            </w:r>
-          </w:p>
-          <w:p>
-            <w:r/>
-          </w:p>
+            <w:vMerge/>
+          </w:tcPr>
+          <w:p/>
         </w:tc>
         <w:tc>
           <w:tcPr>
@@ -1731,6 +1975,242 @@
             <w:vMerge/>
           </w:tcPr>
           <w:p/>
+        </w:tc>
+      </w:tr>
+      <w:tr>
+        <w:tc>
+          <w:tcPr>
+            <w:tcW w:w="1809" w:type="dxa"/>
+            <w:vMerge w:val="restart"/>
+          </w:tcPr>
+          <w:p>
+            <w:r>
+              <w:rPr>
+                <w:sz w:val="14"/>
+                <w:rFonts w:ascii="Arial" w:hAnsi="Arial"/>
+              </w:rPr>
+              <w:t xml:space="preserve">дверные ручки</w:t>
+            </w:r>
+          </w:p>
+          <w:p>
+            <w:r/>
+          </w:p>
+        </w:tc>
+        <w:tc>
+          <w:tcPr>
+            <w:tcW w:w="1134" w:type="dxa"/>
+          </w:tcPr>
+          <w:p>
+            <w:r>
+              <w:rPr>
+                <w:sz w:val="14"/>
+                <w:rFonts w:ascii="Arial" w:hAnsi="Arial"/>
+              </w:rPr>
+              <w:t xml:space="preserve">мойка</w:t>
+            </w:r>
+          </w:p>
+        </w:tc>
+        <w:tc>
+          <w:tcPr>
+            <w:tcW w:w="426" w:type="dxa"/>
+            <w:textDirection w:val="btLr"/>
+          </w:tcPr>
+          <w:p>
+            <w:pPr>
+              <w:ind w:left="113" w:right="113"/>
+              <w:jc w:val="center"/>
+            </w:pPr>
+            <w:r>
+              <w:rPr>
+                <w:sz w:val="14"/>
+                <w:rFonts w:ascii="Arial" w:hAnsi="Arial"/>
+              </w:rPr>
+              <w:t xml:space="preserve"/>
+            </w:r>
+          </w:p>
+        </w:tc>
+        <w:tc>
+          <w:tcPr>
+            <w:tcW w:w="1417" w:type="dxa"/>
+            <w:shd w:val="clear" w:color="auto" w:fill="99CCFF"/>
+          </w:tcPr>
+          <w:p>
+            <w:pPr>
+              <w:rPr>
+                <w:b/>
+                <w:bCs/>
+              </w:rPr>
+            </w:pPr>
+            <w:r>
+              <w:rPr>
+                <w:sz w:val="14"/>
+                <w:rFonts w:ascii="Arial" w:hAnsi="Arial"/>
+                <w:b/>
+              </w:rPr>
+              <w:t xml:space="preserve">ХИМИТЕК ЧУДОДЕЙ®-ПОЛИПРОМ 190022</w:t>
+            </w:r>
+          </w:p>
+        </w:tc>
+        <w:tc>
+          <w:tcPr>
+            <w:tcW w:w="1276" w:type="dxa"/>
+          </w:tcPr>
+          <w:p>
+            <w:r>
+              <w:rPr>
+                <w:sz w:val="14"/>
+                <w:rFonts w:ascii="Arial" w:hAnsi="Arial"/>
+              </w:rPr>
+              <w:t xml:space="preserve">ручной (протирание, обработка щеткой)</w:t>
+            </w:r>
+          </w:p>
+        </w:tc>
+        <w:tc>
+          <w:tcPr>
+            <w:tcW w:w="1990" w:type="dxa"/>
+          </w:tcPr>
+          <w:p>
+            <w:pPr>
+              <w:jc w:val="center"/>
+            </w:pPr>
+            <w:r>
+              <w:rPr>
+                <w:sz w:val="14"/>
+                <w:rFonts w:ascii="Arial" w:hAnsi="Arial"/>
+              </w:rPr>
+              <w:t xml:space="preserve">1,0 %</w:t>
+            </w:r>
+            <w:r>
+              <w:br/>
+            </w:r>
+            <w:r>
+              <w:rPr>
+                <w:rFonts w:ascii="Arial" w:hAnsi="Arial"/>
+                <w:sz w:val="14"/>
+              </w:rPr>
+              <w:t>ручное разведение</w:t>
+            </w:r>
+          </w:p>
+        </w:tc>
+        <w:tc>
+          <w:tcPr>
+            <w:tcW w:w="1248" w:type="dxa"/>
+          </w:tcPr>
+          <w:p>
+            <w:pPr>
+              <w:jc w:val="center"/>
+            </w:pPr>
+            <w:r>
+              <w:rPr>
+                <w:sz w:val="14"/>
+                <w:rFonts w:ascii="Arial" w:hAnsi="Arial"/>
+              </w:rPr>
+              <w:t xml:space="preserve">18-20 °C</w:t>
+            </w:r>
+          </w:p>
+        </w:tc>
+        <w:tc>
+          <w:tcPr>
+            <w:tcW w:w="1032" w:type="dxa"/>
+          </w:tcPr>
+          <w:p>
+            <w:pPr>
+              <w:jc w:val="center"/>
+            </w:pPr>
+            <w:r>
+              <w:rPr>
+                <w:sz w:val="14"/>
+                <w:rFonts w:ascii="Arial" w:hAnsi="Arial"/>
+              </w:rPr>
+              <w:t xml:space="preserve">------------</w:t>
+            </w:r>
+          </w:p>
+        </w:tc>
+        <w:tc>
+          <w:tcPr>
+            <w:tcW w:w="411" w:type="dxa"/>
+            <w:vMerge w:val="restart"/>
+            <w:noWrap/>
+            <w:tcMar>
+              <w:left w:w="0" w:type="dxa"/>
+              <w:right w:w="0" w:type="dxa"/>
+            </w:tcMar>
+            <w:textDirection w:val="btLr"/>
+            <w:tcFitText/>
+          </w:tcPr>
+          <w:p>
+            <w:pPr>
+              <w:ind w:left="113" w:right="113"/>
+              <w:jc w:val="center"/>
+              <w:rPr>
+                <w:b/>
+                <w:bCs/>
+              </w:rPr>
+            </w:pPr>
+            <w:r>
+              <w:rPr>
+                <w:sz w:val="14"/>
+                <w:rFonts w:ascii="Arial" w:hAnsi="Arial"/>
+              </w:rPr>
+              <w:t xml:space="preserve">промаркированный</w:t>
+            </w:r>
+          </w:p>
+          <w:p>
+            <w:r/>
+          </w:p>
+        </w:tc>
+        <w:tc>
+          <w:tcPr>
+            <w:tcW w:w="1467" w:type="dxa"/>
+          </w:tcPr>
+          <w:p>
+            <w:pPr>
+              <w:jc w:val="center"/>
+            </w:pPr>
+            <w:r>
+              <w:rPr>
+                <w:sz w:val="14"/>
+                <w:rFonts w:ascii="Arial" w:hAnsi="Arial"/>
+              </w:rPr>
+              <w:t xml:space="preserve">1 раз в месяц</w:t>
+            </w:r>
+          </w:p>
+        </w:tc>
+        <w:tc>
+          <w:tcPr>
+            <w:tcW w:w="1554" w:type="dxa"/>
+            <w:vMerge w:val="restart"/>
+          </w:tcPr>
+          <w:p>
+            <w:r>
+              <w:rPr>
+                <w:sz w:val="14"/>
+                <w:rFonts w:ascii="Arial" w:hAnsi="Arial"/>
+              </w:rPr>
+              <w:t xml:space="preserve">сотрудник внутреннего клининга</w:t>
+            </w:r>
+          </w:p>
+          <w:p>
+            <w:r/>
+          </w:p>
+        </w:tc>
+        <w:tc>
+          <w:tcPr>
+            <w:tcW w:w="1586" w:type="dxa"/>
+            <w:vMerge w:val="restart"/>
+          </w:tcPr>
+          <w:p>
+            <w:r>
+              <w:rPr>
+                <w:sz w:val="14"/>
+                <w:rFonts w:ascii="Arial" w:hAnsi="Arial"/>
+              </w:rPr>
+              <w:t xml:space="preserve">визуальный контроль/сотрудник отдела качества</w:t>
+            </w:r>
+          </w:p>
+          <w:p>
+            <w:r/>
+          </w:p>
         </w:tc>
       </w:tr>
       <w:tr>
@@ -1888,9 +2368,19 @@
         <w:tc>
           <w:tcPr>
             <w:tcW w:w="1467" w:type="dxa"/>
-            <w:vMerge/>
-          </w:tcPr>
-          <w:p/>
+          </w:tcPr>
+          <w:p>
+            <w:pPr>
+              <w:jc w:val="center"/>
+            </w:pPr>
+            <w:r>
+              <w:rPr>
+                <w:sz w:val="14"/>
+                <w:rFonts w:ascii="Arial" w:hAnsi="Arial"/>
+              </w:rPr>
+              <w:t xml:space="preserve">2 раза в смену</w:t>
+            </w:r>
+          </w:p>
         </w:tc>
         <w:tc>
           <w:tcPr>
@@ -1919,12 +2409,15 @@
                 <w:sz w:val="14"/>
                 <w:rFonts w:ascii="Arial" w:hAnsi="Arial"/>
               </w:rPr>
-              <w:t xml:space="preserve">водопроводные трубы, двери, кабель-каналы, розетки</w:t>
+              <w:t xml:space="preserve">диффузоры</w:t>
             </w:r>
           </w:p>
           <w:p>
             <w:r/>
           </w:p>
+          <w:p>
+            <w:r/>
+          </w:p>
         </w:tc>
         <w:tc>
           <w:tcPr>
@@ -1936,7 +2429,7 @@
                 <w:sz w:val="14"/>
                 <w:rFonts w:ascii="Arial" w:hAnsi="Arial"/>
               </w:rPr>
-              <w:t xml:space="preserve">мойка</w:t>
+              <w:t xml:space="preserve">очистка (обеспыливание поверхностей)</w:t>
             </w:r>
           </w:p>
         </w:tc>
@@ -1962,7 +2455,6 @@
         <w:tc>
           <w:tcPr>
             <w:tcW w:w="1417" w:type="dxa"/>
-            <w:shd w:val="clear" w:color="auto" w:fill="99CCFF"/>
           </w:tcPr>
           <w:p>
             <w:pPr>
@@ -1975,9 +2467,8 @@
               <w:rPr>
                 <w:sz w:val="14"/>
                 <w:rFonts w:ascii="Arial" w:hAnsi="Arial"/>
-                <w:b/>
-              </w:rPr>
-              <w:t xml:space="preserve">ХИМИТЕК ЧУДОДЕЙ®-ПОЛИПРОМ 190022</w:t>
+              </w:rPr>
+              <w:t xml:space="preserve">------------</w:t>
             </w:r>
           </w:p>
         </w:tc>
@@ -1991,7 +2482,7 @@
                 <w:sz w:val="14"/>
                 <w:rFonts w:ascii="Arial" w:hAnsi="Arial"/>
               </w:rPr>
-              <w:t xml:space="preserve">ручной (протирание, обработка щеткой)</w:t>
+              <w:t xml:space="preserve">ручной (протирание)</w:t>
             </w:r>
           </w:p>
         </w:tc>
@@ -2008,17 +2499,7 @@
                 <w:sz w:val="14"/>
                 <w:rFonts w:ascii="Arial" w:hAnsi="Arial"/>
               </w:rPr>
-              <w:t xml:space="preserve">1,0 %</w:t>
-            </w:r>
-            <w:r>
-              <w:br/>
-            </w:r>
-            <w:r>
-              <w:rPr>
-                <w:rFonts w:ascii="Arial" w:hAnsi="Arial"/>
-                <w:sz w:val="14"/>
-              </w:rPr>
-              <w:t>ручное разведение</w:t>
+              <w:t xml:space="preserve">------------</w:t>
             </w:r>
           </w:p>
         </w:tc>
@@ -2035,7 +2516,7 @@
                 <w:sz w:val="14"/>
                 <w:rFonts w:ascii="Arial" w:hAnsi="Arial"/>
               </w:rPr>
-              <w:t xml:space="preserve">18-20 °C</w:t>
+              <w:t xml:space="preserve">------------</w:t>
             </w:r>
           </w:p>
         </w:tc>
@@ -2088,26 +2569,25 @@
           <w:p>
             <w:r/>
           </w:p>
+          <w:p>
+            <w:r/>
+          </w:p>
         </w:tc>
         <w:tc>
           <w:tcPr>
             <w:tcW w:w="1467" w:type="dxa"/>
-            <w:vMerge w:val="restart"/>
-          </w:tcPr>
-          <w:p>
-            <w:pPr>
-              <w:jc w:val="center"/>
-            </w:pPr>
-            <w:r>
-              <w:rPr>
-                <w:sz w:val="14"/>
-                <w:rFonts w:ascii="Arial" w:hAnsi="Arial"/>
-              </w:rPr>
-              <w:t xml:space="preserve">1 раз в месяц</w:t>
-            </w:r>
-          </w:p>
-          <w:p>
-            <w:r/>
+          </w:tcPr>
+          <w:p>
+            <w:pPr>
+              <w:jc w:val="center"/>
+            </w:pPr>
+            <w:r>
+              <w:rPr>
+                <w:sz w:val="14"/>
+                <w:rFonts w:ascii="Arial" w:hAnsi="Arial"/>
+              </w:rPr>
+              <w:t xml:space="preserve">1 раз в 3 месяца</w:t>
+            </w:r>
           </w:p>
         </w:tc>
         <w:tc>
@@ -2127,6 +2607,9 @@
           <w:p>
             <w:r/>
           </w:p>
+          <w:p>
+            <w:r/>
+          </w:p>
         </w:tc>
         <w:tc>
           <w:tcPr>
@@ -2145,6 +2628,9 @@
           <w:p>
             <w:r/>
           </w:p>
+          <w:p>
+            <w:r/>
+          </w:p>
         </w:tc>
       </w:tr>
       <w:tr>
@@ -2165,7 +2651,7 @@
                 <w:sz w:val="14"/>
                 <w:rFonts w:ascii="Arial" w:hAnsi="Arial"/>
               </w:rPr>
-              <w:t xml:space="preserve">дезинфекция</w:t>
+              <w:t xml:space="preserve">мойка</w:t>
             </w:r>
           </w:p>
         </w:tc>
@@ -2191,7 +2677,7 @@
         <w:tc>
           <w:tcPr>
             <w:tcW w:w="1417" w:type="dxa"/>
-            <w:shd w:val="clear" w:color="auto" w:fill="FFFFCC"/>
+            <w:shd w:val="clear" w:color="auto" w:fill="99CCFF"/>
           </w:tcPr>
           <w:p>
             <w:pPr>
@@ -2206,7 +2692,7 @@
                 <w:rFonts w:ascii="Arial" w:hAnsi="Arial"/>
                 <w:b/>
               </w:rPr>
-              <w:t xml:space="preserve">ХИМИТЕК ПОЛИДЕЗ-СУПЕР</w:t>
+              <w:t xml:space="preserve">ХИМИТЕК ЧУДОДЕЙ®-ПОЛИПРОМ 190022</w:t>
             </w:r>
           </w:p>
         </w:tc>
@@ -2220,7 +2706,7 @@
                 <w:sz w:val="14"/>
                 <w:rFonts w:ascii="Arial" w:hAnsi="Arial"/>
               </w:rPr>
-              <w:t xml:space="preserve">ручной (протирание)</w:t>
+              <w:t xml:space="preserve">ручной (протирание, обработка щеткой)</w:t>
             </w:r>
           </w:p>
         </w:tc>
@@ -2237,7 +2723,7 @@
                 <w:sz w:val="14"/>
                 <w:rFonts w:ascii="Arial" w:hAnsi="Arial"/>
               </w:rPr>
-              <w:t xml:space="preserve">0,02-0,05 %</w:t>
+              <w:t xml:space="preserve">1,0 %</w:t>
             </w:r>
             <w:r>
               <w:br/>
@@ -2247,7 +2733,7 @@
                 <w:rFonts w:ascii="Arial" w:hAnsi="Arial"/>
                 <w:sz w:val="14"/>
               </w:rPr>
-              <w:t>дозирующая система ProMax</w:t>
+              <w:t>ручное разведение</w:t>
             </w:r>
           </w:p>
         </w:tc>
@@ -2281,7 +2767,7 @@
                 <w:sz w:val="14"/>
                 <w:rFonts w:ascii="Arial" w:hAnsi="Arial"/>
               </w:rPr>
-              <w:t xml:space="preserve">20 мин</w:t>
+              <w:t xml:space="preserve">------------</w:t>
             </w:r>
           </w:p>
         </w:tc>
@@ -2302,9 +2788,23 @@
         <w:tc>
           <w:tcPr>
             <w:tcW w:w="1467" w:type="dxa"/>
-            <w:vMerge/>
-          </w:tcPr>
-          <w:p/>
+            <w:vMerge w:val="restart"/>
+          </w:tcPr>
+          <w:p>
+            <w:pPr>
+              <w:jc w:val="center"/>
+            </w:pPr>
+            <w:r>
+              <w:rPr>
+                <w:sz w:val="14"/>
+                <w:rFonts w:ascii="Arial" w:hAnsi="Arial"/>
+              </w:rPr>
+              <w:t xml:space="preserve">1 раз в 6 месяцев</w:t>
+            </w:r>
+          </w:p>
+          <w:p>
+            <w:r/>
+          </w:p>
         </w:tc>
         <w:tc>
           <w:tcPr>
@@ -2325,20 +2825,9 @@
         <w:tc>
           <w:tcPr>
             <w:tcW w:w="1809" w:type="dxa"/>
-            <w:vMerge w:val="restart"/>
-          </w:tcPr>
-          <w:p>
-            <w:r>
-              <w:rPr>
-                <w:sz w:val="14"/>
-                <w:rFonts w:ascii="Arial" w:hAnsi="Arial"/>
-              </w:rPr>
-              <w:t xml:space="preserve">выключатели</w:t>
-            </w:r>
-          </w:p>
-          <w:p>
-            <w:r/>
-          </w:p>
+            <w:vMerge/>
+          </w:tcPr>
+          <w:p/>
         </w:tc>
         <w:tc>
           <w:tcPr>
@@ -2350,7 +2839,7 @@
                 <w:sz w:val="14"/>
                 <w:rFonts w:ascii="Arial" w:hAnsi="Arial"/>
               </w:rPr>
-              <w:t xml:space="preserve">мойка</w:t>
+              <w:t xml:space="preserve">дезинфекция</w:t>
             </w:r>
           </w:p>
         </w:tc>
@@ -2376,7 +2865,7 @@
         <w:tc>
           <w:tcPr>
             <w:tcW w:w="1417" w:type="dxa"/>
-            <w:shd w:val="clear" w:color="auto" w:fill="99CCFF"/>
+            <w:shd w:val="clear" w:color="auto" w:fill="FFFFCC"/>
           </w:tcPr>
           <w:p>
             <w:pPr>
@@ -2391,6 +2880,191 @@
                 <w:rFonts w:ascii="Arial" w:hAnsi="Arial"/>
                 <w:b/>
               </w:rPr>
+              <w:t xml:space="preserve">ХИМИТЕК ПОЛИДЕЗ-СУПЕР</w:t>
+            </w:r>
+          </w:p>
+        </w:tc>
+        <w:tc>
+          <w:tcPr>
+            <w:tcW w:w="1276" w:type="dxa"/>
+          </w:tcPr>
+          <w:p>
+            <w:r>
+              <w:rPr>
+                <w:sz w:val="14"/>
+                <w:rFonts w:ascii="Arial" w:hAnsi="Arial"/>
+              </w:rPr>
+              <w:t xml:space="preserve">ручной (протирание)</w:t>
+            </w:r>
+          </w:p>
+        </w:tc>
+        <w:tc>
+          <w:tcPr>
+            <w:tcW w:w="1990" w:type="dxa"/>
+          </w:tcPr>
+          <w:p>
+            <w:pPr>
+              <w:jc w:val="center"/>
+            </w:pPr>
+            <w:r>
+              <w:rPr>
+                <w:sz w:val="14"/>
+                <w:rFonts w:ascii="Arial" w:hAnsi="Arial"/>
+              </w:rPr>
+              <w:t xml:space="preserve">0,02-0,05 %</w:t>
+            </w:r>
+            <w:r>
+              <w:br/>
+            </w:r>
+            <w:r>
+              <w:rPr>
+                <w:rFonts w:ascii="Arial" w:hAnsi="Arial"/>
+                <w:sz w:val="14"/>
+              </w:rPr>
+              <w:t>дозирующая система ProMax</w:t>
+            </w:r>
+          </w:p>
+        </w:tc>
+        <w:tc>
+          <w:tcPr>
+            <w:tcW w:w="1248" w:type="dxa"/>
+          </w:tcPr>
+          <w:p>
+            <w:pPr>
+              <w:jc w:val="center"/>
+            </w:pPr>
+            <w:r>
+              <w:rPr>
+                <w:sz w:val="14"/>
+                <w:rFonts w:ascii="Arial" w:hAnsi="Arial"/>
+              </w:rPr>
+              <w:t xml:space="preserve">18-20 °C</w:t>
+            </w:r>
+          </w:p>
+        </w:tc>
+        <w:tc>
+          <w:tcPr>
+            <w:tcW w:w="1032" w:type="dxa"/>
+          </w:tcPr>
+          <w:p>
+            <w:pPr>
+              <w:jc w:val="center"/>
+            </w:pPr>
+            <w:r>
+              <w:rPr>
+                <w:sz w:val="14"/>
+                <w:rFonts w:ascii="Arial" w:hAnsi="Arial"/>
+              </w:rPr>
+              <w:t xml:space="preserve">20 мин</w:t>
+            </w:r>
+          </w:p>
+        </w:tc>
+        <w:tc>
+          <w:tcPr>
+            <w:tcW w:w="411" w:type="dxa"/>
+            <w:vMerge/>
+            <w:noWrap/>
+            <w:tcMar>
+              <w:left w:w="0" w:type="dxa"/>
+              <w:right w:w="0" w:type="dxa"/>
+            </w:tcMar>
+            <w:textDirection w:val="btLr"/>
+            <w:tcFitText/>
+          </w:tcPr>
+          <w:p/>
+        </w:tc>
+        <w:tc>
+          <w:tcPr>
+            <w:tcW w:w="1467" w:type="dxa"/>
+            <w:vMerge/>
+          </w:tcPr>
+          <w:p/>
+        </w:tc>
+        <w:tc>
+          <w:tcPr>
+            <w:tcW w:w="1554" w:type="dxa"/>
+            <w:vMerge/>
+          </w:tcPr>
+          <w:p/>
+        </w:tc>
+        <w:tc>
+          <w:tcPr>
+            <w:tcW w:w="1586" w:type="dxa"/>
+            <w:vMerge/>
+          </w:tcPr>
+          <w:p/>
+        </w:tc>
+      </w:tr>
+      <w:tr>
+        <w:tc>
+          <w:tcPr>
+            <w:tcW w:w="1809" w:type="dxa"/>
+            <w:vMerge w:val="restart"/>
+          </w:tcPr>
+          <w:p>
+            <w:r>
+              <w:rPr>
+                <w:sz w:val="14"/>
+                <w:rFonts w:ascii="Arial" w:hAnsi="Arial"/>
+              </w:rPr>
+              <w:t xml:space="preserve">кабель-каналы</w:t>
+            </w:r>
+          </w:p>
+          <w:p>
+            <w:r/>
+          </w:p>
+        </w:tc>
+        <w:tc>
+          <w:tcPr>
+            <w:tcW w:w="1134" w:type="dxa"/>
+          </w:tcPr>
+          <w:p>
+            <w:r>
+              <w:rPr>
+                <w:sz w:val="14"/>
+                <w:rFonts w:ascii="Arial" w:hAnsi="Arial"/>
+              </w:rPr>
+              <w:t xml:space="preserve">мойка</w:t>
+            </w:r>
+          </w:p>
+        </w:tc>
+        <w:tc>
+          <w:tcPr>
+            <w:tcW w:w="426" w:type="dxa"/>
+            <w:textDirection w:val="btLr"/>
+          </w:tcPr>
+          <w:p>
+            <w:pPr>
+              <w:ind w:left="113" w:right="113"/>
+              <w:jc w:val="center"/>
+            </w:pPr>
+            <w:r>
+              <w:rPr>
+                <w:sz w:val="14"/>
+                <w:rFonts w:ascii="Arial" w:hAnsi="Arial"/>
+              </w:rPr>
+              <w:t xml:space="preserve"/>
+            </w:r>
+          </w:p>
+        </w:tc>
+        <w:tc>
+          <w:tcPr>
+            <w:tcW w:w="1417" w:type="dxa"/>
+            <w:shd w:val="clear" w:color="auto" w:fill="99CCFF"/>
+          </w:tcPr>
+          <w:p>
+            <w:pPr>
+              <w:rPr>
+                <w:b/>
+                <w:bCs/>
+              </w:rPr>
+            </w:pPr>
+            <w:r>
+              <w:rPr>
+                <w:sz w:val="14"/>
+                <w:rFonts w:ascii="Arial" w:hAnsi="Arial"/>
+                <w:b/>
+              </w:rPr>
               <w:t xml:space="preserve">ХИМИТЕК ЧУДОДЕЙ®-ПОЛИПРОМ 190022</w:t>
             </w:r>
           </w:p>
@@ -2449,7 +3123,7 @@
                 <w:sz w:val="14"/>
                 <w:rFonts w:ascii="Arial" w:hAnsi="Arial"/>
               </w:rPr>
-              <w:t xml:space="preserve">не ниже 40°C</w:t>
+              <w:t xml:space="preserve">18-20 °C</w:t>
             </w:r>
           </w:p>
         </w:tc>
@@ -2506,6 +3180,7 @@
         <w:tc>
           <w:tcPr>
             <w:tcW w:w="1467" w:type="dxa"/>
+            <w:vMerge w:val="restart"/>
           </w:tcPr>
           <w:p>
             <w:pPr>
@@ -2518,6 +3193,9 @@
               </w:rPr>
               <w:t xml:space="preserve">1 раз в месяц</w:t>
             </w:r>
+          </w:p>
+          <w:p>
+            <w:r/>
           </w:p>
         </w:tc>
         <w:tc>
@@ -2712,19 +3390,9 @@
         <w:tc>
           <w:tcPr>
             <w:tcW w:w="1467" w:type="dxa"/>
-          </w:tcPr>
-          <w:p>
-            <w:pPr>
-              <w:jc w:val="center"/>
-            </w:pPr>
-            <w:r>
-              <w:rPr>
-                <w:sz w:val="14"/>
-                <w:rFonts w:ascii="Arial" w:hAnsi="Arial"/>
-              </w:rPr>
-              <w:t xml:space="preserve">2 раза в смену</w:t>
-            </w:r>
-          </w:p>
+            <w:vMerge/>
+          </w:tcPr>
+          <w:p/>
         </w:tc>
         <w:tc>
           <w:tcPr>
@@ -2753,7 +3421,7 @@
                 <w:sz w:val="14"/>
                 <w:rFonts w:ascii="Arial" w:hAnsi="Arial"/>
               </w:rPr>
-              <w:t xml:space="preserve">дверные ручки</w:t>
+              <w:t xml:space="preserve">контейнеры для отходов</w:t>
             </w:r>
           </w:p>
           <w:p>
@@ -2926,18 +3594,22 @@
         <w:tc>
           <w:tcPr>
             <w:tcW w:w="1467" w:type="dxa"/>
-          </w:tcPr>
-          <w:p>
-            <w:pPr>
-              <w:jc w:val="center"/>
-            </w:pPr>
-            <w:r>
-              <w:rPr>
-                <w:sz w:val="14"/>
-                <w:rFonts w:ascii="Arial" w:hAnsi="Arial"/>
-              </w:rPr>
-              <w:t xml:space="preserve">1 раз в месяц</w:t>
-            </w:r>
+            <w:vMerge w:val="restart"/>
+          </w:tcPr>
+          <w:p>
+            <w:pPr>
+              <w:jc w:val="center"/>
+            </w:pPr>
+            <w:r>
+              <w:rPr>
+                <w:sz w:val="14"/>
+                <w:rFonts w:ascii="Arial" w:hAnsi="Arial"/>
+              </w:rPr>
+              <w:t xml:space="preserve">после каждого удаления отходов</w:t>
+            </w:r>
+          </w:p>
+          <w:p>
+            <w:r/>
           </w:p>
         </w:tc>
         <w:tc>
@@ -3132,19 +3804,9 @@
         <w:tc>
           <w:tcPr>
             <w:tcW w:w="1467" w:type="dxa"/>
-          </w:tcPr>
-          <w:p>
-            <w:pPr>
-              <w:jc w:val="center"/>
-            </w:pPr>
-            <w:r>
-              <w:rPr>
-                <w:sz w:val="14"/>
-                <w:rFonts w:ascii="Arial" w:hAnsi="Arial"/>
-              </w:rPr>
-              <w:t xml:space="preserve">2 раза в смену</w:t>
-            </w:r>
-          </w:p>
+            <w:vMerge/>
+          </w:tcPr>
+          <w:p/>
         </w:tc>
         <w:tc>
           <w:tcPr>
@@ -3173,7 +3835,7 @@
                 <w:sz w:val="14"/>
                 <w:rFonts w:ascii="Arial" w:hAnsi="Arial"/>
               </w:rPr>
-              <w:t xml:space="preserve">стены (до 2 м)</w:t>
+              <w:t xml:space="preserve">мусорные корзины</w:t>
             </w:r>
           </w:p>
           <w:p>
@@ -3289,7 +3951,7 @@
                 <w:sz w:val="14"/>
                 <w:rFonts w:ascii="Arial" w:hAnsi="Arial"/>
               </w:rPr>
-              <w:t xml:space="preserve">не ниже 40°C</w:t>
+              <w:t xml:space="preserve">18-20 °C</w:t>
             </w:r>
           </w:p>
         </w:tc>
@@ -3357,7 +4019,7 @@
                 <w:sz w:val="14"/>
                 <w:rFonts w:ascii="Arial" w:hAnsi="Arial"/>
               </w:rPr>
-              <w:t xml:space="preserve">1 раз в месяц</w:t>
+              <w:t xml:space="preserve">1 раз в неделю</w:t>
             </w:r>
           </w:p>
           <w:p>
@@ -3579,6 +4241,226 @@
         <w:tc>
           <w:tcPr>
             <w:tcW w:w="1809" w:type="dxa"/>
+          </w:tcPr>
+          <w:p>
+            <w:r>
+              <w:rPr>
+                <w:sz w:val="14"/>
+                <w:rFonts w:ascii="Arial" w:hAnsi="Arial"/>
+              </w:rPr>
+              <w:t xml:space="preserve">окна внешние</w:t>
+            </w:r>
+          </w:p>
+        </w:tc>
+        <w:tc>
+          <w:tcPr>
+            <w:tcW w:w="1134" w:type="dxa"/>
+          </w:tcPr>
+          <w:p>
+            <w:r>
+              <w:rPr>
+                <w:sz w:val="14"/>
+                <w:rFonts w:ascii="Arial" w:hAnsi="Arial"/>
+              </w:rPr>
+              <w:t xml:space="preserve">мойка</w:t>
+            </w:r>
+          </w:p>
+        </w:tc>
+        <w:tc>
+          <w:tcPr>
+            <w:tcW w:w="426" w:type="dxa"/>
+            <w:textDirection w:val="btLr"/>
+          </w:tcPr>
+          <w:p>
+            <w:pPr>
+              <w:ind w:left="113" w:right="113"/>
+              <w:jc w:val="center"/>
+            </w:pPr>
+            <w:r>
+              <w:rPr>
+                <w:sz w:val="14"/>
+                <w:rFonts w:ascii="Arial" w:hAnsi="Arial"/>
+              </w:rPr>
+              <w:t xml:space="preserve"/>
+            </w:r>
+          </w:p>
+        </w:tc>
+        <w:tc>
+          <w:tcPr>
+            <w:tcW w:w="1417" w:type="dxa"/>
+            <w:shd w:val="clear" w:color="auto" w:fill="99CCFF"/>
+          </w:tcPr>
+          <w:p>
+            <w:pPr>
+              <w:rPr>
+                <w:b/>
+                <w:bCs/>
+              </w:rPr>
+            </w:pPr>
+            <w:r>
+              <w:rPr>
+                <w:sz w:val="14"/>
+                <w:rFonts w:ascii="Arial" w:hAnsi="Arial"/>
+                <w:b/>
+              </w:rPr>
+              <w:t xml:space="preserve">ХИМИТЕК ЧУДОДЕЙ®-ПОЛИПРОМ 190022</w:t>
+            </w:r>
+          </w:p>
+        </w:tc>
+        <w:tc>
+          <w:tcPr>
+            <w:tcW w:w="1276" w:type="dxa"/>
+          </w:tcPr>
+          <w:p>
+            <w:r>
+              <w:rPr>
+                <w:sz w:val="14"/>
+                <w:rFonts w:ascii="Arial" w:hAnsi="Arial"/>
+              </w:rPr>
+              <w:t xml:space="preserve">ручной (протирание, обработка щеткой)</w:t>
+            </w:r>
+          </w:p>
+        </w:tc>
+        <w:tc>
+          <w:tcPr>
+            <w:tcW w:w="1990" w:type="dxa"/>
+          </w:tcPr>
+          <w:p>
+            <w:pPr>
+              <w:jc w:val="center"/>
+            </w:pPr>
+            <w:r>
+              <w:rPr>
+                <w:sz w:val="14"/>
+                <w:rFonts w:ascii="Arial" w:hAnsi="Arial"/>
+              </w:rPr>
+              <w:t xml:space="preserve">1,0 %</w:t>
+            </w:r>
+            <w:r>
+              <w:br/>
+            </w:r>
+            <w:r>
+              <w:rPr>
+                <w:rFonts w:ascii="Arial" w:hAnsi="Arial"/>
+                <w:sz w:val="14"/>
+              </w:rPr>
+              <w:t>ручное разведение</w:t>
+            </w:r>
+          </w:p>
+        </w:tc>
+        <w:tc>
+          <w:tcPr>
+            <w:tcW w:w="1248" w:type="dxa"/>
+          </w:tcPr>
+          <w:p>
+            <w:pPr>
+              <w:jc w:val="center"/>
+            </w:pPr>
+            <w:r>
+              <w:rPr>
+                <w:sz w:val="14"/>
+                <w:rFonts w:ascii="Arial" w:hAnsi="Arial"/>
+              </w:rPr>
+              <w:t xml:space="preserve">------------</w:t>
+            </w:r>
+          </w:p>
+        </w:tc>
+        <w:tc>
+          <w:tcPr>
+            <w:tcW w:w="1032" w:type="dxa"/>
+          </w:tcPr>
+          <w:p>
+            <w:pPr>
+              <w:jc w:val="center"/>
+            </w:pPr>
+            <w:r>
+              <w:rPr>
+                <w:sz w:val="14"/>
+                <w:rFonts w:ascii="Arial" w:hAnsi="Arial"/>
+              </w:rPr>
+              <w:t xml:space="preserve">------------</w:t>
+            </w:r>
+          </w:p>
+        </w:tc>
+        <w:tc>
+          <w:tcPr>
+            <w:tcW w:w="411" w:type="dxa"/>
+            <w:noWrap/>
+            <w:tcMar>
+              <w:left w:w="0" w:type="dxa"/>
+              <w:right w:w="0" w:type="dxa"/>
+            </w:tcMar>
+            <w:textDirection w:val="btLr"/>
+            <w:tcFitText/>
+          </w:tcPr>
+          <w:p>
+            <w:pPr>
+              <w:ind w:left="113" w:right="113"/>
+              <w:jc w:val="center"/>
+              <w:rPr>
+                <w:b/>
+                <w:bCs/>
+              </w:rPr>
+            </w:pPr>
+            <w:r>
+              <w:rPr>
+                <w:sz w:val="14"/>
+                <w:rFonts w:ascii="Arial" w:hAnsi="Arial"/>
+              </w:rPr>
+              <w:t xml:space="preserve">промаркированный</w:t>
+            </w:r>
+          </w:p>
+        </w:tc>
+        <w:tc>
+          <w:tcPr>
+            <w:tcW w:w="1467" w:type="dxa"/>
+          </w:tcPr>
+          <w:p>
+            <w:pPr>
+              <w:jc w:val="center"/>
+            </w:pPr>
+            <w:r>
+              <w:rPr>
+                <w:sz w:val="14"/>
+                <w:rFonts w:ascii="Arial" w:hAnsi="Arial"/>
+              </w:rPr>
+              <w:t xml:space="preserve">1 раз в неделю</w:t>
+            </w:r>
+          </w:p>
+        </w:tc>
+        <w:tc>
+          <w:tcPr>
+            <w:tcW w:w="1554" w:type="dxa"/>
+          </w:tcPr>
+          <w:p>
+            <w:r>
+              <w:rPr>
+                <w:sz w:val="14"/>
+                <w:rFonts w:ascii="Arial" w:hAnsi="Arial"/>
+              </w:rPr>
+              <w:t xml:space="preserve">сотрудник внутреннего клининга</w:t>
+            </w:r>
+          </w:p>
+        </w:tc>
+        <w:tc>
+          <w:tcPr>
+            <w:tcW w:w="1586" w:type="dxa"/>
+          </w:tcPr>
+          <w:p>
+            <w:r>
+              <w:rPr>
+                <w:sz w:val="14"/>
+                <w:rFonts w:ascii="Arial" w:hAnsi="Arial"/>
+              </w:rPr>
+              <w:t xml:space="preserve">визуальный контроль/сотрудник отдела качества</w:t>
+            </w:r>
+          </w:p>
+        </w:tc>
+      </w:tr>
+      <w:tr>
+        <w:tc>
+          <w:tcPr>
+            <w:tcW w:w="1809" w:type="dxa"/>
             <w:vMerge w:val="restart"/>
           </w:tcPr>
           <w:p>
@@ -4177,15 +5059,19 @@
         <w:tc>
           <w:tcPr>
             <w:tcW w:w="1809" w:type="dxa"/>
-          </w:tcPr>
-          <w:p>
-            <w:r>
-              <w:rPr>
-                <w:sz w:val="14"/>
-                <w:rFonts w:ascii="Arial" w:hAnsi="Arial"/>
-              </w:rPr>
-              <w:t xml:space="preserve">зеркала, окна внешние</w:t>
-            </w:r>
+            <w:vMerge w:val="restart"/>
+          </w:tcPr>
+          <w:p>
+            <w:r>
+              <w:rPr>
+                <w:sz w:val="14"/>
+                <w:rFonts w:ascii="Arial" w:hAnsi="Arial"/>
+              </w:rPr>
+              <w:t xml:space="preserve">пол</w:t>
+            </w:r>
+          </w:p>
+          <w:p>
+            <w:r/>
           </w:p>
         </w:tc>
         <w:tc>
@@ -4297,231 +5183,7 @@
                 <w:sz w:val="14"/>
                 <w:rFonts w:ascii="Arial" w:hAnsi="Arial"/>
               </w:rPr>
-              <w:t xml:space="preserve">------------</w:t>
-            </w:r>
-          </w:p>
-        </w:tc>
-        <w:tc>
-          <w:tcPr>
-            <w:tcW w:w="1032" w:type="dxa"/>
-          </w:tcPr>
-          <w:p>
-            <w:pPr>
-              <w:jc w:val="center"/>
-            </w:pPr>
-            <w:r>
-              <w:rPr>
-                <w:sz w:val="14"/>
-                <w:rFonts w:ascii="Arial" w:hAnsi="Arial"/>
-              </w:rPr>
-              <w:t xml:space="preserve">------------</w:t>
-            </w:r>
-          </w:p>
-        </w:tc>
-        <w:tc>
-          <w:tcPr>
-            <w:tcW w:w="411" w:type="dxa"/>
-            <w:noWrap/>
-            <w:tcMar>
-              <w:left w:w="0" w:type="dxa"/>
-              <w:right w:w="0" w:type="dxa"/>
-            </w:tcMar>
-            <w:textDirection w:val="btLr"/>
-            <w:tcFitText/>
-          </w:tcPr>
-          <w:p>
-            <w:pPr>
-              <w:ind w:left="113" w:right="113"/>
-              <w:jc w:val="center"/>
-              <w:rPr>
-                <w:b/>
-                <w:bCs/>
-              </w:rPr>
-            </w:pPr>
-            <w:r>
-              <w:rPr>
-                <w:sz w:val="14"/>
-                <w:rFonts w:ascii="Arial" w:hAnsi="Arial"/>
-              </w:rPr>
-              <w:t xml:space="preserve">промаркированный</w:t>
-            </w:r>
-          </w:p>
-        </w:tc>
-        <w:tc>
-          <w:tcPr>
-            <w:tcW w:w="1467" w:type="dxa"/>
-          </w:tcPr>
-          <w:p>
-            <w:pPr>
-              <w:jc w:val="center"/>
-            </w:pPr>
-            <w:r>
-              <w:rPr>
-                <w:sz w:val="14"/>
-                <w:rFonts w:ascii="Arial" w:hAnsi="Arial"/>
-              </w:rPr>
-              <w:t xml:space="preserve">1 раз в неделю</w:t>
-            </w:r>
-          </w:p>
-        </w:tc>
-        <w:tc>
-          <w:tcPr>
-            <w:tcW w:w="1554" w:type="dxa"/>
-          </w:tcPr>
-          <w:p>
-            <w:r>
-              <w:rPr>
-                <w:sz w:val="14"/>
-                <w:rFonts w:ascii="Arial" w:hAnsi="Arial"/>
-              </w:rPr>
-              <w:t xml:space="preserve">сотрудник внутреннего клининга</w:t>
-            </w:r>
-          </w:p>
-        </w:tc>
-        <w:tc>
-          <w:tcPr>
-            <w:tcW w:w="1586" w:type="dxa"/>
-          </w:tcPr>
-          <w:p>
-            <w:r>
-              <w:rPr>
-                <w:sz w:val="14"/>
-                <w:rFonts w:ascii="Arial" w:hAnsi="Arial"/>
-              </w:rPr>
-              <w:t xml:space="preserve">визуальный контроль/сотрудник отдела качества</w:t>
-            </w:r>
-          </w:p>
-        </w:tc>
-      </w:tr>
-      <w:tr>
-        <w:tc>
-          <w:tcPr>
-            <w:tcW w:w="1809" w:type="dxa"/>
-            <w:vMerge w:val="restart"/>
-          </w:tcPr>
-          <w:p>
-            <w:r>
-              <w:rPr>
-                <w:sz w:val="14"/>
-                <w:rFonts w:ascii="Arial" w:hAnsi="Arial"/>
-              </w:rPr>
-              <w:t xml:space="preserve">вешалки, обувницы, скамейки</w:t>
-            </w:r>
-          </w:p>
-          <w:p>
-            <w:r/>
-          </w:p>
-        </w:tc>
-        <w:tc>
-          <w:tcPr>
-            <w:tcW w:w="1134" w:type="dxa"/>
-          </w:tcPr>
-          <w:p>
-            <w:r>
-              <w:rPr>
-                <w:sz w:val="14"/>
-                <w:rFonts w:ascii="Arial" w:hAnsi="Arial"/>
-              </w:rPr>
-              <w:t xml:space="preserve">мойка</w:t>
-            </w:r>
-          </w:p>
-        </w:tc>
-        <w:tc>
-          <w:tcPr>
-            <w:tcW w:w="426" w:type="dxa"/>
-            <w:textDirection w:val="btLr"/>
-          </w:tcPr>
-          <w:p>
-            <w:pPr>
-              <w:ind w:left="113" w:right="113"/>
-              <w:jc w:val="center"/>
-            </w:pPr>
-            <w:r>
-              <w:rPr>
-                <w:sz w:val="14"/>
-                <w:rFonts w:ascii="Arial" w:hAnsi="Arial"/>
-              </w:rPr>
-              <w:t xml:space="preserve"/>
-            </w:r>
-          </w:p>
-        </w:tc>
-        <w:tc>
-          <w:tcPr>
-            <w:tcW w:w="1417" w:type="dxa"/>
-            <w:shd w:val="clear" w:color="auto" w:fill="99CCFF"/>
-          </w:tcPr>
-          <w:p>
-            <w:pPr>
-              <w:rPr>
-                <w:b/>
-                <w:bCs/>
-              </w:rPr>
-            </w:pPr>
-            <w:r>
-              <w:rPr>
-                <w:sz w:val="14"/>
-                <w:rFonts w:ascii="Arial" w:hAnsi="Arial"/>
-                <w:b/>
-              </w:rPr>
-              <w:t xml:space="preserve">ХИМИТЕК ЧУДОДЕЙ®-ПОЛИПРОМ 190022</w:t>
-            </w:r>
-          </w:p>
-        </w:tc>
-        <w:tc>
-          <w:tcPr>
-            <w:tcW w:w="1276" w:type="dxa"/>
-          </w:tcPr>
-          <w:p>
-            <w:r>
-              <w:rPr>
-                <w:sz w:val="14"/>
-                <w:rFonts w:ascii="Arial" w:hAnsi="Arial"/>
-              </w:rPr>
-              <w:t xml:space="preserve">ручной (протирание, обработка щеткой)</w:t>
-            </w:r>
-          </w:p>
-        </w:tc>
-        <w:tc>
-          <w:tcPr>
-            <w:tcW w:w="1990" w:type="dxa"/>
-          </w:tcPr>
-          <w:p>
-            <w:pPr>
-              <w:jc w:val="center"/>
-            </w:pPr>
-            <w:r>
-              <w:rPr>
-                <w:sz w:val="14"/>
-                <w:rFonts w:ascii="Arial" w:hAnsi="Arial"/>
-              </w:rPr>
-              <w:t xml:space="preserve">1,0 %</w:t>
-            </w:r>
-            <w:r>
-              <w:br/>
-            </w:r>
-            <w:r>
-              <w:rPr>
-                <w:rFonts w:ascii="Arial" w:hAnsi="Arial"/>
-                <w:sz w:val="14"/>
-              </w:rPr>
-              <w:t>ручное разведение</w:t>
-            </w:r>
-          </w:p>
-        </w:tc>
-        <w:tc>
-          <w:tcPr>
-            <w:tcW w:w="1248" w:type="dxa"/>
-          </w:tcPr>
-          <w:p>
-            <w:pPr>
-              <w:jc w:val="center"/>
-            </w:pPr>
-            <w:r>
-              <w:rPr>
-                <w:sz w:val="14"/>
-                <w:rFonts w:ascii="Arial" w:hAnsi="Arial"/>
-              </w:rPr>
-              <w:t xml:space="preserve">не ниже 40°C</w:t>
+              <w:t xml:space="preserve">не ниже 40 °C</w:t>
             </w:r>
           </w:p>
         </w:tc>
@@ -4589,7 +5251,7 @@
                 <w:sz w:val="14"/>
                 <w:rFonts w:ascii="Arial" w:hAnsi="Arial"/>
               </w:rPr>
-              <w:t xml:space="preserve">1 раз в неделю</w:t>
+              <w:t xml:space="preserve">2 раза в смену</w:t>
             </w:r>
           </w:p>
           <w:p>
@@ -4819,12 +5481,15 @@
                 <w:sz w:val="14"/>
                 <w:rFonts w:ascii="Arial" w:hAnsi="Arial"/>
               </w:rPr>
-              <w:t xml:space="preserve">мусорные корзины, шкафы</w:t>
+              <w:t xml:space="preserve">потолок подвесной</w:t>
             </w:r>
           </w:p>
           <w:p>
             <w:r/>
           </w:p>
+          <w:p>
+            <w:r/>
+          </w:p>
         </w:tc>
         <w:tc>
           <w:tcPr>
@@ -4836,7 +5501,7 @@
                 <w:sz w:val="14"/>
                 <w:rFonts w:ascii="Arial" w:hAnsi="Arial"/>
               </w:rPr>
-              <w:t xml:space="preserve">мойка</w:t>
+              <w:t xml:space="preserve">очистка (обеспыливание поверхностей)</w:t>
             </w:r>
           </w:p>
         </w:tc>
@@ -4862,7 +5527,6 @@
         <w:tc>
           <w:tcPr>
             <w:tcW w:w="1417" w:type="dxa"/>
-            <w:shd w:val="clear" w:color="auto" w:fill="99CCFF"/>
           </w:tcPr>
           <w:p>
             <w:pPr>
@@ -4875,9 +5539,8 @@
               <w:rPr>
                 <w:sz w:val="14"/>
                 <w:rFonts w:ascii="Arial" w:hAnsi="Arial"/>
-                <w:b/>
-              </w:rPr>
-              <w:t xml:space="preserve">ХИМИТЕК ЧУДОДЕЙ®-ПОЛИПРОМ 190022</w:t>
+              </w:rPr>
+              <w:t xml:space="preserve">------------</w:t>
             </w:r>
           </w:p>
         </w:tc>
@@ -4891,7 +5554,7 @@
                 <w:sz w:val="14"/>
                 <w:rFonts w:ascii="Arial" w:hAnsi="Arial"/>
               </w:rPr>
-              <w:t xml:space="preserve">ручной (протирание, обработка щеткой)</w:t>
+              <w:t xml:space="preserve">ручной (протирание)</w:t>
             </w:r>
           </w:p>
         </w:tc>
@@ -4908,17 +5571,7 @@
                 <w:sz w:val="14"/>
                 <w:rFonts w:ascii="Arial" w:hAnsi="Arial"/>
               </w:rPr>
-              <w:t xml:space="preserve">1,0 %</w:t>
-            </w:r>
-            <w:r>
-              <w:br/>
-            </w:r>
-            <w:r>
-              <w:rPr>
-                <w:rFonts w:ascii="Arial" w:hAnsi="Arial"/>
-                <w:sz w:val="14"/>
-              </w:rPr>
-              <w:t>ручное разведение</w:t>
+              <w:t xml:space="preserve">------------</w:t>
             </w:r>
           </w:p>
         </w:tc>
@@ -4935,7 +5588,7 @@
                 <w:sz w:val="14"/>
                 <w:rFonts w:ascii="Arial" w:hAnsi="Arial"/>
               </w:rPr>
-              <w:t xml:space="preserve">18-20 °C</w:t>
+              <w:t xml:space="preserve">------------</w:t>
             </w:r>
           </w:p>
         </w:tc>
@@ -4988,26 +5641,25 @@
           <w:p>
             <w:r/>
           </w:p>
+          <w:p>
+            <w:r/>
+          </w:p>
         </w:tc>
         <w:tc>
           <w:tcPr>
             <w:tcW w:w="1467" w:type="dxa"/>
-            <w:vMerge w:val="restart"/>
-          </w:tcPr>
-          <w:p>
-            <w:pPr>
-              <w:jc w:val="center"/>
-            </w:pPr>
-            <w:r>
-              <w:rPr>
-                <w:sz w:val="14"/>
-                <w:rFonts w:ascii="Arial" w:hAnsi="Arial"/>
-              </w:rPr>
-              <w:t xml:space="preserve">1 раз в неделю</w:t>
-            </w:r>
-          </w:p>
-          <w:p>
-            <w:r/>
+          </w:tcPr>
+          <w:p>
+            <w:pPr>
+              <w:jc w:val="center"/>
+            </w:pPr>
+            <w:r>
+              <w:rPr>
+                <w:sz w:val="14"/>
+                <w:rFonts w:ascii="Arial" w:hAnsi="Arial"/>
+              </w:rPr>
+              <w:t xml:space="preserve">1 раз в 3 месяца</w:t>
+            </w:r>
           </w:p>
         </w:tc>
         <w:tc>
@@ -5027,6 +5679,9 @@
           <w:p>
             <w:r/>
           </w:p>
+          <w:p>
+            <w:r/>
+          </w:p>
         </w:tc>
         <w:tc>
           <w:tcPr>
@@ -5045,6 +5700,9 @@
           <w:p>
             <w:r/>
           </w:p>
+          <w:p>
+            <w:r/>
+          </w:p>
         </w:tc>
       </w:tr>
       <w:tr>
@@ -5065,7 +5723,7 @@
                 <w:sz w:val="14"/>
                 <w:rFonts w:ascii="Arial" w:hAnsi="Arial"/>
               </w:rPr>
-              <w:t xml:space="preserve">дезинфекция</w:t>
+              <w:t xml:space="preserve">мойка</w:t>
             </w:r>
           </w:p>
         </w:tc>
@@ -5091,7 +5749,7 @@
         <w:tc>
           <w:tcPr>
             <w:tcW w:w="1417" w:type="dxa"/>
-            <w:shd w:val="clear" w:color="auto" w:fill="FFFFCC"/>
+            <w:shd w:val="clear" w:color="auto" w:fill="99CCFF"/>
           </w:tcPr>
           <w:p>
             <w:pPr>
@@ -5106,7 +5764,7 @@
                 <w:rFonts w:ascii="Arial" w:hAnsi="Arial"/>
                 <w:b/>
               </w:rPr>
-              <w:t xml:space="preserve">ХИМИТЕК ПОЛИДЕЗ-СУПЕР</w:t>
+              <w:t xml:space="preserve">ХИМИТЕК ЧУДОДЕЙ®-ПОЛИПРОМ 190022</w:t>
             </w:r>
           </w:p>
         </w:tc>
@@ -5120,7 +5778,7 @@
                 <w:sz w:val="14"/>
                 <w:rFonts w:ascii="Arial" w:hAnsi="Arial"/>
               </w:rPr>
-              <w:t xml:space="preserve">ручной (протирание)</w:t>
+              <w:t xml:space="preserve">ручной (протирание, обработка щеткой)</w:t>
             </w:r>
           </w:p>
         </w:tc>
@@ -5137,7 +5795,7 @@
                 <w:sz w:val="14"/>
                 <w:rFonts w:ascii="Arial" w:hAnsi="Arial"/>
               </w:rPr>
-              <w:t xml:space="preserve">0,02-0,05 %</w:t>
+              <w:t xml:space="preserve">1,0 %</w:t>
             </w:r>
             <w:r>
               <w:br/>
@@ -5147,7 +5805,7 @@
                 <w:rFonts w:ascii="Arial" w:hAnsi="Arial"/>
                 <w:sz w:val="14"/>
               </w:rPr>
-              <w:t>дозирующая система ProMax</w:t>
+              <w:t>ручное разведение</w:t>
             </w:r>
           </w:p>
         </w:tc>
@@ -5164,7 +5822,7 @@
                 <w:sz w:val="14"/>
                 <w:rFonts w:ascii="Arial" w:hAnsi="Arial"/>
               </w:rPr>
-              <w:t xml:space="preserve">18-20 °C</w:t>
+              <w:t xml:space="preserve">не ниже 40°C</w:t>
             </w:r>
           </w:p>
         </w:tc>
@@ -5181,7 +5839,7 @@
                 <w:sz w:val="14"/>
                 <w:rFonts w:ascii="Arial" w:hAnsi="Arial"/>
               </w:rPr>
-              <w:t xml:space="preserve">20 мин</w:t>
+              <w:t xml:space="preserve">------------</w:t>
             </w:r>
           </w:p>
         </w:tc>
@@ -5202,9 +5860,23 @@
         <w:tc>
           <w:tcPr>
             <w:tcW w:w="1467" w:type="dxa"/>
-            <w:vMerge/>
-          </w:tcPr>
-          <w:p/>
+            <w:vMerge w:val="restart"/>
+          </w:tcPr>
+          <w:p>
+            <w:pPr>
+              <w:jc w:val="center"/>
+            </w:pPr>
+            <w:r>
+              <w:rPr>
+                <w:sz w:val="14"/>
+                <w:rFonts w:ascii="Arial" w:hAnsi="Arial"/>
+              </w:rPr>
+              <w:t xml:space="preserve">1 раз в 12 месяцев</w:t>
+            </w:r>
+          </w:p>
+          <w:p>
+            <w:r/>
+          </w:p>
         </w:tc>
         <w:tc>
           <w:tcPr>
@@ -5225,6 +5897,180 @@
         <w:tc>
           <w:tcPr>
             <w:tcW w:w="1809" w:type="dxa"/>
+            <w:vMerge/>
+          </w:tcPr>
+          <w:p/>
+        </w:tc>
+        <w:tc>
+          <w:tcPr>
+            <w:tcW w:w="1134" w:type="dxa"/>
+          </w:tcPr>
+          <w:p>
+            <w:r>
+              <w:rPr>
+                <w:sz w:val="14"/>
+                <w:rFonts w:ascii="Arial" w:hAnsi="Arial"/>
+              </w:rPr>
+              <w:t xml:space="preserve">дезинфекция</w:t>
+            </w:r>
+          </w:p>
+        </w:tc>
+        <w:tc>
+          <w:tcPr>
+            <w:tcW w:w="426" w:type="dxa"/>
+            <w:textDirection w:val="btLr"/>
+          </w:tcPr>
+          <w:p>
+            <w:pPr>
+              <w:ind w:left="113" w:right="113"/>
+              <w:jc w:val="center"/>
+            </w:pPr>
+            <w:r>
+              <w:rPr>
+                <w:sz w:val="14"/>
+                <w:rFonts w:ascii="Arial" w:hAnsi="Arial"/>
+              </w:rPr>
+              <w:t xml:space="preserve"/>
+            </w:r>
+          </w:p>
+        </w:tc>
+        <w:tc>
+          <w:tcPr>
+            <w:tcW w:w="1417" w:type="dxa"/>
+            <w:shd w:val="clear" w:color="auto" w:fill="FFFFCC"/>
+          </w:tcPr>
+          <w:p>
+            <w:pPr>
+              <w:rPr>
+                <w:b/>
+                <w:bCs/>
+              </w:rPr>
+            </w:pPr>
+            <w:r>
+              <w:rPr>
+                <w:sz w:val="14"/>
+                <w:rFonts w:ascii="Arial" w:hAnsi="Arial"/>
+                <w:b/>
+              </w:rPr>
+              <w:t xml:space="preserve">ХИМИТЕК ПОЛИДЕЗ-СУПЕР</w:t>
+            </w:r>
+          </w:p>
+        </w:tc>
+        <w:tc>
+          <w:tcPr>
+            <w:tcW w:w="1276" w:type="dxa"/>
+          </w:tcPr>
+          <w:p>
+            <w:r>
+              <w:rPr>
+                <w:sz w:val="14"/>
+                <w:rFonts w:ascii="Arial" w:hAnsi="Arial"/>
+              </w:rPr>
+              <w:t xml:space="preserve">ручной (протирание)</w:t>
+            </w:r>
+          </w:p>
+        </w:tc>
+        <w:tc>
+          <w:tcPr>
+            <w:tcW w:w="1990" w:type="dxa"/>
+          </w:tcPr>
+          <w:p>
+            <w:pPr>
+              <w:jc w:val="center"/>
+            </w:pPr>
+            <w:r>
+              <w:rPr>
+                <w:sz w:val="14"/>
+                <w:rFonts w:ascii="Arial" w:hAnsi="Arial"/>
+              </w:rPr>
+              <w:t xml:space="preserve">0,02-0,05 %</w:t>
+            </w:r>
+            <w:r>
+              <w:br/>
+            </w:r>
+            <w:r>
+              <w:rPr>
+                <w:rFonts w:ascii="Arial" w:hAnsi="Arial"/>
+                <w:sz w:val="14"/>
+              </w:rPr>
+              <w:t>дозирующая система ProMax</w:t>
+            </w:r>
+          </w:p>
+        </w:tc>
+        <w:tc>
+          <w:tcPr>
+            <w:tcW w:w="1248" w:type="dxa"/>
+          </w:tcPr>
+          <w:p>
+            <w:pPr>
+              <w:jc w:val="center"/>
+            </w:pPr>
+            <w:r>
+              <w:rPr>
+                <w:sz w:val="14"/>
+                <w:rFonts w:ascii="Arial" w:hAnsi="Arial"/>
+              </w:rPr>
+              <w:t xml:space="preserve">18-20 °C</w:t>
+            </w:r>
+          </w:p>
+        </w:tc>
+        <w:tc>
+          <w:tcPr>
+            <w:tcW w:w="1032" w:type="dxa"/>
+          </w:tcPr>
+          <w:p>
+            <w:pPr>
+              <w:jc w:val="center"/>
+            </w:pPr>
+            <w:r>
+              <w:rPr>
+                <w:sz w:val="14"/>
+                <w:rFonts w:ascii="Arial" w:hAnsi="Arial"/>
+              </w:rPr>
+              <w:t xml:space="preserve">20 мин</w:t>
+            </w:r>
+          </w:p>
+        </w:tc>
+        <w:tc>
+          <w:tcPr>
+            <w:tcW w:w="411" w:type="dxa"/>
+            <w:vMerge/>
+            <w:noWrap/>
+            <w:tcMar>
+              <w:left w:w="0" w:type="dxa"/>
+              <w:right w:w="0" w:type="dxa"/>
+            </w:tcMar>
+            <w:textDirection w:val="btLr"/>
+            <w:tcFitText/>
+          </w:tcPr>
+          <w:p/>
+        </w:tc>
+        <w:tc>
+          <w:tcPr>
+            <w:tcW w:w="1467" w:type="dxa"/>
+            <w:vMerge/>
+          </w:tcPr>
+          <w:p/>
+        </w:tc>
+        <w:tc>
+          <w:tcPr>
+            <w:tcW w:w="1554" w:type="dxa"/>
+            <w:vMerge/>
+          </w:tcPr>
+          <w:p/>
+        </w:tc>
+        <w:tc>
+          <w:tcPr>
+            <w:tcW w:w="1586" w:type="dxa"/>
+            <w:vMerge/>
+          </w:tcPr>
+          <w:p/>
+        </w:tc>
+      </w:tr>
+      <w:tr>
+        <w:tc>
+          <w:tcPr>
+            <w:tcW w:w="1809" w:type="dxa"/>
             <w:vMerge w:val="restart"/>
           </w:tcPr>
           <w:p>
@@ -5233,7 +6079,7 @@
                 <w:sz w:val="14"/>
                 <w:rFonts w:ascii="Arial" w:hAnsi="Arial"/>
               </w:rPr>
-              <w:t xml:space="preserve">контейнеры для отходов</w:t>
+              <w:t xml:space="preserve">розетки</w:t>
             </w:r>
           </w:p>
           <w:p>
@@ -5417,7 +6263,3511 @@
                 <w:sz w:val="14"/>
                 <w:rFonts w:ascii="Arial" w:hAnsi="Arial"/>
               </w:rPr>
-              <w:t xml:space="preserve">после каждого удаления отходов</w:t>
+              <w:t xml:space="preserve">1 раз в месяц</w:t>
+            </w:r>
+          </w:p>
+          <w:p>
+            <w:r/>
+          </w:p>
+        </w:tc>
+        <w:tc>
+          <w:tcPr>
+            <w:tcW w:w="1554" w:type="dxa"/>
+            <w:vMerge w:val="restart"/>
+          </w:tcPr>
+          <w:p>
+            <w:r>
+              <w:rPr>
+                <w:sz w:val="14"/>
+                <w:rFonts w:ascii="Arial" w:hAnsi="Arial"/>
+              </w:rPr>
+              <w:t xml:space="preserve">сотрудник внутреннего клининга</w:t>
+            </w:r>
+          </w:p>
+          <w:p>
+            <w:r/>
+          </w:p>
+        </w:tc>
+        <w:tc>
+          <w:tcPr>
+            <w:tcW w:w="1586" w:type="dxa"/>
+            <w:vMerge w:val="restart"/>
+          </w:tcPr>
+          <w:p>
+            <w:r>
+              <w:rPr>
+                <w:sz w:val="14"/>
+                <w:rFonts w:ascii="Arial" w:hAnsi="Arial"/>
+              </w:rPr>
+              <w:t xml:space="preserve">визуальный контроль/сотрудник отдела качества</w:t>
+            </w:r>
+          </w:p>
+          <w:p>
+            <w:r/>
+          </w:p>
+        </w:tc>
+      </w:tr>
+      <w:tr>
+        <w:tc>
+          <w:tcPr>
+            <w:tcW w:w="1809" w:type="dxa"/>
+            <w:vMerge/>
+          </w:tcPr>
+          <w:p/>
+        </w:tc>
+        <w:tc>
+          <w:tcPr>
+            <w:tcW w:w="1134" w:type="dxa"/>
+          </w:tcPr>
+          <w:p>
+            <w:r>
+              <w:rPr>
+                <w:sz w:val="14"/>
+                <w:rFonts w:ascii="Arial" w:hAnsi="Arial"/>
+              </w:rPr>
+              <w:t xml:space="preserve">дезинфекция</w:t>
+            </w:r>
+          </w:p>
+        </w:tc>
+        <w:tc>
+          <w:tcPr>
+            <w:tcW w:w="426" w:type="dxa"/>
+            <w:textDirection w:val="btLr"/>
+          </w:tcPr>
+          <w:p>
+            <w:pPr>
+              <w:ind w:left="113" w:right="113"/>
+              <w:jc w:val="center"/>
+            </w:pPr>
+            <w:r>
+              <w:rPr>
+                <w:sz w:val="14"/>
+                <w:rFonts w:ascii="Arial" w:hAnsi="Arial"/>
+              </w:rPr>
+              <w:t xml:space="preserve"/>
+            </w:r>
+          </w:p>
+        </w:tc>
+        <w:tc>
+          <w:tcPr>
+            <w:tcW w:w="1417" w:type="dxa"/>
+            <w:shd w:val="clear" w:color="auto" w:fill="FFFFCC"/>
+          </w:tcPr>
+          <w:p>
+            <w:pPr>
+              <w:rPr>
+                <w:b/>
+                <w:bCs/>
+              </w:rPr>
+            </w:pPr>
+            <w:r>
+              <w:rPr>
+                <w:sz w:val="14"/>
+                <w:rFonts w:ascii="Arial" w:hAnsi="Arial"/>
+                <w:b/>
+              </w:rPr>
+              <w:t xml:space="preserve">ХИМИТЕК ПОЛИДЕЗ-СУПЕР</w:t>
+            </w:r>
+          </w:p>
+        </w:tc>
+        <w:tc>
+          <w:tcPr>
+            <w:tcW w:w="1276" w:type="dxa"/>
+          </w:tcPr>
+          <w:p>
+            <w:r>
+              <w:rPr>
+                <w:sz w:val="14"/>
+                <w:rFonts w:ascii="Arial" w:hAnsi="Arial"/>
+              </w:rPr>
+              <w:t xml:space="preserve">ручной (протирание)</w:t>
+            </w:r>
+          </w:p>
+        </w:tc>
+        <w:tc>
+          <w:tcPr>
+            <w:tcW w:w="1990" w:type="dxa"/>
+          </w:tcPr>
+          <w:p>
+            <w:pPr>
+              <w:jc w:val="center"/>
+            </w:pPr>
+            <w:r>
+              <w:rPr>
+                <w:sz w:val="14"/>
+                <w:rFonts w:ascii="Arial" w:hAnsi="Arial"/>
+              </w:rPr>
+              <w:t xml:space="preserve">0,02-0,05 %</w:t>
+            </w:r>
+            <w:r>
+              <w:br/>
+            </w:r>
+            <w:r>
+              <w:rPr>
+                <w:rFonts w:ascii="Arial" w:hAnsi="Arial"/>
+                <w:sz w:val="14"/>
+              </w:rPr>
+              <w:t>дозирующая система ProMax</w:t>
+            </w:r>
+          </w:p>
+        </w:tc>
+        <w:tc>
+          <w:tcPr>
+            <w:tcW w:w="1248" w:type="dxa"/>
+          </w:tcPr>
+          <w:p>
+            <w:pPr>
+              <w:jc w:val="center"/>
+            </w:pPr>
+            <w:r>
+              <w:rPr>
+                <w:sz w:val="14"/>
+                <w:rFonts w:ascii="Arial" w:hAnsi="Arial"/>
+              </w:rPr>
+              <w:t xml:space="preserve">18-20 °C</w:t>
+            </w:r>
+          </w:p>
+        </w:tc>
+        <w:tc>
+          <w:tcPr>
+            <w:tcW w:w="1032" w:type="dxa"/>
+          </w:tcPr>
+          <w:p>
+            <w:pPr>
+              <w:jc w:val="center"/>
+            </w:pPr>
+            <w:r>
+              <w:rPr>
+                <w:sz w:val="14"/>
+                <w:rFonts w:ascii="Arial" w:hAnsi="Arial"/>
+              </w:rPr>
+              <w:t xml:space="preserve">20 мин</w:t>
+            </w:r>
+          </w:p>
+        </w:tc>
+        <w:tc>
+          <w:tcPr>
+            <w:tcW w:w="411" w:type="dxa"/>
+            <w:vMerge/>
+            <w:noWrap/>
+            <w:tcMar>
+              <w:left w:w="0" w:type="dxa"/>
+              <w:right w:w="0" w:type="dxa"/>
+            </w:tcMar>
+            <w:textDirection w:val="btLr"/>
+            <w:tcFitText/>
+          </w:tcPr>
+          <w:p/>
+        </w:tc>
+        <w:tc>
+          <w:tcPr>
+            <w:tcW w:w="1467" w:type="dxa"/>
+            <w:vMerge/>
+          </w:tcPr>
+          <w:p/>
+        </w:tc>
+        <w:tc>
+          <w:tcPr>
+            <w:tcW w:w="1554" w:type="dxa"/>
+            <w:vMerge/>
+          </w:tcPr>
+          <w:p/>
+        </w:tc>
+        <w:tc>
+          <w:tcPr>
+            <w:tcW w:w="1586" w:type="dxa"/>
+            <w:vMerge/>
+          </w:tcPr>
+          <w:p/>
+        </w:tc>
+      </w:tr>
+      <w:tr>
+        <w:tc>
+          <w:tcPr>
+            <w:tcW w:w="1809" w:type="dxa"/>
+            <w:vMerge w:val="restart"/>
+          </w:tcPr>
+          <w:p>
+            <w:r>
+              <w:rPr>
+                <w:sz w:val="14"/>
+                <w:rFonts w:ascii="Arial" w:hAnsi="Arial"/>
+              </w:rPr>
+              <w:t xml:space="preserve">светильники</w:t>
+            </w:r>
+          </w:p>
+          <w:p>
+            <w:r/>
+          </w:p>
+          <w:p>
+            <w:r/>
+          </w:p>
+        </w:tc>
+        <w:tc>
+          <w:tcPr>
+            <w:tcW w:w="1134" w:type="dxa"/>
+          </w:tcPr>
+          <w:p>
+            <w:r>
+              <w:rPr>
+                <w:sz w:val="14"/>
+                <w:rFonts w:ascii="Arial" w:hAnsi="Arial"/>
+              </w:rPr>
+              <w:t xml:space="preserve">очистка (обеспыливание поверхностей)</w:t>
+            </w:r>
+          </w:p>
+        </w:tc>
+        <w:tc>
+          <w:tcPr>
+            <w:tcW w:w="426" w:type="dxa"/>
+            <w:textDirection w:val="btLr"/>
+          </w:tcPr>
+          <w:p>
+            <w:pPr>
+              <w:ind w:left="113" w:right="113"/>
+              <w:jc w:val="center"/>
+            </w:pPr>
+            <w:r>
+              <w:rPr>
+                <w:sz w:val="14"/>
+                <w:rFonts w:ascii="Arial" w:hAnsi="Arial"/>
+              </w:rPr>
+              <w:t xml:space="preserve"/>
+            </w:r>
+          </w:p>
+        </w:tc>
+        <w:tc>
+          <w:tcPr>
+            <w:tcW w:w="1417" w:type="dxa"/>
+          </w:tcPr>
+          <w:p>
+            <w:pPr>
+              <w:rPr>
+                <w:b/>
+                <w:bCs/>
+              </w:rPr>
+            </w:pPr>
+            <w:r>
+              <w:rPr>
+                <w:sz w:val="14"/>
+                <w:rFonts w:ascii="Arial" w:hAnsi="Arial"/>
+              </w:rPr>
+              <w:t xml:space="preserve">------------</w:t>
+            </w:r>
+          </w:p>
+        </w:tc>
+        <w:tc>
+          <w:tcPr>
+            <w:tcW w:w="1276" w:type="dxa"/>
+          </w:tcPr>
+          <w:p>
+            <w:r>
+              <w:rPr>
+                <w:sz w:val="14"/>
+                <w:rFonts w:ascii="Arial" w:hAnsi="Arial"/>
+              </w:rPr>
+              <w:t xml:space="preserve">ручной (протирание)</w:t>
+            </w:r>
+          </w:p>
+        </w:tc>
+        <w:tc>
+          <w:tcPr>
+            <w:tcW w:w="1990" w:type="dxa"/>
+          </w:tcPr>
+          <w:p>
+            <w:pPr>
+              <w:jc w:val="center"/>
+            </w:pPr>
+            <w:r>
+              <w:rPr>
+                <w:sz w:val="14"/>
+                <w:rFonts w:ascii="Arial" w:hAnsi="Arial"/>
+              </w:rPr>
+              <w:t xml:space="preserve">------------</w:t>
+            </w:r>
+          </w:p>
+        </w:tc>
+        <w:tc>
+          <w:tcPr>
+            <w:tcW w:w="1248" w:type="dxa"/>
+          </w:tcPr>
+          <w:p>
+            <w:pPr>
+              <w:jc w:val="center"/>
+            </w:pPr>
+            <w:r>
+              <w:rPr>
+                <w:sz w:val="14"/>
+                <w:rFonts w:ascii="Arial" w:hAnsi="Arial"/>
+              </w:rPr>
+              <w:t xml:space="preserve">------------</w:t>
+            </w:r>
+          </w:p>
+        </w:tc>
+        <w:tc>
+          <w:tcPr>
+            <w:tcW w:w="1032" w:type="dxa"/>
+          </w:tcPr>
+          <w:p>
+            <w:pPr>
+              <w:jc w:val="center"/>
+            </w:pPr>
+            <w:r>
+              <w:rPr>
+                <w:sz w:val="14"/>
+                <w:rFonts w:ascii="Arial" w:hAnsi="Arial"/>
+              </w:rPr>
+              <w:t xml:space="preserve">------------</w:t>
+            </w:r>
+          </w:p>
+        </w:tc>
+        <w:tc>
+          <w:tcPr>
+            <w:tcW w:w="411" w:type="dxa"/>
+            <w:vMerge w:val="restart"/>
+            <w:noWrap/>
+            <w:tcMar>
+              <w:left w:w="0" w:type="dxa"/>
+              <w:right w:w="0" w:type="dxa"/>
+            </w:tcMar>
+            <w:textDirection w:val="btLr"/>
+            <w:tcFitText/>
+          </w:tcPr>
+          <w:p>
+            <w:pPr>
+              <w:ind w:left="113" w:right="113"/>
+              <w:jc w:val="center"/>
+              <w:rPr>
+                <w:b/>
+                <w:bCs/>
+              </w:rPr>
+            </w:pPr>
+            <w:r>
+              <w:rPr>
+                <w:sz w:val="14"/>
+                <w:rFonts w:ascii="Arial" w:hAnsi="Arial"/>
+              </w:rPr>
+              <w:t xml:space="preserve">промаркированный</w:t>
+            </w:r>
+          </w:p>
+          <w:p>
+            <w:r/>
+          </w:p>
+          <w:p>
+            <w:r/>
+          </w:p>
+        </w:tc>
+        <w:tc>
+          <w:tcPr>
+            <w:tcW w:w="1467" w:type="dxa"/>
+          </w:tcPr>
+          <w:p>
+            <w:pPr>
+              <w:jc w:val="center"/>
+            </w:pPr>
+            <w:r>
+              <w:rPr>
+                <w:sz w:val="14"/>
+                <w:rFonts w:ascii="Arial" w:hAnsi="Arial"/>
+              </w:rPr>
+              <w:t xml:space="preserve">1 раз в 3 месяца</w:t>
+            </w:r>
+          </w:p>
+        </w:tc>
+        <w:tc>
+          <w:tcPr>
+            <w:tcW w:w="1554" w:type="dxa"/>
+            <w:vMerge w:val="restart"/>
+          </w:tcPr>
+          <w:p>
+            <w:r>
+              <w:rPr>
+                <w:sz w:val="14"/>
+                <w:rFonts w:ascii="Arial" w:hAnsi="Arial"/>
+              </w:rPr>
+              <w:t xml:space="preserve">сотрудник внутреннего клининга</w:t>
+            </w:r>
+          </w:p>
+          <w:p>
+            <w:r/>
+          </w:p>
+          <w:p>
+            <w:r/>
+          </w:p>
+        </w:tc>
+        <w:tc>
+          <w:tcPr>
+            <w:tcW w:w="1586" w:type="dxa"/>
+            <w:vMerge w:val="restart"/>
+          </w:tcPr>
+          <w:p>
+            <w:r>
+              <w:rPr>
+                <w:sz w:val="14"/>
+                <w:rFonts w:ascii="Arial" w:hAnsi="Arial"/>
+              </w:rPr>
+              <w:t xml:space="preserve">визуальный контроль/сотрудник отдела качества</w:t>
+            </w:r>
+          </w:p>
+          <w:p>
+            <w:r/>
+          </w:p>
+          <w:p>
+            <w:r/>
+          </w:p>
+        </w:tc>
+      </w:tr>
+      <w:tr>
+        <w:tc>
+          <w:tcPr>
+            <w:tcW w:w="1809" w:type="dxa"/>
+            <w:vMerge/>
+          </w:tcPr>
+          <w:p/>
+        </w:tc>
+        <w:tc>
+          <w:tcPr>
+            <w:tcW w:w="1134" w:type="dxa"/>
+          </w:tcPr>
+          <w:p>
+            <w:r>
+              <w:rPr>
+                <w:sz w:val="14"/>
+                <w:rFonts w:ascii="Arial" w:hAnsi="Arial"/>
+              </w:rPr>
+              <w:t xml:space="preserve">мойка</w:t>
+            </w:r>
+          </w:p>
+        </w:tc>
+        <w:tc>
+          <w:tcPr>
+            <w:tcW w:w="426" w:type="dxa"/>
+            <w:textDirection w:val="btLr"/>
+          </w:tcPr>
+          <w:p>
+            <w:pPr>
+              <w:ind w:left="113" w:right="113"/>
+              <w:jc w:val="center"/>
+            </w:pPr>
+            <w:r>
+              <w:rPr>
+                <w:sz w:val="14"/>
+                <w:rFonts w:ascii="Arial" w:hAnsi="Arial"/>
+              </w:rPr>
+              <w:t xml:space="preserve"/>
+            </w:r>
+          </w:p>
+        </w:tc>
+        <w:tc>
+          <w:tcPr>
+            <w:tcW w:w="1417" w:type="dxa"/>
+            <w:shd w:val="clear" w:color="auto" w:fill="99CCFF"/>
+          </w:tcPr>
+          <w:p>
+            <w:pPr>
+              <w:rPr>
+                <w:b/>
+                <w:bCs/>
+              </w:rPr>
+            </w:pPr>
+            <w:r>
+              <w:rPr>
+                <w:sz w:val="14"/>
+                <w:rFonts w:ascii="Arial" w:hAnsi="Arial"/>
+                <w:b/>
+              </w:rPr>
+              <w:t xml:space="preserve">ХИМИТЕК ЧУДОДЕЙ®-ПОЛИПРОМ 190022</w:t>
+            </w:r>
+          </w:p>
+        </w:tc>
+        <w:tc>
+          <w:tcPr>
+            <w:tcW w:w="1276" w:type="dxa"/>
+          </w:tcPr>
+          <w:p>
+            <w:r>
+              <w:rPr>
+                <w:sz w:val="14"/>
+                <w:rFonts w:ascii="Arial" w:hAnsi="Arial"/>
+              </w:rPr>
+              <w:t xml:space="preserve">ручной (протирание, обработка щеткой)</w:t>
+            </w:r>
+          </w:p>
+        </w:tc>
+        <w:tc>
+          <w:tcPr>
+            <w:tcW w:w="1990" w:type="dxa"/>
+          </w:tcPr>
+          <w:p>
+            <w:pPr>
+              <w:jc w:val="center"/>
+            </w:pPr>
+            <w:r>
+              <w:rPr>
+                <w:sz w:val="14"/>
+                <w:rFonts w:ascii="Arial" w:hAnsi="Arial"/>
+              </w:rPr>
+              <w:t xml:space="preserve">1,0 %</w:t>
+            </w:r>
+            <w:r>
+              <w:br/>
+            </w:r>
+            <w:r>
+              <w:rPr>
+                <w:rFonts w:ascii="Arial" w:hAnsi="Arial"/>
+                <w:sz w:val="14"/>
+              </w:rPr>
+              <w:t>ручное разведение</w:t>
+            </w:r>
+          </w:p>
+        </w:tc>
+        <w:tc>
+          <w:tcPr>
+            <w:tcW w:w="1248" w:type="dxa"/>
+          </w:tcPr>
+          <w:p>
+            <w:pPr>
+              <w:jc w:val="center"/>
+            </w:pPr>
+            <w:r>
+              <w:rPr>
+                <w:sz w:val="14"/>
+                <w:rFonts w:ascii="Arial" w:hAnsi="Arial"/>
+              </w:rPr>
+              <w:t xml:space="preserve">18-20 °C</w:t>
+            </w:r>
+          </w:p>
+        </w:tc>
+        <w:tc>
+          <w:tcPr>
+            <w:tcW w:w="1032" w:type="dxa"/>
+          </w:tcPr>
+          <w:p>
+            <w:pPr>
+              <w:jc w:val="center"/>
+            </w:pPr>
+            <w:r>
+              <w:rPr>
+                <w:sz w:val="14"/>
+                <w:rFonts w:ascii="Arial" w:hAnsi="Arial"/>
+              </w:rPr>
+              <w:t xml:space="preserve">------------</w:t>
+            </w:r>
+          </w:p>
+        </w:tc>
+        <w:tc>
+          <w:tcPr>
+            <w:tcW w:w="411" w:type="dxa"/>
+            <w:vMerge/>
+            <w:noWrap/>
+            <w:tcMar>
+              <w:left w:w="0" w:type="dxa"/>
+              <w:right w:w="0" w:type="dxa"/>
+            </w:tcMar>
+            <w:textDirection w:val="btLr"/>
+            <w:tcFitText/>
+          </w:tcPr>
+          <w:p/>
+        </w:tc>
+        <w:tc>
+          <w:tcPr>
+            <w:tcW w:w="1467" w:type="dxa"/>
+            <w:vMerge w:val="restart"/>
+          </w:tcPr>
+          <w:p>
+            <w:pPr>
+              <w:jc w:val="center"/>
+            </w:pPr>
+            <w:r>
+              <w:rPr>
+                <w:sz w:val="14"/>
+                <w:rFonts w:ascii="Arial" w:hAnsi="Arial"/>
+              </w:rPr>
+              <w:t xml:space="preserve">1 раз в 6 месяцев</w:t>
+            </w:r>
+          </w:p>
+          <w:p>
+            <w:r/>
+          </w:p>
+        </w:tc>
+        <w:tc>
+          <w:tcPr>
+            <w:tcW w:w="1554" w:type="dxa"/>
+            <w:vMerge/>
+          </w:tcPr>
+          <w:p/>
+        </w:tc>
+        <w:tc>
+          <w:tcPr>
+            <w:tcW w:w="1586" w:type="dxa"/>
+            <w:vMerge/>
+          </w:tcPr>
+          <w:p/>
+        </w:tc>
+      </w:tr>
+      <w:tr>
+        <w:tc>
+          <w:tcPr>
+            <w:tcW w:w="1809" w:type="dxa"/>
+            <w:vMerge/>
+          </w:tcPr>
+          <w:p/>
+        </w:tc>
+        <w:tc>
+          <w:tcPr>
+            <w:tcW w:w="1134" w:type="dxa"/>
+          </w:tcPr>
+          <w:p>
+            <w:r>
+              <w:rPr>
+                <w:sz w:val="14"/>
+                <w:rFonts w:ascii="Arial" w:hAnsi="Arial"/>
+              </w:rPr>
+              <w:t xml:space="preserve">дезинфекция</w:t>
+            </w:r>
+          </w:p>
+        </w:tc>
+        <w:tc>
+          <w:tcPr>
+            <w:tcW w:w="426" w:type="dxa"/>
+            <w:textDirection w:val="btLr"/>
+          </w:tcPr>
+          <w:p>
+            <w:pPr>
+              <w:ind w:left="113" w:right="113"/>
+              <w:jc w:val="center"/>
+            </w:pPr>
+            <w:r>
+              <w:rPr>
+                <w:sz w:val="14"/>
+                <w:rFonts w:ascii="Arial" w:hAnsi="Arial"/>
+              </w:rPr>
+              <w:t xml:space="preserve"/>
+            </w:r>
+          </w:p>
+        </w:tc>
+        <w:tc>
+          <w:tcPr>
+            <w:tcW w:w="1417" w:type="dxa"/>
+            <w:shd w:val="clear" w:color="auto" w:fill="FFFFCC"/>
+          </w:tcPr>
+          <w:p>
+            <w:pPr>
+              <w:rPr>
+                <w:b/>
+                <w:bCs/>
+              </w:rPr>
+            </w:pPr>
+            <w:r>
+              <w:rPr>
+                <w:sz w:val="14"/>
+                <w:rFonts w:ascii="Arial" w:hAnsi="Arial"/>
+                <w:b/>
+              </w:rPr>
+              <w:t xml:space="preserve">ХИМИТЕК ПОЛИДЕЗ-СУПЕР</w:t>
+            </w:r>
+          </w:p>
+        </w:tc>
+        <w:tc>
+          <w:tcPr>
+            <w:tcW w:w="1276" w:type="dxa"/>
+          </w:tcPr>
+          <w:p>
+            <w:r>
+              <w:rPr>
+                <w:sz w:val="14"/>
+                <w:rFonts w:ascii="Arial" w:hAnsi="Arial"/>
+              </w:rPr>
+              <w:t xml:space="preserve">ручной (протирание)</w:t>
+            </w:r>
+          </w:p>
+        </w:tc>
+        <w:tc>
+          <w:tcPr>
+            <w:tcW w:w="1990" w:type="dxa"/>
+          </w:tcPr>
+          <w:p>
+            <w:pPr>
+              <w:jc w:val="center"/>
+            </w:pPr>
+            <w:r>
+              <w:rPr>
+                <w:sz w:val="14"/>
+                <w:rFonts w:ascii="Arial" w:hAnsi="Arial"/>
+              </w:rPr>
+              <w:t xml:space="preserve">0,02-0,05 %</w:t>
+            </w:r>
+            <w:r>
+              <w:br/>
+            </w:r>
+            <w:r>
+              <w:rPr>
+                <w:rFonts w:ascii="Arial" w:hAnsi="Arial"/>
+                <w:sz w:val="14"/>
+              </w:rPr>
+              <w:t>дозирующая система ProMax</w:t>
+            </w:r>
+          </w:p>
+        </w:tc>
+        <w:tc>
+          <w:tcPr>
+            <w:tcW w:w="1248" w:type="dxa"/>
+          </w:tcPr>
+          <w:p>
+            <w:pPr>
+              <w:jc w:val="center"/>
+            </w:pPr>
+            <w:r>
+              <w:rPr>
+                <w:sz w:val="14"/>
+                <w:rFonts w:ascii="Arial" w:hAnsi="Arial"/>
+              </w:rPr>
+              <w:t xml:space="preserve">18-20 °C</w:t>
+            </w:r>
+          </w:p>
+        </w:tc>
+        <w:tc>
+          <w:tcPr>
+            <w:tcW w:w="1032" w:type="dxa"/>
+          </w:tcPr>
+          <w:p>
+            <w:pPr>
+              <w:jc w:val="center"/>
+            </w:pPr>
+            <w:r>
+              <w:rPr>
+                <w:sz w:val="14"/>
+                <w:rFonts w:ascii="Arial" w:hAnsi="Arial"/>
+              </w:rPr>
+              <w:t xml:space="preserve">20 мин</w:t>
+            </w:r>
+          </w:p>
+        </w:tc>
+        <w:tc>
+          <w:tcPr>
+            <w:tcW w:w="411" w:type="dxa"/>
+            <w:vMerge/>
+            <w:noWrap/>
+            <w:tcMar>
+              <w:left w:w="0" w:type="dxa"/>
+              <w:right w:w="0" w:type="dxa"/>
+            </w:tcMar>
+            <w:textDirection w:val="btLr"/>
+            <w:tcFitText/>
+          </w:tcPr>
+          <w:p/>
+        </w:tc>
+        <w:tc>
+          <w:tcPr>
+            <w:tcW w:w="1467" w:type="dxa"/>
+            <w:vMerge/>
+          </w:tcPr>
+          <w:p/>
+        </w:tc>
+        <w:tc>
+          <w:tcPr>
+            <w:tcW w:w="1554" w:type="dxa"/>
+            <w:vMerge/>
+          </w:tcPr>
+          <w:p/>
+        </w:tc>
+        <w:tc>
+          <w:tcPr>
+            <w:tcW w:w="1586" w:type="dxa"/>
+            <w:vMerge/>
+          </w:tcPr>
+          <w:p/>
+        </w:tc>
+      </w:tr>
+      <w:tr>
+        <w:tc>
+          <w:tcPr>
+            <w:tcW w:w="1809" w:type="dxa"/>
+            <w:vMerge w:val="restart"/>
+          </w:tcPr>
+          <w:p>
+            <w:r>
+              <w:rPr>
+                <w:sz w:val="14"/>
+                <w:rFonts w:ascii="Arial" w:hAnsi="Arial"/>
+              </w:rPr>
+              <w:t xml:space="preserve">стены (выше 2 м)</w:t>
+            </w:r>
+          </w:p>
+          <w:p>
+            <w:r/>
+          </w:p>
+          <w:p>
+            <w:r/>
+          </w:p>
+        </w:tc>
+        <w:tc>
+          <w:tcPr>
+            <w:tcW w:w="1134" w:type="dxa"/>
+          </w:tcPr>
+          <w:p>
+            <w:r>
+              <w:rPr>
+                <w:sz w:val="14"/>
+                <w:rFonts w:ascii="Arial" w:hAnsi="Arial"/>
+              </w:rPr>
+              <w:t xml:space="preserve">очистка (обеспыливание поверхностей)</w:t>
+            </w:r>
+          </w:p>
+        </w:tc>
+        <w:tc>
+          <w:tcPr>
+            <w:tcW w:w="426" w:type="dxa"/>
+            <w:textDirection w:val="btLr"/>
+          </w:tcPr>
+          <w:p>
+            <w:pPr>
+              <w:ind w:left="113" w:right="113"/>
+              <w:jc w:val="center"/>
+            </w:pPr>
+            <w:r>
+              <w:rPr>
+                <w:sz w:val="14"/>
+                <w:rFonts w:ascii="Arial" w:hAnsi="Arial"/>
+              </w:rPr>
+              <w:t xml:space="preserve"/>
+            </w:r>
+          </w:p>
+        </w:tc>
+        <w:tc>
+          <w:tcPr>
+            <w:tcW w:w="1417" w:type="dxa"/>
+          </w:tcPr>
+          <w:p>
+            <w:pPr>
+              <w:rPr>
+                <w:b/>
+                <w:bCs/>
+              </w:rPr>
+            </w:pPr>
+            <w:r>
+              <w:rPr>
+                <w:sz w:val="14"/>
+                <w:rFonts w:ascii="Arial" w:hAnsi="Arial"/>
+              </w:rPr>
+              <w:t xml:space="preserve">------------</w:t>
+            </w:r>
+          </w:p>
+        </w:tc>
+        <w:tc>
+          <w:tcPr>
+            <w:tcW w:w="1276" w:type="dxa"/>
+          </w:tcPr>
+          <w:p>
+            <w:r>
+              <w:rPr>
+                <w:sz w:val="14"/>
+                <w:rFonts w:ascii="Arial" w:hAnsi="Arial"/>
+              </w:rPr>
+              <w:t xml:space="preserve">ручной (протирание)</w:t>
+            </w:r>
+          </w:p>
+        </w:tc>
+        <w:tc>
+          <w:tcPr>
+            <w:tcW w:w="1990" w:type="dxa"/>
+          </w:tcPr>
+          <w:p>
+            <w:pPr>
+              <w:jc w:val="center"/>
+            </w:pPr>
+            <w:r>
+              <w:rPr>
+                <w:sz w:val="14"/>
+                <w:rFonts w:ascii="Arial" w:hAnsi="Arial"/>
+              </w:rPr>
+              <w:t xml:space="preserve">------------</w:t>
+            </w:r>
+          </w:p>
+        </w:tc>
+        <w:tc>
+          <w:tcPr>
+            <w:tcW w:w="1248" w:type="dxa"/>
+          </w:tcPr>
+          <w:p>
+            <w:pPr>
+              <w:jc w:val="center"/>
+            </w:pPr>
+            <w:r>
+              <w:rPr>
+                <w:sz w:val="14"/>
+                <w:rFonts w:ascii="Arial" w:hAnsi="Arial"/>
+              </w:rPr>
+              <w:t xml:space="preserve">------------</w:t>
+            </w:r>
+          </w:p>
+        </w:tc>
+        <w:tc>
+          <w:tcPr>
+            <w:tcW w:w="1032" w:type="dxa"/>
+          </w:tcPr>
+          <w:p>
+            <w:pPr>
+              <w:jc w:val="center"/>
+            </w:pPr>
+            <w:r>
+              <w:rPr>
+                <w:sz w:val="14"/>
+                <w:rFonts w:ascii="Arial" w:hAnsi="Arial"/>
+              </w:rPr>
+              <w:t xml:space="preserve">------------</w:t>
+            </w:r>
+          </w:p>
+        </w:tc>
+        <w:tc>
+          <w:tcPr>
+            <w:tcW w:w="411" w:type="dxa"/>
+            <w:vMerge w:val="restart"/>
+            <w:noWrap/>
+            <w:tcMar>
+              <w:left w:w="0" w:type="dxa"/>
+              <w:right w:w="0" w:type="dxa"/>
+            </w:tcMar>
+            <w:textDirection w:val="btLr"/>
+            <w:tcFitText/>
+          </w:tcPr>
+          <w:p>
+            <w:pPr>
+              <w:ind w:left="113" w:right="113"/>
+              <w:jc w:val="center"/>
+              <w:rPr>
+                <w:b/>
+                <w:bCs/>
+              </w:rPr>
+            </w:pPr>
+            <w:r>
+              <w:rPr>
+                <w:sz w:val="14"/>
+                <w:rFonts w:ascii="Arial" w:hAnsi="Arial"/>
+              </w:rPr>
+              <w:t xml:space="preserve">промаркированный</w:t>
+            </w:r>
+          </w:p>
+          <w:p>
+            <w:r/>
+          </w:p>
+          <w:p>
+            <w:r/>
+          </w:p>
+        </w:tc>
+        <w:tc>
+          <w:tcPr>
+            <w:tcW w:w="1467" w:type="dxa"/>
+          </w:tcPr>
+          <w:p>
+            <w:pPr>
+              <w:jc w:val="center"/>
+            </w:pPr>
+            <w:r>
+              <w:rPr>
+                <w:sz w:val="14"/>
+                <w:rFonts w:ascii="Arial" w:hAnsi="Arial"/>
+              </w:rPr>
+              <w:t xml:space="preserve">1 раз в 3 месяца</w:t>
+            </w:r>
+          </w:p>
+        </w:tc>
+        <w:tc>
+          <w:tcPr>
+            <w:tcW w:w="1554" w:type="dxa"/>
+            <w:vMerge w:val="restart"/>
+          </w:tcPr>
+          <w:p>
+            <w:r>
+              <w:rPr>
+                <w:sz w:val="14"/>
+                <w:rFonts w:ascii="Arial" w:hAnsi="Arial"/>
+              </w:rPr>
+              <w:t xml:space="preserve">сотрудник внутреннего клининга</w:t>
+            </w:r>
+          </w:p>
+          <w:p>
+            <w:r/>
+          </w:p>
+          <w:p>
+            <w:r/>
+          </w:p>
+        </w:tc>
+        <w:tc>
+          <w:tcPr>
+            <w:tcW w:w="1586" w:type="dxa"/>
+            <w:vMerge w:val="restart"/>
+          </w:tcPr>
+          <w:p>
+            <w:r>
+              <w:rPr>
+                <w:sz w:val="14"/>
+                <w:rFonts w:ascii="Arial" w:hAnsi="Arial"/>
+              </w:rPr>
+              <w:t xml:space="preserve">визуальный контроль/сотрудник отдела качества</w:t>
+            </w:r>
+          </w:p>
+          <w:p>
+            <w:r/>
+          </w:p>
+          <w:p>
+            <w:r/>
+          </w:p>
+        </w:tc>
+      </w:tr>
+      <w:tr>
+        <w:tc>
+          <w:tcPr>
+            <w:tcW w:w="1809" w:type="dxa"/>
+            <w:vMerge/>
+          </w:tcPr>
+          <w:p/>
+        </w:tc>
+        <w:tc>
+          <w:tcPr>
+            <w:tcW w:w="1134" w:type="dxa"/>
+          </w:tcPr>
+          <w:p>
+            <w:r>
+              <w:rPr>
+                <w:sz w:val="14"/>
+                <w:rFonts w:ascii="Arial" w:hAnsi="Arial"/>
+              </w:rPr>
+              <w:t xml:space="preserve">мойка</w:t>
+            </w:r>
+          </w:p>
+        </w:tc>
+        <w:tc>
+          <w:tcPr>
+            <w:tcW w:w="426" w:type="dxa"/>
+            <w:textDirection w:val="btLr"/>
+          </w:tcPr>
+          <w:p>
+            <w:pPr>
+              <w:ind w:left="113" w:right="113"/>
+              <w:jc w:val="center"/>
+            </w:pPr>
+            <w:r>
+              <w:rPr>
+                <w:sz w:val="14"/>
+                <w:rFonts w:ascii="Arial" w:hAnsi="Arial"/>
+              </w:rPr>
+              <w:t xml:space="preserve"/>
+            </w:r>
+          </w:p>
+        </w:tc>
+        <w:tc>
+          <w:tcPr>
+            <w:tcW w:w="1417" w:type="dxa"/>
+            <w:shd w:val="clear" w:color="auto" w:fill="99CCFF"/>
+          </w:tcPr>
+          <w:p>
+            <w:pPr>
+              <w:rPr>
+                <w:b/>
+                <w:bCs/>
+              </w:rPr>
+            </w:pPr>
+            <w:r>
+              <w:rPr>
+                <w:sz w:val="14"/>
+                <w:rFonts w:ascii="Arial" w:hAnsi="Arial"/>
+                <w:b/>
+              </w:rPr>
+              <w:t xml:space="preserve">ХИМИТЕК ЧУДОДЕЙ®-ПОЛИПРОМ 190022</w:t>
+            </w:r>
+          </w:p>
+        </w:tc>
+        <w:tc>
+          <w:tcPr>
+            <w:tcW w:w="1276" w:type="dxa"/>
+          </w:tcPr>
+          <w:p>
+            <w:r>
+              <w:rPr>
+                <w:sz w:val="14"/>
+                <w:rFonts w:ascii="Arial" w:hAnsi="Arial"/>
+              </w:rPr>
+              <w:t xml:space="preserve">ручной (протирание, обработка щеткой)</w:t>
+            </w:r>
+          </w:p>
+        </w:tc>
+        <w:tc>
+          <w:tcPr>
+            <w:tcW w:w="1990" w:type="dxa"/>
+          </w:tcPr>
+          <w:p>
+            <w:pPr>
+              <w:jc w:val="center"/>
+            </w:pPr>
+            <w:r>
+              <w:rPr>
+                <w:sz w:val="14"/>
+                <w:rFonts w:ascii="Arial" w:hAnsi="Arial"/>
+              </w:rPr>
+              <w:t xml:space="preserve">1,0 %</w:t>
+            </w:r>
+            <w:r>
+              <w:br/>
+            </w:r>
+            <w:r>
+              <w:rPr>
+                <w:rFonts w:ascii="Arial" w:hAnsi="Arial"/>
+                <w:sz w:val="14"/>
+              </w:rPr>
+              <w:t>ручное разведение</w:t>
+            </w:r>
+          </w:p>
+        </w:tc>
+        <w:tc>
+          <w:tcPr>
+            <w:tcW w:w="1248" w:type="dxa"/>
+          </w:tcPr>
+          <w:p>
+            <w:pPr>
+              <w:jc w:val="center"/>
+            </w:pPr>
+            <w:r>
+              <w:rPr>
+                <w:sz w:val="14"/>
+                <w:rFonts w:ascii="Arial" w:hAnsi="Arial"/>
+              </w:rPr>
+              <w:t xml:space="preserve">18-20 °C</w:t>
+            </w:r>
+          </w:p>
+        </w:tc>
+        <w:tc>
+          <w:tcPr>
+            <w:tcW w:w="1032" w:type="dxa"/>
+          </w:tcPr>
+          <w:p>
+            <w:pPr>
+              <w:jc w:val="center"/>
+            </w:pPr>
+            <w:r>
+              <w:rPr>
+                <w:sz w:val="14"/>
+                <w:rFonts w:ascii="Arial" w:hAnsi="Arial"/>
+              </w:rPr>
+              <w:t xml:space="preserve">------------</w:t>
+            </w:r>
+          </w:p>
+        </w:tc>
+        <w:tc>
+          <w:tcPr>
+            <w:tcW w:w="411" w:type="dxa"/>
+            <w:vMerge/>
+            <w:noWrap/>
+            <w:tcMar>
+              <w:left w:w="0" w:type="dxa"/>
+              <w:right w:w="0" w:type="dxa"/>
+            </w:tcMar>
+            <w:textDirection w:val="btLr"/>
+            <w:tcFitText/>
+          </w:tcPr>
+          <w:p/>
+        </w:tc>
+        <w:tc>
+          <w:tcPr>
+            <w:tcW w:w="1467" w:type="dxa"/>
+            <w:vMerge w:val="restart"/>
+          </w:tcPr>
+          <w:p>
+            <w:pPr>
+              <w:jc w:val="center"/>
+            </w:pPr>
+            <w:r>
+              <w:rPr>
+                <w:sz w:val="14"/>
+                <w:rFonts w:ascii="Arial" w:hAnsi="Arial"/>
+              </w:rPr>
+              <w:t xml:space="preserve">1 раз в 6 месяцев</w:t>
+            </w:r>
+          </w:p>
+          <w:p>
+            <w:r/>
+          </w:p>
+        </w:tc>
+        <w:tc>
+          <w:tcPr>
+            <w:tcW w:w="1554" w:type="dxa"/>
+            <w:vMerge/>
+          </w:tcPr>
+          <w:p/>
+        </w:tc>
+        <w:tc>
+          <w:tcPr>
+            <w:tcW w:w="1586" w:type="dxa"/>
+            <w:vMerge/>
+          </w:tcPr>
+          <w:p/>
+        </w:tc>
+      </w:tr>
+      <w:tr>
+        <w:tc>
+          <w:tcPr>
+            <w:tcW w:w="1809" w:type="dxa"/>
+            <w:vMerge/>
+          </w:tcPr>
+          <w:p/>
+        </w:tc>
+        <w:tc>
+          <w:tcPr>
+            <w:tcW w:w="1134" w:type="dxa"/>
+          </w:tcPr>
+          <w:p>
+            <w:r>
+              <w:rPr>
+                <w:sz w:val="14"/>
+                <w:rFonts w:ascii="Arial" w:hAnsi="Arial"/>
+              </w:rPr>
+              <w:t xml:space="preserve">дезинфекция</w:t>
+            </w:r>
+          </w:p>
+        </w:tc>
+        <w:tc>
+          <w:tcPr>
+            <w:tcW w:w="426" w:type="dxa"/>
+            <w:textDirection w:val="btLr"/>
+          </w:tcPr>
+          <w:p>
+            <w:pPr>
+              <w:ind w:left="113" w:right="113"/>
+              <w:jc w:val="center"/>
+            </w:pPr>
+            <w:r>
+              <w:rPr>
+                <w:sz w:val="14"/>
+                <w:rFonts w:ascii="Arial" w:hAnsi="Arial"/>
+              </w:rPr>
+              <w:t xml:space="preserve"/>
+            </w:r>
+          </w:p>
+        </w:tc>
+        <w:tc>
+          <w:tcPr>
+            <w:tcW w:w="1417" w:type="dxa"/>
+            <w:shd w:val="clear" w:color="auto" w:fill="FFFFCC"/>
+          </w:tcPr>
+          <w:p>
+            <w:pPr>
+              <w:rPr>
+                <w:b/>
+                <w:bCs/>
+              </w:rPr>
+            </w:pPr>
+            <w:r>
+              <w:rPr>
+                <w:sz w:val="14"/>
+                <w:rFonts w:ascii="Arial" w:hAnsi="Arial"/>
+                <w:b/>
+              </w:rPr>
+              <w:t xml:space="preserve">ХИМИТЕК ПОЛИДЕЗ-СУПЕР</w:t>
+            </w:r>
+          </w:p>
+        </w:tc>
+        <w:tc>
+          <w:tcPr>
+            <w:tcW w:w="1276" w:type="dxa"/>
+          </w:tcPr>
+          <w:p>
+            <w:r>
+              <w:rPr>
+                <w:sz w:val="14"/>
+                <w:rFonts w:ascii="Arial" w:hAnsi="Arial"/>
+              </w:rPr>
+              <w:t xml:space="preserve">ручной (протирание)</w:t>
+            </w:r>
+          </w:p>
+        </w:tc>
+        <w:tc>
+          <w:tcPr>
+            <w:tcW w:w="1990" w:type="dxa"/>
+          </w:tcPr>
+          <w:p>
+            <w:pPr>
+              <w:jc w:val="center"/>
+            </w:pPr>
+            <w:r>
+              <w:rPr>
+                <w:sz w:val="14"/>
+                <w:rFonts w:ascii="Arial" w:hAnsi="Arial"/>
+              </w:rPr>
+              <w:t xml:space="preserve">0,02-0,05 %</w:t>
+            </w:r>
+            <w:r>
+              <w:br/>
+            </w:r>
+            <w:r>
+              <w:rPr>
+                <w:rFonts w:ascii="Arial" w:hAnsi="Arial"/>
+                <w:sz w:val="14"/>
+              </w:rPr>
+              <w:t>дозирующая система ProMax</w:t>
+            </w:r>
+          </w:p>
+        </w:tc>
+        <w:tc>
+          <w:tcPr>
+            <w:tcW w:w="1248" w:type="dxa"/>
+          </w:tcPr>
+          <w:p>
+            <w:pPr>
+              <w:jc w:val="center"/>
+            </w:pPr>
+            <w:r>
+              <w:rPr>
+                <w:sz w:val="14"/>
+                <w:rFonts w:ascii="Arial" w:hAnsi="Arial"/>
+              </w:rPr>
+              <w:t xml:space="preserve">18-20 °C</w:t>
+            </w:r>
+          </w:p>
+        </w:tc>
+        <w:tc>
+          <w:tcPr>
+            <w:tcW w:w="1032" w:type="dxa"/>
+          </w:tcPr>
+          <w:p>
+            <w:pPr>
+              <w:jc w:val="center"/>
+            </w:pPr>
+            <w:r>
+              <w:rPr>
+                <w:sz w:val="14"/>
+                <w:rFonts w:ascii="Arial" w:hAnsi="Arial"/>
+              </w:rPr>
+              <w:t xml:space="preserve">20 мин</w:t>
+            </w:r>
+          </w:p>
+        </w:tc>
+        <w:tc>
+          <w:tcPr>
+            <w:tcW w:w="411" w:type="dxa"/>
+            <w:vMerge/>
+            <w:noWrap/>
+            <w:tcMar>
+              <w:left w:w="0" w:type="dxa"/>
+              <w:right w:w="0" w:type="dxa"/>
+            </w:tcMar>
+            <w:textDirection w:val="btLr"/>
+            <w:tcFitText/>
+          </w:tcPr>
+          <w:p/>
+        </w:tc>
+        <w:tc>
+          <w:tcPr>
+            <w:tcW w:w="1467" w:type="dxa"/>
+            <w:vMerge/>
+          </w:tcPr>
+          <w:p/>
+        </w:tc>
+        <w:tc>
+          <w:tcPr>
+            <w:tcW w:w="1554" w:type="dxa"/>
+            <w:vMerge/>
+          </w:tcPr>
+          <w:p/>
+        </w:tc>
+        <w:tc>
+          <w:tcPr>
+            <w:tcW w:w="1586" w:type="dxa"/>
+            <w:vMerge/>
+          </w:tcPr>
+          <w:p/>
+        </w:tc>
+      </w:tr>
+      <w:tr>
+        <w:tc>
+          <w:tcPr>
+            <w:tcW w:w="1809" w:type="dxa"/>
+            <w:vMerge w:val="restart"/>
+          </w:tcPr>
+          <w:p>
+            <w:r>
+              <w:rPr>
+                <w:sz w:val="14"/>
+                <w:rFonts w:ascii="Arial" w:hAnsi="Arial"/>
+              </w:rPr>
+              <w:t xml:space="preserve">стены (до 2 м)</w:t>
+            </w:r>
+          </w:p>
+          <w:p>
+            <w:r/>
+          </w:p>
+        </w:tc>
+        <w:tc>
+          <w:tcPr>
+            <w:tcW w:w="1134" w:type="dxa"/>
+          </w:tcPr>
+          <w:p>
+            <w:r>
+              <w:rPr>
+                <w:sz w:val="14"/>
+                <w:rFonts w:ascii="Arial" w:hAnsi="Arial"/>
+              </w:rPr>
+              <w:t xml:space="preserve">мойка</w:t>
+            </w:r>
+          </w:p>
+        </w:tc>
+        <w:tc>
+          <w:tcPr>
+            <w:tcW w:w="426" w:type="dxa"/>
+            <w:textDirection w:val="btLr"/>
+          </w:tcPr>
+          <w:p>
+            <w:pPr>
+              <w:ind w:left="113" w:right="113"/>
+              <w:jc w:val="center"/>
+            </w:pPr>
+            <w:r>
+              <w:rPr>
+                <w:sz w:val="14"/>
+                <w:rFonts w:ascii="Arial" w:hAnsi="Arial"/>
+              </w:rPr>
+              <w:t xml:space="preserve"/>
+            </w:r>
+          </w:p>
+        </w:tc>
+        <w:tc>
+          <w:tcPr>
+            <w:tcW w:w="1417" w:type="dxa"/>
+            <w:shd w:val="clear" w:color="auto" w:fill="99CCFF"/>
+          </w:tcPr>
+          <w:p>
+            <w:pPr>
+              <w:rPr>
+                <w:b/>
+                <w:bCs/>
+              </w:rPr>
+            </w:pPr>
+            <w:r>
+              <w:rPr>
+                <w:sz w:val="14"/>
+                <w:rFonts w:ascii="Arial" w:hAnsi="Arial"/>
+                <w:b/>
+              </w:rPr>
+              <w:t xml:space="preserve">ХИМИТЕК ЧУДОДЕЙ®-ПОЛИПРОМ 190022</w:t>
+            </w:r>
+          </w:p>
+        </w:tc>
+        <w:tc>
+          <w:tcPr>
+            <w:tcW w:w="1276" w:type="dxa"/>
+          </w:tcPr>
+          <w:p>
+            <w:r>
+              <w:rPr>
+                <w:sz w:val="14"/>
+                <w:rFonts w:ascii="Arial" w:hAnsi="Arial"/>
+              </w:rPr>
+              <w:t xml:space="preserve">ручной (протирание, обработка щеткой)</w:t>
+            </w:r>
+          </w:p>
+        </w:tc>
+        <w:tc>
+          <w:tcPr>
+            <w:tcW w:w="1990" w:type="dxa"/>
+          </w:tcPr>
+          <w:p>
+            <w:pPr>
+              <w:jc w:val="center"/>
+            </w:pPr>
+            <w:r>
+              <w:rPr>
+                <w:sz w:val="14"/>
+                <w:rFonts w:ascii="Arial" w:hAnsi="Arial"/>
+              </w:rPr>
+              <w:t xml:space="preserve">1,0 %</w:t>
+            </w:r>
+            <w:r>
+              <w:br/>
+            </w:r>
+            <w:r>
+              <w:rPr>
+                <w:rFonts w:ascii="Arial" w:hAnsi="Arial"/>
+                <w:sz w:val="14"/>
+              </w:rPr>
+              <w:t>ручное разведение</w:t>
+            </w:r>
+          </w:p>
+        </w:tc>
+        <w:tc>
+          <w:tcPr>
+            <w:tcW w:w="1248" w:type="dxa"/>
+          </w:tcPr>
+          <w:p>
+            <w:pPr>
+              <w:jc w:val="center"/>
+            </w:pPr>
+            <w:r>
+              <w:rPr>
+                <w:sz w:val="14"/>
+                <w:rFonts w:ascii="Arial" w:hAnsi="Arial"/>
+              </w:rPr>
+              <w:t xml:space="preserve">не ниже 40°C</w:t>
+            </w:r>
+          </w:p>
+        </w:tc>
+        <w:tc>
+          <w:tcPr>
+            <w:tcW w:w="1032" w:type="dxa"/>
+          </w:tcPr>
+          <w:p>
+            <w:pPr>
+              <w:jc w:val="center"/>
+            </w:pPr>
+            <w:r>
+              <w:rPr>
+                <w:sz w:val="14"/>
+                <w:rFonts w:ascii="Arial" w:hAnsi="Arial"/>
+              </w:rPr>
+              <w:t xml:space="preserve">------------</w:t>
+            </w:r>
+          </w:p>
+        </w:tc>
+        <w:tc>
+          <w:tcPr>
+            <w:tcW w:w="411" w:type="dxa"/>
+            <w:vMerge w:val="restart"/>
+            <w:noWrap/>
+            <w:tcMar>
+              <w:left w:w="0" w:type="dxa"/>
+              <w:right w:w="0" w:type="dxa"/>
+            </w:tcMar>
+            <w:textDirection w:val="btLr"/>
+            <w:tcFitText/>
+          </w:tcPr>
+          <w:p>
+            <w:pPr>
+              <w:ind w:left="113" w:right="113"/>
+              <w:jc w:val="center"/>
+              <w:rPr>
+                <w:b/>
+                <w:bCs/>
+              </w:rPr>
+            </w:pPr>
+            <w:r>
+              <w:rPr>
+                <w:sz w:val="14"/>
+                <w:rFonts w:ascii="Arial" w:hAnsi="Arial"/>
+              </w:rPr>
+              <w:t xml:space="preserve">промаркированный</w:t>
+            </w:r>
+          </w:p>
+          <w:p>
+            <w:r/>
+          </w:p>
+        </w:tc>
+        <w:tc>
+          <w:tcPr>
+            <w:tcW w:w="1467" w:type="dxa"/>
+            <w:vMerge w:val="restart"/>
+          </w:tcPr>
+          <w:p>
+            <w:pPr>
+              <w:jc w:val="center"/>
+            </w:pPr>
+            <w:r>
+              <w:rPr>
+                <w:sz w:val="14"/>
+                <w:rFonts w:ascii="Arial" w:hAnsi="Arial"/>
+              </w:rPr>
+              <w:t xml:space="preserve">1 раз в месяц</w:t>
+            </w:r>
+          </w:p>
+          <w:p>
+            <w:r/>
+          </w:p>
+        </w:tc>
+        <w:tc>
+          <w:tcPr>
+            <w:tcW w:w="1554" w:type="dxa"/>
+            <w:vMerge w:val="restart"/>
+          </w:tcPr>
+          <w:p>
+            <w:r>
+              <w:rPr>
+                <w:sz w:val="14"/>
+                <w:rFonts w:ascii="Arial" w:hAnsi="Arial"/>
+              </w:rPr>
+              <w:t xml:space="preserve">сотрудник внутреннего клининга</w:t>
+            </w:r>
+          </w:p>
+          <w:p>
+            <w:r/>
+          </w:p>
+        </w:tc>
+        <w:tc>
+          <w:tcPr>
+            <w:tcW w:w="1586" w:type="dxa"/>
+            <w:vMerge w:val="restart"/>
+          </w:tcPr>
+          <w:p>
+            <w:r>
+              <w:rPr>
+                <w:sz w:val="14"/>
+                <w:rFonts w:ascii="Arial" w:hAnsi="Arial"/>
+              </w:rPr>
+              <w:t xml:space="preserve">визуальный контроль/сотрудник отдела качества</w:t>
+            </w:r>
+          </w:p>
+          <w:p>
+            <w:r/>
+          </w:p>
+        </w:tc>
+      </w:tr>
+      <w:tr>
+        <w:tc>
+          <w:tcPr>
+            <w:tcW w:w="1809" w:type="dxa"/>
+            <w:vMerge/>
+          </w:tcPr>
+          <w:p/>
+        </w:tc>
+        <w:tc>
+          <w:tcPr>
+            <w:tcW w:w="1134" w:type="dxa"/>
+          </w:tcPr>
+          <w:p>
+            <w:r>
+              <w:rPr>
+                <w:sz w:val="14"/>
+                <w:rFonts w:ascii="Arial" w:hAnsi="Arial"/>
+              </w:rPr>
+              <w:t xml:space="preserve">дезинфекция</w:t>
+            </w:r>
+          </w:p>
+        </w:tc>
+        <w:tc>
+          <w:tcPr>
+            <w:tcW w:w="426" w:type="dxa"/>
+            <w:textDirection w:val="btLr"/>
+          </w:tcPr>
+          <w:p>
+            <w:pPr>
+              <w:ind w:left="113" w:right="113"/>
+              <w:jc w:val="center"/>
+            </w:pPr>
+            <w:r>
+              <w:rPr>
+                <w:sz w:val="14"/>
+                <w:rFonts w:ascii="Arial" w:hAnsi="Arial"/>
+              </w:rPr>
+              <w:t xml:space="preserve"/>
+            </w:r>
+          </w:p>
+        </w:tc>
+        <w:tc>
+          <w:tcPr>
+            <w:tcW w:w="1417" w:type="dxa"/>
+            <w:shd w:val="clear" w:color="auto" w:fill="FFFFCC"/>
+          </w:tcPr>
+          <w:p>
+            <w:pPr>
+              <w:rPr>
+                <w:b/>
+                <w:bCs/>
+              </w:rPr>
+            </w:pPr>
+            <w:r>
+              <w:rPr>
+                <w:sz w:val="14"/>
+                <w:rFonts w:ascii="Arial" w:hAnsi="Arial"/>
+                <w:b/>
+              </w:rPr>
+              <w:t xml:space="preserve">ХИМИТЕК ПОЛИДЕЗ-СУПЕР</w:t>
+            </w:r>
+          </w:p>
+        </w:tc>
+        <w:tc>
+          <w:tcPr>
+            <w:tcW w:w="1276" w:type="dxa"/>
+          </w:tcPr>
+          <w:p>
+            <w:r>
+              <w:rPr>
+                <w:sz w:val="14"/>
+                <w:rFonts w:ascii="Arial" w:hAnsi="Arial"/>
+              </w:rPr>
+              <w:t xml:space="preserve">ручной (протирание)</w:t>
+            </w:r>
+          </w:p>
+        </w:tc>
+        <w:tc>
+          <w:tcPr>
+            <w:tcW w:w="1990" w:type="dxa"/>
+          </w:tcPr>
+          <w:p>
+            <w:pPr>
+              <w:jc w:val="center"/>
+            </w:pPr>
+            <w:r>
+              <w:rPr>
+                <w:sz w:val="14"/>
+                <w:rFonts w:ascii="Arial" w:hAnsi="Arial"/>
+              </w:rPr>
+              <w:t xml:space="preserve">0,02-0,05 %</w:t>
+            </w:r>
+            <w:r>
+              <w:br/>
+            </w:r>
+            <w:r>
+              <w:rPr>
+                <w:rFonts w:ascii="Arial" w:hAnsi="Arial"/>
+                <w:sz w:val="14"/>
+              </w:rPr>
+              <w:t>дозирующая система ProMax</w:t>
+            </w:r>
+          </w:p>
+        </w:tc>
+        <w:tc>
+          <w:tcPr>
+            <w:tcW w:w="1248" w:type="dxa"/>
+          </w:tcPr>
+          <w:p>
+            <w:pPr>
+              <w:jc w:val="center"/>
+            </w:pPr>
+            <w:r>
+              <w:rPr>
+                <w:sz w:val="14"/>
+                <w:rFonts w:ascii="Arial" w:hAnsi="Arial"/>
+              </w:rPr>
+              <w:t xml:space="preserve">18-20 °C</w:t>
+            </w:r>
+          </w:p>
+        </w:tc>
+        <w:tc>
+          <w:tcPr>
+            <w:tcW w:w="1032" w:type="dxa"/>
+          </w:tcPr>
+          <w:p>
+            <w:pPr>
+              <w:jc w:val="center"/>
+            </w:pPr>
+            <w:r>
+              <w:rPr>
+                <w:sz w:val="14"/>
+                <w:rFonts w:ascii="Arial" w:hAnsi="Arial"/>
+              </w:rPr>
+              <w:t xml:space="preserve">20 мин</w:t>
+            </w:r>
+          </w:p>
+        </w:tc>
+        <w:tc>
+          <w:tcPr>
+            <w:tcW w:w="411" w:type="dxa"/>
+            <w:vMerge/>
+            <w:noWrap/>
+            <w:tcMar>
+              <w:left w:w="0" w:type="dxa"/>
+              <w:right w:w="0" w:type="dxa"/>
+            </w:tcMar>
+            <w:textDirection w:val="btLr"/>
+            <w:tcFitText/>
+          </w:tcPr>
+          <w:p/>
+        </w:tc>
+        <w:tc>
+          <w:tcPr>
+            <w:tcW w:w="1467" w:type="dxa"/>
+            <w:vMerge/>
+          </w:tcPr>
+          <w:p/>
+        </w:tc>
+        <w:tc>
+          <w:tcPr>
+            <w:tcW w:w="1554" w:type="dxa"/>
+            <w:vMerge/>
+          </w:tcPr>
+          <w:p/>
+        </w:tc>
+        <w:tc>
+          <w:tcPr>
+            <w:tcW w:w="1586" w:type="dxa"/>
+            <w:vMerge/>
+          </w:tcPr>
+          <w:p/>
+        </w:tc>
+      </w:tr>
+      <w:tr>
+        <w:tc>
+          <w:tcPr>
+            <w:tcW w:w="15350" w:type="dxa"/>
+            <w:gridSpan w:val="12"/>
+          </w:tcPr>
+          <w:p>
+            <w:r>
+              <w:rPr>
+                <w:b/>
+                <w:sz w:val="14"/>
+                <w:rFonts w:ascii="Arial" w:hAnsi="Arial"/>
+              </w:rPr>
+              <w:t xml:space="preserve">Мебель</w:t>
+            </w:r>
+          </w:p>
+        </w:tc>
+      </w:tr>
+      <w:tr>
+        <w:tc>
+          <w:tcPr>
+            <w:tcW w:w="1809" w:type="dxa"/>
+            <w:vMerge w:val="restart"/>
+          </w:tcPr>
+          <w:p>
+            <w:r>
+              <w:rPr>
+                <w:sz w:val="14"/>
+                <w:rFonts w:ascii="Arial" w:hAnsi="Arial"/>
+              </w:rPr>
+              <w:t xml:space="preserve">вешалки</w:t>
+            </w:r>
+          </w:p>
+          <w:p>
+            <w:r/>
+          </w:p>
+        </w:tc>
+        <w:tc>
+          <w:tcPr>
+            <w:tcW w:w="1134" w:type="dxa"/>
+          </w:tcPr>
+          <w:p>
+            <w:r>
+              <w:rPr>
+                <w:sz w:val="14"/>
+                <w:rFonts w:ascii="Arial" w:hAnsi="Arial"/>
+              </w:rPr>
+              <w:t xml:space="preserve">мойка</w:t>
+            </w:r>
+          </w:p>
+        </w:tc>
+        <w:tc>
+          <w:tcPr>
+            <w:tcW w:w="426" w:type="dxa"/>
+            <w:textDirection w:val="btLr"/>
+          </w:tcPr>
+          <w:p>
+            <w:pPr>
+              <w:ind w:left="113" w:right="113"/>
+              <w:jc w:val="center"/>
+            </w:pPr>
+            <w:r>
+              <w:rPr>
+                <w:sz w:val="14"/>
+                <w:rFonts w:ascii="Arial" w:hAnsi="Arial"/>
+              </w:rPr>
+              <w:t xml:space="preserve"/>
+            </w:r>
+          </w:p>
+        </w:tc>
+        <w:tc>
+          <w:tcPr>
+            <w:tcW w:w="1417" w:type="dxa"/>
+            <w:shd w:val="clear" w:color="auto" w:fill="99CCFF"/>
+          </w:tcPr>
+          <w:p>
+            <w:pPr>
+              <w:rPr>
+                <w:b/>
+                <w:bCs/>
+              </w:rPr>
+            </w:pPr>
+            <w:r>
+              <w:rPr>
+                <w:sz w:val="14"/>
+                <w:rFonts w:ascii="Arial" w:hAnsi="Arial"/>
+                <w:b/>
+              </w:rPr>
+              <w:t xml:space="preserve">ХИМИТЕК ЧУДОДЕЙ®-ПОЛИПРОМ 190022</w:t>
+            </w:r>
+          </w:p>
+        </w:tc>
+        <w:tc>
+          <w:tcPr>
+            <w:tcW w:w="1276" w:type="dxa"/>
+          </w:tcPr>
+          <w:p>
+            <w:r>
+              <w:rPr>
+                <w:sz w:val="14"/>
+                <w:rFonts w:ascii="Arial" w:hAnsi="Arial"/>
+              </w:rPr>
+              <w:t xml:space="preserve">ручной (протирание, обработка щеткой)</w:t>
+            </w:r>
+          </w:p>
+        </w:tc>
+        <w:tc>
+          <w:tcPr>
+            <w:tcW w:w="1990" w:type="dxa"/>
+          </w:tcPr>
+          <w:p>
+            <w:pPr>
+              <w:jc w:val="center"/>
+            </w:pPr>
+            <w:r>
+              <w:rPr>
+                <w:sz w:val="14"/>
+                <w:rFonts w:ascii="Arial" w:hAnsi="Arial"/>
+              </w:rPr>
+              <w:t xml:space="preserve">1,0 %</w:t>
+            </w:r>
+            <w:r>
+              <w:br/>
+            </w:r>
+            <w:r>
+              <w:rPr>
+                <w:rFonts w:ascii="Arial" w:hAnsi="Arial"/>
+                <w:sz w:val="14"/>
+              </w:rPr>
+              <w:t>ручное разведение</w:t>
+            </w:r>
+          </w:p>
+        </w:tc>
+        <w:tc>
+          <w:tcPr>
+            <w:tcW w:w="1248" w:type="dxa"/>
+          </w:tcPr>
+          <w:p>
+            <w:pPr>
+              <w:jc w:val="center"/>
+            </w:pPr>
+            <w:r>
+              <w:rPr>
+                <w:sz w:val="14"/>
+                <w:rFonts w:ascii="Arial" w:hAnsi="Arial"/>
+              </w:rPr>
+              <w:t xml:space="preserve">не ниже 40°C</w:t>
+            </w:r>
+          </w:p>
+        </w:tc>
+        <w:tc>
+          <w:tcPr>
+            <w:tcW w:w="1032" w:type="dxa"/>
+          </w:tcPr>
+          <w:p>
+            <w:pPr>
+              <w:jc w:val="center"/>
+            </w:pPr>
+            <w:r>
+              <w:rPr>
+                <w:sz w:val="14"/>
+                <w:rFonts w:ascii="Arial" w:hAnsi="Arial"/>
+              </w:rPr>
+              <w:t xml:space="preserve">------------</w:t>
+            </w:r>
+          </w:p>
+        </w:tc>
+        <w:tc>
+          <w:tcPr>
+            <w:tcW w:w="411" w:type="dxa"/>
+            <w:vMerge w:val="restart"/>
+            <w:noWrap/>
+            <w:tcMar>
+              <w:left w:w="0" w:type="dxa"/>
+              <w:right w:w="0" w:type="dxa"/>
+            </w:tcMar>
+            <w:textDirection w:val="btLr"/>
+            <w:tcFitText/>
+          </w:tcPr>
+          <w:p>
+            <w:pPr>
+              <w:ind w:left="113" w:right="113"/>
+              <w:jc w:val="center"/>
+              <w:rPr>
+                <w:b/>
+                <w:bCs/>
+              </w:rPr>
+            </w:pPr>
+            <w:r>
+              <w:rPr>
+                <w:sz w:val="14"/>
+                <w:rFonts w:ascii="Arial" w:hAnsi="Arial"/>
+              </w:rPr>
+              <w:t xml:space="preserve">промаркированный</w:t>
+            </w:r>
+          </w:p>
+          <w:p>
+            <w:r/>
+          </w:p>
+        </w:tc>
+        <w:tc>
+          <w:tcPr>
+            <w:tcW w:w="1467" w:type="dxa"/>
+            <w:vMerge w:val="restart"/>
+          </w:tcPr>
+          <w:p>
+            <w:pPr>
+              <w:jc w:val="center"/>
+            </w:pPr>
+            <w:r>
+              <w:rPr>
+                <w:sz w:val="14"/>
+                <w:rFonts w:ascii="Arial" w:hAnsi="Arial"/>
+              </w:rPr>
+              <w:t xml:space="preserve">1 раз в неделю</w:t>
+            </w:r>
+          </w:p>
+          <w:p>
+            <w:r/>
+          </w:p>
+        </w:tc>
+        <w:tc>
+          <w:tcPr>
+            <w:tcW w:w="1554" w:type="dxa"/>
+            <w:vMerge w:val="restart"/>
+          </w:tcPr>
+          <w:p>
+            <w:r>
+              <w:rPr>
+                <w:sz w:val="14"/>
+                <w:rFonts w:ascii="Arial" w:hAnsi="Arial"/>
+              </w:rPr>
+              <w:t xml:space="preserve">сотрудник внутреннего клининга</w:t>
+            </w:r>
+          </w:p>
+          <w:p>
+            <w:r/>
+          </w:p>
+        </w:tc>
+        <w:tc>
+          <w:tcPr>
+            <w:tcW w:w="1586" w:type="dxa"/>
+            <w:vMerge w:val="restart"/>
+          </w:tcPr>
+          <w:p>
+            <w:r>
+              <w:rPr>
+                <w:sz w:val="14"/>
+                <w:rFonts w:ascii="Arial" w:hAnsi="Arial"/>
+              </w:rPr>
+              <w:t xml:space="preserve">визуальный контроль/сотрудник отдела качества</w:t>
+            </w:r>
+          </w:p>
+          <w:p>
+            <w:r/>
+          </w:p>
+        </w:tc>
+      </w:tr>
+      <w:tr>
+        <w:tc>
+          <w:tcPr>
+            <w:tcW w:w="1809" w:type="dxa"/>
+            <w:vMerge/>
+          </w:tcPr>
+          <w:p/>
+        </w:tc>
+        <w:tc>
+          <w:tcPr>
+            <w:tcW w:w="1134" w:type="dxa"/>
+          </w:tcPr>
+          <w:p>
+            <w:r>
+              <w:rPr>
+                <w:sz w:val="14"/>
+                <w:rFonts w:ascii="Arial" w:hAnsi="Arial"/>
+              </w:rPr>
+              <w:t xml:space="preserve">дезинфекция</w:t>
+            </w:r>
+          </w:p>
+        </w:tc>
+        <w:tc>
+          <w:tcPr>
+            <w:tcW w:w="426" w:type="dxa"/>
+            <w:textDirection w:val="btLr"/>
+          </w:tcPr>
+          <w:p>
+            <w:pPr>
+              <w:ind w:left="113" w:right="113"/>
+              <w:jc w:val="center"/>
+            </w:pPr>
+            <w:r>
+              <w:rPr>
+                <w:sz w:val="14"/>
+                <w:rFonts w:ascii="Arial" w:hAnsi="Arial"/>
+              </w:rPr>
+              <w:t xml:space="preserve"/>
+            </w:r>
+          </w:p>
+        </w:tc>
+        <w:tc>
+          <w:tcPr>
+            <w:tcW w:w="1417" w:type="dxa"/>
+            <w:shd w:val="clear" w:color="auto" w:fill="FFFFCC"/>
+          </w:tcPr>
+          <w:p>
+            <w:pPr>
+              <w:rPr>
+                <w:b/>
+                <w:bCs/>
+              </w:rPr>
+            </w:pPr>
+            <w:r>
+              <w:rPr>
+                <w:sz w:val="14"/>
+                <w:rFonts w:ascii="Arial" w:hAnsi="Arial"/>
+                <w:b/>
+              </w:rPr>
+              <w:t xml:space="preserve">ХИМИТЕК ПОЛИДЕЗ-СУПЕР</w:t>
+            </w:r>
+          </w:p>
+        </w:tc>
+        <w:tc>
+          <w:tcPr>
+            <w:tcW w:w="1276" w:type="dxa"/>
+          </w:tcPr>
+          <w:p>
+            <w:r>
+              <w:rPr>
+                <w:sz w:val="14"/>
+                <w:rFonts w:ascii="Arial" w:hAnsi="Arial"/>
+              </w:rPr>
+              <w:t xml:space="preserve">ручной (протирание)</w:t>
+            </w:r>
+          </w:p>
+        </w:tc>
+        <w:tc>
+          <w:tcPr>
+            <w:tcW w:w="1990" w:type="dxa"/>
+          </w:tcPr>
+          <w:p>
+            <w:pPr>
+              <w:jc w:val="center"/>
+            </w:pPr>
+            <w:r>
+              <w:rPr>
+                <w:sz w:val="14"/>
+                <w:rFonts w:ascii="Arial" w:hAnsi="Arial"/>
+              </w:rPr>
+              <w:t xml:space="preserve">0,02-0,05 %</w:t>
+            </w:r>
+            <w:r>
+              <w:br/>
+            </w:r>
+            <w:r>
+              <w:rPr>
+                <w:rFonts w:ascii="Arial" w:hAnsi="Arial"/>
+                <w:sz w:val="14"/>
+              </w:rPr>
+              <w:t>дозирующая система ProMax</w:t>
+            </w:r>
+          </w:p>
+        </w:tc>
+        <w:tc>
+          <w:tcPr>
+            <w:tcW w:w="1248" w:type="dxa"/>
+          </w:tcPr>
+          <w:p>
+            <w:pPr>
+              <w:jc w:val="center"/>
+            </w:pPr>
+            <w:r>
+              <w:rPr>
+                <w:sz w:val="14"/>
+                <w:rFonts w:ascii="Arial" w:hAnsi="Arial"/>
+              </w:rPr>
+              <w:t xml:space="preserve">18-20 °C</w:t>
+            </w:r>
+          </w:p>
+        </w:tc>
+        <w:tc>
+          <w:tcPr>
+            <w:tcW w:w="1032" w:type="dxa"/>
+          </w:tcPr>
+          <w:p>
+            <w:pPr>
+              <w:jc w:val="center"/>
+            </w:pPr>
+            <w:r>
+              <w:rPr>
+                <w:sz w:val="14"/>
+                <w:rFonts w:ascii="Arial" w:hAnsi="Arial"/>
+              </w:rPr>
+              <w:t xml:space="preserve">20 мин</w:t>
+            </w:r>
+          </w:p>
+        </w:tc>
+        <w:tc>
+          <w:tcPr>
+            <w:tcW w:w="411" w:type="dxa"/>
+            <w:vMerge/>
+            <w:noWrap/>
+            <w:tcMar>
+              <w:left w:w="0" w:type="dxa"/>
+              <w:right w:w="0" w:type="dxa"/>
+            </w:tcMar>
+            <w:textDirection w:val="btLr"/>
+            <w:tcFitText/>
+          </w:tcPr>
+          <w:p/>
+        </w:tc>
+        <w:tc>
+          <w:tcPr>
+            <w:tcW w:w="1467" w:type="dxa"/>
+            <w:vMerge/>
+          </w:tcPr>
+          <w:p/>
+        </w:tc>
+        <w:tc>
+          <w:tcPr>
+            <w:tcW w:w="1554" w:type="dxa"/>
+            <w:vMerge/>
+          </w:tcPr>
+          <w:p/>
+        </w:tc>
+        <w:tc>
+          <w:tcPr>
+            <w:tcW w:w="1586" w:type="dxa"/>
+            <w:vMerge/>
+          </w:tcPr>
+          <w:p/>
+        </w:tc>
+      </w:tr>
+      <w:tr>
+        <w:tc>
+          <w:tcPr>
+            <w:tcW w:w="1809" w:type="dxa"/>
+          </w:tcPr>
+          <w:p>
+            <w:r>
+              <w:rPr>
+                <w:sz w:val="14"/>
+                <w:rFonts w:ascii="Arial" w:hAnsi="Arial"/>
+              </w:rPr>
+              <w:t xml:space="preserve">зеркала</w:t>
+            </w:r>
+          </w:p>
+        </w:tc>
+        <w:tc>
+          <w:tcPr>
+            <w:tcW w:w="1134" w:type="dxa"/>
+          </w:tcPr>
+          <w:p>
+            <w:r>
+              <w:rPr>
+                <w:sz w:val="14"/>
+                <w:rFonts w:ascii="Arial" w:hAnsi="Arial"/>
+              </w:rPr>
+              <w:t xml:space="preserve">мойка</w:t>
+            </w:r>
+          </w:p>
+        </w:tc>
+        <w:tc>
+          <w:tcPr>
+            <w:tcW w:w="426" w:type="dxa"/>
+            <w:textDirection w:val="btLr"/>
+          </w:tcPr>
+          <w:p>
+            <w:pPr>
+              <w:ind w:left="113" w:right="113"/>
+              <w:jc w:val="center"/>
+            </w:pPr>
+            <w:r>
+              <w:rPr>
+                <w:sz w:val="14"/>
+                <w:rFonts w:ascii="Arial" w:hAnsi="Arial"/>
+              </w:rPr>
+              <w:t xml:space="preserve"/>
+            </w:r>
+          </w:p>
+        </w:tc>
+        <w:tc>
+          <w:tcPr>
+            <w:tcW w:w="1417" w:type="dxa"/>
+            <w:shd w:val="clear" w:color="auto" w:fill="99CCFF"/>
+          </w:tcPr>
+          <w:p>
+            <w:pPr>
+              <w:rPr>
+                <w:b/>
+                <w:bCs/>
+              </w:rPr>
+            </w:pPr>
+            <w:r>
+              <w:rPr>
+                <w:sz w:val="14"/>
+                <w:rFonts w:ascii="Arial" w:hAnsi="Arial"/>
+                <w:b/>
+              </w:rPr>
+              <w:t xml:space="preserve">ХИМИТЕК ЧУДОДЕЙ®-ПОЛИПРОМ 190022</w:t>
+            </w:r>
+          </w:p>
+        </w:tc>
+        <w:tc>
+          <w:tcPr>
+            <w:tcW w:w="1276" w:type="dxa"/>
+          </w:tcPr>
+          <w:p>
+            <w:r>
+              <w:rPr>
+                <w:sz w:val="14"/>
+                <w:rFonts w:ascii="Arial" w:hAnsi="Arial"/>
+              </w:rPr>
+              <w:t xml:space="preserve">ручной (протирание, обработка щеткой)</w:t>
+            </w:r>
+          </w:p>
+        </w:tc>
+        <w:tc>
+          <w:tcPr>
+            <w:tcW w:w="1990" w:type="dxa"/>
+          </w:tcPr>
+          <w:p>
+            <w:pPr>
+              <w:jc w:val="center"/>
+            </w:pPr>
+            <w:r>
+              <w:rPr>
+                <w:sz w:val="14"/>
+                <w:rFonts w:ascii="Arial" w:hAnsi="Arial"/>
+              </w:rPr>
+              <w:t xml:space="preserve">1,0 %</w:t>
+            </w:r>
+            <w:r>
+              <w:br/>
+            </w:r>
+            <w:r>
+              <w:rPr>
+                <w:rFonts w:ascii="Arial" w:hAnsi="Arial"/>
+                <w:sz w:val="14"/>
+              </w:rPr>
+              <w:t>ручное разведение</w:t>
+            </w:r>
+          </w:p>
+        </w:tc>
+        <w:tc>
+          <w:tcPr>
+            <w:tcW w:w="1248" w:type="dxa"/>
+          </w:tcPr>
+          <w:p>
+            <w:pPr>
+              <w:jc w:val="center"/>
+            </w:pPr>
+            <w:r>
+              <w:rPr>
+                <w:sz w:val="14"/>
+                <w:rFonts w:ascii="Arial" w:hAnsi="Arial"/>
+              </w:rPr>
+              <w:t xml:space="preserve">------------</w:t>
+            </w:r>
+          </w:p>
+        </w:tc>
+        <w:tc>
+          <w:tcPr>
+            <w:tcW w:w="1032" w:type="dxa"/>
+          </w:tcPr>
+          <w:p>
+            <w:pPr>
+              <w:jc w:val="center"/>
+            </w:pPr>
+            <w:r>
+              <w:rPr>
+                <w:sz w:val="14"/>
+                <w:rFonts w:ascii="Arial" w:hAnsi="Arial"/>
+              </w:rPr>
+              <w:t xml:space="preserve">------------</w:t>
+            </w:r>
+          </w:p>
+        </w:tc>
+        <w:tc>
+          <w:tcPr>
+            <w:tcW w:w="411" w:type="dxa"/>
+            <w:noWrap/>
+            <w:tcMar>
+              <w:left w:w="0" w:type="dxa"/>
+              <w:right w:w="0" w:type="dxa"/>
+            </w:tcMar>
+            <w:textDirection w:val="btLr"/>
+            <w:tcFitText/>
+          </w:tcPr>
+          <w:p>
+            <w:pPr>
+              <w:ind w:left="113" w:right="113"/>
+              <w:jc w:val="center"/>
+              <w:rPr>
+                <w:b/>
+                <w:bCs/>
+              </w:rPr>
+            </w:pPr>
+            <w:r>
+              <w:rPr>
+                <w:sz w:val="14"/>
+                <w:rFonts w:ascii="Arial" w:hAnsi="Arial"/>
+              </w:rPr>
+              <w:t xml:space="preserve">промаркированный</w:t>
+            </w:r>
+          </w:p>
+        </w:tc>
+        <w:tc>
+          <w:tcPr>
+            <w:tcW w:w="1467" w:type="dxa"/>
+          </w:tcPr>
+          <w:p>
+            <w:pPr>
+              <w:jc w:val="center"/>
+            </w:pPr>
+            <w:r>
+              <w:rPr>
+                <w:sz w:val="14"/>
+                <w:rFonts w:ascii="Arial" w:hAnsi="Arial"/>
+              </w:rPr>
+              <w:t xml:space="preserve">1 раз в неделю</w:t>
+            </w:r>
+          </w:p>
+        </w:tc>
+        <w:tc>
+          <w:tcPr>
+            <w:tcW w:w="1554" w:type="dxa"/>
+          </w:tcPr>
+          <w:p>
+            <w:r>
+              <w:rPr>
+                <w:sz w:val="14"/>
+                <w:rFonts w:ascii="Arial" w:hAnsi="Arial"/>
+              </w:rPr>
+              <w:t xml:space="preserve">сотрудник внутреннего клининга</w:t>
+            </w:r>
+          </w:p>
+        </w:tc>
+        <w:tc>
+          <w:tcPr>
+            <w:tcW w:w="1586" w:type="dxa"/>
+          </w:tcPr>
+          <w:p>
+            <w:r>
+              <w:rPr>
+                <w:sz w:val="14"/>
+                <w:rFonts w:ascii="Arial" w:hAnsi="Arial"/>
+              </w:rPr>
+              <w:t xml:space="preserve">визуальный контроль/сотрудник отдела качества</w:t>
+            </w:r>
+          </w:p>
+        </w:tc>
+      </w:tr>
+      <w:tr>
+        <w:tc>
+          <w:tcPr>
+            <w:tcW w:w="1809" w:type="dxa"/>
+            <w:vMerge w:val="restart"/>
+          </w:tcPr>
+          <w:p>
+            <w:r>
+              <w:rPr>
+                <w:sz w:val="14"/>
+                <w:rFonts w:ascii="Arial" w:hAnsi="Arial"/>
+              </w:rPr>
+              <w:t xml:space="preserve">обувницы</w:t>
+            </w:r>
+          </w:p>
+          <w:p>
+            <w:r/>
+          </w:p>
+        </w:tc>
+        <w:tc>
+          <w:tcPr>
+            <w:tcW w:w="1134" w:type="dxa"/>
+          </w:tcPr>
+          <w:p>
+            <w:r>
+              <w:rPr>
+                <w:sz w:val="14"/>
+                <w:rFonts w:ascii="Arial" w:hAnsi="Arial"/>
+              </w:rPr>
+              <w:t xml:space="preserve">мойка</w:t>
+            </w:r>
+          </w:p>
+        </w:tc>
+        <w:tc>
+          <w:tcPr>
+            <w:tcW w:w="426" w:type="dxa"/>
+            <w:textDirection w:val="btLr"/>
+          </w:tcPr>
+          <w:p>
+            <w:pPr>
+              <w:ind w:left="113" w:right="113"/>
+              <w:jc w:val="center"/>
+            </w:pPr>
+            <w:r>
+              <w:rPr>
+                <w:sz w:val="14"/>
+                <w:rFonts w:ascii="Arial" w:hAnsi="Arial"/>
+              </w:rPr>
+              <w:t xml:space="preserve"/>
+            </w:r>
+          </w:p>
+        </w:tc>
+        <w:tc>
+          <w:tcPr>
+            <w:tcW w:w="1417" w:type="dxa"/>
+            <w:shd w:val="clear" w:color="auto" w:fill="99CCFF"/>
+          </w:tcPr>
+          <w:p>
+            <w:pPr>
+              <w:rPr>
+                <w:b/>
+                <w:bCs/>
+              </w:rPr>
+            </w:pPr>
+            <w:r>
+              <w:rPr>
+                <w:sz w:val="14"/>
+                <w:rFonts w:ascii="Arial" w:hAnsi="Arial"/>
+                <w:b/>
+              </w:rPr>
+              <w:t xml:space="preserve">ХИМИТЕК ЧУДОДЕЙ®-ПОЛИПРОМ 190022</w:t>
+            </w:r>
+          </w:p>
+        </w:tc>
+        <w:tc>
+          <w:tcPr>
+            <w:tcW w:w="1276" w:type="dxa"/>
+          </w:tcPr>
+          <w:p>
+            <w:r>
+              <w:rPr>
+                <w:sz w:val="14"/>
+                <w:rFonts w:ascii="Arial" w:hAnsi="Arial"/>
+              </w:rPr>
+              <w:t xml:space="preserve">ручной (протирание, обработка щеткой)</w:t>
+            </w:r>
+          </w:p>
+        </w:tc>
+        <w:tc>
+          <w:tcPr>
+            <w:tcW w:w="1990" w:type="dxa"/>
+          </w:tcPr>
+          <w:p>
+            <w:pPr>
+              <w:jc w:val="center"/>
+            </w:pPr>
+            <w:r>
+              <w:rPr>
+                <w:sz w:val="14"/>
+                <w:rFonts w:ascii="Arial" w:hAnsi="Arial"/>
+              </w:rPr>
+              <w:t xml:space="preserve">1,0 %</w:t>
+            </w:r>
+            <w:r>
+              <w:br/>
+            </w:r>
+            <w:r>
+              <w:rPr>
+                <w:rFonts w:ascii="Arial" w:hAnsi="Arial"/>
+                <w:sz w:val="14"/>
+              </w:rPr>
+              <w:t>ручное разведение</w:t>
+            </w:r>
+          </w:p>
+        </w:tc>
+        <w:tc>
+          <w:tcPr>
+            <w:tcW w:w="1248" w:type="dxa"/>
+          </w:tcPr>
+          <w:p>
+            <w:pPr>
+              <w:jc w:val="center"/>
+            </w:pPr>
+            <w:r>
+              <w:rPr>
+                <w:sz w:val="14"/>
+                <w:rFonts w:ascii="Arial" w:hAnsi="Arial"/>
+              </w:rPr>
+              <w:t xml:space="preserve">не ниже 40°C</w:t>
+            </w:r>
+          </w:p>
+        </w:tc>
+        <w:tc>
+          <w:tcPr>
+            <w:tcW w:w="1032" w:type="dxa"/>
+          </w:tcPr>
+          <w:p>
+            <w:pPr>
+              <w:jc w:val="center"/>
+            </w:pPr>
+            <w:r>
+              <w:rPr>
+                <w:sz w:val="14"/>
+                <w:rFonts w:ascii="Arial" w:hAnsi="Arial"/>
+              </w:rPr>
+              <w:t xml:space="preserve">------------</w:t>
+            </w:r>
+          </w:p>
+        </w:tc>
+        <w:tc>
+          <w:tcPr>
+            <w:tcW w:w="411" w:type="dxa"/>
+            <w:vMerge w:val="restart"/>
+            <w:noWrap/>
+            <w:tcMar>
+              <w:left w:w="0" w:type="dxa"/>
+              <w:right w:w="0" w:type="dxa"/>
+            </w:tcMar>
+            <w:textDirection w:val="btLr"/>
+            <w:tcFitText/>
+          </w:tcPr>
+          <w:p>
+            <w:pPr>
+              <w:ind w:left="113" w:right="113"/>
+              <w:jc w:val="center"/>
+              <w:rPr>
+                <w:b/>
+                <w:bCs/>
+              </w:rPr>
+            </w:pPr>
+            <w:r>
+              <w:rPr>
+                <w:sz w:val="14"/>
+                <w:rFonts w:ascii="Arial" w:hAnsi="Arial"/>
+              </w:rPr>
+              <w:t xml:space="preserve">промаркированный</w:t>
+            </w:r>
+          </w:p>
+          <w:p>
+            <w:r/>
+          </w:p>
+        </w:tc>
+        <w:tc>
+          <w:tcPr>
+            <w:tcW w:w="1467" w:type="dxa"/>
+            <w:vMerge w:val="restart"/>
+          </w:tcPr>
+          <w:p>
+            <w:pPr>
+              <w:jc w:val="center"/>
+            </w:pPr>
+            <w:r>
+              <w:rPr>
+                <w:sz w:val="14"/>
+                <w:rFonts w:ascii="Arial" w:hAnsi="Arial"/>
+              </w:rPr>
+              <w:t xml:space="preserve">1 раз в неделю</w:t>
+            </w:r>
+          </w:p>
+          <w:p>
+            <w:r/>
+          </w:p>
+        </w:tc>
+        <w:tc>
+          <w:tcPr>
+            <w:tcW w:w="1554" w:type="dxa"/>
+            <w:vMerge w:val="restart"/>
+          </w:tcPr>
+          <w:p>
+            <w:r>
+              <w:rPr>
+                <w:sz w:val="14"/>
+                <w:rFonts w:ascii="Arial" w:hAnsi="Arial"/>
+              </w:rPr>
+              <w:t xml:space="preserve">сотрудник внутреннего клининга</w:t>
+            </w:r>
+          </w:p>
+          <w:p>
+            <w:r/>
+          </w:p>
+        </w:tc>
+        <w:tc>
+          <w:tcPr>
+            <w:tcW w:w="1586" w:type="dxa"/>
+            <w:vMerge w:val="restart"/>
+          </w:tcPr>
+          <w:p>
+            <w:r>
+              <w:rPr>
+                <w:sz w:val="14"/>
+                <w:rFonts w:ascii="Arial" w:hAnsi="Arial"/>
+              </w:rPr>
+              <w:t xml:space="preserve">визуальный контроль/сотрудник отдела качества</w:t>
+            </w:r>
+          </w:p>
+          <w:p>
+            <w:r/>
+          </w:p>
+        </w:tc>
+      </w:tr>
+      <w:tr>
+        <w:tc>
+          <w:tcPr>
+            <w:tcW w:w="1809" w:type="dxa"/>
+            <w:vMerge/>
+          </w:tcPr>
+          <w:p/>
+        </w:tc>
+        <w:tc>
+          <w:tcPr>
+            <w:tcW w:w="1134" w:type="dxa"/>
+          </w:tcPr>
+          <w:p>
+            <w:r>
+              <w:rPr>
+                <w:sz w:val="14"/>
+                <w:rFonts w:ascii="Arial" w:hAnsi="Arial"/>
+              </w:rPr>
+              <w:t xml:space="preserve">дезинфекция</w:t>
+            </w:r>
+          </w:p>
+        </w:tc>
+        <w:tc>
+          <w:tcPr>
+            <w:tcW w:w="426" w:type="dxa"/>
+            <w:textDirection w:val="btLr"/>
+          </w:tcPr>
+          <w:p>
+            <w:pPr>
+              <w:ind w:left="113" w:right="113"/>
+              <w:jc w:val="center"/>
+            </w:pPr>
+            <w:r>
+              <w:rPr>
+                <w:sz w:val="14"/>
+                <w:rFonts w:ascii="Arial" w:hAnsi="Arial"/>
+              </w:rPr>
+              <w:t xml:space="preserve"/>
+            </w:r>
+          </w:p>
+        </w:tc>
+        <w:tc>
+          <w:tcPr>
+            <w:tcW w:w="1417" w:type="dxa"/>
+            <w:shd w:val="clear" w:color="auto" w:fill="FFFFCC"/>
+          </w:tcPr>
+          <w:p>
+            <w:pPr>
+              <w:rPr>
+                <w:b/>
+                <w:bCs/>
+              </w:rPr>
+            </w:pPr>
+            <w:r>
+              <w:rPr>
+                <w:sz w:val="14"/>
+                <w:rFonts w:ascii="Arial" w:hAnsi="Arial"/>
+                <w:b/>
+              </w:rPr>
+              <w:t xml:space="preserve">ХИМИТЕК ПОЛИДЕЗ-СУПЕР</w:t>
+            </w:r>
+          </w:p>
+        </w:tc>
+        <w:tc>
+          <w:tcPr>
+            <w:tcW w:w="1276" w:type="dxa"/>
+          </w:tcPr>
+          <w:p>
+            <w:r>
+              <w:rPr>
+                <w:sz w:val="14"/>
+                <w:rFonts w:ascii="Arial" w:hAnsi="Arial"/>
+              </w:rPr>
+              <w:t xml:space="preserve">ручной (протирание)</w:t>
+            </w:r>
+          </w:p>
+        </w:tc>
+        <w:tc>
+          <w:tcPr>
+            <w:tcW w:w="1990" w:type="dxa"/>
+          </w:tcPr>
+          <w:p>
+            <w:pPr>
+              <w:jc w:val="center"/>
+            </w:pPr>
+            <w:r>
+              <w:rPr>
+                <w:sz w:val="14"/>
+                <w:rFonts w:ascii="Arial" w:hAnsi="Arial"/>
+              </w:rPr>
+              <w:t xml:space="preserve">0,02-0,05 %</w:t>
+            </w:r>
+            <w:r>
+              <w:br/>
+            </w:r>
+            <w:r>
+              <w:rPr>
+                <w:rFonts w:ascii="Arial" w:hAnsi="Arial"/>
+                <w:sz w:val="14"/>
+              </w:rPr>
+              <w:t>дозирующая система ProMax</w:t>
+            </w:r>
+          </w:p>
+        </w:tc>
+        <w:tc>
+          <w:tcPr>
+            <w:tcW w:w="1248" w:type="dxa"/>
+          </w:tcPr>
+          <w:p>
+            <w:pPr>
+              <w:jc w:val="center"/>
+            </w:pPr>
+            <w:r>
+              <w:rPr>
+                <w:sz w:val="14"/>
+                <w:rFonts w:ascii="Arial" w:hAnsi="Arial"/>
+              </w:rPr>
+              <w:t xml:space="preserve">18-20 °C</w:t>
+            </w:r>
+          </w:p>
+        </w:tc>
+        <w:tc>
+          <w:tcPr>
+            <w:tcW w:w="1032" w:type="dxa"/>
+          </w:tcPr>
+          <w:p>
+            <w:pPr>
+              <w:jc w:val="center"/>
+            </w:pPr>
+            <w:r>
+              <w:rPr>
+                <w:sz w:val="14"/>
+                <w:rFonts w:ascii="Arial" w:hAnsi="Arial"/>
+              </w:rPr>
+              <w:t xml:space="preserve">20 мин</w:t>
+            </w:r>
+          </w:p>
+        </w:tc>
+        <w:tc>
+          <w:tcPr>
+            <w:tcW w:w="411" w:type="dxa"/>
+            <w:vMerge/>
+            <w:noWrap/>
+            <w:tcMar>
+              <w:left w:w="0" w:type="dxa"/>
+              <w:right w:w="0" w:type="dxa"/>
+            </w:tcMar>
+            <w:textDirection w:val="btLr"/>
+            <w:tcFitText/>
+          </w:tcPr>
+          <w:p/>
+        </w:tc>
+        <w:tc>
+          <w:tcPr>
+            <w:tcW w:w="1467" w:type="dxa"/>
+            <w:vMerge/>
+          </w:tcPr>
+          <w:p/>
+        </w:tc>
+        <w:tc>
+          <w:tcPr>
+            <w:tcW w:w="1554" w:type="dxa"/>
+            <w:vMerge/>
+          </w:tcPr>
+          <w:p/>
+        </w:tc>
+        <w:tc>
+          <w:tcPr>
+            <w:tcW w:w="1586" w:type="dxa"/>
+            <w:vMerge/>
+          </w:tcPr>
+          <w:p/>
+        </w:tc>
+      </w:tr>
+      <w:tr>
+        <w:tc>
+          <w:tcPr>
+            <w:tcW w:w="1809" w:type="dxa"/>
+            <w:vMerge w:val="restart"/>
+          </w:tcPr>
+          <w:p>
+            <w:r>
+              <w:rPr>
+                <w:sz w:val="14"/>
+                <w:rFonts w:ascii="Arial" w:hAnsi="Arial"/>
+              </w:rPr>
+              <w:t xml:space="preserve">скамейки</w:t>
+            </w:r>
+          </w:p>
+          <w:p>
+            <w:r/>
+          </w:p>
+        </w:tc>
+        <w:tc>
+          <w:tcPr>
+            <w:tcW w:w="1134" w:type="dxa"/>
+          </w:tcPr>
+          <w:p>
+            <w:r>
+              <w:rPr>
+                <w:sz w:val="14"/>
+                <w:rFonts w:ascii="Arial" w:hAnsi="Arial"/>
+              </w:rPr>
+              <w:t xml:space="preserve">мойка</w:t>
+            </w:r>
+          </w:p>
+        </w:tc>
+        <w:tc>
+          <w:tcPr>
+            <w:tcW w:w="426" w:type="dxa"/>
+            <w:textDirection w:val="btLr"/>
+          </w:tcPr>
+          <w:p>
+            <w:pPr>
+              <w:ind w:left="113" w:right="113"/>
+              <w:jc w:val="center"/>
+            </w:pPr>
+            <w:r>
+              <w:rPr>
+                <w:sz w:val="14"/>
+                <w:rFonts w:ascii="Arial" w:hAnsi="Arial"/>
+              </w:rPr>
+              <w:t xml:space="preserve"/>
+            </w:r>
+          </w:p>
+        </w:tc>
+        <w:tc>
+          <w:tcPr>
+            <w:tcW w:w="1417" w:type="dxa"/>
+            <w:shd w:val="clear" w:color="auto" w:fill="99CCFF"/>
+          </w:tcPr>
+          <w:p>
+            <w:pPr>
+              <w:rPr>
+                <w:b/>
+                <w:bCs/>
+              </w:rPr>
+            </w:pPr>
+            <w:r>
+              <w:rPr>
+                <w:sz w:val="14"/>
+                <w:rFonts w:ascii="Arial" w:hAnsi="Arial"/>
+                <w:b/>
+              </w:rPr>
+              <w:t xml:space="preserve">ХИМИТЕК ЧУДОДЕЙ®-ПОЛИПРОМ 190022</w:t>
+            </w:r>
+          </w:p>
+        </w:tc>
+        <w:tc>
+          <w:tcPr>
+            <w:tcW w:w="1276" w:type="dxa"/>
+          </w:tcPr>
+          <w:p>
+            <w:r>
+              <w:rPr>
+                <w:sz w:val="14"/>
+                <w:rFonts w:ascii="Arial" w:hAnsi="Arial"/>
+              </w:rPr>
+              <w:t xml:space="preserve">ручной (протирание, обработка щеткой)</w:t>
+            </w:r>
+          </w:p>
+        </w:tc>
+        <w:tc>
+          <w:tcPr>
+            <w:tcW w:w="1990" w:type="dxa"/>
+          </w:tcPr>
+          <w:p>
+            <w:pPr>
+              <w:jc w:val="center"/>
+            </w:pPr>
+            <w:r>
+              <w:rPr>
+                <w:sz w:val="14"/>
+                <w:rFonts w:ascii="Arial" w:hAnsi="Arial"/>
+              </w:rPr>
+              <w:t xml:space="preserve">1,0 %</w:t>
+            </w:r>
+            <w:r>
+              <w:br/>
+            </w:r>
+            <w:r>
+              <w:rPr>
+                <w:rFonts w:ascii="Arial" w:hAnsi="Arial"/>
+                <w:sz w:val="14"/>
+              </w:rPr>
+              <w:t>ручное разведение</w:t>
+            </w:r>
+          </w:p>
+        </w:tc>
+        <w:tc>
+          <w:tcPr>
+            <w:tcW w:w="1248" w:type="dxa"/>
+          </w:tcPr>
+          <w:p>
+            <w:pPr>
+              <w:jc w:val="center"/>
+            </w:pPr>
+            <w:r>
+              <w:rPr>
+                <w:sz w:val="14"/>
+                <w:rFonts w:ascii="Arial" w:hAnsi="Arial"/>
+              </w:rPr>
+              <w:t xml:space="preserve">не ниже 40°C</w:t>
+            </w:r>
+          </w:p>
+        </w:tc>
+        <w:tc>
+          <w:tcPr>
+            <w:tcW w:w="1032" w:type="dxa"/>
+          </w:tcPr>
+          <w:p>
+            <w:pPr>
+              <w:jc w:val="center"/>
+            </w:pPr>
+            <w:r>
+              <w:rPr>
+                <w:sz w:val="14"/>
+                <w:rFonts w:ascii="Arial" w:hAnsi="Arial"/>
+              </w:rPr>
+              <w:t xml:space="preserve">------------</w:t>
+            </w:r>
+          </w:p>
+        </w:tc>
+        <w:tc>
+          <w:tcPr>
+            <w:tcW w:w="411" w:type="dxa"/>
+            <w:vMerge w:val="restart"/>
+            <w:noWrap/>
+            <w:tcMar>
+              <w:left w:w="0" w:type="dxa"/>
+              <w:right w:w="0" w:type="dxa"/>
+            </w:tcMar>
+            <w:textDirection w:val="btLr"/>
+            <w:tcFitText/>
+          </w:tcPr>
+          <w:p>
+            <w:pPr>
+              <w:ind w:left="113" w:right="113"/>
+              <w:jc w:val="center"/>
+              <w:rPr>
+                <w:b/>
+                <w:bCs/>
+              </w:rPr>
+            </w:pPr>
+            <w:r>
+              <w:rPr>
+                <w:sz w:val="14"/>
+                <w:rFonts w:ascii="Arial" w:hAnsi="Arial"/>
+              </w:rPr>
+              <w:t xml:space="preserve">промаркированный</w:t>
+            </w:r>
+          </w:p>
+          <w:p>
+            <w:r/>
+          </w:p>
+        </w:tc>
+        <w:tc>
+          <w:tcPr>
+            <w:tcW w:w="1467" w:type="dxa"/>
+            <w:vMerge w:val="restart"/>
+          </w:tcPr>
+          <w:p>
+            <w:pPr>
+              <w:jc w:val="center"/>
+            </w:pPr>
+            <w:r>
+              <w:rPr>
+                <w:sz w:val="14"/>
+                <w:rFonts w:ascii="Arial" w:hAnsi="Arial"/>
+              </w:rPr>
+              <w:t xml:space="preserve">1 раз в неделю</w:t>
+            </w:r>
+          </w:p>
+          <w:p>
+            <w:r/>
+          </w:p>
+        </w:tc>
+        <w:tc>
+          <w:tcPr>
+            <w:tcW w:w="1554" w:type="dxa"/>
+            <w:vMerge w:val="restart"/>
+          </w:tcPr>
+          <w:p>
+            <w:r>
+              <w:rPr>
+                <w:sz w:val="14"/>
+                <w:rFonts w:ascii="Arial" w:hAnsi="Arial"/>
+              </w:rPr>
+              <w:t xml:space="preserve">сотрудник внутреннего клининга</w:t>
+            </w:r>
+          </w:p>
+          <w:p>
+            <w:r/>
+          </w:p>
+        </w:tc>
+        <w:tc>
+          <w:tcPr>
+            <w:tcW w:w="1586" w:type="dxa"/>
+            <w:vMerge w:val="restart"/>
+          </w:tcPr>
+          <w:p>
+            <w:r>
+              <w:rPr>
+                <w:sz w:val="14"/>
+                <w:rFonts w:ascii="Arial" w:hAnsi="Arial"/>
+              </w:rPr>
+              <w:t xml:space="preserve">визуальный контроль/сотрудник отдела качества</w:t>
+            </w:r>
+          </w:p>
+          <w:p>
+            <w:r/>
+          </w:p>
+        </w:tc>
+      </w:tr>
+      <w:tr>
+        <w:tc>
+          <w:tcPr>
+            <w:tcW w:w="1809" w:type="dxa"/>
+            <w:vMerge/>
+          </w:tcPr>
+          <w:p/>
+        </w:tc>
+        <w:tc>
+          <w:tcPr>
+            <w:tcW w:w="1134" w:type="dxa"/>
+          </w:tcPr>
+          <w:p>
+            <w:r>
+              <w:rPr>
+                <w:sz w:val="14"/>
+                <w:rFonts w:ascii="Arial" w:hAnsi="Arial"/>
+              </w:rPr>
+              <w:t xml:space="preserve">дезинфекция</w:t>
+            </w:r>
+          </w:p>
+        </w:tc>
+        <w:tc>
+          <w:tcPr>
+            <w:tcW w:w="426" w:type="dxa"/>
+            <w:textDirection w:val="btLr"/>
+          </w:tcPr>
+          <w:p>
+            <w:pPr>
+              <w:ind w:left="113" w:right="113"/>
+              <w:jc w:val="center"/>
+            </w:pPr>
+            <w:r>
+              <w:rPr>
+                <w:sz w:val="14"/>
+                <w:rFonts w:ascii="Arial" w:hAnsi="Arial"/>
+              </w:rPr>
+              <w:t xml:space="preserve"/>
+            </w:r>
+          </w:p>
+        </w:tc>
+        <w:tc>
+          <w:tcPr>
+            <w:tcW w:w="1417" w:type="dxa"/>
+            <w:shd w:val="clear" w:color="auto" w:fill="FFFFCC"/>
+          </w:tcPr>
+          <w:p>
+            <w:pPr>
+              <w:rPr>
+                <w:b/>
+                <w:bCs/>
+              </w:rPr>
+            </w:pPr>
+            <w:r>
+              <w:rPr>
+                <w:sz w:val="14"/>
+                <w:rFonts w:ascii="Arial" w:hAnsi="Arial"/>
+                <w:b/>
+              </w:rPr>
+              <w:t xml:space="preserve">ХИМИТЕК ПОЛИДЕЗ-СУПЕР</w:t>
+            </w:r>
+          </w:p>
+        </w:tc>
+        <w:tc>
+          <w:tcPr>
+            <w:tcW w:w="1276" w:type="dxa"/>
+          </w:tcPr>
+          <w:p>
+            <w:r>
+              <w:rPr>
+                <w:sz w:val="14"/>
+                <w:rFonts w:ascii="Arial" w:hAnsi="Arial"/>
+              </w:rPr>
+              <w:t xml:space="preserve">ручной (протирание)</w:t>
+            </w:r>
+          </w:p>
+        </w:tc>
+        <w:tc>
+          <w:tcPr>
+            <w:tcW w:w="1990" w:type="dxa"/>
+          </w:tcPr>
+          <w:p>
+            <w:pPr>
+              <w:jc w:val="center"/>
+            </w:pPr>
+            <w:r>
+              <w:rPr>
+                <w:sz w:val="14"/>
+                <w:rFonts w:ascii="Arial" w:hAnsi="Arial"/>
+              </w:rPr>
+              <w:t xml:space="preserve">0,02-0,05 %</w:t>
+            </w:r>
+            <w:r>
+              <w:br/>
+            </w:r>
+            <w:r>
+              <w:rPr>
+                <w:rFonts w:ascii="Arial" w:hAnsi="Arial"/>
+                <w:sz w:val="14"/>
+              </w:rPr>
+              <w:t>дозирующая система ProMax</w:t>
+            </w:r>
+          </w:p>
+        </w:tc>
+        <w:tc>
+          <w:tcPr>
+            <w:tcW w:w="1248" w:type="dxa"/>
+          </w:tcPr>
+          <w:p>
+            <w:pPr>
+              <w:jc w:val="center"/>
+            </w:pPr>
+            <w:r>
+              <w:rPr>
+                <w:sz w:val="14"/>
+                <w:rFonts w:ascii="Arial" w:hAnsi="Arial"/>
+              </w:rPr>
+              <w:t xml:space="preserve">18-20 °C</w:t>
+            </w:r>
+          </w:p>
+        </w:tc>
+        <w:tc>
+          <w:tcPr>
+            <w:tcW w:w="1032" w:type="dxa"/>
+          </w:tcPr>
+          <w:p>
+            <w:pPr>
+              <w:jc w:val="center"/>
+            </w:pPr>
+            <w:r>
+              <w:rPr>
+                <w:sz w:val="14"/>
+                <w:rFonts w:ascii="Arial" w:hAnsi="Arial"/>
+              </w:rPr>
+              <w:t xml:space="preserve">20 мин</w:t>
+            </w:r>
+          </w:p>
+        </w:tc>
+        <w:tc>
+          <w:tcPr>
+            <w:tcW w:w="411" w:type="dxa"/>
+            <w:vMerge/>
+            <w:noWrap/>
+            <w:tcMar>
+              <w:left w:w="0" w:type="dxa"/>
+              <w:right w:w="0" w:type="dxa"/>
+            </w:tcMar>
+            <w:textDirection w:val="btLr"/>
+            <w:tcFitText/>
+          </w:tcPr>
+          <w:p/>
+        </w:tc>
+        <w:tc>
+          <w:tcPr>
+            <w:tcW w:w="1467" w:type="dxa"/>
+            <w:vMerge/>
+          </w:tcPr>
+          <w:p/>
+        </w:tc>
+        <w:tc>
+          <w:tcPr>
+            <w:tcW w:w="1554" w:type="dxa"/>
+            <w:vMerge/>
+          </w:tcPr>
+          <w:p/>
+        </w:tc>
+        <w:tc>
+          <w:tcPr>
+            <w:tcW w:w="1586" w:type="dxa"/>
+            <w:vMerge/>
+          </w:tcPr>
+          <w:p/>
+        </w:tc>
+      </w:tr>
+      <w:tr>
+        <w:tc>
+          <w:tcPr>
+            <w:tcW w:w="1809" w:type="dxa"/>
+            <w:vMerge w:val="restart"/>
+          </w:tcPr>
+          <w:p>
+            <w:r>
+              <w:rPr>
+                <w:sz w:val="14"/>
+                <w:rFonts w:ascii="Arial" w:hAnsi="Arial"/>
+              </w:rPr>
+              <w:t xml:space="preserve">шкафы</w:t>
+            </w:r>
+          </w:p>
+          <w:p>
+            <w:r/>
+          </w:p>
+        </w:tc>
+        <w:tc>
+          <w:tcPr>
+            <w:tcW w:w="1134" w:type="dxa"/>
+          </w:tcPr>
+          <w:p>
+            <w:r>
+              <w:rPr>
+                <w:sz w:val="14"/>
+                <w:rFonts w:ascii="Arial" w:hAnsi="Arial"/>
+              </w:rPr>
+              <w:t xml:space="preserve">мойка</w:t>
+            </w:r>
+          </w:p>
+        </w:tc>
+        <w:tc>
+          <w:tcPr>
+            <w:tcW w:w="426" w:type="dxa"/>
+            <w:textDirection w:val="btLr"/>
+          </w:tcPr>
+          <w:p>
+            <w:pPr>
+              <w:ind w:left="113" w:right="113"/>
+              <w:jc w:val="center"/>
+            </w:pPr>
+            <w:r>
+              <w:rPr>
+                <w:sz w:val="14"/>
+                <w:rFonts w:ascii="Arial" w:hAnsi="Arial"/>
+              </w:rPr>
+              <w:t xml:space="preserve"/>
+            </w:r>
+          </w:p>
+        </w:tc>
+        <w:tc>
+          <w:tcPr>
+            <w:tcW w:w="1417" w:type="dxa"/>
+            <w:shd w:val="clear" w:color="auto" w:fill="99CCFF"/>
+          </w:tcPr>
+          <w:p>
+            <w:pPr>
+              <w:rPr>
+                <w:b/>
+                <w:bCs/>
+              </w:rPr>
+            </w:pPr>
+            <w:r>
+              <w:rPr>
+                <w:sz w:val="14"/>
+                <w:rFonts w:ascii="Arial" w:hAnsi="Arial"/>
+                <w:b/>
+              </w:rPr>
+              <w:t xml:space="preserve">ХИМИТЕК ЧУДОДЕЙ®-ПОЛИПРОМ 190022</w:t>
+            </w:r>
+          </w:p>
+        </w:tc>
+        <w:tc>
+          <w:tcPr>
+            <w:tcW w:w="1276" w:type="dxa"/>
+          </w:tcPr>
+          <w:p>
+            <w:r>
+              <w:rPr>
+                <w:sz w:val="14"/>
+                <w:rFonts w:ascii="Arial" w:hAnsi="Arial"/>
+              </w:rPr>
+              <w:t xml:space="preserve">ручной (протирание, обработка щеткой)</w:t>
+            </w:r>
+          </w:p>
+        </w:tc>
+        <w:tc>
+          <w:tcPr>
+            <w:tcW w:w="1990" w:type="dxa"/>
+          </w:tcPr>
+          <w:p>
+            <w:pPr>
+              <w:jc w:val="center"/>
+            </w:pPr>
+            <w:r>
+              <w:rPr>
+                <w:sz w:val="14"/>
+                <w:rFonts w:ascii="Arial" w:hAnsi="Arial"/>
+              </w:rPr>
+              <w:t xml:space="preserve">1,0 %</w:t>
+            </w:r>
+            <w:r>
+              <w:br/>
+            </w:r>
+            <w:r>
+              <w:rPr>
+                <w:rFonts w:ascii="Arial" w:hAnsi="Arial"/>
+                <w:sz w:val="14"/>
+              </w:rPr>
+              <w:t>ручное разведение</w:t>
+            </w:r>
+          </w:p>
+        </w:tc>
+        <w:tc>
+          <w:tcPr>
+            <w:tcW w:w="1248" w:type="dxa"/>
+          </w:tcPr>
+          <w:p>
+            <w:pPr>
+              <w:jc w:val="center"/>
+            </w:pPr>
+            <w:r>
+              <w:rPr>
+                <w:sz w:val="14"/>
+                <w:rFonts w:ascii="Arial" w:hAnsi="Arial"/>
+              </w:rPr>
+              <w:t xml:space="preserve">18-20 °C</w:t>
+            </w:r>
+          </w:p>
+        </w:tc>
+        <w:tc>
+          <w:tcPr>
+            <w:tcW w:w="1032" w:type="dxa"/>
+          </w:tcPr>
+          <w:p>
+            <w:pPr>
+              <w:jc w:val="center"/>
+            </w:pPr>
+            <w:r>
+              <w:rPr>
+                <w:sz w:val="14"/>
+                <w:rFonts w:ascii="Arial" w:hAnsi="Arial"/>
+              </w:rPr>
+              <w:t xml:space="preserve">------------</w:t>
+            </w:r>
+          </w:p>
+        </w:tc>
+        <w:tc>
+          <w:tcPr>
+            <w:tcW w:w="411" w:type="dxa"/>
+            <w:vMerge w:val="restart"/>
+            <w:noWrap/>
+            <w:tcMar>
+              <w:left w:w="0" w:type="dxa"/>
+              <w:right w:w="0" w:type="dxa"/>
+            </w:tcMar>
+            <w:textDirection w:val="btLr"/>
+            <w:tcFitText/>
+          </w:tcPr>
+          <w:p>
+            <w:pPr>
+              <w:ind w:left="113" w:right="113"/>
+              <w:jc w:val="center"/>
+              <w:rPr>
+                <w:b/>
+                <w:bCs/>
+              </w:rPr>
+            </w:pPr>
+            <w:r>
+              <w:rPr>
+                <w:sz w:val="14"/>
+                <w:rFonts w:ascii="Arial" w:hAnsi="Arial"/>
+              </w:rPr>
+              <w:t xml:space="preserve">промаркированный</w:t>
+            </w:r>
+          </w:p>
+          <w:p>
+            <w:r/>
+          </w:p>
+        </w:tc>
+        <w:tc>
+          <w:tcPr>
+            <w:tcW w:w="1467" w:type="dxa"/>
+            <w:vMerge w:val="restart"/>
+          </w:tcPr>
+          <w:p>
+            <w:pPr>
+              <w:jc w:val="center"/>
+            </w:pPr>
+            <w:r>
+              <w:rPr>
+                <w:sz w:val="14"/>
+                <w:rFonts w:ascii="Arial" w:hAnsi="Arial"/>
+              </w:rPr>
+              <w:t xml:space="preserve">1 раз в неделю</w:t>
             </w:r>
           </w:p>
           <w:p>

--- a/tech_cards/Раздевалка мужскаяженская_tech_card.docx
+++ b/tech_cards/Раздевалка мужскаяженская_tech_card.docx
@@ -714,24 +714,6 @@
       <w:tr>
         <w:tc>
           <w:tcPr>
-            <w:tcW w:w="15350" w:type="dxa"/>
-            <w:gridSpan w:val="12"/>
-          </w:tcPr>
-          <w:p>
-            <w:r>
-              <w:rPr>
-                <w:b/>
-                <w:sz w:val="14"/>
-                <w:rFonts w:ascii="Arial" w:hAnsi="Arial"/>
-              </w:rPr>
-              <w:t xml:space="preserve">Поверхности</w:t>
-            </w:r>
-          </w:p>
-        </w:tc>
-      </w:tr>
-      <w:tr>
-        <w:tc>
-          <w:tcPr>
             <w:tcW w:w="1809" w:type="dxa"/>
             <w:vMerge w:val="restart"/>
           </w:tcPr>
@@ -741,12 +723,15 @@
                 <w:sz w:val="14"/>
                 <w:rFonts w:ascii="Arial" w:hAnsi="Arial"/>
               </w:rPr>
-              <w:t xml:space="preserve">водопроводные трубы</w:t>
+              <w:t xml:space="preserve">потолок подвесной</w:t>
             </w:r>
           </w:p>
           <w:p>
             <w:r/>
           </w:p>
+          <w:p>
+            <w:r/>
+          </w:p>
         </w:tc>
         <w:tc>
           <w:tcPr>
@@ -758,7 +743,7 @@
                 <w:sz w:val="14"/>
                 <w:rFonts w:ascii="Arial" w:hAnsi="Arial"/>
               </w:rPr>
-              <w:t xml:space="preserve">мойка</w:t>
+              <w:t xml:space="preserve">очистка (обеспыливание поверхностей)</w:t>
             </w:r>
           </w:p>
         </w:tc>
@@ -784,7 +769,6 @@
         <w:tc>
           <w:tcPr>
             <w:tcW w:w="1417" w:type="dxa"/>
-            <w:shd w:val="clear" w:color="auto" w:fill="99CCFF"/>
           </w:tcPr>
           <w:p>
             <w:pPr>
@@ -797,9 +781,8 @@
               <w:rPr>
                 <w:sz w:val="14"/>
                 <w:rFonts w:ascii="Arial" w:hAnsi="Arial"/>
-                <w:b/>
-              </w:rPr>
-              <w:t xml:space="preserve">ХИМИТЕК ЧУДОДЕЙ®-ПОЛИПРОМ 190022</w:t>
+              </w:rPr>
+              <w:t xml:space="preserve">------------</w:t>
             </w:r>
           </w:p>
         </w:tc>
@@ -813,7 +796,7 @@
                 <w:sz w:val="14"/>
                 <w:rFonts w:ascii="Arial" w:hAnsi="Arial"/>
               </w:rPr>
-              <w:t xml:space="preserve">ручной (протирание, обработка щеткой)</w:t>
+              <w:t xml:space="preserve">ручной (протирание)</w:t>
             </w:r>
           </w:p>
         </w:tc>
@@ -830,17 +813,7 @@
                 <w:sz w:val="14"/>
                 <w:rFonts w:ascii="Arial" w:hAnsi="Arial"/>
               </w:rPr>
-              <w:t xml:space="preserve">1,0 %</w:t>
-            </w:r>
-            <w:r>
-              <w:br/>
-            </w:r>
-            <w:r>
-              <w:rPr>
-                <w:rFonts w:ascii="Arial" w:hAnsi="Arial"/>
-                <w:sz w:val="14"/>
-              </w:rPr>
-              <w:t>ручное разведение</w:t>
+              <w:t xml:space="preserve">------------</w:t>
             </w:r>
           </w:p>
         </w:tc>
@@ -857,7 +830,7 @@
                 <w:sz w:val="14"/>
                 <w:rFonts w:ascii="Arial" w:hAnsi="Arial"/>
               </w:rPr>
-              <w:t xml:space="preserve">18-20 °C</w:t>
+              <w:t xml:space="preserve">------------</w:t>
             </w:r>
           </w:p>
         </w:tc>
@@ -910,11 +883,13 @@
           <w:p>
             <w:r/>
           </w:p>
+          <w:p>
+            <w:r/>
+          </w:p>
         </w:tc>
         <w:tc>
           <w:tcPr>
             <w:tcW w:w="1467" w:type="dxa"/>
-            <w:vMerge w:val="restart"/>
           </w:tcPr>
           <w:p>
             <w:pPr>
@@ -925,11 +900,8 @@
                 <w:sz w:val="14"/>
                 <w:rFonts w:ascii="Arial" w:hAnsi="Arial"/>
               </w:rPr>
-              <w:t xml:space="preserve">1 раз в месяц</w:t>
-            </w:r>
-          </w:p>
-          <w:p>
-            <w:r/>
+              <w:t xml:space="preserve">1 раз в 3 месяца</w:t>
+            </w:r>
           </w:p>
         </w:tc>
         <w:tc>
@@ -949,6 +921,9 @@
           <w:p>
             <w:r/>
           </w:p>
+          <w:p>
+            <w:r/>
+          </w:p>
         </w:tc>
         <w:tc>
           <w:tcPr>
@@ -967,6 +942,9 @@
           <w:p>
             <w:r/>
           </w:p>
+          <w:p>
+            <w:r/>
+          </w:p>
         </w:tc>
       </w:tr>
       <w:tr>
@@ -987,7 +965,7 @@
                 <w:sz w:val="14"/>
                 <w:rFonts w:ascii="Arial" w:hAnsi="Arial"/>
               </w:rPr>
-              <w:t xml:space="preserve">дезинфекция</w:t>
+              <w:t xml:space="preserve">мойка</w:t>
             </w:r>
           </w:p>
         </w:tc>
@@ -1013,7 +991,7 @@
         <w:tc>
           <w:tcPr>
             <w:tcW w:w="1417" w:type="dxa"/>
-            <w:shd w:val="clear" w:color="auto" w:fill="FFFFCC"/>
+            <w:shd w:val="clear" w:color="auto" w:fill="99CCFF"/>
           </w:tcPr>
           <w:p>
             <w:pPr>
@@ -1028,7 +1006,7 @@
                 <w:rFonts w:ascii="Arial" w:hAnsi="Arial"/>
                 <w:b/>
               </w:rPr>
-              <w:t xml:space="preserve">ХИМИТЕК ПОЛИДЕЗ-СУПЕР</w:t>
+              <w:t xml:space="preserve">ХИМИТЕК ЧУДОДЕЙ®-ПОЛИПРОМ 190022</w:t>
             </w:r>
           </w:p>
         </w:tc>
@@ -1042,7 +1020,7 @@
                 <w:sz w:val="14"/>
                 <w:rFonts w:ascii="Arial" w:hAnsi="Arial"/>
               </w:rPr>
-              <w:t xml:space="preserve">ручной (протирание)</w:t>
+              <w:t xml:space="preserve">ручной (протирание, обработка щеткой)</w:t>
             </w:r>
           </w:p>
         </w:tc>
@@ -1059,7 +1037,7 @@
                 <w:sz w:val="14"/>
                 <w:rFonts w:ascii="Arial" w:hAnsi="Arial"/>
               </w:rPr>
-              <w:t xml:space="preserve">0,02-0,05 %</w:t>
+              <w:t xml:space="preserve">1,0 %</w:t>
             </w:r>
             <w:r>
               <w:br/>
@@ -1069,7 +1047,7 @@
                 <w:rFonts w:ascii="Arial" w:hAnsi="Arial"/>
                 <w:sz w:val="14"/>
               </w:rPr>
-              <w:t>дозирующая система ProMax</w:t>
+              <w:t>ручное разведение</w:t>
             </w:r>
           </w:p>
         </w:tc>
@@ -1086,7 +1064,7 @@
                 <w:sz w:val="14"/>
                 <w:rFonts w:ascii="Arial" w:hAnsi="Arial"/>
               </w:rPr>
-              <w:t xml:space="preserve">18-20 °C</w:t>
+              <w:t xml:space="preserve">не ниже 40°C</w:t>
             </w:r>
           </w:p>
         </w:tc>
@@ -1103,7 +1081,7 @@
                 <w:sz w:val="14"/>
                 <w:rFonts w:ascii="Arial" w:hAnsi="Arial"/>
               </w:rPr>
-              <w:t xml:space="preserve">20 мин</w:t>
+              <w:t xml:space="preserve">------------</w:t>
             </w:r>
           </w:p>
         </w:tc>
@@ -1124,9 +1102,23 @@
         <w:tc>
           <w:tcPr>
             <w:tcW w:w="1467" w:type="dxa"/>
-            <w:vMerge/>
-          </w:tcPr>
-          <w:p/>
+            <w:vMerge w:val="restart"/>
+          </w:tcPr>
+          <w:p>
+            <w:pPr>
+              <w:jc w:val="center"/>
+            </w:pPr>
+            <w:r>
+              <w:rPr>
+                <w:sz w:val="14"/>
+                <w:rFonts w:ascii="Arial" w:hAnsi="Arial"/>
+              </w:rPr>
+              <w:t xml:space="preserve">1 раз в 12 месяцев</w:t>
+            </w:r>
+          </w:p>
+          <w:p>
+            <w:r/>
+          </w:p>
         </w:tc>
         <w:tc>
           <w:tcPr>
@@ -1147,20 +1139,9 @@
         <w:tc>
           <w:tcPr>
             <w:tcW w:w="1809" w:type="dxa"/>
-            <w:vMerge w:val="restart"/>
-          </w:tcPr>
-          <w:p>
-            <w:r>
-              <w:rPr>
-                <w:sz w:val="14"/>
-                <w:rFonts w:ascii="Arial" w:hAnsi="Arial"/>
-              </w:rPr>
-              <w:t xml:space="preserve">выключатели</w:t>
-            </w:r>
-          </w:p>
-          <w:p>
-            <w:r/>
-          </w:p>
+            <w:vMerge/>
+          </w:tcPr>
+          <w:p/>
         </w:tc>
         <w:tc>
           <w:tcPr>
@@ -1172,7 +1153,7 @@
                 <w:sz w:val="14"/>
                 <w:rFonts w:ascii="Arial" w:hAnsi="Arial"/>
               </w:rPr>
-              <w:t xml:space="preserve">мойка</w:t>
+              <w:t xml:space="preserve">дезинфекция</w:t>
             </w:r>
           </w:p>
         </w:tc>
@@ -1198,7 +1179,7 @@
         <w:tc>
           <w:tcPr>
             <w:tcW w:w="1417" w:type="dxa"/>
-            <w:shd w:val="clear" w:color="auto" w:fill="99CCFF"/>
+            <w:shd w:val="clear" w:color="auto" w:fill="FFFFCC"/>
           </w:tcPr>
           <w:p>
             <w:pPr>
@@ -1213,7 +1194,7 @@
                 <w:rFonts w:ascii="Arial" w:hAnsi="Arial"/>
                 <w:b/>
               </w:rPr>
-              <w:t xml:space="preserve">ХИМИТЕК ЧУДОДЕЙ®-ПОЛИПРОМ 190022</w:t>
+              <w:t xml:space="preserve">ХИМИТЕК ПОЛИДЕЗ-СУПЕР</w:t>
             </w:r>
           </w:p>
         </w:tc>
@@ -1227,7 +1208,7 @@
                 <w:sz w:val="14"/>
                 <w:rFonts w:ascii="Arial" w:hAnsi="Arial"/>
               </w:rPr>
-              <w:t xml:space="preserve">ручной (протирание, обработка щеткой)</w:t>
+              <w:t xml:space="preserve">ручной (протирание)</w:t>
             </w:r>
           </w:p>
         </w:tc>
@@ -1244,7 +1225,7 @@
                 <w:sz w:val="14"/>
                 <w:rFonts w:ascii="Arial" w:hAnsi="Arial"/>
               </w:rPr>
-              <w:t xml:space="preserve">1,0 %</w:t>
+              <w:t xml:space="preserve">0,02-0,05 %</w:t>
             </w:r>
             <w:r>
               <w:br/>
@@ -1254,7 +1235,7 @@
                 <w:rFonts w:ascii="Arial" w:hAnsi="Arial"/>
                 <w:sz w:val="14"/>
               </w:rPr>
-              <w:t>ручное разведение</w:t>
+              <w:t>дозирующая система ProMax</w:t>
             </w:r>
           </w:p>
         </w:tc>
@@ -1271,7 +1252,183 @@
                 <w:sz w:val="14"/>
                 <w:rFonts w:ascii="Arial" w:hAnsi="Arial"/>
               </w:rPr>
-              <w:t xml:space="preserve">не ниже 40°C</w:t>
+              <w:t xml:space="preserve">18-20 °C</w:t>
+            </w:r>
+          </w:p>
+        </w:tc>
+        <w:tc>
+          <w:tcPr>
+            <w:tcW w:w="1032" w:type="dxa"/>
+          </w:tcPr>
+          <w:p>
+            <w:pPr>
+              <w:jc w:val="center"/>
+            </w:pPr>
+            <w:r>
+              <w:rPr>
+                <w:sz w:val="14"/>
+                <w:rFonts w:ascii="Arial" w:hAnsi="Arial"/>
+              </w:rPr>
+              <w:t xml:space="preserve">20 мин</w:t>
+            </w:r>
+          </w:p>
+        </w:tc>
+        <w:tc>
+          <w:tcPr>
+            <w:tcW w:w="411" w:type="dxa"/>
+            <w:vMerge/>
+            <w:noWrap/>
+            <w:tcMar>
+              <w:left w:w="0" w:type="dxa"/>
+              <w:right w:w="0" w:type="dxa"/>
+            </w:tcMar>
+            <w:textDirection w:val="btLr"/>
+            <w:tcFitText/>
+          </w:tcPr>
+          <w:p/>
+        </w:tc>
+        <w:tc>
+          <w:tcPr>
+            <w:tcW w:w="1467" w:type="dxa"/>
+            <w:vMerge/>
+          </w:tcPr>
+          <w:p/>
+        </w:tc>
+        <w:tc>
+          <w:tcPr>
+            <w:tcW w:w="1554" w:type="dxa"/>
+            <w:vMerge/>
+          </w:tcPr>
+          <w:p/>
+        </w:tc>
+        <w:tc>
+          <w:tcPr>
+            <w:tcW w:w="1586" w:type="dxa"/>
+            <w:vMerge/>
+          </w:tcPr>
+          <w:p/>
+        </w:tc>
+      </w:tr>
+      <w:tr>
+        <w:tc>
+          <w:tcPr>
+            <w:tcW w:w="1809" w:type="dxa"/>
+            <w:vMerge w:val="restart"/>
+          </w:tcPr>
+          <w:p>
+            <w:r>
+              <w:rPr>
+                <w:sz w:val="14"/>
+                <w:rFonts w:ascii="Arial" w:hAnsi="Arial"/>
+              </w:rPr>
+              <w:t xml:space="preserve">диффузоры, светильники, стены (выше 2 м)</w:t>
+            </w:r>
+          </w:p>
+          <w:p>
+            <w:r/>
+          </w:p>
+          <w:p>
+            <w:r/>
+          </w:p>
+        </w:tc>
+        <w:tc>
+          <w:tcPr>
+            <w:tcW w:w="1134" w:type="dxa"/>
+          </w:tcPr>
+          <w:p>
+            <w:r>
+              <w:rPr>
+                <w:sz w:val="14"/>
+                <w:rFonts w:ascii="Arial" w:hAnsi="Arial"/>
+              </w:rPr>
+              <w:t xml:space="preserve">очистка (обеспыливание поверхностей)</w:t>
+            </w:r>
+          </w:p>
+        </w:tc>
+        <w:tc>
+          <w:tcPr>
+            <w:tcW w:w="426" w:type="dxa"/>
+            <w:textDirection w:val="btLr"/>
+          </w:tcPr>
+          <w:p>
+            <w:pPr>
+              <w:ind w:left="113" w:right="113"/>
+              <w:jc w:val="center"/>
+            </w:pPr>
+            <w:r>
+              <w:rPr>
+                <w:sz w:val="14"/>
+                <w:rFonts w:ascii="Arial" w:hAnsi="Arial"/>
+              </w:rPr>
+              <w:t xml:space="preserve"/>
+            </w:r>
+          </w:p>
+        </w:tc>
+        <w:tc>
+          <w:tcPr>
+            <w:tcW w:w="1417" w:type="dxa"/>
+          </w:tcPr>
+          <w:p>
+            <w:pPr>
+              <w:rPr>
+                <w:b/>
+                <w:bCs/>
+              </w:rPr>
+            </w:pPr>
+            <w:r>
+              <w:rPr>
+                <w:sz w:val="14"/>
+                <w:rFonts w:ascii="Arial" w:hAnsi="Arial"/>
+              </w:rPr>
+              <w:t xml:space="preserve">------------</w:t>
+            </w:r>
+          </w:p>
+        </w:tc>
+        <w:tc>
+          <w:tcPr>
+            <w:tcW w:w="1276" w:type="dxa"/>
+          </w:tcPr>
+          <w:p>
+            <w:r>
+              <w:rPr>
+                <w:sz w:val="14"/>
+                <w:rFonts w:ascii="Arial" w:hAnsi="Arial"/>
+              </w:rPr>
+              <w:t xml:space="preserve">ручной (протирание)</w:t>
+            </w:r>
+          </w:p>
+        </w:tc>
+        <w:tc>
+          <w:tcPr>
+            <w:tcW w:w="1990" w:type="dxa"/>
+          </w:tcPr>
+          <w:p>
+            <w:pPr>
+              <w:jc w:val="center"/>
+            </w:pPr>
+            <w:r>
+              <w:rPr>
+                <w:sz w:val="14"/>
+                <w:rFonts w:ascii="Arial" w:hAnsi="Arial"/>
+              </w:rPr>
+              <w:t xml:space="preserve">------------</w:t>
+            </w:r>
+          </w:p>
+        </w:tc>
+        <w:tc>
+          <w:tcPr>
+            <w:tcW w:w="1248" w:type="dxa"/>
+          </w:tcPr>
+          <w:p>
+            <w:pPr>
+              <w:jc w:val="center"/>
+            </w:pPr>
+            <w:r>
+              <w:rPr>
+                <w:sz w:val="14"/>
+                <w:rFonts w:ascii="Arial" w:hAnsi="Arial"/>
+              </w:rPr>
+              <w:t xml:space="preserve">------------</w:t>
             </w:r>
           </w:p>
         </w:tc>
@@ -1324,6 +1481,9 @@
           <w:p>
             <w:r/>
           </w:p>
+          <w:p>
+            <w:r/>
+          </w:p>
         </w:tc>
         <w:tc>
           <w:tcPr>
@@ -1338,7 +1498,7 @@
                 <w:sz w:val="14"/>
                 <w:rFonts w:ascii="Arial" w:hAnsi="Arial"/>
               </w:rPr>
-              <w:t xml:space="preserve">1 раз в месяц</w:t>
+              <w:t xml:space="preserve">1 раз в 3 месяца</w:t>
             </w:r>
           </w:p>
         </w:tc>
@@ -1359,6 +1519,9 @@
           <w:p>
             <w:r/>
           </w:p>
+          <w:p>
+            <w:r/>
+          </w:p>
         </w:tc>
         <w:tc>
           <w:tcPr>
@@ -1377,6 +1540,9 @@
           <w:p>
             <w:r/>
           </w:p>
+          <w:p>
+            <w:r/>
+          </w:p>
         </w:tc>
       </w:tr>
       <w:tr>
@@ -1397,7 +1563,7 @@
                 <w:sz w:val="14"/>
                 <w:rFonts w:ascii="Arial" w:hAnsi="Arial"/>
               </w:rPr>
-              <w:t xml:space="preserve">дезинфекция</w:t>
+              <w:t xml:space="preserve">мойка</w:t>
             </w:r>
           </w:p>
         </w:tc>
@@ -1423,7 +1589,7 @@
         <w:tc>
           <w:tcPr>
             <w:tcW w:w="1417" w:type="dxa"/>
-            <w:shd w:val="clear" w:color="auto" w:fill="FFFFCC"/>
+            <w:shd w:val="clear" w:color="auto" w:fill="99CCFF"/>
           </w:tcPr>
           <w:p>
             <w:pPr>
@@ -1438,7 +1604,7 @@
                 <w:rFonts w:ascii="Arial" w:hAnsi="Arial"/>
                 <w:b/>
               </w:rPr>
-              <w:t xml:space="preserve">ХИМИТЕК ПОЛИДЕЗ-СУПЕР</w:t>
+              <w:t xml:space="preserve">ХИМИТЕК ЧУДОДЕЙ®-ПОЛИПРОМ 190022</w:t>
             </w:r>
           </w:p>
         </w:tc>
@@ -1452,7 +1618,7 @@
                 <w:sz w:val="14"/>
                 <w:rFonts w:ascii="Arial" w:hAnsi="Arial"/>
               </w:rPr>
-              <w:t xml:space="preserve">ручной (протирание)</w:t>
+              <w:t xml:space="preserve">ручной (протирание, обработка щеткой)</w:t>
             </w:r>
           </w:p>
         </w:tc>
@@ -1469,7 +1635,7 @@
                 <w:sz w:val="14"/>
                 <w:rFonts w:ascii="Arial" w:hAnsi="Arial"/>
               </w:rPr>
-              <w:t xml:space="preserve">0,02-0,05 %</w:t>
+              <w:t xml:space="preserve">1,0 %</w:t>
             </w:r>
             <w:r>
               <w:br/>
@@ -1479,7 +1645,7 @@
                 <w:rFonts w:ascii="Arial" w:hAnsi="Arial"/>
                 <w:sz w:val="14"/>
               </w:rPr>
-              <w:t>дозирующая система ProMax</w:t>
+              <w:t>ручное разведение</w:t>
             </w:r>
           </w:p>
         </w:tc>
@@ -1513,7 +1679,7 @@
                 <w:sz w:val="14"/>
                 <w:rFonts w:ascii="Arial" w:hAnsi="Arial"/>
               </w:rPr>
-              <w:t xml:space="preserve">20 мин</w:t>
+              <w:t xml:space="preserve">------------</w:t>
             </w:r>
           </w:p>
         </w:tc>
@@ -1534,6 +1700,7 @@
         <w:tc>
           <w:tcPr>
             <w:tcW w:w="1467" w:type="dxa"/>
+            <w:vMerge w:val="restart"/>
           </w:tcPr>
           <w:p>
             <w:pPr>
@@ -1544,8 +1711,11 @@
                 <w:sz w:val="14"/>
                 <w:rFonts w:ascii="Arial" w:hAnsi="Arial"/>
               </w:rPr>
-              <w:t xml:space="preserve">2 раза в смену</w:t>
-            </w:r>
+              <w:t xml:space="preserve">1 раз в 6 месяцев</w:t>
+            </w:r>
+          </w:p>
+          <w:p>
+            <w:r/>
           </w:p>
         </w:tc>
         <w:tc>
@@ -1567,20 +1737,9 @@
         <w:tc>
           <w:tcPr>
             <w:tcW w:w="1809" w:type="dxa"/>
-            <w:vMerge w:val="restart"/>
-          </w:tcPr>
-          <w:p>
-            <w:r>
-              <w:rPr>
-                <w:sz w:val="14"/>
-                <w:rFonts w:ascii="Arial" w:hAnsi="Arial"/>
-              </w:rPr>
-              <w:t xml:space="preserve">двери</w:t>
-            </w:r>
-          </w:p>
-          <w:p>
-            <w:r/>
-          </w:p>
+            <w:vMerge/>
+          </w:tcPr>
+          <w:p/>
         </w:tc>
         <w:tc>
           <w:tcPr>
@@ -1592,7 +1751,7 @@
                 <w:sz w:val="14"/>
                 <w:rFonts w:ascii="Arial" w:hAnsi="Arial"/>
               </w:rPr>
-              <w:t xml:space="preserve">мойка</w:t>
+              <w:t xml:space="preserve">дезинфекция</w:t>
             </w:r>
           </w:p>
         </w:tc>
@@ -1618,7 +1777,7 @@
         <w:tc>
           <w:tcPr>
             <w:tcW w:w="1417" w:type="dxa"/>
-            <w:shd w:val="clear" w:color="auto" w:fill="99CCFF"/>
+            <w:shd w:val="clear" w:color="auto" w:fill="FFFFCC"/>
           </w:tcPr>
           <w:p>
             <w:pPr>
@@ -1633,6 +1792,191 @@
                 <w:rFonts w:ascii="Arial" w:hAnsi="Arial"/>
                 <w:b/>
               </w:rPr>
+              <w:t xml:space="preserve">ХИМИТЕК ПОЛИДЕЗ-СУПЕР</w:t>
+            </w:r>
+          </w:p>
+        </w:tc>
+        <w:tc>
+          <w:tcPr>
+            <w:tcW w:w="1276" w:type="dxa"/>
+          </w:tcPr>
+          <w:p>
+            <w:r>
+              <w:rPr>
+                <w:sz w:val="14"/>
+                <w:rFonts w:ascii="Arial" w:hAnsi="Arial"/>
+              </w:rPr>
+              <w:t xml:space="preserve">ручной (протирание)</w:t>
+            </w:r>
+          </w:p>
+        </w:tc>
+        <w:tc>
+          <w:tcPr>
+            <w:tcW w:w="1990" w:type="dxa"/>
+          </w:tcPr>
+          <w:p>
+            <w:pPr>
+              <w:jc w:val="center"/>
+            </w:pPr>
+            <w:r>
+              <w:rPr>
+                <w:sz w:val="14"/>
+                <w:rFonts w:ascii="Arial" w:hAnsi="Arial"/>
+              </w:rPr>
+              <w:t xml:space="preserve">0,02-0,05 %</w:t>
+            </w:r>
+            <w:r>
+              <w:br/>
+            </w:r>
+            <w:r>
+              <w:rPr>
+                <w:rFonts w:ascii="Arial" w:hAnsi="Arial"/>
+                <w:sz w:val="14"/>
+              </w:rPr>
+              <w:t>дозирующая система ProMax</w:t>
+            </w:r>
+          </w:p>
+        </w:tc>
+        <w:tc>
+          <w:tcPr>
+            <w:tcW w:w="1248" w:type="dxa"/>
+          </w:tcPr>
+          <w:p>
+            <w:pPr>
+              <w:jc w:val="center"/>
+            </w:pPr>
+            <w:r>
+              <w:rPr>
+                <w:sz w:val="14"/>
+                <w:rFonts w:ascii="Arial" w:hAnsi="Arial"/>
+              </w:rPr>
+              <w:t xml:space="preserve">18-20 °C</w:t>
+            </w:r>
+          </w:p>
+        </w:tc>
+        <w:tc>
+          <w:tcPr>
+            <w:tcW w:w="1032" w:type="dxa"/>
+          </w:tcPr>
+          <w:p>
+            <w:pPr>
+              <w:jc w:val="center"/>
+            </w:pPr>
+            <w:r>
+              <w:rPr>
+                <w:sz w:val="14"/>
+                <w:rFonts w:ascii="Arial" w:hAnsi="Arial"/>
+              </w:rPr>
+              <w:t xml:space="preserve">20 мин</w:t>
+            </w:r>
+          </w:p>
+        </w:tc>
+        <w:tc>
+          <w:tcPr>
+            <w:tcW w:w="411" w:type="dxa"/>
+            <w:vMerge/>
+            <w:noWrap/>
+            <w:tcMar>
+              <w:left w:w="0" w:type="dxa"/>
+              <w:right w:w="0" w:type="dxa"/>
+            </w:tcMar>
+            <w:textDirection w:val="btLr"/>
+            <w:tcFitText/>
+          </w:tcPr>
+          <w:p/>
+        </w:tc>
+        <w:tc>
+          <w:tcPr>
+            <w:tcW w:w="1467" w:type="dxa"/>
+            <w:vMerge/>
+          </w:tcPr>
+          <w:p/>
+        </w:tc>
+        <w:tc>
+          <w:tcPr>
+            <w:tcW w:w="1554" w:type="dxa"/>
+            <w:vMerge/>
+          </w:tcPr>
+          <w:p/>
+        </w:tc>
+        <w:tc>
+          <w:tcPr>
+            <w:tcW w:w="1586" w:type="dxa"/>
+            <w:vMerge/>
+          </w:tcPr>
+          <w:p/>
+        </w:tc>
+      </w:tr>
+      <w:tr>
+        <w:tc>
+          <w:tcPr>
+            <w:tcW w:w="1809" w:type="dxa"/>
+            <w:vMerge w:val="restart"/>
+          </w:tcPr>
+          <w:p>
+            <w:r>
+              <w:rPr>
+                <w:sz w:val="14"/>
+                <w:rFonts w:ascii="Arial" w:hAnsi="Arial"/>
+              </w:rPr>
+              <w:t xml:space="preserve">стены (до 2 м)</w:t>
+            </w:r>
+          </w:p>
+          <w:p>
+            <w:r/>
+          </w:p>
+        </w:tc>
+        <w:tc>
+          <w:tcPr>
+            <w:tcW w:w="1134" w:type="dxa"/>
+          </w:tcPr>
+          <w:p>
+            <w:r>
+              <w:rPr>
+                <w:sz w:val="14"/>
+                <w:rFonts w:ascii="Arial" w:hAnsi="Arial"/>
+              </w:rPr>
+              <w:t xml:space="preserve">мойка</w:t>
+            </w:r>
+          </w:p>
+        </w:tc>
+        <w:tc>
+          <w:tcPr>
+            <w:tcW w:w="426" w:type="dxa"/>
+            <w:textDirection w:val="btLr"/>
+          </w:tcPr>
+          <w:p>
+            <w:pPr>
+              <w:ind w:left="113" w:right="113"/>
+              <w:jc w:val="center"/>
+            </w:pPr>
+            <w:r>
+              <w:rPr>
+                <w:sz w:val="14"/>
+                <w:rFonts w:ascii="Arial" w:hAnsi="Arial"/>
+              </w:rPr>
+              <w:t xml:space="preserve"/>
+            </w:r>
+          </w:p>
+        </w:tc>
+        <w:tc>
+          <w:tcPr>
+            <w:tcW w:w="1417" w:type="dxa"/>
+            <w:shd w:val="clear" w:color="auto" w:fill="99CCFF"/>
+          </w:tcPr>
+          <w:p>
+            <w:pPr>
+              <w:rPr>
+                <w:b/>
+                <w:bCs/>
+              </w:rPr>
+            </w:pPr>
+            <w:r>
+              <w:rPr>
+                <w:sz w:val="14"/>
+                <w:rFonts w:ascii="Arial" w:hAnsi="Arial"/>
+                <w:b/>
+              </w:rPr>
               <w:t xml:space="preserve">ХИМИТЕК ЧУДОДЕЙ®-ПОЛИПРОМ 190022</w:t>
             </w:r>
           </w:p>
@@ -1691,7 +2035,7 @@
                 <w:sz w:val="14"/>
                 <w:rFonts w:ascii="Arial" w:hAnsi="Arial"/>
               </w:rPr>
-              <w:t xml:space="preserve">18-20 °C</w:t>
+              <w:t xml:space="preserve">не ниже 40°C</w:t>
             </w:r>
           </w:p>
         </w:tc>
@@ -1989,7 +2333,7 @@
                 <w:sz w:val="14"/>
                 <w:rFonts w:ascii="Arial" w:hAnsi="Arial"/>
               </w:rPr>
-              <w:t xml:space="preserve">дверные ручки</w:t>
+              <w:t xml:space="preserve">водопроводные трубы, двери, кабель-каналы, розетки</w:t>
             </w:r>
           </w:p>
           <w:p>
@@ -2162,6 +2506,7 @@
         <w:tc>
           <w:tcPr>
             <w:tcW w:w="1467" w:type="dxa"/>
+            <w:vMerge w:val="restart"/>
           </w:tcPr>
           <w:p>
             <w:pPr>
@@ -2174,6 +2519,9 @@
               </w:rPr>
               <w:t xml:space="preserve">1 раз в месяц</w:t>
             </w:r>
+          </w:p>
+          <w:p>
+            <w:r/>
           </w:p>
         </w:tc>
         <w:tc>
@@ -2368,19 +2716,9 @@
         <w:tc>
           <w:tcPr>
             <w:tcW w:w="1467" w:type="dxa"/>
-          </w:tcPr>
-          <w:p>
-            <w:pPr>
-              <w:jc w:val="center"/>
-            </w:pPr>
-            <w:r>
-              <w:rPr>
-                <w:sz w:val="14"/>
-                <w:rFonts w:ascii="Arial" w:hAnsi="Arial"/>
-              </w:rPr>
-              <w:t xml:space="preserve">2 раза в смену</w:t>
-            </w:r>
-          </w:p>
+            <w:vMerge/>
+          </w:tcPr>
+          <w:p/>
         </w:tc>
         <w:tc>
           <w:tcPr>
@@ -2409,15 +2747,12 @@
                 <w:sz w:val="14"/>
                 <w:rFonts w:ascii="Arial" w:hAnsi="Arial"/>
               </w:rPr>
-              <w:t xml:space="preserve">диффузоры</w:t>
+              <w:t xml:space="preserve">выключатели</w:t>
             </w:r>
           </w:p>
           <w:p>
             <w:r/>
           </w:p>
-          <w:p>
-            <w:r/>
-          </w:p>
         </w:tc>
         <w:tc>
           <w:tcPr>
@@ -2429,7 +2764,7 @@
                 <w:sz w:val="14"/>
                 <w:rFonts w:ascii="Arial" w:hAnsi="Arial"/>
               </w:rPr>
-              <w:t xml:space="preserve">очистка (обеспыливание поверхностей)</w:t>
+              <w:t xml:space="preserve">мойка</w:t>
             </w:r>
           </w:p>
         </w:tc>
@@ -2455,6 +2790,7 @@
         <w:tc>
           <w:tcPr>
             <w:tcW w:w="1417" w:type="dxa"/>
+            <w:shd w:val="clear" w:color="auto" w:fill="99CCFF"/>
           </w:tcPr>
           <w:p>
             <w:pPr>
@@ -2467,8 +2803,9 @@
               <w:rPr>
                 <w:sz w:val="14"/>
                 <w:rFonts w:ascii="Arial" w:hAnsi="Arial"/>
-              </w:rPr>
-              <w:t xml:space="preserve">------------</w:t>
+                <w:b/>
+              </w:rPr>
+              <w:t xml:space="preserve">ХИМИТЕК ЧУДОДЕЙ®-ПОЛИПРОМ 190022</w:t>
             </w:r>
           </w:p>
         </w:tc>
@@ -2482,7 +2819,7 @@
                 <w:sz w:val="14"/>
                 <w:rFonts w:ascii="Arial" w:hAnsi="Arial"/>
               </w:rPr>
-              <w:t xml:space="preserve">ручной (протирание)</w:t>
+              <w:t xml:space="preserve">ручной (протирание, обработка щеткой)</w:t>
             </w:r>
           </w:p>
         </w:tc>
@@ -2499,7 +2836,17 @@
                 <w:sz w:val="14"/>
                 <w:rFonts w:ascii="Arial" w:hAnsi="Arial"/>
               </w:rPr>
-              <w:t xml:space="preserve">------------</w:t>
+              <w:t xml:space="preserve">1,0 %</w:t>
+            </w:r>
+            <w:r>
+              <w:br/>
+            </w:r>
+            <w:r>
+              <w:rPr>
+                <w:rFonts w:ascii="Arial" w:hAnsi="Arial"/>
+                <w:sz w:val="14"/>
+              </w:rPr>
+              <w:t>ручное разведение</w:t>
             </w:r>
           </w:p>
         </w:tc>
@@ -2516,7 +2863,7 @@
                 <w:sz w:val="14"/>
                 <w:rFonts w:ascii="Arial" w:hAnsi="Arial"/>
               </w:rPr>
-              <w:t xml:space="preserve">------------</w:t>
+              <w:t xml:space="preserve">не ниже 40°C</w:t>
             </w:r>
           </w:p>
         </w:tc>
@@ -2569,9 +2916,6 @@
           <w:p>
             <w:r/>
           </w:p>
-          <w:p>
-            <w:r/>
-          </w:p>
         </w:tc>
         <w:tc>
           <w:tcPr>
@@ -2586,7 +2930,7 @@
                 <w:sz w:val="14"/>
                 <w:rFonts w:ascii="Arial" w:hAnsi="Arial"/>
               </w:rPr>
-              <w:t xml:space="preserve">1 раз в 3 месяца</w:t>
+              <w:t xml:space="preserve">1 раз в месяц</w:t>
             </w:r>
           </w:p>
         </w:tc>
@@ -2607,9 +2951,6 @@
           <w:p>
             <w:r/>
           </w:p>
-          <w:p>
-            <w:r/>
-          </w:p>
         </w:tc>
         <w:tc>
           <w:tcPr>
@@ -2628,9 +2969,6 @@
           <w:p>
             <w:r/>
           </w:p>
-          <w:p>
-            <w:r/>
-          </w:p>
         </w:tc>
       </w:tr>
       <w:tr>
@@ -2651,7 +2989,7 @@
                 <w:sz w:val="14"/>
                 <w:rFonts w:ascii="Arial" w:hAnsi="Arial"/>
               </w:rPr>
-              <w:t xml:space="preserve">мойка</w:t>
+              <w:t xml:space="preserve">дезинфекция</w:t>
             </w:r>
           </w:p>
         </w:tc>
@@ -2677,7 +3015,7 @@
         <w:tc>
           <w:tcPr>
             <w:tcW w:w="1417" w:type="dxa"/>
-            <w:shd w:val="clear" w:color="auto" w:fill="99CCFF"/>
+            <w:shd w:val="clear" w:color="auto" w:fill="FFFFCC"/>
           </w:tcPr>
           <w:p>
             <w:pPr>
@@ -2692,7 +3030,7 @@
                 <w:rFonts w:ascii="Arial" w:hAnsi="Arial"/>
                 <w:b/>
               </w:rPr>
-              <w:t xml:space="preserve">ХИМИТЕК ЧУДОДЕЙ®-ПОЛИПРОМ 190022</w:t>
+              <w:t xml:space="preserve">ХИМИТЕК ПОЛИДЕЗ-СУПЕР</w:t>
             </w:r>
           </w:p>
         </w:tc>
@@ -2706,7 +3044,7 @@
                 <w:sz w:val="14"/>
                 <w:rFonts w:ascii="Arial" w:hAnsi="Arial"/>
               </w:rPr>
-              <w:t xml:space="preserve">ручной (протирание, обработка щеткой)</w:t>
+              <w:t xml:space="preserve">ручной (протирание)</w:t>
             </w:r>
           </w:p>
         </w:tc>
@@ -2723,7 +3061,7 @@
                 <w:sz w:val="14"/>
                 <w:rFonts w:ascii="Arial" w:hAnsi="Arial"/>
               </w:rPr>
-              <w:t xml:space="preserve">1,0 %</w:t>
+              <w:t xml:space="preserve">0,02-0,05 %</w:t>
             </w:r>
             <w:r>
               <w:br/>
@@ -2733,7 +3071,7 @@
                 <w:rFonts w:ascii="Arial" w:hAnsi="Arial"/>
                 <w:sz w:val="14"/>
               </w:rPr>
-              <w:t>ручное разведение</w:t>
+              <w:t>дозирующая система ProMax</w:t>
             </w:r>
           </w:p>
         </w:tc>
@@ -2767,7 +3105,7 @@
                 <w:sz w:val="14"/>
                 <w:rFonts w:ascii="Arial" w:hAnsi="Arial"/>
               </w:rPr>
-              <w:t xml:space="preserve">------------</w:t>
+              <w:t xml:space="preserve">20 мин</w:t>
             </w:r>
           </w:p>
         </w:tc>
@@ -2788,7 +3126,6 @@
         <w:tc>
           <w:tcPr>
             <w:tcW w:w="1467" w:type="dxa"/>
-            <w:vMerge w:val="restart"/>
           </w:tcPr>
           <w:p>
             <w:pPr>
@@ -2799,11 +3136,8 @@
                 <w:sz w:val="14"/>
                 <w:rFonts w:ascii="Arial" w:hAnsi="Arial"/>
               </w:rPr>
-              <w:t xml:space="preserve">1 раз в 6 месяцев</w:t>
-            </w:r>
-          </w:p>
-          <w:p>
-            <w:r/>
+              <w:t xml:space="preserve">2 раза в смену</w:t>
+            </w:r>
           </w:p>
         </w:tc>
         <w:tc>
@@ -2819,6 +3153,242 @@
             <w:vMerge/>
           </w:tcPr>
           <w:p/>
+        </w:tc>
+      </w:tr>
+      <w:tr>
+        <w:tc>
+          <w:tcPr>
+            <w:tcW w:w="1809" w:type="dxa"/>
+            <w:vMerge w:val="restart"/>
+          </w:tcPr>
+          <w:p>
+            <w:r>
+              <w:rPr>
+                <w:sz w:val="14"/>
+                <w:rFonts w:ascii="Arial" w:hAnsi="Arial"/>
+              </w:rPr>
+              <w:t xml:space="preserve">дверные ручки</w:t>
+            </w:r>
+          </w:p>
+          <w:p>
+            <w:r/>
+          </w:p>
+        </w:tc>
+        <w:tc>
+          <w:tcPr>
+            <w:tcW w:w="1134" w:type="dxa"/>
+          </w:tcPr>
+          <w:p>
+            <w:r>
+              <w:rPr>
+                <w:sz w:val="14"/>
+                <w:rFonts w:ascii="Arial" w:hAnsi="Arial"/>
+              </w:rPr>
+              <w:t xml:space="preserve">мойка</w:t>
+            </w:r>
+          </w:p>
+        </w:tc>
+        <w:tc>
+          <w:tcPr>
+            <w:tcW w:w="426" w:type="dxa"/>
+            <w:textDirection w:val="btLr"/>
+          </w:tcPr>
+          <w:p>
+            <w:pPr>
+              <w:ind w:left="113" w:right="113"/>
+              <w:jc w:val="center"/>
+            </w:pPr>
+            <w:r>
+              <w:rPr>
+                <w:sz w:val="14"/>
+                <w:rFonts w:ascii="Arial" w:hAnsi="Arial"/>
+              </w:rPr>
+              <w:t xml:space="preserve"/>
+            </w:r>
+          </w:p>
+        </w:tc>
+        <w:tc>
+          <w:tcPr>
+            <w:tcW w:w="1417" w:type="dxa"/>
+            <w:shd w:val="clear" w:color="auto" w:fill="99CCFF"/>
+          </w:tcPr>
+          <w:p>
+            <w:pPr>
+              <w:rPr>
+                <w:b/>
+                <w:bCs/>
+              </w:rPr>
+            </w:pPr>
+            <w:r>
+              <w:rPr>
+                <w:sz w:val="14"/>
+                <w:rFonts w:ascii="Arial" w:hAnsi="Arial"/>
+                <w:b/>
+              </w:rPr>
+              <w:t xml:space="preserve">ХИМИТЕК ЧУДОДЕЙ®-ПОЛИПРОМ 190022</w:t>
+            </w:r>
+          </w:p>
+        </w:tc>
+        <w:tc>
+          <w:tcPr>
+            <w:tcW w:w="1276" w:type="dxa"/>
+          </w:tcPr>
+          <w:p>
+            <w:r>
+              <w:rPr>
+                <w:sz w:val="14"/>
+                <w:rFonts w:ascii="Arial" w:hAnsi="Arial"/>
+              </w:rPr>
+              <w:t xml:space="preserve">ручной (протирание, обработка щеткой)</w:t>
+            </w:r>
+          </w:p>
+        </w:tc>
+        <w:tc>
+          <w:tcPr>
+            <w:tcW w:w="1990" w:type="dxa"/>
+          </w:tcPr>
+          <w:p>
+            <w:pPr>
+              <w:jc w:val="center"/>
+            </w:pPr>
+            <w:r>
+              <w:rPr>
+                <w:sz w:val="14"/>
+                <w:rFonts w:ascii="Arial" w:hAnsi="Arial"/>
+              </w:rPr>
+              <w:t xml:space="preserve">1,0 %</w:t>
+            </w:r>
+            <w:r>
+              <w:br/>
+            </w:r>
+            <w:r>
+              <w:rPr>
+                <w:rFonts w:ascii="Arial" w:hAnsi="Arial"/>
+                <w:sz w:val="14"/>
+              </w:rPr>
+              <w:t>ручное разведение</w:t>
+            </w:r>
+          </w:p>
+        </w:tc>
+        <w:tc>
+          <w:tcPr>
+            <w:tcW w:w="1248" w:type="dxa"/>
+          </w:tcPr>
+          <w:p>
+            <w:pPr>
+              <w:jc w:val="center"/>
+            </w:pPr>
+            <w:r>
+              <w:rPr>
+                <w:sz w:val="14"/>
+                <w:rFonts w:ascii="Arial" w:hAnsi="Arial"/>
+              </w:rPr>
+              <w:t xml:space="preserve">18-20 °C</w:t>
+            </w:r>
+          </w:p>
+        </w:tc>
+        <w:tc>
+          <w:tcPr>
+            <w:tcW w:w="1032" w:type="dxa"/>
+          </w:tcPr>
+          <w:p>
+            <w:pPr>
+              <w:jc w:val="center"/>
+            </w:pPr>
+            <w:r>
+              <w:rPr>
+                <w:sz w:val="14"/>
+                <w:rFonts w:ascii="Arial" w:hAnsi="Arial"/>
+              </w:rPr>
+              <w:t xml:space="preserve">------------</w:t>
+            </w:r>
+          </w:p>
+        </w:tc>
+        <w:tc>
+          <w:tcPr>
+            <w:tcW w:w="411" w:type="dxa"/>
+            <w:vMerge w:val="restart"/>
+            <w:noWrap/>
+            <w:tcMar>
+              <w:left w:w="0" w:type="dxa"/>
+              <w:right w:w="0" w:type="dxa"/>
+            </w:tcMar>
+            <w:textDirection w:val="btLr"/>
+            <w:tcFitText/>
+          </w:tcPr>
+          <w:p>
+            <w:pPr>
+              <w:ind w:left="113" w:right="113"/>
+              <w:jc w:val="center"/>
+              <w:rPr>
+                <w:b/>
+                <w:bCs/>
+              </w:rPr>
+            </w:pPr>
+            <w:r>
+              <w:rPr>
+                <w:sz w:val="14"/>
+                <w:rFonts w:ascii="Arial" w:hAnsi="Arial"/>
+              </w:rPr>
+              <w:t xml:space="preserve">промаркированный</w:t>
+            </w:r>
+          </w:p>
+          <w:p>
+            <w:r/>
+          </w:p>
+        </w:tc>
+        <w:tc>
+          <w:tcPr>
+            <w:tcW w:w="1467" w:type="dxa"/>
+          </w:tcPr>
+          <w:p>
+            <w:pPr>
+              <w:jc w:val="center"/>
+            </w:pPr>
+            <w:r>
+              <w:rPr>
+                <w:sz w:val="14"/>
+                <w:rFonts w:ascii="Arial" w:hAnsi="Arial"/>
+              </w:rPr>
+              <w:t xml:space="preserve">1 раз в месяц</w:t>
+            </w:r>
+          </w:p>
+        </w:tc>
+        <w:tc>
+          <w:tcPr>
+            <w:tcW w:w="1554" w:type="dxa"/>
+            <w:vMerge w:val="restart"/>
+          </w:tcPr>
+          <w:p>
+            <w:r>
+              <w:rPr>
+                <w:sz w:val="14"/>
+                <w:rFonts w:ascii="Arial" w:hAnsi="Arial"/>
+              </w:rPr>
+              <w:t xml:space="preserve">сотрудник внутреннего клининга</w:t>
+            </w:r>
+          </w:p>
+          <w:p>
+            <w:r/>
+          </w:p>
+        </w:tc>
+        <w:tc>
+          <w:tcPr>
+            <w:tcW w:w="1586" w:type="dxa"/>
+            <w:vMerge w:val="restart"/>
+          </w:tcPr>
+          <w:p>
+            <w:r>
+              <w:rPr>
+                <w:sz w:val="14"/>
+                <w:rFonts w:ascii="Arial" w:hAnsi="Arial"/>
+              </w:rPr>
+              <w:t xml:space="preserve">визуальный контроль/сотрудник отдела качества</w:t>
+            </w:r>
+          </w:p>
+          <w:p>
+            <w:r/>
+          </w:p>
         </w:tc>
       </w:tr>
       <w:tr>
@@ -2976,9 +3546,19 @@
         <w:tc>
           <w:tcPr>
             <w:tcW w:w="1467" w:type="dxa"/>
-            <w:vMerge/>
-          </w:tcPr>
-          <w:p/>
+          </w:tcPr>
+          <w:p>
+            <w:pPr>
+              <w:jc w:val="center"/>
+            </w:pPr>
+            <w:r>
+              <w:rPr>
+                <w:sz w:val="14"/>
+                <w:rFonts w:ascii="Arial" w:hAnsi="Arial"/>
+              </w:rPr>
+              <w:t xml:space="preserve">2 раза в смену</w:t>
+            </w:r>
+          </w:p>
         </w:tc>
         <w:tc>
           <w:tcPr>
@@ -3007,12 +3587,15 @@
                 <w:sz w:val="14"/>
                 <w:rFonts w:ascii="Arial" w:hAnsi="Arial"/>
               </w:rPr>
-              <w:t xml:space="preserve">кабель-каналы</w:t>
+              <w:t xml:space="preserve">отопительные приборы</w:t>
             </w:r>
           </w:p>
           <w:p>
             <w:r/>
           </w:p>
+          <w:p>
+            <w:r/>
+          </w:p>
         </w:tc>
         <w:tc>
           <w:tcPr>
@@ -3024,7 +3607,7 @@
                 <w:sz w:val="14"/>
                 <w:rFonts w:ascii="Arial" w:hAnsi="Arial"/>
               </w:rPr>
-              <w:t xml:space="preserve">мойка</w:t>
+              <w:t xml:space="preserve">очистка (обеспыливание поверхностей)</w:t>
             </w:r>
           </w:p>
         </w:tc>
@@ -3050,7 +3633,6 @@
         <w:tc>
           <w:tcPr>
             <w:tcW w:w="1417" w:type="dxa"/>
-            <w:shd w:val="clear" w:color="auto" w:fill="99CCFF"/>
           </w:tcPr>
           <w:p>
             <w:pPr>
@@ -3063,9 +3645,8 @@
               <w:rPr>
                 <w:sz w:val="14"/>
                 <w:rFonts w:ascii="Arial" w:hAnsi="Arial"/>
-                <w:b/>
-              </w:rPr>
-              <w:t xml:space="preserve">ХИМИТЕК ЧУДОДЕЙ®-ПОЛИПРОМ 190022</w:t>
+              </w:rPr>
+              <w:t xml:space="preserve">------------</w:t>
             </w:r>
           </w:p>
         </w:tc>
@@ -3079,7 +3660,7 @@
                 <w:sz w:val="14"/>
                 <w:rFonts w:ascii="Arial" w:hAnsi="Arial"/>
               </w:rPr>
-              <w:t xml:space="preserve">ручной (протирание, обработка щеткой)</w:t>
+              <w:t xml:space="preserve">ручной (протирание)</w:t>
             </w:r>
           </w:p>
         </w:tc>
@@ -3096,17 +3677,7 @@
                 <w:sz w:val="14"/>
                 <w:rFonts w:ascii="Arial" w:hAnsi="Arial"/>
               </w:rPr>
-              <w:t xml:space="preserve">1,0 %</w:t>
-            </w:r>
-            <w:r>
-              <w:br/>
-            </w:r>
-            <w:r>
-              <w:rPr>
-                <w:rFonts w:ascii="Arial" w:hAnsi="Arial"/>
-                <w:sz w:val="14"/>
-              </w:rPr>
-              <w:t>ручное разведение</w:t>
+              <w:t xml:space="preserve">------------</w:t>
             </w:r>
           </w:p>
         </w:tc>
@@ -3123,7 +3694,7 @@
                 <w:sz w:val="14"/>
                 <w:rFonts w:ascii="Arial" w:hAnsi="Arial"/>
               </w:rPr>
-              <w:t xml:space="preserve">18-20 °C</w:t>
+              <w:t xml:space="preserve">------------</w:t>
             </w:r>
           </w:p>
         </w:tc>
@@ -3176,11 +3747,13 @@
           <w:p>
             <w:r/>
           </w:p>
+          <w:p>
+            <w:r/>
+          </w:p>
         </w:tc>
         <w:tc>
           <w:tcPr>
             <w:tcW w:w="1467" w:type="dxa"/>
-            <w:vMerge w:val="restart"/>
           </w:tcPr>
           <w:p>
             <w:pPr>
@@ -3193,9 +3766,6 @@
               </w:rPr>
               <w:t xml:space="preserve">1 раз в месяц</w:t>
             </w:r>
-          </w:p>
-          <w:p>
-            <w:r/>
           </w:p>
         </w:tc>
         <w:tc>
@@ -3215,6 +3785,9 @@
           <w:p>
             <w:r/>
           </w:p>
+          <w:p>
+            <w:r/>
+          </w:p>
         </w:tc>
         <w:tc>
           <w:tcPr>
@@ -3233,6 +3806,9 @@
           <w:p>
             <w:r/>
           </w:p>
+          <w:p>
+            <w:r/>
+          </w:p>
         </w:tc>
       </w:tr>
       <w:tr>
@@ -3253,7 +3829,7 @@
                 <w:sz w:val="14"/>
                 <w:rFonts w:ascii="Arial" w:hAnsi="Arial"/>
               </w:rPr>
-              <w:t xml:space="preserve">дезинфекция</w:t>
+              <w:t xml:space="preserve">мойка</w:t>
             </w:r>
           </w:p>
         </w:tc>
@@ -3279,7 +3855,7 @@
         <w:tc>
           <w:tcPr>
             <w:tcW w:w="1417" w:type="dxa"/>
-            <w:shd w:val="clear" w:color="auto" w:fill="FFFFCC"/>
+            <w:shd w:val="clear" w:color="auto" w:fill="99CCFF"/>
           </w:tcPr>
           <w:p>
             <w:pPr>
@@ -3294,7 +3870,7 @@
                 <w:rFonts w:ascii="Arial" w:hAnsi="Arial"/>
                 <w:b/>
               </w:rPr>
-              <w:t xml:space="preserve">ХИМИТЕК ПОЛИДЕЗ-СУПЕР</w:t>
+              <w:t xml:space="preserve">ХИМИТЕК ЧУДОДЕЙ®-ПОЛИПРОМ 190022</w:t>
             </w:r>
           </w:p>
         </w:tc>
@@ -3308,7 +3884,7 @@
                 <w:sz w:val="14"/>
                 <w:rFonts w:ascii="Arial" w:hAnsi="Arial"/>
               </w:rPr>
-              <w:t xml:space="preserve">ручной (протирание)</w:t>
+              <w:t xml:space="preserve">ручной (протирание, обработка щеткой)</w:t>
             </w:r>
           </w:p>
         </w:tc>
@@ -3325,7 +3901,7 @@
                 <w:sz w:val="14"/>
                 <w:rFonts w:ascii="Arial" w:hAnsi="Arial"/>
               </w:rPr>
-              <w:t xml:space="preserve">0,02-0,05 %</w:t>
+              <w:t xml:space="preserve">1,0 %</w:t>
             </w:r>
             <w:r>
               <w:br/>
@@ -3335,7 +3911,7 @@
                 <w:rFonts w:ascii="Arial" w:hAnsi="Arial"/>
                 <w:sz w:val="14"/>
               </w:rPr>
-              <w:t>дозирующая система ProMax</w:t>
+              <w:t>ручное разведение</w:t>
             </w:r>
           </w:p>
         </w:tc>
@@ -3352,7 +3928,7 @@
                 <w:sz w:val="14"/>
                 <w:rFonts w:ascii="Arial" w:hAnsi="Arial"/>
               </w:rPr>
-              <w:t xml:space="preserve">18-20 °C</w:t>
+              <w:t xml:space="preserve">не ниже 40°C</w:t>
             </w:r>
           </w:p>
         </w:tc>
@@ -3369,7 +3945,7 @@
                 <w:sz w:val="14"/>
                 <w:rFonts w:ascii="Arial" w:hAnsi="Arial"/>
               </w:rPr>
-              <w:t xml:space="preserve">20 мин</w:t>
+              <w:t xml:space="preserve">------------</w:t>
             </w:r>
           </w:p>
         </w:tc>
@@ -3390,9 +3966,23 @@
         <w:tc>
           <w:tcPr>
             <w:tcW w:w="1467" w:type="dxa"/>
-            <w:vMerge/>
-          </w:tcPr>
-          <w:p/>
+            <w:vMerge w:val="restart"/>
+          </w:tcPr>
+          <w:p>
+            <w:pPr>
+              <w:jc w:val="center"/>
+            </w:pPr>
+            <w:r>
+              <w:rPr>
+                <w:sz w:val="14"/>
+                <w:rFonts w:ascii="Arial" w:hAnsi="Arial"/>
+              </w:rPr>
+              <w:t xml:space="preserve">1 раз в 6 месяцев</w:t>
+            </w:r>
+          </w:p>
+          <w:p>
+            <w:r/>
+          </w:p>
         </w:tc>
         <w:tc>
           <w:tcPr>
@@ -3413,20 +4003,9 @@
         <w:tc>
           <w:tcPr>
             <w:tcW w:w="1809" w:type="dxa"/>
-            <w:vMerge w:val="restart"/>
-          </w:tcPr>
-          <w:p>
-            <w:r>
-              <w:rPr>
-                <w:sz w:val="14"/>
-                <w:rFonts w:ascii="Arial" w:hAnsi="Arial"/>
-              </w:rPr>
-              <w:t xml:space="preserve">контейнеры для отходов</w:t>
-            </w:r>
-          </w:p>
-          <w:p>
-            <w:r/>
-          </w:p>
+            <w:vMerge/>
+          </w:tcPr>
+          <w:p/>
         </w:tc>
         <w:tc>
           <w:tcPr>
@@ -3438,7 +4017,7 @@
                 <w:sz w:val="14"/>
                 <w:rFonts w:ascii="Arial" w:hAnsi="Arial"/>
               </w:rPr>
-              <w:t xml:space="preserve">мойка</w:t>
+              <w:t xml:space="preserve">дезинфекция</w:t>
             </w:r>
           </w:p>
         </w:tc>
@@ -3464,7 +4043,7 @@
         <w:tc>
           <w:tcPr>
             <w:tcW w:w="1417" w:type="dxa"/>
-            <w:shd w:val="clear" w:color="auto" w:fill="99CCFF"/>
+            <w:shd w:val="clear" w:color="auto" w:fill="FFFFCC"/>
           </w:tcPr>
           <w:p>
             <w:pPr>
@@ -3479,6 +4058,187 @@
                 <w:rFonts w:ascii="Arial" w:hAnsi="Arial"/>
                 <w:b/>
               </w:rPr>
+              <w:t xml:space="preserve">ХИМИТЕК ПОЛИДЕЗ-СУПЕР</w:t>
+            </w:r>
+          </w:p>
+        </w:tc>
+        <w:tc>
+          <w:tcPr>
+            <w:tcW w:w="1276" w:type="dxa"/>
+          </w:tcPr>
+          <w:p>
+            <w:r>
+              <w:rPr>
+                <w:sz w:val="14"/>
+                <w:rFonts w:ascii="Arial" w:hAnsi="Arial"/>
+              </w:rPr>
+              <w:t xml:space="preserve">ручной (протирание)</w:t>
+            </w:r>
+          </w:p>
+        </w:tc>
+        <w:tc>
+          <w:tcPr>
+            <w:tcW w:w="1990" w:type="dxa"/>
+          </w:tcPr>
+          <w:p>
+            <w:pPr>
+              <w:jc w:val="center"/>
+            </w:pPr>
+            <w:r>
+              <w:rPr>
+                <w:sz w:val="14"/>
+                <w:rFonts w:ascii="Arial" w:hAnsi="Arial"/>
+              </w:rPr>
+              <w:t xml:space="preserve">0,02-0,05 %</w:t>
+            </w:r>
+            <w:r>
+              <w:br/>
+            </w:r>
+            <w:r>
+              <w:rPr>
+                <w:rFonts w:ascii="Arial" w:hAnsi="Arial"/>
+                <w:sz w:val="14"/>
+              </w:rPr>
+              <w:t>дозирующая система ProMax</w:t>
+            </w:r>
+          </w:p>
+        </w:tc>
+        <w:tc>
+          <w:tcPr>
+            <w:tcW w:w="1248" w:type="dxa"/>
+          </w:tcPr>
+          <w:p>
+            <w:pPr>
+              <w:jc w:val="center"/>
+            </w:pPr>
+            <w:r>
+              <w:rPr>
+                <w:sz w:val="14"/>
+                <w:rFonts w:ascii="Arial" w:hAnsi="Arial"/>
+              </w:rPr>
+              <w:t xml:space="preserve">18-20 °C</w:t>
+            </w:r>
+          </w:p>
+        </w:tc>
+        <w:tc>
+          <w:tcPr>
+            <w:tcW w:w="1032" w:type="dxa"/>
+          </w:tcPr>
+          <w:p>
+            <w:pPr>
+              <w:jc w:val="center"/>
+            </w:pPr>
+            <w:r>
+              <w:rPr>
+                <w:sz w:val="14"/>
+                <w:rFonts w:ascii="Arial" w:hAnsi="Arial"/>
+              </w:rPr>
+              <w:t xml:space="preserve">20 мин</w:t>
+            </w:r>
+          </w:p>
+        </w:tc>
+        <w:tc>
+          <w:tcPr>
+            <w:tcW w:w="411" w:type="dxa"/>
+            <w:vMerge/>
+            <w:noWrap/>
+            <w:tcMar>
+              <w:left w:w="0" w:type="dxa"/>
+              <w:right w:w="0" w:type="dxa"/>
+            </w:tcMar>
+            <w:textDirection w:val="btLr"/>
+            <w:tcFitText/>
+          </w:tcPr>
+          <w:p/>
+        </w:tc>
+        <w:tc>
+          <w:tcPr>
+            <w:tcW w:w="1467" w:type="dxa"/>
+            <w:vMerge/>
+          </w:tcPr>
+          <w:p/>
+        </w:tc>
+        <w:tc>
+          <w:tcPr>
+            <w:tcW w:w="1554" w:type="dxa"/>
+            <w:vMerge/>
+          </w:tcPr>
+          <w:p/>
+        </w:tc>
+        <w:tc>
+          <w:tcPr>
+            <w:tcW w:w="1586" w:type="dxa"/>
+            <w:vMerge/>
+          </w:tcPr>
+          <w:p/>
+        </w:tc>
+      </w:tr>
+      <w:tr>
+        <w:tc>
+          <w:tcPr>
+            <w:tcW w:w="1809" w:type="dxa"/>
+          </w:tcPr>
+          <w:p>
+            <w:r>
+              <w:rPr>
+                <w:sz w:val="14"/>
+                <w:rFonts w:ascii="Arial" w:hAnsi="Arial"/>
+              </w:rPr>
+              <w:t xml:space="preserve">окна внешние</w:t>
+            </w:r>
+          </w:p>
+        </w:tc>
+        <w:tc>
+          <w:tcPr>
+            <w:tcW w:w="1134" w:type="dxa"/>
+          </w:tcPr>
+          <w:p>
+            <w:r>
+              <w:rPr>
+                <w:sz w:val="14"/>
+                <w:rFonts w:ascii="Arial" w:hAnsi="Arial"/>
+              </w:rPr>
+              <w:t xml:space="preserve">мойка</w:t>
+            </w:r>
+          </w:p>
+        </w:tc>
+        <w:tc>
+          <w:tcPr>
+            <w:tcW w:w="426" w:type="dxa"/>
+            <w:textDirection w:val="btLr"/>
+          </w:tcPr>
+          <w:p>
+            <w:pPr>
+              <w:ind w:left="113" w:right="113"/>
+              <w:jc w:val="center"/>
+            </w:pPr>
+            <w:r>
+              <w:rPr>
+                <w:sz w:val="14"/>
+                <w:rFonts w:ascii="Arial" w:hAnsi="Arial"/>
+              </w:rPr>
+              <w:t xml:space="preserve"/>
+            </w:r>
+          </w:p>
+        </w:tc>
+        <w:tc>
+          <w:tcPr>
+            <w:tcW w:w="1417" w:type="dxa"/>
+            <w:shd w:val="clear" w:color="auto" w:fill="99CCFF"/>
+          </w:tcPr>
+          <w:p>
+            <w:pPr>
+              <w:rPr>
+                <w:b/>
+                <w:bCs/>
+              </w:rPr>
+            </w:pPr>
+            <w:r>
+              <w:rPr>
+                <w:sz w:val="14"/>
+                <w:rFonts w:ascii="Arial" w:hAnsi="Arial"/>
+                <w:b/>
+              </w:rPr>
               <w:t xml:space="preserve">ХИМИТЕК ЧУДОДЕЙ®-ПОЛИПРОМ 190022</w:t>
             </w:r>
           </w:p>
@@ -3537,7 +4297,451 @@
                 <w:sz w:val="14"/>
                 <w:rFonts w:ascii="Arial" w:hAnsi="Arial"/>
               </w:rPr>
-              <w:t xml:space="preserve">18-20 °C</w:t>
+              <w:t xml:space="preserve">------------</w:t>
+            </w:r>
+          </w:p>
+        </w:tc>
+        <w:tc>
+          <w:tcPr>
+            <w:tcW w:w="1032" w:type="dxa"/>
+          </w:tcPr>
+          <w:p>
+            <w:pPr>
+              <w:jc w:val="center"/>
+            </w:pPr>
+            <w:r>
+              <w:rPr>
+                <w:sz w:val="14"/>
+                <w:rFonts w:ascii="Arial" w:hAnsi="Arial"/>
+              </w:rPr>
+              <w:t xml:space="preserve">------------</w:t>
+            </w:r>
+          </w:p>
+        </w:tc>
+        <w:tc>
+          <w:tcPr>
+            <w:tcW w:w="411" w:type="dxa"/>
+            <w:noWrap/>
+            <w:tcMar>
+              <w:left w:w="0" w:type="dxa"/>
+              <w:right w:w="0" w:type="dxa"/>
+            </w:tcMar>
+            <w:textDirection w:val="btLr"/>
+            <w:tcFitText/>
+          </w:tcPr>
+          <w:p>
+            <w:pPr>
+              <w:ind w:left="113" w:right="113"/>
+              <w:jc w:val="center"/>
+              <w:rPr>
+                <w:b/>
+                <w:bCs/>
+              </w:rPr>
+            </w:pPr>
+            <w:r>
+              <w:rPr>
+                <w:sz w:val="14"/>
+                <w:rFonts w:ascii="Arial" w:hAnsi="Arial"/>
+              </w:rPr>
+              <w:t xml:space="preserve">промаркированный</w:t>
+            </w:r>
+          </w:p>
+        </w:tc>
+        <w:tc>
+          <w:tcPr>
+            <w:tcW w:w="1467" w:type="dxa"/>
+          </w:tcPr>
+          <w:p>
+            <w:pPr>
+              <w:jc w:val="center"/>
+            </w:pPr>
+            <w:r>
+              <w:rPr>
+                <w:sz w:val="14"/>
+                <w:rFonts w:ascii="Arial" w:hAnsi="Arial"/>
+              </w:rPr>
+              <w:t xml:space="preserve">1 раз в неделю</w:t>
+            </w:r>
+          </w:p>
+        </w:tc>
+        <w:tc>
+          <w:tcPr>
+            <w:tcW w:w="1554" w:type="dxa"/>
+          </w:tcPr>
+          <w:p>
+            <w:r>
+              <w:rPr>
+                <w:sz w:val="14"/>
+                <w:rFonts w:ascii="Arial" w:hAnsi="Arial"/>
+              </w:rPr>
+              <w:t xml:space="preserve">сотрудник внутреннего клининга</w:t>
+            </w:r>
+          </w:p>
+        </w:tc>
+        <w:tc>
+          <w:tcPr>
+            <w:tcW w:w="1586" w:type="dxa"/>
+          </w:tcPr>
+          <w:p>
+            <w:r>
+              <w:rPr>
+                <w:sz w:val="14"/>
+                <w:rFonts w:ascii="Arial" w:hAnsi="Arial"/>
+              </w:rPr>
+              <w:t xml:space="preserve">визуальный контроль/сотрудник отдела качества</w:t>
+            </w:r>
+          </w:p>
+        </w:tc>
+      </w:tr>
+      <w:tr>
+        <w:tc>
+          <w:tcPr>
+            <w:tcW w:w="1809" w:type="dxa"/>
+          </w:tcPr>
+          <w:p>
+            <w:r>
+              <w:rPr>
+                <w:sz w:val="14"/>
+                <w:rFonts w:ascii="Arial" w:hAnsi="Arial"/>
+              </w:rPr>
+              <w:t xml:space="preserve">зеркала</w:t>
+            </w:r>
+          </w:p>
+        </w:tc>
+        <w:tc>
+          <w:tcPr>
+            <w:tcW w:w="1134" w:type="dxa"/>
+          </w:tcPr>
+          <w:p>
+            <w:r>
+              <w:rPr>
+                <w:sz w:val="14"/>
+                <w:rFonts w:ascii="Arial" w:hAnsi="Arial"/>
+              </w:rPr>
+              <w:t xml:space="preserve">мойка</w:t>
+            </w:r>
+          </w:p>
+        </w:tc>
+        <w:tc>
+          <w:tcPr>
+            <w:tcW w:w="426" w:type="dxa"/>
+            <w:textDirection w:val="btLr"/>
+          </w:tcPr>
+          <w:p>
+            <w:pPr>
+              <w:ind w:left="113" w:right="113"/>
+              <w:jc w:val="center"/>
+            </w:pPr>
+            <w:r>
+              <w:rPr>
+                <w:sz w:val="14"/>
+                <w:rFonts w:ascii="Arial" w:hAnsi="Arial"/>
+              </w:rPr>
+              <w:t xml:space="preserve"/>
+            </w:r>
+          </w:p>
+        </w:tc>
+        <w:tc>
+          <w:tcPr>
+            <w:tcW w:w="1417" w:type="dxa"/>
+            <w:shd w:val="clear" w:color="auto" w:fill="99CCFF"/>
+          </w:tcPr>
+          <w:p>
+            <w:pPr>
+              <w:rPr>
+                <w:b/>
+                <w:bCs/>
+              </w:rPr>
+            </w:pPr>
+            <w:r>
+              <w:rPr>
+                <w:sz w:val="14"/>
+                <w:rFonts w:ascii="Arial" w:hAnsi="Arial"/>
+                <w:b/>
+              </w:rPr>
+              <w:t xml:space="preserve">ХИМИТЕК ЧУДОДЕЙ®-ПОЛИПРОМ 190022</w:t>
+            </w:r>
+          </w:p>
+        </w:tc>
+        <w:tc>
+          <w:tcPr>
+            <w:tcW w:w="1276" w:type="dxa"/>
+          </w:tcPr>
+          <w:p>
+            <w:r>
+              <w:rPr>
+                <w:sz w:val="14"/>
+                <w:rFonts w:ascii="Arial" w:hAnsi="Arial"/>
+              </w:rPr>
+              <w:t xml:space="preserve">ручной (протирание, обработка щеткой)</w:t>
+            </w:r>
+          </w:p>
+        </w:tc>
+        <w:tc>
+          <w:tcPr>
+            <w:tcW w:w="1990" w:type="dxa"/>
+          </w:tcPr>
+          <w:p>
+            <w:pPr>
+              <w:jc w:val="center"/>
+            </w:pPr>
+            <w:r>
+              <w:rPr>
+                <w:sz w:val="14"/>
+                <w:rFonts w:ascii="Arial" w:hAnsi="Arial"/>
+              </w:rPr>
+              <w:t xml:space="preserve">1,0 %</w:t>
+            </w:r>
+            <w:r>
+              <w:br/>
+            </w:r>
+            <w:r>
+              <w:rPr>
+                <w:rFonts w:ascii="Arial" w:hAnsi="Arial"/>
+                <w:sz w:val="14"/>
+              </w:rPr>
+              <w:t>ручное разведение</w:t>
+            </w:r>
+          </w:p>
+        </w:tc>
+        <w:tc>
+          <w:tcPr>
+            <w:tcW w:w="1248" w:type="dxa"/>
+          </w:tcPr>
+          <w:p>
+            <w:pPr>
+              <w:jc w:val="center"/>
+            </w:pPr>
+            <w:r>
+              <w:rPr>
+                <w:sz w:val="14"/>
+                <w:rFonts w:ascii="Arial" w:hAnsi="Arial"/>
+              </w:rPr>
+              <w:t xml:space="preserve">------------</w:t>
+            </w:r>
+          </w:p>
+        </w:tc>
+        <w:tc>
+          <w:tcPr>
+            <w:tcW w:w="1032" w:type="dxa"/>
+          </w:tcPr>
+          <w:p>
+            <w:pPr>
+              <w:jc w:val="center"/>
+            </w:pPr>
+            <w:r>
+              <w:rPr>
+                <w:sz w:val="14"/>
+                <w:rFonts w:ascii="Arial" w:hAnsi="Arial"/>
+              </w:rPr>
+              <w:t xml:space="preserve">------------</w:t>
+            </w:r>
+          </w:p>
+        </w:tc>
+        <w:tc>
+          <w:tcPr>
+            <w:tcW w:w="411" w:type="dxa"/>
+            <w:noWrap/>
+            <w:tcMar>
+              <w:left w:w="0" w:type="dxa"/>
+              <w:right w:w="0" w:type="dxa"/>
+            </w:tcMar>
+            <w:textDirection w:val="btLr"/>
+            <w:tcFitText/>
+          </w:tcPr>
+          <w:p>
+            <w:pPr>
+              <w:ind w:left="113" w:right="113"/>
+              <w:jc w:val="center"/>
+              <w:rPr>
+                <w:b/>
+                <w:bCs/>
+              </w:rPr>
+            </w:pPr>
+            <w:r>
+              <w:rPr>
+                <w:sz w:val="14"/>
+                <w:rFonts w:ascii="Arial" w:hAnsi="Arial"/>
+              </w:rPr>
+              <w:t xml:space="preserve">промаркированный</w:t>
+            </w:r>
+          </w:p>
+        </w:tc>
+        <w:tc>
+          <w:tcPr>
+            <w:tcW w:w="1467" w:type="dxa"/>
+          </w:tcPr>
+          <w:p>
+            <w:pPr>
+              <w:jc w:val="center"/>
+            </w:pPr>
+            <w:r>
+              <w:rPr>
+                <w:sz w:val="14"/>
+                <w:rFonts w:ascii="Arial" w:hAnsi="Arial"/>
+              </w:rPr>
+              <w:t xml:space="preserve">1 раз в неделю</w:t>
+            </w:r>
+          </w:p>
+        </w:tc>
+        <w:tc>
+          <w:tcPr>
+            <w:tcW w:w="1554" w:type="dxa"/>
+          </w:tcPr>
+          <w:p>
+            <w:r>
+              <w:rPr>
+                <w:sz w:val="14"/>
+                <w:rFonts w:ascii="Arial" w:hAnsi="Arial"/>
+              </w:rPr>
+              <w:t xml:space="preserve">сотрудник внутреннего клининга</w:t>
+            </w:r>
+          </w:p>
+        </w:tc>
+        <w:tc>
+          <w:tcPr>
+            <w:tcW w:w="1586" w:type="dxa"/>
+          </w:tcPr>
+          <w:p>
+            <w:r>
+              <w:rPr>
+                <w:sz w:val="14"/>
+                <w:rFonts w:ascii="Arial" w:hAnsi="Arial"/>
+              </w:rPr>
+              <w:t xml:space="preserve">визуальный контроль/сотрудник отдела качества</w:t>
+            </w:r>
+          </w:p>
+        </w:tc>
+      </w:tr>
+      <w:tr>
+        <w:tc>
+          <w:tcPr>
+            <w:tcW w:w="1809" w:type="dxa"/>
+            <w:vMerge w:val="restart"/>
+          </w:tcPr>
+          <w:p>
+            <w:r>
+              <w:rPr>
+                <w:sz w:val="14"/>
+                <w:rFonts w:ascii="Arial" w:hAnsi="Arial"/>
+              </w:rPr>
+              <w:t xml:space="preserve">вешалки, обувницы, скамейки</w:t>
+            </w:r>
+          </w:p>
+          <w:p>
+            <w:r/>
+          </w:p>
+        </w:tc>
+        <w:tc>
+          <w:tcPr>
+            <w:tcW w:w="1134" w:type="dxa"/>
+          </w:tcPr>
+          <w:p>
+            <w:r>
+              <w:rPr>
+                <w:sz w:val="14"/>
+                <w:rFonts w:ascii="Arial" w:hAnsi="Arial"/>
+              </w:rPr>
+              <w:t xml:space="preserve">мойка</w:t>
+            </w:r>
+          </w:p>
+        </w:tc>
+        <w:tc>
+          <w:tcPr>
+            <w:tcW w:w="426" w:type="dxa"/>
+            <w:textDirection w:val="btLr"/>
+          </w:tcPr>
+          <w:p>
+            <w:pPr>
+              <w:ind w:left="113" w:right="113"/>
+              <w:jc w:val="center"/>
+            </w:pPr>
+            <w:r>
+              <w:rPr>
+                <w:sz w:val="14"/>
+                <w:rFonts w:ascii="Arial" w:hAnsi="Arial"/>
+              </w:rPr>
+              <w:t xml:space="preserve"/>
+            </w:r>
+          </w:p>
+        </w:tc>
+        <w:tc>
+          <w:tcPr>
+            <w:tcW w:w="1417" w:type="dxa"/>
+            <w:shd w:val="clear" w:color="auto" w:fill="99CCFF"/>
+          </w:tcPr>
+          <w:p>
+            <w:pPr>
+              <w:rPr>
+                <w:b/>
+                <w:bCs/>
+              </w:rPr>
+            </w:pPr>
+            <w:r>
+              <w:rPr>
+                <w:sz w:val="14"/>
+                <w:rFonts w:ascii="Arial" w:hAnsi="Arial"/>
+                <w:b/>
+              </w:rPr>
+              <w:t xml:space="preserve">ХИМИТЕК ЧУДОДЕЙ®-ПОЛИПРОМ 190022</w:t>
+            </w:r>
+          </w:p>
+        </w:tc>
+        <w:tc>
+          <w:tcPr>
+            <w:tcW w:w="1276" w:type="dxa"/>
+          </w:tcPr>
+          <w:p>
+            <w:r>
+              <w:rPr>
+                <w:sz w:val="14"/>
+                <w:rFonts w:ascii="Arial" w:hAnsi="Arial"/>
+              </w:rPr>
+              <w:t xml:space="preserve">ручной (протирание, обработка щеткой)</w:t>
+            </w:r>
+          </w:p>
+        </w:tc>
+        <w:tc>
+          <w:tcPr>
+            <w:tcW w:w="1990" w:type="dxa"/>
+          </w:tcPr>
+          <w:p>
+            <w:pPr>
+              <w:jc w:val="center"/>
+            </w:pPr>
+            <w:r>
+              <w:rPr>
+                <w:sz w:val="14"/>
+                <w:rFonts w:ascii="Arial" w:hAnsi="Arial"/>
+              </w:rPr>
+              <w:t xml:space="preserve">1,0 %</w:t>
+            </w:r>
+            <w:r>
+              <w:br/>
+            </w:r>
+            <w:r>
+              <w:rPr>
+                <w:rFonts w:ascii="Arial" w:hAnsi="Arial"/>
+                <w:sz w:val="14"/>
+              </w:rPr>
+              <w:t>ручное разведение</w:t>
+            </w:r>
+          </w:p>
+        </w:tc>
+        <w:tc>
+          <w:tcPr>
+            <w:tcW w:w="1248" w:type="dxa"/>
+          </w:tcPr>
+          <w:p>
+            <w:pPr>
+              <w:jc w:val="center"/>
+            </w:pPr>
+            <w:r>
+              <w:rPr>
+                <w:sz w:val="14"/>
+                <w:rFonts w:ascii="Arial" w:hAnsi="Arial"/>
+              </w:rPr>
+              <w:t xml:space="preserve">не ниже 40°C</w:t>
             </w:r>
           </w:p>
         </w:tc>
@@ -3605,7 +4809,7 @@
                 <w:sz w:val="14"/>
                 <w:rFonts w:ascii="Arial" w:hAnsi="Arial"/>
               </w:rPr>
-              <w:t xml:space="preserve">после каждого удаления отходов</w:t>
+              <w:t xml:space="preserve">1 раз в неделю</w:t>
             </w:r>
           </w:p>
           <w:p>
@@ -3835,7 +5039,7 @@
                 <w:sz w:val="14"/>
                 <w:rFonts w:ascii="Arial" w:hAnsi="Arial"/>
               </w:rPr>
-              <w:t xml:space="preserve">мусорные корзины</w:t>
+              <w:t xml:space="preserve">шкафы</w:t>
             </w:r>
           </w:p>
           <w:p>
@@ -4241,15 +5445,19 @@
         <w:tc>
           <w:tcPr>
             <w:tcW w:w="1809" w:type="dxa"/>
-          </w:tcPr>
-          <w:p>
-            <w:r>
-              <w:rPr>
-                <w:sz w:val="14"/>
-                <w:rFonts w:ascii="Arial" w:hAnsi="Arial"/>
-              </w:rPr>
-              <w:t xml:space="preserve">окна внешние</w:t>
-            </w:r>
+            <w:vMerge w:val="restart"/>
+          </w:tcPr>
+          <w:p>
+            <w:r>
+              <w:rPr>
+                <w:sz w:val="14"/>
+                <w:rFonts w:ascii="Arial" w:hAnsi="Arial"/>
+              </w:rPr>
+              <w:t xml:space="preserve">мусорные корзины</w:t>
+            </w:r>
+          </w:p>
+          <w:p>
+            <w:r/>
           </w:p>
         </w:tc>
         <w:tc>
@@ -4361,222 +5569,7 @@
                 <w:sz w:val="14"/>
                 <w:rFonts w:ascii="Arial" w:hAnsi="Arial"/>
               </w:rPr>
-              <w:t xml:space="preserve">------------</w:t>
-            </w:r>
-          </w:p>
-        </w:tc>
-        <w:tc>
-          <w:tcPr>
-            <w:tcW w:w="1032" w:type="dxa"/>
-          </w:tcPr>
-          <w:p>
-            <w:pPr>
-              <w:jc w:val="center"/>
-            </w:pPr>
-            <w:r>
-              <w:rPr>
-                <w:sz w:val="14"/>
-                <w:rFonts w:ascii="Arial" w:hAnsi="Arial"/>
-              </w:rPr>
-              <w:t xml:space="preserve">------------</w:t>
-            </w:r>
-          </w:p>
-        </w:tc>
-        <w:tc>
-          <w:tcPr>
-            <w:tcW w:w="411" w:type="dxa"/>
-            <w:noWrap/>
-            <w:tcMar>
-              <w:left w:w="0" w:type="dxa"/>
-              <w:right w:w="0" w:type="dxa"/>
-            </w:tcMar>
-            <w:textDirection w:val="btLr"/>
-            <w:tcFitText/>
-          </w:tcPr>
-          <w:p>
-            <w:pPr>
-              <w:ind w:left="113" w:right="113"/>
-              <w:jc w:val="center"/>
-              <w:rPr>
-                <w:b/>
-                <w:bCs/>
-              </w:rPr>
-            </w:pPr>
-            <w:r>
-              <w:rPr>
-                <w:sz w:val="14"/>
-                <w:rFonts w:ascii="Arial" w:hAnsi="Arial"/>
-              </w:rPr>
-              <w:t xml:space="preserve">промаркированный</w:t>
-            </w:r>
-          </w:p>
-        </w:tc>
-        <w:tc>
-          <w:tcPr>
-            <w:tcW w:w="1467" w:type="dxa"/>
-          </w:tcPr>
-          <w:p>
-            <w:pPr>
-              <w:jc w:val="center"/>
-            </w:pPr>
-            <w:r>
-              <w:rPr>
-                <w:sz w:val="14"/>
-                <w:rFonts w:ascii="Arial" w:hAnsi="Arial"/>
-              </w:rPr>
-              <w:t xml:space="preserve">1 раз в неделю</w:t>
-            </w:r>
-          </w:p>
-        </w:tc>
-        <w:tc>
-          <w:tcPr>
-            <w:tcW w:w="1554" w:type="dxa"/>
-          </w:tcPr>
-          <w:p>
-            <w:r>
-              <w:rPr>
-                <w:sz w:val="14"/>
-                <w:rFonts w:ascii="Arial" w:hAnsi="Arial"/>
-              </w:rPr>
-              <w:t xml:space="preserve">сотрудник внутреннего клининга</w:t>
-            </w:r>
-          </w:p>
-        </w:tc>
-        <w:tc>
-          <w:tcPr>
-            <w:tcW w:w="1586" w:type="dxa"/>
-          </w:tcPr>
-          <w:p>
-            <w:r>
-              <w:rPr>
-                <w:sz w:val="14"/>
-                <w:rFonts w:ascii="Arial" w:hAnsi="Arial"/>
-              </w:rPr>
-              <w:t xml:space="preserve">визуальный контроль/сотрудник отдела качества</w:t>
-            </w:r>
-          </w:p>
-        </w:tc>
-      </w:tr>
-      <w:tr>
-        <w:tc>
-          <w:tcPr>
-            <w:tcW w:w="1809" w:type="dxa"/>
-            <w:vMerge w:val="restart"/>
-          </w:tcPr>
-          <w:p>
-            <w:r>
-              <w:rPr>
-                <w:sz w:val="14"/>
-                <w:rFonts w:ascii="Arial" w:hAnsi="Arial"/>
-              </w:rPr>
-              <w:t xml:space="preserve">отопительные приборы</w:t>
-            </w:r>
-          </w:p>
-          <w:p>
-            <w:r/>
-          </w:p>
-          <w:p>
-            <w:r/>
-          </w:p>
-        </w:tc>
-        <w:tc>
-          <w:tcPr>
-            <w:tcW w:w="1134" w:type="dxa"/>
-          </w:tcPr>
-          <w:p>
-            <w:r>
-              <w:rPr>
-                <w:sz w:val="14"/>
-                <w:rFonts w:ascii="Arial" w:hAnsi="Arial"/>
-              </w:rPr>
-              <w:t xml:space="preserve">очистка (обеспыливание поверхностей)</w:t>
-            </w:r>
-          </w:p>
-        </w:tc>
-        <w:tc>
-          <w:tcPr>
-            <w:tcW w:w="426" w:type="dxa"/>
-            <w:textDirection w:val="btLr"/>
-          </w:tcPr>
-          <w:p>
-            <w:pPr>
-              <w:ind w:left="113" w:right="113"/>
-              <w:jc w:val="center"/>
-            </w:pPr>
-            <w:r>
-              <w:rPr>
-                <w:sz w:val="14"/>
-                <w:rFonts w:ascii="Arial" w:hAnsi="Arial"/>
-              </w:rPr>
-              <w:t xml:space="preserve"/>
-            </w:r>
-          </w:p>
-        </w:tc>
-        <w:tc>
-          <w:tcPr>
-            <w:tcW w:w="1417" w:type="dxa"/>
-          </w:tcPr>
-          <w:p>
-            <w:pPr>
-              <w:rPr>
-                <w:b/>
-                <w:bCs/>
-              </w:rPr>
-            </w:pPr>
-            <w:r>
-              <w:rPr>
-                <w:sz w:val="14"/>
-                <w:rFonts w:ascii="Arial" w:hAnsi="Arial"/>
-              </w:rPr>
-              <w:t xml:space="preserve">------------</w:t>
-            </w:r>
-          </w:p>
-        </w:tc>
-        <w:tc>
-          <w:tcPr>
-            <w:tcW w:w="1276" w:type="dxa"/>
-          </w:tcPr>
-          <w:p>
-            <w:r>
-              <w:rPr>
-                <w:sz w:val="14"/>
-                <w:rFonts w:ascii="Arial" w:hAnsi="Arial"/>
-              </w:rPr>
-              <w:t xml:space="preserve">ручной (протирание)</w:t>
-            </w:r>
-          </w:p>
-        </w:tc>
-        <w:tc>
-          <w:tcPr>
-            <w:tcW w:w="1990" w:type="dxa"/>
-          </w:tcPr>
-          <w:p>
-            <w:pPr>
-              <w:jc w:val="center"/>
-            </w:pPr>
-            <w:r>
-              <w:rPr>
-                <w:sz w:val="14"/>
-                <w:rFonts w:ascii="Arial" w:hAnsi="Arial"/>
-              </w:rPr>
-              <w:t xml:space="preserve">------------</w:t>
-            </w:r>
-          </w:p>
-        </w:tc>
-        <w:tc>
-          <w:tcPr>
-            <w:tcW w:w="1248" w:type="dxa"/>
-          </w:tcPr>
-          <w:p>
-            <w:pPr>
-              <w:jc w:val="center"/>
-            </w:pPr>
-            <w:r>
-              <w:rPr>
-                <w:sz w:val="14"/>
-                <w:rFonts w:ascii="Arial" w:hAnsi="Arial"/>
-              </w:rPr>
-              <w:t xml:space="preserve">------------</w:t>
+              <w:t xml:space="preserve">18-20 °C</w:t>
             </w:r>
           </w:p>
         </w:tc>
@@ -4629,25 +5622,26 @@
           <w:p>
             <w:r/>
           </w:p>
+        </w:tc>
+        <w:tc>
+          <w:tcPr>
+            <w:tcW w:w="1467" w:type="dxa"/>
+            <w:vMerge w:val="restart"/>
+          </w:tcPr>
+          <w:p>
+            <w:pPr>
+              <w:jc w:val="center"/>
+            </w:pPr>
+            <w:r>
+              <w:rPr>
+                <w:sz w:val="14"/>
+                <w:rFonts w:ascii="Arial" w:hAnsi="Arial"/>
+              </w:rPr>
+              <w:t xml:space="preserve">1 раз в неделю</w:t>
+            </w:r>
+          </w:p>
           <w:p>
             <w:r/>
-          </w:p>
-        </w:tc>
-        <w:tc>
-          <w:tcPr>
-            <w:tcW w:w="1467" w:type="dxa"/>
-          </w:tcPr>
-          <w:p>
-            <w:pPr>
-              <w:jc w:val="center"/>
-            </w:pPr>
-            <w:r>
-              <w:rPr>
-                <w:sz w:val="14"/>
-                <w:rFonts w:ascii="Arial" w:hAnsi="Arial"/>
-              </w:rPr>
-              <w:t xml:space="preserve">1 раз в месяц</w:t>
-            </w:r>
           </w:p>
         </w:tc>
         <w:tc>
@@ -4667,9 +5661,6 @@
           <w:p>
             <w:r/>
           </w:p>
-          <w:p>
-            <w:r/>
-          </w:p>
         </w:tc>
         <w:tc>
           <w:tcPr>
@@ -4688,9 +5679,6 @@
           <w:p>
             <w:r/>
           </w:p>
-          <w:p>
-            <w:r/>
-          </w:p>
         </w:tc>
       </w:tr>
       <w:tr>
@@ -4711,7 +5699,7 @@
                 <w:sz w:val="14"/>
                 <w:rFonts w:ascii="Arial" w:hAnsi="Arial"/>
               </w:rPr>
-              <w:t xml:space="preserve">мойка</w:t>
+              <w:t xml:space="preserve">дезинфекция</w:t>
             </w:r>
           </w:p>
         </w:tc>
@@ -4737,7 +5725,7 @@
         <w:tc>
           <w:tcPr>
             <w:tcW w:w="1417" w:type="dxa"/>
-            <w:shd w:val="clear" w:color="auto" w:fill="99CCFF"/>
+            <w:shd w:val="clear" w:color="auto" w:fill="FFFFCC"/>
           </w:tcPr>
           <w:p>
             <w:pPr>
@@ -4752,7 +5740,7 @@
                 <w:rFonts w:ascii="Arial" w:hAnsi="Arial"/>
                 <w:b/>
               </w:rPr>
-              <w:t xml:space="preserve">ХИМИТЕК ЧУДОДЕЙ®-ПОЛИПРОМ 190022</w:t>
+              <w:t xml:space="preserve">ХИМИТЕК ПОЛИДЕЗ-СУПЕР</w:t>
             </w:r>
           </w:p>
         </w:tc>
@@ -4766,7 +5754,7 @@
                 <w:sz w:val="14"/>
                 <w:rFonts w:ascii="Arial" w:hAnsi="Arial"/>
               </w:rPr>
-              <w:t xml:space="preserve">ручной (протирание, обработка щеткой)</w:t>
+              <w:t xml:space="preserve">ручной (протирание)</w:t>
             </w:r>
           </w:p>
         </w:tc>
@@ -4783,7 +5771,7 @@
                 <w:sz w:val="14"/>
                 <w:rFonts w:ascii="Arial" w:hAnsi="Arial"/>
               </w:rPr>
-              <w:t xml:space="preserve">1,0 %</w:t>
+              <w:t xml:space="preserve">0,02-0,05 %</w:t>
             </w:r>
             <w:r>
               <w:br/>
@@ -4793,7 +5781,7 @@
                 <w:rFonts w:ascii="Arial" w:hAnsi="Arial"/>
                 <w:sz w:val="14"/>
               </w:rPr>
-              <w:t>ручное разведение</w:t>
+              <w:t>дозирующая система ProMax</w:t>
             </w:r>
           </w:p>
         </w:tc>
@@ -4810,7 +5798,7 @@
                 <w:sz w:val="14"/>
                 <w:rFonts w:ascii="Arial" w:hAnsi="Arial"/>
               </w:rPr>
-              <w:t xml:space="preserve">не ниже 40°C</w:t>
+              <w:t xml:space="preserve">18-20 °C</w:t>
             </w:r>
           </w:p>
         </w:tc>
@@ -4827,7 +5815,7 @@
                 <w:sz w:val="14"/>
                 <w:rFonts w:ascii="Arial" w:hAnsi="Arial"/>
               </w:rPr>
-              <w:t xml:space="preserve">------------</w:t>
+              <w:t xml:space="preserve">20 мин</w:t>
             </w:r>
           </w:p>
         </w:tc>
@@ -4848,23 +5836,9 @@
         <w:tc>
           <w:tcPr>
             <w:tcW w:w="1467" w:type="dxa"/>
-            <w:vMerge w:val="restart"/>
-          </w:tcPr>
-          <w:p>
-            <w:pPr>
-              <w:jc w:val="center"/>
-            </w:pPr>
-            <w:r>
-              <w:rPr>
-                <w:sz w:val="14"/>
-                <w:rFonts w:ascii="Arial" w:hAnsi="Arial"/>
-              </w:rPr>
-              <w:t xml:space="preserve">1 раз в 6 месяцев</w:t>
-            </w:r>
-          </w:p>
-          <w:p>
-            <w:r/>
-          </w:p>
+            <w:vMerge/>
+          </w:tcPr>
+          <w:p/>
         </w:tc>
         <w:tc>
           <w:tcPr>
@@ -4879,6 +5853,246 @@
             <w:vMerge/>
           </w:tcPr>
           <w:p/>
+        </w:tc>
+      </w:tr>
+      <w:tr>
+        <w:tc>
+          <w:tcPr>
+            <w:tcW w:w="1809" w:type="dxa"/>
+            <w:vMerge w:val="restart"/>
+          </w:tcPr>
+          <w:p>
+            <w:r>
+              <w:rPr>
+                <w:sz w:val="14"/>
+                <w:rFonts w:ascii="Arial" w:hAnsi="Arial"/>
+              </w:rPr>
+              <w:t xml:space="preserve">контейнеры для отходов</w:t>
+            </w:r>
+          </w:p>
+          <w:p>
+            <w:r/>
+          </w:p>
+        </w:tc>
+        <w:tc>
+          <w:tcPr>
+            <w:tcW w:w="1134" w:type="dxa"/>
+          </w:tcPr>
+          <w:p>
+            <w:r>
+              <w:rPr>
+                <w:sz w:val="14"/>
+                <w:rFonts w:ascii="Arial" w:hAnsi="Arial"/>
+              </w:rPr>
+              <w:t xml:space="preserve">мойка</w:t>
+            </w:r>
+          </w:p>
+        </w:tc>
+        <w:tc>
+          <w:tcPr>
+            <w:tcW w:w="426" w:type="dxa"/>
+            <w:textDirection w:val="btLr"/>
+          </w:tcPr>
+          <w:p>
+            <w:pPr>
+              <w:ind w:left="113" w:right="113"/>
+              <w:jc w:val="center"/>
+            </w:pPr>
+            <w:r>
+              <w:rPr>
+                <w:sz w:val="14"/>
+                <w:rFonts w:ascii="Arial" w:hAnsi="Arial"/>
+              </w:rPr>
+              <w:t xml:space="preserve"/>
+            </w:r>
+          </w:p>
+        </w:tc>
+        <w:tc>
+          <w:tcPr>
+            <w:tcW w:w="1417" w:type="dxa"/>
+            <w:shd w:val="clear" w:color="auto" w:fill="99CCFF"/>
+          </w:tcPr>
+          <w:p>
+            <w:pPr>
+              <w:rPr>
+                <w:b/>
+                <w:bCs/>
+              </w:rPr>
+            </w:pPr>
+            <w:r>
+              <w:rPr>
+                <w:sz w:val="14"/>
+                <w:rFonts w:ascii="Arial" w:hAnsi="Arial"/>
+                <w:b/>
+              </w:rPr>
+              <w:t xml:space="preserve">ХИМИТЕК ЧУДОДЕЙ®-ПОЛИПРОМ 190022</w:t>
+            </w:r>
+          </w:p>
+        </w:tc>
+        <w:tc>
+          <w:tcPr>
+            <w:tcW w:w="1276" w:type="dxa"/>
+          </w:tcPr>
+          <w:p>
+            <w:r>
+              <w:rPr>
+                <w:sz w:val="14"/>
+                <w:rFonts w:ascii="Arial" w:hAnsi="Arial"/>
+              </w:rPr>
+              <w:t xml:space="preserve">ручной (протирание, обработка щеткой)</w:t>
+            </w:r>
+          </w:p>
+        </w:tc>
+        <w:tc>
+          <w:tcPr>
+            <w:tcW w:w="1990" w:type="dxa"/>
+          </w:tcPr>
+          <w:p>
+            <w:pPr>
+              <w:jc w:val="center"/>
+            </w:pPr>
+            <w:r>
+              <w:rPr>
+                <w:sz w:val="14"/>
+                <w:rFonts w:ascii="Arial" w:hAnsi="Arial"/>
+              </w:rPr>
+              <w:t xml:space="preserve">1,0 %</w:t>
+            </w:r>
+            <w:r>
+              <w:br/>
+            </w:r>
+            <w:r>
+              <w:rPr>
+                <w:rFonts w:ascii="Arial" w:hAnsi="Arial"/>
+                <w:sz w:val="14"/>
+              </w:rPr>
+              <w:t>ручное разведение</w:t>
+            </w:r>
+          </w:p>
+        </w:tc>
+        <w:tc>
+          <w:tcPr>
+            <w:tcW w:w="1248" w:type="dxa"/>
+          </w:tcPr>
+          <w:p>
+            <w:pPr>
+              <w:jc w:val="center"/>
+            </w:pPr>
+            <w:r>
+              <w:rPr>
+                <w:sz w:val="14"/>
+                <w:rFonts w:ascii="Arial" w:hAnsi="Arial"/>
+              </w:rPr>
+              <w:t xml:space="preserve">18-20 °C</w:t>
+            </w:r>
+          </w:p>
+        </w:tc>
+        <w:tc>
+          <w:tcPr>
+            <w:tcW w:w="1032" w:type="dxa"/>
+          </w:tcPr>
+          <w:p>
+            <w:pPr>
+              <w:jc w:val="center"/>
+            </w:pPr>
+            <w:r>
+              <w:rPr>
+                <w:sz w:val="14"/>
+                <w:rFonts w:ascii="Arial" w:hAnsi="Arial"/>
+              </w:rPr>
+              <w:t xml:space="preserve">------------</w:t>
+            </w:r>
+          </w:p>
+        </w:tc>
+        <w:tc>
+          <w:tcPr>
+            <w:tcW w:w="411" w:type="dxa"/>
+            <w:vMerge w:val="restart"/>
+            <w:noWrap/>
+            <w:tcMar>
+              <w:left w:w="0" w:type="dxa"/>
+              <w:right w:w="0" w:type="dxa"/>
+            </w:tcMar>
+            <w:textDirection w:val="btLr"/>
+            <w:tcFitText/>
+          </w:tcPr>
+          <w:p>
+            <w:pPr>
+              <w:ind w:left="113" w:right="113"/>
+              <w:jc w:val="center"/>
+              <w:rPr>
+                <w:b/>
+                <w:bCs/>
+              </w:rPr>
+            </w:pPr>
+            <w:r>
+              <w:rPr>
+                <w:sz w:val="14"/>
+                <w:rFonts w:ascii="Arial" w:hAnsi="Arial"/>
+              </w:rPr>
+              <w:t xml:space="preserve">промаркированный</w:t>
+            </w:r>
+          </w:p>
+          <w:p>
+            <w:r/>
+          </w:p>
+        </w:tc>
+        <w:tc>
+          <w:tcPr>
+            <w:tcW w:w="1467" w:type="dxa"/>
+            <w:vMerge w:val="restart"/>
+          </w:tcPr>
+          <w:p>
+            <w:pPr>
+              <w:jc w:val="center"/>
+            </w:pPr>
+            <w:r>
+              <w:rPr>
+                <w:sz w:val="14"/>
+                <w:rFonts w:ascii="Arial" w:hAnsi="Arial"/>
+              </w:rPr>
+              <w:t xml:space="preserve">после каждого удаления отходов</w:t>
+            </w:r>
+          </w:p>
+          <w:p>
+            <w:r/>
+          </w:p>
+        </w:tc>
+        <w:tc>
+          <w:tcPr>
+            <w:tcW w:w="1554" w:type="dxa"/>
+            <w:vMerge w:val="restart"/>
+          </w:tcPr>
+          <w:p>
+            <w:r>
+              <w:rPr>
+                <w:sz w:val="14"/>
+                <w:rFonts w:ascii="Arial" w:hAnsi="Arial"/>
+              </w:rPr>
+              <w:t xml:space="preserve">сотрудник внутреннего клининга</w:t>
+            </w:r>
+          </w:p>
+          <w:p>
+            <w:r/>
+          </w:p>
+        </w:tc>
+        <w:tc>
+          <w:tcPr>
+            <w:tcW w:w="1586" w:type="dxa"/>
+            <w:vMerge w:val="restart"/>
+          </w:tcPr>
+          <w:p>
+            <w:r>
+              <w:rPr>
+                <w:sz w:val="14"/>
+                <w:rFonts w:ascii="Arial" w:hAnsi="Arial"/>
+              </w:rPr>
+              <w:t xml:space="preserve">визуальный контроль/сотрудник отдела качества</w:t>
+            </w:r>
+          </w:p>
+          <w:p>
+            <w:r/>
+          </w:p>
         </w:tc>
       </w:tr>
       <w:tr>
@@ -5252,4522 +6466,6 @@
                 <w:rFonts w:ascii="Arial" w:hAnsi="Arial"/>
               </w:rPr>
               <w:t xml:space="preserve">2 раза в смену</w:t>
-            </w:r>
-          </w:p>
-          <w:p>
-            <w:r/>
-          </w:p>
-        </w:tc>
-        <w:tc>
-          <w:tcPr>
-            <w:tcW w:w="1554" w:type="dxa"/>
-            <w:vMerge w:val="restart"/>
-          </w:tcPr>
-          <w:p>
-            <w:r>
-              <w:rPr>
-                <w:sz w:val="14"/>
-                <w:rFonts w:ascii="Arial" w:hAnsi="Arial"/>
-              </w:rPr>
-              <w:t xml:space="preserve">сотрудник внутреннего клининга</w:t>
-            </w:r>
-          </w:p>
-          <w:p>
-            <w:r/>
-          </w:p>
-        </w:tc>
-        <w:tc>
-          <w:tcPr>
-            <w:tcW w:w="1586" w:type="dxa"/>
-            <w:vMerge w:val="restart"/>
-          </w:tcPr>
-          <w:p>
-            <w:r>
-              <w:rPr>
-                <w:sz w:val="14"/>
-                <w:rFonts w:ascii="Arial" w:hAnsi="Arial"/>
-              </w:rPr>
-              <w:t xml:space="preserve">визуальный контроль/сотрудник отдела качества</w:t>
-            </w:r>
-          </w:p>
-          <w:p>
-            <w:r/>
-          </w:p>
-        </w:tc>
-      </w:tr>
-      <w:tr>
-        <w:tc>
-          <w:tcPr>
-            <w:tcW w:w="1809" w:type="dxa"/>
-            <w:vMerge/>
-          </w:tcPr>
-          <w:p/>
-        </w:tc>
-        <w:tc>
-          <w:tcPr>
-            <w:tcW w:w="1134" w:type="dxa"/>
-          </w:tcPr>
-          <w:p>
-            <w:r>
-              <w:rPr>
-                <w:sz w:val="14"/>
-                <w:rFonts w:ascii="Arial" w:hAnsi="Arial"/>
-              </w:rPr>
-              <w:t xml:space="preserve">дезинфекция</w:t>
-            </w:r>
-          </w:p>
-        </w:tc>
-        <w:tc>
-          <w:tcPr>
-            <w:tcW w:w="426" w:type="dxa"/>
-            <w:textDirection w:val="btLr"/>
-          </w:tcPr>
-          <w:p>
-            <w:pPr>
-              <w:ind w:left="113" w:right="113"/>
-              <w:jc w:val="center"/>
-            </w:pPr>
-            <w:r>
-              <w:rPr>
-                <w:sz w:val="14"/>
-                <w:rFonts w:ascii="Arial" w:hAnsi="Arial"/>
-              </w:rPr>
-              <w:t xml:space="preserve"/>
-            </w:r>
-          </w:p>
-        </w:tc>
-        <w:tc>
-          <w:tcPr>
-            <w:tcW w:w="1417" w:type="dxa"/>
-            <w:shd w:val="clear" w:color="auto" w:fill="FFFFCC"/>
-          </w:tcPr>
-          <w:p>
-            <w:pPr>
-              <w:rPr>
-                <w:b/>
-                <w:bCs/>
-              </w:rPr>
-            </w:pPr>
-            <w:r>
-              <w:rPr>
-                <w:sz w:val="14"/>
-                <w:rFonts w:ascii="Arial" w:hAnsi="Arial"/>
-                <w:b/>
-              </w:rPr>
-              <w:t xml:space="preserve">ХИМИТЕК ПОЛИДЕЗ-СУПЕР</w:t>
-            </w:r>
-          </w:p>
-        </w:tc>
-        <w:tc>
-          <w:tcPr>
-            <w:tcW w:w="1276" w:type="dxa"/>
-          </w:tcPr>
-          <w:p>
-            <w:r>
-              <w:rPr>
-                <w:sz w:val="14"/>
-                <w:rFonts w:ascii="Arial" w:hAnsi="Arial"/>
-              </w:rPr>
-              <w:t xml:space="preserve">ручной (протирание)</w:t>
-            </w:r>
-          </w:p>
-        </w:tc>
-        <w:tc>
-          <w:tcPr>
-            <w:tcW w:w="1990" w:type="dxa"/>
-          </w:tcPr>
-          <w:p>
-            <w:pPr>
-              <w:jc w:val="center"/>
-            </w:pPr>
-            <w:r>
-              <w:rPr>
-                <w:sz w:val="14"/>
-                <w:rFonts w:ascii="Arial" w:hAnsi="Arial"/>
-              </w:rPr>
-              <w:t xml:space="preserve">0,02-0,05 %</w:t>
-            </w:r>
-            <w:r>
-              <w:br/>
-            </w:r>
-            <w:r>
-              <w:rPr>
-                <w:rFonts w:ascii="Arial" w:hAnsi="Arial"/>
-                <w:sz w:val="14"/>
-              </w:rPr>
-              <w:t>дозирующая система ProMax</w:t>
-            </w:r>
-          </w:p>
-        </w:tc>
-        <w:tc>
-          <w:tcPr>
-            <w:tcW w:w="1248" w:type="dxa"/>
-          </w:tcPr>
-          <w:p>
-            <w:pPr>
-              <w:jc w:val="center"/>
-            </w:pPr>
-            <w:r>
-              <w:rPr>
-                <w:sz w:val="14"/>
-                <w:rFonts w:ascii="Arial" w:hAnsi="Arial"/>
-              </w:rPr>
-              <w:t xml:space="preserve">18-20 °C</w:t>
-            </w:r>
-          </w:p>
-        </w:tc>
-        <w:tc>
-          <w:tcPr>
-            <w:tcW w:w="1032" w:type="dxa"/>
-          </w:tcPr>
-          <w:p>
-            <w:pPr>
-              <w:jc w:val="center"/>
-            </w:pPr>
-            <w:r>
-              <w:rPr>
-                <w:sz w:val="14"/>
-                <w:rFonts w:ascii="Arial" w:hAnsi="Arial"/>
-              </w:rPr>
-              <w:t xml:space="preserve">20 мин</w:t>
-            </w:r>
-          </w:p>
-        </w:tc>
-        <w:tc>
-          <w:tcPr>
-            <w:tcW w:w="411" w:type="dxa"/>
-            <w:vMerge/>
-            <w:noWrap/>
-            <w:tcMar>
-              <w:left w:w="0" w:type="dxa"/>
-              <w:right w:w="0" w:type="dxa"/>
-            </w:tcMar>
-            <w:textDirection w:val="btLr"/>
-            <w:tcFitText/>
-          </w:tcPr>
-          <w:p/>
-        </w:tc>
-        <w:tc>
-          <w:tcPr>
-            <w:tcW w:w="1467" w:type="dxa"/>
-            <w:vMerge/>
-          </w:tcPr>
-          <w:p/>
-        </w:tc>
-        <w:tc>
-          <w:tcPr>
-            <w:tcW w:w="1554" w:type="dxa"/>
-            <w:vMerge/>
-          </w:tcPr>
-          <w:p/>
-        </w:tc>
-        <w:tc>
-          <w:tcPr>
-            <w:tcW w:w="1586" w:type="dxa"/>
-            <w:vMerge/>
-          </w:tcPr>
-          <w:p/>
-        </w:tc>
-      </w:tr>
-      <w:tr>
-        <w:tc>
-          <w:tcPr>
-            <w:tcW w:w="1809" w:type="dxa"/>
-            <w:vMerge w:val="restart"/>
-          </w:tcPr>
-          <w:p>
-            <w:r>
-              <w:rPr>
-                <w:sz w:val="14"/>
-                <w:rFonts w:ascii="Arial" w:hAnsi="Arial"/>
-              </w:rPr>
-              <w:t xml:space="preserve">потолок подвесной</w:t>
-            </w:r>
-          </w:p>
-          <w:p>
-            <w:r/>
-          </w:p>
-          <w:p>
-            <w:r/>
-          </w:p>
-        </w:tc>
-        <w:tc>
-          <w:tcPr>
-            <w:tcW w:w="1134" w:type="dxa"/>
-          </w:tcPr>
-          <w:p>
-            <w:r>
-              <w:rPr>
-                <w:sz w:val="14"/>
-                <w:rFonts w:ascii="Arial" w:hAnsi="Arial"/>
-              </w:rPr>
-              <w:t xml:space="preserve">очистка (обеспыливание поверхностей)</w:t>
-            </w:r>
-          </w:p>
-        </w:tc>
-        <w:tc>
-          <w:tcPr>
-            <w:tcW w:w="426" w:type="dxa"/>
-            <w:textDirection w:val="btLr"/>
-          </w:tcPr>
-          <w:p>
-            <w:pPr>
-              <w:ind w:left="113" w:right="113"/>
-              <w:jc w:val="center"/>
-            </w:pPr>
-            <w:r>
-              <w:rPr>
-                <w:sz w:val="14"/>
-                <w:rFonts w:ascii="Arial" w:hAnsi="Arial"/>
-              </w:rPr>
-              <w:t xml:space="preserve"/>
-            </w:r>
-          </w:p>
-        </w:tc>
-        <w:tc>
-          <w:tcPr>
-            <w:tcW w:w="1417" w:type="dxa"/>
-          </w:tcPr>
-          <w:p>
-            <w:pPr>
-              <w:rPr>
-                <w:b/>
-                <w:bCs/>
-              </w:rPr>
-            </w:pPr>
-            <w:r>
-              <w:rPr>
-                <w:sz w:val="14"/>
-                <w:rFonts w:ascii="Arial" w:hAnsi="Arial"/>
-              </w:rPr>
-              <w:t xml:space="preserve">------------</w:t>
-            </w:r>
-          </w:p>
-        </w:tc>
-        <w:tc>
-          <w:tcPr>
-            <w:tcW w:w="1276" w:type="dxa"/>
-          </w:tcPr>
-          <w:p>
-            <w:r>
-              <w:rPr>
-                <w:sz w:val="14"/>
-                <w:rFonts w:ascii="Arial" w:hAnsi="Arial"/>
-              </w:rPr>
-              <w:t xml:space="preserve">ручной (протирание)</w:t>
-            </w:r>
-          </w:p>
-        </w:tc>
-        <w:tc>
-          <w:tcPr>
-            <w:tcW w:w="1990" w:type="dxa"/>
-          </w:tcPr>
-          <w:p>
-            <w:pPr>
-              <w:jc w:val="center"/>
-            </w:pPr>
-            <w:r>
-              <w:rPr>
-                <w:sz w:val="14"/>
-                <w:rFonts w:ascii="Arial" w:hAnsi="Arial"/>
-              </w:rPr>
-              <w:t xml:space="preserve">------------</w:t>
-            </w:r>
-          </w:p>
-        </w:tc>
-        <w:tc>
-          <w:tcPr>
-            <w:tcW w:w="1248" w:type="dxa"/>
-          </w:tcPr>
-          <w:p>
-            <w:pPr>
-              <w:jc w:val="center"/>
-            </w:pPr>
-            <w:r>
-              <w:rPr>
-                <w:sz w:val="14"/>
-                <w:rFonts w:ascii="Arial" w:hAnsi="Arial"/>
-              </w:rPr>
-              <w:t xml:space="preserve">------------</w:t>
-            </w:r>
-          </w:p>
-        </w:tc>
-        <w:tc>
-          <w:tcPr>
-            <w:tcW w:w="1032" w:type="dxa"/>
-          </w:tcPr>
-          <w:p>
-            <w:pPr>
-              <w:jc w:val="center"/>
-            </w:pPr>
-            <w:r>
-              <w:rPr>
-                <w:sz w:val="14"/>
-                <w:rFonts w:ascii="Arial" w:hAnsi="Arial"/>
-              </w:rPr>
-              <w:t xml:space="preserve">------------</w:t>
-            </w:r>
-          </w:p>
-        </w:tc>
-        <w:tc>
-          <w:tcPr>
-            <w:tcW w:w="411" w:type="dxa"/>
-            <w:vMerge w:val="restart"/>
-            <w:noWrap/>
-            <w:tcMar>
-              <w:left w:w="0" w:type="dxa"/>
-              <w:right w:w="0" w:type="dxa"/>
-            </w:tcMar>
-            <w:textDirection w:val="btLr"/>
-            <w:tcFitText/>
-          </w:tcPr>
-          <w:p>
-            <w:pPr>
-              <w:ind w:left="113" w:right="113"/>
-              <w:jc w:val="center"/>
-              <w:rPr>
-                <w:b/>
-                <w:bCs/>
-              </w:rPr>
-            </w:pPr>
-            <w:r>
-              <w:rPr>
-                <w:sz w:val="14"/>
-                <w:rFonts w:ascii="Arial" w:hAnsi="Arial"/>
-              </w:rPr>
-              <w:t xml:space="preserve">промаркированный</w:t>
-            </w:r>
-          </w:p>
-          <w:p>
-            <w:r/>
-          </w:p>
-          <w:p>
-            <w:r/>
-          </w:p>
-        </w:tc>
-        <w:tc>
-          <w:tcPr>
-            <w:tcW w:w="1467" w:type="dxa"/>
-          </w:tcPr>
-          <w:p>
-            <w:pPr>
-              <w:jc w:val="center"/>
-            </w:pPr>
-            <w:r>
-              <w:rPr>
-                <w:sz w:val="14"/>
-                <w:rFonts w:ascii="Arial" w:hAnsi="Arial"/>
-              </w:rPr>
-              <w:t xml:space="preserve">1 раз в 3 месяца</w:t>
-            </w:r>
-          </w:p>
-        </w:tc>
-        <w:tc>
-          <w:tcPr>
-            <w:tcW w:w="1554" w:type="dxa"/>
-            <w:vMerge w:val="restart"/>
-          </w:tcPr>
-          <w:p>
-            <w:r>
-              <w:rPr>
-                <w:sz w:val="14"/>
-                <w:rFonts w:ascii="Arial" w:hAnsi="Arial"/>
-              </w:rPr>
-              <w:t xml:space="preserve">сотрудник внутреннего клининга</w:t>
-            </w:r>
-          </w:p>
-          <w:p>
-            <w:r/>
-          </w:p>
-          <w:p>
-            <w:r/>
-          </w:p>
-        </w:tc>
-        <w:tc>
-          <w:tcPr>
-            <w:tcW w:w="1586" w:type="dxa"/>
-            <w:vMerge w:val="restart"/>
-          </w:tcPr>
-          <w:p>
-            <w:r>
-              <w:rPr>
-                <w:sz w:val="14"/>
-                <w:rFonts w:ascii="Arial" w:hAnsi="Arial"/>
-              </w:rPr>
-              <w:t xml:space="preserve">визуальный контроль/сотрудник отдела качества</w:t>
-            </w:r>
-          </w:p>
-          <w:p>
-            <w:r/>
-          </w:p>
-          <w:p>
-            <w:r/>
-          </w:p>
-        </w:tc>
-      </w:tr>
-      <w:tr>
-        <w:tc>
-          <w:tcPr>
-            <w:tcW w:w="1809" w:type="dxa"/>
-            <w:vMerge/>
-          </w:tcPr>
-          <w:p/>
-        </w:tc>
-        <w:tc>
-          <w:tcPr>
-            <w:tcW w:w="1134" w:type="dxa"/>
-          </w:tcPr>
-          <w:p>
-            <w:r>
-              <w:rPr>
-                <w:sz w:val="14"/>
-                <w:rFonts w:ascii="Arial" w:hAnsi="Arial"/>
-              </w:rPr>
-              <w:t xml:space="preserve">мойка</w:t>
-            </w:r>
-          </w:p>
-        </w:tc>
-        <w:tc>
-          <w:tcPr>
-            <w:tcW w:w="426" w:type="dxa"/>
-            <w:textDirection w:val="btLr"/>
-          </w:tcPr>
-          <w:p>
-            <w:pPr>
-              <w:ind w:left="113" w:right="113"/>
-              <w:jc w:val="center"/>
-            </w:pPr>
-            <w:r>
-              <w:rPr>
-                <w:sz w:val="14"/>
-                <w:rFonts w:ascii="Arial" w:hAnsi="Arial"/>
-              </w:rPr>
-              <w:t xml:space="preserve"/>
-            </w:r>
-          </w:p>
-        </w:tc>
-        <w:tc>
-          <w:tcPr>
-            <w:tcW w:w="1417" w:type="dxa"/>
-            <w:shd w:val="clear" w:color="auto" w:fill="99CCFF"/>
-          </w:tcPr>
-          <w:p>
-            <w:pPr>
-              <w:rPr>
-                <w:b/>
-                <w:bCs/>
-              </w:rPr>
-            </w:pPr>
-            <w:r>
-              <w:rPr>
-                <w:sz w:val="14"/>
-                <w:rFonts w:ascii="Arial" w:hAnsi="Arial"/>
-                <w:b/>
-              </w:rPr>
-              <w:t xml:space="preserve">ХИМИТЕК ЧУДОДЕЙ®-ПОЛИПРОМ 190022</w:t>
-            </w:r>
-          </w:p>
-        </w:tc>
-        <w:tc>
-          <w:tcPr>
-            <w:tcW w:w="1276" w:type="dxa"/>
-          </w:tcPr>
-          <w:p>
-            <w:r>
-              <w:rPr>
-                <w:sz w:val="14"/>
-                <w:rFonts w:ascii="Arial" w:hAnsi="Arial"/>
-              </w:rPr>
-              <w:t xml:space="preserve">ручной (протирание, обработка щеткой)</w:t>
-            </w:r>
-          </w:p>
-        </w:tc>
-        <w:tc>
-          <w:tcPr>
-            <w:tcW w:w="1990" w:type="dxa"/>
-          </w:tcPr>
-          <w:p>
-            <w:pPr>
-              <w:jc w:val="center"/>
-            </w:pPr>
-            <w:r>
-              <w:rPr>
-                <w:sz w:val="14"/>
-                <w:rFonts w:ascii="Arial" w:hAnsi="Arial"/>
-              </w:rPr>
-              <w:t xml:space="preserve">1,0 %</w:t>
-            </w:r>
-            <w:r>
-              <w:br/>
-            </w:r>
-            <w:r>
-              <w:rPr>
-                <w:rFonts w:ascii="Arial" w:hAnsi="Arial"/>
-                <w:sz w:val="14"/>
-              </w:rPr>
-              <w:t>ручное разведение</w:t>
-            </w:r>
-          </w:p>
-        </w:tc>
-        <w:tc>
-          <w:tcPr>
-            <w:tcW w:w="1248" w:type="dxa"/>
-          </w:tcPr>
-          <w:p>
-            <w:pPr>
-              <w:jc w:val="center"/>
-            </w:pPr>
-            <w:r>
-              <w:rPr>
-                <w:sz w:val="14"/>
-                <w:rFonts w:ascii="Arial" w:hAnsi="Arial"/>
-              </w:rPr>
-              <w:t xml:space="preserve">не ниже 40°C</w:t>
-            </w:r>
-          </w:p>
-        </w:tc>
-        <w:tc>
-          <w:tcPr>
-            <w:tcW w:w="1032" w:type="dxa"/>
-          </w:tcPr>
-          <w:p>
-            <w:pPr>
-              <w:jc w:val="center"/>
-            </w:pPr>
-            <w:r>
-              <w:rPr>
-                <w:sz w:val="14"/>
-                <w:rFonts w:ascii="Arial" w:hAnsi="Arial"/>
-              </w:rPr>
-              <w:t xml:space="preserve">------------</w:t>
-            </w:r>
-          </w:p>
-        </w:tc>
-        <w:tc>
-          <w:tcPr>
-            <w:tcW w:w="411" w:type="dxa"/>
-            <w:vMerge/>
-            <w:noWrap/>
-            <w:tcMar>
-              <w:left w:w="0" w:type="dxa"/>
-              <w:right w:w="0" w:type="dxa"/>
-            </w:tcMar>
-            <w:textDirection w:val="btLr"/>
-            <w:tcFitText/>
-          </w:tcPr>
-          <w:p/>
-        </w:tc>
-        <w:tc>
-          <w:tcPr>
-            <w:tcW w:w="1467" w:type="dxa"/>
-            <w:vMerge w:val="restart"/>
-          </w:tcPr>
-          <w:p>
-            <w:pPr>
-              <w:jc w:val="center"/>
-            </w:pPr>
-            <w:r>
-              <w:rPr>
-                <w:sz w:val="14"/>
-                <w:rFonts w:ascii="Arial" w:hAnsi="Arial"/>
-              </w:rPr>
-              <w:t xml:space="preserve">1 раз в 12 месяцев</w:t>
-            </w:r>
-          </w:p>
-          <w:p>
-            <w:r/>
-          </w:p>
-        </w:tc>
-        <w:tc>
-          <w:tcPr>
-            <w:tcW w:w="1554" w:type="dxa"/>
-            <w:vMerge/>
-          </w:tcPr>
-          <w:p/>
-        </w:tc>
-        <w:tc>
-          <w:tcPr>
-            <w:tcW w:w="1586" w:type="dxa"/>
-            <w:vMerge/>
-          </w:tcPr>
-          <w:p/>
-        </w:tc>
-      </w:tr>
-      <w:tr>
-        <w:tc>
-          <w:tcPr>
-            <w:tcW w:w="1809" w:type="dxa"/>
-            <w:vMerge/>
-          </w:tcPr>
-          <w:p/>
-        </w:tc>
-        <w:tc>
-          <w:tcPr>
-            <w:tcW w:w="1134" w:type="dxa"/>
-          </w:tcPr>
-          <w:p>
-            <w:r>
-              <w:rPr>
-                <w:sz w:val="14"/>
-                <w:rFonts w:ascii="Arial" w:hAnsi="Arial"/>
-              </w:rPr>
-              <w:t xml:space="preserve">дезинфекция</w:t>
-            </w:r>
-          </w:p>
-        </w:tc>
-        <w:tc>
-          <w:tcPr>
-            <w:tcW w:w="426" w:type="dxa"/>
-            <w:textDirection w:val="btLr"/>
-          </w:tcPr>
-          <w:p>
-            <w:pPr>
-              <w:ind w:left="113" w:right="113"/>
-              <w:jc w:val="center"/>
-            </w:pPr>
-            <w:r>
-              <w:rPr>
-                <w:sz w:val="14"/>
-                <w:rFonts w:ascii="Arial" w:hAnsi="Arial"/>
-              </w:rPr>
-              <w:t xml:space="preserve"/>
-            </w:r>
-          </w:p>
-        </w:tc>
-        <w:tc>
-          <w:tcPr>
-            <w:tcW w:w="1417" w:type="dxa"/>
-            <w:shd w:val="clear" w:color="auto" w:fill="FFFFCC"/>
-          </w:tcPr>
-          <w:p>
-            <w:pPr>
-              <w:rPr>
-                <w:b/>
-                <w:bCs/>
-              </w:rPr>
-            </w:pPr>
-            <w:r>
-              <w:rPr>
-                <w:sz w:val="14"/>
-                <w:rFonts w:ascii="Arial" w:hAnsi="Arial"/>
-                <w:b/>
-              </w:rPr>
-              <w:t xml:space="preserve">ХИМИТЕК ПОЛИДЕЗ-СУПЕР</w:t>
-            </w:r>
-          </w:p>
-        </w:tc>
-        <w:tc>
-          <w:tcPr>
-            <w:tcW w:w="1276" w:type="dxa"/>
-          </w:tcPr>
-          <w:p>
-            <w:r>
-              <w:rPr>
-                <w:sz w:val="14"/>
-                <w:rFonts w:ascii="Arial" w:hAnsi="Arial"/>
-              </w:rPr>
-              <w:t xml:space="preserve">ручной (протирание)</w:t>
-            </w:r>
-          </w:p>
-        </w:tc>
-        <w:tc>
-          <w:tcPr>
-            <w:tcW w:w="1990" w:type="dxa"/>
-          </w:tcPr>
-          <w:p>
-            <w:pPr>
-              <w:jc w:val="center"/>
-            </w:pPr>
-            <w:r>
-              <w:rPr>
-                <w:sz w:val="14"/>
-                <w:rFonts w:ascii="Arial" w:hAnsi="Arial"/>
-              </w:rPr>
-              <w:t xml:space="preserve">0,02-0,05 %</w:t>
-            </w:r>
-            <w:r>
-              <w:br/>
-            </w:r>
-            <w:r>
-              <w:rPr>
-                <w:rFonts w:ascii="Arial" w:hAnsi="Arial"/>
-                <w:sz w:val="14"/>
-              </w:rPr>
-              <w:t>дозирующая система ProMax</w:t>
-            </w:r>
-          </w:p>
-        </w:tc>
-        <w:tc>
-          <w:tcPr>
-            <w:tcW w:w="1248" w:type="dxa"/>
-          </w:tcPr>
-          <w:p>
-            <w:pPr>
-              <w:jc w:val="center"/>
-            </w:pPr>
-            <w:r>
-              <w:rPr>
-                <w:sz w:val="14"/>
-                <w:rFonts w:ascii="Arial" w:hAnsi="Arial"/>
-              </w:rPr>
-              <w:t xml:space="preserve">18-20 °C</w:t>
-            </w:r>
-          </w:p>
-        </w:tc>
-        <w:tc>
-          <w:tcPr>
-            <w:tcW w:w="1032" w:type="dxa"/>
-          </w:tcPr>
-          <w:p>
-            <w:pPr>
-              <w:jc w:val="center"/>
-            </w:pPr>
-            <w:r>
-              <w:rPr>
-                <w:sz w:val="14"/>
-                <w:rFonts w:ascii="Arial" w:hAnsi="Arial"/>
-              </w:rPr>
-              <w:t xml:space="preserve">20 мин</w:t>
-            </w:r>
-          </w:p>
-        </w:tc>
-        <w:tc>
-          <w:tcPr>
-            <w:tcW w:w="411" w:type="dxa"/>
-            <w:vMerge/>
-            <w:noWrap/>
-            <w:tcMar>
-              <w:left w:w="0" w:type="dxa"/>
-              <w:right w:w="0" w:type="dxa"/>
-            </w:tcMar>
-            <w:textDirection w:val="btLr"/>
-            <w:tcFitText/>
-          </w:tcPr>
-          <w:p/>
-        </w:tc>
-        <w:tc>
-          <w:tcPr>
-            <w:tcW w:w="1467" w:type="dxa"/>
-            <w:vMerge/>
-          </w:tcPr>
-          <w:p/>
-        </w:tc>
-        <w:tc>
-          <w:tcPr>
-            <w:tcW w:w="1554" w:type="dxa"/>
-            <w:vMerge/>
-          </w:tcPr>
-          <w:p/>
-        </w:tc>
-        <w:tc>
-          <w:tcPr>
-            <w:tcW w:w="1586" w:type="dxa"/>
-            <w:vMerge/>
-          </w:tcPr>
-          <w:p/>
-        </w:tc>
-      </w:tr>
-      <w:tr>
-        <w:tc>
-          <w:tcPr>
-            <w:tcW w:w="1809" w:type="dxa"/>
-            <w:vMerge w:val="restart"/>
-          </w:tcPr>
-          <w:p>
-            <w:r>
-              <w:rPr>
-                <w:sz w:val="14"/>
-                <w:rFonts w:ascii="Arial" w:hAnsi="Arial"/>
-              </w:rPr>
-              <w:t xml:space="preserve">розетки</w:t>
-            </w:r>
-          </w:p>
-          <w:p>
-            <w:r/>
-          </w:p>
-        </w:tc>
-        <w:tc>
-          <w:tcPr>
-            <w:tcW w:w="1134" w:type="dxa"/>
-          </w:tcPr>
-          <w:p>
-            <w:r>
-              <w:rPr>
-                <w:sz w:val="14"/>
-                <w:rFonts w:ascii="Arial" w:hAnsi="Arial"/>
-              </w:rPr>
-              <w:t xml:space="preserve">мойка</w:t>
-            </w:r>
-          </w:p>
-        </w:tc>
-        <w:tc>
-          <w:tcPr>
-            <w:tcW w:w="426" w:type="dxa"/>
-            <w:textDirection w:val="btLr"/>
-          </w:tcPr>
-          <w:p>
-            <w:pPr>
-              <w:ind w:left="113" w:right="113"/>
-              <w:jc w:val="center"/>
-            </w:pPr>
-            <w:r>
-              <w:rPr>
-                <w:sz w:val="14"/>
-                <w:rFonts w:ascii="Arial" w:hAnsi="Arial"/>
-              </w:rPr>
-              <w:t xml:space="preserve"/>
-            </w:r>
-          </w:p>
-        </w:tc>
-        <w:tc>
-          <w:tcPr>
-            <w:tcW w:w="1417" w:type="dxa"/>
-            <w:shd w:val="clear" w:color="auto" w:fill="99CCFF"/>
-          </w:tcPr>
-          <w:p>
-            <w:pPr>
-              <w:rPr>
-                <w:b/>
-                <w:bCs/>
-              </w:rPr>
-            </w:pPr>
-            <w:r>
-              <w:rPr>
-                <w:sz w:val="14"/>
-                <w:rFonts w:ascii="Arial" w:hAnsi="Arial"/>
-                <w:b/>
-              </w:rPr>
-              <w:t xml:space="preserve">ХИМИТЕК ЧУДОДЕЙ®-ПОЛИПРОМ 190022</w:t>
-            </w:r>
-          </w:p>
-        </w:tc>
-        <w:tc>
-          <w:tcPr>
-            <w:tcW w:w="1276" w:type="dxa"/>
-          </w:tcPr>
-          <w:p>
-            <w:r>
-              <w:rPr>
-                <w:sz w:val="14"/>
-                <w:rFonts w:ascii="Arial" w:hAnsi="Arial"/>
-              </w:rPr>
-              <w:t xml:space="preserve">ручной (протирание, обработка щеткой)</w:t>
-            </w:r>
-          </w:p>
-        </w:tc>
-        <w:tc>
-          <w:tcPr>
-            <w:tcW w:w="1990" w:type="dxa"/>
-          </w:tcPr>
-          <w:p>
-            <w:pPr>
-              <w:jc w:val="center"/>
-            </w:pPr>
-            <w:r>
-              <w:rPr>
-                <w:sz w:val="14"/>
-                <w:rFonts w:ascii="Arial" w:hAnsi="Arial"/>
-              </w:rPr>
-              <w:t xml:space="preserve">1,0 %</w:t>
-            </w:r>
-            <w:r>
-              <w:br/>
-            </w:r>
-            <w:r>
-              <w:rPr>
-                <w:rFonts w:ascii="Arial" w:hAnsi="Arial"/>
-                <w:sz w:val="14"/>
-              </w:rPr>
-              <w:t>ручное разведение</w:t>
-            </w:r>
-          </w:p>
-        </w:tc>
-        <w:tc>
-          <w:tcPr>
-            <w:tcW w:w="1248" w:type="dxa"/>
-          </w:tcPr>
-          <w:p>
-            <w:pPr>
-              <w:jc w:val="center"/>
-            </w:pPr>
-            <w:r>
-              <w:rPr>
-                <w:sz w:val="14"/>
-                <w:rFonts w:ascii="Arial" w:hAnsi="Arial"/>
-              </w:rPr>
-              <w:t xml:space="preserve">18-20 °C</w:t>
-            </w:r>
-          </w:p>
-        </w:tc>
-        <w:tc>
-          <w:tcPr>
-            <w:tcW w:w="1032" w:type="dxa"/>
-          </w:tcPr>
-          <w:p>
-            <w:pPr>
-              <w:jc w:val="center"/>
-            </w:pPr>
-            <w:r>
-              <w:rPr>
-                <w:sz w:val="14"/>
-                <w:rFonts w:ascii="Arial" w:hAnsi="Arial"/>
-              </w:rPr>
-              <w:t xml:space="preserve">------------</w:t>
-            </w:r>
-          </w:p>
-        </w:tc>
-        <w:tc>
-          <w:tcPr>
-            <w:tcW w:w="411" w:type="dxa"/>
-            <w:vMerge w:val="restart"/>
-            <w:noWrap/>
-            <w:tcMar>
-              <w:left w:w="0" w:type="dxa"/>
-              <w:right w:w="0" w:type="dxa"/>
-            </w:tcMar>
-            <w:textDirection w:val="btLr"/>
-            <w:tcFitText/>
-          </w:tcPr>
-          <w:p>
-            <w:pPr>
-              <w:ind w:left="113" w:right="113"/>
-              <w:jc w:val="center"/>
-              <w:rPr>
-                <w:b/>
-                <w:bCs/>
-              </w:rPr>
-            </w:pPr>
-            <w:r>
-              <w:rPr>
-                <w:sz w:val="14"/>
-                <w:rFonts w:ascii="Arial" w:hAnsi="Arial"/>
-              </w:rPr>
-              <w:t xml:space="preserve">промаркированный</w:t>
-            </w:r>
-          </w:p>
-          <w:p>
-            <w:r/>
-          </w:p>
-        </w:tc>
-        <w:tc>
-          <w:tcPr>
-            <w:tcW w:w="1467" w:type="dxa"/>
-            <w:vMerge w:val="restart"/>
-          </w:tcPr>
-          <w:p>
-            <w:pPr>
-              <w:jc w:val="center"/>
-            </w:pPr>
-            <w:r>
-              <w:rPr>
-                <w:sz w:val="14"/>
-                <w:rFonts w:ascii="Arial" w:hAnsi="Arial"/>
-              </w:rPr>
-              <w:t xml:space="preserve">1 раз в месяц</w:t>
-            </w:r>
-          </w:p>
-          <w:p>
-            <w:r/>
-          </w:p>
-        </w:tc>
-        <w:tc>
-          <w:tcPr>
-            <w:tcW w:w="1554" w:type="dxa"/>
-            <w:vMerge w:val="restart"/>
-          </w:tcPr>
-          <w:p>
-            <w:r>
-              <w:rPr>
-                <w:sz w:val="14"/>
-                <w:rFonts w:ascii="Arial" w:hAnsi="Arial"/>
-              </w:rPr>
-              <w:t xml:space="preserve">сотрудник внутреннего клининга</w:t>
-            </w:r>
-          </w:p>
-          <w:p>
-            <w:r/>
-          </w:p>
-        </w:tc>
-        <w:tc>
-          <w:tcPr>
-            <w:tcW w:w="1586" w:type="dxa"/>
-            <w:vMerge w:val="restart"/>
-          </w:tcPr>
-          <w:p>
-            <w:r>
-              <w:rPr>
-                <w:sz w:val="14"/>
-                <w:rFonts w:ascii="Arial" w:hAnsi="Arial"/>
-              </w:rPr>
-              <w:t xml:space="preserve">визуальный контроль/сотрудник отдела качества</w:t>
-            </w:r>
-          </w:p>
-          <w:p>
-            <w:r/>
-          </w:p>
-        </w:tc>
-      </w:tr>
-      <w:tr>
-        <w:tc>
-          <w:tcPr>
-            <w:tcW w:w="1809" w:type="dxa"/>
-            <w:vMerge/>
-          </w:tcPr>
-          <w:p/>
-        </w:tc>
-        <w:tc>
-          <w:tcPr>
-            <w:tcW w:w="1134" w:type="dxa"/>
-          </w:tcPr>
-          <w:p>
-            <w:r>
-              <w:rPr>
-                <w:sz w:val="14"/>
-                <w:rFonts w:ascii="Arial" w:hAnsi="Arial"/>
-              </w:rPr>
-              <w:t xml:space="preserve">дезинфекция</w:t>
-            </w:r>
-          </w:p>
-        </w:tc>
-        <w:tc>
-          <w:tcPr>
-            <w:tcW w:w="426" w:type="dxa"/>
-            <w:textDirection w:val="btLr"/>
-          </w:tcPr>
-          <w:p>
-            <w:pPr>
-              <w:ind w:left="113" w:right="113"/>
-              <w:jc w:val="center"/>
-            </w:pPr>
-            <w:r>
-              <w:rPr>
-                <w:sz w:val="14"/>
-                <w:rFonts w:ascii="Arial" w:hAnsi="Arial"/>
-              </w:rPr>
-              <w:t xml:space="preserve"/>
-            </w:r>
-          </w:p>
-        </w:tc>
-        <w:tc>
-          <w:tcPr>
-            <w:tcW w:w="1417" w:type="dxa"/>
-            <w:shd w:val="clear" w:color="auto" w:fill="FFFFCC"/>
-          </w:tcPr>
-          <w:p>
-            <w:pPr>
-              <w:rPr>
-                <w:b/>
-                <w:bCs/>
-              </w:rPr>
-            </w:pPr>
-            <w:r>
-              <w:rPr>
-                <w:sz w:val="14"/>
-                <w:rFonts w:ascii="Arial" w:hAnsi="Arial"/>
-                <w:b/>
-              </w:rPr>
-              <w:t xml:space="preserve">ХИМИТЕК ПОЛИДЕЗ-СУПЕР</w:t>
-            </w:r>
-          </w:p>
-        </w:tc>
-        <w:tc>
-          <w:tcPr>
-            <w:tcW w:w="1276" w:type="dxa"/>
-          </w:tcPr>
-          <w:p>
-            <w:r>
-              <w:rPr>
-                <w:sz w:val="14"/>
-                <w:rFonts w:ascii="Arial" w:hAnsi="Arial"/>
-              </w:rPr>
-              <w:t xml:space="preserve">ручной (протирание)</w:t>
-            </w:r>
-          </w:p>
-        </w:tc>
-        <w:tc>
-          <w:tcPr>
-            <w:tcW w:w="1990" w:type="dxa"/>
-          </w:tcPr>
-          <w:p>
-            <w:pPr>
-              <w:jc w:val="center"/>
-            </w:pPr>
-            <w:r>
-              <w:rPr>
-                <w:sz w:val="14"/>
-                <w:rFonts w:ascii="Arial" w:hAnsi="Arial"/>
-              </w:rPr>
-              <w:t xml:space="preserve">0,02-0,05 %</w:t>
-            </w:r>
-            <w:r>
-              <w:br/>
-            </w:r>
-            <w:r>
-              <w:rPr>
-                <w:rFonts w:ascii="Arial" w:hAnsi="Arial"/>
-                <w:sz w:val="14"/>
-              </w:rPr>
-              <w:t>дозирующая система ProMax</w:t>
-            </w:r>
-          </w:p>
-        </w:tc>
-        <w:tc>
-          <w:tcPr>
-            <w:tcW w:w="1248" w:type="dxa"/>
-          </w:tcPr>
-          <w:p>
-            <w:pPr>
-              <w:jc w:val="center"/>
-            </w:pPr>
-            <w:r>
-              <w:rPr>
-                <w:sz w:val="14"/>
-                <w:rFonts w:ascii="Arial" w:hAnsi="Arial"/>
-              </w:rPr>
-              <w:t xml:space="preserve">18-20 °C</w:t>
-            </w:r>
-          </w:p>
-        </w:tc>
-        <w:tc>
-          <w:tcPr>
-            <w:tcW w:w="1032" w:type="dxa"/>
-          </w:tcPr>
-          <w:p>
-            <w:pPr>
-              <w:jc w:val="center"/>
-            </w:pPr>
-            <w:r>
-              <w:rPr>
-                <w:sz w:val="14"/>
-                <w:rFonts w:ascii="Arial" w:hAnsi="Arial"/>
-              </w:rPr>
-              <w:t xml:space="preserve">20 мин</w:t>
-            </w:r>
-          </w:p>
-        </w:tc>
-        <w:tc>
-          <w:tcPr>
-            <w:tcW w:w="411" w:type="dxa"/>
-            <w:vMerge/>
-            <w:noWrap/>
-            <w:tcMar>
-              <w:left w:w="0" w:type="dxa"/>
-              <w:right w:w="0" w:type="dxa"/>
-            </w:tcMar>
-            <w:textDirection w:val="btLr"/>
-            <w:tcFitText/>
-          </w:tcPr>
-          <w:p/>
-        </w:tc>
-        <w:tc>
-          <w:tcPr>
-            <w:tcW w:w="1467" w:type="dxa"/>
-            <w:vMerge/>
-          </w:tcPr>
-          <w:p/>
-        </w:tc>
-        <w:tc>
-          <w:tcPr>
-            <w:tcW w:w="1554" w:type="dxa"/>
-            <w:vMerge/>
-          </w:tcPr>
-          <w:p/>
-        </w:tc>
-        <w:tc>
-          <w:tcPr>
-            <w:tcW w:w="1586" w:type="dxa"/>
-            <w:vMerge/>
-          </w:tcPr>
-          <w:p/>
-        </w:tc>
-      </w:tr>
-      <w:tr>
-        <w:tc>
-          <w:tcPr>
-            <w:tcW w:w="1809" w:type="dxa"/>
-            <w:vMerge w:val="restart"/>
-          </w:tcPr>
-          <w:p>
-            <w:r>
-              <w:rPr>
-                <w:sz w:val="14"/>
-                <w:rFonts w:ascii="Arial" w:hAnsi="Arial"/>
-              </w:rPr>
-              <w:t xml:space="preserve">светильники</w:t>
-            </w:r>
-          </w:p>
-          <w:p>
-            <w:r/>
-          </w:p>
-          <w:p>
-            <w:r/>
-          </w:p>
-        </w:tc>
-        <w:tc>
-          <w:tcPr>
-            <w:tcW w:w="1134" w:type="dxa"/>
-          </w:tcPr>
-          <w:p>
-            <w:r>
-              <w:rPr>
-                <w:sz w:val="14"/>
-                <w:rFonts w:ascii="Arial" w:hAnsi="Arial"/>
-              </w:rPr>
-              <w:t xml:space="preserve">очистка (обеспыливание поверхностей)</w:t>
-            </w:r>
-          </w:p>
-        </w:tc>
-        <w:tc>
-          <w:tcPr>
-            <w:tcW w:w="426" w:type="dxa"/>
-            <w:textDirection w:val="btLr"/>
-          </w:tcPr>
-          <w:p>
-            <w:pPr>
-              <w:ind w:left="113" w:right="113"/>
-              <w:jc w:val="center"/>
-            </w:pPr>
-            <w:r>
-              <w:rPr>
-                <w:sz w:val="14"/>
-                <w:rFonts w:ascii="Arial" w:hAnsi="Arial"/>
-              </w:rPr>
-              <w:t xml:space="preserve"/>
-            </w:r>
-          </w:p>
-        </w:tc>
-        <w:tc>
-          <w:tcPr>
-            <w:tcW w:w="1417" w:type="dxa"/>
-          </w:tcPr>
-          <w:p>
-            <w:pPr>
-              <w:rPr>
-                <w:b/>
-                <w:bCs/>
-              </w:rPr>
-            </w:pPr>
-            <w:r>
-              <w:rPr>
-                <w:sz w:val="14"/>
-                <w:rFonts w:ascii="Arial" w:hAnsi="Arial"/>
-              </w:rPr>
-              <w:t xml:space="preserve">------------</w:t>
-            </w:r>
-          </w:p>
-        </w:tc>
-        <w:tc>
-          <w:tcPr>
-            <w:tcW w:w="1276" w:type="dxa"/>
-          </w:tcPr>
-          <w:p>
-            <w:r>
-              <w:rPr>
-                <w:sz w:val="14"/>
-                <w:rFonts w:ascii="Arial" w:hAnsi="Arial"/>
-              </w:rPr>
-              <w:t xml:space="preserve">ручной (протирание)</w:t>
-            </w:r>
-          </w:p>
-        </w:tc>
-        <w:tc>
-          <w:tcPr>
-            <w:tcW w:w="1990" w:type="dxa"/>
-          </w:tcPr>
-          <w:p>
-            <w:pPr>
-              <w:jc w:val="center"/>
-            </w:pPr>
-            <w:r>
-              <w:rPr>
-                <w:sz w:val="14"/>
-                <w:rFonts w:ascii="Arial" w:hAnsi="Arial"/>
-              </w:rPr>
-              <w:t xml:space="preserve">------------</w:t>
-            </w:r>
-          </w:p>
-        </w:tc>
-        <w:tc>
-          <w:tcPr>
-            <w:tcW w:w="1248" w:type="dxa"/>
-          </w:tcPr>
-          <w:p>
-            <w:pPr>
-              <w:jc w:val="center"/>
-            </w:pPr>
-            <w:r>
-              <w:rPr>
-                <w:sz w:val="14"/>
-                <w:rFonts w:ascii="Arial" w:hAnsi="Arial"/>
-              </w:rPr>
-              <w:t xml:space="preserve">------------</w:t>
-            </w:r>
-          </w:p>
-        </w:tc>
-        <w:tc>
-          <w:tcPr>
-            <w:tcW w:w="1032" w:type="dxa"/>
-          </w:tcPr>
-          <w:p>
-            <w:pPr>
-              <w:jc w:val="center"/>
-            </w:pPr>
-            <w:r>
-              <w:rPr>
-                <w:sz w:val="14"/>
-                <w:rFonts w:ascii="Arial" w:hAnsi="Arial"/>
-              </w:rPr>
-              <w:t xml:space="preserve">------------</w:t>
-            </w:r>
-          </w:p>
-        </w:tc>
-        <w:tc>
-          <w:tcPr>
-            <w:tcW w:w="411" w:type="dxa"/>
-            <w:vMerge w:val="restart"/>
-            <w:noWrap/>
-            <w:tcMar>
-              <w:left w:w="0" w:type="dxa"/>
-              <w:right w:w="0" w:type="dxa"/>
-            </w:tcMar>
-            <w:textDirection w:val="btLr"/>
-            <w:tcFitText/>
-          </w:tcPr>
-          <w:p>
-            <w:pPr>
-              <w:ind w:left="113" w:right="113"/>
-              <w:jc w:val="center"/>
-              <w:rPr>
-                <w:b/>
-                <w:bCs/>
-              </w:rPr>
-            </w:pPr>
-            <w:r>
-              <w:rPr>
-                <w:sz w:val="14"/>
-                <w:rFonts w:ascii="Arial" w:hAnsi="Arial"/>
-              </w:rPr>
-              <w:t xml:space="preserve">промаркированный</w:t>
-            </w:r>
-          </w:p>
-          <w:p>
-            <w:r/>
-          </w:p>
-          <w:p>
-            <w:r/>
-          </w:p>
-        </w:tc>
-        <w:tc>
-          <w:tcPr>
-            <w:tcW w:w="1467" w:type="dxa"/>
-          </w:tcPr>
-          <w:p>
-            <w:pPr>
-              <w:jc w:val="center"/>
-            </w:pPr>
-            <w:r>
-              <w:rPr>
-                <w:sz w:val="14"/>
-                <w:rFonts w:ascii="Arial" w:hAnsi="Arial"/>
-              </w:rPr>
-              <w:t xml:space="preserve">1 раз в 3 месяца</w:t>
-            </w:r>
-          </w:p>
-        </w:tc>
-        <w:tc>
-          <w:tcPr>
-            <w:tcW w:w="1554" w:type="dxa"/>
-            <w:vMerge w:val="restart"/>
-          </w:tcPr>
-          <w:p>
-            <w:r>
-              <w:rPr>
-                <w:sz w:val="14"/>
-                <w:rFonts w:ascii="Arial" w:hAnsi="Arial"/>
-              </w:rPr>
-              <w:t xml:space="preserve">сотрудник внутреннего клининга</w:t>
-            </w:r>
-          </w:p>
-          <w:p>
-            <w:r/>
-          </w:p>
-          <w:p>
-            <w:r/>
-          </w:p>
-        </w:tc>
-        <w:tc>
-          <w:tcPr>
-            <w:tcW w:w="1586" w:type="dxa"/>
-            <w:vMerge w:val="restart"/>
-          </w:tcPr>
-          <w:p>
-            <w:r>
-              <w:rPr>
-                <w:sz w:val="14"/>
-                <w:rFonts w:ascii="Arial" w:hAnsi="Arial"/>
-              </w:rPr>
-              <w:t xml:space="preserve">визуальный контроль/сотрудник отдела качества</w:t>
-            </w:r>
-          </w:p>
-          <w:p>
-            <w:r/>
-          </w:p>
-          <w:p>
-            <w:r/>
-          </w:p>
-        </w:tc>
-      </w:tr>
-      <w:tr>
-        <w:tc>
-          <w:tcPr>
-            <w:tcW w:w="1809" w:type="dxa"/>
-            <w:vMerge/>
-          </w:tcPr>
-          <w:p/>
-        </w:tc>
-        <w:tc>
-          <w:tcPr>
-            <w:tcW w:w="1134" w:type="dxa"/>
-          </w:tcPr>
-          <w:p>
-            <w:r>
-              <w:rPr>
-                <w:sz w:val="14"/>
-                <w:rFonts w:ascii="Arial" w:hAnsi="Arial"/>
-              </w:rPr>
-              <w:t xml:space="preserve">мойка</w:t>
-            </w:r>
-          </w:p>
-        </w:tc>
-        <w:tc>
-          <w:tcPr>
-            <w:tcW w:w="426" w:type="dxa"/>
-            <w:textDirection w:val="btLr"/>
-          </w:tcPr>
-          <w:p>
-            <w:pPr>
-              <w:ind w:left="113" w:right="113"/>
-              <w:jc w:val="center"/>
-            </w:pPr>
-            <w:r>
-              <w:rPr>
-                <w:sz w:val="14"/>
-                <w:rFonts w:ascii="Arial" w:hAnsi="Arial"/>
-              </w:rPr>
-              <w:t xml:space="preserve"/>
-            </w:r>
-          </w:p>
-        </w:tc>
-        <w:tc>
-          <w:tcPr>
-            <w:tcW w:w="1417" w:type="dxa"/>
-            <w:shd w:val="clear" w:color="auto" w:fill="99CCFF"/>
-          </w:tcPr>
-          <w:p>
-            <w:pPr>
-              <w:rPr>
-                <w:b/>
-                <w:bCs/>
-              </w:rPr>
-            </w:pPr>
-            <w:r>
-              <w:rPr>
-                <w:sz w:val="14"/>
-                <w:rFonts w:ascii="Arial" w:hAnsi="Arial"/>
-                <w:b/>
-              </w:rPr>
-              <w:t xml:space="preserve">ХИМИТЕК ЧУДОДЕЙ®-ПОЛИПРОМ 190022</w:t>
-            </w:r>
-          </w:p>
-        </w:tc>
-        <w:tc>
-          <w:tcPr>
-            <w:tcW w:w="1276" w:type="dxa"/>
-          </w:tcPr>
-          <w:p>
-            <w:r>
-              <w:rPr>
-                <w:sz w:val="14"/>
-                <w:rFonts w:ascii="Arial" w:hAnsi="Arial"/>
-              </w:rPr>
-              <w:t xml:space="preserve">ручной (протирание, обработка щеткой)</w:t>
-            </w:r>
-          </w:p>
-        </w:tc>
-        <w:tc>
-          <w:tcPr>
-            <w:tcW w:w="1990" w:type="dxa"/>
-          </w:tcPr>
-          <w:p>
-            <w:pPr>
-              <w:jc w:val="center"/>
-            </w:pPr>
-            <w:r>
-              <w:rPr>
-                <w:sz w:val="14"/>
-                <w:rFonts w:ascii="Arial" w:hAnsi="Arial"/>
-              </w:rPr>
-              <w:t xml:space="preserve">1,0 %</w:t>
-            </w:r>
-            <w:r>
-              <w:br/>
-            </w:r>
-            <w:r>
-              <w:rPr>
-                <w:rFonts w:ascii="Arial" w:hAnsi="Arial"/>
-                <w:sz w:val="14"/>
-              </w:rPr>
-              <w:t>ручное разведение</w:t>
-            </w:r>
-          </w:p>
-        </w:tc>
-        <w:tc>
-          <w:tcPr>
-            <w:tcW w:w="1248" w:type="dxa"/>
-          </w:tcPr>
-          <w:p>
-            <w:pPr>
-              <w:jc w:val="center"/>
-            </w:pPr>
-            <w:r>
-              <w:rPr>
-                <w:sz w:val="14"/>
-                <w:rFonts w:ascii="Arial" w:hAnsi="Arial"/>
-              </w:rPr>
-              <w:t xml:space="preserve">18-20 °C</w:t>
-            </w:r>
-          </w:p>
-        </w:tc>
-        <w:tc>
-          <w:tcPr>
-            <w:tcW w:w="1032" w:type="dxa"/>
-          </w:tcPr>
-          <w:p>
-            <w:pPr>
-              <w:jc w:val="center"/>
-            </w:pPr>
-            <w:r>
-              <w:rPr>
-                <w:sz w:val="14"/>
-                <w:rFonts w:ascii="Arial" w:hAnsi="Arial"/>
-              </w:rPr>
-              <w:t xml:space="preserve">------------</w:t>
-            </w:r>
-          </w:p>
-        </w:tc>
-        <w:tc>
-          <w:tcPr>
-            <w:tcW w:w="411" w:type="dxa"/>
-            <w:vMerge/>
-            <w:noWrap/>
-            <w:tcMar>
-              <w:left w:w="0" w:type="dxa"/>
-              <w:right w:w="0" w:type="dxa"/>
-            </w:tcMar>
-            <w:textDirection w:val="btLr"/>
-            <w:tcFitText/>
-          </w:tcPr>
-          <w:p/>
-        </w:tc>
-        <w:tc>
-          <w:tcPr>
-            <w:tcW w:w="1467" w:type="dxa"/>
-            <w:vMerge w:val="restart"/>
-          </w:tcPr>
-          <w:p>
-            <w:pPr>
-              <w:jc w:val="center"/>
-            </w:pPr>
-            <w:r>
-              <w:rPr>
-                <w:sz w:val="14"/>
-                <w:rFonts w:ascii="Arial" w:hAnsi="Arial"/>
-              </w:rPr>
-              <w:t xml:space="preserve">1 раз в 6 месяцев</w:t>
-            </w:r>
-          </w:p>
-          <w:p>
-            <w:r/>
-          </w:p>
-        </w:tc>
-        <w:tc>
-          <w:tcPr>
-            <w:tcW w:w="1554" w:type="dxa"/>
-            <w:vMerge/>
-          </w:tcPr>
-          <w:p/>
-        </w:tc>
-        <w:tc>
-          <w:tcPr>
-            <w:tcW w:w="1586" w:type="dxa"/>
-            <w:vMerge/>
-          </w:tcPr>
-          <w:p/>
-        </w:tc>
-      </w:tr>
-      <w:tr>
-        <w:tc>
-          <w:tcPr>
-            <w:tcW w:w="1809" w:type="dxa"/>
-            <w:vMerge/>
-          </w:tcPr>
-          <w:p/>
-        </w:tc>
-        <w:tc>
-          <w:tcPr>
-            <w:tcW w:w="1134" w:type="dxa"/>
-          </w:tcPr>
-          <w:p>
-            <w:r>
-              <w:rPr>
-                <w:sz w:val="14"/>
-                <w:rFonts w:ascii="Arial" w:hAnsi="Arial"/>
-              </w:rPr>
-              <w:t xml:space="preserve">дезинфекция</w:t>
-            </w:r>
-          </w:p>
-        </w:tc>
-        <w:tc>
-          <w:tcPr>
-            <w:tcW w:w="426" w:type="dxa"/>
-            <w:textDirection w:val="btLr"/>
-          </w:tcPr>
-          <w:p>
-            <w:pPr>
-              <w:ind w:left="113" w:right="113"/>
-              <w:jc w:val="center"/>
-            </w:pPr>
-            <w:r>
-              <w:rPr>
-                <w:sz w:val="14"/>
-                <w:rFonts w:ascii="Arial" w:hAnsi="Arial"/>
-              </w:rPr>
-              <w:t xml:space="preserve"/>
-            </w:r>
-          </w:p>
-        </w:tc>
-        <w:tc>
-          <w:tcPr>
-            <w:tcW w:w="1417" w:type="dxa"/>
-            <w:shd w:val="clear" w:color="auto" w:fill="FFFFCC"/>
-          </w:tcPr>
-          <w:p>
-            <w:pPr>
-              <w:rPr>
-                <w:b/>
-                <w:bCs/>
-              </w:rPr>
-            </w:pPr>
-            <w:r>
-              <w:rPr>
-                <w:sz w:val="14"/>
-                <w:rFonts w:ascii="Arial" w:hAnsi="Arial"/>
-                <w:b/>
-              </w:rPr>
-              <w:t xml:space="preserve">ХИМИТЕК ПОЛИДЕЗ-СУПЕР</w:t>
-            </w:r>
-          </w:p>
-        </w:tc>
-        <w:tc>
-          <w:tcPr>
-            <w:tcW w:w="1276" w:type="dxa"/>
-          </w:tcPr>
-          <w:p>
-            <w:r>
-              <w:rPr>
-                <w:sz w:val="14"/>
-                <w:rFonts w:ascii="Arial" w:hAnsi="Arial"/>
-              </w:rPr>
-              <w:t xml:space="preserve">ручной (протирание)</w:t>
-            </w:r>
-          </w:p>
-        </w:tc>
-        <w:tc>
-          <w:tcPr>
-            <w:tcW w:w="1990" w:type="dxa"/>
-          </w:tcPr>
-          <w:p>
-            <w:pPr>
-              <w:jc w:val="center"/>
-            </w:pPr>
-            <w:r>
-              <w:rPr>
-                <w:sz w:val="14"/>
-                <w:rFonts w:ascii="Arial" w:hAnsi="Arial"/>
-              </w:rPr>
-              <w:t xml:space="preserve">0,02-0,05 %</w:t>
-            </w:r>
-            <w:r>
-              <w:br/>
-            </w:r>
-            <w:r>
-              <w:rPr>
-                <w:rFonts w:ascii="Arial" w:hAnsi="Arial"/>
-                <w:sz w:val="14"/>
-              </w:rPr>
-              <w:t>дозирующая система ProMax</w:t>
-            </w:r>
-          </w:p>
-        </w:tc>
-        <w:tc>
-          <w:tcPr>
-            <w:tcW w:w="1248" w:type="dxa"/>
-          </w:tcPr>
-          <w:p>
-            <w:pPr>
-              <w:jc w:val="center"/>
-            </w:pPr>
-            <w:r>
-              <w:rPr>
-                <w:sz w:val="14"/>
-                <w:rFonts w:ascii="Arial" w:hAnsi="Arial"/>
-              </w:rPr>
-              <w:t xml:space="preserve">18-20 °C</w:t>
-            </w:r>
-          </w:p>
-        </w:tc>
-        <w:tc>
-          <w:tcPr>
-            <w:tcW w:w="1032" w:type="dxa"/>
-          </w:tcPr>
-          <w:p>
-            <w:pPr>
-              <w:jc w:val="center"/>
-            </w:pPr>
-            <w:r>
-              <w:rPr>
-                <w:sz w:val="14"/>
-                <w:rFonts w:ascii="Arial" w:hAnsi="Arial"/>
-              </w:rPr>
-              <w:t xml:space="preserve">20 мин</w:t>
-            </w:r>
-          </w:p>
-        </w:tc>
-        <w:tc>
-          <w:tcPr>
-            <w:tcW w:w="411" w:type="dxa"/>
-            <w:vMerge/>
-            <w:noWrap/>
-            <w:tcMar>
-              <w:left w:w="0" w:type="dxa"/>
-              <w:right w:w="0" w:type="dxa"/>
-            </w:tcMar>
-            <w:textDirection w:val="btLr"/>
-            <w:tcFitText/>
-          </w:tcPr>
-          <w:p/>
-        </w:tc>
-        <w:tc>
-          <w:tcPr>
-            <w:tcW w:w="1467" w:type="dxa"/>
-            <w:vMerge/>
-          </w:tcPr>
-          <w:p/>
-        </w:tc>
-        <w:tc>
-          <w:tcPr>
-            <w:tcW w:w="1554" w:type="dxa"/>
-            <w:vMerge/>
-          </w:tcPr>
-          <w:p/>
-        </w:tc>
-        <w:tc>
-          <w:tcPr>
-            <w:tcW w:w="1586" w:type="dxa"/>
-            <w:vMerge/>
-          </w:tcPr>
-          <w:p/>
-        </w:tc>
-      </w:tr>
-      <w:tr>
-        <w:tc>
-          <w:tcPr>
-            <w:tcW w:w="1809" w:type="dxa"/>
-            <w:vMerge w:val="restart"/>
-          </w:tcPr>
-          <w:p>
-            <w:r>
-              <w:rPr>
-                <w:sz w:val="14"/>
-                <w:rFonts w:ascii="Arial" w:hAnsi="Arial"/>
-              </w:rPr>
-              <w:t xml:space="preserve">стены (выше 2 м)</w:t>
-            </w:r>
-          </w:p>
-          <w:p>
-            <w:r/>
-          </w:p>
-          <w:p>
-            <w:r/>
-          </w:p>
-        </w:tc>
-        <w:tc>
-          <w:tcPr>
-            <w:tcW w:w="1134" w:type="dxa"/>
-          </w:tcPr>
-          <w:p>
-            <w:r>
-              <w:rPr>
-                <w:sz w:val="14"/>
-                <w:rFonts w:ascii="Arial" w:hAnsi="Arial"/>
-              </w:rPr>
-              <w:t xml:space="preserve">очистка (обеспыливание поверхностей)</w:t>
-            </w:r>
-          </w:p>
-        </w:tc>
-        <w:tc>
-          <w:tcPr>
-            <w:tcW w:w="426" w:type="dxa"/>
-            <w:textDirection w:val="btLr"/>
-          </w:tcPr>
-          <w:p>
-            <w:pPr>
-              <w:ind w:left="113" w:right="113"/>
-              <w:jc w:val="center"/>
-            </w:pPr>
-            <w:r>
-              <w:rPr>
-                <w:sz w:val="14"/>
-                <w:rFonts w:ascii="Arial" w:hAnsi="Arial"/>
-              </w:rPr>
-              <w:t xml:space="preserve"/>
-            </w:r>
-          </w:p>
-        </w:tc>
-        <w:tc>
-          <w:tcPr>
-            <w:tcW w:w="1417" w:type="dxa"/>
-          </w:tcPr>
-          <w:p>
-            <w:pPr>
-              <w:rPr>
-                <w:b/>
-                <w:bCs/>
-              </w:rPr>
-            </w:pPr>
-            <w:r>
-              <w:rPr>
-                <w:sz w:val="14"/>
-                <w:rFonts w:ascii="Arial" w:hAnsi="Arial"/>
-              </w:rPr>
-              <w:t xml:space="preserve">------------</w:t>
-            </w:r>
-          </w:p>
-        </w:tc>
-        <w:tc>
-          <w:tcPr>
-            <w:tcW w:w="1276" w:type="dxa"/>
-          </w:tcPr>
-          <w:p>
-            <w:r>
-              <w:rPr>
-                <w:sz w:val="14"/>
-                <w:rFonts w:ascii="Arial" w:hAnsi="Arial"/>
-              </w:rPr>
-              <w:t xml:space="preserve">ручной (протирание)</w:t>
-            </w:r>
-          </w:p>
-        </w:tc>
-        <w:tc>
-          <w:tcPr>
-            <w:tcW w:w="1990" w:type="dxa"/>
-          </w:tcPr>
-          <w:p>
-            <w:pPr>
-              <w:jc w:val="center"/>
-            </w:pPr>
-            <w:r>
-              <w:rPr>
-                <w:sz w:val="14"/>
-                <w:rFonts w:ascii="Arial" w:hAnsi="Arial"/>
-              </w:rPr>
-              <w:t xml:space="preserve">------------</w:t>
-            </w:r>
-          </w:p>
-        </w:tc>
-        <w:tc>
-          <w:tcPr>
-            <w:tcW w:w="1248" w:type="dxa"/>
-          </w:tcPr>
-          <w:p>
-            <w:pPr>
-              <w:jc w:val="center"/>
-            </w:pPr>
-            <w:r>
-              <w:rPr>
-                <w:sz w:val="14"/>
-                <w:rFonts w:ascii="Arial" w:hAnsi="Arial"/>
-              </w:rPr>
-              <w:t xml:space="preserve">------------</w:t>
-            </w:r>
-          </w:p>
-        </w:tc>
-        <w:tc>
-          <w:tcPr>
-            <w:tcW w:w="1032" w:type="dxa"/>
-          </w:tcPr>
-          <w:p>
-            <w:pPr>
-              <w:jc w:val="center"/>
-            </w:pPr>
-            <w:r>
-              <w:rPr>
-                <w:sz w:val="14"/>
-                <w:rFonts w:ascii="Arial" w:hAnsi="Arial"/>
-              </w:rPr>
-              <w:t xml:space="preserve">------------</w:t>
-            </w:r>
-          </w:p>
-        </w:tc>
-        <w:tc>
-          <w:tcPr>
-            <w:tcW w:w="411" w:type="dxa"/>
-            <w:vMerge w:val="restart"/>
-            <w:noWrap/>
-            <w:tcMar>
-              <w:left w:w="0" w:type="dxa"/>
-              <w:right w:w="0" w:type="dxa"/>
-            </w:tcMar>
-            <w:textDirection w:val="btLr"/>
-            <w:tcFitText/>
-          </w:tcPr>
-          <w:p>
-            <w:pPr>
-              <w:ind w:left="113" w:right="113"/>
-              <w:jc w:val="center"/>
-              <w:rPr>
-                <w:b/>
-                <w:bCs/>
-              </w:rPr>
-            </w:pPr>
-            <w:r>
-              <w:rPr>
-                <w:sz w:val="14"/>
-                <w:rFonts w:ascii="Arial" w:hAnsi="Arial"/>
-              </w:rPr>
-              <w:t xml:space="preserve">промаркированный</w:t>
-            </w:r>
-          </w:p>
-          <w:p>
-            <w:r/>
-          </w:p>
-          <w:p>
-            <w:r/>
-          </w:p>
-        </w:tc>
-        <w:tc>
-          <w:tcPr>
-            <w:tcW w:w="1467" w:type="dxa"/>
-          </w:tcPr>
-          <w:p>
-            <w:pPr>
-              <w:jc w:val="center"/>
-            </w:pPr>
-            <w:r>
-              <w:rPr>
-                <w:sz w:val="14"/>
-                <w:rFonts w:ascii="Arial" w:hAnsi="Arial"/>
-              </w:rPr>
-              <w:t xml:space="preserve">1 раз в 3 месяца</w:t>
-            </w:r>
-          </w:p>
-        </w:tc>
-        <w:tc>
-          <w:tcPr>
-            <w:tcW w:w="1554" w:type="dxa"/>
-            <w:vMerge w:val="restart"/>
-          </w:tcPr>
-          <w:p>
-            <w:r>
-              <w:rPr>
-                <w:sz w:val="14"/>
-                <w:rFonts w:ascii="Arial" w:hAnsi="Arial"/>
-              </w:rPr>
-              <w:t xml:space="preserve">сотрудник внутреннего клининга</w:t>
-            </w:r>
-          </w:p>
-          <w:p>
-            <w:r/>
-          </w:p>
-          <w:p>
-            <w:r/>
-          </w:p>
-        </w:tc>
-        <w:tc>
-          <w:tcPr>
-            <w:tcW w:w="1586" w:type="dxa"/>
-            <w:vMerge w:val="restart"/>
-          </w:tcPr>
-          <w:p>
-            <w:r>
-              <w:rPr>
-                <w:sz w:val="14"/>
-                <w:rFonts w:ascii="Arial" w:hAnsi="Arial"/>
-              </w:rPr>
-              <w:t xml:space="preserve">визуальный контроль/сотрудник отдела качества</w:t>
-            </w:r>
-          </w:p>
-          <w:p>
-            <w:r/>
-          </w:p>
-          <w:p>
-            <w:r/>
-          </w:p>
-        </w:tc>
-      </w:tr>
-      <w:tr>
-        <w:tc>
-          <w:tcPr>
-            <w:tcW w:w="1809" w:type="dxa"/>
-            <w:vMerge/>
-          </w:tcPr>
-          <w:p/>
-        </w:tc>
-        <w:tc>
-          <w:tcPr>
-            <w:tcW w:w="1134" w:type="dxa"/>
-          </w:tcPr>
-          <w:p>
-            <w:r>
-              <w:rPr>
-                <w:sz w:val="14"/>
-                <w:rFonts w:ascii="Arial" w:hAnsi="Arial"/>
-              </w:rPr>
-              <w:t xml:space="preserve">мойка</w:t>
-            </w:r>
-          </w:p>
-        </w:tc>
-        <w:tc>
-          <w:tcPr>
-            <w:tcW w:w="426" w:type="dxa"/>
-            <w:textDirection w:val="btLr"/>
-          </w:tcPr>
-          <w:p>
-            <w:pPr>
-              <w:ind w:left="113" w:right="113"/>
-              <w:jc w:val="center"/>
-            </w:pPr>
-            <w:r>
-              <w:rPr>
-                <w:sz w:val="14"/>
-                <w:rFonts w:ascii="Arial" w:hAnsi="Arial"/>
-              </w:rPr>
-              <w:t xml:space="preserve"/>
-            </w:r>
-          </w:p>
-        </w:tc>
-        <w:tc>
-          <w:tcPr>
-            <w:tcW w:w="1417" w:type="dxa"/>
-            <w:shd w:val="clear" w:color="auto" w:fill="99CCFF"/>
-          </w:tcPr>
-          <w:p>
-            <w:pPr>
-              <w:rPr>
-                <w:b/>
-                <w:bCs/>
-              </w:rPr>
-            </w:pPr>
-            <w:r>
-              <w:rPr>
-                <w:sz w:val="14"/>
-                <w:rFonts w:ascii="Arial" w:hAnsi="Arial"/>
-                <w:b/>
-              </w:rPr>
-              <w:t xml:space="preserve">ХИМИТЕК ЧУДОДЕЙ®-ПОЛИПРОМ 190022</w:t>
-            </w:r>
-          </w:p>
-        </w:tc>
-        <w:tc>
-          <w:tcPr>
-            <w:tcW w:w="1276" w:type="dxa"/>
-          </w:tcPr>
-          <w:p>
-            <w:r>
-              <w:rPr>
-                <w:sz w:val="14"/>
-                <w:rFonts w:ascii="Arial" w:hAnsi="Arial"/>
-              </w:rPr>
-              <w:t xml:space="preserve">ручной (протирание, обработка щеткой)</w:t>
-            </w:r>
-          </w:p>
-        </w:tc>
-        <w:tc>
-          <w:tcPr>
-            <w:tcW w:w="1990" w:type="dxa"/>
-          </w:tcPr>
-          <w:p>
-            <w:pPr>
-              <w:jc w:val="center"/>
-            </w:pPr>
-            <w:r>
-              <w:rPr>
-                <w:sz w:val="14"/>
-                <w:rFonts w:ascii="Arial" w:hAnsi="Arial"/>
-              </w:rPr>
-              <w:t xml:space="preserve">1,0 %</w:t>
-            </w:r>
-            <w:r>
-              <w:br/>
-            </w:r>
-            <w:r>
-              <w:rPr>
-                <w:rFonts w:ascii="Arial" w:hAnsi="Arial"/>
-                <w:sz w:val="14"/>
-              </w:rPr>
-              <w:t>ручное разведение</w:t>
-            </w:r>
-          </w:p>
-        </w:tc>
-        <w:tc>
-          <w:tcPr>
-            <w:tcW w:w="1248" w:type="dxa"/>
-          </w:tcPr>
-          <w:p>
-            <w:pPr>
-              <w:jc w:val="center"/>
-            </w:pPr>
-            <w:r>
-              <w:rPr>
-                <w:sz w:val="14"/>
-                <w:rFonts w:ascii="Arial" w:hAnsi="Arial"/>
-              </w:rPr>
-              <w:t xml:space="preserve">18-20 °C</w:t>
-            </w:r>
-          </w:p>
-        </w:tc>
-        <w:tc>
-          <w:tcPr>
-            <w:tcW w:w="1032" w:type="dxa"/>
-          </w:tcPr>
-          <w:p>
-            <w:pPr>
-              <w:jc w:val="center"/>
-            </w:pPr>
-            <w:r>
-              <w:rPr>
-                <w:sz w:val="14"/>
-                <w:rFonts w:ascii="Arial" w:hAnsi="Arial"/>
-              </w:rPr>
-              <w:t xml:space="preserve">------------</w:t>
-            </w:r>
-          </w:p>
-        </w:tc>
-        <w:tc>
-          <w:tcPr>
-            <w:tcW w:w="411" w:type="dxa"/>
-            <w:vMerge/>
-            <w:noWrap/>
-            <w:tcMar>
-              <w:left w:w="0" w:type="dxa"/>
-              <w:right w:w="0" w:type="dxa"/>
-            </w:tcMar>
-            <w:textDirection w:val="btLr"/>
-            <w:tcFitText/>
-          </w:tcPr>
-          <w:p/>
-        </w:tc>
-        <w:tc>
-          <w:tcPr>
-            <w:tcW w:w="1467" w:type="dxa"/>
-            <w:vMerge w:val="restart"/>
-          </w:tcPr>
-          <w:p>
-            <w:pPr>
-              <w:jc w:val="center"/>
-            </w:pPr>
-            <w:r>
-              <w:rPr>
-                <w:sz w:val="14"/>
-                <w:rFonts w:ascii="Arial" w:hAnsi="Arial"/>
-              </w:rPr>
-              <w:t xml:space="preserve">1 раз в 6 месяцев</w:t>
-            </w:r>
-          </w:p>
-          <w:p>
-            <w:r/>
-          </w:p>
-        </w:tc>
-        <w:tc>
-          <w:tcPr>
-            <w:tcW w:w="1554" w:type="dxa"/>
-            <w:vMerge/>
-          </w:tcPr>
-          <w:p/>
-        </w:tc>
-        <w:tc>
-          <w:tcPr>
-            <w:tcW w:w="1586" w:type="dxa"/>
-            <w:vMerge/>
-          </w:tcPr>
-          <w:p/>
-        </w:tc>
-      </w:tr>
-      <w:tr>
-        <w:tc>
-          <w:tcPr>
-            <w:tcW w:w="1809" w:type="dxa"/>
-            <w:vMerge/>
-          </w:tcPr>
-          <w:p/>
-        </w:tc>
-        <w:tc>
-          <w:tcPr>
-            <w:tcW w:w="1134" w:type="dxa"/>
-          </w:tcPr>
-          <w:p>
-            <w:r>
-              <w:rPr>
-                <w:sz w:val="14"/>
-                <w:rFonts w:ascii="Arial" w:hAnsi="Arial"/>
-              </w:rPr>
-              <w:t xml:space="preserve">дезинфекция</w:t>
-            </w:r>
-          </w:p>
-        </w:tc>
-        <w:tc>
-          <w:tcPr>
-            <w:tcW w:w="426" w:type="dxa"/>
-            <w:textDirection w:val="btLr"/>
-          </w:tcPr>
-          <w:p>
-            <w:pPr>
-              <w:ind w:left="113" w:right="113"/>
-              <w:jc w:val="center"/>
-            </w:pPr>
-            <w:r>
-              <w:rPr>
-                <w:sz w:val="14"/>
-                <w:rFonts w:ascii="Arial" w:hAnsi="Arial"/>
-              </w:rPr>
-              <w:t xml:space="preserve"/>
-            </w:r>
-          </w:p>
-        </w:tc>
-        <w:tc>
-          <w:tcPr>
-            <w:tcW w:w="1417" w:type="dxa"/>
-            <w:shd w:val="clear" w:color="auto" w:fill="FFFFCC"/>
-          </w:tcPr>
-          <w:p>
-            <w:pPr>
-              <w:rPr>
-                <w:b/>
-                <w:bCs/>
-              </w:rPr>
-            </w:pPr>
-            <w:r>
-              <w:rPr>
-                <w:sz w:val="14"/>
-                <w:rFonts w:ascii="Arial" w:hAnsi="Arial"/>
-                <w:b/>
-              </w:rPr>
-              <w:t xml:space="preserve">ХИМИТЕК ПОЛИДЕЗ-СУПЕР</w:t>
-            </w:r>
-          </w:p>
-        </w:tc>
-        <w:tc>
-          <w:tcPr>
-            <w:tcW w:w="1276" w:type="dxa"/>
-          </w:tcPr>
-          <w:p>
-            <w:r>
-              <w:rPr>
-                <w:sz w:val="14"/>
-                <w:rFonts w:ascii="Arial" w:hAnsi="Arial"/>
-              </w:rPr>
-              <w:t xml:space="preserve">ручной (протирание)</w:t>
-            </w:r>
-          </w:p>
-        </w:tc>
-        <w:tc>
-          <w:tcPr>
-            <w:tcW w:w="1990" w:type="dxa"/>
-          </w:tcPr>
-          <w:p>
-            <w:pPr>
-              <w:jc w:val="center"/>
-            </w:pPr>
-            <w:r>
-              <w:rPr>
-                <w:sz w:val="14"/>
-                <w:rFonts w:ascii="Arial" w:hAnsi="Arial"/>
-              </w:rPr>
-              <w:t xml:space="preserve">0,02-0,05 %</w:t>
-            </w:r>
-            <w:r>
-              <w:br/>
-            </w:r>
-            <w:r>
-              <w:rPr>
-                <w:rFonts w:ascii="Arial" w:hAnsi="Arial"/>
-                <w:sz w:val="14"/>
-              </w:rPr>
-              <w:t>дозирующая система ProMax</w:t>
-            </w:r>
-          </w:p>
-        </w:tc>
-        <w:tc>
-          <w:tcPr>
-            <w:tcW w:w="1248" w:type="dxa"/>
-          </w:tcPr>
-          <w:p>
-            <w:pPr>
-              <w:jc w:val="center"/>
-            </w:pPr>
-            <w:r>
-              <w:rPr>
-                <w:sz w:val="14"/>
-                <w:rFonts w:ascii="Arial" w:hAnsi="Arial"/>
-              </w:rPr>
-              <w:t xml:space="preserve">18-20 °C</w:t>
-            </w:r>
-          </w:p>
-        </w:tc>
-        <w:tc>
-          <w:tcPr>
-            <w:tcW w:w="1032" w:type="dxa"/>
-          </w:tcPr>
-          <w:p>
-            <w:pPr>
-              <w:jc w:val="center"/>
-            </w:pPr>
-            <w:r>
-              <w:rPr>
-                <w:sz w:val="14"/>
-                <w:rFonts w:ascii="Arial" w:hAnsi="Arial"/>
-              </w:rPr>
-              <w:t xml:space="preserve">20 мин</w:t>
-            </w:r>
-          </w:p>
-        </w:tc>
-        <w:tc>
-          <w:tcPr>
-            <w:tcW w:w="411" w:type="dxa"/>
-            <w:vMerge/>
-            <w:noWrap/>
-            <w:tcMar>
-              <w:left w:w="0" w:type="dxa"/>
-              <w:right w:w="0" w:type="dxa"/>
-            </w:tcMar>
-            <w:textDirection w:val="btLr"/>
-            <w:tcFitText/>
-          </w:tcPr>
-          <w:p/>
-        </w:tc>
-        <w:tc>
-          <w:tcPr>
-            <w:tcW w:w="1467" w:type="dxa"/>
-            <w:vMerge/>
-          </w:tcPr>
-          <w:p/>
-        </w:tc>
-        <w:tc>
-          <w:tcPr>
-            <w:tcW w:w="1554" w:type="dxa"/>
-            <w:vMerge/>
-          </w:tcPr>
-          <w:p/>
-        </w:tc>
-        <w:tc>
-          <w:tcPr>
-            <w:tcW w:w="1586" w:type="dxa"/>
-            <w:vMerge/>
-          </w:tcPr>
-          <w:p/>
-        </w:tc>
-      </w:tr>
-      <w:tr>
-        <w:tc>
-          <w:tcPr>
-            <w:tcW w:w="1809" w:type="dxa"/>
-            <w:vMerge w:val="restart"/>
-          </w:tcPr>
-          <w:p>
-            <w:r>
-              <w:rPr>
-                <w:sz w:val="14"/>
-                <w:rFonts w:ascii="Arial" w:hAnsi="Arial"/>
-              </w:rPr>
-              <w:t xml:space="preserve">стены (до 2 м)</w:t>
-            </w:r>
-          </w:p>
-          <w:p>
-            <w:r/>
-          </w:p>
-        </w:tc>
-        <w:tc>
-          <w:tcPr>
-            <w:tcW w:w="1134" w:type="dxa"/>
-          </w:tcPr>
-          <w:p>
-            <w:r>
-              <w:rPr>
-                <w:sz w:val="14"/>
-                <w:rFonts w:ascii="Arial" w:hAnsi="Arial"/>
-              </w:rPr>
-              <w:t xml:space="preserve">мойка</w:t>
-            </w:r>
-          </w:p>
-        </w:tc>
-        <w:tc>
-          <w:tcPr>
-            <w:tcW w:w="426" w:type="dxa"/>
-            <w:textDirection w:val="btLr"/>
-          </w:tcPr>
-          <w:p>
-            <w:pPr>
-              <w:ind w:left="113" w:right="113"/>
-              <w:jc w:val="center"/>
-            </w:pPr>
-            <w:r>
-              <w:rPr>
-                <w:sz w:val="14"/>
-                <w:rFonts w:ascii="Arial" w:hAnsi="Arial"/>
-              </w:rPr>
-              <w:t xml:space="preserve"/>
-            </w:r>
-          </w:p>
-        </w:tc>
-        <w:tc>
-          <w:tcPr>
-            <w:tcW w:w="1417" w:type="dxa"/>
-            <w:shd w:val="clear" w:color="auto" w:fill="99CCFF"/>
-          </w:tcPr>
-          <w:p>
-            <w:pPr>
-              <w:rPr>
-                <w:b/>
-                <w:bCs/>
-              </w:rPr>
-            </w:pPr>
-            <w:r>
-              <w:rPr>
-                <w:sz w:val="14"/>
-                <w:rFonts w:ascii="Arial" w:hAnsi="Arial"/>
-                <w:b/>
-              </w:rPr>
-              <w:t xml:space="preserve">ХИМИТЕК ЧУДОДЕЙ®-ПОЛИПРОМ 190022</w:t>
-            </w:r>
-          </w:p>
-        </w:tc>
-        <w:tc>
-          <w:tcPr>
-            <w:tcW w:w="1276" w:type="dxa"/>
-          </w:tcPr>
-          <w:p>
-            <w:r>
-              <w:rPr>
-                <w:sz w:val="14"/>
-                <w:rFonts w:ascii="Arial" w:hAnsi="Arial"/>
-              </w:rPr>
-              <w:t xml:space="preserve">ручной (протирание, обработка щеткой)</w:t>
-            </w:r>
-          </w:p>
-        </w:tc>
-        <w:tc>
-          <w:tcPr>
-            <w:tcW w:w="1990" w:type="dxa"/>
-          </w:tcPr>
-          <w:p>
-            <w:pPr>
-              <w:jc w:val="center"/>
-            </w:pPr>
-            <w:r>
-              <w:rPr>
-                <w:sz w:val="14"/>
-                <w:rFonts w:ascii="Arial" w:hAnsi="Arial"/>
-              </w:rPr>
-              <w:t xml:space="preserve">1,0 %</w:t>
-            </w:r>
-            <w:r>
-              <w:br/>
-            </w:r>
-            <w:r>
-              <w:rPr>
-                <w:rFonts w:ascii="Arial" w:hAnsi="Arial"/>
-                <w:sz w:val="14"/>
-              </w:rPr>
-              <w:t>ручное разведение</w:t>
-            </w:r>
-          </w:p>
-        </w:tc>
-        <w:tc>
-          <w:tcPr>
-            <w:tcW w:w="1248" w:type="dxa"/>
-          </w:tcPr>
-          <w:p>
-            <w:pPr>
-              <w:jc w:val="center"/>
-            </w:pPr>
-            <w:r>
-              <w:rPr>
-                <w:sz w:val="14"/>
-                <w:rFonts w:ascii="Arial" w:hAnsi="Arial"/>
-              </w:rPr>
-              <w:t xml:space="preserve">не ниже 40°C</w:t>
-            </w:r>
-          </w:p>
-        </w:tc>
-        <w:tc>
-          <w:tcPr>
-            <w:tcW w:w="1032" w:type="dxa"/>
-          </w:tcPr>
-          <w:p>
-            <w:pPr>
-              <w:jc w:val="center"/>
-            </w:pPr>
-            <w:r>
-              <w:rPr>
-                <w:sz w:val="14"/>
-                <w:rFonts w:ascii="Arial" w:hAnsi="Arial"/>
-              </w:rPr>
-              <w:t xml:space="preserve">------------</w:t>
-            </w:r>
-          </w:p>
-        </w:tc>
-        <w:tc>
-          <w:tcPr>
-            <w:tcW w:w="411" w:type="dxa"/>
-            <w:vMerge w:val="restart"/>
-            <w:noWrap/>
-            <w:tcMar>
-              <w:left w:w="0" w:type="dxa"/>
-              <w:right w:w="0" w:type="dxa"/>
-            </w:tcMar>
-            <w:textDirection w:val="btLr"/>
-            <w:tcFitText/>
-          </w:tcPr>
-          <w:p>
-            <w:pPr>
-              <w:ind w:left="113" w:right="113"/>
-              <w:jc w:val="center"/>
-              <w:rPr>
-                <w:b/>
-                <w:bCs/>
-              </w:rPr>
-            </w:pPr>
-            <w:r>
-              <w:rPr>
-                <w:sz w:val="14"/>
-                <w:rFonts w:ascii="Arial" w:hAnsi="Arial"/>
-              </w:rPr>
-              <w:t xml:space="preserve">промаркированный</w:t>
-            </w:r>
-          </w:p>
-          <w:p>
-            <w:r/>
-          </w:p>
-        </w:tc>
-        <w:tc>
-          <w:tcPr>
-            <w:tcW w:w="1467" w:type="dxa"/>
-            <w:vMerge w:val="restart"/>
-          </w:tcPr>
-          <w:p>
-            <w:pPr>
-              <w:jc w:val="center"/>
-            </w:pPr>
-            <w:r>
-              <w:rPr>
-                <w:sz w:val="14"/>
-                <w:rFonts w:ascii="Arial" w:hAnsi="Arial"/>
-              </w:rPr>
-              <w:t xml:space="preserve">1 раз в месяц</w:t>
-            </w:r>
-          </w:p>
-          <w:p>
-            <w:r/>
-          </w:p>
-        </w:tc>
-        <w:tc>
-          <w:tcPr>
-            <w:tcW w:w="1554" w:type="dxa"/>
-            <w:vMerge w:val="restart"/>
-          </w:tcPr>
-          <w:p>
-            <w:r>
-              <w:rPr>
-                <w:sz w:val="14"/>
-                <w:rFonts w:ascii="Arial" w:hAnsi="Arial"/>
-              </w:rPr>
-              <w:t xml:space="preserve">сотрудник внутреннего клининга</w:t>
-            </w:r>
-          </w:p>
-          <w:p>
-            <w:r/>
-          </w:p>
-        </w:tc>
-        <w:tc>
-          <w:tcPr>
-            <w:tcW w:w="1586" w:type="dxa"/>
-            <w:vMerge w:val="restart"/>
-          </w:tcPr>
-          <w:p>
-            <w:r>
-              <w:rPr>
-                <w:sz w:val="14"/>
-                <w:rFonts w:ascii="Arial" w:hAnsi="Arial"/>
-              </w:rPr>
-              <w:t xml:space="preserve">визуальный контроль/сотрудник отдела качества</w:t>
-            </w:r>
-          </w:p>
-          <w:p>
-            <w:r/>
-          </w:p>
-        </w:tc>
-      </w:tr>
-      <w:tr>
-        <w:tc>
-          <w:tcPr>
-            <w:tcW w:w="1809" w:type="dxa"/>
-            <w:vMerge/>
-          </w:tcPr>
-          <w:p/>
-        </w:tc>
-        <w:tc>
-          <w:tcPr>
-            <w:tcW w:w="1134" w:type="dxa"/>
-          </w:tcPr>
-          <w:p>
-            <w:r>
-              <w:rPr>
-                <w:sz w:val="14"/>
-                <w:rFonts w:ascii="Arial" w:hAnsi="Arial"/>
-              </w:rPr>
-              <w:t xml:space="preserve">дезинфекция</w:t>
-            </w:r>
-          </w:p>
-        </w:tc>
-        <w:tc>
-          <w:tcPr>
-            <w:tcW w:w="426" w:type="dxa"/>
-            <w:textDirection w:val="btLr"/>
-          </w:tcPr>
-          <w:p>
-            <w:pPr>
-              <w:ind w:left="113" w:right="113"/>
-              <w:jc w:val="center"/>
-            </w:pPr>
-            <w:r>
-              <w:rPr>
-                <w:sz w:val="14"/>
-                <w:rFonts w:ascii="Arial" w:hAnsi="Arial"/>
-              </w:rPr>
-              <w:t xml:space="preserve"/>
-            </w:r>
-          </w:p>
-        </w:tc>
-        <w:tc>
-          <w:tcPr>
-            <w:tcW w:w="1417" w:type="dxa"/>
-            <w:shd w:val="clear" w:color="auto" w:fill="FFFFCC"/>
-          </w:tcPr>
-          <w:p>
-            <w:pPr>
-              <w:rPr>
-                <w:b/>
-                <w:bCs/>
-              </w:rPr>
-            </w:pPr>
-            <w:r>
-              <w:rPr>
-                <w:sz w:val="14"/>
-                <w:rFonts w:ascii="Arial" w:hAnsi="Arial"/>
-                <w:b/>
-              </w:rPr>
-              <w:t xml:space="preserve">ХИМИТЕК ПОЛИДЕЗ-СУПЕР</w:t>
-            </w:r>
-          </w:p>
-        </w:tc>
-        <w:tc>
-          <w:tcPr>
-            <w:tcW w:w="1276" w:type="dxa"/>
-          </w:tcPr>
-          <w:p>
-            <w:r>
-              <w:rPr>
-                <w:sz w:val="14"/>
-                <w:rFonts w:ascii="Arial" w:hAnsi="Arial"/>
-              </w:rPr>
-              <w:t xml:space="preserve">ручной (протирание)</w:t>
-            </w:r>
-          </w:p>
-        </w:tc>
-        <w:tc>
-          <w:tcPr>
-            <w:tcW w:w="1990" w:type="dxa"/>
-          </w:tcPr>
-          <w:p>
-            <w:pPr>
-              <w:jc w:val="center"/>
-            </w:pPr>
-            <w:r>
-              <w:rPr>
-                <w:sz w:val="14"/>
-                <w:rFonts w:ascii="Arial" w:hAnsi="Arial"/>
-              </w:rPr>
-              <w:t xml:space="preserve">0,02-0,05 %</w:t>
-            </w:r>
-            <w:r>
-              <w:br/>
-            </w:r>
-            <w:r>
-              <w:rPr>
-                <w:rFonts w:ascii="Arial" w:hAnsi="Arial"/>
-                <w:sz w:val="14"/>
-              </w:rPr>
-              <w:t>дозирующая система ProMax</w:t>
-            </w:r>
-          </w:p>
-        </w:tc>
-        <w:tc>
-          <w:tcPr>
-            <w:tcW w:w="1248" w:type="dxa"/>
-          </w:tcPr>
-          <w:p>
-            <w:pPr>
-              <w:jc w:val="center"/>
-            </w:pPr>
-            <w:r>
-              <w:rPr>
-                <w:sz w:val="14"/>
-                <w:rFonts w:ascii="Arial" w:hAnsi="Arial"/>
-              </w:rPr>
-              <w:t xml:space="preserve">18-20 °C</w:t>
-            </w:r>
-          </w:p>
-        </w:tc>
-        <w:tc>
-          <w:tcPr>
-            <w:tcW w:w="1032" w:type="dxa"/>
-          </w:tcPr>
-          <w:p>
-            <w:pPr>
-              <w:jc w:val="center"/>
-            </w:pPr>
-            <w:r>
-              <w:rPr>
-                <w:sz w:val="14"/>
-                <w:rFonts w:ascii="Arial" w:hAnsi="Arial"/>
-              </w:rPr>
-              <w:t xml:space="preserve">20 мин</w:t>
-            </w:r>
-          </w:p>
-        </w:tc>
-        <w:tc>
-          <w:tcPr>
-            <w:tcW w:w="411" w:type="dxa"/>
-            <w:vMerge/>
-            <w:noWrap/>
-            <w:tcMar>
-              <w:left w:w="0" w:type="dxa"/>
-              <w:right w:w="0" w:type="dxa"/>
-            </w:tcMar>
-            <w:textDirection w:val="btLr"/>
-            <w:tcFitText/>
-          </w:tcPr>
-          <w:p/>
-        </w:tc>
-        <w:tc>
-          <w:tcPr>
-            <w:tcW w:w="1467" w:type="dxa"/>
-            <w:vMerge/>
-          </w:tcPr>
-          <w:p/>
-        </w:tc>
-        <w:tc>
-          <w:tcPr>
-            <w:tcW w:w="1554" w:type="dxa"/>
-            <w:vMerge/>
-          </w:tcPr>
-          <w:p/>
-        </w:tc>
-        <w:tc>
-          <w:tcPr>
-            <w:tcW w:w="1586" w:type="dxa"/>
-            <w:vMerge/>
-          </w:tcPr>
-          <w:p/>
-        </w:tc>
-      </w:tr>
-      <w:tr>
-        <w:tc>
-          <w:tcPr>
-            <w:tcW w:w="15350" w:type="dxa"/>
-            <w:gridSpan w:val="12"/>
-          </w:tcPr>
-          <w:p>
-            <w:r>
-              <w:rPr>
-                <w:b/>
-                <w:sz w:val="14"/>
-                <w:rFonts w:ascii="Arial" w:hAnsi="Arial"/>
-              </w:rPr>
-              <w:t xml:space="preserve">Мебель</w:t>
-            </w:r>
-          </w:p>
-        </w:tc>
-      </w:tr>
-      <w:tr>
-        <w:tc>
-          <w:tcPr>
-            <w:tcW w:w="1809" w:type="dxa"/>
-            <w:vMerge w:val="restart"/>
-          </w:tcPr>
-          <w:p>
-            <w:r>
-              <w:rPr>
-                <w:sz w:val="14"/>
-                <w:rFonts w:ascii="Arial" w:hAnsi="Arial"/>
-              </w:rPr>
-              <w:t xml:space="preserve">вешалки</w:t>
-            </w:r>
-          </w:p>
-          <w:p>
-            <w:r/>
-          </w:p>
-        </w:tc>
-        <w:tc>
-          <w:tcPr>
-            <w:tcW w:w="1134" w:type="dxa"/>
-          </w:tcPr>
-          <w:p>
-            <w:r>
-              <w:rPr>
-                <w:sz w:val="14"/>
-                <w:rFonts w:ascii="Arial" w:hAnsi="Arial"/>
-              </w:rPr>
-              <w:t xml:space="preserve">мойка</w:t>
-            </w:r>
-          </w:p>
-        </w:tc>
-        <w:tc>
-          <w:tcPr>
-            <w:tcW w:w="426" w:type="dxa"/>
-            <w:textDirection w:val="btLr"/>
-          </w:tcPr>
-          <w:p>
-            <w:pPr>
-              <w:ind w:left="113" w:right="113"/>
-              <w:jc w:val="center"/>
-            </w:pPr>
-            <w:r>
-              <w:rPr>
-                <w:sz w:val="14"/>
-                <w:rFonts w:ascii="Arial" w:hAnsi="Arial"/>
-              </w:rPr>
-              <w:t xml:space="preserve"/>
-            </w:r>
-          </w:p>
-        </w:tc>
-        <w:tc>
-          <w:tcPr>
-            <w:tcW w:w="1417" w:type="dxa"/>
-            <w:shd w:val="clear" w:color="auto" w:fill="99CCFF"/>
-          </w:tcPr>
-          <w:p>
-            <w:pPr>
-              <w:rPr>
-                <w:b/>
-                <w:bCs/>
-              </w:rPr>
-            </w:pPr>
-            <w:r>
-              <w:rPr>
-                <w:sz w:val="14"/>
-                <w:rFonts w:ascii="Arial" w:hAnsi="Arial"/>
-                <w:b/>
-              </w:rPr>
-              <w:t xml:space="preserve">ХИМИТЕК ЧУДОДЕЙ®-ПОЛИПРОМ 190022</w:t>
-            </w:r>
-          </w:p>
-        </w:tc>
-        <w:tc>
-          <w:tcPr>
-            <w:tcW w:w="1276" w:type="dxa"/>
-          </w:tcPr>
-          <w:p>
-            <w:r>
-              <w:rPr>
-                <w:sz w:val="14"/>
-                <w:rFonts w:ascii="Arial" w:hAnsi="Arial"/>
-              </w:rPr>
-              <w:t xml:space="preserve">ручной (протирание, обработка щеткой)</w:t>
-            </w:r>
-          </w:p>
-        </w:tc>
-        <w:tc>
-          <w:tcPr>
-            <w:tcW w:w="1990" w:type="dxa"/>
-          </w:tcPr>
-          <w:p>
-            <w:pPr>
-              <w:jc w:val="center"/>
-            </w:pPr>
-            <w:r>
-              <w:rPr>
-                <w:sz w:val="14"/>
-                <w:rFonts w:ascii="Arial" w:hAnsi="Arial"/>
-              </w:rPr>
-              <w:t xml:space="preserve">1,0 %</w:t>
-            </w:r>
-            <w:r>
-              <w:br/>
-            </w:r>
-            <w:r>
-              <w:rPr>
-                <w:rFonts w:ascii="Arial" w:hAnsi="Arial"/>
-                <w:sz w:val="14"/>
-              </w:rPr>
-              <w:t>ручное разведение</w:t>
-            </w:r>
-          </w:p>
-        </w:tc>
-        <w:tc>
-          <w:tcPr>
-            <w:tcW w:w="1248" w:type="dxa"/>
-          </w:tcPr>
-          <w:p>
-            <w:pPr>
-              <w:jc w:val="center"/>
-            </w:pPr>
-            <w:r>
-              <w:rPr>
-                <w:sz w:val="14"/>
-                <w:rFonts w:ascii="Arial" w:hAnsi="Arial"/>
-              </w:rPr>
-              <w:t xml:space="preserve">не ниже 40°C</w:t>
-            </w:r>
-          </w:p>
-        </w:tc>
-        <w:tc>
-          <w:tcPr>
-            <w:tcW w:w="1032" w:type="dxa"/>
-          </w:tcPr>
-          <w:p>
-            <w:pPr>
-              <w:jc w:val="center"/>
-            </w:pPr>
-            <w:r>
-              <w:rPr>
-                <w:sz w:val="14"/>
-                <w:rFonts w:ascii="Arial" w:hAnsi="Arial"/>
-              </w:rPr>
-              <w:t xml:space="preserve">------------</w:t>
-            </w:r>
-          </w:p>
-        </w:tc>
-        <w:tc>
-          <w:tcPr>
-            <w:tcW w:w="411" w:type="dxa"/>
-            <w:vMerge w:val="restart"/>
-            <w:noWrap/>
-            <w:tcMar>
-              <w:left w:w="0" w:type="dxa"/>
-              <w:right w:w="0" w:type="dxa"/>
-            </w:tcMar>
-            <w:textDirection w:val="btLr"/>
-            <w:tcFitText/>
-          </w:tcPr>
-          <w:p>
-            <w:pPr>
-              <w:ind w:left="113" w:right="113"/>
-              <w:jc w:val="center"/>
-              <w:rPr>
-                <w:b/>
-                <w:bCs/>
-              </w:rPr>
-            </w:pPr>
-            <w:r>
-              <w:rPr>
-                <w:sz w:val="14"/>
-                <w:rFonts w:ascii="Arial" w:hAnsi="Arial"/>
-              </w:rPr>
-              <w:t xml:space="preserve">промаркированный</w:t>
-            </w:r>
-          </w:p>
-          <w:p>
-            <w:r/>
-          </w:p>
-        </w:tc>
-        <w:tc>
-          <w:tcPr>
-            <w:tcW w:w="1467" w:type="dxa"/>
-            <w:vMerge w:val="restart"/>
-          </w:tcPr>
-          <w:p>
-            <w:pPr>
-              <w:jc w:val="center"/>
-            </w:pPr>
-            <w:r>
-              <w:rPr>
-                <w:sz w:val="14"/>
-                <w:rFonts w:ascii="Arial" w:hAnsi="Arial"/>
-              </w:rPr>
-              <w:t xml:space="preserve">1 раз в неделю</w:t>
-            </w:r>
-          </w:p>
-          <w:p>
-            <w:r/>
-          </w:p>
-        </w:tc>
-        <w:tc>
-          <w:tcPr>
-            <w:tcW w:w="1554" w:type="dxa"/>
-            <w:vMerge w:val="restart"/>
-          </w:tcPr>
-          <w:p>
-            <w:r>
-              <w:rPr>
-                <w:sz w:val="14"/>
-                <w:rFonts w:ascii="Arial" w:hAnsi="Arial"/>
-              </w:rPr>
-              <w:t xml:space="preserve">сотрудник внутреннего клининга</w:t>
-            </w:r>
-          </w:p>
-          <w:p>
-            <w:r/>
-          </w:p>
-        </w:tc>
-        <w:tc>
-          <w:tcPr>
-            <w:tcW w:w="1586" w:type="dxa"/>
-            <w:vMerge w:val="restart"/>
-          </w:tcPr>
-          <w:p>
-            <w:r>
-              <w:rPr>
-                <w:sz w:val="14"/>
-                <w:rFonts w:ascii="Arial" w:hAnsi="Arial"/>
-              </w:rPr>
-              <w:t xml:space="preserve">визуальный контроль/сотрудник отдела качества</w:t>
-            </w:r>
-          </w:p>
-          <w:p>
-            <w:r/>
-          </w:p>
-        </w:tc>
-      </w:tr>
-      <w:tr>
-        <w:tc>
-          <w:tcPr>
-            <w:tcW w:w="1809" w:type="dxa"/>
-            <w:vMerge/>
-          </w:tcPr>
-          <w:p/>
-        </w:tc>
-        <w:tc>
-          <w:tcPr>
-            <w:tcW w:w="1134" w:type="dxa"/>
-          </w:tcPr>
-          <w:p>
-            <w:r>
-              <w:rPr>
-                <w:sz w:val="14"/>
-                <w:rFonts w:ascii="Arial" w:hAnsi="Arial"/>
-              </w:rPr>
-              <w:t xml:space="preserve">дезинфекция</w:t>
-            </w:r>
-          </w:p>
-        </w:tc>
-        <w:tc>
-          <w:tcPr>
-            <w:tcW w:w="426" w:type="dxa"/>
-            <w:textDirection w:val="btLr"/>
-          </w:tcPr>
-          <w:p>
-            <w:pPr>
-              <w:ind w:left="113" w:right="113"/>
-              <w:jc w:val="center"/>
-            </w:pPr>
-            <w:r>
-              <w:rPr>
-                <w:sz w:val="14"/>
-                <w:rFonts w:ascii="Arial" w:hAnsi="Arial"/>
-              </w:rPr>
-              <w:t xml:space="preserve"/>
-            </w:r>
-          </w:p>
-        </w:tc>
-        <w:tc>
-          <w:tcPr>
-            <w:tcW w:w="1417" w:type="dxa"/>
-            <w:shd w:val="clear" w:color="auto" w:fill="FFFFCC"/>
-          </w:tcPr>
-          <w:p>
-            <w:pPr>
-              <w:rPr>
-                <w:b/>
-                <w:bCs/>
-              </w:rPr>
-            </w:pPr>
-            <w:r>
-              <w:rPr>
-                <w:sz w:val="14"/>
-                <w:rFonts w:ascii="Arial" w:hAnsi="Arial"/>
-                <w:b/>
-              </w:rPr>
-              <w:t xml:space="preserve">ХИМИТЕК ПОЛИДЕЗ-СУПЕР</w:t>
-            </w:r>
-          </w:p>
-        </w:tc>
-        <w:tc>
-          <w:tcPr>
-            <w:tcW w:w="1276" w:type="dxa"/>
-          </w:tcPr>
-          <w:p>
-            <w:r>
-              <w:rPr>
-                <w:sz w:val="14"/>
-                <w:rFonts w:ascii="Arial" w:hAnsi="Arial"/>
-              </w:rPr>
-              <w:t xml:space="preserve">ручной (протирание)</w:t>
-            </w:r>
-          </w:p>
-        </w:tc>
-        <w:tc>
-          <w:tcPr>
-            <w:tcW w:w="1990" w:type="dxa"/>
-          </w:tcPr>
-          <w:p>
-            <w:pPr>
-              <w:jc w:val="center"/>
-            </w:pPr>
-            <w:r>
-              <w:rPr>
-                <w:sz w:val="14"/>
-                <w:rFonts w:ascii="Arial" w:hAnsi="Arial"/>
-              </w:rPr>
-              <w:t xml:space="preserve">0,02-0,05 %</w:t>
-            </w:r>
-            <w:r>
-              <w:br/>
-            </w:r>
-            <w:r>
-              <w:rPr>
-                <w:rFonts w:ascii="Arial" w:hAnsi="Arial"/>
-                <w:sz w:val="14"/>
-              </w:rPr>
-              <w:t>дозирующая система ProMax</w:t>
-            </w:r>
-          </w:p>
-        </w:tc>
-        <w:tc>
-          <w:tcPr>
-            <w:tcW w:w="1248" w:type="dxa"/>
-          </w:tcPr>
-          <w:p>
-            <w:pPr>
-              <w:jc w:val="center"/>
-            </w:pPr>
-            <w:r>
-              <w:rPr>
-                <w:sz w:val="14"/>
-                <w:rFonts w:ascii="Arial" w:hAnsi="Arial"/>
-              </w:rPr>
-              <w:t xml:space="preserve">18-20 °C</w:t>
-            </w:r>
-          </w:p>
-        </w:tc>
-        <w:tc>
-          <w:tcPr>
-            <w:tcW w:w="1032" w:type="dxa"/>
-          </w:tcPr>
-          <w:p>
-            <w:pPr>
-              <w:jc w:val="center"/>
-            </w:pPr>
-            <w:r>
-              <w:rPr>
-                <w:sz w:val="14"/>
-                <w:rFonts w:ascii="Arial" w:hAnsi="Arial"/>
-              </w:rPr>
-              <w:t xml:space="preserve">20 мин</w:t>
-            </w:r>
-          </w:p>
-        </w:tc>
-        <w:tc>
-          <w:tcPr>
-            <w:tcW w:w="411" w:type="dxa"/>
-            <w:vMerge/>
-            <w:noWrap/>
-            <w:tcMar>
-              <w:left w:w="0" w:type="dxa"/>
-              <w:right w:w="0" w:type="dxa"/>
-            </w:tcMar>
-            <w:textDirection w:val="btLr"/>
-            <w:tcFitText/>
-          </w:tcPr>
-          <w:p/>
-        </w:tc>
-        <w:tc>
-          <w:tcPr>
-            <w:tcW w:w="1467" w:type="dxa"/>
-            <w:vMerge/>
-          </w:tcPr>
-          <w:p/>
-        </w:tc>
-        <w:tc>
-          <w:tcPr>
-            <w:tcW w:w="1554" w:type="dxa"/>
-            <w:vMerge/>
-          </w:tcPr>
-          <w:p/>
-        </w:tc>
-        <w:tc>
-          <w:tcPr>
-            <w:tcW w:w="1586" w:type="dxa"/>
-            <w:vMerge/>
-          </w:tcPr>
-          <w:p/>
-        </w:tc>
-      </w:tr>
-      <w:tr>
-        <w:tc>
-          <w:tcPr>
-            <w:tcW w:w="1809" w:type="dxa"/>
-          </w:tcPr>
-          <w:p>
-            <w:r>
-              <w:rPr>
-                <w:sz w:val="14"/>
-                <w:rFonts w:ascii="Arial" w:hAnsi="Arial"/>
-              </w:rPr>
-              <w:t xml:space="preserve">зеркала</w:t>
-            </w:r>
-          </w:p>
-        </w:tc>
-        <w:tc>
-          <w:tcPr>
-            <w:tcW w:w="1134" w:type="dxa"/>
-          </w:tcPr>
-          <w:p>
-            <w:r>
-              <w:rPr>
-                <w:sz w:val="14"/>
-                <w:rFonts w:ascii="Arial" w:hAnsi="Arial"/>
-              </w:rPr>
-              <w:t xml:space="preserve">мойка</w:t>
-            </w:r>
-          </w:p>
-        </w:tc>
-        <w:tc>
-          <w:tcPr>
-            <w:tcW w:w="426" w:type="dxa"/>
-            <w:textDirection w:val="btLr"/>
-          </w:tcPr>
-          <w:p>
-            <w:pPr>
-              <w:ind w:left="113" w:right="113"/>
-              <w:jc w:val="center"/>
-            </w:pPr>
-            <w:r>
-              <w:rPr>
-                <w:sz w:val="14"/>
-                <w:rFonts w:ascii="Arial" w:hAnsi="Arial"/>
-              </w:rPr>
-              <w:t xml:space="preserve"/>
-            </w:r>
-          </w:p>
-        </w:tc>
-        <w:tc>
-          <w:tcPr>
-            <w:tcW w:w="1417" w:type="dxa"/>
-            <w:shd w:val="clear" w:color="auto" w:fill="99CCFF"/>
-          </w:tcPr>
-          <w:p>
-            <w:pPr>
-              <w:rPr>
-                <w:b/>
-                <w:bCs/>
-              </w:rPr>
-            </w:pPr>
-            <w:r>
-              <w:rPr>
-                <w:sz w:val="14"/>
-                <w:rFonts w:ascii="Arial" w:hAnsi="Arial"/>
-                <w:b/>
-              </w:rPr>
-              <w:t xml:space="preserve">ХИМИТЕК ЧУДОДЕЙ®-ПОЛИПРОМ 190022</w:t>
-            </w:r>
-          </w:p>
-        </w:tc>
-        <w:tc>
-          <w:tcPr>
-            <w:tcW w:w="1276" w:type="dxa"/>
-          </w:tcPr>
-          <w:p>
-            <w:r>
-              <w:rPr>
-                <w:sz w:val="14"/>
-                <w:rFonts w:ascii="Arial" w:hAnsi="Arial"/>
-              </w:rPr>
-              <w:t xml:space="preserve">ручной (протирание, обработка щеткой)</w:t>
-            </w:r>
-          </w:p>
-        </w:tc>
-        <w:tc>
-          <w:tcPr>
-            <w:tcW w:w="1990" w:type="dxa"/>
-          </w:tcPr>
-          <w:p>
-            <w:pPr>
-              <w:jc w:val="center"/>
-            </w:pPr>
-            <w:r>
-              <w:rPr>
-                <w:sz w:val="14"/>
-                <w:rFonts w:ascii="Arial" w:hAnsi="Arial"/>
-              </w:rPr>
-              <w:t xml:space="preserve">1,0 %</w:t>
-            </w:r>
-            <w:r>
-              <w:br/>
-            </w:r>
-            <w:r>
-              <w:rPr>
-                <w:rFonts w:ascii="Arial" w:hAnsi="Arial"/>
-                <w:sz w:val="14"/>
-              </w:rPr>
-              <w:t>ручное разведение</w:t>
-            </w:r>
-          </w:p>
-        </w:tc>
-        <w:tc>
-          <w:tcPr>
-            <w:tcW w:w="1248" w:type="dxa"/>
-          </w:tcPr>
-          <w:p>
-            <w:pPr>
-              <w:jc w:val="center"/>
-            </w:pPr>
-            <w:r>
-              <w:rPr>
-                <w:sz w:val="14"/>
-                <w:rFonts w:ascii="Arial" w:hAnsi="Arial"/>
-              </w:rPr>
-              <w:t xml:space="preserve">------------</w:t>
-            </w:r>
-          </w:p>
-        </w:tc>
-        <w:tc>
-          <w:tcPr>
-            <w:tcW w:w="1032" w:type="dxa"/>
-          </w:tcPr>
-          <w:p>
-            <w:pPr>
-              <w:jc w:val="center"/>
-            </w:pPr>
-            <w:r>
-              <w:rPr>
-                <w:sz w:val="14"/>
-                <w:rFonts w:ascii="Arial" w:hAnsi="Arial"/>
-              </w:rPr>
-              <w:t xml:space="preserve">------------</w:t>
-            </w:r>
-          </w:p>
-        </w:tc>
-        <w:tc>
-          <w:tcPr>
-            <w:tcW w:w="411" w:type="dxa"/>
-            <w:noWrap/>
-            <w:tcMar>
-              <w:left w:w="0" w:type="dxa"/>
-              <w:right w:w="0" w:type="dxa"/>
-            </w:tcMar>
-            <w:textDirection w:val="btLr"/>
-            <w:tcFitText/>
-          </w:tcPr>
-          <w:p>
-            <w:pPr>
-              <w:ind w:left="113" w:right="113"/>
-              <w:jc w:val="center"/>
-              <w:rPr>
-                <w:b/>
-                <w:bCs/>
-              </w:rPr>
-            </w:pPr>
-            <w:r>
-              <w:rPr>
-                <w:sz w:val="14"/>
-                <w:rFonts w:ascii="Arial" w:hAnsi="Arial"/>
-              </w:rPr>
-              <w:t xml:space="preserve">промаркированный</w:t>
-            </w:r>
-          </w:p>
-        </w:tc>
-        <w:tc>
-          <w:tcPr>
-            <w:tcW w:w="1467" w:type="dxa"/>
-          </w:tcPr>
-          <w:p>
-            <w:pPr>
-              <w:jc w:val="center"/>
-            </w:pPr>
-            <w:r>
-              <w:rPr>
-                <w:sz w:val="14"/>
-                <w:rFonts w:ascii="Arial" w:hAnsi="Arial"/>
-              </w:rPr>
-              <w:t xml:space="preserve">1 раз в неделю</w:t>
-            </w:r>
-          </w:p>
-        </w:tc>
-        <w:tc>
-          <w:tcPr>
-            <w:tcW w:w="1554" w:type="dxa"/>
-          </w:tcPr>
-          <w:p>
-            <w:r>
-              <w:rPr>
-                <w:sz w:val="14"/>
-                <w:rFonts w:ascii="Arial" w:hAnsi="Arial"/>
-              </w:rPr>
-              <w:t xml:space="preserve">сотрудник внутреннего клининга</w:t>
-            </w:r>
-          </w:p>
-        </w:tc>
-        <w:tc>
-          <w:tcPr>
-            <w:tcW w:w="1586" w:type="dxa"/>
-          </w:tcPr>
-          <w:p>
-            <w:r>
-              <w:rPr>
-                <w:sz w:val="14"/>
-                <w:rFonts w:ascii="Arial" w:hAnsi="Arial"/>
-              </w:rPr>
-              <w:t xml:space="preserve">визуальный контроль/сотрудник отдела качества</w:t>
-            </w:r>
-          </w:p>
-        </w:tc>
-      </w:tr>
-      <w:tr>
-        <w:tc>
-          <w:tcPr>
-            <w:tcW w:w="1809" w:type="dxa"/>
-            <w:vMerge w:val="restart"/>
-          </w:tcPr>
-          <w:p>
-            <w:r>
-              <w:rPr>
-                <w:sz w:val="14"/>
-                <w:rFonts w:ascii="Arial" w:hAnsi="Arial"/>
-              </w:rPr>
-              <w:t xml:space="preserve">обувницы</w:t>
-            </w:r>
-          </w:p>
-          <w:p>
-            <w:r/>
-          </w:p>
-        </w:tc>
-        <w:tc>
-          <w:tcPr>
-            <w:tcW w:w="1134" w:type="dxa"/>
-          </w:tcPr>
-          <w:p>
-            <w:r>
-              <w:rPr>
-                <w:sz w:val="14"/>
-                <w:rFonts w:ascii="Arial" w:hAnsi="Arial"/>
-              </w:rPr>
-              <w:t xml:space="preserve">мойка</w:t>
-            </w:r>
-          </w:p>
-        </w:tc>
-        <w:tc>
-          <w:tcPr>
-            <w:tcW w:w="426" w:type="dxa"/>
-            <w:textDirection w:val="btLr"/>
-          </w:tcPr>
-          <w:p>
-            <w:pPr>
-              <w:ind w:left="113" w:right="113"/>
-              <w:jc w:val="center"/>
-            </w:pPr>
-            <w:r>
-              <w:rPr>
-                <w:sz w:val="14"/>
-                <w:rFonts w:ascii="Arial" w:hAnsi="Arial"/>
-              </w:rPr>
-              <w:t xml:space="preserve"/>
-            </w:r>
-          </w:p>
-        </w:tc>
-        <w:tc>
-          <w:tcPr>
-            <w:tcW w:w="1417" w:type="dxa"/>
-            <w:shd w:val="clear" w:color="auto" w:fill="99CCFF"/>
-          </w:tcPr>
-          <w:p>
-            <w:pPr>
-              <w:rPr>
-                <w:b/>
-                <w:bCs/>
-              </w:rPr>
-            </w:pPr>
-            <w:r>
-              <w:rPr>
-                <w:sz w:val="14"/>
-                <w:rFonts w:ascii="Arial" w:hAnsi="Arial"/>
-                <w:b/>
-              </w:rPr>
-              <w:t xml:space="preserve">ХИМИТЕК ЧУДОДЕЙ®-ПОЛИПРОМ 190022</w:t>
-            </w:r>
-          </w:p>
-        </w:tc>
-        <w:tc>
-          <w:tcPr>
-            <w:tcW w:w="1276" w:type="dxa"/>
-          </w:tcPr>
-          <w:p>
-            <w:r>
-              <w:rPr>
-                <w:sz w:val="14"/>
-                <w:rFonts w:ascii="Arial" w:hAnsi="Arial"/>
-              </w:rPr>
-              <w:t xml:space="preserve">ручной (протирание, обработка щеткой)</w:t>
-            </w:r>
-          </w:p>
-        </w:tc>
-        <w:tc>
-          <w:tcPr>
-            <w:tcW w:w="1990" w:type="dxa"/>
-          </w:tcPr>
-          <w:p>
-            <w:pPr>
-              <w:jc w:val="center"/>
-            </w:pPr>
-            <w:r>
-              <w:rPr>
-                <w:sz w:val="14"/>
-                <w:rFonts w:ascii="Arial" w:hAnsi="Arial"/>
-              </w:rPr>
-              <w:t xml:space="preserve">1,0 %</w:t>
-            </w:r>
-            <w:r>
-              <w:br/>
-            </w:r>
-            <w:r>
-              <w:rPr>
-                <w:rFonts w:ascii="Arial" w:hAnsi="Arial"/>
-                <w:sz w:val="14"/>
-              </w:rPr>
-              <w:t>ручное разведение</w:t>
-            </w:r>
-          </w:p>
-        </w:tc>
-        <w:tc>
-          <w:tcPr>
-            <w:tcW w:w="1248" w:type="dxa"/>
-          </w:tcPr>
-          <w:p>
-            <w:pPr>
-              <w:jc w:val="center"/>
-            </w:pPr>
-            <w:r>
-              <w:rPr>
-                <w:sz w:val="14"/>
-                <w:rFonts w:ascii="Arial" w:hAnsi="Arial"/>
-              </w:rPr>
-              <w:t xml:space="preserve">не ниже 40°C</w:t>
-            </w:r>
-          </w:p>
-        </w:tc>
-        <w:tc>
-          <w:tcPr>
-            <w:tcW w:w="1032" w:type="dxa"/>
-          </w:tcPr>
-          <w:p>
-            <w:pPr>
-              <w:jc w:val="center"/>
-            </w:pPr>
-            <w:r>
-              <w:rPr>
-                <w:sz w:val="14"/>
-                <w:rFonts w:ascii="Arial" w:hAnsi="Arial"/>
-              </w:rPr>
-              <w:t xml:space="preserve">------------</w:t>
-            </w:r>
-          </w:p>
-        </w:tc>
-        <w:tc>
-          <w:tcPr>
-            <w:tcW w:w="411" w:type="dxa"/>
-            <w:vMerge w:val="restart"/>
-            <w:noWrap/>
-            <w:tcMar>
-              <w:left w:w="0" w:type="dxa"/>
-              <w:right w:w="0" w:type="dxa"/>
-            </w:tcMar>
-            <w:textDirection w:val="btLr"/>
-            <w:tcFitText/>
-          </w:tcPr>
-          <w:p>
-            <w:pPr>
-              <w:ind w:left="113" w:right="113"/>
-              <w:jc w:val="center"/>
-              <w:rPr>
-                <w:b/>
-                <w:bCs/>
-              </w:rPr>
-            </w:pPr>
-            <w:r>
-              <w:rPr>
-                <w:sz w:val="14"/>
-                <w:rFonts w:ascii="Arial" w:hAnsi="Arial"/>
-              </w:rPr>
-              <w:t xml:space="preserve">промаркированный</w:t>
-            </w:r>
-          </w:p>
-          <w:p>
-            <w:r/>
-          </w:p>
-        </w:tc>
-        <w:tc>
-          <w:tcPr>
-            <w:tcW w:w="1467" w:type="dxa"/>
-            <w:vMerge w:val="restart"/>
-          </w:tcPr>
-          <w:p>
-            <w:pPr>
-              <w:jc w:val="center"/>
-            </w:pPr>
-            <w:r>
-              <w:rPr>
-                <w:sz w:val="14"/>
-                <w:rFonts w:ascii="Arial" w:hAnsi="Arial"/>
-              </w:rPr>
-              <w:t xml:space="preserve">1 раз в неделю</w:t>
-            </w:r>
-          </w:p>
-          <w:p>
-            <w:r/>
-          </w:p>
-        </w:tc>
-        <w:tc>
-          <w:tcPr>
-            <w:tcW w:w="1554" w:type="dxa"/>
-            <w:vMerge w:val="restart"/>
-          </w:tcPr>
-          <w:p>
-            <w:r>
-              <w:rPr>
-                <w:sz w:val="14"/>
-                <w:rFonts w:ascii="Arial" w:hAnsi="Arial"/>
-              </w:rPr>
-              <w:t xml:space="preserve">сотрудник внутреннего клининга</w:t>
-            </w:r>
-          </w:p>
-          <w:p>
-            <w:r/>
-          </w:p>
-        </w:tc>
-        <w:tc>
-          <w:tcPr>
-            <w:tcW w:w="1586" w:type="dxa"/>
-            <w:vMerge w:val="restart"/>
-          </w:tcPr>
-          <w:p>
-            <w:r>
-              <w:rPr>
-                <w:sz w:val="14"/>
-                <w:rFonts w:ascii="Arial" w:hAnsi="Arial"/>
-              </w:rPr>
-              <w:t xml:space="preserve">визуальный контроль/сотрудник отдела качества</w:t>
-            </w:r>
-          </w:p>
-          <w:p>
-            <w:r/>
-          </w:p>
-        </w:tc>
-      </w:tr>
-      <w:tr>
-        <w:tc>
-          <w:tcPr>
-            <w:tcW w:w="1809" w:type="dxa"/>
-            <w:vMerge/>
-          </w:tcPr>
-          <w:p/>
-        </w:tc>
-        <w:tc>
-          <w:tcPr>
-            <w:tcW w:w="1134" w:type="dxa"/>
-          </w:tcPr>
-          <w:p>
-            <w:r>
-              <w:rPr>
-                <w:sz w:val="14"/>
-                <w:rFonts w:ascii="Arial" w:hAnsi="Arial"/>
-              </w:rPr>
-              <w:t xml:space="preserve">дезинфекция</w:t>
-            </w:r>
-          </w:p>
-        </w:tc>
-        <w:tc>
-          <w:tcPr>
-            <w:tcW w:w="426" w:type="dxa"/>
-            <w:textDirection w:val="btLr"/>
-          </w:tcPr>
-          <w:p>
-            <w:pPr>
-              <w:ind w:left="113" w:right="113"/>
-              <w:jc w:val="center"/>
-            </w:pPr>
-            <w:r>
-              <w:rPr>
-                <w:sz w:val="14"/>
-                <w:rFonts w:ascii="Arial" w:hAnsi="Arial"/>
-              </w:rPr>
-              <w:t xml:space="preserve"/>
-            </w:r>
-          </w:p>
-        </w:tc>
-        <w:tc>
-          <w:tcPr>
-            <w:tcW w:w="1417" w:type="dxa"/>
-            <w:shd w:val="clear" w:color="auto" w:fill="FFFFCC"/>
-          </w:tcPr>
-          <w:p>
-            <w:pPr>
-              <w:rPr>
-                <w:b/>
-                <w:bCs/>
-              </w:rPr>
-            </w:pPr>
-            <w:r>
-              <w:rPr>
-                <w:sz w:val="14"/>
-                <w:rFonts w:ascii="Arial" w:hAnsi="Arial"/>
-                <w:b/>
-              </w:rPr>
-              <w:t xml:space="preserve">ХИМИТЕК ПОЛИДЕЗ-СУПЕР</w:t>
-            </w:r>
-          </w:p>
-        </w:tc>
-        <w:tc>
-          <w:tcPr>
-            <w:tcW w:w="1276" w:type="dxa"/>
-          </w:tcPr>
-          <w:p>
-            <w:r>
-              <w:rPr>
-                <w:sz w:val="14"/>
-                <w:rFonts w:ascii="Arial" w:hAnsi="Arial"/>
-              </w:rPr>
-              <w:t xml:space="preserve">ручной (протирание)</w:t>
-            </w:r>
-          </w:p>
-        </w:tc>
-        <w:tc>
-          <w:tcPr>
-            <w:tcW w:w="1990" w:type="dxa"/>
-          </w:tcPr>
-          <w:p>
-            <w:pPr>
-              <w:jc w:val="center"/>
-            </w:pPr>
-            <w:r>
-              <w:rPr>
-                <w:sz w:val="14"/>
-                <w:rFonts w:ascii="Arial" w:hAnsi="Arial"/>
-              </w:rPr>
-              <w:t xml:space="preserve">0,02-0,05 %</w:t>
-            </w:r>
-            <w:r>
-              <w:br/>
-            </w:r>
-            <w:r>
-              <w:rPr>
-                <w:rFonts w:ascii="Arial" w:hAnsi="Arial"/>
-                <w:sz w:val="14"/>
-              </w:rPr>
-              <w:t>дозирующая система ProMax</w:t>
-            </w:r>
-          </w:p>
-        </w:tc>
-        <w:tc>
-          <w:tcPr>
-            <w:tcW w:w="1248" w:type="dxa"/>
-          </w:tcPr>
-          <w:p>
-            <w:pPr>
-              <w:jc w:val="center"/>
-            </w:pPr>
-            <w:r>
-              <w:rPr>
-                <w:sz w:val="14"/>
-                <w:rFonts w:ascii="Arial" w:hAnsi="Arial"/>
-              </w:rPr>
-              <w:t xml:space="preserve">18-20 °C</w:t>
-            </w:r>
-          </w:p>
-        </w:tc>
-        <w:tc>
-          <w:tcPr>
-            <w:tcW w:w="1032" w:type="dxa"/>
-          </w:tcPr>
-          <w:p>
-            <w:pPr>
-              <w:jc w:val="center"/>
-            </w:pPr>
-            <w:r>
-              <w:rPr>
-                <w:sz w:val="14"/>
-                <w:rFonts w:ascii="Arial" w:hAnsi="Arial"/>
-              </w:rPr>
-              <w:t xml:space="preserve">20 мин</w:t>
-            </w:r>
-          </w:p>
-        </w:tc>
-        <w:tc>
-          <w:tcPr>
-            <w:tcW w:w="411" w:type="dxa"/>
-            <w:vMerge/>
-            <w:noWrap/>
-            <w:tcMar>
-              <w:left w:w="0" w:type="dxa"/>
-              <w:right w:w="0" w:type="dxa"/>
-            </w:tcMar>
-            <w:textDirection w:val="btLr"/>
-            <w:tcFitText/>
-          </w:tcPr>
-          <w:p/>
-        </w:tc>
-        <w:tc>
-          <w:tcPr>
-            <w:tcW w:w="1467" w:type="dxa"/>
-            <w:vMerge/>
-          </w:tcPr>
-          <w:p/>
-        </w:tc>
-        <w:tc>
-          <w:tcPr>
-            <w:tcW w:w="1554" w:type="dxa"/>
-            <w:vMerge/>
-          </w:tcPr>
-          <w:p/>
-        </w:tc>
-        <w:tc>
-          <w:tcPr>
-            <w:tcW w:w="1586" w:type="dxa"/>
-            <w:vMerge/>
-          </w:tcPr>
-          <w:p/>
-        </w:tc>
-      </w:tr>
-      <w:tr>
-        <w:tc>
-          <w:tcPr>
-            <w:tcW w:w="1809" w:type="dxa"/>
-            <w:vMerge w:val="restart"/>
-          </w:tcPr>
-          <w:p>
-            <w:r>
-              <w:rPr>
-                <w:sz w:val="14"/>
-                <w:rFonts w:ascii="Arial" w:hAnsi="Arial"/>
-              </w:rPr>
-              <w:t xml:space="preserve">скамейки</w:t>
-            </w:r>
-          </w:p>
-          <w:p>
-            <w:r/>
-          </w:p>
-        </w:tc>
-        <w:tc>
-          <w:tcPr>
-            <w:tcW w:w="1134" w:type="dxa"/>
-          </w:tcPr>
-          <w:p>
-            <w:r>
-              <w:rPr>
-                <w:sz w:val="14"/>
-                <w:rFonts w:ascii="Arial" w:hAnsi="Arial"/>
-              </w:rPr>
-              <w:t xml:space="preserve">мойка</w:t>
-            </w:r>
-          </w:p>
-        </w:tc>
-        <w:tc>
-          <w:tcPr>
-            <w:tcW w:w="426" w:type="dxa"/>
-            <w:textDirection w:val="btLr"/>
-          </w:tcPr>
-          <w:p>
-            <w:pPr>
-              <w:ind w:left="113" w:right="113"/>
-              <w:jc w:val="center"/>
-            </w:pPr>
-            <w:r>
-              <w:rPr>
-                <w:sz w:val="14"/>
-                <w:rFonts w:ascii="Arial" w:hAnsi="Arial"/>
-              </w:rPr>
-              <w:t xml:space="preserve"/>
-            </w:r>
-          </w:p>
-        </w:tc>
-        <w:tc>
-          <w:tcPr>
-            <w:tcW w:w="1417" w:type="dxa"/>
-            <w:shd w:val="clear" w:color="auto" w:fill="99CCFF"/>
-          </w:tcPr>
-          <w:p>
-            <w:pPr>
-              <w:rPr>
-                <w:b/>
-                <w:bCs/>
-              </w:rPr>
-            </w:pPr>
-            <w:r>
-              <w:rPr>
-                <w:sz w:val="14"/>
-                <w:rFonts w:ascii="Arial" w:hAnsi="Arial"/>
-                <w:b/>
-              </w:rPr>
-              <w:t xml:space="preserve">ХИМИТЕК ЧУДОДЕЙ®-ПОЛИПРОМ 190022</w:t>
-            </w:r>
-          </w:p>
-        </w:tc>
-        <w:tc>
-          <w:tcPr>
-            <w:tcW w:w="1276" w:type="dxa"/>
-          </w:tcPr>
-          <w:p>
-            <w:r>
-              <w:rPr>
-                <w:sz w:val="14"/>
-                <w:rFonts w:ascii="Arial" w:hAnsi="Arial"/>
-              </w:rPr>
-              <w:t xml:space="preserve">ручной (протирание, обработка щеткой)</w:t>
-            </w:r>
-          </w:p>
-        </w:tc>
-        <w:tc>
-          <w:tcPr>
-            <w:tcW w:w="1990" w:type="dxa"/>
-          </w:tcPr>
-          <w:p>
-            <w:pPr>
-              <w:jc w:val="center"/>
-            </w:pPr>
-            <w:r>
-              <w:rPr>
-                <w:sz w:val="14"/>
-                <w:rFonts w:ascii="Arial" w:hAnsi="Arial"/>
-              </w:rPr>
-              <w:t xml:space="preserve">1,0 %</w:t>
-            </w:r>
-            <w:r>
-              <w:br/>
-            </w:r>
-            <w:r>
-              <w:rPr>
-                <w:rFonts w:ascii="Arial" w:hAnsi="Arial"/>
-                <w:sz w:val="14"/>
-              </w:rPr>
-              <w:t>ручное разведение</w:t>
-            </w:r>
-          </w:p>
-        </w:tc>
-        <w:tc>
-          <w:tcPr>
-            <w:tcW w:w="1248" w:type="dxa"/>
-          </w:tcPr>
-          <w:p>
-            <w:pPr>
-              <w:jc w:val="center"/>
-            </w:pPr>
-            <w:r>
-              <w:rPr>
-                <w:sz w:val="14"/>
-                <w:rFonts w:ascii="Arial" w:hAnsi="Arial"/>
-              </w:rPr>
-              <w:t xml:space="preserve">не ниже 40°C</w:t>
-            </w:r>
-          </w:p>
-        </w:tc>
-        <w:tc>
-          <w:tcPr>
-            <w:tcW w:w="1032" w:type="dxa"/>
-          </w:tcPr>
-          <w:p>
-            <w:pPr>
-              <w:jc w:val="center"/>
-            </w:pPr>
-            <w:r>
-              <w:rPr>
-                <w:sz w:val="14"/>
-                <w:rFonts w:ascii="Arial" w:hAnsi="Arial"/>
-              </w:rPr>
-              <w:t xml:space="preserve">------------</w:t>
-            </w:r>
-          </w:p>
-        </w:tc>
-        <w:tc>
-          <w:tcPr>
-            <w:tcW w:w="411" w:type="dxa"/>
-            <w:vMerge w:val="restart"/>
-            <w:noWrap/>
-            <w:tcMar>
-              <w:left w:w="0" w:type="dxa"/>
-              <w:right w:w="0" w:type="dxa"/>
-            </w:tcMar>
-            <w:textDirection w:val="btLr"/>
-            <w:tcFitText/>
-          </w:tcPr>
-          <w:p>
-            <w:pPr>
-              <w:ind w:left="113" w:right="113"/>
-              <w:jc w:val="center"/>
-              <w:rPr>
-                <w:b/>
-                <w:bCs/>
-              </w:rPr>
-            </w:pPr>
-            <w:r>
-              <w:rPr>
-                <w:sz w:val="14"/>
-                <w:rFonts w:ascii="Arial" w:hAnsi="Arial"/>
-              </w:rPr>
-              <w:t xml:space="preserve">промаркированный</w:t>
-            </w:r>
-          </w:p>
-          <w:p>
-            <w:r/>
-          </w:p>
-        </w:tc>
-        <w:tc>
-          <w:tcPr>
-            <w:tcW w:w="1467" w:type="dxa"/>
-            <w:vMerge w:val="restart"/>
-          </w:tcPr>
-          <w:p>
-            <w:pPr>
-              <w:jc w:val="center"/>
-            </w:pPr>
-            <w:r>
-              <w:rPr>
-                <w:sz w:val="14"/>
-                <w:rFonts w:ascii="Arial" w:hAnsi="Arial"/>
-              </w:rPr>
-              <w:t xml:space="preserve">1 раз в неделю</w:t>
-            </w:r>
-          </w:p>
-          <w:p>
-            <w:r/>
-          </w:p>
-        </w:tc>
-        <w:tc>
-          <w:tcPr>
-            <w:tcW w:w="1554" w:type="dxa"/>
-            <w:vMerge w:val="restart"/>
-          </w:tcPr>
-          <w:p>
-            <w:r>
-              <w:rPr>
-                <w:sz w:val="14"/>
-                <w:rFonts w:ascii="Arial" w:hAnsi="Arial"/>
-              </w:rPr>
-              <w:t xml:space="preserve">сотрудник внутреннего клининга</w:t>
-            </w:r>
-          </w:p>
-          <w:p>
-            <w:r/>
-          </w:p>
-        </w:tc>
-        <w:tc>
-          <w:tcPr>
-            <w:tcW w:w="1586" w:type="dxa"/>
-            <w:vMerge w:val="restart"/>
-          </w:tcPr>
-          <w:p>
-            <w:r>
-              <w:rPr>
-                <w:sz w:val="14"/>
-                <w:rFonts w:ascii="Arial" w:hAnsi="Arial"/>
-              </w:rPr>
-              <w:t xml:space="preserve">визуальный контроль/сотрудник отдела качества</w:t>
-            </w:r>
-          </w:p>
-          <w:p>
-            <w:r/>
-          </w:p>
-        </w:tc>
-      </w:tr>
-      <w:tr>
-        <w:tc>
-          <w:tcPr>
-            <w:tcW w:w="1809" w:type="dxa"/>
-            <w:vMerge/>
-          </w:tcPr>
-          <w:p/>
-        </w:tc>
-        <w:tc>
-          <w:tcPr>
-            <w:tcW w:w="1134" w:type="dxa"/>
-          </w:tcPr>
-          <w:p>
-            <w:r>
-              <w:rPr>
-                <w:sz w:val="14"/>
-                <w:rFonts w:ascii="Arial" w:hAnsi="Arial"/>
-              </w:rPr>
-              <w:t xml:space="preserve">дезинфекция</w:t>
-            </w:r>
-          </w:p>
-        </w:tc>
-        <w:tc>
-          <w:tcPr>
-            <w:tcW w:w="426" w:type="dxa"/>
-            <w:textDirection w:val="btLr"/>
-          </w:tcPr>
-          <w:p>
-            <w:pPr>
-              <w:ind w:left="113" w:right="113"/>
-              <w:jc w:val="center"/>
-            </w:pPr>
-            <w:r>
-              <w:rPr>
-                <w:sz w:val="14"/>
-                <w:rFonts w:ascii="Arial" w:hAnsi="Arial"/>
-              </w:rPr>
-              <w:t xml:space="preserve"/>
-            </w:r>
-          </w:p>
-        </w:tc>
-        <w:tc>
-          <w:tcPr>
-            <w:tcW w:w="1417" w:type="dxa"/>
-            <w:shd w:val="clear" w:color="auto" w:fill="FFFFCC"/>
-          </w:tcPr>
-          <w:p>
-            <w:pPr>
-              <w:rPr>
-                <w:b/>
-                <w:bCs/>
-              </w:rPr>
-            </w:pPr>
-            <w:r>
-              <w:rPr>
-                <w:sz w:val="14"/>
-                <w:rFonts w:ascii="Arial" w:hAnsi="Arial"/>
-                <w:b/>
-              </w:rPr>
-              <w:t xml:space="preserve">ХИМИТЕК ПОЛИДЕЗ-СУПЕР</w:t>
-            </w:r>
-          </w:p>
-        </w:tc>
-        <w:tc>
-          <w:tcPr>
-            <w:tcW w:w="1276" w:type="dxa"/>
-          </w:tcPr>
-          <w:p>
-            <w:r>
-              <w:rPr>
-                <w:sz w:val="14"/>
-                <w:rFonts w:ascii="Arial" w:hAnsi="Arial"/>
-              </w:rPr>
-              <w:t xml:space="preserve">ручной (протирание)</w:t>
-            </w:r>
-          </w:p>
-        </w:tc>
-        <w:tc>
-          <w:tcPr>
-            <w:tcW w:w="1990" w:type="dxa"/>
-          </w:tcPr>
-          <w:p>
-            <w:pPr>
-              <w:jc w:val="center"/>
-            </w:pPr>
-            <w:r>
-              <w:rPr>
-                <w:sz w:val="14"/>
-                <w:rFonts w:ascii="Arial" w:hAnsi="Arial"/>
-              </w:rPr>
-              <w:t xml:space="preserve">0,02-0,05 %</w:t>
-            </w:r>
-            <w:r>
-              <w:br/>
-            </w:r>
-            <w:r>
-              <w:rPr>
-                <w:rFonts w:ascii="Arial" w:hAnsi="Arial"/>
-                <w:sz w:val="14"/>
-              </w:rPr>
-              <w:t>дозирующая система ProMax</w:t>
-            </w:r>
-          </w:p>
-        </w:tc>
-        <w:tc>
-          <w:tcPr>
-            <w:tcW w:w="1248" w:type="dxa"/>
-          </w:tcPr>
-          <w:p>
-            <w:pPr>
-              <w:jc w:val="center"/>
-            </w:pPr>
-            <w:r>
-              <w:rPr>
-                <w:sz w:val="14"/>
-                <w:rFonts w:ascii="Arial" w:hAnsi="Arial"/>
-              </w:rPr>
-              <w:t xml:space="preserve">18-20 °C</w:t>
-            </w:r>
-          </w:p>
-        </w:tc>
-        <w:tc>
-          <w:tcPr>
-            <w:tcW w:w="1032" w:type="dxa"/>
-          </w:tcPr>
-          <w:p>
-            <w:pPr>
-              <w:jc w:val="center"/>
-            </w:pPr>
-            <w:r>
-              <w:rPr>
-                <w:sz w:val="14"/>
-                <w:rFonts w:ascii="Arial" w:hAnsi="Arial"/>
-              </w:rPr>
-              <w:t xml:space="preserve">20 мин</w:t>
-            </w:r>
-          </w:p>
-        </w:tc>
-        <w:tc>
-          <w:tcPr>
-            <w:tcW w:w="411" w:type="dxa"/>
-            <w:vMerge/>
-            <w:noWrap/>
-            <w:tcMar>
-              <w:left w:w="0" w:type="dxa"/>
-              <w:right w:w="0" w:type="dxa"/>
-            </w:tcMar>
-            <w:textDirection w:val="btLr"/>
-            <w:tcFitText/>
-          </w:tcPr>
-          <w:p/>
-        </w:tc>
-        <w:tc>
-          <w:tcPr>
-            <w:tcW w:w="1467" w:type="dxa"/>
-            <w:vMerge/>
-          </w:tcPr>
-          <w:p/>
-        </w:tc>
-        <w:tc>
-          <w:tcPr>
-            <w:tcW w:w="1554" w:type="dxa"/>
-            <w:vMerge/>
-          </w:tcPr>
-          <w:p/>
-        </w:tc>
-        <w:tc>
-          <w:tcPr>
-            <w:tcW w:w="1586" w:type="dxa"/>
-            <w:vMerge/>
-          </w:tcPr>
-          <w:p/>
-        </w:tc>
-      </w:tr>
-      <w:tr>
-        <w:tc>
-          <w:tcPr>
-            <w:tcW w:w="1809" w:type="dxa"/>
-            <w:vMerge w:val="restart"/>
-          </w:tcPr>
-          <w:p>
-            <w:r>
-              <w:rPr>
-                <w:sz w:val="14"/>
-                <w:rFonts w:ascii="Arial" w:hAnsi="Arial"/>
-              </w:rPr>
-              <w:t xml:space="preserve">шкафы</w:t>
-            </w:r>
-          </w:p>
-          <w:p>
-            <w:r/>
-          </w:p>
-        </w:tc>
-        <w:tc>
-          <w:tcPr>
-            <w:tcW w:w="1134" w:type="dxa"/>
-          </w:tcPr>
-          <w:p>
-            <w:r>
-              <w:rPr>
-                <w:sz w:val="14"/>
-                <w:rFonts w:ascii="Arial" w:hAnsi="Arial"/>
-              </w:rPr>
-              <w:t xml:space="preserve">мойка</w:t>
-            </w:r>
-          </w:p>
-        </w:tc>
-        <w:tc>
-          <w:tcPr>
-            <w:tcW w:w="426" w:type="dxa"/>
-            <w:textDirection w:val="btLr"/>
-          </w:tcPr>
-          <w:p>
-            <w:pPr>
-              <w:ind w:left="113" w:right="113"/>
-              <w:jc w:val="center"/>
-            </w:pPr>
-            <w:r>
-              <w:rPr>
-                <w:sz w:val="14"/>
-                <w:rFonts w:ascii="Arial" w:hAnsi="Arial"/>
-              </w:rPr>
-              <w:t xml:space="preserve"/>
-            </w:r>
-          </w:p>
-        </w:tc>
-        <w:tc>
-          <w:tcPr>
-            <w:tcW w:w="1417" w:type="dxa"/>
-            <w:shd w:val="clear" w:color="auto" w:fill="99CCFF"/>
-          </w:tcPr>
-          <w:p>
-            <w:pPr>
-              <w:rPr>
-                <w:b/>
-                <w:bCs/>
-              </w:rPr>
-            </w:pPr>
-            <w:r>
-              <w:rPr>
-                <w:sz w:val="14"/>
-                <w:rFonts w:ascii="Arial" w:hAnsi="Arial"/>
-                <w:b/>
-              </w:rPr>
-              <w:t xml:space="preserve">ХИМИТЕК ЧУДОДЕЙ®-ПОЛИПРОМ 190022</w:t>
-            </w:r>
-          </w:p>
-        </w:tc>
-        <w:tc>
-          <w:tcPr>
-            <w:tcW w:w="1276" w:type="dxa"/>
-          </w:tcPr>
-          <w:p>
-            <w:r>
-              <w:rPr>
-                <w:sz w:val="14"/>
-                <w:rFonts w:ascii="Arial" w:hAnsi="Arial"/>
-              </w:rPr>
-              <w:t xml:space="preserve">ручной (протирание, обработка щеткой)</w:t>
-            </w:r>
-          </w:p>
-        </w:tc>
-        <w:tc>
-          <w:tcPr>
-            <w:tcW w:w="1990" w:type="dxa"/>
-          </w:tcPr>
-          <w:p>
-            <w:pPr>
-              <w:jc w:val="center"/>
-            </w:pPr>
-            <w:r>
-              <w:rPr>
-                <w:sz w:val="14"/>
-                <w:rFonts w:ascii="Arial" w:hAnsi="Arial"/>
-              </w:rPr>
-              <w:t xml:space="preserve">1,0 %</w:t>
-            </w:r>
-            <w:r>
-              <w:br/>
-            </w:r>
-            <w:r>
-              <w:rPr>
-                <w:rFonts w:ascii="Arial" w:hAnsi="Arial"/>
-                <w:sz w:val="14"/>
-              </w:rPr>
-              <w:t>ручное разведение</w:t>
-            </w:r>
-          </w:p>
-        </w:tc>
-        <w:tc>
-          <w:tcPr>
-            <w:tcW w:w="1248" w:type="dxa"/>
-          </w:tcPr>
-          <w:p>
-            <w:pPr>
-              <w:jc w:val="center"/>
-            </w:pPr>
-            <w:r>
-              <w:rPr>
-                <w:sz w:val="14"/>
-                <w:rFonts w:ascii="Arial" w:hAnsi="Arial"/>
-              </w:rPr>
-              <w:t xml:space="preserve">18-20 °C</w:t>
-            </w:r>
-          </w:p>
-        </w:tc>
-        <w:tc>
-          <w:tcPr>
-            <w:tcW w:w="1032" w:type="dxa"/>
-          </w:tcPr>
-          <w:p>
-            <w:pPr>
-              <w:jc w:val="center"/>
-            </w:pPr>
-            <w:r>
-              <w:rPr>
-                <w:sz w:val="14"/>
-                <w:rFonts w:ascii="Arial" w:hAnsi="Arial"/>
-              </w:rPr>
-              <w:t xml:space="preserve">------------</w:t>
-            </w:r>
-          </w:p>
-        </w:tc>
-        <w:tc>
-          <w:tcPr>
-            <w:tcW w:w="411" w:type="dxa"/>
-            <w:vMerge w:val="restart"/>
-            <w:noWrap/>
-            <w:tcMar>
-              <w:left w:w="0" w:type="dxa"/>
-              <w:right w:w="0" w:type="dxa"/>
-            </w:tcMar>
-            <w:textDirection w:val="btLr"/>
-            <w:tcFitText/>
-          </w:tcPr>
-          <w:p>
-            <w:pPr>
-              <w:ind w:left="113" w:right="113"/>
-              <w:jc w:val="center"/>
-              <w:rPr>
-                <w:b/>
-                <w:bCs/>
-              </w:rPr>
-            </w:pPr>
-            <w:r>
-              <w:rPr>
-                <w:sz w:val="14"/>
-                <w:rFonts w:ascii="Arial" w:hAnsi="Arial"/>
-              </w:rPr>
-              <w:t xml:space="preserve">промаркированный</w:t>
-            </w:r>
-          </w:p>
-          <w:p>
-            <w:r/>
-          </w:p>
-        </w:tc>
-        <w:tc>
-          <w:tcPr>
-            <w:tcW w:w="1467" w:type="dxa"/>
-            <w:vMerge w:val="restart"/>
-          </w:tcPr>
-          <w:p>
-            <w:pPr>
-              <w:jc w:val="center"/>
-            </w:pPr>
-            <w:r>
-              <w:rPr>
-                <w:sz w:val="14"/>
-                <w:rFonts w:ascii="Arial" w:hAnsi="Arial"/>
-              </w:rPr>
-              <w:t xml:space="preserve">1 раз в неделю</w:t>
             </w:r>
           </w:p>
           <w:p>

--- a/tech_cards/Раздевалка мужскаяженская_tech_card.docx
+++ b/tech_cards/Раздевалка мужскаяженская_tech_card.docx
@@ -782,7 +782,7 @@
                 <w:sz w:val="14"/>
                 <w:rFonts w:ascii="Arial" w:hAnsi="Arial"/>
               </w:rPr>
-              <w:t xml:space="preserve">------------</w:t>
+              <w:t xml:space="preserve">_____________</w:t>
             </w:r>
           </w:p>
         </w:tc>
@@ -813,7 +813,7 @@
                 <w:sz w:val="14"/>
                 <w:rFonts w:ascii="Arial" w:hAnsi="Arial"/>
               </w:rPr>
-              <w:t xml:space="preserve">------------</w:t>
+              <w:t xml:space="preserve">_____________</w:t>
             </w:r>
           </w:p>
         </w:tc>
@@ -830,7 +830,7 @@
                 <w:sz w:val="14"/>
                 <w:rFonts w:ascii="Arial" w:hAnsi="Arial"/>
               </w:rPr>
-              <w:t xml:space="preserve">------------</w:t>
+              <w:t xml:space="preserve">_____________</w:t>
             </w:r>
           </w:p>
         </w:tc>
@@ -847,7 +847,7 @@
                 <w:sz w:val="14"/>
                 <w:rFonts w:ascii="Arial" w:hAnsi="Arial"/>
               </w:rPr>
-              <w:t xml:space="preserve">------------</w:t>
+              <w:t xml:space="preserve">_____________</w:t>
             </w:r>
           </w:p>
         </w:tc>
@@ -876,6 +876,7 @@
               <w:rPr>
                 <w:sz w:val="14"/>
                 <w:rFonts w:ascii="Arial" w:hAnsi="Arial"/>
+                <w:b/>
               </w:rPr>
               <w:t xml:space="preserve">промаркированный</w:t>
             </w:r>
@@ -1081,7 +1082,7 @@
                 <w:sz w:val="14"/>
                 <w:rFonts w:ascii="Arial" w:hAnsi="Arial"/>
               </w:rPr>
-              <w:t xml:space="preserve">------------</w:t>
+              <w:t xml:space="preserve">_____________</w:t>
             </w:r>
           </w:p>
         </w:tc>
@@ -1380,7 +1381,7 @@
                 <w:sz w:val="14"/>
                 <w:rFonts w:ascii="Arial" w:hAnsi="Arial"/>
               </w:rPr>
-              <w:t xml:space="preserve">------------</w:t>
+              <w:t xml:space="preserve">_____________</w:t>
             </w:r>
           </w:p>
         </w:tc>
@@ -1411,7 +1412,7 @@
                 <w:sz w:val="14"/>
                 <w:rFonts w:ascii="Arial" w:hAnsi="Arial"/>
               </w:rPr>
-              <w:t xml:space="preserve">------------</w:t>
+              <w:t xml:space="preserve">_____________</w:t>
             </w:r>
           </w:p>
         </w:tc>
@@ -1428,7 +1429,7 @@
                 <w:sz w:val="14"/>
                 <w:rFonts w:ascii="Arial" w:hAnsi="Arial"/>
               </w:rPr>
-              <w:t xml:space="preserve">------------</w:t>
+              <w:t xml:space="preserve">_____________</w:t>
             </w:r>
           </w:p>
         </w:tc>
@@ -1445,7 +1446,7 @@
                 <w:sz w:val="14"/>
                 <w:rFonts w:ascii="Arial" w:hAnsi="Arial"/>
               </w:rPr>
-              <w:t xml:space="preserve">------------</w:t>
+              <w:t xml:space="preserve">_____________</w:t>
             </w:r>
           </w:p>
         </w:tc>
@@ -1474,6 +1475,7 @@
               <w:rPr>
                 <w:sz w:val="14"/>
                 <w:rFonts w:ascii="Arial" w:hAnsi="Arial"/>
+                <w:b/>
               </w:rPr>
               <w:t xml:space="preserve">промаркированный</w:t>
             </w:r>
@@ -1679,7 +1681,7 @@
                 <w:sz w:val="14"/>
                 <w:rFonts w:ascii="Arial" w:hAnsi="Arial"/>
               </w:rPr>
-              <w:t xml:space="preserve">------------</w:t>
+              <w:t xml:space="preserve">_____________</w:t>
             </w:r>
           </w:p>
         </w:tc>
@@ -2052,7 +2054,7 @@
                 <w:sz w:val="14"/>
                 <w:rFonts w:ascii="Arial" w:hAnsi="Arial"/>
               </w:rPr>
-              <w:t xml:space="preserve">------------</w:t>
+              <w:t xml:space="preserve">_____________</w:t>
             </w:r>
           </w:p>
         </w:tc>
@@ -2081,6 +2083,7 @@
               <w:rPr>
                 <w:sz w:val="14"/>
                 <w:rFonts w:ascii="Arial" w:hAnsi="Arial"/>
+                <w:b/>
               </w:rPr>
               <w:t xml:space="preserve">промаркированный</w:t>
             </w:r>
@@ -2466,7 +2469,7 @@
                 <w:sz w:val="14"/>
                 <w:rFonts w:ascii="Arial" w:hAnsi="Arial"/>
               </w:rPr>
-              <w:t xml:space="preserve">------------</w:t>
+              <w:t xml:space="preserve">_____________</w:t>
             </w:r>
           </w:p>
         </w:tc>
@@ -2495,6 +2498,7 @@
               <w:rPr>
                 <w:sz w:val="14"/>
                 <w:rFonts w:ascii="Arial" w:hAnsi="Arial"/>
+                <w:b/>
               </w:rPr>
               <w:t xml:space="preserve">промаркированный</w:t>
             </w:r>
@@ -2880,7 +2884,7 @@
                 <w:sz w:val="14"/>
                 <w:rFonts w:ascii="Arial" w:hAnsi="Arial"/>
               </w:rPr>
-              <w:t xml:space="preserve">------------</w:t>
+              <w:t xml:space="preserve">_____________</w:t>
             </w:r>
           </w:p>
         </w:tc>
@@ -2909,6 +2913,7 @@
               <w:rPr>
                 <w:sz w:val="14"/>
                 <w:rFonts w:ascii="Arial" w:hAnsi="Arial"/>
+                <w:b/>
               </w:rPr>
               <w:t xml:space="preserve">промаркированный</w:t>
             </w:r>
@@ -3300,7 +3305,7 @@
                 <w:sz w:val="14"/>
                 <w:rFonts w:ascii="Arial" w:hAnsi="Arial"/>
               </w:rPr>
-              <w:t xml:space="preserve">------------</w:t>
+              <w:t xml:space="preserve">_____________</w:t>
             </w:r>
           </w:p>
         </w:tc>
@@ -3329,6 +3334,7 @@
               <w:rPr>
                 <w:sz w:val="14"/>
                 <w:rFonts w:ascii="Arial" w:hAnsi="Arial"/>
+                <w:b/>
               </w:rPr>
               <w:t xml:space="preserve">промаркированный</w:t>
             </w:r>
@@ -3646,7 +3652,7 @@
                 <w:sz w:val="14"/>
                 <w:rFonts w:ascii="Arial" w:hAnsi="Arial"/>
               </w:rPr>
-              <w:t xml:space="preserve">------------</w:t>
+              <w:t xml:space="preserve">_____________</w:t>
             </w:r>
           </w:p>
         </w:tc>
@@ -3677,7 +3683,7 @@
                 <w:sz w:val="14"/>
                 <w:rFonts w:ascii="Arial" w:hAnsi="Arial"/>
               </w:rPr>
-              <w:t xml:space="preserve">------------</w:t>
+              <w:t xml:space="preserve">_____________</w:t>
             </w:r>
           </w:p>
         </w:tc>
@@ -3694,7 +3700,7 @@
                 <w:sz w:val="14"/>
                 <w:rFonts w:ascii="Arial" w:hAnsi="Arial"/>
               </w:rPr>
-              <w:t xml:space="preserve">------------</w:t>
+              <w:t xml:space="preserve">_____________</w:t>
             </w:r>
           </w:p>
         </w:tc>
@@ -3711,7 +3717,7 @@
                 <w:sz w:val="14"/>
                 <w:rFonts w:ascii="Arial" w:hAnsi="Arial"/>
               </w:rPr>
-              <w:t xml:space="preserve">------------</w:t>
+              <w:t xml:space="preserve">_____________</w:t>
             </w:r>
           </w:p>
         </w:tc>
@@ -3740,6 +3746,7 @@
               <w:rPr>
                 <w:sz w:val="14"/>
                 <w:rFonts w:ascii="Arial" w:hAnsi="Arial"/>
+                <w:b/>
               </w:rPr>
               <w:t xml:space="preserve">промаркированный</w:t>
             </w:r>
@@ -3945,7 +3952,7 @@
                 <w:sz w:val="14"/>
                 <w:rFonts w:ascii="Arial" w:hAnsi="Arial"/>
               </w:rPr>
-              <w:t xml:space="preserve">------------</w:t>
+              <w:t xml:space="preserve">_____________</w:t>
             </w:r>
           </w:p>
         </w:tc>
@@ -4297,7 +4304,7 @@
                 <w:sz w:val="14"/>
                 <w:rFonts w:ascii="Arial" w:hAnsi="Arial"/>
               </w:rPr>
-              <w:t xml:space="preserve">------------</w:t>
+              <w:t xml:space="preserve">_____________</w:t>
             </w:r>
           </w:p>
         </w:tc>
@@ -4314,7 +4321,7 @@
                 <w:sz w:val="14"/>
                 <w:rFonts w:ascii="Arial" w:hAnsi="Arial"/>
               </w:rPr>
-              <w:t xml:space="preserve">------------</w:t>
+              <w:t xml:space="preserve">_____________</w:t>
             </w:r>
           </w:p>
         </w:tc>
@@ -4342,6 +4349,7 @@
               <w:rPr>
                 <w:sz w:val="14"/>
                 <w:rFonts w:ascii="Arial" w:hAnsi="Arial"/>
+                <w:b/>
               </w:rPr>
               <w:t xml:space="preserve">промаркированный</w:t>
             </w:r>
@@ -4517,7 +4525,7 @@
                 <w:sz w:val="14"/>
                 <w:rFonts w:ascii="Arial" w:hAnsi="Arial"/>
               </w:rPr>
-              <w:t xml:space="preserve">------------</w:t>
+              <w:t xml:space="preserve">_____________</w:t>
             </w:r>
           </w:p>
         </w:tc>
@@ -4534,7 +4542,7 @@
                 <w:sz w:val="14"/>
                 <w:rFonts w:ascii="Arial" w:hAnsi="Arial"/>
               </w:rPr>
-              <w:t xml:space="preserve">------------</w:t>
+              <w:t xml:space="preserve">_____________</w:t>
             </w:r>
           </w:p>
         </w:tc>
@@ -4562,6 +4570,7 @@
               <w:rPr>
                 <w:sz w:val="14"/>
                 <w:rFonts w:ascii="Arial" w:hAnsi="Arial"/>
+                <w:b/>
               </w:rPr>
               <w:t xml:space="preserve">промаркированный</w:t>
             </w:r>
@@ -4758,7 +4767,7 @@
                 <w:sz w:val="14"/>
                 <w:rFonts w:ascii="Arial" w:hAnsi="Arial"/>
               </w:rPr>
-              <w:t xml:space="preserve">------------</w:t>
+              <w:t xml:space="preserve">_____________</w:t>
             </w:r>
           </w:p>
         </w:tc>
@@ -4787,6 +4796,7 @@
               <w:rPr>
                 <w:sz w:val="14"/>
                 <w:rFonts w:ascii="Arial" w:hAnsi="Arial"/>
+                <w:b/>
               </w:rPr>
               <w:t xml:space="preserve">промаркированный</w:t>
             </w:r>
@@ -5172,7 +5182,7 @@
                 <w:sz w:val="14"/>
                 <w:rFonts w:ascii="Arial" w:hAnsi="Arial"/>
               </w:rPr>
-              <w:t xml:space="preserve">------------</w:t>
+              <w:t xml:space="preserve">_____________</w:t>
             </w:r>
           </w:p>
         </w:tc>
@@ -5201,6 +5211,7 @@
               <w:rPr>
                 <w:sz w:val="14"/>
                 <w:rFonts w:ascii="Arial" w:hAnsi="Arial"/>
+                <w:b/>
               </w:rPr>
               <w:t xml:space="preserve">промаркированный</w:t>
             </w:r>
@@ -5586,7 +5597,7 @@
                 <w:sz w:val="14"/>
                 <w:rFonts w:ascii="Arial" w:hAnsi="Arial"/>
               </w:rPr>
-              <w:t xml:space="preserve">------------</w:t>
+              <w:t xml:space="preserve">_____________</w:t>
             </w:r>
           </w:p>
         </w:tc>
@@ -5615,6 +5626,7 @@
               <w:rPr>
                 <w:sz w:val="14"/>
                 <w:rFonts w:ascii="Arial" w:hAnsi="Arial"/>
+                <w:b/>
               </w:rPr>
               <w:t xml:space="preserve">промаркированный</w:t>
             </w:r>
@@ -6000,7 +6012,7 @@
                 <w:sz w:val="14"/>
                 <w:rFonts w:ascii="Arial" w:hAnsi="Arial"/>
               </w:rPr>
-              <w:t xml:space="preserve">------------</w:t>
+              <w:t xml:space="preserve">_____________</w:t>
             </w:r>
           </w:p>
         </w:tc>
@@ -6029,6 +6041,7 @@
               <w:rPr>
                 <w:sz w:val="14"/>
                 <w:rFonts w:ascii="Arial" w:hAnsi="Arial"/>
+                <w:b/>
               </w:rPr>
               <w:t xml:space="preserve">промаркированный</w:t>
             </w:r>
@@ -6414,7 +6427,7 @@
                 <w:sz w:val="14"/>
                 <w:rFonts w:ascii="Arial" w:hAnsi="Arial"/>
               </w:rPr>
-              <w:t xml:space="preserve">------------</w:t>
+              <w:t xml:space="preserve">_____________</w:t>
             </w:r>
           </w:p>
         </w:tc>
@@ -6443,6 +6456,7 @@
               <w:rPr>
                 <w:sz w:val="14"/>
                 <w:rFonts w:ascii="Arial" w:hAnsi="Arial"/>
+                <w:b/>
               </w:rPr>
               <w:t xml:space="preserve">промаркированный</w:t>
             </w:r>

--- a/tech_cards/Раздевалка мужскаяженская_tech_card.docx
+++ b/tech_cards/Раздевалка мужскаяженская_tech_card.docx
@@ -712,6 +712,36 @@
         </w:tc>
       </w:tr>
       <w:tr>
+        <w:trPr>
+          <w:cantSplit/>
+          <w:trHeight w:val="168"/>
+        </w:trPr>
+        <w:tc>
+          <w:tcPr>
+            <w:tcW w:w="15350" w:type="dxa"/>
+            <w:gridSpan w:val="12"/>
+            <w:shd w:val="clear" w:color="auto" w:fill="D9D9D9" w:themeFill="background1" w:themeFillShade="D9"/>
+          </w:tcPr>
+          <w:p>
+            <w:pPr>
+              <w:rPr>
+                <w:rStyle w:val="af6"/>
+                <w:sz w:val="18"/>
+                <w:szCs w:val="18"/>
+              </w:rPr>
+            </w:pPr>
+            <w:r>
+              <w:rPr>
+                <w:rStyle w:val="af6"/>
+                <w:sz w:val="18"/>
+                <w:szCs w:val="18"/>
+              </w:rPr>
+              <w:t>Санитарная обработка поверхностей</w:t>
+            </w:r>
+          </w:p>
+        </w:tc>
+      </w:tr>
+      <w:tr>
         <w:tc>
           <w:tcPr>
             <w:tcW w:w="1809" w:type="dxa"/>
@@ -4231,7 +4261,7 @@
         <w:tc>
           <w:tcPr>
             <w:tcW w:w="1417" w:type="dxa"/>
-            <w:shd w:val="clear" w:color="auto" w:fill="99CCFF"/>
+            <w:shd w:val="clear" w:color="auto" w:fill="99FF99"/>
           </w:tcPr>
           <w:p>
             <w:pPr>
@@ -4246,7 +4276,7 @@
                 <w:rFonts w:ascii="Arial" w:hAnsi="Arial"/>
                 <w:b/>
               </w:rPr>
-              <w:t xml:space="preserve">ХИМИТЕК ЧУДОДЕЙ®-ПОЛИПРОМ 190022</w:t>
+              <w:t xml:space="preserve">ХИМИТЕК ИЗУМРУД 310</w:t>
             </w:r>
           </w:p>
         </w:tc>
@@ -4277,7 +4307,7 @@
                 <w:sz w:val="14"/>
                 <w:rFonts w:ascii="Arial" w:hAnsi="Arial"/>
               </w:rPr>
-              <w:t xml:space="preserve">1,0 %</w:t>
+              <w:t xml:space="preserve">100 %</w:t>
             </w:r>
             <w:r>
               <w:br/>
@@ -4287,7 +4317,7 @@
                 <w:rFonts w:ascii="Arial" w:hAnsi="Arial"/>
                 <w:sz w:val="14"/>
               </w:rPr>
-              <w:t>ручное разведение</w:t>
+              <w:t>готовая форма</w:t>
             </w:r>
           </w:p>
         </w:tc>
@@ -4452,7 +4482,7 @@
         <w:tc>
           <w:tcPr>
             <w:tcW w:w="1417" w:type="dxa"/>
-            <w:shd w:val="clear" w:color="auto" w:fill="99CCFF"/>
+            <w:shd w:val="clear" w:color="auto" w:fill="99FF99"/>
           </w:tcPr>
           <w:p>
             <w:pPr>
@@ -4467,7 +4497,7 @@
                 <w:rFonts w:ascii="Arial" w:hAnsi="Arial"/>
                 <w:b/>
               </w:rPr>
-              <w:t xml:space="preserve">ХИМИТЕК ЧУДОДЕЙ®-ПОЛИПРОМ 190022</w:t>
+              <w:t xml:space="preserve">ХИМИТЕК ИЗУМРУД 310</w:t>
             </w:r>
           </w:p>
         </w:tc>
@@ -4498,7 +4528,7 @@
                 <w:sz w:val="14"/>
                 <w:rFonts w:ascii="Arial" w:hAnsi="Arial"/>
               </w:rPr>
-              <w:t xml:space="preserve">1,0 %</w:t>
+              <w:t xml:space="preserve">100 %</w:t>
             </w:r>
             <w:r>
               <w:br/>
@@ -4508,7 +4538,7 @@
                 <w:rFonts w:ascii="Arial" w:hAnsi="Arial"/>
                 <w:sz w:val="14"/>
               </w:rPr>
-              <w:t>ручное разведение</w:t>
+              <w:t>готовая форма</w:t>
             </w:r>
           </w:p>
         </w:tc>
@@ -6337,7 +6367,7 @@
         <w:tc>
           <w:tcPr>
             <w:tcW w:w="1417" w:type="dxa"/>
-            <w:shd w:val="clear" w:color="auto" w:fill="99CCFF"/>
+            <w:shd w:val="clear" w:color="auto" w:fill="FFCCCC"/>
           </w:tcPr>
           <w:p>
             <w:pPr>
@@ -6352,7 +6382,7 @@
                 <w:rFonts w:ascii="Arial" w:hAnsi="Arial"/>
                 <w:b/>
               </w:rPr>
-              <w:t xml:space="preserve">ХИМИТЕК ЧУДОДЕЙ®-ПОЛИПРОМ 190022</w:t>
+              <w:t xml:space="preserve">ХИМИТЕК ПОЛИКОР</w:t>
             </w:r>
           </w:p>
         </w:tc>
@@ -6383,7 +6413,7 @@
                 <w:sz w:val="14"/>
                 <w:rFonts w:ascii="Arial" w:hAnsi="Arial"/>
               </w:rPr>
-              <w:t xml:space="preserve">1,0 %</w:t>
+              <w:t xml:space="preserve">100 %</w:t>
             </w:r>
             <w:r>
               <w:br/>
@@ -6393,7 +6423,7 @@
                 <w:rFonts w:ascii="Arial" w:hAnsi="Arial"/>
                 <w:sz w:val="14"/>
               </w:rPr>
-              <w:t>ручное разведение</w:t>
+              <w:t>локтевой дозатор</w:t>
             </w:r>
           </w:p>
         </w:tc>

--- a/tech_cards/Раздевалка мужскаяженская_tech_card.docx
+++ b/tech_cards/Раздевалка мужскаяженская_tech_card.docx
@@ -330,7 +330,7 @@
                 <w:sz w:val="18"/>
                 <w:szCs w:val="18"/>
               </w:rPr>
-              <w:t/>
+              <w:t>Санитарная обработка помещений осуществляется после полного удаления из них сырьевых компонентов, материалов и готовой продукции.</w:t>
             </w:r>
           </w:p>
         </w:tc>
@@ -812,7 +812,7 @@
                 <w:sz w:val="14"/>
                 <w:rFonts w:ascii="Arial" w:hAnsi="Arial"/>
               </w:rPr>
-              <w:t xml:space="preserve">_____________</w:t>
+              <w:t xml:space="preserve">------------</w:t>
             </w:r>
           </w:p>
         </w:tc>
@@ -843,7 +843,7 @@
                 <w:sz w:val="14"/>
                 <w:rFonts w:ascii="Arial" w:hAnsi="Arial"/>
               </w:rPr>
-              <w:t xml:space="preserve">_____________</w:t>
+              <w:t xml:space="preserve">------------</w:t>
             </w:r>
           </w:p>
         </w:tc>
@@ -860,7 +860,7 @@
                 <w:sz w:val="14"/>
                 <w:rFonts w:ascii="Arial" w:hAnsi="Arial"/>
               </w:rPr>
-              <w:t xml:space="preserve">_____________</w:t>
+              <w:t xml:space="preserve">------------</w:t>
             </w:r>
           </w:p>
         </w:tc>
@@ -877,7 +877,7 @@
                 <w:sz w:val="14"/>
                 <w:rFonts w:ascii="Arial" w:hAnsi="Arial"/>
               </w:rPr>
-              <w:t xml:space="preserve">_____________</w:t>
+              <w:t xml:space="preserve">------------</w:t>
             </w:r>
           </w:p>
         </w:tc>
@@ -1112,7 +1112,7 @@
                 <w:sz w:val="14"/>
                 <w:rFonts w:ascii="Arial" w:hAnsi="Arial"/>
               </w:rPr>
-              <w:t xml:space="preserve">_____________</w:t>
+              <w:t xml:space="preserve">------------</w:t>
             </w:r>
           </w:p>
         </w:tc>
@@ -1352,7 +1352,7 @@
                 <w:sz w:val="14"/>
                 <w:rFonts w:ascii="Arial" w:hAnsi="Arial"/>
               </w:rPr>
-              <w:t xml:space="preserve">диффузоры, светильники, стены (выше 2 м)</w:t>
+              <w:t xml:space="preserve">диффузоры, светильники (наружные поверхности), стены (выше 2 м)</w:t>
             </w:r>
           </w:p>
           <w:p>
@@ -1411,7 +1411,7 @@
                 <w:sz w:val="14"/>
                 <w:rFonts w:ascii="Arial" w:hAnsi="Arial"/>
               </w:rPr>
-              <w:t xml:space="preserve">_____________</w:t>
+              <w:t xml:space="preserve">------------</w:t>
             </w:r>
           </w:p>
         </w:tc>
@@ -1442,7 +1442,7 @@
                 <w:sz w:val="14"/>
                 <w:rFonts w:ascii="Arial" w:hAnsi="Arial"/>
               </w:rPr>
-              <w:t xml:space="preserve">_____________</w:t>
+              <w:t xml:space="preserve">------------</w:t>
             </w:r>
           </w:p>
         </w:tc>
@@ -1459,7 +1459,7 @@
                 <w:sz w:val="14"/>
                 <w:rFonts w:ascii="Arial" w:hAnsi="Arial"/>
               </w:rPr>
-              <w:t xml:space="preserve">_____________</w:t>
+              <w:t xml:space="preserve">------------</w:t>
             </w:r>
           </w:p>
         </w:tc>
@@ -1476,7 +1476,7 @@
                 <w:sz w:val="14"/>
                 <w:rFonts w:ascii="Arial" w:hAnsi="Arial"/>
               </w:rPr>
-              <w:t xml:space="preserve">_____________</w:t>
+              <w:t xml:space="preserve">------------</w:t>
             </w:r>
           </w:p>
         </w:tc>
@@ -1711,7 +1711,7 @@
                 <w:sz w:val="14"/>
                 <w:rFonts w:ascii="Arial" w:hAnsi="Arial"/>
               </w:rPr>
-              <w:t xml:space="preserve">_____________</w:t>
+              <w:t xml:space="preserve">------------</w:t>
             </w:r>
           </w:p>
         </w:tc>
@@ -2084,7 +2084,7 @@
                 <w:sz w:val="14"/>
                 <w:rFonts w:ascii="Arial" w:hAnsi="Arial"/>
               </w:rPr>
-              <w:t xml:space="preserve">_____________</w:t>
+              <w:t xml:space="preserve">------------</w:t>
             </w:r>
           </w:p>
         </w:tc>
@@ -2499,7 +2499,7 @@
                 <w:sz w:val="14"/>
                 <w:rFonts w:ascii="Arial" w:hAnsi="Arial"/>
               </w:rPr>
-              <w:t xml:space="preserve">_____________</w:t>
+              <w:t xml:space="preserve">------------</w:t>
             </w:r>
           </w:p>
         </w:tc>
@@ -2914,7 +2914,7 @@
                 <w:sz w:val="14"/>
                 <w:rFonts w:ascii="Arial" w:hAnsi="Arial"/>
               </w:rPr>
-              <w:t xml:space="preserve">_____________</w:t>
+              <w:t xml:space="preserve">------------</w:t>
             </w:r>
           </w:p>
         </w:tc>
@@ -3335,7 +3335,7 @@
                 <w:sz w:val="14"/>
                 <w:rFonts w:ascii="Arial" w:hAnsi="Arial"/>
               </w:rPr>
-              <w:t xml:space="preserve">_____________</w:t>
+              <w:t xml:space="preserve">------------</w:t>
             </w:r>
           </w:p>
         </w:tc>
@@ -3682,7 +3682,7 @@
                 <w:sz w:val="14"/>
                 <w:rFonts w:ascii="Arial" w:hAnsi="Arial"/>
               </w:rPr>
-              <w:t xml:space="preserve">_____________</w:t>
+              <w:t xml:space="preserve">------------</w:t>
             </w:r>
           </w:p>
         </w:tc>
@@ -3713,7 +3713,7 @@
                 <w:sz w:val="14"/>
                 <w:rFonts w:ascii="Arial" w:hAnsi="Arial"/>
               </w:rPr>
-              <w:t xml:space="preserve">_____________</w:t>
+              <w:t xml:space="preserve">------------</w:t>
             </w:r>
           </w:p>
         </w:tc>
@@ -3730,7 +3730,7 @@
                 <w:sz w:val="14"/>
                 <w:rFonts w:ascii="Arial" w:hAnsi="Arial"/>
               </w:rPr>
-              <w:t xml:space="preserve">_____________</w:t>
+              <w:t xml:space="preserve">------------</w:t>
             </w:r>
           </w:p>
         </w:tc>
@@ -3747,7 +3747,7 @@
                 <w:sz w:val="14"/>
                 <w:rFonts w:ascii="Arial" w:hAnsi="Arial"/>
               </w:rPr>
-              <w:t xml:space="preserve">_____________</w:t>
+              <w:t xml:space="preserve">------------</w:t>
             </w:r>
           </w:p>
         </w:tc>
@@ -3982,7 +3982,7 @@
                 <w:sz w:val="14"/>
                 <w:rFonts w:ascii="Arial" w:hAnsi="Arial"/>
               </w:rPr>
-              <w:t xml:space="preserve">_____________</w:t>
+              <w:t xml:space="preserve">------------</w:t>
             </w:r>
           </w:p>
         </w:tc>
@@ -4334,7 +4334,7 @@
                 <w:sz w:val="14"/>
                 <w:rFonts w:ascii="Arial" w:hAnsi="Arial"/>
               </w:rPr>
-              <w:t xml:space="preserve">_____________</w:t>
+              <w:t xml:space="preserve">------------</w:t>
             </w:r>
           </w:p>
         </w:tc>
@@ -4351,7 +4351,7 @@
                 <w:sz w:val="14"/>
                 <w:rFonts w:ascii="Arial" w:hAnsi="Arial"/>
               </w:rPr>
-              <w:t xml:space="preserve">_____________</w:t>
+              <w:t xml:space="preserve">------------</w:t>
             </w:r>
           </w:p>
         </w:tc>
@@ -4555,7 +4555,7 @@
                 <w:sz w:val="14"/>
                 <w:rFonts w:ascii="Arial" w:hAnsi="Arial"/>
               </w:rPr>
-              <w:t xml:space="preserve">_____________</w:t>
+              <w:t xml:space="preserve">------------</w:t>
             </w:r>
           </w:p>
         </w:tc>
@@ -4572,7 +4572,7 @@
                 <w:sz w:val="14"/>
                 <w:rFonts w:ascii="Arial" w:hAnsi="Arial"/>
               </w:rPr>
-              <w:t xml:space="preserve">_____________</w:t>
+              <w:t xml:space="preserve">------------</w:t>
             </w:r>
           </w:p>
         </w:tc>
@@ -4797,7 +4797,7 @@
                 <w:sz w:val="14"/>
                 <w:rFonts w:ascii="Arial" w:hAnsi="Arial"/>
               </w:rPr>
-              <w:t xml:space="preserve">_____________</w:t>
+              <w:t xml:space="preserve">------------</w:t>
             </w:r>
           </w:p>
         </w:tc>
@@ -5212,7 +5212,7 @@
                 <w:sz w:val="14"/>
                 <w:rFonts w:ascii="Arial" w:hAnsi="Arial"/>
               </w:rPr>
-              <w:t xml:space="preserve">_____________</w:t>
+              <w:t xml:space="preserve">------------</w:t>
             </w:r>
           </w:p>
         </w:tc>
@@ -5627,7 +5627,7 @@
                 <w:sz w:val="14"/>
                 <w:rFonts w:ascii="Arial" w:hAnsi="Arial"/>
               </w:rPr>
-              <w:t xml:space="preserve">_____________</w:t>
+              <w:t xml:space="preserve">------------</w:t>
             </w:r>
           </w:p>
         </w:tc>
@@ -6042,7 +6042,7 @@
                 <w:sz w:val="14"/>
                 <w:rFonts w:ascii="Arial" w:hAnsi="Arial"/>
               </w:rPr>
-              <w:t xml:space="preserve">_____________</w:t>
+              <w:t xml:space="preserve">------------</w:t>
             </w:r>
           </w:p>
         </w:tc>
@@ -6457,7 +6457,7 @@
                 <w:sz w:val="14"/>
                 <w:rFonts w:ascii="Arial" w:hAnsi="Arial"/>
               </w:rPr>
-              <w:t xml:space="preserve">_____________</w:t>
+              <w:t xml:space="preserve">------------</w:t>
             </w:r>
           </w:p>
         </w:tc>
@@ -6546,6 +6546,2081 @@
                 <w:rFonts w:ascii="Arial" w:hAnsi="Arial"/>
               </w:rPr>
               <w:t xml:space="preserve">визуальный контроль/сотрудник отдела качества</w:t>
+            </w:r>
+          </w:p>
+          <w:p>
+            <w:r/>
+          </w:p>
+        </w:tc>
+      </w:tr>
+      <w:tr>
+        <w:tc>
+          <w:tcPr>
+            <w:tcW w:w="1809" w:type="dxa"/>
+            <w:vMerge/>
+          </w:tcPr>
+          <w:p/>
+        </w:tc>
+        <w:tc>
+          <w:tcPr>
+            <w:tcW w:w="1134" w:type="dxa"/>
+          </w:tcPr>
+          <w:p>
+            <w:r>
+              <w:rPr>
+                <w:sz w:val="14"/>
+                <w:rFonts w:ascii="Arial" w:hAnsi="Arial"/>
+              </w:rPr>
+              <w:t xml:space="preserve">дезинфекция</w:t>
+            </w:r>
+          </w:p>
+        </w:tc>
+        <w:tc>
+          <w:tcPr>
+            <w:tcW w:w="426" w:type="dxa"/>
+            <w:textDirection w:val="btLr"/>
+          </w:tcPr>
+          <w:p>
+            <w:pPr>
+              <w:ind w:left="113" w:right="113"/>
+              <w:jc w:val="center"/>
+            </w:pPr>
+            <w:r>
+              <w:rPr>
+                <w:sz w:val="14"/>
+                <w:rFonts w:ascii="Arial" w:hAnsi="Arial"/>
+              </w:rPr>
+              <w:t xml:space="preserve"/>
+            </w:r>
+          </w:p>
+        </w:tc>
+        <w:tc>
+          <w:tcPr>
+            <w:tcW w:w="1417" w:type="dxa"/>
+            <w:shd w:val="clear" w:color="auto" w:fill="FFFFCC"/>
+          </w:tcPr>
+          <w:p>
+            <w:pPr>
+              <w:rPr>
+                <w:b/>
+                <w:bCs/>
+              </w:rPr>
+            </w:pPr>
+            <w:r>
+              <w:rPr>
+                <w:sz w:val="14"/>
+                <w:rFonts w:ascii="Arial" w:hAnsi="Arial"/>
+                <w:b/>
+              </w:rPr>
+              <w:t xml:space="preserve">ХИМИТЕК ПОЛИДЕЗ-СУПЕР</w:t>
+            </w:r>
+          </w:p>
+        </w:tc>
+        <w:tc>
+          <w:tcPr>
+            <w:tcW w:w="1276" w:type="dxa"/>
+          </w:tcPr>
+          <w:p>
+            <w:r>
+              <w:rPr>
+                <w:sz w:val="14"/>
+                <w:rFonts w:ascii="Arial" w:hAnsi="Arial"/>
+              </w:rPr>
+              <w:t xml:space="preserve">ручной (протирание)</w:t>
+            </w:r>
+          </w:p>
+        </w:tc>
+        <w:tc>
+          <w:tcPr>
+            <w:tcW w:w="1990" w:type="dxa"/>
+          </w:tcPr>
+          <w:p>
+            <w:pPr>
+              <w:jc w:val="center"/>
+            </w:pPr>
+            <w:r>
+              <w:rPr>
+                <w:sz w:val="14"/>
+                <w:rFonts w:ascii="Arial" w:hAnsi="Arial"/>
+              </w:rPr>
+              <w:t xml:space="preserve">0,02-0,05 %</w:t>
+            </w:r>
+            <w:r>
+              <w:br/>
+            </w:r>
+            <w:r>
+              <w:rPr>
+                <w:rFonts w:ascii="Arial" w:hAnsi="Arial"/>
+                <w:sz w:val="14"/>
+              </w:rPr>
+              <w:t>дозирующая система ProMax</w:t>
+            </w:r>
+          </w:p>
+        </w:tc>
+        <w:tc>
+          <w:tcPr>
+            <w:tcW w:w="1248" w:type="dxa"/>
+          </w:tcPr>
+          <w:p>
+            <w:pPr>
+              <w:jc w:val="center"/>
+            </w:pPr>
+            <w:r>
+              <w:rPr>
+                <w:sz w:val="14"/>
+                <w:rFonts w:ascii="Arial" w:hAnsi="Arial"/>
+              </w:rPr>
+              <w:t xml:space="preserve">18-20 °C</w:t>
+            </w:r>
+          </w:p>
+        </w:tc>
+        <w:tc>
+          <w:tcPr>
+            <w:tcW w:w="1032" w:type="dxa"/>
+          </w:tcPr>
+          <w:p>
+            <w:pPr>
+              <w:jc w:val="center"/>
+            </w:pPr>
+            <w:r>
+              <w:rPr>
+                <w:sz w:val="14"/>
+                <w:rFonts w:ascii="Arial" w:hAnsi="Arial"/>
+              </w:rPr>
+              <w:t xml:space="preserve">20 мин</w:t>
+            </w:r>
+          </w:p>
+        </w:tc>
+        <w:tc>
+          <w:tcPr>
+            <w:tcW w:w="411" w:type="dxa"/>
+            <w:vMerge/>
+            <w:noWrap/>
+            <w:tcMar>
+              <w:left w:w="0" w:type="dxa"/>
+              <w:right w:w="0" w:type="dxa"/>
+            </w:tcMar>
+            <w:textDirection w:val="btLr"/>
+            <w:tcFitText/>
+          </w:tcPr>
+          <w:p/>
+        </w:tc>
+        <w:tc>
+          <w:tcPr>
+            <w:tcW w:w="1467" w:type="dxa"/>
+            <w:vMerge/>
+          </w:tcPr>
+          <w:p/>
+        </w:tc>
+        <w:tc>
+          <w:tcPr>
+            <w:tcW w:w="1554" w:type="dxa"/>
+            <w:vMerge/>
+          </w:tcPr>
+          <w:p/>
+        </w:tc>
+        <w:tc>
+          <w:tcPr>
+            <w:tcW w:w="1586" w:type="dxa"/>
+            <w:vMerge/>
+          </w:tcPr>
+          <w:p/>
+        </w:tc>
+      </w:tr>
+      <w:tr>
+        <w:tc>
+          <w:tcPr>
+            <w:tcW w:w="1809" w:type="dxa"/>
+            <w:vMerge w:val="restart"/>
+          </w:tcPr>
+          <w:p>
+            <w:r>
+              <w:rPr>
+                <w:sz w:val="14"/>
+                <w:rFonts w:ascii="Arial" w:hAnsi="Arial"/>
+              </w:rPr>
+              <w:t xml:space="preserve">весы напольные</w:t>
+            </w:r>
+          </w:p>
+          <w:p>
+            <w:r/>
+          </w:p>
+        </w:tc>
+        <w:tc>
+          <w:tcPr>
+            <w:tcW w:w="1134" w:type="dxa"/>
+          </w:tcPr>
+          <w:p>
+            <w:r>
+              <w:rPr>
+                <w:sz w:val="14"/>
+                <w:rFonts w:ascii="Arial" w:hAnsi="Arial"/>
+              </w:rPr>
+              <w:t xml:space="preserve">мойка</w:t>
+            </w:r>
+          </w:p>
+        </w:tc>
+        <w:tc>
+          <w:tcPr>
+            <w:tcW w:w="426" w:type="dxa"/>
+            <w:textDirection w:val="btLr"/>
+          </w:tcPr>
+          <w:p>
+            <w:pPr>
+              <w:ind w:left="113" w:right="113"/>
+              <w:jc w:val="center"/>
+            </w:pPr>
+            <w:r>
+              <w:rPr>
+                <w:sz w:val="14"/>
+                <w:rFonts w:ascii="Arial" w:hAnsi="Arial"/>
+              </w:rPr>
+              <w:t xml:space="preserve"/>
+            </w:r>
+          </w:p>
+        </w:tc>
+        <w:tc>
+          <w:tcPr>
+            <w:tcW w:w="1417" w:type="dxa"/>
+            <w:shd w:val="clear" w:color="auto" w:fill="99CCFF"/>
+          </w:tcPr>
+          <w:p>
+            <w:pPr>
+              <w:rPr>
+                <w:b/>
+                <w:bCs/>
+              </w:rPr>
+            </w:pPr>
+            <w:r>
+              <w:rPr>
+                <w:sz w:val="14"/>
+                <w:rFonts w:ascii="Arial" w:hAnsi="Arial"/>
+                <w:b/>
+              </w:rPr>
+              <w:t xml:space="preserve">ХИМИТЕК ЧУДОДЕЙ®-ПОЛИПРОМ 190022</w:t>
+            </w:r>
+          </w:p>
+        </w:tc>
+        <w:tc>
+          <w:tcPr>
+            <w:tcW w:w="1276" w:type="dxa"/>
+          </w:tcPr>
+          <w:p>
+            <w:r>
+              <w:rPr>
+                <w:sz w:val="14"/>
+                <w:rFonts w:ascii="Arial" w:hAnsi="Arial"/>
+              </w:rPr>
+              <w:t xml:space="preserve">ручной (протирание, обработка щеткой)</w:t>
+            </w:r>
+          </w:p>
+        </w:tc>
+        <w:tc>
+          <w:tcPr>
+            <w:tcW w:w="1990" w:type="dxa"/>
+          </w:tcPr>
+          <w:p>
+            <w:pPr>
+              <w:jc w:val="center"/>
+            </w:pPr>
+            <w:r>
+              <w:rPr>
+                <w:sz w:val="14"/>
+                <w:rFonts w:ascii="Arial" w:hAnsi="Arial"/>
+              </w:rPr>
+              <w:t xml:space="preserve">1,0 %</w:t>
+            </w:r>
+            <w:r>
+              <w:br/>
+            </w:r>
+            <w:r>
+              <w:rPr>
+                <w:rFonts w:ascii="Arial" w:hAnsi="Arial"/>
+                <w:sz w:val="14"/>
+              </w:rPr>
+              <w:t>ручное разведение</w:t>
+            </w:r>
+          </w:p>
+        </w:tc>
+        <w:tc>
+          <w:tcPr>
+            <w:tcW w:w="1248" w:type="dxa"/>
+          </w:tcPr>
+          <w:p>
+            <w:pPr>
+              <w:jc w:val="center"/>
+            </w:pPr>
+            <w:r>
+              <w:rPr>
+                <w:sz w:val="14"/>
+                <w:rFonts w:ascii="Arial" w:hAnsi="Arial"/>
+              </w:rPr>
+              <w:t xml:space="preserve">не ниже 40°C</w:t>
+            </w:r>
+          </w:p>
+        </w:tc>
+        <w:tc>
+          <w:tcPr>
+            <w:tcW w:w="1032" w:type="dxa"/>
+          </w:tcPr>
+          <w:p>
+            <w:pPr>
+              <w:jc w:val="center"/>
+            </w:pPr>
+            <w:r>
+              <w:rPr>
+                <w:sz w:val="14"/>
+                <w:rFonts w:ascii="Arial" w:hAnsi="Arial"/>
+              </w:rPr>
+              <w:t xml:space="preserve">------------</w:t>
+            </w:r>
+          </w:p>
+        </w:tc>
+        <w:tc>
+          <w:tcPr>
+            <w:tcW w:w="411" w:type="dxa"/>
+            <w:vMerge w:val="restart"/>
+            <w:noWrap/>
+            <w:tcMar>
+              <w:left w:w="0" w:type="dxa"/>
+              <w:right w:w="0" w:type="dxa"/>
+            </w:tcMar>
+            <w:textDirection w:val="btLr"/>
+            <w:tcFitText/>
+          </w:tcPr>
+          <w:p>
+            <w:pPr>
+              <w:ind w:left="113" w:right="113"/>
+              <w:jc w:val="center"/>
+              <w:rPr>
+                <w:b/>
+                <w:bCs/>
+              </w:rPr>
+            </w:pPr>
+            <w:r>
+              <w:rPr>
+                <w:sz w:val="14"/>
+                <w:rFonts w:ascii="Arial" w:hAnsi="Arial"/>
+                <w:b/>
+              </w:rPr>
+              <w:t xml:space="preserve">промаркированный</w:t>
+            </w:r>
+          </w:p>
+          <w:p>
+            <w:r/>
+          </w:p>
+        </w:tc>
+        <w:tc>
+          <w:tcPr>
+            <w:tcW w:w="1467" w:type="dxa"/>
+            <w:vMerge w:val="restart"/>
+          </w:tcPr>
+          <w:p>
+            <w:pPr>
+              <w:jc w:val="center"/>
+            </w:pPr>
+            <w:r>
+              <w:rPr>
+                <w:sz w:val="14"/>
+                <w:rFonts w:ascii="Arial" w:hAnsi="Arial"/>
+              </w:rPr>
+              <w:t xml:space="preserve">1 раз в смену</w:t>
+            </w:r>
+          </w:p>
+          <w:p>
+            <w:r/>
+          </w:p>
+        </w:tc>
+        <w:tc>
+          <w:tcPr>
+            <w:tcW w:w="1554" w:type="dxa"/>
+            <w:vMerge w:val="restart"/>
+          </w:tcPr>
+          <w:p>
+            <w:r>
+              <w:rPr>
+                <w:sz w:val="14"/>
+                <w:rFonts w:ascii="Arial" w:hAnsi="Arial"/>
+              </w:rPr>
+              <w:t xml:space="preserve">сотрудник производства</w:t>
+            </w:r>
+          </w:p>
+          <w:p>
+            <w:r/>
+          </w:p>
+        </w:tc>
+        <w:tc>
+          <w:tcPr>
+            <w:tcW w:w="1586" w:type="dxa"/>
+            <w:vMerge w:val="restart"/>
+          </w:tcPr>
+          <w:p>
+            <w:r>
+              <w:rPr>
+                <w:sz w:val="14"/>
+                <w:rFonts w:ascii="Arial" w:hAnsi="Arial"/>
+              </w:rPr>
+              <w:t xml:space="preserve">визуальный контроль, химический контроль, микробиологический контроль /сотрудник отдела качества</w:t>
+            </w:r>
+          </w:p>
+          <w:p>
+            <w:r/>
+          </w:p>
+        </w:tc>
+      </w:tr>
+      <w:tr>
+        <w:tc>
+          <w:tcPr>
+            <w:tcW w:w="1809" w:type="dxa"/>
+            <w:vMerge/>
+          </w:tcPr>
+          <w:p/>
+        </w:tc>
+        <w:tc>
+          <w:tcPr>
+            <w:tcW w:w="1134" w:type="dxa"/>
+          </w:tcPr>
+          <w:p>
+            <w:r>
+              <w:rPr>
+                <w:sz w:val="14"/>
+                <w:rFonts w:ascii="Arial" w:hAnsi="Arial"/>
+              </w:rPr>
+              <w:t xml:space="preserve">дезинфекция</w:t>
+            </w:r>
+          </w:p>
+        </w:tc>
+        <w:tc>
+          <w:tcPr>
+            <w:tcW w:w="426" w:type="dxa"/>
+            <w:textDirection w:val="btLr"/>
+          </w:tcPr>
+          <w:p>
+            <w:pPr>
+              <w:ind w:left="113" w:right="113"/>
+              <w:jc w:val="center"/>
+            </w:pPr>
+            <w:r>
+              <w:rPr>
+                <w:sz w:val="14"/>
+                <w:rFonts w:ascii="Arial" w:hAnsi="Arial"/>
+              </w:rPr>
+              <w:t xml:space="preserve"/>
+            </w:r>
+          </w:p>
+        </w:tc>
+        <w:tc>
+          <w:tcPr>
+            <w:tcW w:w="1417" w:type="dxa"/>
+            <w:shd w:val="clear" w:color="auto" w:fill="FFFFCC"/>
+          </w:tcPr>
+          <w:p>
+            <w:pPr>
+              <w:rPr>
+                <w:b/>
+                <w:bCs/>
+              </w:rPr>
+            </w:pPr>
+            <w:r>
+              <w:rPr>
+                <w:sz w:val="14"/>
+                <w:rFonts w:ascii="Arial" w:hAnsi="Arial"/>
+                <w:b/>
+              </w:rPr>
+              <w:t xml:space="preserve">ХИМИТЕК ПОЛИДЕЗ-СУПЕР</w:t>
+            </w:r>
+          </w:p>
+        </w:tc>
+        <w:tc>
+          <w:tcPr>
+            <w:tcW w:w="1276" w:type="dxa"/>
+          </w:tcPr>
+          <w:p>
+            <w:r>
+              <w:rPr>
+                <w:sz w:val="14"/>
+                <w:rFonts w:ascii="Arial" w:hAnsi="Arial"/>
+              </w:rPr>
+              <w:t xml:space="preserve">ручной (протирание)</w:t>
+            </w:r>
+          </w:p>
+        </w:tc>
+        <w:tc>
+          <w:tcPr>
+            <w:tcW w:w="1990" w:type="dxa"/>
+          </w:tcPr>
+          <w:p>
+            <w:pPr>
+              <w:jc w:val="center"/>
+            </w:pPr>
+            <w:r>
+              <w:rPr>
+                <w:sz w:val="14"/>
+                <w:rFonts w:ascii="Arial" w:hAnsi="Arial"/>
+              </w:rPr>
+              <w:t xml:space="preserve">0,02-0,05 %</w:t>
+            </w:r>
+            <w:r>
+              <w:br/>
+            </w:r>
+            <w:r>
+              <w:rPr>
+                <w:rFonts w:ascii="Arial" w:hAnsi="Arial"/>
+                <w:sz w:val="14"/>
+              </w:rPr>
+              <w:t>дозирующая система ProMax</w:t>
+            </w:r>
+          </w:p>
+        </w:tc>
+        <w:tc>
+          <w:tcPr>
+            <w:tcW w:w="1248" w:type="dxa"/>
+          </w:tcPr>
+          <w:p>
+            <w:pPr>
+              <w:jc w:val="center"/>
+            </w:pPr>
+            <w:r>
+              <w:rPr>
+                <w:sz w:val="14"/>
+                <w:rFonts w:ascii="Arial" w:hAnsi="Arial"/>
+              </w:rPr>
+              <w:t xml:space="preserve">18-20 °C</w:t>
+            </w:r>
+          </w:p>
+        </w:tc>
+        <w:tc>
+          <w:tcPr>
+            <w:tcW w:w="1032" w:type="dxa"/>
+          </w:tcPr>
+          <w:p>
+            <w:pPr>
+              <w:jc w:val="center"/>
+            </w:pPr>
+            <w:r>
+              <w:rPr>
+                <w:sz w:val="14"/>
+                <w:rFonts w:ascii="Arial" w:hAnsi="Arial"/>
+              </w:rPr>
+              <w:t xml:space="preserve">20 мин</w:t>
+            </w:r>
+          </w:p>
+        </w:tc>
+        <w:tc>
+          <w:tcPr>
+            <w:tcW w:w="411" w:type="dxa"/>
+            <w:vMerge/>
+            <w:noWrap/>
+            <w:tcMar>
+              <w:left w:w="0" w:type="dxa"/>
+              <w:right w:w="0" w:type="dxa"/>
+            </w:tcMar>
+            <w:textDirection w:val="btLr"/>
+            <w:tcFitText/>
+          </w:tcPr>
+          <w:p/>
+        </w:tc>
+        <w:tc>
+          <w:tcPr>
+            <w:tcW w:w="1467" w:type="dxa"/>
+            <w:vMerge/>
+          </w:tcPr>
+          <w:p/>
+        </w:tc>
+        <w:tc>
+          <w:tcPr>
+            <w:tcW w:w="1554" w:type="dxa"/>
+            <w:vMerge/>
+          </w:tcPr>
+          <w:p/>
+        </w:tc>
+        <w:tc>
+          <w:tcPr>
+            <w:tcW w:w="1586" w:type="dxa"/>
+            <w:vMerge/>
+          </w:tcPr>
+          <w:p/>
+        </w:tc>
+      </w:tr>
+      <w:tr>
+        <w:tc>
+          <w:tcPr>
+            <w:tcW w:w="1809" w:type="dxa"/>
+            <w:vMerge w:val="restart"/>
+          </w:tcPr>
+          <w:p>
+            <w:r>
+              <w:rPr>
+                <w:sz w:val="14"/>
+                <w:rFonts w:ascii="Arial" w:hAnsi="Arial"/>
+              </w:rPr>
+              <w:t xml:space="preserve">весы настольные</w:t>
+            </w:r>
+          </w:p>
+          <w:p>
+            <w:r/>
+          </w:p>
+        </w:tc>
+        <w:tc>
+          <w:tcPr>
+            <w:tcW w:w="1134" w:type="dxa"/>
+          </w:tcPr>
+          <w:p>
+            <w:r>
+              <w:rPr>
+                <w:sz w:val="14"/>
+                <w:rFonts w:ascii="Arial" w:hAnsi="Arial"/>
+              </w:rPr>
+              <w:t xml:space="preserve">мойка</w:t>
+            </w:r>
+          </w:p>
+        </w:tc>
+        <w:tc>
+          <w:tcPr>
+            <w:tcW w:w="426" w:type="dxa"/>
+            <w:textDirection w:val="btLr"/>
+          </w:tcPr>
+          <w:p>
+            <w:pPr>
+              <w:ind w:left="113" w:right="113"/>
+              <w:jc w:val="center"/>
+            </w:pPr>
+            <w:r>
+              <w:rPr>
+                <w:sz w:val="14"/>
+                <w:rFonts w:ascii="Arial" w:hAnsi="Arial"/>
+              </w:rPr>
+              <w:t xml:space="preserve"/>
+            </w:r>
+          </w:p>
+        </w:tc>
+        <w:tc>
+          <w:tcPr>
+            <w:tcW w:w="1417" w:type="dxa"/>
+            <w:shd w:val="clear" w:color="auto" w:fill="99CCFF"/>
+          </w:tcPr>
+          <w:p>
+            <w:pPr>
+              <w:rPr>
+                <w:b/>
+                <w:bCs/>
+              </w:rPr>
+            </w:pPr>
+            <w:r>
+              <w:rPr>
+                <w:sz w:val="14"/>
+                <w:rFonts w:ascii="Arial" w:hAnsi="Arial"/>
+                <w:b/>
+              </w:rPr>
+              <w:t xml:space="preserve">ХИМИТЕК ЧУДОДЕЙ®-ПОЛИПРОМ 190022</w:t>
+            </w:r>
+          </w:p>
+        </w:tc>
+        <w:tc>
+          <w:tcPr>
+            <w:tcW w:w="1276" w:type="dxa"/>
+          </w:tcPr>
+          <w:p>
+            <w:r>
+              <w:rPr>
+                <w:sz w:val="14"/>
+                <w:rFonts w:ascii="Arial" w:hAnsi="Arial"/>
+              </w:rPr>
+              <w:t xml:space="preserve">ручной (протирание, обработка щеткой)</w:t>
+            </w:r>
+          </w:p>
+        </w:tc>
+        <w:tc>
+          <w:tcPr>
+            <w:tcW w:w="1990" w:type="dxa"/>
+          </w:tcPr>
+          <w:p>
+            <w:pPr>
+              <w:jc w:val="center"/>
+            </w:pPr>
+            <w:r>
+              <w:rPr>
+                <w:sz w:val="14"/>
+                <w:rFonts w:ascii="Arial" w:hAnsi="Arial"/>
+              </w:rPr>
+              <w:t xml:space="preserve">1,0 %</w:t>
+            </w:r>
+            <w:r>
+              <w:br/>
+            </w:r>
+            <w:r>
+              <w:rPr>
+                <w:rFonts w:ascii="Arial" w:hAnsi="Arial"/>
+                <w:sz w:val="14"/>
+              </w:rPr>
+              <w:t>ручное разведение</w:t>
+            </w:r>
+          </w:p>
+        </w:tc>
+        <w:tc>
+          <w:tcPr>
+            <w:tcW w:w="1248" w:type="dxa"/>
+          </w:tcPr>
+          <w:p>
+            <w:pPr>
+              <w:jc w:val="center"/>
+            </w:pPr>
+            <w:r>
+              <w:rPr>
+                <w:sz w:val="14"/>
+                <w:rFonts w:ascii="Arial" w:hAnsi="Arial"/>
+              </w:rPr>
+              <w:t xml:space="preserve">не ниже 40°C</w:t>
+            </w:r>
+          </w:p>
+        </w:tc>
+        <w:tc>
+          <w:tcPr>
+            <w:tcW w:w="1032" w:type="dxa"/>
+          </w:tcPr>
+          <w:p>
+            <w:pPr>
+              <w:jc w:val="center"/>
+            </w:pPr>
+            <w:r>
+              <w:rPr>
+                <w:sz w:val="14"/>
+                <w:rFonts w:ascii="Arial" w:hAnsi="Arial"/>
+              </w:rPr>
+              <w:t xml:space="preserve">------------</w:t>
+            </w:r>
+          </w:p>
+        </w:tc>
+        <w:tc>
+          <w:tcPr>
+            <w:tcW w:w="411" w:type="dxa"/>
+            <w:vMerge w:val="restart"/>
+            <w:noWrap/>
+            <w:tcMar>
+              <w:left w:w="0" w:type="dxa"/>
+              <w:right w:w="0" w:type="dxa"/>
+            </w:tcMar>
+            <w:textDirection w:val="btLr"/>
+            <w:tcFitText/>
+          </w:tcPr>
+          <w:p>
+            <w:pPr>
+              <w:ind w:left="113" w:right="113"/>
+              <w:jc w:val="center"/>
+              <w:rPr>
+                <w:b/>
+                <w:bCs/>
+              </w:rPr>
+            </w:pPr>
+            <w:r>
+              <w:rPr>
+                <w:sz w:val="14"/>
+                <w:rFonts w:ascii="Arial" w:hAnsi="Arial"/>
+                <w:b/>
+              </w:rPr>
+              <w:t xml:space="preserve">промаркированный</w:t>
+            </w:r>
+          </w:p>
+          <w:p>
+            <w:r/>
+          </w:p>
+        </w:tc>
+        <w:tc>
+          <w:tcPr>
+            <w:tcW w:w="1467" w:type="dxa"/>
+            <w:vMerge w:val="restart"/>
+          </w:tcPr>
+          <w:p>
+            <w:pPr>
+              <w:jc w:val="center"/>
+            </w:pPr>
+            <w:r>
+              <w:rPr>
+                <w:sz w:val="14"/>
+                <w:rFonts w:ascii="Arial" w:hAnsi="Arial"/>
+              </w:rPr>
+              <w:t xml:space="preserve">1 раз в смену</w:t>
+            </w:r>
+          </w:p>
+          <w:p>
+            <w:r/>
+          </w:p>
+        </w:tc>
+        <w:tc>
+          <w:tcPr>
+            <w:tcW w:w="1554" w:type="dxa"/>
+            <w:vMerge w:val="restart"/>
+          </w:tcPr>
+          <w:p>
+            <w:r>
+              <w:rPr>
+                <w:sz w:val="14"/>
+                <w:rFonts w:ascii="Arial" w:hAnsi="Arial"/>
+              </w:rPr>
+              <w:t xml:space="preserve">сотрудник производства</w:t>
+            </w:r>
+          </w:p>
+          <w:p>
+            <w:r/>
+          </w:p>
+        </w:tc>
+        <w:tc>
+          <w:tcPr>
+            <w:tcW w:w="1586" w:type="dxa"/>
+            <w:vMerge w:val="restart"/>
+          </w:tcPr>
+          <w:p>
+            <w:r>
+              <w:rPr>
+                <w:sz w:val="14"/>
+                <w:rFonts w:ascii="Arial" w:hAnsi="Arial"/>
+              </w:rPr>
+              <w:t xml:space="preserve">визуальный контроль, химический контроль, микробиологический контроль /сотрудник отдела качества</w:t>
+            </w:r>
+          </w:p>
+          <w:p>
+            <w:r/>
+          </w:p>
+        </w:tc>
+      </w:tr>
+      <w:tr>
+        <w:tc>
+          <w:tcPr>
+            <w:tcW w:w="1809" w:type="dxa"/>
+            <w:vMerge/>
+          </w:tcPr>
+          <w:p/>
+        </w:tc>
+        <w:tc>
+          <w:tcPr>
+            <w:tcW w:w="1134" w:type="dxa"/>
+          </w:tcPr>
+          <w:p>
+            <w:r>
+              <w:rPr>
+                <w:sz w:val="14"/>
+                <w:rFonts w:ascii="Arial" w:hAnsi="Arial"/>
+              </w:rPr>
+              <w:t xml:space="preserve">дезинфекция</w:t>
+            </w:r>
+          </w:p>
+        </w:tc>
+        <w:tc>
+          <w:tcPr>
+            <w:tcW w:w="426" w:type="dxa"/>
+            <w:textDirection w:val="btLr"/>
+          </w:tcPr>
+          <w:p>
+            <w:pPr>
+              <w:ind w:left="113" w:right="113"/>
+              <w:jc w:val="center"/>
+            </w:pPr>
+            <w:r>
+              <w:rPr>
+                <w:sz w:val="14"/>
+                <w:rFonts w:ascii="Arial" w:hAnsi="Arial"/>
+              </w:rPr>
+              <w:t xml:space="preserve"/>
+            </w:r>
+          </w:p>
+        </w:tc>
+        <w:tc>
+          <w:tcPr>
+            <w:tcW w:w="1417" w:type="dxa"/>
+            <w:shd w:val="clear" w:color="auto" w:fill="FFFFCC"/>
+          </w:tcPr>
+          <w:p>
+            <w:pPr>
+              <w:rPr>
+                <w:b/>
+                <w:bCs/>
+              </w:rPr>
+            </w:pPr>
+            <w:r>
+              <w:rPr>
+                <w:sz w:val="14"/>
+                <w:rFonts w:ascii="Arial" w:hAnsi="Arial"/>
+                <w:b/>
+              </w:rPr>
+              <w:t xml:space="preserve">ХИМИТЕК ПОЛИДЕЗ-СУПЕР</w:t>
+            </w:r>
+          </w:p>
+        </w:tc>
+        <w:tc>
+          <w:tcPr>
+            <w:tcW w:w="1276" w:type="dxa"/>
+          </w:tcPr>
+          <w:p>
+            <w:r>
+              <w:rPr>
+                <w:sz w:val="14"/>
+                <w:rFonts w:ascii="Arial" w:hAnsi="Arial"/>
+              </w:rPr>
+              <w:t xml:space="preserve">ручной (протирание)</w:t>
+            </w:r>
+          </w:p>
+        </w:tc>
+        <w:tc>
+          <w:tcPr>
+            <w:tcW w:w="1990" w:type="dxa"/>
+          </w:tcPr>
+          <w:p>
+            <w:pPr>
+              <w:jc w:val="center"/>
+            </w:pPr>
+            <w:r>
+              <w:rPr>
+                <w:sz w:val="14"/>
+                <w:rFonts w:ascii="Arial" w:hAnsi="Arial"/>
+              </w:rPr>
+              <w:t xml:space="preserve">0,02-0,05 %</w:t>
+            </w:r>
+            <w:r>
+              <w:br/>
+            </w:r>
+            <w:r>
+              <w:rPr>
+                <w:rFonts w:ascii="Arial" w:hAnsi="Arial"/>
+                <w:sz w:val="14"/>
+              </w:rPr>
+              <w:t>дозирующая система ProMax</w:t>
+            </w:r>
+          </w:p>
+        </w:tc>
+        <w:tc>
+          <w:tcPr>
+            <w:tcW w:w="1248" w:type="dxa"/>
+          </w:tcPr>
+          <w:p>
+            <w:pPr>
+              <w:jc w:val="center"/>
+            </w:pPr>
+            <w:r>
+              <w:rPr>
+                <w:sz w:val="14"/>
+                <w:rFonts w:ascii="Arial" w:hAnsi="Arial"/>
+              </w:rPr>
+              <w:t xml:space="preserve">18-20 °C</w:t>
+            </w:r>
+          </w:p>
+        </w:tc>
+        <w:tc>
+          <w:tcPr>
+            <w:tcW w:w="1032" w:type="dxa"/>
+          </w:tcPr>
+          <w:p>
+            <w:pPr>
+              <w:jc w:val="center"/>
+            </w:pPr>
+            <w:r>
+              <w:rPr>
+                <w:sz w:val="14"/>
+                <w:rFonts w:ascii="Arial" w:hAnsi="Arial"/>
+              </w:rPr>
+              <w:t xml:space="preserve">20 мин</w:t>
+            </w:r>
+          </w:p>
+        </w:tc>
+        <w:tc>
+          <w:tcPr>
+            <w:tcW w:w="411" w:type="dxa"/>
+            <w:vMerge/>
+            <w:noWrap/>
+            <w:tcMar>
+              <w:left w:w="0" w:type="dxa"/>
+              <w:right w:w="0" w:type="dxa"/>
+            </w:tcMar>
+            <w:textDirection w:val="btLr"/>
+            <w:tcFitText/>
+          </w:tcPr>
+          <w:p/>
+        </w:tc>
+        <w:tc>
+          <w:tcPr>
+            <w:tcW w:w="1467" w:type="dxa"/>
+            <w:vMerge/>
+          </w:tcPr>
+          <w:p/>
+        </w:tc>
+        <w:tc>
+          <w:tcPr>
+            <w:tcW w:w="1554" w:type="dxa"/>
+            <w:vMerge/>
+          </w:tcPr>
+          <w:p/>
+        </w:tc>
+        <w:tc>
+          <w:tcPr>
+            <w:tcW w:w="1586" w:type="dxa"/>
+            <w:vMerge/>
+          </w:tcPr>
+          <w:p/>
+        </w:tc>
+      </w:tr>
+      <w:tr>
+        <w:tc>
+          <w:tcPr>
+            <w:tcW w:w="1809" w:type="dxa"/>
+            <w:vMerge w:val="restart"/>
+          </w:tcPr>
+          <w:p>
+            <w:r>
+              <w:rPr>
+                <w:sz w:val="14"/>
+                <w:rFonts w:ascii="Arial" w:hAnsi="Arial"/>
+              </w:rPr>
+              <w:t xml:space="preserve">производственные столы из нержавеющий стали</w:t>
+            </w:r>
+          </w:p>
+          <w:p>
+            <w:r/>
+          </w:p>
+        </w:tc>
+        <w:tc>
+          <w:tcPr>
+            <w:tcW w:w="1134" w:type="dxa"/>
+          </w:tcPr>
+          <w:p>
+            <w:r>
+              <w:rPr>
+                <w:sz w:val="14"/>
+                <w:rFonts w:ascii="Arial" w:hAnsi="Arial"/>
+              </w:rPr>
+              <w:t xml:space="preserve">мойка</w:t>
+            </w:r>
+          </w:p>
+        </w:tc>
+        <w:tc>
+          <w:tcPr>
+            <w:tcW w:w="426" w:type="dxa"/>
+            <w:textDirection w:val="btLr"/>
+          </w:tcPr>
+          <w:p>
+            <w:pPr>
+              <w:ind w:left="113" w:right="113"/>
+              <w:jc w:val="center"/>
+            </w:pPr>
+            <w:r>
+              <w:rPr>
+                <w:sz w:val="14"/>
+                <w:rFonts w:ascii="Arial" w:hAnsi="Arial"/>
+              </w:rPr>
+              <w:t xml:space="preserve"/>
+            </w:r>
+          </w:p>
+        </w:tc>
+        <w:tc>
+          <w:tcPr>
+            <w:tcW w:w="1417" w:type="dxa"/>
+            <w:shd w:val="clear" w:color="auto" w:fill="99CCFF"/>
+          </w:tcPr>
+          <w:p>
+            <w:pPr>
+              <w:rPr>
+                <w:b/>
+                <w:bCs/>
+              </w:rPr>
+            </w:pPr>
+            <w:r>
+              <w:rPr>
+                <w:sz w:val="14"/>
+                <w:rFonts w:ascii="Arial" w:hAnsi="Arial"/>
+                <w:b/>
+              </w:rPr>
+              <w:t xml:space="preserve">ХИМИТЕК ЧУДОДЕЙ®-ПОЛИПРОМ 190022</w:t>
+            </w:r>
+          </w:p>
+        </w:tc>
+        <w:tc>
+          <w:tcPr>
+            <w:tcW w:w="1276" w:type="dxa"/>
+          </w:tcPr>
+          <w:p>
+            <w:r>
+              <w:rPr>
+                <w:sz w:val="14"/>
+                <w:rFonts w:ascii="Arial" w:hAnsi="Arial"/>
+              </w:rPr>
+              <w:t xml:space="preserve">ручной (протирание, обработка щеткой)</w:t>
+            </w:r>
+          </w:p>
+        </w:tc>
+        <w:tc>
+          <w:tcPr>
+            <w:tcW w:w="1990" w:type="dxa"/>
+          </w:tcPr>
+          <w:p>
+            <w:pPr>
+              <w:jc w:val="center"/>
+            </w:pPr>
+            <w:r>
+              <w:rPr>
+                <w:sz w:val="14"/>
+                <w:rFonts w:ascii="Arial" w:hAnsi="Arial"/>
+              </w:rPr>
+              <w:t xml:space="preserve">1,0 %</w:t>
+            </w:r>
+            <w:r>
+              <w:br/>
+            </w:r>
+            <w:r>
+              <w:rPr>
+                <w:rFonts w:ascii="Arial" w:hAnsi="Arial"/>
+                <w:sz w:val="14"/>
+              </w:rPr>
+              <w:t>ручное разведение</w:t>
+            </w:r>
+          </w:p>
+        </w:tc>
+        <w:tc>
+          <w:tcPr>
+            <w:tcW w:w="1248" w:type="dxa"/>
+          </w:tcPr>
+          <w:p>
+            <w:pPr>
+              <w:jc w:val="center"/>
+            </w:pPr>
+            <w:r>
+              <w:rPr>
+                <w:sz w:val="14"/>
+                <w:rFonts w:ascii="Arial" w:hAnsi="Arial"/>
+              </w:rPr>
+              <w:t xml:space="preserve">не ниже 40°C</w:t>
+            </w:r>
+          </w:p>
+        </w:tc>
+        <w:tc>
+          <w:tcPr>
+            <w:tcW w:w="1032" w:type="dxa"/>
+          </w:tcPr>
+          <w:p>
+            <w:pPr>
+              <w:jc w:val="center"/>
+            </w:pPr>
+            <w:r>
+              <w:rPr>
+                <w:sz w:val="14"/>
+                <w:rFonts w:ascii="Arial" w:hAnsi="Arial"/>
+              </w:rPr>
+              <w:t xml:space="preserve">------------</w:t>
+            </w:r>
+          </w:p>
+        </w:tc>
+        <w:tc>
+          <w:tcPr>
+            <w:tcW w:w="411" w:type="dxa"/>
+            <w:vMerge w:val="restart"/>
+            <w:noWrap/>
+            <w:tcMar>
+              <w:left w:w="0" w:type="dxa"/>
+              <w:right w:w="0" w:type="dxa"/>
+            </w:tcMar>
+            <w:textDirection w:val="btLr"/>
+            <w:tcFitText/>
+          </w:tcPr>
+          <w:p>
+            <w:pPr>
+              <w:ind w:left="113" w:right="113"/>
+              <w:jc w:val="center"/>
+              <w:rPr>
+                <w:b/>
+                <w:bCs/>
+              </w:rPr>
+            </w:pPr>
+            <w:r>
+              <w:rPr>
+                <w:sz w:val="14"/>
+                <w:rFonts w:ascii="Arial" w:hAnsi="Arial"/>
+                <w:b/>
+              </w:rPr>
+              <w:t xml:space="preserve">промаркированный</w:t>
+            </w:r>
+          </w:p>
+          <w:p>
+            <w:r/>
+          </w:p>
+        </w:tc>
+        <w:tc>
+          <w:tcPr>
+            <w:tcW w:w="1467" w:type="dxa"/>
+            <w:vMerge w:val="restart"/>
+          </w:tcPr>
+          <w:p>
+            <w:pPr>
+              <w:jc w:val="center"/>
+            </w:pPr>
+            <w:r>
+              <w:rPr>
+                <w:sz w:val="14"/>
+                <w:rFonts w:ascii="Arial" w:hAnsi="Arial"/>
+              </w:rPr>
+              <w:t xml:space="preserve">1 раз в смену, при смене операций</w:t>
+            </w:r>
+          </w:p>
+          <w:p>
+            <w:r/>
+          </w:p>
+        </w:tc>
+        <w:tc>
+          <w:tcPr>
+            <w:tcW w:w="1554" w:type="dxa"/>
+            <w:vMerge w:val="restart"/>
+          </w:tcPr>
+          <w:p>
+            <w:r>
+              <w:rPr>
+                <w:sz w:val="14"/>
+                <w:rFonts w:ascii="Arial" w:hAnsi="Arial"/>
+              </w:rPr>
+              <w:t xml:space="preserve">сотрудник производства</w:t>
+            </w:r>
+          </w:p>
+          <w:p>
+            <w:r/>
+          </w:p>
+        </w:tc>
+        <w:tc>
+          <w:tcPr>
+            <w:tcW w:w="1586" w:type="dxa"/>
+            <w:vMerge w:val="restart"/>
+          </w:tcPr>
+          <w:p>
+            <w:r>
+              <w:rPr>
+                <w:sz w:val="14"/>
+                <w:rFonts w:ascii="Arial" w:hAnsi="Arial"/>
+              </w:rPr>
+              <w:t xml:space="preserve">визуальный контроль, химический контроль, микробиологический контроль /сотрудник отдела качества</w:t>
+            </w:r>
+          </w:p>
+          <w:p>
+            <w:r/>
+          </w:p>
+        </w:tc>
+      </w:tr>
+      <w:tr>
+        <w:tc>
+          <w:tcPr>
+            <w:tcW w:w="1809" w:type="dxa"/>
+            <w:vMerge/>
+          </w:tcPr>
+          <w:p/>
+        </w:tc>
+        <w:tc>
+          <w:tcPr>
+            <w:tcW w:w="1134" w:type="dxa"/>
+          </w:tcPr>
+          <w:p>
+            <w:r>
+              <w:rPr>
+                <w:sz w:val="14"/>
+                <w:rFonts w:ascii="Arial" w:hAnsi="Arial"/>
+              </w:rPr>
+              <w:t xml:space="preserve">дезинфекция</w:t>
+            </w:r>
+          </w:p>
+        </w:tc>
+        <w:tc>
+          <w:tcPr>
+            <w:tcW w:w="426" w:type="dxa"/>
+            <w:textDirection w:val="btLr"/>
+          </w:tcPr>
+          <w:p>
+            <w:pPr>
+              <w:ind w:left="113" w:right="113"/>
+              <w:jc w:val="center"/>
+            </w:pPr>
+            <w:r>
+              <w:rPr>
+                <w:sz w:val="14"/>
+                <w:rFonts w:ascii="Arial" w:hAnsi="Arial"/>
+              </w:rPr>
+              <w:t xml:space="preserve"/>
+            </w:r>
+          </w:p>
+        </w:tc>
+        <w:tc>
+          <w:tcPr>
+            <w:tcW w:w="1417" w:type="dxa"/>
+            <w:shd w:val="clear" w:color="auto" w:fill="FFFFCC"/>
+          </w:tcPr>
+          <w:p>
+            <w:pPr>
+              <w:rPr>
+                <w:b/>
+                <w:bCs/>
+              </w:rPr>
+            </w:pPr>
+            <w:r>
+              <w:rPr>
+                <w:sz w:val="14"/>
+                <w:rFonts w:ascii="Arial" w:hAnsi="Arial"/>
+                <w:b/>
+              </w:rPr>
+              <w:t xml:space="preserve">ХИМИТЕК ПОЛИДЕЗ-СУПЕР</w:t>
+            </w:r>
+          </w:p>
+        </w:tc>
+        <w:tc>
+          <w:tcPr>
+            <w:tcW w:w="1276" w:type="dxa"/>
+          </w:tcPr>
+          <w:p>
+            <w:r>
+              <w:rPr>
+                <w:sz w:val="14"/>
+                <w:rFonts w:ascii="Arial" w:hAnsi="Arial"/>
+              </w:rPr>
+              <w:t xml:space="preserve">ручной (протирание)</w:t>
+            </w:r>
+          </w:p>
+        </w:tc>
+        <w:tc>
+          <w:tcPr>
+            <w:tcW w:w="1990" w:type="dxa"/>
+          </w:tcPr>
+          <w:p>
+            <w:pPr>
+              <w:jc w:val="center"/>
+            </w:pPr>
+            <w:r>
+              <w:rPr>
+                <w:sz w:val="14"/>
+                <w:rFonts w:ascii="Arial" w:hAnsi="Arial"/>
+              </w:rPr>
+              <w:t xml:space="preserve">0,02-0,05 %</w:t>
+            </w:r>
+            <w:r>
+              <w:br/>
+            </w:r>
+            <w:r>
+              <w:rPr>
+                <w:rFonts w:ascii="Arial" w:hAnsi="Arial"/>
+                <w:sz w:val="14"/>
+              </w:rPr>
+              <w:t>дозирующая система ProMax</w:t>
+            </w:r>
+          </w:p>
+        </w:tc>
+        <w:tc>
+          <w:tcPr>
+            <w:tcW w:w="1248" w:type="dxa"/>
+          </w:tcPr>
+          <w:p>
+            <w:pPr>
+              <w:jc w:val="center"/>
+            </w:pPr>
+            <w:r>
+              <w:rPr>
+                <w:sz w:val="14"/>
+                <w:rFonts w:ascii="Arial" w:hAnsi="Arial"/>
+              </w:rPr>
+              <w:t xml:space="preserve">18-20 °C</w:t>
+            </w:r>
+          </w:p>
+        </w:tc>
+        <w:tc>
+          <w:tcPr>
+            <w:tcW w:w="1032" w:type="dxa"/>
+          </w:tcPr>
+          <w:p>
+            <w:pPr>
+              <w:jc w:val="center"/>
+            </w:pPr>
+            <w:r>
+              <w:rPr>
+                <w:sz w:val="14"/>
+                <w:rFonts w:ascii="Arial" w:hAnsi="Arial"/>
+              </w:rPr>
+              <w:t xml:space="preserve">20 мин</w:t>
+            </w:r>
+          </w:p>
+        </w:tc>
+        <w:tc>
+          <w:tcPr>
+            <w:tcW w:w="411" w:type="dxa"/>
+            <w:vMerge/>
+            <w:noWrap/>
+            <w:tcMar>
+              <w:left w:w="0" w:type="dxa"/>
+              <w:right w:w="0" w:type="dxa"/>
+            </w:tcMar>
+            <w:textDirection w:val="btLr"/>
+            <w:tcFitText/>
+          </w:tcPr>
+          <w:p/>
+        </w:tc>
+        <w:tc>
+          <w:tcPr>
+            <w:tcW w:w="1467" w:type="dxa"/>
+            <w:vMerge/>
+          </w:tcPr>
+          <w:p/>
+        </w:tc>
+        <w:tc>
+          <w:tcPr>
+            <w:tcW w:w="1554" w:type="dxa"/>
+            <w:vMerge/>
+          </w:tcPr>
+          <w:p/>
+        </w:tc>
+        <w:tc>
+          <w:tcPr>
+            <w:tcW w:w="1586" w:type="dxa"/>
+            <w:vMerge/>
+          </w:tcPr>
+          <w:p/>
+        </w:tc>
+      </w:tr>
+      <w:tr>
+        <w:tc>
+          <w:tcPr>
+            <w:tcW w:w="1809" w:type="dxa"/>
+            <w:vMerge w:val="restart"/>
+          </w:tcPr>
+          <w:p>
+            <w:r>
+              <w:rPr>
+                <w:sz w:val="14"/>
+                <w:rFonts w:ascii="Arial" w:hAnsi="Arial"/>
+              </w:rPr>
+              <w:t xml:space="preserve">просеиватели для муки, просеиватели для сахара</w:t>
+            </w:r>
+          </w:p>
+          <w:p>
+            <w:r/>
+          </w:p>
+        </w:tc>
+        <w:tc>
+          <w:tcPr>
+            <w:tcW w:w="1134" w:type="dxa"/>
+          </w:tcPr>
+          <w:p>
+            <w:r>
+              <w:rPr>
+                <w:sz w:val="14"/>
+                <w:rFonts w:ascii="Arial" w:hAnsi="Arial"/>
+              </w:rPr>
+              <w:t xml:space="preserve">мойка</w:t>
+            </w:r>
+          </w:p>
+        </w:tc>
+        <w:tc>
+          <w:tcPr>
+            <w:tcW w:w="426" w:type="dxa"/>
+            <w:textDirection w:val="btLr"/>
+          </w:tcPr>
+          <w:p>
+            <w:pPr>
+              <w:ind w:left="113" w:right="113"/>
+              <w:jc w:val="center"/>
+            </w:pPr>
+            <w:r>
+              <w:rPr>
+                <w:sz w:val="14"/>
+                <w:rFonts w:ascii="Arial" w:hAnsi="Arial"/>
+              </w:rPr>
+              <w:t xml:space="preserve"/>
+            </w:r>
+          </w:p>
+        </w:tc>
+        <w:tc>
+          <w:tcPr>
+            <w:tcW w:w="1417" w:type="dxa"/>
+            <w:shd w:val="clear" w:color="auto" w:fill="99CCFF"/>
+          </w:tcPr>
+          <w:p>
+            <w:pPr>
+              <w:rPr>
+                <w:b/>
+                <w:bCs/>
+              </w:rPr>
+            </w:pPr>
+            <w:r>
+              <w:rPr>
+                <w:sz w:val="14"/>
+                <w:rFonts w:ascii="Arial" w:hAnsi="Arial"/>
+                <w:b/>
+              </w:rPr>
+              <w:t xml:space="preserve">ХИМИТЕК ЧУДОДЕЙ®-ПОЛИПРОМ 190022</w:t>
+            </w:r>
+          </w:p>
+        </w:tc>
+        <w:tc>
+          <w:tcPr>
+            <w:tcW w:w="1276" w:type="dxa"/>
+          </w:tcPr>
+          <w:p>
+            <w:r>
+              <w:rPr>
+                <w:sz w:val="14"/>
+                <w:rFonts w:ascii="Arial" w:hAnsi="Arial"/>
+              </w:rPr>
+              <w:t xml:space="preserve">ручной (протирание, обработка щеткой)</w:t>
+            </w:r>
+          </w:p>
+        </w:tc>
+        <w:tc>
+          <w:tcPr>
+            <w:tcW w:w="1990" w:type="dxa"/>
+          </w:tcPr>
+          <w:p>
+            <w:pPr>
+              <w:jc w:val="center"/>
+            </w:pPr>
+            <w:r>
+              <w:rPr>
+                <w:sz w:val="14"/>
+                <w:rFonts w:ascii="Arial" w:hAnsi="Arial"/>
+              </w:rPr>
+              <w:t xml:space="preserve">1,0 %</w:t>
+            </w:r>
+            <w:r>
+              <w:br/>
+            </w:r>
+            <w:r>
+              <w:rPr>
+                <w:rFonts w:ascii="Arial" w:hAnsi="Arial"/>
+                <w:sz w:val="14"/>
+              </w:rPr>
+              <w:t>ручное разведение</w:t>
+            </w:r>
+          </w:p>
+        </w:tc>
+        <w:tc>
+          <w:tcPr>
+            <w:tcW w:w="1248" w:type="dxa"/>
+          </w:tcPr>
+          <w:p>
+            <w:pPr>
+              <w:jc w:val="center"/>
+            </w:pPr>
+            <w:r>
+              <w:rPr>
+                <w:sz w:val="14"/>
+                <w:rFonts w:ascii="Arial" w:hAnsi="Arial"/>
+              </w:rPr>
+              <w:t xml:space="preserve">не ниже 40°C</w:t>
+            </w:r>
+          </w:p>
+        </w:tc>
+        <w:tc>
+          <w:tcPr>
+            <w:tcW w:w="1032" w:type="dxa"/>
+          </w:tcPr>
+          <w:p>
+            <w:pPr>
+              <w:jc w:val="center"/>
+            </w:pPr>
+            <w:r>
+              <w:rPr>
+                <w:sz w:val="14"/>
+                <w:rFonts w:ascii="Arial" w:hAnsi="Arial"/>
+              </w:rPr>
+              <w:t xml:space="preserve">------------</w:t>
+            </w:r>
+          </w:p>
+        </w:tc>
+        <w:tc>
+          <w:tcPr>
+            <w:tcW w:w="411" w:type="dxa"/>
+            <w:vMerge w:val="restart"/>
+            <w:noWrap/>
+            <w:tcMar>
+              <w:left w:w="0" w:type="dxa"/>
+              <w:right w:w="0" w:type="dxa"/>
+            </w:tcMar>
+            <w:textDirection w:val="btLr"/>
+            <w:tcFitText/>
+          </w:tcPr>
+          <w:p>
+            <w:pPr>
+              <w:ind w:left="113" w:right="113"/>
+              <w:jc w:val="center"/>
+              <w:rPr>
+                <w:b/>
+                <w:bCs/>
+              </w:rPr>
+            </w:pPr>
+            <w:r>
+              <w:rPr>
+                <w:sz w:val="14"/>
+                <w:rFonts w:ascii="Arial" w:hAnsi="Arial"/>
+                <w:b/>
+              </w:rPr>
+              <w:t xml:space="preserve">промаркированный</w:t>
+            </w:r>
+          </w:p>
+          <w:p>
+            <w:r/>
+          </w:p>
+        </w:tc>
+        <w:tc>
+          <w:tcPr>
+            <w:tcW w:w="1467" w:type="dxa"/>
+            <w:vMerge w:val="restart"/>
+          </w:tcPr>
+          <w:p>
+            <w:pPr>
+              <w:jc w:val="center"/>
+            </w:pPr>
+            <w:r>
+              <w:rPr>
+                <w:sz w:val="14"/>
+                <w:rFonts w:ascii="Arial" w:hAnsi="Arial"/>
+              </w:rPr>
+              <w:t xml:space="preserve">1 раз в смену, при смене сырьевых компонентов</w:t>
+            </w:r>
+          </w:p>
+          <w:p>
+            <w:r/>
+          </w:p>
+        </w:tc>
+        <w:tc>
+          <w:tcPr>
+            <w:tcW w:w="1554" w:type="dxa"/>
+            <w:vMerge w:val="restart"/>
+          </w:tcPr>
+          <w:p>
+            <w:r>
+              <w:rPr>
+                <w:sz w:val="14"/>
+                <w:rFonts w:ascii="Arial" w:hAnsi="Arial"/>
+              </w:rPr>
+              <w:t xml:space="preserve">сотрудник производства</w:t>
+            </w:r>
+          </w:p>
+          <w:p>
+            <w:r/>
+          </w:p>
+        </w:tc>
+        <w:tc>
+          <w:tcPr>
+            <w:tcW w:w="1586" w:type="dxa"/>
+            <w:vMerge w:val="restart"/>
+          </w:tcPr>
+          <w:p>
+            <w:r>
+              <w:rPr>
+                <w:sz w:val="14"/>
+                <w:rFonts w:ascii="Arial" w:hAnsi="Arial"/>
+              </w:rPr>
+              <w:t xml:space="preserve">визуальный контроль, химический контроль, микробиологический контроль /сотрудник отдела качества</w:t>
+            </w:r>
+          </w:p>
+          <w:p>
+            <w:r/>
+          </w:p>
+        </w:tc>
+      </w:tr>
+      <w:tr>
+        <w:tc>
+          <w:tcPr>
+            <w:tcW w:w="1809" w:type="dxa"/>
+            <w:vMerge/>
+          </w:tcPr>
+          <w:p/>
+        </w:tc>
+        <w:tc>
+          <w:tcPr>
+            <w:tcW w:w="1134" w:type="dxa"/>
+          </w:tcPr>
+          <w:p>
+            <w:r>
+              <w:rPr>
+                <w:sz w:val="14"/>
+                <w:rFonts w:ascii="Arial" w:hAnsi="Arial"/>
+              </w:rPr>
+              <w:t xml:space="preserve">дезинфекция</w:t>
+            </w:r>
+          </w:p>
+        </w:tc>
+        <w:tc>
+          <w:tcPr>
+            <w:tcW w:w="426" w:type="dxa"/>
+            <w:textDirection w:val="btLr"/>
+          </w:tcPr>
+          <w:p>
+            <w:pPr>
+              <w:ind w:left="113" w:right="113"/>
+              <w:jc w:val="center"/>
+            </w:pPr>
+            <w:r>
+              <w:rPr>
+                <w:sz w:val="14"/>
+                <w:rFonts w:ascii="Arial" w:hAnsi="Arial"/>
+              </w:rPr>
+              <w:t xml:space="preserve"/>
+            </w:r>
+          </w:p>
+        </w:tc>
+        <w:tc>
+          <w:tcPr>
+            <w:tcW w:w="1417" w:type="dxa"/>
+            <w:shd w:val="clear" w:color="auto" w:fill="FFFFCC"/>
+          </w:tcPr>
+          <w:p>
+            <w:pPr>
+              <w:rPr>
+                <w:b/>
+                <w:bCs/>
+              </w:rPr>
+            </w:pPr>
+            <w:r>
+              <w:rPr>
+                <w:sz w:val="14"/>
+                <w:rFonts w:ascii="Arial" w:hAnsi="Arial"/>
+                <w:b/>
+              </w:rPr>
+              <w:t xml:space="preserve">ХИМИТЕК ПОЛИДЕЗ-СУПЕР</w:t>
+            </w:r>
+          </w:p>
+        </w:tc>
+        <w:tc>
+          <w:tcPr>
+            <w:tcW w:w="1276" w:type="dxa"/>
+          </w:tcPr>
+          <w:p>
+            <w:r>
+              <w:rPr>
+                <w:sz w:val="14"/>
+                <w:rFonts w:ascii="Arial" w:hAnsi="Arial"/>
+              </w:rPr>
+              <w:t xml:space="preserve">ручной (протирание)</w:t>
+            </w:r>
+          </w:p>
+        </w:tc>
+        <w:tc>
+          <w:tcPr>
+            <w:tcW w:w="1990" w:type="dxa"/>
+          </w:tcPr>
+          <w:p>
+            <w:pPr>
+              <w:jc w:val="center"/>
+            </w:pPr>
+            <w:r>
+              <w:rPr>
+                <w:sz w:val="14"/>
+                <w:rFonts w:ascii="Arial" w:hAnsi="Arial"/>
+              </w:rPr>
+              <w:t xml:space="preserve">0,02-0,05 %</w:t>
+            </w:r>
+            <w:r>
+              <w:br/>
+            </w:r>
+            <w:r>
+              <w:rPr>
+                <w:rFonts w:ascii="Arial" w:hAnsi="Arial"/>
+                <w:sz w:val="14"/>
+              </w:rPr>
+              <w:t>дозирующая система ProMax</w:t>
+            </w:r>
+          </w:p>
+        </w:tc>
+        <w:tc>
+          <w:tcPr>
+            <w:tcW w:w="1248" w:type="dxa"/>
+          </w:tcPr>
+          <w:p>
+            <w:pPr>
+              <w:jc w:val="center"/>
+            </w:pPr>
+            <w:r>
+              <w:rPr>
+                <w:sz w:val="14"/>
+                <w:rFonts w:ascii="Arial" w:hAnsi="Arial"/>
+              </w:rPr>
+              <w:t xml:space="preserve">18-20 °C</w:t>
+            </w:r>
+          </w:p>
+        </w:tc>
+        <w:tc>
+          <w:tcPr>
+            <w:tcW w:w="1032" w:type="dxa"/>
+          </w:tcPr>
+          <w:p>
+            <w:pPr>
+              <w:jc w:val="center"/>
+            </w:pPr>
+            <w:r>
+              <w:rPr>
+                <w:sz w:val="14"/>
+                <w:rFonts w:ascii="Arial" w:hAnsi="Arial"/>
+              </w:rPr>
+              <w:t xml:space="preserve">20 мин</w:t>
+            </w:r>
+          </w:p>
+        </w:tc>
+        <w:tc>
+          <w:tcPr>
+            <w:tcW w:w="411" w:type="dxa"/>
+            <w:vMerge/>
+            <w:noWrap/>
+            <w:tcMar>
+              <w:left w:w="0" w:type="dxa"/>
+              <w:right w:w="0" w:type="dxa"/>
+            </w:tcMar>
+            <w:textDirection w:val="btLr"/>
+            <w:tcFitText/>
+          </w:tcPr>
+          <w:p/>
+        </w:tc>
+        <w:tc>
+          <w:tcPr>
+            <w:tcW w:w="1467" w:type="dxa"/>
+            <w:vMerge/>
+          </w:tcPr>
+          <w:p/>
+        </w:tc>
+        <w:tc>
+          <w:tcPr>
+            <w:tcW w:w="1554" w:type="dxa"/>
+            <w:vMerge/>
+          </w:tcPr>
+          <w:p/>
+        </w:tc>
+        <w:tc>
+          <w:tcPr>
+            <w:tcW w:w="1586" w:type="dxa"/>
+            <w:vMerge/>
+          </w:tcPr>
+          <w:p/>
+        </w:tc>
+      </w:tr>
+      <w:tr>
+        <w:tc>
+          <w:tcPr>
+            <w:tcW w:w="1809" w:type="dxa"/>
+            <w:vMerge w:val="restart"/>
+          </w:tcPr>
+          <w:p>
+            <w:r>
+              <w:rPr>
+                <w:sz w:val="14"/>
+                <w:rFonts w:ascii="Arial" w:hAnsi="Arial"/>
+              </w:rPr>
+              <w:t xml:space="preserve">тестоделители, тестомесы, тестоокруглители, тестораскатки</w:t>
+            </w:r>
+          </w:p>
+          <w:p>
+            <w:r/>
+          </w:p>
+        </w:tc>
+        <w:tc>
+          <w:tcPr>
+            <w:tcW w:w="1134" w:type="dxa"/>
+          </w:tcPr>
+          <w:p>
+            <w:r>
+              <w:rPr>
+                <w:sz w:val="14"/>
+                <w:rFonts w:ascii="Arial" w:hAnsi="Arial"/>
+              </w:rPr>
+              <w:t xml:space="preserve">мойка</w:t>
+            </w:r>
+          </w:p>
+        </w:tc>
+        <w:tc>
+          <w:tcPr>
+            <w:tcW w:w="426" w:type="dxa"/>
+            <w:textDirection w:val="btLr"/>
+          </w:tcPr>
+          <w:p>
+            <w:pPr>
+              <w:ind w:left="113" w:right="113"/>
+              <w:jc w:val="center"/>
+            </w:pPr>
+            <w:r>
+              <w:rPr>
+                <w:sz w:val="14"/>
+                <w:rFonts w:ascii="Arial" w:hAnsi="Arial"/>
+              </w:rPr>
+              <w:t xml:space="preserve"/>
+            </w:r>
+          </w:p>
+        </w:tc>
+        <w:tc>
+          <w:tcPr>
+            <w:tcW w:w="1417" w:type="dxa"/>
+            <w:shd w:val="clear" w:color="auto" w:fill="99CCFF"/>
+          </w:tcPr>
+          <w:p>
+            <w:pPr>
+              <w:rPr>
+                <w:b/>
+                <w:bCs/>
+              </w:rPr>
+            </w:pPr>
+            <w:r>
+              <w:rPr>
+                <w:sz w:val="14"/>
+                <w:rFonts w:ascii="Arial" w:hAnsi="Arial"/>
+                <w:b/>
+              </w:rPr>
+              <w:t xml:space="preserve">ХИМИТЕК ЧУДОДЕЙ®-ПОЛИПРОМ 190022</w:t>
+            </w:r>
+          </w:p>
+        </w:tc>
+        <w:tc>
+          <w:tcPr>
+            <w:tcW w:w="1276" w:type="dxa"/>
+          </w:tcPr>
+          <w:p>
+            <w:r>
+              <w:rPr>
+                <w:sz w:val="14"/>
+                <w:rFonts w:ascii="Arial" w:hAnsi="Arial"/>
+              </w:rPr>
+              <w:t xml:space="preserve">ручной (протирание, обработка щеткой)</w:t>
+            </w:r>
+          </w:p>
+        </w:tc>
+        <w:tc>
+          <w:tcPr>
+            <w:tcW w:w="1990" w:type="dxa"/>
+          </w:tcPr>
+          <w:p>
+            <w:pPr>
+              <w:jc w:val="center"/>
+            </w:pPr>
+            <w:r>
+              <w:rPr>
+                <w:sz w:val="14"/>
+                <w:rFonts w:ascii="Arial" w:hAnsi="Arial"/>
+              </w:rPr>
+              <w:t xml:space="preserve">1,0 %</w:t>
+            </w:r>
+            <w:r>
+              <w:br/>
+            </w:r>
+            <w:r>
+              <w:rPr>
+                <w:rFonts w:ascii="Arial" w:hAnsi="Arial"/>
+                <w:sz w:val="14"/>
+              </w:rPr>
+              <w:t>ручное разведение</w:t>
+            </w:r>
+          </w:p>
+        </w:tc>
+        <w:tc>
+          <w:tcPr>
+            <w:tcW w:w="1248" w:type="dxa"/>
+          </w:tcPr>
+          <w:p>
+            <w:pPr>
+              <w:jc w:val="center"/>
+            </w:pPr>
+            <w:r>
+              <w:rPr>
+                <w:sz w:val="14"/>
+                <w:rFonts w:ascii="Arial" w:hAnsi="Arial"/>
+              </w:rPr>
+              <w:t xml:space="preserve">не ниже 40°C</w:t>
+            </w:r>
+          </w:p>
+        </w:tc>
+        <w:tc>
+          <w:tcPr>
+            <w:tcW w:w="1032" w:type="dxa"/>
+          </w:tcPr>
+          <w:p>
+            <w:pPr>
+              <w:jc w:val="center"/>
+            </w:pPr>
+            <w:r>
+              <w:rPr>
+                <w:sz w:val="14"/>
+                <w:rFonts w:ascii="Arial" w:hAnsi="Arial"/>
+              </w:rPr>
+              <w:t xml:space="preserve">------------</w:t>
+            </w:r>
+          </w:p>
+        </w:tc>
+        <w:tc>
+          <w:tcPr>
+            <w:tcW w:w="411" w:type="dxa"/>
+            <w:vMerge w:val="restart"/>
+            <w:noWrap/>
+            <w:tcMar>
+              <w:left w:w="0" w:type="dxa"/>
+              <w:right w:w="0" w:type="dxa"/>
+            </w:tcMar>
+            <w:textDirection w:val="btLr"/>
+            <w:tcFitText/>
+          </w:tcPr>
+          <w:p>
+            <w:pPr>
+              <w:ind w:left="113" w:right="113"/>
+              <w:jc w:val="center"/>
+              <w:rPr>
+                <w:b/>
+                <w:bCs/>
+              </w:rPr>
+            </w:pPr>
+            <w:r>
+              <w:rPr>
+                <w:sz w:val="14"/>
+                <w:rFonts w:ascii="Arial" w:hAnsi="Arial"/>
+                <w:b/>
+              </w:rPr>
+              <w:t xml:space="preserve">промаркированный</w:t>
+            </w:r>
+          </w:p>
+          <w:p>
+            <w:r/>
+          </w:p>
+        </w:tc>
+        <w:tc>
+          <w:tcPr>
+            <w:tcW w:w="1467" w:type="dxa"/>
+            <w:vMerge w:val="restart"/>
+          </w:tcPr>
+          <w:p>
+            <w:pPr>
+              <w:jc w:val="center"/>
+            </w:pPr>
+            <w:r>
+              <w:rPr>
+                <w:sz w:val="14"/>
+                <w:rFonts w:ascii="Arial" w:hAnsi="Arial"/>
+              </w:rPr>
+              <w:t xml:space="preserve">1 раз в смену, при смене тестовой заготовки</w:t>
+            </w:r>
+          </w:p>
+          <w:p>
+            <w:r/>
+          </w:p>
+        </w:tc>
+        <w:tc>
+          <w:tcPr>
+            <w:tcW w:w="1554" w:type="dxa"/>
+            <w:vMerge w:val="restart"/>
+          </w:tcPr>
+          <w:p>
+            <w:r>
+              <w:rPr>
+                <w:sz w:val="14"/>
+                <w:rFonts w:ascii="Arial" w:hAnsi="Arial"/>
+              </w:rPr>
+              <w:t xml:space="preserve">сотрудник производства</w:t>
+            </w:r>
+          </w:p>
+          <w:p>
+            <w:r/>
+          </w:p>
+        </w:tc>
+        <w:tc>
+          <w:tcPr>
+            <w:tcW w:w="1586" w:type="dxa"/>
+            <w:vMerge w:val="restart"/>
+          </w:tcPr>
+          <w:p>
+            <w:r>
+              <w:rPr>
+                <w:sz w:val="14"/>
+                <w:rFonts w:ascii="Arial" w:hAnsi="Arial"/>
+              </w:rPr>
+              <w:t xml:space="preserve">визуальный контроль, химический контроль, микробиологический контроль /сотрудник отдела качества</w:t>
             </w:r>
           </w:p>
           <w:p>

--- a/tech_cards/Раздевалка мужскаяженская_tech_card.docx
+++ b/tech_cards/Раздевалка мужскаяженская_tech_card.docx
@@ -7160,6 +7160,9 @@
           <w:p>
             <w:r/>
           </w:p>
+          <w:p>
+            <w:r/>
+          </w:p>
         </w:tc>
         <w:tc>
           <w:tcPr>
@@ -7324,6 +7327,9 @@
           <w:p>
             <w:r/>
           </w:p>
+          <w:p>
+            <w:r/>
+          </w:p>
         </w:tc>
         <w:tc>
           <w:tcPr>
@@ -7363,6 +7369,9 @@
           <w:p>
             <w:r/>
           </w:p>
+          <w:p>
+            <w:r/>
+          </w:p>
         </w:tc>
         <w:tc>
           <w:tcPr>
@@ -7377,6 +7386,9 @@
               </w:rPr>
               <w:t xml:space="preserve">визуальный контроль, химический контроль, микробиологический контроль /сотрудник отдела качества</w:t>
             </w:r>
+          </w:p>
+          <w:p>
+            <w:r/>
           </w:p>
           <w:p>
             <w:r/>
@@ -7561,6 +7573,190 @@
         <w:tc>
           <w:tcPr>
             <w:tcW w:w="1809" w:type="dxa"/>
+            <w:vMerge/>
+          </w:tcPr>
+          <w:p/>
+        </w:tc>
+        <w:tc>
+          <w:tcPr>
+            <w:tcW w:w="1134" w:type="dxa"/>
+          </w:tcPr>
+          <w:p>
+            <w:r>
+              <w:rPr>
+                <w:sz w:val="14"/>
+                <w:rFonts w:ascii="Arial" w:hAnsi="Arial"/>
+              </w:rPr>
+              <w:t xml:space="preserve">дезинфекция</w:t>
+            </w:r>
+          </w:p>
+        </w:tc>
+        <w:tc>
+          <w:tcPr>
+            <w:tcW w:w="426" w:type="dxa"/>
+            <w:textDirection w:val="btLr"/>
+          </w:tcPr>
+          <w:p>
+            <w:pPr>
+              <w:ind w:left="113" w:right="113"/>
+              <w:jc w:val="center"/>
+            </w:pPr>
+            <w:r>
+              <w:rPr>
+                <w:sz w:val="14"/>
+                <w:rFonts w:ascii="Arial" w:hAnsi="Arial"/>
+              </w:rPr>
+              <w:t xml:space="preserve"/>
+            </w:r>
+          </w:p>
+        </w:tc>
+        <w:tc>
+          <w:tcPr>
+            <w:tcW w:w="1417" w:type="dxa"/>
+            <w:shd w:val="clear" w:color="auto" w:fill="FFFFCC"/>
+          </w:tcPr>
+          <w:p>
+            <w:pPr>
+              <w:rPr>
+                <w:b/>
+                <w:bCs/>
+              </w:rPr>
+            </w:pPr>
+            <w:r>
+              <w:rPr>
+                <w:sz w:val="14"/>
+                <w:rFonts w:ascii="Arial" w:hAnsi="Arial"/>
+                <w:b/>
+              </w:rPr>
+              <w:t xml:space="preserve">ХИМИТЕК ПОЛИДЕЗ-СУПЕР</w:t>
+            </w:r>
+          </w:p>
+        </w:tc>
+        <w:tc>
+          <w:tcPr>
+            <w:tcW w:w="1276" w:type="dxa"/>
+          </w:tcPr>
+          <w:p>
+            <w:r>
+              <w:rPr>
+                <w:sz w:val="14"/>
+                <w:rFonts w:ascii="Arial" w:hAnsi="Arial"/>
+              </w:rPr>
+              <w:t xml:space="preserve">ручной (протирание)</w:t>
+            </w:r>
+          </w:p>
+        </w:tc>
+        <w:tc>
+          <w:tcPr>
+            <w:tcW w:w="1990" w:type="dxa"/>
+          </w:tcPr>
+          <w:p>
+            <w:pPr>
+              <w:jc w:val="center"/>
+            </w:pPr>
+            <w:r>
+              <w:rPr>
+                <w:sz w:val="14"/>
+                <w:rFonts w:ascii="Arial" w:hAnsi="Arial"/>
+              </w:rPr>
+              <w:t xml:space="preserve">0,02-0,05 %</w:t>
+            </w:r>
+            <w:r>
+              <w:br/>
+            </w:r>
+            <w:r>
+              <w:rPr>
+                <w:rFonts w:ascii="Arial" w:hAnsi="Arial"/>
+                <w:sz w:val="14"/>
+              </w:rPr>
+              <w:t>дозирующая система ProMax</w:t>
+            </w:r>
+          </w:p>
+        </w:tc>
+        <w:tc>
+          <w:tcPr>
+            <w:tcW w:w="1248" w:type="dxa"/>
+          </w:tcPr>
+          <w:p>
+            <w:pPr>
+              <w:jc w:val="center"/>
+            </w:pPr>
+            <w:r>
+              <w:rPr>
+                <w:sz w:val="14"/>
+                <w:rFonts w:ascii="Arial" w:hAnsi="Arial"/>
+              </w:rPr>
+              <w:t xml:space="preserve">18-20 °C</w:t>
+            </w:r>
+          </w:p>
+        </w:tc>
+        <w:tc>
+          <w:tcPr>
+            <w:tcW w:w="1032" w:type="dxa"/>
+          </w:tcPr>
+          <w:p>
+            <w:pPr>
+              <w:jc w:val="center"/>
+            </w:pPr>
+            <w:r>
+              <w:rPr>
+                <w:sz w:val="14"/>
+                <w:rFonts w:ascii="Arial" w:hAnsi="Arial"/>
+              </w:rPr>
+              <w:t xml:space="preserve">20 мин</w:t>
+            </w:r>
+          </w:p>
+        </w:tc>
+        <w:tc>
+          <w:tcPr>
+            <w:tcW w:w="411" w:type="dxa"/>
+            <w:vMerge/>
+            <w:noWrap/>
+            <w:tcMar>
+              <w:left w:w="0" w:type="dxa"/>
+              <w:right w:w="0" w:type="dxa"/>
+            </w:tcMar>
+            <w:textDirection w:val="btLr"/>
+            <w:tcFitText/>
+          </w:tcPr>
+          <w:p/>
+        </w:tc>
+        <w:tc>
+          <w:tcPr>
+            <w:tcW w:w="1467" w:type="dxa"/>
+          </w:tcPr>
+          <w:p>
+            <w:pPr>
+              <w:jc w:val="center"/>
+            </w:pPr>
+            <w:r>
+              <w:rPr>
+                <w:sz w:val="14"/>
+                <w:rFonts w:ascii="Arial" w:hAnsi="Arial"/>
+              </w:rPr>
+              <w:t xml:space="preserve">при простое &gt; 30 минут</w:t>
+            </w:r>
+          </w:p>
+        </w:tc>
+        <w:tc>
+          <w:tcPr>
+            <w:tcW w:w="1554" w:type="dxa"/>
+            <w:vMerge/>
+          </w:tcPr>
+          <w:p/>
+        </w:tc>
+        <w:tc>
+          <w:tcPr>
+            <w:tcW w:w="1586" w:type="dxa"/>
+            <w:vMerge/>
+          </w:tcPr>
+          <w:p/>
+        </w:tc>
+      </w:tr>
+      <w:tr>
+        <w:tc>
+          <w:tcPr>
+            <w:tcW w:w="1809" w:type="dxa"/>
             <w:vMerge w:val="restart"/>
           </w:tcPr>
           <w:p>
@@ -7571,6 +7767,9 @@
               </w:rPr>
               <w:t xml:space="preserve">производственные столы из нержавеющий стали</w:t>
             </w:r>
+          </w:p>
+          <w:p>
+            <w:r/>
           </w:p>
           <w:p>
             <w:r/>
@@ -7739,6 +7938,9 @@
           <w:p>
             <w:r/>
           </w:p>
+          <w:p>
+            <w:r/>
+          </w:p>
         </w:tc>
         <w:tc>
           <w:tcPr>
@@ -7778,6 +7980,9 @@
           <w:p>
             <w:r/>
           </w:p>
+          <w:p>
+            <w:r/>
+          </w:p>
         </w:tc>
         <w:tc>
           <w:tcPr>
@@ -7792,6 +7997,9 @@
               </w:rPr>
               <w:t xml:space="preserve">визуальный контроль, химический контроль, микробиологический контроль /сотрудник отдела качества</w:t>
             </w:r>
+          </w:p>
+          <w:p>
+            <w:r/>
           </w:p>
           <w:p>
             <w:r/>
@@ -7976,6 +8184,190 @@
         <w:tc>
           <w:tcPr>
             <w:tcW w:w="1809" w:type="dxa"/>
+            <w:vMerge/>
+          </w:tcPr>
+          <w:p/>
+        </w:tc>
+        <w:tc>
+          <w:tcPr>
+            <w:tcW w:w="1134" w:type="dxa"/>
+          </w:tcPr>
+          <w:p>
+            <w:r>
+              <w:rPr>
+                <w:sz w:val="14"/>
+                <w:rFonts w:ascii="Arial" w:hAnsi="Arial"/>
+              </w:rPr>
+              <w:t xml:space="preserve">дезинфекция</w:t>
+            </w:r>
+          </w:p>
+        </w:tc>
+        <w:tc>
+          <w:tcPr>
+            <w:tcW w:w="426" w:type="dxa"/>
+            <w:textDirection w:val="btLr"/>
+          </w:tcPr>
+          <w:p>
+            <w:pPr>
+              <w:ind w:left="113" w:right="113"/>
+              <w:jc w:val="center"/>
+            </w:pPr>
+            <w:r>
+              <w:rPr>
+                <w:sz w:val="14"/>
+                <w:rFonts w:ascii="Arial" w:hAnsi="Arial"/>
+              </w:rPr>
+              <w:t xml:space="preserve"/>
+            </w:r>
+          </w:p>
+        </w:tc>
+        <w:tc>
+          <w:tcPr>
+            <w:tcW w:w="1417" w:type="dxa"/>
+            <w:shd w:val="clear" w:color="auto" w:fill="FFFFCC"/>
+          </w:tcPr>
+          <w:p>
+            <w:pPr>
+              <w:rPr>
+                <w:b/>
+                <w:bCs/>
+              </w:rPr>
+            </w:pPr>
+            <w:r>
+              <w:rPr>
+                <w:sz w:val="14"/>
+                <w:rFonts w:ascii="Arial" w:hAnsi="Arial"/>
+                <w:b/>
+              </w:rPr>
+              <w:t xml:space="preserve">ХИМИТЕК ПОЛИДЕЗ-СУПЕР</w:t>
+            </w:r>
+          </w:p>
+        </w:tc>
+        <w:tc>
+          <w:tcPr>
+            <w:tcW w:w="1276" w:type="dxa"/>
+          </w:tcPr>
+          <w:p>
+            <w:r>
+              <w:rPr>
+                <w:sz w:val="14"/>
+                <w:rFonts w:ascii="Arial" w:hAnsi="Arial"/>
+              </w:rPr>
+              <w:t xml:space="preserve">ручной (протирание)</w:t>
+            </w:r>
+          </w:p>
+        </w:tc>
+        <w:tc>
+          <w:tcPr>
+            <w:tcW w:w="1990" w:type="dxa"/>
+          </w:tcPr>
+          <w:p>
+            <w:pPr>
+              <w:jc w:val="center"/>
+            </w:pPr>
+            <w:r>
+              <w:rPr>
+                <w:sz w:val="14"/>
+                <w:rFonts w:ascii="Arial" w:hAnsi="Arial"/>
+              </w:rPr>
+              <w:t xml:space="preserve">0,02-0,05 %</w:t>
+            </w:r>
+            <w:r>
+              <w:br/>
+            </w:r>
+            <w:r>
+              <w:rPr>
+                <w:rFonts w:ascii="Arial" w:hAnsi="Arial"/>
+                <w:sz w:val="14"/>
+              </w:rPr>
+              <w:t>дозирующая система ProMax</w:t>
+            </w:r>
+          </w:p>
+        </w:tc>
+        <w:tc>
+          <w:tcPr>
+            <w:tcW w:w="1248" w:type="dxa"/>
+          </w:tcPr>
+          <w:p>
+            <w:pPr>
+              <w:jc w:val="center"/>
+            </w:pPr>
+            <w:r>
+              <w:rPr>
+                <w:sz w:val="14"/>
+                <w:rFonts w:ascii="Arial" w:hAnsi="Arial"/>
+              </w:rPr>
+              <w:t xml:space="preserve">18-20 °C</w:t>
+            </w:r>
+          </w:p>
+        </w:tc>
+        <w:tc>
+          <w:tcPr>
+            <w:tcW w:w="1032" w:type="dxa"/>
+          </w:tcPr>
+          <w:p>
+            <w:pPr>
+              <w:jc w:val="center"/>
+            </w:pPr>
+            <w:r>
+              <w:rPr>
+                <w:sz w:val="14"/>
+                <w:rFonts w:ascii="Arial" w:hAnsi="Arial"/>
+              </w:rPr>
+              <w:t xml:space="preserve">20 мин</w:t>
+            </w:r>
+          </w:p>
+        </w:tc>
+        <w:tc>
+          <w:tcPr>
+            <w:tcW w:w="411" w:type="dxa"/>
+            <w:vMerge/>
+            <w:noWrap/>
+            <w:tcMar>
+              <w:left w:w="0" w:type="dxa"/>
+              <w:right w:w="0" w:type="dxa"/>
+            </w:tcMar>
+            <w:textDirection w:val="btLr"/>
+            <w:tcFitText/>
+          </w:tcPr>
+          <w:p/>
+        </w:tc>
+        <w:tc>
+          <w:tcPr>
+            <w:tcW w:w="1467" w:type="dxa"/>
+          </w:tcPr>
+          <w:p>
+            <w:pPr>
+              <w:jc w:val="center"/>
+            </w:pPr>
+            <w:r>
+              <w:rPr>
+                <w:sz w:val="14"/>
+                <w:rFonts w:ascii="Arial" w:hAnsi="Arial"/>
+              </w:rPr>
+              <w:t xml:space="preserve">при простое &gt; 30 минут</w:t>
+            </w:r>
+          </w:p>
+        </w:tc>
+        <w:tc>
+          <w:tcPr>
+            <w:tcW w:w="1554" w:type="dxa"/>
+            <w:vMerge/>
+          </w:tcPr>
+          <w:p/>
+        </w:tc>
+        <w:tc>
+          <w:tcPr>
+            <w:tcW w:w="1586" w:type="dxa"/>
+            <w:vMerge/>
+          </w:tcPr>
+          <w:p/>
+        </w:tc>
+      </w:tr>
+      <w:tr>
+        <w:tc>
+          <w:tcPr>
+            <w:tcW w:w="1809" w:type="dxa"/>
             <w:vMerge w:val="restart"/>
           </w:tcPr>
           <w:p>
@@ -7986,6 +8378,9 @@
               </w:rPr>
               <w:t xml:space="preserve">просеиватели для муки, просеиватели для сахара</w:t>
             </w:r>
+          </w:p>
+          <w:p>
+            <w:r/>
           </w:p>
           <w:p>
             <w:r/>
@@ -8154,6 +8549,9 @@
           <w:p>
             <w:r/>
           </w:p>
+          <w:p>
+            <w:r/>
+          </w:p>
         </w:tc>
         <w:tc>
           <w:tcPr>
@@ -8193,6 +8591,9 @@
           <w:p>
             <w:r/>
           </w:p>
+          <w:p>
+            <w:r/>
+          </w:p>
         </w:tc>
         <w:tc>
           <w:tcPr>
@@ -8207,6 +8608,9 @@
               </w:rPr>
               <w:t xml:space="preserve">визуальный контроль, химический контроль, микробиологический контроль /сотрудник отдела качества</w:t>
             </w:r>
+          </w:p>
+          <w:p>
+            <w:r/>
           </w:p>
           <w:p>
             <w:r/>
@@ -8391,6 +8795,190 @@
         <w:tc>
           <w:tcPr>
             <w:tcW w:w="1809" w:type="dxa"/>
+            <w:vMerge/>
+          </w:tcPr>
+          <w:p/>
+        </w:tc>
+        <w:tc>
+          <w:tcPr>
+            <w:tcW w:w="1134" w:type="dxa"/>
+          </w:tcPr>
+          <w:p>
+            <w:r>
+              <w:rPr>
+                <w:sz w:val="14"/>
+                <w:rFonts w:ascii="Arial" w:hAnsi="Arial"/>
+              </w:rPr>
+              <w:t xml:space="preserve">дезинфекция</w:t>
+            </w:r>
+          </w:p>
+        </w:tc>
+        <w:tc>
+          <w:tcPr>
+            <w:tcW w:w="426" w:type="dxa"/>
+            <w:textDirection w:val="btLr"/>
+          </w:tcPr>
+          <w:p>
+            <w:pPr>
+              <w:ind w:left="113" w:right="113"/>
+              <w:jc w:val="center"/>
+            </w:pPr>
+            <w:r>
+              <w:rPr>
+                <w:sz w:val="14"/>
+                <w:rFonts w:ascii="Arial" w:hAnsi="Arial"/>
+              </w:rPr>
+              <w:t xml:space="preserve"/>
+            </w:r>
+          </w:p>
+        </w:tc>
+        <w:tc>
+          <w:tcPr>
+            <w:tcW w:w="1417" w:type="dxa"/>
+            <w:shd w:val="clear" w:color="auto" w:fill="FFFFCC"/>
+          </w:tcPr>
+          <w:p>
+            <w:pPr>
+              <w:rPr>
+                <w:b/>
+                <w:bCs/>
+              </w:rPr>
+            </w:pPr>
+            <w:r>
+              <w:rPr>
+                <w:sz w:val="14"/>
+                <w:rFonts w:ascii="Arial" w:hAnsi="Arial"/>
+                <w:b/>
+              </w:rPr>
+              <w:t xml:space="preserve">ХИМИТЕК ПОЛИДЕЗ-СУПЕР</w:t>
+            </w:r>
+          </w:p>
+        </w:tc>
+        <w:tc>
+          <w:tcPr>
+            <w:tcW w:w="1276" w:type="dxa"/>
+          </w:tcPr>
+          <w:p>
+            <w:r>
+              <w:rPr>
+                <w:sz w:val="14"/>
+                <w:rFonts w:ascii="Arial" w:hAnsi="Arial"/>
+              </w:rPr>
+              <w:t xml:space="preserve">ручной (протирание)</w:t>
+            </w:r>
+          </w:p>
+        </w:tc>
+        <w:tc>
+          <w:tcPr>
+            <w:tcW w:w="1990" w:type="dxa"/>
+          </w:tcPr>
+          <w:p>
+            <w:pPr>
+              <w:jc w:val="center"/>
+            </w:pPr>
+            <w:r>
+              <w:rPr>
+                <w:sz w:val="14"/>
+                <w:rFonts w:ascii="Arial" w:hAnsi="Arial"/>
+              </w:rPr>
+              <w:t xml:space="preserve">0,02-0,05 %</w:t>
+            </w:r>
+            <w:r>
+              <w:br/>
+            </w:r>
+            <w:r>
+              <w:rPr>
+                <w:rFonts w:ascii="Arial" w:hAnsi="Arial"/>
+                <w:sz w:val="14"/>
+              </w:rPr>
+              <w:t>дозирующая система ProMax</w:t>
+            </w:r>
+          </w:p>
+        </w:tc>
+        <w:tc>
+          <w:tcPr>
+            <w:tcW w:w="1248" w:type="dxa"/>
+          </w:tcPr>
+          <w:p>
+            <w:pPr>
+              <w:jc w:val="center"/>
+            </w:pPr>
+            <w:r>
+              <w:rPr>
+                <w:sz w:val="14"/>
+                <w:rFonts w:ascii="Arial" w:hAnsi="Arial"/>
+              </w:rPr>
+              <w:t xml:space="preserve">18-20 °C</w:t>
+            </w:r>
+          </w:p>
+        </w:tc>
+        <w:tc>
+          <w:tcPr>
+            <w:tcW w:w="1032" w:type="dxa"/>
+          </w:tcPr>
+          <w:p>
+            <w:pPr>
+              <w:jc w:val="center"/>
+            </w:pPr>
+            <w:r>
+              <w:rPr>
+                <w:sz w:val="14"/>
+                <w:rFonts w:ascii="Arial" w:hAnsi="Arial"/>
+              </w:rPr>
+              <w:t xml:space="preserve">20 мин</w:t>
+            </w:r>
+          </w:p>
+        </w:tc>
+        <w:tc>
+          <w:tcPr>
+            <w:tcW w:w="411" w:type="dxa"/>
+            <w:vMerge/>
+            <w:noWrap/>
+            <w:tcMar>
+              <w:left w:w="0" w:type="dxa"/>
+              <w:right w:w="0" w:type="dxa"/>
+            </w:tcMar>
+            <w:textDirection w:val="btLr"/>
+            <w:tcFitText/>
+          </w:tcPr>
+          <w:p/>
+        </w:tc>
+        <w:tc>
+          <w:tcPr>
+            <w:tcW w:w="1467" w:type="dxa"/>
+          </w:tcPr>
+          <w:p>
+            <w:pPr>
+              <w:jc w:val="center"/>
+            </w:pPr>
+            <w:r>
+              <w:rPr>
+                <w:sz w:val="14"/>
+                <w:rFonts w:ascii="Arial" w:hAnsi="Arial"/>
+              </w:rPr>
+              <w:t xml:space="preserve">при простое &gt; 6 часов</w:t>
+            </w:r>
+          </w:p>
+        </w:tc>
+        <w:tc>
+          <w:tcPr>
+            <w:tcW w:w="1554" w:type="dxa"/>
+            <w:vMerge/>
+          </w:tcPr>
+          <w:p/>
+        </w:tc>
+        <w:tc>
+          <w:tcPr>
+            <w:tcW w:w="1586" w:type="dxa"/>
+            <w:vMerge/>
+          </w:tcPr>
+          <w:p/>
+        </w:tc>
+      </w:tr>
+      <w:tr>
+        <w:tc>
+          <w:tcPr>
+            <w:tcW w:w="1809" w:type="dxa"/>
             <w:vMerge w:val="restart"/>
           </w:tcPr>
           <w:p>
@@ -8401,6 +8989,9 @@
               </w:rPr>
               <w:t xml:space="preserve">тестоделители, тестомесы, тестоокруглители, тестораскатки</w:t>
             </w:r>
+          </w:p>
+          <w:p>
+            <w:r/>
           </w:p>
           <w:p>
             <w:r/>
@@ -8569,6 +9160,9 @@
           <w:p>
             <w:r/>
           </w:p>
+          <w:p>
+            <w:r/>
+          </w:p>
         </w:tc>
         <w:tc>
           <w:tcPr>
@@ -8608,6 +9202,9 @@
           <w:p>
             <w:r/>
           </w:p>
+          <w:p>
+            <w:r/>
+          </w:p>
         </w:tc>
         <w:tc>
           <w:tcPr>
@@ -8622,6 +9219,9 @@
               </w:rPr>
               <w:t xml:space="preserve">визуальный контроль, химический контроль, микробиологический контроль /сотрудник отдела качества</w:t>
             </w:r>
+          </w:p>
+          <w:p>
+            <w:r/>
           </w:p>
           <w:p>
             <w:r/>
@@ -8786,6 +9386,190 @@
             <w:vMerge/>
           </w:tcPr>
           <w:p/>
+        </w:tc>
+        <w:tc>
+          <w:tcPr>
+            <w:tcW w:w="1554" w:type="dxa"/>
+            <w:vMerge/>
+          </w:tcPr>
+          <w:p/>
+        </w:tc>
+        <w:tc>
+          <w:tcPr>
+            <w:tcW w:w="1586" w:type="dxa"/>
+            <w:vMerge/>
+          </w:tcPr>
+          <w:p/>
+        </w:tc>
+      </w:tr>
+      <w:tr>
+        <w:tc>
+          <w:tcPr>
+            <w:tcW w:w="1809" w:type="dxa"/>
+            <w:vMerge/>
+          </w:tcPr>
+          <w:p/>
+        </w:tc>
+        <w:tc>
+          <w:tcPr>
+            <w:tcW w:w="1134" w:type="dxa"/>
+          </w:tcPr>
+          <w:p>
+            <w:r>
+              <w:rPr>
+                <w:sz w:val="14"/>
+                <w:rFonts w:ascii="Arial" w:hAnsi="Arial"/>
+              </w:rPr>
+              <w:t xml:space="preserve">дезинфекция</w:t>
+            </w:r>
+          </w:p>
+        </w:tc>
+        <w:tc>
+          <w:tcPr>
+            <w:tcW w:w="426" w:type="dxa"/>
+            <w:textDirection w:val="btLr"/>
+          </w:tcPr>
+          <w:p>
+            <w:pPr>
+              <w:ind w:left="113" w:right="113"/>
+              <w:jc w:val="center"/>
+            </w:pPr>
+            <w:r>
+              <w:rPr>
+                <w:sz w:val="14"/>
+                <w:rFonts w:ascii="Arial" w:hAnsi="Arial"/>
+              </w:rPr>
+              <w:t xml:space="preserve"/>
+            </w:r>
+          </w:p>
+        </w:tc>
+        <w:tc>
+          <w:tcPr>
+            <w:tcW w:w="1417" w:type="dxa"/>
+            <w:shd w:val="clear" w:color="auto" w:fill="FFFFCC"/>
+          </w:tcPr>
+          <w:p>
+            <w:pPr>
+              <w:rPr>
+                <w:b/>
+                <w:bCs/>
+              </w:rPr>
+            </w:pPr>
+            <w:r>
+              <w:rPr>
+                <w:sz w:val="14"/>
+                <w:rFonts w:ascii="Arial" w:hAnsi="Arial"/>
+                <w:b/>
+              </w:rPr>
+              <w:t xml:space="preserve">ХИМИТЕК ПОЛИДЕЗ-СУПЕР</w:t>
+            </w:r>
+          </w:p>
+        </w:tc>
+        <w:tc>
+          <w:tcPr>
+            <w:tcW w:w="1276" w:type="dxa"/>
+          </w:tcPr>
+          <w:p>
+            <w:r>
+              <w:rPr>
+                <w:sz w:val="14"/>
+                <w:rFonts w:ascii="Arial" w:hAnsi="Arial"/>
+              </w:rPr>
+              <w:t xml:space="preserve">ручной (протирание)</w:t>
+            </w:r>
+          </w:p>
+        </w:tc>
+        <w:tc>
+          <w:tcPr>
+            <w:tcW w:w="1990" w:type="dxa"/>
+          </w:tcPr>
+          <w:p>
+            <w:pPr>
+              <w:jc w:val="center"/>
+            </w:pPr>
+            <w:r>
+              <w:rPr>
+                <w:sz w:val="14"/>
+                <w:rFonts w:ascii="Arial" w:hAnsi="Arial"/>
+              </w:rPr>
+              <w:t xml:space="preserve">0,02-0,05 %</w:t>
+            </w:r>
+            <w:r>
+              <w:br/>
+            </w:r>
+            <w:r>
+              <w:rPr>
+                <w:rFonts w:ascii="Arial" w:hAnsi="Arial"/>
+                <w:sz w:val="14"/>
+              </w:rPr>
+              <w:t>дозирующая система ProMax</w:t>
+            </w:r>
+          </w:p>
+        </w:tc>
+        <w:tc>
+          <w:tcPr>
+            <w:tcW w:w="1248" w:type="dxa"/>
+          </w:tcPr>
+          <w:p>
+            <w:pPr>
+              <w:jc w:val="center"/>
+            </w:pPr>
+            <w:r>
+              <w:rPr>
+                <w:sz w:val="14"/>
+                <w:rFonts w:ascii="Arial" w:hAnsi="Arial"/>
+              </w:rPr>
+              <w:t xml:space="preserve">18-20 °C</w:t>
+            </w:r>
+          </w:p>
+        </w:tc>
+        <w:tc>
+          <w:tcPr>
+            <w:tcW w:w="1032" w:type="dxa"/>
+          </w:tcPr>
+          <w:p>
+            <w:pPr>
+              <w:jc w:val="center"/>
+            </w:pPr>
+            <w:r>
+              <w:rPr>
+                <w:sz w:val="14"/>
+                <w:rFonts w:ascii="Arial" w:hAnsi="Arial"/>
+              </w:rPr>
+              <w:t xml:space="preserve">20 мин</w:t>
+            </w:r>
+          </w:p>
+        </w:tc>
+        <w:tc>
+          <w:tcPr>
+            <w:tcW w:w="411" w:type="dxa"/>
+            <w:vMerge/>
+            <w:noWrap/>
+            <w:tcMar>
+              <w:left w:w="0" w:type="dxa"/>
+              <w:right w:w="0" w:type="dxa"/>
+            </w:tcMar>
+            <w:textDirection w:val="btLr"/>
+            <w:tcFitText/>
+          </w:tcPr>
+          <w:p/>
+        </w:tc>
+        <w:tc>
+          <w:tcPr>
+            <w:tcW w:w="1467" w:type="dxa"/>
+          </w:tcPr>
+          <w:p>
+            <w:pPr>
+              <w:jc w:val="center"/>
+            </w:pPr>
+            <w:r>
+              <w:rPr>
+                <w:sz w:val="14"/>
+                <w:rFonts w:ascii="Arial" w:hAnsi="Arial"/>
+              </w:rPr>
+              <w:t xml:space="preserve">при простое &gt; 6 часов</w:t>
+            </w:r>
+          </w:p>
         </w:tc>
         <w:tc>
           <w:tcPr>

--- a/tech_cards/Раздевалка мужскаяженская_tech_card.docx
+++ b/tech_cards/Раздевалка мужскаяженская_tech_card.docx
@@ -330,7 +330,7 @@
                 <w:sz w:val="18"/>
                 <w:szCs w:val="18"/>
               </w:rPr>
-              <w:t/>
+              <w:t>Санитарная обработка помещений осуществляется после полного удаления из них сырьевых компонентов, материалов и готовой продукции.</w:t>
             </w:r>
           </w:p>
         </w:tc>
@@ -812,7 +812,7 @@
                 <w:sz w:val="14"/>
                 <w:rFonts w:ascii="Arial" w:hAnsi="Arial"/>
               </w:rPr>
-              <w:t xml:space="preserve">_____________</w:t>
+              <w:t xml:space="preserve">------------</w:t>
             </w:r>
           </w:p>
         </w:tc>
@@ -843,7 +843,7 @@
                 <w:sz w:val="14"/>
                 <w:rFonts w:ascii="Arial" w:hAnsi="Arial"/>
               </w:rPr>
-              <w:t xml:space="preserve">_____________</w:t>
+              <w:t xml:space="preserve">------------</w:t>
             </w:r>
           </w:p>
         </w:tc>
@@ -860,7 +860,7 @@
                 <w:sz w:val="14"/>
                 <w:rFonts w:ascii="Arial" w:hAnsi="Arial"/>
               </w:rPr>
-              <w:t xml:space="preserve">_____________</w:t>
+              <w:t xml:space="preserve">------------</w:t>
             </w:r>
           </w:p>
         </w:tc>
@@ -877,7 +877,7 @@
                 <w:sz w:val="14"/>
                 <w:rFonts w:ascii="Arial" w:hAnsi="Arial"/>
               </w:rPr>
-              <w:t xml:space="preserve">_____________</w:t>
+              <w:t xml:space="preserve">------------</w:t>
             </w:r>
           </w:p>
         </w:tc>
@@ -1112,7 +1112,7 @@
                 <w:sz w:val="14"/>
                 <w:rFonts w:ascii="Arial" w:hAnsi="Arial"/>
               </w:rPr>
-              <w:t xml:space="preserve">_____________</w:t>
+              <w:t xml:space="preserve">------------</w:t>
             </w:r>
           </w:p>
         </w:tc>
@@ -1352,7 +1352,7 @@
                 <w:sz w:val="14"/>
                 <w:rFonts w:ascii="Arial" w:hAnsi="Arial"/>
               </w:rPr>
-              <w:t xml:space="preserve">диффузоры, светильники, стены (выше 2 м)</w:t>
+              <w:t xml:space="preserve">диффузоры, светильники (наружные поверхности), стены (выше 2 м)</w:t>
             </w:r>
           </w:p>
           <w:p>
@@ -1411,7 +1411,7 @@
                 <w:sz w:val="14"/>
                 <w:rFonts w:ascii="Arial" w:hAnsi="Arial"/>
               </w:rPr>
-              <w:t xml:space="preserve">_____________</w:t>
+              <w:t xml:space="preserve">------------</w:t>
             </w:r>
           </w:p>
         </w:tc>
@@ -1442,7 +1442,7 @@
                 <w:sz w:val="14"/>
                 <w:rFonts w:ascii="Arial" w:hAnsi="Arial"/>
               </w:rPr>
-              <w:t xml:space="preserve">_____________</w:t>
+              <w:t xml:space="preserve">------------</w:t>
             </w:r>
           </w:p>
         </w:tc>
@@ -1459,7 +1459,7 @@
                 <w:sz w:val="14"/>
                 <w:rFonts w:ascii="Arial" w:hAnsi="Arial"/>
               </w:rPr>
-              <w:t xml:space="preserve">_____________</w:t>
+              <w:t xml:space="preserve">------------</w:t>
             </w:r>
           </w:p>
         </w:tc>
@@ -1476,7 +1476,7 @@
                 <w:sz w:val="14"/>
                 <w:rFonts w:ascii="Arial" w:hAnsi="Arial"/>
               </w:rPr>
-              <w:t xml:space="preserve">_____________</w:t>
+              <w:t xml:space="preserve">------------</w:t>
             </w:r>
           </w:p>
         </w:tc>
@@ -1711,7 +1711,7 @@
                 <w:sz w:val="14"/>
                 <w:rFonts w:ascii="Arial" w:hAnsi="Arial"/>
               </w:rPr>
-              <w:t xml:space="preserve">_____________</w:t>
+              <w:t xml:space="preserve">------------</w:t>
             </w:r>
           </w:p>
         </w:tc>
@@ -2084,7 +2084,7 @@
                 <w:sz w:val="14"/>
                 <w:rFonts w:ascii="Arial" w:hAnsi="Arial"/>
               </w:rPr>
-              <w:t xml:space="preserve">_____________</w:t>
+              <w:t xml:space="preserve">------------</w:t>
             </w:r>
           </w:p>
         </w:tc>
@@ -2499,7 +2499,7 @@
                 <w:sz w:val="14"/>
                 <w:rFonts w:ascii="Arial" w:hAnsi="Arial"/>
               </w:rPr>
-              <w:t xml:space="preserve">_____________</w:t>
+              <w:t xml:space="preserve">------------</w:t>
             </w:r>
           </w:p>
         </w:tc>
@@ -2914,7 +2914,7 @@
                 <w:sz w:val="14"/>
                 <w:rFonts w:ascii="Arial" w:hAnsi="Arial"/>
               </w:rPr>
-              <w:t xml:space="preserve">_____________</w:t>
+              <w:t xml:space="preserve">------------</w:t>
             </w:r>
           </w:p>
         </w:tc>
@@ -3335,7 +3335,7 @@
                 <w:sz w:val="14"/>
                 <w:rFonts w:ascii="Arial" w:hAnsi="Arial"/>
               </w:rPr>
-              <w:t xml:space="preserve">_____________</w:t>
+              <w:t xml:space="preserve">------------</w:t>
             </w:r>
           </w:p>
         </w:tc>
@@ -3682,7 +3682,7 @@
                 <w:sz w:val="14"/>
                 <w:rFonts w:ascii="Arial" w:hAnsi="Arial"/>
               </w:rPr>
-              <w:t xml:space="preserve">_____________</w:t>
+              <w:t xml:space="preserve">------------</w:t>
             </w:r>
           </w:p>
         </w:tc>
@@ -3713,7 +3713,7 @@
                 <w:sz w:val="14"/>
                 <w:rFonts w:ascii="Arial" w:hAnsi="Arial"/>
               </w:rPr>
-              <w:t xml:space="preserve">_____________</w:t>
+              <w:t xml:space="preserve">------------</w:t>
             </w:r>
           </w:p>
         </w:tc>
@@ -3730,7 +3730,7 @@
                 <w:sz w:val="14"/>
                 <w:rFonts w:ascii="Arial" w:hAnsi="Arial"/>
               </w:rPr>
-              <w:t xml:space="preserve">_____________</w:t>
+              <w:t xml:space="preserve">------------</w:t>
             </w:r>
           </w:p>
         </w:tc>
@@ -3747,7 +3747,7 @@
                 <w:sz w:val="14"/>
                 <w:rFonts w:ascii="Arial" w:hAnsi="Arial"/>
               </w:rPr>
-              <w:t xml:space="preserve">_____________</w:t>
+              <w:t xml:space="preserve">------------</w:t>
             </w:r>
           </w:p>
         </w:tc>
@@ -3982,7 +3982,7 @@
                 <w:sz w:val="14"/>
                 <w:rFonts w:ascii="Arial" w:hAnsi="Arial"/>
               </w:rPr>
-              <w:t xml:space="preserve">_____________</w:t>
+              <w:t xml:space="preserve">------------</w:t>
             </w:r>
           </w:p>
         </w:tc>
@@ -4334,7 +4334,7 @@
                 <w:sz w:val="14"/>
                 <w:rFonts w:ascii="Arial" w:hAnsi="Arial"/>
               </w:rPr>
-              <w:t xml:space="preserve">_____________</w:t>
+              <w:t xml:space="preserve">------------</w:t>
             </w:r>
           </w:p>
         </w:tc>
@@ -4351,7 +4351,7 @@
                 <w:sz w:val="14"/>
                 <w:rFonts w:ascii="Arial" w:hAnsi="Arial"/>
               </w:rPr>
-              <w:t xml:space="preserve">_____________</w:t>
+              <w:t xml:space="preserve">------------</w:t>
             </w:r>
           </w:p>
         </w:tc>
@@ -4555,7 +4555,7 @@
                 <w:sz w:val="14"/>
                 <w:rFonts w:ascii="Arial" w:hAnsi="Arial"/>
               </w:rPr>
-              <w:t xml:space="preserve">_____________</w:t>
+              <w:t xml:space="preserve">------------</w:t>
             </w:r>
           </w:p>
         </w:tc>
@@ -4572,7 +4572,7 @@
                 <w:sz w:val="14"/>
                 <w:rFonts w:ascii="Arial" w:hAnsi="Arial"/>
               </w:rPr>
-              <w:t xml:space="preserve">_____________</w:t>
+              <w:t xml:space="preserve">------------</w:t>
             </w:r>
           </w:p>
         </w:tc>
@@ -4797,7 +4797,7 @@
                 <w:sz w:val="14"/>
                 <w:rFonts w:ascii="Arial" w:hAnsi="Arial"/>
               </w:rPr>
-              <w:t xml:space="preserve">_____________</w:t>
+              <w:t xml:space="preserve">------------</w:t>
             </w:r>
           </w:p>
         </w:tc>
@@ -5212,7 +5212,7 @@
                 <w:sz w:val="14"/>
                 <w:rFonts w:ascii="Arial" w:hAnsi="Arial"/>
               </w:rPr>
-              <w:t xml:space="preserve">_____________</w:t>
+              <w:t xml:space="preserve">------------</w:t>
             </w:r>
           </w:p>
         </w:tc>
@@ -5627,7 +5627,7 @@
                 <w:sz w:val="14"/>
                 <w:rFonts w:ascii="Arial" w:hAnsi="Arial"/>
               </w:rPr>
-              <w:t xml:space="preserve">_____________</w:t>
+              <w:t xml:space="preserve">------------</w:t>
             </w:r>
           </w:p>
         </w:tc>
@@ -6042,7 +6042,7 @@
                 <w:sz w:val="14"/>
                 <w:rFonts w:ascii="Arial" w:hAnsi="Arial"/>
               </w:rPr>
-              <w:t xml:space="preserve">_____________</w:t>
+              <w:t xml:space="preserve">------------</w:t>
             </w:r>
           </w:p>
         </w:tc>
@@ -6457,7 +6457,7 @@
                 <w:sz w:val="14"/>
                 <w:rFonts w:ascii="Arial" w:hAnsi="Arial"/>
               </w:rPr>
-              <w:t xml:space="preserve">_____________</w:t>
+              <w:t xml:space="preserve">------------</w:t>
             </w:r>
           </w:p>
         </w:tc>
@@ -6711,6 +6711,2865 @@
             <w:vMerge/>
           </w:tcPr>
           <w:p/>
+        </w:tc>
+        <w:tc>
+          <w:tcPr>
+            <w:tcW w:w="1554" w:type="dxa"/>
+            <w:vMerge/>
+          </w:tcPr>
+          <w:p/>
+        </w:tc>
+        <w:tc>
+          <w:tcPr>
+            <w:tcW w:w="1586" w:type="dxa"/>
+            <w:vMerge/>
+          </w:tcPr>
+          <w:p/>
+        </w:tc>
+      </w:tr>
+      <w:tr>
+        <w:tc>
+          <w:tcPr>
+            <w:tcW w:w="1809" w:type="dxa"/>
+            <w:vMerge w:val="restart"/>
+          </w:tcPr>
+          <w:p>
+            <w:r>
+              <w:rPr>
+                <w:sz w:val="14"/>
+                <w:rFonts w:ascii="Arial" w:hAnsi="Arial"/>
+              </w:rPr>
+              <w:t xml:space="preserve">весы напольные</w:t>
+            </w:r>
+          </w:p>
+          <w:p>
+            <w:r/>
+          </w:p>
+        </w:tc>
+        <w:tc>
+          <w:tcPr>
+            <w:tcW w:w="1134" w:type="dxa"/>
+          </w:tcPr>
+          <w:p>
+            <w:r>
+              <w:rPr>
+                <w:sz w:val="14"/>
+                <w:rFonts w:ascii="Arial" w:hAnsi="Arial"/>
+              </w:rPr>
+              <w:t xml:space="preserve">мойка</w:t>
+            </w:r>
+          </w:p>
+        </w:tc>
+        <w:tc>
+          <w:tcPr>
+            <w:tcW w:w="426" w:type="dxa"/>
+            <w:textDirection w:val="btLr"/>
+          </w:tcPr>
+          <w:p>
+            <w:pPr>
+              <w:ind w:left="113" w:right="113"/>
+              <w:jc w:val="center"/>
+            </w:pPr>
+            <w:r>
+              <w:rPr>
+                <w:sz w:val="14"/>
+                <w:rFonts w:ascii="Arial" w:hAnsi="Arial"/>
+              </w:rPr>
+              <w:t xml:space="preserve"/>
+            </w:r>
+          </w:p>
+        </w:tc>
+        <w:tc>
+          <w:tcPr>
+            <w:tcW w:w="1417" w:type="dxa"/>
+            <w:shd w:val="clear" w:color="auto" w:fill="99CCFF"/>
+          </w:tcPr>
+          <w:p>
+            <w:pPr>
+              <w:rPr>
+                <w:b/>
+                <w:bCs/>
+              </w:rPr>
+            </w:pPr>
+            <w:r>
+              <w:rPr>
+                <w:sz w:val="14"/>
+                <w:rFonts w:ascii="Arial" w:hAnsi="Arial"/>
+                <w:b/>
+              </w:rPr>
+              <w:t xml:space="preserve">ХИМИТЕК ЧУДОДЕЙ®-ПОЛИПРОМ 190022</w:t>
+            </w:r>
+          </w:p>
+        </w:tc>
+        <w:tc>
+          <w:tcPr>
+            <w:tcW w:w="1276" w:type="dxa"/>
+          </w:tcPr>
+          <w:p>
+            <w:r>
+              <w:rPr>
+                <w:sz w:val="14"/>
+                <w:rFonts w:ascii="Arial" w:hAnsi="Arial"/>
+              </w:rPr>
+              <w:t xml:space="preserve">ручной (протирание, обработка щеткой)</w:t>
+            </w:r>
+          </w:p>
+        </w:tc>
+        <w:tc>
+          <w:tcPr>
+            <w:tcW w:w="1990" w:type="dxa"/>
+          </w:tcPr>
+          <w:p>
+            <w:pPr>
+              <w:jc w:val="center"/>
+            </w:pPr>
+            <w:r>
+              <w:rPr>
+                <w:sz w:val="14"/>
+                <w:rFonts w:ascii="Arial" w:hAnsi="Arial"/>
+              </w:rPr>
+              <w:t xml:space="preserve">1,0 %</w:t>
+            </w:r>
+            <w:r>
+              <w:br/>
+            </w:r>
+            <w:r>
+              <w:rPr>
+                <w:rFonts w:ascii="Arial" w:hAnsi="Arial"/>
+                <w:sz w:val="14"/>
+              </w:rPr>
+              <w:t>ручное разведение</w:t>
+            </w:r>
+          </w:p>
+        </w:tc>
+        <w:tc>
+          <w:tcPr>
+            <w:tcW w:w="1248" w:type="dxa"/>
+          </w:tcPr>
+          <w:p>
+            <w:pPr>
+              <w:jc w:val="center"/>
+            </w:pPr>
+            <w:r>
+              <w:rPr>
+                <w:sz w:val="14"/>
+                <w:rFonts w:ascii="Arial" w:hAnsi="Arial"/>
+              </w:rPr>
+              <w:t xml:space="preserve">не ниже 40°C</w:t>
+            </w:r>
+          </w:p>
+        </w:tc>
+        <w:tc>
+          <w:tcPr>
+            <w:tcW w:w="1032" w:type="dxa"/>
+          </w:tcPr>
+          <w:p>
+            <w:pPr>
+              <w:jc w:val="center"/>
+            </w:pPr>
+            <w:r>
+              <w:rPr>
+                <w:sz w:val="14"/>
+                <w:rFonts w:ascii="Arial" w:hAnsi="Arial"/>
+              </w:rPr>
+              <w:t xml:space="preserve">------------</w:t>
+            </w:r>
+          </w:p>
+        </w:tc>
+        <w:tc>
+          <w:tcPr>
+            <w:tcW w:w="411" w:type="dxa"/>
+            <w:vMerge w:val="restart"/>
+            <w:noWrap/>
+            <w:tcMar>
+              <w:left w:w="0" w:type="dxa"/>
+              <w:right w:w="0" w:type="dxa"/>
+            </w:tcMar>
+            <w:textDirection w:val="btLr"/>
+            <w:tcFitText/>
+          </w:tcPr>
+          <w:p>
+            <w:pPr>
+              <w:ind w:left="113" w:right="113"/>
+              <w:jc w:val="center"/>
+              <w:rPr>
+                <w:b/>
+                <w:bCs/>
+              </w:rPr>
+            </w:pPr>
+            <w:r>
+              <w:rPr>
+                <w:sz w:val="14"/>
+                <w:rFonts w:ascii="Arial" w:hAnsi="Arial"/>
+                <w:b/>
+              </w:rPr>
+              <w:t xml:space="preserve">промаркированный</w:t>
+            </w:r>
+          </w:p>
+          <w:p>
+            <w:r/>
+          </w:p>
+        </w:tc>
+        <w:tc>
+          <w:tcPr>
+            <w:tcW w:w="1467" w:type="dxa"/>
+            <w:vMerge w:val="restart"/>
+          </w:tcPr>
+          <w:p>
+            <w:pPr>
+              <w:jc w:val="center"/>
+            </w:pPr>
+            <w:r>
+              <w:rPr>
+                <w:sz w:val="14"/>
+                <w:rFonts w:ascii="Arial" w:hAnsi="Arial"/>
+              </w:rPr>
+              <w:t xml:space="preserve">1 раз в смену</w:t>
+            </w:r>
+          </w:p>
+          <w:p>
+            <w:r/>
+          </w:p>
+        </w:tc>
+        <w:tc>
+          <w:tcPr>
+            <w:tcW w:w="1554" w:type="dxa"/>
+            <w:vMerge w:val="restart"/>
+          </w:tcPr>
+          <w:p>
+            <w:r>
+              <w:rPr>
+                <w:sz w:val="14"/>
+                <w:rFonts w:ascii="Arial" w:hAnsi="Arial"/>
+              </w:rPr>
+              <w:t xml:space="preserve">сотрудник производства</w:t>
+            </w:r>
+          </w:p>
+          <w:p>
+            <w:r/>
+          </w:p>
+        </w:tc>
+        <w:tc>
+          <w:tcPr>
+            <w:tcW w:w="1586" w:type="dxa"/>
+            <w:vMerge w:val="restart"/>
+          </w:tcPr>
+          <w:p>
+            <w:r>
+              <w:rPr>
+                <w:sz w:val="14"/>
+                <w:rFonts w:ascii="Arial" w:hAnsi="Arial"/>
+              </w:rPr>
+              <w:t xml:space="preserve">визуальный контроль, химический контроль, микробиологический контроль /сотрудник отдела качества</w:t>
+            </w:r>
+          </w:p>
+          <w:p>
+            <w:r/>
+          </w:p>
+        </w:tc>
+      </w:tr>
+      <w:tr>
+        <w:tc>
+          <w:tcPr>
+            <w:tcW w:w="1809" w:type="dxa"/>
+            <w:vMerge/>
+          </w:tcPr>
+          <w:p/>
+        </w:tc>
+        <w:tc>
+          <w:tcPr>
+            <w:tcW w:w="1134" w:type="dxa"/>
+          </w:tcPr>
+          <w:p>
+            <w:r>
+              <w:rPr>
+                <w:sz w:val="14"/>
+                <w:rFonts w:ascii="Arial" w:hAnsi="Arial"/>
+              </w:rPr>
+              <w:t xml:space="preserve">дезинфекция</w:t>
+            </w:r>
+          </w:p>
+        </w:tc>
+        <w:tc>
+          <w:tcPr>
+            <w:tcW w:w="426" w:type="dxa"/>
+            <w:textDirection w:val="btLr"/>
+          </w:tcPr>
+          <w:p>
+            <w:pPr>
+              <w:ind w:left="113" w:right="113"/>
+              <w:jc w:val="center"/>
+            </w:pPr>
+            <w:r>
+              <w:rPr>
+                <w:sz w:val="14"/>
+                <w:rFonts w:ascii="Arial" w:hAnsi="Arial"/>
+              </w:rPr>
+              <w:t xml:space="preserve"/>
+            </w:r>
+          </w:p>
+        </w:tc>
+        <w:tc>
+          <w:tcPr>
+            <w:tcW w:w="1417" w:type="dxa"/>
+            <w:shd w:val="clear" w:color="auto" w:fill="FFFFCC"/>
+          </w:tcPr>
+          <w:p>
+            <w:pPr>
+              <w:rPr>
+                <w:b/>
+                <w:bCs/>
+              </w:rPr>
+            </w:pPr>
+            <w:r>
+              <w:rPr>
+                <w:sz w:val="14"/>
+                <w:rFonts w:ascii="Arial" w:hAnsi="Arial"/>
+                <w:b/>
+              </w:rPr>
+              <w:t xml:space="preserve">ХИМИТЕК ПОЛИДЕЗ-СУПЕР</w:t>
+            </w:r>
+          </w:p>
+        </w:tc>
+        <w:tc>
+          <w:tcPr>
+            <w:tcW w:w="1276" w:type="dxa"/>
+          </w:tcPr>
+          <w:p>
+            <w:r>
+              <w:rPr>
+                <w:sz w:val="14"/>
+                <w:rFonts w:ascii="Arial" w:hAnsi="Arial"/>
+              </w:rPr>
+              <w:t xml:space="preserve">ручной (протирание)</w:t>
+            </w:r>
+          </w:p>
+        </w:tc>
+        <w:tc>
+          <w:tcPr>
+            <w:tcW w:w="1990" w:type="dxa"/>
+          </w:tcPr>
+          <w:p>
+            <w:pPr>
+              <w:jc w:val="center"/>
+            </w:pPr>
+            <w:r>
+              <w:rPr>
+                <w:sz w:val="14"/>
+                <w:rFonts w:ascii="Arial" w:hAnsi="Arial"/>
+              </w:rPr>
+              <w:t xml:space="preserve">0,02-0,05 %</w:t>
+            </w:r>
+            <w:r>
+              <w:br/>
+            </w:r>
+            <w:r>
+              <w:rPr>
+                <w:rFonts w:ascii="Arial" w:hAnsi="Arial"/>
+                <w:sz w:val="14"/>
+              </w:rPr>
+              <w:t>дозирующая система ProMax</w:t>
+            </w:r>
+          </w:p>
+        </w:tc>
+        <w:tc>
+          <w:tcPr>
+            <w:tcW w:w="1248" w:type="dxa"/>
+          </w:tcPr>
+          <w:p>
+            <w:pPr>
+              <w:jc w:val="center"/>
+            </w:pPr>
+            <w:r>
+              <w:rPr>
+                <w:sz w:val="14"/>
+                <w:rFonts w:ascii="Arial" w:hAnsi="Arial"/>
+              </w:rPr>
+              <w:t xml:space="preserve">18-20 °C</w:t>
+            </w:r>
+          </w:p>
+        </w:tc>
+        <w:tc>
+          <w:tcPr>
+            <w:tcW w:w="1032" w:type="dxa"/>
+          </w:tcPr>
+          <w:p>
+            <w:pPr>
+              <w:jc w:val="center"/>
+            </w:pPr>
+            <w:r>
+              <w:rPr>
+                <w:sz w:val="14"/>
+                <w:rFonts w:ascii="Arial" w:hAnsi="Arial"/>
+              </w:rPr>
+              <w:t xml:space="preserve">20 мин</w:t>
+            </w:r>
+          </w:p>
+        </w:tc>
+        <w:tc>
+          <w:tcPr>
+            <w:tcW w:w="411" w:type="dxa"/>
+            <w:vMerge/>
+            <w:noWrap/>
+            <w:tcMar>
+              <w:left w:w="0" w:type="dxa"/>
+              <w:right w:w="0" w:type="dxa"/>
+            </w:tcMar>
+            <w:textDirection w:val="btLr"/>
+            <w:tcFitText/>
+          </w:tcPr>
+          <w:p/>
+        </w:tc>
+        <w:tc>
+          <w:tcPr>
+            <w:tcW w:w="1467" w:type="dxa"/>
+            <w:vMerge/>
+          </w:tcPr>
+          <w:p/>
+        </w:tc>
+        <w:tc>
+          <w:tcPr>
+            <w:tcW w:w="1554" w:type="dxa"/>
+            <w:vMerge/>
+          </w:tcPr>
+          <w:p/>
+        </w:tc>
+        <w:tc>
+          <w:tcPr>
+            <w:tcW w:w="1586" w:type="dxa"/>
+            <w:vMerge/>
+          </w:tcPr>
+          <w:p/>
+        </w:tc>
+      </w:tr>
+      <w:tr>
+        <w:tc>
+          <w:tcPr>
+            <w:tcW w:w="1809" w:type="dxa"/>
+            <w:vMerge w:val="restart"/>
+          </w:tcPr>
+          <w:p>
+            <w:r>
+              <w:rPr>
+                <w:sz w:val="14"/>
+                <w:rFonts w:ascii="Arial" w:hAnsi="Arial"/>
+              </w:rPr>
+              <w:t xml:space="preserve">весы настольные</w:t>
+            </w:r>
+          </w:p>
+          <w:p>
+            <w:r/>
+          </w:p>
+          <w:p>
+            <w:r/>
+          </w:p>
+        </w:tc>
+        <w:tc>
+          <w:tcPr>
+            <w:tcW w:w="1134" w:type="dxa"/>
+          </w:tcPr>
+          <w:p>
+            <w:r>
+              <w:rPr>
+                <w:sz w:val="14"/>
+                <w:rFonts w:ascii="Arial" w:hAnsi="Arial"/>
+              </w:rPr>
+              <w:t xml:space="preserve">мойка</w:t>
+            </w:r>
+          </w:p>
+        </w:tc>
+        <w:tc>
+          <w:tcPr>
+            <w:tcW w:w="426" w:type="dxa"/>
+            <w:textDirection w:val="btLr"/>
+          </w:tcPr>
+          <w:p>
+            <w:pPr>
+              <w:ind w:left="113" w:right="113"/>
+              <w:jc w:val="center"/>
+            </w:pPr>
+            <w:r>
+              <w:rPr>
+                <w:sz w:val="14"/>
+                <w:rFonts w:ascii="Arial" w:hAnsi="Arial"/>
+              </w:rPr>
+              <w:t xml:space="preserve"/>
+            </w:r>
+          </w:p>
+        </w:tc>
+        <w:tc>
+          <w:tcPr>
+            <w:tcW w:w="1417" w:type="dxa"/>
+            <w:shd w:val="clear" w:color="auto" w:fill="99CCFF"/>
+          </w:tcPr>
+          <w:p>
+            <w:pPr>
+              <w:rPr>
+                <w:b/>
+                <w:bCs/>
+              </w:rPr>
+            </w:pPr>
+            <w:r>
+              <w:rPr>
+                <w:sz w:val="14"/>
+                <w:rFonts w:ascii="Arial" w:hAnsi="Arial"/>
+                <w:b/>
+              </w:rPr>
+              <w:t xml:space="preserve">ХИМИТЕК ЧУДОДЕЙ®-ПОЛИПРОМ 190022</w:t>
+            </w:r>
+          </w:p>
+        </w:tc>
+        <w:tc>
+          <w:tcPr>
+            <w:tcW w:w="1276" w:type="dxa"/>
+          </w:tcPr>
+          <w:p>
+            <w:r>
+              <w:rPr>
+                <w:sz w:val="14"/>
+                <w:rFonts w:ascii="Arial" w:hAnsi="Arial"/>
+              </w:rPr>
+              <w:t xml:space="preserve">ручной (протирание, обработка щеткой)</w:t>
+            </w:r>
+          </w:p>
+        </w:tc>
+        <w:tc>
+          <w:tcPr>
+            <w:tcW w:w="1990" w:type="dxa"/>
+          </w:tcPr>
+          <w:p>
+            <w:pPr>
+              <w:jc w:val="center"/>
+            </w:pPr>
+            <w:r>
+              <w:rPr>
+                <w:sz w:val="14"/>
+                <w:rFonts w:ascii="Arial" w:hAnsi="Arial"/>
+              </w:rPr>
+              <w:t xml:space="preserve">1,0 %</w:t>
+            </w:r>
+            <w:r>
+              <w:br/>
+            </w:r>
+            <w:r>
+              <w:rPr>
+                <w:rFonts w:ascii="Arial" w:hAnsi="Arial"/>
+                <w:sz w:val="14"/>
+              </w:rPr>
+              <w:t>ручное разведение</w:t>
+            </w:r>
+          </w:p>
+        </w:tc>
+        <w:tc>
+          <w:tcPr>
+            <w:tcW w:w="1248" w:type="dxa"/>
+          </w:tcPr>
+          <w:p>
+            <w:pPr>
+              <w:jc w:val="center"/>
+            </w:pPr>
+            <w:r>
+              <w:rPr>
+                <w:sz w:val="14"/>
+                <w:rFonts w:ascii="Arial" w:hAnsi="Arial"/>
+              </w:rPr>
+              <w:t xml:space="preserve">не ниже 40°C</w:t>
+            </w:r>
+          </w:p>
+        </w:tc>
+        <w:tc>
+          <w:tcPr>
+            <w:tcW w:w="1032" w:type="dxa"/>
+          </w:tcPr>
+          <w:p>
+            <w:pPr>
+              <w:jc w:val="center"/>
+            </w:pPr>
+            <w:r>
+              <w:rPr>
+                <w:sz w:val="14"/>
+                <w:rFonts w:ascii="Arial" w:hAnsi="Arial"/>
+              </w:rPr>
+              <w:t xml:space="preserve">------------</w:t>
+            </w:r>
+          </w:p>
+        </w:tc>
+        <w:tc>
+          <w:tcPr>
+            <w:tcW w:w="411" w:type="dxa"/>
+            <w:vMerge w:val="restart"/>
+            <w:noWrap/>
+            <w:tcMar>
+              <w:left w:w="0" w:type="dxa"/>
+              <w:right w:w="0" w:type="dxa"/>
+            </w:tcMar>
+            <w:textDirection w:val="btLr"/>
+            <w:tcFitText/>
+          </w:tcPr>
+          <w:p>
+            <w:pPr>
+              <w:ind w:left="113" w:right="113"/>
+              <w:jc w:val="center"/>
+              <w:rPr>
+                <w:b/>
+                <w:bCs/>
+              </w:rPr>
+            </w:pPr>
+            <w:r>
+              <w:rPr>
+                <w:sz w:val="14"/>
+                <w:rFonts w:ascii="Arial" w:hAnsi="Arial"/>
+                <w:b/>
+              </w:rPr>
+              <w:t xml:space="preserve">промаркированный</w:t>
+            </w:r>
+          </w:p>
+          <w:p>
+            <w:r/>
+          </w:p>
+          <w:p>
+            <w:r/>
+          </w:p>
+        </w:tc>
+        <w:tc>
+          <w:tcPr>
+            <w:tcW w:w="1467" w:type="dxa"/>
+            <w:vMerge w:val="restart"/>
+          </w:tcPr>
+          <w:p>
+            <w:pPr>
+              <w:jc w:val="center"/>
+            </w:pPr>
+            <w:r>
+              <w:rPr>
+                <w:sz w:val="14"/>
+                <w:rFonts w:ascii="Arial" w:hAnsi="Arial"/>
+              </w:rPr>
+              <w:t xml:space="preserve">1 раз в смену</w:t>
+            </w:r>
+          </w:p>
+          <w:p>
+            <w:r/>
+          </w:p>
+        </w:tc>
+        <w:tc>
+          <w:tcPr>
+            <w:tcW w:w="1554" w:type="dxa"/>
+            <w:vMerge w:val="restart"/>
+          </w:tcPr>
+          <w:p>
+            <w:r>
+              <w:rPr>
+                <w:sz w:val="14"/>
+                <w:rFonts w:ascii="Arial" w:hAnsi="Arial"/>
+              </w:rPr>
+              <w:t xml:space="preserve">сотрудник производства</w:t>
+            </w:r>
+          </w:p>
+          <w:p>
+            <w:r/>
+          </w:p>
+          <w:p>
+            <w:r/>
+          </w:p>
+        </w:tc>
+        <w:tc>
+          <w:tcPr>
+            <w:tcW w:w="1586" w:type="dxa"/>
+            <w:vMerge w:val="restart"/>
+          </w:tcPr>
+          <w:p>
+            <w:r>
+              <w:rPr>
+                <w:sz w:val="14"/>
+                <w:rFonts w:ascii="Arial" w:hAnsi="Arial"/>
+              </w:rPr>
+              <w:t xml:space="preserve">визуальный контроль, химический контроль, микробиологический контроль /сотрудник отдела качества</w:t>
+            </w:r>
+          </w:p>
+          <w:p>
+            <w:r/>
+          </w:p>
+          <w:p>
+            <w:r/>
+          </w:p>
+        </w:tc>
+      </w:tr>
+      <w:tr>
+        <w:tc>
+          <w:tcPr>
+            <w:tcW w:w="1809" w:type="dxa"/>
+            <w:vMerge/>
+          </w:tcPr>
+          <w:p/>
+        </w:tc>
+        <w:tc>
+          <w:tcPr>
+            <w:tcW w:w="1134" w:type="dxa"/>
+          </w:tcPr>
+          <w:p>
+            <w:r>
+              <w:rPr>
+                <w:sz w:val="14"/>
+                <w:rFonts w:ascii="Arial" w:hAnsi="Arial"/>
+              </w:rPr>
+              <w:t xml:space="preserve">дезинфекция</w:t>
+            </w:r>
+          </w:p>
+        </w:tc>
+        <w:tc>
+          <w:tcPr>
+            <w:tcW w:w="426" w:type="dxa"/>
+            <w:textDirection w:val="btLr"/>
+          </w:tcPr>
+          <w:p>
+            <w:pPr>
+              <w:ind w:left="113" w:right="113"/>
+              <w:jc w:val="center"/>
+            </w:pPr>
+            <w:r>
+              <w:rPr>
+                <w:sz w:val="14"/>
+                <w:rFonts w:ascii="Arial" w:hAnsi="Arial"/>
+              </w:rPr>
+              <w:t xml:space="preserve"/>
+            </w:r>
+          </w:p>
+        </w:tc>
+        <w:tc>
+          <w:tcPr>
+            <w:tcW w:w="1417" w:type="dxa"/>
+            <w:shd w:val="clear" w:color="auto" w:fill="FFFFCC"/>
+          </w:tcPr>
+          <w:p>
+            <w:pPr>
+              <w:rPr>
+                <w:b/>
+                <w:bCs/>
+              </w:rPr>
+            </w:pPr>
+            <w:r>
+              <w:rPr>
+                <w:sz w:val="14"/>
+                <w:rFonts w:ascii="Arial" w:hAnsi="Arial"/>
+                <w:b/>
+              </w:rPr>
+              <w:t xml:space="preserve">ХИМИТЕК ПОЛИДЕЗ-СУПЕР</w:t>
+            </w:r>
+          </w:p>
+        </w:tc>
+        <w:tc>
+          <w:tcPr>
+            <w:tcW w:w="1276" w:type="dxa"/>
+          </w:tcPr>
+          <w:p>
+            <w:r>
+              <w:rPr>
+                <w:sz w:val="14"/>
+                <w:rFonts w:ascii="Arial" w:hAnsi="Arial"/>
+              </w:rPr>
+              <w:t xml:space="preserve">ручной (протирание)</w:t>
+            </w:r>
+          </w:p>
+        </w:tc>
+        <w:tc>
+          <w:tcPr>
+            <w:tcW w:w="1990" w:type="dxa"/>
+          </w:tcPr>
+          <w:p>
+            <w:pPr>
+              <w:jc w:val="center"/>
+            </w:pPr>
+            <w:r>
+              <w:rPr>
+                <w:sz w:val="14"/>
+                <w:rFonts w:ascii="Arial" w:hAnsi="Arial"/>
+              </w:rPr>
+              <w:t xml:space="preserve">0,02-0,05 %</w:t>
+            </w:r>
+            <w:r>
+              <w:br/>
+            </w:r>
+            <w:r>
+              <w:rPr>
+                <w:rFonts w:ascii="Arial" w:hAnsi="Arial"/>
+                <w:sz w:val="14"/>
+              </w:rPr>
+              <w:t>дозирующая система ProMax</w:t>
+            </w:r>
+          </w:p>
+        </w:tc>
+        <w:tc>
+          <w:tcPr>
+            <w:tcW w:w="1248" w:type="dxa"/>
+          </w:tcPr>
+          <w:p>
+            <w:pPr>
+              <w:jc w:val="center"/>
+            </w:pPr>
+            <w:r>
+              <w:rPr>
+                <w:sz w:val="14"/>
+                <w:rFonts w:ascii="Arial" w:hAnsi="Arial"/>
+              </w:rPr>
+              <w:t xml:space="preserve">18-20 °C</w:t>
+            </w:r>
+          </w:p>
+        </w:tc>
+        <w:tc>
+          <w:tcPr>
+            <w:tcW w:w="1032" w:type="dxa"/>
+          </w:tcPr>
+          <w:p>
+            <w:pPr>
+              <w:jc w:val="center"/>
+            </w:pPr>
+            <w:r>
+              <w:rPr>
+                <w:sz w:val="14"/>
+                <w:rFonts w:ascii="Arial" w:hAnsi="Arial"/>
+              </w:rPr>
+              <w:t xml:space="preserve">20 мин</w:t>
+            </w:r>
+          </w:p>
+        </w:tc>
+        <w:tc>
+          <w:tcPr>
+            <w:tcW w:w="411" w:type="dxa"/>
+            <w:vMerge/>
+            <w:noWrap/>
+            <w:tcMar>
+              <w:left w:w="0" w:type="dxa"/>
+              <w:right w:w="0" w:type="dxa"/>
+            </w:tcMar>
+            <w:textDirection w:val="btLr"/>
+            <w:tcFitText/>
+          </w:tcPr>
+          <w:p/>
+        </w:tc>
+        <w:tc>
+          <w:tcPr>
+            <w:tcW w:w="1467" w:type="dxa"/>
+            <w:vMerge/>
+          </w:tcPr>
+          <w:p/>
+        </w:tc>
+        <w:tc>
+          <w:tcPr>
+            <w:tcW w:w="1554" w:type="dxa"/>
+            <w:vMerge/>
+          </w:tcPr>
+          <w:p/>
+        </w:tc>
+        <w:tc>
+          <w:tcPr>
+            <w:tcW w:w="1586" w:type="dxa"/>
+            <w:vMerge/>
+          </w:tcPr>
+          <w:p/>
+        </w:tc>
+      </w:tr>
+      <w:tr>
+        <w:tc>
+          <w:tcPr>
+            <w:tcW w:w="1809" w:type="dxa"/>
+            <w:vMerge/>
+          </w:tcPr>
+          <w:p/>
+        </w:tc>
+        <w:tc>
+          <w:tcPr>
+            <w:tcW w:w="1134" w:type="dxa"/>
+          </w:tcPr>
+          <w:p>
+            <w:r>
+              <w:rPr>
+                <w:sz w:val="14"/>
+                <w:rFonts w:ascii="Arial" w:hAnsi="Arial"/>
+              </w:rPr>
+              <w:t xml:space="preserve">дезинфекция</w:t>
+            </w:r>
+          </w:p>
+        </w:tc>
+        <w:tc>
+          <w:tcPr>
+            <w:tcW w:w="426" w:type="dxa"/>
+            <w:textDirection w:val="btLr"/>
+          </w:tcPr>
+          <w:p>
+            <w:pPr>
+              <w:ind w:left="113" w:right="113"/>
+              <w:jc w:val="center"/>
+            </w:pPr>
+            <w:r>
+              <w:rPr>
+                <w:sz w:val="14"/>
+                <w:rFonts w:ascii="Arial" w:hAnsi="Arial"/>
+              </w:rPr>
+              <w:t xml:space="preserve"/>
+            </w:r>
+          </w:p>
+        </w:tc>
+        <w:tc>
+          <w:tcPr>
+            <w:tcW w:w="1417" w:type="dxa"/>
+            <w:shd w:val="clear" w:color="auto" w:fill="FFFFCC"/>
+          </w:tcPr>
+          <w:p>
+            <w:pPr>
+              <w:rPr>
+                <w:b/>
+                <w:bCs/>
+              </w:rPr>
+            </w:pPr>
+            <w:r>
+              <w:rPr>
+                <w:sz w:val="14"/>
+                <w:rFonts w:ascii="Arial" w:hAnsi="Arial"/>
+                <w:b/>
+              </w:rPr>
+              <w:t xml:space="preserve">ХИМИТЕК ПОЛИДЕЗ-СУПЕР</w:t>
+            </w:r>
+          </w:p>
+        </w:tc>
+        <w:tc>
+          <w:tcPr>
+            <w:tcW w:w="1276" w:type="dxa"/>
+          </w:tcPr>
+          <w:p>
+            <w:r>
+              <w:rPr>
+                <w:sz w:val="14"/>
+                <w:rFonts w:ascii="Arial" w:hAnsi="Arial"/>
+              </w:rPr>
+              <w:t xml:space="preserve">ручной (протирание)</w:t>
+            </w:r>
+          </w:p>
+        </w:tc>
+        <w:tc>
+          <w:tcPr>
+            <w:tcW w:w="1990" w:type="dxa"/>
+          </w:tcPr>
+          <w:p>
+            <w:pPr>
+              <w:jc w:val="center"/>
+            </w:pPr>
+            <w:r>
+              <w:rPr>
+                <w:sz w:val="14"/>
+                <w:rFonts w:ascii="Arial" w:hAnsi="Arial"/>
+              </w:rPr>
+              <w:t xml:space="preserve">0,02-0,05 %</w:t>
+            </w:r>
+            <w:r>
+              <w:br/>
+            </w:r>
+            <w:r>
+              <w:rPr>
+                <w:rFonts w:ascii="Arial" w:hAnsi="Arial"/>
+                <w:sz w:val="14"/>
+              </w:rPr>
+              <w:t>дозирующая система ProMax</w:t>
+            </w:r>
+          </w:p>
+        </w:tc>
+        <w:tc>
+          <w:tcPr>
+            <w:tcW w:w="1248" w:type="dxa"/>
+          </w:tcPr>
+          <w:p>
+            <w:pPr>
+              <w:jc w:val="center"/>
+            </w:pPr>
+            <w:r>
+              <w:rPr>
+                <w:sz w:val="14"/>
+                <w:rFonts w:ascii="Arial" w:hAnsi="Arial"/>
+              </w:rPr>
+              <w:t xml:space="preserve">18-20 °C</w:t>
+            </w:r>
+          </w:p>
+        </w:tc>
+        <w:tc>
+          <w:tcPr>
+            <w:tcW w:w="1032" w:type="dxa"/>
+          </w:tcPr>
+          <w:p>
+            <w:pPr>
+              <w:jc w:val="center"/>
+            </w:pPr>
+            <w:r>
+              <w:rPr>
+                <w:sz w:val="14"/>
+                <w:rFonts w:ascii="Arial" w:hAnsi="Arial"/>
+              </w:rPr>
+              <w:t xml:space="preserve">20 мин</w:t>
+            </w:r>
+          </w:p>
+        </w:tc>
+        <w:tc>
+          <w:tcPr>
+            <w:tcW w:w="411" w:type="dxa"/>
+            <w:vMerge/>
+            <w:noWrap/>
+            <w:tcMar>
+              <w:left w:w="0" w:type="dxa"/>
+              <w:right w:w="0" w:type="dxa"/>
+            </w:tcMar>
+            <w:textDirection w:val="btLr"/>
+            <w:tcFitText/>
+          </w:tcPr>
+          <w:p/>
+        </w:tc>
+        <w:tc>
+          <w:tcPr>
+            <w:tcW w:w="1467" w:type="dxa"/>
+          </w:tcPr>
+          <w:p>
+            <w:pPr>
+              <w:jc w:val="center"/>
+            </w:pPr>
+            <w:r>
+              <w:rPr>
+                <w:sz w:val="14"/>
+                <w:rFonts w:ascii="Arial" w:hAnsi="Arial"/>
+              </w:rPr>
+              <w:t xml:space="preserve">при простое &gt; 30 минут</w:t>
+            </w:r>
+          </w:p>
+        </w:tc>
+        <w:tc>
+          <w:tcPr>
+            <w:tcW w:w="1554" w:type="dxa"/>
+            <w:vMerge/>
+          </w:tcPr>
+          <w:p/>
+        </w:tc>
+        <w:tc>
+          <w:tcPr>
+            <w:tcW w:w="1586" w:type="dxa"/>
+            <w:vMerge/>
+          </w:tcPr>
+          <w:p/>
+        </w:tc>
+      </w:tr>
+      <w:tr>
+        <w:tc>
+          <w:tcPr>
+            <w:tcW w:w="1809" w:type="dxa"/>
+            <w:vMerge w:val="restart"/>
+          </w:tcPr>
+          <w:p>
+            <w:r>
+              <w:rPr>
+                <w:sz w:val="14"/>
+                <w:rFonts w:ascii="Arial" w:hAnsi="Arial"/>
+              </w:rPr>
+              <w:t xml:space="preserve">производственные столы из нержавеющий стали</w:t>
+            </w:r>
+          </w:p>
+          <w:p>
+            <w:r/>
+          </w:p>
+          <w:p>
+            <w:r/>
+          </w:p>
+        </w:tc>
+        <w:tc>
+          <w:tcPr>
+            <w:tcW w:w="1134" w:type="dxa"/>
+          </w:tcPr>
+          <w:p>
+            <w:r>
+              <w:rPr>
+                <w:sz w:val="14"/>
+                <w:rFonts w:ascii="Arial" w:hAnsi="Arial"/>
+              </w:rPr>
+              <w:t xml:space="preserve">мойка</w:t>
+            </w:r>
+          </w:p>
+        </w:tc>
+        <w:tc>
+          <w:tcPr>
+            <w:tcW w:w="426" w:type="dxa"/>
+            <w:textDirection w:val="btLr"/>
+          </w:tcPr>
+          <w:p>
+            <w:pPr>
+              <w:ind w:left="113" w:right="113"/>
+              <w:jc w:val="center"/>
+            </w:pPr>
+            <w:r>
+              <w:rPr>
+                <w:sz w:val="14"/>
+                <w:rFonts w:ascii="Arial" w:hAnsi="Arial"/>
+              </w:rPr>
+              <w:t xml:space="preserve"/>
+            </w:r>
+          </w:p>
+        </w:tc>
+        <w:tc>
+          <w:tcPr>
+            <w:tcW w:w="1417" w:type="dxa"/>
+            <w:shd w:val="clear" w:color="auto" w:fill="99CCFF"/>
+          </w:tcPr>
+          <w:p>
+            <w:pPr>
+              <w:rPr>
+                <w:b/>
+                <w:bCs/>
+              </w:rPr>
+            </w:pPr>
+            <w:r>
+              <w:rPr>
+                <w:sz w:val="14"/>
+                <w:rFonts w:ascii="Arial" w:hAnsi="Arial"/>
+                <w:b/>
+              </w:rPr>
+              <w:t xml:space="preserve">ХИМИТЕК ЧУДОДЕЙ®-ПОЛИПРОМ 190022</w:t>
+            </w:r>
+          </w:p>
+        </w:tc>
+        <w:tc>
+          <w:tcPr>
+            <w:tcW w:w="1276" w:type="dxa"/>
+          </w:tcPr>
+          <w:p>
+            <w:r>
+              <w:rPr>
+                <w:sz w:val="14"/>
+                <w:rFonts w:ascii="Arial" w:hAnsi="Arial"/>
+              </w:rPr>
+              <w:t xml:space="preserve">ручной (протирание, обработка щеткой)</w:t>
+            </w:r>
+          </w:p>
+        </w:tc>
+        <w:tc>
+          <w:tcPr>
+            <w:tcW w:w="1990" w:type="dxa"/>
+          </w:tcPr>
+          <w:p>
+            <w:pPr>
+              <w:jc w:val="center"/>
+            </w:pPr>
+            <w:r>
+              <w:rPr>
+                <w:sz w:val="14"/>
+                <w:rFonts w:ascii="Arial" w:hAnsi="Arial"/>
+              </w:rPr>
+              <w:t xml:space="preserve">1,0 %</w:t>
+            </w:r>
+            <w:r>
+              <w:br/>
+            </w:r>
+            <w:r>
+              <w:rPr>
+                <w:rFonts w:ascii="Arial" w:hAnsi="Arial"/>
+                <w:sz w:val="14"/>
+              </w:rPr>
+              <w:t>ручное разведение</w:t>
+            </w:r>
+          </w:p>
+        </w:tc>
+        <w:tc>
+          <w:tcPr>
+            <w:tcW w:w="1248" w:type="dxa"/>
+          </w:tcPr>
+          <w:p>
+            <w:pPr>
+              <w:jc w:val="center"/>
+            </w:pPr>
+            <w:r>
+              <w:rPr>
+                <w:sz w:val="14"/>
+                <w:rFonts w:ascii="Arial" w:hAnsi="Arial"/>
+              </w:rPr>
+              <w:t xml:space="preserve">не ниже 40°C</w:t>
+            </w:r>
+          </w:p>
+        </w:tc>
+        <w:tc>
+          <w:tcPr>
+            <w:tcW w:w="1032" w:type="dxa"/>
+          </w:tcPr>
+          <w:p>
+            <w:pPr>
+              <w:jc w:val="center"/>
+            </w:pPr>
+            <w:r>
+              <w:rPr>
+                <w:sz w:val="14"/>
+                <w:rFonts w:ascii="Arial" w:hAnsi="Arial"/>
+              </w:rPr>
+              <w:t xml:space="preserve">------------</w:t>
+            </w:r>
+          </w:p>
+        </w:tc>
+        <w:tc>
+          <w:tcPr>
+            <w:tcW w:w="411" w:type="dxa"/>
+            <w:vMerge w:val="restart"/>
+            <w:noWrap/>
+            <w:tcMar>
+              <w:left w:w="0" w:type="dxa"/>
+              <w:right w:w="0" w:type="dxa"/>
+            </w:tcMar>
+            <w:textDirection w:val="btLr"/>
+            <w:tcFitText/>
+          </w:tcPr>
+          <w:p>
+            <w:pPr>
+              <w:ind w:left="113" w:right="113"/>
+              <w:jc w:val="center"/>
+              <w:rPr>
+                <w:b/>
+                <w:bCs/>
+              </w:rPr>
+            </w:pPr>
+            <w:r>
+              <w:rPr>
+                <w:sz w:val="14"/>
+                <w:rFonts w:ascii="Arial" w:hAnsi="Arial"/>
+                <w:b/>
+              </w:rPr>
+              <w:t xml:space="preserve">промаркированный</w:t>
+            </w:r>
+          </w:p>
+          <w:p>
+            <w:r/>
+          </w:p>
+          <w:p>
+            <w:r/>
+          </w:p>
+        </w:tc>
+        <w:tc>
+          <w:tcPr>
+            <w:tcW w:w="1467" w:type="dxa"/>
+            <w:vMerge w:val="restart"/>
+          </w:tcPr>
+          <w:p>
+            <w:pPr>
+              <w:jc w:val="center"/>
+            </w:pPr>
+            <w:r>
+              <w:rPr>
+                <w:sz w:val="14"/>
+                <w:rFonts w:ascii="Arial" w:hAnsi="Arial"/>
+              </w:rPr>
+              <w:t xml:space="preserve">1 раз в смену, при смене операций</w:t>
+            </w:r>
+          </w:p>
+          <w:p>
+            <w:r/>
+          </w:p>
+        </w:tc>
+        <w:tc>
+          <w:tcPr>
+            <w:tcW w:w="1554" w:type="dxa"/>
+            <w:vMerge w:val="restart"/>
+          </w:tcPr>
+          <w:p>
+            <w:r>
+              <w:rPr>
+                <w:sz w:val="14"/>
+                <w:rFonts w:ascii="Arial" w:hAnsi="Arial"/>
+              </w:rPr>
+              <w:t xml:space="preserve">сотрудник производства</w:t>
+            </w:r>
+          </w:p>
+          <w:p>
+            <w:r/>
+          </w:p>
+          <w:p>
+            <w:r/>
+          </w:p>
+        </w:tc>
+        <w:tc>
+          <w:tcPr>
+            <w:tcW w:w="1586" w:type="dxa"/>
+            <w:vMerge w:val="restart"/>
+          </w:tcPr>
+          <w:p>
+            <w:r>
+              <w:rPr>
+                <w:sz w:val="14"/>
+                <w:rFonts w:ascii="Arial" w:hAnsi="Arial"/>
+              </w:rPr>
+              <w:t xml:space="preserve">визуальный контроль, химический контроль, микробиологический контроль /сотрудник отдела качества</w:t>
+            </w:r>
+          </w:p>
+          <w:p>
+            <w:r/>
+          </w:p>
+          <w:p>
+            <w:r/>
+          </w:p>
+        </w:tc>
+      </w:tr>
+      <w:tr>
+        <w:tc>
+          <w:tcPr>
+            <w:tcW w:w="1809" w:type="dxa"/>
+            <w:vMerge/>
+          </w:tcPr>
+          <w:p/>
+        </w:tc>
+        <w:tc>
+          <w:tcPr>
+            <w:tcW w:w="1134" w:type="dxa"/>
+          </w:tcPr>
+          <w:p>
+            <w:r>
+              <w:rPr>
+                <w:sz w:val="14"/>
+                <w:rFonts w:ascii="Arial" w:hAnsi="Arial"/>
+              </w:rPr>
+              <w:t xml:space="preserve">дезинфекция</w:t>
+            </w:r>
+          </w:p>
+        </w:tc>
+        <w:tc>
+          <w:tcPr>
+            <w:tcW w:w="426" w:type="dxa"/>
+            <w:textDirection w:val="btLr"/>
+          </w:tcPr>
+          <w:p>
+            <w:pPr>
+              <w:ind w:left="113" w:right="113"/>
+              <w:jc w:val="center"/>
+            </w:pPr>
+            <w:r>
+              <w:rPr>
+                <w:sz w:val="14"/>
+                <w:rFonts w:ascii="Arial" w:hAnsi="Arial"/>
+              </w:rPr>
+              <w:t xml:space="preserve"/>
+            </w:r>
+          </w:p>
+        </w:tc>
+        <w:tc>
+          <w:tcPr>
+            <w:tcW w:w="1417" w:type="dxa"/>
+            <w:shd w:val="clear" w:color="auto" w:fill="FFFFCC"/>
+          </w:tcPr>
+          <w:p>
+            <w:pPr>
+              <w:rPr>
+                <w:b/>
+                <w:bCs/>
+              </w:rPr>
+            </w:pPr>
+            <w:r>
+              <w:rPr>
+                <w:sz w:val="14"/>
+                <w:rFonts w:ascii="Arial" w:hAnsi="Arial"/>
+                <w:b/>
+              </w:rPr>
+              <w:t xml:space="preserve">ХИМИТЕК ПОЛИДЕЗ-СУПЕР</w:t>
+            </w:r>
+          </w:p>
+        </w:tc>
+        <w:tc>
+          <w:tcPr>
+            <w:tcW w:w="1276" w:type="dxa"/>
+          </w:tcPr>
+          <w:p>
+            <w:r>
+              <w:rPr>
+                <w:sz w:val="14"/>
+                <w:rFonts w:ascii="Arial" w:hAnsi="Arial"/>
+              </w:rPr>
+              <w:t xml:space="preserve">ручной (протирание)</w:t>
+            </w:r>
+          </w:p>
+        </w:tc>
+        <w:tc>
+          <w:tcPr>
+            <w:tcW w:w="1990" w:type="dxa"/>
+          </w:tcPr>
+          <w:p>
+            <w:pPr>
+              <w:jc w:val="center"/>
+            </w:pPr>
+            <w:r>
+              <w:rPr>
+                <w:sz w:val="14"/>
+                <w:rFonts w:ascii="Arial" w:hAnsi="Arial"/>
+              </w:rPr>
+              <w:t xml:space="preserve">0,02-0,05 %</w:t>
+            </w:r>
+            <w:r>
+              <w:br/>
+            </w:r>
+            <w:r>
+              <w:rPr>
+                <w:rFonts w:ascii="Arial" w:hAnsi="Arial"/>
+                <w:sz w:val="14"/>
+              </w:rPr>
+              <w:t>дозирующая система ProMax</w:t>
+            </w:r>
+          </w:p>
+        </w:tc>
+        <w:tc>
+          <w:tcPr>
+            <w:tcW w:w="1248" w:type="dxa"/>
+          </w:tcPr>
+          <w:p>
+            <w:pPr>
+              <w:jc w:val="center"/>
+            </w:pPr>
+            <w:r>
+              <w:rPr>
+                <w:sz w:val="14"/>
+                <w:rFonts w:ascii="Arial" w:hAnsi="Arial"/>
+              </w:rPr>
+              <w:t xml:space="preserve">18-20 °C</w:t>
+            </w:r>
+          </w:p>
+        </w:tc>
+        <w:tc>
+          <w:tcPr>
+            <w:tcW w:w="1032" w:type="dxa"/>
+          </w:tcPr>
+          <w:p>
+            <w:pPr>
+              <w:jc w:val="center"/>
+            </w:pPr>
+            <w:r>
+              <w:rPr>
+                <w:sz w:val="14"/>
+                <w:rFonts w:ascii="Arial" w:hAnsi="Arial"/>
+              </w:rPr>
+              <w:t xml:space="preserve">20 мин</w:t>
+            </w:r>
+          </w:p>
+        </w:tc>
+        <w:tc>
+          <w:tcPr>
+            <w:tcW w:w="411" w:type="dxa"/>
+            <w:vMerge/>
+            <w:noWrap/>
+            <w:tcMar>
+              <w:left w:w="0" w:type="dxa"/>
+              <w:right w:w="0" w:type="dxa"/>
+            </w:tcMar>
+            <w:textDirection w:val="btLr"/>
+            <w:tcFitText/>
+          </w:tcPr>
+          <w:p/>
+        </w:tc>
+        <w:tc>
+          <w:tcPr>
+            <w:tcW w:w="1467" w:type="dxa"/>
+            <w:vMerge/>
+          </w:tcPr>
+          <w:p/>
+        </w:tc>
+        <w:tc>
+          <w:tcPr>
+            <w:tcW w:w="1554" w:type="dxa"/>
+            <w:vMerge/>
+          </w:tcPr>
+          <w:p/>
+        </w:tc>
+        <w:tc>
+          <w:tcPr>
+            <w:tcW w:w="1586" w:type="dxa"/>
+            <w:vMerge/>
+          </w:tcPr>
+          <w:p/>
+        </w:tc>
+      </w:tr>
+      <w:tr>
+        <w:tc>
+          <w:tcPr>
+            <w:tcW w:w="1809" w:type="dxa"/>
+            <w:vMerge/>
+          </w:tcPr>
+          <w:p/>
+        </w:tc>
+        <w:tc>
+          <w:tcPr>
+            <w:tcW w:w="1134" w:type="dxa"/>
+          </w:tcPr>
+          <w:p>
+            <w:r>
+              <w:rPr>
+                <w:sz w:val="14"/>
+                <w:rFonts w:ascii="Arial" w:hAnsi="Arial"/>
+              </w:rPr>
+              <w:t xml:space="preserve">дезинфекция</w:t>
+            </w:r>
+          </w:p>
+        </w:tc>
+        <w:tc>
+          <w:tcPr>
+            <w:tcW w:w="426" w:type="dxa"/>
+            <w:textDirection w:val="btLr"/>
+          </w:tcPr>
+          <w:p>
+            <w:pPr>
+              <w:ind w:left="113" w:right="113"/>
+              <w:jc w:val="center"/>
+            </w:pPr>
+            <w:r>
+              <w:rPr>
+                <w:sz w:val="14"/>
+                <w:rFonts w:ascii="Arial" w:hAnsi="Arial"/>
+              </w:rPr>
+              <w:t xml:space="preserve"/>
+            </w:r>
+          </w:p>
+        </w:tc>
+        <w:tc>
+          <w:tcPr>
+            <w:tcW w:w="1417" w:type="dxa"/>
+            <w:shd w:val="clear" w:color="auto" w:fill="FFFFCC"/>
+          </w:tcPr>
+          <w:p>
+            <w:pPr>
+              <w:rPr>
+                <w:b/>
+                <w:bCs/>
+              </w:rPr>
+            </w:pPr>
+            <w:r>
+              <w:rPr>
+                <w:sz w:val="14"/>
+                <w:rFonts w:ascii="Arial" w:hAnsi="Arial"/>
+                <w:b/>
+              </w:rPr>
+              <w:t xml:space="preserve">ХИМИТЕК ПОЛИДЕЗ-СУПЕР</w:t>
+            </w:r>
+          </w:p>
+        </w:tc>
+        <w:tc>
+          <w:tcPr>
+            <w:tcW w:w="1276" w:type="dxa"/>
+          </w:tcPr>
+          <w:p>
+            <w:r>
+              <w:rPr>
+                <w:sz w:val="14"/>
+                <w:rFonts w:ascii="Arial" w:hAnsi="Arial"/>
+              </w:rPr>
+              <w:t xml:space="preserve">ручной (протирание)</w:t>
+            </w:r>
+          </w:p>
+        </w:tc>
+        <w:tc>
+          <w:tcPr>
+            <w:tcW w:w="1990" w:type="dxa"/>
+          </w:tcPr>
+          <w:p>
+            <w:pPr>
+              <w:jc w:val="center"/>
+            </w:pPr>
+            <w:r>
+              <w:rPr>
+                <w:sz w:val="14"/>
+                <w:rFonts w:ascii="Arial" w:hAnsi="Arial"/>
+              </w:rPr>
+              <w:t xml:space="preserve">0,02-0,05 %</w:t>
+            </w:r>
+            <w:r>
+              <w:br/>
+            </w:r>
+            <w:r>
+              <w:rPr>
+                <w:rFonts w:ascii="Arial" w:hAnsi="Arial"/>
+                <w:sz w:val="14"/>
+              </w:rPr>
+              <w:t>дозирующая система ProMax</w:t>
+            </w:r>
+          </w:p>
+        </w:tc>
+        <w:tc>
+          <w:tcPr>
+            <w:tcW w:w="1248" w:type="dxa"/>
+          </w:tcPr>
+          <w:p>
+            <w:pPr>
+              <w:jc w:val="center"/>
+            </w:pPr>
+            <w:r>
+              <w:rPr>
+                <w:sz w:val="14"/>
+                <w:rFonts w:ascii="Arial" w:hAnsi="Arial"/>
+              </w:rPr>
+              <w:t xml:space="preserve">18-20 °C</w:t>
+            </w:r>
+          </w:p>
+        </w:tc>
+        <w:tc>
+          <w:tcPr>
+            <w:tcW w:w="1032" w:type="dxa"/>
+          </w:tcPr>
+          <w:p>
+            <w:pPr>
+              <w:jc w:val="center"/>
+            </w:pPr>
+            <w:r>
+              <w:rPr>
+                <w:sz w:val="14"/>
+                <w:rFonts w:ascii="Arial" w:hAnsi="Arial"/>
+              </w:rPr>
+              <w:t xml:space="preserve">20 мин</w:t>
+            </w:r>
+          </w:p>
+        </w:tc>
+        <w:tc>
+          <w:tcPr>
+            <w:tcW w:w="411" w:type="dxa"/>
+            <w:vMerge/>
+            <w:noWrap/>
+            <w:tcMar>
+              <w:left w:w="0" w:type="dxa"/>
+              <w:right w:w="0" w:type="dxa"/>
+            </w:tcMar>
+            <w:textDirection w:val="btLr"/>
+            <w:tcFitText/>
+          </w:tcPr>
+          <w:p/>
+        </w:tc>
+        <w:tc>
+          <w:tcPr>
+            <w:tcW w:w="1467" w:type="dxa"/>
+          </w:tcPr>
+          <w:p>
+            <w:pPr>
+              <w:jc w:val="center"/>
+            </w:pPr>
+            <w:r>
+              <w:rPr>
+                <w:sz w:val="14"/>
+                <w:rFonts w:ascii="Arial" w:hAnsi="Arial"/>
+              </w:rPr>
+              <w:t xml:space="preserve">при простое &gt; 30 минут</w:t>
+            </w:r>
+          </w:p>
+        </w:tc>
+        <w:tc>
+          <w:tcPr>
+            <w:tcW w:w="1554" w:type="dxa"/>
+            <w:vMerge/>
+          </w:tcPr>
+          <w:p/>
+        </w:tc>
+        <w:tc>
+          <w:tcPr>
+            <w:tcW w:w="1586" w:type="dxa"/>
+            <w:vMerge/>
+          </w:tcPr>
+          <w:p/>
+        </w:tc>
+      </w:tr>
+      <w:tr>
+        <w:tc>
+          <w:tcPr>
+            <w:tcW w:w="1809" w:type="dxa"/>
+            <w:vMerge w:val="restart"/>
+          </w:tcPr>
+          <w:p>
+            <w:r>
+              <w:rPr>
+                <w:sz w:val="14"/>
+                <w:rFonts w:ascii="Arial" w:hAnsi="Arial"/>
+              </w:rPr>
+              <w:t xml:space="preserve">просеиватели для муки, просеиватели для сахара</w:t>
+            </w:r>
+          </w:p>
+          <w:p>
+            <w:r/>
+          </w:p>
+          <w:p>
+            <w:r/>
+          </w:p>
+        </w:tc>
+        <w:tc>
+          <w:tcPr>
+            <w:tcW w:w="1134" w:type="dxa"/>
+          </w:tcPr>
+          <w:p>
+            <w:r>
+              <w:rPr>
+                <w:sz w:val="14"/>
+                <w:rFonts w:ascii="Arial" w:hAnsi="Arial"/>
+              </w:rPr>
+              <w:t xml:space="preserve">мойка</w:t>
+            </w:r>
+          </w:p>
+        </w:tc>
+        <w:tc>
+          <w:tcPr>
+            <w:tcW w:w="426" w:type="dxa"/>
+            <w:textDirection w:val="btLr"/>
+          </w:tcPr>
+          <w:p>
+            <w:pPr>
+              <w:ind w:left="113" w:right="113"/>
+              <w:jc w:val="center"/>
+            </w:pPr>
+            <w:r>
+              <w:rPr>
+                <w:sz w:val="14"/>
+                <w:rFonts w:ascii="Arial" w:hAnsi="Arial"/>
+              </w:rPr>
+              <w:t xml:space="preserve"/>
+            </w:r>
+          </w:p>
+        </w:tc>
+        <w:tc>
+          <w:tcPr>
+            <w:tcW w:w="1417" w:type="dxa"/>
+            <w:shd w:val="clear" w:color="auto" w:fill="99CCFF"/>
+          </w:tcPr>
+          <w:p>
+            <w:pPr>
+              <w:rPr>
+                <w:b/>
+                <w:bCs/>
+              </w:rPr>
+            </w:pPr>
+            <w:r>
+              <w:rPr>
+                <w:sz w:val="14"/>
+                <w:rFonts w:ascii="Arial" w:hAnsi="Arial"/>
+                <w:b/>
+              </w:rPr>
+              <w:t xml:space="preserve">ХИМИТЕК ЧУДОДЕЙ®-ПОЛИПРОМ 190022</w:t>
+            </w:r>
+          </w:p>
+        </w:tc>
+        <w:tc>
+          <w:tcPr>
+            <w:tcW w:w="1276" w:type="dxa"/>
+          </w:tcPr>
+          <w:p>
+            <w:r>
+              <w:rPr>
+                <w:sz w:val="14"/>
+                <w:rFonts w:ascii="Arial" w:hAnsi="Arial"/>
+              </w:rPr>
+              <w:t xml:space="preserve">ручной (протирание, обработка щеткой)</w:t>
+            </w:r>
+          </w:p>
+        </w:tc>
+        <w:tc>
+          <w:tcPr>
+            <w:tcW w:w="1990" w:type="dxa"/>
+          </w:tcPr>
+          <w:p>
+            <w:pPr>
+              <w:jc w:val="center"/>
+            </w:pPr>
+            <w:r>
+              <w:rPr>
+                <w:sz w:val="14"/>
+                <w:rFonts w:ascii="Arial" w:hAnsi="Arial"/>
+              </w:rPr>
+              <w:t xml:space="preserve">1,0 %</w:t>
+            </w:r>
+            <w:r>
+              <w:br/>
+            </w:r>
+            <w:r>
+              <w:rPr>
+                <w:rFonts w:ascii="Arial" w:hAnsi="Arial"/>
+                <w:sz w:val="14"/>
+              </w:rPr>
+              <w:t>ручное разведение</w:t>
+            </w:r>
+          </w:p>
+        </w:tc>
+        <w:tc>
+          <w:tcPr>
+            <w:tcW w:w="1248" w:type="dxa"/>
+          </w:tcPr>
+          <w:p>
+            <w:pPr>
+              <w:jc w:val="center"/>
+            </w:pPr>
+            <w:r>
+              <w:rPr>
+                <w:sz w:val="14"/>
+                <w:rFonts w:ascii="Arial" w:hAnsi="Arial"/>
+              </w:rPr>
+              <w:t xml:space="preserve">не ниже 40°C</w:t>
+            </w:r>
+          </w:p>
+        </w:tc>
+        <w:tc>
+          <w:tcPr>
+            <w:tcW w:w="1032" w:type="dxa"/>
+          </w:tcPr>
+          <w:p>
+            <w:pPr>
+              <w:jc w:val="center"/>
+            </w:pPr>
+            <w:r>
+              <w:rPr>
+                <w:sz w:val="14"/>
+                <w:rFonts w:ascii="Arial" w:hAnsi="Arial"/>
+              </w:rPr>
+              <w:t xml:space="preserve">------------</w:t>
+            </w:r>
+          </w:p>
+        </w:tc>
+        <w:tc>
+          <w:tcPr>
+            <w:tcW w:w="411" w:type="dxa"/>
+            <w:vMerge w:val="restart"/>
+            <w:noWrap/>
+            <w:tcMar>
+              <w:left w:w="0" w:type="dxa"/>
+              <w:right w:w="0" w:type="dxa"/>
+            </w:tcMar>
+            <w:textDirection w:val="btLr"/>
+            <w:tcFitText/>
+          </w:tcPr>
+          <w:p>
+            <w:pPr>
+              <w:ind w:left="113" w:right="113"/>
+              <w:jc w:val="center"/>
+              <w:rPr>
+                <w:b/>
+                <w:bCs/>
+              </w:rPr>
+            </w:pPr>
+            <w:r>
+              <w:rPr>
+                <w:sz w:val="14"/>
+                <w:rFonts w:ascii="Arial" w:hAnsi="Arial"/>
+                <w:b/>
+              </w:rPr>
+              <w:t xml:space="preserve">промаркированный</w:t>
+            </w:r>
+          </w:p>
+          <w:p>
+            <w:r/>
+          </w:p>
+          <w:p>
+            <w:r/>
+          </w:p>
+        </w:tc>
+        <w:tc>
+          <w:tcPr>
+            <w:tcW w:w="1467" w:type="dxa"/>
+            <w:vMerge w:val="restart"/>
+          </w:tcPr>
+          <w:p>
+            <w:pPr>
+              <w:jc w:val="center"/>
+            </w:pPr>
+            <w:r>
+              <w:rPr>
+                <w:sz w:val="14"/>
+                <w:rFonts w:ascii="Arial" w:hAnsi="Arial"/>
+              </w:rPr>
+              <w:t xml:space="preserve">1 раз в смену, при смене сырьевых компонентов</w:t>
+            </w:r>
+          </w:p>
+          <w:p>
+            <w:r/>
+          </w:p>
+        </w:tc>
+        <w:tc>
+          <w:tcPr>
+            <w:tcW w:w="1554" w:type="dxa"/>
+            <w:vMerge w:val="restart"/>
+          </w:tcPr>
+          <w:p>
+            <w:r>
+              <w:rPr>
+                <w:sz w:val="14"/>
+                <w:rFonts w:ascii="Arial" w:hAnsi="Arial"/>
+              </w:rPr>
+              <w:t xml:space="preserve">сотрудник производства</w:t>
+            </w:r>
+          </w:p>
+          <w:p>
+            <w:r/>
+          </w:p>
+          <w:p>
+            <w:r/>
+          </w:p>
+        </w:tc>
+        <w:tc>
+          <w:tcPr>
+            <w:tcW w:w="1586" w:type="dxa"/>
+            <w:vMerge w:val="restart"/>
+          </w:tcPr>
+          <w:p>
+            <w:r>
+              <w:rPr>
+                <w:sz w:val="14"/>
+                <w:rFonts w:ascii="Arial" w:hAnsi="Arial"/>
+              </w:rPr>
+              <w:t xml:space="preserve">визуальный контроль, химический контроль, микробиологический контроль /сотрудник отдела качества</w:t>
+            </w:r>
+          </w:p>
+          <w:p>
+            <w:r/>
+          </w:p>
+          <w:p>
+            <w:r/>
+          </w:p>
+        </w:tc>
+      </w:tr>
+      <w:tr>
+        <w:tc>
+          <w:tcPr>
+            <w:tcW w:w="1809" w:type="dxa"/>
+            <w:vMerge/>
+          </w:tcPr>
+          <w:p/>
+        </w:tc>
+        <w:tc>
+          <w:tcPr>
+            <w:tcW w:w="1134" w:type="dxa"/>
+          </w:tcPr>
+          <w:p>
+            <w:r>
+              <w:rPr>
+                <w:sz w:val="14"/>
+                <w:rFonts w:ascii="Arial" w:hAnsi="Arial"/>
+              </w:rPr>
+              <w:t xml:space="preserve">дезинфекция</w:t>
+            </w:r>
+          </w:p>
+        </w:tc>
+        <w:tc>
+          <w:tcPr>
+            <w:tcW w:w="426" w:type="dxa"/>
+            <w:textDirection w:val="btLr"/>
+          </w:tcPr>
+          <w:p>
+            <w:pPr>
+              <w:ind w:left="113" w:right="113"/>
+              <w:jc w:val="center"/>
+            </w:pPr>
+            <w:r>
+              <w:rPr>
+                <w:sz w:val="14"/>
+                <w:rFonts w:ascii="Arial" w:hAnsi="Arial"/>
+              </w:rPr>
+              <w:t xml:space="preserve"/>
+            </w:r>
+          </w:p>
+        </w:tc>
+        <w:tc>
+          <w:tcPr>
+            <w:tcW w:w="1417" w:type="dxa"/>
+            <w:shd w:val="clear" w:color="auto" w:fill="FFFFCC"/>
+          </w:tcPr>
+          <w:p>
+            <w:pPr>
+              <w:rPr>
+                <w:b/>
+                <w:bCs/>
+              </w:rPr>
+            </w:pPr>
+            <w:r>
+              <w:rPr>
+                <w:sz w:val="14"/>
+                <w:rFonts w:ascii="Arial" w:hAnsi="Arial"/>
+                <w:b/>
+              </w:rPr>
+              <w:t xml:space="preserve">ХИМИТЕК ПОЛИДЕЗ-СУПЕР</w:t>
+            </w:r>
+          </w:p>
+        </w:tc>
+        <w:tc>
+          <w:tcPr>
+            <w:tcW w:w="1276" w:type="dxa"/>
+          </w:tcPr>
+          <w:p>
+            <w:r>
+              <w:rPr>
+                <w:sz w:val="14"/>
+                <w:rFonts w:ascii="Arial" w:hAnsi="Arial"/>
+              </w:rPr>
+              <w:t xml:space="preserve">ручной (протирание)</w:t>
+            </w:r>
+          </w:p>
+        </w:tc>
+        <w:tc>
+          <w:tcPr>
+            <w:tcW w:w="1990" w:type="dxa"/>
+          </w:tcPr>
+          <w:p>
+            <w:pPr>
+              <w:jc w:val="center"/>
+            </w:pPr>
+            <w:r>
+              <w:rPr>
+                <w:sz w:val="14"/>
+                <w:rFonts w:ascii="Arial" w:hAnsi="Arial"/>
+              </w:rPr>
+              <w:t xml:space="preserve">0,02-0,05 %</w:t>
+            </w:r>
+            <w:r>
+              <w:br/>
+            </w:r>
+            <w:r>
+              <w:rPr>
+                <w:rFonts w:ascii="Arial" w:hAnsi="Arial"/>
+                <w:sz w:val="14"/>
+              </w:rPr>
+              <w:t>дозирующая система ProMax</w:t>
+            </w:r>
+          </w:p>
+        </w:tc>
+        <w:tc>
+          <w:tcPr>
+            <w:tcW w:w="1248" w:type="dxa"/>
+          </w:tcPr>
+          <w:p>
+            <w:pPr>
+              <w:jc w:val="center"/>
+            </w:pPr>
+            <w:r>
+              <w:rPr>
+                <w:sz w:val="14"/>
+                <w:rFonts w:ascii="Arial" w:hAnsi="Arial"/>
+              </w:rPr>
+              <w:t xml:space="preserve">18-20 °C</w:t>
+            </w:r>
+          </w:p>
+        </w:tc>
+        <w:tc>
+          <w:tcPr>
+            <w:tcW w:w="1032" w:type="dxa"/>
+          </w:tcPr>
+          <w:p>
+            <w:pPr>
+              <w:jc w:val="center"/>
+            </w:pPr>
+            <w:r>
+              <w:rPr>
+                <w:sz w:val="14"/>
+                <w:rFonts w:ascii="Arial" w:hAnsi="Arial"/>
+              </w:rPr>
+              <w:t xml:space="preserve">20 мин</w:t>
+            </w:r>
+          </w:p>
+        </w:tc>
+        <w:tc>
+          <w:tcPr>
+            <w:tcW w:w="411" w:type="dxa"/>
+            <w:vMerge/>
+            <w:noWrap/>
+            <w:tcMar>
+              <w:left w:w="0" w:type="dxa"/>
+              <w:right w:w="0" w:type="dxa"/>
+            </w:tcMar>
+            <w:textDirection w:val="btLr"/>
+            <w:tcFitText/>
+          </w:tcPr>
+          <w:p/>
+        </w:tc>
+        <w:tc>
+          <w:tcPr>
+            <w:tcW w:w="1467" w:type="dxa"/>
+            <w:vMerge/>
+          </w:tcPr>
+          <w:p/>
+        </w:tc>
+        <w:tc>
+          <w:tcPr>
+            <w:tcW w:w="1554" w:type="dxa"/>
+            <w:vMerge/>
+          </w:tcPr>
+          <w:p/>
+        </w:tc>
+        <w:tc>
+          <w:tcPr>
+            <w:tcW w:w="1586" w:type="dxa"/>
+            <w:vMerge/>
+          </w:tcPr>
+          <w:p/>
+        </w:tc>
+      </w:tr>
+      <w:tr>
+        <w:tc>
+          <w:tcPr>
+            <w:tcW w:w="1809" w:type="dxa"/>
+            <w:vMerge/>
+          </w:tcPr>
+          <w:p/>
+        </w:tc>
+        <w:tc>
+          <w:tcPr>
+            <w:tcW w:w="1134" w:type="dxa"/>
+          </w:tcPr>
+          <w:p>
+            <w:r>
+              <w:rPr>
+                <w:sz w:val="14"/>
+                <w:rFonts w:ascii="Arial" w:hAnsi="Arial"/>
+              </w:rPr>
+              <w:t xml:space="preserve">дезинфекция</w:t>
+            </w:r>
+          </w:p>
+        </w:tc>
+        <w:tc>
+          <w:tcPr>
+            <w:tcW w:w="426" w:type="dxa"/>
+            <w:textDirection w:val="btLr"/>
+          </w:tcPr>
+          <w:p>
+            <w:pPr>
+              <w:ind w:left="113" w:right="113"/>
+              <w:jc w:val="center"/>
+            </w:pPr>
+            <w:r>
+              <w:rPr>
+                <w:sz w:val="14"/>
+                <w:rFonts w:ascii="Arial" w:hAnsi="Arial"/>
+              </w:rPr>
+              <w:t xml:space="preserve"/>
+            </w:r>
+          </w:p>
+        </w:tc>
+        <w:tc>
+          <w:tcPr>
+            <w:tcW w:w="1417" w:type="dxa"/>
+            <w:shd w:val="clear" w:color="auto" w:fill="FFFFCC"/>
+          </w:tcPr>
+          <w:p>
+            <w:pPr>
+              <w:rPr>
+                <w:b/>
+                <w:bCs/>
+              </w:rPr>
+            </w:pPr>
+            <w:r>
+              <w:rPr>
+                <w:sz w:val="14"/>
+                <w:rFonts w:ascii="Arial" w:hAnsi="Arial"/>
+                <w:b/>
+              </w:rPr>
+              <w:t xml:space="preserve">ХИМИТЕК ПОЛИДЕЗ-СУПЕР</w:t>
+            </w:r>
+          </w:p>
+        </w:tc>
+        <w:tc>
+          <w:tcPr>
+            <w:tcW w:w="1276" w:type="dxa"/>
+          </w:tcPr>
+          <w:p>
+            <w:r>
+              <w:rPr>
+                <w:sz w:val="14"/>
+                <w:rFonts w:ascii="Arial" w:hAnsi="Arial"/>
+              </w:rPr>
+              <w:t xml:space="preserve">ручной (протирание)</w:t>
+            </w:r>
+          </w:p>
+        </w:tc>
+        <w:tc>
+          <w:tcPr>
+            <w:tcW w:w="1990" w:type="dxa"/>
+          </w:tcPr>
+          <w:p>
+            <w:pPr>
+              <w:jc w:val="center"/>
+            </w:pPr>
+            <w:r>
+              <w:rPr>
+                <w:sz w:val="14"/>
+                <w:rFonts w:ascii="Arial" w:hAnsi="Arial"/>
+              </w:rPr>
+              <w:t xml:space="preserve">0,02-0,05 %</w:t>
+            </w:r>
+            <w:r>
+              <w:br/>
+            </w:r>
+            <w:r>
+              <w:rPr>
+                <w:rFonts w:ascii="Arial" w:hAnsi="Arial"/>
+                <w:sz w:val="14"/>
+              </w:rPr>
+              <w:t>дозирующая система ProMax</w:t>
+            </w:r>
+          </w:p>
+        </w:tc>
+        <w:tc>
+          <w:tcPr>
+            <w:tcW w:w="1248" w:type="dxa"/>
+          </w:tcPr>
+          <w:p>
+            <w:pPr>
+              <w:jc w:val="center"/>
+            </w:pPr>
+            <w:r>
+              <w:rPr>
+                <w:sz w:val="14"/>
+                <w:rFonts w:ascii="Arial" w:hAnsi="Arial"/>
+              </w:rPr>
+              <w:t xml:space="preserve">18-20 °C</w:t>
+            </w:r>
+          </w:p>
+        </w:tc>
+        <w:tc>
+          <w:tcPr>
+            <w:tcW w:w="1032" w:type="dxa"/>
+          </w:tcPr>
+          <w:p>
+            <w:pPr>
+              <w:jc w:val="center"/>
+            </w:pPr>
+            <w:r>
+              <w:rPr>
+                <w:sz w:val="14"/>
+                <w:rFonts w:ascii="Arial" w:hAnsi="Arial"/>
+              </w:rPr>
+              <w:t xml:space="preserve">20 мин</w:t>
+            </w:r>
+          </w:p>
+        </w:tc>
+        <w:tc>
+          <w:tcPr>
+            <w:tcW w:w="411" w:type="dxa"/>
+            <w:vMerge/>
+            <w:noWrap/>
+            <w:tcMar>
+              <w:left w:w="0" w:type="dxa"/>
+              <w:right w:w="0" w:type="dxa"/>
+            </w:tcMar>
+            <w:textDirection w:val="btLr"/>
+            <w:tcFitText/>
+          </w:tcPr>
+          <w:p/>
+        </w:tc>
+        <w:tc>
+          <w:tcPr>
+            <w:tcW w:w="1467" w:type="dxa"/>
+          </w:tcPr>
+          <w:p>
+            <w:pPr>
+              <w:jc w:val="center"/>
+            </w:pPr>
+            <w:r>
+              <w:rPr>
+                <w:sz w:val="14"/>
+                <w:rFonts w:ascii="Arial" w:hAnsi="Arial"/>
+              </w:rPr>
+              <w:t xml:space="preserve">при простое &gt; 6 часов</w:t>
+            </w:r>
+          </w:p>
+        </w:tc>
+        <w:tc>
+          <w:tcPr>
+            <w:tcW w:w="1554" w:type="dxa"/>
+            <w:vMerge/>
+          </w:tcPr>
+          <w:p/>
+        </w:tc>
+        <w:tc>
+          <w:tcPr>
+            <w:tcW w:w="1586" w:type="dxa"/>
+            <w:vMerge/>
+          </w:tcPr>
+          <w:p/>
+        </w:tc>
+      </w:tr>
+      <w:tr>
+        <w:tc>
+          <w:tcPr>
+            <w:tcW w:w="1809" w:type="dxa"/>
+            <w:vMerge w:val="restart"/>
+          </w:tcPr>
+          <w:p>
+            <w:r>
+              <w:rPr>
+                <w:sz w:val="14"/>
+                <w:rFonts w:ascii="Arial" w:hAnsi="Arial"/>
+              </w:rPr>
+              <w:t xml:space="preserve">тестоделители, тестомесы, тестоокруглители, тестораскатки</w:t>
+            </w:r>
+          </w:p>
+          <w:p>
+            <w:r/>
+          </w:p>
+          <w:p>
+            <w:r/>
+          </w:p>
+        </w:tc>
+        <w:tc>
+          <w:tcPr>
+            <w:tcW w:w="1134" w:type="dxa"/>
+          </w:tcPr>
+          <w:p>
+            <w:r>
+              <w:rPr>
+                <w:sz w:val="14"/>
+                <w:rFonts w:ascii="Arial" w:hAnsi="Arial"/>
+              </w:rPr>
+              <w:t xml:space="preserve">мойка</w:t>
+            </w:r>
+          </w:p>
+        </w:tc>
+        <w:tc>
+          <w:tcPr>
+            <w:tcW w:w="426" w:type="dxa"/>
+            <w:textDirection w:val="btLr"/>
+          </w:tcPr>
+          <w:p>
+            <w:pPr>
+              <w:ind w:left="113" w:right="113"/>
+              <w:jc w:val="center"/>
+            </w:pPr>
+            <w:r>
+              <w:rPr>
+                <w:sz w:val="14"/>
+                <w:rFonts w:ascii="Arial" w:hAnsi="Arial"/>
+              </w:rPr>
+              <w:t xml:space="preserve"/>
+            </w:r>
+          </w:p>
+        </w:tc>
+        <w:tc>
+          <w:tcPr>
+            <w:tcW w:w="1417" w:type="dxa"/>
+            <w:shd w:val="clear" w:color="auto" w:fill="99CCFF"/>
+          </w:tcPr>
+          <w:p>
+            <w:pPr>
+              <w:rPr>
+                <w:b/>
+                <w:bCs/>
+              </w:rPr>
+            </w:pPr>
+            <w:r>
+              <w:rPr>
+                <w:sz w:val="14"/>
+                <w:rFonts w:ascii="Arial" w:hAnsi="Arial"/>
+                <w:b/>
+              </w:rPr>
+              <w:t xml:space="preserve">ХИМИТЕК ЧУДОДЕЙ®-ПОЛИПРОМ 190022</w:t>
+            </w:r>
+          </w:p>
+        </w:tc>
+        <w:tc>
+          <w:tcPr>
+            <w:tcW w:w="1276" w:type="dxa"/>
+          </w:tcPr>
+          <w:p>
+            <w:r>
+              <w:rPr>
+                <w:sz w:val="14"/>
+                <w:rFonts w:ascii="Arial" w:hAnsi="Arial"/>
+              </w:rPr>
+              <w:t xml:space="preserve">ручной (протирание, обработка щеткой)</w:t>
+            </w:r>
+          </w:p>
+        </w:tc>
+        <w:tc>
+          <w:tcPr>
+            <w:tcW w:w="1990" w:type="dxa"/>
+          </w:tcPr>
+          <w:p>
+            <w:pPr>
+              <w:jc w:val="center"/>
+            </w:pPr>
+            <w:r>
+              <w:rPr>
+                <w:sz w:val="14"/>
+                <w:rFonts w:ascii="Arial" w:hAnsi="Arial"/>
+              </w:rPr>
+              <w:t xml:space="preserve">1,0 %</w:t>
+            </w:r>
+            <w:r>
+              <w:br/>
+            </w:r>
+            <w:r>
+              <w:rPr>
+                <w:rFonts w:ascii="Arial" w:hAnsi="Arial"/>
+                <w:sz w:val="14"/>
+              </w:rPr>
+              <w:t>ручное разведение</w:t>
+            </w:r>
+          </w:p>
+        </w:tc>
+        <w:tc>
+          <w:tcPr>
+            <w:tcW w:w="1248" w:type="dxa"/>
+          </w:tcPr>
+          <w:p>
+            <w:pPr>
+              <w:jc w:val="center"/>
+            </w:pPr>
+            <w:r>
+              <w:rPr>
+                <w:sz w:val="14"/>
+                <w:rFonts w:ascii="Arial" w:hAnsi="Arial"/>
+              </w:rPr>
+              <w:t xml:space="preserve">не ниже 40°C</w:t>
+            </w:r>
+          </w:p>
+        </w:tc>
+        <w:tc>
+          <w:tcPr>
+            <w:tcW w:w="1032" w:type="dxa"/>
+          </w:tcPr>
+          <w:p>
+            <w:pPr>
+              <w:jc w:val="center"/>
+            </w:pPr>
+            <w:r>
+              <w:rPr>
+                <w:sz w:val="14"/>
+                <w:rFonts w:ascii="Arial" w:hAnsi="Arial"/>
+              </w:rPr>
+              <w:t xml:space="preserve">------------</w:t>
+            </w:r>
+          </w:p>
+        </w:tc>
+        <w:tc>
+          <w:tcPr>
+            <w:tcW w:w="411" w:type="dxa"/>
+            <w:vMerge w:val="restart"/>
+            <w:noWrap/>
+            <w:tcMar>
+              <w:left w:w="0" w:type="dxa"/>
+              <w:right w:w="0" w:type="dxa"/>
+            </w:tcMar>
+            <w:textDirection w:val="btLr"/>
+            <w:tcFitText/>
+          </w:tcPr>
+          <w:p>
+            <w:pPr>
+              <w:ind w:left="113" w:right="113"/>
+              <w:jc w:val="center"/>
+              <w:rPr>
+                <w:b/>
+                <w:bCs/>
+              </w:rPr>
+            </w:pPr>
+            <w:r>
+              <w:rPr>
+                <w:sz w:val="14"/>
+                <w:rFonts w:ascii="Arial" w:hAnsi="Arial"/>
+                <w:b/>
+              </w:rPr>
+              <w:t xml:space="preserve">промаркированный</w:t>
+            </w:r>
+          </w:p>
+          <w:p>
+            <w:r/>
+          </w:p>
+          <w:p>
+            <w:r/>
+          </w:p>
+        </w:tc>
+        <w:tc>
+          <w:tcPr>
+            <w:tcW w:w="1467" w:type="dxa"/>
+            <w:vMerge w:val="restart"/>
+          </w:tcPr>
+          <w:p>
+            <w:pPr>
+              <w:jc w:val="center"/>
+            </w:pPr>
+            <w:r>
+              <w:rPr>
+                <w:sz w:val="14"/>
+                <w:rFonts w:ascii="Arial" w:hAnsi="Arial"/>
+              </w:rPr>
+              <w:t xml:space="preserve">1 раз в смену, при смене тестовой заготовки</w:t>
+            </w:r>
+          </w:p>
+          <w:p>
+            <w:r/>
+          </w:p>
+        </w:tc>
+        <w:tc>
+          <w:tcPr>
+            <w:tcW w:w="1554" w:type="dxa"/>
+            <w:vMerge w:val="restart"/>
+          </w:tcPr>
+          <w:p>
+            <w:r>
+              <w:rPr>
+                <w:sz w:val="14"/>
+                <w:rFonts w:ascii="Arial" w:hAnsi="Arial"/>
+              </w:rPr>
+              <w:t xml:space="preserve">сотрудник производства</w:t>
+            </w:r>
+          </w:p>
+          <w:p>
+            <w:r/>
+          </w:p>
+          <w:p>
+            <w:r/>
+          </w:p>
+        </w:tc>
+        <w:tc>
+          <w:tcPr>
+            <w:tcW w:w="1586" w:type="dxa"/>
+            <w:vMerge w:val="restart"/>
+          </w:tcPr>
+          <w:p>
+            <w:r>
+              <w:rPr>
+                <w:sz w:val="14"/>
+                <w:rFonts w:ascii="Arial" w:hAnsi="Arial"/>
+              </w:rPr>
+              <w:t xml:space="preserve">визуальный контроль, химический контроль, микробиологический контроль /сотрудник отдела качества</w:t>
+            </w:r>
+          </w:p>
+          <w:p>
+            <w:r/>
+          </w:p>
+          <w:p>
+            <w:r/>
+          </w:p>
+        </w:tc>
+      </w:tr>
+      <w:tr>
+        <w:tc>
+          <w:tcPr>
+            <w:tcW w:w="1809" w:type="dxa"/>
+            <w:vMerge/>
+          </w:tcPr>
+          <w:p/>
+        </w:tc>
+        <w:tc>
+          <w:tcPr>
+            <w:tcW w:w="1134" w:type="dxa"/>
+          </w:tcPr>
+          <w:p>
+            <w:r>
+              <w:rPr>
+                <w:sz w:val="14"/>
+                <w:rFonts w:ascii="Arial" w:hAnsi="Arial"/>
+              </w:rPr>
+              <w:t xml:space="preserve">дезинфекция</w:t>
+            </w:r>
+          </w:p>
+        </w:tc>
+        <w:tc>
+          <w:tcPr>
+            <w:tcW w:w="426" w:type="dxa"/>
+            <w:textDirection w:val="btLr"/>
+          </w:tcPr>
+          <w:p>
+            <w:pPr>
+              <w:ind w:left="113" w:right="113"/>
+              <w:jc w:val="center"/>
+            </w:pPr>
+            <w:r>
+              <w:rPr>
+                <w:sz w:val="14"/>
+                <w:rFonts w:ascii="Arial" w:hAnsi="Arial"/>
+              </w:rPr>
+              <w:t xml:space="preserve"/>
+            </w:r>
+          </w:p>
+        </w:tc>
+        <w:tc>
+          <w:tcPr>
+            <w:tcW w:w="1417" w:type="dxa"/>
+            <w:shd w:val="clear" w:color="auto" w:fill="FFFFCC"/>
+          </w:tcPr>
+          <w:p>
+            <w:pPr>
+              <w:rPr>
+                <w:b/>
+                <w:bCs/>
+              </w:rPr>
+            </w:pPr>
+            <w:r>
+              <w:rPr>
+                <w:sz w:val="14"/>
+                <w:rFonts w:ascii="Arial" w:hAnsi="Arial"/>
+                <w:b/>
+              </w:rPr>
+              <w:t xml:space="preserve">ХИМИТЕК ПОЛИДЕЗ-СУПЕР</w:t>
+            </w:r>
+          </w:p>
+        </w:tc>
+        <w:tc>
+          <w:tcPr>
+            <w:tcW w:w="1276" w:type="dxa"/>
+          </w:tcPr>
+          <w:p>
+            <w:r>
+              <w:rPr>
+                <w:sz w:val="14"/>
+                <w:rFonts w:ascii="Arial" w:hAnsi="Arial"/>
+              </w:rPr>
+              <w:t xml:space="preserve">ручной (протирание)</w:t>
+            </w:r>
+          </w:p>
+        </w:tc>
+        <w:tc>
+          <w:tcPr>
+            <w:tcW w:w="1990" w:type="dxa"/>
+          </w:tcPr>
+          <w:p>
+            <w:pPr>
+              <w:jc w:val="center"/>
+            </w:pPr>
+            <w:r>
+              <w:rPr>
+                <w:sz w:val="14"/>
+                <w:rFonts w:ascii="Arial" w:hAnsi="Arial"/>
+              </w:rPr>
+              <w:t xml:space="preserve">0,02-0,05 %</w:t>
+            </w:r>
+            <w:r>
+              <w:br/>
+            </w:r>
+            <w:r>
+              <w:rPr>
+                <w:rFonts w:ascii="Arial" w:hAnsi="Arial"/>
+                <w:sz w:val="14"/>
+              </w:rPr>
+              <w:t>дозирующая система ProMax</w:t>
+            </w:r>
+          </w:p>
+        </w:tc>
+        <w:tc>
+          <w:tcPr>
+            <w:tcW w:w="1248" w:type="dxa"/>
+          </w:tcPr>
+          <w:p>
+            <w:pPr>
+              <w:jc w:val="center"/>
+            </w:pPr>
+            <w:r>
+              <w:rPr>
+                <w:sz w:val="14"/>
+                <w:rFonts w:ascii="Arial" w:hAnsi="Arial"/>
+              </w:rPr>
+              <w:t xml:space="preserve">18-20 °C</w:t>
+            </w:r>
+          </w:p>
+        </w:tc>
+        <w:tc>
+          <w:tcPr>
+            <w:tcW w:w="1032" w:type="dxa"/>
+          </w:tcPr>
+          <w:p>
+            <w:pPr>
+              <w:jc w:val="center"/>
+            </w:pPr>
+            <w:r>
+              <w:rPr>
+                <w:sz w:val="14"/>
+                <w:rFonts w:ascii="Arial" w:hAnsi="Arial"/>
+              </w:rPr>
+              <w:t xml:space="preserve">20 мин</w:t>
+            </w:r>
+          </w:p>
+        </w:tc>
+        <w:tc>
+          <w:tcPr>
+            <w:tcW w:w="411" w:type="dxa"/>
+            <w:vMerge/>
+            <w:noWrap/>
+            <w:tcMar>
+              <w:left w:w="0" w:type="dxa"/>
+              <w:right w:w="0" w:type="dxa"/>
+            </w:tcMar>
+            <w:textDirection w:val="btLr"/>
+            <w:tcFitText/>
+          </w:tcPr>
+          <w:p/>
+        </w:tc>
+        <w:tc>
+          <w:tcPr>
+            <w:tcW w:w="1467" w:type="dxa"/>
+            <w:vMerge/>
+          </w:tcPr>
+          <w:p/>
+        </w:tc>
+        <w:tc>
+          <w:tcPr>
+            <w:tcW w:w="1554" w:type="dxa"/>
+            <w:vMerge/>
+          </w:tcPr>
+          <w:p/>
+        </w:tc>
+        <w:tc>
+          <w:tcPr>
+            <w:tcW w:w="1586" w:type="dxa"/>
+            <w:vMerge/>
+          </w:tcPr>
+          <w:p/>
+        </w:tc>
+      </w:tr>
+      <w:tr>
+        <w:tc>
+          <w:tcPr>
+            <w:tcW w:w="1809" w:type="dxa"/>
+            <w:vMerge/>
+          </w:tcPr>
+          <w:p/>
+        </w:tc>
+        <w:tc>
+          <w:tcPr>
+            <w:tcW w:w="1134" w:type="dxa"/>
+          </w:tcPr>
+          <w:p>
+            <w:r>
+              <w:rPr>
+                <w:sz w:val="14"/>
+                <w:rFonts w:ascii="Arial" w:hAnsi="Arial"/>
+              </w:rPr>
+              <w:t xml:space="preserve">дезинфекция</w:t>
+            </w:r>
+          </w:p>
+        </w:tc>
+        <w:tc>
+          <w:tcPr>
+            <w:tcW w:w="426" w:type="dxa"/>
+            <w:textDirection w:val="btLr"/>
+          </w:tcPr>
+          <w:p>
+            <w:pPr>
+              <w:ind w:left="113" w:right="113"/>
+              <w:jc w:val="center"/>
+            </w:pPr>
+            <w:r>
+              <w:rPr>
+                <w:sz w:val="14"/>
+                <w:rFonts w:ascii="Arial" w:hAnsi="Arial"/>
+              </w:rPr>
+              <w:t xml:space="preserve"/>
+            </w:r>
+          </w:p>
+        </w:tc>
+        <w:tc>
+          <w:tcPr>
+            <w:tcW w:w="1417" w:type="dxa"/>
+            <w:shd w:val="clear" w:color="auto" w:fill="FFFFCC"/>
+          </w:tcPr>
+          <w:p>
+            <w:pPr>
+              <w:rPr>
+                <w:b/>
+                <w:bCs/>
+              </w:rPr>
+            </w:pPr>
+            <w:r>
+              <w:rPr>
+                <w:sz w:val="14"/>
+                <w:rFonts w:ascii="Arial" w:hAnsi="Arial"/>
+                <w:b/>
+              </w:rPr>
+              <w:t xml:space="preserve">ХИМИТЕК ПОЛИДЕЗ-СУПЕР</w:t>
+            </w:r>
+          </w:p>
+        </w:tc>
+        <w:tc>
+          <w:tcPr>
+            <w:tcW w:w="1276" w:type="dxa"/>
+          </w:tcPr>
+          <w:p>
+            <w:r>
+              <w:rPr>
+                <w:sz w:val="14"/>
+                <w:rFonts w:ascii="Arial" w:hAnsi="Arial"/>
+              </w:rPr>
+              <w:t xml:space="preserve">ручной (протирание)</w:t>
+            </w:r>
+          </w:p>
+        </w:tc>
+        <w:tc>
+          <w:tcPr>
+            <w:tcW w:w="1990" w:type="dxa"/>
+          </w:tcPr>
+          <w:p>
+            <w:pPr>
+              <w:jc w:val="center"/>
+            </w:pPr>
+            <w:r>
+              <w:rPr>
+                <w:sz w:val="14"/>
+                <w:rFonts w:ascii="Arial" w:hAnsi="Arial"/>
+              </w:rPr>
+              <w:t xml:space="preserve">0,02-0,05 %</w:t>
+            </w:r>
+            <w:r>
+              <w:br/>
+            </w:r>
+            <w:r>
+              <w:rPr>
+                <w:rFonts w:ascii="Arial" w:hAnsi="Arial"/>
+                <w:sz w:val="14"/>
+              </w:rPr>
+              <w:t>дозирующая система ProMax</w:t>
+            </w:r>
+          </w:p>
+        </w:tc>
+        <w:tc>
+          <w:tcPr>
+            <w:tcW w:w="1248" w:type="dxa"/>
+          </w:tcPr>
+          <w:p>
+            <w:pPr>
+              <w:jc w:val="center"/>
+            </w:pPr>
+            <w:r>
+              <w:rPr>
+                <w:sz w:val="14"/>
+                <w:rFonts w:ascii="Arial" w:hAnsi="Arial"/>
+              </w:rPr>
+              <w:t xml:space="preserve">18-20 °C</w:t>
+            </w:r>
+          </w:p>
+        </w:tc>
+        <w:tc>
+          <w:tcPr>
+            <w:tcW w:w="1032" w:type="dxa"/>
+          </w:tcPr>
+          <w:p>
+            <w:pPr>
+              <w:jc w:val="center"/>
+            </w:pPr>
+            <w:r>
+              <w:rPr>
+                <w:sz w:val="14"/>
+                <w:rFonts w:ascii="Arial" w:hAnsi="Arial"/>
+              </w:rPr>
+              <w:t xml:space="preserve">20 мин</w:t>
+            </w:r>
+          </w:p>
+        </w:tc>
+        <w:tc>
+          <w:tcPr>
+            <w:tcW w:w="411" w:type="dxa"/>
+            <w:vMerge/>
+            <w:noWrap/>
+            <w:tcMar>
+              <w:left w:w="0" w:type="dxa"/>
+              <w:right w:w="0" w:type="dxa"/>
+            </w:tcMar>
+            <w:textDirection w:val="btLr"/>
+            <w:tcFitText/>
+          </w:tcPr>
+          <w:p/>
+        </w:tc>
+        <w:tc>
+          <w:tcPr>
+            <w:tcW w:w="1467" w:type="dxa"/>
+          </w:tcPr>
+          <w:p>
+            <w:pPr>
+              <w:jc w:val="center"/>
+            </w:pPr>
+            <w:r>
+              <w:rPr>
+                <w:sz w:val="14"/>
+                <w:rFonts w:ascii="Arial" w:hAnsi="Arial"/>
+              </w:rPr>
+              <w:t xml:space="preserve">при простое &gt; 6 часов</w:t>
+            </w:r>
+          </w:p>
         </w:tc>
         <w:tc>
           <w:tcPr>

--- a/tech_cards/Раздевалка мужскаяженская_tech_card.docx
+++ b/tech_cards/Раздевалка мужскаяженская_tech_card.docx
@@ -726,15 +726,11 @@
             <w:pPr>
               <w:rPr>
                 <w:rStyle w:val="af6"/>
-                <w:sz w:val="18"/>
-                <w:szCs w:val="18"/>
               </w:rPr>
             </w:pPr>
             <w:r>
               <w:rPr>
                 <w:rStyle w:val="af6"/>
-                <w:sz w:val="18"/>
-                <w:szCs w:val="18"/>
               </w:rPr>
               <w:t>Санитарная обработка поверхностей</w:t>
             </w:r>
@@ -780,6 +776,11 @@
         <w:tc>
           <w:tcPr>
             <w:tcW w:w="426" w:type="dxa"/>
+            <w:vMerge w:val="restart"/>
+            <w:tcMar>
+              <w:left w:w="0" w:type="dxa"/>
+              <w:right w:w="0" w:type="dxa"/>
+            </w:tcMar>
             <w:textDirection w:val="btLr"/>
           </w:tcPr>
           <w:p>
@@ -795,6 +796,12 @@
               <w:t xml:space="preserve"/>
             </w:r>
           </w:p>
+          <w:p>
+            <w:r/>
+          </w:p>
+          <w:p>
+            <w:r/>
+          </w:p>
         </w:tc>
         <w:tc>
           <w:tcPr>
@@ -812,7 +819,7 @@
                 <w:sz w:val="14"/>
                 <w:rFonts w:ascii="Arial" w:hAnsi="Arial"/>
               </w:rPr>
-              <w:t xml:space="preserve">------------</w:t>
+              <w:t xml:space="preserve">_____________</w:t>
             </w:r>
           </w:p>
         </w:tc>
@@ -843,7 +850,7 @@
                 <w:sz w:val="14"/>
                 <w:rFonts w:ascii="Arial" w:hAnsi="Arial"/>
               </w:rPr>
-              <w:t xml:space="preserve">------------</w:t>
+              <w:t xml:space="preserve">_____________</w:t>
             </w:r>
           </w:p>
         </w:tc>
@@ -860,7 +867,7 @@
                 <w:sz w:val="14"/>
                 <w:rFonts w:ascii="Arial" w:hAnsi="Arial"/>
               </w:rPr>
-              <w:t xml:space="preserve">------------</w:t>
+              <w:t xml:space="preserve">_____________</w:t>
             </w:r>
           </w:p>
         </w:tc>
@@ -877,7 +884,7 @@
                 <w:sz w:val="14"/>
                 <w:rFonts w:ascii="Arial" w:hAnsi="Arial"/>
               </w:rPr>
-              <w:t xml:space="preserve">------------</w:t>
+              <w:t xml:space="preserve">_____________</w:t>
             </w:r>
           </w:p>
         </w:tc>
@@ -1003,21 +1010,14 @@
         <w:tc>
           <w:tcPr>
             <w:tcW w:w="426" w:type="dxa"/>
+            <w:vMerge/>
+            <w:tcMar>
+              <w:left w:w="0" w:type="dxa"/>
+              <w:right w:w="0" w:type="dxa"/>
+            </w:tcMar>
             <w:textDirection w:val="btLr"/>
           </w:tcPr>
-          <w:p>
-            <w:pPr>
-              <w:ind w:left="113" w:right="113"/>
-              <w:jc w:val="center"/>
-            </w:pPr>
-            <w:r>
-              <w:rPr>
-                <w:sz w:val="14"/>
-                <w:rFonts w:ascii="Arial" w:hAnsi="Arial"/>
-              </w:rPr>
-              <w:t xml:space="preserve"/>
-            </w:r>
-          </w:p>
+          <w:p/>
         </w:tc>
         <w:tc>
           <w:tcPr>
@@ -1112,7 +1112,7 @@
                 <w:sz w:val="14"/>
                 <w:rFonts w:ascii="Arial" w:hAnsi="Arial"/>
               </w:rPr>
-              <w:t xml:space="preserve">------------</w:t>
+              <w:t xml:space="preserve">_____________</w:t>
             </w:r>
           </w:p>
         </w:tc>
@@ -1191,21 +1191,14 @@
         <w:tc>
           <w:tcPr>
             <w:tcW w:w="426" w:type="dxa"/>
+            <w:vMerge/>
+            <w:tcMar>
+              <w:left w:w="0" w:type="dxa"/>
+              <w:right w:w="0" w:type="dxa"/>
+            </w:tcMar>
             <w:textDirection w:val="btLr"/>
           </w:tcPr>
-          <w:p>
-            <w:pPr>
-              <w:ind w:left="113" w:right="113"/>
-              <w:jc w:val="center"/>
-            </w:pPr>
-            <w:r>
-              <w:rPr>
-                <w:sz w:val="14"/>
-                <w:rFonts w:ascii="Arial" w:hAnsi="Arial"/>
-              </w:rPr>
-              <w:t xml:space="preserve"/>
-            </w:r>
-          </w:p>
+          <w:p/>
         </w:tc>
         <w:tc>
           <w:tcPr>
@@ -1379,6 +1372,11 @@
         <w:tc>
           <w:tcPr>
             <w:tcW w:w="426" w:type="dxa"/>
+            <w:vMerge w:val="restart"/>
+            <w:tcMar>
+              <w:left w:w="0" w:type="dxa"/>
+              <w:right w:w="0" w:type="dxa"/>
+            </w:tcMar>
             <w:textDirection w:val="btLr"/>
           </w:tcPr>
           <w:p>
@@ -1394,6 +1392,12 @@
               <w:t xml:space="preserve"/>
             </w:r>
           </w:p>
+          <w:p>
+            <w:r/>
+          </w:p>
+          <w:p>
+            <w:r/>
+          </w:p>
         </w:tc>
         <w:tc>
           <w:tcPr>
@@ -1411,7 +1415,7 @@
                 <w:sz w:val="14"/>
                 <w:rFonts w:ascii="Arial" w:hAnsi="Arial"/>
               </w:rPr>
-              <w:t xml:space="preserve">------------</w:t>
+              <w:t xml:space="preserve">_____________</w:t>
             </w:r>
           </w:p>
         </w:tc>
@@ -1442,7 +1446,7 @@
                 <w:sz w:val="14"/>
                 <w:rFonts w:ascii="Arial" w:hAnsi="Arial"/>
               </w:rPr>
-              <w:t xml:space="preserve">------------</w:t>
+              <w:t xml:space="preserve">_____________</w:t>
             </w:r>
           </w:p>
         </w:tc>
@@ -1459,7 +1463,7 @@
                 <w:sz w:val="14"/>
                 <w:rFonts w:ascii="Arial" w:hAnsi="Arial"/>
               </w:rPr>
-              <w:t xml:space="preserve">------------</w:t>
+              <w:t xml:space="preserve">_____________</w:t>
             </w:r>
           </w:p>
         </w:tc>
@@ -1476,7 +1480,7 @@
                 <w:sz w:val="14"/>
                 <w:rFonts w:ascii="Arial" w:hAnsi="Arial"/>
               </w:rPr>
-              <w:t xml:space="preserve">------------</w:t>
+              <w:t xml:space="preserve">_____________</w:t>
             </w:r>
           </w:p>
         </w:tc>
@@ -1602,21 +1606,14 @@
         <w:tc>
           <w:tcPr>
             <w:tcW w:w="426" w:type="dxa"/>
+            <w:vMerge/>
+            <w:tcMar>
+              <w:left w:w="0" w:type="dxa"/>
+              <w:right w:w="0" w:type="dxa"/>
+            </w:tcMar>
             <w:textDirection w:val="btLr"/>
           </w:tcPr>
-          <w:p>
-            <w:pPr>
-              <w:ind w:left="113" w:right="113"/>
-              <w:jc w:val="center"/>
-            </w:pPr>
-            <w:r>
-              <w:rPr>
-                <w:sz w:val="14"/>
-                <w:rFonts w:ascii="Arial" w:hAnsi="Arial"/>
-              </w:rPr>
-              <w:t xml:space="preserve"/>
-            </w:r>
-          </w:p>
+          <w:p/>
         </w:tc>
         <w:tc>
           <w:tcPr>
@@ -1711,7 +1708,7 @@
                 <w:sz w:val="14"/>
                 <w:rFonts w:ascii="Arial" w:hAnsi="Arial"/>
               </w:rPr>
-              <w:t xml:space="preserve">------------</w:t>
+              <w:t xml:space="preserve">_____________</w:t>
             </w:r>
           </w:p>
         </w:tc>
@@ -1790,21 +1787,14 @@
         <w:tc>
           <w:tcPr>
             <w:tcW w:w="426" w:type="dxa"/>
+            <w:vMerge/>
+            <w:tcMar>
+              <w:left w:w="0" w:type="dxa"/>
+              <w:right w:w="0" w:type="dxa"/>
+            </w:tcMar>
             <w:textDirection w:val="btLr"/>
           </w:tcPr>
-          <w:p>
-            <w:pPr>
-              <w:ind w:left="113" w:right="113"/>
-              <w:jc w:val="center"/>
-            </w:pPr>
-            <w:r>
-              <w:rPr>
-                <w:sz w:val="14"/>
-                <w:rFonts w:ascii="Arial" w:hAnsi="Arial"/>
-              </w:rPr>
-              <w:t xml:space="preserve"/>
-            </w:r>
-          </w:p>
+          <w:p/>
         </w:tc>
         <w:tc>
           <w:tcPr>
@@ -1975,6 +1965,11 @@
         <w:tc>
           <w:tcPr>
             <w:tcW w:w="426" w:type="dxa"/>
+            <w:vMerge w:val="restart"/>
+            <w:tcMar>
+              <w:left w:w="0" w:type="dxa"/>
+              <w:right w:w="0" w:type="dxa"/>
+            </w:tcMar>
             <w:textDirection w:val="btLr"/>
           </w:tcPr>
           <w:p>
@@ -1990,6 +1985,9 @@
               <w:t xml:space="preserve"/>
             </w:r>
           </w:p>
+          <w:p>
+            <w:r/>
+          </w:p>
         </w:tc>
         <w:tc>
           <w:tcPr>
@@ -2084,7 +2082,7 @@
                 <w:sz w:val="14"/>
                 <w:rFonts w:ascii="Arial" w:hAnsi="Arial"/>
               </w:rPr>
-              <w:t xml:space="preserve">------------</w:t>
+              <w:t xml:space="preserve">_____________</w:t>
             </w:r>
           </w:p>
         </w:tc>
@@ -2205,21 +2203,14 @@
         <w:tc>
           <w:tcPr>
             <w:tcW w:w="426" w:type="dxa"/>
+            <w:vMerge/>
+            <w:tcMar>
+              <w:left w:w="0" w:type="dxa"/>
+              <w:right w:w="0" w:type="dxa"/>
+            </w:tcMar>
             <w:textDirection w:val="btLr"/>
           </w:tcPr>
-          <w:p>
-            <w:pPr>
-              <w:ind w:left="113" w:right="113"/>
-              <w:jc w:val="center"/>
-            </w:pPr>
-            <w:r>
-              <w:rPr>
-                <w:sz w:val="14"/>
-                <w:rFonts w:ascii="Arial" w:hAnsi="Arial"/>
-              </w:rPr>
-              <w:t xml:space="preserve"/>
-            </w:r>
-          </w:p>
+          <w:p/>
         </w:tc>
         <w:tc>
           <w:tcPr>
@@ -2390,6 +2381,11 @@
         <w:tc>
           <w:tcPr>
             <w:tcW w:w="426" w:type="dxa"/>
+            <w:vMerge w:val="restart"/>
+            <w:tcMar>
+              <w:left w:w="0" w:type="dxa"/>
+              <w:right w:w="0" w:type="dxa"/>
+            </w:tcMar>
             <w:textDirection w:val="btLr"/>
           </w:tcPr>
           <w:p>
@@ -2405,6 +2401,9 @@
               <w:t xml:space="preserve"/>
             </w:r>
           </w:p>
+          <w:p>
+            <w:r/>
+          </w:p>
         </w:tc>
         <w:tc>
           <w:tcPr>
@@ -2499,7 +2498,7 @@
                 <w:sz w:val="14"/>
                 <w:rFonts w:ascii="Arial" w:hAnsi="Arial"/>
               </w:rPr>
-              <w:t xml:space="preserve">------------</w:t>
+              <w:t xml:space="preserve">_____________</w:t>
             </w:r>
           </w:p>
         </w:tc>
@@ -2620,21 +2619,14 @@
         <w:tc>
           <w:tcPr>
             <w:tcW w:w="426" w:type="dxa"/>
+            <w:vMerge/>
+            <w:tcMar>
+              <w:left w:w="0" w:type="dxa"/>
+              <w:right w:w="0" w:type="dxa"/>
+            </w:tcMar>
             <w:textDirection w:val="btLr"/>
           </w:tcPr>
-          <w:p>
-            <w:pPr>
-              <w:ind w:left="113" w:right="113"/>
-              <w:jc w:val="center"/>
-            </w:pPr>
-            <w:r>
-              <w:rPr>
-                <w:sz w:val="14"/>
-                <w:rFonts w:ascii="Arial" w:hAnsi="Arial"/>
-              </w:rPr>
-              <w:t xml:space="preserve"/>
-            </w:r>
-          </w:p>
+          <w:p/>
         </w:tc>
         <w:tc>
           <w:tcPr>
@@ -2805,6 +2797,11 @@
         <w:tc>
           <w:tcPr>
             <w:tcW w:w="426" w:type="dxa"/>
+            <w:vMerge w:val="restart"/>
+            <w:tcMar>
+              <w:left w:w="0" w:type="dxa"/>
+              <w:right w:w="0" w:type="dxa"/>
+            </w:tcMar>
             <w:textDirection w:val="btLr"/>
           </w:tcPr>
           <w:p>
@@ -2820,6 +2817,9 @@
               <w:t xml:space="preserve"/>
             </w:r>
           </w:p>
+          <w:p>
+            <w:r/>
+          </w:p>
         </w:tc>
         <w:tc>
           <w:tcPr>
@@ -2914,7 +2914,7 @@
                 <w:sz w:val="14"/>
                 <w:rFonts w:ascii="Arial" w:hAnsi="Arial"/>
               </w:rPr>
-              <w:t xml:space="preserve">------------</w:t>
+              <w:t xml:space="preserve">_____________</w:t>
             </w:r>
           </w:p>
         </w:tc>
@@ -3031,21 +3031,14 @@
         <w:tc>
           <w:tcPr>
             <w:tcW w:w="426" w:type="dxa"/>
+            <w:vMerge/>
+            <w:tcMar>
+              <w:left w:w="0" w:type="dxa"/>
+              <w:right w:w="0" w:type="dxa"/>
+            </w:tcMar>
             <w:textDirection w:val="btLr"/>
           </w:tcPr>
-          <w:p>
-            <w:pPr>
-              <w:ind w:left="113" w:right="113"/>
-              <w:jc w:val="center"/>
-            </w:pPr>
-            <w:r>
-              <w:rPr>
-                <w:sz w:val="14"/>
-                <w:rFonts w:ascii="Arial" w:hAnsi="Arial"/>
-              </w:rPr>
-              <w:t xml:space="preserve"/>
-            </w:r>
-          </w:p>
+          <w:p/>
         </w:tc>
         <w:tc>
           <w:tcPr>
@@ -3226,6 +3219,11 @@
         <w:tc>
           <w:tcPr>
             <w:tcW w:w="426" w:type="dxa"/>
+            <w:vMerge w:val="restart"/>
+            <w:tcMar>
+              <w:left w:w="0" w:type="dxa"/>
+              <w:right w:w="0" w:type="dxa"/>
+            </w:tcMar>
             <w:textDirection w:val="btLr"/>
           </w:tcPr>
           <w:p>
@@ -3241,6 +3239,9 @@
               <w:t xml:space="preserve"/>
             </w:r>
           </w:p>
+          <w:p>
+            <w:r/>
+          </w:p>
         </w:tc>
         <w:tc>
           <w:tcPr>
@@ -3335,7 +3336,7 @@
                 <w:sz w:val="14"/>
                 <w:rFonts w:ascii="Arial" w:hAnsi="Arial"/>
               </w:rPr>
-              <w:t xml:space="preserve">------------</w:t>
+              <w:t xml:space="preserve">_____________</w:t>
             </w:r>
           </w:p>
         </w:tc>
@@ -3452,21 +3453,14 @@
         <w:tc>
           <w:tcPr>
             <w:tcW w:w="426" w:type="dxa"/>
+            <w:vMerge/>
+            <w:tcMar>
+              <w:left w:w="0" w:type="dxa"/>
+              <w:right w:w="0" w:type="dxa"/>
+            </w:tcMar>
             <w:textDirection w:val="btLr"/>
           </w:tcPr>
-          <w:p>
-            <w:pPr>
-              <w:ind w:left="113" w:right="113"/>
-              <w:jc w:val="center"/>
-            </w:pPr>
-            <w:r>
-              <w:rPr>
-                <w:sz w:val="14"/>
-                <w:rFonts w:ascii="Arial" w:hAnsi="Arial"/>
-              </w:rPr>
-              <w:t xml:space="preserve"/>
-            </w:r>
-          </w:p>
+          <w:p/>
         </w:tc>
         <w:tc>
           <w:tcPr>
@@ -3650,6 +3644,11 @@
         <w:tc>
           <w:tcPr>
             <w:tcW w:w="426" w:type="dxa"/>
+            <w:vMerge w:val="restart"/>
+            <w:tcMar>
+              <w:left w:w="0" w:type="dxa"/>
+              <w:right w:w="0" w:type="dxa"/>
+            </w:tcMar>
             <w:textDirection w:val="btLr"/>
           </w:tcPr>
           <w:p>
@@ -3665,6 +3664,12 @@
               <w:t xml:space="preserve"/>
             </w:r>
           </w:p>
+          <w:p>
+            <w:r/>
+          </w:p>
+          <w:p>
+            <w:r/>
+          </w:p>
         </w:tc>
         <w:tc>
           <w:tcPr>
@@ -3682,7 +3687,7 @@
                 <w:sz w:val="14"/>
                 <w:rFonts w:ascii="Arial" w:hAnsi="Arial"/>
               </w:rPr>
-              <w:t xml:space="preserve">------------</w:t>
+              <w:t xml:space="preserve">_____________</w:t>
             </w:r>
           </w:p>
         </w:tc>
@@ -3713,7 +3718,7 @@
                 <w:sz w:val="14"/>
                 <w:rFonts w:ascii="Arial" w:hAnsi="Arial"/>
               </w:rPr>
-              <w:t xml:space="preserve">------------</w:t>
+              <w:t xml:space="preserve">_____________</w:t>
             </w:r>
           </w:p>
         </w:tc>
@@ -3730,7 +3735,7 @@
                 <w:sz w:val="14"/>
                 <w:rFonts w:ascii="Arial" w:hAnsi="Arial"/>
               </w:rPr>
-              <w:t xml:space="preserve">------------</w:t>
+              <w:t xml:space="preserve">_____________</w:t>
             </w:r>
           </w:p>
         </w:tc>
@@ -3747,7 +3752,7 @@
                 <w:sz w:val="14"/>
                 <w:rFonts w:ascii="Arial" w:hAnsi="Arial"/>
               </w:rPr>
-              <w:t xml:space="preserve">------------</w:t>
+              <w:t xml:space="preserve">_____________</w:t>
             </w:r>
           </w:p>
         </w:tc>
@@ -3873,21 +3878,14 @@
         <w:tc>
           <w:tcPr>
             <w:tcW w:w="426" w:type="dxa"/>
+            <w:vMerge/>
+            <w:tcMar>
+              <w:left w:w="0" w:type="dxa"/>
+              <w:right w:w="0" w:type="dxa"/>
+            </w:tcMar>
             <w:textDirection w:val="btLr"/>
           </w:tcPr>
-          <w:p>
-            <w:pPr>
-              <w:ind w:left="113" w:right="113"/>
-              <w:jc w:val="center"/>
-            </w:pPr>
-            <w:r>
-              <w:rPr>
-                <w:sz w:val="14"/>
-                <w:rFonts w:ascii="Arial" w:hAnsi="Arial"/>
-              </w:rPr>
-              <w:t xml:space="preserve"/>
-            </w:r>
-          </w:p>
+          <w:p/>
         </w:tc>
         <w:tc>
           <w:tcPr>
@@ -3982,7 +3980,7 @@
                 <w:sz w:val="14"/>
                 <w:rFonts w:ascii="Arial" w:hAnsi="Arial"/>
               </w:rPr>
-              <w:t xml:space="preserve">------------</w:t>
+              <w:t xml:space="preserve">_____________</w:t>
             </w:r>
           </w:p>
         </w:tc>
@@ -4061,21 +4059,14 @@
         <w:tc>
           <w:tcPr>
             <w:tcW w:w="426" w:type="dxa"/>
+            <w:vMerge/>
+            <w:tcMar>
+              <w:left w:w="0" w:type="dxa"/>
+              <w:right w:w="0" w:type="dxa"/>
+            </w:tcMar>
             <w:textDirection w:val="btLr"/>
           </w:tcPr>
-          <w:p>
-            <w:pPr>
-              <w:ind w:left="113" w:right="113"/>
-              <w:jc w:val="center"/>
-            </w:pPr>
-            <w:r>
-              <w:rPr>
-                <w:sz w:val="14"/>
-                <w:rFonts w:ascii="Arial" w:hAnsi="Arial"/>
-              </w:rPr>
-              <w:t xml:space="preserve"/>
-            </w:r>
-          </w:p>
+          <w:p/>
         </w:tc>
         <w:tc>
           <w:tcPr>
@@ -4242,6 +4233,10 @@
         <w:tc>
           <w:tcPr>
             <w:tcW w:w="426" w:type="dxa"/>
+            <w:tcMar>
+              <w:left w:w="0" w:type="dxa"/>
+              <w:right w:w="0" w:type="dxa"/>
+            </w:tcMar>
             <w:textDirection w:val="btLr"/>
           </w:tcPr>
           <w:p>
@@ -4334,7 +4329,7 @@
                 <w:sz w:val="14"/>
                 <w:rFonts w:ascii="Arial" w:hAnsi="Arial"/>
               </w:rPr>
-              <w:t xml:space="preserve">------------</w:t>
+              <w:t xml:space="preserve">_____________</w:t>
             </w:r>
           </w:p>
         </w:tc>
@@ -4351,7 +4346,7 @@
                 <w:sz w:val="14"/>
                 <w:rFonts w:ascii="Arial" w:hAnsi="Arial"/>
               </w:rPr>
-              <w:t xml:space="preserve">------------</w:t>
+              <w:t xml:space="preserve">_____________</w:t>
             </w:r>
           </w:p>
         </w:tc>
@@ -4463,6 +4458,10 @@
         <w:tc>
           <w:tcPr>
             <w:tcW w:w="426" w:type="dxa"/>
+            <w:tcMar>
+              <w:left w:w="0" w:type="dxa"/>
+              <w:right w:w="0" w:type="dxa"/>
+            </w:tcMar>
             <w:textDirection w:val="btLr"/>
           </w:tcPr>
           <w:p>
@@ -4555,7 +4554,7 @@
                 <w:sz w:val="14"/>
                 <w:rFonts w:ascii="Arial" w:hAnsi="Arial"/>
               </w:rPr>
-              <w:t xml:space="preserve">------------</w:t>
+              <w:t xml:space="preserve">_____________</w:t>
             </w:r>
           </w:p>
         </w:tc>
@@ -4572,7 +4571,7 @@
                 <w:sz w:val="14"/>
                 <w:rFonts w:ascii="Arial" w:hAnsi="Arial"/>
               </w:rPr>
-              <w:t xml:space="preserve">------------</w:t>
+              <w:t xml:space="preserve">_____________</w:t>
             </w:r>
           </w:p>
         </w:tc>
@@ -4688,6 +4687,11 @@
         <w:tc>
           <w:tcPr>
             <w:tcW w:w="426" w:type="dxa"/>
+            <w:vMerge w:val="restart"/>
+            <w:tcMar>
+              <w:left w:w="0" w:type="dxa"/>
+              <w:right w:w="0" w:type="dxa"/>
+            </w:tcMar>
             <w:textDirection w:val="btLr"/>
           </w:tcPr>
           <w:p>
@@ -4703,6 +4707,9 @@
               <w:t xml:space="preserve"/>
             </w:r>
           </w:p>
+          <w:p>
+            <w:r/>
+          </w:p>
         </w:tc>
         <w:tc>
           <w:tcPr>
@@ -4797,7 +4804,7 @@
                 <w:sz w:val="14"/>
                 <w:rFonts w:ascii="Arial" w:hAnsi="Arial"/>
               </w:rPr>
-              <w:t xml:space="preserve">------------</w:t>
+              <w:t xml:space="preserve">_____________</w:t>
             </w:r>
           </w:p>
         </w:tc>
@@ -4918,21 +4925,14 @@
         <w:tc>
           <w:tcPr>
             <w:tcW w:w="426" w:type="dxa"/>
+            <w:vMerge/>
+            <w:tcMar>
+              <w:left w:w="0" w:type="dxa"/>
+              <w:right w:w="0" w:type="dxa"/>
+            </w:tcMar>
             <w:textDirection w:val="btLr"/>
           </w:tcPr>
-          <w:p>
-            <w:pPr>
-              <w:ind w:left="113" w:right="113"/>
-              <w:jc w:val="center"/>
-            </w:pPr>
-            <w:r>
-              <w:rPr>
-                <w:sz w:val="14"/>
-                <w:rFonts w:ascii="Arial" w:hAnsi="Arial"/>
-              </w:rPr>
-              <w:t xml:space="preserve"/>
-            </w:r>
-          </w:p>
+          <w:p/>
         </w:tc>
         <w:tc>
           <w:tcPr>
@@ -5103,6 +5103,11 @@
         <w:tc>
           <w:tcPr>
             <w:tcW w:w="426" w:type="dxa"/>
+            <w:vMerge w:val="restart"/>
+            <w:tcMar>
+              <w:left w:w="0" w:type="dxa"/>
+              <w:right w:w="0" w:type="dxa"/>
+            </w:tcMar>
             <w:textDirection w:val="btLr"/>
           </w:tcPr>
           <w:p>
@@ -5118,6 +5123,9 @@
               <w:t xml:space="preserve"/>
             </w:r>
           </w:p>
+          <w:p>
+            <w:r/>
+          </w:p>
         </w:tc>
         <w:tc>
           <w:tcPr>
@@ -5212,7 +5220,7 @@
                 <w:sz w:val="14"/>
                 <w:rFonts w:ascii="Arial" w:hAnsi="Arial"/>
               </w:rPr>
-              <w:t xml:space="preserve">------------</w:t>
+              <w:t xml:space="preserve">_____________</w:t>
             </w:r>
           </w:p>
         </w:tc>
@@ -5333,21 +5341,14 @@
         <w:tc>
           <w:tcPr>
             <w:tcW w:w="426" w:type="dxa"/>
+            <w:vMerge/>
+            <w:tcMar>
+              <w:left w:w="0" w:type="dxa"/>
+              <w:right w:w="0" w:type="dxa"/>
+            </w:tcMar>
             <w:textDirection w:val="btLr"/>
           </w:tcPr>
-          <w:p>
-            <w:pPr>
-              <w:ind w:left="113" w:right="113"/>
-              <w:jc w:val="center"/>
-            </w:pPr>
-            <w:r>
-              <w:rPr>
-                <w:sz w:val="14"/>
-                <w:rFonts w:ascii="Arial" w:hAnsi="Arial"/>
-              </w:rPr>
-              <w:t xml:space="preserve"/>
-            </w:r>
-          </w:p>
+          <w:p/>
         </w:tc>
         <w:tc>
           <w:tcPr>
@@ -5518,6 +5519,11 @@
         <w:tc>
           <w:tcPr>
             <w:tcW w:w="426" w:type="dxa"/>
+            <w:vMerge w:val="restart"/>
+            <w:tcMar>
+              <w:left w:w="0" w:type="dxa"/>
+              <w:right w:w="0" w:type="dxa"/>
+            </w:tcMar>
             <w:textDirection w:val="btLr"/>
           </w:tcPr>
           <w:p>
@@ -5533,6 +5539,9 @@
               <w:t xml:space="preserve"/>
             </w:r>
           </w:p>
+          <w:p>
+            <w:r/>
+          </w:p>
         </w:tc>
         <w:tc>
           <w:tcPr>
@@ -5627,7 +5636,7 @@
                 <w:sz w:val="14"/>
                 <w:rFonts w:ascii="Arial" w:hAnsi="Arial"/>
               </w:rPr>
-              <w:t xml:space="preserve">------------</w:t>
+              <w:t xml:space="preserve">_____________</w:t>
             </w:r>
           </w:p>
         </w:tc>
@@ -5748,21 +5757,14 @@
         <w:tc>
           <w:tcPr>
             <w:tcW w:w="426" w:type="dxa"/>
+            <w:vMerge/>
+            <w:tcMar>
+              <w:left w:w="0" w:type="dxa"/>
+              <w:right w:w="0" w:type="dxa"/>
+            </w:tcMar>
             <w:textDirection w:val="btLr"/>
           </w:tcPr>
-          <w:p>
-            <w:pPr>
-              <w:ind w:left="113" w:right="113"/>
-              <w:jc w:val="center"/>
-            </w:pPr>
-            <w:r>
-              <w:rPr>
-                <w:sz w:val="14"/>
-                <w:rFonts w:ascii="Arial" w:hAnsi="Arial"/>
-              </w:rPr>
-              <w:t xml:space="preserve"/>
-            </w:r>
-          </w:p>
+          <w:p/>
         </w:tc>
         <w:tc>
           <w:tcPr>
@@ -5933,6 +5935,11 @@
         <w:tc>
           <w:tcPr>
             <w:tcW w:w="426" w:type="dxa"/>
+            <w:vMerge w:val="restart"/>
+            <w:tcMar>
+              <w:left w:w="0" w:type="dxa"/>
+              <w:right w:w="0" w:type="dxa"/>
+            </w:tcMar>
             <w:textDirection w:val="btLr"/>
           </w:tcPr>
           <w:p>
@@ -5948,6 +5955,9 @@
               <w:t xml:space="preserve"/>
             </w:r>
           </w:p>
+          <w:p>
+            <w:r/>
+          </w:p>
         </w:tc>
         <w:tc>
           <w:tcPr>
@@ -6042,7 +6052,7 @@
                 <w:sz w:val="14"/>
                 <w:rFonts w:ascii="Arial" w:hAnsi="Arial"/>
               </w:rPr>
-              <w:t xml:space="preserve">------------</w:t>
+              <w:t xml:space="preserve">_____________</w:t>
             </w:r>
           </w:p>
         </w:tc>
@@ -6163,21 +6173,14 @@
         <w:tc>
           <w:tcPr>
             <w:tcW w:w="426" w:type="dxa"/>
+            <w:vMerge/>
+            <w:tcMar>
+              <w:left w:w="0" w:type="dxa"/>
+              <w:right w:w="0" w:type="dxa"/>
+            </w:tcMar>
             <w:textDirection w:val="btLr"/>
           </w:tcPr>
-          <w:p>
-            <w:pPr>
-              <w:ind w:left="113" w:right="113"/>
-              <w:jc w:val="center"/>
-            </w:pPr>
-            <w:r>
-              <w:rPr>
-                <w:sz w:val="14"/>
-                <w:rFonts w:ascii="Arial" w:hAnsi="Arial"/>
-              </w:rPr>
-              <w:t xml:space="preserve"/>
-            </w:r>
-          </w:p>
+          <w:p/>
         </w:tc>
         <w:tc>
           <w:tcPr>
@@ -6348,6 +6351,11 @@
         <w:tc>
           <w:tcPr>
             <w:tcW w:w="426" w:type="dxa"/>
+            <w:vMerge w:val="restart"/>
+            <w:tcMar>
+              <w:left w:w="0" w:type="dxa"/>
+              <w:right w:w="0" w:type="dxa"/>
+            </w:tcMar>
             <w:textDirection w:val="btLr"/>
           </w:tcPr>
           <w:p>
@@ -6363,6 +6371,9 @@
               <w:t xml:space="preserve"/>
             </w:r>
           </w:p>
+          <w:p>
+            <w:r/>
+          </w:p>
         </w:tc>
         <w:tc>
           <w:tcPr>
@@ -6457,7 +6468,7 @@
                 <w:sz w:val="14"/>
                 <w:rFonts w:ascii="Arial" w:hAnsi="Arial"/>
               </w:rPr>
-              <w:t xml:space="preserve">------------</w:t>
+              <w:t xml:space="preserve">_____________</w:t>
             </w:r>
           </w:p>
         </w:tc>
@@ -6578,21 +6589,14 @@
         <w:tc>
           <w:tcPr>
             <w:tcW w:w="426" w:type="dxa"/>
+            <w:vMerge/>
+            <w:tcMar>
+              <w:left w:w="0" w:type="dxa"/>
+              <w:right w:w="0" w:type="dxa"/>
+            </w:tcMar>
             <w:textDirection w:val="btLr"/>
           </w:tcPr>
-          <w:p>
-            <w:pPr>
-              <w:ind w:left="113" w:right="113"/>
-              <w:jc w:val="center"/>
-            </w:pPr>
-            <w:r>
-              <w:rPr>
-                <w:sz w:val="14"/>
-                <w:rFonts w:ascii="Arial" w:hAnsi="Arial"/>
-              </w:rPr>
-              <w:t xml:space="preserve"/>
-            </w:r>
-          </w:p>
+          <w:p/>
         </w:tc>
         <w:tc>
           <w:tcPr>
@@ -6730,6 +6734,25 @@
       <w:tr>
         <w:tc>
           <w:tcPr>
+            <w:tcW w:w="15350" w:type="dxa"/>
+            <w:gridSpan w:val="12"/>
+            <w:shd w:val="clear" w:color="auto" w:fill="D2D2D2"/>
+          </w:tcPr>
+          <w:p>
+            <w:r>
+              <w:rPr>
+                <w:sz w:val="14"/>
+                <w:rFonts w:ascii="Arial" w:hAnsi="Arial"/>
+                <w:b/>
+              </w:rPr>
+              <w:t xml:space="preserve">Санитарная обработка средств измерений</w:t>
+            </w:r>
+          </w:p>
+        </w:tc>
+      </w:tr>
+      <w:tr>
+        <w:tc>
+          <w:tcPr>
             <w:tcW w:w="1809" w:type="dxa"/>
             <w:vMerge w:val="restart"/>
           </w:tcPr>
@@ -6763,6 +6786,11 @@
         <w:tc>
           <w:tcPr>
             <w:tcW w:w="426" w:type="dxa"/>
+            <w:vMerge w:val="restart"/>
+            <w:tcMar>
+              <w:left w:w="0" w:type="dxa"/>
+              <w:right w:w="0" w:type="dxa"/>
+            </w:tcMar>
             <w:textDirection w:val="btLr"/>
           </w:tcPr>
           <w:p>
@@ -6778,6 +6806,9 @@
               <w:t xml:space="preserve"/>
             </w:r>
           </w:p>
+          <w:p>
+            <w:r/>
+          </w:p>
         </w:tc>
         <w:tc>
           <w:tcPr>
@@ -6872,7 +6903,7 @@
                 <w:sz w:val="14"/>
                 <w:rFonts w:ascii="Arial" w:hAnsi="Arial"/>
               </w:rPr>
-              <w:t xml:space="preserve">------------</w:t>
+              <w:t xml:space="preserve">_____________</w:t>
             </w:r>
           </w:p>
         </w:tc>
@@ -6993,21 +7024,14 @@
         <w:tc>
           <w:tcPr>
             <w:tcW w:w="426" w:type="dxa"/>
+            <w:vMerge/>
+            <w:tcMar>
+              <w:left w:w="0" w:type="dxa"/>
+              <w:right w:w="0" w:type="dxa"/>
+            </w:tcMar>
             <w:textDirection w:val="btLr"/>
           </w:tcPr>
-          <w:p>
-            <w:pPr>
-              <w:ind w:left="113" w:right="113"/>
-              <w:jc w:val="center"/>
-            </w:pPr>
-            <w:r>
-              <w:rPr>
-                <w:sz w:val="14"/>
-                <w:rFonts w:ascii="Arial" w:hAnsi="Arial"/>
-              </w:rPr>
-              <w:t xml:space="preserve"/>
-            </w:r>
-          </w:p>
+          <w:p/>
         </w:tc>
         <w:tc>
           <w:tcPr>
@@ -7181,6 +7205,11 @@
         <w:tc>
           <w:tcPr>
             <w:tcW w:w="426" w:type="dxa"/>
+            <w:vMerge w:val="restart"/>
+            <w:tcMar>
+              <w:left w:w="0" w:type="dxa"/>
+              <w:right w:w="0" w:type="dxa"/>
+            </w:tcMar>
             <w:textDirection w:val="btLr"/>
           </w:tcPr>
           <w:p>
@@ -7196,6 +7225,12 @@
               <w:t xml:space="preserve"/>
             </w:r>
           </w:p>
+          <w:p>
+            <w:r/>
+          </w:p>
+          <w:p>
+            <w:r/>
+          </w:p>
         </w:tc>
         <w:tc>
           <w:tcPr>
@@ -7290,7 +7325,7 @@
                 <w:sz w:val="14"/>
                 <w:rFonts w:ascii="Arial" w:hAnsi="Arial"/>
               </w:rPr>
-              <w:t xml:space="preserve">------------</w:t>
+              <w:t xml:space="preserve">_____________</w:t>
             </w:r>
           </w:p>
         </w:tc>
@@ -7420,21 +7455,14 @@
         <w:tc>
           <w:tcPr>
             <w:tcW w:w="426" w:type="dxa"/>
+            <w:vMerge/>
+            <w:tcMar>
+              <w:left w:w="0" w:type="dxa"/>
+              <w:right w:w="0" w:type="dxa"/>
+            </w:tcMar>
             <w:textDirection w:val="btLr"/>
           </w:tcPr>
-          <w:p>
-            <w:pPr>
-              <w:ind w:left="113" w:right="113"/>
-              <w:jc w:val="center"/>
-            </w:pPr>
-            <w:r>
-              <w:rPr>
-                <w:sz w:val="14"/>
-                <w:rFonts w:ascii="Arial" w:hAnsi="Arial"/>
-              </w:rPr>
-              <w:t xml:space="preserve"/>
-            </w:r>
-          </w:p>
+          <w:p/>
         </w:tc>
         <w:tc>
           <w:tcPr>
@@ -7594,21 +7622,14 @@
         <w:tc>
           <w:tcPr>
             <w:tcW w:w="426" w:type="dxa"/>
+            <w:vMerge/>
+            <w:tcMar>
+              <w:left w:w="0" w:type="dxa"/>
+              <w:right w:w="0" w:type="dxa"/>
+            </w:tcMar>
             <w:textDirection w:val="btLr"/>
           </w:tcPr>
-          <w:p>
-            <w:pPr>
-              <w:ind w:left="113" w:right="113"/>
-              <w:jc w:val="center"/>
-            </w:pPr>
-            <w:r>
-              <w:rPr>
-                <w:sz w:val="14"/>
-                <w:rFonts w:ascii="Arial" w:hAnsi="Arial"/>
-              </w:rPr>
-              <w:t xml:space="preserve"/>
-            </w:r>
-          </w:p>
+          <w:p/>
         </w:tc>
         <w:tc>
           <w:tcPr>
@@ -7756,6 +7777,25 @@
       <w:tr>
         <w:tc>
           <w:tcPr>
+            <w:tcW w:w="15350" w:type="dxa"/>
+            <w:gridSpan w:val="12"/>
+            <w:shd w:val="clear" w:color="auto" w:fill="D2D2D2"/>
+          </w:tcPr>
+          <w:p>
+            <w:r>
+              <w:rPr>
+                <w:sz w:val="14"/>
+                <w:rFonts w:ascii="Arial" w:hAnsi="Arial"/>
+                <w:b/>
+              </w:rPr>
+              <w:t xml:space="preserve">Санитарная обработка рабочих поверхностей</w:t>
+            </w:r>
+          </w:p>
+        </w:tc>
+      </w:tr>
+      <w:tr>
+        <w:tc>
+          <w:tcPr>
             <w:tcW w:w="1809" w:type="dxa"/>
             <w:vMerge w:val="restart"/>
           </w:tcPr>
@@ -7792,6 +7832,11 @@
         <w:tc>
           <w:tcPr>
             <w:tcW w:w="426" w:type="dxa"/>
+            <w:vMerge w:val="restart"/>
+            <w:tcMar>
+              <w:left w:w="0" w:type="dxa"/>
+              <w:right w:w="0" w:type="dxa"/>
+            </w:tcMar>
             <w:textDirection w:val="btLr"/>
           </w:tcPr>
           <w:p>
@@ -7807,6 +7852,12 @@
               <w:t xml:space="preserve"/>
             </w:r>
           </w:p>
+          <w:p>
+            <w:r/>
+          </w:p>
+          <w:p>
+            <w:r/>
+          </w:p>
         </w:tc>
         <w:tc>
           <w:tcPr>
@@ -7901,7 +7952,7 @@
                 <w:sz w:val="14"/>
                 <w:rFonts w:ascii="Arial" w:hAnsi="Arial"/>
               </w:rPr>
-              <w:t xml:space="preserve">------------</w:t>
+              <w:t xml:space="preserve">_____________</w:t>
             </w:r>
           </w:p>
         </w:tc>
@@ -8031,21 +8082,14 @@
         <w:tc>
           <w:tcPr>
             <w:tcW w:w="426" w:type="dxa"/>
+            <w:vMerge/>
+            <w:tcMar>
+              <w:left w:w="0" w:type="dxa"/>
+              <w:right w:w="0" w:type="dxa"/>
+            </w:tcMar>
             <w:textDirection w:val="btLr"/>
           </w:tcPr>
-          <w:p>
-            <w:pPr>
-              <w:ind w:left="113" w:right="113"/>
-              <w:jc w:val="center"/>
-            </w:pPr>
-            <w:r>
-              <w:rPr>
-                <w:sz w:val="14"/>
-                <w:rFonts w:ascii="Arial" w:hAnsi="Arial"/>
-              </w:rPr>
-              <w:t xml:space="preserve"/>
-            </w:r>
-          </w:p>
+          <w:p/>
         </w:tc>
         <w:tc>
           <w:tcPr>
@@ -8205,21 +8249,14 @@
         <w:tc>
           <w:tcPr>
             <w:tcW w:w="426" w:type="dxa"/>
+            <w:vMerge/>
+            <w:tcMar>
+              <w:left w:w="0" w:type="dxa"/>
+              <w:right w:w="0" w:type="dxa"/>
+            </w:tcMar>
             <w:textDirection w:val="btLr"/>
           </w:tcPr>
-          <w:p>
-            <w:pPr>
-              <w:ind w:left="113" w:right="113"/>
-              <w:jc w:val="center"/>
-            </w:pPr>
-            <w:r>
-              <w:rPr>
-                <w:sz w:val="14"/>
-                <w:rFonts w:ascii="Arial" w:hAnsi="Arial"/>
-              </w:rPr>
-              <w:t xml:space="preserve"/>
-            </w:r>
-          </w:p>
+          <w:p/>
         </w:tc>
         <w:tc>
           <w:tcPr>
@@ -8367,6 +8404,25 @@
       <w:tr>
         <w:tc>
           <w:tcPr>
+            <w:tcW w:w="15350" w:type="dxa"/>
+            <w:gridSpan w:val="12"/>
+            <w:shd w:val="clear" w:color="auto" w:fill="D2D2D2"/>
+          </w:tcPr>
+          <w:p>
+            <w:r>
+              <w:rPr>
+                <w:sz w:val="14"/>
+                <w:rFonts w:ascii="Arial" w:hAnsi="Arial"/>
+                <w:b/>
+              </w:rPr>
+              <w:t xml:space="preserve">Санитарная обработка технологического оборудования</w:t>
+            </w:r>
+          </w:p>
+        </w:tc>
+      </w:tr>
+      <w:tr>
+        <w:tc>
+          <w:tcPr>
             <w:tcW w:w="1809" w:type="dxa"/>
             <w:vMerge w:val="restart"/>
           </w:tcPr>
@@ -8403,6 +8459,11 @@
         <w:tc>
           <w:tcPr>
             <w:tcW w:w="426" w:type="dxa"/>
+            <w:vMerge w:val="restart"/>
+            <w:tcMar>
+              <w:left w:w="0" w:type="dxa"/>
+              <w:right w:w="0" w:type="dxa"/>
+            </w:tcMar>
             <w:textDirection w:val="btLr"/>
           </w:tcPr>
           <w:p>
@@ -8418,6 +8479,12 @@
               <w:t xml:space="preserve"/>
             </w:r>
           </w:p>
+          <w:p>
+            <w:r/>
+          </w:p>
+          <w:p>
+            <w:r/>
+          </w:p>
         </w:tc>
         <w:tc>
           <w:tcPr>
@@ -8512,7 +8579,7 @@
                 <w:sz w:val="14"/>
                 <w:rFonts w:ascii="Arial" w:hAnsi="Arial"/>
               </w:rPr>
-              <w:t xml:space="preserve">------------</w:t>
+              <w:t xml:space="preserve">_____________</w:t>
             </w:r>
           </w:p>
         </w:tc>
@@ -8642,21 +8709,14 @@
         <w:tc>
           <w:tcPr>
             <w:tcW w:w="426" w:type="dxa"/>
+            <w:vMerge/>
+            <w:tcMar>
+              <w:left w:w="0" w:type="dxa"/>
+              <w:right w:w="0" w:type="dxa"/>
+            </w:tcMar>
             <w:textDirection w:val="btLr"/>
           </w:tcPr>
-          <w:p>
-            <w:pPr>
-              <w:ind w:left="113" w:right="113"/>
-              <w:jc w:val="center"/>
-            </w:pPr>
-            <w:r>
-              <w:rPr>
-                <w:sz w:val="14"/>
-                <w:rFonts w:ascii="Arial" w:hAnsi="Arial"/>
-              </w:rPr>
-              <w:t xml:space="preserve"/>
-            </w:r>
-          </w:p>
+          <w:p/>
         </w:tc>
         <w:tc>
           <w:tcPr>
@@ -8816,21 +8876,14 @@
         <w:tc>
           <w:tcPr>
             <w:tcW w:w="426" w:type="dxa"/>
+            <w:vMerge/>
+            <w:tcMar>
+              <w:left w:w="0" w:type="dxa"/>
+              <w:right w:w="0" w:type="dxa"/>
+            </w:tcMar>
             <w:textDirection w:val="btLr"/>
           </w:tcPr>
-          <w:p>
-            <w:pPr>
-              <w:ind w:left="113" w:right="113"/>
-              <w:jc w:val="center"/>
-            </w:pPr>
-            <w:r>
-              <w:rPr>
-                <w:sz w:val="14"/>
-                <w:rFonts w:ascii="Arial" w:hAnsi="Arial"/>
-              </w:rPr>
-              <w:t xml:space="preserve"/>
-            </w:r>
-          </w:p>
+          <w:p/>
         </w:tc>
         <w:tc>
           <w:tcPr>
@@ -9014,6 +9067,11 @@
         <w:tc>
           <w:tcPr>
             <w:tcW w:w="426" w:type="dxa"/>
+            <w:vMerge w:val="restart"/>
+            <w:tcMar>
+              <w:left w:w="0" w:type="dxa"/>
+              <w:right w:w="0" w:type="dxa"/>
+            </w:tcMar>
             <w:textDirection w:val="btLr"/>
           </w:tcPr>
           <w:p>
@@ -9029,6 +9087,12 @@
               <w:t xml:space="preserve"/>
             </w:r>
           </w:p>
+          <w:p>
+            <w:r/>
+          </w:p>
+          <w:p>
+            <w:r/>
+          </w:p>
         </w:tc>
         <w:tc>
           <w:tcPr>
@@ -9123,7 +9187,7 @@
                 <w:sz w:val="14"/>
                 <w:rFonts w:ascii="Arial" w:hAnsi="Arial"/>
               </w:rPr>
-              <w:t xml:space="preserve">------------</w:t>
+              <w:t xml:space="preserve">_____________</w:t>
             </w:r>
           </w:p>
         </w:tc>
@@ -9253,21 +9317,14 @@
         <w:tc>
           <w:tcPr>
             <w:tcW w:w="426" w:type="dxa"/>
+            <w:vMerge/>
+            <w:tcMar>
+              <w:left w:w="0" w:type="dxa"/>
+              <w:right w:w="0" w:type="dxa"/>
+            </w:tcMar>
             <w:textDirection w:val="btLr"/>
           </w:tcPr>
-          <w:p>
-            <w:pPr>
-              <w:ind w:left="113" w:right="113"/>
-              <w:jc w:val="center"/>
-            </w:pPr>
-            <w:r>
-              <w:rPr>
-                <w:sz w:val="14"/>
-                <w:rFonts w:ascii="Arial" w:hAnsi="Arial"/>
-              </w:rPr>
-              <w:t xml:space="preserve"/>
-            </w:r>
-          </w:p>
+          <w:p/>
         </w:tc>
         <w:tc>
           <w:tcPr>
@@ -9427,21 +9484,14 @@
         <w:tc>
           <w:tcPr>
             <w:tcW w:w="426" w:type="dxa"/>
+            <w:vMerge/>
+            <w:tcMar>
+              <w:left w:w="0" w:type="dxa"/>
+              <w:right w:w="0" w:type="dxa"/>
+            </w:tcMar>
             <w:textDirection w:val="btLr"/>
           </w:tcPr>
-          <w:p>
-            <w:pPr>
-              <w:ind w:left="113" w:right="113"/>
-              <w:jc w:val="center"/>
-            </w:pPr>
-            <w:r>
-              <w:rPr>
-                <w:sz w:val="14"/>
-                <w:rFonts w:ascii="Arial" w:hAnsi="Arial"/>
-              </w:rPr>
-              <w:t xml:space="preserve"/>
-            </w:r>
-          </w:p>
+          <w:p/>
         </w:tc>
         <w:tc>
           <w:tcPr>

--- a/tech_cards/Раздевалка мужскаяженская_tech_card.docx
+++ b/tech_cards/Раздевалка мужскаяженская_tech_card.docx
@@ -891,7 +891,6 @@
         <w:tc>
           <w:tcPr>
             <w:tcW w:w="411" w:type="dxa"/>
-            <w:vMerge w:val="restart"/>
             <w:noWrap/>
             <w:tcMar>
               <w:left w:w="0" w:type="dxa"/>
@@ -899,6 +898,8 @@
             </w:tcMar>
             <w:textDirection w:val="btLr"/>
             <w:tcFitText/>
+            <w:vMerge w:val="restart"/>
+            <w:shd w:val="clear" w:color="auto" w:fill="99CCFF"/>
           </w:tcPr>
           <w:p>
             <w:pPr>
@@ -915,7 +916,7 @@
                 <w:rFonts w:ascii="Arial" w:hAnsi="Arial"/>
                 <w:b/>
               </w:rPr>
-              <w:t xml:space="preserve">промаркированный</w:t>
+              <w:t xml:space="preserve">синий</w:t>
             </w:r>
           </w:p>
           <w:p>
@@ -1096,3240 +1097,6 @@
                 <w:rFonts w:ascii="Arial" w:hAnsi="Arial"/>
               </w:rPr>
               <w:t xml:space="preserve">не ниже 40°C</w:t>
-            </w:r>
-          </w:p>
-        </w:tc>
-        <w:tc>
-          <w:tcPr>
-            <w:tcW w:w="1032" w:type="dxa"/>
-          </w:tcPr>
-          <w:p>
-            <w:pPr>
-              <w:jc w:val="center"/>
-            </w:pPr>
-            <w:r>
-              <w:rPr>
-                <w:sz w:val="14"/>
-                <w:rFonts w:ascii="Arial" w:hAnsi="Arial"/>
-              </w:rPr>
-              <w:t xml:space="preserve">_____________</w:t>
-            </w:r>
-          </w:p>
-        </w:tc>
-        <w:tc>
-          <w:tcPr>
-            <w:tcW w:w="411" w:type="dxa"/>
-            <w:vMerge/>
-            <w:noWrap/>
-            <w:tcMar>
-              <w:left w:w="0" w:type="dxa"/>
-              <w:right w:w="0" w:type="dxa"/>
-            </w:tcMar>
-            <w:textDirection w:val="btLr"/>
-            <w:tcFitText/>
-          </w:tcPr>
-          <w:p/>
-        </w:tc>
-        <w:tc>
-          <w:tcPr>
-            <w:tcW w:w="1467" w:type="dxa"/>
-            <w:vMerge w:val="restart"/>
-          </w:tcPr>
-          <w:p>
-            <w:pPr>
-              <w:jc w:val="center"/>
-            </w:pPr>
-            <w:r>
-              <w:rPr>
-                <w:sz w:val="14"/>
-                <w:rFonts w:ascii="Arial" w:hAnsi="Arial"/>
-              </w:rPr>
-              <w:t xml:space="preserve">1 раз в 12 месяцев</w:t>
-            </w:r>
-          </w:p>
-          <w:p>
-            <w:r/>
-          </w:p>
-        </w:tc>
-        <w:tc>
-          <w:tcPr>
-            <w:tcW w:w="1554" w:type="dxa"/>
-            <w:vMerge/>
-          </w:tcPr>
-          <w:p/>
-        </w:tc>
-        <w:tc>
-          <w:tcPr>
-            <w:tcW w:w="1586" w:type="dxa"/>
-            <w:vMerge/>
-          </w:tcPr>
-          <w:p/>
-        </w:tc>
-      </w:tr>
-      <w:tr>
-        <w:tc>
-          <w:tcPr>
-            <w:tcW w:w="1809" w:type="dxa"/>
-            <w:vMerge/>
-          </w:tcPr>
-          <w:p/>
-        </w:tc>
-        <w:tc>
-          <w:tcPr>
-            <w:tcW w:w="1134" w:type="dxa"/>
-          </w:tcPr>
-          <w:p>
-            <w:r>
-              <w:rPr>
-                <w:sz w:val="14"/>
-                <w:rFonts w:ascii="Arial" w:hAnsi="Arial"/>
-              </w:rPr>
-              <w:t xml:space="preserve">дезинфекция</w:t>
-            </w:r>
-          </w:p>
-        </w:tc>
-        <w:tc>
-          <w:tcPr>
-            <w:tcW w:w="426" w:type="dxa"/>
-            <w:vMerge/>
-            <w:tcMar>
-              <w:left w:w="0" w:type="dxa"/>
-              <w:right w:w="0" w:type="dxa"/>
-            </w:tcMar>
-            <w:textDirection w:val="btLr"/>
-          </w:tcPr>
-          <w:p/>
-        </w:tc>
-        <w:tc>
-          <w:tcPr>
-            <w:tcW w:w="1417" w:type="dxa"/>
-            <w:shd w:val="clear" w:color="auto" w:fill="FFFFCC"/>
-          </w:tcPr>
-          <w:p>
-            <w:pPr>
-              <w:rPr>
-                <w:b/>
-                <w:bCs/>
-              </w:rPr>
-            </w:pPr>
-            <w:r>
-              <w:rPr>
-                <w:sz w:val="14"/>
-                <w:rFonts w:ascii="Arial" w:hAnsi="Arial"/>
-                <w:b/>
-              </w:rPr>
-              <w:t xml:space="preserve">ХИМИТЕК ПОЛИДЕЗ-СУПЕР</w:t>
-            </w:r>
-          </w:p>
-        </w:tc>
-        <w:tc>
-          <w:tcPr>
-            <w:tcW w:w="1276" w:type="dxa"/>
-          </w:tcPr>
-          <w:p>
-            <w:r>
-              <w:rPr>
-                <w:sz w:val="14"/>
-                <w:rFonts w:ascii="Arial" w:hAnsi="Arial"/>
-              </w:rPr>
-              <w:t xml:space="preserve">ручной (протирание)</w:t>
-            </w:r>
-          </w:p>
-        </w:tc>
-        <w:tc>
-          <w:tcPr>
-            <w:tcW w:w="1990" w:type="dxa"/>
-          </w:tcPr>
-          <w:p>
-            <w:pPr>
-              <w:jc w:val="center"/>
-            </w:pPr>
-            <w:r>
-              <w:rPr>
-                <w:sz w:val="14"/>
-                <w:rFonts w:ascii="Arial" w:hAnsi="Arial"/>
-              </w:rPr>
-              <w:t xml:space="preserve">0,02-0,05 %</w:t>
-            </w:r>
-            <w:r>
-              <w:br/>
-            </w:r>
-            <w:r>
-              <w:rPr>
-                <w:rFonts w:ascii="Arial" w:hAnsi="Arial"/>
-                <w:sz w:val="14"/>
-              </w:rPr>
-              <w:t>дозирующая система ProMax</w:t>
-            </w:r>
-          </w:p>
-        </w:tc>
-        <w:tc>
-          <w:tcPr>
-            <w:tcW w:w="1248" w:type="dxa"/>
-          </w:tcPr>
-          <w:p>
-            <w:pPr>
-              <w:jc w:val="center"/>
-            </w:pPr>
-            <w:r>
-              <w:rPr>
-                <w:sz w:val="14"/>
-                <w:rFonts w:ascii="Arial" w:hAnsi="Arial"/>
-              </w:rPr>
-              <w:t xml:space="preserve">18-20 °C</w:t>
-            </w:r>
-          </w:p>
-        </w:tc>
-        <w:tc>
-          <w:tcPr>
-            <w:tcW w:w="1032" w:type="dxa"/>
-          </w:tcPr>
-          <w:p>
-            <w:pPr>
-              <w:jc w:val="center"/>
-            </w:pPr>
-            <w:r>
-              <w:rPr>
-                <w:sz w:val="14"/>
-                <w:rFonts w:ascii="Arial" w:hAnsi="Arial"/>
-              </w:rPr>
-              <w:t xml:space="preserve">20 мин</w:t>
-            </w:r>
-          </w:p>
-        </w:tc>
-        <w:tc>
-          <w:tcPr>
-            <w:tcW w:w="411" w:type="dxa"/>
-            <w:vMerge/>
-            <w:noWrap/>
-            <w:tcMar>
-              <w:left w:w="0" w:type="dxa"/>
-              <w:right w:w="0" w:type="dxa"/>
-            </w:tcMar>
-            <w:textDirection w:val="btLr"/>
-            <w:tcFitText/>
-          </w:tcPr>
-          <w:p/>
-        </w:tc>
-        <w:tc>
-          <w:tcPr>
-            <w:tcW w:w="1467" w:type="dxa"/>
-            <w:vMerge/>
-          </w:tcPr>
-          <w:p/>
-        </w:tc>
-        <w:tc>
-          <w:tcPr>
-            <w:tcW w:w="1554" w:type="dxa"/>
-            <w:vMerge/>
-          </w:tcPr>
-          <w:p/>
-        </w:tc>
-        <w:tc>
-          <w:tcPr>
-            <w:tcW w:w="1586" w:type="dxa"/>
-            <w:vMerge/>
-          </w:tcPr>
-          <w:p/>
-        </w:tc>
-      </w:tr>
-      <w:tr>
-        <w:tc>
-          <w:tcPr>
-            <w:tcW w:w="1809" w:type="dxa"/>
-            <w:vMerge w:val="restart"/>
-          </w:tcPr>
-          <w:p>
-            <w:r>
-              <w:rPr>
-                <w:sz w:val="14"/>
-                <w:rFonts w:ascii="Arial" w:hAnsi="Arial"/>
-              </w:rPr>
-              <w:t xml:space="preserve">диффузоры, светильники (наружные поверхности), стены (выше 2 м)</w:t>
-            </w:r>
-          </w:p>
-          <w:p>
-            <w:r/>
-          </w:p>
-          <w:p>
-            <w:r/>
-          </w:p>
-        </w:tc>
-        <w:tc>
-          <w:tcPr>
-            <w:tcW w:w="1134" w:type="dxa"/>
-          </w:tcPr>
-          <w:p>
-            <w:r>
-              <w:rPr>
-                <w:sz w:val="14"/>
-                <w:rFonts w:ascii="Arial" w:hAnsi="Arial"/>
-              </w:rPr>
-              <w:t xml:space="preserve">очистка (обеспыливание поверхностей)</w:t>
-            </w:r>
-          </w:p>
-        </w:tc>
-        <w:tc>
-          <w:tcPr>
-            <w:tcW w:w="426" w:type="dxa"/>
-            <w:vMerge w:val="restart"/>
-            <w:tcMar>
-              <w:left w:w="0" w:type="dxa"/>
-              <w:right w:w="0" w:type="dxa"/>
-            </w:tcMar>
-            <w:textDirection w:val="btLr"/>
-          </w:tcPr>
-          <w:p>
-            <w:pPr>
-              <w:ind w:left="113" w:right="113"/>
-              <w:jc w:val="center"/>
-            </w:pPr>
-            <w:r>
-              <w:rPr>
-                <w:sz w:val="14"/>
-                <w:rFonts w:ascii="Arial" w:hAnsi="Arial"/>
-              </w:rPr>
-              <w:t xml:space="preserve"/>
-            </w:r>
-          </w:p>
-          <w:p>
-            <w:r/>
-          </w:p>
-          <w:p>
-            <w:r/>
-          </w:p>
-        </w:tc>
-        <w:tc>
-          <w:tcPr>
-            <w:tcW w:w="1417" w:type="dxa"/>
-          </w:tcPr>
-          <w:p>
-            <w:pPr>
-              <w:rPr>
-                <w:b/>
-                <w:bCs/>
-              </w:rPr>
-            </w:pPr>
-            <w:r>
-              <w:rPr>
-                <w:sz w:val="14"/>
-                <w:rFonts w:ascii="Arial" w:hAnsi="Arial"/>
-              </w:rPr>
-              <w:t xml:space="preserve">_____________</w:t>
-            </w:r>
-          </w:p>
-        </w:tc>
-        <w:tc>
-          <w:tcPr>
-            <w:tcW w:w="1276" w:type="dxa"/>
-          </w:tcPr>
-          <w:p>
-            <w:r>
-              <w:rPr>
-                <w:sz w:val="14"/>
-                <w:rFonts w:ascii="Arial" w:hAnsi="Arial"/>
-              </w:rPr>
-              <w:t xml:space="preserve">ручной (протирание)</w:t>
-            </w:r>
-          </w:p>
-        </w:tc>
-        <w:tc>
-          <w:tcPr>
-            <w:tcW w:w="1990" w:type="dxa"/>
-          </w:tcPr>
-          <w:p>
-            <w:pPr>
-              <w:jc w:val="center"/>
-            </w:pPr>
-            <w:r>
-              <w:rPr>
-                <w:sz w:val="14"/>
-                <w:rFonts w:ascii="Arial" w:hAnsi="Arial"/>
-              </w:rPr>
-              <w:t xml:space="preserve">_____________</w:t>
-            </w:r>
-          </w:p>
-        </w:tc>
-        <w:tc>
-          <w:tcPr>
-            <w:tcW w:w="1248" w:type="dxa"/>
-          </w:tcPr>
-          <w:p>
-            <w:pPr>
-              <w:jc w:val="center"/>
-            </w:pPr>
-            <w:r>
-              <w:rPr>
-                <w:sz w:val="14"/>
-                <w:rFonts w:ascii="Arial" w:hAnsi="Arial"/>
-              </w:rPr>
-              <w:t xml:space="preserve">_____________</w:t>
-            </w:r>
-          </w:p>
-        </w:tc>
-        <w:tc>
-          <w:tcPr>
-            <w:tcW w:w="1032" w:type="dxa"/>
-          </w:tcPr>
-          <w:p>
-            <w:pPr>
-              <w:jc w:val="center"/>
-            </w:pPr>
-            <w:r>
-              <w:rPr>
-                <w:sz w:val="14"/>
-                <w:rFonts w:ascii="Arial" w:hAnsi="Arial"/>
-              </w:rPr>
-              <w:t xml:space="preserve">_____________</w:t>
-            </w:r>
-          </w:p>
-        </w:tc>
-        <w:tc>
-          <w:tcPr>
-            <w:tcW w:w="411" w:type="dxa"/>
-            <w:vMerge w:val="restart"/>
-            <w:noWrap/>
-            <w:tcMar>
-              <w:left w:w="0" w:type="dxa"/>
-              <w:right w:w="0" w:type="dxa"/>
-            </w:tcMar>
-            <w:textDirection w:val="btLr"/>
-            <w:tcFitText/>
-          </w:tcPr>
-          <w:p>
-            <w:pPr>
-              <w:ind w:left="113" w:right="113"/>
-              <w:jc w:val="center"/>
-              <w:rPr>
-                <w:b/>
-                <w:bCs/>
-              </w:rPr>
-            </w:pPr>
-            <w:r>
-              <w:rPr>
-                <w:sz w:val="14"/>
-                <w:rFonts w:ascii="Arial" w:hAnsi="Arial"/>
-                <w:b/>
-              </w:rPr>
-              <w:t xml:space="preserve">промаркированный</w:t>
-            </w:r>
-          </w:p>
-          <w:p>
-            <w:r/>
-          </w:p>
-          <w:p>
-            <w:r/>
-          </w:p>
-        </w:tc>
-        <w:tc>
-          <w:tcPr>
-            <w:tcW w:w="1467" w:type="dxa"/>
-          </w:tcPr>
-          <w:p>
-            <w:pPr>
-              <w:jc w:val="center"/>
-            </w:pPr>
-            <w:r>
-              <w:rPr>
-                <w:sz w:val="14"/>
-                <w:rFonts w:ascii="Arial" w:hAnsi="Arial"/>
-              </w:rPr>
-              <w:t xml:space="preserve">1 раз в 3 месяца</w:t>
-            </w:r>
-          </w:p>
-        </w:tc>
-        <w:tc>
-          <w:tcPr>
-            <w:tcW w:w="1554" w:type="dxa"/>
-            <w:vMerge w:val="restart"/>
-          </w:tcPr>
-          <w:p>
-            <w:r>
-              <w:rPr>
-                <w:sz w:val="14"/>
-                <w:rFonts w:ascii="Arial" w:hAnsi="Arial"/>
-              </w:rPr>
-              <w:t xml:space="preserve">сотрудник внутреннего клининга</w:t>
-            </w:r>
-          </w:p>
-          <w:p>
-            <w:r/>
-          </w:p>
-          <w:p>
-            <w:r/>
-          </w:p>
-        </w:tc>
-        <w:tc>
-          <w:tcPr>
-            <w:tcW w:w="1586" w:type="dxa"/>
-            <w:vMerge w:val="restart"/>
-          </w:tcPr>
-          <w:p>
-            <w:r>
-              <w:rPr>
-                <w:sz w:val="14"/>
-                <w:rFonts w:ascii="Arial" w:hAnsi="Arial"/>
-              </w:rPr>
-              <w:t xml:space="preserve">визуальный контроль/сотрудник отдела качества</w:t>
-            </w:r>
-          </w:p>
-          <w:p>
-            <w:r/>
-          </w:p>
-          <w:p>
-            <w:r/>
-          </w:p>
-        </w:tc>
-      </w:tr>
-      <w:tr>
-        <w:tc>
-          <w:tcPr>
-            <w:tcW w:w="1809" w:type="dxa"/>
-            <w:vMerge/>
-          </w:tcPr>
-          <w:p/>
-        </w:tc>
-        <w:tc>
-          <w:tcPr>
-            <w:tcW w:w="1134" w:type="dxa"/>
-          </w:tcPr>
-          <w:p>
-            <w:r>
-              <w:rPr>
-                <w:sz w:val="14"/>
-                <w:rFonts w:ascii="Arial" w:hAnsi="Arial"/>
-              </w:rPr>
-              <w:t xml:space="preserve">мойка</w:t>
-            </w:r>
-          </w:p>
-        </w:tc>
-        <w:tc>
-          <w:tcPr>
-            <w:tcW w:w="426" w:type="dxa"/>
-            <w:vMerge/>
-            <w:tcMar>
-              <w:left w:w="0" w:type="dxa"/>
-              <w:right w:w="0" w:type="dxa"/>
-            </w:tcMar>
-            <w:textDirection w:val="btLr"/>
-          </w:tcPr>
-          <w:p/>
-        </w:tc>
-        <w:tc>
-          <w:tcPr>
-            <w:tcW w:w="1417" w:type="dxa"/>
-            <w:shd w:val="clear" w:color="auto" w:fill="99CCFF"/>
-          </w:tcPr>
-          <w:p>
-            <w:pPr>
-              <w:rPr>
-                <w:b/>
-                <w:bCs/>
-              </w:rPr>
-            </w:pPr>
-            <w:r>
-              <w:rPr>
-                <w:sz w:val="14"/>
-                <w:rFonts w:ascii="Arial" w:hAnsi="Arial"/>
-                <w:b/>
-              </w:rPr>
-              <w:t xml:space="preserve">ХИМИТЕК ЧУДОДЕЙ®-ПОЛИПРОМ 190022</w:t>
-            </w:r>
-          </w:p>
-        </w:tc>
-        <w:tc>
-          <w:tcPr>
-            <w:tcW w:w="1276" w:type="dxa"/>
-          </w:tcPr>
-          <w:p>
-            <w:r>
-              <w:rPr>
-                <w:sz w:val="14"/>
-                <w:rFonts w:ascii="Arial" w:hAnsi="Arial"/>
-              </w:rPr>
-              <w:t xml:space="preserve">ручной (протирание, обработка щеткой)</w:t>
-            </w:r>
-          </w:p>
-        </w:tc>
-        <w:tc>
-          <w:tcPr>
-            <w:tcW w:w="1990" w:type="dxa"/>
-          </w:tcPr>
-          <w:p>
-            <w:pPr>
-              <w:jc w:val="center"/>
-            </w:pPr>
-            <w:r>
-              <w:rPr>
-                <w:sz w:val="14"/>
-                <w:rFonts w:ascii="Arial" w:hAnsi="Arial"/>
-              </w:rPr>
-              <w:t xml:space="preserve">1,0 %</w:t>
-            </w:r>
-            <w:r>
-              <w:br/>
-            </w:r>
-            <w:r>
-              <w:rPr>
-                <w:rFonts w:ascii="Arial" w:hAnsi="Arial"/>
-                <w:sz w:val="14"/>
-              </w:rPr>
-              <w:t>ручное разведение</w:t>
-            </w:r>
-          </w:p>
-        </w:tc>
-        <w:tc>
-          <w:tcPr>
-            <w:tcW w:w="1248" w:type="dxa"/>
-          </w:tcPr>
-          <w:p>
-            <w:pPr>
-              <w:jc w:val="center"/>
-            </w:pPr>
-            <w:r>
-              <w:rPr>
-                <w:sz w:val="14"/>
-                <w:rFonts w:ascii="Arial" w:hAnsi="Arial"/>
-              </w:rPr>
-              <w:t xml:space="preserve">18-20 °C</w:t>
-            </w:r>
-          </w:p>
-        </w:tc>
-        <w:tc>
-          <w:tcPr>
-            <w:tcW w:w="1032" w:type="dxa"/>
-          </w:tcPr>
-          <w:p>
-            <w:pPr>
-              <w:jc w:val="center"/>
-            </w:pPr>
-            <w:r>
-              <w:rPr>
-                <w:sz w:val="14"/>
-                <w:rFonts w:ascii="Arial" w:hAnsi="Arial"/>
-              </w:rPr>
-              <w:t xml:space="preserve">_____________</w:t>
-            </w:r>
-          </w:p>
-        </w:tc>
-        <w:tc>
-          <w:tcPr>
-            <w:tcW w:w="411" w:type="dxa"/>
-            <w:vMerge/>
-            <w:noWrap/>
-            <w:tcMar>
-              <w:left w:w="0" w:type="dxa"/>
-              <w:right w:w="0" w:type="dxa"/>
-            </w:tcMar>
-            <w:textDirection w:val="btLr"/>
-            <w:tcFitText/>
-          </w:tcPr>
-          <w:p/>
-        </w:tc>
-        <w:tc>
-          <w:tcPr>
-            <w:tcW w:w="1467" w:type="dxa"/>
-            <w:vMerge w:val="restart"/>
-          </w:tcPr>
-          <w:p>
-            <w:pPr>
-              <w:jc w:val="center"/>
-            </w:pPr>
-            <w:r>
-              <w:rPr>
-                <w:sz w:val="14"/>
-                <w:rFonts w:ascii="Arial" w:hAnsi="Arial"/>
-              </w:rPr>
-              <w:t xml:space="preserve">1 раз в 6 месяцев</w:t>
-            </w:r>
-          </w:p>
-          <w:p>
-            <w:r/>
-          </w:p>
-        </w:tc>
-        <w:tc>
-          <w:tcPr>
-            <w:tcW w:w="1554" w:type="dxa"/>
-            <w:vMerge/>
-          </w:tcPr>
-          <w:p/>
-        </w:tc>
-        <w:tc>
-          <w:tcPr>
-            <w:tcW w:w="1586" w:type="dxa"/>
-            <w:vMerge/>
-          </w:tcPr>
-          <w:p/>
-        </w:tc>
-      </w:tr>
-      <w:tr>
-        <w:tc>
-          <w:tcPr>
-            <w:tcW w:w="1809" w:type="dxa"/>
-            <w:vMerge/>
-          </w:tcPr>
-          <w:p/>
-        </w:tc>
-        <w:tc>
-          <w:tcPr>
-            <w:tcW w:w="1134" w:type="dxa"/>
-          </w:tcPr>
-          <w:p>
-            <w:r>
-              <w:rPr>
-                <w:sz w:val="14"/>
-                <w:rFonts w:ascii="Arial" w:hAnsi="Arial"/>
-              </w:rPr>
-              <w:t xml:space="preserve">дезинфекция</w:t>
-            </w:r>
-          </w:p>
-        </w:tc>
-        <w:tc>
-          <w:tcPr>
-            <w:tcW w:w="426" w:type="dxa"/>
-            <w:vMerge/>
-            <w:tcMar>
-              <w:left w:w="0" w:type="dxa"/>
-              <w:right w:w="0" w:type="dxa"/>
-            </w:tcMar>
-            <w:textDirection w:val="btLr"/>
-          </w:tcPr>
-          <w:p/>
-        </w:tc>
-        <w:tc>
-          <w:tcPr>
-            <w:tcW w:w="1417" w:type="dxa"/>
-            <w:shd w:val="clear" w:color="auto" w:fill="FFFFCC"/>
-          </w:tcPr>
-          <w:p>
-            <w:pPr>
-              <w:rPr>
-                <w:b/>
-                <w:bCs/>
-              </w:rPr>
-            </w:pPr>
-            <w:r>
-              <w:rPr>
-                <w:sz w:val="14"/>
-                <w:rFonts w:ascii="Arial" w:hAnsi="Arial"/>
-                <w:b/>
-              </w:rPr>
-              <w:t xml:space="preserve">ХИМИТЕК ПОЛИДЕЗ-СУПЕР</w:t>
-            </w:r>
-          </w:p>
-        </w:tc>
-        <w:tc>
-          <w:tcPr>
-            <w:tcW w:w="1276" w:type="dxa"/>
-          </w:tcPr>
-          <w:p>
-            <w:r>
-              <w:rPr>
-                <w:sz w:val="14"/>
-                <w:rFonts w:ascii="Arial" w:hAnsi="Arial"/>
-              </w:rPr>
-              <w:t xml:space="preserve">ручной (протирание)</w:t>
-            </w:r>
-          </w:p>
-        </w:tc>
-        <w:tc>
-          <w:tcPr>
-            <w:tcW w:w="1990" w:type="dxa"/>
-          </w:tcPr>
-          <w:p>
-            <w:pPr>
-              <w:jc w:val="center"/>
-            </w:pPr>
-            <w:r>
-              <w:rPr>
-                <w:sz w:val="14"/>
-                <w:rFonts w:ascii="Arial" w:hAnsi="Arial"/>
-              </w:rPr>
-              <w:t xml:space="preserve">0,02-0,05 %</w:t>
-            </w:r>
-            <w:r>
-              <w:br/>
-            </w:r>
-            <w:r>
-              <w:rPr>
-                <w:rFonts w:ascii="Arial" w:hAnsi="Arial"/>
-                <w:sz w:val="14"/>
-              </w:rPr>
-              <w:t>дозирующая система ProMax</w:t>
-            </w:r>
-          </w:p>
-        </w:tc>
-        <w:tc>
-          <w:tcPr>
-            <w:tcW w:w="1248" w:type="dxa"/>
-          </w:tcPr>
-          <w:p>
-            <w:pPr>
-              <w:jc w:val="center"/>
-            </w:pPr>
-            <w:r>
-              <w:rPr>
-                <w:sz w:val="14"/>
-                <w:rFonts w:ascii="Arial" w:hAnsi="Arial"/>
-              </w:rPr>
-              <w:t xml:space="preserve">18-20 °C</w:t>
-            </w:r>
-          </w:p>
-        </w:tc>
-        <w:tc>
-          <w:tcPr>
-            <w:tcW w:w="1032" w:type="dxa"/>
-          </w:tcPr>
-          <w:p>
-            <w:pPr>
-              <w:jc w:val="center"/>
-            </w:pPr>
-            <w:r>
-              <w:rPr>
-                <w:sz w:val="14"/>
-                <w:rFonts w:ascii="Arial" w:hAnsi="Arial"/>
-              </w:rPr>
-              <w:t xml:space="preserve">20 мин</w:t>
-            </w:r>
-          </w:p>
-        </w:tc>
-        <w:tc>
-          <w:tcPr>
-            <w:tcW w:w="411" w:type="dxa"/>
-            <w:vMerge/>
-            <w:noWrap/>
-            <w:tcMar>
-              <w:left w:w="0" w:type="dxa"/>
-              <w:right w:w="0" w:type="dxa"/>
-            </w:tcMar>
-            <w:textDirection w:val="btLr"/>
-            <w:tcFitText/>
-          </w:tcPr>
-          <w:p/>
-        </w:tc>
-        <w:tc>
-          <w:tcPr>
-            <w:tcW w:w="1467" w:type="dxa"/>
-            <w:vMerge/>
-          </w:tcPr>
-          <w:p/>
-        </w:tc>
-        <w:tc>
-          <w:tcPr>
-            <w:tcW w:w="1554" w:type="dxa"/>
-            <w:vMerge/>
-          </w:tcPr>
-          <w:p/>
-        </w:tc>
-        <w:tc>
-          <w:tcPr>
-            <w:tcW w:w="1586" w:type="dxa"/>
-            <w:vMerge/>
-          </w:tcPr>
-          <w:p/>
-        </w:tc>
-      </w:tr>
-      <w:tr>
-        <w:tc>
-          <w:tcPr>
-            <w:tcW w:w="1809" w:type="dxa"/>
-            <w:vMerge w:val="restart"/>
-          </w:tcPr>
-          <w:p>
-            <w:r>
-              <w:rPr>
-                <w:sz w:val="14"/>
-                <w:rFonts w:ascii="Arial" w:hAnsi="Arial"/>
-              </w:rPr>
-              <w:t xml:space="preserve">стены (до 2 м)</w:t>
-            </w:r>
-          </w:p>
-          <w:p>
-            <w:r/>
-          </w:p>
-        </w:tc>
-        <w:tc>
-          <w:tcPr>
-            <w:tcW w:w="1134" w:type="dxa"/>
-          </w:tcPr>
-          <w:p>
-            <w:r>
-              <w:rPr>
-                <w:sz w:val="14"/>
-                <w:rFonts w:ascii="Arial" w:hAnsi="Arial"/>
-              </w:rPr>
-              <w:t xml:space="preserve">мойка</w:t>
-            </w:r>
-          </w:p>
-        </w:tc>
-        <w:tc>
-          <w:tcPr>
-            <w:tcW w:w="426" w:type="dxa"/>
-            <w:vMerge w:val="restart"/>
-            <w:tcMar>
-              <w:left w:w="0" w:type="dxa"/>
-              <w:right w:w="0" w:type="dxa"/>
-            </w:tcMar>
-            <w:textDirection w:val="btLr"/>
-          </w:tcPr>
-          <w:p>
-            <w:pPr>
-              <w:ind w:left="113" w:right="113"/>
-              <w:jc w:val="center"/>
-            </w:pPr>
-            <w:r>
-              <w:rPr>
-                <w:sz w:val="14"/>
-                <w:rFonts w:ascii="Arial" w:hAnsi="Arial"/>
-              </w:rPr>
-              <w:t xml:space="preserve"/>
-            </w:r>
-          </w:p>
-          <w:p>
-            <w:r/>
-          </w:p>
-        </w:tc>
-        <w:tc>
-          <w:tcPr>
-            <w:tcW w:w="1417" w:type="dxa"/>
-            <w:shd w:val="clear" w:color="auto" w:fill="99CCFF"/>
-          </w:tcPr>
-          <w:p>
-            <w:pPr>
-              <w:rPr>
-                <w:b/>
-                <w:bCs/>
-              </w:rPr>
-            </w:pPr>
-            <w:r>
-              <w:rPr>
-                <w:sz w:val="14"/>
-                <w:rFonts w:ascii="Arial" w:hAnsi="Arial"/>
-                <w:b/>
-              </w:rPr>
-              <w:t xml:space="preserve">ХИМИТЕК ЧУДОДЕЙ®-ПОЛИПРОМ 190022</w:t>
-            </w:r>
-          </w:p>
-        </w:tc>
-        <w:tc>
-          <w:tcPr>
-            <w:tcW w:w="1276" w:type="dxa"/>
-          </w:tcPr>
-          <w:p>
-            <w:r>
-              <w:rPr>
-                <w:sz w:val="14"/>
-                <w:rFonts w:ascii="Arial" w:hAnsi="Arial"/>
-              </w:rPr>
-              <w:t xml:space="preserve">ручной (протирание, обработка щеткой)</w:t>
-            </w:r>
-          </w:p>
-        </w:tc>
-        <w:tc>
-          <w:tcPr>
-            <w:tcW w:w="1990" w:type="dxa"/>
-          </w:tcPr>
-          <w:p>
-            <w:pPr>
-              <w:jc w:val="center"/>
-            </w:pPr>
-            <w:r>
-              <w:rPr>
-                <w:sz w:val="14"/>
-                <w:rFonts w:ascii="Arial" w:hAnsi="Arial"/>
-              </w:rPr>
-              <w:t xml:space="preserve">1,0 %</w:t>
-            </w:r>
-            <w:r>
-              <w:br/>
-            </w:r>
-            <w:r>
-              <w:rPr>
-                <w:rFonts w:ascii="Arial" w:hAnsi="Arial"/>
-                <w:sz w:val="14"/>
-              </w:rPr>
-              <w:t>ручное разведение</w:t>
-            </w:r>
-          </w:p>
-        </w:tc>
-        <w:tc>
-          <w:tcPr>
-            <w:tcW w:w="1248" w:type="dxa"/>
-          </w:tcPr>
-          <w:p>
-            <w:pPr>
-              <w:jc w:val="center"/>
-            </w:pPr>
-            <w:r>
-              <w:rPr>
-                <w:sz w:val="14"/>
-                <w:rFonts w:ascii="Arial" w:hAnsi="Arial"/>
-              </w:rPr>
-              <w:t xml:space="preserve">не ниже 40°C</w:t>
-            </w:r>
-          </w:p>
-        </w:tc>
-        <w:tc>
-          <w:tcPr>
-            <w:tcW w:w="1032" w:type="dxa"/>
-          </w:tcPr>
-          <w:p>
-            <w:pPr>
-              <w:jc w:val="center"/>
-            </w:pPr>
-            <w:r>
-              <w:rPr>
-                <w:sz w:val="14"/>
-                <w:rFonts w:ascii="Arial" w:hAnsi="Arial"/>
-              </w:rPr>
-              <w:t xml:space="preserve">_____________</w:t>
-            </w:r>
-          </w:p>
-        </w:tc>
-        <w:tc>
-          <w:tcPr>
-            <w:tcW w:w="411" w:type="dxa"/>
-            <w:vMerge w:val="restart"/>
-            <w:noWrap/>
-            <w:tcMar>
-              <w:left w:w="0" w:type="dxa"/>
-              <w:right w:w="0" w:type="dxa"/>
-            </w:tcMar>
-            <w:textDirection w:val="btLr"/>
-            <w:tcFitText/>
-          </w:tcPr>
-          <w:p>
-            <w:pPr>
-              <w:ind w:left="113" w:right="113"/>
-              <w:jc w:val="center"/>
-              <w:rPr>
-                <w:b/>
-                <w:bCs/>
-              </w:rPr>
-            </w:pPr>
-            <w:r>
-              <w:rPr>
-                <w:sz w:val="14"/>
-                <w:rFonts w:ascii="Arial" w:hAnsi="Arial"/>
-                <w:b/>
-              </w:rPr>
-              <w:t xml:space="preserve">промаркированный</w:t>
-            </w:r>
-          </w:p>
-          <w:p>
-            <w:r/>
-          </w:p>
-        </w:tc>
-        <w:tc>
-          <w:tcPr>
-            <w:tcW w:w="1467" w:type="dxa"/>
-            <w:vMerge w:val="restart"/>
-          </w:tcPr>
-          <w:p>
-            <w:pPr>
-              <w:jc w:val="center"/>
-            </w:pPr>
-            <w:r>
-              <w:rPr>
-                <w:sz w:val="14"/>
-                <w:rFonts w:ascii="Arial" w:hAnsi="Arial"/>
-              </w:rPr>
-              <w:t xml:space="preserve">1 раз в месяц</w:t>
-            </w:r>
-          </w:p>
-          <w:p>
-            <w:r/>
-          </w:p>
-        </w:tc>
-        <w:tc>
-          <w:tcPr>
-            <w:tcW w:w="1554" w:type="dxa"/>
-            <w:vMerge w:val="restart"/>
-          </w:tcPr>
-          <w:p>
-            <w:r>
-              <w:rPr>
-                <w:sz w:val="14"/>
-                <w:rFonts w:ascii="Arial" w:hAnsi="Arial"/>
-              </w:rPr>
-              <w:t xml:space="preserve">сотрудник внутреннего клининга</w:t>
-            </w:r>
-          </w:p>
-          <w:p>
-            <w:r/>
-          </w:p>
-        </w:tc>
-        <w:tc>
-          <w:tcPr>
-            <w:tcW w:w="1586" w:type="dxa"/>
-            <w:vMerge w:val="restart"/>
-          </w:tcPr>
-          <w:p>
-            <w:r>
-              <w:rPr>
-                <w:sz w:val="14"/>
-                <w:rFonts w:ascii="Arial" w:hAnsi="Arial"/>
-              </w:rPr>
-              <w:t xml:space="preserve">визуальный контроль/сотрудник отдела качества</w:t>
-            </w:r>
-          </w:p>
-          <w:p>
-            <w:r/>
-          </w:p>
-        </w:tc>
-      </w:tr>
-      <w:tr>
-        <w:tc>
-          <w:tcPr>
-            <w:tcW w:w="1809" w:type="dxa"/>
-            <w:vMerge/>
-          </w:tcPr>
-          <w:p/>
-        </w:tc>
-        <w:tc>
-          <w:tcPr>
-            <w:tcW w:w="1134" w:type="dxa"/>
-          </w:tcPr>
-          <w:p>
-            <w:r>
-              <w:rPr>
-                <w:sz w:val="14"/>
-                <w:rFonts w:ascii="Arial" w:hAnsi="Arial"/>
-              </w:rPr>
-              <w:t xml:space="preserve">дезинфекция</w:t>
-            </w:r>
-          </w:p>
-        </w:tc>
-        <w:tc>
-          <w:tcPr>
-            <w:tcW w:w="426" w:type="dxa"/>
-            <w:vMerge/>
-            <w:tcMar>
-              <w:left w:w="0" w:type="dxa"/>
-              <w:right w:w="0" w:type="dxa"/>
-            </w:tcMar>
-            <w:textDirection w:val="btLr"/>
-          </w:tcPr>
-          <w:p/>
-        </w:tc>
-        <w:tc>
-          <w:tcPr>
-            <w:tcW w:w="1417" w:type="dxa"/>
-            <w:shd w:val="clear" w:color="auto" w:fill="FFFFCC"/>
-          </w:tcPr>
-          <w:p>
-            <w:pPr>
-              <w:rPr>
-                <w:b/>
-                <w:bCs/>
-              </w:rPr>
-            </w:pPr>
-            <w:r>
-              <w:rPr>
-                <w:sz w:val="14"/>
-                <w:rFonts w:ascii="Arial" w:hAnsi="Arial"/>
-                <w:b/>
-              </w:rPr>
-              <w:t xml:space="preserve">ХИМИТЕК ПОЛИДЕЗ-СУПЕР</w:t>
-            </w:r>
-          </w:p>
-        </w:tc>
-        <w:tc>
-          <w:tcPr>
-            <w:tcW w:w="1276" w:type="dxa"/>
-          </w:tcPr>
-          <w:p>
-            <w:r>
-              <w:rPr>
-                <w:sz w:val="14"/>
-                <w:rFonts w:ascii="Arial" w:hAnsi="Arial"/>
-              </w:rPr>
-              <w:t xml:space="preserve">ручной (протирание)</w:t>
-            </w:r>
-          </w:p>
-        </w:tc>
-        <w:tc>
-          <w:tcPr>
-            <w:tcW w:w="1990" w:type="dxa"/>
-          </w:tcPr>
-          <w:p>
-            <w:pPr>
-              <w:jc w:val="center"/>
-            </w:pPr>
-            <w:r>
-              <w:rPr>
-                <w:sz w:val="14"/>
-                <w:rFonts w:ascii="Arial" w:hAnsi="Arial"/>
-              </w:rPr>
-              <w:t xml:space="preserve">0,02-0,05 %</w:t>
-            </w:r>
-            <w:r>
-              <w:br/>
-            </w:r>
-            <w:r>
-              <w:rPr>
-                <w:rFonts w:ascii="Arial" w:hAnsi="Arial"/>
-                <w:sz w:val="14"/>
-              </w:rPr>
-              <w:t>дозирующая система ProMax</w:t>
-            </w:r>
-          </w:p>
-        </w:tc>
-        <w:tc>
-          <w:tcPr>
-            <w:tcW w:w="1248" w:type="dxa"/>
-          </w:tcPr>
-          <w:p>
-            <w:pPr>
-              <w:jc w:val="center"/>
-            </w:pPr>
-            <w:r>
-              <w:rPr>
-                <w:sz w:val="14"/>
-                <w:rFonts w:ascii="Arial" w:hAnsi="Arial"/>
-              </w:rPr>
-              <w:t xml:space="preserve">18-20 °C</w:t>
-            </w:r>
-          </w:p>
-        </w:tc>
-        <w:tc>
-          <w:tcPr>
-            <w:tcW w:w="1032" w:type="dxa"/>
-          </w:tcPr>
-          <w:p>
-            <w:pPr>
-              <w:jc w:val="center"/>
-            </w:pPr>
-            <w:r>
-              <w:rPr>
-                <w:sz w:val="14"/>
-                <w:rFonts w:ascii="Arial" w:hAnsi="Arial"/>
-              </w:rPr>
-              <w:t xml:space="preserve">20 мин</w:t>
-            </w:r>
-          </w:p>
-        </w:tc>
-        <w:tc>
-          <w:tcPr>
-            <w:tcW w:w="411" w:type="dxa"/>
-            <w:vMerge/>
-            <w:noWrap/>
-            <w:tcMar>
-              <w:left w:w="0" w:type="dxa"/>
-              <w:right w:w="0" w:type="dxa"/>
-            </w:tcMar>
-            <w:textDirection w:val="btLr"/>
-            <w:tcFitText/>
-          </w:tcPr>
-          <w:p/>
-        </w:tc>
-        <w:tc>
-          <w:tcPr>
-            <w:tcW w:w="1467" w:type="dxa"/>
-            <w:vMerge/>
-          </w:tcPr>
-          <w:p/>
-        </w:tc>
-        <w:tc>
-          <w:tcPr>
-            <w:tcW w:w="1554" w:type="dxa"/>
-            <w:vMerge/>
-          </w:tcPr>
-          <w:p/>
-        </w:tc>
-        <w:tc>
-          <w:tcPr>
-            <w:tcW w:w="1586" w:type="dxa"/>
-            <w:vMerge/>
-          </w:tcPr>
-          <w:p/>
-        </w:tc>
-      </w:tr>
-      <w:tr>
-        <w:tc>
-          <w:tcPr>
-            <w:tcW w:w="1809" w:type="dxa"/>
-            <w:vMerge w:val="restart"/>
-          </w:tcPr>
-          <w:p>
-            <w:r>
-              <w:rPr>
-                <w:sz w:val="14"/>
-                <w:rFonts w:ascii="Arial" w:hAnsi="Arial"/>
-              </w:rPr>
-              <w:t xml:space="preserve">водопроводные трубы, двери, кабель-каналы, розетки</w:t>
-            </w:r>
-          </w:p>
-          <w:p>
-            <w:r/>
-          </w:p>
-        </w:tc>
-        <w:tc>
-          <w:tcPr>
-            <w:tcW w:w="1134" w:type="dxa"/>
-          </w:tcPr>
-          <w:p>
-            <w:r>
-              <w:rPr>
-                <w:sz w:val="14"/>
-                <w:rFonts w:ascii="Arial" w:hAnsi="Arial"/>
-              </w:rPr>
-              <w:t xml:space="preserve">мойка</w:t>
-            </w:r>
-          </w:p>
-        </w:tc>
-        <w:tc>
-          <w:tcPr>
-            <w:tcW w:w="426" w:type="dxa"/>
-            <w:vMerge w:val="restart"/>
-            <w:tcMar>
-              <w:left w:w="0" w:type="dxa"/>
-              <w:right w:w="0" w:type="dxa"/>
-            </w:tcMar>
-            <w:textDirection w:val="btLr"/>
-          </w:tcPr>
-          <w:p>
-            <w:pPr>
-              <w:ind w:left="113" w:right="113"/>
-              <w:jc w:val="center"/>
-            </w:pPr>
-            <w:r>
-              <w:rPr>
-                <w:sz w:val="14"/>
-                <w:rFonts w:ascii="Arial" w:hAnsi="Arial"/>
-              </w:rPr>
-              <w:t xml:space="preserve"/>
-            </w:r>
-          </w:p>
-          <w:p>
-            <w:r/>
-          </w:p>
-        </w:tc>
-        <w:tc>
-          <w:tcPr>
-            <w:tcW w:w="1417" w:type="dxa"/>
-            <w:shd w:val="clear" w:color="auto" w:fill="99CCFF"/>
-          </w:tcPr>
-          <w:p>
-            <w:pPr>
-              <w:rPr>
-                <w:b/>
-                <w:bCs/>
-              </w:rPr>
-            </w:pPr>
-            <w:r>
-              <w:rPr>
-                <w:sz w:val="14"/>
-                <w:rFonts w:ascii="Arial" w:hAnsi="Arial"/>
-                <w:b/>
-              </w:rPr>
-              <w:t xml:space="preserve">ХИМИТЕК ЧУДОДЕЙ®-ПОЛИПРОМ 190022</w:t>
-            </w:r>
-          </w:p>
-        </w:tc>
-        <w:tc>
-          <w:tcPr>
-            <w:tcW w:w="1276" w:type="dxa"/>
-          </w:tcPr>
-          <w:p>
-            <w:r>
-              <w:rPr>
-                <w:sz w:val="14"/>
-                <w:rFonts w:ascii="Arial" w:hAnsi="Arial"/>
-              </w:rPr>
-              <w:t xml:space="preserve">ручной (протирание, обработка щеткой)</w:t>
-            </w:r>
-          </w:p>
-        </w:tc>
-        <w:tc>
-          <w:tcPr>
-            <w:tcW w:w="1990" w:type="dxa"/>
-          </w:tcPr>
-          <w:p>
-            <w:pPr>
-              <w:jc w:val="center"/>
-            </w:pPr>
-            <w:r>
-              <w:rPr>
-                <w:sz w:val="14"/>
-                <w:rFonts w:ascii="Arial" w:hAnsi="Arial"/>
-              </w:rPr>
-              <w:t xml:space="preserve">1,0 %</w:t>
-            </w:r>
-            <w:r>
-              <w:br/>
-            </w:r>
-            <w:r>
-              <w:rPr>
-                <w:rFonts w:ascii="Arial" w:hAnsi="Arial"/>
-                <w:sz w:val="14"/>
-              </w:rPr>
-              <w:t>ручное разведение</w:t>
-            </w:r>
-          </w:p>
-        </w:tc>
-        <w:tc>
-          <w:tcPr>
-            <w:tcW w:w="1248" w:type="dxa"/>
-          </w:tcPr>
-          <w:p>
-            <w:pPr>
-              <w:jc w:val="center"/>
-            </w:pPr>
-            <w:r>
-              <w:rPr>
-                <w:sz w:val="14"/>
-                <w:rFonts w:ascii="Arial" w:hAnsi="Arial"/>
-              </w:rPr>
-              <w:t xml:space="preserve">18-20 °C</w:t>
-            </w:r>
-          </w:p>
-        </w:tc>
-        <w:tc>
-          <w:tcPr>
-            <w:tcW w:w="1032" w:type="dxa"/>
-          </w:tcPr>
-          <w:p>
-            <w:pPr>
-              <w:jc w:val="center"/>
-            </w:pPr>
-            <w:r>
-              <w:rPr>
-                <w:sz w:val="14"/>
-                <w:rFonts w:ascii="Arial" w:hAnsi="Arial"/>
-              </w:rPr>
-              <w:t xml:space="preserve">_____________</w:t>
-            </w:r>
-          </w:p>
-        </w:tc>
-        <w:tc>
-          <w:tcPr>
-            <w:tcW w:w="411" w:type="dxa"/>
-            <w:vMerge w:val="restart"/>
-            <w:noWrap/>
-            <w:tcMar>
-              <w:left w:w="0" w:type="dxa"/>
-              <w:right w:w="0" w:type="dxa"/>
-            </w:tcMar>
-            <w:textDirection w:val="btLr"/>
-            <w:tcFitText/>
-          </w:tcPr>
-          <w:p>
-            <w:pPr>
-              <w:ind w:left="113" w:right="113"/>
-              <w:jc w:val="center"/>
-              <w:rPr>
-                <w:b/>
-                <w:bCs/>
-              </w:rPr>
-            </w:pPr>
-            <w:r>
-              <w:rPr>
-                <w:sz w:val="14"/>
-                <w:rFonts w:ascii="Arial" w:hAnsi="Arial"/>
-                <w:b/>
-              </w:rPr>
-              <w:t xml:space="preserve">промаркированный</w:t>
-            </w:r>
-          </w:p>
-          <w:p>
-            <w:r/>
-          </w:p>
-        </w:tc>
-        <w:tc>
-          <w:tcPr>
-            <w:tcW w:w="1467" w:type="dxa"/>
-            <w:vMerge w:val="restart"/>
-          </w:tcPr>
-          <w:p>
-            <w:pPr>
-              <w:jc w:val="center"/>
-            </w:pPr>
-            <w:r>
-              <w:rPr>
-                <w:sz w:val="14"/>
-                <w:rFonts w:ascii="Arial" w:hAnsi="Arial"/>
-              </w:rPr>
-              <w:t xml:space="preserve">1 раз в месяц</w:t>
-            </w:r>
-          </w:p>
-          <w:p>
-            <w:r/>
-          </w:p>
-        </w:tc>
-        <w:tc>
-          <w:tcPr>
-            <w:tcW w:w="1554" w:type="dxa"/>
-            <w:vMerge w:val="restart"/>
-          </w:tcPr>
-          <w:p>
-            <w:r>
-              <w:rPr>
-                <w:sz w:val="14"/>
-                <w:rFonts w:ascii="Arial" w:hAnsi="Arial"/>
-              </w:rPr>
-              <w:t xml:space="preserve">сотрудник внутреннего клининга</w:t>
-            </w:r>
-          </w:p>
-          <w:p>
-            <w:r/>
-          </w:p>
-        </w:tc>
-        <w:tc>
-          <w:tcPr>
-            <w:tcW w:w="1586" w:type="dxa"/>
-            <w:vMerge w:val="restart"/>
-          </w:tcPr>
-          <w:p>
-            <w:r>
-              <w:rPr>
-                <w:sz w:val="14"/>
-                <w:rFonts w:ascii="Arial" w:hAnsi="Arial"/>
-              </w:rPr>
-              <w:t xml:space="preserve">визуальный контроль/сотрудник отдела качества</w:t>
-            </w:r>
-          </w:p>
-          <w:p>
-            <w:r/>
-          </w:p>
-        </w:tc>
-      </w:tr>
-      <w:tr>
-        <w:tc>
-          <w:tcPr>
-            <w:tcW w:w="1809" w:type="dxa"/>
-            <w:vMerge/>
-          </w:tcPr>
-          <w:p/>
-        </w:tc>
-        <w:tc>
-          <w:tcPr>
-            <w:tcW w:w="1134" w:type="dxa"/>
-          </w:tcPr>
-          <w:p>
-            <w:r>
-              <w:rPr>
-                <w:sz w:val="14"/>
-                <w:rFonts w:ascii="Arial" w:hAnsi="Arial"/>
-              </w:rPr>
-              <w:t xml:space="preserve">дезинфекция</w:t>
-            </w:r>
-          </w:p>
-        </w:tc>
-        <w:tc>
-          <w:tcPr>
-            <w:tcW w:w="426" w:type="dxa"/>
-            <w:vMerge/>
-            <w:tcMar>
-              <w:left w:w="0" w:type="dxa"/>
-              <w:right w:w="0" w:type="dxa"/>
-            </w:tcMar>
-            <w:textDirection w:val="btLr"/>
-          </w:tcPr>
-          <w:p/>
-        </w:tc>
-        <w:tc>
-          <w:tcPr>
-            <w:tcW w:w="1417" w:type="dxa"/>
-            <w:shd w:val="clear" w:color="auto" w:fill="FFFFCC"/>
-          </w:tcPr>
-          <w:p>
-            <w:pPr>
-              <w:rPr>
-                <w:b/>
-                <w:bCs/>
-              </w:rPr>
-            </w:pPr>
-            <w:r>
-              <w:rPr>
-                <w:sz w:val="14"/>
-                <w:rFonts w:ascii="Arial" w:hAnsi="Arial"/>
-                <w:b/>
-              </w:rPr>
-              <w:t xml:space="preserve">ХИМИТЕК ПОЛИДЕЗ-СУПЕР</w:t>
-            </w:r>
-          </w:p>
-        </w:tc>
-        <w:tc>
-          <w:tcPr>
-            <w:tcW w:w="1276" w:type="dxa"/>
-          </w:tcPr>
-          <w:p>
-            <w:r>
-              <w:rPr>
-                <w:sz w:val="14"/>
-                <w:rFonts w:ascii="Arial" w:hAnsi="Arial"/>
-              </w:rPr>
-              <w:t xml:space="preserve">ручной (протирание)</w:t>
-            </w:r>
-          </w:p>
-        </w:tc>
-        <w:tc>
-          <w:tcPr>
-            <w:tcW w:w="1990" w:type="dxa"/>
-          </w:tcPr>
-          <w:p>
-            <w:pPr>
-              <w:jc w:val="center"/>
-            </w:pPr>
-            <w:r>
-              <w:rPr>
-                <w:sz w:val="14"/>
-                <w:rFonts w:ascii="Arial" w:hAnsi="Arial"/>
-              </w:rPr>
-              <w:t xml:space="preserve">0,02-0,05 %</w:t>
-            </w:r>
-            <w:r>
-              <w:br/>
-            </w:r>
-            <w:r>
-              <w:rPr>
-                <w:rFonts w:ascii="Arial" w:hAnsi="Arial"/>
-                <w:sz w:val="14"/>
-              </w:rPr>
-              <w:t>дозирующая система ProMax</w:t>
-            </w:r>
-          </w:p>
-        </w:tc>
-        <w:tc>
-          <w:tcPr>
-            <w:tcW w:w="1248" w:type="dxa"/>
-          </w:tcPr>
-          <w:p>
-            <w:pPr>
-              <w:jc w:val="center"/>
-            </w:pPr>
-            <w:r>
-              <w:rPr>
-                <w:sz w:val="14"/>
-                <w:rFonts w:ascii="Arial" w:hAnsi="Arial"/>
-              </w:rPr>
-              <w:t xml:space="preserve">18-20 °C</w:t>
-            </w:r>
-          </w:p>
-        </w:tc>
-        <w:tc>
-          <w:tcPr>
-            <w:tcW w:w="1032" w:type="dxa"/>
-          </w:tcPr>
-          <w:p>
-            <w:pPr>
-              <w:jc w:val="center"/>
-            </w:pPr>
-            <w:r>
-              <w:rPr>
-                <w:sz w:val="14"/>
-                <w:rFonts w:ascii="Arial" w:hAnsi="Arial"/>
-              </w:rPr>
-              <w:t xml:space="preserve">20 мин</w:t>
-            </w:r>
-          </w:p>
-        </w:tc>
-        <w:tc>
-          <w:tcPr>
-            <w:tcW w:w="411" w:type="dxa"/>
-            <w:vMerge/>
-            <w:noWrap/>
-            <w:tcMar>
-              <w:left w:w="0" w:type="dxa"/>
-              <w:right w:w="0" w:type="dxa"/>
-            </w:tcMar>
-            <w:textDirection w:val="btLr"/>
-            <w:tcFitText/>
-          </w:tcPr>
-          <w:p/>
-        </w:tc>
-        <w:tc>
-          <w:tcPr>
-            <w:tcW w:w="1467" w:type="dxa"/>
-            <w:vMerge/>
-          </w:tcPr>
-          <w:p/>
-        </w:tc>
-        <w:tc>
-          <w:tcPr>
-            <w:tcW w:w="1554" w:type="dxa"/>
-            <w:vMerge/>
-          </w:tcPr>
-          <w:p/>
-        </w:tc>
-        <w:tc>
-          <w:tcPr>
-            <w:tcW w:w="1586" w:type="dxa"/>
-            <w:vMerge/>
-          </w:tcPr>
-          <w:p/>
-        </w:tc>
-      </w:tr>
-      <w:tr>
-        <w:tc>
-          <w:tcPr>
-            <w:tcW w:w="1809" w:type="dxa"/>
-            <w:vMerge w:val="restart"/>
-          </w:tcPr>
-          <w:p>
-            <w:r>
-              <w:rPr>
-                <w:sz w:val="14"/>
-                <w:rFonts w:ascii="Arial" w:hAnsi="Arial"/>
-              </w:rPr>
-              <w:t xml:space="preserve">выключатели</w:t>
-            </w:r>
-          </w:p>
-          <w:p>
-            <w:r/>
-          </w:p>
-        </w:tc>
-        <w:tc>
-          <w:tcPr>
-            <w:tcW w:w="1134" w:type="dxa"/>
-          </w:tcPr>
-          <w:p>
-            <w:r>
-              <w:rPr>
-                <w:sz w:val="14"/>
-                <w:rFonts w:ascii="Arial" w:hAnsi="Arial"/>
-              </w:rPr>
-              <w:t xml:space="preserve">мойка</w:t>
-            </w:r>
-          </w:p>
-        </w:tc>
-        <w:tc>
-          <w:tcPr>
-            <w:tcW w:w="426" w:type="dxa"/>
-            <w:vMerge w:val="restart"/>
-            <w:tcMar>
-              <w:left w:w="0" w:type="dxa"/>
-              <w:right w:w="0" w:type="dxa"/>
-            </w:tcMar>
-            <w:textDirection w:val="btLr"/>
-          </w:tcPr>
-          <w:p>
-            <w:pPr>
-              <w:ind w:left="113" w:right="113"/>
-              <w:jc w:val="center"/>
-            </w:pPr>
-            <w:r>
-              <w:rPr>
-                <w:sz w:val="14"/>
-                <w:rFonts w:ascii="Arial" w:hAnsi="Arial"/>
-              </w:rPr>
-              <w:t xml:space="preserve"/>
-            </w:r>
-          </w:p>
-          <w:p>
-            <w:r/>
-          </w:p>
-        </w:tc>
-        <w:tc>
-          <w:tcPr>
-            <w:tcW w:w="1417" w:type="dxa"/>
-            <w:shd w:val="clear" w:color="auto" w:fill="99CCFF"/>
-          </w:tcPr>
-          <w:p>
-            <w:pPr>
-              <w:rPr>
-                <w:b/>
-                <w:bCs/>
-              </w:rPr>
-            </w:pPr>
-            <w:r>
-              <w:rPr>
-                <w:sz w:val="14"/>
-                <w:rFonts w:ascii="Arial" w:hAnsi="Arial"/>
-                <w:b/>
-              </w:rPr>
-              <w:t xml:space="preserve">ХИМИТЕК ЧУДОДЕЙ®-ПОЛИПРОМ 190022</w:t>
-            </w:r>
-          </w:p>
-        </w:tc>
-        <w:tc>
-          <w:tcPr>
-            <w:tcW w:w="1276" w:type="dxa"/>
-          </w:tcPr>
-          <w:p>
-            <w:r>
-              <w:rPr>
-                <w:sz w:val="14"/>
-                <w:rFonts w:ascii="Arial" w:hAnsi="Arial"/>
-              </w:rPr>
-              <w:t xml:space="preserve">ручной (протирание, обработка щеткой)</w:t>
-            </w:r>
-          </w:p>
-        </w:tc>
-        <w:tc>
-          <w:tcPr>
-            <w:tcW w:w="1990" w:type="dxa"/>
-          </w:tcPr>
-          <w:p>
-            <w:pPr>
-              <w:jc w:val="center"/>
-            </w:pPr>
-            <w:r>
-              <w:rPr>
-                <w:sz w:val="14"/>
-                <w:rFonts w:ascii="Arial" w:hAnsi="Arial"/>
-              </w:rPr>
-              <w:t xml:space="preserve">1,0 %</w:t>
-            </w:r>
-            <w:r>
-              <w:br/>
-            </w:r>
-            <w:r>
-              <w:rPr>
-                <w:rFonts w:ascii="Arial" w:hAnsi="Arial"/>
-                <w:sz w:val="14"/>
-              </w:rPr>
-              <w:t>ручное разведение</w:t>
-            </w:r>
-          </w:p>
-        </w:tc>
-        <w:tc>
-          <w:tcPr>
-            <w:tcW w:w="1248" w:type="dxa"/>
-          </w:tcPr>
-          <w:p>
-            <w:pPr>
-              <w:jc w:val="center"/>
-            </w:pPr>
-            <w:r>
-              <w:rPr>
-                <w:sz w:val="14"/>
-                <w:rFonts w:ascii="Arial" w:hAnsi="Arial"/>
-              </w:rPr>
-              <w:t xml:space="preserve">не ниже 40°C</w:t>
-            </w:r>
-          </w:p>
-        </w:tc>
-        <w:tc>
-          <w:tcPr>
-            <w:tcW w:w="1032" w:type="dxa"/>
-          </w:tcPr>
-          <w:p>
-            <w:pPr>
-              <w:jc w:val="center"/>
-            </w:pPr>
-            <w:r>
-              <w:rPr>
-                <w:sz w:val="14"/>
-                <w:rFonts w:ascii="Arial" w:hAnsi="Arial"/>
-              </w:rPr>
-              <w:t xml:space="preserve">_____________</w:t>
-            </w:r>
-          </w:p>
-        </w:tc>
-        <w:tc>
-          <w:tcPr>
-            <w:tcW w:w="411" w:type="dxa"/>
-            <w:vMerge w:val="restart"/>
-            <w:noWrap/>
-            <w:tcMar>
-              <w:left w:w="0" w:type="dxa"/>
-              <w:right w:w="0" w:type="dxa"/>
-            </w:tcMar>
-            <w:textDirection w:val="btLr"/>
-            <w:tcFitText/>
-          </w:tcPr>
-          <w:p>
-            <w:pPr>
-              <w:ind w:left="113" w:right="113"/>
-              <w:jc w:val="center"/>
-              <w:rPr>
-                <w:b/>
-                <w:bCs/>
-              </w:rPr>
-            </w:pPr>
-            <w:r>
-              <w:rPr>
-                <w:sz w:val="14"/>
-                <w:rFonts w:ascii="Arial" w:hAnsi="Arial"/>
-                <w:b/>
-              </w:rPr>
-              <w:t xml:space="preserve">промаркированный</w:t>
-            </w:r>
-          </w:p>
-          <w:p>
-            <w:r/>
-          </w:p>
-        </w:tc>
-        <w:tc>
-          <w:tcPr>
-            <w:tcW w:w="1467" w:type="dxa"/>
-          </w:tcPr>
-          <w:p>
-            <w:pPr>
-              <w:jc w:val="center"/>
-            </w:pPr>
-            <w:r>
-              <w:rPr>
-                <w:sz w:val="14"/>
-                <w:rFonts w:ascii="Arial" w:hAnsi="Arial"/>
-              </w:rPr>
-              <w:t xml:space="preserve">1 раз в месяц</w:t>
-            </w:r>
-          </w:p>
-        </w:tc>
-        <w:tc>
-          <w:tcPr>
-            <w:tcW w:w="1554" w:type="dxa"/>
-            <w:vMerge w:val="restart"/>
-          </w:tcPr>
-          <w:p>
-            <w:r>
-              <w:rPr>
-                <w:sz w:val="14"/>
-                <w:rFonts w:ascii="Arial" w:hAnsi="Arial"/>
-              </w:rPr>
-              <w:t xml:space="preserve">сотрудник внутреннего клининга</w:t>
-            </w:r>
-          </w:p>
-          <w:p>
-            <w:r/>
-          </w:p>
-        </w:tc>
-        <w:tc>
-          <w:tcPr>
-            <w:tcW w:w="1586" w:type="dxa"/>
-            <w:vMerge w:val="restart"/>
-          </w:tcPr>
-          <w:p>
-            <w:r>
-              <w:rPr>
-                <w:sz w:val="14"/>
-                <w:rFonts w:ascii="Arial" w:hAnsi="Arial"/>
-              </w:rPr>
-              <w:t xml:space="preserve">визуальный контроль/сотрудник отдела качества</w:t>
-            </w:r>
-          </w:p>
-          <w:p>
-            <w:r/>
-          </w:p>
-        </w:tc>
-      </w:tr>
-      <w:tr>
-        <w:tc>
-          <w:tcPr>
-            <w:tcW w:w="1809" w:type="dxa"/>
-            <w:vMerge/>
-          </w:tcPr>
-          <w:p/>
-        </w:tc>
-        <w:tc>
-          <w:tcPr>
-            <w:tcW w:w="1134" w:type="dxa"/>
-          </w:tcPr>
-          <w:p>
-            <w:r>
-              <w:rPr>
-                <w:sz w:val="14"/>
-                <w:rFonts w:ascii="Arial" w:hAnsi="Arial"/>
-              </w:rPr>
-              <w:t xml:space="preserve">дезинфекция</w:t>
-            </w:r>
-          </w:p>
-        </w:tc>
-        <w:tc>
-          <w:tcPr>
-            <w:tcW w:w="426" w:type="dxa"/>
-            <w:vMerge/>
-            <w:tcMar>
-              <w:left w:w="0" w:type="dxa"/>
-              <w:right w:w="0" w:type="dxa"/>
-            </w:tcMar>
-            <w:textDirection w:val="btLr"/>
-          </w:tcPr>
-          <w:p/>
-        </w:tc>
-        <w:tc>
-          <w:tcPr>
-            <w:tcW w:w="1417" w:type="dxa"/>
-            <w:shd w:val="clear" w:color="auto" w:fill="FFFFCC"/>
-          </w:tcPr>
-          <w:p>
-            <w:pPr>
-              <w:rPr>
-                <w:b/>
-                <w:bCs/>
-              </w:rPr>
-            </w:pPr>
-            <w:r>
-              <w:rPr>
-                <w:sz w:val="14"/>
-                <w:rFonts w:ascii="Arial" w:hAnsi="Arial"/>
-                <w:b/>
-              </w:rPr>
-              <w:t xml:space="preserve">ХИМИТЕК ПОЛИДЕЗ-СУПЕР</w:t>
-            </w:r>
-          </w:p>
-        </w:tc>
-        <w:tc>
-          <w:tcPr>
-            <w:tcW w:w="1276" w:type="dxa"/>
-          </w:tcPr>
-          <w:p>
-            <w:r>
-              <w:rPr>
-                <w:sz w:val="14"/>
-                <w:rFonts w:ascii="Arial" w:hAnsi="Arial"/>
-              </w:rPr>
-              <w:t xml:space="preserve">ручной (протирание)</w:t>
-            </w:r>
-          </w:p>
-        </w:tc>
-        <w:tc>
-          <w:tcPr>
-            <w:tcW w:w="1990" w:type="dxa"/>
-          </w:tcPr>
-          <w:p>
-            <w:pPr>
-              <w:jc w:val="center"/>
-            </w:pPr>
-            <w:r>
-              <w:rPr>
-                <w:sz w:val="14"/>
-                <w:rFonts w:ascii="Arial" w:hAnsi="Arial"/>
-              </w:rPr>
-              <w:t xml:space="preserve">0,02-0,05 %</w:t>
-            </w:r>
-            <w:r>
-              <w:br/>
-            </w:r>
-            <w:r>
-              <w:rPr>
-                <w:rFonts w:ascii="Arial" w:hAnsi="Arial"/>
-                <w:sz w:val="14"/>
-              </w:rPr>
-              <w:t>дозирующая система ProMax</w:t>
-            </w:r>
-          </w:p>
-        </w:tc>
-        <w:tc>
-          <w:tcPr>
-            <w:tcW w:w="1248" w:type="dxa"/>
-          </w:tcPr>
-          <w:p>
-            <w:pPr>
-              <w:jc w:val="center"/>
-            </w:pPr>
-            <w:r>
-              <w:rPr>
-                <w:sz w:val="14"/>
-                <w:rFonts w:ascii="Arial" w:hAnsi="Arial"/>
-              </w:rPr>
-              <w:t xml:space="preserve">18-20 °C</w:t>
-            </w:r>
-          </w:p>
-        </w:tc>
-        <w:tc>
-          <w:tcPr>
-            <w:tcW w:w="1032" w:type="dxa"/>
-          </w:tcPr>
-          <w:p>
-            <w:pPr>
-              <w:jc w:val="center"/>
-            </w:pPr>
-            <w:r>
-              <w:rPr>
-                <w:sz w:val="14"/>
-                <w:rFonts w:ascii="Arial" w:hAnsi="Arial"/>
-              </w:rPr>
-              <w:t xml:space="preserve">20 мин</w:t>
-            </w:r>
-          </w:p>
-        </w:tc>
-        <w:tc>
-          <w:tcPr>
-            <w:tcW w:w="411" w:type="dxa"/>
-            <w:vMerge/>
-            <w:noWrap/>
-            <w:tcMar>
-              <w:left w:w="0" w:type="dxa"/>
-              <w:right w:w="0" w:type="dxa"/>
-            </w:tcMar>
-            <w:textDirection w:val="btLr"/>
-            <w:tcFitText/>
-          </w:tcPr>
-          <w:p/>
-        </w:tc>
-        <w:tc>
-          <w:tcPr>
-            <w:tcW w:w="1467" w:type="dxa"/>
-          </w:tcPr>
-          <w:p>
-            <w:pPr>
-              <w:jc w:val="center"/>
-            </w:pPr>
-            <w:r>
-              <w:rPr>
-                <w:sz w:val="14"/>
-                <w:rFonts w:ascii="Arial" w:hAnsi="Arial"/>
-              </w:rPr>
-              <w:t xml:space="preserve">2 раза в смену</w:t>
-            </w:r>
-          </w:p>
-        </w:tc>
-        <w:tc>
-          <w:tcPr>
-            <w:tcW w:w="1554" w:type="dxa"/>
-            <w:vMerge/>
-          </w:tcPr>
-          <w:p/>
-        </w:tc>
-        <w:tc>
-          <w:tcPr>
-            <w:tcW w:w="1586" w:type="dxa"/>
-            <w:vMerge/>
-          </w:tcPr>
-          <w:p/>
-        </w:tc>
-      </w:tr>
-      <w:tr>
-        <w:tc>
-          <w:tcPr>
-            <w:tcW w:w="1809" w:type="dxa"/>
-            <w:vMerge w:val="restart"/>
-          </w:tcPr>
-          <w:p>
-            <w:r>
-              <w:rPr>
-                <w:sz w:val="14"/>
-                <w:rFonts w:ascii="Arial" w:hAnsi="Arial"/>
-              </w:rPr>
-              <w:t xml:space="preserve">дверные ручки</w:t>
-            </w:r>
-          </w:p>
-          <w:p>
-            <w:r/>
-          </w:p>
-        </w:tc>
-        <w:tc>
-          <w:tcPr>
-            <w:tcW w:w="1134" w:type="dxa"/>
-          </w:tcPr>
-          <w:p>
-            <w:r>
-              <w:rPr>
-                <w:sz w:val="14"/>
-                <w:rFonts w:ascii="Arial" w:hAnsi="Arial"/>
-              </w:rPr>
-              <w:t xml:space="preserve">мойка</w:t>
-            </w:r>
-          </w:p>
-        </w:tc>
-        <w:tc>
-          <w:tcPr>
-            <w:tcW w:w="426" w:type="dxa"/>
-            <w:vMerge w:val="restart"/>
-            <w:tcMar>
-              <w:left w:w="0" w:type="dxa"/>
-              <w:right w:w="0" w:type="dxa"/>
-            </w:tcMar>
-            <w:textDirection w:val="btLr"/>
-          </w:tcPr>
-          <w:p>
-            <w:pPr>
-              <w:ind w:left="113" w:right="113"/>
-              <w:jc w:val="center"/>
-            </w:pPr>
-            <w:r>
-              <w:rPr>
-                <w:sz w:val="14"/>
-                <w:rFonts w:ascii="Arial" w:hAnsi="Arial"/>
-              </w:rPr>
-              <w:t xml:space="preserve"/>
-            </w:r>
-          </w:p>
-          <w:p>
-            <w:r/>
-          </w:p>
-        </w:tc>
-        <w:tc>
-          <w:tcPr>
-            <w:tcW w:w="1417" w:type="dxa"/>
-            <w:shd w:val="clear" w:color="auto" w:fill="99CCFF"/>
-          </w:tcPr>
-          <w:p>
-            <w:pPr>
-              <w:rPr>
-                <w:b/>
-                <w:bCs/>
-              </w:rPr>
-            </w:pPr>
-            <w:r>
-              <w:rPr>
-                <w:sz w:val="14"/>
-                <w:rFonts w:ascii="Arial" w:hAnsi="Arial"/>
-                <w:b/>
-              </w:rPr>
-              <w:t xml:space="preserve">ХИМИТЕК ЧУДОДЕЙ®-ПОЛИПРОМ 190022</w:t>
-            </w:r>
-          </w:p>
-        </w:tc>
-        <w:tc>
-          <w:tcPr>
-            <w:tcW w:w="1276" w:type="dxa"/>
-          </w:tcPr>
-          <w:p>
-            <w:r>
-              <w:rPr>
-                <w:sz w:val="14"/>
-                <w:rFonts w:ascii="Arial" w:hAnsi="Arial"/>
-              </w:rPr>
-              <w:t xml:space="preserve">ручной (протирание, обработка щеткой)</w:t>
-            </w:r>
-          </w:p>
-        </w:tc>
-        <w:tc>
-          <w:tcPr>
-            <w:tcW w:w="1990" w:type="dxa"/>
-          </w:tcPr>
-          <w:p>
-            <w:pPr>
-              <w:jc w:val="center"/>
-            </w:pPr>
-            <w:r>
-              <w:rPr>
-                <w:sz w:val="14"/>
-                <w:rFonts w:ascii="Arial" w:hAnsi="Arial"/>
-              </w:rPr>
-              <w:t xml:space="preserve">1,0 %</w:t>
-            </w:r>
-            <w:r>
-              <w:br/>
-            </w:r>
-            <w:r>
-              <w:rPr>
-                <w:rFonts w:ascii="Arial" w:hAnsi="Arial"/>
-                <w:sz w:val="14"/>
-              </w:rPr>
-              <w:t>ручное разведение</w:t>
-            </w:r>
-          </w:p>
-        </w:tc>
-        <w:tc>
-          <w:tcPr>
-            <w:tcW w:w="1248" w:type="dxa"/>
-          </w:tcPr>
-          <w:p>
-            <w:pPr>
-              <w:jc w:val="center"/>
-            </w:pPr>
-            <w:r>
-              <w:rPr>
-                <w:sz w:val="14"/>
-                <w:rFonts w:ascii="Arial" w:hAnsi="Arial"/>
-              </w:rPr>
-              <w:t xml:space="preserve">18-20 °C</w:t>
-            </w:r>
-          </w:p>
-        </w:tc>
-        <w:tc>
-          <w:tcPr>
-            <w:tcW w:w="1032" w:type="dxa"/>
-          </w:tcPr>
-          <w:p>
-            <w:pPr>
-              <w:jc w:val="center"/>
-            </w:pPr>
-            <w:r>
-              <w:rPr>
-                <w:sz w:val="14"/>
-                <w:rFonts w:ascii="Arial" w:hAnsi="Arial"/>
-              </w:rPr>
-              <w:t xml:space="preserve">_____________</w:t>
-            </w:r>
-          </w:p>
-        </w:tc>
-        <w:tc>
-          <w:tcPr>
-            <w:tcW w:w="411" w:type="dxa"/>
-            <w:vMerge w:val="restart"/>
-            <w:noWrap/>
-            <w:tcMar>
-              <w:left w:w="0" w:type="dxa"/>
-              <w:right w:w="0" w:type="dxa"/>
-            </w:tcMar>
-            <w:textDirection w:val="btLr"/>
-            <w:tcFitText/>
-          </w:tcPr>
-          <w:p>
-            <w:pPr>
-              <w:ind w:left="113" w:right="113"/>
-              <w:jc w:val="center"/>
-              <w:rPr>
-                <w:b/>
-                <w:bCs/>
-              </w:rPr>
-            </w:pPr>
-            <w:r>
-              <w:rPr>
-                <w:sz w:val="14"/>
-                <w:rFonts w:ascii="Arial" w:hAnsi="Arial"/>
-                <w:b/>
-              </w:rPr>
-              <w:t xml:space="preserve">промаркированный</w:t>
-            </w:r>
-          </w:p>
-          <w:p>
-            <w:r/>
-          </w:p>
-        </w:tc>
-        <w:tc>
-          <w:tcPr>
-            <w:tcW w:w="1467" w:type="dxa"/>
-          </w:tcPr>
-          <w:p>
-            <w:pPr>
-              <w:jc w:val="center"/>
-            </w:pPr>
-            <w:r>
-              <w:rPr>
-                <w:sz w:val="14"/>
-                <w:rFonts w:ascii="Arial" w:hAnsi="Arial"/>
-              </w:rPr>
-              <w:t xml:space="preserve">1 раз в месяц</w:t>
-            </w:r>
-          </w:p>
-        </w:tc>
-        <w:tc>
-          <w:tcPr>
-            <w:tcW w:w="1554" w:type="dxa"/>
-            <w:vMerge w:val="restart"/>
-          </w:tcPr>
-          <w:p>
-            <w:r>
-              <w:rPr>
-                <w:sz w:val="14"/>
-                <w:rFonts w:ascii="Arial" w:hAnsi="Arial"/>
-              </w:rPr>
-              <w:t xml:space="preserve">сотрудник внутреннего клининга</w:t>
-            </w:r>
-          </w:p>
-          <w:p>
-            <w:r/>
-          </w:p>
-        </w:tc>
-        <w:tc>
-          <w:tcPr>
-            <w:tcW w:w="1586" w:type="dxa"/>
-            <w:vMerge w:val="restart"/>
-          </w:tcPr>
-          <w:p>
-            <w:r>
-              <w:rPr>
-                <w:sz w:val="14"/>
-                <w:rFonts w:ascii="Arial" w:hAnsi="Arial"/>
-              </w:rPr>
-              <w:t xml:space="preserve">визуальный контроль/сотрудник отдела качества</w:t>
-            </w:r>
-          </w:p>
-          <w:p>
-            <w:r/>
-          </w:p>
-        </w:tc>
-      </w:tr>
-      <w:tr>
-        <w:tc>
-          <w:tcPr>
-            <w:tcW w:w="1809" w:type="dxa"/>
-            <w:vMerge/>
-          </w:tcPr>
-          <w:p/>
-        </w:tc>
-        <w:tc>
-          <w:tcPr>
-            <w:tcW w:w="1134" w:type="dxa"/>
-          </w:tcPr>
-          <w:p>
-            <w:r>
-              <w:rPr>
-                <w:sz w:val="14"/>
-                <w:rFonts w:ascii="Arial" w:hAnsi="Arial"/>
-              </w:rPr>
-              <w:t xml:space="preserve">дезинфекция</w:t>
-            </w:r>
-          </w:p>
-        </w:tc>
-        <w:tc>
-          <w:tcPr>
-            <w:tcW w:w="426" w:type="dxa"/>
-            <w:vMerge/>
-            <w:tcMar>
-              <w:left w:w="0" w:type="dxa"/>
-              <w:right w:w="0" w:type="dxa"/>
-            </w:tcMar>
-            <w:textDirection w:val="btLr"/>
-          </w:tcPr>
-          <w:p/>
-        </w:tc>
-        <w:tc>
-          <w:tcPr>
-            <w:tcW w:w="1417" w:type="dxa"/>
-            <w:shd w:val="clear" w:color="auto" w:fill="FFFFCC"/>
-          </w:tcPr>
-          <w:p>
-            <w:pPr>
-              <w:rPr>
-                <w:b/>
-                <w:bCs/>
-              </w:rPr>
-            </w:pPr>
-            <w:r>
-              <w:rPr>
-                <w:sz w:val="14"/>
-                <w:rFonts w:ascii="Arial" w:hAnsi="Arial"/>
-                <w:b/>
-              </w:rPr>
-              <w:t xml:space="preserve">ХИМИТЕК ПОЛИДЕЗ-СУПЕР</w:t>
-            </w:r>
-          </w:p>
-        </w:tc>
-        <w:tc>
-          <w:tcPr>
-            <w:tcW w:w="1276" w:type="dxa"/>
-          </w:tcPr>
-          <w:p>
-            <w:r>
-              <w:rPr>
-                <w:sz w:val="14"/>
-                <w:rFonts w:ascii="Arial" w:hAnsi="Arial"/>
-              </w:rPr>
-              <w:t xml:space="preserve">ручной (протирание)</w:t>
-            </w:r>
-          </w:p>
-        </w:tc>
-        <w:tc>
-          <w:tcPr>
-            <w:tcW w:w="1990" w:type="dxa"/>
-          </w:tcPr>
-          <w:p>
-            <w:pPr>
-              <w:jc w:val="center"/>
-            </w:pPr>
-            <w:r>
-              <w:rPr>
-                <w:sz w:val="14"/>
-                <w:rFonts w:ascii="Arial" w:hAnsi="Arial"/>
-              </w:rPr>
-              <w:t xml:space="preserve">0,02-0,05 %</w:t>
-            </w:r>
-            <w:r>
-              <w:br/>
-            </w:r>
-            <w:r>
-              <w:rPr>
-                <w:rFonts w:ascii="Arial" w:hAnsi="Arial"/>
-                <w:sz w:val="14"/>
-              </w:rPr>
-              <w:t>дозирующая система ProMax</w:t>
-            </w:r>
-          </w:p>
-        </w:tc>
-        <w:tc>
-          <w:tcPr>
-            <w:tcW w:w="1248" w:type="dxa"/>
-          </w:tcPr>
-          <w:p>
-            <w:pPr>
-              <w:jc w:val="center"/>
-            </w:pPr>
-            <w:r>
-              <w:rPr>
-                <w:sz w:val="14"/>
-                <w:rFonts w:ascii="Arial" w:hAnsi="Arial"/>
-              </w:rPr>
-              <w:t xml:space="preserve">18-20 °C</w:t>
-            </w:r>
-          </w:p>
-        </w:tc>
-        <w:tc>
-          <w:tcPr>
-            <w:tcW w:w="1032" w:type="dxa"/>
-          </w:tcPr>
-          <w:p>
-            <w:pPr>
-              <w:jc w:val="center"/>
-            </w:pPr>
-            <w:r>
-              <w:rPr>
-                <w:sz w:val="14"/>
-                <w:rFonts w:ascii="Arial" w:hAnsi="Arial"/>
-              </w:rPr>
-              <w:t xml:space="preserve">20 мин</w:t>
-            </w:r>
-          </w:p>
-        </w:tc>
-        <w:tc>
-          <w:tcPr>
-            <w:tcW w:w="411" w:type="dxa"/>
-            <w:vMerge/>
-            <w:noWrap/>
-            <w:tcMar>
-              <w:left w:w="0" w:type="dxa"/>
-              <w:right w:w="0" w:type="dxa"/>
-            </w:tcMar>
-            <w:textDirection w:val="btLr"/>
-            <w:tcFitText/>
-          </w:tcPr>
-          <w:p/>
-        </w:tc>
-        <w:tc>
-          <w:tcPr>
-            <w:tcW w:w="1467" w:type="dxa"/>
-          </w:tcPr>
-          <w:p>
-            <w:pPr>
-              <w:jc w:val="center"/>
-            </w:pPr>
-            <w:r>
-              <w:rPr>
-                <w:sz w:val="14"/>
-                <w:rFonts w:ascii="Arial" w:hAnsi="Arial"/>
-              </w:rPr>
-              <w:t xml:space="preserve">2 раза в смену</w:t>
-            </w:r>
-          </w:p>
-        </w:tc>
-        <w:tc>
-          <w:tcPr>
-            <w:tcW w:w="1554" w:type="dxa"/>
-            <w:vMerge/>
-          </w:tcPr>
-          <w:p/>
-        </w:tc>
-        <w:tc>
-          <w:tcPr>
-            <w:tcW w:w="1586" w:type="dxa"/>
-            <w:vMerge/>
-          </w:tcPr>
-          <w:p/>
-        </w:tc>
-      </w:tr>
-      <w:tr>
-        <w:tc>
-          <w:tcPr>
-            <w:tcW w:w="1809" w:type="dxa"/>
-            <w:vMerge w:val="restart"/>
-          </w:tcPr>
-          <w:p>
-            <w:r>
-              <w:rPr>
-                <w:sz w:val="14"/>
-                <w:rFonts w:ascii="Arial" w:hAnsi="Arial"/>
-              </w:rPr>
-              <w:t xml:space="preserve">отопительные приборы</w:t>
-            </w:r>
-          </w:p>
-          <w:p>
-            <w:r/>
-          </w:p>
-          <w:p>
-            <w:r/>
-          </w:p>
-        </w:tc>
-        <w:tc>
-          <w:tcPr>
-            <w:tcW w:w="1134" w:type="dxa"/>
-          </w:tcPr>
-          <w:p>
-            <w:r>
-              <w:rPr>
-                <w:sz w:val="14"/>
-                <w:rFonts w:ascii="Arial" w:hAnsi="Arial"/>
-              </w:rPr>
-              <w:t xml:space="preserve">очистка (обеспыливание поверхностей)</w:t>
-            </w:r>
-          </w:p>
-        </w:tc>
-        <w:tc>
-          <w:tcPr>
-            <w:tcW w:w="426" w:type="dxa"/>
-            <w:vMerge w:val="restart"/>
-            <w:tcMar>
-              <w:left w:w="0" w:type="dxa"/>
-              <w:right w:w="0" w:type="dxa"/>
-            </w:tcMar>
-            <w:textDirection w:val="btLr"/>
-          </w:tcPr>
-          <w:p>
-            <w:pPr>
-              <w:ind w:left="113" w:right="113"/>
-              <w:jc w:val="center"/>
-            </w:pPr>
-            <w:r>
-              <w:rPr>
-                <w:sz w:val="14"/>
-                <w:rFonts w:ascii="Arial" w:hAnsi="Arial"/>
-              </w:rPr>
-              <w:t xml:space="preserve"/>
-            </w:r>
-          </w:p>
-          <w:p>
-            <w:r/>
-          </w:p>
-          <w:p>
-            <w:r/>
-          </w:p>
-        </w:tc>
-        <w:tc>
-          <w:tcPr>
-            <w:tcW w:w="1417" w:type="dxa"/>
-          </w:tcPr>
-          <w:p>
-            <w:pPr>
-              <w:rPr>
-                <w:b/>
-                <w:bCs/>
-              </w:rPr>
-            </w:pPr>
-            <w:r>
-              <w:rPr>
-                <w:sz w:val="14"/>
-                <w:rFonts w:ascii="Arial" w:hAnsi="Arial"/>
-              </w:rPr>
-              <w:t xml:space="preserve">_____________</w:t>
-            </w:r>
-          </w:p>
-        </w:tc>
-        <w:tc>
-          <w:tcPr>
-            <w:tcW w:w="1276" w:type="dxa"/>
-          </w:tcPr>
-          <w:p>
-            <w:r>
-              <w:rPr>
-                <w:sz w:val="14"/>
-                <w:rFonts w:ascii="Arial" w:hAnsi="Arial"/>
-              </w:rPr>
-              <w:t xml:space="preserve">ручной (протирание)</w:t>
-            </w:r>
-          </w:p>
-        </w:tc>
-        <w:tc>
-          <w:tcPr>
-            <w:tcW w:w="1990" w:type="dxa"/>
-          </w:tcPr>
-          <w:p>
-            <w:pPr>
-              <w:jc w:val="center"/>
-            </w:pPr>
-            <w:r>
-              <w:rPr>
-                <w:sz w:val="14"/>
-                <w:rFonts w:ascii="Arial" w:hAnsi="Arial"/>
-              </w:rPr>
-              <w:t xml:space="preserve">_____________</w:t>
-            </w:r>
-          </w:p>
-        </w:tc>
-        <w:tc>
-          <w:tcPr>
-            <w:tcW w:w="1248" w:type="dxa"/>
-          </w:tcPr>
-          <w:p>
-            <w:pPr>
-              <w:jc w:val="center"/>
-            </w:pPr>
-            <w:r>
-              <w:rPr>
-                <w:sz w:val="14"/>
-                <w:rFonts w:ascii="Arial" w:hAnsi="Arial"/>
-              </w:rPr>
-              <w:t xml:space="preserve">_____________</w:t>
-            </w:r>
-          </w:p>
-        </w:tc>
-        <w:tc>
-          <w:tcPr>
-            <w:tcW w:w="1032" w:type="dxa"/>
-          </w:tcPr>
-          <w:p>
-            <w:pPr>
-              <w:jc w:val="center"/>
-            </w:pPr>
-            <w:r>
-              <w:rPr>
-                <w:sz w:val="14"/>
-                <w:rFonts w:ascii="Arial" w:hAnsi="Arial"/>
-              </w:rPr>
-              <w:t xml:space="preserve">_____________</w:t>
-            </w:r>
-          </w:p>
-        </w:tc>
-        <w:tc>
-          <w:tcPr>
-            <w:tcW w:w="411" w:type="dxa"/>
-            <w:vMerge w:val="restart"/>
-            <w:noWrap/>
-            <w:tcMar>
-              <w:left w:w="0" w:type="dxa"/>
-              <w:right w:w="0" w:type="dxa"/>
-            </w:tcMar>
-            <w:textDirection w:val="btLr"/>
-            <w:tcFitText/>
-          </w:tcPr>
-          <w:p>
-            <w:pPr>
-              <w:ind w:left="113" w:right="113"/>
-              <w:jc w:val="center"/>
-              <w:rPr>
-                <w:b/>
-                <w:bCs/>
-              </w:rPr>
-            </w:pPr>
-            <w:r>
-              <w:rPr>
-                <w:sz w:val="14"/>
-                <w:rFonts w:ascii="Arial" w:hAnsi="Arial"/>
-                <w:b/>
-              </w:rPr>
-              <w:t xml:space="preserve">промаркированный</w:t>
-            </w:r>
-          </w:p>
-          <w:p>
-            <w:r/>
-          </w:p>
-          <w:p>
-            <w:r/>
-          </w:p>
-        </w:tc>
-        <w:tc>
-          <w:tcPr>
-            <w:tcW w:w="1467" w:type="dxa"/>
-          </w:tcPr>
-          <w:p>
-            <w:pPr>
-              <w:jc w:val="center"/>
-            </w:pPr>
-            <w:r>
-              <w:rPr>
-                <w:sz w:val="14"/>
-                <w:rFonts w:ascii="Arial" w:hAnsi="Arial"/>
-              </w:rPr>
-              <w:t xml:space="preserve">1 раз в месяц</w:t>
-            </w:r>
-          </w:p>
-        </w:tc>
-        <w:tc>
-          <w:tcPr>
-            <w:tcW w:w="1554" w:type="dxa"/>
-            <w:vMerge w:val="restart"/>
-          </w:tcPr>
-          <w:p>
-            <w:r>
-              <w:rPr>
-                <w:sz w:val="14"/>
-                <w:rFonts w:ascii="Arial" w:hAnsi="Arial"/>
-              </w:rPr>
-              <w:t xml:space="preserve">сотрудник внутреннего клининга</w:t>
-            </w:r>
-          </w:p>
-          <w:p>
-            <w:r/>
-          </w:p>
-          <w:p>
-            <w:r/>
-          </w:p>
-        </w:tc>
-        <w:tc>
-          <w:tcPr>
-            <w:tcW w:w="1586" w:type="dxa"/>
-            <w:vMerge w:val="restart"/>
-          </w:tcPr>
-          <w:p>
-            <w:r>
-              <w:rPr>
-                <w:sz w:val="14"/>
-                <w:rFonts w:ascii="Arial" w:hAnsi="Arial"/>
-              </w:rPr>
-              <w:t xml:space="preserve">визуальный контроль/сотрудник отдела качества</w:t>
-            </w:r>
-          </w:p>
-          <w:p>
-            <w:r/>
-          </w:p>
-          <w:p>
-            <w:r/>
-          </w:p>
-        </w:tc>
-      </w:tr>
-      <w:tr>
-        <w:tc>
-          <w:tcPr>
-            <w:tcW w:w="1809" w:type="dxa"/>
-            <w:vMerge/>
-          </w:tcPr>
-          <w:p/>
-        </w:tc>
-        <w:tc>
-          <w:tcPr>
-            <w:tcW w:w="1134" w:type="dxa"/>
-          </w:tcPr>
-          <w:p>
-            <w:r>
-              <w:rPr>
-                <w:sz w:val="14"/>
-                <w:rFonts w:ascii="Arial" w:hAnsi="Arial"/>
-              </w:rPr>
-              <w:t xml:space="preserve">мойка</w:t>
-            </w:r>
-          </w:p>
-        </w:tc>
-        <w:tc>
-          <w:tcPr>
-            <w:tcW w:w="426" w:type="dxa"/>
-            <w:vMerge/>
-            <w:tcMar>
-              <w:left w:w="0" w:type="dxa"/>
-              <w:right w:w="0" w:type="dxa"/>
-            </w:tcMar>
-            <w:textDirection w:val="btLr"/>
-          </w:tcPr>
-          <w:p/>
-        </w:tc>
-        <w:tc>
-          <w:tcPr>
-            <w:tcW w:w="1417" w:type="dxa"/>
-            <w:shd w:val="clear" w:color="auto" w:fill="99CCFF"/>
-          </w:tcPr>
-          <w:p>
-            <w:pPr>
-              <w:rPr>
-                <w:b/>
-                <w:bCs/>
-              </w:rPr>
-            </w:pPr>
-            <w:r>
-              <w:rPr>
-                <w:sz w:val="14"/>
-                <w:rFonts w:ascii="Arial" w:hAnsi="Arial"/>
-                <w:b/>
-              </w:rPr>
-              <w:t xml:space="preserve">ХИМИТЕК ЧУДОДЕЙ®-ПОЛИПРОМ 190022</w:t>
-            </w:r>
-          </w:p>
-        </w:tc>
-        <w:tc>
-          <w:tcPr>
-            <w:tcW w:w="1276" w:type="dxa"/>
-          </w:tcPr>
-          <w:p>
-            <w:r>
-              <w:rPr>
-                <w:sz w:val="14"/>
-                <w:rFonts w:ascii="Arial" w:hAnsi="Arial"/>
-              </w:rPr>
-              <w:t xml:space="preserve">ручной (протирание, обработка щеткой)</w:t>
-            </w:r>
-          </w:p>
-        </w:tc>
-        <w:tc>
-          <w:tcPr>
-            <w:tcW w:w="1990" w:type="dxa"/>
-          </w:tcPr>
-          <w:p>
-            <w:pPr>
-              <w:jc w:val="center"/>
-            </w:pPr>
-            <w:r>
-              <w:rPr>
-                <w:sz w:val="14"/>
-                <w:rFonts w:ascii="Arial" w:hAnsi="Arial"/>
-              </w:rPr>
-              <w:t xml:space="preserve">1,0 %</w:t>
-            </w:r>
-            <w:r>
-              <w:br/>
-            </w:r>
-            <w:r>
-              <w:rPr>
-                <w:rFonts w:ascii="Arial" w:hAnsi="Arial"/>
-                <w:sz w:val="14"/>
-              </w:rPr>
-              <w:t>ручное разведение</w:t>
-            </w:r>
-          </w:p>
-        </w:tc>
-        <w:tc>
-          <w:tcPr>
-            <w:tcW w:w="1248" w:type="dxa"/>
-          </w:tcPr>
-          <w:p>
-            <w:pPr>
-              <w:jc w:val="center"/>
-            </w:pPr>
-            <w:r>
-              <w:rPr>
-                <w:sz w:val="14"/>
-                <w:rFonts w:ascii="Arial" w:hAnsi="Arial"/>
-              </w:rPr>
-              <w:t xml:space="preserve">не ниже 40°C</w:t>
-            </w:r>
-          </w:p>
-        </w:tc>
-        <w:tc>
-          <w:tcPr>
-            <w:tcW w:w="1032" w:type="dxa"/>
-          </w:tcPr>
-          <w:p>
-            <w:pPr>
-              <w:jc w:val="center"/>
-            </w:pPr>
-            <w:r>
-              <w:rPr>
-                <w:sz w:val="14"/>
-                <w:rFonts w:ascii="Arial" w:hAnsi="Arial"/>
-              </w:rPr>
-              <w:t xml:space="preserve">_____________</w:t>
-            </w:r>
-          </w:p>
-        </w:tc>
-        <w:tc>
-          <w:tcPr>
-            <w:tcW w:w="411" w:type="dxa"/>
-            <w:vMerge/>
-            <w:noWrap/>
-            <w:tcMar>
-              <w:left w:w="0" w:type="dxa"/>
-              <w:right w:w="0" w:type="dxa"/>
-            </w:tcMar>
-            <w:textDirection w:val="btLr"/>
-            <w:tcFitText/>
-          </w:tcPr>
-          <w:p/>
-        </w:tc>
-        <w:tc>
-          <w:tcPr>
-            <w:tcW w:w="1467" w:type="dxa"/>
-            <w:vMerge w:val="restart"/>
-          </w:tcPr>
-          <w:p>
-            <w:pPr>
-              <w:jc w:val="center"/>
-            </w:pPr>
-            <w:r>
-              <w:rPr>
-                <w:sz w:val="14"/>
-                <w:rFonts w:ascii="Arial" w:hAnsi="Arial"/>
-              </w:rPr>
-              <w:t xml:space="preserve">1 раз в 6 месяцев</w:t>
-            </w:r>
-          </w:p>
-          <w:p>
-            <w:r/>
-          </w:p>
-        </w:tc>
-        <w:tc>
-          <w:tcPr>
-            <w:tcW w:w="1554" w:type="dxa"/>
-            <w:vMerge/>
-          </w:tcPr>
-          <w:p/>
-        </w:tc>
-        <w:tc>
-          <w:tcPr>
-            <w:tcW w:w="1586" w:type="dxa"/>
-            <w:vMerge/>
-          </w:tcPr>
-          <w:p/>
-        </w:tc>
-      </w:tr>
-      <w:tr>
-        <w:tc>
-          <w:tcPr>
-            <w:tcW w:w="1809" w:type="dxa"/>
-            <w:vMerge/>
-          </w:tcPr>
-          <w:p/>
-        </w:tc>
-        <w:tc>
-          <w:tcPr>
-            <w:tcW w:w="1134" w:type="dxa"/>
-          </w:tcPr>
-          <w:p>
-            <w:r>
-              <w:rPr>
-                <w:sz w:val="14"/>
-                <w:rFonts w:ascii="Arial" w:hAnsi="Arial"/>
-              </w:rPr>
-              <w:t xml:space="preserve">дезинфекция</w:t>
-            </w:r>
-          </w:p>
-        </w:tc>
-        <w:tc>
-          <w:tcPr>
-            <w:tcW w:w="426" w:type="dxa"/>
-            <w:vMerge/>
-            <w:tcMar>
-              <w:left w:w="0" w:type="dxa"/>
-              <w:right w:w="0" w:type="dxa"/>
-            </w:tcMar>
-            <w:textDirection w:val="btLr"/>
-          </w:tcPr>
-          <w:p/>
-        </w:tc>
-        <w:tc>
-          <w:tcPr>
-            <w:tcW w:w="1417" w:type="dxa"/>
-            <w:shd w:val="clear" w:color="auto" w:fill="FFFFCC"/>
-          </w:tcPr>
-          <w:p>
-            <w:pPr>
-              <w:rPr>
-                <w:b/>
-                <w:bCs/>
-              </w:rPr>
-            </w:pPr>
-            <w:r>
-              <w:rPr>
-                <w:sz w:val="14"/>
-                <w:rFonts w:ascii="Arial" w:hAnsi="Arial"/>
-                <w:b/>
-              </w:rPr>
-              <w:t xml:space="preserve">ХИМИТЕК ПОЛИДЕЗ-СУПЕР</w:t>
-            </w:r>
-          </w:p>
-        </w:tc>
-        <w:tc>
-          <w:tcPr>
-            <w:tcW w:w="1276" w:type="dxa"/>
-          </w:tcPr>
-          <w:p>
-            <w:r>
-              <w:rPr>
-                <w:sz w:val="14"/>
-                <w:rFonts w:ascii="Arial" w:hAnsi="Arial"/>
-              </w:rPr>
-              <w:t xml:space="preserve">ручной (протирание)</w:t>
-            </w:r>
-          </w:p>
-        </w:tc>
-        <w:tc>
-          <w:tcPr>
-            <w:tcW w:w="1990" w:type="dxa"/>
-          </w:tcPr>
-          <w:p>
-            <w:pPr>
-              <w:jc w:val="center"/>
-            </w:pPr>
-            <w:r>
-              <w:rPr>
-                <w:sz w:val="14"/>
-                <w:rFonts w:ascii="Arial" w:hAnsi="Arial"/>
-              </w:rPr>
-              <w:t xml:space="preserve">0,02-0,05 %</w:t>
-            </w:r>
-            <w:r>
-              <w:br/>
-            </w:r>
-            <w:r>
-              <w:rPr>
-                <w:rFonts w:ascii="Arial" w:hAnsi="Arial"/>
-                <w:sz w:val="14"/>
-              </w:rPr>
-              <w:t>дозирующая система ProMax</w:t>
-            </w:r>
-          </w:p>
-        </w:tc>
-        <w:tc>
-          <w:tcPr>
-            <w:tcW w:w="1248" w:type="dxa"/>
-          </w:tcPr>
-          <w:p>
-            <w:pPr>
-              <w:jc w:val="center"/>
-            </w:pPr>
-            <w:r>
-              <w:rPr>
-                <w:sz w:val="14"/>
-                <w:rFonts w:ascii="Arial" w:hAnsi="Arial"/>
-              </w:rPr>
-              <w:t xml:space="preserve">18-20 °C</w:t>
-            </w:r>
-          </w:p>
-        </w:tc>
-        <w:tc>
-          <w:tcPr>
-            <w:tcW w:w="1032" w:type="dxa"/>
-          </w:tcPr>
-          <w:p>
-            <w:pPr>
-              <w:jc w:val="center"/>
-            </w:pPr>
-            <w:r>
-              <w:rPr>
-                <w:sz w:val="14"/>
-                <w:rFonts w:ascii="Arial" w:hAnsi="Arial"/>
-              </w:rPr>
-              <w:t xml:space="preserve">20 мин</w:t>
-            </w:r>
-          </w:p>
-        </w:tc>
-        <w:tc>
-          <w:tcPr>
-            <w:tcW w:w="411" w:type="dxa"/>
-            <w:vMerge/>
-            <w:noWrap/>
-            <w:tcMar>
-              <w:left w:w="0" w:type="dxa"/>
-              <w:right w:w="0" w:type="dxa"/>
-            </w:tcMar>
-            <w:textDirection w:val="btLr"/>
-            <w:tcFitText/>
-          </w:tcPr>
-          <w:p/>
-        </w:tc>
-        <w:tc>
-          <w:tcPr>
-            <w:tcW w:w="1467" w:type="dxa"/>
-            <w:vMerge/>
-          </w:tcPr>
-          <w:p/>
-        </w:tc>
-        <w:tc>
-          <w:tcPr>
-            <w:tcW w:w="1554" w:type="dxa"/>
-            <w:vMerge/>
-          </w:tcPr>
-          <w:p/>
-        </w:tc>
-        <w:tc>
-          <w:tcPr>
-            <w:tcW w:w="1586" w:type="dxa"/>
-            <w:vMerge/>
-          </w:tcPr>
-          <w:p/>
-        </w:tc>
-      </w:tr>
-      <w:tr>
-        <w:tc>
-          <w:tcPr>
-            <w:tcW w:w="1809" w:type="dxa"/>
-          </w:tcPr>
-          <w:p>
-            <w:r>
-              <w:rPr>
-                <w:sz w:val="14"/>
-                <w:rFonts w:ascii="Arial" w:hAnsi="Arial"/>
-              </w:rPr>
-              <w:t xml:space="preserve">окна внешние</w:t>
-            </w:r>
-          </w:p>
-        </w:tc>
-        <w:tc>
-          <w:tcPr>
-            <w:tcW w:w="1134" w:type="dxa"/>
-          </w:tcPr>
-          <w:p>
-            <w:r>
-              <w:rPr>
-                <w:sz w:val="14"/>
-                <w:rFonts w:ascii="Arial" w:hAnsi="Arial"/>
-              </w:rPr>
-              <w:t xml:space="preserve">мойка</w:t>
-            </w:r>
-          </w:p>
-        </w:tc>
-        <w:tc>
-          <w:tcPr>
-            <w:tcW w:w="426" w:type="dxa"/>
-            <w:tcMar>
-              <w:left w:w="0" w:type="dxa"/>
-              <w:right w:w="0" w:type="dxa"/>
-            </w:tcMar>
-            <w:textDirection w:val="btLr"/>
-          </w:tcPr>
-          <w:p>
-            <w:pPr>
-              <w:ind w:left="113" w:right="113"/>
-              <w:jc w:val="center"/>
-            </w:pPr>
-            <w:r>
-              <w:rPr>
-                <w:sz w:val="14"/>
-                <w:rFonts w:ascii="Arial" w:hAnsi="Arial"/>
-              </w:rPr>
-              <w:t xml:space="preserve"/>
-            </w:r>
-          </w:p>
-        </w:tc>
-        <w:tc>
-          <w:tcPr>
-            <w:tcW w:w="1417" w:type="dxa"/>
-            <w:shd w:val="clear" w:color="auto" w:fill="99FF99"/>
-          </w:tcPr>
-          <w:p>
-            <w:pPr>
-              <w:rPr>
-                <w:b/>
-                <w:bCs/>
-              </w:rPr>
-            </w:pPr>
-            <w:r>
-              <w:rPr>
-                <w:sz w:val="14"/>
-                <w:rFonts w:ascii="Arial" w:hAnsi="Arial"/>
-                <w:b/>
-              </w:rPr>
-              <w:t xml:space="preserve">ХИМИТЕК ИЗУМРУД 310</w:t>
-            </w:r>
-          </w:p>
-        </w:tc>
-        <w:tc>
-          <w:tcPr>
-            <w:tcW w:w="1276" w:type="dxa"/>
-          </w:tcPr>
-          <w:p>
-            <w:r>
-              <w:rPr>
-                <w:sz w:val="14"/>
-                <w:rFonts w:ascii="Arial" w:hAnsi="Arial"/>
-              </w:rPr>
-              <w:t xml:space="preserve">ручной (протирание, обработка щеткой)</w:t>
-            </w:r>
-          </w:p>
-        </w:tc>
-        <w:tc>
-          <w:tcPr>
-            <w:tcW w:w="1990" w:type="dxa"/>
-          </w:tcPr>
-          <w:p>
-            <w:pPr>
-              <w:jc w:val="center"/>
-            </w:pPr>
-            <w:r>
-              <w:rPr>
-                <w:sz w:val="14"/>
-                <w:rFonts w:ascii="Arial" w:hAnsi="Arial"/>
-              </w:rPr>
-              <w:t xml:space="preserve">100 %</w:t>
-            </w:r>
-            <w:r>
-              <w:br/>
-            </w:r>
-            <w:r>
-              <w:rPr>
-                <w:rFonts w:ascii="Arial" w:hAnsi="Arial"/>
-                <w:sz w:val="14"/>
-              </w:rPr>
-              <w:t>готовая форма</w:t>
-            </w:r>
-          </w:p>
-        </w:tc>
-        <w:tc>
-          <w:tcPr>
-            <w:tcW w:w="1248" w:type="dxa"/>
-          </w:tcPr>
-          <w:p>
-            <w:pPr>
-              <w:jc w:val="center"/>
-            </w:pPr>
-            <w:r>
-              <w:rPr>
-                <w:sz w:val="14"/>
-                <w:rFonts w:ascii="Arial" w:hAnsi="Arial"/>
-              </w:rPr>
-              <w:t xml:space="preserve">_____________</w:t>
             </w:r>
           </w:p>
         </w:tc>
@@ -4360,86 +1127,54 @@
             </w:tcMar>
             <w:textDirection w:val="btLr"/>
             <w:tcFitText/>
-          </w:tcPr>
-          <w:p>
-            <w:pPr>
-              <w:ind w:left="113" w:right="113"/>
+            <w:vMerge/>
+            <w:shd w:val="clear" w:color="auto" w:fill="99CCFF"/>
+          </w:tcPr>
+          <w:p/>
+        </w:tc>
+        <w:tc>
+          <w:tcPr>
+            <w:tcW w:w="1467" w:type="dxa"/>
+            <w:vMerge w:val="restart"/>
+          </w:tcPr>
+          <w:p>
+            <w:pPr>
               <w:jc w:val="center"/>
-              <w:rPr>
-                <w:b/>
-                <w:bCs/>
-              </w:rPr>
-            </w:pPr>
-            <w:r>
-              <w:rPr>
-                <w:sz w:val="14"/>
-                <w:rFonts w:ascii="Arial" w:hAnsi="Arial"/>
-                <w:b/>
-              </w:rPr>
-              <w:t xml:space="preserve">промаркированный</w:t>
-            </w:r>
-          </w:p>
-        </w:tc>
-        <w:tc>
-          <w:tcPr>
-            <w:tcW w:w="1467" w:type="dxa"/>
-          </w:tcPr>
-          <w:p>
-            <w:pPr>
-              <w:jc w:val="center"/>
-            </w:pPr>
-            <w:r>
-              <w:rPr>
-                <w:sz w:val="14"/>
-                <w:rFonts w:ascii="Arial" w:hAnsi="Arial"/>
-              </w:rPr>
-              <w:t xml:space="preserve">1 раз в неделю</w:t>
-            </w:r>
+            </w:pPr>
+            <w:r>
+              <w:rPr>
+                <w:sz w:val="14"/>
+                <w:rFonts w:ascii="Arial" w:hAnsi="Arial"/>
+              </w:rPr>
+              <w:t xml:space="preserve">1 раз в 12 месяцев</w:t>
+            </w:r>
+          </w:p>
+          <w:p>
+            <w:r/>
           </w:p>
         </w:tc>
         <w:tc>
           <w:tcPr>
             <w:tcW w:w="1554" w:type="dxa"/>
-          </w:tcPr>
-          <w:p>
-            <w:r>
-              <w:rPr>
-                <w:sz w:val="14"/>
-                <w:rFonts w:ascii="Arial" w:hAnsi="Arial"/>
-              </w:rPr>
-              <w:t xml:space="preserve">сотрудник внутреннего клининга</w:t>
-            </w:r>
-          </w:p>
+            <w:vMerge/>
+          </w:tcPr>
+          <w:p/>
         </w:tc>
         <w:tc>
           <w:tcPr>
             <w:tcW w:w="1586" w:type="dxa"/>
-          </w:tcPr>
-          <w:p>
-            <w:r>
-              <w:rPr>
-                <w:sz w:val="14"/>
-                <w:rFonts w:ascii="Arial" w:hAnsi="Arial"/>
-              </w:rPr>
-              <w:t xml:space="preserve">визуальный контроль/сотрудник отдела качества</w:t>
-            </w:r>
-          </w:p>
+            <w:vMerge/>
+          </w:tcPr>
+          <w:p/>
         </w:tc>
       </w:tr>
       <w:tr>
         <w:tc>
           <w:tcPr>
             <w:tcW w:w="1809" w:type="dxa"/>
-          </w:tcPr>
-          <w:p>
-            <w:r>
-              <w:rPr>
-                <w:sz w:val="14"/>
-                <w:rFonts w:ascii="Arial" w:hAnsi="Arial"/>
-              </w:rPr>
-              <w:t xml:space="preserve">зеркала</w:t>
-            </w:r>
-          </w:p>
+            <w:vMerge/>
+          </w:tcPr>
+          <w:p/>
         </w:tc>
         <w:tc>
           <w:tcPr>
@@ -4451,37 +1186,26 @@
                 <w:sz w:val="14"/>
                 <w:rFonts w:ascii="Arial" w:hAnsi="Arial"/>
               </w:rPr>
-              <w:t xml:space="preserve">мойка</w:t>
+              <w:t xml:space="preserve">дезинфекция</w:t>
             </w:r>
           </w:p>
         </w:tc>
         <w:tc>
           <w:tcPr>
             <w:tcW w:w="426" w:type="dxa"/>
+            <w:vMerge/>
             <w:tcMar>
               <w:left w:w="0" w:type="dxa"/>
               <w:right w:w="0" w:type="dxa"/>
             </w:tcMar>
             <w:textDirection w:val="btLr"/>
           </w:tcPr>
-          <w:p>
-            <w:pPr>
-              <w:ind w:left="113" w:right="113"/>
-              <w:jc w:val="center"/>
-            </w:pPr>
-            <w:r>
-              <w:rPr>
-                <w:sz w:val="14"/>
-                <w:rFonts w:ascii="Arial" w:hAnsi="Arial"/>
-              </w:rPr>
-              <w:t xml:space="preserve"/>
-            </w:r>
-          </w:p>
+          <w:p/>
         </w:tc>
         <w:tc>
           <w:tcPr>
             <w:tcW w:w="1417" w:type="dxa"/>
-            <w:shd w:val="clear" w:color="auto" w:fill="99FF99"/>
+            <w:shd w:val="clear" w:color="auto" w:fill="FFFFCC"/>
           </w:tcPr>
           <w:p>
             <w:pPr>
@@ -4496,7 +1220,7 @@
                 <w:rFonts w:ascii="Arial" w:hAnsi="Arial"/>
                 <w:b/>
               </w:rPr>
-              <w:t xml:space="preserve">ХИМИТЕК ИЗУМРУД 310</w:t>
+              <w:t xml:space="preserve">ХИМИТЕК ПОЛИДЕЗ-СУПЕР</w:t>
             </w:r>
           </w:p>
         </w:tc>
@@ -4510,7 +1234,7 @@
                 <w:sz w:val="14"/>
                 <w:rFonts w:ascii="Arial" w:hAnsi="Arial"/>
               </w:rPr>
-              <w:t xml:space="preserve">ручной (протирание, обработка щеткой)</w:t>
+              <w:t xml:space="preserve">ручной (протирание)</w:t>
             </w:r>
           </w:p>
         </w:tc>
@@ -4527,7 +1251,7 @@
                 <w:sz w:val="14"/>
                 <w:rFonts w:ascii="Arial" w:hAnsi="Arial"/>
               </w:rPr>
-              <w:t xml:space="preserve">100 %</w:t>
+              <w:t xml:space="preserve">0,02-0,05 %</w:t>
             </w:r>
             <w:r>
               <w:br/>
@@ -4537,7 +1261,7 @@
                 <w:rFonts w:ascii="Arial" w:hAnsi="Arial"/>
                 <w:sz w:val="14"/>
               </w:rPr>
-              <w:t>готовая форма</w:t>
+              <w:t>дозирующая система ProMax</w:t>
             </w:r>
           </w:p>
         </w:tc>
@@ -4554,7 +1278,7 @@
                 <w:sz w:val="14"/>
                 <w:rFonts w:ascii="Arial" w:hAnsi="Arial"/>
               </w:rPr>
-              <w:t xml:space="preserve">_____________</w:t>
+              <w:t xml:space="preserve">18-20 °C</w:t>
             </w:r>
           </w:p>
         </w:tc>
@@ -4571,7 +1295,7 @@
                 <w:sz w:val="14"/>
                 <w:rFonts w:ascii="Arial" w:hAnsi="Arial"/>
               </w:rPr>
-              <w:t xml:space="preserve">_____________</w:t>
+              <w:t xml:space="preserve">20 мин</w:t>
             </w:r>
           </w:p>
         </w:tc>
@@ -4585,70 +1309,31 @@
             </w:tcMar>
             <w:textDirection w:val="btLr"/>
             <w:tcFitText/>
-          </w:tcPr>
-          <w:p>
-            <w:pPr>
-              <w:ind w:left="113" w:right="113"/>
-              <w:jc w:val="center"/>
-              <w:rPr>
-                <w:b/>
-                <w:bCs/>
-              </w:rPr>
-            </w:pPr>
-            <w:r>
-              <w:rPr>
-                <w:sz w:val="14"/>
-                <w:rFonts w:ascii="Arial" w:hAnsi="Arial"/>
-                <w:b/>
-              </w:rPr>
-              <w:t xml:space="preserve">промаркированный</w:t>
-            </w:r>
-          </w:p>
+            <w:vMerge/>
+            <w:shd w:val="clear" w:color="auto" w:fill="99CCFF"/>
+          </w:tcPr>
+          <w:p/>
         </w:tc>
         <w:tc>
           <w:tcPr>
             <w:tcW w:w="1467" w:type="dxa"/>
-          </w:tcPr>
-          <w:p>
-            <w:pPr>
-              <w:jc w:val="center"/>
-            </w:pPr>
-            <w:r>
-              <w:rPr>
-                <w:sz w:val="14"/>
-                <w:rFonts w:ascii="Arial" w:hAnsi="Arial"/>
-              </w:rPr>
-              <w:t xml:space="preserve">1 раз в неделю</w:t>
-            </w:r>
-          </w:p>
+            <w:vMerge/>
+          </w:tcPr>
+          <w:p/>
         </w:tc>
         <w:tc>
           <w:tcPr>
             <w:tcW w:w="1554" w:type="dxa"/>
-          </w:tcPr>
-          <w:p>
-            <w:r>
-              <w:rPr>
-                <w:sz w:val="14"/>
-                <w:rFonts w:ascii="Arial" w:hAnsi="Arial"/>
-              </w:rPr>
-              <w:t xml:space="preserve">сотрудник внутреннего клининга</w:t>
-            </w:r>
-          </w:p>
+            <w:vMerge/>
+          </w:tcPr>
+          <w:p/>
         </w:tc>
         <w:tc>
           <w:tcPr>
             <w:tcW w:w="1586" w:type="dxa"/>
-          </w:tcPr>
-          <w:p>
-            <w:r>
-              <w:rPr>
-                <w:sz w:val="14"/>
-                <w:rFonts w:ascii="Arial" w:hAnsi="Arial"/>
-              </w:rPr>
-              <w:t xml:space="preserve">визуальный контроль/сотрудник отдела качества</w:t>
-            </w:r>
-          </w:p>
+            <w:vMerge/>
+          </w:tcPr>
+          <w:p/>
         </w:tc>
       </w:tr>
       <w:tr>
@@ -4663,12 +1348,15 @@
                 <w:sz w:val="14"/>
                 <w:rFonts w:ascii="Arial" w:hAnsi="Arial"/>
               </w:rPr>
-              <w:t xml:space="preserve">вешалки, обувницы, скамейки</w:t>
+              <w:t xml:space="preserve">диффузоры, светильники (наружные поверхности), стены (выше 2 м)</w:t>
             </w:r>
           </w:p>
           <w:p>
             <w:r/>
           </w:p>
+          <w:p>
+            <w:r/>
+          </w:p>
         </w:tc>
         <w:tc>
           <w:tcPr>
@@ -4680,7 +1368,7 @@
                 <w:sz w:val="14"/>
                 <w:rFonts w:ascii="Arial" w:hAnsi="Arial"/>
               </w:rPr>
-              <w:t xml:space="preserve">мойка</w:t>
+              <w:t xml:space="preserve">очистка (обеспыливание поверхностей)</w:t>
             </w:r>
           </w:p>
         </w:tc>
@@ -4710,11 +1398,13 @@
           <w:p>
             <w:r/>
           </w:p>
+          <w:p>
+            <w:r/>
+          </w:p>
         </w:tc>
         <w:tc>
           <w:tcPr>
             <w:tcW w:w="1417" w:type="dxa"/>
-            <w:shd w:val="clear" w:color="auto" w:fill="99CCFF"/>
           </w:tcPr>
           <w:p>
             <w:pPr>
@@ -4727,9 +1417,8 @@
               <w:rPr>
                 <w:sz w:val="14"/>
                 <w:rFonts w:ascii="Arial" w:hAnsi="Arial"/>
-                <w:b/>
-              </w:rPr>
-              <w:t xml:space="preserve">ХИМИТЕК ЧУДОДЕЙ®-ПОЛИПРОМ 190022</w:t>
+              </w:rPr>
+              <w:t xml:space="preserve">_____________</w:t>
             </w:r>
           </w:p>
         </w:tc>
@@ -4743,7 +1432,7 @@
                 <w:sz w:val="14"/>
                 <w:rFonts w:ascii="Arial" w:hAnsi="Arial"/>
               </w:rPr>
-              <w:t xml:space="preserve">ручной (протирание, обработка щеткой)</w:t>
+              <w:t xml:space="preserve">ручной (протирание)</w:t>
             </w:r>
           </w:p>
         </w:tc>
@@ -4760,17 +1449,7 @@
                 <w:sz w:val="14"/>
                 <w:rFonts w:ascii="Arial" w:hAnsi="Arial"/>
               </w:rPr>
-              <w:t xml:space="preserve">1,0 %</w:t>
-            </w:r>
-            <w:r>
-              <w:br/>
-            </w:r>
-            <w:r>
-              <w:rPr>
-                <w:rFonts w:ascii="Arial" w:hAnsi="Arial"/>
-                <w:sz w:val="14"/>
-              </w:rPr>
-              <w:t>ручное разведение</w:t>
+              <w:t xml:space="preserve">_____________</w:t>
             </w:r>
           </w:p>
         </w:tc>
@@ -4787,7 +1466,7 @@
                 <w:sz w:val="14"/>
                 <w:rFonts w:ascii="Arial" w:hAnsi="Arial"/>
               </w:rPr>
-              <w:t xml:space="preserve">не ниже 40°C</w:t>
+              <w:t xml:space="preserve">_____________</w:t>
             </w:r>
           </w:p>
         </w:tc>
@@ -4811,7 +1490,6 @@
         <w:tc>
           <w:tcPr>
             <w:tcW w:w="411" w:type="dxa"/>
-            <w:vMerge w:val="restart"/>
             <w:noWrap/>
             <w:tcMar>
               <w:left w:w="0" w:type="dxa"/>
@@ -4819,6 +1497,8 @@
             </w:tcMar>
             <w:textDirection w:val="btLr"/>
             <w:tcFitText/>
+            <w:vMerge w:val="restart"/>
+            <w:shd w:val="clear" w:color="auto" w:fill="99CCFF"/>
           </w:tcPr>
           <w:p>
             <w:pPr>
@@ -4835,17 +1515,19 @@
                 <w:rFonts w:ascii="Arial" w:hAnsi="Arial"/>
                 <w:b/>
               </w:rPr>
-              <w:t xml:space="preserve">промаркированный</w:t>
+              <w:t xml:space="preserve">синий</w:t>
             </w:r>
           </w:p>
           <w:p>
             <w:r/>
           </w:p>
+          <w:p>
+            <w:r/>
+          </w:p>
         </w:tc>
         <w:tc>
           <w:tcPr>
             <w:tcW w:w="1467" w:type="dxa"/>
-            <w:vMerge w:val="restart"/>
           </w:tcPr>
           <w:p>
             <w:pPr>
@@ -4856,11 +1538,8 @@
                 <w:sz w:val="14"/>
                 <w:rFonts w:ascii="Arial" w:hAnsi="Arial"/>
               </w:rPr>
-              <w:t xml:space="preserve">1 раз в неделю</w:t>
-            </w:r>
-          </w:p>
-          <w:p>
-            <w:r/>
+              <w:t xml:space="preserve">1 раз в 3 месяца</w:t>
+            </w:r>
           </w:p>
         </w:tc>
         <w:tc>
@@ -4880,6 +1559,9 @@
           <w:p>
             <w:r/>
           </w:p>
+          <w:p>
+            <w:r/>
+          </w:p>
         </w:tc>
         <w:tc>
           <w:tcPr>
@@ -4898,6 +1580,9 @@
           <w:p>
             <w:r/>
           </w:p>
+          <w:p>
+            <w:r/>
+          </w:p>
         </w:tc>
       </w:tr>
       <w:tr>
@@ -4918,7 +1603,7 @@
                 <w:sz w:val="14"/>
                 <w:rFonts w:ascii="Arial" w:hAnsi="Arial"/>
               </w:rPr>
-              <w:t xml:space="preserve">дезинфекция</w:t>
+              <w:t xml:space="preserve">мойка</w:t>
             </w:r>
           </w:p>
         </w:tc>
@@ -4937,7 +1622,7 @@
         <w:tc>
           <w:tcPr>
             <w:tcW w:w="1417" w:type="dxa"/>
-            <w:shd w:val="clear" w:color="auto" w:fill="FFFFCC"/>
+            <w:shd w:val="clear" w:color="auto" w:fill="99CCFF"/>
           </w:tcPr>
           <w:p>
             <w:pPr>
@@ -4952,7 +1637,7 @@
                 <w:rFonts w:ascii="Arial" w:hAnsi="Arial"/>
                 <w:b/>
               </w:rPr>
-              <w:t xml:space="preserve">ХИМИТЕК ПОЛИДЕЗ-СУПЕР</w:t>
+              <w:t xml:space="preserve">ХИМИТЕК ЧУДОДЕЙ®-ПОЛИПРОМ 190022</w:t>
             </w:r>
           </w:p>
         </w:tc>
@@ -4966,7 +1651,7 @@
                 <w:sz w:val="14"/>
                 <w:rFonts w:ascii="Arial" w:hAnsi="Arial"/>
               </w:rPr>
-              <w:t xml:space="preserve">ручной (протирание)</w:t>
+              <w:t xml:space="preserve">ручной (протирание, обработка щеткой)</w:t>
             </w:r>
           </w:p>
         </w:tc>
@@ -4983,7 +1668,7 @@
                 <w:sz w:val="14"/>
                 <w:rFonts w:ascii="Arial" w:hAnsi="Arial"/>
               </w:rPr>
-              <w:t xml:space="preserve">0,02-0,05 %</w:t>
+              <w:t xml:space="preserve">1,0 %</w:t>
             </w:r>
             <w:r>
               <w:br/>
@@ -4993,7 +1678,7 @@
                 <w:rFonts w:ascii="Arial" w:hAnsi="Arial"/>
                 <w:sz w:val="14"/>
               </w:rPr>
-              <w:t>дозирующая система ProMax</w:t>
+              <w:t>ручное разведение</w:t>
             </w:r>
           </w:p>
         </w:tc>
@@ -5027,14 +1712,13 @@
                 <w:sz w:val="14"/>
                 <w:rFonts w:ascii="Arial" w:hAnsi="Arial"/>
               </w:rPr>
-              <w:t xml:space="preserve">20 мин</w:t>
+              <w:t xml:space="preserve">_____________</w:t>
             </w:r>
           </w:p>
         </w:tc>
         <w:tc>
           <w:tcPr>
             <w:tcW w:w="411" w:type="dxa"/>
-            <w:vMerge/>
             <w:noWrap/>
             <w:tcMar>
               <w:left w:w="0" w:type="dxa"/>
@@ -5042,6 +1726,190 @@
             </w:tcMar>
             <w:textDirection w:val="btLr"/>
             <w:tcFitText/>
+            <w:vMerge/>
+            <w:shd w:val="clear" w:color="auto" w:fill="99CCFF"/>
+          </w:tcPr>
+          <w:p/>
+        </w:tc>
+        <w:tc>
+          <w:tcPr>
+            <w:tcW w:w="1467" w:type="dxa"/>
+            <w:vMerge w:val="restart"/>
+          </w:tcPr>
+          <w:p>
+            <w:pPr>
+              <w:jc w:val="center"/>
+            </w:pPr>
+            <w:r>
+              <w:rPr>
+                <w:sz w:val="14"/>
+                <w:rFonts w:ascii="Arial" w:hAnsi="Arial"/>
+              </w:rPr>
+              <w:t xml:space="preserve">1 раз в 6 месяцев</w:t>
+            </w:r>
+          </w:p>
+          <w:p>
+            <w:r/>
+          </w:p>
+        </w:tc>
+        <w:tc>
+          <w:tcPr>
+            <w:tcW w:w="1554" w:type="dxa"/>
+            <w:vMerge/>
+          </w:tcPr>
+          <w:p/>
+        </w:tc>
+        <w:tc>
+          <w:tcPr>
+            <w:tcW w:w="1586" w:type="dxa"/>
+            <w:vMerge/>
+          </w:tcPr>
+          <w:p/>
+        </w:tc>
+      </w:tr>
+      <w:tr>
+        <w:tc>
+          <w:tcPr>
+            <w:tcW w:w="1809" w:type="dxa"/>
+            <w:vMerge/>
+          </w:tcPr>
+          <w:p/>
+        </w:tc>
+        <w:tc>
+          <w:tcPr>
+            <w:tcW w:w="1134" w:type="dxa"/>
+          </w:tcPr>
+          <w:p>
+            <w:r>
+              <w:rPr>
+                <w:sz w:val="14"/>
+                <w:rFonts w:ascii="Arial" w:hAnsi="Arial"/>
+              </w:rPr>
+              <w:t xml:space="preserve">дезинфекция</w:t>
+            </w:r>
+          </w:p>
+        </w:tc>
+        <w:tc>
+          <w:tcPr>
+            <w:tcW w:w="426" w:type="dxa"/>
+            <w:vMerge/>
+            <w:tcMar>
+              <w:left w:w="0" w:type="dxa"/>
+              <w:right w:w="0" w:type="dxa"/>
+            </w:tcMar>
+            <w:textDirection w:val="btLr"/>
+          </w:tcPr>
+          <w:p/>
+        </w:tc>
+        <w:tc>
+          <w:tcPr>
+            <w:tcW w:w="1417" w:type="dxa"/>
+            <w:shd w:val="clear" w:color="auto" w:fill="FFFFCC"/>
+          </w:tcPr>
+          <w:p>
+            <w:pPr>
+              <w:rPr>
+                <w:b/>
+                <w:bCs/>
+              </w:rPr>
+            </w:pPr>
+            <w:r>
+              <w:rPr>
+                <w:sz w:val="14"/>
+                <w:rFonts w:ascii="Arial" w:hAnsi="Arial"/>
+                <w:b/>
+              </w:rPr>
+              <w:t xml:space="preserve">ХИМИТЕК ПОЛИДЕЗ-СУПЕР</w:t>
+            </w:r>
+          </w:p>
+        </w:tc>
+        <w:tc>
+          <w:tcPr>
+            <w:tcW w:w="1276" w:type="dxa"/>
+          </w:tcPr>
+          <w:p>
+            <w:r>
+              <w:rPr>
+                <w:sz w:val="14"/>
+                <w:rFonts w:ascii="Arial" w:hAnsi="Arial"/>
+              </w:rPr>
+              <w:t xml:space="preserve">ручной (протирание)</w:t>
+            </w:r>
+          </w:p>
+        </w:tc>
+        <w:tc>
+          <w:tcPr>
+            <w:tcW w:w="1990" w:type="dxa"/>
+          </w:tcPr>
+          <w:p>
+            <w:pPr>
+              <w:jc w:val="center"/>
+            </w:pPr>
+            <w:r>
+              <w:rPr>
+                <w:sz w:val="14"/>
+                <w:rFonts w:ascii="Arial" w:hAnsi="Arial"/>
+              </w:rPr>
+              <w:t xml:space="preserve">0,02-0,05 %</w:t>
+            </w:r>
+            <w:r>
+              <w:br/>
+            </w:r>
+            <w:r>
+              <w:rPr>
+                <w:rFonts w:ascii="Arial" w:hAnsi="Arial"/>
+                <w:sz w:val="14"/>
+              </w:rPr>
+              <w:t>дозирующая система ProMax</w:t>
+            </w:r>
+          </w:p>
+        </w:tc>
+        <w:tc>
+          <w:tcPr>
+            <w:tcW w:w="1248" w:type="dxa"/>
+          </w:tcPr>
+          <w:p>
+            <w:pPr>
+              <w:jc w:val="center"/>
+            </w:pPr>
+            <w:r>
+              <w:rPr>
+                <w:sz w:val="14"/>
+                <w:rFonts w:ascii="Arial" w:hAnsi="Arial"/>
+              </w:rPr>
+              <w:t xml:space="preserve">18-20 °C</w:t>
+            </w:r>
+          </w:p>
+        </w:tc>
+        <w:tc>
+          <w:tcPr>
+            <w:tcW w:w="1032" w:type="dxa"/>
+          </w:tcPr>
+          <w:p>
+            <w:pPr>
+              <w:jc w:val="center"/>
+            </w:pPr>
+            <w:r>
+              <w:rPr>
+                <w:sz w:val="14"/>
+                <w:rFonts w:ascii="Arial" w:hAnsi="Arial"/>
+              </w:rPr>
+              <w:t xml:space="preserve">20 мин</w:t>
+            </w:r>
+          </w:p>
+        </w:tc>
+        <w:tc>
+          <w:tcPr>
+            <w:tcW w:w="411" w:type="dxa"/>
+            <w:noWrap/>
+            <w:tcMar>
+              <w:left w:w="0" w:type="dxa"/>
+              <w:right w:w="0" w:type="dxa"/>
+            </w:tcMar>
+            <w:textDirection w:val="btLr"/>
+            <w:tcFitText/>
+            <w:vMerge/>
+            <w:shd w:val="clear" w:color="auto" w:fill="99CCFF"/>
           </w:tcPr>
           <w:p/>
         </w:tc>
@@ -5079,7 +1947,7 @@
                 <w:sz w:val="14"/>
                 <w:rFonts w:ascii="Arial" w:hAnsi="Arial"/>
               </w:rPr>
-              <w:t xml:space="preserve">шкафы</w:t>
+              <w:t xml:space="preserve">стены (до 2 м)</w:t>
             </w:r>
           </w:p>
           <w:p>
@@ -5203,7 +2071,7 @@
                 <w:sz w:val="14"/>
                 <w:rFonts w:ascii="Arial" w:hAnsi="Arial"/>
               </w:rPr>
-              <w:t xml:space="preserve">18-20 °C</w:t>
+              <w:t xml:space="preserve">не ниже 40°C</w:t>
             </w:r>
           </w:p>
         </w:tc>
@@ -5227,7 +2095,6 @@
         <w:tc>
           <w:tcPr>
             <w:tcW w:w="411" w:type="dxa"/>
-            <w:vMerge w:val="restart"/>
             <w:noWrap/>
             <w:tcMar>
               <w:left w:w="0" w:type="dxa"/>
@@ -5235,6 +2102,8 @@
             </w:tcMar>
             <w:textDirection w:val="btLr"/>
             <w:tcFitText/>
+            <w:vMerge w:val="restart"/>
+            <w:shd w:val="clear" w:color="auto" w:fill="99CCFF"/>
           </w:tcPr>
           <w:p>
             <w:pPr>
@@ -5251,7 +2120,7 @@
                 <w:rFonts w:ascii="Arial" w:hAnsi="Arial"/>
                 <w:b/>
               </w:rPr>
-              <w:t xml:space="preserve">промаркированный</w:t>
+              <w:t xml:space="preserve">синий</w:t>
             </w:r>
           </w:p>
           <w:p>
@@ -5272,7 +2141,7 @@
                 <w:sz w:val="14"/>
                 <w:rFonts w:ascii="Arial" w:hAnsi="Arial"/>
               </w:rPr>
-              <w:t xml:space="preserve">1 раз в неделю</w:t>
+              <w:t xml:space="preserve">1 раз в месяц</w:t>
             </w:r>
           </w:p>
           <w:p>
@@ -5450,7 +2319,6 @@
         <w:tc>
           <w:tcPr>
             <w:tcW w:w="411" w:type="dxa"/>
-            <w:vMerge/>
             <w:noWrap/>
             <w:tcMar>
               <w:left w:w="0" w:type="dxa"/>
@@ -5458,6 +2326,8 @@
             </w:tcMar>
             <w:textDirection w:val="btLr"/>
             <w:tcFitText/>
+            <w:vMerge/>
+            <w:shd w:val="clear" w:color="auto" w:fill="99CCFF"/>
           </w:tcPr>
           <w:p/>
         </w:tc>
@@ -5495,7 +2365,7 @@
                 <w:sz w:val="14"/>
                 <w:rFonts w:ascii="Arial" w:hAnsi="Arial"/>
               </w:rPr>
-              <w:t xml:space="preserve">мусорные корзины</w:t>
+              <w:t xml:space="preserve">водопроводные трубы, двери, кабель-каналы, розетки</w:t>
             </w:r>
           </w:p>
           <w:p>
@@ -5643,7 +2513,6 @@
         <w:tc>
           <w:tcPr>
             <w:tcW w:w="411" w:type="dxa"/>
-            <w:vMerge w:val="restart"/>
             <w:noWrap/>
             <w:tcMar>
               <w:left w:w="0" w:type="dxa"/>
@@ -5651,6 +2520,8 @@
             </w:tcMar>
             <w:textDirection w:val="btLr"/>
             <w:tcFitText/>
+            <w:vMerge w:val="restart"/>
+            <w:shd w:val="clear" w:color="auto" w:fill="99CCFF"/>
           </w:tcPr>
           <w:p>
             <w:pPr>
@@ -5667,7 +2538,7 @@
                 <w:rFonts w:ascii="Arial" w:hAnsi="Arial"/>
                 <w:b/>
               </w:rPr>
-              <w:t xml:space="preserve">промаркированный</w:t>
+              <w:t xml:space="preserve">синий</w:t>
             </w:r>
           </w:p>
           <w:p>
@@ -5688,7 +2559,7 @@
                 <w:sz w:val="14"/>
                 <w:rFonts w:ascii="Arial" w:hAnsi="Arial"/>
               </w:rPr>
-              <w:t xml:space="preserve">1 раз в неделю</w:t>
+              <w:t xml:space="preserve">1 раз в месяц</w:t>
             </w:r>
           </w:p>
           <w:p>
@@ -5866,7 +2737,6 @@
         <w:tc>
           <w:tcPr>
             <w:tcW w:w="411" w:type="dxa"/>
-            <w:vMerge/>
             <w:noWrap/>
             <w:tcMar>
               <w:left w:w="0" w:type="dxa"/>
@@ -5874,6 +2744,8 @@
             </w:tcMar>
             <w:textDirection w:val="btLr"/>
             <w:tcFitText/>
+            <w:vMerge/>
+            <w:shd w:val="clear" w:color="auto" w:fill="99CCFF"/>
           </w:tcPr>
           <w:p/>
         </w:tc>
@@ -5911,7 +2783,7 @@
                 <w:sz w:val="14"/>
                 <w:rFonts w:ascii="Arial" w:hAnsi="Arial"/>
               </w:rPr>
-              <w:t xml:space="preserve">контейнеры для отходов</w:t>
+              <w:t xml:space="preserve">выключатели</w:t>
             </w:r>
           </w:p>
           <w:p>
@@ -6035,7 +2907,7 @@
                 <w:sz w:val="14"/>
                 <w:rFonts w:ascii="Arial" w:hAnsi="Arial"/>
               </w:rPr>
-              <w:t xml:space="preserve">18-20 °C</w:t>
+              <w:t xml:space="preserve">не ниже 40°C</w:t>
             </w:r>
           </w:p>
         </w:tc>
@@ -6059,7 +2931,6 @@
         <w:tc>
           <w:tcPr>
             <w:tcW w:w="411" w:type="dxa"/>
-            <w:vMerge w:val="restart"/>
             <w:noWrap/>
             <w:tcMar>
               <w:left w:w="0" w:type="dxa"/>
@@ -6067,6 +2938,8 @@
             </w:tcMar>
             <w:textDirection w:val="btLr"/>
             <w:tcFitText/>
+            <w:vMerge w:val="restart"/>
+            <w:shd w:val="clear" w:color="auto" w:fill="99CCFF"/>
           </w:tcPr>
           <w:p>
             <w:pPr>
@@ -6083,7 +2956,7 @@
                 <w:rFonts w:ascii="Arial" w:hAnsi="Arial"/>
                 <w:b/>
               </w:rPr>
-              <w:t xml:space="preserve">промаркированный</w:t>
+              <w:t xml:space="preserve">синий</w:t>
             </w:r>
           </w:p>
           <w:p>
@@ -6093,7 +2966,6 @@
         <w:tc>
           <w:tcPr>
             <w:tcW w:w="1467" w:type="dxa"/>
-            <w:vMerge w:val="restart"/>
           </w:tcPr>
           <w:p>
             <w:pPr>
@@ -6104,11 +2976,8 @@
                 <w:sz w:val="14"/>
                 <w:rFonts w:ascii="Arial" w:hAnsi="Arial"/>
               </w:rPr>
-              <w:t xml:space="preserve">после каждого удаления отходов</w:t>
-            </w:r>
-          </w:p>
-          <w:p>
-            <w:r/>
+              <w:t xml:space="preserve">1 раз в месяц</w:t>
+            </w:r>
           </w:p>
         </w:tc>
         <w:tc>
@@ -6282,7 +3151,6 @@
         <w:tc>
           <w:tcPr>
             <w:tcW w:w="411" w:type="dxa"/>
-            <w:vMerge/>
             <w:noWrap/>
             <w:tcMar>
               <w:left w:w="0" w:type="dxa"/>
@@ -6290,15 +3158,27 @@
             </w:tcMar>
             <w:textDirection w:val="btLr"/>
             <w:tcFitText/>
+            <w:vMerge/>
+            <w:shd w:val="clear" w:color="auto" w:fill="99CCFF"/>
           </w:tcPr>
           <w:p/>
         </w:tc>
         <w:tc>
           <w:tcPr>
             <w:tcW w:w="1467" w:type="dxa"/>
-            <w:vMerge/>
-          </w:tcPr>
-          <w:p/>
+          </w:tcPr>
+          <w:p>
+            <w:pPr>
+              <w:jc w:val="center"/>
+            </w:pPr>
+            <w:r>
+              <w:rPr>
+                <w:sz w:val="14"/>
+                <w:rFonts w:ascii="Arial" w:hAnsi="Arial"/>
+              </w:rPr>
+              <w:t xml:space="preserve">2 раза в смену</w:t>
+            </w:r>
+          </w:p>
         </w:tc>
         <w:tc>
           <w:tcPr>
@@ -6327,7 +3207,7 @@
                 <w:sz w:val="14"/>
                 <w:rFonts w:ascii="Arial" w:hAnsi="Arial"/>
               </w:rPr>
-              <w:t xml:space="preserve">пол</w:t>
+              <w:t xml:space="preserve">дверные ручки</w:t>
             </w:r>
           </w:p>
           <w:p>
@@ -6378,7 +3258,7 @@
         <w:tc>
           <w:tcPr>
             <w:tcW w:w="1417" w:type="dxa"/>
-            <w:shd w:val="clear" w:color="auto" w:fill="FFCCCC"/>
+            <w:shd w:val="clear" w:color="auto" w:fill="99CCFF"/>
           </w:tcPr>
           <w:p>
             <w:pPr>
@@ -6393,7 +3273,7 @@
                 <w:rFonts w:ascii="Arial" w:hAnsi="Arial"/>
                 <w:b/>
               </w:rPr>
-              <w:t xml:space="preserve">ХИМИТЕК ПОЛИКОР</w:t>
+              <w:t xml:space="preserve">ХИМИТЕК ЧУДОДЕЙ®-ПОЛИПРОМ 190022</w:t>
             </w:r>
           </w:p>
         </w:tc>
@@ -6424,7 +3304,7 @@
                 <w:sz w:val="14"/>
                 <w:rFonts w:ascii="Arial" w:hAnsi="Arial"/>
               </w:rPr>
-              <w:t xml:space="preserve">100 %</w:t>
+              <w:t xml:space="preserve">1,0 %</w:t>
             </w:r>
             <w:r>
               <w:br/>
@@ -6434,7 +3314,7 @@
                 <w:rFonts w:ascii="Arial" w:hAnsi="Arial"/>
                 <w:sz w:val="14"/>
               </w:rPr>
-              <w:t>локтевой дозатор</w:t>
+              <w:t>ручное разведение</w:t>
             </w:r>
           </w:p>
         </w:tc>
@@ -6451,7 +3331,7 @@
                 <w:sz w:val="14"/>
                 <w:rFonts w:ascii="Arial" w:hAnsi="Arial"/>
               </w:rPr>
-              <w:t xml:space="preserve">не ниже 40 °C</w:t>
+              <w:t xml:space="preserve">18-20 °C</w:t>
             </w:r>
           </w:p>
         </w:tc>
@@ -6475,7 +3355,6 @@
         <w:tc>
           <w:tcPr>
             <w:tcW w:w="411" w:type="dxa"/>
-            <w:vMerge w:val="restart"/>
             <w:noWrap/>
             <w:tcMar>
               <w:left w:w="0" w:type="dxa"/>
@@ -6483,6 +3362,8 @@
             </w:tcMar>
             <w:textDirection w:val="btLr"/>
             <w:tcFitText/>
+            <w:vMerge w:val="restart"/>
+            <w:shd w:val="clear" w:color="auto" w:fill="99CCFF"/>
           </w:tcPr>
           <w:p>
             <w:pPr>
@@ -6499,7 +3380,7 @@
                 <w:rFonts w:ascii="Arial" w:hAnsi="Arial"/>
                 <w:b/>
               </w:rPr>
-              <w:t xml:space="preserve">промаркированный</w:t>
+              <w:t xml:space="preserve">синий</w:t>
             </w:r>
           </w:p>
           <w:p>
@@ -6509,7 +3390,6 @@
         <w:tc>
           <w:tcPr>
             <w:tcW w:w="1467" w:type="dxa"/>
-            <w:vMerge w:val="restart"/>
           </w:tcPr>
           <w:p>
             <w:pPr>
@@ -6520,11 +3400,8 @@
                 <w:sz w:val="14"/>
                 <w:rFonts w:ascii="Arial" w:hAnsi="Arial"/>
               </w:rPr>
-              <w:t xml:space="preserve">2 раза в смену</w:t>
-            </w:r>
-          </w:p>
-          <w:p>
-            <w:r/>
+              <w:t xml:space="preserve">1 раз в месяц</w:t>
+            </w:r>
           </w:p>
         </w:tc>
         <w:tc>
@@ -6698,7 +3575,6 @@
         <w:tc>
           <w:tcPr>
             <w:tcW w:w="411" w:type="dxa"/>
-            <w:vMerge/>
             <w:noWrap/>
             <w:tcMar>
               <w:left w:w="0" w:type="dxa"/>
@@ -6706,15 +3582,27 @@
             </w:tcMar>
             <w:textDirection w:val="btLr"/>
             <w:tcFitText/>
+            <w:vMerge/>
+            <w:shd w:val="clear" w:color="auto" w:fill="99CCFF"/>
           </w:tcPr>
           <w:p/>
         </w:tc>
         <w:tc>
           <w:tcPr>
             <w:tcW w:w="1467" w:type="dxa"/>
-            <w:vMerge/>
-          </w:tcPr>
-          <w:p/>
+          </w:tcPr>
+          <w:p>
+            <w:pPr>
+              <w:jc w:val="center"/>
+            </w:pPr>
+            <w:r>
+              <w:rPr>
+                <w:sz w:val="14"/>
+                <w:rFonts w:ascii="Arial" w:hAnsi="Arial"/>
+              </w:rPr>
+              <w:t xml:space="preserve">2 раза в смену</w:t>
+            </w:r>
+          </w:p>
         </w:tc>
         <w:tc>
           <w:tcPr>
@@ -6734,25 +3622,6 @@
       <w:tr>
         <w:tc>
           <w:tcPr>
-            <w:tcW w:w="15350" w:type="dxa"/>
-            <w:gridSpan w:val="12"/>
-            <w:shd w:val="clear" w:color="auto" w:fill="D2D2D2"/>
-          </w:tcPr>
-          <w:p>
-            <w:r>
-              <w:rPr>
-                <w:sz w:val="14"/>
-                <w:rFonts w:ascii="Arial" w:hAnsi="Arial"/>
-                <w:b/>
-              </w:rPr>
-              <w:t xml:space="preserve">Санитарная обработка средств измерений</w:t>
-            </w:r>
-          </w:p>
-        </w:tc>
-      </w:tr>
-      <w:tr>
-        <w:tc>
-          <w:tcPr>
             <w:tcW w:w="1809" w:type="dxa"/>
             <w:vMerge w:val="restart"/>
           </w:tcPr>
@@ -6762,12 +3631,15 @@
                 <w:sz w:val="14"/>
                 <w:rFonts w:ascii="Arial" w:hAnsi="Arial"/>
               </w:rPr>
-              <w:t xml:space="preserve">весы напольные</w:t>
+              <w:t xml:space="preserve">отопительные приборы</w:t>
             </w:r>
           </w:p>
           <w:p>
             <w:r/>
           </w:p>
+          <w:p>
+            <w:r/>
+          </w:p>
         </w:tc>
         <w:tc>
           <w:tcPr>
@@ -6779,7 +3651,7 @@
                 <w:sz w:val="14"/>
                 <w:rFonts w:ascii="Arial" w:hAnsi="Arial"/>
               </w:rPr>
-              <w:t xml:space="preserve">мойка</w:t>
+              <w:t xml:space="preserve">очистка (обеспыливание поверхностей)</w:t>
             </w:r>
           </w:p>
         </w:tc>
@@ -6809,11 +3681,13 @@
           <w:p>
             <w:r/>
           </w:p>
+          <w:p>
+            <w:r/>
+          </w:p>
         </w:tc>
         <w:tc>
           <w:tcPr>
             <w:tcW w:w="1417" w:type="dxa"/>
-            <w:shd w:val="clear" w:color="auto" w:fill="99CCFF"/>
           </w:tcPr>
           <w:p>
             <w:pPr>
@@ -6826,9 +3700,8 @@
               <w:rPr>
                 <w:sz w:val="14"/>
                 <w:rFonts w:ascii="Arial" w:hAnsi="Arial"/>
-                <w:b/>
-              </w:rPr>
-              <w:t xml:space="preserve">ХИМИТЕК ЧУДОДЕЙ®-ПОЛИПРОМ 190022</w:t>
+              </w:rPr>
+              <w:t xml:space="preserve">_____________</w:t>
             </w:r>
           </w:p>
         </w:tc>
@@ -6842,7 +3715,7 @@
                 <w:sz w:val="14"/>
                 <w:rFonts w:ascii="Arial" w:hAnsi="Arial"/>
               </w:rPr>
-              <w:t xml:space="preserve">ручной (протирание, обработка щеткой)</w:t>
+              <w:t xml:space="preserve">ручной (протирание)</w:t>
             </w:r>
           </w:p>
         </w:tc>
@@ -6859,17 +3732,7 @@
                 <w:sz w:val="14"/>
                 <w:rFonts w:ascii="Arial" w:hAnsi="Arial"/>
               </w:rPr>
-              <w:t xml:space="preserve">1,0 %</w:t>
-            </w:r>
-            <w:r>
-              <w:br/>
-            </w:r>
-            <w:r>
-              <w:rPr>
-                <w:rFonts w:ascii="Arial" w:hAnsi="Arial"/>
-                <w:sz w:val="14"/>
-              </w:rPr>
-              <w:t>ручное разведение</w:t>
+              <w:t xml:space="preserve">_____________</w:t>
             </w:r>
           </w:p>
         </w:tc>
@@ -6886,7 +3749,7 @@
                 <w:sz w:val="14"/>
                 <w:rFonts w:ascii="Arial" w:hAnsi="Arial"/>
               </w:rPr>
-              <w:t xml:space="preserve">не ниже 40°C</w:t>
+              <w:t xml:space="preserve">_____________</w:t>
             </w:r>
           </w:p>
         </w:tc>
@@ -6910,7 +3773,6 @@
         <w:tc>
           <w:tcPr>
             <w:tcW w:w="411" w:type="dxa"/>
-            <w:vMerge w:val="restart"/>
             <w:noWrap/>
             <w:tcMar>
               <w:left w:w="0" w:type="dxa"/>
@@ -6918,6 +3780,8 @@
             </w:tcMar>
             <w:textDirection w:val="btLr"/>
             <w:tcFitText/>
+            <w:vMerge w:val="restart"/>
+            <w:shd w:val="clear" w:color="auto" w:fill="99CCFF"/>
           </w:tcPr>
           <w:p>
             <w:pPr>
@@ -6934,17 +3798,19 @@
                 <w:rFonts w:ascii="Arial" w:hAnsi="Arial"/>
                 <w:b/>
               </w:rPr>
-              <w:t xml:space="preserve">промаркированный</w:t>
+              <w:t xml:space="preserve">синий</w:t>
             </w:r>
           </w:p>
           <w:p>
             <w:r/>
           </w:p>
+          <w:p>
+            <w:r/>
+          </w:p>
         </w:tc>
         <w:tc>
           <w:tcPr>
             <w:tcW w:w="1467" w:type="dxa"/>
-            <w:vMerge w:val="restart"/>
           </w:tcPr>
           <w:p>
             <w:pPr>
@@ -6955,11 +3821,8 @@
                 <w:sz w:val="14"/>
                 <w:rFonts w:ascii="Arial" w:hAnsi="Arial"/>
               </w:rPr>
-              <w:t xml:space="preserve">1 раз в смену</w:t>
-            </w:r>
-          </w:p>
-          <w:p>
-            <w:r/>
+              <w:t xml:space="preserve">1 раз в месяц</w:t>
+            </w:r>
           </w:p>
         </w:tc>
         <w:tc>
@@ -6973,8 +3836,11 @@
                 <w:sz w:val="14"/>
                 <w:rFonts w:ascii="Arial" w:hAnsi="Arial"/>
               </w:rPr>
-              <w:t xml:space="preserve">сотрудник производства</w:t>
-            </w:r>
+              <w:t xml:space="preserve">сотрудник внутреннего клининга</w:t>
+            </w:r>
+          </w:p>
+          <w:p>
+            <w:r/>
           </w:p>
           <w:p>
             <w:r/>
@@ -6991,8 +3857,11 @@
                 <w:sz w:val="14"/>
                 <w:rFonts w:ascii="Arial" w:hAnsi="Arial"/>
               </w:rPr>
-              <w:t xml:space="preserve">визуальный контроль, химический контроль, микробиологический контроль /сотрудник отдела качества</w:t>
-            </w:r>
+              <w:t xml:space="preserve">визуальный контроль/сотрудник отдела качества</w:t>
+            </w:r>
+          </w:p>
+          <w:p>
+            <w:r/>
           </w:p>
           <w:p>
             <w:r/>
@@ -7017,7 +3886,7 @@
                 <w:sz w:val="14"/>
                 <w:rFonts w:ascii="Arial" w:hAnsi="Arial"/>
               </w:rPr>
-              <w:t xml:space="preserve">дезинфекция</w:t>
+              <w:t xml:space="preserve">мойка</w:t>
             </w:r>
           </w:p>
         </w:tc>
@@ -7036,7 +3905,7 @@
         <w:tc>
           <w:tcPr>
             <w:tcW w:w="1417" w:type="dxa"/>
-            <w:shd w:val="clear" w:color="auto" w:fill="FFFFCC"/>
+            <w:shd w:val="clear" w:color="auto" w:fill="99CCFF"/>
           </w:tcPr>
           <w:p>
             <w:pPr>
@@ -7051,7 +3920,7 @@
                 <w:rFonts w:ascii="Arial" w:hAnsi="Arial"/>
                 <w:b/>
               </w:rPr>
-              <w:t xml:space="preserve">ХИМИТЕК ПОЛИДЕЗ-СУПЕР</w:t>
+              <w:t xml:space="preserve">ХИМИТЕК ЧУДОДЕЙ®-ПОЛИПРОМ 190022</w:t>
             </w:r>
           </w:p>
         </w:tc>
@@ -7065,7 +3934,7 @@
                 <w:sz w:val="14"/>
                 <w:rFonts w:ascii="Arial" w:hAnsi="Arial"/>
               </w:rPr>
-              <w:t xml:space="preserve">ручной (протирание)</w:t>
+              <w:t xml:space="preserve">ручной (протирание, обработка щеткой)</w:t>
             </w:r>
           </w:p>
         </w:tc>
@@ -7082,7 +3951,7 @@
                 <w:sz w:val="14"/>
                 <w:rFonts w:ascii="Arial" w:hAnsi="Arial"/>
               </w:rPr>
-              <w:t xml:space="preserve">0,02-0,05 %</w:t>
+              <w:t xml:space="preserve">1,0 %</w:t>
             </w:r>
             <w:r>
               <w:br/>
@@ -7092,7 +3961,7 @@
                 <w:rFonts w:ascii="Arial" w:hAnsi="Arial"/>
                 <w:sz w:val="14"/>
               </w:rPr>
-              <w:t>дозирующая система ProMax</w:t>
+              <w:t>ручное разведение</w:t>
             </w:r>
           </w:p>
         </w:tc>
@@ -7109,7 +3978,7 @@
                 <w:sz w:val="14"/>
                 <w:rFonts w:ascii="Arial" w:hAnsi="Arial"/>
               </w:rPr>
-              <w:t xml:space="preserve">18-20 °C</w:t>
+              <w:t xml:space="preserve">не ниже 40°C</w:t>
             </w:r>
           </w:p>
         </w:tc>
@@ -7126,14 +3995,13 @@
                 <w:sz w:val="14"/>
                 <w:rFonts w:ascii="Arial" w:hAnsi="Arial"/>
               </w:rPr>
-              <w:t xml:space="preserve">20 мин</w:t>
+              <w:t xml:space="preserve">_____________</w:t>
             </w:r>
           </w:p>
         </w:tc>
         <w:tc>
           <w:tcPr>
             <w:tcW w:w="411" w:type="dxa"/>
-            <w:vMerge/>
             <w:noWrap/>
             <w:tcMar>
               <w:left w:w="0" w:type="dxa"/>
@@ -7141,6 +4009,190 @@
             </w:tcMar>
             <w:textDirection w:val="btLr"/>
             <w:tcFitText/>
+            <w:vMerge/>
+            <w:shd w:val="clear" w:color="auto" w:fill="99CCFF"/>
+          </w:tcPr>
+          <w:p/>
+        </w:tc>
+        <w:tc>
+          <w:tcPr>
+            <w:tcW w:w="1467" w:type="dxa"/>
+            <w:vMerge w:val="restart"/>
+          </w:tcPr>
+          <w:p>
+            <w:pPr>
+              <w:jc w:val="center"/>
+            </w:pPr>
+            <w:r>
+              <w:rPr>
+                <w:sz w:val="14"/>
+                <w:rFonts w:ascii="Arial" w:hAnsi="Arial"/>
+              </w:rPr>
+              <w:t xml:space="preserve">1 раз в 6 месяцев</w:t>
+            </w:r>
+          </w:p>
+          <w:p>
+            <w:r/>
+          </w:p>
+        </w:tc>
+        <w:tc>
+          <w:tcPr>
+            <w:tcW w:w="1554" w:type="dxa"/>
+            <w:vMerge/>
+          </w:tcPr>
+          <w:p/>
+        </w:tc>
+        <w:tc>
+          <w:tcPr>
+            <w:tcW w:w="1586" w:type="dxa"/>
+            <w:vMerge/>
+          </w:tcPr>
+          <w:p/>
+        </w:tc>
+      </w:tr>
+      <w:tr>
+        <w:tc>
+          <w:tcPr>
+            <w:tcW w:w="1809" w:type="dxa"/>
+            <w:vMerge/>
+          </w:tcPr>
+          <w:p/>
+        </w:tc>
+        <w:tc>
+          <w:tcPr>
+            <w:tcW w:w="1134" w:type="dxa"/>
+          </w:tcPr>
+          <w:p>
+            <w:r>
+              <w:rPr>
+                <w:sz w:val="14"/>
+                <w:rFonts w:ascii="Arial" w:hAnsi="Arial"/>
+              </w:rPr>
+              <w:t xml:space="preserve">дезинфекция</w:t>
+            </w:r>
+          </w:p>
+        </w:tc>
+        <w:tc>
+          <w:tcPr>
+            <w:tcW w:w="426" w:type="dxa"/>
+            <w:vMerge/>
+            <w:tcMar>
+              <w:left w:w="0" w:type="dxa"/>
+              <w:right w:w="0" w:type="dxa"/>
+            </w:tcMar>
+            <w:textDirection w:val="btLr"/>
+          </w:tcPr>
+          <w:p/>
+        </w:tc>
+        <w:tc>
+          <w:tcPr>
+            <w:tcW w:w="1417" w:type="dxa"/>
+            <w:shd w:val="clear" w:color="auto" w:fill="FFFFCC"/>
+          </w:tcPr>
+          <w:p>
+            <w:pPr>
+              <w:rPr>
+                <w:b/>
+                <w:bCs/>
+              </w:rPr>
+            </w:pPr>
+            <w:r>
+              <w:rPr>
+                <w:sz w:val="14"/>
+                <w:rFonts w:ascii="Arial" w:hAnsi="Arial"/>
+                <w:b/>
+              </w:rPr>
+              <w:t xml:space="preserve">ХИМИТЕК ПОЛИДЕЗ-СУПЕР</w:t>
+            </w:r>
+          </w:p>
+        </w:tc>
+        <w:tc>
+          <w:tcPr>
+            <w:tcW w:w="1276" w:type="dxa"/>
+          </w:tcPr>
+          <w:p>
+            <w:r>
+              <w:rPr>
+                <w:sz w:val="14"/>
+                <w:rFonts w:ascii="Arial" w:hAnsi="Arial"/>
+              </w:rPr>
+              <w:t xml:space="preserve">ручной (протирание)</w:t>
+            </w:r>
+          </w:p>
+        </w:tc>
+        <w:tc>
+          <w:tcPr>
+            <w:tcW w:w="1990" w:type="dxa"/>
+          </w:tcPr>
+          <w:p>
+            <w:pPr>
+              <w:jc w:val="center"/>
+            </w:pPr>
+            <w:r>
+              <w:rPr>
+                <w:sz w:val="14"/>
+                <w:rFonts w:ascii="Arial" w:hAnsi="Arial"/>
+              </w:rPr>
+              <w:t xml:space="preserve">0,02-0,05 %</w:t>
+            </w:r>
+            <w:r>
+              <w:br/>
+            </w:r>
+            <w:r>
+              <w:rPr>
+                <w:rFonts w:ascii="Arial" w:hAnsi="Arial"/>
+                <w:sz w:val="14"/>
+              </w:rPr>
+              <w:t>дозирующая система ProMax</w:t>
+            </w:r>
+          </w:p>
+        </w:tc>
+        <w:tc>
+          <w:tcPr>
+            <w:tcW w:w="1248" w:type="dxa"/>
+          </w:tcPr>
+          <w:p>
+            <w:pPr>
+              <w:jc w:val="center"/>
+            </w:pPr>
+            <w:r>
+              <w:rPr>
+                <w:sz w:val="14"/>
+                <w:rFonts w:ascii="Arial" w:hAnsi="Arial"/>
+              </w:rPr>
+              <w:t xml:space="preserve">18-20 °C</w:t>
+            </w:r>
+          </w:p>
+        </w:tc>
+        <w:tc>
+          <w:tcPr>
+            <w:tcW w:w="1032" w:type="dxa"/>
+          </w:tcPr>
+          <w:p>
+            <w:pPr>
+              <w:jc w:val="center"/>
+            </w:pPr>
+            <w:r>
+              <w:rPr>
+                <w:sz w:val="14"/>
+                <w:rFonts w:ascii="Arial" w:hAnsi="Arial"/>
+              </w:rPr>
+              <w:t xml:space="preserve">20 мин</w:t>
+            </w:r>
+          </w:p>
+        </w:tc>
+        <w:tc>
+          <w:tcPr>
+            <w:tcW w:w="411" w:type="dxa"/>
+            <w:noWrap/>
+            <w:tcMar>
+              <w:left w:w="0" w:type="dxa"/>
+              <w:right w:w="0" w:type="dxa"/>
+            </w:tcMar>
+            <w:textDirection w:val="btLr"/>
+            <w:tcFitText/>
+            <w:vMerge/>
+            <w:shd w:val="clear" w:color="auto" w:fill="99CCFF"/>
           </w:tcPr>
           <w:p/>
         </w:tc>
@@ -7170,6 +4222,458 @@
         <w:tc>
           <w:tcPr>
             <w:tcW w:w="1809" w:type="dxa"/>
+          </w:tcPr>
+          <w:p>
+            <w:r>
+              <w:rPr>
+                <w:sz w:val="14"/>
+                <w:rFonts w:ascii="Arial" w:hAnsi="Arial"/>
+              </w:rPr>
+              <w:t xml:space="preserve">окна внешние</w:t>
+            </w:r>
+          </w:p>
+        </w:tc>
+        <w:tc>
+          <w:tcPr>
+            <w:tcW w:w="1134" w:type="dxa"/>
+          </w:tcPr>
+          <w:p>
+            <w:r>
+              <w:rPr>
+                <w:sz w:val="14"/>
+                <w:rFonts w:ascii="Arial" w:hAnsi="Arial"/>
+              </w:rPr>
+              <w:t xml:space="preserve">мойка</w:t>
+            </w:r>
+          </w:p>
+        </w:tc>
+        <w:tc>
+          <w:tcPr>
+            <w:tcW w:w="426" w:type="dxa"/>
+            <w:tcMar>
+              <w:left w:w="0" w:type="dxa"/>
+              <w:right w:w="0" w:type="dxa"/>
+            </w:tcMar>
+            <w:textDirection w:val="btLr"/>
+          </w:tcPr>
+          <w:p>
+            <w:pPr>
+              <w:ind w:left="113" w:right="113"/>
+              <w:jc w:val="center"/>
+            </w:pPr>
+            <w:r>
+              <w:rPr>
+                <w:sz w:val="14"/>
+                <w:rFonts w:ascii="Arial" w:hAnsi="Arial"/>
+              </w:rPr>
+              <w:t xml:space="preserve"/>
+            </w:r>
+          </w:p>
+        </w:tc>
+        <w:tc>
+          <w:tcPr>
+            <w:tcW w:w="1417" w:type="dxa"/>
+            <w:shd w:val="clear" w:color="auto" w:fill="99FF99"/>
+          </w:tcPr>
+          <w:p>
+            <w:pPr>
+              <w:rPr>
+                <w:b/>
+                <w:bCs/>
+              </w:rPr>
+            </w:pPr>
+            <w:r>
+              <w:rPr>
+                <w:sz w:val="14"/>
+                <w:rFonts w:ascii="Arial" w:hAnsi="Arial"/>
+                <w:b/>
+              </w:rPr>
+              <w:t xml:space="preserve">ХИМИТЕК ИЗУМРУД 310</w:t>
+            </w:r>
+          </w:p>
+        </w:tc>
+        <w:tc>
+          <w:tcPr>
+            <w:tcW w:w="1276" w:type="dxa"/>
+          </w:tcPr>
+          <w:p>
+            <w:r>
+              <w:rPr>
+                <w:sz w:val="14"/>
+                <w:rFonts w:ascii="Arial" w:hAnsi="Arial"/>
+              </w:rPr>
+              <w:t xml:space="preserve">ручной (протирание, обработка щеткой)</w:t>
+            </w:r>
+          </w:p>
+        </w:tc>
+        <w:tc>
+          <w:tcPr>
+            <w:tcW w:w="1990" w:type="dxa"/>
+          </w:tcPr>
+          <w:p>
+            <w:pPr>
+              <w:jc w:val="center"/>
+            </w:pPr>
+            <w:r>
+              <w:rPr>
+                <w:sz w:val="14"/>
+                <w:rFonts w:ascii="Arial" w:hAnsi="Arial"/>
+              </w:rPr>
+              <w:t xml:space="preserve">100 %</w:t>
+            </w:r>
+            <w:r>
+              <w:br/>
+            </w:r>
+            <w:r>
+              <w:rPr>
+                <w:rFonts w:ascii="Arial" w:hAnsi="Arial"/>
+                <w:sz w:val="14"/>
+              </w:rPr>
+              <w:t>готовая форма</w:t>
+            </w:r>
+          </w:p>
+        </w:tc>
+        <w:tc>
+          <w:tcPr>
+            <w:tcW w:w="1248" w:type="dxa"/>
+          </w:tcPr>
+          <w:p>
+            <w:pPr>
+              <w:jc w:val="center"/>
+            </w:pPr>
+            <w:r>
+              <w:rPr>
+                <w:sz w:val="14"/>
+                <w:rFonts w:ascii="Arial" w:hAnsi="Arial"/>
+              </w:rPr>
+              <w:t xml:space="preserve">_____________</w:t>
+            </w:r>
+          </w:p>
+        </w:tc>
+        <w:tc>
+          <w:tcPr>
+            <w:tcW w:w="1032" w:type="dxa"/>
+          </w:tcPr>
+          <w:p>
+            <w:pPr>
+              <w:jc w:val="center"/>
+            </w:pPr>
+            <w:r>
+              <w:rPr>
+                <w:sz w:val="14"/>
+                <w:rFonts w:ascii="Arial" w:hAnsi="Arial"/>
+              </w:rPr>
+              <w:t xml:space="preserve">_____________</w:t>
+            </w:r>
+          </w:p>
+        </w:tc>
+        <w:tc>
+          <w:tcPr>
+            <w:tcW w:w="411" w:type="dxa"/>
+            <w:noWrap/>
+            <w:tcMar>
+              <w:left w:w="0" w:type="dxa"/>
+              <w:right w:w="0" w:type="dxa"/>
+            </w:tcMar>
+            <w:textDirection w:val="btLr"/>
+            <w:tcFitText/>
+            <w:shd w:val="clear" w:color="auto" w:fill="99CCFF"/>
+          </w:tcPr>
+          <w:p>
+            <w:pPr>
+              <w:ind w:left="113" w:right="113"/>
+              <w:jc w:val="center"/>
+              <w:rPr>
+                <w:b/>
+                <w:bCs/>
+              </w:rPr>
+            </w:pPr>
+            <w:r>
+              <w:rPr>
+                <w:sz w:val="14"/>
+                <w:rFonts w:ascii="Arial" w:hAnsi="Arial"/>
+                <w:b/>
+              </w:rPr>
+              <w:t xml:space="preserve">синий</w:t>
+            </w:r>
+          </w:p>
+        </w:tc>
+        <w:tc>
+          <w:tcPr>
+            <w:tcW w:w="1467" w:type="dxa"/>
+          </w:tcPr>
+          <w:p>
+            <w:pPr>
+              <w:jc w:val="center"/>
+            </w:pPr>
+            <w:r>
+              <w:rPr>
+                <w:sz w:val="14"/>
+                <w:rFonts w:ascii="Arial" w:hAnsi="Arial"/>
+              </w:rPr>
+              <w:t xml:space="preserve">1 раз в неделю</w:t>
+            </w:r>
+          </w:p>
+        </w:tc>
+        <w:tc>
+          <w:tcPr>
+            <w:tcW w:w="1554" w:type="dxa"/>
+          </w:tcPr>
+          <w:p>
+            <w:r>
+              <w:rPr>
+                <w:sz w:val="14"/>
+                <w:rFonts w:ascii="Arial" w:hAnsi="Arial"/>
+              </w:rPr>
+              <w:t xml:space="preserve">сотрудник внутреннего клининга</w:t>
+            </w:r>
+          </w:p>
+        </w:tc>
+        <w:tc>
+          <w:tcPr>
+            <w:tcW w:w="1586" w:type="dxa"/>
+          </w:tcPr>
+          <w:p>
+            <w:r>
+              <w:rPr>
+                <w:sz w:val="14"/>
+                <w:rFonts w:ascii="Arial" w:hAnsi="Arial"/>
+              </w:rPr>
+              <w:t xml:space="preserve">визуальный контроль/сотрудник отдела качества</w:t>
+            </w:r>
+          </w:p>
+        </w:tc>
+      </w:tr>
+      <w:tr>
+        <w:tc>
+          <w:tcPr>
+            <w:tcW w:w="1809" w:type="dxa"/>
+          </w:tcPr>
+          <w:p>
+            <w:r>
+              <w:rPr>
+                <w:sz w:val="14"/>
+                <w:rFonts w:ascii="Arial" w:hAnsi="Arial"/>
+              </w:rPr>
+              <w:t xml:space="preserve">зеркала</w:t>
+            </w:r>
+          </w:p>
+        </w:tc>
+        <w:tc>
+          <w:tcPr>
+            <w:tcW w:w="1134" w:type="dxa"/>
+          </w:tcPr>
+          <w:p>
+            <w:r>
+              <w:rPr>
+                <w:sz w:val="14"/>
+                <w:rFonts w:ascii="Arial" w:hAnsi="Arial"/>
+              </w:rPr>
+              <w:t xml:space="preserve">мойка</w:t>
+            </w:r>
+          </w:p>
+        </w:tc>
+        <w:tc>
+          <w:tcPr>
+            <w:tcW w:w="426" w:type="dxa"/>
+            <w:tcMar>
+              <w:left w:w="0" w:type="dxa"/>
+              <w:right w:w="0" w:type="dxa"/>
+            </w:tcMar>
+            <w:textDirection w:val="btLr"/>
+          </w:tcPr>
+          <w:p>
+            <w:pPr>
+              <w:ind w:left="113" w:right="113"/>
+              <w:jc w:val="center"/>
+            </w:pPr>
+            <w:r>
+              <w:rPr>
+                <w:sz w:val="14"/>
+                <w:rFonts w:ascii="Arial" w:hAnsi="Arial"/>
+              </w:rPr>
+              <w:t xml:space="preserve"/>
+            </w:r>
+          </w:p>
+        </w:tc>
+        <w:tc>
+          <w:tcPr>
+            <w:tcW w:w="1417" w:type="dxa"/>
+            <w:shd w:val="clear" w:color="auto" w:fill="99FF99"/>
+          </w:tcPr>
+          <w:p>
+            <w:pPr>
+              <w:rPr>
+                <w:b/>
+                <w:bCs/>
+              </w:rPr>
+            </w:pPr>
+            <w:r>
+              <w:rPr>
+                <w:sz w:val="14"/>
+                <w:rFonts w:ascii="Arial" w:hAnsi="Arial"/>
+                <w:b/>
+              </w:rPr>
+              <w:t xml:space="preserve">ХИМИТЕК ИЗУМРУД 310</w:t>
+            </w:r>
+          </w:p>
+        </w:tc>
+        <w:tc>
+          <w:tcPr>
+            <w:tcW w:w="1276" w:type="dxa"/>
+          </w:tcPr>
+          <w:p>
+            <w:r>
+              <w:rPr>
+                <w:sz w:val="14"/>
+                <w:rFonts w:ascii="Arial" w:hAnsi="Arial"/>
+              </w:rPr>
+              <w:t xml:space="preserve">ручной (протирание, обработка щеткой)</w:t>
+            </w:r>
+          </w:p>
+        </w:tc>
+        <w:tc>
+          <w:tcPr>
+            <w:tcW w:w="1990" w:type="dxa"/>
+          </w:tcPr>
+          <w:p>
+            <w:pPr>
+              <w:jc w:val="center"/>
+            </w:pPr>
+            <w:r>
+              <w:rPr>
+                <w:sz w:val="14"/>
+                <w:rFonts w:ascii="Arial" w:hAnsi="Arial"/>
+              </w:rPr>
+              <w:t xml:space="preserve">100 %</w:t>
+            </w:r>
+            <w:r>
+              <w:br/>
+            </w:r>
+            <w:r>
+              <w:rPr>
+                <w:rFonts w:ascii="Arial" w:hAnsi="Arial"/>
+                <w:sz w:val="14"/>
+              </w:rPr>
+              <w:t>готовая форма</w:t>
+            </w:r>
+          </w:p>
+        </w:tc>
+        <w:tc>
+          <w:tcPr>
+            <w:tcW w:w="1248" w:type="dxa"/>
+          </w:tcPr>
+          <w:p>
+            <w:pPr>
+              <w:jc w:val="center"/>
+            </w:pPr>
+            <w:r>
+              <w:rPr>
+                <w:sz w:val="14"/>
+                <w:rFonts w:ascii="Arial" w:hAnsi="Arial"/>
+              </w:rPr>
+              <w:t xml:space="preserve">_____________</w:t>
+            </w:r>
+          </w:p>
+        </w:tc>
+        <w:tc>
+          <w:tcPr>
+            <w:tcW w:w="1032" w:type="dxa"/>
+          </w:tcPr>
+          <w:p>
+            <w:pPr>
+              <w:jc w:val="center"/>
+            </w:pPr>
+            <w:r>
+              <w:rPr>
+                <w:sz w:val="14"/>
+                <w:rFonts w:ascii="Arial" w:hAnsi="Arial"/>
+              </w:rPr>
+              <w:t xml:space="preserve">_____________</w:t>
+            </w:r>
+          </w:p>
+        </w:tc>
+        <w:tc>
+          <w:tcPr>
+            <w:tcW w:w="411" w:type="dxa"/>
+            <w:noWrap/>
+            <w:tcMar>
+              <w:left w:w="0" w:type="dxa"/>
+              <w:right w:w="0" w:type="dxa"/>
+            </w:tcMar>
+            <w:textDirection w:val="btLr"/>
+            <w:tcFitText/>
+            <w:shd w:val="clear" w:color="auto" w:fill="99CCFF"/>
+          </w:tcPr>
+          <w:p>
+            <w:pPr>
+              <w:ind w:left="113" w:right="113"/>
+              <w:jc w:val="center"/>
+              <w:rPr>
+                <w:b/>
+                <w:bCs/>
+              </w:rPr>
+            </w:pPr>
+            <w:r>
+              <w:rPr>
+                <w:sz w:val="14"/>
+                <w:rFonts w:ascii="Arial" w:hAnsi="Arial"/>
+                <w:b/>
+              </w:rPr>
+              <w:t xml:space="preserve">синий</w:t>
+            </w:r>
+          </w:p>
+        </w:tc>
+        <w:tc>
+          <w:tcPr>
+            <w:tcW w:w="1467" w:type="dxa"/>
+          </w:tcPr>
+          <w:p>
+            <w:pPr>
+              <w:jc w:val="center"/>
+            </w:pPr>
+            <w:r>
+              <w:rPr>
+                <w:sz w:val="14"/>
+                <w:rFonts w:ascii="Arial" w:hAnsi="Arial"/>
+              </w:rPr>
+              <w:t xml:space="preserve">1 раз в неделю</w:t>
+            </w:r>
+          </w:p>
+        </w:tc>
+        <w:tc>
+          <w:tcPr>
+            <w:tcW w:w="1554" w:type="dxa"/>
+          </w:tcPr>
+          <w:p>
+            <w:r>
+              <w:rPr>
+                <w:sz w:val="14"/>
+                <w:rFonts w:ascii="Arial" w:hAnsi="Arial"/>
+              </w:rPr>
+              <w:t xml:space="preserve">сотрудник внутреннего клининга</w:t>
+            </w:r>
+          </w:p>
+        </w:tc>
+        <w:tc>
+          <w:tcPr>
+            <w:tcW w:w="1586" w:type="dxa"/>
+          </w:tcPr>
+          <w:p>
+            <w:r>
+              <w:rPr>
+                <w:sz w:val="14"/>
+                <w:rFonts w:ascii="Arial" w:hAnsi="Arial"/>
+              </w:rPr>
+              <w:t xml:space="preserve">визуальный контроль/сотрудник отдела качества</w:t>
+            </w:r>
+          </w:p>
+        </w:tc>
+      </w:tr>
+      <w:tr>
+        <w:tc>
+          <w:tcPr>
+            <w:tcW w:w="1809" w:type="dxa"/>
             <w:vMerge w:val="restart"/>
           </w:tcPr>
           <w:p>
@@ -7178,11 +4682,8 @@
                 <w:sz w:val="14"/>
                 <w:rFonts w:ascii="Arial" w:hAnsi="Arial"/>
               </w:rPr>
-              <w:t xml:space="preserve">весы настольные</w:t>
-            </w:r>
-          </w:p>
-          <w:p>
-            <w:r/>
+              <w:t xml:space="preserve">вешалки, обувницы, скамейки</w:t>
+            </w:r>
           </w:p>
           <w:p>
             <w:r/>
@@ -7228,9 +4729,6 @@
           <w:p>
             <w:r/>
           </w:p>
-          <w:p>
-            <w:r/>
-          </w:p>
         </w:tc>
         <w:tc>
           <w:tcPr>
@@ -7332,7 +4830,6 @@
         <w:tc>
           <w:tcPr>
             <w:tcW w:w="411" w:type="dxa"/>
-            <w:vMerge w:val="restart"/>
             <w:noWrap/>
             <w:tcMar>
               <w:left w:w="0" w:type="dxa"/>
@@ -7340,6 +4837,8 @@
             </w:tcMar>
             <w:textDirection w:val="btLr"/>
             <w:tcFitText/>
+            <w:vMerge w:val="restart"/>
+            <w:shd w:val="clear" w:color="auto" w:fill="99CCFF"/>
           </w:tcPr>
           <w:p>
             <w:pPr>
@@ -7356,11 +4855,8 @@
                 <w:rFonts w:ascii="Arial" w:hAnsi="Arial"/>
                 <w:b/>
               </w:rPr>
-              <w:t xml:space="preserve">промаркированный</w:t>
-            </w:r>
-          </w:p>
-          <w:p>
-            <w:r/>
+              <w:t xml:space="preserve">синий</w:t>
+            </w:r>
           </w:p>
           <w:p>
             <w:r/>
@@ -7380,7 +4876,7 @@
                 <w:sz w:val="14"/>
                 <w:rFonts w:ascii="Arial" w:hAnsi="Arial"/>
               </w:rPr>
-              <w:t xml:space="preserve">1 раз в смену</w:t>
+              <w:t xml:space="preserve">1 раз в неделю</w:t>
             </w:r>
           </w:p>
           <w:p>
@@ -7398,11 +4894,8 @@
                 <w:sz w:val="14"/>
                 <w:rFonts w:ascii="Arial" w:hAnsi="Arial"/>
               </w:rPr>
-              <w:t xml:space="preserve">сотрудник производства</w:t>
-            </w:r>
-          </w:p>
-          <w:p>
-            <w:r/>
+              <w:t xml:space="preserve">сотрудник внутреннего клининга</w:t>
+            </w:r>
           </w:p>
           <w:p>
             <w:r/>
@@ -7419,11 +4912,8 @@
                 <w:sz w:val="14"/>
                 <w:rFonts w:ascii="Arial" w:hAnsi="Arial"/>
               </w:rPr>
-              <w:t xml:space="preserve">визуальный контроль, химический контроль, микробиологический контроль /сотрудник отдела качества</w:t>
-            </w:r>
-          </w:p>
-          <w:p>
-            <w:r/>
+              <w:t xml:space="preserve">визуальный контроль/сотрудник отдела качества</w:t>
+            </w:r>
           </w:p>
           <w:p>
             <w:r/>
@@ -7564,7 +5054,6 @@
         <w:tc>
           <w:tcPr>
             <w:tcW w:w="411" w:type="dxa"/>
-            <w:vMerge/>
             <w:noWrap/>
             <w:tcMar>
               <w:left w:w="0" w:type="dxa"/>
@@ -7572,6 +5061,8 @@
             </w:tcMar>
             <w:textDirection w:val="btLr"/>
             <w:tcFitText/>
+            <w:vMerge/>
+            <w:shd w:val="clear" w:color="auto" w:fill="99CCFF"/>
           </w:tcPr>
           <w:p/>
         </w:tc>
@@ -7595,6 +5086,256 @@
             <w:vMerge/>
           </w:tcPr>
           <w:p/>
+        </w:tc>
+      </w:tr>
+      <w:tr>
+        <w:tc>
+          <w:tcPr>
+            <w:tcW w:w="1809" w:type="dxa"/>
+            <w:vMerge w:val="restart"/>
+          </w:tcPr>
+          <w:p>
+            <w:r>
+              <w:rPr>
+                <w:sz w:val="14"/>
+                <w:rFonts w:ascii="Arial" w:hAnsi="Arial"/>
+              </w:rPr>
+              <w:t xml:space="preserve">шкафы</w:t>
+            </w:r>
+          </w:p>
+          <w:p>
+            <w:r/>
+          </w:p>
+        </w:tc>
+        <w:tc>
+          <w:tcPr>
+            <w:tcW w:w="1134" w:type="dxa"/>
+          </w:tcPr>
+          <w:p>
+            <w:r>
+              <w:rPr>
+                <w:sz w:val="14"/>
+                <w:rFonts w:ascii="Arial" w:hAnsi="Arial"/>
+              </w:rPr>
+              <w:t xml:space="preserve">мойка</w:t>
+            </w:r>
+          </w:p>
+        </w:tc>
+        <w:tc>
+          <w:tcPr>
+            <w:tcW w:w="426" w:type="dxa"/>
+            <w:vMerge w:val="restart"/>
+            <w:tcMar>
+              <w:left w:w="0" w:type="dxa"/>
+              <w:right w:w="0" w:type="dxa"/>
+            </w:tcMar>
+            <w:textDirection w:val="btLr"/>
+          </w:tcPr>
+          <w:p>
+            <w:pPr>
+              <w:ind w:left="113" w:right="113"/>
+              <w:jc w:val="center"/>
+            </w:pPr>
+            <w:r>
+              <w:rPr>
+                <w:sz w:val="14"/>
+                <w:rFonts w:ascii="Arial" w:hAnsi="Arial"/>
+              </w:rPr>
+              <w:t xml:space="preserve"/>
+            </w:r>
+          </w:p>
+          <w:p>
+            <w:r/>
+          </w:p>
+        </w:tc>
+        <w:tc>
+          <w:tcPr>
+            <w:tcW w:w="1417" w:type="dxa"/>
+            <w:shd w:val="clear" w:color="auto" w:fill="99CCFF"/>
+          </w:tcPr>
+          <w:p>
+            <w:pPr>
+              <w:rPr>
+                <w:b/>
+                <w:bCs/>
+              </w:rPr>
+            </w:pPr>
+            <w:r>
+              <w:rPr>
+                <w:sz w:val="14"/>
+                <w:rFonts w:ascii="Arial" w:hAnsi="Arial"/>
+                <w:b/>
+              </w:rPr>
+              <w:t xml:space="preserve">ХИМИТЕК ЧУДОДЕЙ®-ПОЛИПРОМ 190022</w:t>
+            </w:r>
+          </w:p>
+        </w:tc>
+        <w:tc>
+          <w:tcPr>
+            <w:tcW w:w="1276" w:type="dxa"/>
+          </w:tcPr>
+          <w:p>
+            <w:r>
+              <w:rPr>
+                <w:sz w:val="14"/>
+                <w:rFonts w:ascii="Arial" w:hAnsi="Arial"/>
+              </w:rPr>
+              <w:t xml:space="preserve">ручной (протирание, обработка щеткой)</w:t>
+            </w:r>
+          </w:p>
+        </w:tc>
+        <w:tc>
+          <w:tcPr>
+            <w:tcW w:w="1990" w:type="dxa"/>
+          </w:tcPr>
+          <w:p>
+            <w:pPr>
+              <w:jc w:val="center"/>
+            </w:pPr>
+            <w:r>
+              <w:rPr>
+                <w:sz w:val="14"/>
+                <w:rFonts w:ascii="Arial" w:hAnsi="Arial"/>
+              </w:rPr>
+              <w:t xml:space="preserve">1,0 %</w:t>
+            </w:r>
+            <w:r>
+              <w:br/>
+            </w:r>
+            <w:r>
+              <w:rPr>
+                <w:rFonts w:ascii="Arial" w:hAnsi="Arial"/>
+                <w:sz w:val="14"/>
+              </w:rPr>
+              <w:t>ручное разведение</w:t>
+            </w:r>
+          </w:p>
+        </w:tc>
+        <w:tc>
+          <w:tcPr>
+            <w:tcW w:w="1248" w:type="dxa"/>
+          </w:tcPr>
+          <w:p>
+            <w:pPr>
+              <w:jc w:val="center"/>
+            </w:pPr>
+            <w:r>
+              <w:rPr>
+                <w:sz w:val="14"/>
+                <w:rFonts w:ascii="Arial" w:hAnsi="Arial"/>
+              </w:rPr>
+              <w:t xml:space="preserve">18-20 °C</w:t>
+            </w:r>
+          </w:p>
+        </w:tc>
+        <w:tc>
+          <w:tcPr>
+            <w:tcW w:w="1032" w:type="dxa"/>
+          </w:tcPr>
+          <w:p>
+            <w:pPr>
+              <w:jc w:val="center"/>
+            </w:pPr>
+            <w:r>
+              <w:rPr>
+                <w:sz w:val="14"/>
+                <w:rFonts w:ascii="Arial" w:hAnsi="Arial"/>
+              </w:rPr>
+              <w:t xml:space="preserve">_____________</w:t>
+            </w:r>
+          </w:p>
+        </w:tc>
+        <w:tc>
+          <w:tcPr>
+            <w:tcW w:w="411" w:type="dxa"/>
+            <w:noWrap/>
+            <w:tcMar>
+              <w:left w:w="0" w:type="dxa"/>
+              <w:right w:w="0" w:type="dxa"/>
+            </w:tcMar>
+            <w:textDirection w:val="btLr"/>
+            <w:tcFitText/>
+            <w:vMerge w:val="restart"/>
+            <w:shd w:val="clear" w:color="auto" w:fill="99CCFF"/>
+          </w:tcPr>
+          <w:p>
+            <w:pPr>
+              <w:ind w:left="113" w:right="113"/>
+              <w:jc w:val="center"/>
+              <w:rPr>
+                <w:b/>
+                <w:bCs/>
+              </w:rPr>
+            </w:pPr>
+            <w:r>
+              <w:rPr>
+                <w:sz w:val="14"/>
+                <w:rFonts w:ascii="Arial" w:hAnsi="Arial"/>
+                <w:b/>
+              </w:rPr>
+              <w:t xml:space="preserve">синий</w:t>
+            </w:r>
+          </w:p>
+          <w:p>
+            <w:r/>
+          </w:p>
+        </w:tc>
+        <w:tc>
+          <w:tcPr>
+            <w:tcW w:w="1467" w:type="dxa"/>
+            <w:vMerge w:val="restart"/>
+          </w:tcPr>
+          <w:p>
+            <w:pPr>
+              <w:jc w:val="center"/>
+            </w:pPr>
+            <w:r>
+              <w:rPr>
+                <w:sz w:val="14"/>
+                <w:rFonts w:ascii="Arial" w:hAnsi="Arial"/>
+              </w:rPr>
+              <w:t xml:space="preserve">1 раз в неделю</w:t>
+            </w:r>
+          </w:p>
+          <w:p>
+            <w:r/>
+          </w:p>
+        </w:tc>
+        <w:tc>
+          <w:tcPr>
+            <w:tcW w:w="1554" w:type="dxa"/>
+            <w:vMerge w:val="restart"/>
+          </w:tcPr>
+          <w:p>
+            <w:r>
+              <w:rPr>
+                <w:sz w:val="14"/>
+                <w:rFonts w:ascii="Arial" w:hAnsi="Arial"/>
+              </w:rPr>
+              <w:t xml:space="preserve">сотрудник внутреннего клининга</w:t>
+            </w:r>
+          </w:p>
+          <w:p>
+            <w:r/>
+          </w:p>
+        </w:tc>
+        <w:tc>
+          <w:tcPr>
+            <w:tcW w:w="1586" w:type="dxa"/>
+            <w:vMerge w:val="restart"/>
+          </w:tcPr>
+          <w:p>
+            <w:r>
+              <w:rPr>
+                <w:sz w:val="14"/>
+                <w:rFonts w:ascii="Arial" w:hAnsi="Arial"/>
+              </w:rPr>
+              <w:t xml:space="preserve">визуальный контроль/сотрудник отдела качества</w:t>
+            </w:r>
+          </w:p>
+          <w:p>
+            <w:r/>
+          </w:p>
         </w:tc>
       </w:tr>
       <w:tr>
@@ -7731,7 +5472,6 @@
         <w:tc>
           <w:tcPr>
             <w:tcW w:w="411" w:type="dxa"/>
-            <w:vMerge/>
             <w:noWrap/>
             <w:tcMar>
               <w:left w:w="0" w:type="dxa"/>
@@ -7739,25 +5479,17 @@
             </w:tcMar>
             <w:textDirection w:val="btLr"/>
             <w:tcFitText/>
+            <w:vMerge/>
+            <w:shd w:val="clear" w:color="auto" w:fill="99CCFF"/>
           </w:tcPr>
           <w:p/>
         </w:tc>
         <w:tc>
           <w:tcPr>
             <w:tcW w:w="1467" w:type="dxa"/>
-          </w:tcPr>
-          <w:p>
-            <w:pPr>
-              <w:jc w:val="center"/>
-            </w:pPr>
-            <w:r>
-              <w:rPr>
-                <w:sz w:val="14"/>
-                <w:rFonts w:ascii="Arial" w:hAnsi="Arial"/>
-              </w:rPr>
-              <w:t xml:space="preserve">при простое &gt; 30 минут</w:t>
-            </w:r>
-          </w:p>
+            <w:vMerge/>
+          </w:tcPr>
+          <w:p/>
         </w:tc>
         <w:tc>
           <w:tcPr>
@@ -7777,25 +5509,6 @@
       <w:tr>
         <w:tc>
           <w:tcPr>
-            <w:tcW w:w="15350" w:type="dxa"/>
-            <w:gridSpan w:val="12"/>
-            <w:shd w:val="clear" w:color="auto" w:fill="D2D2D2"/>
-          </w:tcPr>
-          <w:p>
-            <w:r>
-              <w:rPr>
-                <w:sz w:val="14"/>
-                <w:rFonts w:ascii="Arial" w:hAnsi="Arial"/>
-                <w:b/>
-              </w:rPr>
-              <w:t xml:space="preserve">Санитарная обработка рабочих поверхностей</w:t>
-            </w:r>
-          </w:p>
-        </w:tc>
-      </w:tr>
-      <w:tr>
-        <w:tc>
-          <w:tcPr>
             <w:tcW w:w="1809" w:type="dxa"/>
             <w:vMerge w:val="restart"/>
           </w:tcPr>
@@ -7805,11 +5518,8 @@
                 <w:sz w:val="14"/>
                 <w:rFonts w:ascii="Arial" w:hAnsi="Arial"/>
               </w:rPr>
-              <w:t xml:space="preserve">производственные столы из нержавеющий стали</w:t>
-            </w:r>
-          </w:p>
-          <w:p>
-            <w:r/>
+              <w:t xml:space="preserve">мусорные корзины</w:t>
+            </w:r>
           </w:p>
           <w:p>
             <w:r/>
@@ -7855,9 +5565,6 @@
           <w:p>
             <w:r/>
           </w:p>
-          <w:p>
-            <w:r/>
-          </w:p>
         </w:tc>
         <w:tc>
           <w:tcPr>
@@ -7935,7 +5642,7 @@
                 <w:sz w:val="14"/>
                 <w:rFonts w:ascii="Arial" w:hAnsi="Arial"/>
               </w:rPr>
-              <w:t xml:space="preserve">не ниже 40°C</w:t>
+              <w:t xml:space="preserve">18-20 °C</w:t>
             </w:r>
           </w:p>
         </w:tc>
@@ -7959,7 +5666,6 @@
         <w:tc>
           <w:tcPr>
             <w:tcW w:w="411" w:type="dxa"/>
-            <w:vMerge w:val="restart"/>
             <w:noWrap/>
             <w:tcMar>
               <w:left w:w="0" w:type="dxa"/>
@@ -7967,6 +5673,8 @@
             </w:tcMar>
             <w:textDirection w:val="btLr"/>
             <w:tcFitText/>
+            <w:vMerge w:val="restart"/>
+            <w:shd w:val="clear" w:color="auto" w:fill="99CCFF"/>
           </w:tcPr>
           <w:p>
             <w:pPr>
@@ -7983,11 +5691,8 @@
                 <w:rFonts w:ascii="Arial" w:hAnsi="Arial"/>
                 <w:b/>
               </w:rPr>
-              <w:t xml:space="preserve">промаркированный</w:t>
-            </w:r>
-          </w:p>
-          <w:p>
-            <w:r/>
+              <w:t xml:space="preserve">синий</w:t>
+            </w:r>
           </w:p>
           <w:p>
             <w:r/>
@@ -8007,7 +5712,7 @@
                 <w:sz w:val="14"/>
                 <w:rFonts w:ascii="Arial" w:hAnsi="Arial"/>
               </w:rPr>
-              <w:t xml:space="preserve">1 раз в смену, при смене операций</w:t>
+              <w:t xml:space="preserve">1 раз в неделю</w:t>
             </w:r>
           </w:p>
           <w:p>
@@ -8025,11 +5730,8 @@
                 <w:sz w:val="14"/>
                 <w:rFonts w:ascii="Arial" w:hAnsi="Arial"/>
               </w:rPr>
-              <w:t xml:space="preserve">сотрудник производства</w:t>
-            </w:r>
-          </w:p>
-          <w:p>
-            <w:r/>
+              <w:t xml:space="preserve">сотрудник внутреннего клининга</w:t>
+            </w:r>
           </w:p>
           <w:p>
             <w:r/>
@@ -8046,11 +5748,8 @@
                 <w:sz w:val="14"/>
                 <w:rFonts w:ascii="Arial" w:hAnsi="Arial"/>
               </w:rPr>
-              <w:t xml:space="preserve">визуальный контроль, химический контроль, микробиологический контроль /сотрудник отдела качества</w:t>
-            </w:r>
-          </w:p>
-          <w:p>
-            <w:r/>
+              <w:t xml:space="preserve">визуальный контроль/сотрудник отдела качества</w:t>
+            </w:r>
           </w:p>
           <w:p>
             <w:r/>
@@ -8191,7 +5890,6 @@
         <w:tc>
           <w:tcPr>
             <w:tcW w:w="411" w:type="dxa"/>
-            <w:vMerge/>
             <w:noWrap/>
             <w:tcMar>
               <w:left w:w="0" w:type="dxa"/>
@@ -8199,6 +5897,8 @@
             </w:tcMar>
             <w:textDirection w:val="btLr"/>
             <w:tcFitText/>
+            <w:vMerge/>
+            <w:shd w:val="clear" w:color="auto" w:fill="99CCFF"/>
           </w:tcPr>
           <w:p/>
         </w:tc>
@@ -8222,6 +5922,256 @@
             <w:vMerge/>
           </w:tcPr>
           <w:p/>
+        </w:tc>
+      </w:tr>
+      <w:tr>
+        <w:tc>
+          <w:tcPr>
+            <w:tcW w:w="1809" w:type="dxa"/>
+            <w:vMerge w:val="restart"/>
+          </w:tcPr>
+          <w:p>
+            <w:r>
+              <w:rPr>
+                <w:sz w:val="14"/>
+                <w:rFonts w:ascii="Arial" w:hAnsi="Arial"/>
+              </w:rPr>
+              <w:t xml:space="preserve">контейнеры для отходов</w:t>
+            </w:r>
+          </w:p>
+          <w:p>
+            <w:r/>
+          </w:p>
+        </w:tc>
+        <w:tc>
+          <w:tcPr>
+            <w:tcW w:w="1134" w:type="dxa"/>
+          </w:tcPr>
+          <w:p>
+            <w:r>
+              <w:rPr>
+                <w:sz w:val="14"/>
+                <w:rFonts w:ascii="Arial" w:hAnsi="Arial"/>
+              </w:rPr>
+              <w:t xml:space="preserve">мойка</w:t>
+            </w:r>
+          </w:p>
+        </w:tc>
+        <w:tc>
+          <w:tcPr>
+            <w:tcW w:w="426" w:type="dxa"/>
+            <w:vMerge w:val="restart"/>
+            <w:tcMar>
+              <w:left w:w="0" w:type="dxa"/>
+              <w:right w:w="0" w:type="dxa"/>
+            </w:tcMar>
+            <w:textDirection w:val="btLr"/>
+          </w:tcPr>
+          <w:p>
+            <w:pPr>
+              <w:ind w:left="113" w:right="113"/>
+              <w:jc w:val="center"/>
+            </w:pPr>
+            <w:r>
+              <w:rPr>
+                <w:sz w:val="14"/>
+                <w:rFonts w:ascii="Arial" w:hAnsi="Arial"/>
+              </w:rPr>
+              <w:t xml:space="preserve"/>
+            </w:r>
+          </w:p>
+          <w:p>
+            <w:r/>
+          </w:p>
+        </w:tc>
+        <w:tc>
+          <w:tcPr>
+            <w:tcW w:w="1417" w:type="dxa"/>
+            <w:shd w:val="clear" w:color="auto" w:fill="99CCFF"/>
+          </w:tcPr>
+          <w:p>
+            <w:pPr>
+              <w:rPr>
+                <w:b/>
+                <w:bCs/>
+              </w:rPr>
+            </w:pPr>
+            <w:r>
+              <w:rPr>
+                <w:sz w:val="14"/>
+                <w:rFonts w:ascii="Arial" w:hAnsi="Arial"/>
+                <w:b/>
+              </w:rPr>
+              <w:t xml:space="preserve">ХИМИТЕК ЧУДОДЕЙ®-ПОЛИПРОМ 190022</w:t>
+            </w:r>
+          </w:p>
+        </w:tc>
+        <w:tc>
+          <w:tcPr>
+            <w:tcW w:w="1276" w:type="dxa"/>
+          </w:tcPr>
+          <w:p>
+            <w:r>
+              <w:rPr>
+                <w:sz w:val="14"/>
+                <w:rFonts w:ascii="Arial" w:hAnsi="Arial"/>
+              </w:rPr>
+              <w:t xml:space="preserve">ручной (протирание, обработка щеткой)</w:t>
+            </w:r>
+          </w:p>
+        </w:tc>
+        <w:tc>
+          <w:tcPr>
+            <w:tcW w:w="1990" w:type="dxa"/>
+          </w:tcPr>
+          <w:p>
+            <w:pPr>
+              <w:jc w:val="center"/>
+            </w:pPr>
+            <w:r>
+              <w:rPr>
+                <w:sz w:val="14"/>
+                <w:rFonts w:ascii="Arial" w:hAnsi="Arial"/>
+              </w:rPr>
+              <w:t xml:space="preserve">1,0 %</w:t>
+            </w:r>
+            <w:r>
+              <w:br/>
+            </w:r>
+            <w:r>
+              <w:rPr>
+                <w:rFonts w:ascii="Arial" w:hAnsi="Arial"/>
+                <w:sz w:val="14"/>
+              </w:rPr>
+              <w:t>ручное разведение</w:t>
+            </w:r>
+          </w:p>
+        </w:tc>
+        <w:tc>
+          <w:tcPr>
+            <w:tcW w:w="1248" w:type="dxa"/>
+          </w:tcPr>
+          <w:p>
+            <w:pPr>
+              <w:jc w:val="center"/>
+            </w:pPr>
+            <w:r>
+              <w:rPr>
+                <w:sz w:val="14"/>
+                <w:rFonts w:ascii="Arial" w:hAnsi="Arial"/>
+              </w:rPr>
+              <w:t xml:space="preserve">18-20 °C</w:t>
+            </w:r>
+          </w:p>
+        </w:tc>
+        <w:tc>
+          <w:tcPr>
+            <w:tcW w:w="1032" w:type="dxa"/>
+          </w:tcPr>
+          <w:p>
+            <w:pPr>
+              <w:jc w:val="center"/>
+            </w:pPr>
+            <w:r>
+              <w:rPr>
+                <w:sz w:val="14"/>
+                <w:rFonts w:ascii="Arial" w:hAnsi="Arial"/>
+              </w:rPr>
+              <w:t xml:space="preserve">_____________</w:t>
+            </w:r>
+          </w:p>
+        </w:tc>
+        <w:tc>
+          <w:tcPr>
+            <w:tcW w:w="411" w:type="dxa"/>
+            <w:noWrap/>
+            <w:tcMar>
+              <w:left w:w="0" w:type="dxa"/>
+              <w:right w:w="0" w:type="dxa"/>
+            </w:tcMar>
+            <w:textDirection w:val="btLr"/>
+            <w:tcFitText/>
+            <w:vMerge w:val="restart"/>
+            <w:shd w:val="clear" w:color="auto" w:fill="99CCFF"/>
+          </w:tcPr>
+          <w:p>
+            <w:pPr>
+              <w:ind w:left="113" w:right="113"/>
+              <w:jc w:val="center"/>
+              <w:rPr>
+                <w:b/>
+                <w:bCs/>
+              </w:rPr>
+            </w:pPr>
+            <w:r>
+              <w:rPr>
+                <w:sz w:val="14"/>
+                <w:rFonts w:ascii="Arial" w:hAnsi="Arial"/>
+                <w:b/>
+              </w:rPr>
+              <w:t xml:space="preserve">синий</w:t>
+            </w:r>
+          </w:p>
+          <w:p>
+            <w:r/>
+          </w:p>
+        </w:tc>
+        <w:tc>
+          <w:tcPr>
+            <w:tcW w:w="1467" w:type="dxa"/>
+            <w:vMerge w:val="restart"/>
+          </w:tcPr>
+          <w:p>
+            <w:pPr>
+              <w:jc w:val="center"/>
+            </w:pPr>
+            <w:r>
+              <w:rPr>
+                <w:sz w:val="14"/>
+                <w:rFonts w:ascii="Arial" w:hAnsi="Arial"/>
+              </w:rPr>
+              <w:t xml:space="preserve">после каждого удаления отходов</w:t>
+            </w:r>
+          </w:p>
+          <w:p>
+            <w:r/>
+          </w:p>
+        </w:tc>
+        <w:tc>
+          <w:tcPr>
+            <w:tcW w:w="1554" w:type="dxa"/>
+            <w:vMerge w:val="restart"/>
+          </w:tcPr>
+          <w:p>
+            <w:r>
+              <w:rPr>
+                <w:sz w:val="14"/>
+                <w:rFonts w:ascii="Arial" w:hAnsi="Arial"/>
+              </w:rPr>
+              <w:t xml:space="preserve">сотрудник внутреннего клининга</w:t>
+            </w:r>
+          </w:p>
+          <w:p>
+            <w:r/>
+          </w:p>
+        </w:tc>
+        <w:tc>
+          <w:tcPr>
+            <w:tcW w:w="1586" w:type="dxa"/>
+            <w:vMerge w:val="restart"/>
+          </w:tcPr>
+          <w:p>
+            <w:r>
+              <w:rPr>
+                <w:sz w:val="14"/>
+                <w:rFonts w:ascii="Arial" w:hAnsi="Arial"/>
+              </w:rPr>
+              <w:t xml:space="preserve">визуальный контроль/сотрудник отдела качества</w:t>
+            </w:r>
+          </w:p>
+          <w:p>
+            <w:r/>
+          </w:p>
         </w:tc>
       </w:tr>
       <w:tr>
@@ -8358,7 +6308,6 @@
         <w:tc>
           <w:tcPr>
             <w:tcW w:w="411" w:type="dxa"/>
-            <w:vMerge/>
             <w:noWrap/>
             <w:tcMar>
               <w:left w:w="0" w:type="dxa"/>
@@ -8366,25 +6315,17 @@
             </w:tcMar>
             <w:textDirection w:val="btLr"/>
             <w:tcFitText/>
+            <w:vMerge/>
+            <w:shd w:val="clear" w:color="auto" w:fill="99CCFF"/>
           </w:tcPr>
           <w:p/>
         </w:tc>
         <w:tc>
           <w:tcPr>
             <w:tcW w:w="1467" w:type="dxa"/>
-          </w:tcPr>
-          <w:p>
-            <w:pPr>
-              <w:jc w:val="center"/>
-            </w:pPr>
-            <w:r>
-              <w:rPr>
-                <w:sz w:val="14"/>
-                <w:rFonts w:ascii="Arial" w:hAnsi="Arial"/>
-              </w:rPr>
-              <w:t xml:space="preserve">при простое &gt; 30 минут</w:t>
-            </w:r>
-          </w:p>
+            <w:vMerge/>
+          </w:tcPr>
+          <w:p/>
         </w:tc>
         <w:tc>
           <w:tcPr>
@@ -8404,25 +6345,6 @@
       <w:tr>
         <w:tc>
           <w:tcPr>
-            <w:tcW w:w="15350" w:type="dxa"/>
-            <w:gridSpan w:val="12"/>
-            <w:shd w:val="clear" w:color="auto" w:fill="D2D2D2"/>
-          </w:tcPr>
-          <w:p>
-            <w:r>
-              <w:rPr>
-                <w:sz w:val="14"/>
-                <w:rFonts w:ascii="Arial" w:hAnsi="Arial"/>
-                <w:b/>
-              </w:rPr>
-              <w:t xml:space="preserve">Санитарная обработка технологического оборудования</w:t>
-            </w:r>
-          </w:p>
-        </w:tc>
-      </w:tr>
-      <w:tr>
-        <w:tc>
-          <w:tcPr>
             <w:tcW w:w="1809" w:type="dxa"/>
             <w:vMerge w:val="restart"/>
           </w:tcPr>
@@ -8432,11 +6354,8 @@
                 <w:sz w:val="14"/>
                 <w:rFonts w:ascii="Arial" w:hAnsi="Arial"/>
               </w:rPr>
-              <w:t xml:space="preserve">просеиватели для муки, просеиватели для сахара</w:t>
-            </w:r>
-          </w:p>
-          <w:p>
-            <w:r/>
+              <w:t xml:space="preserve">пол</w:t>
+            </w:r>
           </w:p>
           <w:p>
             <w:r/>
@@ -8482,14 +6401,11 @@
           <w:p>
             <w:r/>
           </w:p>
-          <w:p>
-            <w:r/>
-          </w:p>
         </w:tc>
         <w:tc>
           <w:tcPr>
             <w:tcW w:w="1417" w:type="dxa"/>
-            <w:shd w:val="clear" w:color="auto" w:fill="99CCFF"/>
+            <w:shd w:val="clear" w:color="auto" w:fill="FFCCCC"/>
           </w:tcPr>
           <w:p>
             <w:pPr>
@@ -8504,7 +6420,7 @@
                 <w:rFonts w:ascii="Arial" w:hAnsi="Arial"/>
                 <w:b/>
               </w:rPr>
-              <w:t xml:space="preserve">ХИМИТЕК ЧУДОДЕЙ®-ПОЛИПРОМ 190022</w:t>
+              <w:t xml:space="preserve">ХИМИТЕК ПОЛИКОР</w:t>
             </w:r>
           </w:p>
         </w:tc>
@@ -8535,7 +6451,7 @@
                 <w:sz w:val="14"/>
                 <w:rFonts w:ascii="Arial" w:hAnsi="Arial"/>
               </w:rPr>
-              <w:t xml:space="preserve">1,0 %</w:t>
+              <w:t xml:space="preserve">100 %</w:t>
             </w:r>
             <w:r>
               <w:br/>
@@ -8545,7 +6461,7 @@
                 <w:rFonts w:ascii="Arial" w:hAnsi="Arial"/>
                 <w:sz w:val="14"/>
               </w:rPr>
-              <w:t>ручное разведение</w:t>
+              <w:t>локтевой дозатор</w:t>
             </w:r>
           </w:p>
         </w:tc>
@@ -8562,7 +6478,7 @@
                 <w:sz w:val="14"/>
                 <w:rFonts w:ascii="Arial" w:hAnsi="Arial"/>
               </w:rPr>
-              <w:t xml:space="preserve">не ниже 40°C</w:t>
+              <w:t xml:space="preserve">не ниже 40 °C</w:t>
             </w:r>
           </w:p>
         </w:tc>
@@ -8586,7 +6502,6 @@
         <w:tc>
           <w:tcPr>
             <w:tcW w:w="411" w:type="dxa"/>
-            <w:vMerge w:val="restart"/>
             <w:noWrap/>
             <w:tcMar>
               <w:left w:w="0" w:type="dxa"/>
@@ -8594,6 +6509,8 @@
             </w:tcMar>
             <w:textDirection w:val="btLr"/>
             <w:tcFitText/>
+            <w:vMerge w:val="restart"/>
+            <w:shd w:val="clear" w:color="auto" w:fill="99CCFF"/>
           </w:tcPr>
           <w:p>
             <w:pPr>
@@ -8610,11 +6527,8 @@
                 <w:rFonts w:ascii="Arial" w:hAnsi="Arial"/>
                 <w:b/>
               </w:rPr>
-              <w:t xml:space="preserve">промаркированный</w:t>
-            </w:r>
-          </w:p>
-          <w:p>
-            <w:r/>
+              <w:t xml:space="preserve">синий</w:t>
+            </w:r>
           </w:p>
           <w:p>
             <w:r/>
@@ -8634,7 +6548,7 @@
                 <w:sz w:val="14"/>
                 <w:rFonts w:ascii="Arial" w:hAnsi="Arial"/>
               </w:rPr>
-              <w:t xml:space="preserve">1 раз в смену, при смене сырьевых компонентов</w:t>
+              <w:t xml:space="preserve">2 раза в смену</w:t>
             </w:r>
           </w:p>
           <w:p>
@@ -8652,11 +6566,8 @@
                 <w:sz w:val="14"/>
                 <w:rFonts w:ascii="Arial" w:hAnsi="Arial"/>
               </w:rPr>
-              <w:t xml:space="preserve">сотрудник производства</w:t>
-            </w:r>
-          </w:p>
-          <w:p>
-            <w:r/>
+              <w:t xml:space="preserve">сотрудник внутреннего клининга</w:t>
+            </w:r>
           </w:p>
           <w:p>
             <w:r/>
@@ -8673,11 +6584,8 @@
                 <w:sz w:val="14"/>
                 <w:rFonts w:ascii="Arial" w:hAnsi="Arial"/>
               </w:rPr>
-              <w:t xml:space="preserve">визуальный контроль, химический контроль, микробиологический контроль /сотрудник отдела качества</w:t>
-            </w:r>
-          </w:p>
-          <w:p>
-            <w:r/>
+              <w:t xml:space="preserve">визуальный контроль/сотрудник отдела качества</w:t>
+            </w:r>
           </w:p>
           <w:p>
             <w:r/>
@@ -8818,7 +6726,6 @@
         <w:tc>
           <w:tcPr>
             <w:tcW w:w="411" w:type="dxa"/>
-            <w:vMerge/>
             <w:noWrap/>
             <w:tcMar>
               <w:left w:w="0" w:type="dxa"/>
@@ -8826,6 +6733,8 @@
             </w:tcMar>
             <w:textDirection w:val="btLr"/>
             <w:tcFitText/>
+            <w:vMerge/>
+            <w:shd w:val="clear" w:color="auto" w:fill="99CCFF"/>
           </w:tcPr>
           <w:p/>
         </w:tc>
@@ -8849,6 +6758,275 @@
             <w:vMerge/>
           </w:tcPr>
           <w:p/>
+        </w:tc>
+      </w:tr>
+      <w:tr>
+        <w:tc>
+          <w:tcPr>
+            <w:tcW w:w="15350" w:type="dxa"/>
+            <w:gridSpan w:val="12"/>
+            <w:shd w:val="clear" w:color="auto" w:fill="D2D2D2"/>
+          </w:tcPr>
+          <w:p>
+            <w:r>
+              <w:rPr>
+                <w:sz w:val="14"/>
+                <w:rFonts w:ascii="Arial" w:hAnsi="Arial"/>
+                <w:b/>
+              </w:rPr>
+              <w:t xml:space="preserve">Санитарная обработка средств измерений</w:t>
+            </w:r>
+          </w:p>
+        </w:tc>
+      </w:tr>
+      <w:tr>
+        <w:tc>
+          <w:tcPr>
+            <w:tcW w:w="1809" w:type="dxa"/>
+            <w:vMerge w:val="restart"/>
+          </w:tcPr>
+          <w:p>
+            <w:r>
+              <w:rPr>
+                <w:sz w:val="14"/>
+                <w:rFonts w:ascii="Arial" w:hAnsi="Arial"/>
+              </w:rPr>
+              <w:t xml:space="preserve">весы напольные</w:t>
+            </w:r>
+          </w:p>
+          <w:p>
+            <w:r/>
+          </w:p>
+        </w:tc>
+        <w:tc>
+          <w:tcPr>
+            <w:tcW w:w="1134" w:type="dxa"/>
+          </w:tcPr>
+          <w:p>
+            <w:r>
+              <w:rPr>
+                <w:sz w:val="14"/>
+                <w:rFonts w:ascii="Arial" w:hAnsi="Arial"/>
+              </w:rPr>
+              <w:t xml:space="preserve">мойка</w:t>
+            </w:r>
+          </w:p>
+        </w:tc>
+        <w:tc>
+          <w:tcPr>
+            <w:tcW w:w="426" w:type="dxa"/>
+            <w:vMerge w:val="restart"/>
+            <w:tcMar>
+              <w:left w:w="0" w:type="dxa"/>
+              <w:right w:w="0" w:type="dxa"/>
+            </w:tcMar>
+            <w:textDirection w:val="btLr"/>
+          </w:tcPr>
+          <w:p>
+            <w:pPr>
+              <w:ind w:left="113" w:right="113"/>
+              <w:jc w:val="center"/>
+            </w:pPr>
+            <w:r>
+              <w:rPr>
+                <w:sz w:val="14"/>
+                <w:rFonts w:ascii="Arial" w:hAnsi="Arial"/>
+              </w:rPr>
+              <w:t xml:space="preserve"/>
+            </w:r>
+          </w:p>
+          <w:p>
+            <w:r/>
+          </w:p>
+        </w:tc>
+        <w:tc>
+          <w:tcPr>
+            <w:tcW w:w="1417" w:type="dxa"/>
+            <w:shd w:val="clear" w:color="auto" w:fill="99CCFF"/>
+          </w:tcPr>
+          <w:p>
+            <w:pPr>
+              <w:rPr>
+                <w:b/>
+                <w:bCs/>
+              </w:rPr>
+            </w:pPr>
+            <w:r>
+              <w:rPr>
+                <w:sz w:val="14"/>
+                <w:rFonts w:ascii="Arial" w:hAnsi="Arial"/>
+                <w:b/>
+              </w:rPr>
+              <w:t xml:space="preserve">ХИМИТЕК ЧУДОДЕЙ®-ПОЛИПРОМ 190022</w:t>
+            </w:r>
+          </w:p>
+        </w:tc>
+        <w:tc>
+          <w:tcPr>
+            <w:tcW w:w="1276" w:type="dxa"/>
+          </w:tcPr>
+          <w:p>
+            <w:r>
+              <w:rPr>
+                <w:sz w:val="14"/>
+                <w:rFonts w:ascii="Arial" w:hAnsi="Arial"/>
+              </w:rPr>
+              <w:t xml:space="preserve">ручной (протирание, обработка щеткой)</w:t>
+            </w:r>
+          </w:p>
+        </w:tc>
+        <w:tc>
+          <w:tcPr>
+            <w:tcW w:w="1990" w:type="dxa"/>
+          </w:tcPr>
+          <w:p>
+            <w:pPr>
+              <w:jc w:val="center"/>
+            </w:pPr>
+            <w:r>
+              <w:rPr>
+                <w:sz w:val="14"/>
+                <w:rFonts w:ascii="Arial" w:hAnsi="Arial"/>
+              </w:rPr>
+              <w:t xml:space="preserve">1,0 %</w:t>
+            </w:r>
+            <w:r>
+              <w:br/>
+            </w:r>
+            <w:r>
+              <w:rPr>
+                <w:rFonts w:ascii="Arial" w:hAnsi="Arial"/>
+                <w:sz w:val="14"/>
+              </w:rPr>
+              <w:t>ручное разведение</w:t>
+            </w:r>
+          </w:p>
+        </w:tc>
+        <w:tc>
+          <w:tcPr>
+            <w:tcW w:w="1248" w:type="dxa"/>
+          </w:tcPr>
+          <w:p>
+            <w:pPr>
+              <w:jc w:val="center"/>
+            </w:pPr>
+            <w:r>
+              <w:rPr>
+                <w:sz w:val="14"/>
+                <w:rFonts w:ascii="Arial" w:hAnsi="Arial"/>
+              </w:rPr>
+              <w:t xml:space="preserve">не ниже 40°C</w:t>
+            </w:r>
+          </w:p>
+        </w:tc>
+        <w:tc>
+          <w:tcPr>
+            <w:tcW w:w="1032" w:type="dxa"/>
+          </w:tcPr>
+          <w:p>
+            <w:pPr>
+              <w:jc w:val="center"/>
+            </w:pPr>
+            <w:r>
+              <w:rPr>
+                <w:sz w:val="14"/>
+                <w:rFonts w:ascii="Arial" w:hAnsi="Arial"/>
+              </w:rPr>
+              <w:t xml:space="preserve">_____________</w:t>
+            </w:r>
+          </w:p>
+        </w:tc>
+        <w:tc>
+          <w:tcPr>
+            <w:tcW w:w="411" w:type="dxa"/>
+            <w:noWrap/>
+            <w:tcMar>
+              <w:left w:w="0" w:type="dxa"/>
+              <w:right w:w="0" w:type="dxa"/>
+            </w:tcMar>
+            <w:textDirection w:val="btLr"/>
+            <w:tcFitText/>
+            <w:vMerge w:val="restart"/>
+            <w:shd w:val="clear" w:color="auto" w:fill="99CCFF"/>
+          </w:tcPr>
+          <w:p>
+            <w:pPr>
+              <w:ind w:left="113" w:right="113"/>
+              <w:jc w:val="center"/>
+              <w:rPr>
+                <w:b/>
+                <w:bCs/>
+              </w:rPr>
+            </w:pPr>
+            <w:r>
+              <w:rPr>
+                <w:sz w:val="14"/>
+                <w:rFonts w:ascii="Arial" w:hAnsi="Arial"/>
+                <w:b/>
+              </w:rPr>
+              <w:t xml:space="preserve">синий</w:t>
+            </w:r>
+          </w:p>
+          <w:p>
+            <w:r/>
+          </w:p>
+        </w:tc>
+        <w:tc>
+          <w:tcPr>
+            <w:tcW w:w="1467" w:type="dxa"/>
+            <w:vMerge w:val="restart"/>
+          </w:tcPr>
+          <w:p>
+            <w:pPr>
+              <w:jc w:val="center"/>
+            </w:pPr>
+            <w:r>
+              <w:rPr>
+                <w:sz w:val="14"/>
+                <w:rFonts w:ascii="Arial" w:hAnsi="Arial"/>
+              </w:rPr>
+              <w:t xml:space="preserve">1 раз в смену</w:t>
+            </w:r>
+          </w:p>
+          <w:p>
+            <w:r/>
+          </w:p>
+        </w:tc>
+        <w:tc>
+          <w:tcPr>
+            <w:tcW w:w="1554" w:type="dxa"/>
+            <w:vMerge w:val="restart"/>
+          </w:tcPr>
+          <w:p>
+            <w:r>
+              <w:rPr>
+                <w:sz w:val="14"/>
+                <w:rFonts w:ascii="Arial" w:hAnsi="Arial"/>
+              </w:rPr>
+              <w:t xml:space="preserve">сотрудник производства</w:t>
+            </w:r>
+          </w:p>
+          <w:p>
+            <w:r/>
+          </w:p>
+        </w:tc>
+        <w:tc>
+          <w:tcPr>
+            <w:tcW w:w="1586" w:type="dxa"/>
+            <w:vMerge w:val="restart"/>
+          </w:tcPr>
+          <w:p>
+            <w:r>
+              <w:rPr>
+                <w:sz w:val="14"/>
+                <w:rFonts w:ascii="Arial" w:hAnsi="Arial"/>
+              </w:rPr>
+              <w:t xml:space="preserve">визуальный контроль, химический контроль, микробиологический контроль /сотрудник отдела качества</w:t>
+            </w:r>
+          </w:p>
+          <w:p>
+            <w:r/>
+          </w:p>
         </w:tc>
       </w:tr>
       <w:tr>
@@ -8985,7 +7163,6 @@
         <w:tc>
           <w:tcPr>
             <w:tcW w:w="411" w:type="dxa"/>
-            <w:vMerge/>
             <w:noWrap/>
             <w:tcMar>
               <w:left w:w="0" w:type="dxa"/>
@@ -8993,25 +7170,17 @@
             </w:tcMar>
             <w:textDirection w:val="btLr"/>
             <w:tcFitText/>
+            <w:vMerge/>
+            <w:shd w:val="clear" w:color="auto" w:fill="99CCFF"/>
           </w:tcPr>
           <w:p/>
         </w:tc>
         <w:tc>
           <w:tcPr>
             <w:tcW w:w="1467" w:type="dxa"/>
-          </w:tcPr>
-          <w:p>
-            <w:pPr>
-              <w:jc w:val="center"/>
-            </w:pPr>
-            <w:r>
-              <w:rPr>
-                <w:sz w:val="14"/>
-                <w:rFonts w:ascii="Arial" w:hAnsi="Arial"/>
-              </w:rPr>
-              <w:t xml:space="preserve">при простое &gt; 6 часов</w:t>
-            </w:r>
-          </w:p>
+            <w:vMerge/>
+          </w:tcPr>
+          <w:p/>
         </w:tc>
         <w:tc>
           <w:tcPr>
@@ -9040,7 +7209,7 @@
                 <w:sz w:val="14"/>
                 <w:rFonts w:ascii="Arial" w:hAnsi="Arial"/>
               </w:rPr>
-              <w:t xml:space="preserve">тестоделители, тестомесы, тестоокруглители, тестораскатки</w:t>
+              <w:t xml:space="preserve">весы настольные</w:t>
             </w:r>
           </w:p>
           <w:p>
@@ -9194,7 +7363,6 @@
         <w:tc>
           <w:tcPr>
             <w:tcW w:w="411" w:type="dxa"/>
-            <w:vMerge w:val="restart"/>
             <w:noWrap/>
             <w:tcMar>
               <w:left w:w="0" w:type="dxa"/>
@@ -9202,6 +7370,8 @@
             </w:tcMar>
             <w:textDirection w:val="btLr"/>
             <w:tcFitText/>
+            <w:vMerge w:val="restart"/>
+            <w:shd w:val="clear" w:color="auto" w:fill="99CCFF"/>
           </w:tcPr>
           <w:p>
             <w:pPr>
@@ -9218,7 +7388,7 @@
                 <w:rFonts w:ascii="Arial" w:hAnsi="Arial"/>
                 <w:b/>
               </w:rPr>
-              <w:t xml:space="preserve">промаркированный</w:t>
+              <w:t xml:space="preserve">синий</w:t>
             </w:r>
           </w:p>
           <w:p>
@@ -9242,7 +7412,7 @@
                 <w:sz w:val="14"/>
                 <w:rFonts w:ascii="Arial" w:hAnsi="Arial"/>
               </w:rPr>
-              <w:t xml:space="preserve">1 раз в смену, при смене тестовой заготовки</w:t>
+              <w:t xml:space="preserve">1 раз в смену</w:t>
             </w:r>
           </w:p>
           <w:p>
@@ -9426,7 +7596,6 @@
         <w:tc>
           <w:tcPr>
             <w:tcW w:w="411" w:type="dxa"/>
-            <w:vMerge/>
             <w:noWrap/>
             <w:tcMar>
               <w:left w:w="0" w:type="dxa"/>
@@ -9434,6 +7603,8 @@
             </w:tcMar>
             <w:textDirection w:val="btLr"/>
             <w:tcFitText/>
+            <w:vMerge/>
+            <w:shd w:val="clear" w:color="auto" w:fill="99CCFF"/>
           </w:tcPr>
           <w:p/>
         </w:tc>
@@ -9593,7 +7764,6 @@
         <w:tc>
           <w:tcPr>
             <w:tcW w:w="411" w:type="dxa"/>
-            <w:vMerge/>
             <w:noWrap/>
             <w:tcMar>
               <w:left w:w="0" w:type="dxa"/>
@@ -9601,6 +7771,1879 @@
             </w:tcMar>
             <w:textDirection w:val="btLr"/>
             <w:tcFitText/>
+            <w:vMerge/>
+            <w:shd w:val="clear" w:color="auto" w:fill="99CCFF"/>
+          </w:tcPr>
+          <w:p/>
+        </w:tc>
+        <w:tc>
+          <w:tcPr>
+            <w:tcW w:w="1467" w:type="dxa"/>
+          </w:tcPr>
+          <w:p>
+            <w:pPr>
+              <w:jc w:val="center"/>
+            </w:pPr>
+            <w:r>
+              <w:rPr>
+                <w:sz w:val="14"/>
+                <w:rFonts w:ascii="Arial" w:hAnsi="Arial"/>
+              </w:rPr>
+              <w:t xml:space="preserve">при простое &gt; 30 минут</w:t>
+            </w:r>
+          </w:p>
+        </w:tc>
+        <w:tc>
+          <w:tcPr>
+            <w:tcW w:w="1554" w:type="dxa"/>
+            <w:vMerge/>
+          </w:tcPr>
+          <w:p/>
+        </w:tc>
+        <w:tc>
+          <w:tcPr>
+            <w:tcW w:w="1586" w:type="dxa"/>
+            <w:vMerge/>
+          </w:tcPr>
+          <w:p/>
+        </w:tc>
+      </w:tr>
+      <w:tr>
+        <w:tc>
+          <w:tcPr>
+            <w:tcW w:w="15350" w:type="dxa"/>
+            <w:gridSpan w:val="12"/>
+            <w:shd w:val="clear" w:color="auto" w:fill="D2D2D2"/>
+          </w:tcPr>
+          <w:p>
+            <w:r>
+              <w:rPr>
+                <w:sz w:val="14"/>
+                <w:rFonts w:ascii="Arial" w:hAnsi="Arial"/>
+                <w:b/>
+              </w:rPr>
+              <w:t xml:space="preserve">Санитарная обработка рабочих поверхностей</w:t>
+            </w:r>
+          </w:p>
+        </w:tc>
+      </w:tr>
+      <w:tr>
+        <w:tc>
+          <w:tcPr>
+            <w:tcW w:w="1809" w:type="dxa"/>
+            <w:vMerge w:val="restart"/>
+          </w:tcPr>
+          <w:p>
+            <w:r>
+              <w:rPr>
+                <w:sz w:val="14"/>
+                <w:rFonts w:ascii="Arial" w:hAnsi="Arial"/>
+              </w:rPr>
+              <w:t xml:space="preserve">производственные столы из нержавеющий стали</w:t>
+            </w:r>
+          </w:p>
+          <w:p>
+            <w:r/>
+          </w:p>
+          <w:p>
+            <w:r/>
+          </w:p>
+        </w:tc>
+        <w:tc>
+          <w:tcPr>
+            <w:tcW w:w="1134" w:type="dxa"/>
+          </w:tcPr>
+          <w:p>
+            <w:r>
+              <w:rPr>
+                <w:sz w:val="14"/>
+                <w:rFonts w:ascii="Arial" w:hAnsi="Arial"/>
+              </w:rPr>
+              <w:t xml:space="preserve">мойка</w:t>
+            </w:r>
+          </w:p>
+        </w:tc>
+        <w:tc>
+          <w:tcPr>
+            <w:tcW w:w="426" w:type="dxa"/>
+            <w:vMerge w:val="restart"/>
+            <w:tcMar>
+              <w:left w:w="0" w:type="dxa"/>
+              <w:right w:w="0" w:type="dxa"/>
+            </w:tcMar>
+            <w:textDirection w:val="btLr"/>
+          </w:tcPr>
+          <w:p>
+            <w:pPr>
+              <w:ind w:left="113" w:right="113"/>
+              <w:jc w:val="center"/>
+            </w:pPr>
+            <w:r>
+              <w:rPr>
+                <w:sz w:val="14"/>
+                <w:rFonts w:ascii="Arial" w:hAnsi="Arial"/>
+              </w:rPr>
+              <w:t xml:space="preserve"/>
+            </w:r>
+          </w:p>
+          <w:p>
+            <w:r/>
+          </w:p>
+          <w:p>
+            <w:r/>
+          </w:p>
+        </w:tc>
+        <w:tc>
+          <w:tcPr>
+            <w:tcW w:w="1417" w:type="dxa"/>
+            <w:shd w:val="clear" w:color="auto" w:fill="99CCFF"/>
+          </w:tcPr>
+          <w:p>
+            <w:pPr>
+              <w:rPr>
+                <w:b/>
+                <w:bCs/>
+              </w:rPr>
+            </w:pPr>
+            <w:r>
+              <w:rPr>
+                <w:sz w:val="14"/>
+                <w:rFonts w:ascii="Arial" w:hAnsi="Arial"/>
+                <w:b/>
+              </w:rPr>
+              <w:t xml:space="preserve">ХИМИТЕК ЧУДОДЕЙ®-ПОЛИПРОМ 190022</w:t>
+            </w:r>
+          </w:p>
+        </w:tc>
+        <w:tc>
+          <w:tcPr>
+            <w:tcW w:w="1276" w:type="dxa"/>
+          </w:tcPr>
+          <w:p>
+            <w:r>
+              <w:rPr>
+                <w:sz w:val="14"/>
+                <w:rFonts w:ascii="Arial" w:hAnsi="Arial"/>
+              </w:rPr>
+              <w:t xml:space="preserve">ручной (протирание, обработка щеткой)</w:t>
+            </w:r>
+          </w:p>
+        </w:tc>
+        <w:tc>
+          <w:tcPr>
+            <w:tcW w:w="1990" w:type="dxa"/>
+          </w:tcPr>
+          <w:p>
+            <w:pPr>
+              <w:jc w:val="center"/>
+            </w:pPr>
+            <w:r>
+              <w:rPr>
+                <w:sz w:val="14"/>
+                <w:rFonts w:ascii="Arial" w:hAnsi="Arial"/>
+              </w:rPr>
+              <w:t xml:space="preserve">1,0 %</w:t>
+            </w:r>
+            <w:r>
+              <w:br/>
+            </w:r>
+            <w:r>
+              <w:rPr>
+                <w:rFonts w:ascii="Arial" w:hAnsi="Arial"/>
+                <w:sz w:val="14"/>
+              </w:rPr>
+              <w:t>ручное разведение</w:t>
+            </w:r>
+          </w:p>
+        </w:tc>
+        <w:tc>
+          <w:tcPr>
+            <w:tcW w:w="1248" w:type="dxa"/>
+          </w:tcPr>
+          <w:p>
+            <w:pPr>
+              <w:jc w:val="center"/>
+            </w:pPr>
+            <w:r>
+              <w:rPr>
+                <w:sz w:val="14"/>
+                <w:rFonts w:ascii="Arial" w:hAnsi="Arial"/>
+              </w:rPr>
+              <w:t xml:space="preserve">не ниже 40°C</w:t>
+            </w:r>
+          </w:p>
+        </w:tc>
+        <w:tc>
+          <w:tcPr>
+            <w:tcW w:w="1032" w:type="dxa"/>
+          </w:tcPr>
+          <w:p>
+            <w:pPr>
+              <w:jc w:val="center"/>
+            </w:pPr>
+            <w:r>
+              <w:rPr>
+                <w:sz w:val="14"/>
+                <w:rFonts w:ascii="Arial" w:hAnsi="Arial"/>
+              </w:rPr>
+              <w:t xml:space="preserve">_____________</w:t>
+            </w:r>
+          </w:p>
+        </w:tc>
+        <w:tc>
+          <w:tcPr>
+            <w:tcW w:w="411" w:type="dxa"/>
+            <w:noWrap/>
+            <w:tcMar>
+              <w:left w:w="0" w:type="dxa"/>
+              <w:right w:w="0" w:type="dxa"/>
+            </w:tcMar>
+            <w:textDirection w:val="btLr"/>
+            <w:tcFitText/>
+            <w:vMerge w:val="restart"/>
+            <w:shd w:val="clear" w:color="auto" w:fill="99CCFF"/>
+          </w:tcPr>
+          <w:p>
+            <w:pPr>
+              <w:ind w:left="113" w:right="113"/>
+              <w:jc w:val="center"/>
+              <w:rPr>
+                <w:b/>
+                <w:bCs/>
+              </w:rPr>
+            </w:pPr>
+            <w:r>
+              <w:rPr>
+                <w:sz w:val="14"/>
+                <w:rFonts w:ascii="Arial" w:hAnsi="Arial"/>
+                <w:b/>
+              </w:rPr>
+              <w:t xml:space="preserve">синий</w:t>
+            </w:r>
+          </w:p>
+          <w:p>
+            <w:r/>
+          </w:p>
+          <w:p>
+            <w:r/>
+          </w:p>
+        </w:tc>
+        <w:tc>
+          <w:tcPr>
+            <w:tcW w:w="1467" w:type="dxa"/>
+            <w:vMerge w:val="restart"/>
+          </w:tcPr>
+          <w:p>
+            <w:pPr>
+              <w:jc w:val="center"/>
+            </w:pPr>
+            <w:r>
+              <w:rPr>
+                <w:sz w:val="14"/>
+                <w:rFonts w:ascii="Arial" w:hAnsi="Arial"/>
+              </w:rPr>
+              <w:t xml:space="preserve">1 раз в смену, при смене операций</w:t>
+            </w:r>
+          </w:p>
+          <w:p>
+            <w:r/>
+          </w:p>
+        </w:tc>
+        <w:tc>
+          <w:tcPr>
+            <w:tcW w:w="1554" w:type="dxa"/>
+            <w:vMerge w:val="restart"/>
+          </w:tcPr>
+          <w:p>
+            <w:r>
+              <w:rPr>
+                <w:sz w:val="14"/>
+                <w:rFonts w:ascii="Arial" w:hAnsi="Arial"/>
+              </w:rPr>
+              <w:t xml:space="preserve">сотрудник производства</w:t>
+            </w:r>
+          </w:p>
+          <w:p>
+            <w:r/>
+          </w:p>
+          <w:p>
+            <w:r/>
+          </w:p>
+        </w:tc>
+        <w:tc>
+          <w:tcPr>
+            <w:tcW w:w="1586" w:type="dxa"/>
+            <w:vMerge w:val="restart"/>
+          </w:tcPr>
+          <w:p>
+            <w:r>
+              <w:rPr>
+                <w:sz w:val="14"/>
+                <w:rFonts w:ascii="Arial" w:hAnsi="Arial"/>
+              </w:rPr>
+              <w:t xml:space="preserve">визуальный контроль, химический контроль, микробиологический контроль /сотрудник отдела качества</w:t>
+            </w:r>
+          </w:p>
+          <w:p>
+            <w:r/>
+          </w:p>
+          <w:p>
+            <w:r/>
+          </w:p>
+        </w:tc>
+      </w:tr>
+      <w:tr>
+        <w:tc>
+          <w:tcPr>
+            <w:tcW w:w="1809" w:type="dxa"/>
+            <w:vMerge/>
+          </w:tcPr>
+          <w:p/>
+        </w:tc>
+        <w:tc>
+          <w:tcPr>
+            <w:tcW w:w="1134" w:type="dxa"/>
+          </w:tcPr>
+          <w:p>
+            <w:r>
+              <w:rPr>
+                <w:sz w:val="14"/>
+                <w:rFonts w:ascii="Arial" w:hAnsi="Arial"/>
+              </w:rPr>
+              <w:t xml:space="preserve">дезинфекция</w:t>
+            </w:r>
+          </w:p>
+        </w:tc>
+        <w:tc>
+          <w:tcPr>
+            <w:tcW w:w="426" w:type="dxa"/>
+            <w:vMerge/>
+            <w:tcMar>
+              <w:left w:w="0" w:type="dxa"/>
+              <w:right w:w="0" w:type="dxa"/>
+            </w:tcMar>
+            <w:textDirection w:val="btLr"/>
+          </w:tcPr>
+          <w:p/>
+        </w:tc>
+        <w:tc>
+          <w:tcPr>
+            <w:tcW w:w="1417" w:type="dxa"/>
+            <w:shd w:val="clear" w:color="auto" w:fill="FFFFCC"/>
+          </w:tcPr>
+          <w:p>
+            <w:pPr>
+              <w:rPr>
+                <w:b/>
+                <w:bCs/>
+              </w:rPr>
+            </w:pPr>
+            <w:r>
+              <w:rPr>
+                <w:sz w:val="14"/>
+                <w:rFonts w:ascii="Arial" w:hAnsi="Arial"/>
+                <w:b/>
+              </w:rPr>
+              <w:t xml:space="preserve">ХИМИТЕК ПОЛИДЕЗ-СУПЕР</w:t>
+            </w:r>
+          </w:p>
+        </w:tc>
+        <w:tc>
+          <w:tcPr>
+            <w:tcW w:w="1276" w:type="dxa"/>
+          </w:tcPr>
+          <w:p>
+            <w:r>
+              <w:rPr>
+                <w:sz w:val="14"/>
+                <w:rFonts w:ascii="Arial" w:hAnsi="Arial"/>
+              </w:rPr>
+              <w:t xml:space="preserve">ручной (протирание)</w:t>
+            </w:r>
+          </w:p>
+        </w:tc>
+        <w:tc>
+          <w:tcPr>
+            <w:tcW w:w="1990" w:type="dxa"/>
+          </w:tcPr>
+          <w:p>
+            <w:pPr>
+              <w:jc w:val="center"/>
+            </w:pPr>
+            <w:r>
+              <w:rPr>
+                <w:sz w:val="14"/>
+                <w:rFonts w:ascii="Arial" w:hAnsi="Arial"/>
+              </w:rPr>
+              <w:t xml:space="preserve">0,02-0,05 %</w:t>
+            </w:r>
+            <w:r>
+              <w:br/>
+            </w:r>
+            <w:r>
+              <w:rPr>
+                <w:rFonts w:ascii="Arial" w:hAnsi="Arial"/>
+                <w:sz w:val="14"/>
+              </w:rPr>
+              <w:t>дозирующая система ProMax</w:t>
+            </w:r>
+          </w:p>
+        </w:tc>
+        <w:tc>
+          <w:tcPr>
+            <w:tcW w:w="1248" w:type="dxa"/>
+          </w:tcPr>
+          <w:p>
+            <w:pPr>
+              <w:jc w:val="center"/>
+            </w:pPr>
+            <w:r>
+              <w:rPr>
+                <w:sz w:val="14"/>
+                <w:rFonts w:ascii="Arial" w:hAnsi="Arial"/>
+              </w:rPr>
+              <w:t xml:space="preserve">18-20 °C</w:t>
+            </w:r>
+          </w:p>
+        </w:tc>
+        <w:tc>
+          <w:tcPr>
+            <w:tcW w:w="1032" w:type="dxa"/>
+          </w:tcPr>
+          <w:p>
+            <w:pPr>
+              <w:jc w:val="center"/>
+            </w:pPr>
+            <w:r>
+              <w:rPr>
+                <w:sz w:val="14"/>
+                <w:rFonts w:ascii="Arial" w:hAnsi="Arial"/>
+              </w:rPr>
+              <w:t xml:space="preserve">20 мин</w:t>
+            </w:r>
+          </w:p>
+        </w:tc>
+        <w:tc>
+          <w:tcPr>
+            <w:tcW w:w="411" w:type="dxa"/>
+            <w:noWrap/>
+            <w:tcMar>
+              <w:left w:w="0" w:type="dxa"/>
+              <w:right w:w="0" w:type="dxa"/>
+            </w:tcMar>
+            <w:textDirection w:val="btLr"/>
+            <w:tcFitText/>
+            <w:vMerge/>
+            <w:shd w:val="clear" w:color="auto" w:fill="99CCFF"/>
+          </w:tcPr>
+          <w:p/>
+        </w:tc>
+        <w:tc>
+          <w:tcPr>
+            <w:tcW w:w="1467" w:type="dxa"/>
+            <w:vMerge/>
+          </w:tcPr>
+          <w:p/>
+        </w:tc>
+        <w:tc>
+          <w:tcPr>
+            <w:tcW w:w="1554" w:type="dxa"/>
+            <w:vMerge/>
+          </w:tcPr>
+          <w:p/>
+        </w:tc>
+        <w:tc>
+          <w:tcPr>
+            <w:tcW w:w="1586" w:type="dxa"/>
+            <w:vMerge/>
+          </w:tcPr>
+          <w:p/>
+        </w:tc>
+      </w:tr>
+      <w:tr>
+        <w:tc>
+          <w:tcPr>
+            <w:tcW w:w="1809" w:type="dxa"/>
+            <w:vMerge/>
+          </w:tcPr>
+          <w:p/>
+        </w:tc>
+        <w:tc>
+          <w:tcPr>
+            <w:tcW w:w="1134" w:type="dxa"/>
+          </w:tcPr>
+          <w:p>
+            <w:r>
+              <w:rPr>
+                <w:sz w:val="14"/>
+                <w:rFonts w:ascii="Arial" w:hAnsi="Arial"/>
+              </w:rPr>
+              <w:t xml:space="preserve">дезинфекция</w:t>
+            </w:r>
+          </w:p>
+        </w:tc>
+        <w:tc>
+          <w:tcPr>
+            <w:tcW w:w="426" w:type="dxa"/>
+            <w:vMerge/>
+            <w:tcMar>
+              <w:left w:w="0" w:type="dxa"/>
+              <w:right w:w="0" w:type="dxa"/>
+            </w:tcMar>
+            <w:textDirection w:val="btLr"/>
+          </w:tcPr>
+          <w:p/>
+        </w:tc>
+        <w:tc>
+          <w:tcPr>
+            <w:tcW w:w="1417" w:type="dxa"/>
+            <w:shd w:val="clear" w:color="auto" w:fill="FFFFCC"/>
+          </w:tcPr>
+          <w:p>
+            <w:pPr>
+              <w:rPr>
+                <w:b/>
+                <w:bCs/>
+              </w:rPr>
+            </w:pPr>
+            <w:r>
+              <w:rPr>
+                <w:sz w:val="14"/>
+                <w:rFonts w:ascii="Arial" w:hAnsi="Arial"/>
+                <w:b/>
+              </w:rPr>
+              <w:t xml:space="preserve">ХИМИТЕК ПОЛИДЕЗ-СУПЕР</w:t>
+            </w:r>
+          </w:p>
+        </w:tc>
+        <w:tc>
+          <w:tcPr>
+            <w:tcW w:w="1276" w:type="dxa"/>
+          </w:tcPr>
+          <w:p>
+            <w:r>
+              <w:rPr>
+                <w:sz w:val="14"/>
+                <w:rFonts w:ascii="Arial" w:hAnsi="Arial"/>
+              </w:rPr>
+              <w:t xml:space="preserve">ручной (протирание)</w:t>
+            </w:r>
+          </w:p>
+        </w:tc>
+        <w:tc>
+          <w:tcPr>
+            <w:tcW w:w="1990" w:type="dxa"/>
+          </w:tcPr>
+          <w:p>
+            <w:pPr>
+              <w:jc w:val="center"/>
+            </w:pPr>
+            <w:r>
+              <w:rPr>
+                <w:sz w:val="14"/>
+                <w:rFonts w:ascii="Arial" w:hAnsi="Arial"/>
+              </w:rPr>
+              <w:t xml:space="preserve">0,02-0,05 %</w:t>
+            </w:r>
+            <w:r>
+              <w:br/>
+            </w:r>
+            <w:r>
+              <w:rPr>
+                <w:rFonts w:ascii="Arial" w:hAnsi="Arial"/>
+                <w:sz w:val="14"/>
+              </w:rPr>
+              <w:t>дозирующая система ProMax</w:t>
+            </w:r>
+          </w:p>
+        </w:tc>
+        <w:tc>
+          <w:tcPr>
+            <w:tcW w:w="1248" w:type="dxa"/>
+          </w:tcPr>
+          <w:p>
+            <w:pPr>
+              <w:jc w:val="center"/>
+            </w:pPr>
+            <w:r>
+              <w:rPr>
+                <w:sz w:val="14"/>
+                <w:rFonts w:ascii="Arial" w:hAnsi="Arial"/>
+              </w:rPr>
+              <w:t xml:space="preserve">18-20 °C</w:t>
+            </w:r>
+          </w:p>
+        </w:tc>
+        <w:tc>
+          <w:tcPr>
+            <w:tcW w:w="1032" w:type="dxa"/>
+          </w:tcPr>
+          <w:p>
+            <w:pPr>
+              <w:jc w:val="center"/>
+            </w:pPr>
+            <w:r>
+              <w:rPr>
+                <w:sz w:val="14"/>
+                <w:rFonts w:ascii="Arial" w:hAnsi="Arial"/>
+              </w:rPr>
+              <w:t xml:space="preserve">20 мин</w:t>
+            </w:r>
+          </w:p>
+        </w:tc>
+        <w:tc>
+          <w:tcPr>
+            <w:tcW w:w="411" w:type="dxa"/>
+            <w:noWrap/>
+            <w:tcMar>
+              <w:left w:w="0" w:type="dxa"/>
+              <w:right w:w="0" w:type="dxa"/>
+            </w:tcMar>
+            <w:textDirection w:val="btLr"/>
+            <w:tcFitText/>
+            <w:vMerge/>
+            <w:shd w:val="clear" w:color="auto" w:fill="99CCFF"/>
+          </w:tcPr>
+          <w:p/>
+        </w:tc>
+        <w:tc>
+          <w:tcPr>
+            <w:tcW w:w="1467" w:type="dxa"/>
+          </w:tcPr>
+          <w:p>
+            <w:pPr>
+              <w:jc w:val="center"/>
+            </w:pPr>
+            <w:r>
+              <w:rPr>
+                <w:sz w:val="14"/>
+                <w:rFonts w:ascii="Arial" w:hAnsi="Arial"/>
+              </w:rPr>
+              <w:t xml:space="preserve">при простое &gt; 30 минут</w:t>
+            </w:r>
+          </w:p>
+        </w:tc>
+        <w:tc>
+          <w:tcPr>
+            <w:tcW w:w="1554" w:type="dxa"/>
+            <w:vMerge/>
+          </w:tcPr>
+          <w:p/>
+        </w:tc>
+        <w:tc>
+          <w:tcPr>
+            <w:tcW w:w="1586" w:type="dxa"/>
+            <w:vMerge/>
+          </w:tcPr>
+          <w:p/>
+        </w:tc>
+      </w:tr>
+      <w:tr>
+        <w:tc>
+          <w:tcPr>
+            <w:tcW w:w="15350" w:type="dxa"/>
+            <w:gridSpan w:val="12"/>
+            <w:shd w:val="clear" w:color="auto" w:fill="D2D2D2"/>
+          </w:tcPr>
+          <w:p>
+            <w:r>
+              <w:rPr>
+                <w:sz w:val="14"/>
+                <w:rFonts w:ascii="Arial" w:hAnsi="Arial"/>
+                <w:b/>
+              </w:rPr>
+              <w:t xml:space="preserve">Санитарная обработка технологического оборудования</w:t>
+            </w:r>
+          </w:p>
+        </w:tc>
+      </w:tr>
+      <w:tr>
+        <w:tc>
+          <w:tcPr>
+            <w:tcW w:w="1809" w:type="dxa"/>
+            <w:vMerge w:val="restart"/>
+          </w:tcPr>
+          <w:p>
+            <w:r>
+              <w:rPr>
+                <w:sz w:val="14"/>
+                <w:rFonts w:ascii="Arial" w:hAnsi="Arial"/>
+              </w:rPr>
+              <w:t xml:space="preserve">просеиватели для муки, просеиватели для сахара</w:t>
+            </w:r>
+          </w:p>
+          <w:p>
+            <w:r/>
+          </w:p>
+          <w:p>
+            <w:r/>
+          </w:p>
+        </w:tc>
+        <w:tc>
+          <w:tcPr>
+            <w:tcW w:w="1134" w:type="dxa"/>
+          </w:tcPr>
+          <w:p>
+            <w:r>
+              <w:rPr>
+                <w:sz w:val="14"/>
+                <w:rFonts w:ascii="Arial" w:hAnsi="Arial"/>
+              </w:rPr>
+              <w:t xml:space="preserve">мойка</w:t>
+            </w:r>
+          </w:p>
+        </w:tc>
+        <w:tc>
+          <w:tcPr>
+            <w:tcW w:w="426" w:type="dxa"/>
+            <w:vMerge w:val="restart"/>
+            <w:tcMar>
+              <w:left w:w="0" w:type="dxa"/>
+              <w:right w:w="0" w:type="dxa"/>
+            </w:tcMar>
+            <w:textDirection w:val="btLr"/>
+          </w:tcPr>
+          <w:p>
+            <w:pPr>
+              <w:ind w:left="113" w:right="113"/>
+              <w:jc w:val="center"/>
+            </w:pPr>
+            <w:r>
+              <w:rPr>
+                <w:sz w:val="14"/>
+                <w:rFonts w:ascii="Arial" w:hAnsi="Arial"/>
+              </w:rPr>
+              <w:t xml:space="preserve"/>
+            </w:r>
+          </w:p>
+          <w:p>
+            <w:r/>
+          </w:p>
+          <w:p>
+            <w:r/>
+          </w:p>
+        </w:tc>
+        <w:tc>
+          <w:tcPr>
+            <w:tcW w:w="1417" w:type="dxa"/>
+            <w:shd w:val="clear" w:color="auto" w:fill="99CCFF"/>
+          </w:tcPr>
+          <w:p>
+            <w:pPr>
+              <w:rPr>
+                <w:b/>
+                <w:bCs/>
+              </w:rPr>
+            </w:pPr>
+            <w:r>
+              <w:rPr>
+                <w:sz w:val="14"/>
+                <w:rFonts w:ascii="Arial" w:hAnsi="Arial"/>
+                <w:b/>
+              </w:rPr>
+              <w:t xml:space="preserve">ХИМИТЕК ЧУДОДЕЙ®-ПОЛИПРОМ 190022</w:t>
+            </w:r>
+          </w:p>
+        </w:tc>
+        <w:tc>
+          <w:tcPr>
+            <w:tcW w:w="1276" w:type="dxa"/>
+          </w:tcPr>
+          <w:p>
+            <w:r>
+              <w:rPr>
+                <w:sz w:val="14"/>
+                <w:rFonts w:ascii="Arial" w:hAnsi="Arial"/>
+              </w:rPr>
+              <w:t xml:space="preserve">ручной (протирание, обработка щеткой)</w:t>
+            </w:r>
+          </w:p>
+        </w:tc>
+        <w:tc>
+          <w:tcPr>
+            <w:tcW w:w="1990" w:type="dxa"/>
+          </w:tcPr>
+          <w:p>
+            <w:pPr>
+              <w:jc w:val="center"/>
+            </w:pPr>
+            <w:r>
+              <w:rPr>
+                <w:sz w:val="14"/>
+                <w:rFonts w:ascii="Arial" w:hAnsi="Arial"/>
+              </w:rPr>
+              <w:t xml:space="preserve">1,0 %</w:t>
+            </w:r>
+            <w:r>
+              <w:br/>
+            </w:r>
+            <w:r>
+              <w:rPr>
+                <w:rFonts w:ascii="Arial" w:hAnsi="Arial"/>
+                <w:sz w:val="14"/>
+              </w:rPr>
+              <w:t>ручное разведение</w:t>
+            </w:r>
+          </w:p>
+        </w:tc>
+        <w:tc>
+          <w:tcPr>
+            <w:tcW w:w="1248" w:type="dxa"/>
+          </w:tcPr>
+          <w:p>
+            <w:pPr>
+              <w:jc w:val="center"/>
+            </w:pPr>
+            <w:r>
+              <w:rPr>
+                <w:sz w:val="14"/>
+                <w:rFonts w:ascii="Arial" w:hAnsi="Arial"/>
+              </w:rPr>
+              <w:t xml:space="preserve">не ниже 40°C</w:t>
+            </w:r>
+          </w:p>
+        </w:tc>
+        <w:tc>
+          <w:tcPr>
+            <w:tcW w:w="1032" w:type="dxa"/>
+          </w:tcPr>
+          <w:p>
+            <w:pPr>
+              <w:jc w:val="center"/>
+            </w:pPr>
+            <w:r>
+              <w:rPr>
+                <w:sz w:val="14"/>
+                <w:rFonts w:ascii="Arial" w:hAnsi="Arial"/>
+              </w:rPr>
+              <w:t xml:space="preserve">_____________</w:t>
+            </w:r>
+          </w:p>
+        </w:tc>
+        <w:tc>
+          <w:tcPr>
+            <w:tcW w:w="411" w:type="dxa"/>
+            <w:noWrap/>
+            <w:tcMar>
+              <w:left w:w="0" w:type="dxa"/>
+              <w:right w:w="0" w:type="dxa"/>
+            </w:tcMar>
+            <w:textDirection w:val="btLr"/>
+            <w:tcFitText/>
+            <w:vMerge w:val="restart"/>
+            <w:shd w:val="clear" w:color="auto" w:fill="99CCFF"/>
+          </w:tcPr>
+          <w:p>
+            <w:pPr>
+              <w:ind w:left="113" w:right="113"/>
+              <w:jc w:val="center"/>
+              <w:rPr>
+                <w:b/>
+                <w:bCs/>
+              </w:rPr>
+            </w:pPr>
+            <w:r>
+              <w:rPr>
+                <w:sz w:val="14"/>
+                <w:rFonts w:ascii="Arial" w:hAnsi="Arial"/>
+                <w:b/>
+              </w:rPr>
+              <w:t xml:space="preserve">синий</w:t>
+            </w:r>
+          </w:p>
+          <w:p>
+            <w:r/>
+          </w:p>
+          <w:p>
+            <w:r/>
+          </w:p>
+        </w:tc>
+        <w:tc>
+          <w:tcPr>
+            <w:tcW w:w="1467" w:type="dxa"/>
+            <w:vMerge w:val="restart"/>
+          </w:tcPr>
+          <w:p>
+            <w:pPr>
+              <w:jc w:val="center"/>
+            </w:pPr>
+            <w:r>
+              <w:rPr>
+                <w:sz w:val="14"/>
+                <w:rFonts w:ascii="Arial" w:hAnsi="Arial"/>
+              </w:rPr>
+              <w:t xml:space="preserve">1 раз в смену, при смене сырьевых компонентов</w:t>
+            </w:r>
+          </w:p>
+          <w:p>
+            <w:r/>
+          </w:p>
+        </w:tc>
+        <w:tc>
+          <w:tcPr>
+            <w:tcW w:w="1554" w:type="dxa"/>
+            <w:vMerge w:val="restart"/>
+          </w:tcPr>
+          <w:p>
+            <w:r>
+              <w:rPr>
+                <w:sz w:val="14"/>
+                <w:rFonts w:ascii="Arial" w:hAnsi="Arial"/>
+              </w:rPr>
+              <w:t xml:space="preserve">сотрудник производства</w:t>
+            </w:r>
+          </w:p>
+          <w:p>
+            <w:r/>
+          </w:p>
+          <w:p>
+            <w:r/>
+          </w:p>
+        </w:tc>
+        <w:tc>
+          <w:tcPr>
+            <w:tcW w:w="1586" w:type="dxa"/>
+            <w:vMerge w:val="restart"/>
+          </w:tcPr>
+          <w:p>
+            <w:r>
+              <w:rPr>
+                <w:sz w:val="14"/>
+                <w:rFonts w:ascii="Arial" w:hAnsi="Arial"/>
+              </w:rPr>
+              <w:t xml:space="preserve">визуальный контроль, химический контроль, микробиологический контроль /сотрудник отдела качества</w:t>
+            </w:r>
+          </w:p>
+          <w:p>
+            <w:r/>
+          </w:p>
+          <w:p>
+            <w:r/>
+          </w:p>
+        </w:tc>
+      </w:tr>
+      <w:tr>
+        <w:tc>
+          <w:tcPr>
+            <w:tcW w:w="1809" w:type="dxa"/>
+            <w:vMerge/>
+          </w:tcPr>
+          <w:p/>
+        </w:tc>
+        <w:tc>
+          <w:tcPr>
+            <w:tcW w:w="1134" w:type="dxa"/>
+          </w:tcPr>
+          <w:p>
+            <w:r>
+              <w:rPr>
+                <w:sz w:val="14"/>
+                <w:rFonts w:ascii="Arial" w:hAnsi="Arial"/>
+              </w:rPr>
+              <w:t xml:space="preserve">дезинфекция</w:t>
+            </w:r>
+          </w:p>
+        </w:tc>
+        <w:tc>
+          <w:tcPr>
+            <w:tcW w:w="426" w:type="dxa"/>
+            <w:vMerge/>
+            <w:tcMar>
+              <w:left w:w="0" w:type="dxa"/>
+              <w:right w:w="0" w:type="dxa"/>
+            </w:tcMar>
+            <w:textDirection w:val="btLr"/>
+          </w:tcPr>
+          <w:p/>
+        </w:tc>
+        <w:tc>
+          <w:tcPr>
+            <w:tcW w:w="1417" w:type="dxa"/>
+            <w:shd w:val="clear" w:color="auto" w:fill="FFFFCC"/>
+          </w:tcPr>
+          <w:p>
+            <w:pPr>
+              <w:rPr>
+                <w:b/>
+                <w:bCs/>
+              </w:rPr>
+            </w:pPr>
+            <w:r>
+              <w:rPr>
+                <w:sz w:val="14"/>
+                <w:rFonts w:ascii="Arial" w:hAnsi="Arial"/>
+                <w:b/>
+              </w:rPr>
+              <w:t xml:space="preserve">ХИМИТЕК ПОЛИДЕЗ-СУПЕР</w:t>
+            </w:r>
+          </w:p>
+        </w:tc>
+        <w:tc>
+          <w:tcPr>
+            <w:tcW w:w="1276" w:type="dxa"/>
+          </w:tcPr>
+          <w:p>
+            <w:r>
+              <w:rPr>
+                <w:sz w:val="14"/>
+                <w:rFonts w:ascii="Arial" w:hAnsi="Arial"/>
+              </w:rPr>
+              <w:t xml:space="preserve">ручной (протирание)</w:t>
+            </w:r>
+          </w:p>
+        </w:tc>
+        <w:tc>
+          <w:tcPr>
+            <w:tcW w:w="1990" w:type="dxa"/>
+          </w:tcPr>
+          <w:p>
+            <w:pPr>
+              <w:jc w:val="center"/>
+            </w:pPr>
+            <w:r>
+              <w:rPr>
+                <w:sz w:val="14"/>
+                <w:rFonts w:ascii="Arial" w:hAnsi="Arial"/>
+              </w:rPr>
+              <w:t xml:space="preserve">0,02-0,05 %</w:t>
+            </w:r>
+            <w:r>
+              <w:br/>
+            </w:r>
+            <w:r>
+              <w:rPr>
+                <w:rFonts w:ascii="Arial" w:hAnsi="Arial"/>
+                <w:sz w:val="14"/>
+              </w:rPr>
+              <w:t>дозирующая система ProMax</w:t>
+            </w:r>
+          </w:p>
+        </w:tc>
+        <w:tc>
+          <w:tcPr>
+            <w:tcW w:w="1248" w:type="dxa"/>
+          </w:tcPr>
+          <w:p>
+            <w:pPr>
+              <w:jc w:val="center"/>
+            </w:pPr>
+            <w:r>
+              <w:rPr>
+                <w:sz w:val="14"/>
+                <w:rFonts w:ascii="Arial" w:hAnsi="Arial"/>
+              </w:rPr>
+              <w:t xml:space="preserve">18-20 °C</w:t>
+            </w:r>
+          </w:p>
+        </w:tc>
+        <w:tc>
+          <w:tcPr>
+            <w:tcW w:w="1032" w:type="dxa"/>
+          </w:tcPr>
+          <w:p>
+            <w:pPr>
+              <w:jc w:val="center"/>
+            </w:pPr>
+            <w:r>
+              <w:rPr>
+                <w:sz w:val="14"/>
+                <w:rFonts w:ascii="Arial" w:hAnsi="Arial"/>
+              </w:rPr>
+              <w:t xml:space="preserve">20 мин</w:t>
+            </w:r>
+          </w:p>
+        </w:tc>
+        <w:tc>
+          <w:tcPr>
+            <w:tcW w:w="411" w:type="dxa"/>
+            <w:noWrap/>
+            <w:tcMar>
+              <w:left w:w="0" w:type="dxa"/>
+              <w:right w:w="0" w:type="dxa"/>
+            </w:tcMar>
+            <w:textDirection w:val="btLr"/>
+            <w:tcFitText/>
+            <w:vMerge/>
+            <w:shd w:val="clear" w:color="auto" w:fill="99CCFF"/>
+          </w:tcPr>
+          <w:p/>
+        </w:tc>
+        <w:tc>
+          <w:tcPr>
+            <w:tcW w:w="1467" w:type="dxa"/>
+            <w:vMerge/>
+          </w:tcPr>
+          <w:p/>
+        </w:tc>
+        <w:tc>
+          <w:tcPr>
+            <w:tcW w:w="1554" w:type="dxa"/>
+            <w:vMerge/>
+          </w:tcPr>
+          <w:p/>
+        </w:tc>
+        <w:tc>
+          <w:tcPr>
+            <w:tcW w:w="1586" w:type="dxa"/>
+            <w:vMerge/>
+          </w:tcPr>
+          <w:p/>
+        </w:tc>
+      </w:tr>
+      <w:tr>
+        <w:tc>
+          <w:tcPr>
+            <w:tcW w:w="1809" w:type="dxa"/>
+            <w:vMerge/>
+          </w:tcPr>
+          <w:p/>
+        </w:tc>
+        <w:tc>
+          <w:tcPr>
+            <w:tcW w:w="1134" w:type="dxa"/>
+          </w:tcPr>
+          <w:p>
+            <w:r>
+              <w:rPr>
+                <w:sz w:val="14"/>
+                <w:rFonts w:ascii="Arial" w:hAnsi="Arial"/>
+              </w:rPr>
+              <w:t xml:space="preserve">дезинфекция</w:t>
+            </w:r>
+          </w:p>
+        </w:tc>
+        <w:tc>
+          <w:tcPr>
+            <w:tcW w:w="426" w:type="dxa"/>
+            <w:vMerge/>
+            <w:tcMar>
+              <w:left w:w="0" w:type="dxa"/>
+              <w:right w:w="0" w:type="dxa"/>
+            </w:tcMar>
+            <w:textDirection w:val="btLr"/>
+          </w:tcPr>
+          <w:p/>
+        </w:tc>
+        <w:tc>
+          <w:tcPr>
+            <w:tcW w:w="1417" w:type="dxa"/>
+            <w:shd w:val="clear" w:color="auto" w:fill="FFFFCC"/>
+          </w:tcPr>
+          <w:p>
+            <w:pPr>
+              <w:rPr>
+                <w:b/>
+                <w:bCs/>
+              </w:rPr>
+            </w:pPr>
+            <w:r>
+              <w:rPr>
+                <w:sz w:val="14"/>
+                <w:rFonts w:ascii="Arial" w:hAnsi="Arial"/>
+                <w:b/>
+              </w:rPr>
+              <w:t xml:space="preserve">ХИМИТЕК ПОЛИДЕЗ-СУПЕР</w:t>
+            </w:r>
+          </w:p>
+        </w:tc>
+        <w:tc>
+          <w:tcPr>
+            <w:tcW w:w="1276" w:type="dxa"/>
+          </w:tcPr>
+          <w:p>
+            <w:r>
+              <w:rPr>
+                <w:sz w:val="14"/>
+                <w:rFonts w:ascii="Arial" w:hAnsi="Arial"/>
+              </w:rPr>
+              <w:t xml:space="preserve">ручной (протирание)</w:t>
+            </w:r>
+          </w:p>
+        </w:tc>
+        <w:tc>
+          <w:tcPr>
+            <w:tcW w:w="1990" w:type="dxa"/>
+          </w:tcPr>
+          <w:p>
+            <w:pPr>
+              <w:jc w:val="center"/>
+            </w:pPr>
+            <w:r>
+              <w:rPr>
+                <w:sz w:val="14"/>
+                <w:rFonts w:ascii="Arial" w:hAnsi="Arial"/>
+              </w:rPr>
+              <w:t xml:space="preserve">0,02-0,05 %</w:t>
+            </w:r>
+            <w:r>
+              <w:br/>
+            </w:r>
+            <w:r>
+              <w:rPr>
+                <w:rFonts w:ascii="Arial" w:hAnsi="Arial"/>
+                <w:sz w:val="14"/>
+              </w:rPr>
+              <w:t>дозирующая система ProMax</w:t>
+            </w:r>
+          </w:p>
+        </w:tc>
+        <w:tc>
+          <w:tcPr>
+            <w:tcW w:w="1248" w:type="dxa"/>
+          </w:tcPr>
+          <w:p>
+            <w:pPr>
+              <w:jc w:val="center"/>
+            </w:pPr>
+            <w:r>
+              <w:rPr>
+                <w:sz w:val="14"/>
+                <w:rFonts w:ascii="Arial" w:hAnsi="Arial"/>
+              </w:rPr>
+              <w:t xml:space="preserve">18-20 °C</w:t>
+            </w:r>
+          </w:p>
+        </w:tc>
+        <w:tc>
+          <w:tcPr>
+            <w:tcW w:w="1032" w:type="dxa"/>
+          </w:tcPr>
+          <w:p>
+            <w:pPr>
+              <w:jc w:val="center"/>
+            </w:pPr>
+            <w:r>
+              <w:rPr>
+                <w:sz w:val="14"/>
+                <w:rFonts w:ascii="Arial" w:hAnsi="Arial"/>
+              </w:rPr>
+              <w:t xml:space="preserve">20 мин</w:t>
+            </w:r>
+          </w:p>
+        </w:tc>
+        <w:tc>
+          <w:tcPr>
+            <w:tcW w:w="411" w:type="dxa"/>
+            <w:noWrap/>
+            <w:tcMar>
+              <w:left w:w="0" w:type="dxa"/>
+              <w:right w:w="0" w:type="dxa"/>
+            </w:tcMar>
+            <w:textDirection w:val="btLr"/>
+            <w:tcFitText/>
+            <w:vMerge/>
+            <w:shd w:val="clear" w:color="auto" w:fill="99CCFF"/>
+          </w:tcPr>
+          <w:p/>
+        </w:tc>
+        <w:tc>
+          <w:tcPr>
+            <w:tcW w:w="1467" w:type="dxa"/>
+          </w:tcPr>
+          <w:p>
+            <w:pPr>
+              <w:jc w:val="center"/>
+            </w:pPr>
+            <w:r>
+              <w:rPr>
+                <w:sz w:val="14"/>
+                <w:rFonts w:ascii="Arial" w:hAnsi="Arial"/>
+              </w:rPr>
+              <w:t xml:space="preserve">при простое &gt; 6 часов</w:t>
+            </w:r>
+          </w:p>
+        </w:tc>
+        <w:tc>
+          <w:tcPr>
+            <w:tcW w:w="1554" w:type="dxa"/>
+            <w:vMerge/>
+          </w:tcPr>
+          <w:p/>
+        </w:tc>
+        <w:tc>
+          <w:tcPr>
+            <w:tcW w:w="1586" w:type="dxa"/>
+            <w:vMerge/>
+          </w:tcPr>
+          <w:p/>
+        </w:tc>
+      </w:tr>
+      <w:tr>
+        <w:tc>
+          <w:tcPr>
+            <w:tcW w:w="1809" w:type="dxa"/>
+            <w:vMerge w:val="restart"/>
+          </w:tcPr>
+          <w:p>
+            <w:r>
+              <w:rPr>
+                <w:sz w:val="14"/>
+                <w:rFonts w:ascii="Arial" w:hAnsi="Arial"/>
+              </w:rPr>
+              <w:t xml:space="preserve">тестоделители, тестомесы, тестоокруглители, тестораскатки</w:t>
+            </w:r>
+          </w:p>
+          <w:p>
+            <w:r/>
+          </w:p>
+          <w:p>
+            <w:r/>
+          </w:p>
+        </w:tc>
+        <w:tc>
+          <w:tcPr>
+            <w:tcW w:w="1134" w:type="dxa"/>
+          </w:tcPr>
+          <w:p>
+            <w:r>
+              <w:rPr>
+                <w:sz w:val="14"/>
+                <w:rFonts w:ascii="Arial" w:hAnsi="Arial"/>
+              </w:rPr>
+              <w:t xml:space="preserve">мойка</w:t>
+            </w:r>
+          </w:p>
+        </w:tc>
+        <w:tc>
+          <w:tcPr>
+            <w:tcW w:w="426" w:type="dxa"/>
+            <w:vMerge w:val="restart"/>
+            <w:tcMar>
+              <w:left w:w="0" w:type="dxa"/>
+              <w:right w:w="0" w:type="dxa"/>
+            </w:tcMar>
+            <w:textDirection w:val="btLr"/>
+          </w:tcPr>
+          <w:p>
+            <w:pPr>
+              <w:ind w:left="113" w:right="113"/>
+              <w:jc w:val="center"/>
+            </w:pPr>
+            <w:r>
+              <w:rPr>
+                <w:sz w:val="14"/>
+                <w:rFonts w:ascii="Arial" w:hAnsi="Arial"/>
+              </w:rPr>
+              <w:t xml:space="preserve"/>
+            </w:r>
+          </w:p>
+          <w:p>
+            <w:r/>
+          </w:p>
+          <w:p>
+            <w:r/>
+          </w:p>
+        </w:tc>
+        <w:tc>
+          <w:tcPr>
+            <w:tcW w:w="1417" w:type="dxa"/>
+            <w:shd w:val="clear" w:color="auto" w:fill="99CCFF"/>
+          </w:tcPr>
+          <w:p>
+            <w:pPr>
+              <w:rPr>
+                <w:b/>
+                <w:bCs/>
+              </w:rPr>
+            </w:pPr>
+            <w:r>
+              <w:rPr>
+                <w:sz w:val="14"/>
+                <w:rFonts w:ascii="Arial" w:hAnsi="Arial"/>
+                <w:b/>
+              </w:rPr>
+              <w:t xml:space="preserve">ХИМИТЕК ЧУДОДЕЙ®-ПОЛИПРОМ 190022</w:t>
+            </w:r>
+          </w:p>
+        </w:tc>
+        <w:tc>
+          <w:tcPr>
+            <w:tcW w:w="1276" w:type="dxa"/>
+          </w:tcPr>
+          <w:p>
+            <w:r>
+              <w:rPr>
+                <w:sz w:val="14"/>
+                <w:rFonts w:ascii="Arial" w:hAnsi="Arial"/>
+              </w:rPr>
+              <w:t xml:space="preserve">ручной (протирание, обработка щеткой)</w:t>
+            </w:r>
+          </w:p>
+        </w:tc>
+        <w:tc>
+          <w:tcPr>
+            <w:tcW w:w="1990" w:type="dxa"/>
+          </w:tcPr>
+          <w:p>
+            <w:pPr>
+              <w:jc w:val="center"/>
+            </w:pPr>
+            <w:r>
+              <w:rPr>
+                <w:sz w:val="14"/>
+                <w:rFonts w:ascii="Arial" w:hAnsi="Arial"/>
+              </w:rPr>
+              <w:t xml:space="preserve">1,0 %</w:t>
+            </w:r>
+            <w:r>
+              <w:br/>
+            </w:r>
+            <w:r>
+              <w:rPr>
+                <w:rFonts w:ascii="Arial" w:hAnsi="Arial"/>
+                <w:sz w:val="14"/>
+              </w:rPr>
+              <w:t>ручное разведение</w:t>
+            </w:r>
+          </w:p>
+        </w:tc>
+        <w:tc>
+          <w:tcPr>
+            <w:tcW w:w="1248" w:type="dxa"/>
+          </w:tcPr>
+          <w:p>
+            <w:pPr>
+              <w:jc w:val="center"/>
+            </w:pPr>
+            <w:r>
+              <w:rPr>
+                <w:sz w:val="14"/>
+                <w:rFonts w:ascii="Arial" w:hAnsi="Arial"/>
+              </w:rPr>
+              <w:t xml:space="preserve">не ниже 40°C</w:t>
+            </w:r>
+          </w:p>
+        </w:tc>
+        <w:tc>
+          <w:tcPr>
+            <w:tcW w:w="1032" w:type="dxa"/>
+          </w:tcPr>
+          <w:p>
+            <w:pPr>
+              <w:jc w:val="center"/>
+            </w:pPr>
+            <w:r>
+              <w:rPr>
+                <w:sz w:val="14"/>
+                <w:rFonts w:ascii="Arial" w:hAnsi="Arial"/>
+              </w:rPr>
+              <w:t xml:space="preserve">_____________</w:t>
+            </w:r>
+          </w:p>
+        </w:tc>
+        <w:tc>
+          <w:tcPr>
+            <w:tcW w:w="411" w:type="dxa"/>
+            <w:noWrap/>
+            <w:tcMar>
+              <w:left w:w="0" w:type="dxa"/>
+              <w:right w:w="0" w:type="dxa"/>
+            </w:tcMar>
+            <w:textDirection w:val="btLr"/>
+            <w:tcFitText/>
+            <w:vMerge w:val="restart"/>
+            <w:shd w:val="clear" w:color="auto" w:fill="99CCFF"/>
+          </w:tcPr>
+          <w:p>
+            <w:pPr>
+              <w:ind w:left="113" w:right="113"/>
+              <w:jc w:val="center"/>
+              <w:rPr>
+                <w:b/>
+                <w:bCs/>
+              </w:rPr>
+            </w:pPr>
+            <w:r>
+              <w:rPr>
+                <w:sz w:val="14"/>
+                <w:rFonts w:ascii="Arial" w:hAnsi="Arial"/>
+                <w:b/>
+              </w:rPr>
+              <w:t xml:space="preserve">синий</w:t>
+            </w:r>
+          </w:p>
+          <w:p>
+            <w:r/>
+          </w:p>
+          <w:p>
+            <w:r/>
+          </w:p>
+        </w:tc>
+        <w:tc>
+          <w:tcPr>
+            <w:tcW w:w="1467" w:type="dxa"/>
+            <w:vMerge w:val="restart"/>
+          </w:tcPr>
+          <w:p>
+            <w:pPr>
+              <w:jc w:val="center"/>
+            </w:pPr>
+            <w:r>
+              <w:rPr>
+                <w:sz w:val="14"/>
+                <w:rFonts w:ascii="Arial" w:hAnsi="Arial"/>
+              </w:rPr>
+              <w:t xml:space="preserve">1 раз в смену, при смене тестовой заготовки</w:t>
+            </w:r>
+          </w:p>
+          <w:p>
+            <w:r/>
+          </w:p>
+        </w:tc>
+        <w:tc>
+          <w:tcPr>
+            <w:tcW w:w="1554" w:type="dxa"/>
+            <w:vMerge w:val="restart"/>
+          </w:tcPr>
+          <w:p>
+            <w:r>
+              <w:rPr>
+                <w:sz w:val="14"/>
+                <w:rFonts w:ascii="Arial" w:hAnsi="Arial"/>
+              </w:rPr>
+              <w:t xml:space="preserve">сотрудник производства</w:t>
+            </w:r>
+          </w:p>
+          <w:p>
+            <w:r/>
+          </w:p>
+          <w:p>
+            <w:r/>
+          </w:p>
+        </w:tc>
+        <w:tc>
+          <w:tcPr>
+            <w:tcW w:w="1586" w:type="dxa"/>
+            <w:vMerge w:val="restart"/>
+          </w:tcPr>
+          <w:p>
+            <w:r>
+              <w:rPr>
+                <w:sz w:val="14"/>
+                <w:rFonts w:ascii="Arial" w:hAnsi="Arial"/>
+              </w:rPr>
+              <w:t xml:space="preserve">визуальный контроль, химический контроль, микробиологический контроль /сотрудник отдела качества</w:t>
+            </w:r>
+          </w:p>
+          <w:p>
+            <w:r/>
+          </w:p>
+          <w:p>
+            <w:r/>
+          </w:p>
+        </w:tc>
+      </w:tr>
+      <w:tr>
+        <w:tc>
+          <w:tcPr>
+            <w:tcW w:w="1809" w:type="dxa"/>
+            <w:vMerge/>
+          </w:tcPr>
+          <w:p/>
+        </w:tc>
+        <w:tc>
+          <w:tcPr>
+            <w:tcW w:w="1134" w:type="dxa"/>
+          </w:tcPr>
+          <w:p>
+            <w:r>
+              <w:rPr>
+                <w:sz w:val="14"/>
+                <w:rFonts w:ascii="Arial" w:hAnsi="Arial"/>
+              </w:rPr>
+              <w:t xml:space="preserve">дезинфекция</w:t>
+            </w:r>
+          </w:p>
+        </w:tc>
+        <w:tc>
+          <w:tcPr>
+            <w:tcW w:w="426" w:type="dxa"/>
+            <w:vMerge/>
+            <w:tcMar>
+              <w:left w:w="0" w:type="dxa"/>
+              <w:right w:w="0" w:type="dxa"/>
+            </w:tcMar>
+            <w:textDirection w:val="btLr"/>
+          </w:tcPr>
+          <w:p/>
+        </w:tc>
+        <w:tc>
+          <w:tcPr>
+            <w:tcW w:w="1417" w:type="dxa"/>
+            <w:shd w:val="clear" w:color="auto" w:fill="FFFFCC"/>
+          </w:tcPr>
+          <w:p>
+            <w:pPr>
+              <w:rPr>
+                <w:b/>
+                <w:bCs/>
+              </w:rPr>
+            </w:pPr>
+            <w:r>
+              <w:rPr>
+                <w:sz w:val="14"/>
+                <w:rFonts w:ascii="Arial" w:hAnsi="Arial"/>
+                <w:b/>
+              </w:rPr>
+              <w:t xml:space="preserve">ХИМИТЕК ПОЛИДЕЗ-СУПЕР</w:t>
+            </w:r>
+          </w:p>
+        </w:tc>
+        <w:tc>
+          <w:tcPr>
+            <w:tcW w:w="1276" w:type="dxa"/>
+          </w:tcPr>
+          <w:p>
+            <w:r>
+              <w:rPr>
+                <w:sz w:val="14"/>
+                <w:rFonts w:ascii="Arial" w:hAnsi="Arial"/>
+              </w:rPr>
+              <w:t xml:space="preserve">ручной (протирание)</w:t>
+            </w:r>
+          </w:p>
+        </w:tc>
+        <w:tc>
+          <w:tcPr>
+            <w:tcW w:w="1990" w:type="dxa"/>
+          </w:tcPr>
+          <w:p>
+            <w:pPr>
+              <w:jc w:val="center"/>
+            </w:pPr>
+            <w:r>
+              <w:rPr>
+                <w:sz w:val="14"/>
+                <w:rFonts w:ascii="Arial" w:hAnsi="Arial"/>
+              </w:rPr>
+              <w:t xml:space="preserve">0,02-0,05 %</w:t>
+            </w:r>
+            <w:r>
+              <w:br/>
+            </w:r>
+            <w:r>
+              <w:rPr>
+                <w:rFonts w:ascii="Arial" w:hAnsi="Arial"/>
+                <w:sz w:val="14"/>
+              </w:rPr>
+              <w:t>дозирующая система ProMax</w:t>
+            </w:r>
+          </w:p>
+        </w:tc>
+        <w:tc>
+          <w:tcPr>
+            <w:tcW w:w="1248" w:type="dxa"/>
+          </w:tcPr>
+          <w:p>
+            <w:pPr>
+              <w:jc w:val="center"/>
+            </w:pPr>
+            <w:r>
+              <w:rPr>
+                <w:sz w:val="14"/>
+                <w:rFonts w:ascii="Arial" w:hAnsi="Arial"/>
+              </w:rPr>
+              <w:t xml:space="preserve">18-20 °C</w:t>
+            </w:r>
+          </w:p>
+        </w:tc>
+        <w:tc>
+          <w:tcPr>
+            <w:tcW w:w="1032" w:type="dxa"/>
+          </w:tcPr>
+          <w:p>
+            <w:pPr>
+              <w:jc w:val="center"/>
+            </w:pPr>
+            <w:r>
+              <w:rPr>
+                <w:sz w:val="14"/>
+                <w:rFonts w:ascii="Arial" w:hAnsi="Arial"/>
+              </w:rPr>
+              <w:t xml:space="preserve">20 мин</w:t>
+            </w:r>
+          </w:p>
+        </w:tc>
+        <w:tc>
+          <w:tcPr>
+            <w:tcW w:w="411" w:type="dxa"/>
+            <w:noWrap/>
+            <w:tcMar>
+              <w:left w:w="0" w:type="dxa"/>
+              <w:right w:w="0" w:type="dxa"/>
+            </w:tcMar>
+            <w:textDirection w:val="btLr"/>
+            <w:tcFitText/>
+            <w:vMerge/>
+            <w:shd w:val="clear" w:color="auto" w:fill="99CCFF"/>
+          </w:tcPr>
+          <w:p/>
+        </w:tc>
+        <w:tc>
+          <w:tcPr>
+            <w:tcW w:w="1467" w:type="dxa"/>
+            <w:vMerge/>
+          </w:tcPr>
+          <w:p/>
+        </w:tc>
+        <w:tc>
+          <w:tcPr>
+            <w:tcW w:w="1554" w:type="dxa"/>
+            <w:vMerge/>
+          </w:tcPr>
+          <w:p/>
+        </w:tc>
+        <w:tc>
+          <w:tcPr>
+            <w:tcW w:w="1586" w:type="dxa"/>
+            <w:vMerge/>
+          </w:tcPr>
+          <w:p/>
+        </w:tc>
+      </w:tr>
+      <w:tr>
+        <w:tc>
+          <w:tcPr>
+            <w:tcW w:w="1809" w:type="dxa"/>
+            <w:vMerge/>
+          </w:tcPr>
+          <w:p/>
+        </w:tc>
+        <w:tc>
+          <w:tcPr>
+            <w:tcW w:w="1134" w:type="dxa"/>
+          </w:tcPr>
+          <w:p>
+            <w:r>
+              <w:rPr>
+                <w:sz w:val="14"/>
+                <w:rFonts w:ascii="Arial" w:hAnsi="Arial"/>
+              </w:rPr>
+              <w:t xml:space="preserve">дезинфекция</w:t>
+            </w:r>
+          </w:p>
+        </w:tc>
+        <w:tc>
+          <w:tcPr>
+            <w:tcW w:w="426" w:type="dxa"/>
+            <w:vMerge/>
+            <w:tcMar>
+              <w:left w:w="0" w:type="dxa"/>
+              <w:right w:w="0" w:type="dxa"/>
+            </w:tcMar>
+            <w:textDirection w:val="btLr"/>
+          </w:tcPr>
+          <w:p/>
+        </w:tc>
+        <w:tc>
+          <w:tcPr>
+            <w:tcW w:w="1417" w:type="dxa"/>
+            <w:shd w:val="clear" w:color="auto" w:fill="FFFFCC"/>
+          </w:tcPr>
+          <w:p>
+            <w:pPr>
+              <w:rPr>
+                <w:b/>
+                <w:bCs/>
+              </w:rPr>
+            </w:pPr>
+            <w:r>
+              <w:rPr>
+                <w:sz w:val="14"/>
+                <w:rFonts w:ascii="Arial" w:hAnsi="Arial"/>
+                <w:b/>
+              </w:rPr>
+              <w:t xml:space="preserve">ХИМИТЕК ПОЛИДЕЗ-СУПЕР</w:t>
+            </w:r>
+          </w:p>
+        </w:tc>
+        <w:tc>
+          <w:tcPr>
+            <w:tcW w:w="1276" w:type="dxa"/>
+          </w:tcPr>
+          <w:p>
+            <w:r>
+              <w:rPr>
+                <w:sz w:val="14"/>
+                <w:rFonts w:ascii="Arial" w:hAnsi="Arial"/>
+              </w:rPr>
+              <w:t xml:space="preserve">ручной (протирание)</w:t>
+            </w:r>
+          </w:p>
+        </w:tc>
+        <w:tc>
+          <w:tcPr>
+            <w:tcW w:w="1990" w:type="dxa"/>
+          </w:tcPr>
+          <w:p>
+            <w:pPr>
+              <w:jc w:val="center"/>
+            </w:pPr>
+            <w:r>
+              <w:rPr>
+                <w:sz w:val="14"/>
+                <w:rFonts w:ascii="Arial" w:hAnsi="Arial"/>
+              </w:rPr>
+              <w:t xml:space="preserve">0,02-0,05 %</w:t>
+            </w:r>
+            <w:r>
+              <w:br/>
+            </w:r>
+            <w:r>
+              <w:rPr>
+                <w:rFonts w:ascii="Arial" w:hAnsi="Arial"/>
+                <w:sz w:val="14"/>
+              </w:rPr>
+              <w:t>дозирующая система ProMax</w:t>
+            </w:r>
+          </w:p>
+        </w:tc>
+        <w:tc>
+          <w:tcPr>
+            <w:tcW w:w="1248" w:type="dxa"/>
+          </w:tcPr>
+          <w:p>
+            <w:pPr>
+              <w:jc w:val="center"/>
+            </w:pPr>
+            <w:r>
+              <w:rPr>
+                <w:sz w:val="14"/>
+                <w:rFonts w:ascii="Arial" w:hAnsi="Arial"/>
+              </w:rPr>
+              <w:t xml:space="preserve">18-20 °C</w:t>
+            </w:r>
+          </w:p>
+        </w:tc>
+        <w:tc>
+          <w:tcPr>
+            <w:tcW w:w="1032" w:type="dxa"/>
+          </w:tcPr>
+          <w:p>
+            <w:pPr>
+              <w:jc w:val="center"/>
+            </w:pPr>
+            <w:r>
+              <w:rPr>
+                <w:sz w:val="14"/>
+                <w:rFonts w:ascii="Arial" w:hAnsi="Arial"/>
+              </w:rPr>
+              <w:t xml:space="preserve">20 мин</w:t>
+            </w:r>
+          </w:p>
+        </w:tc>
+        <w:tc>
+          <w:tcPr>
+            <w:tcW w:w="411" w:type="dxa"/>
+            <w:noWrap/>
+            <w:tcMar>
+              <w:left w:w="0" w:type="dxa"/>
+              <w:right w:w="0" w:type="dxa"/>
+            </w:tcMar>
+            <w:textDirection w:val="btLr"/>
+            <w:tcFitText/>
+            <w:vMerge/>
+            <w:shd w:val="clear" w:color="auto" w:fill="99CCFF"/>
           </w:tcPr>
           <w:p/>
         </w:tc>

--- a/tech_cards/Раздевалка мужскаяженская_tech_card.docx
+++ b/tech_cards/Раздевалка мужскаяженская_tech_card.docx
@@ -899,7 +899,7 @@
             <w:textDirection w:val="btLr"/>
             <w:tcFitText/>
             <w:vMerge w:val="restart"/>
-            <w:shd w:val="clear" w:color="auto" w:fill="99CCFF"/>
+            <w:shd w:val="clear" w:color="auto" w:fill="969696"/>
           </w:tcPr>
           <w:p>
             <w:pPr>
@@ -916,7 +916,7 @@
                 <w:rFonts w:ascii="Arial" w:hAnsi="Arial"/>
                 <w:b/>
               </w:rPr>
-              <w:t xml:space="preserve">синий</w:t>
+              <w:t xml:space="preserve">черный</w:t>
             </w:r>
           </w:p>
           <w:p>
@@ -1128,7 +1128,7 @@
             <w:textDirection w:val="btLr"/>
             <w:tcFitText/>
             <w:vMerge/>
-            <w:shd w:val="clear" w:color="auto" w:fill="99CCFF"/>
+            <w:shd w:val="clear" w:color="auto" w:fill="969696"/>
           </w:tcPr>
           <w:p/>
         </w:tc>
@@ -1310,7 +1310,7 @@
             <w:textDirection w:val="btLr"/>
             <w:tcFitText/>
             <w:vMerge/>
-            <w:shd w:val="clear" w:color="auto" w:fill="99CCFF"/>
+            <w:shd w:val="clear" w:color="auto" w:fill="969696"/>
           </w:tcPr>
           <w:p/>
         </w:tc>
@@ -1498,7 +1498,7 @@
             <w:textDirection w:val="btLr"/>
             <w:tcFitText/>
             <w:vMerge w:val="restart"/>
-            <w:shd w:val="clear" w:color="auto" w:fill="99CCFF"/>
+            <w:shd w:val="clear" w:color="auto" w:fill="969696"/>
           </w:tcPr>
           <w:p>
             <w:pPr>
@@ -1515,7 +1515,7 @@
                 <w:rFonts w:ascii="Arial" w:hAnsi="Arial"/>
                 <w:b/>
               </w:rPr>
-              <w:t xml:space="preserve">синий</w:t>
+              <w:t xml:space="preserve">черный</w:t>
             </w:r>
           </w:p>
           <w:p>
@@ -1727,7 +1727,7 @@
             <w:textDirection w:val="btLr"/>
             <w:tcFitText/>
             <w:vMerge/>
-            <w:shd w:val="clear" w:color="auto" w:fill="99CCFF"/>
+            <w:shd w:val="clear" w:color="auto" w:fill="969696"/>
           </w:tcPr>
           <w:p/>
         </w:tc>
@@ -1909,7 +1909,7 @@
             <w:textDirection w:val="btLr"/>
             <w:tcFitText/>
             <w:vMerge/>
-            <w:shd w:val="clear" w:color="auto" w:fill="99CCFF"/>
+            <w:shd w:val="clear" w:color="auto" w:fill="969696"/>
           </w:tcPr>
           <w:p/>
         </w:tc>
@@ -2103,7 +2103,7 @@
             <w:textDirection w:val="btLr"/>
             <w:tcFitText/>
             <w:vMerge w:val="restart"/>
-            <w:shd w:val="clear" w:color="auto" w:fill="99CCFF"/>
+            <w:shd w:val="clear" w:color="auto" w:fill="969696"/>
           </w:tcPr>
           <w:p>
             <w:pPr>
@@ -2120,7 +2120,7 @@
                 <w:rFonts w:ascii="Arial" w:hAnsi="Arial"/>
                 <w:b/>
               </w:rPr>
-              <w:t xml:space="preserve">синий</w:t>
+              <w:t xml:space="preserve">черный</w:t>
             </w:r>
           </w:p>
           <w:p>
@@ -2327,7 +2327,7 @@
             <w:textDirection w:val="btLr"/>
             <w:tcFitText/>
             <w:vMerge/>
-            <w:shd w:val="clear" w:color="auto" w:fill="99CCFF"/>
+            <w:shd w:val="clear" w:color="auto" w:fill="969696"/>
           </w:tcPr>
           <w:p/>
         </w:tc>
@@ -2521,7 +2521,7 @@
             <w:textDirection w:val="btLr"/>
             <w:tcFitText/>
             <w:vMerge w:val="restart"/>
-            <w:shd w:val="clear" w:color="auto" w:fill="99CCFF"/>
+            <w:shd w:val="clear" w:color="auto" w:fill="969696"/>
           </w:tcPr>
           <w:p>
             <w:pPr>
@@ -2538,7 +2538,7 @@
                 <w:rFonts w:ascii="Arial" w:hAnsi="Arial"/>
                 <w:b/>
               </w:rPr>
-              <w:t xml:space="preserve">синий</w:t>
+              <w:t xml:space="preserve">черный</w:t>
             </w:r>
           </w:p>
           <w:p>
@@ -2745,7 +2745,7 @@
             <w:textDirection w:val="btLr"/>
             <w:tcFitText/>
             <w:vMerge/>
-            <w:shd w:val="clear" w:color="auto" w:fill="99CCFF"/>
+            <w:shd w:val="clear" w:color="auto" w:fill="969696"/>
           </w:tcPr>
           <w:p/>
         </w:tc>
@@ -2939,7 +2939,7 @@
             <w:textDirection w:val="btLr"/>
             <w:tcFitText/>
             <w:vMerge w:val="restart"/>
-            <w:shd w:val="clear" w:color="auto" w:fill="99CCFF"/>
+            <w:shd w:val="clear" w:color="auto" w:fill="969696"/>
           </w:tcPr>
           <w:p>
             <w:pPr>
@@ -2956,7 +2956,7 @@
                 <w:rFonts w:ascii="Arial" w:hAnsi="Arial"/>
                 <w:b/>
               </w:rPr>
-              <w:t xml:space="preserve">синий</w:t>
+              <w:t xml:space="preserve">черный</w:t>
             </w:r>
           </w:p>
           <w:p>
@@ -3159,7 +3159,7 @@
             <w:textDirection w:val="btLr"/>
             <w:tcFitText/>
             <w:vMerge/>
-            <w:shd w:val="clear" w:color="auto" w:fill="99CCFF"/>
+            <w:shd w:val="clear" w:color="auto" w:fill="969696"/>
           </w:tcPr>
           <w:p/>
         </w:tc>
@@ -3363,7 +3363,7 @@
             <w:textDirection w:val="btLr"/>
             <w:tcFitText/>
             <w:vMerge w:val="restart"/>
-            <w:shd w:val="clear" w:color="auto" w:fill="99CCFF"/>
+            <w:shd w:val="clear" w:color="auto" w:fill="969696"/>
           </w:tcPr>
           <w:p>
             <w:pPr>
@@ -3380,7 +3380,7 @@
                 <w:rFonts w:ascii="Arial" w:hAnsi="Arial"/>
                 <w:b/>
               </w:rPr>
-              <w:t xml:space="preserve">синий</w:t>
+              <w:t xml:space="preserve">черный</w:t>
             </w:r>
           </w:p>
           <w:p>
@@ -3583,7 +3583,7 @@
             <w:textDirection w:val="btLr"/>
             <w:tcFitText/>
             <w:vMerge/>
-            <w:shd w:val="clear" w:color="auto" w:fill="99CCFF"/>
+            <w:shd w:val="clear" w:color="auto" w:fill="969696"/>
           </w:tcPr>
           <w:p/>
         </w:tc>
@@ -3781,7 +3781,7 @@
             <w:textDirection w:val="btLr"/>
             <w:tcFitText/>
             <w:vMerge w:val="restart"/>
-            <w:shd w:val="clear" w:color="auto" w:fill="99CCFF"/>
+            <w:shd w:val="clear" w:color="auto" w:fill="969696"/>
           </w:tcPr>
           <w:p>
             <w:pPr>
@@ -3798,7 +3798,7 @@
                 <w:rFonts w:ascii="Arial" w:hAnsi="Arial"/>
                 <w:b/>
               </w:rPr>
-              <w:t xml:space="preserve">синий</w:t>
+              <w:t xml:space="preserve">черный</w:t>
             </w:r>
           </w:p>
           <w:p>
@@ -4010,7 +4010,7 @@
             <w:textDirection w:val="btLr"/>
             <w:tcFitText/>
             <w:vMerge/>
-            <w:shd w:val="clear" w:color="auto" w:fill="99CCFF"/>
+            <w:shd w:val="clear" w:color="auto" w:fill="969696"/>
           </w:tcPr>
           <w:p/>
         </w:tc>
@@ -4192,7 +4192,7 @@
             <w:textDirection w:val="btLr"/>
             <w:tcFitText/>
             <w:vMerge/>
-            <w:shd w:val="clear" w:color="auto" w:fill="99CCFF"/>
+            <w:shd w:val="clear" w:color="auto" w:fill="969696"/>
           </w:tcPr>
           <w:p/>
         </w:tc>
@@ -4377,7 +4377,7 @@
             </w:tcMar>
             <w:textDirection w:val="btLr"/>
             <w:tcFitText/>
-            <w:shd w:val="clear" w:color="auto" w:fill="99CCFF"/>
+            <w:shd w:val="clear" w:color="auto" w:fill="969696"/>
           </w:tcPr>
           <w:p>
             <w:pPr>
@@ -4394,7 +4394,7 @@
                 <w:rFonts w:ascii="Arial" w:hAnsi="Arial"/>
                 <w:b/>
               </w:rPr>
-              <w:t xml:space="preserve">синий</w:t>
+              <w:t xml:space="preserve">черный</w:t>
             </w:r>
           </w:p>
         </w:tc>
@@ -4603,7 +4603,7 @@
             </w:tcMar>
             <w:textDirection w:val="btLr"/>
             <w:tcFitText/>
-            <w:shd w:val="clear" w:color="auto" w:fill="99CCFF"/>
+            <w:shd w:val="clear" w:color="auto" w:fill="969696"/>
           </w:tcPr>
           <w:p>
             <w:pPr>
@@ -4620,7 +4620,7 @@
                 <w:rFonts w:ascii="Arial" w:hAnsi="Arial"/>
                 <w:b/>
               </w:rPr>
-              <w:t xml:space="preserve">синий</w:t>
+              <w:t xml:space="preserve">черный</w:t>
             </w:r>
           </w:p>
         </w:tc>
@@ -4838,7 +4838,7 @@
             <w:textDirection w:val="btLr"/>
             <w:tcFitText/>
             <w:vMerge w:val="restart"/>
-            <w:shd w:val="clear" w:color="auto" w:fill="99CCFF"/>
+            <w:shd w:val="clear" w:color="auto" w:fill="969696"/>
           </w:tcPr>
           <w:p>
             <w:pPr>
@@ -4855,7 +4855,7 @@
                 <w:rFonts w:ascii="Arial" w:hAnsi="Arial"/>
                 <w:b/>
               </w:rPr>
-              <w:t xml:space="preserve">синий</w:t>
+              <w:t xml:space="preserve">черный</w:t>
             </w:r>
           </w:p>
           <w:p>
@@ -5062,7 +5062,7 @@
             <w:textDirection w:val="btLr"/>
             <w:tcFitText/>
             <w:vMerge/>
-            <w:shd w:val="clear" w:color="auto" w:fill="99CCFF"/>
+            <w:shd w:val="clear" w:color="auto" w:fill="969696"/>
           </w:tcPr>
           <w:p/>
         </w:tc>
@@ -5256,7 +5256,7 @@
             <w:textDirection w:val="btLr"/>
             <w:tcFitText/>
             <w:vMerge w:val="restart"/>
-            <w:shd w:val="clear" w:color="auto" w:fill="99CCFF"/>
+            <w:shd w:val="clear" w:color="auto" w:fill="969696"/>
           </w:tcPr>
           <w:p>
             <w:pPr>
@@ -5273,7 +5273,7 @@
                 <w:rFonts w:ascii="Arial" w:hAnsi="Arial"/>
                 <w:b/>
               </w:rPr>
-              <w:t xml:space="preserve">синий</w:t>
+              <w:t xml:space="preserve">черный</w:t>
             </w:r>
           </w:p>
           <w:p>
@@ -5480,7 +5480,7 @@
             <w:textDirection w:val="btLr"/>
             <w:tcFitText/>
             <w:vMerge/>
-            <w:shd w:val="clear" w:color="auto" w:fill="99CCFF"/>
+            <w:shd w:val="clear" w:color="auto" w:fill="969696"/>
           </w:tcPr>
           <w:p/>
         </w:tc>
@@ -5674,7 +5674,7 @@
             <w:textDirection w:val="btLr"/>
             <w:tcFitText/>
             <w:vMerge w:val="restart"/>
-            <w:shd w:val="clear" w:color="auto" w:fill="99CCFF"/>
+            <w:shd w:val="clear" w:color="auto" w:fill="969696"/>
           </w:tcPr>
           <w:p>
             <w:pPr>
@@ -5691,7 +5691,7 @@
                 <w:rFonts w:ascii="Arial" w:hAnsi="Arial"/>
                 <w:b/>
               </w:rPr>
-              <w:t xml:space="preserve">синий</w:t>
+              <w:t xml:space="preserve">черный</w:t>
             </w:r>
           </w:p>
           <w:p>
@@ -5898,7 +5898,7 @@
             <w:textDirection w:val="btLr"/>
             <w:tcFitText/>
             <w:vMerge/>
-            <w:shd w:val="clear" w:color="auto" w:fill="99CCFF"/>
+            <w:shd w:val="clear" w:color="auto" w:fill="969696"/>
           </w:tcPr>
           <w:p/>
         </w:tc>
@@ -6092,7 +6092,7 @@
             <w:textDirection w:val="btLr"/>
             <w:tcFitText/>
             <w:vMerge w:val="restart"/>
-            <w:shd w:val="clear" w:color="auto" w:fill="99CCFF"/>
+            <w:shd w:val="clear" w:color="auto" w:fill="969696"/>
           </w:tcPr>
           <w:p>
             <w:pPr>
@@ -6109,7 +6109,7 @@
                 <w:rFonts w:ascii="Arial" w:hAnsi="Arial"/>
                 <w:b/>
               </w:rPr>
-              <w:t xml:space="preserve">синий</w:t>
+              <w:t xml:space="preserve">черный</w:t>
             </w:r>
           </w:p>
           <w:p>
@@ -6316,7 +6316,7 @@
             <w:textDirection w:val="btLr"/>
             <w:tcFitText/>
             <w:vMerge/>
-            <w:shd w:val="clear" w:color="auto" w:fill="99CCFF"/>
+            <w:shd w:val="clear" w:color="auto" w:fill="969696"/>
           </w:tcPr>
           <w:p/>
         </w:tc>
@@ -6405,7 +6405,7 @@
         <w:tc>
           <w:tcPr>
             <w:tcW w:w="1417" w:type="dxa"/>
-            <w:shd w:val="clear" w:color="auto" w:fill="FFCCCC"/>
+            <w:shd w:val="clear" w:color="auto" w:fill="99CCFF"/>
           </w:tcPr>
           <w:p>
             <w:pPr>
@@ -6420,7 +6420,7 @@
                 <w:rFonts w:ascii="Arial" w:hAnsi="Arial"/>
                 <w:b/>
               </w:rPr>
-              <w:t xml:space="preserve">ХИМИТЕК ПОЛИКОР</w:t>
+              <w:t xml:space="preserve">ХИМИТЕК УНИВЕРСАЛ-ПЕНАКТИВ-ЦВМ</w:t>
             </w:r>
           </w:p>
         </w:tc>
@@ -6451,7 +6451,7 @@
                 <w:sz w:val="14"/>
                 <w:rFonts w:ascii="Arial" w:hAnsi="Arial"/>
               </w:rPr>
-              <w:t xml:space="preserve">100 %</w:t>
+              <w:t xml:space="preserve">2,0-3,0 %</w:t>
             </w:r>
             <w:r>
               <w:br/>
@@ -6461,7 +6461,7 @@
                 <w:rFonts w:ascii="Arial" w:hAnsi="Arial"/>
                 <w:sz w:val="14"/>
               </w:rPr>
-              <w:t>локтевой дозатор</w:t>
+              <w:t>спрей система ProTwin</w:t>
             </w:r>
           </w:p>
         </w:tc>
@@ -6510,7 +6510,7 @@
             <w:textDirection w:val="btLr"/>
             <w:tcFitText/>
             <w:vMerge w:val="restart"/>
-            <w:shd w:val="clear" w:color="auto" w:fill="99CCFF"/>
+            <w:shd w:val="clear" w:color="auto" w:fill="969696"/>
           </w:tcPr>
           <w:p>
             <w:pPr>
@@ -6527,7 +6527,7 @@
                 <w:rFonts w:ascii="Arial" w:hAnsi="Arial"/>
                 <w:b/>
               </w:rPr>
-              <w:t xml:space="preserve">синий</w:t>
+              <w:t xml:space="preserve">черный</w:t>
             </w:r>
           </w:p>
           <w:p>
@@ -6734,7 +6734,7 @@
             <w:textDirection w:val="btLr"/>
             <w:tcFitText/>
             <w:vMerge/>
-            <w:shd w:val="clear" w:color="auto" w:fill="99CCFF"/>
+            <w:shd w:val="clear" w:color="auto" w:fill="969696"/>
           </w:tcPr>
           <w:p/>
         </w:tc>
@@ -6947,7 +6947,7 @@
             <w:textDirection w:val="btLr"/>
             <w:tcFitText/>
             <w:vMerge w:val="restart"/>
-            <w:shd w:val="clear" w:color="auto" w:fill="99CCFF"/>
+            <w:shd w:val="clear" w:color="auto" w:fill="969696"/>
           </w:tcPr>
           <w:p>
             <w:pPr>
@@ -6964,7 +6964,7 @@
                 <w:rFonts w:ascii="Arial" w:hAnsi="Arial"/>
                 <w:b/>
               </w:rPr>
-              <w:t xml:space="preserve">синий</w:t>
+              <w:t xml:space="preserve">черный</w:t>
             </w:r>
           </w:p>
           <w:p>
@@ -7171,7 +7171,7 @@
             <w:textDirection w:val="btLr"/>
             <w:tcFitText/>
             <w:vMerge/>
-            <w:shd w:val="clear" w:color="auto" w:fill="99CCFF"/>
+            <w:shd w:val="clear" w:color="auto" w:fill="969696"/>
           </w:tcPr>
           <w:p/>
         </w:tc>
@@ -7371,7 +7371,7 @@
             <w:textDirection w:val="btLr"/>
             <w:tcFitText/>
             <w:vMerge w:val="restart"/>
-            <w:shd w:val="clear" w:color="auto" w:fill="99CCFF"/>
+            <w:shd w:val="clear" w:color="auto" w:fill="969696"/>
           </w:tcPr>
           <w:p>
             <w:pPr>
@@ -7388,7 +7388,7 @@
                 <w:rFonts w:ascii="Arial" w:hAnsi="Arial"/>
                 <w:b/>
               </w:rPr>
-              <w:t xml:space="preserve">синий</w:t>
+              <w:t xml:space="preserve">черный</w:t>
             </w:r>
           </w:p>
           <w:p>
@@ -7604,7 +7604,7 @@
             <w:textDirection w:val="btLr"/>
             <w:tcFitText/>
             <w:vMerge/>
-            <w:shd w:val="clear" w:color="auto" w:fill="99CCFF"/>
+            <w:shd w:val="clear" w:color="auto" w:fill="969696"/>
           </w:tcPr>
           <w:p/>
         </w:tc>
@@ -7772,7 +7772,7 @@
             <w:textDirection w:val="btLr"/>
             <w:tcFitText/>
             <w:vMerge/>
-            <w:shd w:val="clear" w:color="auto" w:fill="99CCFF"/>
+            <w:shd w:val="clear" w:color="auto" w:fill="969696"/>
           </w:tcPr>
           <w:p/>
         </w:tc>
@@ -8001,7 +8001,7 @@
             <w:textDirection w:val="btLr"/>
             <w:tcFitText/>
             <w:vMerge w:val="restart"/>
-            <w:shd w:val="clear" w:color="auto" w:fill="99CCFF"/>
+            <w:shd w:val="clear" w:color="auto" w:fill="969696"/>
           </w:tcPr>
           <w:p>
             <w:pPr>
@@ -8018,7 +8018,7 @@
                 <w:rFonts w:ascii="Arial" w:hAnsi="Arial"/>
                 <w:b/>
               </w:rPr>
-              <w:t xml:space="preserve">синий</w:t>
+              <w:t xml:space="preserve">черный</w:t>
             </w:r>
           </w:p>
           <w:p>
@@ -8234,7 +8234,7 @@
             <w:textDirection w:val="btLr"/>
             <w:tcFitText/>
             <w:vMerge/>
-            <w:shd w:val="clear" w:color="auto" w:fill="99CCFF"/>
+            <w:shd w:val="clear" w:color="auto" w:fill="969696"/>
           </w:tcPr>
           <w:p/>
         </w:tc>
@@ -8402,7 +8402,7 @@
             <w:textDirection w:val="btLr"/>
             <w:tcFitText/>
             <w:vMerge/>
-            <w:shd w:val="clear" w:color="auto" w:fill="99CCFF"/>
+            <w:shd w:val="clear" w:color="auto" w:fill="969696"/>
           </w:tcPr>
           <w:p/>
         </w:tc>
@@ -8631,7 +8631,7 @@
             <w:textDirection w:val="btLr"/>
             <w:tcFitText/>
             <w:vMerge w:val="restart"/>
-            <w:shd w:val="clear" w:color="auto" w:fill="99CCFF"/>
+            <w:shd w:val="clear" w:color="auto" w:fill="969696"/>
           </w:tcPr>
           <w:p>
             <w:pPr>
@@ -8648,7 +8648,7 @@
                 <w:rFonts w:ascii="Arial" w:hAnsi="Arial"/>
                 <w:b/>
               </w:rPr>
-              <w:t xml:space="preserve">синий</w:t>
+              <w:t xml:space="preserve">черный</w:t>
             </w:r>
           </w:p>
           <w:p>
@@ -8864,7 +8864,7 @@
             <w:textDirection w:val="btLr"/>
             <w:tcFitText/>
             <w:vMerge/>
-            <w:shd w:val="clear" w:color="auto" w:fill="99CCFF"/>
+            <w:shd w:val="clear" w:color="auto" w:fill="969696"/>
           </w:tcPr>
           <w:p/>
         </w:tc>
@@ -9032,7 +9032,7 @@
             <w:textDirection w:val="btLr"/>
             <w:tcFitText/>
             <w:vMerge/>
-            <w:shd w:val="clear" w:color="auto" w:fill="99CCFF"/>
+            <w:shd w:val="clear" w:color="auto" w:fill="969696"/>
           </w:tcPr>
           <w:p/>
         </w:tc>
@@ -9242,7 +9242,7 @@
             <w:textDirection w:val="btLr"/>
             <w:tcFitText/>
             <w:vMerge w:val="restart"/>
-            <w:shd w:val="clear" w:color="auto" w:fill="99CCFF"/>
+            <w:shd w:val="clear" w:color="auto" w:fill="969696"/>
           </w:tcPr>
           <w:p>
             <w:pPr>
@@ -9259,7 +9259,7 @@
                 <w:rFonts w:ascii="Arial" w:hAnsi="Arial"/>
                 <w:b/>
               </w:rPr>
-              <w:t xml:space="preserve">синий</w:t>
+              <w:t xml:space="preserve">черный</w:t>
             </w:r>
           </w:p>
           <w:p>
@@ -9475,7 +9475,7 @@
             <w:textDirection w:val="btLr"/>
             <w:tcFitText/>
             <w:vMerge/>
-            <w:shd w:val="clear" w:color="auto" w:fill="99CCFF"/>
+            <w:shd w:val="clear" w:color="auto" w:fill="969696"/>
           </w:tcPr>
           <w:p/>
         </w:tc>
@@ -9643,7 +9643,7 @@
             <w:textDirection w:val="btLr"/>
             <w:tcFitText/>
             <w:vMerge/>
-            <w:shd w:val="clear" w:color="auto" w:fill="99CCFF"/>
+            <w:shd w:val="clear" w:color="auto" w:fill="969696"/>
           </w:tcPr>
           <w:p/>
         </w:tc>

--- a/tech_cards/Раздевалка мужскаяженская_tech_card.docx
+++ b/tech_cards/Раздевалка мужскаяженская_tech_card.docx
@@ -740,6 +740,25 @@
       <w:tr>
         <w:tc>
           <w:tcPr>
+            <w:tcW w:w="15350" w:type="dxa"/>
+            <w:gridSpan w:val="12"/>
+            <w:shd w:val="clear" w:color="auto" w:fill="D2D2D2"/>
+          </w:tcPr>
+          <w:p>
+            <w:r>
+              <w:rPr>
+                <w:sz w:val="14"/>
+                <w:rFonts w:ascii="Arial" w:hAnsi="Arial"/>
+                <w:b/>
+              </w:rPr>
+              <w:t xml:space="preserve">Санитарная обработка технологического оборудования</w:t>
+            </w:r>
+          </w:p>
+        </w:tc>
+      </w:tr>
+      <w:tr>
+        <w:tc>
+          <w:tcPr>
             <w:tcW w:w="1809" w:type="dxa"/>
             <w:vMerge w:val="restart"/>
           </w:tcPr>
@@ -749,7 +768,7 @@
                 <w:sz w:val="14"/>
                 <w:rFonts w:ascii="Arial" w:hAnsi="Arial"/>
               </w:rPr>
-              <w:t xml:space="preserve">потолок подвесной</w:t>
+              <w:t xml:space="preserve">холодильные шкафы</w:t>
             </w:r>
           </w:p>
           <w:p>
@@ -758,18 +777,180 @@
           <w:p>
             <w:r/>
           </w:p>
+          <w:p>
+            <w:r/>
+          </w:p>
+          <w:p>
+            <w:r/>
+          </w:p>
+          <w:p>
+            <w:r/>
+          </w:p>
+          <w:p>
+            <w:r/>
+          </w:p>
         </w:tc>
         <w:tc>
           <w:tcPr>
             <w:tcW w:w="1134" w:type="dxa"/>
+          </w:tcPr>
+          <w:p/>
+        </w:tc>
+        <w:tc>
+          <w:tcPr>
+            <w:tcW w:w="426" w:type="dxa"/>
+            <w:tcMar>
+              <w:left w:w="0" w:type="dxa"/>
+              <w:right w:w="0" w:type="dxa"/>
+            </w:tcMar>
+            <w:textDirection w:val="btLr"/>
+          </w:tcPr>
+          <w:p>
+            <w:pPr>
+              <w:ind w:left="113" w:right="113"/>
+              <w:jc w:val="center"/>
+            </w:pPr>
+          </w:p>
+        </w:tc>
+        <w:tc>
+          <w:tcPr>
+            <w:tcW w:w="1417" w:type="dxa"/>
+          </w:tcPr>
+          <w:p>
+            <w:pPr>
+              <w:rPr>
+                <w:b/>
+                <w:bCs/>
+              </w:rPr>
+            </w:pPr>
+          </w:p>
+        </w:tc>
+        <w:tc>
+          <w:tcPr>
+            <w:tcW w:w="1276" w:type="dxa"/>
+          </w:tcPr>
+          <w:p/>
+        </w:tc>
+        <w:tc>
+          <w:tcPr>
+            <w:tcW w:w="1990" w:type="dxa"/>
+          </w:tcPr>
+          <w:p>
+            <w:pPr>
+              <w:jc w:val="center"/>
+            </w:pPr>
+          </w:p>
+        </w:tc>
+        <w:tc>
+          <w:tcPr>
+            <w:tcW w:w="1248" w:type="dxa"/>
+          </w:tcPr>
+          <w:p>
+            <w:pPr>
+              <w:jc w:val="center"/>
+            </w:pPr>
+          </w:p>
+        </w:tc>
+        <w:tc>
+          <w:tcPr>
+            <w:tcW w:w="1032" w:type="dxa"/>
+          </w:tcPr>
+          <w:p>
+            <w:pPr>
+              <w:jc w:val="center"/>
+            </w:pPr>
+          </w:p>
+        </w:tc>
+        <w:tc>
+          <w:tcPr>
+            <w:tcW w:w="411" w:type="dxa"/>
+            <w:noWrap/>
+            <w:tcMar>
+              <w:left w:w="0" w:type="dxa"/>
+              <w:right w:w="0" w:type="dxa"/>
+            </w:tcMar>
+            <w:textDirection w:val="btLr"/>
+            <w:tcFitText/>
+          </w:tcPr>
+          <w:p>
+            <w:pPr>
+              <w:ind w:left="113" w:right="113"/>
+              <w:jc w:val="center"/>
+              <w:rPr>
+                <w:b/>
+                <w:bCs/>
+              </w:rPr>
+            </w:pPr>
+          </w:p>
+        </w:tc>
+        <w:tc>
+          <w:tcPr>
+            <w:tcW w:w="1467" w:type="dxa"/>
+          </w:tcPr>
+          <w:p>
+            <w:pPr>
+              <w:jc w:val="center"/>
+            </w:pPr>
+          </w:p>
+        </w:tc>
+        <w:tc>
+          <w:tcPr>
+            <w:tcW w:w="1554" w:type="dxa"/>
+          </w:tcPr>
+          <w:p/>
+        </w:tc>
+        <w:tc>
+          <w:tcPr>
+            <w:tcW w:w="1586" w:type="dxa"/>
+          </w:tcPr>
+          <w:p/>
+        </w:tc>
+      </w:tr>
+      <w:tr>
+        <w:tc>
+          <w:tcPr>
+            <w:tcW w:w="1809" w:type="dxa"/>
+            <w:vMerge/>
+          </w:tcPr>
+          <w:p/>
+        </w:tc>
+        <w:tc>
+          <w:tcPr>
+            <w:tcW w:w="13541" w:type="dxa"/>
+            <w:gridSpan w:val="11"/>
+            <w:shd w:val="clear" w:color="auto" w:fill="D2D2D2"/>
           </w:tcPr>
           <w:p>
             <w:r>
               <w:rPr>
                 <w:sz w:val="14"/>
                 <w:rFonts w:ascii="Arial" w:hAnsi="Arial"/>
-              </w:rPr>
-              <w:t xml:space="preserve">очистка (обеспыливание поверхностей)</w:t>
+                <w:b/>
+              </w:rPr>
+              <w:t xml:space="preserve">Внешние поверхности</w:t>
+            </w:r>
+          </w:p>
+        </w:tc>
+      </w:tr>
+      <w:tr>
+        <w:tc>
+          <w:tcPr>
+            <w:tcW w:w="1809" w:type="dxa"/>
+            <w:vMerge/>
+          </w:tcPr>
+          <w:p/>
+        </w:tc>
+        <w:tc>
+          <w:tcPr>
+            <w:tcW w:w="1134" w:type="dxa"/>
+          </w:tcPr>
+          <w:p>
+            <w:r>
+              <w:rPr>
+                <w:sz w:val="14"/>
+                <w:rFonts w:ascii="Arial" w:hAnsi="Arial"/>
+              </w:rPr>
+              <w:t xml:space="preserve">мойка</w:t>
             </w:r>
           </w:p>
         </w:tc>
@@ -799,13 +980,11 @@
           <w:p>
             <w:r/>
           </w:p>
-          <w:p>
-            <w:r/>
-          </w:p>
         </w:tc>
         <w:tc>
           <w:tcPr>
             <w:tcW w:w="1417" w:type="dxa"/>
+            <w:shd w:val="clear" w:color="auto" w:fill="99FF99"/>
           </w:tcPr>
           <w:p>
             <w:pPr>
@@ -818,8 +997,9 @@
               <w:rPr>
                 <w:sz w:val="14"/>
                 <w:rFonts w:ascii="Arial" w:hAnsi="Arial"/>
-              </w:rPr>
-              <w:t xml:space="preserve">_____________</w:t>
+                <w:b/>
+              </w:rPr>
+              <w:t xml:space="preserve">ХИМИТЕК ИЗУМРУД 310</w:t>
             </w:r>
           </w:p>
         </w:tc>
@@ -833,7 +1013,7 @@
                 <w:sz w:val="14"/>
                 <w:rFonts w:ascii="Arial" w:hAnsi="Arial"/>
               </w:rPr>
-              <w:t xml:space="preserve">ручной (протирание)</w:t>
+              <w:t xml:space="preserve">ручной (протирание, обработка щеткой)</w:t>
             </w:r>
           </w:p>
         </w:tc>
@@ -850,7 +1030,8 @@
                 <w:sz w:val="14"/>
                 <w:rFonts w:ascii="Arial" w:hAnsi="Arial"/>
               </w:rPr>
-              <w:t xml:space="preserve">_____________</w:t>
+              <w:t xml:space="preserve">1,0 – 2,0%,
+дозирующая система ProMax</w:t>
             </w:r>
           </w:p>
         </w:tc>
@@ -867,7 +1048,852 @@
                 <w:sz w:val="14"/>
                 <w:rFonts w:ascii="Arial" w:hAnsi="Arial"/>
               </w:rPr>
+              <w:t xml:space="preserve">не ниже 40°C</w:t>
+            </w:r>
+          </w:p>
+        </w:tc>
+        <w:tc>
+          <w:tcPr>
+            <w:tcW w:w="1032" w:type="dxa"/>
+          </w:tcPr>
+          <w:p>
+            <w:pPr>
+              <w:jc w:val="center"/>
+            </w:pPr>
+            <w:r>
+              <w:rPr>
+                <w:sz w:val="14"/>
+                <w:rFonts w:ascii="Arial" w:hAnsi="Arial"/>
+              </w:rPr>
               <w:t xml:space="preserve">_____________</w:t>
+            </w:r>
+          </w:p>
+        </w:tc>
+        <w:tc>
+          <w:tcPr>
+            <w:tcW w:w="411" w:type="dxa"/>
+            <w:vMerge w:val="restart"/>
+            <w:noWrap/>
+            <w:tcMar>
+              <w:left w:w="0" w:type="dxa"/>
+              <w:right w:w="0" w:type="dxa"/>
+            </w:tcMar>
+            <w:textDirection w:val="btLr"/>
+            <w:tcFitText/>
+          </w:tcPr>
+          <w:p>
+            <w:pPr>
+              <w:ind w:left="113" w:right="113"/>
+              <w:jc w:val="center"/>
+              <w:rPr>
+                <w:b/>
+                <w:bCs/>
+              </w:rPr>
+            </w:pPr>
+            <w:r>
+              <w:rPr>
+                <w:sz w:val="14"/>
+                <w:rFonts w:ascii="Arial" w:hAnsi="Arial"/>
+                <w:b/>
+              </w:rPr>
+              <w:t xml:space="preserve">промаркированный</w:t>
+            </w:r>
+          </w:p>
+          <w:p>
+            <w:r/>
+          </w:p>
+        </w:tc>
+        <w:tc>
+          <w:tcPr>
+            <w:tcW w:w="1467" w:type="dxa"/>
+            <w:vMerge w:val="restart"/>
+          </w:tcPr>
+          <w:p>
+            <w:pPr>
+              <w:jc w:val="center"/>
+            </w:pPr>
+            <w:r>
+              <w:rPr>
+                <w:sz w:val="14"/>
+                <w:rFonts w:ascii="Arial" w:hAnsi="Arial"/>
+              </w:rPr>
+              <w:t xml:space="preserve">1 раз в неделю</w:t>
+            </w:r>
+          </w:p>
+          <w:p>
+            <w:r/>
+          </w:p>
+        </w:tc>
+        <w:tc>
+          <w:tcPr>
+            <w:tcW w:w="1554" w:type="dxa"/>
+            <w:vMerge w:val="restart"/>
+          </w:tcPr>
+          <w:p>
+            <w:r>
+              <w:rPr>
+                <w:sz w:val="14"/>
+                <w:rFonts w:ascii="Arial" w:hAnsi="Arial"/>
+              </w:rPr>
+              <w:t xml:space="preserve">сотрудник внутреннего клининга</w:t>
+            </w:r>
+          </w:p>
+          <w:p>
+            <w:r/>
+          </w:p>
+        </w:tc>
+        <w:tc>
+          <w:tcPr>
+            <w:tcW w:w="1586" w:type="dxa"/>
+            <w:vMerge w:val="restart"/>
+          </w:tcPr>
+          <w:p>
+            <w:r>
+              <w:rPr>
+                <w:sz w:val="14"/>
+                <w:rFonts w:ascii="Arial" w:hAnsi="Arial"/>
+              </w:rPr>
+              <w:t xml:space="preserve">визуальный контроль/сотрудник отдела качества</w:t>
+            </w:r>
+          </w:p>
+          <w:p>
+            <w:r/>
+          </w:p>
+        </w:tc>
+      </w:tr>
+      <w:tr>
+        <w:tc>
+          <w:tcPr>
+            <w:tcW w:w="1809" w:type="dxa"/>
+            <w:vMerge/>
+          </w:tcPr>
+          <w:p/>
+        </w:tc>
+        <w:tc>
+          <w:tcPr>
+            <w:tcW w:w="1134" w:type="dxa"/>
+          </w:tcPr>
+          <w:p>
+            <w:r>
+              <w:rPr>
+                <w:sz w:val="14"/>
+                <w:rFonts w:ascii="Arial" w:hAnsi="Arial"/>
+              </w:rPr>
+              <w:t xml:space="preserve">дезинфекция</w:t>
+            </w:r>
+          </w:p>
+        </w:tc>
+        <w:tc>
+          <w:tcPr>
+            <w:tcW w:w="426" w:type="dxa"/>
+            <w:vMerge/>
+            <w:tcMar>
+              <w:left w:w="0" w:type="dxa"/>
+              <w:right w:w="0" w:type="dxa"/>
+            </w:tcMar>
+            <w:textDirection w:val="btLr"/>
+          </w:tcPr>
+          <w:p/>
+        </w:tc>
+        <w:tc>
+          <w:tcPr>
+            <w:tcW w:w="1417" w:type="dxa"/>
+            <w:shd w:val="clear" w:color="auto" w:fill="FFFFCC"/>
+          </w:tcPr>
+          <w:p>
+            <w:pPr>
+              <w:rPr>
+                <w:b/>
+                <w:bCs/>
+              </w:rPr>
+            </w:pPr>
+            <w:r>
+              <w:rPr>
+                <w:sz w:val="14"/>
+                <w:rFonts w:ascii="Arial" w:hAnsi="Arial"/>
+                <w:b/>
+              </w:rPr>
+              <w:t xml:space="preserve">ХИМИТЕК ПОЛИДЕЗ®-СУПЕР</w:t>
+            </w:r>
+          </w:p>
+        </w:tc>
+        <w:tc>
+          <w:tcPr>
+            <w:tcW w:w="1276" w:type="dxa"/>
+          </w:tcPr>
+          <w:p>
+            <w:r>
+              <w:rPr>
+                <w:sz w:val="14"/>
+                <w:rFonts w:ascii="Arial" w:hAnsi="Arial"/>
+              </w:rPr>
+              <w:t xml:space="preserve">ручной (протирание)</w:t>
+            </w:r>
+          </w:p>
+        </w:tc>
+        <w:tc>
+          <w:tcPr>
+            <w:tcW w:w="1990" w:type="dxa"/>
+          </w:tcPr>
+          <w:p>
+            <w:pPr>
+              <w:jc w:val="center"/>
+            </w:pPr>
+            <w:r>
+              <w:rPr>
+                <w:sz w:val="14"/>
+                <w:rFonts w:ascii="Arial" w:hAnsi="Arial"/>
+              </w:rPr>
+              <w:t xml:space="preserve">0,02 % – 0,05 % (по НУК),
+дозирующая система ProMax</w:t>
+            </w:r>
+          </w:p>
+        </w:tc>
+        <w:tc>
+          <w:tcPr>
+            <w:tcW w:w="1248" w:type="dxa"/>
+          </w:tcPr>
+          <w:p>
+            <w:pPr>
+              <w:jc w:val="center"/>
+            </w:pPr>
+            <w:r>
+              <w:rPr>
+                <w:sz w:val="14"/>
+                <w:rFonts w:ascii="Arial" w:hAnsi="Arial"/>
+              </w:rPr>
+              <w:t xml:space="preserve">18-20 °C</w:t>
+            </w:r>
+          </w:p>
+        </w:tc>
+        <w:tc>
+          <w:tcPr>
+            <w:tcW w:w="1032" w:type="dxa"/>
+          </w:tcPr>
+          <w:p>
+            <w:pPr>
+              <w:jc w:val="center"/>
+            </w:pPr>
+            <w:r>
+              <w:rPr>
+                <w:sz w:val="14"/>
+                <w:rFonts w:ascii="Arial" w:hAnsi="Arial"/>
+              </w:rPr>
+              <w:t xml:space="preserve">20 мин</w:t>
+            </w:r>
+          </w:p>
+        </w:tc>
+        <w:tc>
+          <w:tcPr>
+            <w:tcW w:w="411" w:type="dxa"/>
+            <w:vMerge/>
+            <w:noWrap/>
+            <w:tcMar>
+              <w:left w:w="0" w:type="dxa"/>
+              <w:right w:w="0" w:type="dxa"/>
+            </w:tcMar>
+            <w:textDirection w:val="btLr"/>
+            <w:tcFitText/>
+          </w:tcPr>
+          <w:p/>
+        </w:tc>
+        <w:tc>
+          <w:tcPr>
+            <w:tcW w:w="1467" w:type="dxa"/>
+            <w:vMerge/>
+          </w:tcPr>
+          <w:p/>
+        </w:tc>
+        <w:tc>
+          <w:tcPr>
+            <w:tcW w:w="1554" w:type="dxa"/>
+            <w:vMerge/>
+          </w:tcPr>
+          <w:p/>
+        </w:tc>
+        <w:tc>
+          <w:tcPr>
+            <w:tcW w:w="1586" w:type="dxa"/>
+            <w:vMerge/>
+          </w:tcPr>
+          <w:p/>
+        </w:tc>
+      </w:tr>
+      <w:tr>
+        <w:tc>
+          <w:tcPr>
+            <w:tcW w:w="1809" w:type="dxa"/>
+            <w:vMerge/>
+          </w:tcPr>
+          <w:p/>
+        </w:tc>
+        <w:tc>
+          <w:tcPr>
+            <w:tcW w:w="13541" w:type="dxa"/>
+            <w:gridSpan w:val="11"/>
+            <w:shd w:val="clear" w:color="auto" w:fill="D2D2D2"/>
+          </w:tcPr>
+          <w:p>
+            <w:r>
+              <w:rPr>
+                <w:sz w:val="14"/>
+                <w:rFonts w:ascii="Arial" w:hAnsi="Arial"/>
+                <w:b/>
+              </w:rPr>
+              <w:t xml:space="preserve">Внутренние поверхности</w:t>
+            </w:r>
+          </w:p>
+        </w:tc>
+      </w:tr>
+      <w:tr>
+        <w:tc>
+          <w:tcPr>
+            <w:tcW w:w="1809" w:type="dxa"/>
+            <w:vMerge/>
+          </w:tcPr>
+          <w:p/>
+        </w:tc>
+        <w:tc>
+          <w:tcPr>
+            <w:tcW w:w="1134" w:type="dxa"/>
+          </w:tcPr>
+          <w:p>
+            <w:r>
+              <w:rPr>
+                <w:sz w:val="14"/>
+                <w:rFonts w:ascii="Arial" w:hAnsi="Arial"/>
+              </w:rPr>
+              <w:t xml:space="preserve">мойка</w:t>
+            </w:r>
+          </w:p>
+        </w:tc>
+        <w:tc>
+          <w:tcPr>
+            <w:tcW w:w="426" w:type="dxa"/>
+            <w:vMerge w:val="restart"/>
+            <w:tcMar>
+              <w:left w:w="0" w:type="dxa"/>
+              <w:right w:w="0" w:type="dxa"/>
+            </w:tcMar>
+            <w:textDirection w:val="btLr"/>
+          </w:tcPr>
+          <w:p>
+            <w:pPr>
+              <w:ind w:left="113" w:right="113"/>
+              <w:jc w:val="center"/>
+            </w:pPr>
+            <w:r>
+              <w:rPr>
+                <w:sz w:val="14"/>
+                <w:rFonts w:ascii="Arial" w:hAnsi="Arial"/>
+              </w:rPr>
+              <w:t xml:space="preserve"/>
+            </w:r>
+          </w:p>
+          <w:p>
+            <w:r/>
+          </w:p>
+        </w:tc>
+        <w:tc>
+          <w:tcPr>
+            <w:tcW w:w="1417" w:type="dxa"/>
+            <w:shd w:val="clear" w:color="auto" w:fill="99FF99"/>
+          </w:tcPr>
+          <w:p>
+            <w:pPr>
+              <w:rPr>
+                <w:b/>
+                <w:bCs/>
+              </w:rPr>
+            </w:pPr>
+            <w:r>
+              <w:rPr>
+                <w:sz w:val="14"/>
+                <w:rFonts w:ascii="Arial" w:hAnsi="Arial"/>
+                <w:b/>
+              </w:rPr>
+              <w:t xml:space="preserve">ХИМИТЕК ИЗУМРУД 310</w:t>
+            </w:r>
+          </w:p>
+        </w:tc>
+        <w:tc>
+          <w:tcPr>
+            <w:tcW w:w="1276" w:type="dxa"/>
+          </w:tcPr>
+          <w:p>
+            <w:r>
+              <w:rPr>
+                <w:sz w:val="14"/>
+                <w:rFonts w:ascii="Arial" w:hAnsi="Arial"/>
+              </w:rPr>
+              <w:t xml:space="preserve">ручной (протирание, обработка щеткой)</w:t>
+            </w:r>
+          </w:p>
+        </w:tc>
+        <w:tc>
+          <w:tcPr>
+            <w:tcW w:w="1990" w:type="dxa"/>
+          </w:tcPr>
+          <w:p>
+            <w:pPr>
+              <w:jc w:val="center"/>
+            </w:pPr>
+            <w:r>
+              <w:rPr>
+                <w:sz w:val="14"/>
+                <w:rFonts w:ascii="Arial" w:hAnsi="Arial"/>
+              </w:rPr>
+              <w:t xml:space="preserve">1,0 – 2,0%,
+дозирующая система ProMax</w:t>
+            </w:r>
+          </w:p>
+        </w:tc>
+        <w:tc>
+          <w:tcPr>
+            <w:tcW w:w="1248" w:type="dxa"/>
+          </w:tcPr>
+          <w:p>
+            <w:pPr>
+              <w:jc w:val="center"/>
+            </w:pPr>
+            <w:r>
+              <w:rPr>
+                <w:sz w:val="14"/>
+                <w:rFonts w:ascii="Arial" w:hAnsi="Arial"/>
+              </w:rPr>
+              <w:t xml:space="preserve">не ниже 40°C</w:t>
+            </w:r>
+          </w:p>
+        </w:tc>
+        <w:tc>
+          <w:tcPr>
+            <w:tcW w:w="1032" w:type="dxa"/>
+          </w:tcPr>
+          <w:p>
+            <w:pPr>
+              <w:jc w:val="center"/>
+            </w:pPr>
+            <w:r>
+              <w:rPr>
+                <w:sz w:val="14"/>
+                <w:rFonts w:ascii="Arial" w:hAnsi="Arial"/>
+              </w:rPr>
+              <w:t xml:space="preserve">_____________</w:t>
+            </w:r>
+          </w:p>
+        </w:tc>
+        <w:tc>
+          <w:tcPr>
+            <w:tcW w:w="411" w:type="dxa"/>
+            <w:vMerge w:val="restart"/>
+            <w:noWrap/>
+            <w:tcMar>
+              <w:left w:w="0" w:type="dxa"/>
+              <w:right w:w="0" w:type="dxa"/>
+            </w:tcMar>
+            <w:textDirection w:val="btLr"/>
+            <w:tcFitText/>
+          </w:tcPr>
+          <w:p>
+            <w:pPr>
+              <w:ind w:left="113" w:right="113"/>
+              <w:jc w:val="center"/>
+              <w:rPr>
+                <w:b/>
+                <w:bCs/>
+              </w:rPr>
+            </w:pPr>
+            <w:r>
+              <w:rPr>
+                <w:sz w:val="14"/>
+                <w:rFonts w:ascii="Arial" w:hAnsi="Arial"/>
+                <w:b/>
+              </w:rPr>
+              <w:t xml:space="preserve">промаркированный</w:t>
+            </w:r>
+          </w:p>
+          <w:p>
+            <w:r/>
+          </w:p>
+        </w:tc>
+        <w:tc>
+          <w:tcPr>
+            <w:tcW w:w="1467" w:type="dxa"/>
+            <w:vMerge w:val="restart"/>
+          </w:tcPr>
+          <w:p>
+            <w:pPr>
+              <w:jc w:val="center"/>
+            </w:pPr>
+            <w:r>
+              <w:rPr>
+                <w:sz w:val="14"/>
+                <w:rFonts w:ascii="Arial" w:hAnsi="Arial"/>
+              </w:rPr>
+              <w:t xml:space="preserve">1 раз в месяц</w:t>
+            </w:r>
+          </w:p>
+          <w:p>
+            <w:r/>
+          </w:p>
+        </w:tc>
+        <w:tc>
+          <w:tcPr>
+            <w:tcW w:w="1554" w:type="dxa"/>
+            <w:vMerge w:val="restart"/>
+          </w:tcPr>
+          <w:p>
+            <w:r>
+              <w:rPr>
+                <w:sz w:val="14"/>
+                <w:rFonts w:ascii="Arial" w:hAnsi="Arial"/>
+              </w:rPr>
+              <w:t xml:space="preserve">сотрудник внутреннего клининга</w:t>
+            </w:r>
+          </w:p>
+          <w:p>
+            <w:r/>
+          </w:p>
+        </w:tc>
+        <w:tc>
+          <w:tcPr>
+            <w:tcW w:w="1586" w:type="dxa"/>
+            <w:vMerge w:val="restart"/>
+          </w:tcPr>
+          <w:p>
+            <w:r>
+              <w:rPr>
+                <w:sz w:val="14"/>
+                <w:rFonts w:ascii="Arial" w:hAnsi="Arial"/>
+              </w:rPr>
+              <w:t xml:space="preserve">визуальный контроль/сотрудник отдела качества</w:t>
+            </w:r>
+          </w:p>
+          <w:p>
+            <w:r/>
+          </w:p>
+        </w:tc>
+      </w:tr>
+      <w:tr>
+        <w:tc>
+          <w:tcPr>
+            <w:tcW w:w="1809" w:type="dxa"/>
+            <w:vMerge/>
+          </w:tcPr>
+          <w:p/>
+        </w:tc>
+        <w:tc>
+          <w:tcPr>
+            <w:tcW w:w="1134" w:type="dxa"/>
+          </w:tcPr>
+          <w:p>
+            <w:r>
+              <w:rPr>
+                <w:sz w:val="14"/>
+                <w:rFonts w:ascii="Arial" w:hAnsi="Arial"/>
+              </w:rPr>
+              <w:t xml:space="preserve">дезинфекция</w:t>
+            </w:r>
+          </w:p>
+        </w:tc>
+        <w:tc>
+          <w:tcPr>
+            <w:tcW w:w="426" w:type="dxa"/>
+            <w:vMerge/>
+            <w:tcMar>
+              <w:left w:w="0" w:type="dxa"/>
+              <w:right w:w="0" w:type="dxa"/>
+            </w:tcMar>
+            <w:textDirection w:val="btLr"/>
+          </w:tcPr>
+          <w:p/>
+        </w:tc>
+        <w:tc>
+          <w:tcPr>
+            <w:tcW w:w="1417" w:type="dxa"/>
+            <w:shd w:val="clear" w:color="auto" w:fill="FFFFCC"/>
+          </w:tcPr>
+          <w:p>
+            <w:pPr>
+              <w:rPr>
+                <w:b/>
+                <w:bCs/>
+              </w:rPr>
+            </w:pPr>
+            <w:r>
+              <w:rPr>
+                <w:sz w:val="14"/>
+                <w:rFonts w:ascii="Arial" w:hAnsi="Arial"/>
+                <w:b/>
+              </w:rPr>
+              <w:t xml:space="preserve">ХИМИТЕК ПОЛИДЕЗ®-СУПЕР</w:t>
+            </w:r>
+          </w:p>
+        </w:tc>
+        <w:tc>
+          <w:tcPr>
+            <w:tcW w:w="1276" w:type="dxa"/>
+          </w:tcPr>
+          <w:p>
+            <w:r>
+              <w:rPr>
+                <w:sz w:val="14"/>
+                <w:rFonts w:ascii="Arial" w:hAnsi="Arial"/>
+              </w:rPr>
+              <w:t xml:space="preserve">ручной (протирание)</w:t>
+            </w:r>
+          </w:p>
+        </w:tc>
+        <w:tc>
+          <w:tcPr>
+            <w:tcW w:w="1990" w:type="dxa"/>
+          </w:tcPr>
+          <w:p>
+            <w:pPr>
+              <w:jc w:val="center"/>
+            </w:pPr>
+            <w:r>
+              <w:rPr>
+                <w:sz w:val="14"/>
+                <w:rFonts w:ascii="Arial" w:hAnsi="Arial"/>
+              </w:rPr>
+              <w:t xml:space="preserve">0,02 % – 0,05 % (по НУК),
+дозирующая система ProMax</w:t>
+            </w:r>
+          </w:p>
+        </w:tc>
+        <w:tc>
+          <w:tcPr>
+            <w:tcW w:w="1248" w:type="dxa"/>
+          </w:tcPr>
+          <w:p>
+            <w:pPr>
+              <w:jc w:val="center"/>
+            </w:pPr>
+            <w:r>
+              <w:rPr>
+                <w:sz w:val="14"/>
+                <w:rFonts w:ascii="Arial" w:hAnsi="Arial"/>
+              </w:rPr>
+              <w:t xml:space="preserve">18-20 °C</w:t>
+            </w:r>
+          </w:p>
+        </w:tc>
+        <w:tc>
+          <w:tcPr>
+            <w:tcW w:w="1032" w:type="dxa"/>
+          </w:tcPr>
+          <w:p>
+            <w:pPr>
+              <w:jc w:val="center"/>
+            </w:pPr>
+            <w:r>
+              <w:rPr>
+                <w:sz w:val="14"/>
+                <w:rFonts w:ascii="Arial" w:hAnsi="Arial"/>
+              </w:rPr>
+              <w:t xml:space="preserve">20 мин</w:t>
+            </w:r>
+          </w:p>
+        </w:tc>
+        <w:tc>
+          <w:tcPr>
+            <w:tcW w:w="411" w:type="dxa"/>
+            <w:vMerge/>
+            <w:noWrap/>
+            <w:tcMar>
+              <w:left w:w="0" w:type="dxa"/>
+              <w:right w:w="0" w:type="dxa"/>
+            </w:tcMar>
+            <w:textDirection w:val="btLr"/>
+            <w:tcFitText/>
+          </w:tcPr>
+          <w:p/>
+        </w:tc>
+        <w:tc>
+          <w:tcPr>
+            <w:tcW w:w="1467" w:type="dxa"/>
+            <w:vMerge/>
+          </w:tcPr>
+          <w:p/>
+        </w:tc>
+        <w:tc>
+          <w:tcPr>
+            <w:tcW w:w="1554" w:type="dxa"/>
+            <w:vMerge/>
+          </w:tcPr>
+          <w:p/>
+        </w:tc>
+        <w:tc>
+          <w:tcPr>
+            <w:tcW w:w="1586" w:type="dxa"/>
+            <w:vMerge/>
+          </w:tcPr>
+          <w:p/>
+        </w:tc>
+      </w:tr>
+      <w:tr>
+        <w:tc>
+          <w:tcPr>
+            <w:tcW w:w="15350" w:type="dxa"/>
+            <w:gridSpan w:val="12"/>
+            <w:shd w:val="clear" w:color="auto" w:fill="D2D2D2"/>
+          </w:tcPr>
+          <w:p>
+            <w:r>
+              <w:rPr>
+                <w:sz w:val="14"/>
+                <w:rFonts w:ascii="Arial" w:hAnsi="Arial"/>
+                <w:b/>
+              </w:rPr>
+              <w:t xml:space="preserve">Санитарная обработка рабочих поверхностей</w:t>
+            </w:r>
+          </w:p>
+        </w:tc>
+      </w:tr>
+      <w:tr>
+        <w:tc>
+          <w:tcPr>
+            <w:tcW w:w="1809" w:type="dxa"/>
+            <w:vMerge w:val="restart"/>
+          </w:tcPr>
+          <w:p>
+            <w:r>
+              <w:rPr>
+                <w:sz w:val="14"/>
+                <w:rFonts w:ascii="Arial" w:hAnsi="Arial"/>
+              </w:rPr>
+              <w:t xml:space="preserve">производственные столы из нержавеющий стали</w:t>
+            </w:r>
+          </w:p>
+          <w:p>
+            <w:r/>
+          </w:p>
+          <w:p>
+            <w:r/>
+          </w:p>
+        </w:tc>
+        <w:tc>
+          <w:tcPr>
+            <w:tcW w:w="1134" w:type="dxa"/>
+          </w:tcPr>
+          <w:p>
+            <w:r>
+              <w:rPr>
+                <w:sz w:val="14"/>
+                <w:rFonts w:ascii="Arial" w:hAnsi="Arial"/>
+              </w:rPr>
+              <w:t xml:space="preserve">мойка</w:t>
+            </w:r>
+          </w:p>
+        </w:tc>
+        <w:tc>
+          <w:tcPr>
+            <w:tcW w:w="426" w:type="dxa"/>
+            <w:vMerge w:val="restart"/>
+            <w:tcMar>
+              <w:left w:w="0" w:type="dxa"/>
+              <w:right w:w="0" w:type="dxa"/>
+            </w:tcMar>
+            <w:textDirection w:val="btLr"/>
+          </w:tcPr>
+          <w:p>
+            <w:pPr>
+              <w:ind w:left="113" w:right="113"/>
+              <w:jc w:val="center"/>
+            </w:pPr>
+            <w:r>
+              <w:rPr>
+                <w:sz w:val="14"/>
+                <w:rFonts w:ascii="Arial" w:hAnsi="Arial"/>
+              </w:rPr>
+              <w:t xml:space="preserve"/>
+            </w:r>
+          </w:p>
+          <w:p>
+            <w:r/>
+          </w:p>
+          <w:p>
+            <w:r/>
+          </w:p>
+        </w:tc>
+        <w:tc>
+          <w:tcPr>
+            <w:tcW w:w="1417" w:type="dxa"/>
+            <w:shd w:val="clear" w:color="auto" w:fill="99CCFF"/>
+          </w:tcPr>
+          <w:p>
+            <w:pPr>
+              <w:rPr>
+                <w:b/>
+                <w:bCs/>
+              </w:rPr>
+            </w:pPr>
+            <w:r>
+              <w:rPr>
+                <w:sz w:val="14"/>
+                <w:rFonts w:ascii="Arial" w:hAnsi="Arial"/>
+                <w:b/>
+              </w:rPr>
+              <w:t xml:space="preserve">ХИМИТЕК ЧУДОДЕЙ®-ПОЛИПРОМ 190022</w:t>
+            </w:r>
+          </w:p>
+        </w:tc>
+        <w:tc>
+          <w:tcPr>
+            <w:tcW w:w="1276" w:type="dxa"/>
+          </w:tcPr>
+          <w:p>
+            <w:r>
+              <w:rPr>
+                <w:sz w:val="14"/>
+                <w:rFonts w:ascii="Arial" w:hAnsi="Arial"/>
+              </w:rPr>
+              <w:t xml:space="preserve">ручной (протирание, обработка щеткой)</w:t>
+            </w:r>
+          </w:p>
+        </w:tc>
+        <w:tc>
+          <w:tcPr>
+            <w:tcW w:w="1990" w:type="dxa"/>
+          </w:tcPr>
+          <w:p>
+            <w:pPr>
+              <w:jc w:val="center"/>
+            </w:pPr>
+            <w:r>
+              <w:rPr>
+                <w:sz w:val="14"/>
+                <w:rFonts w:ascii="Arial" w:hAnsi="Arial"/>
+              </w:rPr>
+              <w:t xml:space="preserve">1,0 %</w:t>
+            </w:r>
+            <w:r>
+              <w:br/>
+            </w:r>
+            <w:r>
+              <w:rPr>
+                <w:rFonts w:ascii="Arial" w:hAnsi="Arial"/>
+                <w:sz w:val="14"/>
+              </w:rPr>
+              <w:t>ручное разведение</w:t>
+            </w:r>
+          </w:p>
+        </w:tc>
+        <w:tc>
+          <w:tcPr>
+            <w:tcW w:w="1248" w:type="dxa"/>
+          </w:tcPr>
+          <w:p>
+            <w:pPr>
+              <w:jc w:val="center"/>
+            </w:pPr>
+            <w:r>
+              <w:rPr>
+                <w:sz w:val="14"/>
+                <w:rFonts w:ascii="Arial" w:hAnsi="Arial"/>
+              </w:rPr>
+              <w:t xml:space="preserve">не ниже 40°C</w:t>
             </w:r>
           </w:p>
         </w:tc>
@@ -929,6 +1955,7 @@
         <w:tc>
           <w:tcPr>
             <w:tcW w:w="1467" w:type="dxa"/>
+            <w:vMerge w:val="restart"/>
           </w:tcPr>
           <w:p>
             <w:pPr>
@@ -939,8 +1966,11 @@
                 <w:sz w:val="14"/>
                 <w:rFonts w:ascii="Arial" w:hAnsi="Arial"/>
               </w:rPr>
-              <w:t xml:space="preserve">1 раз в 3 месяца</w:t>
-            </w:r>
+              <w:t xml:space="preserve">1 раз в смену, при смене операций</w:t>
+            </w:r>
+          </w:p>
+          <w:p>
+            <w:r/>
           </w:p>
         </w:tc>
         <w:tc>
@@ -954,7 +1984,7 @@
                 <w:sz w:val="14"/>
                 <w:rFonts w:ascii="Arial" w:hAnsi="Arial"/>
               </w:rPr>
-              <w:t xml:space="preserve">сотрудник внутреннего клининга</w:t>
+              <w:t xml:space="preserve">сотрудник производства</w:t>
             </w:r>
           </w:p>
           <w:p>
@@ -975,7 +2005,7 @@
                 <w:sz w:val="14"/>
                 <w:rFonts w:ascii="Arial" w:hAnsi="Arial"/>
               </w:rPr>
-              <w:t xml:space="preserve">визуальный контроль/сотрудник отдела качества</w:t>
+              <w:t xml:space="preserve">визуальный контроль, химический контроль, микробиологический контроль /сотрудник отдела качества</w:t>
             </w:r>
           </w:p>
           <w:p>
@@ -1004,7 +2034,7 @@
                 <w:sz w:val="14"/>
                 <w:rFonts w:ascii="Arial" w:hAnsi="Arial"/>
               </w:rPr>
-              <w:t xml:space="preserve">мойка</w:t>
+              <w:t xml:space="preserve">дезинфекция</w:t>
             </w:r>
           </w:p>
         </w:tc>
@@ -1023,7 +2053,7 @@
         <w:tc>
           <w:tcPr>
             <w:tcW w:w="1417" w:type="dxa"/>
-            <w:shd w:val="clear" w:color="auto" w:fill="99CCFF"/>
+            <w:shd w:val="clear" w:color="auto" w:fill="FFFFCC"/>
           </w:tcPr>
           <w:p>
             <w:pPr>
@@ -1038,7 +2068,7 @@
                 <w:rFonts w:ascii="Arial" w:hAnsi="Arial"/>
                 <w:b/>
               </w:rPr>
-              <w:t xml:space="preserve">ХИМИТЕК ЧУДОДЕЙ®-ПОЛИПРОМ 190022</w:t>
+              <w:t xml:space="preserve">ХИМИТЕК ПОЛИДЕЗ-СУПЕР</w:t>
             </w:r>
           </w:p>
         </w:tc>
@@ -1052,7 +2082,7 @@
                 <w:sz w:val="14"/>
                 <w:rFonts w:ascii="Arial" w:hAnsi="Arial"/>
               </w:rPr>
-              <w:t xml:space="preserve">ручной (протирание, обработка щеткой)</w:t>
+              <w:t xml:space="preserve">ручной (протирание)</w:t>
             </w:r>
           </w:p>
         </w:tc>
@@ -1069,7 +2099,7 @@
                 <w:sz w:val="14"/>
                 <w:rFonts w:ascii="Arial" w:hAnsi="Arial"/>
               </w:rPr>
-              <w:t xml:space="preserve">1,0 %</w:t>
+              <w:t xml:space="preserve">0,02-0,05 %</w:t>
             </w:r>
             <w:r>
               <w:br/>
@@ -1079,7 +2109,7 @@
                 <w:rFonts w:ascii="Arial" w:hAnsi="Arial"/>
                 <w:sz w:val="14"/>
               </w:rPr>
-              <w:t>ручное разведение</w:t>
+              <w:t>дозирующая система ProMax</w:t>
             </w:r>
           </w:p>
         </w:tc>
@@ -1096,7 +2126,7 @@
                 <w:sz w:val="14"/>
                 <w:rFonts w:ascii="Arial" w:hAnsi="Arial"/>
               </w:rPr>
-              <w:t xml:space="preserve">не ниже 40°C</w:t>
+              <w:t xml:space="preserve">18-20 °C</w:t>
             </w:r>
           </w:p>
         </w:tc>
@@ -1113,7 +2143,7 @@
                 <w:sz w:val="14"/>
                 <w:rFonts w:ascii="Arial" w:hAnsi="Arial"/>
               </w:rPr>
-              <w:t xml:space="preserve">_____________</w:t>
+              <w:t xml:space="preserve">20 мин</w:t>
             </w:r>
           </w:p>
         </w:tc>
@@ -1135,23 +2165,9 @@
         <w:tc>
           <w:tcPr>
             <w:tcW w:w="1467" w:type="dxa"/>
-            <w:vMerge w:val="restart"/>
-          </w:tcPr>
-          <w:p>
-            <w:pPr>
-              <w:jc w:val="center"/>
-            </w:pPr>
-            <w:r>
-              <w:rPr>
-                <w:sz w:val="14"/>
-                <w:rFonts w:ascii="Arial" w:hAnsi="Arial"/>
-              </w:rPr>
-              <w:t xml:space="preserve">1 раз в 12 месяцев</w:t>
-            </w:r>
-          </w:p>
-          <w:p>
-            <w:r/>
-          </w:p>
+            <w:vMerge/>
+          </w:tcPr>
+          <w:p/>
         </w:tc>
         <w:tc>
           <w:tcPr>
@@ -1317,128 +2333,6 @@
         <w:tc>
           <w:tcPr>
             <w:tcW w:w="1467" w:type="dxa"/>
-            <w:vMerge/>
-          </w:tcPr>
-          <w:p/>
-        </w:tc>
-        <w:tc>
-          <w:tcPr>
-            <w:tcW w:w="1554" w:type="dxa"/>
-            <w:vMerge/>
-          </w:tcPr>
-          <w:p/>
-        </w:tc>
-        <w:tc>
-          <w:tcPr>
-            <w:tcW w:w="1586" w:type="dxa"/>
-            <w:vMerge/>
-          </w:tcPr>
-          <w:p/>
-        </w:tc>
-      </w:tr>
-      <w:tr>
-        <w:tc>
-          <w:tcPr>
-            <w:tcW w:w="1809" w:type="dxa"/>
-            <w:vMerge w:val="restart"/>
-          </w:tcPr>
-          <w:p>
-            <w:r>
-              <w:rPr>
-                <w:sz w:val="14"/>
-                <w:rFonts w:ascii="Arial" w:hAnsi="Arial"/>
-              </w:rPr>
-              <w:t xml:space="preserve">диффузоры, светильники (наружные поверхности), стены (выше 2 м)</w:t>
-            </w:r>
-          </w:p>
-          <w:p>
-            <w:r/>
-          </w:p>
-          <w:p>
-            <w:r/>
-          </w:p>
-        </w:tc>
-        <w:tc>
-          <w:tcPr>
-            <w:tcW w:w="1134" w:type="dxa"/>
-          </w:tcPr>
-          <w:p>
-            <w:r>
-              <w:rPr>
-                <w:sz w:val="14"/>
-                <w:rFonts w:ascii="Arial" w:hAnsi="Arial"/>
-              </w:rPr>
-              <w:t xml:space="preserve">очистка (обеспыливание поверхностей)</w:t>
-            </w:r>
-          </w:p>
-        </w:tc>
-        <w:tc>
-          <w:tcPr>
-            <w:tcW w:w="426" w:type="dxa"/>
-            <w:vMerge w:val="restart"/>
-            <w:tcMar>
-              <w:left w:w="0" w:type="dxa"/>
-              <w:right w:w="0" w:type="dxa"/>
-            </w:tcMar>
-            <w:textDirection w:val="btLr"/>
-          </w:tcPr>
-          <w:p>
-            <w:pPr>
-              <w:ind w:left="113" w:right="113"/>
-              <w:jc w:val="center"/>
-            </w:pPr>
-            <w:r>
-              <w:rPr>
-                <w:sz w:val="14"/>
-                <w:rFonts w:ascii="Arial" w:hAnsi="Arial"/>
-              </w:rPr>
-              <w:t xml:space="preserve"/>
-            </w:r>
-          </w:p>
-          <w:p>
-            <w:r/>
-          </w:p>
-          <w:p>
-            <w:r/>
-          </w:p>
-        </w:tc>
-        <w:tc>
-          <w:tcPr>
-            <w:tcW w:w="1417" w:type="dxa"/>
-          </w:tcPr>
-          <w:p>
-            <w:pPr>
-              <w:rPr>
-                <w:b/>
-                <w:bCs/>
-              </w:rPr>
-            </w:pPr>
-            <w:r>
-              <w:rPr>
-                <w:sz w:val="14"/>
-                <w:rFonts w:ascii="Arial" w:hAnsi="Arial"/>
-              </w:rPr>
-              <w:t xml:space="preserve">_____________</w:t>
-            </w:r>
-          </w:p>
-        </w:tc>
-        <w:tc>
-          <w:tcPr>
-            <w:tcW w:w="1276" w:type="dxa"/>
-          </w:tcPr>
-          <w:p>
-            <w:r>
-              <w:rPr>
-                <w:sz w:val="14"/>
-                <w:rFonts w:ascii="Arial" w:hAnsi="Arial"/>
-              </w:rPr>
-              <w:t xml:space="preserve">ручной (протирание)</w:t>
-            </w:r>
-          </w:p>
-        </w:tc>
-        <w:tc>
-          <w:tcPr>
-            <w:tcW w:w="1990" w:type="dxa"/>
           </w:tcPr>
           <w:p>
             <w:pPr>
@@ -1449,307 +2343,8 @@
                 <w:sz w:val="14"/>
                 <w:rFonts w:ascii="Arial" w:hAnsi="Arial"/>
               </w:rPr>
-              <w:t xml:space="preserve">_____________</w:t>
-            </w:r>
-          </w:p>
-        </w:tc>
-        <w:tc>
-          <w:tcPr>
-            <w:tcW w:w="1248" w:type="dxa"/>
-          </w:tcPr>
-          <w:p>
-            <w:pPr>
-              <w:jc w:val="center"/>
-            </w:pPr>
-            <w:r>
-              <w:rPr>
-                <w:sz w:val="14"/>
-                <w:rFonts w:ascii="Arial" w:hAnsi="Arial"/>
-              </w:rPr>
-              <w:t xml:space="preserve">_____________</w:t>
-            </w:r>
-          </w:p>
-        </w:tc>
-        <w:tc>
-          <w:tcPr>
-            <w:tcW w:w="1032" w:type="dxa"/>
-          </w:tcPr>
-          <w:p>
-            <w:pPr>
-              <w:jc w:val="center"/>
-            </w:pPr>
-            <w:r>
-              <w:rPr>
-                <w:sz w:val="14"/>
-                <w:rFonts w:ascii="Arial" w:hAnsi="Arial"/>
-              </w:rPr>
-              <w:t xml:space="preserve">_____________</w:t>
-            </w:r>
-          </w:p>
-        </w:tc>
-        <w:tc>
-          <w:tcPr>
-            <w:tcW w:w="411" w:type="dxa"/>
-            <w:noWrap/>
-            <w:tcMar>
-              <w:left w:w="0" w:type="dxa"/>
-              <w:right w:w="0" w:type="dxa"/>
-            </w:tcMar>
-            <w:textDirection w:val="btLr"/>
-            <w:tcFitText/>
-            <w:vMerge w:val="restart"/>
-            <w:shd w:val="clear" w:color="auto" w:fill="969696"/>
-          </w:tcPr>
-          <w:p>
-            <w:pPr>
-              <w:ind w:left="113" w:right="113"/>
-              <w:jc w:val="center"/>
-              <w:rPr>
-                <w:b/>
-                <w:bCs/>
-              </w:rPr>
-            </w:pPr>
-            <w:r>
-              <w:rPr>
-                <w:sz w:val="14"/>
-                <w:rFonts w:ascii="Arial" w:hAnsi="Arial"/>
-                <w:b/>
-              </w:rPr>
-              <w:t xml:space="preserve">черный</w:t>
-            </w:r>
-          </w:p>
-          <w:p>
-            <w:r/>
-          </w:p>
-          <w:p>
-            <w:r/>
-          </w:p>
-        </w:tc>
-        <w:tc>
-          <w:tcPr>
-            <w:tcW w:w="1467" w:type="dxa"/>
-          </w:tcPr>
-          <w:p>
-            <w:pPr>
-              <w:jc w:val="center"/>
-            </w:pPr>
-            <w:r>
-              <w:rPr>
-                <w:sz w:val="14"/>
-                <w:rFonts w:ascii="Arial" w:hAnsi="Arial"/>
-              </w:rPr>
-              <w:t xml:space="preserve">1 раз в 3 месяца</w:t>
-            </w:r>
-          </w:p>
-        </w:tc>
-        <w:tc>
-          <w:tcPr>
-            <w:tcW w:w="1554" w:type="dxa"/>
-            <w:vMerge w:val="restart"/>
-          </w:tcPr>
-          <w:p>
-            <w:r>
-              <w:rPr>
-                <w:sz w:val="14"/>
-                <w:rFonts w:ascii="Arial" w:hAnsi="Arial"/>
-              </w:rPr>
-              <w:t xml:space="preserve">сотрудник внутреннего клининга</w:t>
-            </w:r>
-          </w:p>
-          <w:p>
-            <w:r/>
-          </w:p>
-          <w:p>
-            <w:r/>
-          </w:p>
-        </w:tc>
-        <w:tc>
-          <w:tcPr>
-            <w:tcW w:w="1586" w:type="dxa"/>
-            <w:vMerge w:val="restart"/>
-          </w:tcPr>
-          <w:p>
-            <w:r>
-              <w:rPr>
-                <w:sz w:val="14"/>
-                <w:rFonts w:ascii="Arial" w:hAnsi="Arial"/>
-              </w:rPr>
-              <w:t xml:space="preserve">визуальный контроль/сотрудник отдела качества</w:t>
-            </w:r>
-          </w:p>
-          <w:p>
-            <w:r/>
-          </w:p>
-          <w:p>
-            <w:r/>
-          </w:p>
-        </w:tc>
-      </w:tr>
-      <w:tr>
-        <w:tc>
-          <w:tcPr>
-            <w:tcW w:w="1809" w:type="dxa"/>
-            <w:vMerge/>
-          </w:tcPr>
-          <w:p/>
-        </w:tc>
-        <w:tc>
-          <w:tcPr>
-            <w:tcW w:w="1134" w:type="dxa"/>
-          </w:tcPr>
-          <w:p>
-            <w:r>
-              <w:rPr>
-                <w:sz w:val="14"/>
-                <w:rFonts w:ascii="Arial" w:hAnsi="Arial"/>
-              </w:rPr>
-              <w:t xml:space="preserve">мойка</w:t>
-            </w:r>
-          </w:p>
-        </w:tc>
-        <w:tc>
-          <w:tcPr>
-            <w:tcW w:w="426" w:type="dxa"/>
-            <w:vMerge/>
-            <w:tcMar>
-              <w:left w:w="0" w:type="dxa"/>
-              <w:right w:w="0" w:type="dxa"/>
-            </w:tcMar>
-            <w:textDirection w:val="btLr"/>
-          </w:tcPr>
-          <w:p/>
-        </w:tc>
-        <w:tc>
-          <w:tcPr>
-            <w:tcW w:w="1417" w:type="dxa"/>
-            <w:shd w:val="clear" w:color="auto" w:fill="99CCFF"/>
-          </w:tcPr>
-          <w:p>
-            <w:pPr>
-              <w:rPr>
-                <w:b/>
-                <w:bCs/>
-              </w:rPr>
-            </w:pPr>
-            <w:r>
-              <w:rPr>
-                <w:sz w:val="14"/>
-                <w:rFonts w:ascii="Arial" w:hAnsi="Arial"/>
-                <w:b/>
-              </w:rPr>
-              <w:t xml:space="preserve">ХИМИТЕК ЧУДОДЕЙ®-ПОЛИПРОМ 190022</w:t>
-            </w:r>
-          </w:p>
-        </w:tc>
-        <w:tc>
-          <w:tcPr>
-            <w:tcW w:w="1276" w:type="dxa"/>
-          </w:tcPr>
-          <w:p>
-            <w:r>
-              <w:rPr>
-                <w:sz w:val="14"/>
-                <w:rFonts w:ascii="Arial" w:hAnsi="Arial"/>
-              </w:rPr>
-              <w:t xml:space="preserve">ручной (протирание, обработка щеткой)</w:t>
-            </w:r>
-          </w:p>
-        </w:tc>
-        <w:tc>
-          <w:tcPr>
-            <w:tcW w:w="1990" w:type="dxa"/>
-          </w:tcPr>
-          <w:p>
-            <w:pPr>
-              <w:jc w:val="center"/>
-            </w:pPr>
-            <w:r>
-              <w:rPr>
-                <w:sz w:val="14"/>
-                <w:rFonts w:ascii="Arial" w:hAnsi="Arial"/>
-              </w:rPr>
-              <w:t xml:space="preserve">1,0 %</w:t>
-            </w:r>
-            <w:r>
-              <w:br/>
-            </w:r>
-            <w:r>
-              <w:rPr>
-                <w:rFonts w:ascii="Arial" w:hAnsi="Arial"/>
-                <w:sz w:val="14"/>
-              </w:rPr>
-              <w:t>ручное разведение</w:t>
-            </w:r>
-          </w:p>
-        </w:tc>
-        <w:tc>
-          <w:tcPr>
-            <w:tcW w:w="1248" w:type="dxa"/>
-          </w:tcPr>
-          <w:p>
-            <w:pPr>
-              <w:jc w:val="center"/>
-            </w:pPr>
-            <w:r>
-              <w:rPr>
-                <w:sz w:val="14"/>
-                <w:rFonts w:ascii="Arial" w:hAnsi="Arial"/>
-              </w:rPr>
-              <w:t xml:space="preserve">18-20 °C</w:t>
-            </w:r>
-          </w:p>
-        </w:tc>
-        <w:tc>
-          <w:tcPr>
-            <w:tcW w:w="1032" w:type="dxa"/>
-          </w:tcPr>
-          <w:p>
-            <w:pPr>
-              <w:jc w:val="center"/>
-            </w:pPr>
-            <w:r>
-              <w:rPr>
-                <w:sz w:val="14"/>
-                <w:rFonts w:ascii="Arial" w:hAnsi="Arial"/>
-              </w:rPr>
-              <w:t xml:space="preserve">_____________</w:t>
-            </w:r>
-          </w:p>
-        </w:tc>
-        <w:tc>
-          <w:tcPr>
-            <w:tcW w:w="411" w:type="dxa"/>
-            <w:noWrap/>
-            <w:tcMar>
-              <w:left w:w="0" w:type="dxa"/>
-              <w:right w:w="0" w:type="dxa"/>
-            </w:tcMar>
-            <w:textDirection w:val="btLr"/>
-            <w:tcFitText/>
-            <w:vMerge/>
-            <w:shd w:val="clear" w:color="auto" w:fill="969696"/>
-          </w:tcPr>
-          <w:p/>
-        </w:tc>
-        <w:tc>
-          <w:tcPr>
-            <w:tcW w:w="1467" w:type="dxa"/>
-            <w:vMerge w:val="restart"/>
-          </w:tcPr>
-          <w:p>
-            <w:pPr>
-              <w:jc w:val="center"/>
-            </w:pPr>
-            <w:r>
-              <w:rPr>
-                <w:sz w:val="14"/>
-                <w:rFonts w:ascii="Arial" w:hAnsi="Arial"/>
-              </w:rPr>
-              <w:t xml:space="preserve">1 раз в 6 месяцев</w:t>
-            </w:r>
-          </w:p>
-          <w:p>
-            <w:r/>
+              <w:t xml:space="preserve">при простое &gt; 30 минут</w:t>
+            </w:r>
           </w:p>
         </w:tc>
         <w:tc>
@@ -1765,6696 +2360,6 @@
             <w:vMerge/>
           </w:tcPr>
           <w:p/>
-        </w:tc>
-      </w:tr>
-      <w:tr>
-        <w:tc>
-          <w:tcPr>
-            <w:tcW w:w="1809" w:type="dxa"/>
-            <w:vMerge/>
-          </w:tcPr>
-          <w:p/>
-        </w:tc>
-        <w:tc>
-          <w:tcPr>
-            <w:tcW w:w="1134" w:type="dxa"/>
-          </w:tcPr>
-          <w:p>
-            <w:r>
-              <w:rPr>
-                <w:sz w:val="14"/>
-                <w:rFonts w:ascii="Arial" w:hAnsi="Arial"/>
-              </w:rPr>
-              <w:t xml:space="preserve">дезинфекция</w:t>
-            </w:r>
-          </w:p>
-        </w:tc>
-        <w:tc>
-          <w:tcPr>
-            <w:tcW w:w="426" w:type="dxa"/>
-            <w:vMerge/>
-            <w:tcMar>
-              <w:left w:w="0" w:type="dxa"/>
-              <w:right w:w="0" w:type="dxa"/>
-            </w:tcMar>
-            <w:textDirection w:val="btLr"/>
-          </w:tcPr>
-          <w:p/>
-        </w:tc>
-        <w:tc>
-          <w:tcPr>
-            <w:tcW w:w="1417" w:type="dxa"/>
-            <w:shd w:val="clear" w:color="auto" w:fill="FFFFCC"/>
-          </w:tcPr>
-          <w:p>
-            <w:pPr>
-              <w:rPr>
-                <w:b/>
-                <w:bCs/>
-              </w:rPr>
-            </w:pPr>
-            <w:r>
-              <w:rPr>
-                <w:sz w:val="14"/>
-                <w:rFonts w:ascii="Arial" w:hAnsi="Arial"/>
-                <w:b/>
-              </w:rPr>
-              <w:t xml:space="preserve">ХИМИТЕК ПОЛИДЕЗ-СУПЕР</w:t>
-            </w:r>
-          </w:p>
-        </w:tc>
-        <w:tc>
-          <w:tcPr>
-            <w:tcW w:w="1276" w:type="dxa"/>
-          </w:tcPr>
-          <w:p>
-            <w:r>
-              <w:rPr>
-                <w:sz w:val="14"/>
-                <w:rFonts w:ascii="Arial" w:hAnsi="Arial"/>
-              </w:rPr>
-              <w:t xml:space="preserve">ручной (протирание)</w:t>
-            </w:r>
-          </w:p>
-        </w:tc>
-        <w:tc>
-          <w:tcPr>
-            <w:tcW w:w="1990" w:type="dxa"/>
-          </w:tcPr>
-          <w:p>
-            <w:pPr>
-              <w:jc w:val="center"/>
-            </w:pPr>
-            <w:r>
-              <w:rPr>
-                <w:sz w:val="14"/>
-                <w:rFonts w:ascii="Arial" w:hAnsi="Arial"/>
-              </w:rPr>
-              <w:t xml:space="preserve">0,02-0,05 %</w:t>
-            </w:r>
-            <w:r>
-              <w:br/>
-            </w:r>
-            <w:r>
-              <w:rPr>
-                <w:rFonts w:ascii="Arial" w:hAnsi="Arial"/>
-                <w:sz w:val="14"/>
-              </w:rPr>
-              <w:t>дозирующая система ProMax</w:t>
-            </w:r>
-          </w:p>
-        </w:tc>
-        <w:tc>
-          <w:tcPr>
-            <w:tcW w:w="1248" w:type="dxa"/>
-          </w:tcPr>
-          <w:p>
-            <w:pPr>
-              <w:jc w:val="center"/>
-            </w:pPr>
-            <w:r>
-              <w:rPr>
-                <w:sz w:val="14"/>
-                <w:rFonts w:ascii="Arial" w:hAnsi="Arial"/>
-              </w:rPr>
-              <w:t xml:space="preserve">18-20 °C</w:t>
-            </w:r>
-          </w:p>
-        </w:tc>
-        <w:tc>
-          <w:tcPr>
-            <w:tcW w:w="1032" w:type="dxa"/>
-          </w:tcPr>
-          <w:p>
-            <w:pPr>
-              <w:jc w:val="center"/>
-            </w:pPr>
-            <w:r>
-              <w:rPr>
-                <w:sz w:val="14"/>
-                <w:rFonts w:ascii="Arial" w:hAnsi="Arial"/>
-              </w:rPr>
-              <w:t xml:space="preserve">20 мин</w:t>
-            </w:r>
-          </w:p>
-        </w:tc>
-        <w:tc>
-          <w:tcPr>
-            <w:tcW w:w="411" w:type="dxa"/>
-            <w:noWrap/>
-            <w:tcMar>
-              <w:left w:w="0" w:type="dxa"/>
-              <w:right w:w="0" w:type="dxa"/>
-            </w:tcMar>
-            <w:textDirection w:val="btLr"/>
-            <w:tcFitText/>
-            <w:vMerge/>
-            <w:shd w:val="clear" w:color="auto" w:fill="969696"/>
-          </w:tcPr>
-          <w:p/>
-        </w:tc>
-        <w:tc>
-          <w:tcPr>
-            <w:tcW w:w="1467" w:type="dxa"/>
-            <w:vMerge/>
-          </w:tcPr>
-          <w:p/>
-        </w:tc>
-        <w:tc>
-          <w:tcPr>
-            <w:tcW w:w="1554" w:type="dxa"/>
-            <w:vMerge/>
-          </w:tcPr>
-          <w:p/>
-        </w:tc>
-        <w:tc>
-          <w:tcPr>
-            <w:tcW w:w="1586" w:type="dxa"/>
-            <w:vMerge/>
-          </w:tcPr>
-          <w:p/>
-        </w:tc>
-      </w:tr>
-      <w:tr>
-        <w:tc>
-          <w:tcPr>
-            <w:tcW w:w="1809" w:type="dxa"/>
-            <w:vMerge w:val="restart"/>
-          </w:tcPr>
-          <w:p>
-            <w:r>
-              <w:rPr>
-                <w:sz w:val="14"/>
-                <w:rFonts w:ascii="Arial" w:hAnsi="Arial"/>
-              </w:rPr>
-              <w:t xml:space="preserve">стены (до 2 м)</w:t>
-            </w:r>
-          </w:p>
-          <w:p>
-            <w:r/>
-          </w:p>
-        </w:tc>
-        <w:tc>
-          <w:tcPr>
-            <w:tcW w:w="1134" w:type="dxa"/>
-          </w:tcPr>
-          <w:p>
-            <w:r>
-              <w:rPr>
-                <w:sz w:val="14"/>
-                <w:rFonts w:ascii="Arial" w:hAnsi="Arial"/>
-              </w:rPr>
-              <w:t xml:space="preserve">мойка</w:t>
-            </w:r>
-          </w:p>
-        </w:tc>
-        <w:tc>
-          <w:tcPr>
-            <w:tcW w:w="426" w:type="dxa"/>
-            <w:vMerge w:val="restart"/>
-            <w:tcMar>
-              <w:left w:w="0" w:type="dxa"/>
-              <w:right w:w="0" w:type="dxa"/>
-            </w:tcMar>
-            <w:textDirection w:val="btLr"/>
-          </w:tcPr>
-          <w:p>
-            <w:pPr>
-              <w:ind w:left="113" w:right="113"/>
-              <w:jc w:val="center"/>
-            </w:pPr>
-            <w:r>
-              <w:rPr>
-                <w:sz w:val="14"/>
-                <w:rFonts w:ascii="Arial" w:hAnsi="Arial"/>
-              </w:rPr>
-              <w:t xml:space="preserve"/>
-            </w:r>
-          </w:p>
-          <w:p>
-            <w:r/>
-          </w:p>
-        </w:tc>
-        <w:tc>
-          <w:tcPr>
-            <w:tcW w:w="1417" w:type="dxa"/>
-            <w:shd w:val="clear" w:color="auto" w:fill="99CCFF"/>
-          </w:tcPr>
-          <w:p>
-            <w:pPr>
-              <w:rPr>
-                <w:b/>
-                <w:bCs/>
-              </w:rPr>
-            </w:pPr>
-            <w:r>
-              <w:rPr>
-                <w:sz w:val="14"/>
-                <w:rFonts w:ascii="Arial" w:hAnsi="Arial"/>
-                <w:b/>
-              </w:rPr>
-              <w:t xml:space="preserve">ХИМИТЕК ЧУДОДЕЙ®-ПОЛИПРОМ 190022</w:t>
-            </w:r>
-          </w:p>
-        </w:tc>
-        <w:tc>
-          <w:tcPr>
-            <w:tcW w:w="1276" w:type="dxa"/>
-          </w:tcPr>
-          <w:p>
-            <w:r>
-              <w:rPr>
-                <w:sz w:val="14"/>
-                <w:rFonts w:ascii="Arial" w:hAnsi="Arial"/>
-              </w:rPr>
-              <w:t xml:space="preserve">ручной (протирание, обработка щеткой)</w:t>
-            </w:r>
-          </w:p>
-        </w:tc>
-        <w:tc>
-          <w:tcPr>
-            <w:tcW w:w="1990" w:type="dxa"/>
-          </w:tcPr>
-          <w:p>
-            <w:pPr>
-              <w:jc w:val="center"/>
-            </w:pPr>
-            <w:r>
-              <w:rPr>
-                <w:sz w:val="14"/>
-                <w:rFonts w:ascii="Arial" w:hAnsi="Arial"/>
-              </w:rPr>
-              <w:t xml:space="preserve">1,0 %</w:t>
-            </w:r>
-            <w:r>
-              <w:br/>
-            </w:r>
-            <w:r>
-              <w:rPr>
-                <w:rFonts w:ascii="Arial" w:hAnsi="Arial"/>
-                <w:sz w:val="14"/>
-              </w:rPr>
-              <w:t>ручное разведение</w:t>
-            </w:r>
-          </w:p>
-        </w:tc>
-        <w:tc>
-          <w:tcPr>
-            <w:tcW w:w="1248" w:type="dxa"/>
-          </w:tcPr>
-          <w:p>
-            <w:pPr>
-              <w:jc w:val="center"/>
-            </w:pPr>
-            <w:r>
-              <w:rPr>
-                <w:sz w:val="14"/>
-                <w:rFonts w:ascii="Arial" w:hAnsi="Arial"/>
-              </w:rPr>
-              <w:t xml:space="preserve">не ниже 40°C</w:t>
-            </w:r>
-          </w:p>
-        </w:tc>
-        <w:tc>
-          <w:tcPr>
-            <w:tcW w:w="1032" w:type="dxa"/>
-          </w:tcPr>
-          <w:p>
-            <w:pPr>
-              <w:jc w:val="center"/>
-            </w:pPr>
-            <w:r>
-              <w:rPr>
-                <w:sz w:val="14"/>
-                <w:rFonts w:ascii="Arial" w:hAnsi="Arial"/>
-              </w:rPr>
-              <w:t xml:space="preserve">_____________</w:t>
-            </w:r>
-          </w:p>
-        </w:tc>
-        <w:tc>
-          <w:tcPr>
-            <w:tcW w:w="411" w:type="dxa"/>
-            <w:noWrap/>
-            <w:tcMar>
-              <w:left w:w="0" w:type="dxa"/>
-              <w:right w:w="0" w:type="dxa"/>
-            </w:tcMar>
-            <w:textDirection w:val="btLr"/>
-            <w:tcFitText/>
-            <w:vMerge w:val="restart"/>
-            <w:shd w:val="clear" w:color="auto" w:fill="969696"/>
-          </w:tcPr>
-          <w:p>
-            <w:pPr>
-              <w:ind w:left="113" w:right="113"/>
-              <w:jc w:val="center"/>
-              <w:rPr>
-                <w:b/>
-                <w:bCs/>
-              </w:rPr>
-            </w:pPr>
-            <w:r>
-              <w:rPr>
-                <w:sz w:val="14"/>
-                <w:rFonts w:ascii="Arial" w:hAnsi="Arial"/>
-                <w:b/>
-              </w:rPr>
-              <w:t xml:space="preserve">черный</w:t>
-            </w:r>
-          </w:p>
-          <w:p>
-            <w:r/>
-          </w:p>
-        </w:tc>
-        <w:tc>
-          <w:tcPr>
-            <w:tcW w:w="1467" w:type="dxa"/>
-            <w:vMerge w:val="restart"/>
-          </w:tcPr>
-          <w:p>
-            <w:pPr>
-              <w:jc w:val="center"/>
-            </w:pPr>
-            <w:r>
-              <w:rPr>
-                <w:sz w:val="14"/>
-                <w:rFonts w:ascii="Arial" w:hAnsi="Arial"/>
-              </w:rPr>
-              <w:t xml:space="preserve">1 раз в месяц</w:t>
-            </w:r>
-          </w:p>
-          <w:p>
-            <w:r/>
-          </w:p>
-        </w:tc>
-        <w:tc>
-          <w:tcPr>
-            <w:tcW w:w="1554" w:type="dxa"/>
-            <w:vMerge w:val="restart"/>
-          </w:tcPr>
-          <w:p>
-            <w:r>
-              <w:rPr>
-                <w:sz w:val="14"/>
-                <w:rFonts w:ascii="Arial" w:hAnsi="Arial"/>
-              </w:rPr>
-              <w:t xml:space="preserve">сотрудник внутреннего клининга</w:t>
-            </w:r>
-          </w:p>
-          <w:p>
-            <w:r/>
-          </w:p>
-        </w:tc>
-        <w:tc>
-          <w:tcPr>
-            <w:tcW w:w="1586" w:type="dxa"/>
-            <w:vMerge w:val="restart"/>
-          </w:tcPr>
-          <w:p>
-            <w:r>
-              <w:rPr>
-                <w:sz w:val="14"/>
-                <w:rFonts w:ascii="Arial" w:hAnsi="Arial"/>
-              </w:rPr>
-              <w:t xml:space="preserve">визуальный контроль/сотрудник отдела качества</w:t>
-            </w:r>
-          </w:p>
-          <w:p>
-            <w:r/>
-          </w:p>
-        </w:tc>
-      </w:tr>
-      <w:tr>
-        <w:tc>
-          <w:tcPr>
-            <w:tcW w:w="1809" w:type="dxa"/>
-            <w:vMerge/>
-          </w:tcPr>
-          <w:p/>
-        </w:tc>
-        <w:tc>
-          <w:tcPr>
-            <w:tcW w:w="1134" w:type="dxa"/>
-          </w:tcPr>
-          <w:p>
-            <w:r>
-              <w:rPr>
-                <w:sz w:val="14"/>
-                <w:rFonts w:ascii="Arial" w:hAnsi="Arial"/>
-              </w:rPr>
-              <w:t xml:space="preserve">дезинфекция</w:t>
-            </w:r>
-          </w:p>
-        </w:tc>
-        <w:tc>
-          <w:tcPr>
-            <w:tcW w:w="426" w:type="dxa"/>
-            <w:vMerge/>
-            <w:tcMar>
-              <w:left w:w="0" w:type="dxa"/>
-              <w:right w:w="0" w:type="dxa"/>
-            </w:tcMar>
-            <w:textDirection w:val="btLr"/>
-          </w:tcPr>
-          <w:p/>
-        </w:tc>
-        <w:tc>
-          <w:tcPr>
-            <w:tcW w:w="1417" w:type="dxa"/>
-            <w:shd w:val="clear" w:color="auto" w:fill="FFFFCC"/>
-          </w:tcPr>
-          <w:p>
-            <w:pPr>
-              <w:rPr>
-                <w:b/>
-                <w:bCs/>
-              </w:rPr>
-            </w:pPr>
-            <w:r>
-              <w:rPr>
-                <w:sz w:val="14"/>
-                <w:rFonts w:ascii="Arial" w:hAnsi="Arial"/>
-                <w:b/>
-              </w:rPr>
-              <w:t xml:space="preserve">ХИМИТЕК ПОЛИДЕЗ-СУПЕР</w:t>
-            </w:r>
-          </w:p>
-        </w:tc>
-        <w:tc>
-          <w:tcPr>
-            <w:tcW w:w="1276" w:type="dxa"/>
-          </w:tcPr>
-          <w:p>
-            <w:r>
-              <w:rPr>
-                <w:sz w:val="14"/>
-                <w:rFonts w:ascii="Arial" w:hAnsi="Arial"/>
-              </w:rPr>
-              <w:t xml:space="preserve">ручной (протирание)</w:t>
-            </w:r>
-          </w:p>
-        </w:tc>
-        <w:tc>
-          <w:tcPr>
-            <w:tcW w:w="1990" w:type="dxa"/>
-          </w:tcPr>
-          <w:p>
-            <w:pPr>
-              <w:jc w:val="center"/>
-            </w:pPr>
-            <w:r>
-              <w:rPr>
-                <w:sz w:val="14"/>
-                <w:rFonts w:ascii="Arial" w:hAnsi="Arial"/>
-              </w:rPr>
-              <w:t xml:space="preserve">0,02-0,05 %</w:t>
-            </w:r>
-            <w:r>
-              <w:br/>
-            </w:r>
-            <w:r>
-              <w:rPr>
-                <w:rFonts w:ascii="Arial" w:hAnsi="Arial"/>
-                <w:sz w:val="14"/>
-              </w:rPr>
-              <w:t>дозирующая система ProMax</w:t>
-            </w:r>
-          </w:p>
-        </w:tc>
-        <w:tc>
-          <w:tcPr>
-            <w:tcW w:w="1248" w:type="dxa"/>
-          </w:tcPr>
-          <w:p>
-            <w:pPr>
-              <w:jc w:val="center"/>
-            </w:pPr>
-            <w:r>
-              <w:rPr>
-                <w:sz w:val="14"/>
-                <w:rFonts w:ascii="Arial" w:hAnsi="Arial"/>
-              </w:rPr>
-              <w:t xml:space="preserve">18-20 °C</w:t>
-            </w:r>
-          </w:p>
-        </w:tc>
-        <w:tc>
-          <w:tcPr>
-            <w:tcW w:w="1032" w:type="dxa"/>
-          </w:tcPr>
-          <w:p>
-            <w:pPr>
-              <w:jc w:val="center"/>
-            </w:pPr>
-            <w:r>
-              <w:rPr>
-                <w:sz w:val="14"/>
-                <w:rFonts w:ascii="Arial" w:hAnsi="Arial"/>
-              </w:rPr>
-              <w:t xml:space="preserve">20 мин</w:t>
-            </w:r>
-          </w:p>
-        </w:tc>
-        <w:tc>
-          <w:tcPr>
-            <w:tcW w:w="411" w:type="dxa"/>
-            <w:noWrap/>
-            <w:tcMar>
-              <w:left w:w="0" w:type="dxa"/>
-              <w:right w:w="0" w:type="dxa"/>
-            </w:tcMar>
-            <w:textDirection w:val="btLr"/>
-            <w:tcFitText/>
-            <w:vMerge/>
-            <w:shd w:val="clear" w:color="auto" w:fill="969696"/>
-          </w:tcPr>
-          <w:p/>
-        </w:tc>
-        <w:tc>
-          <w:tcPr>
-            <w:tcW w:w="1467" w:type="dxa"/>
-            <w:vMerge/>
-          </w:tcPr>
-          <w:p/>
-        </w:tc>
-        <w:tc>
-          <w:tcPr>
-            <w:tcW w:w="1554" w:type="dxa"/>
-            <w:vMerge/>
-          </w:tcPr>
-          <w:p/>
-        </w:tc>
-        <w:tc>
-          <w:tcPr>
-            <w:tcW w:w="1586" w:type="dxa"/>
-            <w:vMerge/>
-          </w:tcPr>
-          <w:p/>
-        </w:tc>
-      </w:tr>
-      <w:tr>
-        <w:tc>
-          <w:tcPr>
-            <w:tcW w:w="1809" w:type="dxa"/>
-            <w:vMerge w:val="restart"/>
-          </w:tcPr>
-          <w:p>
-            <w:r>
-              <w:rPr>
-                <w:sz w:val="14"/>
-                <w:rFonts w:ascii="Arial" w:hAnsi="Arial"/>
-              </w:rPr>
-              <w:t xml:space="preserve">водопроводные трубы, двери, кабель-каналы, розетки</w:t>
-            </w:r>
-          </w:p>
-          <w:p>
-            <w:r/>
-          </w:p>
-        </w:tc>
-        <w:tc>
-          <w:tcPr>
-            <w:tcW w:w="1134" w:type="dxa"/>
-          </w:tcPr>
-          <w:p>
-            <w:r>
-              <w:rPr>
-                <w:sz w:val="14"/>
-                <w:rFonts w:ascii="Arial" w:hAnsi="Arial"/>
-              </w:rPr>
-              <w:t xml:space="preserve">мойка</w:t>
-            </w:r>
-          </w:p>
-        </w:tc>
-        <w:tc>
-          <w:tcPr>
-            <w:tcW w:w="426" w:type="dxa"/>
-            <w:vMerge w:val="restart"/>
-            <w:tcMar>
-              <w:left w:w="0" w:type="dxa"/>
-              <w:right w:w="0" w:type="dxa"/>
-            </w:tcMar>
-            <w:textDirection w:val="btLr"/>
-          </w:tcPr>
-          <w:p>
-            <w:pPr>
-              <w:ind w:left="113" w:right="113"/>
-              <w:jc w:val="center"/>
-            </w:pPr>
-            <w:r>
-              <w:rPr>
-                <w:sz w:val="14"/>
-                <w:rFonts w:ascii="Arial" w:hAnsi="Arial"/>
-              </w:rPr>
-              <w:t xml:space="preserve"/>
-            </w:r>
-          </w:p>
-          <w:p>
-            <w:r/>
-          </w:p>
-        </w:tc>
-        <w:tc>
-          <w:tcPr>
-            <w:tcW w:w="1417" w:type="dxa"/>
-            <w:shd w:val="clear" w:color="auto" w:fill="99CCFF"/>
-          </w:tcPr>
-          <w:p>
-            <w:pPr>
-              <w:rPr>
-                <w:b/>
-                <w:bCs/>
-              </w:rPr>
-            </w:pPr>
-            <w:r>
-              <w:rPr>
-                <w:sz w:val="14"/>
-                <w:rFonts w:ascii="Arial" w:hAnsi="Arial"/>
-                <w:b/>
-              </w:rPr>
-              <w:t xml:space="preserve">ХИМИТЕК ЧУДОДЕЙ®-ПОЛИПРОМ 190022</w:t>
-            </w:r>
-          </w:p>
-        </w:tc>
-        <w:tc>
-          <w:tcPr>
-            <w:tcW w:w="1276" w:type="dxa"/>
-          </w:tcPr>
-          <w:p>
-            <w:r>
-              <w:rPr>
-                <w:sz w:val="14"/>
-                <w:rFonts w:ascii="Arial" w:hAnsi="Arial"/>
-              </w:rPr>
-              <w:t xml:space="preserve">ручной (протирание, обработка щеткой)</w:t>
-            </w:r>
-          </w:p>
-        </w:tc>
-        <w:tc>
-          <w:tcPr>
-            <w:tcW w:w="1990" w:type="dxa"/>
-          </w:tcPr>
-          <w:p>
-            <w:pPr>
-              <w:jc w:val="center"/>
-            </w:pPr>
-            <w:r>
-              <w:rPr>
-                <w:sz w:val="14"/>
-                <w:rFonts w:ascii="Arial" w:hAnsi="Arial"/>
-              </w:rPr>
-              <w:t xml:space="preserve">1,0 %</w:t>
-            </w:r>
-            <w:r>
-              <w:br/>
-            </w:r>
-            <w:r>
-              <w:rPr>
-                <w:rFonts w:ascii="Arial" w:hAnsi="Arial"/>
-                <w:sz w:val="14"/>
-              </w:rPr>
-              <w:t>ручное разведение</w:t>
-            </w:r>
-          </w:p>
-        </w:tc>
-        <w:tc>
-          <w:tcPr>
-            <w:tcW w:w="1248" w:type="dxa"/>
-          </w:tcPr>
-          <w:p>
-            <w:pPr>
-              <w:jc w:val="center"/>
-            </w:pPr>
-            <w:r>
-              <w:rPr>
-                <w:sz w:val="14"/>
-                <w:rFonts w:ascii="Arial" w:hAnsi="Arial"/>
-              </w:rPr>
-              <w:t xml:space="preserve">18-20 °C</w:t>
-            </w:r>
-          </w:p>
-        </w:tc>
-        <w:tc>
-          <w:tcPr>
-            <w:tcW w:w="1032" w:type="dxa"/>
-          </w:tcPr>
-          <w:p>
-            <w:pPr>
-              <w:jc w:val="center"/>
-            </w:pPr>
-            <w:r>
-              <w:rPr>
-                <w:sz w:val="14"/>
-                <w:rFonts w:ascii="Arial" w:hAnsi="Arial"/>
-              </w:rPr>
-              <w:t xml:space="preserve">_____________</w:t>
-            </w:r>
-          </w:p>
-        </w:tc>
-        <w:tc>
-          <w:tcPr>
-            <w:tcW w:w="411" w:type="dxa"/>
-            <w:noWrap/>
-            <w:tcMar>
-              <w:left w:w="0" w:type="dxa"/>
-              <w:right w:w="0" w:type="dxa"/>
-            </w:tcMar>
-            <w:textDirection w:val="btLr"/>
-            <w:tcFitText/>
-            <w:vMerge w:val="restart"/>
-            <w:shd w:val="clear" w:color="auto" w:fill="969696"/>
-          </w:tcPr>
-          <w:p>
-            <w:pPr>
-              <w:ind w:left="113" w:right="113"/>
-              <w:jc w:val="center"/>
-              <w:rPr>
-                <w:b/>
-                <w:bCs/>
-              </w:rPr>
-            </w:pPr>
-            <w:r>
-              <w:rPr>
-                <w:sz w:val="14"/>
-                <w:rFonts w:ascii="Arial" w:hAnsi="Arial"/>
-                <w:b/>
-              </w:rPr>
-              <w:t xml:space="preserve">черный</w:t>
-            </w:r>
-          </w:p>
-          <w:p>
-            <w:r/>
-          </w:p>
-        </w:tc>
-        <w:tc>
-          <w:tcPr>
-            <w:tcW w:w="1467" w:type="dxa"/>
-            <w:vMerge w:val="restart"/>
-          </w:tcPr>
-          <w:p>
-            <w:pPr>
-              <w:jc w:val="center"/>
-            </w:pPr>
-            <w:r>
-              <w:rPr>
-                <w:sz w:val="14"/>
-                <w:rFonts w:ascii="Arial" w:hAnsi="Arial"/>
-              </w:rPr>
-              <w:t xml:space="preserve">1 раз в месяц</w:t>
-            </w:r>
-          </w:p>
-          <w:p>
-            <w:r/>
-          </w:p>
-        </w:tc>
-        <w:tc>
-          <w:tcPr>
-            <w:tcW w:w="1554" w:type="dxa"/>
-            <w:vMerge w:val="restart"/>
-          </w:tcPr>
-          <w:p>
-            <w:r>
-              <w:rPr>
-                <w:sz w:val="14"/>
-                <w:rFonts w:ascii="Arial" w:hAnsi="Arial"/>
-              </w:rPr>
-              <w:t xml:space="preserve">сотрудник внутреннего клининга</w:t>
-            </w:r>
-          </w:p>
-          <w:p>
-            <w:r/>
-          </w:p>
-        </w:tc>
-        <w:tc>
-          <w:tcPr>
-            <w:tcW w:w="1586" w:type="dxa"/>
-            <w:vMerge w:val="restart"/>
-          </w:tcPr>
-          <w:p>
-            <w:r>
-              <w:rPr>
-                <w:sz w:val="14"/>
-                <w:rFonts w:ascii="Arial" w:hAnsi="Arial"/>
-              </w:rPr>
-              <w:t xml:space="preserve">визуальный контроль/сотрудник отдела качества</w:t>
-            </w:r>
-          </w:p>
-          <w:p>
-            <w:r/>
-          </w:p>
-        </w:tc>
-      </w:tr>
-      <w:tr>
-        <w:tc>
-          <w:tcPr>
-            <w:tcW w:w="1809" w:type="dxa"/>
-            <w:vMerge/>
-          </w:tcPr>
-          <w:p/>
-        </w:tc>
-        <w:tc>
-          <w:tcPr>
-            <w:tcW w:w="1134" w:type="dxa"/>
-          </w:tcPr>
-          <w:p>
-            <w:r>
-              <w:rPr>
-                <w:sz w:val="14"/>
-                <w:rFonts w:ascii="Arial" w:hAnsi="Arial"/>
-              </w:rPr>
-              <w:t xml:space="preserve">дезинфекция</w:t>
-            </w:r>
-          </w:p>
-        </w:tc>
-        <w:tc>
-          <w:tcPr>
-            <w:tcW w:w="426" w:type="dxa"/>
-            <w:vMerge/>
-            <w:tcMar>
-              <w:left w:w="0" w:type="dxa"/>
-              <w:right w:w="0" w:type="dxa"/>
-            </w:tcMar>
-            <w:textDirection w:val="btLr"/>
-          </w:tcPr>
-          <w:p/>
-        </w:tc>
-        <w:tc>
-          <w:tcPr>
-            <w:tcW w:w="1417" w:type="dxa"/>
-            <w:shd w:val="clear" w:color="auto" w:fill="FFFFCC"/>
-          </w:tcPr>
-          <w:p>
-            <w:pPr>
-              <w:rPr>
-                <w:b/>
-                <w:bCs/>
-              </w:rPr>
-            </w:pPr>
-            <w:r>
-              <w:rPr>
-                <w:sz w:val="14"/>
-                <w:rFonts w:ascii="Arial" w:hAnsi="Arial"/>
-                <w:b/>
-              </w:rPr>
-              <w:t xml:space="preserve">ХИМИТЕК ПОЛИДЕЗ-СУПЕР</w:t>
-            </w:r>
-          </w:p>
-        </w:tc>
-        <w:tc>
-          <w:tcPr>
-            <w:tcW w:w="1276" w:type="dxa"/>
-          </w:tcPr>
-          <w:p>
-            <w:r>
-              <w:rPr>
-                <w:sz w:val="14"/>
-                <w:rFonts w:ascii="Arial" w:hAnsi="Arial"/>
-              </w:rPr>
-              <w:t xml:space="preserve">ручной (протирание)</w:t>
-            </w:r>
-          </w:p>
-        </w:tc>
-        <w:tc>
-          <w:tcPr>
-            <w:tcW w:w="1990" w:type="dxa"/>
-          </w:tcPr>
-          <w:p>
-            <w:pPr>
-              <w:jc w:val="center"/>
-            </w:pPr>
-            <w:r>
-              <w:rPr>
-                <w:sz w:val="14"/>
-                <w:rFonts w:ascii="Arial" w:hAnsi="Arial"/>
-              </w:rPr>
-              <w:t xml:space="preserve">0,02-0,05 %</w:t>
-            </w:r>
-            <w:r>
-              <w:br/>
-            </w:r>
-            <w:r>
-              <w:rPr>
-                <w:rFonts w:ascii="Arial" w:hAnsi="Arial"/>
-                <w:sz w:val="14"/>
-              </w:rPr>
-              <w:t>дозирующая система ProMax</w:t>
-            </w:r>
-          </w:p>
-        </w:tc>
-        <w:tc>
-          <w:tcPr>
-            <w:tcW w:w="1248" w:type="dxa"/>
-          </w:tcPr>
-          <w:p>
-            <w:pPr>
-              <w:jc w:val="center"/>
-            </w:pPr>
-            <w:r>
-              <w:rPr>
-                <w:sz w:val="14"/>
-                <w:rFonts w:ascii="Arial" w:hAnsi="Arial"/>
-              </w:rPr>
-              <w:t xml:space="preserve">18-20 °C</w:t>
-            </w:r>
-          </w:p>
-        </w:tc>
-        <w:tc>
-          <w:tcPr>
-            <w:tcW w:w="1032" w:type="dxa"/>
-          </w:tcPr>
-          <w:p>
-            <w:pPr>
-              <w:jc w:val="center"/>
-            </w:pPr>
-            <w:r>
-              <w:rPr>
-                <w:sz w:val="14"/>
-                <w:rFonts w:ascii="Arial" w:hAnsi="Arial"/>
-              </w:rPr>
-              <w:t xml:space="preserve">20 мин</w:t>
-            </w:r>
-          </w:p>
-        </w:tc>
-        <w:tc>
-          <w:tcPr>
-            <w:tcW w:w="411" w:type="dxa"/>
-            <w:noWrap/>
-            <w:tcMar>
-              <w:left w:w="0" w:type="dxa"/>
-              <w:right w:w="0" w:type="dxa"/>
-            </w:tcMar>
-            <w:textDirection w:val="btLr"/>
-            <w:tcFitText/>
-            <w:vMerge/>
-            <w:shd w:val="clear" w:color="auto" w:fill="969696"/>
-          </w:tcPr>
-          <w:p/>
-        </w:tc>
-        <w:tc>
-          <w:tcPr>
-            <w:tcW w:w="1467" w:type="dxa"/>
-            <w:vMerge/>
-          </w:tcPr>
-          <w:p/>
-        </w:tc>
-        <w:tc>
-          <w:tcPr>
-            <w:tcW w:w="1554" w:type="dxa"/>
-            <w:vMerge/>
-          </w:tcPr>
-          <w:p/>
-        </w:tc>
-        <w:tc>
-          <w:tcPr>
-            <w:tcW w:w="1586" w:type="dxa"/>
-            <w:vMerge/>
-          </w:tcPr>
-          <w:p/>
-        </w:tc>
-      </w:tr>
-      <w:tr>
-        <w:tc>
-          <w:tcPr>
-            <w:tcW w:w="1809" w:type="dxa"/>
-            <w:vMerge w:val="restart"/>
-          </w:tcPr>
-          <w:p>
-            <w:r>
-              <w:rPr>
-                <w:sz w:val="14"/>
-                <w:rFonts w:ascii="Arial" w:hAnsi="Arial"/>
-              </w:rPr>
-              <w:t xml:space="preserve">выключатели</w:t>
-            </w:r>
-          </w:p>
-          <w:p>
-            <w:r/>
-          </w:p>
-        </w:tc>
-        <w:tc>
-          <w:tcPr>
-            <w:tcW w:w="1134" w:type="dxa"/>
-          </w:tcPr>
-          <w:p>
-            <w:r>
-              <w:rPr>
-                <w:sz w:val="14"/>
-                <w:rFonts w:ascii="Arial" w:hAnsi="Arial"/>
-              </w:rPr>
-              <w:t xml:space="preserve">мойка</w:t>
-            </w:r>
-          </w:p>
-        </w:tc>
-        <w:tc>
-          <w:tcPr>
-            <w:tcW w:w="426" w:type="dxa"/>
-            <w:vMerge w:val="restart"/>
-            <w:tcMar>
-              <w:left w:w="0" w:type="dxa"/>
-              <w:right w:w="0" w:type="dxa"/>
-            </w:tcMar>
-            <w:textDirection w:val="btLr"/>
-          </w:tcPr>
-          <w:p>
-            <w:pPr>
-              <w:ind w:left="113" w:right="113"/>
-              <w:jc w:val="center"/>
-            </w:pPr>
-            <w:r>
-              <w:rPr>
-                <w:sz w:val="14"/>
-                <w:rFonts w:ascii="Arial" w:hAnsi="Arial"/>
-              </w:rPr>
-              <w:t xml:space="preserve"/>
-            </w:r>
-          </w:p>
-          <w:p>
-            <w:r/>
-          </w:p>
-        </w:tc>
-        <w:tc>
-          <w:tcPr>
-            <w:tcW w:w="1417" w:type="dxa"/>
-            <w:shd w:val="clear" w:color="auto" w:fill="99CCFF"/>
-          </w:tcPr>
-          <w:p>
-            <w:pPr>
-              <w:rPr>
-                <w:b/>
-                <w:bCs/>
-              </w:rPr>
-            </w:pPr>
-            <w:r>
-              <w:rPr>
-                <w:sz w:val="14"/>
-                <w:rFonts w:ascii="Arial" w:hAnsi="Arial"/>
-                <w:b/>
-              </w:rPr>
-              <w:t xml:space="preserve">ХИМИТЕК ЧУДОДЕЙ®-ПОЛИПРОМ 190022</w:t>
-            </w:r>
-          </w:p>
-        </w:tc>
-        <w:tc>
-          <w:tcPr>
-            <w:tcW w:w="1276" w:type="dxa"/>
-          </w:tcPr>
-          <w:p>
-            <w:r>
-              <w:rPr>
-                <w:sz w:val="14"/>
-                <w:rFonts w:ascii="Arial" w:hAnsi="Arial"/>
-              </w:rPr>
-              <w:t xml:space="preserve">ручной (протирание, обработка щеткой)</w:t>
-            </w:r>
-          </w:p>
-        </w:tc>
-        <w:tc>
-          <w:tcPr>
-            <w:tcW w:w="1990" w:type="dxa"/>
-          </w:tcPr>
-          <w:p>
-            <w:pPr>
-              <w:jc w:val="center"/>
-            </w:pPr>
-            <w:r>
-              <w:rPr>
-                <w:sz w:val="14"/>
-                <w:rFonts w:ascii="Arial" w:hAnsi="Arial"/>
-              </w:rPr>
-              <w:t xml:space="preserve">1,0 %</w:t>
-            </w:r>
-            <w:r>
-              <w:br/>
-            </w:r>
-            <w:r>
-              <w:rPr>
-                <w:rFonts w:ascii="Arial" w:hAnsi="Arial"/>
-                <w:sz w:val="14"/>
-              </w:rPr>
-              <w:t>ручное разведение</w:t>
-            </w:r>
-          </w:p>
-        </w:tc>
-        <w:tc>
-          <w:tcPr>
-            <w:tcW w:w="1248" w:type="dxa"/>
-          </w:tcPr>
-          <w:p>
-            <w:pPr>
-              <w:jc w:val="center"/>
-            </w:pPr>
-            <w:r>
-              <w:rPr>
-                <w:sz w:val="14"/>
-                <w:rFonts w:ascii="Arial" w:hAnsi="Arial"/>
-              </w:rPr>
-              <w:t xml:space="preserve">не ниже 40°C</w:t>
-            </w:r>
-          </w:p>
-        </w:tc>
-        <w:tc>
-          <w:tcPr>
-            <w:tcW w:w="1032" w:type="dxa"/>
-          </w:tcPr>
-          <w:p>
-            <w:pPr>
-              <w:jc w:val="center"/>
-            </w:pPr>
-            <w:r>
-              <w:rPr>
-                <w:sz w:val="14"/>
-                <w:rFonts w:ascii="Arial" w:hAnsi="Arial"/>
-              </w:rPr>
-              <w:t xml:space="preserve">_____________</w:t>
-            </w:r>
-          </w:p>
-        </w:tc>
-        <w:tc>
-          <w:tcPr>
-            <w:tcW w:w="411" w:type="dxa"/>
-            <w:noWrap/>
-            <w:tcMar>
-              <w:left w:w="0" w:type="dxa"/>
-              <w:right w:w="0" w:type="dxa"/>
-            </w:tcMar>
-            <w:textDirection w:val="btLr"/>
-            <w:tcFitText/>
-            <w:vMerge w:val="restart"/>
-            <w:shd w:val="clear" w:color="auto" w:fill="969696"/>
-          </w:tcPr>
-          <w:p>
-            <w:pPr>
-              <w:ind w:left="113" w:right="113"/>
-              <w:jc w:val="center"/>
-              <w:rPr>
-                <w:b/>
-                <w:bCs/>
-              </w:rPr>
-            </w:pPr>
-            <w:r>
-              <w:rPr>
-                <w:sz w:val="14"/>
-                <w:rFonts w:ascii="Arial" w:hAnsi="Arial"/>
-                <w:b/>
-              </w:rPr>
-              <w:t xml:space="preserve">черный</w:t>
-            </w:r>
-          </w:p>
-          <w:p>
-            <w:r/>
-          </w:p>
-        </w:tc>
-        <w:tc>
-          <w:tcPr>
-            <w:tcW w:w="1467" w:type="dxa"/>
-          </w:tcPr>
-          <w:p>
-            <w:pPr>
-              <w:jc w:val="center"/>
-            </w:pPr>
-            <w:r>
-              <w:rPr>
-                <w:sz w:val="14"/>
-                <w:rFonts w:ascii="Arial" w:hAnsi="Arial"/>
-              </w:rPr>
-              <w:t xml:space="preserve">1 раз в месяц</w:t>
-            </w:r>
-          </w:p>
-        </w:tc>
-        <w:tc>
-          <w:tcPr>
-            <w:tcW w:w="1554" w:type="dxa"/>
-            <w:vMerge w:val="restart"/>
-          </w:tcPr>
-          <w:p>
-            <w:r>
-              <w:rPr>
-                <w:sz w:val="14"/>
-                <w:rFonts w:ascii="Arial" w:hAnsi="Arial"/>
-              </w:rPr>
-              <w:t xml:space="preserve">сотрудник внутреннего клининга</w:t>
-            </w:r>
-          </w:p>
-          <w:p>
-            <w:r/>
-          </w:p>
-        </w:tc>
-        <w:tc>
-          <w:tcPr>
-            <w:tcW w:w="1586" w:type="dxa"/>
-            <w:vMerge w:val="restart"/>
-          </w:tcPr>
-          <w:p>
-            <w:r>
-              <w:rPr>
-                <w:sz w:val="14"/>
-                <w:rFonts w:ascii="Arial" w:hAnsi="Arial"/>
-              </w:rPr>
-              <w:t xml:space="preserve">визуальный контроль/сотрудник отдела качества</w:t>
-            </w:r>
-          </w:p>
-          <w:p>
-            <w:r/>
-          </w:p>
-        </w:tc>
-      </w:tr>
-      <w:tr>
-        <w:tc>
-          <w:tcPr>
-            <w:tcW w:w="1809" w:type="dxa"/>
-            <w:vMerge/>
-          </w:tcPr>
-          <w:p/>
-        </w:tc>
-        <w:tc>
-          <w:tcPr>
-            <w:tcW w:w="1134" w:type="dxa"/>
-          </w:tcPr>
-          <w:p>
-            <w:r>
-              <w:rPr>
-                <w:sz w:val="14"/>
-                <w:rFonts w:ascii="Arial" w:hAnsi="Arial"/>
-              </w:rPr>
-              <w:t xml:space="preserve">дезинфекция</w:t>
-            </w:r>
-          </w:p>
-        </w:tc>
-        <w:tc>
-          <w:tcPr>
-            <w:tcW w:w="426" w:type="dxa"/>
-            <w:vMerge/>
-            <w:tcMar>
-              <w:left w:w="0" w:type="dxa"/>
-              <w:right w:w="0" w:type="dxa"/>
-            </w:tcMar>
-            <w:textDirection w:val="btLr"/>
-          </w:tcPr>
-          <w:p/>
-        </w:tc>
-        <w:tc>
-          <w:tcPr>
-            <w:tcW w:w="1417" w:type="dxa"/>
-            <w:shd w:val="clear" w:color="auto" w:fill="FFFFCC"/>
-          </w:tcPr>
-          <w:p>
-            <w:pPr>
-              <w:rPr>
-                <w:b/>
-                <w:bCs/>
-              </w:rPr>
-            </w:pPr>
-            <w:r>
-              <w:rPr>
-                <w:sz w:val="14"/>
-                <w:rFonts w:ascii="Arial" w:hAnsi="Arial"/>
-                <w:b/>
-              </w:rPr>
-              <w:t xml:space="preserve">ХИМИТЕК ПОЛИДЕЗ-СУПЕР</w:t>
-            </w:r>
-          </w:p>
-        </w:tc>
-        <w:tc>
-          <w:tcPr>
-            <w:tcW w:w="1276" w:type="dxa"/>
-          </w:tcPr>
-          <w:p>
-            <w:r>
-              <w:rPr>
-                <w:sz w:val="14"/>
-                <w:rFonts w:ascii="Arial" w:hAnsi="Arial"/>
-              </w:rPr>
-              <w:t xml:space="preserve">ручной (протирание)</w:t>
-            </w:r>
-          </w:p>
-        </w:tc>
-        <w:tc>
-          <w:tcPr>
-            <w:tcW w:w="1990" w:type="dxa"/>
-          </w:tcPr>
-          <w:p>
-            <w:pPr>
-              <w:jc w:val="center"/>
-            </w:pPr>
-            <w:r>
-              <w:rPr>
-                <w:sz w:val="14"/>
-                <w:rFonts w:ascii="Arial" w:hAnsi="Arial"/>
-              </w:rPr>
-              <w:t xml:space="preserve">0,02-0,05 %</w:t>
-            </w:r>
-            <w:r>
-              <w:br/>
-            </w:r>
-            <w:r>
-              <w:rPr>
-                <w:rFonts w:ascii="Arial" w:hAnsi="Arial"/>
-                <w:sz w:val="14"/>
-              </w:rPr>
-              <w:t>дозирующая система ProMax</w:t>
-            </w:r>
-          </w:p>
-        </w:tc>
-        <w:tc>
-          <w:tcPr>
-            <w:tcW w:w="1248" w:type="dxa"/>
-          </w:tcPr>
-          <w:p>
-            <w:pPr>
-              <w:jc w:val="center"/>
-            </w:pPr>
-            <w:r>
-              <w:rPr>
-                <w:sz w:val="14"/>
-                <w:rFonts w:ascii="Arial" w:hAnsi="Arial"/>
-              </w:rPr>
-              <w:t xml:space="preserve">18-20 °C</w:t>
-            </w:r>
-          </w:p>
-        </w:tc>
-        <w:tc>
-          <w:tcPr>
-            <w:tcW w:w="1032" w:type="dxa"/>
-          </w:tcPr>
-          <w:p>
-            <w:pPr>
-              <w:jc w:val="center"/>
-            </w:pPr>
-            <w:r>
-              <w:rPr>
-                <w:sz w:val="14"/>
-                <w:rFonts w:ascii="Arial" w:hAnsi="Arial"/>
-              </w:rPr>
-              <w:t xml:space="preserve">20 мин</w:t>
-            </w:r>
-          </w:p>
-        </w:tc>
-        <w:tc>
-          <w:tcPr>
-            <w:tcW w:w="411" w:type="dxa"/>
-            <w:noWrap/>
-            <w:tcMar>
-              <w:left w:w="0" w:type="dxa"/>
-              <w:right w:w="0" w:type="dxa"/>
-            </w:tcMar>
-            <w:textDirection w:val="btLr"/>
-            <w:tcFitText/>
-            <w:vMerge/>
-            <w:shd w:val="clear" w:color="auto" w:fill="969696"/>
-          </w:tcPr>
-          <w:p/>
-        </w:tc>
-        <w:tc>
-          <w:tcPr>
-            <w:tcW w:w="1467" w:type="dxa"/>
-          </w:tcPr>
-          <w:p>
-            <w:pPr>
-              <w:jc w:val="center"/>
-            </w:pPr>
-            <w:r>
-              <w:rPr>
-                <w:sz w:val="14"/>
-                <w:rFonts w:ascii="Arial" w:hAnsi="Arial"/>
-              </w:rPr>
-              <w:t xml:space="preserve">2 раза в смену</w:t>
-            </w:r>
-          </w:p>
-        </w:tc>
-        <w:tc>
-          <w:tcPr>
-            <w:tcW w:w="1554" w:type="dxa"/>
-            <w:vMerge/>
-          </w:tcPr>
-          <w:p/>
-        </w:tc>
-        <w:tc>
-          <w:tcPr>
-            <w:tcW w:w="1586" w:type="dxa"/>
-            <w:vMerge/>
-          </w:tcPr>
-          <w:p/>
-        </w:tc>
-      </w:tr>
-      <w:tr>
-        <w:tc>
-          <w:tcPr>
-            <w:tcW w:w="1809" w:type="dxa"/>
-            <w:vMerge w:val="restart"/>
-          </w:tcPr>
-          <w:p>
-            <w:r>
-              <w:rPr>
-                <w:sz w:val="14"/>
-                <w:rFonts w:ascii="Arial" w:hAnsi="Arial"/>
-              </w:rPr>
-              <w:t xml:space="preserve">дверные ручки</w:t>
-            </w:r>
-          </w:p>
-          <w:p>
-            <w:r/>
-          </w:p>
-        </w:tc>
-        <w:tc>
-          <w:tcPr>
-            <w:tcW w:w="1134" w:type="dxa"/>
-          </w:tcPr>
-          <w:p>
-            <w:r>
-              <w:rPr>
-                <w:sz w:val="14"/>
-                <w:rFonts w:ascii="Arial" w:hAnsi="Arial"/>
-              </w:rPr>
-              <w:t xml:space="preserve">мойка</w:t>
-            </w:r>
-          </w:p>
-        </w:tc>
-        <w:tc>
-          <w:tcPr>
-            <w:tcW w:w="426" w:type="dxa"/>
-            <w:vMerge w:val="restart"/>
-            <w:tcMar>
-              <w:left w:w="0" w:type="dxa"/>
-              <w:right w:w="0" w:type="dxa"/>
-            </w:tcMar>
-            <w:textDirection w:val="btLr"/>
-          </w:tcPr>
-          <w:p>
-            <w:pPr>
-              <w:ind w:left="113" w:right="113"/>
-              <w:jc w:val="center"/>
-            </w:pPr>
-            <w:r>
-              <w:rPr>
-                <w:sz w:val="14"/>
-                <w:rFonts w:ascii="Arial" w:hAnsi="Arial"/>
-              </w:rPr>
-              <w:t xml:space="preserve"/>
-            </w:r>
-          </w:p>
-          <w:p>
-            <w:r/>
-          </w:p>
-        </w:tc>
-        <w:tc>
-          <w:tcPr>
-            <w:tcW w:w="1417" w:type="dxa"/>
-            <w:shd w:val="clear" w:color="auto" w:fill="99CCFF"/>
-          </w:tcPr>
-          <w:p>
-            <w:pPr>
-              <w:rPr>
-                <w:b/>
-                <w:bCs/>
-              </w:rPr>
-            </w:pPr>
-            <w:r>
-              <w:rPr>
-                <w:sz w:val="14"/>
-                <w:rFonts w:ascii="Arial" w:hAnsi="Arial"/>
-                <w:b/>
-              </w:rPr>
-              <w:t xml:space="preserve">ХИМИТЕК ЧУДОДЕЙ®-ПОЛИПРОМ 190022</w:t>
-            </w:r>
-          </w:p>
-        </w:tc>
-        <w:tc>
-          <w:tcPr>
-            <w:tcW w:w="1276" w:type="dxa"/>
-          </w:tcPr>
-          <w:p>
-            <w:r>
-              <w:rPr>
-                <w:sz w:val="14"/>
-                <w:rFonts w:ascii="Arial" w:hAnsi="Arial"/>
-              </w:rPr>
-              <w:t xml:space="preserve">ручной (протирание, обработка щеткой)</w:t>
-            </w:r>
-          </w:p>
-        </w:tc>
-        <w:tc>
-          <w:tcPr>
-            <w:tcW w:w="1990" w:type="dxa"/>
-          </w:tcPr>
-          <w:p>
-            <w:pPr>
-              <w:jc w:val="center"/>
-            </w:pPr>
-            <w:r>
-              <w:rPr>
-                <w:sz w:val="14"/>
-                <w:rFonts w:ascii="Arial" w:hAnsi="Arial"/>
-              </w:rPr>
-              <w:t xml:space="preserve">1,0 %</w:t>
-            </w:r>
-            <w:r>
-              <w:br/>
-            </w:r>
-            <w:r>
-              <w:rPr>
-                <w:rFonts w:ascii="Arial" w:hAnsi="Arial"/>
-                <w:sz w:val="14"/>
-              </w:rPr>
-              <w:t>ручное разведение</w:t>
-            </w:r>
-          </w:p>
-        </w:tc>
-        <w:tc>
-          <w:tcPr>
-            <w:tcW w:w="1248" w:type="dxa"/>
-          </w:tcPr>
-          <w:p>
-            <w:pPr>
-              <w:jc w:val="center"/>
-            </w:pPr>
-            <w:r>
-              <w:rPr>
-                <w:sz w:val="14"/>
-                <w:rFonts w:ascii="Arial" w:hAnsi="Arial"/>
-              </w:rPr>
-              <w:t xml:space="preserve">18-20 °C</w:t>
-            </w:r>
-          </w:p>
-        </w:tc>
-        <w:tc>
-          <w:tcPr>
-            <w:tcW w:w="1032" w:type="dxa"/>
-          </w:tcPr>
-          <w:p>
-            <w:pPr>
-              <w:jc w:val="center"/>
-            </w:pPr>
-            <w:r>
-              <w:rPr>
-                <w:sz w:val="14"/>
-                <w:rFonts w:ascii="Arial" w:hAnsi="Arial"/>
-              </w:rPr>
-              <w:t xml:space="preserve">_____________</w:t>
-            </w:r>
-          </w:p>
-        </w:tc>
-        <w:tc>
-          <w:tcPr>
-            <w:tcW w:w="411" w:type="dxa"/>
-            <w:noWrap/>
-            <w:tcMar>
-              <w:left w:w="0" w:type="dxa"/>
-              <w:right w:w="0" w:type="dxa"/>
-            </w:tcMar>
-            <w:textDirection w:val="btLr"/>
-            <w:tcFitText/>
-            <w:vMerge w:val="restart"/>
-            <w:shd w:val="clear" w:color="auto" w:fill="969696"/>
-          </w:tcPr>
-          <w:p>
-            <w:pPr>
-              <w:ind w:left="113" w:right="113"/>
-              <w:jc w:val="center"/>
-              <w:rPr>
-                <w:b/>
-                <w:bCs/>
-              </w:rPr>
-            </w:pPr>
-            <w:r>
-              <w:rPr>
-                <w:sz w:val="14"/>
-                <w:rFonts w:ascii="Arial" w:hAnsi="Arial"/>
-                <w:b/>
-              </w:rPr>
-              <w:t xml:space="preserve">черный</w:t>
-            </w:r>
-          </w:p>
-          <w:p>
-            <w:r/>
-          </w:p>
-        </w:tc>
-        <w:tc>
-          <w:tcPr>
-            <w:tcW w:w="1467" w:type="dxa"/>
-          </w:tcPr>
-          <w:p>
-            <w:pPr>
-              <w:jc w:val="center"/>
-            </w:pPr>
-            <w:r>
-              <w:rPr>
-                <w:sz w:val="14"/>
-                <w:rFonts w:ascii="Arial" w:hAnsi="Arial"/>
-              </w:rPr>
-              <w:t xml:space="preserve">1 раз в месяц</w:t>
-            </w:r>
-          </w:p>
-        </w:tc>
-        <w:tc>
-          <w:tcPr>
-            <w:tcW w:w="1554" w:type="dxa"/>
-            <w:vMerge w:val="restart"/>
-          </w:tcPr>
-          <w:p>
-            <w:r>
-              <w:rPr>
-                <w:sz w:val="14"/>
-                <w:rFonts w:ascii="Arial" w:hAnsi="Arial"/>
-              </w:rPr>
-              <w:t xml:space="preserve">сотрудник внутреннего клининга</w:t>
-            </w:r>
-          </w:p>
-          <w:p>
-            <w:r/>
-          </w:p>
-        </w:tc>
-        <w:tc>
-          <w:tcPr>
-            <w:tcW w:w="1586" w:type="dxa"/>
-            <w:vMerge w:val="restart"/>
-          </w:tcPr>
-          <w:p>
-            <w:r>
-              <w:rPr>
-                <w:sz w:val="14"/>
-                <w:rFonts w:ascii="Arial" w:hAnsi="Arial"/>
-              </w:rPr>
-              <w:t xml:space="preserve">визуальный контроль/сотрудник отдела качества</w:t>
-            </w:r>
-          </w:p>
-          <w:p>
-            <w:r/>
-          </w:p>
-        </w:tc>
-      </w:tr>
-      <w:tr>
-        <w:tc>
-          <w:tcPr>
-            <w:tcW w:w="1809" w:type="dxa"/>
-            <w:vMerge/>
-          </w:tcPr>
-          <w:p/>
-        </w:tc>
-        <w:tc>
-          <w:tcPr>
-            <w:tcW w:w="1134" w:type="dxa"/>
-          </w:tcPr>
-          <w:p>
-            <w:r>
-              <w:rPr>
-                <w:sz w:val="14"/>
-                <w:rFonts w:ascii="Arial" w:hAnsi="Arial"/>
-              </w:rPr>
-              <w:t xml:space="preserve">дезинфекция</w:t>
-            </w:r>
-          </w:p>
-        </w:tc>
-        <w:tc>
-          <w:tcPr>
-            <w:tcW w:w="426" w:type="dxa"/>
-            <w:vMerge/>
-            <w:tcMar>
-              <w:left w:w="0" w:type="dxa"/>
-              <w:right w:w="0" w:type="dxa"/>
-            </w:tcMar>
-            <w:textDirection w:val="btLr"/>
-          </w:tcPr>
-          <w:p/>
-        </w:tc>
-        <w:tc>
-          <w:tcPr>
-            <w:tcW w:w="1417" w:type="dxa"/>
-            <w:shd w:val="clear" w:color="auto" w:fill="FFFFCC"/>
-          </w:tcPr>
-          <w:p>
-            <w:pPr>
-              <w:rPr>
-                <w:b/>
-                <w:bCs/>
-              </w:rPr>
-            </w:pPr>
-            <w:r>
-              <w:rPr>
-                <w:sz w:val="14"/>
-                <w:rFonts w:ascii="Arial" w:hAnsi="Arial"/>
-                <w:b/>
-              </w:rPr>
-              <w:t xml:space="preserve">ХИМИТЕК ПОЛИДЕЗ-СУПЕР</w:t>
-            </w:r>
-          </w:p>
-        </w:tc>
-        <w:tc>
-          <w:tcPr>
-            <w:tcW w:w="1276" w:type="dxa"/>
-          </w:tcPr>
-          <w:p>
-            <w:r>
-              <w:rPr>
-                <w:sz w:val="14"/>
-                <w:rFonts w:ascii="Arial" w:hAnsi="Arial"/>
-              </w:rPr>
-              <w:t xml:space="preserve">ручной (протирание)</w:t>
-            </w:r>
-          </w:p>
-        </w:tc>
-        <w:tc>
-          <w:tcPr>
-            <w:tcW w:w="1990" w:type="dxa"/>
-          </w:tcPr>
-          <w:p>
-            <w:pPr>
-              <w:jc w:val="center"/>
-            </w:pPr>
-            <w:r>
-              <w:rPr>
-                <w:sz w:val="14"/>
-                <w:rFonts w:ascii="Arial" w:hAnsi="Arial"/>
-              </w:rPr>
-              <w:t xml:space="preserve">0,02-0,05 %</w:t>
-            </w:r>
-            <w:r>
-              <w:br/>
-            </w:r>
-            <w:r>
-              <w:rPr>
-                <w:rFonts w:ascii="Arial" w:hAnsi="Arial"/>
-                <w:sz w:val="14"/>
-              </w:rPr>
-              <w:t>дозирующая система ProMax</w:t>
-            </w:r>
-          </w:p>
-        </w:tc>
-        <w:tc>
-          <w:tcPr>
-            <w:tcW w:w="1248" w:type="dxa"/>
-          </w:tcPr>
-          <w:p>
-            <w:pPr>
-              <w:jc w:val="center"/>
-            </w:pPr>
-            <w:r>
-              <w:rPr>
-                <w:sz w:val="14"/>
-                <w:rFonts w:ascii="Arial" w:hAnsi="Arial"/>
-              </w:rPr>
-              <w:t xml:space="preserve">18-20 °C</w:t>
-            </w:r>
-          </w:p>
-        </w:tc>
-        <w:tc>
-          <w:tcPr>
-            <w:tcW w:w="1032" w:type="dxa"/>
-          </w:tcPr>
-          <w:p>
-            <w:pPr>
-              <w:jc w:val="center"/>
-            </w:pPr>
-            <w:r>
-              <w:rPr>
-                <w:sz w:val="14"/>
-                <w:rFonts w:ascii="Arial" w:hAnsi="Arial"/>
-              </w:rPr>
-              <w:t xml:space="preserve">20 мин</w:t>
-            </w:r>
-          </w:p>
-        </w:tc>
-        <w:tc>
-          <w:tcPr>
-            <w:tcW w:w="411" w:type="dxa"/>
-            <w:noWrap/>
-            <w:tcMar>
-              <w:left w:w="0" w:type="dxa"/>
-              <w:right w:w="0" w:type="dxa"/>
-            </w:tcMar>
-            <w:textDirection w:val="btLr"/>
-            <w:tcFitText/>
-            <w:vMerge/>
-            <w:shd w:val="clear" w:color="auto" w:fill="969696"/>
-          </w:tcPr>
-          <w:p/>
-        </w:tc>
-        <w:tc>
-          <w:tcPr>
-            <w:tcW w:w="1467" w:type="dxa"/>
-          </w:tcPr>
-          <w:p>
-            <w:pPr>
-              <w:jc w:val="center"/>
-            </w:pPr>
-            <w:r>
-              <w:rPr>
-                <w:sz w:val="14"/>
-                <w:rFonts w:ascii="Arial" w:hAnsi="Arial"/>
-              </w:rPr>
-              <w:t xml:space="preserve">2 раза в смену</w:t>
-            </w:r>
-          </w:p>
-        </w:tc>
-        <w:tc>
-          <w:tcPr>
-            <w:tcW w:w="1554" w:type="dxa"/>
-            <w:vMerge/>
-          </w:tcPr>
-          <w:p/>
-        </w:tc>
-        <w:tc>
-          <w:tcPr>
-            <w:tcW w:w="1586" w:type="dxa"/>
-            <w:vMerge/>
-          </w:tcPr>
-          <w:p/>
-        </w:tc>
-      </w:tr>
-      <w:tr>
-        <w:tc>
-          <w:tcPr>
-            <w:tcW w:w="1809" w:type="dxa"/>
-            <w:vMerge w:val="restart"/>
-          </w:tcPr>
-          <w:p>
-            <w:r>
-              <w:rPr>
-                <w:sz w:val="14"/>
-                <w:rFonts w:ascii="Arial" w:hAnsi="Arial"/>
-              </w:rPr>
-              <w:t xml:space="preserve">отопительные приборы</w:t>
-            </w:r>
-          </w:p>
-          <w:p>
-            <w:r/>
-          </w:p>
-          <w:p>
-            <w:r/>
-          </w:p>
-        </w:tc>
-        <w:tc>
-          <w:tcPr>
-            <w:tcW w:w="1134" w:type="dxa"/>
-          </w:tcPr>
-          <w:p>
-            <w:r>
-              <w:rPr>
-                <w:sz w:val="14"/>
-                <w:rFonts w:ascii="Arial" w:hAnsi="Arial"/>
-              </w:rPr>
-              <w:t xml:space="preserve">очистка (обеспыливание поверхностей)</w:t>
-            </w:r>
-          </w:p>
-        </w:tc>
-        <w:tc>
-          <w:tcPr>
-            <w:tcW w:w="426" w:type="dxa"/>
-            <w:vMerge w:val="restart"/>
-            <w:tcMar>
-              <w:left w:w="0" w:type="dxa"/>
-              <w:right w:w="0" w:type="dxa"/>
-            </w:tcMar>
-            <w:textDirection w:val="btLr"/>
-          </w:tcPr>
-          <w:p>
-            <w:pPr>
-              <w:ind w:left="113" w:right="113"/>
-              <w:jc w:val="center"/>
-            </w:pPr>
-            <w:r>
-              <w:rPr>
-                <w:sz w:val="14"/>
-                <w:rFonts w:ascii="Arial" w:hAnsi="Arial"/>
-              </w:rPr>
-              <w:t xml:space="preserve"/>
-            </w:r>
-          </w:p>
-          <w:p>
-            <w:r/>
-          </w:p>
-          <w:p>
-            <w:r/>
-          </w:p>
-        </w:tc>
-        <w:tc>
-          <w:tcPr>
-            <w:tcW w:w="1417" w:type="dxa"/>
-          </w:tcPr>
-          <w:p>
-            <w:pPr>
-              <w:rPr>
-                <w:b/>
-                <w:bCs/>
-              </w:rPr>
-            </w:pPr>
-            <w:r>
-              <w:rPr>
-                <w:sz w:val="14"/>
-                <w:rFonts w:ascii="Arial" w:hAnsi="Arial"/>
-              </w:rPr>
-              <w:t xml:space="preserve">_____________</w:t>
-            </w:r>
-          </w:p>
-        </w:tc>
-        <w:tc>
-          <w:tcPr>
-            <w:tcW w:w="1276" w:type="dxa"/>
-          </w:tcPr>
-          <w:p>
-            <w:r>
-              <w:rPr>
-                <w:sz w:val="14"/>
-                <w:rFonts w:ascii="Arial" w:hAnsi="Arial"/>
-              </w:rPr>
-              <w:t xml:space="preserve">ручной (протирание)</w:t>
-            </w:r>
-          </w:p>
-        </w:tc>
-        <w:tc>
-          <w:tcPr>
-            <w:tcW w:w="1990" w:type="dxa"/>
-          </w:tcPr>
-          <w:p>
-            <w:pPr>
-              <w:jc w:val="center"/>
-            </w:pPr>
-            <w:r>
-              <w:rPr>
-                <w:sz w:val="14"/>
-                <w:rFonts w:ascii="Arial" w:hAnsi="Arial"/>
-              </w:rPr>
-              <w:t xml:space="preserve">_____________</w:t>
-            </w:r>
-          </w:p>
-        </w:tc>
-        <w:tc>
-          <w:tcPr>
-            <w:tcW w:w="1248" w:type="dxa"/>
-          </w:tcPr>
-          <w:p>
-            <w:pPr>
-              <w:jc w:val="center"/>
-            </w:pPr>
-            <w:r>
-              <w:rPr>
-                <w:sz w:val="14"/>
-                <w:rFonts w:ascii="Arial" w:hAnsi="Arial"/>
-              </w:rPr>
-              <w:t xml:space="preserve">_____________</w:t>
-            </w:r>
-          </w:p>
-        </w:tc>
-        <w:tc>
-          <w:tcPr>
-            <w:tcW w:w="1032" w:type="dxa"/>
-          </w:tcPr>
-          <w:p>
-            <w:pPr>
-              <w:jc w:val="center"/>
-            </w:pPr>
-            <w:r>
-              <w:rPr>
-                <w:sz w:val="14"/>
-                <w:rFonts w:ascii="Arial" w:hAnsi="Arial"/>
-              </w:rPr>
-              <w:t xml:space="preserve">_____________</w:t>
-            </w:r>
-          </w:p>
-        </w:tc>
-        <w:tc>
-          <w:tcPr>
-            <w:tcW w:w="411" w:type="dxa"/>
-            <w:noWrap/>
-            <w:tcMar>
-              <w:left w:w="0" w:type="dxa"/>
-              <w:right w:w="0" w:type="dxa"/>
-            </w:tcMar>
-            <w:textDirection w:val="btLr"/>
-            <w:tcFitText/>
-            <w:vMerge w:val="restart"/>
-            <w:shd w:val="clear" w:color="auto" w:fill="969696"/>
-          </w:tcPr>
-          <w:p>
-            <w:pPr>
-              <w:ind w:left="113" w:right="113"/>
-              <w:jc w:val="center"/>
-              <w:rPr>
-                <w:b/>
-                <w:bCs/>
-              </w:rPr>
-            </w:pPr>
-            <w:r>
-              <w:rPr>
-                <w:sz w:val="14"/>
-                <w:rFonts w:ascii="Arial" w:hAnsi="Arial"/>
-                <w:b/>
-              </w:rPr>
-              <w:t xml:space="preserve">черный</w:t>
-            </w:r>
-          </w:p>
-          <w:p>
-            <w:r/>
-          </w:p>
-          <w:p>
-            <w:r/>
-          </w:p>
-        </w:tc>
-        <w:tc>
-          <w:tcPr>
-            <w:tcW w:w="1467" w:type="dxa"/>
-          </w:tcPr>
-          <w:p>
-            <w:pPr>
-              <w:jc w:val="center"/>
-            </w:pPr>
-            <w:r>
-              <w:rPr>
-                <w:sz w:val="14"/>
-                <w:rFonts w:ascii="Arial" w:hAnsi="Arial"/>
-              </w:rPr>
-              <w:t xml:space="preserve">1 раз в месяц</w:t>
-            </w:r>
-          </w:p>
-        </w:tc>
-        <w:tc>
-          <w:tcPr>
-            <w:tcW w:w="1554" w:type="dxa"/>
-            <w:vMerge w:val="restart"/>
-          </w:tcPr>
-          <w:p>
-            <w:r>
-              <w:rPr>
-                <w:sz w:val="14"/>
-                <w:rFonts w:ascii="Arial" w:hAnsi="Arial"/>
-              </w:rPr>
-              <w:t xml:space="preserve">сотрудник внутреннего клининга</w:t>
-            </w:r>
-          </w:p>
-          <w:p>
-            <w:r/>
-          </w:p>
-          <w:p>
-            <w:r/>
-          </w:p>
-        </w:tc>
-        <w:tc>
-          <w:tcPr>
-            <w:tcW w:w="1586" w:type="dxa"/>
-            <w:vMerge w:val="restart"/>
-          </w:tcPr>
-          <w:p>
-            <w:r>
-              <w:rPr>
-                <w:sz w:val="14"/>
-                <w:rFonts w:ascii="Arial" w:hAnsi="Arial"/>
-              </w:rPr>
-              <w:t xml:space="preserve">визуальный контроль/сотрудник отдела качества</w:t>
-            </w:r>
-          </w:p>
-          <w:p>
-            <w:r/>
-          </w:p>
-          <w:p>
-            <w:r/>
-          </w:p>
-        </w:tc>
-      </w:tr>
-      <w:tr>
-        <w:tc>
-          <w:tcPr>
-            <w:tcW w:w="1809" w:type="dxa"/>
-            <w:vMerge/>
-          </w:tcPr>
-          <w:p/>
-        </w:tc>
-        <w:tc>
-          <w:tcPr>
-            <w:tcW w:w="1134" w:type="dxa"/>
-          </w:tcPr>
-          <w:p>
-            <w:r>
-              <w:rPr>
-                <w:sz w:val="14"/>
-                <w:rFonts w:ascii="Arial" w:hAnsi="Arial"/>
-              </w:rPr>
-              <w:t xml:space="preserve">мойка</w:t>
-            </w:r>
-          </w:p>
-        </w:tc>
-        <w:tc>
-          <w:tcPr>
-            <w:tcW w:w="426" w:type="dxa"/>
-            <w:vMerge/>
-            <w:tcMar>
-              <w:left w:w="0" w:type="dxa"/>
-              <w:right w:w="0" w:type="dxa"/>
-            </w:tcMar>
-            <w:textDirection w:val="btLr"/>
-          </w:tcPr>
-          <w:p/>
-        </w:tc>
-        <w:tc>
-          <w:tcPr>
-            <w:tcW w:w="1417" w:type="dxa"/>
-            <w:shd w:val="clear" w:color="auto" w:fill="99CCFF"/>
-          </w:tcPr>
-          <w:p>
-            <w:pPr>
-              <w:rPr>
-                <w:b/>
-                <w:bCs/>
-              </w:rPr>
-            </w:pPr>
-            <w:r>
-              <w:rPr>
-                <w:sz w:val="14"/>
-                <w:rFonts w:ascii="Arial" w:hAnsi="Arial"/>
-                <w:b/>
-              </w:rPr>
-              <w:t xml:space="preserve">ХИМИТЕК ЧУДОДЕЙ®-ПОЛИПРОМ 190022</w:t>
-            </w:r>
-          </w:p>
-        </w:tc>
-        <w:tc>
-          <w:tcPr>
-            <w:tcW w:w="1276" w:type="dxa"/>
-          </w:tcPr>
-          <w:p>
-            <w:r>
-              <w:rPr>
-                <w:sz w:val="14"/>
-                <w:rFonts w:ascii="Arial" w:hAnsi="Arial"/>
-              </w:rPr>
-              <w:t xml:space="preserve">ручной (протирание, обработка щеткой)</w:t>
-            </w:r>
-          </w:p>
-        </w:tc>
-        <w:tc>
-          <w:tcPr>
-            <w:tcW w:w="1990" w:type="dxa"/>
-          </w:tcPr>
-          <w:p>
-            <w:pPr>
-              <w:jc w:val="center"/>
-            </w:pPr>
-            <w:r>
-              <w:rPr>
-                <w:sz w:val="14"/>
-                <w:rFonts w:ascii="Arial" w:hAnsi="Arial"/>
-              </w:rPr>
-              <w:t xml:space="preserve">1,0 %</w:t>
-            </w:r>
-            <w:r>
-              <w:br/>
-            </w:r>
-            <w:r>
-              <w:rPr>
-                <w:rFonts w:ascii="Arial" w:hAnsi="Arial"/>
-                <w:sz w:val="14"/>
-              </w:rPr>
-              <w:t>ручное разведение</w:t>
-            </w:r>
-          </w:p>
-        </w:tc>
-        <w:tc>
-          <w:tcPr>
-            <w:tcW w:w="1248" w:type="dxa"/>
-          </w:tcPr>
-          <w:p>
-            <w:pPr>
-              <w:jc w:val="center"/>
-            </w:pPr>
-            <w:r>
-              <w:rPr>
-                <w:sz w:val="14"/>
-                <w:rFonts w:ascii="Arial" w:hAnsi="Arial"/>
-              </w:rPr>
-              <w:t xml:space="preserve">не ниже 40°C</w:t>
-            </w:r>
-          </w:p>
-        </w:tc>
-        <w:tc>
-          <w:tcPr>
-            <w:tcW w:w="1032" w:type="dxa"/>
-          </w:tcPr>
-          <w:p>
-            <w:pPr>
-              <w:jc w:val="center"/>
-            </w:pPr>
-            <w:r>
-              <w:rPr>
-                <w:sz w:val="14"/>
-                <w:rFonts w:ascii="Arial" w:hAnsi="Arial"/>
-              </w:rPr>
-              <w:t xml:space="preserve">_____________</w:t>
-            </w:r>
-          </w:p>
-        </w:tc>
-        <w:tc>
-          <w:tcPr>
-            <w:tcW w:w="411" w:type="dxa"/>
-            <w:noWrap/>
-            <w:tcMar>
-              <w:left w:w="0" w:type="dxa"/>
-              <w:right w:w="0" w:type="dxa"/>
-            </w:tcMar>
-            <w:textDirection w:val="btLr"/>
-            <w:tcFitText/>
-            <w:vMerge/>
-            <w:shd w:val="clear" w:color="auto" w:fill="969696"/>
-          </w:tcPr>
-          <w:p/>
-        </w:tc>
-        <w:tc>
-          <w:tcPr>
-            <w:tcW w:w="1467" w:type="dxa"/>
-            <w:vMerge w:val="restart"/>
-          </w:tcPr>
-          <w:p>
-            <w:pPr>
-              <w:jc w:val="center"/>
-            </w:pPr>
-            <w:r>
-              <w:rPr>
-                <w:sz w:val="14"/>
-                <w:rFonts w:ascii="Arial" w:hAnsi="Arial"/>
-              </w:rPr>
-              <w:t xml:space="preserve">1 раз в 6 месяцев</w:t>
-            </w:r>
-          </w:p>
-          <w:p>
-            <w:r/>
-          </w:p>
-        </w:tc>
-        <w:tc>
-          <w:tcPr>
-            <w:tcW w:w="1554" w:type="dxa"/>
-            <w:vMerge/>
-          </w:tcPr>
-          <w:p/>
-        </w:tc>
-        <w:tc>
-          <w:tcPr>
-            <w:tcW w:w="1586" w:type="dxa"/>
-            <w:vMerge/>
-          </w:tcPr>
-          <w:p/>
-        </w:tc>
-      </w:tr>
-      <w:tr>
-        <w:tc>
-          <w:tcPr>
-            <w:tcW w:w="1809" w:type="dxa"/>
-            <w:vMerge/>
-          </w:tcPr>
-          <w:p/>
-        </w:tc>
-        <w:tc>
-          <w:tcPr>
-            <w:tcW w:w="1134" w:type="dxa"/>
-          </w:tcPr>
-          <w:p>
-            <w:r>
-              <w:rPr>
-                <w:sz w:val="14"/>
-                <w:rFonts w:ascii="Arial" w:hAnsi="Arial"/>
-              </w:rPr>
-              <w:t xml:space="preserve">дезинфекция</w:t>
-            </w:r>
-          </w:p>
-        </w:tc>
-        <w:tc>
-          <w:tcPr>
-            <w:tcW w:w="426" w:type="dxa"/>
-            <w:vMerge/>
-            <w:tcMar>
-              <w:left w:w="0" w:type="dxa"/>
-              <w:right w:w="0" w:type="dxa"/>
-            </w:tcMar>
-            <w:textDirection w:val="btLr"/>
-          </w:tcPr>
-          <w:p/>
-        </w:tc>
-        <w:tc>
-          <w:tcPr>
-            <w:tcW w:w="1417" w:type="dxa"/>
-            <w:shd w:val="clear" w:color="auto" w:fill="FFFFCC"/>
-          </w:tcPr>
-          <w:p>
-            <w:pPr>
-              <w:rPr>
-                <w:b/>
-                <w:bCs/>
-              </w:rPr>
-            </w:pPr>
-            <w:r>
-              <w:rPr>
-                <w:sz w:val="14"/>
-                <w:rFonts w:ascii="Arial" w:hAnsi="Arial"/>
-                <w:b/>
-              </w:rPr>
-              <w:t xml:space="preserve">ХИМИТЕК ПОЛИДЕЗ-СУПЕР</w:t>
-            </w:r>
-          </w:p>
-        </w:tc>
-        <w:tc>
-          <w:tcPr>
-            <w:tcW w:w="1276" w:type="dxa"/>
-          </w:tcPr>
-          <w:p>
-            <w:r>
-              <w:rPr>
-                <w:sz w:val="14"/>
-                <w:rFonts w:ascii="Arial" w:hAnsi="Arial"/>
-              </w:rPr>
-              <w:t xml:space="preserve">ручной (протирание)</w:t>
-            </w:r>
-          </w:p>
-        </w:tc>
-        <w:tc>
-          <w:tcPr>
-            <w:tcW w:w="1990" w:type="dxa"/>
-          </w:tcPr>
-          <w:p>
-            <w:pPr>
-              <w:jc w:val="center"/>
-            </w:pPr>
-            <w:r>
-              <w:rPr>
-                <w:sz w:val="14"/>
-                <w:rFonts w:ascii="Arial" w:hAnsi="Arial"/>
-              </w:rPr>
-              <w:t xml:space="preserve">0,02-0,05 %</w:t>
-            </w:r>
-            <w:r>
-              <w:br/>
-            </w:r>
-            <w:r>
-              <w:rPr>
-                <w:rFonts w:ascii="Arial" w:hAnsi="Arial"/>
-                <w:sz w:val="14"/>
-              </w:rPr>
-              <w:t>дозирующая система ProMax</w:t>
-            </w:r>
-          </w:p>
-        </w:tc>
-        <w:tc>
-          <w:tcPr>
-            <w:tcW w:w="1248" w:type="dxa"/>
-          </w:tcPr>
-          <w:p>
-            <w:pPr>
-              <w:jc w:val="center"/>
-            </w:pPr>
-            <w:r>
-              <w:rPr>
-                <w:sz w:val="14"/>
-                <w:rFonts w:ascii="Arial" w:hAnsi="Arial"/>
-              </w:rPr>
-              <w:t xml:space="preserve">18-20 °C</w:t>
-            </w:r>
-          </w:p>
-        </w:tc>
-        <w:tc>
-          <w:tcPr>
-            <w:tcW w:w="1032" w:type="dxa"/>
-          </w:tcPr>
-          <w:p>
-            <w:pPr>
-              <w:jc w:val="center"/>
-            </w:pPr>
-            <w:r>
-              <w:rPr>
-                <w:sz w:val="14"/>
-                <w:rFonts w:ascii="Arial" w:hAnsi="Arial"/>
-              </w:rPr>
-              <w:t xml:space="preserve">20 мин</w:t>
-            </w:r>
-          </w:p>
-        </w:tc>
-        <w:tc>
-          <w:tcPr>
-            <w:tcW w:w="411" w:type="dxa"/>
-            <w:noWrap/>
-            <w:tcMar>
-              <w:left w:w="0" w:type="dxa"/>
-              <w:right w:w="0" w:type="dxa"/>
-            </w:tcMar>
-            <w:textDirection w:val="btLr"/>
-            <w:tcFitText/>
-            <w:vMerge/>
-            <w:shd w:val="clear" w:color="auto" w:fill="969696"/>
-          </w:tcPr>
-          <w:p/>
-        </w:tc>
-        <w:tc>
-          <w:tcPr>
-            <w:tcW w:w="1467" w:type="dxa"/>
-            <w:vMerge/>
-          </w:tcPr>
-          <w:p/>
-        </w:tc>
-        <w:tc>
-          <w:tcPr>
-            <w:tcW w:w="1554" w:type="dxa"/>
-            <w:vMerge/>
-          </w:tcPr>
-          <w:p/>
-        </w:tc>
-        <w:tc>
-          <w:tcPr>
-            <w:tcW w:w="1586" w:type="dxa"/>
-            <w:vMerge/>
-          </w:tcPr>
-          <w:p/>
-        </w:tc>
-      </w:tr>
-      <w:tr>
-        <w:tc>
-          <w:tcPr>
-            <w:tcW w:w="1809" w:type="dxa"/>
-          </w:tcPr>
-          <w:p>
-            <w:r>
-              <w:rPr>
-                <w:sz w:val="14"/>
-                <w:rFonts w:ascii="Arial" w:hAnsi="Arial"/>
-              </w:rPr>
-              <w:t xml:space="preserve">окна внешние</w:t>
-            </w:r>
-          </w:p>
-        </w:tc>
-        <w:tc>
-          <w:tcPr>
-            <w:tcW w:w="1134" w:type="dxa"/>
-          </w:tcPr>
-          <w:p>
-            <w:r>
-              <w:rPr>
-                <w:sz w:val="14"/>
-                <w:rFonts w:ascii="Arial" w:hAnsi="Arial"/>
-              </w:rPr>
-              <w:t xml:space="preserve">мойка</w:t>
-            </w:r>
-          </w:p>
-        </w:tc>
-        <w:tc>
-          <w:tcPr>
-            <w:tcW w:w="426" w:type="dxa"/>
-            <w:tcMar>
-              <w:left w:w="0" w:type="dxa"/>
-              <w:right w:w="0" w:type="dxa"/>
-            </w:tcMar>
-            <w:textDirection w:val="btLr"/>
-          </w:tcPr>
-          <w:p>
-            <w:pPr>
-              <w:ind w:left="113" w:right="113"/>
-              <w:jc w:val="center"/>
-            </w:pPr>
-            <w:r>
-              <w:rPr>
-                <w:sz w:val="14"/>
-                <w:rFonts w:ascii="Arial" w:hAnsi="Arial"/>
-              </w:rPr>
-              <w:t xml:space="preserve"/>
-            </w:r>
-          </w:p>
-        </w:tc>
-        <w:tc>
-          <w:tcPr>
-            <w:tcW w:w="1417" w:type="dxa"/>
-            <w:shd w:val="clear" w:color="auto" w:fill="99FF99"/>
-          </w:tcPr>
-          <w:p>
-            <w:pPr>
-              <w:rPr>
-                <w:b/>
-                <w:bCs/>
-              </w:rPr>
-            </w:pPr>
-            <w:r>
-              <w:rPr>
-                <w:sz w:val="14"/>
-                <w:rFonts w:ascii="Arial" w:hAnsi="Arial"/>
-                <w:b/>
-              </w:rPr>
-              <w:t xml:space="preserve">ХИМИТЕК ИЗУМРУД 310</w:t>
-            </w:r>
-          </w:p>
-        </w:tc>
-        <w:tc>
-          <w:tcPr>
-            <w:tcW w:w="1276" w:type="dxa"/>
-          </w:tcPr>
-          <w:p>
-            <w:r>
-              <w:rPr>
-                <w:sz w:val="14"/>
-                <w:rFonts w:ascii="Arial" w:hAnsi="Arial"/>
-              </w:rPr>
-              <w:t xml:space="preserve">ручной (протирание, обработка щеткой)</w:t>
-            </w:r>
-          </w:p>
-        </w:tc>
-        <w:tc>
-          <w:tcPr>
-            <w:tcW w:w="1990" w:type="dxa"/>
-          </w:tcPr>
-          <w:p>
-            <w:pPr>
-              <w:jc w:val="center"/>
-            </w:pPr>
-            <w:r>
-              <w:rPr>
-                <w:sz w:val="14"/>
-                <w:rFonts w:ascii="Arial" w:hAnsi="Arial"/>
-              </w:rPr>
-              <w:t xml:space="preserve">100 %</w:t>
-            </w:r>
-            <w:r>
-              <w:br/>
-            </w:r>
-            <w:r>
-              <w:rPr>
-                <w:rFonts w:ascii="Arial" w:hAnsi="Arial"/>
-                <w:sz w:val="14"/>
-              </w:rPr>
-              <w:t>готовая форма</w:t>
-            </w:r>
-          </w:p>
-        </w:tc>
-        <w:tc>
-          <w:tcPr>
-            <w:tcW w:w="1248" w:type="dxa"/>
-          </w:tcPr>
-          <w:p>
-            <w:pPr>
-              <w:jc w:val="center"/>
-            </w:pPr>
-            <w:r>
-              <w:rPr>
-                <w:sz w:val="14"/>
-                <w:rFonts w:ascii="Arial" w:hAnsi="Arial"/>
-              </w:rPr>
-              <w:t xml:space="preserve">_____________</w:t>
-            </w:r>
-          </w:p>
-        </w:tc>
-        <w:tc>
-          <w:tcPr>
-            <w:tcW w:w="1032" w:type="dxa"/>
-          </w:tcPr>
-          <w:p>
-            <w:pPr>
-              <w:jc w:val="center"/>
-            </w:pPr>
-            <w:r>
-              <w:rPr>
-                <w:sz w:val="14"/>
-                <w:rFonts w:ascii="Arial" w:hAnsi="Arial"/>
-              </w:rPr>
-              <w:t xml:space="preserve">_____________</w:t>
-            </w:r>
-          </w:p>
-        </w:tc>
-        <w:tc>
-          <w:tcPr>
-            <w:tcW w:w="411" w:type="dxa"/>
-            <w:noWrap/>
-            <w:tcMar>
-              <w:left w:w="0" w:type="dxa"/>
-              <w:right w:w="0" w:type="dxa"/>
-            </w:tcMar>
-            <w:textDirection w:val="btLr"/>
-            <w:tcFitText/>
-            <w:shd w:val="clear" w:color="auto" w:fill="969696"/>
-          </w:tcPr>
-          <w:p>
-            <w:pPr>
-              <w:ind w:left="113" w:right="113"/>
-              <w:jc w:val="center"/>
-              <w:rPr>
-                <w:b/>
-                <w:bCs/>
-              </w:rPr>
-            </w:pPr>
-            <w:r>
-              <w:rPr>
-                <w:sz w:val="14"/>
-                <w:rFonts w:ascii="Arial" w:hAnsi="Arial"/>
-                <w:b/>
-              </w:rPr>
-              <w:t xml:space="preserve">черный</w:t>
-            </w:r>
-          </w:p>
-        </w:tc>
-        <w:tc>
-          <w:tcPr>
-            <w:tcW w:w="1467" w:type="dxa"/>
-          </w:tcPr>
-          <w:p>
-            <w:pPr>
-              <w:jc w:val="center"/>
-            </w:pPr>
-            <w:r>
-              <w:rPr>
-                <w:sz w:val="14"/>
-                <w:rFonts w:ascii="Arial" w:hAnsi="Arial"/>
-              </w:rPr>
-              <w:t xml:space="preserve">1 раз в неделю</w:t>
-            </w:r>
-          </w:p>
-        </w:tc>
-        <w:tc>
-          <w:tcPr>
-            <w:tcW w:w="1554" w:type="dxa"/>
-          </w:tcPr>
-          <w:p>
-            <w:r>
-              <w:rPr>
-                <w:sz w:val="14"/>
-                <w:rFonts w:ascii="Arial" w:hAnsi="Arial"/>
-              </w:rPr>
-              <w:t xml:space="preserve">сотрудник внутреннего клининга</w:t>
-            </w:r>
-          </w:p>
-        </w:tc>
-        <w:tc>
-          <w:tcPr>
-            <w:tcW w:w="1586" w:type="dxa"/>
-          </w:tcPr>
-          <w:p>
-            <w:r>
-              <w:rPr>
-                <w:sz w:val="14"/>
-                <w:rFonts w:ascii="Arial" w:hAnsi="Arial"/>
-              </w:rPr>
-              <w:t xml:space="preserve">визуальный контроль/сотрудник отдела качества</w:t>
-            </w:r>
-          </w:p>
-        </w:tc>
-      </w:tr>
-      <w:tr>
-        <w:tc>
-          <w:tcPr>
-            <w:tcW w:w="1809" w:type="dxa"/>
-          </w:tcPr>
-          <w:p>
-            <w:r>
-              <w:rPr>
-                <w:sz w:val="14"/>
-                <w:rFonts w:ascii="Arial" w:hAnsi="Arial"/>
-              </w:rPr>
-              <w:t xml:space="preserve">зеркала</w:t>
-            </w:r>
-          </w:p>
-        </w:tc>
-        <w:tc>
-          <w:tcPr>
-            <w:tcW w:w="1134" w:type="dxa"/>
-          </w:tcPr>
-          <w:p>
-            <w:r>
-              <w:rPr>
-                <w:sz w:val="14"/>
-                <w:rFonts w:ascii="Arial" w:hAnsi="Arial"/>
-              </w:rPr>
-              <w:t xml:space="preserve">мойка</w:t>
-            </w:r>
-          </w:p>
-        </w:tc>
-        <w:tc>
-          <w:tcPr>
-            <w:tcW w:w="426" w:type="dxa"/>
-            <w:tcMar>
-              <w:left w:w="0" w:type="dxa"/>
-              <w:right w:w="0" w:type="dxa"/>
-            </w:tcMar>
-            <w:textDirection w:val="btLr"/>
-          </w:tcPr>
-          <w:p>
-            <w:pPr>
-              <w:ind w:left="113" w:right="113"/>
-              <w:jc w:val="center"/>
-            </w:pPr>
-            <w:r>
-              <w:rPr>
-                <w:sz w:val="14"/>
-                <w:rFonts w:ascii="Arial" w:hAnsi="Arial"/>
-              </w:rPr>
-              <w:t xml:space="preserve"/>
-            </w:r>
-          </w:p>
-        </w:tc>
-        <w:tc>
-          <w:tcPr>
-            <w:tcW w:w="1417" w:type="dxa"/>
-            <w:shd w:val="clear" w:color="auto" w:fill="99FF99"/>
-          </w:tcPr>
-          <w:p>
-            <w:pPr>
-              <w:rPr>
-                <w:b/>
-                <w:bCs/>
-              </w:rPr>
-            </w:pPr>
-            <w:r>
-              <w:rPr>
-                <w:sz w:val="14"/>
-                <w:rFonts w:ascii="Arial" w:hAnsi="Arial"/>
-                <w:b/>
-              </w:rPr>
-              <w:t xml:space="preserve">ХИМИТЕК ИЗУМРУД 310</w:t>
-            </w:r>
-          </w:p>
-        </w:tc>
-        <w:tc>
-          <w:tcPr>
-            <w:tcW w:w="1276" w:type="dxa"/>
-          </w:tcPr>
-          <w:p>
-            <w:r>
-              <w:rPr>
-                <w:sz w:val="14"/>
-                <w:rFonts w:ascii="Arial" w:hAnsi="Arial"/>
-              </w:rPr>
-              <w:t xml:space="preserve">ручной (протирание, обработка щеткой)</w:t>
-            </w:r>
-          </w:p>
-        </w:tc>
-        <w:tc>
-          <w:tcPr>
-            <w:tcW w:w="1990" w:type="dxa"/>
-          </w:tcPr>
-          <w:p>
-            <w:pPr>
-              <w:jc w:val="center"/>
-            </w:pPr>
-            <w:r>
-              <w:rPr>
-                <w:sz w:val="14"/>
-                <w:rFonts w:ascii="Arial" w:hAnsi="Arial"/>
-              </w:rPr>
-              <w:t xml:space="preserve">100 %</w:t>
-            </w:r>
-            <w:r>
-              <w:br/>
-            </w:r>
-            <w:r>
-              <w:rPr>
-                <w:rFonts w:ascii="Arial" w:hAnsi="Arial"/>
-                <w:sz w:val="14"/>
-              </w:rPr>
-              <w:t>готовая форма</w:t>
-            </w:r>
-          </w:p>
-        </w:tc>
-        <w:tc>
-          <w:tcPr>
-            <w:tcW w:w="1248" w:type="dxa"/>
-          </w:tcPr>
-          <w:p>
-            <w:pPr>
-              <w:jc w:val="center"/>
-            </w:pPr>
-            <w:r>
-              <w:rPr>
-                <w:sz w:val="14"/>
-                <w:rFonts w:ascii="Arial" w:hAnsi="Arial"/>
-              </w:rPr>
-              <w:t xml:space="preserve">_____________</w:t>
-            </w:r>
-          </w:p>
-        </w:tc>
-        <w:tc>
-          <w:tcPr>
-            <w:tcW w:w="1032" w:type="dxa"/>
-          </w:tcPr>
-          <w:p>
-            <w:pPr>
-              <w:jc w:val="center"/>
-            </w:pPr>
-            <w:r>
-              <w:rPr>
-                <w:sz w:val="14"/>
-                <w:rFonts w:ascii="Arial" w:hAnsi="Arial"/>
-              </w:rPr>
-              <w:t xml:space="preserve">_____________</w:t>
-            </w:r>
-          </w:p>
-        </w:tc>
-        <w:tc>
-          <w:tcPr>
-            <w:tcW w:w="411" w:type="dxa"/>
-            <w:noWrap/>
-            <w:tcMar>
-              <w:left w:w="0" w:type="dxa"/>
-              <w:right w:w="0" w:type="dxa"/>
-            </w:tcMar>
-            <w:textDirection w:val="btLr"/>
-            <w:tcFitText/>
-            <w:shd w:val="clear" w:color="auto" w:fill="969696"/>
-          </w:tcPr>
-          <w:p>
-            <w:pPr>
-              <w:ind w:left="113" w:right="113"/>
-              <w:jc w:val="center"/>
-              <w:rPr>
-                <w:b/>
-                <w:bCs/>
-              </w:rPr>
-            </w:pPr>
-            <w:r>
-              <w:rPr>
-                <w:sz w:val="14"/>
-                <w:rFonts w:ascii="Arial" w:hAnsi="Arial"/>
-                <w:b/>
-              </w:rPr>
-              <w:t xml:space="preserve">черный</w:t>
-            </w:r>
-          </w:p>
-        </w:tc>
-        <w:tc>
-          <w:tcPr>
-            <w:tcW w:w="1467" w:type="dxa"/>
-          </w:tcPr>
-          <w:p>
-            <w:pPr>
-              <w:jc w:val="center"/>
-            </w:pPr>
-            <w:r>
-              <w:rPr>
-                <w:sz w:val="14"/>
-                <w:rFonts w:ascii="Arial" w:hAnsi="Arial"/>
-              </w:rPr>
-              <w:t xml:space="preserve">1 раз в неделю</w:t>
-            </w:r>
-          </w:p>
-        </w:tc>
-        <w:tc>
-          <w:tcPr>
-            <w:tcW w:w="1554" w:type="dxa"/>
-          </w:tcPr>
-          <w:p>
-            <w:r>
-              <w:rPr>
-                <w:sz w:val="14"/>
-                <w:rFonts w:ascii="Arial" w:hAnsi="Arial"/>
-              </w:rPr>
-              <w:t xml:space="preserve">сотрудник внутреннего клининга</w:t>
-            </w:r>
-          </w:p>
-        </w:tc>
-        <w:tc>
-          <w:tcPr>
-            <w:tcW w:w="1586" w:type="dxa"/>
-          </w:tcPr>
-          <w:p>
-            <w:r>
-              <w:rPr>
-                <w:sz w:val="14"/>
-                <w:rFonts w:ascii="Arial" w:hAnsi="Arial"/>
-              </w:rPr>
-              <w:t xml:space="preserve">визуальный контроль/сотрудник отдела качества</w:t>
-            </w:r>
-          </w:p>
-        </w:tc>
-      </w:tr>
-      <w:tr>
-        <w:tc>
-          <w:tcPr>
-            <w:tcW w:w="1809" w:type="dxa"/>
-            <w:vMerge w:val="restart"/>
-          </w:tcPr>
-          <w:p>
-            <w:r>
-              <w:rPr>
-                <w:sz w:val="14"/>
-                <w:rFonts w:ascii="Arial" w:hAnsi="Arial"/>
-              </w:rPr>
-              <w:t xml:space="preserve">вешалки, обувницы, скамейки</w:t>
-            </w:r>
-          </w:p>
-          <w:p>
-            <w:r/>
-          </w:p>
-        </w:tc>
-        <w:tc>
-          <w:tcPr>
-            <w:tcW w:w="1134" w:type="dxa"/>
-          </w:tcPr>
-          <w:p>
-            <w:r>
-              <w:rPr>
-                <w:sz w:val="14"/>
-                <w:rFonts w:ascii="Arial" w:hAnsi="Arial"/>
-              </w:rPr>
-              <w:t xml:space="preserve">мойка</w:t>
-            </w:r>
-          </w:p>
-        </w:tc>
-        <w:tc>
-          <w:tcPr>
-            <w:tcW w:w="426" w:type="dxa"/>
-            <w:vMerge w:val="restart"/>
-            <w:tcMar>
-              <w:left w:w="0" w:type="dxa"/>
-              <w:right w:w="0" w:type="dxa"/>
-            </w:tcMar>
-            <w:textDirection w:val="btLr"/>
-          </w:tcPr>
-          <w:p>
-            <w:pPr>
-              <w:ind w:left="113" w:right="113"/>
-              <w:jc w:val="center"/>
-            </w:pPr>
-            <w:r>
-              <w:rPr>
-                <w:sz w:val="14"/>
-                <w:rFonts w:ascii="Arial" w:hAnsi="Arial"/>
-              </w:rPr>
-              <w:t xml:space="preserve"/>
-            </w:r>
-          </w:p>
-          <w:p>
-            <w:r/>
-          </w:p>
-        </w:tc>
-        <w:tc>
-          <w:tcPr>
-            <w:tcW w:w="1417" w:type="dxa"/>
-            <w:shd w:val="clear" w:color="auto" w:fill="99CCFF"/>
-          </w:tcPr>
-          <w:p>
-            <w:pPr>
-              <w:rPr>
-                <w:b/>
-                <w:bCs/>
-              </w:rPr>
-            </w:pPr>
-            <w:r>
-              <w:rPr>
-                <w:sz w:val="14"/>
-                <w:rFonts w:ascii="Arial" w:hAnsi="Arial"/>
-                <w:b/>
-              </w:rPr>
-              <w:t xml:space="preserve">ХИМИТЕК ЧУДОДЕЙ®-ПОЛИПРОМ 190022</w:t>
-            </w:r>
-          </w:p>
-        </w:tc>
-        <w:tc>
-          <w:tcPr>
-            <w:tcW w:w="1276" w:type="dxa"/>
-          </w:tcPr>
-          <w:p>
-            <w:r>
-              <w:rPr>
-                <w:sz w:val="14"/>
-                <w:rFonts w:ascii="Arial" w:hAnsi="Arial"/>
-              </w:rPr>
-              <w:t xml:space="preserve">ручной (протирание, обработка щеткой)</w:t>
-            </w:r>
-          </w:p>
-        </w:tc>
-        <w:tc>
-          <w:tcPr>
-            <w:tcW w:w="1990" w:type="dxa"/>
-          </w:tcPr>
-          <w:p>
-            <w:pPr>
-              <w:jc w:val="center"/>
-            </w:pPr>
-            <w:r>
-              <w:rPr>
-                <w:sz w:val="14"/>
-                <w:rFonts w:ascii="Arial" w:hAnsi="Arial"/>
-              </w:rPr>
-              <w:t xml:space="preserve">1,0 %</w:t>
-            </w:r>
-            <w:r>
-              <w:br/>
-            </w:r>
-            <w:r>
-              <w:rPr>
-                <w:rFonts w:ascii="Arial" w:hAnsi="Arial"/>
-                <w:sz w:val="14"/>
-              </w:rPr>
-              <w:t>ручное разведение</w:t>
-            </w:r>
-          </w:p>
-        </w:tc>
-        <w:tc>
-          <w:tcPr>
-            <w:tcW w:w="1248" w:type="dxa"/>
-          </w:tcPr>
-          <w:p>
-            <w:pPr>
-              <w:jc w:val="center"/>
-            </w:pPr>
-            <w:r>
-              <w:rPr>
-                <w:sz w:val="14"/>
-                <w:rFonts w:ascii="Arial" w:hAnsi="Arial"/>
-              </w:rPr>
-              <w:t xml:space="preserve">не ниже 40°C</w:t>
-            </w:r>
-          </w:p>
-        </w:tc>
-        <w:tc>
-          <w:tcPr>
-            <w:tcW w:w="1032" w:type="dxa"/>
-          </w:tcPr>
-          <w:p>
-            <w:pPr>
-              <w:jc w:val="center"/>
-            </w:pPr>
-            <w:r>
-              <w:rPr>
-                <w:sz w:val="14"/>
-                <w:rFonts w:ascii="Arial" w:hAnsi="Arial"/>
-              </w:rPr>
-              <w:t xml:space="preserve">_____________</w:t>
-            </w:r>
-          </w:p>
-        </w:tc>
-        <w:tc>
-          <w:tcPr>
-            <w:tcW w:w="411" w:type="dxa"/>
-            <w:noWrap/>
-            <w:tcMar>
-              <w:left w:w="0" w:type="dxa"/>
-              <w:right w:w="0" w:type="dxa"/>
-            </w:tcMar>
-            <w:textDirection w:val="btLr"/>
-            <w:tcFitText/>
-            <w:vMerge w:val="restart"/>
-            <w:shd w:val="clear" w:color="auto" w:fill="969696"/>
-          </w:tcPr>
-          <w:p>
-            <w:pPr>
-              <w:ind w:left="113" w:right="113"/>
-              <w:jc w:val="center"/>
-              <w:rPr>
-                <w:b/>
-                <w:bCs/>
-              </w:rPr>
-            </w:pPr>
-            <w:r>
-              <w:rPr>
-                <w:sz w:val="14"/>
-                <w:rFonts w:ascii="Arial" w:hAnsi="Arial"/>
-                <w:b/>
-              </w:rPr>
-              <w:t xml:space="preserve">черный</w:t>
-            </w:r>
-          </w:p>
-          <w:p>
-            <w:r/>
-          </w:p>
-        </w:tc>
-        <w:tc>
-          <w:tcPr>
-            <w:tcW w:w="1467" w:type="dxa"/>
-            <w:vMerge w:val="restart"/>
-          </w:tcPr>
-          <w:p>
-            <w:pPr>
-              <w:jc w:val="center"/>
-            </w:pPr>
-            <w:r>
-              <w:rPr>
-                <w:sz w:val="14"/>
-                <w:rFonts w:ascii="Arial" w:hAnsi="Arial"/>
-              </w:rPr>
-              <w:t xml:space="preserve">1 раз в неделю</w:t>
-            </w:r>
-          </w:p>
-          <w:p>
-            <w:r/>
-          </w:p>
-        </w:tc>
-        <w:tc>
-          <w:tcPr>
-            <w:tcW w:w="1554" w:type="dxa"/>
-            <w:vMerge w:val="restart"/>
-          </w:tcPr>
-          <w:p>
-            <w:r>
-              <w:rPr>
-                <w:sz w:val="14"/>
-                <w:rFonts w:ascii="Arial" w:hAnsi="Arial"/>
-              </w:rPr>
-              <w:t xml:space="preserve">сотрудник внутреннего клининга</w:t>
-            </w:r>
-          </w:p>
-          <w:p>
-            <w:r/>
-          </w:p>
-        </w:tc>
-        <w:tc>
-          <w:tcPr>
-            <w:tcW w:w="1586" w:type="dxa"/>
-            <w:vMerge w:val="restart"/>
-          </w:tcPr>
-          <w:p>
-            <w:r>
-              <w:rPr>
-                <w:sz w:val="14"/>
-                <w:rFonts w:ascii="Arial" w:hAnsi="Arial"/>
-              </w:rPr>
-              <w:t xml:space="preserve">визуальный контроль/сотрудник отдела качества</w:t>
-            </w:r>
-          </w:p>
-          <w:p>
-            <w:r/>
-          </w:p>
-        </w:tc>
-      </w:tr>
-      <w:tr>
-        <w:tc>
-          <w:tcPr>
-            <w:tcW w:w="1809" w:type="dxa"/>
-            <w:vMerge/>
-          </w:tcPr>
-          <w:p/>
-        </w:tc>
-        <w:tc>
-          <w:tcPr>
-            <w:tcW w:w="1134" w:type="dxa"/>
-          </w:tcPr>
-          <w:p>
-            <w:r>
-              <w:rPr>
-                <w:sz w:val="14"/>
-                <w:rFonts w:ascii="Arial" w:hAnsi="Arial"/>
-              </w:rPr>
-              <w:t xml:space="preserve">дезинфекция</w:t>
-            </w:r>
-          </w:p>
-        </w:tc>
-        <w:tc>
-          <w:tcPr>
-            <w:tcW w:w="426" w:type="dxa"/>
-            <w:vMerge/>
-            <w:tcMar>
-              <w:left w:w="0" w:type="dxa"/>
-              <w:right w:w="0" w:type="dxa"/>
-            </w:tcMar>
-            <w:textDirection w:val="btLr"/>
-          </w:tcPr>
-          <w:p/>
-        </w:tc>
-        <w:tc>
-          <w:tcPr>
-            <w:tcW w:w="1417" w:type="dxa"/>
-            <w:shd w:val="clear" w:color="auto" w:fill="FFFFCC"/>
-          </w:tcPr>
-          <w:p>
-            <w:pPr>
-              <w:rPr>
-                <w:b/>
-                <w:bCs/>
-              </w:rPr>
-            </w:pPr>
-            <w:r>
-              <w:rPr>
-                <w:sz w:val="14"/>
-                <w:rFonts w:ascii="Arial" w:hAnsi="Arial"/>
-                <w:b/>
-              </w:rPr>
-              <w:t xml:space="preserve">ХИМИТЕК ПОЛИДЕЗ-СУПЕР</w:t>
-            </w:r>
-          </w:p>
-        </w:tc>
-        <w:tc>
-          <w:tcPr>
-            <w:tcW w:w="1276" w:type="dxa"/>
-          </w:tcPr>
-          <w:p>
-            <w:r>
-              <w:rPr>
-                <w:sz w:val="14"/>
-                <w:rFonts w:ascii="Arial" w:hAnsi="Arial"/>
-              </w:rPr>
-              <w:t xml:space="preserve">ручной (протирание)</w:t>
-            </w:r>
-          </w:p>
-        </w:tc>
-        <w:tc>
-          <w:tcPr>
-            <w:tcW w:w="1990" w:type="dxa"/>
-          </w:tcPr>
-          <w:p>
-            <w:pPr>
-              <w:jc w:val="center"/>
-            </w:pPr>
-            <w:r>
-              <w:rPr>
-                <w:sz w:val="14"/>
-                <w:rFonts w:ascii="Arial" w:hAnsi="Arial"/>
-              </w:rPr>
-              <w:t xml:space="preserve">0,02-0,05 %</w:t>
-            </w:r>
-            <w:r>
-              <w:br/>
-            </w:r>
-            <w:r>
-              <w:rPr>
-                <w:rFonts w:ascii="Arial" w:hAnsi="Arial"/>
-                <w:sz w:val="14"/>
-              </w:rPr>
-              <w:t>дозирующая система ProMax</w:t>
-            </w:r>
-          </w:p>
-        </w:tc>
-        <w:tc>
-          <w:tcPr>
-            <w:tcW w:w="1248" w:type="dxa"/>
-          </w:tcPr>
-          <w:p>
-            <w:pPr>
-              <w:jc w:val="center"/>
-            </w:pPr>
-            <w:r>
-              <w:rPr>
-                <w:sz w:val="14"/>
-                <w:rFonts w:ascii="Arial" w:hAnsi="Arial"/>
-              </w:rPr>
-              <w:t xml:space="preserve">18-20 °C</w:t>
-            </w:r>
-          </w:p>
-        </w:tc>
-        <w:tc>
-          <w:tcPr>
-            <w:tcW w:w="1032" w:type="dxa"/>
-          </w:tcPr>
-          <w:p>
-            <w:pPr>
-              <w:jc w:val="center"/>
-            </w:pPr>
-            <w:r>
-              <w:rPr>
-                <w:sz w:val="14"/>
-                <w:rFonts w:ascii="Arial" w:hAnsi="Arial"/>
-              </w:rPr>
-              <w:t xml:space="preserve">20 мин</w:t>
-            </w:r>
-          </w:p>
-        </w:tc>
-        <w:tc>
-          <w:tcPr>
-            <w:tcW w:w="411" w:type="dxa"/>
-            <w:noWrap/>
-            <w:tcMar>
-              <w:left w:w="0" w:type="dxa"/>
-              <w:right w:w="0" w:type="dxa"/>
-            </w:tcMar>
-            <w:textDirection w:val="btLr"/>
-            <w:tcFitText/>
-            <w:vMerge/>
-            <w:shd w:val="clear" w:color="auto" w:fill="969696"/>
-          </w:tcPr>
-          <w:p/>
-        </w:tc>
-        <w:tc>
-          <w:tcPr>
-            <w:tcW w:w="1467" w:type="dxa"/>
-            <w:vMerge/>
-          </w:tcPr>
-          <w:p/>
-        </w:tc>
-        <w:tc>
-          <w:tcPr>
-            <w:tcW w:w="1554" w:type="dxa"/>
-            <w:vMerge/>
-          </w:tcPr>
-          <w:p/>
-        </w:tc>
-        <w:tc>
-          <w:tcPr>
-            <w:tcW w:w="1586" w:type="dxa"/>
-            <w:vMerge/>
-          </w:tcPr>
-          <w:p/>
-        </w:tc>
-      </w:tr>
-      <w:tr>
-        <w:tc>
-          <w:tcPr>
-            <w:tcW w:w="1809" w:type="dxa"/>
-            <w:vMerge w:val="restart"/>
-          </w:tcPr>
-          <w:p>
-            <w:r>
-              <w:rPr>
-                <w:sz w:val="14"/>
-                <w:rFonts w:ascii="Arial" w:hAnsi="Arial"/>
-              </w:rPr>
-              <w:t xml:space="preserve">шкафы</w:t>
-            </w:r>
-          </w:p>
-          <w:p>
-            <w:r/>
-          </w:p>
-        </w:tc>
-        <w:tc>
-          <w:tcPr>
-            <w:tcW w:w="1134" w:type="dxa"/>
-          </w:tcPr>
-          <w:p>
-            <w:r>
-              <w:rPr>
-                <w:sz w:val="14"/>
-                <w:rFonts w:ascii="Arial" w:hAnsi="Arial"/>
-              </w:rPr>
-              <w:t xml:space="preserve">мойка</w:t>
-            </w:r>
-          </w:p>
-        </w:tc>
-        <w:tc>
-          <w:tcPr>
-            <w:tcW w:w="426" w:type="dxa"/>
-            <w:vMerge w:val="restart"/>
-            <w:tcMar>
-              <w:left w:w="0" w:type="dxa"/>
-              <w:right w:w="0" w:type="dxa"/>
-            </w:tcMar>
-            <w:textDirection w:val="btLr"/>
-          </w:tcPr>
-          <w:p>
-            <w:pPr>
-              <w:ind w:left="113" w:right="113"/>
-              <w:jc w:val="center"/>
-            </w:pPr>
-            <w:r>
-              <w:rPr>
-                <w:sz w:val="14"/>
-                <w:rFonts w:ascii="Arial" w:hAnsi="Arial"/>
-              </w:rPr>
-              <w:t xml:space="preserve"/>
-            </w:r>
-          </w:p>
-          <w:p>
-            <w:r/>
-          </w:p>
-        </w:tc>
-        <w:tc>
-          <w:tcPr>
-            <w:tcW w:w="1417" w:type="dxa"/>
-            <w:shd w:val="clear" w:color="auto" w:fill="99CCFF"/>
-          </w:tcPr>
-          <w:p>
-            <w:pPr>
-              <w:rPr>
-                <w:b/>
-                <w:bCs/>
-              </w:rPr>
-            </w:pPr>
-            <w:r>
-              <w:rPr>
-                <w:sz w:val="14"/>
-                <w:rFonts w:ascii="Arial" w:hAnsi="Arial"/>
-                <w:b/>
-              </w:rPr>
-              <w:t xml:space="preserve">ХИМИТЕК ЧУДОДЕЙ®-ПОЛИПРОМ 190022</w:t>
-            </w:r>
-          </w:p>
-        </w:tc>
-        <w:tc>
-          <w:tcPr>
-            <w:tcW w:w="1276" w:type="dxa"/>
-          </w:tcPr>
-          <w:p>
-            <w:r>
-              <w:rPr>
-                <w:sz w:val="14"/>
-                <w:rFonts w:ascii="Arial" w:hAnsi="Arial"/>
-              </w:rPr>
-              <w:t xml:space="preserve">ручной (протирание, обработка щеткой)</w:t>
-            </w:r>
-          </w:p>
-        </w:tc>
-        <w:tc>
-          <w:tcPr>
-            <w:tcW w:w="1990" w:type="dxa"/>
-          </w:tcPr>
-          <w:p>
-            <w:pPr>
-              <w:jc w:val="center"/>
-            </w:pPr>
-            <w:r>
-              <w:rPr>
-                <w:sz w:val="14"/>
-                <w:rFonts w:ascii="Arial" w:hAnsi="Arial"/>
-              </w:rPr>
-              <w:t xml:space="preserve">1,0 %</w:t>
-            </w:r>
-            <w:r>
-              <w:br/>
-            </w:r>
-            <w:r>
-              <w:rPr>
-                <w:rFonts w:ascii="Arial" w:hAnsi="Arial"/>
-                <w:sz w:val="14"/>
-              </w:rPr>
-              <w:t>ручное разведение</w:t>
-            </w:r>
-          </w:p>
-        </w:tc>
-        <w:tc>
-          <w:tcPr>
-            <w:tcW w:w="1248" w:type="dxa"/>
-          </w:tcPr>
-          <w:p>
-            <w:pPr>
-              <w:jc w:val="center"/>
-            </w:pPr>
-            <w:r>
-              <w:rPr>
-                <w:sz w:val="14"/>
-                <w:rFonts w:ascii="Arial" w:hAnsi="Arial"/>
-              </w:rPr>
-              <w:t xml:space="preserve">18-20 °C</w:t>
-            </w:r>
-          </w:p>
-        </w:tc>
-        <w:tc>
-          <w:tcPr>
-            <w:tcW w:w="1032" w:type="dxa"/>
-          </w:tcPr>
-          <w:p>
-            <w:pPr>
-              <w:jc w:val="center"/>
-            </w:pPr>
-            <w:r>
-              <w:rPr>
-                <w:sz w:val="14"/>
-                <w:rFonts w:ascii="Arial" w:hAnsi="Arial"/>
-              </w:rPr>
-              <w:t xml:space="preserve">_____________</w:t>
-            </w:r>
-          </w:p>
-        </w:tc>
-        <w:tc>
-          <w:tcPr>
-            <w:tcW w:w="411" w:type="dxa"/>
-            <w:noWrap/>
-            <w:tcMar>
-              <w:left w:w="0" w:type="dxa"/>
-              <w:right w:w="0" w:type="dxa"/>
-            </w:tcMar>
-            <w:textDirection w:val="btLr"/>
-            <w:tcFitText/>
-            <w:vMerge w:val="restart"/>
-            <w:shd w:val="clear" w:color="auto" w:fill="969696"/>
-          </w:tcPr>
-          <w:p>
-            <w:pPr>
-              <w:ind w:left="113" w:right="113"/>
-              <w:jc w:val="center"/>
-              <w:rPr>
-                <w:b/>
-                <w:bCs/>
-              </w:rPr>
-            </w:pPr>
-            <w:r>
-              <w:rPr>
-                <w:sz w:val="14"/>
-                <w:rFonts w:ascii="Arial" w:hAnsi="Arial"/>
-                <w:b/>
-              </w:rPr>
-              <w:t xml:space="preserve">черный</w:t>
-            </w:r>
-          </w:p>
-          <w:p>
-            <w:r/>
-          </w:p>
-        </w:tc>
-        <w:tc>
-          <w:tcPr>
-            <w:tcW w:w="1467" w:type="dxa"/>
-            <w:vMerge w:val="restart"/>
-          </w:tcPr>
-          <w:p>
-            <w:pPr>
-              <w:jc w:val="center"/>
-            </w:pPr>
-            <w:r>
-              <w:rPr>
-                <w:sz w:val="14"/>
-                <w:rFonts w:ascii="Arial" w:hAnsi="Arial"/>
-              </w:rPr>
-              <w:t xml:space="preserve">1 раз в неделю</w:t>
-            </w:r>
-          </w:p>
-          <w:p>
-            <w:r/>
-          </w:p>
-        </w:tc>
-        <w:tc>
-          <w:tcPr>
-            <w:tcW w:w="1554" w:type="dxa"/>
-            <w:vMerge w:val="restart"/>
-          </w:tcPr>
-          <w:p>
-            <w:r>
-              <w:rPr>
-                <w:sz w:val="14"/>
-                <w:rFonts w:ascii="Arial" w:hAnsi="Arial"/>
-              </w:rPr>
-              <w:t xml:space="preserve">сотрудник внутреннего клининга</w:t>
-            </w:r>
-          </w:p>
-          <w:p>
-            <w:r/>
-          </w:p>
-        </w:tc>
-        <w:tc>
-          <w:tcPr>
-            <w:tcW w:w="1586" w:type="dxa"/>
-            <w:vMerge w:val="restart"/>
-          </w:tcPr>
-          <w:p>
-            <w:r>
-              <w:rPr>
-                <w:sz w:val="14"/>
-                <w:rFonts w:ascii="Arial" w:hAnsi="Arial"/>
-              </w:rPr>
-              <w:t xml:space="preserve">визуальный контроль/сотрудник отдела качества</w:t>
-            </w:r>
-          </w:p>
-          <w:p>
-            <w:r/>
-          </w:p>
-        </w:tc>
-      </w:tr>
-      <w:tr>
-        <w:tc>
-          <w:tcPr>
-            <w:tcW w:w="1809" w:type="dxa"/>
-            <w:vMerge/>
-          </w:tcPr>
-          <w:p/>
-        </w:tc>
-        <w:tc>
-          <w:tcPr>
-            <w:tcW w:w="1134" w:type="dxa"/>
-          </w:tcPr>
-          <w:p>
-            <w:r>
-              <w:rPr>
-                <w:sz w:val="14"/>
-                <w:rFonts w:ascii="Arial" w:hAnsi="Arial"/>
-              </w:rPr>
-              <w:t xml:space="preserve">дезинфекция</w:t>
-            </w:r>
-          </w:p>
-        </w:tc>
-        <w:tc>
-          <w:tcPr>
-            <w:tcW w:w="426" w:type="dxa"/>
-            <w:vMerge/>
-            <w:tcMar>
-              <w:left w:w="0" w:type="dxa"/>
-              <w:right w:w="0" w:type="dxa"/>
-            </w:tcMar>
-            <w:textDirection w:val="btLr"/>
-          </w:tcPr>
-          <w:p/>
-        </w:tc>
-        <w:tc>
-          <w:tcPr>
-            <w:tcW w:w="1417" w:type="dxa"/>
-            <w:shd w:val="clear" w:color="auto" w:fill="FFFFCC"/>
-          </w:tcPr>
-          <w:p>
-            <w:pPr>
-              <w:rPr>
-                <w:b/>
-                <w:bCs/>
-              </w:rPr>
-            </w:pPr>
-            <w:r>
-              <w:rPr>
-                <w:sz w:val="14"/>
-                <w:rFonts w:ascii="Arial" w:hAnsi="Arial"/>
-                <w:b/>
-              </w:rPr>
-              <w:t xml:space="preserve">ХИМИТЕК ПОЛИДЕЗ-СУПЕР</w:t>
-            </w:r>
-          </w:p>
-        </w:tc>
-        <w:tc>
-          <w:tcPr>
-            <w:tcW w:w="1276" w:type="dxa"/>
-          </w:tcPr>
-          <w:p>
-            <w:r>
-              <w:rPr>
-                <w:sz w:val="14"/>
-                <w:rFonts w:ascii="Arial" w:hAnsi="Arial"/>
-              </w:rPr>
-              <w:t xml:space="preserve">ручной (протирание)</w:t>
-            </w:r>
-          </w:p>
-        </w:tc>
-        <w:tc>
-          <w:tcPr>
-            <w:tcW w:w="1990" w:type="dxa"/>
-          </w:tcPr>
-          <w:p>
-            <w:pPr>
-              <w:jc w:val="center"/>
-            </w:pPr>
-            <w:r>
-              <w:rPr>
-                <w:sz w:val="14"/>
-                <w:rFonts w:ascii="Arial" w:hAnsi="Arial"/>
-              </w:rPr>
-              <w:t xml:space="preserve">0,02-0,05 %</w:t>
-            </w:r>
-            <w:r>
-              <w:br/>
-            </w:r>
-            <w:r>
-              <w:rPr>
-                <w:rFonts w:ascii="Arial" w:hAnsi="Arial"/>
-                <w:sz w:val="14"/>
-              </w:rPr>
-              <w:t>дозирующая система ProMax</w:t>
-            </w:r>
-          </w:p>
-        </w:tc>
-        <w:tc>
-          <w:tcPr>
-            <w:tcW w:w="1248" w:type="dxa"/>
-          </w:tcPr>
-          <w:p>
-            <w:pPr>
-              <w:jc w:val="center"/>
-            </w:pPr>
-            <w:r>
-              <w:rPr>
-                <w:sz w:val="14"/>
-                <w:rFonts w:ascii="Arial" w:hAnsi="Arial"/>
-              </w:rPr>
-              <w:t xml:space="preserve">18-20 °C</w:t>
-            </w:r>
-          </w:p>
-        </w:tc>
-        <w:tc>
-          <w:tcPr>
-            <w:tcW w:w="1032" w:type="dxa"/>
-          </w:tcPr>
-          <w:p>
-            <w:pPr>
-              <w:jc w:val="center"/>
-            </w:pPr>
-            <w:r>
-              <w:rPr>
-                <w:sz w:val="14"/>
-                <w:rFonts w:ascii="Arial" w:hAnsi="Arial"/>
-              </w:rPr>
-              <w:t xml:space="preserve">20 мин</w:t>
-            </w:r>
-          </w:p>
-        </w:tc>
-        <w:tc>
-          <w:tcPr>
-            <w:tcW w:w="411" w:type="dxa"/>
-            <w:noWrap/>
-            <w:tcMar>
-              <w:left w:w="0" w:type="dxa"/>
-              <w:right w:w="0" w:type="dxa"/>
-            </w:tcMar>
-            <w:textDirection w:val="btLr"/>
-            <w:tcFitText/>
-            <w:vMerge/>
-            <w:shd w:val="clear" w:color="auto" w:fill="969696"/>
-          </w:tcPr>
-          <w:p/>
-        </w:tc>
-        <w:tc>
-          <w:tcPr>
-            <w:tcW w:w="1467" w:type="dxa"/>
-            <w:vMerge/>
-          </w:tcPr>
-          <w:p/>
-        </w:tc>
-        <w:tc>
-          <w:tcPr>
-            <w:tcW w:w="1554" w:type="dxa"/>
-            <w:vMerge/>
-          </w:tcPr>
-          <w:p/>
-        </w:tc>
-        <w:tc>
-          <w:tcPr>
-            <w:tcW w:w="1586" w:type="dxa"/>
-            <w:vMerge/>
-          </w:tcPr>
-          <w:p/>
-        </w:tc>
-      </w:tr>
-      <w:tr>
-        <w:tc>
-          <w:tcPr>
-            <w:tcW w:w="1809" w:type="dxa"/>
-            <w:vMerge w:val="restart"/>
-          </w:tcPr>
-          <w:p>
-            <w:r>
-              <w:rPr>
-                <w:sz w:val="14"/>
-                <w:rFonts w:ascii="Arial" w:hAnsi="Arial"/>
-              </w:rPr>
-              <w:t xml:space="preserve">мусорные корзины</w:t>
-            </w:r>
-          </w:p>
-          <w:p>
-            <w:r/>
-          </w:p>
-        </w:tc>
-        <w:tc>
-          <w:tcPr>
-            <w:tcW w:w="1134" w:type="dxa"/>
-          </w:tcPr>
-          <w:p>
-            <w:r>
-              <w:rPr>
-                <w:sz w:val="14"/>
-                <w:rFonts w:ascii="Arial" w:hAnsi="Arial"/>
-              </w:rPr>
-              <w:t xml:space="preserve">мойка</w:t>
-            </w:r>
-          </w:p>
-        </w:tc>
-        <w:tc>
-          <w:tcPr>
-            <w:tcW w:w="426" w:type="dxa"/>
-            <w:vMerge w:val="restart"/>
-            <w:tcMar>
-              <w:left w:w="0" w:type="dxa"/>
-              <w:right w:w="0" w:type="dxa"/>
-            </w:tcMar>
-            <w:textDirection w:val="btLr"/>
-          </w:tcPr>
-          <w:p>
-            <w:pPr>
-              <w:ind w:left="113" w:right="113"/>
-              <w:jc w:val="center"/>
-            </w:pPr>
-            <w:r>
-              <w:rPr>
-                <w:sz w:val="14"/>
-                <w:rFonts w:ascii="Arial" w:hAnsi="Arial"/>
-              </w:rPr>
-              <w:t xml:space="preserve"/>
-            </w:r>
-          </w:p>
-          <w:p>
-            <w:r/>
-          </w:p>
-        </w:tc>
-        <w:tc>
-          <w:tcPr>
-            <w:tcW w:w="1417" w:type="dxa"/>
-            <w:shd w:val="clear" w:color="auto" w:fill="99CCFF"/>
-          </w:tcPr>
-          <w:p>
-            <w:pPr>
-              <w:rPr>
-                <w:b/>
-                <w:bCs/>
-              </w:rPr>
-            </w:pPr>
-            <w:r>
-              <w:rPr>
-                <w:sz w:val="14"/>
-                <w:rFonts w:ascii="Arial" w:hAnsi="Arial"/>
-                <w:b/>
-              </w:rPr>
-              <w:t xml:space="preserve">ХИМИТЕК ЧУДОДЕЙ®-ПОЛИПРОМ 190022</w:t>
-            </w:r>
-          </w:p>
-        </w:tc>
-        <w:tc>
-          <w:tcPr>
-            <w:tcW w:w="1276" w:type="dxa"/>
-          </w:tcPr>
-          <w:p>
-            <w:r>
-              <w:rPr>
-                <w:sz w:val="14"/>
-                <w:rFonts w:ascii="Arial" w:hAnsi="Arial"/>
-              </w:rPr>
-              <w:t xml:space="preserve">ручной (протирание, обработка щеткой)</w:t>
-            </w:r>
-          </w:p>
-        </w:tc>
-        <w:tc>
-          <w:tcPr>
-            <w:tcW w:w="1990" w:type="dxa"/>
-          </w:tcPr>
-          <w:p>
-            <w:pPr>
-              <w:jc w:val="center"/>
-            </w:pPr>
-            <w:r>
-              <w:rPr>
-                <w:sz w:val="14"/>
-                <w:rFonts w:ascii="Arial" w:hAnsi="Arial"/>
-              </w:rPr>
-              <w:t xml:space="preserve">1,0 %</w:t>
-            </w:r>
-            <w:r>
-              <w:br/>
-            </w:r>
-            <w:r>
-              <w:rPr>
-                <w:rFonts w:ascii="Arial" w:hAnsi="Arial"/>
-                <w:sz w:val="14"/>
-              </w:rPr>
-              <w:t>ручное разведение</w:t>
-            </w:r>
-          </w:p>
-        </w:tc>
-        <w:tc>
-          <w:tcPr>
-            <w:tcW w:w="1248" w:type="dxa"/>
-          </w:tcPr>
-          <w:p>
-            <w:pPr>
-              <w:jc w:val="center"/>
-            </w:pPr>
-            <w:r>
-              <w:rPr>
-                <w:sz w:val="14"/>
-                <w:rFonts w:ascii="Arial" w:hAnsi="Arial"/>
-              </w:rPr>
-              <w:t xml:space="preserve">18-20 °C</w:t>
-            </w:r>
-          </w:p>
-        </w:tc>
-        <w:tc>
-          <w:tcPr>
-            <w:tcW w:w="1032" w:type="dxa"/>
-          </w:tcPr>
-          <w:p>
-            <w:pPr>
-              <w:jc w:val="center"/>
-            </w:pPr>
-            <w:r>
-              <w:rPr>
-                <w:sz w:val="14"/>
-                <w:rFonts w:ascii="Arial" w:hAnsi="Arial"/>
-              </w:rPr>
-              <w:t xml:space="preserve">_____________</w:t>
-            </w:r>
-          </w:p>
-        </w:tc>
-        <w:tc>
-          <w:tcPr>
-            <w:tcW w:w="411" w:type="dxa"/>
-            <w:noWrap/>
-            <w:tcMar>
-              <w:left w:w="0" w:type="dxa"/>
-              <w:right w:w="0" w:type="dxa"/>
-            </w:tcMar>
-            <w:textDirection w:val="btLr"/>
-            <w:tcFitText/>
-            <w:vMerge w:val="restart"/>
-            <w:shd w:val="clear" w:color="auto" w:fill="969696"/>
-          </w:tcPr>
-          <w:p>
-            <w:pPr>
-              <w:ind w:left="113" w:right="113"/>
-              <w:jc w:val="center"/>
-              <w:rPr>
-                <w:b/>
-                <w:bCs/>
-              </w:rPr>
-            </w:pPr>
-            <w:r>
-              <w:rPr>
-                <w:sz w:val="14"/>
-                <w:rFonts w:ascii="Arial" w:hAnsi="Arial"/>
-                <w:b/>
-              </w:rPr>
-              <w:t xml:space="preserve">черный</w:t>
-            </w:r>
-          </w:p>
-          <w:p>
-            <w:r/>
-          </w:p>
-        </w:tc>
-        <w:tc>
-          <w:tcPr>
-            <w:tcW w:w="1467" w:type="dxa"/>
-            <w:vMerge w:val="restart"/>
-          </w:tcPr>
-          <w:p>
-            <w:pPr>
-              <w:jc w:val="center"/>
-            </w:pPr>
-            <w:r>
-              <w:rPr>
-                <w:sz w:val="14"/>
-                <w:rFonts w:ascii="Arial" w:hAnsi="Arial"/>
-              </w:rPr>
-              <w:t xml:space="preserve">1 раз в неделю</w:t>
-            </w:r>
-          </w:p>
-          <w:p>
-            <w:r/>
-          </w:p>
-        </w:tc>
-        <w:tc>
-          <w:tcPr>
-            <w:tcW w:w="1554" w:type="dxa"/>
-            <w:vMerge w:val="restart"/>
-          </w:tcPr>
-          <w:p>
-            <w:r>
-              <w:rPr>
-                <w:sz w:val="14"/>
-                <w:rFonts w:ascii="Arial" w:hAnsi="Arial"/>
-              </w:rPr>
-              <w:t xml:space="preserve">сотрудник внутреннего клининга</w:t>
-            </w:r>
-          </w:p>
-          <w:p>
-            <w:r/>
-          </w:p>
-        </w:tc>
-        <w:tc>
-          <w:tcPr>
-            <w:tcW w:w="1586" w:type="dxa"/>
-            <w:vMerge w:val="restart"/>
-          </w:tcPr>
-          <w:p>
-            <w:r>
-              <w:rPr>
-                <w:sz w:val="14"/>
-                <w:rFonts w:ascii="Arial" w:hAnsi="Arial"/>
-              </w:rPr>
-              <w:t xml:space="preserve">визуальный контроль/сотрудник отдела качества</w:t>
-            </w:r>
-          </w:p>
-          <w:p>
-            <w:r/>
-          </w:p>
-        </w:tc>
-      </w:tr>
-      <w:tr>
-        <w:tc>
-          <w:tcPr>
-            <w:tcW w:w="1809" w:type="dxa"/>
-            <w:vMerge/>
-          </w:tcPr>
-          <w:p/>
-        </w:tc>
-        <w:tc>
-          <w:tcPr>
-            <w:tcW w:w="1134" w:type="dxa"/>
-          </w:tcPr>
-          <w:p>
-            <w:r>
-              <w:rPr>
-                <w:sz w:val="14"/>
-                <w:rFonts w:ascii="Arial" w:hAnsi="Arial"/>
-              </w:rPr>
-              <w:t xml:space="preserve">дезинфекция</w:t>
-            </w:r>
-          </w:p>
-        </w:tc>
-        <w:tc>
-          <w:tcPr>
-            <w:tcW w:w="426" w:type="dxa"/>
-            <w:vMerge/>
-            <w:tcMar>
-              <w:left w:w="0" w:type="dxa"/>
-              <w:right w:w="0" w:type="dxa"/>
-            </w:tcMar>
-            <w:textDirection w:val="btLr"/>
-          </w:tcPr>
-          <w:p/>
-        </w:tc>
-        <w:tc>
-          <w:tcPr>
-            <w:tcW w:w="1417" w:type="dxa"/>
-            <w:shd w:val="clear" w:color="auto" w:fill="FFFFCC"/>
-          </w:tcPr>
-          <w:p>
-            <w:pPr>
-              <w:rPr>
-                <w:b/>
-                <w:bCs/>
-              </w:rPr>
-            </w:pPr>
-            <w:r>
-              <w:rPr>
-                <w:sz w:val="14"/>
-                <w:rFonts w:ascii="Arial" w:hAnsi="Arial"/>
-                <w:b/>
-              </w:rPr>
-              <w:t xml:space="preserve">ХИМИТЕК ПОЛИДЕЗ-СУПЕР</w:t>
-            </w:r>
-          </w:p>
-        </w:tc>
-        <w:tc>
-          <w:tcPr>
-            <w:tcW w:w="1276" w:type="dxa"/>
-          </w:tcPr>
-          <w:p>
-            <w:r>
-              <w:rPr>
-                <w:sz w:val="14"/>
-                <w:rFonts w:ascii="Arial" w:hAnsi="Arial"/>
-              </w:rPr>
-              <w:t xml:space="preserve">ручной (протирание)</w:t>
-            </w:r>
-          </w:p>
-        </w:tc>
-        <w:tc>
-          <w:tcPr>
-            <w:tcW w:w="1990" w:type="dxa"/>
-          </w:tcPr>
-          <w:p>
-            <w:pPr>
-              <w:jc w:val="center"/>
-            </w:pPr>
-            <w:r>
-              <w:rPr>
-                <w:sz w:val="14"/>
-                <w:rFonts w:ascii="Arial" w:hAnsi="Arial"/>
-              </w:rPr>
-              <w:t xml:space="preserve">0,02-0,05 %</w:t>
-            </w:r>
-            <w:r>
-              <w:br/>
-            </w:r>
-            <w:r>
-              <w:rPr>
-                <w:rFonts w:ascii="Arial" w:hAnsi="Arial"/>
-                <w:sz w:val="14"/>
-              </w:rPr>
-              <w:t>дозирующая система ProMax</w:t>
-            </w:r>
-          </w:p>
-        </w:tc>
-        <w:tc>
-          <w:tcPr>
-            <w:tcW w:w="1248" w:type="dxa"/>
-          </w:tcPr>
-          <w:p>
-            <w:pPr>
-              <w:jc w:val="center"/>
-            </w:pPr>
-            <w:r>
-              <w:rPr>
-                <w:sz w:val="14"/>
-                <w:rFonts w:ascii="Arial" w:hAnsi="Arial"/>
-              </w:rPr>
-              <w:t xml:space="preserve">18-20 °C</w:t>
-            </w:r>
-          </w:p>
-        </w:tc>
-        <w:tc>
-          <w:tcPr>
-            <w:tcW w:w="1032" w:type="dxa"/>
-          </w:tcPr>
-          <w:p>
-            <w:pPr>
-              <w:jc w:val="center"/>
-            </w:pPr>
-            <w:r>
-              <w:rPr>
-                <w:sz w:val="14"/>
-                <w:rFonts w:ascii="Arial" w:hAnsi="Arial"/>
-              </w:rPr>
-              <w:t xml:space="preserve">20 мин</w:t>
-            </w:r>
-          </w:p>
-        </w:tc>
-        <w:tc>
-          <w:tcPr>
-            <w:tcW w:w="411" w:type="dxa"/>
-            <w:noWrap/>
-            <w:tcMar>
-              <w:left w:w="0" w:type="dxa"/>
-              <w:right w:w="0" w:type="dxa"/>
-            </w:tcMar>
-            <w:textDirection w:val="btLr"/>
-            <w:tcFitText/>
-            <w:vMerge/>
-            <w:shd w:val="clear" w:color="auto" w:fill="969696"/>
-          </w:tcPr>
-          <w:p/>
-        </w:tc>
-        <w:tc>
-          <w:tcPr>
-            <w:tcW w:w="1467" w:type="dxa"/>
-            <w:vMerge/>
-          </w:tcPr>
-          <w:p/>
-        </w:tc>
-        <w:tc>
-          <w:tcPr>
-            <w:tcW w:w="1554" w:type="dxa"/>
-            <w:vMerge/>
-          </w:tcPr>
-          <w:p/>
-        </w:tc>
-        <w:tc>
-          <w:tcPr>
-            <w:tcW w:w="1586" w:type="dxa"/>
-            <w:vMerge/>
-          </w:tcPr>
-          <w:p/>
-        </w:tc>
-      </w:tr>
-      <w:tr>
-        <w:tc>
-          <w:tcPr>
-            <w:tcW w:w="1809" w:type="dxa"/>
-            <w:vMerge w:val="restart"/>
-          </w:tcPr>
-          <w:p>
-            <w:r>
-              <w:rPr>
-                <w:sz w:val="14"/>
-                <w:rFonts w:ascii="Arial" w:hAnsi="Arial"/>
-              </w:rPr>
-              <w:t xml:space="preserve">контейнеры для отходов</w:t>
-            </w:r>
-          </w:p>
-          <w:p>
-            <w:r/>
-          </w:p>
-        </w:tc>
-        <w:tc>
-          <w:tcPr>
-            <w:tcW w:w="1134" w:type="dxa"/>
-          </w:tcPr>
-          <w:p>
-            <w:r>
-              <w:rPr>
-                <w:sz w:val="14"/>
-                <w:rFonts w:ascii="Arial" w:hAnsi="Arial"/>
-              </w:rPr>
-              <w:t xml:space="preserve">мойка</w:t>
-            </w:r>
-          </w:p>
-        </w:tc>
-        <w:tc>
-          <w:tcPr>
-            <w:tcW w:w="426" w:type="dxa"/>
-            <w:vMerge w:val="restart"/>
-            <w:tcMar>
-              <w:left w:w="0" w:type="dxa"/>
-              <w:right w:w="0" w:type="dxa"/>
-            </w:tcMar>
-            <w:textDirection w:val="btLr"/>
-          </w:tcPr>
-          <w:p>
-            <w:pPr>
-              <w:ind w:left="113" w:right="113"/>
-              <w:jc w:val="center"/>
-            </w:pPr>
-            <w:r>
-              <w:rPr>
-                <w:sz w:val="14"/>
-                <w:rFonts w:ascii="Arial" w:hAnsi="Arial"/>
-              </w:rPr>
-              <w:t xml:space="preserve"/>
-            </w:r>
-          </w:p>
-          <w:p>
-            <w:r/>
-          </w:p>
-        </w:tc>
-        <w:tc>
-          <w:tcPr>
-            <w:tcW w:w="1417" w:type="dxa"/>
-            <w:shd w:val="clear" w:color="auto" w:fill="99CCFF"/>
-          </w:tcPr>
-          <w:p>
-            <w:pPr>
-              <w:rPr>
-                <w:b/>
-                <w:bCs/>
-              </w:rPr>
-            </w:pPr>
-            <w:r>
-              <w:rPr>
-                <w:sz w:val="14"/>
-                <w:rFonts w:ascii="Arial" w:hAnsi="Arial"/>
-                <w:b/>
-              </w:rPr>
-              <w:t xml:space="preserve">ХИМИТЕК ЧУДОДЕЙ®-ПОЛИПРОМ 190022</w:t>
-            </w:r>
-          </w:p>
-        </w:tc>
-        <w:tc>
-          <w:tcPr>
-            <w:tcW w:w="1276" w:type="dxa"/>
-          </w:tcPr>
-          <w:p>
-            <w:r>
-              <w:rPr>
-                <w:sz w:val="14"/>
-                <w:rFonts w:ascii="Arial" w:hAnsi="Arial"/>
-              </w:rPr>
-              <w:t xml:space="preserve">ручной (протирание, обработка щеткой)</w:t>
-            </w:r>
-          </w:p>
-        </w:tc>
-        <w:tc>
-          <w:tcPr>
-            <w:tcW w:w="1990" w:type="dxa"/>
-          </w:tcPr>
-          <w:p>
-            <w:pPr>
-              <w:jc w:val="center"/>
-            </w:pPr>
-            <w:r>
-              <w:rPr>
-                <w:sz w:val="14"/>
-                <w:rFonts w:ascii="Arial" w:hAnsi="Arial"/>
-              </w:rPr>
-              <w:t xml:space="preserve">1,0 %</w:t>
-            </w:r>
-            <w:r>
-              <w:br/>
-            </w:r>
-            <w:r>
-              <w:rPr>
-                <w:rFonts w:ascii="Arial" w:hAnsi="Arial"/>
-                <w:sz w:val="14"/>
-              </w:rPr>
-              <w:t>ручное разведение</w:t>
-            </w:r>
-          </w:p>
-        </w:tc>
-        <w:tc>
-          <w:tcPr>
-            <w:tcW w:w="1248" w:type="dxa"/>
-          </w:tcPr>
-          <w:p>
-            <w:pPr>
-              <w:jc w:val="center"/>
-            </w:pPr>
-            <w:r>
-              <w:rPr>
-                <w:sz w:val="14"/>
-                <w:rFonts w:ascii="Arial" w:hAnsi="Arial"/>
-              </w:rPr>
-              <w:t xml:space="preserve">18-20 °C</w:t>
-            </w:r>
-          </w:p>
-        </w:tc>
-        <w:tc>
-          <w:tcPr>
-            <w:tcW w:w="1032" w:type="dxa"/>
-          </w:tcPr>
-          <w:p>
-            <w:pPr>
-              <w:jc w:val="center"/>
-            </w:pPr>
-            <w:r>
-              <w:rPr>
-                <w:sz w:val="14"/>
-                <w:rFonts w:ascii="Arial" w:hAnsi="Arial"/>
-              </w:rPr>
-              <w:t xml:space="preserve">_____________</w:t>
-            </w:r>
-          </w:p>
-        </w:tc>
-        <w:tc>
-          <w:tcPr>
-            <w:tcW w:w="411" w:type="dxa"/>
-            <w:noWrap/>
-            <w:tcMar>
-              <w:left w:w="0" w:type="dxa"/>
-              <w:right w:w="0" w:type="dxa"/>
-            </w:tcMar>
-            <w:textDirection w:val="btLr"/>
-            <w:tcFitText/>
-            <w:vMerge w:val="restart"/>
-            <w:shd w:val="clear" w:color="auto" w:fill="969696"/>
-          </w:tcPr>
-          <w:p>
-            <w:pPr>
-              <w:ind w:left="113" w:right="113"/>
-              <w:jc w:val="center"/>
-              <w:rPr>
-                <w:b/>
-                <w:bCs/>
-              </w:rPr>
-            </w:pPr>
-            <w:r>
-              <w:rPr>
-                <w:sz w:val="14"/>
-                <w:rFonts w:ascii="Arial" w:hAnsi="Arial"/>
-                <w:b/>
-              </w:rPr>
-              <w:t xml:space="preserve">черный</w:t>
-            </w:r>
-          </w:p>
-          <w:p>
-            <w:r/>
-          </w:p>
-        </w:tc>
-        <w:tc>
-          <w:tcPr>
-            <w:tcW w:w="1467" w:type="dxa"/>
-            <w:vMerge w:val="restart"/>
-          </w:tcPr>
-          <w:p>
-            <w:pPr>
-              <w:jc w:val="center"/>
-            </w:pPr>
-            <w:r>
-              <w:rPr>
-                <w:sz w:val="14"/>
-                <w:rFonts w:ascii="Arial" w:hAnsi="Arial"/>
-              </w:rPr>
-              <w:t xml:space="preserve">после каждого удаления отходов</w:t>
-            </w:r>
-          </w:p>
-          <w:p>
-            <w:r/>
-          </w:p>
-        </w:tc>
-        <w:tc>
-          <w:tcPr>
-            <w:tcW w:w="1554" w:type="dxa"/>
-            <w:vMerge w:val="restart"/>
-          </w:tcPr>
-          <w:p>
-            <w:r>
-              <w:rPr>
-                <w:sz w:val="14"/>
-                <w:rFonts w:ascii="Arial" w:hAnsi="Arial"/>
-              </w:rPr>
-              <w:t xml:space="preserve">сотрудник внутреннего клининга</w:t>
-            </w:r>
-          </w:p>
-          <w:p>
-            <w:r/>
-          </w:p>
-        </w:tc>
-        <w:tc>
-          <w:tcPr>
-            <w:tcW w:w="1586" w:type="dxa"/>
-            <w:vMerge w:val="restart"/>
-          </w:tcPr>
-          <w:p>
-            <w:r>
-              <w:rPr>
-                <w:sz w:val="14"/>
-                <w:rFonts w:ascii="Arial" w:hAnsi="Arial"/>
-              </w:rPr>
-              <w:t xml:space="preserve">визуальный контроль/сотрудник отдела качества</w:t>
-            </w:r>
-          </w:p>
-          <w:p>
-            <w:r/>
-          </w:p>
-        </w:tc>
-      </w:tr>
-      <w:tr>
-        <w:tc>
-          <w:tcPr>
-            <w:tcW w:w="1809" w:type="dxa"/>
-            <w:vMerge/>
-          </w:tcPr>
-          <w:p/>
-        </w:tc>
-        <w:tc>
-          <w:tcPr>
-            <w:tcW w:w="1134" w:type="dxa"/>
-          </w:tcPr>
-          <w:p>
-            <w:r>
-              <w:rPr>
-                <w:sz w:val="14"/>
-                <w:rFonts w:ascii="Arial" w:hAnsi="Arial"/>
-              </w:rPr>
-              <w:t xml:space="preserve">дезинфекция</w:t>
-            </w:r>
-          </w:p>
-        </w:tc>
-        <w:tc>
-          <w:tcPr>
-            <w:tcW w:w="426" w:type="dxa"/>
-            <w:vMerge/>
-            <w:tcMar>
-              <w:left w:w="0" w:type="dxa"/>
-              <w:right w:w="0" w:type="dxa"/>
-            </w:tcMar>
-            <w:textDirection w:val="btLr"/>
-          </w:tcPr>
-          <w:p/>
-        </w:tc>
-        <w:tc>
-          <w:tcPr>
-            <w:tcW w:w="1417" w:type="dxa"/>
-            <w:shd w:val="clear" w:color="auto" w:fill="FFFFCC"/>
-          </w:tcPr>
-          <w:p>
-            <w:pPr>
-              <w:rPr>
-                <w:b/>
-                <w:bCs/>
-              </w:rPr>
-            </w:pPr>
-            <w:r>
-              <w:rPr>
-                <w:sz w:val="14"/>
-                <w:rFonts w:ascii="Arial" w:hAnsi="Arial"/>
-                <w:b/>
-              </w:rPr>
-              <w:t xml:space="preserve">ХИМИТЕК ПОЛИДЕЗ-СУПЕР</w:t>
-            </w:r>
-          </w:p>
-        </w:tc>
-        <w:tc>
-          <w:tcPr>
-            <w:tcW w:w="1276" w:type="dxa"/>
-          </w:tcPr>
-          <w:p>
-            <w:r>
-              <w:rPr>
-                <w:sz w:val="14"/>
-                <w:rFonts w:ascii="Arial" w:hAnsi="Arial"/>
-              </w:rPr>
-              <w:t xml:space="preserve">ручной (протирание)</w:t>
-            </w:r>
-          </w:p>
-        </w:tc>
-        <w:tc>
-          <w:tcPr>
-            <w:tcW w:w="1990" w:type="dxa"/>
-          </w:tcPr>
-          <w:p>
-            <w:pPr>
-              <w:jc w:val="center"/>
-            </w:pPr>
-            <w:r>
-              <w:rPr>
-                <w:sz w:val="14"/>
-                <w:rFonts w:ascii="Arial" w:hAnsi="Arial"/>
-              </w:rPr>
-              <w:t xml:space="preserve">0,02-0,05 %</w:t>
-            </w:r>
-            <w:r>
-              <w:br/>
-            </w:r>
-            <w:r>
-              <w:rPr>
-                <w:rFonts w:ascii="Arial" w:hAnsi="Arial"/>
-                <w:sz w:val="14"/>
-              </w:rPr>
-              <w:t>дозирующая система ProMax</w:t>
-            </w:r>
-          </w:p>
-        </w:tc>
-        <w:tc>
-          <w:tcPr>
-            <w:tcW w:w="1248" w:type="dxa"/>
-          </w:tcPr>
-          <w:p>
-            <w:pPr>
-              <w:jc w:val="center"/>
-            </w:pPr>
-            <w:r>
-              <w:rPr>
-                <w:sz w:val="14"/>
-                <w:rFonts w:ascii="Arial" w:hAnsi="Arial"/>
-              </w:rPr>
-              <w:t xml:space="preserve">18-20 °C</w:t>
-            </w:r>
-          </w:p>
-        </w:tc>
-        <w:tc>
-          <w:tcPr>
-            <w:tcW w:w="1032" w:type="dxa"/>
-          </w:tcPr>
-          <w:p>
-            <w:pPr>
-              <w:jc w:val="center"/>
-            </w:pPr>
-            <w:r>
-              <w:rPr>
-                <w:sz w:val="14"/>
-                <w:rFonts w:ascii="Arial" w:hAnsi="Arial"/>
-              </w:rPr>
-              <w:t xml:space="preserve">20 мин</w:t>
-            </w:r>
-          </w:p>
-        </w:tc>
-        <w:tc>
-          <w:tcPr>
-            <w:tcW w:w="411" w:type="dxa"/>
-            <w:noWrap/>
-            <w:tcMar>
-              <w:left w:w="0" w:type="dxa"/>
-              <w:right w:w="0" w:type="dxa"/>
-            </w:tcMar>
-            <w:textDirection w:val="btLr"/>
-            <w:tcFitText/>
-            <w:vMerge/>
-            <w:shd w:val="clear" w:color="auto" w:fill="969696"/>
-          </w:tcPr>
-          <w:p/>
-        </w:tc>
-        <w:tc>
-          <w:tcPr>
-            <w:tcW w:w="1467" w:type="dxa"/>
-            <w:vMerge/>
-          </w:tcPr>
-          <w:p/>
-        </w:tc>
-        <w:tc>
-          <w:tcPr>
-            <w:tcW w:w="1554" w:type="dxa"/>
-            <w:vMerge/>
-          </w:tcPr>
-          <w:p/>
-        </w:tc>
-        <w:tc>
-          <w:tcPr>
-            <w:tcW w:w="1586" w:type="dxa"/>
-            <w:vMerge/>
-          </w:tcPr>
-          <w:p/>
-        </w:tc>
-      </w:tr>
-      <w:tr>
-        <w:tc>
-          <w:tcPr>
-            <w:tcW w:w="1809" w:type="dxa"/>
-            <w:vMerge w:val="restart"/>
-          </w:tcPr>
-          <w:p>
-            <w:r>
-              <w:rPr>
-                <w:sz w:val="14"/>
-                <w:rFonts w:ascii="Arial" w:hAnsi="Arial"/>
-              </w:rPr>
-              <w:t xml:space="preserve">пол</w:t>
-            </w:r>
-          </w:p>
-          <w:p>
-            <w:r/>
-          </w:p>
-        </w:tc>
-        <w:tc>
-          <w:tcPr>
-            <w:tcW w:w="1134" w:type="dxa"/>
-          </w:tcPr>
-          <w:p>
-            <w:r>
-              <w:rPr>
-                <w:sz w:val="14"/>
-                <w:rFonts w:ascii="Arial" w:hAnsi="Arial"/>
-              </w:rPr>
-              <w:t xml:space="preserve">мойка</w:t>
-            </w:r>
-          </w:p>
-        </w:tc>
-        <w:tc>
-          <w:tcPr>
-            <w:tcW w:w="426" w:type="dxa"/>
-            <w:vMerge w:val="restart"/>
-            <w:tcMar>
-              <w:left w:w="0" w:type="dxa"/>
-              <w:right w:w="0" w:type="dxa"/>
-            </w:tcMar>
-            <w:textDirection w:val="btLr"/>
-          </w:tcPr>
-          <w:p>
-            <w:pPr>
-              <w:ind w:left="113" w:right="113"/>
-              <w:jc w:val="center"/>
-            </w:pPr>
-            <w:r>
-              <w:rPr>
-                <w:sz w:val="14"/>
-                <w:rFonts w:ascii="Arial" w:hAnsi="Arial"/>
-              </w:rPr>
-              <w:t xml:space="preserve"/>
-            </w:r>
-          </w:p>
-          <w:p>
-            <w:r/>
-          </w:p>
-        </w:tc>
-        <w:tc>
-          <w:tcPr>
-            <w:tcW w:w="1417" w:type="dxa"/>
-            <w:shd w:val="clear" w:color="auto" w:fill="99CCFF"/>
-          </w:tcPr>
-          <w:p>
-            <w:pPr>
-              <w:rPr>
-                <w:b/>
-                <w:bCs/>
-              </w:rPr>
-            </w:pPr>
-            <w:r>
-              <w:rPr>
-                <w:sz w:val="14"/>
-                <w:rFonts w:ascii="Arial" w:hAnsi="Arial"/>
-                <w:b/>
-              </w:rPr>
-              <w:t xml:space="preserve">ХИМИТЕК УНИВЕРСАЛ-ПЕНАКТИВ-ЦВМ</w:t>
-            </w:r>
-          </w:p>
-        </w:tc>
-        <w:tc>
-          <w:tcPr>
-            <w:tcW w:w="1276" w:type="dxa"/>
-          </w:tcPr>
-          <w:p>
-            <w:r>
-              <w:rPr>
-                <w:sz w:val="14"/>
-                <w:rFonts w:ascii="Arial" w:hAnsi="Arial"/>
-              </w:rPr>
-              <w:t xml:space="preserve">ручной (протирание, обработка щеткой)</w:t>
-            </w:r>
-          </w:p>
-        </w:tc>
-        <w:tc>
-          <w:tcPr>
-            <w:tcW w:w="1990" w:type="dxa"/>
-          </w:tcPr>
-          <w:p>
-            <w:pPr>
-              <w:jc w:val="center"/>
-            </w:pPr>
-            <w:r>
-              <w:rPr>
-                <w:sz w:val="14"/>
-                <w:rFonts w:ascii="Arial" w:hAnsi="Arial"/>
-              </w:rPr>
-              <w:t xml:space="preserve">2,0-3,0 %</w:t>
-            </w:r>
-            <w:r>
-              <w:br/>
-            </w:r>
-            <w:r>
-              <w:rPr>
-                <w:rFonts w:ascii="Arial" w:hAnsi="Arial"/>
-                <w:sz w:val="14"/>
-              </w:rPr>
-              <w:t>спрей система ProTwin</w:t>
-            </w:r>
-          </w:p>
-        </w:tc>
-        <w:tc>
-          <w:tcPr>
-            <w:tcW w:w="1248" w:type="dxa"/>
-          </w:tcPr>
-          <w:p>
-            <w:pPr>
-              <w:jc w:val="center"/>
-            </w:pPr>
-            <w:r>
-              <w:rPr>
-                <w:sz w:val="14"/>
-                <w:rFonts w:ascii="Arial" w:hAnsi="Arial"/>
-              </w:rPr>
-              <w:t xml:space="preserve">не ниже 40 °C</w:t>
-            </w:r>
-          </w:p>
-        </w:tc>
-        <w:tc>
-          <w:tcPr>
-            <w:tcW w:w="1032" w:type="dxa"/>
-          </w:tcPr>
-          <w:p>
-            <w:pPr>
-              <w:jc w:val="center"/>
-            </w:pPr>
-            <w:r>
-              <w:rPr>
-                <w:sz w:val="14"/>
-                <w:rFonts w:ascii="Arial" w:hAnsi="Arial"/>
-              </w:rPr>
-              <w:t xml:space="preserve">_____________</w:t>
-            </w:r>
-          </w:p>
-        </w:tc>
-        <w:tc>
-          <w:tcPr>
-            <w:tcW w:w="411" w:type="dxa"/>
-            <w:noWrap/>
-            <w:tcMar>
-              <w:left w:w="0" w:type="dxa"/>
-              <w:right w:w="0" w:type="dxa"/>
-            </w:tcMar>
-            <w:textDirection w:val="btLr"/>
-            <w:tcFitText/>
-            <w:vMerge w:val="restart"/>
-            <w:shd w:val="clear" w:color="auto" w:fill="969696"/>
-          </w:tcPr>
-          <w:p>
-            <w:pPr>
-              <w:ind w:left="113" w:right="113"/>
-              <w:jc w:val="center"/>
-              <w:rPr>
-                <w:b/>
-                <w:bCs/>
-              </w:rPr>
-            </w:pPr>
-            <w:r>
-              <w:rPr>
-                <w:sz w:val="14"/>
-                <w:rFonts w:ascii="Arial" w:hAnsi="Arial"/>
-                <w:b/>
-              </w:rPr>
-              <w:t xml:space="preserve">черный</w:t>
-            </w:r>
-          </w:p>
-          <w:p>
-            <w:r/>
-          </w:p>
-        </w:tc>
-        <w:tc>
-          <w:tcPr>
-            <w:tcW w:w="1467" w:type="dxa"/>
-            <w:vMerge w:val="restart"/>
-          </w:tcPr>
-          <w:p>
-            <w:pPr>
-              <w:jc w:val="center"/>
-            </w:pPr>
-            <w:r>
-              <w:rPr>
-                <w:sz w:val="14"/>
-                <w:rFonts w:ascii="Arial" w:hAnsi="Arial"/>
-              </w:rPr>
-              <w:t xml:space="preserve">2 раза в смену</w:t>
-            </w:r>
-          </w:p>
-          <w:p>
-            <w:r/>
-          </w:p>
-        </w:tc>
-        <w:tc>
-          <w:tcPr>
-            <w:tcW w:w="1554" w:type="dxa"/>
-            <w:vMerge w:val="restart"/>
-          </w:tcPr>
-          <w:p>
-            <w:r>
-              <w:rPr>
-                <w:sz w:val="14"/>
-                <w:rFonts w:ascii="Arial" w:hAnsi="Arial"/>
-              </w:rPr>
-              <w:t xml:space="preserve">сотрудник внутреннего клининга</w:t>
-            </w:r>
-          </w:p>
-          <w:p>
-            <w:r/>
-          </w:p>
-        </w:tc>
-        <w:tc>
-          <w:tcPr>
-            <w:tcW w:w="1586" w:type="dxa"/>
-            <w:vMerge w:val="restart"/>
-          </w:tcPr>
-          <w:p>
-            <w:r>
-              <w:rPr>
-                <w:sz w:val="14"/>
-                <w:rFonts w:ascii="Arial" w:hAnsi="Arial"/>
-              </w:rPr>
-              <w:t xml:space="preserve">визуальный контроль/сотрудник отдела качества</w:t>
-            </w:r>
-          </w:p>
-          <w:p>
-            <w:r/>
-          </w:p>
-        </w:tc>
-      </w:tr>
-      <w:tr>
-        <w:tc>
-          <w:tcPr>
-            <w:tcW w:w="1809" w:type="dxa"/>
-            <w:vMerge/>
-          </w:tcPr>
-          <w:p/>
-        </w:tc>
-        <w:tc>
-          <w:tcPr>
-            <w:tcW w:w="1134" w:type="dxa"/>
-          </w:tcPr>
-          <w:p>
-            <w:r>
-              <w:rPr>
-                <w:sz w:val="14"/>
-                <w:rFonts w:ascii="Arial" w:hAnsi="Arial"/>
-              </w:rPr>
-              <w:t xml:space="preserve">дезинфекция</w:t>
-            </w:r>
-          </w:p>
-        </w:tc>
-        <w:tc>
-          <w:tcPr>
-            <w:tcW w:w="426" w:type="dxa"/>
-            <w:vMerge/>
-            <w:tcMar>
-              <w:left w:w="0" w:type="dxa"/>
-              <w:right w:w="0" w:type="dxa"/>
-            </w:tcMar>
-            <w:textDirection w:val="btLr"/>
-          </w:tcPr>
-          <w:p/>
-        </w:tc>
-        <w:tc>
-          <w:tcPr>
-            <w:tcW w:w="1417" w:type="dxa"/>
-            <w:shd w:val="clear" w:color="auto" w:fill="FFFFCC"/>
-          </w:tcPr>
-          <w:p>
-            <w:pPr>
-              <w:rPr>
-                <w:b/>
-                <w:bCs/>
-              </w:rPr>
-            </w:pPr>
-            <w:r>
-              <w:rPr>
-                <w:sz w:val="14"/>
-                <w:rFonts w:ascii="Arial" w:hAnsi="Arial"/>
-                <w:b/>
-              </w:rPr>
-              <w:t xml:space="preserve">ХИМИТЕК ПОЛИДЕЗ-СУПЕР</w:t>
-            </w:r>
-          </w:p>
-        </w:tc>
-        <w:tc>
-          <w:tcPr>
-            <w:tcW w:w="1276" w:type="dxa"/>
-          </w:tcPr>
-          <w:p>
-            <w:r>
-              <w:rPr>
-                <w:sz w:val="14"/>
-                <w:rFonts w:ascii="Arial" w:hAnsi="Arial"/>
-              </w:rPr>
-              <w:t xml:space="preserve">ручной (протирание)</w:t>
-            </w:r>
-          </w:p>
-        </w:tc>
-        <w:tc>
-          <w:tcPr>
-            <w:tcW w:w="1990" w:type="dxa"/>
-          </w:tcPr>
-          <w:p>
-            <w:pPr>
-              <w:jc w:val="center"/>
-            </w:pPr>
-            <w:r>
-              <w:rPr>
-                <w:sz w:val="14"/>
-                <w:rFonts w:ascii="Arial" w:hAnsi="Arial"/>
-              </w:rPr>
-              <w:t xml:space="preserve">0,02-0,05 %</w:t>
-            </w:r>
-            <w:r>
-              <w:br/>
-            </w:r>
-            <w:r>
-              <w:rPr>
-                <w:rFonts w:ascii="Arial" w:hAnsi="Arial"/>
-                <w:sz w:val="14"/>
-              </w:rPr>
-              <w:t>дозирующая система ProMax</w:t>
-            </w:r>
-          </w:p>
-        </w:tc>
-        <w:tc>
-          <w:tcPr>
-            <w:tcW w:w="1248" w:type="dxa"/>
-          </w:tcPr>
-          <w:p>
-            <w:pPr>
-              <w:jc w:val="center"/>
-            </w:pPr>
-            <w:r>
-              <w:rPr>
-                <w:sz w:val="14"/>
-                <w:rFonts w:ascii="Arial" w:hAnsi="Arial"/>
-              </w:rPr>
-              <w:t xml:space="preserve">18-20 °C</w:t>
-            </w:r>
-          </w:p>
-        </w:tc>
-        <w:tc>
-          <w:tcPr>
-            <w:tcW w:w="1032" w:type="dxa"/>
-          </w:tcPr>
-          <w:p>
-            <w:pPr>
-              <w:jc w:val="center"/>
-            </w:pPr>
-            <w:r>
-              <w:rPr>
-                <w:sz w:val="14"/>
-                <w:rFonts w:ascii="Arial" w:hAnsi="Arial"/>
-              </w:rPr>
-              <w:t xml:space="preserve">20 мин</w:t>
-            </w:r>
-          </w:p>
-        </w:tc>
-        <w:tc>
-          <w:tcPr>
-            <w:tcW w:w="411" w:type="dxa"/>
-            <w:noWrap/>
-            <w:tcMar>
-              <w:left w:w="0" w:type="dxa"/>
-              <w:right w:w="0" w:type="dxa"/>
-            </w:tcMar>
-            <w:textDirection w:val="btLr"/>
-            <w:tcFitText/>
-            <w:vMerge/>
-            <w:shd w:val="clear" w:color="auto" w:fill="969696"/>
-          </w:tcPr>
-          <w:p/>
-        </w:tc>
-        <w:tc>
-          <w:tcPr>
-            <w:tcW w:w="1467" w:type="dxa"/>
-            <w:vMerge/>
-          </w:tcPr>
-          <w:p/>
-        </w:tc>
-        <w:tc>
-          <w:tcPr>
-            <w:tcW w:w="1554" w:type="dxa"/>
-            <w:vMerge/>
-          </w:tcPr>
-          <w:p/>
-        </w:tc>
-        <w:tc>
-          <w:tcPr>
-            <w:tcW w:w="1586" w:type="dxa"/>
-            <w:vMerge/>
-          </w:tcPr>
-          <w:p/>
-        </w:tc>
-      </w:tr>
-      <w:tr>
-        <w:tc>
-          <w:tcPr>
-            <w:tcW w:w="15350" w:type="dxa"/>
-            <w:gridSpan w:val="12"/>
-            <w:shd w:val="clear" w:color="auto" w:fill="D2D2D2"/>
-          </w:tcPr>
-          <w:p>
-            <w:r>
-              <w:rPr>
-                <w:sz w:val="14"/>
-                <w:rFonts w:ascii="Arial" w:hAnsi="Arial"/>
-                <w:b/>
-              </w:rPr>
-              <w:t xml:space="preserve">Санитарная обработка средств измерений</w:t>
-            </w:r>
-          </w:p>
-        </w:tc>
-      </w:tr>
-      <w:tr>
-        <w:tc>
-          <w:tcPr>
-            <w:tcW w:w="1809" w:type="dxa"/>
-            <w:vMerge w:val="restart"/>
-          </w:tcPr>
-          <w:p>
-            <w:r>
-              <w:rPr>
-                <w:sz w:val="14"/>
-                <w:rFonts w:ascii="Arial" w:hAnsi="Arial"/>
-              </w:rPr>
-              <w:t xml:space="preserve">весы напольные</w:t>
-            </w:r>
-          </w:p>
-          <w:p>
-            <w:r/>
-          </w:p>
-        </w:tc>
-        <w:tc>
-          <w:tcPr>
-            <w:tcW w:w="1134" w:type="dxa"/>
-          </w:tcPr>
-          <w:p>
-            <w:r>
-              <w:rPr>
-                <w:sz w:val="14"/>
-                <w:rFonts w:ascii="Arial" w:hAnsi="Arial"/>
-              </w:rPr>
-              <w:t xml:space="preserve">мойка</w:t>
-            </w:r>
-          </w:p>
-        </w:tc>
-        <w:tc>
-          <w:tcPr>
-            <w:tcW w:w="426" w:type="dxa"/>
-            <w:vMerge w:val="restart"/>
-            <w:tcMar>
-              <w:left w:w="0" w:type="dxa"/>
-              <w:right w:w="0" w:type="dxa"/>
-            </w:tcMar>
-            <w:textDirection w:val="btLr"/>
-          </w:tcPr>
-          <w:p>
-            <w:pPr>
-              <w:ind w:left="113" w:right="113"/>
-              <w:jc w:val="center"/>
-            </w:pPr>
-            <w:r>
-              <w:rPr>
-                <w:sz w:val="14"/>
-                <w:rFonts w:ascii="Arial" w:hAnsi="Arial"/>
-              </w:rPr>
-              <w:t xml:space="preserve"/>
-            </w:r>
-          </w:p>
-          <w:p>
-            <w:r/>
-          </w:p>
-        </w:tc>
-        <w:tc>
-          <w:tcPr>
-            <w:tcW w:w="1417" w:type="dxa"/>
-            <w:shd w:val="clear" w:color="auto" w:fill="99CCFF"/>
-          </w:tcPr>
-          <w:p>
-            <w:pPr>
-              <w:rPr>
-                <w:b/>
-                <w:bCs/>
-              </w:rPr>
-            </w:pPr>
-            <w:r>
-              <w:rPr>
-                <w:sz w:val="14"/>
-                <w:rFonts w:ascii="Arial" w:hAnsi="Arial"/>
-                <w:b/>
-              </w:rPr>
-              <w:t xml:space="preserve">ХИМИТЕК ЧУДОДЕЙ®-ПОЛИПРОМ 190022</w:t>
-            </w:r>
-          </w:p>
-        </w:tc>
-        <w:tc>
-          <w:tcPr>
-            <w:tcW w:w="1276" w:type="dxa"/>
-          </w:tcPr>
-          <w:p>
-            <w:r>
-              <w:rPr>
-                <w:sz w:val="14"/>
-                <w:rFonts w:ascii="Arial" w:hAnsi="Arial"/>
-              </w:rPr>
-              <w:t xml:space="preserve">ручной (протирание, обработка щеткой)</w:t>
-            </w:r>
-          </w:p>
-        </w:tc>
-        <w:tc>
-          <w:tcPr>
-            <w:tcW w:w="1990" w:type="dxa"/>
-          </w:tcPr>
-          <w:p>
-            <w:pPr>
-              <w:jc w:val="center"/>
-            </w:pPr>
-            <w:r>
-              <w:rPr>
-                <w:sz w:val="14"/>
-                <w:rFonts w:ascii="Arial" w:hAnsi="Arial"/>
-              </w:rPr>
-              <w:t xml:space="preserve">1,0 %</w:t>
-            </w:r>
-            <w:r>
-              <w:br/>
-            </w:r>
-            <w:r>
-              <w:rPr>
-                <w:rFonts w:ascii="Arial" w:hAnsi="Arial"/>
-                <w:sz w:val="14"/>
-              </w:rPr>
-              <w:t>ручное разведение</w:t>
-            </w:r>
-          </w:p>
-        </w:tc>
-        <w:tc>
-          <w:tcPr>
-            <w:tcW w:w="1248" w:type="dxa"/>
-          </w:tcPr>
-          <w:p>
-            <w:pPr>
-              <w:jc w:val="center"/>
-            </w:pPr>
-            <w:r>
-              <w:rPr>
-                <w:sz w:val="14"/>
-                <w:rFonts w:ascii="Arial" w:hAnsi="Arial"/>
-              </w:rPr>
-              <w:t xml:space="preserve">не ниже 40°C</w:t>
-            </w:r>
-          </w:p>
-        </w:tc>
-        <w:tc>
-          <w:tcPr>
-            <w:tcW w:w="1032" w:type="dxa"/>
-          </w:tcPr>
-          <w:p>
-            <w:pPr>
-              <w:jc w:val="center"/>
-            </w:pPr>
-            <w:r>
-              <w:rPr>
-                <w:sz w:val="14"/>
-                <w:rFonts w:ascii="Arial" w:hAnsi="Arial"/>
-              </w:rPr>
-              <w:t xml:space="preserve">_____________</w:t>
-            </w:r>
-          </w:p>
-        </w:tc>
-        <w:tc>
-          <w:tcPr>
-            <w:tcW w:w="411" w:type="dxa"/>
-            <w:noWrap/>
-            <w:tcMar>
-              <w:left w:w="0" w:type="dxa"/>
-              <w:right w:w="0" w:type="dxa"/>
-            </w:tcMar>
-            <w:textDirection w:val="btLr"/>
-            <w:tcFitText/>
-            <w:vMerge w:val="restart"/>
-            <w:shd w:val="clear" w:color="auto" w:fill="969696"/>
-          </w:tcPr>
-          <w:p>
-            <w:pPr>
-              <w:ind w:left="113" w:right="113"/>
-              <w:jc w:val="center"/>
-              <w:rPr>
-                <w:b/>
-                <w:bCs/>
-              </w:rPr>
-            </w:pPr>
-            <w:r>
-              <w:rPr>
-                <w:sz w:val="14"/>
-                <w:rFonts w:ascii="Arial" w:hAnsi="Arial"/>
-                <w:b/>
-              </w:rPr>
-              <w:t xml:space="preserve">черный</w:t>
-            </w:r>
-          </w:p>
-          <w:p>
-            <w:r/>
-          </w:p>
-        </w:tc>
-        <w:tc>
-          <w:tcPr>
-            <w:tcW w:w="1467" w:type="dxa"/>
-            <w:vMerge w:val="restart"/>
-          </w:tcPr>
-          <w:p>
-            <w:pPr>
-              <w:jc w:val="center"/>
-            </w:pPr>
-            <w:r>
-              <w:rPr>
-                <w:sz w:val="14"/>
-                <w:rFonts w:ascii="Arial" w:hAnsi="Arial"/>
-              </w:rPr>
-              <w:t xml:space="preserve">1 раз в смену</w:t>
-            </w:r>
-          </w:p>
-          <w:p>
-            <w:r/>
-          </w:p>
-        </w:tc>
-        <w:tc>
-          <w:tcPr>
-            <w:tcW w:w="1554" w:type="dxa"/>
-            <w:vMerge w:val="restart"/>
-          </w:tcPr>
-          <w:p>
-            <w:r>
-              <w:rPr>
-                <w:sz w:val="14"/>
-                <w:rFonts w:ascii="Arial" w:hAnsi="Arial"/>
-              </w:rPr>
-              <w:t xml:space="preserve">сотрудник производства</w:t>
-            </w:r>
-          </w:p>
-          <w:p>
-            <w:r/>
-          </w:p>
-        </w:tc>
-        <w:tc>
-          <w:tcPr>
-            <w:tcW w:w="1586" w:type="dxa"/>
-            <w:vMerge w:val="restart"/>
-          </w:tcPr>
-          <w:p>
-            <w:r>
-              <w:rPr>
-                <w:sz w:val="14"/>
-                <w:rFonts w:ascii="Arial" w:hAnsi="Arial"/>
-              </w:rPr>
-              <w:t xml:space="preserve">визуальный контроль, химический контроль, микробиологический контроль /сотрудник отдела качества</w:t>
-            </w:r>
-          </w:p>
-          <w:p>
-            <w:r/>
-          </w:p>
-        </w:tc>
-      </w:tr>
-      <w:tr>
-        <w:tc>
-          <w:tcPr>
-            <w:tcW w:w="1809" w:type="dxa"/>
-            <w:vMerge/>
-          </w:tcPr>
-          <w:p/>
-        </w:tc>
-        <w:tc>
-          <w:tcPr>
-            <w:tcW w:w="1134" w:type="dxa"/>
-          </w:tcPr>
-          <w:p>
-            <w:r>
-              <w:rPr>
-                <w:sz w:val="14"/>
-                <w:rFonts w:ascii="Arial" w:hAnsi="Arial"/>
-              </w:rPr>
-              <w:t xml:space="preserve">дезинфекция</w:t>
-            </w:r>
-          </w:p>
-        </w:tc>
-        <w:tc>
-          <w:tcPr>
-            <w:tcW w:w="426" w:type="dxa"/>
-            <w:vMerge/>
-            <w:tcMar>
-              <w:left w:w="0" w:type="dxa"/>
-              <w:right w:w="0" w:type="dxa"/>
-            </w:tcMar>
-            <w:textDirection w:val="btLr"/>
-          </w:tcPr>
-          <w:p/>
-        </w:tc>
-        <w:tc>
-          <w:tcPr>
-            <w:tcW w:w="1417" w:type="dxa"/>
-            <w:shd w:val="clear" w:color="auto" w:fill="FFFFCC"/>
-          </w:tcPr>
-          <w:p>
-            <w:pPr>
-              <w:rPr>
-                <w:b/>
-                <w:bCs/>
-              </w:rPr>
-            </w:pPr>
-            <w:r>
-              <w:rPr>
-                <w:sz w:val="14"/>
-                <w:rFonts w:ascii="Arial" w:hAnsi="Arial"/>
-                <w:b/>
-              </w:rPr>
-              <w:t xml:space="preserve">ХИМИТЕК ПОЛИДЕЗ-СУПЕР</w:t>
-            </w:r>
-          </w:p>
-        </w:tc>
-        <w:tc>
-          <w:tcPr>
-            <w:tcW w:w="1276" w:type="dxa"/>
-          </w:tcPr>
-          <w:p>
-            <w:r>
-              <w:rPr>
-                <w:sz w:val="14"/>
-                <w:rFonts w:ascii="Arial" w:hAnsi="Arial"/>
-              </w:rPr>
-              <w:t xml:space="preserve">ручной (протирание)</w:t>
-            </w:r>
-          </w:p>
-        </w:tc>
-        <w:tc>
-          <w:tcPr>
-            <w:tcW w:w="1990" w:type="dxa"/>
-          </w:tcPr>
-          <w:p>
-            <w:pPr>
-              <w:jc w:val="center"/>
-            </w:pPr>
-            <w:r>
-              <w:rPr>
-                <w:sz w:val="14"/>
-                <w:rFonts w:ascii="Arial" w:hAnsi="Arial"/>
-              </w:rPr>
-              <w:t xml:space="preserve">0,02-0,05 %</w:t>
-            </w:r>
-            <w:r>
-              <w:br/>
-            </w:r>
-            <w:r>
-              <w:rPr>
-                <w:rFonts w:ascii="Arial" w:hAnsi="Arial"/>
-                <w:sz w:val="14"/>
-              </w:rPr>
-              <w:t>дозирующая система ProMax</w:t>
-            </w:r>
-          </w:p>
-        </w:tc>
-        <w:tc>
-          <w:tcPr>
-            <w:tcW w:w="1248" w:type="dxa"/>
-          </w:tcPr>
-          <w:p>
-            <w:pPr>
-              <w:jc w:val="center"/>
-            </w:pPr>
-            <w:r>
-              <w:rPr>
-                <w:sz w:val="14"/>
-                <w:rFonts w:ascii="Arial" w:hAnsi="Arial"/>
-              </w:rPr>
-              <w:t xml:space="preserve">18-20 °C</w:t>
-            </w:r>
-          </w:p>
-        </w:tc>
-        <w:tc>
-          <w:tcPr>
-            <w:tcW w:w="1032" w:type="dxa"/>
-          </w:tcPr>
-          <w:p>
-            <w:pPr>
-              <w:jc w:val="center"/>
-            </w:pPr>
-            <w:r>
-              <w:rPr>
-                <w:sz w:val="14"/>
-                <w:rFonts w:ascii="Arial" w:hAnsi="Arial"/>
-              </w:rPr>
-              <w:t xml:space="preserve">20 мин</w:t>
-            </w:r>
-          </w:p>
-        </w:tc>
-        <w:tc>
-          <w:tcPr>
-            <w:tcW w:w="411" w:type="dxa"/>
-            <w:noWrap/>
-            <w:tcMar>
-              <w:left w:w="0" w:type="dxa"/>
-              <w:right w:w="0" w:type="dxa"/>
-            </w:tcMar>
-            <w:textDirection w:val="btLr"/>
-            <w:tcFitText/>
-            <w:vMerge/>
-            <w:shd w:val="clear" w:color="auto" w:fill="969696"/>
-          </w:tcPr>
-          <w:p/>
-        </w:tc>
-        <w:tc>
-          <w:tcPr>
-            <w:tcW w:w="1467" w:type="dxa"/>
-            <w:vMerge/>
-          </w:tcPr>
-          <w:p/>
-        </w:tc>
-        <w:tc>
-          <w:tcPr>
-            <w:tcW w:w="1554" w:type="dxa"/>
-            <w:vMerge/>
-          </w:tcPr>
-          <w:p/>
-        </w:tc>
-        <w:tc>
-          <w:tcPr>
-            <w:tcW w:w="1586" w:type="dxa"/>
-            <w:vMerge/>
-          </w:tcPr>
-          <w:p/>
-        </w:tc>
-      </w:tr>
-      <w:tr>
-        <w:tc>
-          <w:tcPr>
-            <w:tcW w:w="1809" w:type="dxa"/>
-            <w:vMerge w:val="restart"/>
-          </w:tcPr>
-          <w:p>
-            <w:r>
-              <w:rPr>
-                <w:sz w:val="14"/>
-                <w:rFonts w:ascii="Arial" w:hAnsi="Arial"/>
-              </w:rPr>
-              <w:t xml:space="preserve">весы настольные</w:t>
-            </w:r>
-          </w:p>
-          <w:p>
-            <w:r/>
-          </w:p>
-          <w:p>
-            <w:r/>
-          </w:p>
-        </w:tc>
-        <w:tc>
-          <w:tcPr>
-            <w:tcW w:w="1134" w:type="dxa"/>
-          </w:tcPr>
-          <w:p>
-            <w:r>
-              <w:rPr>
-                <w:sz w:val="14"/>
-                <w:rFonts w:ascii="Arial" w:hAnsi="Arial"/>
-              </w:rPr>
-              <w:t xml:space="preserve">мойка</w:t>
-            </w:r>
-          </w:p>
-        </w:tc>
-        <w:tc>
-          <w:tcPr>
-            <w:tcW w:w="426" w:type="dxa"/>
-            <w:vMerge w:val="restart"/>
-            <w:tcMar>
-              <w:left w:w="0" w:type="dxa"/>
-              <w:right w:w="0" w:type="dxa"/>
-            </w:tcMar>
-            <w:textDirection w:val="btLr"/>
-          </w:tcPr>
-          <w:p>
-            <w:pPr>
-              <w:ind w:left="113" w:right="113"/>
-              <w:jc w:val="center"/>
-            </w:pPr>
-            <w:r>
-              <w:rPr>
-                <w:sz w:val="14"/>
-                <w:rFonts w:ascii="Arial" w:hAnsi="Arial"/>
-              </w:rPr>
-              <w:t xml:space="preserve"/>
-            </w:r>
-          </w:p>
-          <w:p>
-            <w:r/>
-          </w:p>
-          <w:p>
-            <w:r/>
-          </w:p>
-        </w:tc>
-        <w:tc>
-          <w:tcPr>
-            <w:tcW w:w="1417" w:type="dxa"/>
-            <w:shd w:val="clear" w:color="auto" w:fill="99CCFF"/>
-          </w:tcPr>
-          <w:p>
-            <w:pPr>
-              <w:rPr>
-                <w:b/>
-                <w:bCs/>
-              </w:rPr>
-            </w:pPr>
-            <w:r>
-              <w:rPr>
-                <w:sz w:val="14"/>
-                <w:rFonts w:ascii="Arial" w:hAnsi="Arial"/>
-                <w:b/>
-              </w:rPr>
-              <w:t xml:space="preserve">ХИМИТЕК ЧУДОДЕЙ®-ПОЛИПРОМ 190022</w:t>
-            </w:r>
-          </w:p>
-        </w:tc>
-        <w:tc>
-          <w:tcPr>
-            <w:tcW w:w="1276" w:type="dxa"/>
-          </w:tcPr>
-          <w:p>
-            <w:r>
-              <w:rPr>
-                <w:sz w:val="14"/>
-                <w:rFonts w:ascii="Arial" w:hAnsi="Arial"/>
-              </w:rPr>
-              <w:t xml:space="preserve">ручной (протирание, обработка щеткой)</w:t>
-            </w:r>
-          </w:p>
-        </w:tc>
-        <w:tc>
-          <w:tcPr>
-            <w:tcW w:w="1990" w:type="dxa"/>
-          </w:tcPr>
-          <w:p>
-            <w:pPr>
-              <w:jc w:val="center"/>
-            </w:pPr>
-            <w:r>
-              <w:rPr>
-                <w:sz w:val="14"/>
-                <w:rFonts w:ascii="Arial" w:hAnsi="Arial"/>
-              </w:rPr>
-              <w:t xml:space="preserve">1,0 %</w:t>
-            </w:r>
-            <w:r>
-              <w:br/>
-            </w:r>
-            <w:r>
-              <w:rPr>
-                <w:rFonts w:ascii="Arial" w:hAnsi="Arial"/>
-                <w:sz w:val="14"/>
-              </w:rPr>
-              <w:t>ручное разведение</w:t>
-            </w:r>
-          </w:p>
-        </w:tc>
-        <w:tc>
-          <w:tcPr>
-            <w:tcW w:w="1248" w:type="dxa"/>
-          </w:tcPr>
-          <w:p>
-            <w:pPr>
-              <w:jc w:val="center"/>
-            </w:pPr>
-            <w:r>
-              <w:rPr>
-                <w:sz w:val="14"/>
-                <w:rFonts w:ascii="Arial" w:hAnsi="Arial"/>
-              </w:rPr>
-              <w:t xml:space="preserve">не ниже 40°C</w:t>
-            </w:r>
-          </w:p>
-        </w:tc>
-        <w:tc>
-          <w:tcPr>
-            <w:tcW w:w="1032" w:type="dxa"/>
-          </w:tcPr>
-          <w:p>
-            <w:pPr>
-              <w:jc w:val="center"/>
-            </w:pPr>
-            <w:r>
-              <w:rPr>
-                <w:sz w:val="14"/>
-                <w:rFonts w:ascii="Arial" w:hAnsi="Arial"/>
-              </w:rPr>
-              <w:t xml:space="preserve">_____________</w:t>
-            </w:r>
-          </w:p>
-        </w:tc>
-        <w:tc>
-          <w:tcPr>
-            <w:tcW w:w="411" w:type="dxa"/>
-            <w:noWrap/>
-            <w:tcMar>
-              <w:left w:w="0" w:type="dxa"/>
-              <w:right w:w="0" w:type="dxa"/>
-            </w:tcMar>
-            <w:textDirection w:val="btLr"/>
-            <w:tcFitText/>
-            <w:vMerge w:val="restart"/>
-            <w:shd w:val="clear" w:color="auto" w:fill="969696"/>
-          </w:tcPr>
-          <w:p>
-            <w:pPr>
-              <w:ind w:left="113" w:right="113"/>
-              <w:jc w:val="center"/>
-              <w:rPr>
-                <w:b/>
-                <w:bCs/>
-              </w:rPr>
-            </w:pPr>
-            <w:r>
-              <w:rPr>
-                <w:sz w:val="14"/>
-                <w:rFonts w:ascii="Arial" w:hAnsi="Arial"/>
-                <w:b/>
-              </w:rPr>
-              <w:t xml:space="preserve">черный</w:t>
-            </w:r>
-          </w:p>
-          <w:p>
-            <w:r/>
-          </w:p>
-          <w:p>
-            <w:r/>
-          </w:p>
-        </w:tc>
-        <w:tc>
-          <w:tcPr>
-            <w:tcW w:w="1467" w:type="dxa"/>
-            <w:vMerge w:val="restart"/>
-          </w:tcPr>
-          <w:p>
-            <w:pPr>
-              <w:jc w:val="center"/>
-            </w:pPr>
-            <w:r>
-              <w:rPr>
-                <w:sz w:val="14"/>
-                <w:rFonts w:ascii="Arial" w:hAnsi="Arial"/>
-              </w:rPr>
-              <w:t xml:space="preserve">1 раз в смену</w:t>
-            </w:r>
-          </w:p>
-          <w:p>
-            <w:r/>
-          </w:p>
-        </w:tc>
-        <w:tc>
-          <w:tcPr>
-            <w:tcW w:w="1554" w:type="dxa"/>
-            <w:vMerge w:val="restart"/>
-          </w:tcPr>
-          <w:p>
-            <w:r>
-              <w:rPr>
-                <w:sz w:val="14"/>
-                <w:rFonts w:ascii="Arial" w:hAnsi="Arial"/>
-              </w:rPr>
-              <w:t xml:space="preserve">сотрудник производства</w:t>
-            </w:r>
-          </w:p>
-          <w:p>
-            <w:r/>
-          </w:p>
-          <w:p>
-            <w:r/>
-          </w:p>
-        </w:tc>
-        <w:tc>
-          <w:tcPr>
-            <w:tcW w:w="1586" w:type="dxa"/>
-            <w:vMerge w:val="restart"/>
-          </w:tcPr>
-          <w:p>
-            <w:r>
-              <w:rPr>
-                <w:sz w:val="14"/>
-                <w:rFonts w:ascii="Arial" w:hAnsi="Arial"/>
-              </w:rPr>
-              <w:t xml:space="preserve">визуальный контроль, химический контроль, микробиологический контроль /сотрудник отдела качества</w:t>
-            </w:r>
-          </w:p>
-          <w:p>
-            <w:r/>
-          </w:p>
-          <w:p>
-            <w:r/>
-          </w:p>
-        </w:tc>
-      </w:tr>
-      <w:tr>
-        <w:tc>
-          <w:tcPr>
-            <w:tcW w:w="1809" w:type="dxa"/>
-            <w:vMerge/>
-          </w:tcPr>
-          <w:p/>
-        </w:tc>
-        <w:tc>
-          <w:tcPr>
-            <w:tcW w:w="1134" w:type="dxa"/>
-          </w:tcPr>
-          <w:p>
-            <w:r>
-              <w:rPr>
-                <w:sz w:val="14"/>
-                <w:rFonts w:ascii="Arial" w:hAnsi="Arial"/>
-              </w:rPr>
-              <w:t xml:space="preserve">дезинфекция</w:t>
-            </w:r>
-          </w:p>
-        </w:tc>
-        <w:tc>
-          <w:tcPr>
-            <w:tcW w:w="426" w:type="dxa"/>
-            <w:vMerge/>
-            <w:tcMar>
-              <w:left w:w="0" w:type="dxa"/>
-              <w:right w:w="0" w:type="dxa"/>
-            </w:tcMar>
-            <w:textDirection w:val="btLr"/>
-          </w:tcPr>
-          <w:p/>
-        </w:tc>
-        <w:tc>
-          <w:tcPr>
-            <w:tcW w:w="1417" w:type="dxa"/>
-            <w:shd w:val="clear" w:color="auto" w:fill="FFFFCC"/>
-          </w:tcPr>
-          <w:p>
-            <w:pPr>
-              <w:rPr>
-                <w:b/>
-                <w:bCs/>
-              </w:rPr>
-            </w:pPr>
-            <w:r>
-              <w:rPr>
-                <w:sz w:val="14"/>
-                <w:rFonts w:ascii="Arial" w:hAnsi="Arial"/>
-                <w:b/>
-              </w:rPr>
-              <w:t xml:space="preserve">ХИМИТЕК ПОЛИДЕЗ-СУПЕР</w:t>
-            </w:r>
-          </w:p>
-        </w:tc>
-        <w:tc>
-          <w:tcPr>
-            <w:tcW w:w="1276" w:type="dxa"/>
-          </w:tcPr>
-          <w:p>
-            <w:r>
-              <w:rPr>
-                <w:sz w:val="14"/>
-                <w:rFonts w:ascii="Arial" w:hAnsi="Arial"/>
-              </w:rPr>
-              <w:t xml:space="preserve">ручной (протирание)</w:t>
-            </w:r>
-          </w:p>
-        </w:tc>
-        <w:tc>
-          <w:tcPr>
-            <w:tcW w:w="1990" w:type="dxa"/>
-          </w:tcPr>
-          <w:p>
-            <w:pPr>
-              <w:jc w:val="center"/>
-            </w:pPr>
-            <w:r>
-              <w:rPr>
-                <w:sz w:val="14"/>
-                <w:rFonts w:ascii="Arial" w:hAnsi="Arial"/>
-              </w:rPr>
-              <w:t xml:space="preserve">0,02-0,05 %</w:t>
-            </w:r>
-            <w:r>
-              <w:br/>
-            </w:r>
-            <w:r>
-              <w:rPr>
-                <w:rFonts w:ascii="Arial" w:hAnsi="Arial"/>
-                <w:sz w:val="14"/>
-              </w:rPr>
-              <w:t>дозирующая система ProMax</w:t>
-            </w:r>
-          </w:p>
-        </w:tc>
-        <w:tc>
-          <w:tcPr>
-            <w:tcW w:w="1248" w:type="dxa"/>
-          </w:tcPr>
-          <w:p>
-            <w:pPr>
-              <w:jc w:val="center"/>
-            </w:pPr>
-            <w:r>
-              <w:rPr>
-                <w:sz w:val="14"/>
-                <w:rFonts w:ascii="Arial" w:hAnsi="Arial"/>
-              </w:rPr>
-              <w:t xml:space="preserve">18-20 °C</w:t>
-            </w:r>
-          </w:p>
-        </w:tc>
-        <w:tc>
-          <w:tcPr>
-            <w:tcW w:w="1032" w:type="dxa"/>
-          </w:tcPr>
-          <w:p>
-            <w:pPr>
-              <w:jc w:val="center"/>
-            </w:pPr>
-            <w:r>
-              <w:rPr>
-                <w:sz w:val="14"/>
-                <w:rFonts w:ascii="Arial" w:hAnsi="Arial"/>
-              </w:rPr>
-              <w:t xml:space="preserve">20 мин</w:t>
-            </w:r>
-          </w:p>
-        </w:tc>
-        <w:tc>
-          <w:tcPr>
-            <w:tcW w:w="411" w:type="dxa"/>
-            <w:noWrap/>
-            <w:tcMar>
-              <w:left w:w="0" w:type="dxa"/>
-              <w:right w:w="0" w:type="dxa"/>
-            </w:tcMar>
-            <w:textDirection w:val="btLr"/>
-            <w:tcFitText/>
-            <w:vMerge/>
-            <w:shd w:val="clear" w:color="auto" w:fill="969696"/>
-          </w:tcPr>
-          <w:p/>
-        </w:tc>
-        <w:tc>
-          <w:tcPr>
-            <w:tcW w:w="1467" w:type="dxa"/>
-            <w:vMerge/>
-          </w:tcPr>
-          <w:p/>
-        </w:tc>
-        <w:tc>
-          <w:tcPr>
-            <w:tcW w:w="1554" w:type="dxa"/>
-            <w:vMerge/>
-          </w:tcPr>
-          <w:p/>
-        </w:tc>
-        <w:tc>
-          <w:tcPr>
-            <w:tcW w:w="1586" w:type="dxa"/>
-            <w:vMerge/>
-          </w:tcPr>
-          <w:p/>
-        </w:tc>
-      </w:tr>
-      <w:tr>
-        <w:tc>
-          <w:tcPr>
-            <w:tcW w:w="1809" w:type="dxa"/>
-            <w:vMerge/>
-          </w:tcPr>
-          <w:p/>
-        </w:tc>
-        <w:tc>
-          <w:tcPr>
-            <w:tcW w:w="1134" w:type="dxa"/>
-          </w:tcPr>
-          <w:p>
-            <w:r>
-              <w:rPr>
-                <w:sz w:val="14"/>
-                <w:rFonts w:ascii="Arial" w:hAnsi="Arial"/>
-              </w:rPr>
-              <w:t xml:space="preserve">дезинфекция</w:t>
-            </w:r>
-          </w:p>
-        </w:tc>
-        <w:tc>
-          <w:tcPr>
-            <w:tcW w:w="426" w:type="dxa"/>
-            <w:vMerge/>
-            <w:tcMar>
-              <w:left w:w="0" w:type="dxa"/>
-              <w:right w:w="0" w:type="dxa"/>
-            </w:tcMar>
-            <w:textDirection w:val="btLr"/>
-          </w:tcPr>
-          <w:p/>
-        </w:tc>
-        <w:tc>
-          <w:tcPr>
-            <w:tcW w:w="1417" w:type="dxa"/>
-            <w:shd w:val="clear" w:color="auto" w:fill="FFFFCC"/>
-          </w:tcPr>
-          <w:p>
-            <w:pPr>
-              <w:rPr>
-                <w:b/>
-                <w:bCs/>
-              </w:rPr>
-            </w:pPr>
-            <w:r>
-              <w:rPr>
-                <w:sz w:val="14"/>
-                <w:rFonts w:ascii="Arial" w:hAnsi="Arial"/>
-                <w:b/>
-              </w:rPr>
-              <w:t xml:space="preserve">ХИМИТЕК ПОЛИДЕЗ-СУПЕР</w:t>
-            </w:r>
-          </w:p>
-        </w:tc>
-        <w:tc>
-          <w:tcPr>
-            <w:tcW w:w="1276" w:type="dxa"/>
-          </w:tcPr>
-          <w:p>
-            <w:r>
-              <w:rPr>
-                <w:sz w:val="14"/>
-                <w:rFonts w:ascii="Arial" w:hAnsi="Arial"/>
-              </w:rPr>
-              <w:t xml:space="preserve">ручной (протирание)</w:t>
-            </w:r>
-          </w:p>
-        </w:tc>
-        <w:tc>
-          <w:tcPr>
-            <w:tcW w:w="1990" w:type="dxa"/>
-          </w:tcPr>
-          <w:p>
-            <w:pPr>
-              <w:jc w:val="center"/>
-            </w:pPr>
-            <w:r>
-              <w:rPr>
-                <w:sz w:val="14"/>
-                <w:rFonts w:ascii="Arial" w:hAnsi="Arial"/>
-              </w:rPr>
-              <w:t xml:space="preserve">0,02-0,05 %</w:t>
-            </w:r>
-            <w:r>
-              <w:br/>
-            </w:r>
-            <w:r>
-              <w:rPr>
-                <w:rFonts w:ascii="Arial" w:hAnsi="Arial"/>
-                <w:sz w:val="14"/>
-              </w:rPr>
-              <w:t>дозирующая система ProMax</w:t>
-            </w:r>
-          </w:p>
-        </w:tc>
-        <w:tc>
-          <w:tcPr>
-            <w:tcW w:w="1248" w:type="dxa"/>
-          </w:tcPr>
-          <w:p>
-            <w:pPr>
-              <w:jc w:val="center"/>
-            </w:pPr>
-            <w:r>
-              <w:rPr>
-                <w:sz w:val="14"/>
-                <w:rFonts w:ascii="Arial" w:hAnsi="Arial"/>
-              </w:rPr>
-              <w:t xml:space="preserve">18-20 °C</w:t>
-            </w:r>
-          </w:p>
-        </w:tc>
-        <w:tc>
-          <w:tcPr>
-            <w:tcW w:w="1032" w:type="dxa"/>
-          </w:tcPr>
-          <w:p>
-            <w:pPr>
-              <w:jc w:val="center"/>
-            </w:pPr>
-            <w:r>
-              <w:rPr>
-                <w:sz w:val="14"/>
-                <w:rFonts w:ascii="Arial" w:hAnsi="Arial"/>
-              </w:rPr>
-              <w:t xml:space="preserve">20 мин</w:t>
-            </w:r>
-          </w:p>
-        </w:tc>
-        <w:tc>
-          <w:tcPr>
-            <w:tcW w:w="411" w:type="dxa"/>
-            <w:noWrap/>
-            <w:tcMar>
-              <w:left w:w="0" w:type="dxa"/>
-              <w:right w:w="0" w:type="dxa"/>
-            </w:tcMar>
-            <w:textDirection w:val="btLr"/>
-            <w:tcFitText/>
-            <w:vMerge/>
-            <w:shd w:val="clear" w:color="auto" w:fill="969696"/>
-          </w:tcPr>
-          <w:p/>
-        </w:tc>
-        <w:tc>
-          <w:tcPr>
-            <w:tcW w:w="1467" w:type="dxa"/>
-          </w:tcPr>
-          <w:p>
-            <w:pPr>
-              <w:jc w:val="center"/>
-            </w:pPr>
-            <w:r>
-              <w:rPr>
-                <w:sz w:val="14"/>
-                <w:rFonts w:ascii="Arial" w:hAnsi="Arial"/>
-              </w:rPr>
-              <w:t xml:space="preserve">при простое &gt; 30 минут</w:t>
-            </w:r>
-          </w:p>
-        </w:tc>
-        <w:tc>
-          <w:tcPr>
-            <w:tcW w:w="1554" w:type="dxa"/>
-            <w:vMerge/>
-          </w:tcPr>
-          <w:p/>
-        </w:tc>
-        <w:tc>
-          <w:tcPr>
-            <w:tcW w:w="1586" w:type="dxa"/>
-            <w:vMerge/>
-          </w:tcPr>
-          <w:p/>
-        </w:tc>
-      </w:tr>
-      <w:tr>
-        <w:tc>
-          <w:tcPr>
-            <w:tcW w:w="15350" w:type="dxa"/>
-            <w:gridSpan w:val="12"/>
-            <w:shd w:val="clear" w:color="auto" w:fill="D2D2D2"/>
-          </w:tcPr>
-          <w:p>
-            <w:r>
-              <w:rPr>
-                <w:sz w:val="14"/>
-                <w:rFonts w:ascii="Arial" w:hAnsi="Arial"/>
-                <w:b/>
-              </w:rPr>
-              <w:t xml:space="preserve">Санитарная обработка рабочих поверхностей</w:t>
-            </w:r>
-          </w:p>
-        </w:tc>
-      </w:tr>
-      <w:tr>
-        <w:tc>
-          <w:tcPr>
-            <w:tcW w:w="1809" w:type="dxa"/>
-            <w:vMerge w:val="restart"/>
-          </w:tcPr>
-          <w:p>
-            <w:r>
-              <w:rPr>
-                <w:sz w:val="14"/>
-                <w:rFonts w:ascii="Arial" w:hAnsi="Arial"/>
-              </w:rPr>
-              <w:t xml:space="preserve">производственные столы из нержавеющий стали</w:t>
-            </w:r>
-          </w:p>
-          <w:p>
-            <w:r/>
-          </w:p>
-          <w:p>
-            <w:r/>
-          </w:p>
-        </w:tc>
-        <w:tc>
-          <w:tcPr>
-            <w:tcW w:w="1134" w:type="dxa"/>
-          </w:tcPr>
-          <w:p>
-            <w:r>
-              <w:rPr>
-                <w:sz w:val="14"/>
-                <w:rFonts w:ascii="Arial" w:hAnsi="Arial"/>
-              </w:rPr>
-              <w:t xml:space="preserve">мойка</w:t>
-            </w:r>
-          </w:p>
-        </w:tc>
-        <w:tc>
-          <w:tcPr>
-            <w:tcW w:w="426" w:type="dxa"/>
-            <w:vMerge w:val="restart"/>
-            <w:tcMar>
-              <w:left w:w="0" w:type="dxa"/>
-              <w:right w:w="0" w:type="dxa"/>
-            </w:tcMar>
-            <w:textDirection w:val="btLr"/>
-          </w:tcPr>
-          <w:p>
-            <w:pPr>
-              <w:ind w:left="113" w:right="113"/>
-              <w:jc w:val="center"/>
-            </w:pPr>
-            <w:r>
-              <w:rPr>
-                <w:sz w:val="14"/>
-                <w:rFonts w:ascii="Arial" w:hAnsi="Arial"/>
-              </w:rPr>
-              <w:t xml:space="preserve"/>
-            </w:r>
-          </w:p>
-          <w:p>
-            <w:r/>
-          </w:p>
-          <w:p>
-            <w:r/>
-          </w:p>
-        </w:tc>
-        <w:tc>
-          <w:tcPr>
-            <w:tcW w:w="1417" w:type="dxa"/>
-            <w:shd w:val="clear" w:color="auto" w:fill="99CCFF"/>
-          </w:tcPr>
-          <w:p>
-            <w:pPr>
-              <w:rPr>
-                <w:b/>
-                <w:bCs/>
-              </w:rPr>
-            </w:pPr>
-            <w:r>
-              <w:rPr>
-                <w:sz w:val="14"/>
-                <w:rFonts w:ascii="Arial" w:hAnsi="Arial"/>
-                <w:b/>
-              </w:rPr>
-              <w:t xml:space="preserve">ХИМИТЕК ЧУДОДЕЙ®-ПОЛИПРОМ 190022</w:t>
-            </w:r>
-          </w:p>
-        </w:tc>
-        <w:tc>
-          <w:tcPr>
-            <w:tcW w:w="1276" w:type="dxa"/>
-          </w:tcPr>
-          <w:p>
-            <w:r>
-              <w:rPr>
-                <w:sz w:val="14"/>
-                <w:rFonts w:ascii="Arial" w:hAnsi="Arial"/>
-              </w:rPr>
-              <w:t xml:space="preserve">ручной (протирание, обработка щеткой)</w:t>
-            </w:r>
-          </w:p>
-        </w:tc>
-        <w:tc>
-          <w:tcPr>
-            <w:tcW w:w="1990" w:type="dxa"/>
-          </w:tcPr>
-          <w:p>
-            <w:pPr>
-              <w:jc w:val="center"/>
-            </w:pPr>
-            <w:r>
-              <w:rPr>
-                <w:sz w:val="14"/>
-                <w:rFonts w:ascii="Arial" w:hAnsi="Arial"/>
-              </w:rPr>
-              <w:t xml:space="preserve">1,0 %</w:t>
-            </w:r>
-            <w:r>
-              <w:br/>
-            </w:r>
-            <w:r>
-              <w:rPr>
-                <w:rFonts w:ascii="Arial" w:hAnsi="Arial"/>
-                <w:sz w:val="14"/>
-              </w:rPr>
-              <w:t>ручное разведение</w:t>
-            </w:r>
-          </w:p>
-        </w:tc>
-        <w:tc>
-          <w:tcPr>
-            <w:tcW w:w="1248" w:type="dxa"/>
-          </w:tcPr>
-          <w:p>
-            <w:pPr>
-              <w:jc w:val="center"/>
-            </w:pPr>
-            <w:r>
-              <w:rPr>
-                <w:sz w:val="14"/>
-                <w:rFonts w:ascii="Arial" w:hAnsi="Arial"/>
-              </w:rPr>
-              <w:t xml:space="preserve">не ниже 40°C</w:t>
-            </w:r>
-          </w:p>
-        </w:tc>
-        <w:tc>
-          <w:tcPr>
-            <w:tcW w:w="1032" w:type="dxa"/>
-          </w:tcPr>
-          <w:p>
-            <w:pPr>
-              <w:jc w:val="center"/>
-            </w:pPr>
-            <w:r>
-              <w:rPr>
-                <w:sz w:val="14"/>
-                <w:rFonts w:ascii="Arial" w:hAnsi="Arial"/>
-              </w:rPr>
-              <w:t xml:space="preserve">_____________</w:t>
-            </w:r>
-          </w:p>
-        </w:tc>
-        <w:tc>
-          <w:tcPr>
-            <w:tcW w:w="411" w:type="dxa"/>
-            <w:noWrap/>
-            <w:tcMar>
-              <w:left w:w="0" w:type="dxa"/>
-              <w:right w:w="0" w:type="dxa"/>
-            </w:tcMar>
-            <w:textDirection w:val="btLr"/>
-            <w:tcFitText/>
-            <w:vMerge w:val="restart"/>
-            <w:shd w:val="clear" w:color="auto" w:fill="969696"/>
-          </w:tcPr>
-          <w:p>
-            <w:pPr>
-              <w:ind w:left="113" w:right="113"/>
-              <w:jc w:val="center"/>
-              <w:rPr>
-                <w:b/>
-                <w:bCs/>
-              </w:rPr>
-            </w:pPr>
-            <w:r>
-              <w:rPr>
-                <w:sz w:val="14"/>
-                <w:rFonts w:ascii="Arial" w:hAnsi="Arial"/>
-                <w:b/>
-              </w:rPr>
-              <w:t xml:space="preserve">черный</w:t>
-            </w:r>
-          </w:p>
-          <w:p>
-            <w:r/>
-          </w:p>
-          <w:p>
-            <w:r/>
-          </w:p>
-        </w:tc>
-        <w:tc>
-          <w:tcPr>
-            <w:tcW w:w="1467" w:type="dxa"/>
-            <w:vMerge w:val="restart"/>
-          </w:tcPr>
-          <w:p>
-            <w:pPr>
-              <w:jc w:val="center"/>
-            </w:pPr>
-            <w:r>
-              <w:rPr>
-                <w:sz w:val="14"/>
-                <w:rFonts w:ascii="Arial" w:hAnsi="Arial"/>
-              </w:rPr>
-              <w:t xml:space="preserve">1 раз в смену, при смене операций</w:t>
-            </w:r>
-          </w:p>
-          <w:p>
-            <w:r/>
-          </w:p>
-        </w:tc>
-        <w:tc>
-          <w:tcPr>
-            <w:tcW w:w="1554" w:type="dxa"/>
-            <w:vMerge w:val="restart"/>
-          </w:tcPr>
-          <w:p>
-            <w:r>
-              <w:rPr>
-                <w:sz w:val="14"/>
-                <w:rFonts w:ascii="Arial" w:hAnsi="Arial"/>
-              </w:rPr>
-              <w:t xml:space="preserve">сотрудник производства</w:t>
-            </w:r>
-          </w:p>
-          <w:p>
-            <w:r/>
-          </w:p>
-          <w:p>
-            <w:r/>
-          </w:p>
-        </w:tc>
-        <w:tc>
-          <w:tcPr>
-            <w:tcW w:w="1586" w:type="dxa"/>
-            <w:vMerge w:val="restart"/>
-          </w:tcPr>
-          <w:p>
-            <w:r>
-              <w:rPr>
-                <w:sz w:val="14"/>
-                <w:rFonts w:ascii="Arial" w:hAnsi="Arial"/>
-              </w:rPr>
-              <w:t xml:space="preserve">визуальный контроль, химический контроль, микробиологический контроль /сотрудник отдела качества</w:t>
-            </w:r>
-          </w:p>
-          <w:p>
-            <w:r/>
-          </w:p>
-          <w:p>
-            <w:r/>
-          </w:p>
-        </w:tc>
-      </w:tr>
-      <w:tr>
-        <w:tc>
-          <w:tcPr>
-            <w:tcW w:w="1809" w:type="dxa"/>
-            <w:vMerge/>
-          </w:tcPr>
-          <w:p/>
-        </w:tc>
-        <w:tc>
-          <w:tcPr>
-            <w:tcW w:w="1134" w:type="dxa"/>
-          </w:tcPr>
-          <w:p>
-            <w:r>
-              <w:rPr>
-                <w:sz w:val="14"/>
-                <w:rFonts w:ascii="Arial" w:hAnsi="Arial"/>
-              </w:rPr>
-              <w:t xml:space="preserve">дезинфекция</w:t>
-            </w:r>
-          </w:p>
-        </w:tc>
-        <w:tc>
-          <w:tcPr>
-            <w:tcW w:w="426" w:type="dxa"/>
-            <w:vMerge/>
-            <w:tcMar>
-              <w:left w:w="0" w:type="dxa"/>
-              <w:right w:w="0" w:type="dxa"/>
-            </w:tcMar>
-            <w:textDirection w:val="btLr"/>
-          </w:tcPr>
-          <w:p/>
-        </w:tc>
-        <w:tc>
-          <w:tcPr>
-            <w:tcW w:w="1417" w:type="dxa"/>
-            <w:shd w:val="clear" w:color="auto" w:fill="FFFFCC"/>
-          </w:tcPr>
-          <w:p>
-            <w:pPr>
-              <w:rPr>
-                <w:b/>
-                <w:bCs/>
-              </w:rPr>
-            </w:pPr>
-            <w:r>
-              <w:rPr>
-                <w:sz w:val="14"/>
-                <w:rFonts w:ascii="Arial" w:hAnsi="Arial"/>
-                <w:b/>
-              </w:rPr>
-              <w:t xml:space="preserve">ХИМИТЕК ПОЛИДЕЗ-СУПЕР</w:t>
-            </w:r>
-          </w:p>
-        </w:tc>
-        <w:tc>
-          <w:tcPr>
-            <w:tcW w:w="1276" w:type="dxa"/>
-          </w:tcPr>
-          <w:p>
-            <w:r>
-              <w:rPr>
-                <w:sz w:val="14"/>
-                <w:rFonts w:ascii="Arial" w:hAnsi="Arial"/>
-              </w:rPr>
-              <w:t xml:space="preserve">ручной (протирание)</w:t>
-            </w:r>
-          </w:p>
-        </w:tc>
-        <w:tc>
-          <w:tcPr>
-            <w:tcW w:w="1990" w:type="dxa"/>
-          </w:tcPr>
-          <w:p>
-            <w:pPr>
-              <w:jc w:val="center"/>
-            </w:pPr>
-            <w:r>
-              <w:rPr>
-                <w:sz w:val="14"/>
-                <w:rFonts w:ascii="Arial" w:hAnsi="Arial"/>
-              </w:rPr>
-              <w:t xml:space="preserve">0,02-0,05 %</w:t>
-            </w:r>
-            <w:r>
-              <w:br/>
-            </w:r>
-            <w:r>
-              <w:rPr>
-                <w:rFonts w:ascii="Arial" w:hAnsi="Arial"/>
-                <w:sz w:val="14"/>
-              </w:rPr>
-              <w:t>дозирующая система ProMax</w:t>
-            </w:r>
-          </w:p>
-        </w:tc>
-        <w:tc>
-          <w:tcPr>
-            <w:tcW w:w="1248" w:type="dxa"/>
-          </w:tcPr>
-          <w:p>
-            <w:pPr>
-              <w:jc w:val="center"/>
-            </w:pPr>
-            <w:r>
-              <w:rPr>
-                <w:sz w:val="14"/>
-                <w:rFonts w:ascii="Arial" w:hAnsi="Arial"/>
-              </w:rPr>
-              <w:t xml:space="preserve">18-20 °C</w:t>
-            </w:r>
-          </w:p>
-        </w:tc>
-        <w:tc>
-          <w:tcPr>
-            <w:tcW w:w="1032" w:type="dxa"/>
-          </w:tcPr>
-          <w:p>
-            <w:pPr>
-              <w:jc w:val="center"/>
-            </w:pPr>
-            <w:r>
-              <w:rPr>
-                <w:sz w:val="14"/>
-                <w:rFonts w:ascii="Arial" w:hAnsi="Arial"/>
-              </w:rPr>
-              <w:t xml:space="preserve">20 мин</w:t>
-            </w:r>
-          </w:p>
-        </w:tc>
-        <w:tc>
-          <w:tcPr>
-            <w:tcW w:w="411" w:type="dxa"/>
-            <w:noWrap/>
-            <w:tcMar>
-              <w:left w:w="0" w:type="dxa"/>
-              <w:right w:w="0" w:type="dxa"/>
-            </w:tcMar>
-            <w:textDirection w:val="btLr"/>
-            <w:tcFitText/>
-            <w:vMerge/>
-            <w:shd w:val="clear" w:color="auto" w:fill="969696"/>
-          </w:tcPr>
-          <w:p/>
-        </w:tc>
-        <w:tc>
-          <w:tcPr>
-            <w:tcW w:w="1467" w:type="dxa"/>
-            <w:vMerge/>
-          </w:tcPr>
-          <w:p/>
-        </w:tc>
-        <w:tc>
-          <w:tcPr>
-            <w:tcW w:w="1554" w:type="dxa"/>
-            <w:vMerge/>
-          </w:tcPr>
-          <w:p/>
-        </w:tc>
-        <w:tc>
-          <w:tcPr>
-            <w:tcW w:w="1586" w:type="dxa"/>
-            <w:vMerge/>
-          </w:tcPr>
-          <w:p/>
-        </w:tc>
-      </w:tr>
-      <w:tr>
-        <w:tc>
-          <w:tcPr>
-            <w:tcW w:w="1809" w:type="dxa"/>
-            <w:vMerge/>
-          </w:tcPr>
-          <w:p/>
-        </w:tc>
-        <w:tc>
-          <w:tcPr>
-            <w:tcW w:w="1134" w:type="dxa"/>
-          </w:tcPr>
-          <w:p>
-            <w:r>
-              <w:rPr>
-                <w:sz w:val="14"/>
-                <w:rFonts w:ascii="Arial" w:hAnsi="Arial"/>
-              </w:rPr>
-              <w:t xml:space="preserve">дезинфекция</w:t>
-            </w:r>
-          </w:p>
-        </w:tc>
-        <w:tc>
-          <w:tcPr>
-            <w:tcW w:w="426" w:type="dxa"/>
-            <w:vMerge/>
-            <w:tcMar>
-              <w:left w:w="0" w:type="dxa"/>
-              <w:right w:w="0" w:type="dxa"/>
-            </w:tcMar>
-            <w:textDirection w:val="btLr"/>
-          </w:tcPr>
-          <w:p/>
-        </w:tc>
-        <w:tc>
-          <w:tcPr>
-            <w:tcW w:w="1417" w:type="dxa"/>
-            <w:shd w:val="clear" w:color="auto" w:fill="FFFFCC"/>
-          </w:tcPr>
-          <w:p>
-            <w:pPr>
-              <w:rPr>
-                <w:b/>
-                <w:bCs/>
-              </w:rPr>
-            </w:pPr>
-            <w:r>
-              <w:rPr>
-                <w:sz w:val="14"/>
-                <w:rFonts w:ascii="Arial" w:hAnsi="Arial"/>
-                <w:b/>
-              </w:rPr>
-              <w:t xml:space="preserve">ХИМИТЕК ПОЛИДЕЗ-СУПЕР</w:t>
-            </w:r>
-          </w:p>
-        </w:tc>
-        <w:tc>
-          <w:tcPr>
-            <w:tcW w:w="1276" w:type="dxa"/>
-          </w:tcPr>
-          <w:p>
-            <w:r>
-              <w:rPr>
-                <w:sz w:val="14"/>
-                <w:rFonts w:ascii="Arial" w:hAnsi="Arial"/>
-              </w:rPr>
-              <w:t xml:space="preserve">ручной (протирание)</w:t>
-            </w:r>
-          </w:p>
-        </w:tc>
-        <w:tc>
-          <w:tcPr>
-            <w:tcW w:w="1990" w:type="dxa"/>
-          </w:tcPr>
-          <w:p>
-            <w:pPr>
-              <w:jc w:val="center"/>
-            </w:pPr>
-            <w:r>
-              <w:rPr>
-                <w:sz w:val="14"/>
-                <w:rFonts w:ascii="Arial" w:hAnsi="Arial"/>
-              </w:rPr>
-              <w:t xml:space="preserve">0,02-0,05 %</w:t>
-            </w:r>
-            <w:r>
-              <w:br/>
-            </w:r>
-            <w:r>
-              <w:rPr>
-                <w:rFonts w:ascii="Arial" w:hAnsi="Arial"/>
-                <w:sz w:val="14"/>
-              </w:rPr>
-              <w:t>дозирующая система ProMax</w:t>
-            </w:r>
-          </w:p>
-        </w:tc>
-        <w:tc>
-          <w:tcPr>
-            <w:tcW w:w="1248" w:type="dxa"/>
-          </w:tcPr>
-          <w:p>
-            <w:pPr>
-              <w:jc w:val="center"/>
-            </w:pPr>
-            <w:r>
-              <w:rPr>
-                <w:sz w:val="14"/>
-                <w:rFonts w:ascii="Arial" w:hAnsi="Arial"/>
-              </w:rPr>
-              <w:t xml:space="preserve">18-20 °C</w:t>
-            </w:r>
-          </w:p>
-        </w:tc>
-        <w:tc>
-          <w:tcPr>
-            <w:tcW w:w="1032" w:type="dxa"/>
-          </w:tcPr>
-          <w:p>
-            <w:pPr>
-              <w:jc w:val="center"/>
-            </w:pPr>
-            <w:r>
-              <w:rPr>
-                <w:sz w:val="14"/>
-                <w:rFonts w:ascii="Arial" w:hAnsi="Arial"/>
-              </w:rPr>
-              <w:t xml:space="preserve">20 мин</w:t>
-            </w:r>
-          </w:p>
-        </w:tc>
-        <w:tc>
-          <w:tcPr>
-            <w:tcW w:w="411" w:type="dxa"/>
-            <w:noWrap/>
-            <w:tcMar>
-              <w:left w:w="0" w:type="dxa"/>
-              <w:right w:w="0" w:type="dxa"/>
-            </w:tcMar>
-            <w:textDirection w:val="btLr"/>
-            <w:tcFitText/>
-            <w:vMerge/>
-            <w:shd w:val="clear" w:color="auto" w:fill="969696"/>
-          </w:tcPr>
-          <w:p/>
-        </w:tc>
-        <w:tc>
-          <w:tcPr>
-            <w:tcW w:w="1467" w:type="dxa"/>
-          </w:tcPr>
-          <w:p>
-            <w:pPr>
-              <w:jc w:val="center"/>
-            </w:pPr>
-            <w:r>
-              <w:rPr>
-                <w:sz w:val="14"/>
-                <w:rFonts w:ascii="Arial" w:hAnsi="Arial"/>
-              </w:rPr>
-              <w:t xml:space="preserve">при простое &gt; 30 минут</w:t>
-            </w:r>
-          </w:p>
-        </w:tc>
-        <w:tc>
-          <w:tcPr>
-            <w:tcW w:w="1554" w:type="dxa"/>
-            <w:vMerge/>
-          </w:tcPr>
-          <w:p/>
-        </w:tc>
-        <w:tc>
-          <w:tcPr>
-            <w:tcW w:w="1586" w:type="dxa"/>
-            <w:vMerge/>
-          </w:tcPr>
-          <w:p/>
-        </w:tc>
-      </w:tr>
-      <w:tr>
-        <w:tc>
-          <w:tcPr>
-            <w:tcW w:w="15350" w:type="dxa"/>
-            <w:gridSpan w:val="12"/>
-            <w:shd w:val="clear" w:color="auto" w:fill="D2D2D2"/>
-          </w:tcPr>
-          <w:p>
-            <w:r>
-              <w:rPr>
-                <w:sz w:val="14"/>
-                <w:rFonts w:ascii="Arial" w:hAnsi="Arial"/>
-                <w:b/>
-              </w:rPr>
-              <w:t xml:space="preserve">Санитарная обработка технологического оборудования</w:t>
-            </w:r>
-          </w:p>
         </w:tc>
       </w:tr>
       <w:tr>

--- a/tech_cards/Раздевалка мужскаяженская_tech_card.docx
+++ b/tech_cards/Раздевалка мужскаяженская_tech_card.docx
@@ -751,1001 +751,6 @@
                 <w:rFonts w:ascii="Arial" w:hAnsi="Arial"/>
                 <w:b/>
               </w:rPr>
-              <w:t xml:space="preserve">Санитарная обработка технологического оборудования</w:t>
-            </w:r>
-          </w:p>
-        </w:tc>
-      </w:tr>
-      <w:tr>
-        <w:tc>
-          <w:tcPr>
-            <w:tcW w:w="1809" w:type="dxa"/>
-            <w:vMerge w:val="restart"/>
-          </w:tcPr>
-          <w:p>
-            <w:r>
-              <w:rPr>
-                <w:sz w:val="14"/>
-                <w:rFonts w:ascii="Arial" w:hAnsi="Arial"/>
-              </w:rPr>
-              <w:t xml:space="preserve">холодильные шкафы</w:t>
-            </w:r>
-          </w:p>
-          <w:p>
-            <w:r/>
-          </w:p>
-          <w:p>
-            <w:r/>
-          </w:p>
-          <w:p>
-            <w:r/>
-          </w:p>
-          <w:p>
-            <w:r/>
-          </w:p>
-          <w:p>
-            <w:r/>
-          </w:p>
-          <w:p>
-            <w:r/>
-          </w:p>
-        </w:tc>
-        <w:tc>
-          <w:tcPr>
-            <w:tcW w:w="1134" w:type="dxa"/>
-          </w:tcPr>
-          <w:p/>
-        </w:tc>
-        <w:tc>
-          <w:tcPr>
-            <w:tcW w:w="426" w:type="dxa"/>
-            <w:tcMar>
-              <w:left w:w="0" w:type="dxa"/>
-              <w:right w:w="0" w:type="dxa"/>
-            </w:tcMar>
-            <w:textDirection w:val="btLr"/>
-          </w:tcPr>
-          <w:p>
-            <w:pPr>
-              <w:ind w:left="113" w:right="113"/>
-              <w:jc w:val="center"/>
-            </w:pPr>
-          </w:p>
-        </w:tc>
-        <w:tc>
-          <w:tcPr>
-            <w:tcW w:w="1417" w:type="dxa"/>
-          </w:tcPr>
-          <w:p>
-            <w:pPr>
-              <w:rPr>
-                <w:b/>
-                <w:bCs/>
-              </w:rPr>
-            </w:pPr>
-          </w:p>
-        </w:tc>
-        <w:tc>
-          <w:tcPr>
-            <w:tcW w:w="1276" w:type="dxa"/>
-          </w:tcPr>
-          <w:p/>
-        </w:tc>
-        <w:tc>
-          <w:tcPr>
-            <w:tcW w:w="1990" w:type="dxa"/>
-          </w:tcPr>
-          <w:p>
-            <w:pPr>
-              <w:jc w:val="center"/>
-            </w:pPr>
-          </w:p>
-        </w:tc>
-        <w:tc>
-          <w:tcPr>
-            <w:tcW w:w="1248" w:type="dxa"/>
-          </w:tcPr>
-          <w:p>
-            <w:pPr>
-              <w:jc w:val="center"/>
-            </w:pPr>
-          </w:p>
-        </w:tc>
-        <w:tc>
-          <w:tcPr>
-            <w:tcW w:w="1032" w:type="dxa"/>
-          </w:tcPr>
-          <w:p>
-            <w:pPr>
-              <w:jc w:val="center"/>
-            </w:pPr>
-          </w:p>
-        </w:tc>
-        <w:tc>
-          <w:tcPr>
-            <w:tcW w:w="411" w:type="dxa"/>
-            <w:noWrap/>
-            <w:tcMar>
-              <w:left w:w="0" w:type="dxa"/>
-              <w:right w:w="0" w:type="dxa"/>
-            </w:tcMar>
-            <w:textDirection w:val="btLr"/>
-            <w:tcFitText/>
-          </w:tcPr>
-          <w:p>
-            <w:pPr>
-              <w:ind w:left="113" w:right="113"/>
-              <w:jc w:val="center"/>
-              <w:rPr>
-                <w:b/>
-                <w:bCs/>
-              </w:rPr>
-            </w:pPr>
-          </w:p>
-        </w:tc>
-        <w:tc>
-          <w:tcPr>
-            <w:tcW w:w="1467" w:type="dxa"/>
-          </w:tcPr>
-          <w:p>
-            <w:pPr>
-              <w:jc w:val="center"/>
-            </w:pPr>
-          </w:p>
-        </w:tc>
-        <w:tc>
-          <w:tcPr>
-            <w:tcW w:w="1554" w:type="dxa"/>
-          </w:tcPr>
-          <w:p/>
-        </w:tc>
-        <w:tc>
-          <w:tcPr>
-            <w:tcW w:w="1586" w:type="dxa"/>
-          </w:tcPr>
-          <w:p/>
-        </w:tc>
-      </w:tr>
-      <w:tr>
-        <w:tc>
-          <w:tcPr>
-            <w:tcW w:w="1809" w:type="dxa"/>
-            <w:vMerge/>
-          </w:tcPr>
-          <w:p/>
-        </w:tc>
-        <w:tc>
-          <w:tcPr>
-            <w:tcW w:w="13541" w:type="dxa"/>
-            <w:gridSpan w:val="11"/>
-            <w:shd w:val="clear" w:color="auto" w:fill="D2D2D2"/>
-          </w:tcPr>
-          <w:p>
-            <w:r>
-              <w:rPr>
-                <w:sz w:val="14"/>
-                <w:rFonts w:ascii="Arial" w:hAnsi="Arial"/>
-                <w:b/>
-              </w:rPr>
-              <w:t xml:space="preserve">Внешние поверхности</w:t>
-            </w:r>
-          </w:p>
-        </w:tc>
-      </w:tr>
-      <w:tr>
-        <w:tc>
-          <w:tcPr>
-            <w:tcW w:w="1809" w:type="dxa"/>
-            <w:vMerge/>
-          </w:tcPr>
-          <w:p/>
-        </w:tc>
-        <w:tc>
-          <w:tcPr>
-            <w:tcW w:w="1134" w:type="dxa"/>
-          </w:tcPr>
-          <w:p>
-            <w:r>
-              <w:rPr>
-                <w:sz w:val="14"/>
-                <w:rFonts w:ascii="Arial" w:hAnsi="Arial"/>
-              </w:rPr>
-              <w:t xml:space="preserve">мойка</w:t>
-            </w:r>
-          </w:p>
-        </w:tc>
-        <w:tc>
-          <w:tcPr>
-            <w:tcW w:w="426" w:type="dxa"/>
-            <w:vMerge w:val="restart"/>
-            <w:tcMar>
-              <w:left w:w="0" w:type="dxa"/>
-              <w:right w:w="0" w:type="dxa"/>
-            </w:tcMar>
-            <w:textDirection w:val="btLr"/>
-          </w:tcPr>
-          <w:p>
-            <w:pPr>
-              <w:ind w:left="113" w:right="113"/>
-              <w:jc w:val="center"/>
-            </w:pPr>
-            <w:r>
-              <w:rPr>
-                <w:sz w:val="14"/>
-                <w:rFonts w:ascii="Arial" w:hAnsi="Arial"/>
-              </w:rPr>
-              <w:t xml:space="preserve"/>
-            </w:r>
-          </w:p>
-          <w:p>
-            <w:r/>
-          </w:p>
-        </w:tc>
-        <w:tc>
-          <w:tcPr>
-            <w:tcW w:w="1417" w:type="dxa"/>
-            <w:shd w:val="clear" w:color="auto" w:fill="99FF99"/>
-          </w:tcPr>
-          <w:p>
-            <w:pPr>
-              <w:rPr>
-                <w:b/>
-                <w:bCs/>
-              </w:rPr>
-            </w:pPr>
-            <w:r>
-              <w:rPr>
-                <w:sz w:val="14"/>
-                <w:rFonts w:ascii="Arial" w:hAnsi="Arial"/>
-                <w:b/>
-              </w:rPr>
-              <w:t xml:space="preserve">ХИМИТЕК ИЗУМРУД 310</w:t>
-            </w:r>
-          </w:p>
-        </w:tc>
-        <w:tc>
-          <w:tcPr>
-            <w:tcW w:w="1276" w:type="dxa"/>
-          </w:tcPr>
-          <w:p>
-            <w:r>
-              <w:rPr>
-                <w:sz w:val="14"/>
-                <w:rFonts w:ascii="Arial" w:hAnsi="Arial"/>
-              </w:rPr>
-              <w:t xml:space="preserve">ручной (протирание, обработка щеткой)</w:t>
-            </w:r>
-          </w:p>
-        </w:tc>
-        <w:tc>
-          <w:tcPr>
-            <w:tcW w:w="1990" w:type="dxa"/>
-          </w:tcPr>
-          <w:p>
-            <w:pPr>
-              <w:jc w:val="center"/>
-            </w:pPr>
-            <w:r>
-              <w:rPr>
-                <w:sz w:val="14"/>
-                <w:rFonts w:ascii="Arial" w:hAnsi="Arial"/>
-              </w:rPr>
-              <w:t xml:space="preserve">1,0 – 2,0%,
-дозирующая система ProMax</w:t>
-            </w:r>
-          </w:p>
-        </w:tc>
-        <w:tc>
-          <w:tcPr>
-            <w:tcW w:w="1248" w:type="dxa"/>
-          </w:tcPr>
-          <w:p>
-            <w:pPr>
-              <w:jc w:val="center"/>
-            </w:pPr>
-            <w:r>
-              <w:rPr>
-                <w:sz w:val="14"/>
-                <w:rFonts w:ascii="Arial" w:hAnsi="Arial"/>
-              </w:rPr>
-              <w:t xml:space="preserve">не ниже 40°C</w:t>
-            </w:r>
-          </w:p>
-        </w:tc>
-        <w:tc>
-          <w:tcPr>
-            <w:tcW w:w="1032" w:type="dxa"/>
-          </w:tcPr>
-          <w:p>
-            <w:pPr>
-              <w:jc w:val="center"/>
-            </w:pPr>
-            <w:r>
-              <w:rPr>
-                <w:sz w:val="14"/>
-                <w:rFonts w:ascii="Arial" w:hAnsi="Arial"/>
-              </w:rPr>
-              <w:t xml:space="preserve">_____________</w:t>
-            </w:r>
-          </w:p>
-        </w:tc>
-        <w:tc>
-          <w:tcPr>
-            <w:tcW w:w="411" w:type="dxa"/>
-            <w:vMerge w:val="restart"/>
-            <w:noWrap/>
-            <w:tcMar>
-              <w:left w:w="0" w:type="dxa"/>
-              <w:right w:w="0" w:type="dxa"/>
-            </w:tcMar>
-            <w:textDirection w:val="btLr"/>
-            <w:tcFitText/>
-          </w:tcPr>
-          <w:p>
-            <w:pPr>
-              <w:ind w:left="113" w:right="113"/>
-              <w:jc w:val="center"/>
-              <w:rPr>
-                <w:b/>
-                <w:bCs/>
-              </w:rPr>
-            </w:pPr>
-            <w:r>
-              <w:rPr>
-                <w:sz w:val="14"/>
-                <w:rFonts w:ascii="Arial" w:hAnsi="Arial"/>
-                <w:b/>
-              </w:rPr>
-              <w:t xml:space="preserve">промаркированный</w:t>
-            </w:r>
-          </w:p>
-          <w:p>
-            <w:r/>
-          </w:p>
-        </w:tc>
-        <w:tc>
-          <w:tcPr>
-            <w:tcW w:w="1467" w:type="dxa"/>
-            <w:vMerge w:val="restart"/>
-          </w:tcPr>
-          <w:p>
-            <w:pPr>
-              <w:jc w:val="center"/>
-            </w:pPr>
-            <w:r>
-              <w:rPr>
-                <w:sz w:val="14"/>
-                <w:rFonts w:ascii="Arial" w:hAnsi="Arial"/>
-              </w:rPr>
-              <w:t xml:space="preserve">1 раз в неделю</w:t>
-            </w:r>
-          </w:p>
-          <w:p>
-            <w:r/>
-          </w:p>
-        </w:tc>
-        <w:tc>
-          <w:tcPr>
-            <w:tcW w:w="1554" w:type="dxa"/>
-            <w:vMerge w:val="restart"/>
-          </w:tcPr>
-          <w:p>
-            <w:r>
-              <w:rPr>
-                <w:sz w:val="14"/>
-                <w:rFonts w:ascii="Arial" w:hAnsi="Arial"/>
-              </w:rPr>
-              <w:t xml:space="preserve">сотрудник внутреннего клининга</w:t>
-            </w:r>
-          </w:p>
-          <w:p>
-            <w:r/>
-          </w:p>
-        </w:tc>
-        <w:tc>
-          <w:tcPr>
-            <w:tcW w:w="1586" w:type="dxa"/>
-            <w:vMerge w:val="restart"/>
-          </w:tcPr>
-          <w:p>
-            <w:r>
-              <w:rPr>
-                <w:sz w:val="14"/>
-                <w:rFonts w:ascii="Arial" w:hAnsi="Arial"/>
-              </w:rPr>
-              <w:t xml:space="preserve">визуальный контроль/сотрудник отдела качества</w:t>
-            </w:r>
-          </w:p>
-          <w:p>
-            <w:r/>
-          </w:p>
-        </w:tc>
-      </w:tr>
-      <w:tr>
-        <w:tc>
-          <w:tcPr>
-            <w:tcW w:w="1809" w:type="dxa"/>
-            <w:vMerge/>
-          </w:tcPr>
-          <w:p/>
-        </w:tc>
-        <w:tc>
-          <w:tcPr>
-            <w:tcW w:w="1134" w:type="dxa"/>
-          </w:tcPr>
-          <w:p>
-            <w:r>
-              <w:rPr>
-                <w:sz w:val="14"/>
-                <w:rFonts w:ascii="Arial" w:hAnsi="Arial"/>
-              </w:rPr>
-              <w:t xml:space="preserve">дезинфекция</w:t>
-            </w:r>
-          </w:p>
-        </w:tc>
-        <w:tc>
-          <w:tcPr>
-            <w:tcW w:w="426" w:type="dxa"/>
-            <w:vMerge/>
-            <w:tcMar>
-              <w:left w:w="0" w:type="dxa"/>
-              <w:right w:w="0" w:type="dxa"/>
-            </w:tcMar>
-            <w:textDirection w:val="btLr"/>
-          </w:tcPr>
-          <w:p/>
-        </w:tc>
-        <w:tc>
-          <w:tcPr>
-            <w:tcW w:w="1417" w:type="dxa"/>
-            <w:shd w:val="clear" w:color="auto" w:fill="FFFFCC"/>
-          </w:tcPr>
-          <w:p>
-            <w:pPr>
-              <w:rPr>
-                <w:b/>
-                <w:bCs/>
-              </w:rPr>
-            </w:pPr>
-            <w:r>
-              <w:rPr>
-                <w:sz w:val="14"/>
-                <w:rFonts w:ascii="Arial" w:hAnsi="Arial"/>
-                <w:b/>
-              </w:rPr>
-              <w:t xml:space="preserve">ХИМИТЕК ПОЛИДЕЗ®-СУПЕР</w:t>
-            </w:r>
-          </w:p>
-        </w:tc>
-        <w:tc>
-          <w:tcPr>
-            <w:tcW w:w="1276" w:type="dxa"/>
-          </w:tcPr>
-          <w:p>
-            <w:r>
-              <w:rPr>
-                <w:sz w:val="14"/>
-                <w:rFonts w:ascii="Arial" w:hAnsi="Arial"/>
-              </w:rPr>
-              <w:t xml:space="preserve">ручной (протирание)</w:t>
-            </w:r>
-          </w:p>
-        </w:tc>
-        <w:tc>
-          <w:tcPr>
-            <w:tcW w:w="1990" w:type="dxa"/>
-          </w:tcPr>
-          <w:p>
-            <w:pPr>
-              <w:jc w:val="center"/>
-            </w:pPr>
-            <w:r>
-              <w:rPr>
-                <w:sz w:val="14"/>
-                <w:rFonts w:ascii="Arial" w:hAnsi="Arial"/>
-              </w:rPr>
-              <w:t xml:space="preserve">0,02 % – 0,05 % (по НУК),
-дозирующая система ProMax</w:t>
-            </w:r>
-          </w:p>
-        </w:tc>
-        <w:tc>
-          <w:tcPr>
-            <w:tcW w:w="1248" w:type="dxa"/>
-          </w:tcPr>
-          <w:p>
-            <w:pPr>
-              <w:jc w:val="center"/>
-            </w:pPr>
-            <w:r>
-              <w:rPr>
-                <w:sz w:val="14"/>
-                <w:rFonts w:ascii="Arial" w:hAnsi="Arial"/>
-              </w:rPr>
-              <w:t xml:space="preserve">18-20 °C</w:t>
-            </w:r>
-          </w:p>
-        </w:tc>
-        <w:tc>
-          <w:tcPr>
-            <w:tcW w:w="1032" w:type="dxa"/>
-          </w:tcPr>
-          <w:p>
-            <w:pPr>
-              <w:jc w:val="center"/>
-            </w:pPr>
-            <w:r>
-              <w:rPr>
-                <w:sz w:val="14"/>
-                <w:rFonts w:ascii="Arial" w:hAnsi="Arial"/>
-              </w:rPr>
-              <w:t xml:space="preserve">20 мин</w:t>
-            </w:r>
-          </w:p>
-        </w:tc>
-        <w:tc>
-          <w:tcPr>
-            <w:tcW w:w="411" w:type="dxa"/>
-            <w:vMerge/>
-            <w:noWrap/>
-            <w:tcMar>
-              <w:left w:w="0" w:type="dxa"/>
-              <w:right w:w="0" w:type="dxa"/>
-            </w:tcMar>
-            <w:textDirection w:val="btLr"/>
-            <w:tcFitText/>
-          </w:tcPr>
-          <w:p/>
-        </w:tc>
-        <w:tc>
-          <w:tcPr>
-            <w:tcW w:w="1467" w:type="dxa"/>
-            <w:vMerge/>
-          </w:tcPr>
-          <w:p/>
-        </w:tc>
-        <w:tc>
-          <w:tcPr>
-            <w:tcW w:w="1554" w:type="dxa"/>
-            <w:vMerge/>
-          </w:tcPr>
-          <w:p/>
-        </w:tc>
-        <w:tc>
-          <w:tcPr>
-            <w:tcW w:w="1586" w:type="dxa"/>
-            <w:vMerge/>
-          </w:tcPr>
-          <w:p/>
-        </w:tc>
-      </w:tr>
-      <w:tr>
-        <w:tc>
-          <w:tcPr>
-            <w:tcW w:w="1809" w:type="dxa"/>
-            <w:vMerge/>
-          </w:tcPr>
-          <w:p/>
-        </w:tc>
-        <w:tc>
-          <w:tcPr>
-            <w:tcW w:w="13541" w:type="dxa"/>
-            <w:gridSpan w:val="11"/>
-            <w:shd w:val="clear" w:color="auto" w:fill="D2D2D2"/>
-          </w:tcPr>
-          <w:p>
-            <w:r>
-              <w:rPr>
-                <w:sz w:val="14"/>
-                <w:rFonts w:ascii="Arial" w:hAnsi="Arial"/>
-                <w:b/>
-              </w:rPr>
-              <w:t xml:space="preserve">Внутренние поверхности</w:t>
-            </w:r>
-          </w:p>
-        </w:tc>
-      </w:tr>
-      <w:tr>
-        <w:tc>
-          <w:tcPr>
-            <w:tcW w:w="1809" w:type="dxa"/>
-            <w:vMerge/>
-          </w:tcPr>
-          <w:p/>
-        </w:tc>
-        <w:tc>
-          <w:tcPr>
-            <w:tcW w:w="1134" w:type="dxa"/>
-          </w:tcPr>
-          <w:p>
-            <w:r>
-              <w:rPr>
-                <w:sz w:val="14"/>
-                <w:rFonts w:ascii="Arial" w:hAnsi="Arial"/>
-              </w:rPr>
-              <w:t xml:space="preserve">мойка</w:t>
-            </w:r>
-          </w:p>
-        </w:tc>
-        <w:tc>
-          <w:tcPr>
-            <w:tcW w:w="426" w:type="dxa"/>
-            <w:vMerge w:val="restart"/>
-            <w:tcMar>
-              <w:left w:w="0" w:type="dxa"/>
-              <w:right w:w="0" w:type="dxa"/>
-            </w:tcMar>
-            <w:textDirection w:val="btLr"/>
-          </w:tcPr>
-          <w:p>
-            <w:pPr>
-              <w:ind w:left="113" w:right="113"/>
-              <w:jc w:val="center"/>
-            </w:pPr>
-            <w:r>
-              <w:rPr>
-                <w:sz w:val="14"/>
-                <w:rFonts w:ascii="Arial" w:hAnsi="Arial"/>
-              </w:rPr>
-              <w:t xml:space="preserve"/>
-            </w:r>
-          </w:p>
-          <w:p>
-            <w:r/>
-          </w:p>
-        </w:tc>
-        <w:tc>
-          <w:tcPr>
-            <w:tcW w:w="1417" w:type="dxa"/>
-            <w:shd w:val="clear" w:color="auto" w:fill="99FF99"/>
-          </w:tcPr>
-          <w:p>
-            <w:pPr>
-              <w:rPr>
-                <w:b/>
-                <w:bCs/>
-              </w:rPr>
-            </w:pPr>
-            <w:r>
-              <w:rPr>
-                <w:sz w:val="14"/>
-                <w:rFonts w:ascii="Arial" w:hAnsi="Arial"/>
-                <w:b/>
-              </w:rPr>
-              <w:t xml:space="preserve">ХИМИТЕК ИЗУМРУД 310</w:t>
-            </w:r>
-          </w:p>
-        </w:tc>
-        <w:tc>
-          <w:tcPr>
-            <w:tcW w:w="1276" w:type="dxa"/>
-          </w:tcPr>
-          <w:p>
-            <w:r>
-              <w:rPr>
-                <w:sz w:val="14"/>
-                <w:rFonts w:ascii="Arial" w:hAnsi="Arial"/>
-              </w:rPr>
-              <w:t xml:space="preserve">ручной (протирание, обработка щеткой)</w:t>
-            </w:r>
-          </w:p>
-        </w:tc>
-        <w:tc>
-          <w:tcPr>
-            <w:tcW w:w="1990" w:type="dxa"/>
-          </w:tcPr>
-          <w:p>
-            <w:pPr>
-              <w:jc w:val="center"/>
-            </w:pPr>
-            <w:r>
-              <w:rPr>
-                <w:sz w:val="14"/>
-                <w:rFonts w:ascii="Arial" w:hAnsi="Arial"/>
-              </w:rPr>
-              <w:t xml:space="preserve">1,0 – 2,0%,
-дозирующая система ProMax</w:t>
-            </w:r>
-          </w:p>
-        </w:tc>
-        <w:tc>
-          <w:tcPr>
-            <w:tcW w:w="1248" w:type="dxa"/>
-          </w:tcPr>
-          <w:p>
-            <w:pPr>
-              <w:jc w:val="center"/>
-            </w:pPr>
-            <w:r>
-              <w:rPr>
-                <w:sz w:val="14"/>
-                <w:rFonts w:ascii="Arial" w:hAnsi="Arial"/>
-              </w:rPr>
-              <w:t xml:space="preserve">не ниже 40°C</w:t>
-            </w:r>
-          </w:p>
-        </w:tc>
-        <w:tc>
-          <w:tcPr>
-            <w:tcW w:w="1032" w:type="dxa"/>
-          </w:tcPr>
-          <w:p>
-            <w:pPr>
-              <w:jc w:val="center"/>
-            </w:pPr>
-            <w:r>
-              <w:rPr>
-                <w:sz w:val="14"/>
-                <w:rFonts w:ascii="Arial" w:hAnsi="Arial"/>
-              </w:rPr>
-              <w:t xml:space="preserve">_____________</w:t>
-            </w:r>
-          </w:p>
-        </w:tc>
-        <w:tc>
-          <w:tcPr>
-            <w:tcW w:w="411" w:type="dxa"/>
-            <w:vMerge w:val="restart"/>
-            <w:noWrap/>
-            <w:tcMar>
-              <w:left w:w="0" w:type="dxa"/>
-              <w:right w:w="0" w:type="dxa"/>
-            </w:tcMar>
-            <w:textDirection w:val="btLr"/>
-            <w:tcFitText/>
-          </w:tcPr>
-          <w:p>
-            <w:pPr>
-              <w:ind w:left="113" w:right="113"/>
-              <w:jc w:val="center"/>
-              <w:rPr>
-                <w:b/>
-                <w:bCs/>
-              </w:rPr>
-            </w:pPr>
-            <w:r>
-              <w:rPr>
-                <w:sz w:val="14"/>
-                <w:rFonts w:ascii="Arial" w:hAnsi="Arial"/>
-                <w:b/>
-              </w:rPr>
-              <w:t xml:space="preserve">промаркированный</w:t>
-            </w:r>
-          </w:p>
-          <w:p>
-            <w:r/>
-          </w:p>
-        </w:tc>
-        <w:tc>
-          <w:tcPr>
-            <w:tcW w:w="1467" w:type="dxa"/>
-            <w:vMerge w:val="restart"/>
-          </w:tcPr>
-          <w:p>
-            <w:pPr>
-              <w:jc w:val="center"/>
-            </w:pPr>
-            <w:r>
-              <w:rPr>
-                <w:sz w:val="14"/>
-                <w:rFonts w:ascii="Arial" w:hAnsi="Arial"/>
-              </w:rPr>
-              <w:t xml:space="preserve">1 раз в месяц</w:t>
-            </w:r>
-          </w:p>
-          <w:p>
-            <w:r/>
-          </w:p>
-        </w:tc>
-        <w:tc>
-          <w:tcPr>
-            <w:tcW w:w="1554" w:type="dxa"/>
-            <w:vMerge w:val="restart"/>
-          </w:tcPr>
-          <w:p>
-            <w:r>
-              <w:rPr>
-                <w:sz w:val="14"/>
-                <w:rFonts w:ascii="Arial" w:hAnsi="Arial"/>
-              </w:rPr>
-              <w:t xml:space="preserve">сотрудник внутреннего клининга</w:t>
-            </w:r>
-          </w:p>
-          <w:p>
-            <w:r/>
-          </w:p>
-        </w:tc>
-        <w:tc>
-          <w:tcPr>
-            <w:tcW w:w="1586" w:type="dxa"/>
-            <w:vMerge w:val="restart"/>
-          </w:tcPr>
-          <w:p>
-            <w:r>
-              <w:rPr>
-                <w:sz w:val="14"/>
-                <w:rFonts w:ascii="Arial" w:hAnsi="Arial"/>
-              </w:rPr>
-              <w:t xml:space="preserve">визуальный контроль/сотрудник отдела качества</w:t>
-            </w:r>
-          </w:p>
-          <w:p>
-            <w:r/>
-          </w:p>
-        </w:tc>
-      </w:tr>
-      <w:tr>
-        <w:tc>
-          <w:tcPr>
-            <w:tcW w:w="1809" w:type="dxa"/>
-            <w:vMerge/>
-          </w:tcPr>
-          <w:p/>
-        </w:tc>
-        <w:tc>
-          <w:tcPr>
-            <w:tcW w:w="1134" w:type="dxa"/>
-          </w:tcPr>
-          <w:p>
-            <w:r>
-              <w:rPr>
-                <w:sz w:val="14"/>
-                <w:rFonts w:ascii="Arial" w:hAnsi="Arial"/>
-              </w:rPr>
-              <w:t xml:space="preserve">дезинфекция</w:t>
-            </w:r>
-          </w:p>
-        </w:tc>
-        <w:tc>
-          <w:tcPr>
-            <w:tcW w:w="426" w:type="dxa"/>
-            <w:vMerge/>
-            <w:tcMar>
-              <w:left w:w="0" w:type="dxa"/>
-              <w:right w:w="0" w:type="dxa"/>
-            </w:tcMar>
-            <w:textDirection w:val="btLr"/>
-          </w:tcPr>
-          <w:p/>
-        </w:tc>
-        <w:tc>
-          <w:tcPr>
-            <w:tcW w:w="1417" w:type="dxa"/>
-            <w:shd w:val="clear" w:color="auto" w:fill="FFFFCC"/>
-          </w:tcPr>
-          <w:p>
-            <w:pPr>
-              <w:rPr>
-                <w:b/>
-                <w:bCs/>
-              </w:rPr>
-            </w:pPr>
-            <w:r>
-              <w:rPr>
-                <w:sz w:val="14"/>
-                <w:rFonts w:ascii="Arial" w:hAnsi="Arial"/>
-                <w:b/>
-              </w:rPr>
-              <w:t xml:space="preserve">ХИМИТЕК ПОЛИДЕЗ®-СУПЕР</w:t>
-            </w:r>
-          </w:p>
-        </w:tc>
-        <w:tc>
-          <w:tcPr>
-            <w:tcW w:w="1276" w:type="dxa"/>
-          </w:tcPr>
-          <w:p>
-            <w:r>
-              <w:rPr>
-                <w:sz w:val="14"/>
-                <w:rFonts w:ascii="Arial" w:hAnsi="Arial"/>
-              </w:rPr>
-              <w:t xml:space="preserve">ручной (протирание)</w:t>
-            </w:r>
-          </w:p>
-        </w:tc>
-        <w:tc>
-          <w:tcPr>
-            <w:tcW w:w="1990" w:type="dxa"/>
-          </w:tcPr>
-          <w:p>
-            <w:pPr>
-              <w:jc w:val="center"/>
-            </w:pPr>
-            <w:r>
-              <w:rPr>
-                <w:sz w:val="14"/>
-                <w:rFonts w:ascii="Arial" w:hAnsi="Arial"/>
-              </w:rPr>
-              <w:t xml:space="preserve">0,02 % – 0,05 % (по НУК),
-дозирующая система ProMax</w:t>
-            </w:r>
-          </w:p>
-        </w:tc>
-        <w:tc>
-          <w:tcPr>
-            <w:tcW w:w="1248" w:type="dxa"/>
-          </w:tcPr>
-          <w:p>
-            <w:pPr>
-              <w:jc w:val="center"/>
-            </w:pPr>
-            <w:r>
-              <w:rPr>
-                <w:sz w:val="14"/>
-                <w:rFonts w:ascii="Arial" w:hAnsi="Arial"/>
-              </w:rPr>
-              <w:t xml:space="preserve">18-20 °C</w:t>
-            </w:r>
-          </w:p>
-        </w:tc>
-        <w:tc>
-          <w:tcPr>
-            <w:tcW w:w="1032" w:type="dxa"/>
-          </w:tcPr>
-          <w:p>
-            <w:pPr>
-              <w:jc w:val="center"/>
-            </w:pPr>
-            <w:r>
-              <w:rPr>
-                <w:sz w:val="14"/>
-                <w:rFonts w:ascii="Arial" w:hAnsi="Arial"/>
-              </w:rPr>
-              <w:t xml:space="preserve">20 мин</w:t>
-            </w:r>
-          </w:p>
-        </w:tc>
-        <w:tc>
-          <w:tcPr>
-            <w:tcW w:w="411" w:type="dxa"/>
-            <w:vMerge/>
-            <w:noWrap/>
-            <w:tcMar>
-              <w:left w:w="0" w:type="dxa"/>
-              <w:right w:w="0" w:type="dxa"/>
-            </w:tcMar>
-            <w:textDirection w:val="btLr"/>
-            <w:tcFitText/>
-          </w:tcPr>
-          <w:p/>
-        </w:tc>
-        <w:tc>
-          <w:tcPr>
-            <w:tcW w:w="1467" w:type="dxa"/>
-            <w:vMerge/>
-          </w:tcPr>
-          <w:p/>
-        </w:tc>
-        <w:tc>
-          <w:tcPr>
-            <w:tcW w:w="1554" w:type="dxa"/>
-            <w:vMerge/>
-          </w:tcPr>
-          <w:p/>
-        </w:tc>
-        <w:tc>
-          <w:tcPr>
-            <w:tcW w:w="1586" w:type="dxa"/>
-            <w:vMerge/>
-          </w:tcPr>
-          <w:p/>
-        </w:tc>
-      </w:tr>
-      <w:tr>
-        <w:tc>
-          <w:tcPr>
-            <w:tcW w:w="15350" w:type="dxa"/>
-            <w:gridSpan w:val="12"/>
-            <w:shd w:val="clear" w:color="auto" w:fill="D2D2D2"/>
-          </w:tcPr>
-          <w:p>
-            <w:r>
-              <w:rPr>
-                <w:sz w:val="14"/>
-                <w:rFonts w:ascii="Arial" w:hAnsi="Arial"/>
-                <w:b/>
-              </w:rPr>
               <w:t xml:space="preserve">Санитарная обработка рабочих поверхностей</w:t>
             </w:r>
           </w:p>
@@ -2365,6 +1370,25 @@
       <w:tr>
         <w:tc>
           <w:tcPr>
+            <w:tcW w:w="15350" w:type="dxa"/>
+            <w:gridSpan w:val="12"/>
+            <w:shd w:val="clear" w:color="auto" w:fill="D2D2D2"/>
+          </w:tcPr>
+          <w:p>
+            <w:r>
+              <w:rPr>
+                <w:sz w:val="14"/>
+                <w:rFonts w:ascii="Arial" w:hAnsi="Arial"/>
+                <w:b/>
+              </w:rPr>
+              <w:t xml:space="preserve">Санитарная обработка технологического оборудования</w:t>
+            </w:r>
+          </w:p>
+        </w:tc>
+      </w:tr>
+      <w:tr>
+        <w:tc>
+          <w:tcPr>
             <w:tcW w:w="1809" w:type="dxa"/>
             <w:vMerge w:val="restart"/>
           </w:tcPr>
@@ -3568,6 +2592,878 @@
               <w:t xml:space="preserve">при простое &gt; 6 часов</w:t>
             </w:r>
           </w:p>
+        </w:tc>
+        <w:tc>
+          <w:tcPr>
+            <w:tcW w:w="1554" w:type="dxa"/>
+            <w:vMerge/>
+          </w:tcPr>
+          <w:p/>
+        </w:tc>
+        <w:tc>
+          <w:tcPr>
+            <w:tcW w:w="1586" w:type="dxa"/>
+            <w:vMerge/>
+          </w:tcPr>
+          <w:p/>
+        </w:tc>
+      </w:tr>
+      <w:tr>
+        <w:tc>
+          <w:tcPr>
+            <w:tcW w:w="1809" w:type="dxa"/>
+            <w:vMerge w:val="restart"/>
+          </w:tcPr>
+          <w:p>
+            <w:r>
+              <w:rPr>
+                <w:sz w:val="14"/>
+                <w:rFonts w:ascii="Arial" w:hAnsi="Arial"/>
+                <w:b/>
+              </w:rPr>
+              <w:t xml:space="preserve">холодильные шкафы</w:t>
+            </w:r>
+          </w:p>
+          <w:p>
+            <w:r/>
+          </w:p>
+          <w:p>
+            <w:r/>
+          </w:p>
+          <w:p>
+            <w:r/>
+          </w:p>
+          <w:p>
+            <w:r/>
+          </w:p>
+          <w:p>
+            <w:r/>
+          </w:p>
+        </w:tc>
+        <w:tc>
+          <w:tcPr>
+            <w:tcW w:w="13541" w:type="dxa"/>
+            <w:gridSpan w:val="11"/>
+            <w:shd w:val="clear" w:color="auto" w:fill="D2D2D2"/>
+          </w:tcPr>
+          <w:p>
+            <w:r>
+              <w:rPr>
+                <w:sz w:val="14"/>
+                <w:rFonts w:ascii="Arial" w:hAnsi="Arial"/>
+                <w:b/>
+              </w:rPr>
+              <w:t xml:space="preserve">Внешние поверхности</w:t>
+            </w:r>
+          </w:p>
+        </w:tc>
+      </w:tr>
+      <w:tr>
+        <w:tc>
+          <w:tcPr>
+            <w:tcW w:w="1809" w:type="dxa"/>
+            <w:vMerge/>
+          </w:tcPr>
+          <w:p/>
+        </w:tc>
+        <w:tc>
+          <w:tcPr>
+            <w:tcW w:w="1134" w:type="dxa"/>
+          </w:tcPr>
+          <w:p>
+            <w:r>
+              <w:rPr>
+                <w:sz w:val="14"/>
+                <w:rFonts w:ascii="Arial" w:hAnsi="Arial"/>
+              </w:rPr>
+              <w:t xml:space="preserve">мойка</w:t>
+            </w:r>
+          </w:p>
+        </w:tc>
+        <w:tc>
+          <w:tcPr>
+            <w:tcW w:w="426" w:type="dxa"/>
+            <w:vMerge w:val="restart"/>
+            <w:tcMar>
+              <w:left w:w="0" w:type="dxa"/>
+              <w:right w:w="0" w:type="dxa"/>
+            </w:tcMar>
+            <w:textDirection w:val="btLr"/>
+          </w:tcPr>
+          <w:p>
+            <w:pPr>
+              <w:ind w:left="113" w:right="113"/>
+              <w:jc w:val="center"/>
+            </w:pPr>
+            <w:r>
+              <w:rPr>
+                <w:sz w:val="14"/>
+                <w:rFonts w:ascii="Arial" w:hAnsi="Arial"/>
+              </w:rPr>
+              <w:t xml:space="preserve"/>
+            </w:r>
+          </w:p>
+          <w:p>
+            <w:r/>
+          </w:p>
+        </w:tc>
+        <w:tc>
+          <w:tcPr>
+            <w:tcW w:w="1417" w:type="dxa"/>
+            <w:shd w:val="clear" w:color="auto" w:fill="99FF99"/>
+          </w:tcPr>
+          <w:p>
+            <w:pPr>
+              <w:rPr>
+                <w:b/>
+                <w:bCs/>
+              </w:rPr>
+            </w:pPr>
+            <w:r>
+              <w:rPr>
+                <w:sz w:val="14"/>
+                <w:rFonts w:ascii="Arial" w:hAnsi="Arial"/>
+                <w:b/>
+              </w:rPr>
+              <w:t xml:space="preserve">ХИМИТЕК ИЗУМРУД 310</w:t>
+            </w:r>
+          </w:p>
+        </w:tc>
+        <w:tc>
+          <w:tcPr>
+            <w:tcW w:w="1276" w:type="dxa"/>
+          </w:tcPr>
+          <w:p>
+            <w:r>
+              <w:rPr>
+                <w:sz w:val="14"/>
+                <w:rFonts w:ascii="Arial" w:hAnsi="Arial"/>
+              </w:rPr>
+              <w:t xml:space="preserve">ручной (протирание, обработка щеткой)</w:t>
+            </w:r>
+          </w:p>
+        </w:tc>
+        <w:tc>
+          <w:tcPr>
+            <w:tcW w:w="1990" w:type="dxa"/>
+          </w:tcPr>
+          <w:p>
+            <w:pPr>
+              <w:jc w:val="center"/>
+            </w:pPr>
+            <w:r>
+              <w:rPr>
+                <w:sz w:val="14"/>
+                <w:rFonts w:ascii="Arial" w:hAnsi="Arial"/>
+              </w:rPr>
+              <w:t xml:space="preserve">1,0 – 2,0%,
+дозирующая система ProMax</w:t>
+            </w:r>
+          </w:p>
+        </w:tc>
+        <w:tc>
+          <w:tcPr>
+            <w:tcW w:w="1248" w:type="dxa"/>
+          </w:tcPr>
+          <w:p>
+            <w:pPr>
+              <w:jc w:val="center"/>
+            </w:pPr>
+            <w:r>
+              <w:rPr>
+                <w:sz w:val="14"/>
+                <w:rFonts w:ascii="Arial" w:hAnsi="Arial"/>
+              </w:rPr>
+              <w:t xml:space="preserve">не ниже 40°C</w:t>
+            </w:r>
+          </w:p>
+        </w:tc>
+        <w:tc>
+          <w:tcPr>
+            <w:tcW w:w="1032" w:type="dxa"/>
+          </w:tcPr>
+          <w:p>
+            <w:pPr>
+              <w:jc w:val="center"/>
+            </w:pPr>
+            <w:r>
+              <w:rPr>
+                <w:sz w:val="14"/>
+                <w:rFonts w:ascii="Arial" w:hAnsi="Arial"/>
+              </w:rPr>
+              <w:t xml:space="preserve">_____________</w:t>
+            </w:r>
+          </w:p>
+        </w:tc>
+        <w:tc>
+          <w:tcPr>
+            <w:tcW w:w="411" w:type="dxa"/>
+            <w:vMerge w:val="restart"/>
+            <w:noWrap/>
+            <w:tcMar>
+              <w:left w:w="0" w:type="dxa"/>
+              <w:right w:w="0" w:type="dxa"/>
+            </w:tcMar>
+            <w:textDirection w:val="btLr"/>
+            <w:tcFitText/>
+          </w:tcPr>
+          <w:p>
+            <w:pPr>
+              <w:ind w:left="113" w:right="113"/>
+              <w:jc w:val="center"/>
+              <w:rPr>
+                <w:b/>
+                <w:bCs/>
+              </w:rPr>
+            </w:pPr>
+            <w:r>
+              <w:rPr>
+                <w:sz w:val="14"/>
+                <w:rFonts w:ascii="Arial" w:hAnsi="Arial"/>
+                <w:b/>
+              </w:rPr>
+              <w:t xml:space="preserve">промаркированный</w:t>
+            </w:r>
+          </w:p>
+          <w:p>
+            <w:r/>
+          </w:p>
+        </w:tc>
+        <w:tc>
+          <w:tcPr>
+            <w:tcW w:w="1467" w:type="dxa"/>
+            <w:vMerge w:val="restart"/>
+          </w:tcPr>
+          <w:p>
+            <w:pPr>
+              <w:jc w:val="center"/>
+            </w:pPr>
+            <w:r>
+              <w:rPr>
+                <w:sz w:val="14"/>
+                <w:rFonts w:ascii="Arial" w:hAnsi="Arial"/>
+              </w:rPr>
+              <w:t xml:space="preserve">1 раз в неделю</w:t>
+            </w:r>
+          </w:p>
+          <w:p>
+            <w:r/>
+          </w:p>
+        </w:tc>
+        <w:tc>
+          <w:tcPr>
+            <w:tcW w:w="1554" w:type="dxa"/>
+            <w:vMerge w:val="restart"/>
+          </w:tcPr>
+          <w:p>
+            <w:r>
+              <w:rPr>
+                <w:sz w:val="14"/>
+                <w:rFonts w:ascii="Arial" w:hAnsi="Arial"/>
+              </w:rPr>
+              <w:t xml:space="preserve">сотрудник внутреннего клининга</w:t>
+            </w:r>
+          </w:p>
+          <w:p>
+            <w:r/>
+          </w:p>
+        </w:tc>
+        <w:tc>
+          <w:tcPr>
+            <w:tcW w:w="1586" w:type="dxa"/>
+            <w:vMerge w:val="restart"/>
+          </w:tcPr>
+          <w:p>
+            <w:r>
+              <w:rPr>
+                <w:sz w:val="14"/>
+                <w:rFonts w:ascii="Arial" w:hAnsi="Arial"/>
+              </w:rPr>
+              <w:t xml:space="preserve">визуальный контроль/сотрудник отдела качества</w:t>
+            </w:r>
+          </w:p>
+          <w:p>
+            <w:r/>
+          </w:p>
+        </w:tc>
+      </w:tr>
+      <w:tr>
+        <w:tc>
+          <w:tcPr>
+            <w:tcW w:w="1809" w:type="dxa"/>
+            <w:vMerge/>
+          </w:tcPr>
+          <w:p/>
+        </w:tc>
+        <w:tc>
+          <w:tcPr>
+            <w:tcW w:w="1134" w:type="dxa"/>
+          </w:tcPr>
+          <w:p>
+            <w:r>
+              <w:rPr>
+                <w:sz w:val="14"/>
+                <w:rFonts w:ascii="Arial" w:hAnsi="Arial"/>
+              </w:rPr>
+              <w:t xml:space="preserve">дезинфекция</w:t>
+            </w:r>
+          </w:p>
+        </w:tc>
+        <w:tc>
+          <w:tcPr>
+            <w:tcW w:w="426" w:type="dxa"/>
+            <w:vMerge/>
+            <w:tcMar>
+              <w:left w:w="0" w:type="dxa"/>
+              <w:right w:w="0" w:type="dxa"/>
+            </w:tcMar>
+            <w:textDirection w:val="btLr"/>
+          </w:tcPr>
+          <w:p/>
+        </w:tc>
+        <w:tc>
+          <w:tcPr>
+            <w:tcW w:w="1417" w:type="dxa"/>
+            <w:shd w:val="clear" w:color="auto" w:fill="FFFFCC"/>
+          </w:tcPr>
+          <w:p>
+            <w:pPr>
+              <w:rPr>
+                <w:b/>
+                <w:bCs/>
+              </w:rPr>
+            </w:pPr>
+            <w:r>
+              <w:rPr>
+                <w:sz w:val="14"/>
+                <w:rFonts w:ascii="Arial" w:hAnsi="Arial"/>
+                <w:b/>
+              </w:rPr>
+              <w:t xml:space="preserve">ХИМИТЕК ПОЛИДЕЗ®-СУПЕР</w:t>
+            </w:r>
+          </w:p>
+        </w:tc>
+        <w:tc>
+          <w:tcPr>
+            <w:tcW w:w="1276" w:type="dxa"/>
+          </w:tcPr>
+          <w:p>
+            <w:r>
+              <w:rPr>
+                <w:sz w:val="14"/>
+                <w:rFonts w:ascii="Arial" w:hAnsi="Arial"/>
+              </w:rPr>
+              <w:t xml:space="preserve">ручной (протирание)</w:t>
+            </w:r>
+          </w:p>
+        </w:tc>
+        <w:tc>
+          <w:tcPr>
+            <w:tcW w:w="1990" w:type="dxa"/>
+          </w:tcPr>
+          <w:p>
+            <w:pPr>
+              <w:jc w:val="center"/>
+            </w:pPr>
+            <w:r>
+              <w:rPr>
+                <w:sz w:val="14"/>
+                <w:rFonts w:ascii="Arial" w:hAnsi="Arial"/>
+              </w:rPr>
+              <w:t xml:space="preserve">0,02 % – 0,05 %,</w:t>
+            </w:r>
+            <w:r>
+              <w:br/>
+            </w:r>
+            <w:r>
+              <w:rPr>
+                <w:rFonts w:ascii="Arial" w:hAnsi="Arial"/>
+                <w:sz w:val="14"/>
+              </w:rPr>
+              <w:t xml:space="preserve"> (по НУК),</w:t>
+              <w:br/>
+              <w:t>дозирующая система ProMax</w:t>
+            </w:r>
+          </w:p>
+        </w:tc>
+        <w:tc>
+          <w:tcPr>
+            <w:tcW w:w="1248" w:type="dxa"/>
+          </w:tcPr>
+          <w:p>
+            <w:pPr>
+              <w:jc w:val="center"/>
+            </w:pPr>
+            <w:r>
+              <w:rPr>
+                <w:sz w:val="14"/>
+                <w:rFonts w:ascii="Arial" w:hAnsi="Arial"/>
+              </w:rPr>
+              <w:t xml:space="preserve">18-20 °C</w:t>
+            </w:r>
+          </w:p>
+        </w:tc>
+        <w:tc>
+          <w:tcPr>
+            <w:tcW w:w="1032" w:type="dxa"/>
+          </w:tcPr>
+          <w:p>
+            <w:pPr>
+              <w:jc w:val="center"/>
+            </w:pPr>
+            <w:r>
+              <w:rPr>
+                <w:sz w:val="14"/>
+                <w:rFonts w:ascii="Arial" w:hAnsi="Arial"/>
+              </w:rPr>
+              <w:t xml:space="preserve">20 мин</w:t>
+            </w:r>
+          </w:p>
+        </w:tc>
+        <w:tc>
+          <w:tcPr>
+            <w:tcW w:w="411" w:type="dxa"/>
+            <w:vMerge/>
+            <w:noWrap/>
+            <w:tcMar>
+              <w:left w:w="0" w:type="dxa"/>
+              <w:right w:w="0" w:type="dxa"/>
+            </w:tcMar>
+            <w:textDirection w:val="btLr"/>
+            <w:tcFitText/>
+          </w:tcPr>
+          <w:p/>
+        </w:tc>
+        <w:tc>
+          <w:tcPr>
+            <w:tcW w:w="1467" w:type="dxa"/>
+            <w:vMerge/>
+          </w:tcPr>
+          <w:p/>
+        </w:tc>
+        <w:tc>
+          <w:tcPr>
+            <w:tcW w:w="1554" w:type="dxa"/>
+            <w:vMerge/>
+          </w:tcPr>
+          <w:p/>
+        </w:tc>
+        <w:tc>
+          <w:tcPr>
+            <w:tcW w:w="1586" w:type="dxa"/>
+            <w:vMerge/>
+          </w:tcPr>
+          <w:p/>
+        </w:tc>
+      </w:tr>
+      <w:tr>
+        <w:tc>
+          <w:tcPr>
+            <w:tcW w:w="1809" w:type="dxa"/>
+            <w:vMerge/>
+          </w:tcPr>
+          <w:p/>
+        </w:tc>
+        <w:tc>
+          <w:tcPr>
+            <w:tcW w:w="13541" w:type="dxa"/>
+            <w:gridSpan w:val="11"/>
+            <w:shd w:val="clear" w:color="auto" w:fill="D2D2D2"/>
+          </w:tcPr>
+          <w:p>
+            <w:r>
+              <w:rPr>
+                <w:sz w:val="14"/>
+                <w:rFonts w:ascii="Arial" w:hAnsi="Arial"/>
+                <w:b/>
+              </w:rPr>
+              <w:t xml:space="preserve">Внутренние поверхности</w:t>
+            </w:r>
+          </w:p>
+        </w:tc>
+      </w:tr>
+      <w:tr>
+        <w:tc>
+          <w:tcPr>
+            <w:tcW w:w="1809" w:type="dxa"/>
+            <w:vMerge/>
+          </w:tcPr>
+          <w:p/>
+        </w:tc>
+        <w:tc>
+          <w:tcPr>
+            <w:tcW w:w="1134" w:type="dxa"/>
+          </w:tcPr>
+          <w:p>
+            <w:r>
+              <w:rPr>
+                <w:sz w:val="14"/>
+                <w:rFonts w:ascii="Arial" w:hAnsi="Arial"/>
+              </w:rPr>
+              <w:t xml:space="preserve">мойка</w:t>
+            </w:r>
+          </w:p>
+        </w:tc>
+        <w:tc>
+          <w:tcPr>
+            <w:tcW w:w="426" w:type="dxa"/>
+            <w:vMerge w:val="restart"/>
+            <w:tcMar>
+              <w:left w:w="0" w:type="dxa"/>
+              <w:right w:w="0" w:type="dxa"/>
+            </w:tcMar>
+            <w:textDirection w:val="btLr"/>
+          </w:tcPr>
+          <w:p>
+            <w:pPr>
+              <w:ind w:left="113" w:right="113"/>
+              <w:jc w:val="center"/>
+            </w:pPr>
+            <w:r>
+              <w:rPr>
+                <w:sz w:val="14"/>
+                <w:rFonts w:ascii="Arial" w:hAnsi="Arial"/>
+              </w:rPr>
+              <w:t xml:space="preserve"/>
+            </w:r>
+          </w:p>
+          <w:p>
+            <w:r/>
+          </w:p>
+        </w:tc>
+        <w:tc>
+          <w:tcPr>
+            <w:tcW w:w="1417" w:type="dxa"/>
+            <w:shd w:val="clear" w:color="auto" w:fill="99FF99"/>
+          </w:tcPr>
+          <w:p>
+            <w:pPr>
+              <w:rPr>
+                <w:b/>
+                <w:bCs/>
+              </w:rPr>
+            </w:pPr>
+            <w:r>
+              <w:rPr>
+                <w:sz w:val="14"/>
+                <w:rFonts w:ascii="Arial" w:hAnsi="Arial"/>
+                <w:b/>
+              </w:rPr>
+              <w:t xml:space="preserve">ХИМИТЕК ИЗУМРУД 310</w:t>
+            </w:r>
+          </w:p>
+        </w:tc>
+        <w:tc>
+          <w:tcPr>
+            <w:tcW w:w="1276" w:type="dxa"/>
+          </w:tcPr>
+          <w:p>
+            <w:r>
+              <w:rPr>
+                <w:sz w:val="14"/>
+                <w:rFonts w:ascii="Arial" w:hAnsi="Arial"/>
+              </w:rPr>
+              <w:t xml:space="preserve">ручной (протирание, обработка щеткой)</w:t>
+            </w:r>
+          </w:p>
+        </w:tc>
+        <w:tc>
+          <w:tcPr>
+            <w:tcW w:w="1990" w:type="dxa"/>
+          </w:tcPr>
+          <w:p>
+            <w:pPr>
+              <w:jc w:val="center"/>
+            </w:pPr>
+            <w:r>
+              <w:rPr>
+                <w:sz w:val="14"/>
+                <w:rFonts w:ascii="Arial" w:hAnsi="Arial"/>
+              </w:rPr>
+              <w:t xml:space="preserve">1,0 – 2,0%,
+дозирующая система ProMax</w:t>
+            </w:r>
+          </w:p>
+        </w:tc>
+        <w:tc>
+          <w:tcPr>
+            <w:tcW w:w="1248" w:type="dxa"/>
+          </w:tcPr>
+          <w:p>
+            <w:pPr>
+              <w:jc w:val="center"/>
+            </w:pPr>
+            <w:r>
+              <w:rPr>
+                <w:sz w:val="14"/>
+                <w:rFonts w:ascii="Arial" w:hAnsi="Arial"/>
+              </w:rPr>
+              <w:t xml:space="preserve">не ниже 40°C</w:t>
+            </w:r>
+          </w:p>
+        </w:tc>
+        <w:tc>
+          <w:tcPr>
+            <w:tcW w:w="1032" w:type="dxa"/>
+          </w:tcPr>
+          <w:p>
+            <w:pPr>
+              <w:jc w:val="center"/>
+            </w:pPr>
+            <w:r>
+              <w:rPr>
+                <w:sz w:val="14"/>
+                <w:rFonts w:ascii="Arial" w:hAnsi="Arial"/>
+              </w:rPr>
+              <w:t xml:space="preserve">_____________</w:t>
+            </w:r>
+          </w:p>
+        </w:tc>
+        <w:tc>
+          <w:tcPr>
+            <w:tcW w:w="411" w:type="dxa"/>
+            <w:vMerge w:val="restart"/>
+            <w:noWrap/>
+            <w:tcMar>
+              <w:left w:w="0" w:type="dxa"/>
+              <w:right w:w="0" w:type="dxa"/>
+            </w:tcMar>
+            <w:textDirection w:val="btLr"/>
+            <w:tcFitText/>
+          </w:tcPr>
+          <w:p>
+            <w:pPr>
+              <w:ind w:left="113" w:right="113"/>
+              <w:jc w:val="center"/>
+              <w:rPr>
+                <w:b/>
+                <w:bCs/>
+              </w:rPr>
+            </w:pPr>
+            <w:r>
+              <w:rPr>
+                <w:sz w:val="14"/>
+                <w:rFonts w:ascii="Arial" w:hAnsi="Arial"/>
+                <w:b/>
+              </w:rPr>
+              <w:t xml:space="preserve">промаркированный</w:t>
+            </w:r>
+          </w:p>
+          <w:p>
+            <w:r/>
+          </w:p>
+        </w:tc>
+        <w:tc>
+          <w:tcPr>
+            <w:tcW w:w="1467" w:type="dxa"/>
+            <w:vMerge w:val="restart"/>
+          </w:tcPr>
+          <w:p>
+            <w:pPr>
+              <w:jc w:val="center"/>
+            </w:pPr>
+            <w:r>
+              <w:rPr>
+                <w:sz w:val="14"/>
+                <w:rFonts w:ascii="Arial" w:hAnsi="Arial"/>
+              </w:rPr>
+              <w:t xml:space="preserve">1 раз в месяц</w:t>
+            </w:r>
+          </w:p>
+          <w:p>
+            <w:r/>
+          </w:p>
+        </w:tc>
+        <w:tc>
+          <w:tcPr>
+            <w:tcW w:w="1554" w:type="dxa"/>
+            <w:vMerge w:val="restart"/>
+          </w:tcPr>
+          <w:p>
+            <w:r>
+              <w:rPr>
+                <w:sz w:val="14"/>
+                <w:rFonts w:ascii="Arial" w:hAnsi="Arial"/>
+              </w:rPr>
+              <w:t xml:space="preserve">сотрудник внутреннего клининга</w:t>
+            </w:r>
+          </w:p>
+          <w:p>
+            <w:r/>
+          </w:p>
+        </w:tc>
+        <w:tc>
+          <w:tcPr>
+            <w:tcW w:w="1586" w:type="dxa"/>
+            <w:vMerge w:val="restart"/>
+          </w:tcPr>
+          <w:p>
+            <w:r>
+              <w:rPr>
+                <w:sz w:val="14"/>
+                <w:rFonts w:ascii="Arial" w:hAnsi="Arial"/>
+              </w:rPr>
+              <w:t xml:space="preserve">визуальный контроль/сотрудник отдела качества</w:t>
+            </w:r>
+          </w:p>
+          <w:p>
+            <w:r/>
+          </w:p>
+        </w:tc>
+      </w:tr>
+      <w:tr>
+        <w:tc>
+          <w:tcPr>
+            <w:tcW w:w="1809" w:type="dxa"/>
+            <w:vMerge/>
+          </w:tcPr>
+          <w:p/>
+        </w:tc>
+        <w:tc>
+          <w:tcPr>
+            <w:tcW w:w="1134" w:type="dxa"/>
+          </w:tcPr>
+          <w:p>
+            <w:r>
+              <w:rPr>
+                <w:sz w:val="14"/>
+                <w:rFonts w:ascii="Arial" w:hAnsi="Arial"/>
+              </w:rPr>
+              <w:t xml:space="preserve">дезинфекция</w:t>
+            </w:r>
+          </w:p>
+        </w:tc>
+        <w:tc>
+          <w:tcPr>
+            <w:tcW w:w="426" w:type="dxa"/>
+            <w:vMerge/>
+            <w:tcMar>
+              <w:left w:w="0" w:type="dxa"/>
+              <w:right w:w="0" w:type="dxa"/>
+            </w:tcMar>
+            <w:textDirection w:val="btLr"/>
+          </w:tcPr>
+          <w:p/>
+        </w:tc>
+        <w:tc>
+          <w:tcPr>
+            <w:tcW w:w="1417" w:type="dxa"/>
+            <w:shd w:val="clear" w:color="auto" w:fill="FFFFCC"/>
+          </w:tcPr>
+          <w:p>
+            <w:pPr>
+              <w:rPr>
+                <w:b/>
+                <w:bCs/>
+              </w:rPr>
+            </w:pPr>
+            <w:r>
+              <w:rPr>
+                <w:sz w:val="14"/>
+                <w:rFonts w:ascii="Arial" w:hAnsi="Arial"/>
+                <w:b/>
+              </w:rPr>
+              <w:t xml:space="preserve">ХИМИТЕК ПОЛИДЕЗ®-СУПЕР</w:t>
+            </w:r>
+          </w:p>
+        </w:tc>
+        <w:tc>
+          <w:tcPr>
+            <w:tcW w:w="1276" w:type="dxa"/>
+          </w:tcPr>
+          <w:p>
+            <w:r>
+              <w:rPr>
+                <w:sz w:val="14"/>
+                <w:rFonts w:ascii="Arial" w:hAnsi="Arial"/>
+              </w:rPr>
+              <w:t xml:space="preserve">ручной (протирание)</w:t>
+            </w:r>
+          </w:p>
+        </w:tc>
+        <w:tc>
+          <w:tcPr>
+            <w:tcW w:w="1990" w:type="dxa"/>
+          </w:tcPr>
+          <w:p>
+            <w:pPr>
+              <w:jc w:val="center"/>
+            </w:pPr>
+            <w:r>
+              <w:rPr>
+                <w:sz w:val="14"/>
+                <w:rFonts w:ascii="Arial" w:hAnsi="Arial"/>
+              </w:rPr>
+              <w:t xml:space="preserve">0,02 % – 0,05 %,</w:t>
+            </w:r>
+            <w:r>
+              <w:br/>
+            </w:r>
+            <w:r>
+              <w:rPr>
+                <w:rFonts w:ascii="Arial" w:hAnsi="Arial"/>
+                <w:sz w:val="14"/>
+              </w:rPr>
+              <w:t xml:space="preserve"> (по НУК),</w:t>
+              <w:br/>
+              <w:t>дозирующая система ProMax</w:t>
+            </w:r>
+          </w:p>
+        </w:tc>
+        <w:tc>
+          <w:tcPr>
+            <w:tcW w:w="1248" w:type="dxa"/>
+          </w:tcPr>
+          <w:p>
+            <w:pPr>
+              <w:jc w:val="center"/>
+            </w:pPr>
+            <w:r>
+              <w:rPr>
+                <w:sz w:val="14"/>
+                <w:rFonts w:ascii="Arial" w:hAnsi="Arial"/>
+              </w:rPr>
+              <w:t xml:space="preserve">18-20 °C</w:t>
+            </w:r>
+          </w:p>
+        </w:tc>
+        <w:tc>
+          <w:tcPr>
+            <w:tcW w:w="1032" w:type="dxa"/>
+          </w:tcPr>
+          <w:p>
+            <w:pPr>
+              <w:jc w:val="center"/>
+            </w:pPr>
+            <w:r>
+              <w:rPr>
+                <w:sz w:val="14"/>
+                <w:rFonts w:ascii="Arial" w:hAnsi="Arial"/>
+              </w:rPr>
+              <w:t xml:space="preserve">20 мин</w:t>
+            </w:r>
+          </w:p>
+        </w:tc>
+        <w:tc>
+          <w:tcPr>
+            <w:tcW w:w="411" w:type="dxa"/>
+            <w:vMerge/>
+            <w:noWrap/>
+            <w:tcMar>
+              <w:left w:w="0" w:type="dxa"/>
+              <w:right w:w="0" w:type="dxa"/>
+            </w:tcMar>
+            <w:textDirection w:val="btLr"/>
+            <w:tcFitText/>
+          </w:tcPr>
+          <w:p/>
+        </w:tc>
+        <w:tc>
+          <w:tcPr>
+            <w:tcW w:w="1467" w:type="dxa"/>
+            <w:vMerge/>
+          </w:tcPr>
+          <w:p/>
         </w:tc>
         <w:tc>
           <w:tcPr>

--- a/tech_cards/Раздевалка мужскаяженская_tech_card.docx
+++ b/tech_cards/Раздевалка мужскаяженская_tech_card.docx
@@ -740,39 +740,17 @@
       <w:tr>
         <w:tc>
           <w:tcPr>
-            <w:tcW w:w="15350" w:type="dxa"/>
-            <w:gridSpan w:val="12"/>
-            <w:shd w:val="clear" w:color="auto" w:fill="D2D2D2"/>
+            <w:tcW w:w="1809" w:type="dxa"/>
+            <w:vMerge w:val="restart"/>
           </w:tcPr>
           <w:p>
             <w:r>
               <w:rPr>
                 <w:sz w:val="14"/>
                 <w:rFonts w:ascii="Arial" w:hAnsi="Arial"/>
-                <w:b/>
-              </w:rPr>
-              <w:t xml:space="preserve">Санитарная обработка рабочих поверхностей</w:t>
-            </w:r>
-          </w:p>
-        </w:tc>
-      </w:tr>
-      <w:tr>
-        <w:tc>
-          <w:tcPr>
-            <w:tcW w:w="1809" w:type="dxa"/>
-            <w:vMerge w:val="restart"/>
-          </w:tcPr>
-          <w:p>
-            <w:r>
-              <w:rPr>
-                <w:sz w:val="14"/>
-                <w:rFonts w:ascii="Arial" w:hAnsi="Arial"/>
-              </w:rPr>
-              <w:t xml:space="preserve">производственные столы из нержавеющий стали</w:t>
-            </w:r>
-          </w:p>
-          <w:p>
-            <w:r/>
+              </w:rPr>
+              <w:t xml:space="preserve">flow pack</w:t>
+            </w:r>
           </w:p>
           <w:p>
             <w:r/>
@@ -818,14 +796,10 @@
           <w:p>
             <w:r/>
           </w:p>
-          <w:p>
-            <w:r/>
-          </w:p>
         </w:tc>
         <w:tc>
           <w:tcPr>
             <w:tcW w:w="1417" w:type="dxa"/>
-            <w:shd w:val="clear" w:color="auto" w:fill="99CCFF"/>
           </w:tcPr>
           <w:p>
             <w:pPr>
@@ -840,7 +814,7 @@
                 <w:rFonts w:ascii="Arial" w:hAnsi="Arial"/>
                 <w:b/>
               </w:rPr>
-              <w:t xml:space="preserve">ХИМИТЕК ЧУДОДЕЙ®-ПОЛИПРОМ 190022</w:t>
+              <w:t xml:space="preserve">Выберите элемент.</w:t>
             </w:r>
           </w:p>
         </w:tc>
@@ -871,7 +845,7 @@
                 <w:sz w:val="14"/>
                 <w:rFonts w:ascii="Arial" w:hAnsi="Arial"/>
               </w:rPr>
-              <w:t xml:space="preserve">1,0 %</w:t>
+              <w:t xml:space="preserve">Выберите элемент.</w:t>
             </w:r>
             <w:r>
               <w:br/>
@@ -881,7 +855,7 @@
                 <w:rFonts w:ascii="Arial" w:hAnsi="Arial"/>
                 <w:sz w:val="14"/>
               </w:rPr>
-              <w:t>ручное разведение</w:t>
+              <w:t>Выберите элемент.</w:t>
             </w:r>
           </w:p>
         </w:tc>
@@ -953,9 +927,6 @@
           <w:p>
             <w:r/>
           </w:p>
-          <w:p>
-            <w:r/>
-          </w:p>
         </w:tc>
         <w:tc>
           <w:tcPr>
@@ -971,7 +942,7 @@
                 <w:sz w:val="14"/>
                 <w:rFonts w:ascii="Arial" w:hAnsi="Arial"/>
               </w:rPr>
-              <w:t xml:space="preserve">1 раз в смену, при смене операций</w:t>
+              <w:t xml:space="preserve">1 раз в смену</w:t>
             </w:r>
           </w:p>
           <w:p>
@@ -995,9 +966,6 @@
           <w:p>
             <w:r/>
           </w:p>
-          <w:p>
-            <w:r/>
-          </w:p>
         </w:tc>
         <w:tc>
           <w:tcPr>
@@ -1012,9 +980,6 @@
               </w:rPr>
               <w:t xml:space="preserve">визуальный контроль, химический контроль, микробиологический контроль /сотрудник отдела качества</w:t>
             </w:r>
-          </w:p>
-          <w:p>
-            <w:r/>
           </w:p>
           <w:p>
             <w:r/>
@@ -1058,7 +1023,6 @@
         <w:tc>
           <w:tcPr>
             <w:tcW w:w="1417" w:type="dxa"/>
-            <w:shd w:val="clear" w:color="auto" w:fill="FFFFCC"/>
           </w:tcPr>
           <w:p>
             <w:pPr>
@@ -1192,6 +1156,289 @@
       <w:tr>
         <w:tc>
           <w:tcPr>
+            <w:tcW w:w="15350" w:type="dxa"/>
+            <w:gridSpan w:val="12"/>
+            <w:shd w:val="clear" w:color="auto" w:fill="D2D2D2"/>
+          </w:tcPr>
+          <w:p>
+            <w:r>
+              <w:rPr>
+                <w:sz w:val="14"/>
+                <w:rFonts w:ascii="Arial" w:hAnsi="Arial"/>
+                <w:b/>
+              </w:rPr>
+              <w:t xml:space="preserve">Санитарная обработка рабочих поверхностей</w:t>
+            </w:r>
+          </w:p>
+        </w:tc>
+      </w:tr>
+      <w:tr>
+        <w:tc>
+          <w:tcPr>
+            <w:tcW w:w="1809" w:type="dxa"/>
+            <w:vMerge w:val="restart"/>
+          </w:tcPr>
+          <w:p>
+            <w:r>
+              <w:rPr>
+                <w:sz w:val="14"/>
+                <w:rFonts w:ascii="Arial" w:hAnsi="Arial"/>
+              </w:rPr>
+              <w:t xml:space="preserve">производственные столы из нержавеющий стали</w:t>
+            </w:r>
+          </w:p>
+          <w:p>
+            <w:r/>
+          </w:p>
+          <w:p>
+            <w:r/>
+          </w:p>
+        </w:tc>
+        <w:tc>
+          <w:tcPr>
+            <w:tcW w:w="1134" w:type="dxa"/>
+          </w:tcPr>
+          <w:p>
+            <w:r>
+              <w:rPr>
+                <w:sz w:val="14"/>
+                <w:rFonts w:ascii="Arial" w:hAnsi="Arial"/>
+              </w:rPr>
+              <w:t xml:space="preserve">мойка</w:t>
+            </w:r>
+          </w:p>
+        </w:tc>
+        <w:tc>
+          <w:tcPr>
+            <w:tcW w:w="426" w:type="dxa"/>
+            <w:vMerge w:val="restart"/>
+            <w:tcMar>
+              <w:left w:w="0" w:type="dxa"/>
+              <w:right w:w="0" w:type="dxa"/>
+            </w:tcMar>
+            <w:textDirection w:val="btLr"/>
+          </w:tcPr>
+          <w:p>
+            <w:pPr>
+              <w:ind w:left="113" w:right="113"/>
+              <w:jc w:val="center"/>
+            </w:pPr>
+            <w:r>
+              <w:rPr>
+                <w:sz w:val="14"/>
+                <w:rFonts w:ascii="Arial" w:hAnsi="Arial"/>
+              </w:rPr>
+              <w:t xml:space="preserve"/>
+            </w:r>
+          </w:p>
+          <w:p>
+            <w:r/>
+          </w:p>
+          <w:p>
+            <w:r/>
+          </w:p>
+        </w:tc>
+        <w:tc>
+          <w:tcPr>
+            <w:tcW w:w="1417" w:type="dxa"/>
+          </w:tcPr>
+          <w:p>
+            <w:pPr>
+              <w:rPr>
+                <w:b/>
+                <w:bCs/>
+              </w:rPr>
+            </w:pPr>
+            <w:r>
+              <w:rPr>
+                <w:sz w:val="14"/>
+                <w:rFonts w:ascii="Arial" w:hAnsi="Arial"/>
+                <w:b/>
+              </w:rPr>
+              <w:t xml:space="preserve">Выберите элемент.</w:t>
+            </w:r>
+          </w:p>
+        </w:tc>
+        <w:tc>
+          <w:tcPr>
+            <w:tcW w:w="1276" w:type="dxa"/>
+          </w:tcPr>
+          <w:p>
+            <w:r>
+              <w:rPr>
+                <w:sz w:val="14"/>
+                <w:rFonts w:ascii="Arial" w:hAnsi="Arial"/>
+              </w:rPr>
+              <w:t xml:space="preserve">ручной (протирание, обработка щеткой)</w:t>
+            </w:r>
+          </w:p>
+        </w:tc>
+        <w:tc>
+          <w:tcPr>
+            <w:tcW w:w="1990" w:type="dxa"/>
+          </w:tcPr>
+          <w:p>
+            <w:pPr>
+              <w:jc w:val="center"/>
+            </w:pPr>
+            <w:r>
+              <w:rPr>
+                <w:sz w:val="14"/>
+                <w:rFonts w:ascii="Arial" w:hAnsi="Arial"/>
+              </w:rPr>
+              <w:t xml:space="preserve">Выберите элемент.</w:t>
+            </w:r>
+            <w:r>
+              <w:br/>
+            </w:r>
+            <w:r>
+              <w:rPr>
+                <w:rFonts w:ascii="Arial" w:hAnsi="Arial"/>
+                <w:sz w:val="14"/>
+              </w:rPr>
+              <w:t>Выберите элемент.</w:t>
+            </w:r>
+          </w:p>
+        </w:tc>
+        <w:tc>
+          <w:tcPr>
+            <w:tcW w:w="1248" w:type="dxa"/>
+          </w:tcPr>
+          <w:p>
+            <w:pPr>
+              <w:jc w:val="center"/>
+            </w:pPr>
+            <w:r>
+              <w:rPr>
+                <w:sz w:val="14"/>
+                <w:rFonts w:ascii="Arial" w:hAnsi="Arial"/>
+              </w:rPr>
+              <w:t xml:space="preserve">не ниже 40°C</w:t>
+            </w:r>
+          </w:p>
+        </w:tc>
+        <w:tc>
+          <w:tcPr>
+            <w:tcW w:w="1032" w:type="dxa"/>
+          </w:tcPr>
+          <w:p>
+            <w:pPr>
+              <w:jc w:val="center"/>
+            </w:pPr>
+            <w:r>
+              <w:rPr>
+                <w:sz w:val="14"/>
+                <w:rFonts w:ascii="Arial" w:hAnsi="Arial"/>
+              </w:rPr>
+              <w:t xml:space="preserve">_____________</w:t>
+            </w:r>
+          </w:p>
+        </w:tc>
+        <w:tc>
+          <w:tcPr>
+            <w:tcW w:w="411" w:type="dxa"/>
+            <w:noWrap/>
+            <w:tcMar>
+              <w:left w:w="0" w:type="dxa"/>
+              <w:right w:w="0" w:type="dxa"/>
+            </w:tcMar>
+            <w:textDirection w:val="btLr"/>
+            <w:tcFitText/>
+            <w:vMerge w:val="restart"/>
+            <w:shd w:val="clear" w:color="auto" w:fill="969696"/>
+          </w:tcPr>
+          <w:p>
+            <w:pPr>
+              <w:ind w:left="113" w:right="113"/>
+              <w:jc w:val="center"/>
+              <w:rPr>
+                <w:b/>
+                <w:bCs/>
+              </w:rPr>
+            </w:pPr>
+            <w:r>
+              <w:rPr>
+                <w:sz w:val="14"/>
+                <w:rFonts w:ascii="Arial" w:hAnsi="Arial"/>
+                <w:b/>
+              </w:rPr>
+              <w:t xml:space="preserve">черный</w:t>
+            </w:r>
+          </w:p>
+          <w:p>
+            <w:r/>
+          </w:p>
+          <w:p>
+            <w:r/>
+          </w:p>
+        </w:tc>
+        <w:tc>
+          <w:tcPr>
+            <w:tcW w:w="1467" w:type="dxa"/>
+            <w:vMerge w:val="restart"/>
+          </w:tcPr>
+          <w:p>
+            <w:pPr>
+              <w:jc w:val="center"/>
+            </w:pPr>
+            <w:r>
+              <w:rPr>
+                <w:sz w:val="14"/>
+                <w:rFonts w:ascii="Arial" w:hAnsi="Arial"/>
+              </w:rPr>
+              <w:t xml:space="preserve">1 раз в смену, при смене операций</w:t>
+            </w:r>
+          </w:p>
+          <w:p>
+            <w:r/>
+          </w:p>
+        </w:tc>
+        <w:tc>
+          <w:tcPr>
+            <w:tcW w:w="1554" w:type="dxa"/>
+            <w:vMerge w:val="restart"/>
+          </w:tcPr>
+          <w:p>
+            <w:r>
+              <w:rPr>
+                <w:sz w:val="14"/>
+                <w:rFonts w:ascii="Arial" w:hAnsi="Arial"/>
+              </w:rPr>
+              <w:t xml:space="preserve">сотрудник производства</w:t>
+            </w:r>
+          </w:p>
+          <w:p>
+            <w:r/>
+          </w:p>
+          <w:p>
+            <w:r/>
+          </w:p>
+        </w:tc>
+        <w:tc>
+          <w:tcPr>
+            <w:tcW w:w="1586" w:type="dxa"/>
+            <w:vMerge w:val="restart"/>
+          </w:tcPr>
+          <w:p>
+            <w:r>
+              <w:rPr>
+                <w:sz w:val="14"/>
+                <w:rFonts w:ascii="Arial" w:hAnsi="Arial"/>
+              </w:rPr>
+              <w:t xml:space="preserve">визуальный контроль, химический контроль, микробиологический контроль /сотрудник отдела качества</w:t>
+            </w:r>
+          </w:p>
+          <w:p>
+            <w:r/>
+          </w:p>
+          <w:p>
+            <w:r/>
+          </w:p>
+        </w:tc>
+      </w:tr>
+      <w:tr>
+        <w:tc>
+          <w:tcPr>
             <w:tcW w:w="1809" w:type="dxa"/>
             <w:vMerge/>
           </w:tcPr>
@@ -1226,7 +1473,6 @@
         <w:tc>
           <w:tcPr>
             <w:tcW w:w="1417" w:type="dxa"/>
-            <w:shd w:val="clear" w:color="auto" w:fill="FFFFCC"/>
           </w:tcPr>
           <w:p>
             <w:pPr>
@@ -1338,6 +1584,173 @@
         <w:tc>
           <w:tcPr>
             <w:tcW w:w="1467" w:type="dxa"/>
+            <w:vMerge/>
+          </w:tcPr>
+          <w:p/>
+        </w:tc>
+        <w:tc>
+          <w:tcPr>
+            <w:tcW w:w="1554" w:type="dxa"/>
+            <w:vMerge/>
+          </w:tcPr>
+          <w:p/>
+        </w:tc>
+        <w:tc>
+          <w:tcPr>
+            <w:tcW w:w="1586" w:type="dxa"/>
+            <w:vMerge/>
+          </w:tcPr>
+          <w:p/>
+        </w:tc>
+      </w:tr>
+      <w:tr>
+        <w:tc>
+          <w:tcPr>
+            <w:tcW w:w="1809" w:type="dxa"/>
+            <w:vMerge/>
+          </w:tcPr>
+          <w:p/>
+        </w:tc>
+        <w:tc>
+          <w:tcPr>
+            <w:tcW w:w="1134" w:type="dxa"/>
+          </w:tcPr>
+          <w:p>
+            <w:r>
+              <w:rPr>
+                <w:sz w:val="14"/>
+                <w:rFonts w:ascii="Arial" w:hAnsi="Arial"/>
+              </w:rPr>
+              <w:t xml:space="preserve">дезинфекция</w:t>
+            </w:r>
+          </w:p>
+        </w:tc>
+        <w:tc>
+          <w:tcPr>
+            <w:tcW w:w="426" w:type="dxa"/>
+            <w:vMerge/>
+            <w:tcMar>
+              <w:left w:w="0" w:type="dxa"/>
+              <w:right w:w="0" w:type="dxa"/>
+            </w:tcMar>
+            <w:textDirection w:val="btLr"/>
+          </w:tcPr>
+          <w:p/>
+        </w:tc>
+        <w:tc>
+          <w:tcPr>
+            <w:tcW w:w="1417" w:type="dxa"/>
+          </w:tcPr>
+          <w:p>
+            <w:pPr>
+              <w:rPr>
+                <w:b/>
+                <w:bCs/>
+              </w:rPr>
+            </w:pPr>
+            <w:r>
+              <w:rPr>
+                <w:sz w:val="14"/>
+                <w:rFonts w:ascii="Arial" w:hAnsi="Arial"/>
+                <w:b/>
+              </w:rPr>
+              <w:t xml:space="preserve">ХИМИТЕК ПОЛИДЕЗ-СУПЕР</w:t>
+            </w:r>
+          </w:p>
+        </w:tc>
+        <w:tc>
+          <w:tcPr>
+            <w:tcW w:w="1276" w:type="dxa"/>
+          </w:tcPr>
+          <w:p>
+            <w:r>
+              <w:rPr>
+                <w:sz w:val="14"/>
+                <w:rFonts w:ascii="Arial" w:hAnsi="Arial"/>
+              </w:rPr>
+              <w:t xml:space="preserve">ручной (протирание)</w:t>
+            </w:r>
+          </w:p>
+        </w:tc>
+        <w:tc>
+          <w:tcPr>
+            <w:tcW w:w="1990" w:type="dxa"/>
+          </w:tcPr>
+          <w:p>
+            <w:pPr>
+              <w:jc w:val="center"/>
+            </w:pPr>
+            <w:r>
+              <w:rPr>
+                <w:sz w:val="14"/>
+                <w:rFonts w:ascii="Arial" w:hAnsi="Arial"/>
+              </w:rPr>
+              <w:t xml:space="preserve">0,02-0,05 %</w:t>
+            </w:r>
+            <w:r>
+              <w:br/>
+            </w:r>
+            <w:r>
+              <w:rPr>
+                <w:rFonts w:ascii="Arial" w:hAnsi="Arial"/>
+                <w:sz w:val="14"/>
+              </w:rPr>
+              <w:t>дозирующая система ProMax</w:t>
+            </w:r>
+          </w:p>
+        </w:tc>
+        <w:tc>
+          <w:tcPr>
+            <w:tcW w:w="1248" w:type="dxa"/>
+          </w:tcPr>
+          <w:p>
+            <w:pPr>
+              <w:jc w:val="center"/>
+            </w:pPr>
+            <w:r>
+              <w:rPr>
+                <w:sz w:val="14"/>
+                <w:rFonts w:ascii="Arial" w:hAnsi="Arial"/>
+              </w:rPr>
+              <w:t xml:space="preserve">18-20 °C</w:t>
+            </w:r>
+          </w:p>
+        </w:tc>
+        <w:tc>
+          <w:tcPr>
+            <w:tcW w:w="1032" w:type="dxa"/>
+          </w:tcPr>
+          <w:p>
+            <w:pPr>
+              <w:jc w:val="center"/>
+            </w:pPr>
+            <w:r>
+              <w:rPr>
+                <w:sz w:val="14"/>
+                <w:rFonts w:ascii="Arial" w:hAnsi="Arial"/>
+              </w:rPr>
+              <w:t xml:space="preserve">20 мин</w:t>
+            </w:r>
+          </w:p>
+        </w:tc>
+        <w:tc>
+          <w:tcPr>
+            <w:tcW w:w="411" w:type="dxa"/>
+            <w:noWrap/>
+            <w:tcMar>
+              <w:left w:w="0" w:type="dxa"/>
+              <w:right w:w="0" w:type="dxa"/>
+            </w:tcMar>
+            <w:textDirection w:val="btLr"/>
+            <w:tcFitText/>
+            <w:vMerge/>
+            <w:shd w:val="clear" w:color="auto" w:fill="969696"/>
+          </w:tcPr>
+          <w:p/>
+        </w:tc>
+        <w:tc>
+          <w:tcPr>
+            <w:tcW w:w="1467" w:type="dxa"/>
           </w:tcPr>
           <w:p>
             <w:pPr>
@@ -1455,7 +1868,6 @@
         <w:tc>
           <w:tcPr>
             <w:tcW w:w="1417" w:type="dxa"/>
-            <w:shd w:val="clear" w:color="auto" w:fill="99CCFF"/>
           </w:tcPr>
           <w:p>
             <w:pPr>
@@ -1470,7 +1882,7 @@
                 <w:rFonts w:ascii="Arial" w:hAnsi="Arial"/>
                 <w:b/>
               </w:rPr>
-              <w:t xml:space="preserve">ХИМИТЕК ЧУДОДЕЙ®-ПОЛИПРОМ 190022</w:t>
+              <w:t xml:space="preserve">Выберите элемент.</w:t>
             </w:r>
           </w:p>
         </w:tc>
@@ -1501,7 +1913,7 @@
                 <w:sz w:val="14"/>
                 <w:rFonts w:ascii="Arial" w:hAnsi="Arial"/>
               </w:rPr>
-              <w:t xml:space="preserve">1,0 %</w:t>
+              <w:t xml:space="preserve">Выберите элемент.</w:t>
             </w:r>
             <w:r>
               <w:br/>
@@ -1511,7 +1923,7 @@
                 <w:rFonts w:ascii="Arial" w:hAnsi="Arial"/>
                 <w:sz w:val="14"/>
               </w:rPr>
-              <w:t>ручное разведение</w:t>
+              <w:t>Выберите элемент.</w:t>
             </w:r>
           </w:p>
         </w:tc>
@@ -1688,7 +2100,6 @@
         <w:tc>
           <w:tcPr>
             <w:tcW w:w="1417" w:type="dxa"/>
-            <w:shd w:val="clear" w:color="auto" w:fill="FFFFCC"/>
           </w:tcPr>
           <w:p>
             <w:pPr>
@@ -1856,7 +2267,6 @@
         <w:tc>
           <w:tcPr>
             <w:tcW w:w="1417" w:type="dxa"/>
-            <w:shd w:val="clear" w:color="auto" w:fill="FFFFCC"/>
           </w:tcPr>
           <w:p>
             <w:pPr>
@@ -2066,7 +2476,6 @@
         <w:tc>
           <w:tcPr>
             <w:tcW w:w="1417" w:type="dxa"/>
-            <w:shd w:val="clear" w:color="auto" w:fill="99CCFF"/>
           </w:tcPr>
           <w:p>
             <w:pPr>
@@ -2081,7 +2490,7 @@
                 <w:rFonts w:ascii="Arial" w:hAnsi="Arial"/>
                 <w:b/>
               </w:rPr>
-              <w:t xml:space="preserve">ХИМИТЕК ЧУДОДЕЙ®-ПОЛИПРОМ 190022</w:t>
+              <w:t xml:space="preserve">Выберите элемент.</w:t>
             </w:r>
           </w:p>
         </w:tc>
@@ -2112,7 +2521,7 @@
                 <w:sz w:val="14"/>
                 <w:rFonts w:ascii="Arial" w:hAnsi="Arial"/>
               </w:rPr>
-              <w:t xml:space="preserve">1,0 %</w:t>
+              <w:t xml:space="preserve">Выберите элемент.</w:t>
             </w:r>
             <w:r>
               <w:br/>
@@ -2122,7 +2531,7 @@
                 <w:rFonts w:ascii="Arial" w:hAnsi="Arial"/>
                 <w:sz w:val="14"/>
               </w:rPr>
-              <w:t>ручное разведение</w:t>
+              <w:t>Выберите элемент.</w:t>
             </w:r>
           </w:p>
         </w:tc>
@@ -2299,7 +2708,6 @@
         <w:tc>
           <w:tcPr>
             <w:tcW w:w="1417" w:type="dxa"/>
-            <w:shd w:val="clear" w:color="auto" w:fill="FFFFCC"/>
           </w:tcPr>
           <w:p>
             <w:pPr>
@@ -2467,7 +2875,6 @@
         <w:tc>
           <w:tcPr>
             <w:tcW w:w="1417" w:type="dxa"/>
-            <w:shd w:val="clear" w:color="auto" w:fill="FFFFCC"/>
           </w:tcPr>
           <w:p>
             <w:pPr>

--- a/tech_cards/Раздевалка мужскаяженская_tech_card.docx
+++ b/tech_cards/Раздевалка мужскаяженская_tech_card.docx
@@ -3163,8 +3163,17 @@
                 <w:sz w:val="14"/>
                 <w:rFonts w:ascii="Arial" w:hAnsi="Arial"/>
               </w:rPr>
-              <w:t xml:space="preserve">1,0 – 2,0%,
-дозирующая система ProMax</w:t>
+              <w:t xml:space="preserve">1,0 – 2,0%</w:t>
+            </w:r>
+            <w:r>
+              <w:br/>
+            </w:r>
+            <w:r>
+              <w:rPr>
+                <w:rFonts w:ascii="Arial" w:hAnsi="Arial"/>
+                <w:sz w:val="14"/>
+              </w:rPr>
+              <w:t>дозирующая система ProMax</w:t>
             </w:r>
           </w:p>
         </w:tc>
@@ -3377,7 +3386,7 @@
                 <w:sz w:val="14"/>
                 <w:rFonts w:ascii="Arial" w:hAnsi="Arial"/>
               </w:rPr>
-              <w:t xml:space="preserve">0,02 % – 0,05 %,</w:t>
+              <w:t xml:space="preserve">0,02 % – 0,05 % (по НУК)</w:t>
             </w:r>
             <w:r>
               <w:br/>
@@ -3387,8 +3396,6 @@
                 <w:rFonts w:ascii="Arial" w:hAnsi="Arial"/>
                 <w:sz w:val="14"/>
               </w:rPr>
-              <w:t xml:space="preserve"> (по НУК),</w:t>
-              <w:br/>
               <w:t>дозирующая система ProMax</w:t>
             </w:r>
           </w:p>
@@ -3587,8 +3594,17 @@
                 <w:sz w:val="14"/>
                 <w:rFonts w:ascii="Arial" w:hAnsi="Arial"/>
               </w:rPr>
-              <w:t xml:space="preserve">1,0 – 2,0%,
-дозирующая система ProMax</w:t>
+              <w:t xml:space="preserve">1,0 – 2,0%</w:t>
+            </w:r>
+            <w:r>
+              <w:br/>
+            </w:r>
+            <w:r>
+              <w:rPr>
+                <w:rFonts w:ascii="Arial" w:hAnsi="Arial"/>
+                <w:sz w:val="14"/>
+              </w:rPr>
+              <w:t>дозирующая система ProMax</w:t>
             </w:r>
           </w:p>
         </w:tc>
@@ -3801,7 +3817,7 @@
                 <w:sz w:val="14"/>
                 <w:rFonts w:ascii="Arial" w:hAnsi="Arial"/>
               </w:rPr>
-              <w:t xml:space="preserve">0,02 % – 0,05 %,</w:t>
+              <w:t xml:space="preserve">0,02 % – 0,05 % (по НУК)</w:t>
             </w:r>
             <w:r>
               <w:br/>
@@ -3811,8 +3827,6 @@
                 <w:rFonts w:ascii="Arial" w:hAnsi="Arial"/>
                 <w:sz w:val="14"/>
               </w:rPr>
-              <w:t xml:space="preserve"> (по НУК),</w:t>
-              <w:br/>
               <w:t>дозирующая система ProMax</w:t>
             </w:r>
           </w:p>

--- a/tech_cards/Раздевалка мужскаяженская_tech_card.docx
+++ b/tech_cards/Раздевалка мужскаяженская_tech_card.docx
@@ -800,6 +800,7 @@
         <w:tc>
           <w:tcPr>
             <w:tcW w:w="1417" w:type="dxa"/>
+            <w:shd w:val="clear" w:color="auto" w:fill="99FF99"/>
           </w:tcPr>
           <w:p>
             <w:pPr>
@@ -814,7 +815,7 @@
                 <w:rFonts w:ascii="Arial" w:hAnsi="Arial"/>
                 <w:b/>
               </w:rPr>
-              <w:t xml:space="preserve">Выберите элемент.</w:t>
+              <w:t xml:space="preserve">ХИМИТЕК ИЗУМРУД 310</w:t>
             </w:r>
           </w:p>
         </w:tc>
@@ -845,17 +846,7 @@
                 <w:sz w:val="14"/>
                 <w:rFonts w:ascii="Arial" w:hAnsi="Arial"/>
               </w:rPr>
-              <w:t xml:space="preserve">Выберите элемент.</w:t>
-            </w:r>
-            <w:r>
-              <w:br/>
-            </w:r>
-            <w:r>
-              <w:rPr>
-                <w:rFonts w:ascii="Arial" w:hAnsi="Arial"/>
-                <w:sz w:val="14"/>
-              </w:rPr>
-              <w:t>Выберите элемент.</w:t>
+              <w:t xml:space="preserve">1% - 2%</w:t>
             </w:r>
           </w:p>
         </w:tc>
@@ -1023,6 +1014,7 @@
         <w:tc>
           <w:tcPr>
             <w:tcW w:w="1417" w:type="dxa"/>
+            <w:shd w:val="clear" w:color="auto" w:fill="FFFFCC"/>
           </w:tcPr>
           <w:p>
             <w:pPr>
@@ -1037,7 +1029,7 @@
                 <w:rFonts w:ascii="Arial" w:hAnsi="Arial"/>
                 <w:b/>
               </w:rPr>
-              <w:t xml:space="preserve">ХИМИТЕК ПОЛИДЕЗ-СУПЕР</w:t>
+              <w:t xml:space="preserve">ПОЛИДЕЗ®</w:t>
             </w:r>
           </w:p>
         </w:tc>
@@ -1068,17 +1060,7 @@
                 <w:sz w:val="14"/>
                 <w:rFonts w:ascii="Arial" w:hAnsi="Arial"/>
               </w:rPr>
-              <w:t xml:space="preserve">0,02-0,05 %</w:t>
-            </w:r>
-            <w:r>
-              <w:br/>
-            </w:r>
-            <w:r>
-              <w:rPr>
-                <w:rFonts w:ascii="Arial" w:hAnsi="Arial"/>
-                <w:sz w:val="14"/>
-              </w:rPr>
-              <w:t>дозирующая система ProMax</w:t>
+              <w:t xml:space="preserve">0,02% - 0,05% (по НУК)</w:t>
             </w:r>
           </w:p>
         </w:tc>
@@ -1253,9 +1235,8 @@
               <w:rPr>
                 <w:sz w:val="14"/>
                 <w:rFonts w:ascii="Arial" w:hAnsi="Arial"/>
-                <w:b/>
-              </w:rPr>
-              <w:t xml:space="preserve">Выберите элемент.</w:t>
+              </w:rPr>
+              <w:t xml:space="preserve">_____________</w:t>
             </w:r>
           </w:p>
         </w:tc>
@@ -1286,17 +1267,7 @@
                 <w:sz w:val="14"/>
                 <w:rFonts w:ascii="Arial" w:hAnsi="Arial"/>
               </w:rPr>
-              <w:t xml:space="preserve">Выберите элемент.</w:t>
-            </w:r>
-            <w:r>
-              <w:br/>
-            </w:r>
-            <w:r>
-              <w:rPr>
-                <w:rFonts w:ascii="Arial" w:hAnsi="Arial"/>
-                <w:sz w:val="14"/>
-              </w:rPr>
-              <w:t>Выберите элемент.</w:t>
+              <w:t xml:space="preserve">_____________</w:t>
             </w:r>
           </w:p>
         </w:tc>
@@ -1485,9 +1456,8 @@
               <w:rPr>
                 <w:sz w:val="14"/>
                 <w:rFonts w:ascii="Arial" w:hAnsi="Arial"/>
-                <w:b/>
-              </w:rPr>
-              <w:t xml:space="preserve">ХИМИТЕК ПОЛИДЕЗ-СУПЕР</w:t>
+              </w:rPr>
+              <w:t xml:space="preserve">_____________</w:t>
             </w:r>
           </w:p>
         </w:tc>
@@ -1518,17 +1488,7 @@
                 <w:sz w:val="14"/>
                 <w:rFonts w:ascii="Arial" w:hAnsi="Arial"/>
               </w:rPr>
-              <w:t xml:space="preserve">0,02-0,05 %</w:t>
-            </w:r>
-            <w:r>
-              <w:br/>
-            </w:r>
-            <w:r>
-              <w:rPr>
-                <w:rFonts w:ascii="Arial" w:hAnsi="Arial"/>
-                <w:sz w:val="14"/>
-              </w:rPr>
-              <w:t>дозирующая система ProMax</w:t>
+              <w:t xml:space="preserve">_____________</w:t>
             </w:r>
           </w:p>
         </w:tc>
@@ -1652,9 +1612,8 @@
               <w:rPr>
                 <w:sz w:val="14"/>
                 <w:rFonts w:ascii="Arial" w:hAnsi="Arial"/>
-                <w:b/>
-              </w:rPr>
-              <w:t xml:space="preserve">ХИМИТЕК ПОЛИДЕЗ-СУПЕР</w:t>
+              </w:rPr>
+              <w:t xml:space="preserve">_____________</w:t>
             </w:r>
           </w:p>
         </w:tc>
@@ -1685,17 +1644,7 @@
                 <w:sz w:val="14"/>
                 <w:rFonts w:ascii="Arial" w:hAnsi="Arial"/>
               </w:rPr>
-              <w:t xml:space="preserve">0,02-0,05 %</w:t>
-            </w:r>
-            <w:r>
-              <w:br/>
-            </w:r>
-            <w:r>
-              <w:rPr>
-                <w:rFonts w:ascii="Arial" w:hAnsi="Arial"/>
-                <w:sz w:val="14"/>
-              </w:rPr>
-              <w:t>дозирующая система ProMax</w:t>
+              <w:t xml:space="preserve">_____________</w:t>
             </w:r>
           </w:p>
         </w:tc>
@@ -1880,9 +1829,8 @@
               <w:rPr>
                 <w:sz w:val="14"/>
                 <w:rFonts w:ascii="Arial" w:hAnsi="Arial"/>
-                <w:b/>
-              </w:rPr>
-              <w:t xml:space="preserve">Выберите элемент.</w:t>
+              </w:rPr>
+              <w:t xml:space="preserve">_____________</w:t>
             </w:r>
           </w:p>
         </w:tc>
@@ -1913,17 +1861,7 @@
                 <w:sz w:val="14"/>
                 <w:rFonts w:ascii="Arial" w:hAnsi="Arial"/>
               </w:rPr>
-              <w:t xml:space="preserve">Выберите элемент.</w:t>
-            </w:r>
-            <w:r>
-              <w:br/>
-            </w:r>
-            <w:r>
-              <w:rPr>
-                <w:rFonts w:ascii="Arial" w:hAnsi="Arial"/>
-                <w:sz w:val="14"/>
-              </w:rPr>
-              <w:t>Выберите элемент.</w:t>
+              <w:t xml:space="preserve">_____________</w:t>
             </w:r>
           </w:p>
         </w:tc>
@@ -2112,9 +2050,8 @@
               <w:rPr>
                 <w:sz w:val="14"/>
                 <w:rFonts w:ascii="Arial" w:hAnsi="Arial"/>
-                <w:b/>
-              </w:rPr>
-              <w:t xml:space="preserve">ХИМИТЕК ПОЛИДЕЗ-СУПЕР</w:t>
+              </w:rPr>
+              <w:t xml:space="preserve">_____________</w:t>
             </w:r>
           </w:p>
         </w:tc>
@@ -2145,17 +2082,7 @@
                 <w:sz w:val="14"/>
                 <w:rFonts w:ascii="Arial" w:hAnsi="Arial"/>
               </w:rPr>
-              <w:t xml:space="preserve">0,02-0,05 %</w:t>
-            </w:r>
-            <w:r>
-              <w:br/>
-            </w:r>
-            <w:r>
-              <w:rPr>
-                <w:rFonts w:ascii="Arial" w:hAnsi="Arial"/>
-                <w:sz w:val="14"/>
-              </w:rPr>
-              <w:t>дозирующая система ProMax</w:t>
+              <w:t xml:space="preserve">_____________</w:t>
             </w:r>
           </w:p>
         </w:tc>
@@ -2279,9 +2206,8 @@
               <w:rPr>
                 <w:sz w:val="14"/>
                 <w:rFonts w:ascii="Arial" w:hAnsi="Arial"/>
-                <w:b/>
-              </w:rPr>
-              <w:t xml:space="preserve">ХИМИТЕК ПОЛИДЕЗ-СУПЕР</w:t>
+              </w:rPr>
+              <w:t xml:space="preserve">_____________</w:t>
             </w:r>
           </w:p>
         </w:tc>
@@ -2312,17 +2238,7 @@
                 <w:sz w:val="14"/>
                 <w:rFonts w:ascii="Arial" w:hAnsi="Arial"/>
               </w:rPr>
-              <w:t xml:space="preserve">0,02-0,05 %</w:t>
-            </w:r>
-            <w:r>
-              <w:br/>
-            </w:r>
-            <w:r>
-              <w:rPr>
-                <w:rFonts w:ascii="Arial" w:hAnsi="Arial"/>
-                <w:sz w:val="14"/>
-              </w:rPr>
-              <w:t>дозирующая система ProMax</w:t>
+              <w:t xml:space="preserve">_____________</w:t>
             </w:r>
           </w:p>
         </w:tc>
@@ -2488,9 +2404,8 @@
               <w:rPr>
                 <w:sz w:val="14"/>
                 <w:rFonts w:ascii="Arial" w:hAnsi="Arial"/>
-                <w:b/>
-              </w:rPr>
-              <w:t xml:space="preserve">Выберите элемент.</w:t>
+              </w:rPr>
+              <w:t xml:space="preserve">_____________</w:t>
             </w:r>
           </w:p>
         </w:tc>
@@ -2521,17 +2436,7 @@
                 <w:sz w:val="14"/>
                 <w:rFonts w:ascii="Arial" w:hAnsi="Arial"/>
               </w:rPr>
-              <w:t xml:space="preserve">Выберите элемент.</w:t>
-            </w:r>
-            <w:r>
-              <w:br/>
-            </w:r>
-            <w:r>
-              <w:rPr>
-                <w:rFonts w:ascii="Arial" w:hAnsi="Arial"/>
-                <w:sz w:val="14"/>
-              </w:rPr>
-              <w:t>Выберите элемент.</w:t>
+              <w:t xml:space="preserve">_____________</w:t>
             </w:r>
           </w:p>
         </w:tc>
@@ -2720,9 +2625,8 @@
               <w:rPr>
                 <w:sz w:val="14"/>
                 <w:rFonts w:ascii="Arial" w:hAnsi="Arial"/>
-                <w:b/>
-              </w:rPr>
-              <w:t xml:space="preserve">ХИМИТЕК ПОЛИДЕЗ-СУПЕР</w:t>
+              </w:rPr>
+              <w:t xml:space="preserve">_____________</w:t>
             </w:r>
           </w:p>
         </w:tc>
@@ -2753,17 +2657,7 @@
                 <w:sz w:val="14"/>
                 <w:rFonts w:ascii="Arial" w:hAnsi="Arial"/>
               </w:rPr>
-              <w:t xml:space="preserve">0,02-0,05 %</w:t>
-            </w:r>
-            <w:r>
-              <w:br/>
-            </w:r>
-            <w:r>
-              <w:rPr>
-                <w:rFonts w:ascii="Arial" w:hAnsi="Arial"/>
-                <w:sz w:val="14"/>
-              </w:rPr>
-              <w:t>дозирующая система ProMax</w:t>
+              <w:t xml:space="preserve">_____________</w:t>
             </w:r>
           </w:p>
         </w:tc>
@@ -2887,9 +2781,8 @@
               <w:rPr>
                 <w:sz w:val="14"/>
                 <w:rFonts w:ascii="Arial" w:hAnsi="Arial"/>
-                <w:b/>
-              </w:rPr>
-              <w:t xml:space="preserve">ХИМИТЕК ПОЛИДЕЗ-СУПЕР</w:t>
+              </w:rPr>
+              <w:t xml:space="preserve">_____________</w:t>
             </w:r>
           </w:p>
         </w:tc>
@@ -2920,17 +2813,7 @@
                 <w:sz w:val="14"/>
                 <w:rFonts w:ascii="Arial" w:hAnsi="Arial"/>
               </w:rPr>
-              <w:t xml:space="preserve">0,02-0,05 %</w:t>
-            </w:r>
-            <w:r>
-              <w:br/>
-            </w:r>
-            <w:r>
-              <w:rPr>
-                <w:rFonts w:ascii="Arial" w:hAnsi="Arial"/>
-                <w:sz w:val="14"/>
-              </w:rPr>
-              <w:t>дозирующая система ProMax</w:t>
+              <w:t xml:space="preserve">_____________</w:t>
             </w:r>
           </w:p>
         </w:tc>

--- a/tech_cards/Раздевалка мужскаяженская_tech_card.docx
+++ b/tech_cards/Раздевалка мужскаяженская_tech_card.docx
@@ -846,7 +846,17 @@
                 <w:sz w:val="14"/>
                 <w:rFonts w:ascii="Arial" w:hAnsi="Arial"/>
               </w:rPr>
-              <w:t xml:space="preserve">1% - 2%</w:t>
+              <w:t xml:space="preserve">1,0-2,0 %</w:t>
+            </w:r>
+            <w:r>
+              <w:br/>
+            </w:r>
+            <w:r>
+              <w:rPr>
+                <w:rFonts w:ascii="Arial" w:hAnsi="Arial"/>
+                <w:sz w:val="14"/>
+              </w:rPr>
+              <w:t>дозирующая система ProMax</w:t>
             </w:r>
           </w:p>
         </w:tc>
@@ -1014,7 +1024,6 @@
         <w:tc>
           <w:tcPr>
             <w:tcW w:w="1417" w:type="dxa"/>
-            <w:shd w:val="clear" w:color="auto" w:fill="FFFFCC"/>
           </w:tcPr>
           <w:p>
             <w:pPr>
@@ -1029,7 +1038,7 @@
                 <w:rFonts w:ascii="Arial" w:hAnsi="Arial"/>
                 <w:b/>
               </w:rPr>
-              <w:t xml:space="preserve">ПОЛИДЕЗ®</w:t>
+              <w:t xml:space="preserve">ХИМИТЕК ПОЛИДЕЗ-СУПЕР</w:t>
             </w:r>
           </w:p>
         </w:tc>
@@ -1060,7 +1069,17 @@
                 <w:sz w:val="14"/>
                 <w:rFonts w:ascii="Arial" w:hAnsi="Arial"/>
               </w:rPr>
-              <w:t xml:space="preserve">0,02% - 0,05% (по НУК)</w:t>
+              <w:t xml:space="preserve">0,02-0,05 %</w:t>
+            </w:r>
+            <w:r>
+              <w:br/>
+            </w:r>
+            <w:r>
+              <w:rPr>
+                <w:rFonts w:ascii="Arial" w:hAnsi="Arial"/>
+                <w:sz w:val="14"/>
+              </w:rPr>
+              <w:t>дозирующая система ProMax</w:t>
             </w:r>
           </w:p>
         </w:tc>
@@ -1223,6 +1242,7 @@
         <w:tc>
           <w:tcPr>
             <w:tcW w:w="1417" w:type="dxa"/>
+            <w:shd w:val="clear" w:color="auto" w:fill="99FF99"/>
           </w:tcPr>
           <w:p>
             <w:pPr>
@@ -1235,8 +1255,9 @@
               <w:rPr>
                 <w:sz w:val="14"/>
                 <w:rFonts w:ascii="Arial" w:hAnsi="Arial"/>
-              </w:rPr>
-              <w:t xml:space="preserve">_____________</w:t>
+                <w:b/>
+              </w:rPr>
+              <w:t xml:space="preserve">ХИМИТЕК ИЗУМРУД 310</w:t>
             </w:r>
           </w:p>
         </w:tc>
@@ -1267,7 +1288,17 @@
                 <w:sz w:val="14"/>
                 <w:rFonts w:ascii="Arial" w:hAnsi="Arial"/>
               </w:rPr>
-              <w:t xml:space="preserve">_____________</w:t>
+              <w:t xml:space="preserve">1,0-2,0 %</w:t>
+            </w:r>
+            <w:r>
+              <w:br/>
+            </w:r>
+            <w:r>
+              <w:rPr>
+                <w:rFonts w:ascii="Arial" w:hAnsi="Arial"/>
+                <w:sz w:val="14"/>
+              </w:rPr>
+              <w:t>дозирующая система ProMax</w:t>
             </w:r>
           </w:p>
         </w:tc>
@@ -1456,8 +1487,9 @@
               <w:rPr>
                 <w:sz w:val="14"/>
                 <w:rFonts w:ascii="Arial" w:hAnsi="Arial"/>
-              </w:rPr>
-              <w:t xml:space="preserve">_____________</w:t>
+                <w:b/>
+              </w:rPr>
+              <w:t xml:space="preserve">ХИМИТЕК ПОЛИДЕЗ-СУПЕР</w:t>
             </w:r>
           </w:p>
         </w:tc>
@@ -1488,7 +1520,17 @@
                 <w:sz w:val="14"/>
                 <w:rFonts w:ascii="Arial" w:hAnsi="Arial"/>
               </w:rPr>
-              <w:t xml:space="preserve">_____________</w:t>
+              <w:t xml:space="preserve">0,02-0,05 %</w:t>
+            </w:r>
+            <w:r>
+              <w:br/>
+            </w:r>
+            <w:r>
+              <w:rPr>
+                <w:rFonts w:ascii="Arial" w:hAnsi="Arial"/>
+                <w:sz w:val="14"/>
+              </w:rPr>
+              <w:t>дозирующая система ProMax</w:t>
             </w:r>
           </w:p>
         </w:tc>
@@ -1612,8 +1654,9 @@
               <w:rPr>
                 <w:sz w:val="14"/>
                 <w:rFonts w:ascii="Arial" w:hAnsi="Arial"/>
-              </w:rPr>
-              <w:t xml:space="preserve">_____________</w:t>
+                <w:b/>
+              </w:rPr>
+              <w:t xml:space="preserve">ХИМИТЕК ПОЛИДЕЗ-СУПЕР</w:t>
             </w:r>
           </w:p>
         </w:tc>
@@ -1644,7 +1687,17 @@
                 <w:sz w:val="14"/>
                 <w:rFonts w:ascii="Arial" w:hAnsi="Arial"/>
               </w:rPr>
-              <w:t xml:space="preserve">_____________</w:t>
+              <w:t xml:space="preserve">0,02-0,05 %</w:t>
+            </w:r>
+            <w:r>
+              <w:br/>
+            </w:r>
+            <w:r>
+              <w:rPr>
+                <w:rFonts w:ascii="Arial" w:hAnsi="Arial"/>
+                <w:sz w:val="14"/>
+              </w:rPr>
+              <w:t>дозирующая система ProMax</w:t>
             </w:r>
           </w:p>
         </w:tc>
@@ -1817,6 +1870,7 @@
         <w:tc>
           <w:tcPr>
             <w:tcW w:w="1417" w:type="dxa"/>
+            <w:shd w:val="clear" w:color="auto" w:fill="99FF99"/>
           </w:tcPr>
           <w:p>
             <w:pPr>
@@ -1829,8 +1883,9 @@
               <w:rPr>
                 <w:sz w:val="14"/>
                 <w:rFonts w:ascii="Arial" w:hAnsi="Arial"/>
-              </w:rPr>
-              <w:t xml:space="preserve">_____________</w:t>
+                <w:b/>
+              </w:rPr>
+              <w:t xml:space="preserve">ХИМИТЕК ИЗУМРУД 310</w:t>
             </w:r>
           </w:p>
         </w:tc>
@@ -1861,7 +1916,17 @@
                 <w:sz w:val="14"/>
                 <w:rFonts w:ascii="Arial" w:hAnsi="Arial"/>
               </w:rPr>
-              <w:t xml:space="preserve">_____________</w:t>
+              <w:t xml:space="preserve">1,0-2,0 %</w:t>
+            </w:r>
+            <w:r>
+              <w:br/>
+            </w:r>
+            <w:r>
+              <w:rPr>
+                <w:rFonts w:ascii="Arial" w:hAnsi="Arial"/>
+                <w:sz w:val="14"/>
+              </w:rPr>
+              <w:t>дозирующая система ProMax</w:t>
             </w:r>
           </w:p>
         </w:tc>
@@ -2050,8 +2115,9 @@
               <w:rPr>
                 <w:sz w:val="14"/>
                 <w:rFonts w:ascii="Arial" w:hAnsi="Arial"/>
-              </w:rPr>
-              <w:t xml:space="preserve">_____________</w:t>
+                <w:b/>
+              </w:rPr>
+              <w:t xml:space="preserve">ХИМИТЕК ПОЛИДЕЗ-СУПЕР</w:t>
             </w:r>
           </w:p>
         </w:tc>
@@ -2082,7 +2148,17 @@
                 <w:sz w:val="14"/>
                 <w:rFonts w:ascii="Arial" w:hAnsi="Arial"/>
               </w:rPr>
-              <w:t xml:space="preserve">_____________</w:t>
+              <w:t xml:space="preserve">0,02-0,05 %</w:t>
+            </w:r>
+            <w:r>
+              <w:br/>
+            </w:r>
+            <w:r>
+              <w:rPr>
+                <w:rFonts w:ascii="Arial" w:hAnsi="Arial"/>
+                <w:sz w:val="14"/>
+              </w:rPr>
+              <w:t>дозирующая система ProMax</w:t>
             </w:r>
           </w:p>
         </w:tc>
@@ -2206,8 +2282,9 @@
               <w:rPr>
                 <w:sz w:val="14"/>
                 <w:rFonts w:ascii="Arial" w:hAnsi="Arial"/>
-              </w:rPr>
-              <w:t xml:space="preserve">_____________</w:t>
+                <w:b/>
+              </w:rPr>
+              <w:t xml:space="preserve">ХИМИТЕК ПОЛИДЕЗ-СУПЕР</w:t>
             </w:r>
           </w:p>
         </w:tc>
@@ -2238,7 +2315,17 @@
                 <w:sz w:val="14"/>
                 <w:rFonts w:ascii="Arial" w:hAnsi="Arial"/>
               </w:rPr>
-              <w:t xml:space="preserve">_____________</w:t>
+              <w:t xml:space="preserve">0,02-0,05 %</w:t>
+            </w:r>
+            <w:r>
+              <w:br/>
+            </w:r>
+            <w:r>
+              <w:rPr>
+                <w:rFonts w:ascii="Arial" w:hAnsi="Arial"/>
+                <w:sz w:val="14"/>
+              </w:rPr>
+              <w:t>дозирующая система ProMax</w:t>
             </w:r>
           </w:p>
         </w:tc>
@@ -2392,6 +2479,7 @@
         <w:tc>
           <w:tcPr>
             <w:tcW w:w="1417" w:type="dxa"/>
+            <w:shd w:val="clear" w:color="auto" w:fill="99FF99"/>
           </w:tcPr>
           <w:p>
             <w:pPr>
@@ -2404,8 +2492,9 @@
               <w:rPr>
                 <w:sz w:val="14"/>
                 <w:rFonts w:ascii="Arial" w:hAnsi="Arial"/>
-              </w:rPr>
-              <w:t xml:space="preserve">_____________</w:t>
+                <w:b/>
+              </w:rPr>
+              <w:t xml:space="preserve">ХИМИТЕК ИЗУМРУД 310</w:t>
             </w:r>
           </w:p>
         </w:tc>
@@ -2436,7 +2525,17 @@
                 <w:sz w:val="14"/>
                 <w:rFonts w:ascii="Arial" w:hAnsi="Arial"/>
               </w:rPr>
-              <w:t xml:space="preserve">_____________</w:t>
+              <w:t xml:space="preserve">1,0-2,0 %</w:t>
+            </w:r>
+            <w:r>
+              <w:br/>
+            </w:r>
+            <w:r>
+              <w:rPr>
+                <w:rFonts w:ascii="Arial" w:hAnsi="Arial"/>
+                <w:sz w:val="14"/>
+              </w:rPr>
+              <w:t>дозирующая система ProMax</w:t>
             </w:r>
           </w:p>
         </w:tc>
@@ -2625,8 +2724,9 @@
               <w:rPr>
                 <w:sz w:val="14"/>
                 <w:rFonts w:ascii="Arial" w:hAnsi="Arial"/>
-              </w:rPr>
-              <w:t xml:space="preserve">_____________</w:t>
+                <w:b/>
+              </w:rPr>
+              <w:t xml:space="preserve">ХИМИТЕК ПОЛИДЕЗ-СУПЕР</w:t>
             </w:r>
           </w:p>
         </w:tc>
@@ -2657,7 +2757,17 @@
                 <w:sz w:val="14"/>
                 <w:rFonts w:ascii="Arial" w:hAnsi="Arial"/>
               </w:rPr>
-              <w:t xml:space="preserve">_____________</w:t>
+              <w:t xml:space="preserve">0,02-0,05 %</w:t>
+            </w:r>
+            <w:r>
+              <w:br/>
+            </w:r>
+            <w:r>
+              <w:rPr>
+                <w:rFonts w:ascii="Arial" w:hAnsi="Arial"/>
+                <w:sz w:val="14"/>
+              </w:rPr>
+              <w:t>дозирующая система ProMax</w:t>
             </w:r>
           </w:p>
         </w:tc>
@@ -2781,8 +2891,9 @@
               <w:rPr>
                 <w:sz w:val="14"/>
                 <w:rFonts w:ascii="Arial" w:hAnsi="Arial"/>
-              </w:rPr>
-              <w:t xml:space="preserve">_____________</w:t>
+                <w:b/>
+              </w:rPr>
+              <w:t xml:space="preserve">ХИМИТЕК ПОЛИДЕЗ-СУПЕР</w:t>
             </w:r>
           </w:p>
         </w:tc>
@@ -2813,7 +2924,17 @@
                 <w:sz w:val="14"/>
                 <w:rFonts w:ascii="Arial" w:hAnsi="Arial"/>
               </w:rPr>
-              <w:t xml:space="preserve">_____________</w:t>
+              <w:t xml:space="preserve">0,02-0,05 %</w:t>
+            </w:r>
+            <w:r>
+              <w:br/>
+            </w:r>
+            <w:r>
+              <w:rPr>
+                <w:rFonts w:ascii="Arial" w:hAnsi="Arial"/>
+                <w:sz w:val="14"/>
+              </w:rPr>
+              <w:t>дозирующая система ProMax</w:t>
             </w:r>
           </w:p>
         </w:tc>

--- a/tech_cards/Раздевалка мужскаяженская_tech_card.docx
+++ b/tech_cards/Раздевалка мужскаяженская_tech_card.docx
@@ -1,24 +1,24 @@
 
 <file path=word/document.xml><?xml version="1.0" encoding="utf-8"?>
-<w:document xmlns:wpc="http://schemas.microsoft.com/office/word/2010/wordprocessingCanvas" xmlns:cx="http://schemas.microsoft.com/office/drawing/2014/chartex" xmlns:cx1="http://schemas.microsoft.com/office/drawing/2015/9/8/chartex" xmlns:cx2="http://schemas.microsoft.com/office/drawing/2015/10/21/chartex" xmlns:cx3="http://schemas.microsoft.com/office/drawing/2016/5/9/chartex" xmlns:cx4="http://schemas.microsoft.com/office/drawing/2016/5/10/chartex" xmlns:cx5="http://schemas.microsoft.com/office/drawing/2016/5/11/chartex" xmlns:cx6="http://schemas.microsoft.com/office/drawing/2016/5/12/chartex" xmlns:cx7="http://schemas.microsoft.com/office/drawing/2016/5/13/chartex" xmlns:cx8="http://schemas.microsoft.com/office/drawing/2016/5/14/chartex" xmlns:mc="http://schemas.openxmlformats.org/markup-compatibility/2006" xmlns:aink="http://schemas.microsoft.com/office/drawing/2016/ink" xmlns:am3d="http://schemas.microsoft.com/office/drawing/2017/model3d" xmlns:o="urn:schemas-microsoft-com:office:office" xmlns:r="http://schemas.openxmlformats.org/officeDocument/2006/relationships" xmlns:m="http://schemas.openxmlformats.org/officeDocument/2006/math" xmlns:v="urn:schemas-microsoft-com:vml" xmlns:wp14="http://schemas.microsoft.com/office/word/2010/wordprocessingDrawing" xmlns:wp="http://schemas.openxmlformats.org/drawingml/2006/wordprocessingDrawing" xmlns:w10="urn:schemas-microsoft-com:office:word" xmlns:w="http://schemas.openxmlformats.org/wordprocessingml/2006/main" xmlns:w14="http://schemas.microsoft.com/office/word/2010/wordml" xmlns:w15="http://schemas.microsoft.com/office/word/2012/wordml" xmlns:w16cex="http://schemas.microsoft.com/office/word/2018/wordml/cex" xmlns:w16cid="http://schemas.microsoft.com/office/word/2016/wordml/cid" xmlns:w16="http://schemas.microsoft.com/office/word/2018/wordml" xmlns:w16sdtdh="http://schemas.microsoft.com/office/word/2020/wordml/sdtdatahash" xmlns:w16se="http://schemas.microsoft.com/office/word/2015/wordml/symex" xmlns:wpg="http://schemas.microsoft.com/office/word/2010/wordprocessingGroup" xmlns:wpi="http://schemas.microsoft.com/office/word/2010/wordprocessingInk" xmlns:wne="http://schemas.microsoft.com/office/word/2006/wordml" xmlns:wps="http://schemas.microsoft.com/office/word/2010/wordprocessingShape" mc:Ignorable="w14 w15 w16se w16cid w16 w16cex w16sdtdh wp14">
+<w:document xmlns:wpc="http://schemas.microsoft.com/office/word/2010/wordprocessingCanvas" xmlns:cx="http://schemas.microsoft.com/office/drawing/2014/chartex" xmlns:cx1="http://schemas.microsoft.com/office/drawing/2015/9/8/chartex" xmlns:cx2="http://schemas.microsoft.com/office/drawing/2015/10/21/chartex" xmlns:cx3="http://schemas.microsoft.com/office/drawing/2016/5/9/chartex" xmlns:cx4="http://schemas.microsoft.com/office/drawing/2016/5/10/chartex" xmlns:cx5="http://schemas.microsoft.com/office/drawing/2016/5/11/chartex" xmlns:cx6="http://schemas.microsoft.com/office/drawing/2016/5/12/chartex" xmlns:cx7="http://schemas.microsoft.com/office/drawing/2016/5/13/chartex" xmlns:cx8="http://schemas.microsoft.com/office/drawing/2016/5/14/chartex" xmlns:mc="http://schemas.openxmlformats.org/markup-compatibility/2006" xmlns:aink="http://schemas.microsoft.com/office/drawing/2016/ink" xmlns:am3d="http://schemas.microsoft.com/office/drawing/2017/model3d" xmlns:o="urn:schemas-microsoft-com:office:office" xmlns:oel="http://schemas.microsoft.com/office/2019/extlst" xmlns:r="http://schemas.openxmlformats.org/officeDocument/2006/relationships" xmlns:m="http://schemas.openxmlformats.org/officeDocument/2006/math" xmlns:v="urn:schemas-microsoft-com:vml" xmlns:wp14="http://schemas.microsoft.com/office/word/2010/wordprocessingDrawing" xmlns:wp="http://schemas.openxmlformats.org/drawingml/2006/wordprocessingDrawing" xmlns:w10="urn:schemas-microsoft-com:office:word" xmlns:w="http://schemas.openxmlformats.org/wordprocessingml/2006/main" xmlns:w14="http://schemas.microsoft.com/office/word/2010/wordml" xmlns:w15="http://schemas.microsoft.com/office/word/2012/wordml" xmlns:w16cex="http://schemas.microsoft.com/office/word/2018/wordml/cex" xmlns:w16cid="http://schemas.microsoft.com/office/word/2016/wordml/cid" xmlns:w16="http://schemas.microsoft.com/office/word/2018/wordml" xmlns:w16du="http://schemas.microsoft.com/office/word/2023/wordml/word16du" xmlns:w16sdtdh="http://schemas.microsoft.com/office/word/2020/wordml/sdtdatahash" xmlns:w16sdtfl="http://schemas.microsoft.com/office/word/2024/wordml/sdtformatlock" xmlns:w16se="http://schemas.microsoft.com/office/word/2015/wordml/symex" xmlns:wpg="http://schemas.microsoft.com/office/word/2010/wordprocessingGroup" xmlns:wpi="http://schemas.microsoft.com/office/word/2010/wordprocessingInk" xmlns:wne="http://schemas.microsoft.com/office/word/2006/wordml" xmlns:wps="http://schemas.microsoft.com/office/word/2010/wordprocessingShape" mc:Ignorable="w14 w15 w16se w16cid w16 w16cex w16sdtdh w16sdtfl w16du wp14">
   <w:body>
     <w:tbl>
       <w:tblPr>
         <w:tblStyle w:val="aff0"/>
-        <w:tblW w:w="15352" w:type="dxa"/>
+        <w:tblW w:w="15876" w:type="dxa"/>
         <w:tblLook w:val="04A0" w:firstRow="1" w:lastRow="0" w:firstColumn="1" w:lastColumn="0" w:noHBand="0" w:noVBand="1"/>
       </w:tblPr>
       <w:tblGrid>
-        <w:gridCol w:w="523"/>
-        <w:gridCol w:w="2777"/>
-        <w:gridCol w:w="523"/>
-        <w:gridCol w:w="2305"/>
-        <w:gridCol w:w="523"/>
-        <w:gridCol w:w="2284"/>
-        <w:gridCol w:w="523"/>
-        <w:gridCol w:w="2132"/>
-        <w:gridCol w:w="522"/>
-        <w:gridCol w:w="3240"/>
+        <w:gridCol w:w="540"/>
+        <w:gridCol w:w="2871"/>
+        <w:gridCol w:w="541"/>
+        <w:gridCol w:w="2384"/>
+        <w:gridCol w:w="541"/>
+        <w:gridCol w:w="2362"/>
+        <w:gridCol w:w="541"/>
+        <w:gridCol w:w="2205"/>
+        <w:gridCol w:w="540"/>
+        <w:gridCol w:w="3351"/>
       </w:tblGrid>
       <w:tr>
         <w:trPr>
@@ -207,22 +207,23 @@
     <w:tbl>
       <w:tblPr>
         <w:tblStyle w:val="aff0"/>
-        <w:tblW w:w="15350" w:type="dxa"/>
+        <w:tblW w:w="15876" w:type="dxa"/>
+        <w:tblLayout w:type="fixed"/>
         <w:tblLook w:val="04A0" w:firstRow="1" w:lastRow="0" w:firstColumn="1" w:lastColumn="0" w:noHBand="0" w:noVBand="1"/>
       </w:tblPr>
       <w:tblGrid>
-        <w:gridCol w:w="1809"/>
-        <w:gridCol w:w="1134"/>
-        <w:gridCol w:w="426"/>
-        <w:gridCol w:w="1417"/>
-        <w:gridCol w:w="1276"/>
-        <w:gridCol w:w="1990"/>
-        <w:gridCol w:w="1248"/>
-        <w:gridCol w:w="1032"/>
-        <w:gridCol w:w="411"/>
-        <w:gridCol w:w="1467"/>
-        <w:gridCol w:w="1554"/>
-        <w:gridCol w:w="1586"/>
+        <w:gridCol w:w="1688"/>
+        <w:gridCol w:w="1408"/>
+        <w:gridCol w:w="506"/>
+        <w:gridCol w:w="1913"/>
+        <w:gridCol w:w="1520"/>
+        <w:gridCol w:w="2025"/>
+        <w:gridCol w:w="1183"/>
+        <w:gridCol w:w="1126"/>
+        <w:gridCol w:w="510"/>
+        <w:gridCol w:w="958"/>
+        <w:gridCol w:w="1351"/>
+        <w:gridCol w:w="1688"/>
       </w:tblGrid>
       <w:tr>
         <w:trPr>
@@ -230,7 +231,7 @@
         </w:trPr>
         <w:tc>
           <w:tcPr>
-            <w:tcW w:w="15350" w:type="dxa"/>
+            <w:tcW w:w="15876" w:type="dxa"/>
             <w:gridSpan w:val="12"/>
             <w:tcBorders>
               <w:top w:val="single" w:sz="4" w:space="0" w:color="auto"/>
@@ -256,7 +257,7 @@
         </w:trPr>
         <w:tc>
           <w:tcPr>
-            <w:tcW w:w="15350" w:type="dxa"/>
+            <w:tcW w:w="15876" w:type="dxa"/>
             <w:gridSpan w:val="12"/>
             <w:tcBorders>
               <w:top w:val="nil"/>
@@ -283,7 +284,7 @@
         </w:trPr>
         <w:tc>
           <w:tcPr>
-            <w:tcW w:w="15350" w:type="dxa"/>
+            <w:tcW w:w="15876" w:type="dxa"/>
             <w:gridSpan w:val="12"/>
             <w:tcBorders>
               <w:top w:val="nil"/>
@@ -308,7 +309,7 @@
         </w:trPr>
         <w:tc>
           <w:tcPr>
-            <w:tcW w:w="15350" w:type="dxa"/>
+            <w:tcW w:w="15876" w:type="dxa"/>
             <w:gridSpan w:val="12"/>
             <w:tcBorders>
               <w:top w:val="nil"/>
@@ -341,7 +342,7 @@
         </w:trPr>
         <w:tc>
           <w:tcPr>
-            <w:tcW w:w="15350" w:type="dxa"/>
+            <w:tcW w:w="15876" w:type="dxa"/>
             <w:gridSpan w:val="12"/>
             <w:tcBorders>
               <w:top w:val="nil"/>
@@ -367,10 +368,11 @@
         </w:trPr>
         <w:tc>
           <w:tcPr>
-            <w:tcW w:w="1809" w:type="dxa"/>
+            <w:tcW w:w="1688" w:type="dxa"/>
             <w:tcBorders>
               <w:top w:val="single" w:sz="4" w:space="0" w:color="auto"/>
             </w:tcBorders>
+            <w:noWrap/>
           </w:tcPr>
           <w:p>
             <w:pPr>
@@ -392,7 +394,7 @@
         </w:tc>
         <w:tc>
           <w:tcPr>
-            <w:tcW w:w="1134" w:type="dxa"/>
+            <w:tcW w:w="1408" w:type="dxa"/>
             <w:tcBorders>
               <w:top w:val="single" w:sz="4" w:space="0" w:color="auto"/>
             </w:tcBorders>
@@ -417,11 +419,16 @@
         </w:tc>
         <w:tc>
           <w:tcPr>
-            <w:tcW w:w="426" w:type="dxa"/>
+            <w:tcW w:w="506" w:type="dxa"/>
             <w:tcBorders>
               <w:top w:val="single" w:sz="4" w:space="0" w:color="auto"/>
             </w:tcBorders>
+            <w:tcMar>
+              <w:left w:w="0" w:type="dxa"/>
+              <w:right w:w="0" w:type="dxa"/>
+            </w:tcMar>
             <w:textDirection w:val="btLr"/>
+            <w:vAlign w:val="center"/>
           </w:tcPr>
           <w:p>
             <w:pPr>
@@ -444,7 +451,7 @@
         </w:tc>
         <w:tc>
           <w:tcPr>
-            <w:tcW w:w="1417" w:type="dxa"/>
+            <w:tcW w:w="1913" w:type="dxa"/>
             <w:tcBorders>
               <w:top w:val="single" w:sz="4" w:space="0" w:color="auto"/>
             </w:tcBorders>
@@ -469,7 +476,7 @@
         </w:tc>
         <w:tc>
           <w:tcPr>
-            <w:tcW w:w="1276" w:type="dxa"/>
+            <w:tcW w:w="1520" w:type="dxa"/>
             <w:tcBorders>
               <w:top w:val="single" w:sz="4" w:space="0" w:color="auto"/>
             </w:tcBorders>
@@ -494,7 +501,7 @@
         </w:tc>
         <w:tc>
           <w:tcPr>
-            <w:tcW w:w="1990" w:type="dxa"/>
+            <w:tcW w:w="2025" w:type="dxa"/>
             <w:tcBorders>
               <w:top w:val="single" w:sz="4" w:space="0" w:color="auto"/>
             </w:tcBorders>
@@ -519,7 +526,7 @@
         </w:tc>
         <w:tc>
           <w:tcPr>
-            <w:tcW w:w="1248" w:type="dxa"/>
+            <w:tcW w:w="1183" w:type="dxa"/>
             <w:tcBorders>
               <w:top w:val="single" w:sz="4" w:space="0" w:color="auto"/>
             </w:tcBorders>
@@ -544,7 +551,7 @@
         </w:tc>
         <w:tc>
           <w:tcPr>
-            <w:tcW w:w="1032" w:type="dxa"/>
+            <w:tcW w:w="1126" w:type="dxa"/>
             <w:tcBorders>
               <w:top w:val="single" w:sz="4" w:space="0" w:color="auto"/>
             </w:tcBorders>
@@ -569,11 +576,16 @@
         </w:tc>
         <w:tc>
           <w:tcPr>
-            <w:tcW w:w="411" w:type="dxa"/>
+            <w:tcW w:w="510" w:type="dxa"/>
             <w:tcBorders>
               <w:top w:val="single" w:sz="4" w:space="0" w:color="auto"/>
             </w:tcBorders>
+            <w:tcMar>
+              <w:left w:w="0" w:type="dxa"/>
+              <w:right w:w="0" w:type="dxa"/>
+            </w:tcMar>
             <w:textDirection w:val="btLr"/>
+            <w:vAlign w:val="center"/>
           </w:tcPr>
           <w:p>
             <w:pPr>
@@ -596,7 +608,7 @@
         </w:tc>
         <w:tc>
           <w:tcPr>
-            <w:tcW w:w="1467" w:type="dxa"/>
+            <w:tcW w:w="958" w:type="dxa"/>
             <w:tcBorders>
               <w:top w:val="single" w:sz="4" w:space="0" w:color="auto"/>
             </w:tcBorders>
@@ -621,7 +633,7 @@
         </w:tc>
         <w:tc>
           <w:tcPr>
-            <w:tcW w:w="1554" w:type="dxa"/>
+            <w:tcW w:w="1351" w:type="dxa"/>
             <w:tcBorders>
               <w:top w:val="single" w:sz="4" w:space="0" w:color="auto"/>
             </w:tcBorders>
@@ -646,7 +658,7 @@
         </w:tc>
         <w:tc>
           <w:tcPr>
-            <w:tcW w:w="1586" w:type="dxa"/>
+            <w:tcW w:w="1688" w:type="dxa"/>
             <w:tcBorders>
               <w:top w:val="single" w:sz="4" w:space="0" w:color="auto"/>
             </w:tcBorders>
@@ -693,7 +705,7 @@
         </w:trPr>
         <w:tc>
           <w:tcPr>
-            <w:tcW w:w="15350" w:type="dxa"/>
+            <w:tcW w:w="15876" w:type="dxa"/>
             <w:gridSpan w:val="12"/>
           </w:tcPr>
           <w:p>
@@ -714,20 +726,15 @@
       <w:tr>
         <w:trPr>
           <w:cantSplit/>
-          <w:trHeight w:val="168"/>
+          <w:trHeight w:val="156"/>
         </w:trPr>
         <w:tc>
           <w:tcPr>
-            <w:tcW w:w="15350" w:type="dxa"/>
+            <w:tcW w:w="15876" w:type="dxa"/>
             <w:gridSpan w:val="12"/>
             <w:shd w:val="clear" w:color="auto" w:fill="D9D9D9" w:themeFill="background1" w:themeFillShade="D9"/>
           </w:tcPr>
           <w:p>
-            <w:pPr>
-              <w:rPr>
-                <w:rStyle w:val="af6"/>
-              </w:rPr>
-            </w:pPr>
             <w:r>
               <w:rPr>
                 <w:rStyle w:val="af6"/>
@@ -740,7 +747,7 @@
       <w:tr>
         <w:tc>
           <w:tcPr>
-            <w:tcW w:w="1809" w:type="dxa"/>
+            <w:tcW w:w="1688" w:type="dxa"/>
             <w:vMerge w:val="restart"/>
           </w:tcPr>
           <w:p>
@@ -758,7 +765,7 @@
         </w:tc>
         <w:tc>
           <w:tcPr>
-            <w:tcW w:w="1134" w:type="dxa"/>
+            <w:tcW w:w="1408" w:type="dxa"/>
           </w:tcPr>
           <w:p>
             <w:r>
@@ -772,13 +779,14 @@
         </w:tc>
         <w:tc>
           <w:tcPr>
-            <w:tcW w:w="426" w:type="dxa"/>
+            <w:tcW w:w="506" w:type="dxa"/>
             <w:vMerge w:val="restart"/>
             <w:tcMar>
               <w:left w:w="0" w:type="dxa"/>
               <w:right w:w="0" w:type="dxa"/>
             </w:tcMar>
             <w:textDirection w:val="btLr"/>
+            <w:vAlign w:val="center"/>
           </w:tcPr>
           <w:p>
             <w:pPr>
@@ -799,7 +807,7 @@
         </w:tc>
         <w:tc>
           <w:tcPr>
-            <w:tcW w:w="1417" w:type="dxa"/>
+            <w:tcW w:w="1913" w:type="dxa"/>
             <w:shd w:val="clear" w:color="auto" w:fill="99FF99"/>
           </w:tcPr>
           <w:p>
@@ -821,7 +829,7 @@
         </w:tc>
         <w:tc>
           <w:tcPr>
-            <w:tcW w:w="1276" w:type="dxa"/>
+            <w:tcW w:w="1520" w:type="dxa"/>
           </w:tcPr>
           <w:p>
             <w:r>
@@ -835,7 +843,7 @@
         </w:tc>
         <w:tc>
           <w:tcPr>
-            <w:tcW w:w="1990" w:type="dxa"/>
+            <w:tcW w:w="2025" w:type="dxa"/>
           </w:tcPr>
           <w:p>
             <w:pPr>
@@ -862,7 +870,7 @@
         </w:tc>
         <w:tc>
           <w:tcPr>
-            <w:tcW w:w="1248" w:type="dxa"/>
+            <w:tcW w:w="1183" w:type="dxa"/>
           </w:tcPr>
           <w:p>
             <w:pPr>
@@ -879,7 +887,7 @@
         </w:tc>
         <w:tc>
           <w:tcPr>
-            <w:tcW w:w="1032" w:type="dxa"/>
+            <w:tcW w:w="1126" w:type="dxa"/>
           </w:tcPr>
           <w:p>
             <w:pPr>
@@ -896,7 +904,7 @@
         </w:tc>
         <w:tc>
           <w:tcPr>
-            <w:tcW w:w="411" w:type="dxa"/>
+            <w:tcW w:w="510" w:type="dxa"/>
             <w:noWrap/>
             <w:tcMar>
               <w:left w:w="0" w:type="dxa"/>
@@ -904,6 +912,7 @@
             </w:tcMar>
             <w:textDirection w:val="btLr"/>
             <w:tcFitText/>
+            <w:vAlign w:val="center"/>
             <w:vMerge w:val="restart"/>
             <w:shd w:val="clear" w:color="auto" w:fill="969696"/>
           </w:tcPr>
@@ -931,7 +940,7 @@
         </w:tc>
         <w:tc>
           <w:tcPr>
-            <w:tcW w:w="1467" w:type="dxa"/>
+            <w:tcW w:w="958" w:type="dxa"/>
             <w:vMerge w:val="restart"/>
           </w:tcPr>
           <w:p>
@@ -952,7 +961,7 @@
         </w:tc>
         <w:tc>
           <w:tcPr>
-            <w:tcW w:w="1554" w:type="dxa"/>
+            <w:tcW w:w="1351" w:type="dxa"/>
             <w:vMerge w:val="restart"/>
           </w:tcPr>
           <w:p>
@@ -970,7 +979,7 @@
         </w:tc>
         <w:tc>
           <w:tcPr>
-            <w:tcW w:w="1586" w:type="dxa"/>
+            <w:tcW w:w="1688" w:type="dxa"/>
             <w:vMerge w:val="restart"/>
           </w:tcPr>
           <w:p>
@@ -990,14 +999,14 @@
       <w:tr>
         <w:tc>
           <w:tcPr>
-            <w:tcW w:w="1809" w:type="dxa"/>
+            <w:tcW w:w="1688" w:type="dxa"/>
             <w:vMerge/>
           </w:tcPr>
           <w:p/>
         </w:tc>
         <w:tc>
           <w:tcPr>
-            <w:tcW w:w="1134" w:type="dxa"/>
+            <w:tcW w:w="1408" w:type="dxa"/>
           </w:tcPr>
           <w:p>
             <w:r>
@@ -1011,19 +1020,20 @@
         </w:tc>
         <w:tc>
           <w:tcPr>
-            <w:tcW w:w="426" w:type="dxa"/>
+            <w:tcW w:w="506" w:type="dxa"/>
             <w:vMerge/>
             <w:tcMar>
               <w:left w:w="0" w:type="dxa"/>
               <w:right w:w="0" w:type="dxa"/>
             </w:tcMar>
             <w:textDirection w:val="btLr"/>
+            <w:vAlign w:val="center"/>
           </w:tcPr>
           <w:p/>
         </w:tc>
         <w:tc>
           <w:tcPr>
-            <w:tcW w:w="1417" w:type="dxa"/>
+            <w:tcW w:w="1913" w:type="dxa"/>
           </w:tcPr>
           <w:p>
             <w:pPr>
@@ -1044,7 +1054,7 @@
         </w:tc>
         <w:tc>
           <w:tcPr>
-            <w:tcW w:w="1276" w:type="dxa"/>
+            <w:tcW w:w="1520" w:type="dxa"/>
           </w:tcPr>
           <w:p>
             <w:r>
@@ -1058,7 +1068,7 @@
         </w:tc>
         <w:tc>
           <w:tcPr>
-            <w:tcW w:w="1990" w:type="dxa"/>
+            <w:tcW w:w="2025" w:type="dxa"/>
           </w:tcPr>
           <w:p>
             <w:pPr>
@@ -1085,7 +1095,7 @@
         </w:tc>
         <w:tc>
           <w:tcPr>
-            <w:tcW w:w="1248" w:type="dxa"/>
+            <w:tcW w:w="1183" w:type="dxa"/>
           </w:tcPr>
           <w:p>
             <w:pPr>
@@ -1102,7 +1112,7 @@
         </w:tc>
         <w:tc>
           <w:tcPr>
-            <w:tcW w:w="1032" w:type="dxa"/>
+            <w:tcW w:w="1126" w:type="dxa"/>
           </w:tcPr>
           <w:p>
             <w:pPr>
@@ -1119,7 +1129,7 @@
         </w:tc>
         <w:tc>
           <w:tcPr>
-            <w:tcW w:w="411" w:type="dxa"/>
+            <w:tcW w:w="510" w:type="dxa"/>
             <w:noWrap/>
             <w:tcMar>
               <w:left w:w="0" w:type="dxa"/>
@@ -1127,6 +1137,7 @@
             </w:tcMar>
             <w:textDirection w:val="btLr"/>
             <w:tcFitText/>
+            <w:vAlign w:val="center"/>
             <w:vMerge/>
             <w:shd w:val="clear" w:color="auto" w:fill="969696"/>
           </w:tcPr>
@@ -1134,21 +1145,21 @@
         </w:tc>
         <w:tc>
           <w:tcPr>
-            <w:tcW w:w="1467" w:type="dxa"/>
+            <w:tcW w:w="958" w:type="dxa"/>
             <w:vMerge/>
           </w:tcPr>
           <w:p/>
         </w:tc>
         <w:tc>
           <w:tcPr>
-            <w:tcW w:w="1554" w:type="dxa"/>
+            <w:tcW w:w="1351" w:type="dxa"/>
             <w:vMerge/>
           </w:tcPr>
           <w:p/>
         </w:tc>
         <w:tc>
           <w:tcPr>
-            <w:tcW w:w="1586" w:type="dxa"/>
+            <w:tcW w:w="1688" w:type="dxa"/>
             <w:vMerge/>
           </w:tcPr>
           <w:p/>
@@ -1157,7 +1168,7 @@
       <w:tr>
         <w:tc>
           <w:tcPr>
-            <w:tcW w:w="15350" w:type="dxa"/>
+            <w:tcW w:w="15876" w:type="dxa"/>
             <w:gridSpan w:val="12"/>
             <w:shd w:val="clear" w:color="auto" w:fill="D2D2D2"/>
           </w:tcPr>
@@ -1176,7 +1187,7 @@
       <w:tr>
         <w:tc>
           <w:tcPr>
-            <w:tcW w:w="1809" w:type="dxa"/>
+            <w:tcW w:w="1688" w:type="dxa"/>
             <w:vMerge w:val="restart"/>
           </w:tcPr>
           <w:p>
@@ -1197,7 +1208,7 @@
         </w:tc>
         <w:tc>
           <w:tcPr>
-            <w:tcW w:w="1134" w:type="dxa"/>
+            <w:tcW w:w="1408" w:type="dxa"/>
           </w:tcPr>
           <w:p>
             <w:r>
@@ -1211,13 +1222,14 @@
         </w:tc>
         <w:tc>
           <w:tcPr>
-            <w:tcW w:w="426" w:type="dxa"/>
+            <w:tcW w:w="506" w:type="dxa"/>
             <w:vMerge w:val="restart"/>
             <w:tcMar>
               <w:left w:w="0" w:type="dxa"/>
               <w:right w:w="0" w:type="dxa"/>
             </w:tcMar>
             <w:textDirection w:val="btLr"/>
+            <w:vAlign w:val="center"/>
           </w:tcPr>
           <w:p>
             <w:pPr>
@@ -1241,7 +1253,7 @@
         </w:tc>
         <w:tc>
           <w:tcPr>
-            <w:tcW w:w="1417" w:type="dxa"/>
+            <w:tcW w:w="1913" w:type="dxa"/>
             <w:shd w:val="clear" w:color="auto" w:fill="99FF99"/>
           </w:tcPr>
           <w:p>
@@ -1263,7 +1275,7 @@
         </w:tc>
         <w:tc>
           <w:tcPr>
-            <w:tcW w:w="1276" w:type="dxa"/>
+            <w:tcW w:w="1520" w:type="dxa"/>
           </w:tcPr>
           <w:p>
             <w:r>
@@ -1277,7 +1289,7 @@
         </w:tc>
         <w:tc>
           <w:tcPr>
-            <w:tcW w:w="1990" w:type="dxa"/>
+            <w:tcW w:w="2025" w:type="dxa"/>
           </w:tcPr>
           <w:p>
             <w:pPr>
@@ -1304,7 +1316,7 @@
         </w:tc>
         <w:tc>
           <w:tcPr>
-            <w:tcW w:w="1248" w:type="dxa"/>
+            <w:tcW w:w="1183" w:type="dxa"/>
           </w:tcPr>
           <w:p>
             <w:pPr>
@@ -1321,7 +1333,7 @@
         </w:tc>
         <w:tc>
           <w:tcPr>
-            <w:tcW w:w="1032" w:type="dxa"/>
+            <w:tcW w:w="1126" w:type="dxa"/>
           </w:tcPr>
           <w:p>
             <w:pPr>
@@ -1338,7 +1350,7 @@
         </w:tc>
         <w:tc>
           <w:tcPr>
-            <w:tcW w:w="411" w:type="dxa"/>
+            <w:tcW w:w="510" w:type="dxa"/>
             <w:noWrap/>
             <w:tcMar>
               <w:left w:w="0" w:type="dxa"/>
@@ -1346,6 +1358,7 @@
             </w:tcMar>
             <w:textDirection w:val="btLr"/>
             <w:tcFitText/>
+            <w:vAlign w:val="center"/>
             <w:vMerge w:val="restart"/>
             <w:shd w:val="clear" w:color="auto" w:fill="969696"/>
           </w:tcPr>
@@ -1376,7 +1389,7 @@
         </w:tc>
         <w:tc>
           <w:tcPr>
-            <w:tcW w:w="1467" w:type="dxa"/>
+            <w:tcW w:w="958" w:type="dxa"/>
             <w:vMerge w:val="restart"/>
           </w:tcPr>
           <w:p>
@@ -1397,7 +1410,7 @@
         </w:tc>
         <w:tc>
           <w:tcPr>
-            <w:tcW w:w="1554" w:type="dxa"/>
+            <w:tcW w:w="1351" w:type="dxa"/>
             <w:vMerge w:val="restart"/>
           </w:tcPr>
           <w:p>
@@ -1418,7 +1431,7 @@
         </w:tc>
         <w:tc>
           <w:tcPr>
-            <w:tcW w:w="1586" w:type="dxa"/>
+            <w:tcW w:w="1688" w:type="dxa"/>
             <w:vMerge w:val="restart"/>
           </w:tcPr>
           <w:p>
@@ -1441,14 +1454,14 @@
       <w:tr>
         <w:tc>
           <w:tcPr>
-            <w:tcW w:w="1809" w:type="dxa"/>
+            <w:tcW w:w="1688" w:type="dxa"/>
             <w:vMerge/>
           </w:tcPr>
           <w:p/>
         </w:tc>
         <w:tc>
           <w:tcPr>
-            <w:tcW w:w="1134" w:type="dxa"/>
+            <w:tcW w:w="1408" w:type="dxa"/>
           </w:tcPr>
           <w:p>
             <w:r>
@@ -1462,19 +1475,20 @@
         </w:tc>
         <w:tc>
           <w:tcPr>
-            <w:tcW w:w="426" w:type="dxa"/>
+            <w:tcW w:w="506" w:type="dxa"/>
             <w:vMerge/>
             <w:tcMar>
               <w:left w:w="0" w:type="dxa"/>
               <w:right w:w="0" w:type="dxa"/>
             </w:tcMar>
             <w:textDirection w:val="btLr"/>
+            <w:vAlign w:val="center"/>
           </w:tcPr>
           <w:p/>
         </w:tc>
         <w:tc>
           <w:tcPr>
-            <w:tcW w:w="1417" w:type="dxa"/>
+            <w:tcW w:w="1913" w:type="dxa"/>
           </w:tcPr>
           <w:p>
             <w:pPr>
@@ -1495,7 +1509,7 @@
         </w:tc>
         <w:tc>
           <w:tcPr>
-            <w:tcW w:w="1276" w:type="dxa"/>
+            <w:tcW w:w="1520" w:type="dxa"/>
           </w:tcPr>
           <w:p>
             <w:r>
@@ -1509,7 +1523,7 @@
         </w:tc>
         <w:tc>
           <w:tcPr>
-            <w:tcW w:w="1990" w:type="dxa"/>
+            <w:tcW w:w="2025" w:type="dxa"/>
           </w:tcPr>
           <w:p>
             <w:pPr>
@@ -1536,7 +1550,7 @@
         </w:tc>
         <w:tc>
           <w:tcPr>
-            <w:tcW w:w="1248" w:type="dxa"/>
+            <w:tcW w:w="1183" w:type="dxa"/>
           </w:tcPr>
           <w:p>
             <w:pPr>
@@ -1553,7 +1567,7 @@
         </w:tc>
         <w:tc>
           <w:tcPr>
-            <w:tcW w:w="1032" w:type="dxa"/>
+            <w:tcW w:w="1126" w:type="dxa"/>
           </w:tcPr>
           <w:p>
             <w:pPr>
@@ -1570,7 +1584,7 @@
         </w:tc>
         <w:tc>
           <w:tcPr>
-            <w:tcW w:w="411" w:type="dxa"/>
+            <w:tcW w:w="510" w:type="dxa"/>
             <w:noWrap/>
             <w:tcMar>
               <w:left w:w="0" w:type="dxa"/>
@@ -1578,6 +1592,7 @@
             </w:tcMar>
             <w:textDirection w:val="btLr"/>
             <w:tcFitText/>
+            <w:vAlign w:val="center"/>
             <w:vMerge/>
             <w:shd w:val="clear" w:color="auto" w:fill="969696"/>
           </w:tcPr>
@@ -1585,21 +1600,21 @@
         </w:tc>
         <w:tc>
           <w:tcPr>
-            <w:tcW w:w="1467" w:type="dxa"/>
+            <w:tcW w:w="958" w:type="dxa"/>
             <w:vMerge/>
           </w:tcPr>
           <w:p/>
         </w:tc>
         <w:tc>
           <w:tcPr>
-            <w:tcW w:w="1554" w:type="dxa"/>
+            <w:tcW w:w="1351" w:type="dxa"/>
             <w:vMerge/>
           </w:tcPr>
           <w:p/>
         </w:tc>
         <w:tc>
           <w:tcPr>
-            <w:tcW w:w="1586" w:type="dxa"/>
+            <w:tcW w:w="1688" w:type="dxa"/>
             <w:vMerge/>
           </w:tcPr>
           <w:p/>
@@ -1608,14 +1623,14 @@
       <w:tr>
         <w:tc>
           <w:tcPr>
-            <w:tcW w:w="1809" w:type="dxa"/>
+            <w:tcW w:w="1688" w:type="dxa"/>
             <w:vMerge/>
           </w:tcPr>
           <w:p/>
         </w:tc>
         <w:tc>
           <w:tcPr>
-            <w:tcW w:w="1134" w:type="dxa"/>
+            <w:tcW w:w="1408" w:type="dxa"/>
           </w:tcPr>
           <w:p>
             <w:r>
@@ -1629,19 +1644,20 @@
         </w:tc>
         <w:tc>
           <w:tcPr>
-            <w:tcW w:w="426" w:type="dxa"/>
+            <w:tcW w:w="506" w:type="dxa"/>
             <w:vMerge/>
             <w:tcMar>
               <w:left w:w="0" w:type="dxa"/>
               <w:right w:w="0" w:type="dxa"/>
             </w:tcMar>
             <w:textDirection w:val="btLr"/>
+            <w:vAlign w:val="center"/>
           </w:tcPr>
           <w:p/>
         </w:tc>
         <w:tc>
           <w:tcPr>
-            <w:tcW w:w="1417" w:type="dxa"/>
+            <w:tcW w:w="1913" w:type="dxa"/>
           </w:tcPr>
           <w:p>
             <w:pPr>
@@ -1662,7 +1678,7 @@
         </w:tc>
         <w:tc>
           <w:tcPr>
-            <w:tcW w:w="1276" w:type="dxa"/>
+            <w:tcW w:w="1520" w:type="dxa"/>
           </w:tcPr>
           <w:p>
             <w:r>
@@ -1676,7 +1692,7 @@
         </w:tc>
         <w:tc>
           <w:tcPr>
-            <w:tcW w:w="1990" w:type="dxa"/>
+            <w:tcW w:w="2025" w:type="dxa"/>
           </w:tcPr>
           <w:p>
             <w:pPr>
@@ -1703,7 +1719,7 @@
         </w:tc>
         <w:tc>
           <w:tcPr>
-            <w:tcW w:w="1248" w:type="dxa"/>
+            <w:tcW w:w="1183" w:type="dxa"/>
           </w:tcPr>
           <w:p>
             <w:pPr>
@@ -1720,7 +1736,7 @@
         </w:tc>
         <w:tc>
           <w:tcPr>
-            <w:tcW w:w="1032" w:type="dxa"/>
+            <w:tcW w:w="1126" w:type="dxa"/>
           </w:tcPr>
           <w:p>
             <w:pPr>
@@ -1737,7 +1753,7 @@
         </w:tc>
         <w:tc>
           <w:tcPr>
-            <w:tcW w:w="411" w:type="dxa"/>
+            <w:tcW w:w="510" w:type="dxa"/>
             <w:noWrap/>
             <w:tcMar>
               <w:left w:w="0" w:type="dxa"/>
@@ -1745,6 +1761,7 @@
             </w:tcMar>
             <w:textDirection w:val="btLr"/>
             <w:tcFitText/>
+            <w:vAlign w:val="center"/>
             <w:vMerge/>
             <w:shd w:val="clear" w:color="auto" w:fill="969696"/>
           </w:tcPr>
@@ -1752,7 +1769,7 @@
         </w:tc>
         <w:tc>
           <w:tcPr>
-            <w:tcW w:w="1467" w:type="dxa"/>
+            <w:tcW w:w="958" w:type="dxa"/>
           </w:tcPr>
           <w:p>
             <w:pPr>
@@ -1769,14 +1786,14 @@
         </w:tc>
         <w:tc>
           <w:tcPr>
-            <w:tcW w:w="1554" w:type="dxa"/>
+            <w:tcW w:w="1351" w:type="dxa"/>
             <w:vMerge/>
           </w:tcPr>
           <w:p/>
         </w:tc>
         <w:tc>
           <w:tcPr>
-            <w:tcW w:w="1586" w:type="dxa"/>
+            <w:tcW w:w="1688" w:type="dxa"/>
             <w:vMerge/>
           </w:tcPr>
           <w:p/>
@@ -1785,7 +1802,7 @@
       <w:tr>
         <w:tc>
           <w:tcPr>
-            <w:tcW w:w="15350" w:type="dxa"/>
+            <w:tcW w:w="15876" w:type="dxa"/>
             <w:gridSpan w:val="12"/>
             <w:shd w:val="clear" w:color="auto" w:fill="D2D2D2"/>
           </w:tcPr>
@@ -1804,7 +1821,7 @@
       <w:tr>
         <w:tc>
           <w:tcPr>
-            <w:tcW w:w="1809" w:type="dxa"/>
+            <w:tcW w:w="1688" w:type="dxa"/>
             <w:vMerge w:val="restart"/>
           </w:tcPr>
           <w:p>
@@ -1825,7 +1842,7 @@
         </w:tc>
         <w:tc>
           <w:tcPr>
-            <w:tcW w:w="1134" w:type="dxa"/>
+            <w:tcW w:w="1408" w:type="dxa"/>
           </w:tcPr>
           <w:p>
             <w:r>
@@ -1839,13 +1856,14 @@
         </w:tc>
         <w:tc>
           <w:tcPr>
-            <w:tcW w:w="426" w:type="dxa"/>
+            <w:tcW w:w="506" w:type="dxa"/>
             <w:vMerge w:val="restart"/>
             <w:tcMar>
               <w:left w:w="0" w:type="dxa"/>
               <w:right w:w="0" w:type="dxa"/>
             </w:tcMar>
             <w:textDirection w:val="btLr"/>
+            <w:vAlign w:val="center"/>
           </w:tcPr>
           <w:p>
             <w:pPr>
@@ -1869,7 +1887,7 @@
         </w:tc>
         <w:tc>
           <w:tcPr>
-            <w:tcW w:w="1417" w:type="dxa"/>
+            <w:tcW w:w="1913" w:type="dxa"/>
             <w:shd w:val="clear" w:color="auto" w:fill="99FF99"/>
           </w:tcPr>
           <w:p>
@@ -1891,7 +1909,7 @@
         </w:tc>
         <w:tc>
           <w:tcPr>
-            <w:tcW w:w="1276" w:type="dxa"/>
+            <w:tcW w:w="1520" w:type="dxa"/>
           </w:tcPr>
           <w:p>
             <w:r>
@@ -1905,7 +1923,7 @@
         </w:tc>
         <w:tc>
           <w:tcPr>
-            <w:tcW w:w="1990" w:type="dxa"/>
+            <w:tcW w:w="2025" w:type="dxa"/>
           </w:tcPr>
           <w:p>
             <w:pPr>
@@ -1932,7 +1950,7 @@
         </w:tc>
         <w:tc>
           <w:tcPr>
-            <w:tcW w:w="1248" w:type="dxa"/>
+            <w:tcW w:w="1183" w:type="dxa"/>
           </w:tcPr>
           <w:p>
             <w:pPr>
@@ -1949,7 +1967,7 @@
         </w:tc>
         <w:tc>
           <w:tcPr>
-            <w:tcW w:w="1032" w:type="dxa"/>
+            <w:tcW w:w="1126" w:type="dxa"/>
           </w:tcPr>
           <w:p>
             <w:pPr>
@@ -1966,7 +1984,7 @@
         </w:tc>
         <w:tc>
           <w:tcPr>
-            <w:tcW w:w="411" w:type="dxa"/>
+            <w:tcW w:w="510" w:type="dxa"/>
             <w:noWrap/>
             <w:tcMar>
               <w:left w:w="0" w:type="dxa"/>
@@ -1974,6 +1992,7 @@
             </w:tcMar>
             <w:textDirection w:val="btLr"/>
             <w:tcFitText/>
+            <w:vAlign w:val="center"/>
             <w:vMerge w:val="restart"/>
             <w:shd w:val="clear" w:color="auto" w:fill="969696"/>
           </w:tcPr>
@@ -2004,7 +2023,7 @@
         </w:tc>
         <w:tc>
           <w:tcPr>
-            <w:tcW w:w="1467" w:type="dxa"/>
+            <w:tcW w:w="958" w:type="dxa"/>
             <w:vMerge w:val="restart"/>
           </w:tcPr>
           <w:p>
@@ -2025,7 +2044,7 @@
         </w:tc>
         <w:tc>
           <w:tcPr>
-            <w:tcW w:w="1554" w:type="dxa"/>
+            <w:tcW w:w="1351" w:type="dxa"/>
             <w:vMerge w:val="restart"/>
           </w:tcPr>
           <w:p>
@@ -2046,7 +2065,7 @@
         </w:tc>
         <w:tc>
           <w:tcPr>
-            <w:tcW w:w="1586" w:type="dxa"/>
+            <w:tcW w:w="1688" w:type="dxa"/>
             <w:vMerge w:val="restart"/>
           </w:tcPr>
           <w:p>
@@ -2069,14 +2088,14 @@
       <w:tr>
         <w:tc>
           <w:tcPr>
-            <w:tcW w:w="1809" w:type="dxa"/>
+            <w:tcW w:w="1688" w:type="dxa"/>
             <w:vMerge/>
           </w:tcPr>
           <w:p/>
         </w:tc>
         <w:tc>
           <w:tcPr>
-            <w:tcW w:w="1134" w:type="dxa"/>
+            <w:tcW w:w="1408" w:type="dxa"/>
           </w:tcPr>
           <w:p>
             <w:r>
@@ -2090,19 +2109,20 @@
         </w:tc>
         <w:tc>
           <w:tcPr>
-            <w:tcW w:w="426" w:type="dxa"/>
+            <w:tcW w:w="506" w:type="dxa"/>
             <w:vMerge/>
             <w:tcMar>
               <w:left w:w="0" w:type="dxa"/>
               <w:right w:w="0" w:type="dxa"/>
             </w:tcMar>
             <w:textDirection w:val="btLr"/>
+            <w:vAlign w:val="center"/>
           </w:tcPr>
           <w:p/>
         </w:tc>
         <w:tc>
           <w:tcPr>
-            <w:tcW w:w="1417" w:type="dxa"/>
+            <w:tcW w:w="1913" w:type="dxa"/>
           </w:tcPr>
           <w:p>
             <w:pPr>
@@ -2123,7 +2143,7 @@
         </w:tc>
         <w:tc>
           <w:tcPr>
-            <w:tcW w:w="1276" w:type="dxa"/>
+            <w:tcW w:w="1520" w:type="dxa"/>
           </w:tcPr>
           <w:p>
             <w:r>
@@ -2137,7 +2157,7 @@
         </w:tc>
         <w:tc>
           <w:tcPr>
-            <w:tcW w:w="1990" w:type="dxa"/>
+            <w:tcW w:w="2025" w:type="dxa"/>
           </w:tcPr>
           <w:p>
             <w:pPr>
@@ -2164,7 +2184,7 @@
         </w:tc>
         <w:tc>
           <w:tcPr>
-            <w:tcW w:w="1248" w:type="dxa"/>
+            <w:tcW w:w="1183" w:type="dxa"/>
           </w:tcPr>
           <w:p>
             <w:pPr>
@@ -2181,7 +2201,7 @@
         </w:tc>
         <w:tc>
           <w:tcPr>
-            <w:tcW w:w="1032" w:type="dxa"/>
+            <w:tcW w:w="1126" w:type="dxa"/>
           </w:tcPr>
           <w:p>
             <w:pPr>
@@ -2198,7 +2218,7 @@
         </w:tc>
         <w:tc>
           <w:tcPr>
-            <w:tcW w:w="411" w:type="dxa"/>
+            <w:tcW w:w="510" w:type="dxa"/>
             <w:noWrap/>
             <w:tcMar>
               <w:left w:w="0" w:type="dxa"/>
@@ -2206,6 +2226,7 @@
             </w:tcMar>
             <w:textDirection w:val="btLr"/>
             <w:tcFitText/>
+            <w:vAlign w:val="center"/>
             <w:vMerge/>
             <w:shd w:val="clear" w:color="auto" w:fill="969696"/>
           </w:tcPr>
@@ -2213,21 +2234,21 @@
         </w:tc>
         <w:tc>
           <w:tcPr>
-            <w:tcW w:w="1467" w:type="dxa"/>
+            <w:tcW w:w="958" w:type="dxa"/>
             <w:vMerge/>
           </w:tcPr>
           <w:p/>
         </w:tc>
         <w:tc>
           <w:tcPr>
-            <w:tcW w:w="1554" w:type="dxa"/>
+            <w:tcW w:w="1351" w:type="dxa"/>
             <w:vMerge/>
           </w:tcPr>
           <w:p/>
         </w:tc>
         <w:tc>
           <w:tcPr>
-            <w:tcW w:w="1586" w:type="dxa"/>
+            <w:tcW w:w="1688" w:type="dxa"/>
             <w:vMerge/>
           </w:tcPr>
           <w:p/>
@@ -2236,14 +2257,14 @@
       <w:tr>
         <w:tc>
           <w:tcPr>
-            <w:tcW w:w="1809" w:type="dxa"/>
+            <w:tcW w:w="1688" w:type="dxa"/>
             <w:vMerge/>
           </w:tcPr>
           <w:p/>
         </w:tc>
         <w:tc>
           <w:tcPr>
-            <w:tcW w:w="1134" w:type="dxa"/>
+            <w:tcW w:w="1408" w:type="dxa"/>
           </w:tcPr>
           <w:p>
             <w:r>
@@ -2257,19 +2278,20 @@
         </w:tc>
         <w:tc>
           <w:tcPr>
-            <w:tcW w:w="426" w:type="dxa"/>
+            <w:tcW w:w="506" w:type="dxa"/>
             <w:vMerge/>
             <w:tcMar>
               <w:left w:w="0" w:type="dxa"/>
               <w:right w:w="0" w:type="dxa"/>
             </w:tcMar>
             <w:textDirection w:val="btLr"/>
+            <w:vAlign w:val="center"/>
           </w:tcPr>
           <w:p/>
         </w:tc>
         <w:tc>
           <w:tcPr>
-            <w:tcW w:w="1417" w:type="dxa"/>
+            <w:tcW w:w="1913" w:type="dxa"/>
           </w:tcPr>
           <w:p>
             <w:pPr>
@@ -2290,7 +2312,7 @@
         </w:tc>
         <w:tc>
           <w:tcPr>
-            <w:tcW w:w="1276" w:type="dxa"/>
+            <w:tcW w:w="1520" w:type="dxa"/>
           </w:tcPr>
           <w:p>
             <w:r>
@@ -2304,7 +2326,7 @@
         </w:tc>
         <w:tc>
           <w:tcPr>
-            <w:tcW w:w="1990" w:type="dxa"/>
+            <w:tcW w:w="2025" w:type="dxa"/>
           </w:tcPr>
           <w:p>
             <w:pPr>
@@ -2331,7 +2353,7 @@
         </w:tc>
         <w:tc>
           <w:tcPr>
-            <w:tcW w:w="1248" w:type="dxa"/>
+            <w:tcW w:w="1183" w:type="dxa"/>
           </w:tcPr>
           <w:p>
             <w:pPr>
@@ -2348,7 +2370,7 @@
         </w:tc>
         <w:tc>
           <w:tcPr>
-            <w:tcW w:w="1032" w:type="dxa"/>
+            <w:tcW w:w="1126" w:type="dxa"/>
           </w:tcPr>
           <w:p>
             <w:pPr>
@@ -2365,7 +2387,7 @@
         </w:tc>
         <w:tc>
           <w:tcPr>
-            <w:tcW w:w="411" w:type="dxa"/>
+            <w:tcW w:w="510" w:type="dxa"/>
             <w:noWrap/>
             <w:tcMar>
               <w:left w:w="0" w:type="dxa"/>
@@ -2373,6 +2395,7 @@
             </w:tcMar>
             <w:textDirection w:val="btLr"/>
             <w:tcFitText/>
+            <w:vAlign w:val="center"/>
             <w:vMerge/>
             <w:shd w:val="clear" w:color="auto" w:fill="969696"/>
           </w:tcPr>
@@ -2380,7 +2403,7 @@
         </w:tc>
         <w:tc>
           <w:tcPr>
-            <w:tcW w:w="1467" w:type="dxa"/>
+            <w:tcW w:w="958" w:type="dxa"/>
           </w:tcPr>
           <w:p>
             <w:pPr>
@@ -2397,14 +2420,14 @@
         </w:tc>
         <w:tc>
           <w:tcPr>
-            <w:tcW w:w="1554" w:type="dxa"/>
+            <w:tcW w:w="1351" w:type="dxa"/>
             <w:vMerge/>
           </w:tcPr>
           <w:p/>
         </w:tc>
         <w:tc>
           <w:tcPr>
-            <w:tcW w:w="1586" w:type="dxa"/>
+            <w:tcW w:w="1688" w:type="dxa"/>
             <w:vMerge/>
           </w:tcPr>
           <w:p/>
@@ -2413,7 +2436,7 @@
       <w:tr>
         <w:tc>
           <w:tcPr>
-            <w:tcW w:w="1809" w:type="dxa"/>
+            <w:tcW w:w="1688" w:type="dxa"/>
             <w:vMerge w:val="restart"/>
           </w:tcPr>
           <w:p>
@@ -2434,7 +2457,7 @@
         </w:tc>
         <w:tc>
           <w:tcPr>
-            <w:tcW w:w="1134" w:type="dxa"/>
+            <w:tcW w:w="1408" w:type="dxa"/>
           </w:tcPr>
           <w:p>
             <w:r>
@@ -2448,13 +2471,14 @@
         </w:tc>
         <w:tc>
           <w:tcPr>
-            <w:tcW w:w="426" w:type="dxa"/>
+            <w:tcW w:w="506" w:type="dxa"/>
             <w:vMerge w:val="restart"/>
             <w:tcMar>
               <w:left w:w="0" w:type="dxa"/>
               <w:right w:w="0" w:type="dxa"/>
             </w:tcMar>
             <w:textDirection w:val="btLr"/>
+            <w:vAlign w:val="center"/>
           </w:tcPr>
           <w:p>
             <w:pPr>
@@ -2478,7 +2502,7 @@
         </w:tc>
         <w:tc>
           <w:tcPr>
-            <w:tcW w:w="1417" w:type="dxa"/>
+            <w:tcW w:w="1913" w:type="dxa"/>
             <w:shd w:val="clear" w:color="auto" w:fill="99FF99"/>
           </w:tcPr>
           <w:p>
@@ -2500,7 +2524,7 @@
         </w:tc>
         <w:tc>
           <w:tcPr>
-            <w:tcW w:w="1276" w:type="dxa"/>
+            <w:tcW w:w="1520" w:type="dxa"/>
           </w:tcPr>
           <w:p>
             <w:r>
@@ -2514,7 +2538,7 @@
         </w:tc>
         <w:tc>
           <w:tcPr>
-            <w:tcW w:w="1990" w:type="dxa"/>
+            <w:tcW w:w="2025" w:type="dxa"/>
           </w:tcPr>
           <w:p>
             <w:pPr>
@@ -2541,7 +2565,7 @@
         </w:tc>
         <w:tc>
           <w:tcPr>
-            <w:tcW w:w="1248" w:type="dxa"/>
+            <w:tcW w:w="1183" w:type="dxa"/>
           </w:tcPr>
           <w:p>
             <w:pPr>
@@ -2558,7 +2582,7 @@
         </w:tc>
         <w:tc>
           <w:tcPr>
-            <w:tcW w:w="1032" w:type="dxa"/>
+            <w:tcW w:w="1126" w:type="dxa"/>
           </w:tcPr>
           <w:p>
             <w:pPr>
@@ -2575,7 +2599,7 @@
         </w:tc>
         <w:tc>
           <w:tcPr>
-            <w:tcW w:w="411" w:type="dxa"/>
+            <w:tcW w:w="510" w:type="dxa"/>
             <w:noWrap/>
             <w:tcMar>
               <w:left w:w="0" w:type="dxa"/>
@@ -2583,6 +2607,7 @@
             </w:tcMar>
             <w:textDirection w:val="btLr"/>
             <w:tcFitText/>
+            <w:vAlign w:val="center"/>
             <w:vMerge w:val="restart"/>
             <w:shd w:val="clear" w:color="auto" w:fill="969696"/>
           </w:tcPr>
@@ -2613,7 +2638,7 @@
         </w:tc>
         <w:tc>
           <w:tcPr>
-            <w:tcW w:w="1467" w:type="dxa"/>
+            <w:tcW w:w="958" w:type="dxa"/>
             <w:vMerge w:val="restart"/>
           </w:tcPr>
           <w:p>
@@ -2634,7 +2659,7 @@
         </w:tc>
         <w:tc>
           <w:tcPr>
-            <w:tcW w:w="1554" w:type="dxa"/>
+            <w:tcW w:w="1351" w:type="dxa"/>
             <w:vMerge w:val="restart"/>
           </w:tcPr>
           <w:p>
@@ -2655,7 +2680,7 @@
         </w:tc>
         <w:tc>
           <w:tcPr>
-            <w:tcW w:w="1586" w:type="dxa"/>
+            <w:tcW w:w="1688" w:type="dxa"/>
             <w:vMerge w:val="restart"/>
           </w:tcPr>
           <w:p>
@@ -2678,14 +2703,14 @@
       <w:tr>
         <w:tc>
           <w:tcPr>
-            <w:tcW w:w="1809" w:type="dxa"/>
+            <w:tcW w:w="1688" w:type="dxa"/>
             <w:vMerge/>
           </w:tcPr>
           <w:p/>
         </w:tc>
         <w:tc>
           <w:tcPr>
-            <w:tcW w:w="1134" w:type="dxa"/>
+            <w:tcW w:w="1408" w:type="dxa"/>
           </w:tcPr>
           <w:p>
             <w:r>
@@ -2699,19 +2724,20 @@
         </w:tc>
         <w:tc>
           <w:tcPr>
-            <w:tcW w:w="426" w:type="dxa"/>
+            <w:tcW w:w="506" w:type="dxa"/>
             <w:vMerge/>
             <w:tcMar>
               <w:left w:w="0" w:type="dxa"/>
               <w:right w:w="0" w:type="dxa"/>
             </w:tcMar>
             <w:textDirection w:val="btLr"/>
+            <w:vAlign w:val="center"/>
           </w:tcPr>
           <w:p/>
         </w:tc>
         <w:tc>
           <w:tcPr>
-            <w:tcW w:w="1417" w:type="dxa"/>
+            <w:tcW w:w="1913" w:type="dxa"/>
           </w:tcPr>
           <w:p>
             <w:pPr>
@@ -2732,7 +2758,7 @@
         </w:tc>
         <w:tc>
           <w:tcPr>
-            <w:tcW w:w="1276" w:type="dxa"/>
+            <w:tcW w:w="1520" w:type="dxa"/>
           </w:tcPr>
           <w:p>
             <w:r>
@@ -2746,7 +2772,7 @@
         </w:tc>
         <w:tc>
           <w:tcPr>
-            <w:tcW w:w="1990" w:type="dxa"/>
+            <w:tcW w:w="2025" w:type="dxa"/>
           </w:tcPr>
           <w:p>
             <w:pPr>
@@ -2773,7 +2799,7 @@
         </w:tc>
         <w:tc>
           <w:tcPr>
-            <w:tcW w:w="1248" w:type="dxa"/>
+            <w:tcW w:w="1183" w:type="dxa"/>
           </w:tcPr>
           <w:p>
             <w:pPr>
@@ -2790,7 +2816,7 @@
         </w:tc>
         <w:tc>
           <w:tcPr>
-            <w:tcW w:w="1032" w:type="dxa"/>
+            <w:tcW w:w="1126" w:type="dxa"/>
           </w:tcPr>
           <w:p>
             <w:pPr>
@@ -2807,7 +2833,7 @@
         </w:tc>
         <w:tc>
           <w:tcPr>
-            <w:tcW w:w="411" w:type="dxa"/>
+            <w:tcW w:w="510" w:type="dxa"/>
             <w:noWrap/>
             <w:tcMar>
               <w:left w:w="0" w:type="dxa"/>
@@ -2815,6 +2841,7 @@
             </w:tcMar>
             <w:textDirection w:val="btLr"/>
             <w:tcFitText/>
+            <w:vAlign w:val="center"/>
             <w:vMerge/>
             <w:shd w:val="clear" w:color="auto" w:fill="969696"/>
           </w:tcPr>
@@ -2822,21 +2849,21 @@
         </w:tc>
         <w:tc>
           <w:tcPr>
-            <w:tcW w:w="1467" w:type="dxa"/>
+            <w:tcW w:w="958" w:type="dxa"/>
             <w:vMerge/>
           </w:tcPr>
           <w:p/>
         </w:tc>
         <w:tc>
           <w:tcPr>
-            <w:tcW w:w="1554" w:type="dxa"/>
+            <w:tcW w:w="1351" w:type="dxa"/>
             <w:vMerge/>
           </w:tcPr>
           <w:p/>
         </w:tc>
         <w:tc>
           <w:tcPr>
-            <w:tcW w:w="1586" w:type="dxa"/>
+            <w:tcW w:w="1688" w:type="dxa"/>
             <w:vMerge/>
           </w:tcPr>
           <w:p/>
@@ -2845,14 +2872,14 @@
       <w:tr>
         <w:tc>
           <w:tcPr>
-            <w:tcW w:w="1809" w:type="dxa"/>
+            <w:tcW w:w="1688" w:type="dxa"/>
             <w:vMerge/>
           </w:tcPr>
           <w:p/>
         </w:tc>
         <w:tc>
           <w:tcPr>
-            <w:tcW w:w="1134" w:type="dxa"/>
+            <w:tcW w:w="1408" w:type="dxa"/>
           </w:tcPr>
           <w:p>
             <w:r>
@@ -2866,19 +2893,20 @@
         </w:tc>
         <w:tc>
           <w:tcPr>
-            <w:tcW w:w="426" w:type="dxa"/>
+            <w:tcW w:w="506" w:type="dxa"/>
             <w:vMerge/>
             <w:tcMar>
               <w:left w:w="0" w:type="dxa"/>
               <w:right w:w="0" w:type="dxa"/>
             </w:tcMar>
             <w:textDirection w:val="btLr"/>
+            <w:vAlign w:val="center"/>
           </w:tcPr>
           <w:p/>
         </w:tc>
         <w:tc>
           <w:tcPr>
-            <w:tcW w:w="1417" w:type="dxa"/>
+            <w:tcW w:w="1913" w:type="dxa"/>
           </w:tcPr>
           <w:p>
             <w:pPr>
@@ -2899,7 +2927,7 @@
         </w:tc>
         <w:tc>
           <w:tcPr>
-            <w:tcW w:w="1276" w:type="dxa"/>
+            <w:tcW w:w="1520" w:type="dxa"/>
           </w:tcPr>
           <w:p>
             <w:r>
@@ -2913,7 +2941,7 @@
         </w:tc>
         <w:tc>
           <w:tcPr>
-            <w:tcW w:w="1990" w:type="dxa"/>
+            <w:tcW w:w="2025" w:type="dxa"/>
           </w:tcPr>
           <w:p>
             <w:pPr>
@@ -2940,7 +2968,7 @@
         </w:tc>
         <w:tc>
           <w:tcPr>
-            <w:tcW w:w="1248" w:type="dxa"/>
+            <w:tcW w:w="1183" w:type="dxa"/>
           </w:tcPr>
           <w:p>
             <w:pPr>
@@ -2957,7 +2985,7 @@
         </w:tc>
         <w:tc>
           <w:tcPr>
-            <w:tcW w:w="1032" w:type="dxa"/>
+            <w:tcW w:w="1126" w:type="dxa"/>
           </w:tcPr>
           <w:p>
             <w:pPr>
@@ -2974,7 +3002,7 @@
         </w:tc>
         <w:tc>
           <w:tcPr>
-            <w:tcW w:w="411" w:type="dxa"/>
+            <w:tcW w:w="510" w:type="dxa"/>
             <w:noWrap/>
             <w:tcMar>
               <w:left w:w="0" w:type="dxa"/>
@@ -2982,6 +3010,7 @@
             </w:tcMar>
             <w:textDirection w:val="btLr"/>
             <w:tcFitText/>
+            <w:vAlign w:val="center"/>
             <w:vMerge/>
             <w:shd w:val="clear" w:color="auto" w:fill="969696"/>
           </w:tcPr>
@@ -2989,7 +3018,7 @@
         </w:tc>
         <w:tc>
           <w:tcPr>
-            <w:tcW w:w="1467" w:type="dxa"/>
+            <w:tcW w:w="958" w:type="dxa"/>
           </w:tcPr>
           <w:p>
             <w:pPr>
@@ -3006,14 +3035,14 @@
         </w:tc>
         <w:tc>
           <w:tcPr>
-            <w:tcW w:w="1554" w:type="dxa"/>
+            <w:tcW w:w="1351" w:type="dxa"/>
             <w:vMerge/>
           </w:tcPr>
           <w:p/>
         </w:tc>
         <w:tc>
           <w:tcPr>
-            <w:tcW w:w="1586" w:type="dxa"/>
+            <w:tcW w:w="1688" w:type="dxa"/>
             <w:vMerge/>
           </w:tcPr>
           <w:p/>
@@ -3022,7 +3051,7 @@
       <w:tr>
         <w:tc>
           <w:tcPr>
-            <w:tcW w:w="1809" w:type="dxa"/>
+            <w:tcW w:w="1688" w:type="dxa"/>
             <w:vMerge w:val="restart"/>
           </w:tcPr>
           <w:p>
@@ -3053,7 +3082,7 @@
         </w:tc>
         <w:tc>
           <w:tcPr>
-            <w:tcW w:w="13541" w:type="dxa"/>
+            <w:tcW w:w="14188" w:type="dxa"/>
             <w:gridSpan w:val="11"/>
             <w:shd w:val="clear" w:color="auto" w:fill="D2D2D2"/>
           </w:tcPr>
@@ -3072,14 +3101,14 @@
       <w:tr>
         <w:tc>
           <w:tcPr>
-            <w:tcW w:w="1809" w:type="dxa"/>
+            <w:tcW w:w="1688" w:type="dxa"/>
             <w:vMerge/>
           </w:tcPr>
           <w:p/>
         </w:tc>
         <w:tc>
           <w:tcPr>
-            <w:tcW w:w="1134" w:type="dxa"/>
+            <w:tcW w:w="1408" w:type="dxa"/>
           </w:tcPr>
           <w:p>
             <w:r>
@@ -3093,13 +3122,14 @@
         </w:tc>
         <w:tc>
           <w:tcPr>
-            <w:tcW w:w="426" w:type="dxa"/>
+            <w:tcW w:w="506" w:type="dxa"/>
             <w:vMerge w:val="restart"/>
             <w:tcMar>
               <w:left w:w="0" w:type="dxa"/>
               <w:right w:w="0" w:type="dxa"/>
             </w:tcMar>
             <w:textDirection w:val="btLr"/>
+            <w:vAlign w:val="center"/>
           </w:tcPr>
           <w:p>
             <w:pPr>
@@ -3120,7 +3150,7 @@
         </w:tc>
         <w:tc>
           <w:tcPr>
-            <w:tcW w:w="1417" w:type="dxa"/>
+            <w:tcW w:w="1913" w:type="dxa"/>
             <w:shd w:val="clear" w:color="auto" w:fill="99FF99"/>
           </w:tcPr>
           <w:p>
@@ -3142,7 +3172,7 @@
         </w:tc>
         <w:tc>
           <w:tcPr>
-            <w:tcW w:w="1276" w:type="dxa"/>
+            <w:tcW w:w="1520" w:type="dxa"/>
           </w:tcPr>
           <w:p>
             <w:r>
@@ -3156,7 +3186,7 @@
         </w:tc>
         <w:tc>
           <w:tcPr>
-            <w:tcW w:w="1990" w:type="dxa"/>
+            <w:tcW w:w="2025" w:type="dxa"/>
           </w:tcPr>
           <w:p>
             <w:pPr>
@@ -3183,7 +3213,7 @@
         </w:tc>
         <w:tc>
           <w:tcPr>
-            <w:tcW w:w="1248" w:type="dxa"/>
+            <w:tcW w:w="1183" w:type="dxa"/>
           </w:tcPr>
           <w:p>
             <w:pPr>
@@ -3200,7 +3230,7 @@
         </w:tc>
         <w:tc>
           <w:tcPr>
-            <w:tcW w:w="1032" w:type="dxa"/>
+            <w:tcW w:w="1126" w:type="dxa"/>
           </w:tcPr>
           <w:p>
             <w:pPr>
@@ -3217,7 +3247,7 @@
         </w:tc>
         <w:tc>
           <w:tcPr>
-            <w:tcW w:w="411" w:type="dxa"/>
+            <w:tcW w:w="510" w:type="dxa"/>
             <w:vMerge w:val="restart"/>
             <w:noWrap/>
             <w:tcMar>
@@ -3226,6 +3256,7 @@
             </w:tcMar>
             <w:textDirection w:val="btLr"/>
             <w:tcFitText/>
+            <w:vAlign w:val="center"/>
           </w:tcPr>
           <w:p>
             <w:pPr>
@@ -3251,7 +3282,7 @@
         </w:tc>
         <w:tc>
           <w:tcPr>
-            <w:tcW w:w="1467" w:type="dxa"/>
+            <w:tcW w:w="958" w:type="dxa"/>
             <w:vMerge w:val="restart"/>
           </w:tcPr>
           <w:p>
@@ -3272,7 +3303,7 @@
         </w:tc>
         <w:tc>
           <w:tcPr>
-            <w:tcW w:w="1554" w:type="dxa"/>
+            <w:tcW w:w="1351" w:type="dxa"/>
             <w:vMerge w:val="restart"/>
           </w:tcPr>
           <w:p>
@@ -3290,7 +3321,7 @@
         </w:tc>
         <w:tc>
           <w:tcPr>
-            <w:tcW w:w="1586" w:type="dxa"/>
+            <w:tcW w:w="1688" w:type="dxa"/>
             <w:vMerge w:val="restart"/>
           </w:tcPr>
           <w:p>
@@ -3310,14 +3341,14 @@
       <w:tr>
         <w:tc>
           <w:tcPr>
-            <w:tcW w:w="1809" w:type="dxa"/>
+            <w:tcW w:w="1688" w:type="dxa"/>
             <w:vMerge/>
           </w:tcPr>
           <w:p/>
         </w:tc>
         <w:tc>
           <w:tcPr>
-            <w:tcW w:w="1134" w:type="dxa"/>
+            <w:tcW w:w="1408" w:type="dxa"/>
           </w:tcPr>
           <w:p>
             <w:r>
@@ -3331,19 +3362,20 @@
         </w:tc>
         <w:tc>
           <w:tcPr>
-            <w:tcW w:w="426" w:type="dxa"/>
+            <w:tcW w:w="506" w:type="dxa"/>
             <w:vMerge/>
             <w:tcMar>
               <w:left w:w="0" w:type="dxa"/>
               <w:right w:w="0" w:type="dxa"/>
             </w:tcMar>
             <w:textDirection w:val="btLr"/>
+            <w:vAlign w:val="center"/>
           </w:tcPr>
           <w:p/>
         </w:tc>
         <w:tc>
           <w:tcPr>
-            <w:tcW w:w="1417" w:type="dxa"/>
+            <w:tcW w:w="1913" w:type="dxa"/>
             <w:shd w:val="clear" w:color="auto" w:fill="FFFFCC"/>
           </w:tcPr>
           <w:p>
@@ -3365,7 +3397,7 @@
         </w:tc>
         <w:tc>
           <w:tcPr>
-            <w:tcW w:w="1276" w:type="dxa"/>
+            <w:tcW w:w="1520" w:type="dxa"/>
           </w:tcPr>
           <w:p>
             <w:r>
@@ -3379,7 +3411,7 @@
         </w:tc>
         <w:tc>
           <w:tcPr>
-            <w:tcW w:w="1990" w:type="dxa"/>
+            <w:tcW w:w="2025" w:type="dxa"/>
           </w:tcPr>
           <w:p>
             <w:pPr>
@@ -3406,7 +3438,7 @@
         </w:tc>
         <w:tc>
           <w:tcPr>
-            <w:tcW w:w="1248" w:type="dxa"/>
+            <w:tcW w:w="1183" w:type="dxa"/>
           </w:tcPr>
           <w:p>
             <w:pPr>
@@ -3423,7 +3455,7 @@
         </w:tc>
         <w:tc>
           <w:tcPr>
-            <w:tcW w:w="1032" w:type="dxa"/>
+            <w:tcW w:w="1126" w:type="dxa"/>
           </w:tcPr>
           <w:p>
             <w:pPr>
@@ -3440,7 +3472,7 @@
         </w:tc>
         <w:tc>
           <w:tcPr>
-            <w:tcW w:w="411" w:type="dxa"/>
+            <w:tcW w:w="510" w:type="dxa"/>
             <w:vMerge/>
             <w:noWrap/>
             <w:tcMar>
@@ -3449,26 +3481,27 @@
             </w:tcMar>
             <w:textDirection w:val="btLr"/>
             <w:tcFitText/>
+            <w:vAlign w:val="center"/>
           </w:tcPr>
           <w:p/>
         </w:tc>
         <w:tc>
           <w:tcPr>
-            <w:tcW w:w="1467" w:type="dxa"/>
+            <w:tcW w:w="958" w:type="dxa"/>
             <w:vMerge/>
           </w:tcPr>
           <w:p/>
         </w:tc>
         <w:tc>
           <w:tcPr>
-            <w:tcW w:w="1554" w:type="dxa"/>
+            <w:tcW w:w="1351" w:type="dxa"/>
             <w:vMerge/>
           </w:tcPr>
           <w:p/>
         </w:tc>
         <w:tc>
           <w:tcPr>
-            <w:tcW w:w="1586" w:type="dxa"/>
+            <w:tcW w:w="1688" w:type="dxa"/>
             <w:vMerge/>
           </w:tcPr>
           <w:p/>
@@ -3477,14 +3510,14 @@
       <w:tr>
         <w:tc>
           <w:tcPr>
-            <w:tcW w:w="1809" w:type="dxa"/>
+            <w:tcW w:w="1688" w:type="dxa"/>
             <w:vMerge/>
           </w:tcPr>
           <w:p/>
         </w:tc>
         <w:tc>
           <w:tcPr>
-            <w:tcW w:w="13541" w:type="dxa"/>
+            <w:tcW w:w="14188" w:type="dxa"/>
             <w:gridSpan w:val="11"/>
             <w:shd w:val="clear" w:color="auto" w:fill="D2D2D2"/>
           </w:tcPr>
@@ -3503,14 +3536,14 @@
       <w:tr>
         <w:tc>
           <w:tcPr>
-            <w:tcW w:w="1809" w:type="dxa"/>
+            <w:tcW w:w="1688" w:type="dxa"/>
             <w:vMerge/>
           </w:tcPr>
           <w:p/>
         </w:tc>
         <w:tc>
           <w:tcPr>
-            <w:tcW w:w="1134" w:type="dxa"/>
+            <w:tcW w:w="1408" w:type="dxa"/>
           </w:tcPr>
           <w:p>
             <w:r>
@@ -3524,13 +3557,14 @@
         </w:tc>
         <w:tc>
           <w:tcPr>
-            <w:tcW w:w="426" w:type="dxa"/>
+            <w:tcW w:w="506" w:type="dxa"/>
             <w:vMerge w:val="restart"/>
             <w:tcMar>
               <w:left w:w="0" w:type="dxa"/>
               <w:right w:w="0" w:type="dxa"/>
             </w:tcMar>
             <w:textDirection w:val="btLr"/>
+            <w:vAlign w:val="center"/>
           </w:tcPr>
           <w:p>
             <w:pPr>
@@ -3551,7 +3585,7 @@
         </w:tc>
         <w:tc>
           <w:tcPr>
-            <w:tcW w:w="1417" w:type="dxa"/>
+            <w:tcW w:w="1913" w:type="dxa"/>
             <w:shd w:val="clear" w:color="auto" w:fill="99FF99"/>
           </w:tcPr>
           <w:p>
@@ -3573,7 +3607,7 @@
         </w:tc>
         <w:tc>
           <w:tcPr>
-            <w:tcW w:w="1276" w:type="dxa"/>
+            <w:tcW w:w="1520" w:type="dxa"/>
           </w:tcPr>
           <w:p>
             <w:r>
@@ -3587,7 +3621,7 @@
         </w:tc>
         <w:tc>
           <w:tcPr>
-            <w:tcW w:w="1990" w:type="dxa"/>
+            <w:tcW w:w="2025" w:type="dxa"/>
           </w:tcPr>
           <w:p>
             <w:pPr>
@@ -3614,7 +3648,7 @@
         </w:tc>
         <w:tc>
           <w:tcPr>
-            <w:tcW w:w="1248" w:type="dxa"/>
+            <w:tcW w:w="1183" w:type="dxa"/>
           </w:tcPr>
           <w:p>
             <w:pPr>
@@ -3631,7 +3665,7 @@
         </w:tc>
         <w:tc>
           <w:tcPr>
-            <w:tcW w:w="1032" w:type="dxa"/>
+            <w:tcW w:w="1126" w:type="dxa"/>
           </w:tcPr>
           <w:p>
             <w:pPr>
@@ -3648,7 +3682,7 @@
         </w:tc>
         <w:tc>
           <w:tcPr>
-            <w:tcW w:w="411" w:type="dxa"/>
+            <w:tcW w:w="510" w:type="dxa"/>
             <w:vMerge w:val="restart"/>
             <w:noWrap/>
             <w:tcMar>
@@ -3657,6 +3691,7 @@
             </w:tcMar>
             <w:textDirection w:val="btLr"/>
             <w:tcFitText/>
+            <w:vAlign w:val="center"/>
           </w:tcPr>
           <w:p>
             <w:pPr>
@@ -3682,7 +3717,7 @@
         </w:tc>
         <w:tc>
           <w:tcPr>
-            <w:tcW w:w="1467" w:type="dxa"/>
+            <w:tcW w:w="958" w:type="dxa"/>
             <w:vMerge w:val="restart"/>
           </w:tcPr>
           <w:p>
@@ -3703,7 +3738,7 @@
         </w:tc>
         <w:tc>
           <w:tcPr>
-            <w:tcW w:w="1554" w:type="dxa"/>
+            <w:tcW w:w="1351" w:type="dxa"/>
             <w:vMerge w:val="restart"/>
           </w:tcPr>
           <w:p>
@@ -3721,7 +3756,7 @@
         </w:tc>
         <w:tc>
           <w:tcPr>
-            <w:tcW w:w="1586" w:type="dxa"/>
+            <w:tcW w:w="1688" w:type="dxa"/>
             <w:vMerge w:val="restart"/>
           </w:tcPr>
           <w:p>
@@ -3741,14 +3776,14 @@
       <w:tr>
         <w:tc>
           <w:tcPr>
-            <w:tcW w:w="1809" w:type="dxa"/>
+            <w:tcW w:w="1688" w:type="dxa"/>
             <w:vMerge/>
           </w:tcPr>
           <w:p/>
         </w:tc>
         <w:tc>
           <w:tcPr>
-            <w:tcW w:w="1134" w:type="dxa"/>
+            <w:tcW w:w="1408" w:type="dxa"/>
           </w:tcPr>
           <w:p>
             <w:r>
@@ -3762,19 +3797,20 @@
         </w:tc>
         <w:tc>
           <w:tcPr>
-            <w:tcW w:w="426" w:type="dxa"/>
+            <w:tcW w:w="506" w:type="dxa"/>
             <w:vMerge/>
             <w:tcMar>
               <w:left w:w="0" w:type="dxa"/>
               <w:right w:w="0" w:type="dxa"/>
             </w:tcMar>
             <w:textDirection w:val="btLr"/>
+            <w:vAlign w:val="center"/>
           </w:tcPr>
           <w:p/>
         </w:tc>
         <w:tc>
           <w:tcPr>
-            <w:tcW w:w="1417" w:type="dxa"/>
+            <w:tcW w:w="1913" w:type="dxa"/>
             <w:shd w:val="clear" w:color="auto" w:fill="FFFFCC"/>
           </w:tcPr>
           <w:p>
@@ -3796,7 +3832,7 @@
         </w:tc>
         <w:tc>
           <w:tcPr>
-            <w:tcW w:w="1276" w:type="dxa"/>
+            <w:tcW w:w="1520" w:type="dxa"/>
           </w:tcPr>
           <w:p>
             <w:r>
@@ -3810,7 +3846,7 @@
         </w:tc>
         <w:tc>
           <w:tcPr>
-            <w:tcW w:w="1990" w:type="dxa"/>
+            <w:tcW w:w="2025" w:type="dxa"/>
           </w:tcPr>
           <w:p>
             <w:pPr>
@@ -3837,7 +3873,7 @@
         </w:tc>
         <w:tc>
           <w:tcPr>
-            <w:tcW w:w="1248" w:type="dxa"/>
+            <w:tcW w:w="1183" w:type="dxa"/>
           </w:tcPr>
           <w:p>
             <w:pPr>
@@ -3854,7 +3890,7 @@
         </w:tc>
         <w:tc>
           <w:tcPr>
-            <w:tcW w:w="1032" w:type="dxa"/>
+            <w:tcW w:w="1126" w:type="dxa"/>
           </w:tcPr>
           <w:p>
             <w:pPr>
@@ -3871,7 +3907,7 @@
         </w:tc>
         <w:tc>
           <w:tcPr>
-            <w:tcW w:w="411" w:type="dxa"/>
+            <w:tcW w:w="510" w:type="dxa"/>
             <w:vMerge/>
             <w:noWrap/>
             <w:tcMar>
@@ -3880,27 +3916,733 @@
             </w:tcMar>
             <w:textDirection w:val="btLr"/>
             <w:tcFitText/>
+            <w:vAlign w:val="center"/>
           </w:tcPr>
           <w:p/>
         </w:tc>
         <w:tc>
           <w:tcPr>
-            <w:tcW w:w="1467" w:type="dxa"/>
+            <w:tcW w:w="958" w:type="dxa"/>
             <w:vMerge/>
           </w:tcPr>
           <w:p/>
         </w:tc>
         <w:tc>
           <w:tcPr>
-            <w:tcW w:w="1554" w:type="dxa"/>
+            <w:tcW w:w="1351" w:type="dxa"/>
             <w:vMerge/>
           </w:tcPr>
           <w:p/>
         </w:tc>
         <w:tc>
           <w:tcPr>
-            <w:tcW w:w="1586" w:type="dxa"/>
+            <w:tcW w:w="1688" w:type="dxa"/>
             <w:vMerge/>
+          </w:tcPr>
+          <w:p/>
+        </w:tc>
+      </w:tr>
+      <w:tr>
+        <w:tc>
+          <w:tcPr>
+            <w:tcW w:w="1688" w:type="dxa"/>
+            <w:vMerge w:val="restart"/>
+          </w:tcPr>
+          <w:p>
+            <w:r>
+              <w:rPr>
+                <w:sz w:val="14"/>
+                <w:rFonts w:ascii="Arial" w:hAnsi="Arial"/>
+              </w:rPr>
+              <w:t xml:space="preserve">пила ленточная</w:t>
+            </w:r>
+          </w:p>
+          <w:p>
+            <w:r/>
+          </w:p>
+        </w:tc>
+        <w:tc>
+          <w:tcPr>
+            <w:tcW w:w="1408" w:type="dxa"/>
+          </w:tcPr>
+          <w:p>
+            <w:r>
+              <w:rPr>
+                <w:sz w:val="14"/>
+                <w:rFonts w:ascii="Arial" w:hAnsi="Arial"/>
+              </w:rPr>
+              <w:t xml:space="preserve">мойка</w:t>
+            </w:r>
+          </w:p>
+        </w:tc>
+        <w:tc>
+          <w:tcPr>
+            <w:tcW w:w="506" w:type="dxa"/>
+            <w:vMerge w:val="restart"/>
+            <w:tcMar>
+              <w:left w:w="0" w:type="dxa"/>
+              <w:right w:w="0" w:type="dxa"/>
+            </w:tcMar>
+            <w:textDirection w:val="btLr"/>
+            <w:vAlign w:val="center"/>
+          </w:tcPr>
+          <w:p>
+            <w:pPr>
+              <w:ind w:left="113" w:right="113"/>
+              <w:jc w:val="center"/>
+            </w:pPr>
+            <w:r>
+              <w:rPr>
+                <w:sz w:val="14"/>
+                <w:rFonts w:ascii="Arial" w:hAnsi="Arial"/>
+              </w:rPr>
+              <w:t xml:space="preserve"/>
+            </w:r>
+          </w:p>
+          <w:p>
+            <w:r/>
+          </w:p>
+        </w:tc>
+        <w:tc>
+          <w:tcPr>
+            <w:tcW w:w="1913" w:type="dxa"/>
+            <w:shd w:val="clear" w:color="auto" w:fill="99FF99"/>
+          </w:tcPr>
+          <w:p>
+            <w:pPr>
+              <w:rPr>
+                <w:b/>
+                <w:bCs/>
+              </w:rPr>
+            </w:pPr>
+            <w:r>
+              <w:rPr>
+                <w:sz w:val="14"/>
+                <w:rFonts w:ascii="Arial" w:hAnsi="Arial"/>
+                <w:b/>
+              </w:rPr>
+              <w:t xml:space="preserve">ХИМИТЕК ИЗУМРУД 310</w:t>
+            </w:r>
+          </w:p>
+        </w:tc>
+        <w:tc>
+          <w:tcPr>
+            <w:tcW w:w="1520" w:type="dxa"/>
+          </w:tcPr>
+          <w:p>
+            <w:r>
+              <w:rPr>
+                <w:sz w:val="14"/>
+                <w:rFonts w:ascii="Arial" w:hAnsi="Arial"/>
+              </w:rPr>
+              <w:t xml:space="preserve">ручной (протирание, обработка щёткой)</w:t>
+            </w:r>
+          </w:p>
+        </w:tc>
+        <w:tc>
+          <w:tcPr>
+            <w:tcW w:w="2025" w:type="dxa"/>
+          </w:tcPr>
+          <w:p>
+            <w:pPr>
+              <w:jc w:val="center"/>
+            </w:pPr>
+            <w:r>
+              <w:rPr>
+                <w:sz w:val="14"/>
+                <w:rFonts w:ascii="Arial" w:hAnsi="Arial"/>
+              </w:rPr>
+              <w:t xml:space="preserve">1,0-2,0 %</w:t>
+            </w:r>
+            <w:r>
+              <w:br/>
+            </w:r>
+            <w:r>
+              <w:rPr>
+                <w:rFonts w:ascii="Arial" w:hAnsi="Arial"/>
+                <w:sz w:val="14"/>
+              </w:rPr>
+              <w:t>дозирующая система ProMax</w:t>
+            </w:r>
+          </w:p>
+        </w:tc>
+        <w:tc>
+          <w:tcPr>
+            <w:tcW w:w="1183" w:type="dxa"/>
+          </w:tcPr>
+          <w:p>
+            <w:pPr>
+              <w:jc w:val="center"/>
+            </w:pPr>
+            <w:r>
+              <w:rPr>
+                <w:sz w:val="14"/>
+                <w:rFonts w:ascii="Arial" w:hAnsi="Arial"/>
+              </w:rPr>
+              <w:t xml:space="preserve">не ниже 40 °C</w:t>
+            </w:r>
+          </w:p>
+        </w:tc>
+        <w:tc>
+          <w:tcPr>
+            <w:tcW w:w="1126" w:type="dxa"/>
+          </w:tcPr>
+          <w:p>
+            <w:pPr>
+              <w:jc w:val="center"/>
+            </w:pPr>
+            <w:r>
+              <w:rPr>
+                <w:sz w:val="14"/>
+                <w:rFonts w:ascii="Arial" w:hAnsi="Arial"/>
+              </w:rPr>
+              <w:t xml:space="preserve">_____________</w:t>
+            </w:r>
+          </w:p>
+        </w:tc>
+        <w:tc>
+          <w:tcPr>
+            <w:tcW w:w="510" w:type="dxa"/>
+            <w:noWrap/>
+            <w:tcMar>
+              <w:left w:w="0" w:type="dxa"/>
+              <w:right w:w="0" w:type="dxa"/>
+            </w:tcMar>
+            <w:textDirection w:val="btLr"/>
+            <w:tcFitText/>
+            <w:vAlign w:val="center"/>
+            <w:vMerge w:val="restart"/>
+            <w:shd w:val="clear" w:color="auto" w:fill="969696"/>
+          </w:tcPr>
+          <w:p>
+            <w:pPr>
+              <w:ind w:left="113" w:right="113"/>
+              <w:jc w:val="center"/>
+              <w:rPr>
+                <w:b/>
+                <w:bCs/>
+              </w:rPr>
+            </w:pPr>
+            <w:r>
+              <w:rPr>
+                <w:sz w:val="14"/>
+                <w:rFonts w:ascii="Arial" w:hAnsi="Arial"/>
+                <w:b/>
+              </w:rPr>
+              <w:t xml:space="preserve">черный</w:t>
+            </w:r>
+          </w:p>
+          <w:p>
+            <w:r/>
+          </w:p>
+        </w:tc>
+        <w:tc>
+          <w:tcPr>
+            <w:tcW w:w="958" w:type="dxa"/>
+            <w:vMerge w:val="restart"/>
+          </w:tcPr>
+          <w:p>
+            <w:pPr>
+              <w:jc w:val="center"/>
+            </w:pPr>
+            <w:r>
+              <w:rPr>
+                <w:sz w:val="14"/>
+                <w:rFonts w:ascii="Arial" w:hAnsi="Arial"/>
+              </w:rPr>
+              <w:t xml:space="preserve">1 раз в смену, при смене операций</w:t>
+            </w:r>
+          </w:p>
+          <w:p>
+            <w:r/>
+          </w:p>
+        </w:tc>
+        <w:tc>
+          <w:tcPr>
+            <w:tcW w:w="1351" w:type="dxa"/>
+            <w:vMerge w:val="restart"/>
+          </w:tcPr>
+          <w:p>
+            <w:r>
+              <w:rPr>
+                <w:sz w:val="14"/>
+                <w:rFonts w:ascii="Arial" w:hAnsi="Arial"/>
+              </w:rPr>
+              <w:t xml:space="preserve">сотрудник производства</w:t>
+            </w:r>
+          </w:p>
+          <w:p>
+            <w:r/>
+          </w:p>
+        </w:tc>
+        <w:tc>
+          <w:tcPr>
+            <w:tcW w:w="1688" w:type="dxa"/>
+            <w:vMerge w:val="restart"/>
+          </w:tcPr>
+          <w:p>
+            <w:r>
+              <w:rPr>
+                <w:sz w:val="14"/>
+                <w:rFonts w:ascii="Arial" w:hAnsi="Arial"/>
+              </w:rPr>
+              <w:t xml:space="preserve">визуальный контроль, химический контроль, микробиологический контроль / сотрудник отдела качества</w:t>
+            </w:r>
+          </w:p>
+          <w:p>
+            <w:r/>
+          </w:p>
+        </w:tc>
+      </w:tr>
+      <w:tr>
+        <w:tc>
+          <w:tcPr>
+            <w:tcW w:w="1688" w:type="dxa"/>
+            <w:vMerge/>
+          </w:tcPr>
+          <w:p/>
+        </w:tc>
+        <w:tc>
+          <w:tcPr>
+            <w:tcW w:w="1408" w:type="dxa"/>
+          </w:tcPr>
+          <w:p>
+            <w:r>
+              <w:rPr>
+                <w:sz w:val="14"/>
+                <w:rFonts w:ascii="Arial" w:hAnsi="Arial"/>
+              </w:rPr>
+              <w:t xml:space="preserve">дезинфекция</w:t>
+            </w:r>
+          </w:p>
+        </w:tc>
+        <w:tc>
+          <w:tcPr>
+            <w:tcW w:w="506" w:type="dxa"/>
+            <w:vMerge/>
+            <w:tcMar>
+              <w:left w:w="0" w:type="dxa"/>
+              <w:right w:w="0" w:type="dxa"/>
+            </w:tcMar>
+            <w:textDirection w:val="btLr"/>
+            <w:vAlign w:val="center"/>
+          </w:tcPr>
+          <w:p/>
+        </w:tc>
+        <w:tc>
+          <w:tcPr>
+            <w:tcW w:w="1913" w:type="dxa"/>
+          </w:tcPr>
+          <w:p>
+            <w:pPr>
+              <w:rPr>
+                <w:b/>
+                <w:bCs/>
+              </w:rPr>
+            </w:pPr>
+            <w:r>
+              <w:rPr>
+                <w:sz w:val="14"/>
+                <w:rFonts w:ascii="Arial" w:hAnsi="Arial"/>
+                <w:b/>
+              </w:rPr>
+              <w:t xml:space="preserve">ХИМИТЕК ПОЛИДЕЗ-СУПЕР</w:t>
+            </w:r>
+          </w:p>
+        </w:tc>
+        <w:tc>
+          <w:tcPr>
+            <w:tcW w:w="1520" w:type="dxa"/>
+          </w:tcPr>
+          <w:p>
+            <w:r>
+              <w:rPr>
+                <w:sz w:val="14"/>
+                <w:rFonts w:ascii="Arial" w:hAnsi="Arial"/>
+              </w:rPr>
+              <w:t xml:space="preserve">ручной (протирание)</w:t>
+            </w:r>
+          </w:p>
+        </w:tc>
+        <w:tc>
+          <w:tcPr>
+            <w:tcW w:w="2025" w:type="dxa"/>
+          </w:tcPr>
+          <w:p>
+            <w:pPr>
+              <w:jc w:val="center"/>
+            </w:pPr>
+            <w:r>
+              <w:rPr>
+                <w:sz w:val="14"/>
+                <w:rFonts w:ascii="Arial" w:hAnsi="Arial"/>
+              </w:rPr>
+              <w:t xml:space="preserve">0,02-0,05 %</w:t>
+            </w:r>
+            <w:r>
+              <w:br/>
+            </w:r>
+            <w:r>
+              <w:rPr>
+                <w:rFonts w:ascii="Arial" w:hAnsi="Arial"/>
+                <w:sz w:val="14"/>
+              </w:rPr>
+              <w:t>дозирующая система ProMax</w:t>
+            </w:r>
+          </w:p>
+        </w:tc>
+        <w:tc>
+          <w:tcPr>
+            <w:tcW w:w="1183" w:type="dxa"/>
+          </w:tcPr>
+          <w:p>
+            <w:pPr>
+              <w:jc w:val="center"/>
+            </w:pPr>
+            <w:r>
+              <w:rPr>
+                <w:sz w:val="14"/>
+                <w:rFonts w:ascii="Arial" w:hAnsi="Arial"/>
+              </w:rPr>
+              <w:t xml:space="preserve">18-20 °C</w:t>
+            </w:r>
+          </w:p>
+        </w:tc>
+        <w:tc>
+          <w:tcPr>
+            <w:tcW w:w="1126" w:type="dxa"/>
+          </w:tcPr>
+          <w:p>
+            <w:pPr>
+              <w:jc w:val="center"/>
+            </w:pPr>
+            <w:r>
+              <w:rPr>
+                <w:sz w:val="14"/>
+                <w:rFonts w:ascii="Arial" w:hAnsi="Arial"/>
+              </w:rPr>
+              <w:t xml:space="preserve">20 мин</w:t>
+            </w:r>
+          </w:p>
+        </w:tc>
+        <w:tc>
+          <w:tcPr>
+            <w:tcW w:w="510" w:type="dxa"/>
+            <w:noWrap/>
+            <w:tcMar>
+              <w:left w:w="0" w:type="dxa"/>
+              <w:right w:w="0" w:type="dxa"/>
+            </w:tcMar>
+            <w:textDirection w:val="btLr"/>
+            <w:tcFitText/>
+            <w:vAlign w:val="center"/>
+            <w:vMerge/>
+            <w:shd w:val="clear" w:color="auto" w:fill="969696"/>
+          </w:tcPr>
+          <w:p/>
+        </w:tc>
+        <w:tc>
+          <w:tcPr>
+            <w:tcW w:w="958" w:type="dxa"/>
+            <w:vMerge/>
+          </w:tcPr>
+          <w:p/>
+        </w:tc>
+        <w:tc>
+          <w:tcPr>
+            <w:tcW w:w="1351" w:type="dxa"/>
+            <w:vMerge/>
+          </w:tcPr>
+          <w:p/>
+        </w:tc>
+        <w:tc>
+          <w:tcPr>
+            <w:tcW w:w="1688" w:type="dxa"/>
+            <w:vMerge/>
+          </w:tcPr>
+          <w:p/>
+        </w:tc>
+      </w:tr>
+      <w:tr>
+        <w:tc>
+          <w:tcPr>
+            <w:tcW w:w="15876" w:type="dxa"/>
+            <w:gridSpan w:val="12"/>
+          </w:tcPr>
+          <w:p>
+            <w:r>
+              <w:rPr>
+                <w:b/>
+                <w:sz w:val="14"/>
+                <w:rFonts w:ascii="Arial" w:hAnsi="Arial"/>
+              </w:rPr>
+              <w:t xml:space="preserve">Объекты без инструкций (требуют настройки)</w:t>
+            </w:r>
+          </w:p>
+        </w:tc>
+      </w:tr>
+      <w:tr>
+        <w:tc>
+          <w:tcPr>
+            <w:tcW w:w="1688" w:type="dxa"/>
+          </w:tcPr>
+          <w:p>
+            <w:r>
+              <w:rPr>
+                <w:sz w:val="14"/>
+                <w:rFonts w:ascii="Arial" w:hAnsi="Arial"/>
+              </w:rPr>
+              <w:t xml:space="preserve">ледогенератор</w:t>
+            </w:r>
+          </w:p>
+        </w:tc>
+        <w:tc>
+          <w:tcPr>
+            <w:tcW w:w="1408" w:type="dxa"/>
+          </w:tcPr>
+          <w:p/>
+        </w:tc>
+        <w:tc>
+          <w:tcPr>
+            <w:tcW w:w="506" w:type="dxa"/>
+            <w:tcMar>
+              <w:left w:w="0" w:type="dxa"/>
+              <w:right w:w="0" w:type="dxa"/>
+            </w:tcMar>
+            <w:textDirection w:val="btLr"/>
+            <w:vAlign w:val="center"/>
+          </w:tcPr>
+          <w:p>
+            <w:pPr>
+              <w:ind w:left="113" w:right="113"/>
+              <w:jc w:val="center"/>
+            </w:pPr>
+          </w:p>
+        </w:tc>
+        <w:tc>
+          <w:tcPr>
+            <w:tcW w:w="1913" w:type="dxa"/>
+          </w:tcPr>
+          <w:p>
+            <w:pPr>
+              <w:rPr>
+                <w:b/>
+                <w:bCs/>
+              </w:rPr>
+            </w:pPr>
+          </w:p>
+        </w:tc>
+        <w:tc>
+          <w:tcPr>
+            <w:tcW w:w="1520" w:type="dxa"/>
+          </w:tcPr>
+          <w:p/>
+        </w:tc>
+        <w:tc>
+          <w:tcPr>
+            <w:tcW w:w="2025" w:type="dxa"/>
+          </w:tcPr>
+          <w:p>
+            <w:pPr>
+              <w:jc w:val="center"/>
+            </w:pPr>
+          </w:p>
+        </w:tc>
+        <w:tc>
+          <w:tcPr>
+            <w:tcW w:w="1183" w:type="dxa"/>
+          </w:tcPr>
+          <w:p>
+            <w:pPr>
+              <w:jc w:val="center"/>
+            </w:pPr>
+          </w:p>
+        </w:tc>
+        <w:tc>
+          <w:tcPr>
+            <w:tcW w:w="1126" w:type="dxa"/>
+          </w:tcPr>
+          <w:p>
+            <w:pPr>
+              <w:jc w:val="center"/>
+            </w:pPr>
+          </w:p>
+        </w:tc>
+        <w:tc>
+          <w:tcPr>
+            <w:tcW w:w="510" w:type="dxa"/>
+            <w:noWrap/>
+            <w:tcMar>
+              <w:left w:w="0" w:type="dxa"/>
+              <w:right w:w="0" w:type="dxa"/>
+            </w:tcMar>
+            <w:textDirection w:val="btLr"/>
+            <w:tcFitText/>
+            <w:vAlign w:val="center"/>
+          </w:tcPr>
+          <w:p>
+            <w:pPr>
+              <w:ind w:left="113" w:right="113"/>
+              <w:jc w:val="center"/>
+              <w:rPr>
+                <w:b/>
+                <w:bCs/>
+              </w:rPr>
+            </w:pPr>
+          </w:p>
+        </w:tc>
+        <w:tc>
+          <w:tcPr>
+            <w:tcW w:w="958" w:type="dxa"/>
+          </w:tcPr>
+          <w:p>
+            <w:pPr>
+              <w:jc w:val="center"/>
+            </w:pPr>
+          </w:p>
+        </w:tc>
+        <w:tc>
+          <w:tcPr>
+            <w:tcW w:w="1351" w:type="dxa"/>
+          </w:tcPr>
+          <w:p/>
+        </w:tc>
+        <w:tc>
+          <w:tcPr>
+            <w:tcW w:w="1688" w:type="dxa"/>
+          </w:tcPr>
+          <w:p/>
+        </w:tc>
+      </w:tr>
+      <w:tr>
+        <w:tc>
+          <w:tcPr>
+            <w:tcW w:w="1688" w:type="dxa"/>
+          </w:tcPr>
+          <w:p>
+            <w:r>
+              <w:rPr>
+                <w:sz w:val="14"/>
+                <w:rFonts w:ascii="Arial" w:hAnsi="Arial"/>
+              </w:rPr>
+              <w:t xml:space="preserve">пароконвектоматы</w:t>
+            </w:r>
+          </w:p>
+        </w:tc>
+        <w:tc>
+          <w:tcPr>
+            <w:tcW w:w="1408" w:type="dxa"/>
+          </w:tcPr>
+          <w:p/>
+        </w:tc>
+        <w:tc>
+          <w:tcPr>
+            <w:tcW w:w="506" w:type="dxa"/>
+            <w:tcMar>
+              <w:left w:w="0" w:type="dxa"/>
+              <w:right w:w="0" w:type="dxa"/>
+            </w:tcMar>
+            <w:textDirection w:val="btLr"/>
+            <w:vAlign w:val="center"/>
+          </w:tcPr>
+          <w:p>
+            <w:pPr>
+              <w:ind w:left="113" w:right="113"/>
+              <w:jc w:val="center"/>
+            </w:pPr>
+          </w:p>
+        </w:tc>
+        <w:tc>
+          <w:tcPr>
+            <w:tcW w:w="1913" w:type="dxa"/>
+          </w:tcPr>
+          <w:p>
+            <w:pPr>
+              <w:rPr>
+                <w:b/>
+                <w:bCs/>
+              </w:rPr>
+            </w:pPr>
+          </w:p>
+        </w:tc>
+        <w:tc>
+          <w:tcPr>
+            <w:tcW w:w="1520" w:type="dxa"/>
+          </w:tcPr>
+          <w:p/>
+        </w:tc>
+        <w:tc>
+          <w:tcPr>
+            <w:tcW w:w="2025" w:type="dxa"/>
+          </w:tcPr>
+          <w:p>
+            <w:pPr>
+              <w:jc w:val="center"/>
+            </w:pPr>
+          </w:p>
+        </w:tc>
+        <w:tc>
+          <w:tcPr>
+            <w:tcW w:w="1183" w:type="dxa"/>
+          </w:tcPr>
+          <w:p>
+            <w:pPr>
+              <w:jc w:val="center"/>
+            </w:pPr>
+          </w:p>
+        </w:tc>
+        <w:tc>
+          <w:tcPr>
+            <w:tcW w:w="1126" w:type="dxa"/>
+          </w:tcPr>
+          <w:p>
+            <w:pPr>
+              <w:jc w:val="center"/>
+            </w:pPr>
+          </w:p>
+        </w:tc>
+        <w:tc>
+          <w:tcPr>
+            <w:tcW w:w="510" w:type="dxa"/>
+            <w:noWrap/>
+            <w:tcMar>
+              <w:left w:w="0" w:type="dxa"/>
+              <w:right w:w="0" w:type="dxa"/>
+            </w:tcMar>
+            <w:textDirection w:val="btLr"/>
+            <w:tcFitText/>
+            <w:vAlign w:val="center"/>
+          </w:tcPr>
+          <w:p>
+            <w:pPr>
+              <w:ind w:left="113" w:right="113"/>
+              <w:jc w:val="center"/>
+              <w:rPr>
+                <w:b/>
+                <w:bCs/>
+              </w:rPr>
+            </w:pPr>
+          </w:p>
+        </w:tc>
+        <w:tc>
+          <w:tcPr>
+            <w:tcW w:w="958" w:type="dxa"/>
+          </w:tcPr>
+          <w:p>
+            <w:pPr>
+              <w:jc w:val="center"/>
+            </w:pPr>
+          </w:p>
+        </w:tc>
+        <w:tc>
+          <w:tcPr>
+            <w:tcW w:w="1351" w:type="dxa"/>
+          </w:tcPr>
+          <w:p/>
+        </w:tc>
+        <w:tc>
+          <w:tcPr>
+            <w:tcW w:w="1688" w:type="dxa"/>
           </w:tcPr>
           <w:p/>
         </w:tc>
@@ -3925,7 +4667,7 @@
 </file>
 
 <file path=word/numbering.xml><?xml version="1.0" encoding="utf-8"?>
-<w:numbering xmlns:wpc="http://schemas.microsoft.com/office/word/2010/wordprocessingCanvas" xmlns:cx="http://schemas.microsoft.com/office/drawing/2014/chartex" xmlns:cx1="http://schemas.microsoft.com/office/drawing/2015/9/8/chartex" xmlns:cx2="http://schemas.microsoft.com/office/drawing/2015/10/21/chartex" xmlns:cx3="http://schemas.microsoft.com/office/drawing/2016/5/9/chartex" xmlns:cx4="http://schemas.microsoft.com/office/drawing/2016/5/10/chartex" xmlns:cx5="http://schemas.microsoft.com/office/drawing/2016/5/11/chartex" xmlns:cx6="http://schemas.microsoft.com/office/drawing/2016/5/12/chartex" xmlns:cx7="http://schemas.microsoft.com/office/drawing/2016/5/13/chartex" xmlns:cx8="http://schemas.microsoft.com/office/drawing/2016/5/14/chartex" xmlns:mc="http://schemas.openxmlformats.org/markup-compatibility/2006" xmlns:aink="http://schemas.microsoft.com/office/drawing/2016/ink" xmlns:am3d="http://schemas.microsoft.com/office/drawing/2017/model3d" xmlns:o="urn:schemas-microsoft-com:office:office" xmlns:r="http://schemas.openxmlformats.org/officeDocument/2006/relationships" xmlns:m="http://schemas.openxmlformats.org/officeDocument/2006/math" xmlns:v="urn:schemas-microsoft-com:vml" xmlns:wp14="http://schemas.microsoft.com/office/word/2010/wordprocessingDrawing" xmlns:wp="http://schemas.openxmlformats.org/drawingml/2006/wordprocessingDrawing" xmlns:w10="urn:schemas-microsoft-com:office:word" xmlns:w="http://schemas.openxmlformats.org/wordprocessingml/2006/main" xmlns:w14="http://schemas.microsoft.com/office/word/2010/wordml" xmlns:w15="http://schemas.microsoft.com/office/word/2012/wordml" xmlns:w16cex="http://schemas.microsoft.com/office/word/2018/wordml/cex" xmlns:w16cid="http://schemas.microsoft.com/office/word/2016/wordml/cid" xmlns:w16="http://schemas.microsoft.com/office/word/2018/wordml" xmlns:w16sdtdh="http://schemas.microsoft.com/office/word/2020/wordml/sdtdatahash" xmlns:w16se="http://schemas.microsoft.com/office/word/2015/wordml/symex" xmlns:wpg="http://schemas.microsoft.com/office/word/2010/wordprocessingGroup" xmlns:wpi="http://schemas.microsoft.com/office/word/2010/wordprocessingInk" xmlns:wne="http://schemas.microsoft.com/office/word/2006/wordml" xmlns:wps="http://schemas.microsoft.com/office/word/2010/wordprocessingShape" mc:Ignorable="w14 w15 w16se w16cid w16 w16cex w16sdtdh wp14">
+<w:numbering xmlns:wpc="http://schemas.microsoft.com/office/word/2010/wordprocessingCanvas" xmlns:cx="http://schemas.microsoft.com/office/drawing/2014/chartex" xmlns:cx1="http://schemas.microsoft.com/office/drawing/2015/9/8/chartex" xmlns:cx2="http://schemas.microsoft.com/office/drawing/2015/10/21/chartex" xmlns:cx3="http://schemas.microsoft.com/office/drawing/2016/5/9/chartex" xmlns:cx4="http://schemas.microsoft.com/office/drawing/2016/5/10/chartex" xmlns:cx5="http://schemas.microsoft.com/office/drawing/2016/5/11/chartex" xmlns:cx6="http://schemas.microsoft.com/office/drawing/2016/5/12/chartex" xmlns:cx7="http://schemas.microsoft.com/office/drawing/2016/5/13/chartex" xmlns:cx8="http://schemas.microsoft.com/office/drawing/2016/5/14/chartex" xmlns:mc="http://schemas.openxmlformats.org/markup-compatibility/2006" xmlns:aink="http://schemas.microsoft.com/office/drawing/2016/ink" xmlns:am3d="http://schemas.microsoft.com/office/drawing/2017/model3d" xmlns:o="urn:schemas-microsoft-com:office:office" xmlns:oel="http://schemas.microsoft.com/office/2019/extlst" xmlns:r="http://schemas.openxmlformats.org/officeDocument/2006/relationships" xmlns:m="http://schemas.openxmlformats.org/officeDocument/2006/math" xmlns:v="urn:schemas-microsoft-com:vml" xmlns:wp14="http://schemas.microsoft.com/office/word/2010/wordprocessingDrawing" xmlns:wp="http://schemas.openxmlformats.org/drawingml/2006/wordprocessingDrawing" xmlns:w10="urn:schemas-microsoft-com:office:word" xmlns:w="http://schemas.openxmlformats.org/wordprocessingml/2006/main" xmlns:w14="http://schemas.microsoft.com/office/word/2010/wordml" xmlns:w15="http://schemas.microsoft.com/office/word/2012/wordml" xmlns:w16cex="http://schemas.microsoft.com/office/word/2018/wordml/cex" xmlns:w16cid="http://schemas.microsoft.com/office/word/2016/wordml/cid" xmlns:w16="http://schemas.microsoft.com/office/word/2018/wordml" xmlns:w16du="http://schemas.microsoft.com/office/word/2023/wordml/word16du" xmlns:w16sdtdh="http://schemas.microsoft.com/office/word/2020/wordml/sdtdatahash" xmlns:w16sdtfl="http://schemas.microsoft.com/office/word/2024/wordml/sdtformatlock" xmlns:w16se="http://schemas.microsoft.com/office/word/2015/wordml/symex" xmlns:wpg="http://schemas.microsoft.com/office/word/2010/wordprocessingGroup" xmlns:wpi="http://schemas.microsoft.com/office/word/2010/wordprocessingInk" xmlns:wne="http://schemas.microsoft.com/office/word/2006/wordml" xmlns:wps="http://schemas.microsoft.com/office/word/2010/wordprocessingShape" mc:Ignorable="w14 w15 w16se w16cid w16 w16cex w16sdtdh w16sdtfl w16du wp14">
   <w:abstractNum w:abstractNumId="0" w15:restartNumberingAfterBreak="0">
     <w:nsid w:val="FFFFFF7C"/>
     <w:multiLevelType w:val="singleLevel"/>
@@ -4097,38 +4839,38 @@
       </w:rPr>
     </w:lvl>
   </w:abstractNum>
-  <w:num w:numId="1">
+  <w:num w:numId="1" w16cid:durableId="431366244">
     <w:abstractNumId w:val="8"/>
   </w:num>
-  <w:num w:numId="2">
+  <w:num w:numId="2" w16cid:durableId="833036590">
     <w:abstractNumId w:val="6"/>
   </w:num>
-  <w:num w:numId="3">
+  <w:num w:numId="3" w16cid:durableId="234126440">
     <w:abstractNumId w:val="5"/>
   </w:num>
-  <w:num w:numId="4">
+  <w:num w:numId="4" w16cid:durableId="1149131723">
     <w:abstractNumId w:val="4"/>
   </w:num>
-  <w:num w:numId="5">
+  <w:num w:numId="5" w16cid:durableId="1530489597">
     <w:abstractNumId w:val="7"/>
   </w:num>
-  <w:num w:numId="6">
+  <w:num w:numId="6" w16cid:durableId="1251815778">
     <w:abstractNumId w:val="3"/>
   </w:num>
-  <w:num w:numId="7">
+  <w:num w:numId="7" w16cid:durableId="444085243">
     <w:abstractNumId w:val="2"/>
   </w:num>
-  <w:num w:numId="8">
+  <w:num w:numId="8" w16cid:durableId="1320840988">
     <w:abstractNumId w:val="1"/>
   </w:num>
-  <w:num w:numId="9">
+  <w:num w:numId="9" w16cid:durableId="994335658">
     <w:abstractNumId w:val="0"/>
   </w:num>
 </w:numbering>
 </file>
 
 <file path=word/styles.xml><?xml version="1.0" encoding="utf-8"?>
-<w:styles xmlns:mc="http://schemas.openxmlformats.org/markup-compatibility/2006" xmlns:r="http://schemas.openxmlformats.org/officeDocument/2006/relationships" xmlns:w="http://schemas.openxmlformats.org/wordprocessingml/2006/main" xmlns:w14="http://schemas.microsoft.com/office/word/2010/wordml" xmlns:w15="http://schemas.microsoft.com/office/word/2012/wordml" xmlns:w16cex="http://schemas.microsoft.com/office/word/2018/wordml/cex" xmlns:w16cid="http://schemas.microsoft.com/office/word/2016/wordml/cid" xmlns:w16="http://schemas.microsoft.com/office/word/2018/wordml" xmlns:w16sdtdh="http://schemas.microsoft.com/office/word/2020/wordml/sdtdatahash" xmlns:w16se="http://schemas.microsoft.com/office/word/2015/wordml/symex" mc:Ignorable="w14 w15 w16se w16cid w16 w16cex w16sdtdh">
+<w:styles xmlns:mc="http://schemas.openxmlformats.org/markup-compatibility/2006" xmlns:r="http://schemas.openxmlformats.org/officeDocument/2006/relationships" xmlns:w="http://schemas.openxmlformats.org/wordprocessingml/2006/main" xmlns:w14="http://schemas.microsoft.com/office/word/2010/wordml" xmlns:w15="http://schemas.microsoft.com/office/word/2012/wordml" xmlns:w16cex="http://schemas.microsoft.com/office/word/2018/wordml/cex" xmlns:w16cid="http://schemas.microsoft.com/office/word/2016/wordml/cid" xmlns:w16="http://schemas.microsoft.com/office/word/2018/wordml" xmlns:w16du="http://schemas.microsoft.com/office/word/2023/wordml/word16du" xmlns:w16sdtdh="http://schemas.microsoft.com/office/word/2020/wordml/sdtdatahash" xmlns:w16sdtfl="http://schemas.microsoft.com/office/word/2024/wordml/sdtformatlock" xmlns:w16se="http://schemas.microsoft.com/office/word/2015/wordml/symex" mc:Ignorable="w14 w15 w16se w16cid w16 w16cex w16sdtdh w16sdtfl w16du">
   <w:docDefaults>
     <w:rPrDefault>
       <w:rPr>

--- a/tech_cards/Раздевалка мужскаяженская_tech_card.docx
+++ b/tech_cards/Раздевалка мужскаяженская_tech_card.docx
@@ -759,9 +759,6 @@
               <w:t xml:space="preserve">flow pack</w:t>
             </w:r>
           </w:p>
-          <w:p>
-            <w:r/>
-          </w:p>
         </w:tc>
         <w:tc>
           <w:tcPr>
@@ -801,9 +798,6 @@
               <w:t xml:space="preserve"/>
             </w:r>
           </w:p>
-          <w:p>
-            <w:r/>
-          </w:p>
         </w:tc>
         <w:tc>
           <w:tcPr>
@@ -819,11 +813,11 @@
             </w:pPr>
             <w:r>
               <w:rPr>
-                <w:sz w:val="14"/>
                 <w:rFonts w:ascii="Arial" w:hAnsi="Arial"/>
                 <w:b/>
-              </w:rPr>
-              <w:t xml:space="preserve">ХИМИТЕК ИЗУМРУД 310</w:t>
+                <w:sz w:val="14"/>
+              </w:rPr>
+              <w:t>ХИМИТЕК ИЗУМРУД 310</w:t>
             </w:r>
           </w:p>
         </w:tc>
@@ -898,7 +892,7 @@
                 <w:sz w:val="14"/>
                 <w:rFonts w:ascii="Arial" w:hAnsi="Arial"/>
               </w:rPr>
-              <w:t xml:space="preserve">_____________</w:t>
+              <w:t xml:space="preserve">___________</w:t>
             </w:r>
           </w:p>
         </w:tc>
@@ -934,9 +928,6 @@
               <w:t xml:space="preserve">черный</w:t>
             </w:r>
           </w:p>
-          <w:p>
-            <w:r/>
-          </w:p>
         </w:tc>
         <w:tc>
           <w:tcPr>
@@ -955,9 +946,6 @@
               <w:t xml:space="preserve">1 раз в смену</w:t>
             </w:r>
           </w:p>
-          <w:p>
-            <w:r/>
-          </w:p>
         </w:tc>
         <w:tc>
           <w:tcPr>
@@ -973,9 +961,6 @@
               <w:t xml:space="preserve">сотрудник производства</w:t>
             </w:r>
           </w:p>
-          <w:p>
-            <w:r/>
-          </w:p>
         </w:tc>
         <w:tc>
           <w:tcPr>
@@ -990,9 +975,6 @@
               </w:rPr>
               <w:t xml:space="preserve">визуальный контроль, химический контроль, микробиологический контроль /сотрудник отдела качества</w:t>
             </w:r>
-          </w:p>
-          <w:p>
-            <w:r/>
           </w:p>
         </w:tc>
       </w:tr>
@@ -1034,6 +1016,7 @@
         <w:tc>
           <w:tcPr>
             <w:tcW w:w="1913" w:type="dxa"/>
+            <w:shd w:val="clear" w:color="auto" w:fill="FFFFCC"/>
           </w:tcPr>
           <w:p>
             <w:pPr>
@@ -1044,11 +1027,28 @@
             </w:pPr>
             <w:r>
               <w:rPr>
-                <w:sz w:val="14"/>
                 <w:rFonts w:ascii="Arial" w:hAnsi="Arial"/>
                 <w:b/>
-              </w:rPr>
-              <w:t xml:space="preserve">ХИМИТЕК ПОЛИДЕЗ-СУПЕР</w:t>
+                <w:sz w:val="14"/>
+              </w:rPr>
+              <w:t>ХИМИТЕК ПОЛИДЕЗ</w:t>
+            </w:r>
+            <w:r>
+              <w:rPr>
+                <w:rFonts w:ascii="Arial" w:hAnsi="Arial"/>
+                <w:b/>
+                <w:sz w:val="14"/>
+                <w:vertAlign w:val="superscript"/>
+              </w:rPr>
+              <w:t>®</w:t>
+            </w:r>
+            <w:r>
+              <w:rPr>
+                <w:rFonts w:ascii="Arial" w:hAnsi="Arial"/>
+                <w:b/>
+                <w:sz w:val="14"/>
+              </w:rPr>
+              <w:t>-СУПЕР</w:t>
             </w:r>
           </w:p>
         </w:tc>
@@ -1199,12 +1199,6 @@
               <w:t xml:space="preserve">производственные столы из нержавеющий стали</w:t>
             </w:r>
           </w:p>
-          <w:p>
-            <w:r/>
-          </w:p>
-          <w:p>
-            <w:r/>
-          </w:p>
         </w:tc>
         <w:tc>
           <w:tcPr>
@@ -1244,12 +1238,6 @@
               <w:t xml:space="preserve"/>
             </w:r>
           </w:p>
-          <w:p>
-            <w:r/>
-          </w:p>
-          <w:p>
-            <w:r/>
-          </w:p>
         </w:tc>
         <w:tc>
           <w:tcPr>
@@ -1265,11 +1253,11 @@
             </w:pPr>
             <w:r>
               <w:rPr>
-                <w:sz w:val="14"/>
                 <w:rFonts w:ascii="Arial" w:hAnsi="Arial"/>
                 <w:b/>
-              </w:rPr>
-              <w:t xml:space="preserve">ХИМИТЕК ИЗУМРУД 310</w:t>
+                <w:sz w:val="14"/>
+              </w:rPr>
+              <w:t>ХИМИТЕК ИЗУМРУД 310</w:t>
             </w:r>
           </w:p>
         </w:tc>
@@ -1344,7 +1332,7 @@
                 <w:sz w:val="14"/>
                 <w:rFonts w:ascii="Arial" w:hAnsi="Arial"/>
               </w:rPr>
-              <w:t xml:space="preserve">_____________</w:t>
+              <w:t xml:space="preserve">___________</w:t>
             </w:r>
           </w:p>
         </w:tc>
@@ -1380,12 +1368,6 @@
               <w:t xml:space="preserve">черный</w:t>
             </w:r>
           </w:p>
-          <w:p>
-            <w:r/>
-          </w:p>
-          <w:p>
-            <w:r/>
-          </w:p>
         </w:tc>
         <w:tc>
           <w:tcPr>
@@ -1404,9 +1386,6 @@
               <w:t xml:space="preserve">1 раз в смену, при смене операций</w:t>
             </w:r>
           </w:p>
-          <w:p>
-            <w:r/>
-          </w:p>
         </w:tc>
         <w:tc>
           <w:tcPr>
@@ -1422,12 +1401,6 @@
               <w:t xml:space="preserve">сотрудник производства</w:t>
             </w:r>
           </w:p>
-          <w:p>
-            <w:r/>
-          </w:p>
-          <w:p>
-            <w:r/>
-          </w:p>
         </w:tc>
         <w:tc>
           <w:tcPr>
@@ -1442,12 +1415,6 @@
               </w:rPr>
               <w:t xml:space="preserve">визуальный контроль, химический контроль, микробиологический контроль /сотрудник отдела качества</w:t>
             </w:r>
-          </w:p>
-          <w:p>
-            <w:r/>
-          </w:p>
-          <w:p>
-            <w:r/>
           </w:p>
         </w:tc>
       </w:tr>
@@ -1489,6 +1456,7 @@
         <w:tc>
           <w:tcPr>
             <w:tcW w:w="1913" w:type="dxa"/>
+            <w:shd w:val="clear" w:color="auto" w:fill="FFFFCC"/>
           </w:tcPr>
           <w:p>
             <w:pPr>
@@ -1499,11 +1467,28 @@
             </w:pPr>
             <w:r>
               <w:rPr>
-                <w:sz w:val="14"/>
                 <w:rFonts w:ascii="Arial" w:hAnsi="Arial"/>
                 <w:b/>
-              </w:rPr>
-              <w:t xml:space="preserve">ХИМИТЕК ПОЛИДЕЗ-СУПЕР</w:t>
+                <w:sz w:val="14"/>
+              </w:rPr>
+              <w:t>ХИМИТЕК ПОЛИДЕЗ</w:t>
+            </w:r>
+            <w:r>
+              <w:rPr>
+                <w:rFonts w:ascii="Arial" w:hAnsi="Arial"/>
+                <w:b/>
+                <w:sz w:val="14"/>
+                <w:vertAlign w:val="superscript"/>
+              </w:rPr>
+              <w:t>®</w:t>
+            </w:r>
+            <w:r>
+              <w:rPr>
+                <w:rFonts w:ascii="Arial" w:hAnsi="Arial"/>
+                <w:b/>
+                <w:sz w:val="14"/>
+              </w:rPr>
+              <w:t>-СУПЕР</w:t>
             </w:r>
           </w:p>
         </w:tc>
@@ -1658,6 +1643,7 @@
         <w:tc>
           <w:tcPr>
             <w:tcW w:w="1913" w:type="dxa"/>
+            <w:shd w:val="clear" w:color="auto" w:fill="FFFFCC"/>
           </w:tcPr>
           <w:p>
             <w:pPr>
@@ -1668,11 +1654,28 @@
             </w:pPr>
             <w:r>
               <w:rPr>
-                <w:sz w:val="14"/>
                 <w:rFonts w:ascii="Arial" w:hAnsi="Arial"/>
                 <w:b/>
-              </w:rPr>
-              <w:t xml:space="preserve">ХИМИТЕК ПОЛИДЕЗ-СУПЕР</w:t>
+                <w:sz w:val="14"/>
+              </w:rPr>
+              <w:t>ХИМИТЕК ПОЛИДЕЗ</w:t>
+            </w:r>
+            <w:r>
+              <w:rPr>
+                <w:rFonts w:ascii="Arial" w:hAnsi="Arial"/>
+                <w:b/>
+                <w:sz w:val="14"/>
+                <w:vertAlign w:val="superscript"/>
+              </w:rPr>
+              <w:t>®</w:t>
+            </w:r>
+            <w:r>
+              <w:rPr>
+                <w:rFonts w:ascii="Arial" w:hAnsi="Arial"/>
+                <w:b/>
+                <w:sz w:val="14"/>
+              </w:rPr>
+              <w:t>-СУПЕР</w:t>
             </w:r>
           </w:p>
         </w:tc>
@@ -1833,12 +1836,6 @@
               <w:t xml:space="preserve">просеиватели для муки, просеиватели для сахара</w:t>
             </w:r>
           </w:p>
-          <w:p>
-            <w:r/>
-          </w:p>
-          <w:p>
-            <w:r/>
-          </w:p>
         </w:tc>
         <w:tc>
           <w:tcPr>
@@ -1878,12 +1875,6 @@
               <w:t xml:space="preserve"/>
             </w:r>
           </w:p>
-          <w:p>
-            <w:r/>
-          </w:p>
-          <w:p>
-            <w:r/>
-          </w:p>
         </w:tc>
         <w:tc>
           <w:tcPr>
@@ -1899,11 +1890,11 @@
             </w:pPr>
             <w:r>
               <w:rPr>
-                <w:sz w:val="14"/>
                 <w:rFonts w:ascii="Arial" w:hAnsi="Arial"/>
                 <w:b/>
-              </w:rPr>
-              <w:t xml:space="preserve">ХИМИТЕК ИЗУМРУД 310</w:t>
+                <w:sz w:val="14"/>
+              </w:rPr>
+              <w:t>ХИМИТЕК ИЗУМРУД 310</w:t>
             </w:r>
           </w:p>
         </w:tc>
@@ -1978,7 +1969,7 @@
                 <w:sz w:val="14"/>
                 <w:rFonts w:ascii="Arial" w:hAnsi="Arial"/>
               </w:rPr>
-              <w:t xml:space="preserve">_____________</w:t>
+              <w:t xml:space="preserve">___________</w:t>
             </w:r>
           </w:p>
         </w:tc>
@@ -2014,12 +2005,6 @@
               <w:t xml:space="preserve">черный</w:t>
             </w:r>
           </w:p>
-          <w:p>
-            <w:r/>
-          </w:p>
-          <w:p>
-            <w:r/>
-          </w:p>
         </w:tc>
         <w:tc>
           <w:tcPr>
@@ -2038,9 +2023,6 @@
               <w:t xml:space="preserve">1 раз в смену, при смене сырьевых компонентов</w:t>
             </w:r>
           </w:p>
-          <w:p>
-            <w:r/>
-          </w:p>
         </w:tc>
         <w:tc>
           <w:tcPr>
@@ -2056,12 +2038,6 @@
               <w:t xml:space="preserve">сотрудник производства</w:t>
             </w:r>
           </w:p>
-          <w:p>
-            <w:r/>
-          </w:p>
-          <w:p>
-            <w:r/>
-          </w:p>
         </w:tc>
         <w:tc>
           <w:tcPr>
@@ -2076,12 +2052,6 @@
               </w:rPr>
               <w:t xml:space="preserve">визуальный контроль, химический контроль, микробиологический контроль /сотрудник отдела качества</w:t>
             </w:r>
-          </w:p>
-          <w:p>
-            <w:r/>
-          </w:p>
-          <w:p>
-            <w:r/>
           </w:p>
         </w:tc>
       </w:tr>
@@ -2123,6 +2093,7 @@
         <w:tc>
           <w:tcPr>
             <w:tcW w:w="1913" w:type="dxa"/>
+            <w:shd w:val="clear" w:color="auto" w:fill="FFFFCC"/>
           </w:tcPr>
           <w:p>
             <w:pPr>
@@ -2133,11 +2104,28 @@
             </w:pPr>
             <w:r>
               <w:rPr>
-                <w:sz w:val="14"/>
                 <w:rFonts w:ascii="Arial" w:hAnsi="Arial"/>
                 <w:b/>
-              </w:rPr>
-              <w:t xml:space="preserve">ХИМИТЕК ПОЛИДЕЗ-СУПЕР</w:t>
+                <w:sz w:val="14"/>
+              </w:rPr>
+              <w:t>ХИМИТЕК ПОЛИДЕЗ</w:t>
+            </w:r>
+            <w:r>
+              <w:rPr>
+                <w:rFonts w:ascii="Arial" w:hAnsi="Arial"/>
+                <w:b/>
+                <w:sz w:val="14"/>
+                <w:vertAlign w:val="superscript"/>
+              </w:rPr>
+              <w:t>®</w:t>
+            </w:r>
+            <w:r>
+              <w:rPr>
+                <w:rFonts w:ascii="Arial" w:hAnsi="Arial"/>
+                <w:b/>
+                <w:sz w:val="14"/>
+              </w:rPr>
+              <w:t>-СУПЕР</w:t>
             </w:r>
           </w:p>
         </w:tc>
@@ -2292,6 +2280,7 @@
         <w:tc>
           <w:tcPr>
             <w:tcW w:w="1913" w:type="dxa"/>
+            <w:shd w:val="clear" w:color="auto" w:fill="FFFFCC"/>
           </w:tcPr>
           <w:p>
             <w:pPr>
@@ -2302,11 +2291,28 @@
             </w:pPr>
             <w:r>
               <w:rPr>
-                <w:sz w:val="14"/>
                 <w:rFonts w:ascii="Arial" w:hAnsi="Arial"/>
                 <w:b/>
-              </w:rPr>
-              <w:t xml:space="preserve">ХИМИТЕК ПОЛИДЕЗ-СУПЕР</w:t>
+                <w:sz w:val="14"/>
+              </w:rPr>
+              <w:t>ХИМИТЕК ПОЛИДЕЗ</w:t>
+            </w:r>
+            <w:r>
+              <w:rPr>
+                <w:rFonts w:ascii="Arial" w:hAnsi="Arial"/>
+                <w:b/>
+                <w:sz w:val="14"/>
+                <w:vertAlign w:val="superscript"/>
+              </w:rPr>
+              <w:t>®</w:t>
+            </w:r>
+            <w:r>
+              <w:rPr>
+                <w:rFonts w:ascii="Arial" w:hAnsi="Arial"/>
+                <w:b/>
+                <w:sz w:val="14"/>
+              </w:rPr>
+              <w:t>-СУПЕР</w:t>
             </w:r>
           </w:p>
         </w:tc>
@@ -2448,12 +2454,6 @@
               <w:t xml:space="preserve">тестоделители, тестомесы, тестоокруглители, тестораскатки</w:t>
             </w:r>
           </w:p>
-          <w:p>
-            <w:r/>
-          </w:p>
-          <w:p>
-            <w:r/>
-          </w:p>
         </w:tc>
         <w:tc>
           <w:tcPr>
@@ -2493,12 +2493,6 @@
               <w:t xml:space="preserve"/>
             </w:r>
           </w:p>
-          <w:p>
-            <w:r/>
-          </w:p>
-          <w:p>
-            <w:r/>
-          </w:p>
         </w:tc>
         <w:tc>
           <w:tcPr>
@@ -2514,11 +2508,11 @@
             </w:pPr>
             <w:r>
               <w:rPr>
-                <w:sz w:val="14"/>
                 <w:rFonts w:ascii="Arial" w:hAnsi="Arial"/>
                 <w:b/>
-              </w:rPr>
-              <w:t xml:space="preserve">ХИМИТЕК ИЗУМРУД 310</w:t>
+                <w:sz w:val="14"/>
+              </w:rPr>
+              <w:t>ХИМИТЕК ИЗУМРУД 310</w:t>
             </w:r>
           </w:p>
         </w:tc>
@@ -2593,7 +2587,7 @@
                 <w:sz w:val="14"/>
                 <w:rFonts w:ascii="Arial" w:hAnsi="Arial"/>
               </w:rPr>
-              <w:t xml:space="preserve">_____________</w:t>
+              <w:t xml:space="preserve">___________</w:t>
             </w:r>
           </w:p>
         </w:tc>
@@ -2629,12 +2623,6 @@
               <w:t xml:space="preserve">черный</w:t>
             </w:r>
           </w:p>
-          <w:p>
-            <w:r/>
-          </w:p>
-          <w:p>
-            <w:r/>
-          </w:p>
         </w:tc>
         <w:tc>
           <w:tcPr>
@@ -2653,9 +2641,6 @@
               <w:t xml:space="preserve">1 раз в смену, при смене тестовой заготовки</w:t>
             </w:r>
           </w:p>
-          <w:p>
-            <w:r/>
-          </w:p>
         </w:tc>
         <w:tc>
           <w:tcPr>
@@ -2671,12 +2656,6 @@
               <w:t xml:space="preserve">сотрудник производства</w:t>
             </w:r>
           </w:p>
-          <w:p>
-            <w:r/>
-          </w:p>
-          <w:p>
-            <w:r/>
-          </w:p>
         </w:tc>
         <w:tc>
           <w:tcPr>
@@ -2691,12 +2670,6 @@
               </w:rPr>
               <w:t xml:space="preserve">визуальный контроль, химический контроль, микробиологический контроль /сотрудник отдела качества</w:t>
             </w:r>
-          </w:p>
-          <w:p>
-            <w:r/>
-          </w:p>
-          <w:p>
-            <w:r/>
           </w:p>
         </w:tc>
       </w:tr>
@@ -2738,6 +2711,7 @@
         <w:tc>
           <w:tcPr>
             <w:tcW w:w="1913" w:type="dxa"/>
+            <w:shd w:val="clear" w:color="auto" w:fill="FFFFCC"/>
           </w:tcPr>
           <w:p>
             <w:pPr>
@@ -2748,11 +2722,28 @@
             </w:pPr>
             <w:r>
               <w:rPr>
-                <w:sz w:val="14"/>
                 <w:rFonts w:ascii="Arial" w:hAnsi="Arial"/>
                 <w:b/>
-              </w:rPr>
-              <w:t xml:space="preserve">ХИМИТЕК ПОЛИДЕЗ-СУПЕР</w:t>
+                <w:sz w:val="14"/>
+              </w:rPr>
+              <w:t>ХИМИТЕК ПОЛИДЕЗ</w:t>
+            </w:r>
+            <w:r>
+              <w:rPr>
+                <w:rFonts w:ascii="Arial" w:hAnsi="Arial"/>
+                <w:b/>
+                <w:sz w:val="14"/>
+                <w:vertAlign w:val="superscript"/>
+              </w:rPr>
+              <w:t>®</w:t>
+            </w:r>
+            <w:r>
+              <w:rPr>
+                <w:rFonts w:ascii="Arial" w:hAnsi="Arial"/>
+                <w:b/>
+                <w:sz w:val="14"/>
+              </w:rPr>
+              <w:t>-СУПЕР</w:t>
             </w:r>
           </w:p>
         </w:tc>
@@ -2907,6 +2898,7 @@
         <w:tc>
           <w:tcPr>
             <w:tcW w:w="1913" w:type="dxa"/>
+            <w:shd w:val="clear" w:color="auto" w:fill="FFFFCC"/>
           </w:tcPr>
           <w:p>
             <w:pPr>
@@ -2917,11 +2909,28 @@
             </w:pPr>
             <w:r>
               <w:rPr>
-                <w:sz w:val="14"/>
                 <w:rFonts w:ascii="Arial" w:hAnsi="Arial"/>
                 <w:b/>
-              </w:rPr>
-              <w:t xml:space="preserve">ХИМИТЕК ПОЛИДЕЗ-СУПЕР</w:t>
+                <w:sz w:val="14"/>
+              </w:rPr>
+              <w:t>ХИМИТЕК ПОЛИДЕЗ</w:t>
+            </w:r>
+            <w:r>
+              <w:rPr>
+                <w:rFonts w:ascii="Arial" w:hAnsi="Arial"/>
+                <w:b/>
+                <w:sz w:val="14"/>
+                <w:vertAlign w:val="superscript"/>
+              </w:rPr>
+              <w:t>®</w:t>
+            </w:r>
+            <w:r>
+              <w:rPr>
+                <w:rFonts w:ascii="Arial" w:hAnsi="Arial"/>
+                <w:b/>
+                <w:sz w:val="14"/>
+              </w:rPr>
+              <w:t>-СУПЕР</w:t>
             </w:r>
           </w:p>
         </w:tc>
@@ -3064,21 +3073,6 @@
               <w:t xml:space="preserve">холодильные шкафы</w:t>
             </w:r>
           </w:p>
-          <w:p>
-            <w:r/>
-          </w:p>
-          <w:p>
-            <w:r/>
-          </w:p>
-          <w:p>
-            <w:r/>
-          </w:p>
-          <w:p>
-            <w:r/>
-          </w:p>
-          <w:p>
-            <w:r/>
-          </w:p>
         </w:tc>
         <w:tc>
           <w:tcPr>
@@ -3144,9 +3138,6 @@
               <w:t xml:space="preserve"/>
             </w:r>
           </w:p>
-          <w:p>
-            <w:r/>
-          </w:p>
         </w:tc>
         <w:tc>
           <w:tcPr>
@@ -3162,11 +3153,11 @@
             </w:pPr>
             <w:r>
               <w:rPr>
-                <w:sz w:val="14"/>
                 <w:rFonts w:ascii="Arial" w:hAnsi="Arial"/>
                 <w:b/>
-              </w:rPr>
-              <w:t xml:space="preserve">ХИМИТЕК ИЗУМРУД 310</w:t>
+                <w:sz w:val="14"/>
+              </w:rPr>
+              <w:t>ХИМИТЕК ИЗУМРУД 310</w:t>
             </w:r>
           </w:p>
         </w:tc>
@@ -3241,7 +3232,7 @@
                 <w:sz w:val="14"/>
                 <w:rFonts w:ascii="Arial" w:hAnsi="Arial"/>
               </w:rPr>
-              <w:t xml:space="preserve">_____________</w:t>
+              <w:t xml:space="preserve">___________</w:t>
             </w:r>
           </w:p>
         </w:tc>
@@ -3276,9 +3267,6 @@
               <w:t xml:space="preserve">промаркированный</w:t>
             </w:r>
           </w:p>
-          <w:p>
-            <w:r/>
-          </w:p>
         </w:tc>
         <w:tc>
           <w:tcPr>
@@ -3297,9 +3285,6 @@
               <w:t xml:space="preserve">1 раз в неделю</w:t>
             </w:r>
           </w:p>
-          <w:p>
-            <w:r/>
-          </w:p>
         </w:tc>
         <w:tc>
           <w:tcPr>
@@ -3315,9 +3300,6 @@
               <w:t xml:space="preserve">сотрудник внутреннего клининга</w:t>
             </w:r>
           </w:p>
-          <w:p>
-            <w:r/>
-          </w:p>
         </w:tc>
         <w:tc>
           <w:tcPr>
@@ -3332,9 +3314,6 @@
               </w:rPr>
               <w:t xml:space="preserve">визуальный контроль/сотрудник отдела качества</w:t>
             </w:r>
-          </w:p>
-          <w:p>
-            <w:r/>
           </w:p>
         </w:tc>
       </w:tr>
@@ -3387,11 +3366,28 @@
             </w:pPr>
             <w:r>
               <w:rPr>
-                <w:sz w:val="14"/>
                 <w:rFonts w:ascii="Arial" w:hAnsi="Arial"/>
                 <w:b/>
-              </w:rPr>
-              <w:t xml:space="preserve">ХИМИТЕК ПОЛИДЕЗ®-СУПЕР</w:t>
+                <w:sz w:val="14"/>
+              </w:rPr>
+              <w:t>ХИМИТЕК ПОЛИДЕЗ</w:t>
+            </w:r>
+            <w:r>
+              <w:rPr>
+                <w:rFonts w:ascii="Arial" w:hAnsi="Arial"/>
+                <w:b/>
+                <w:sz w:val="14"/>
+                <w:vertAlign w:val="superscript"/>
+              </w:rPr>
+              <w:t>®</w:t>
+            </w:r>
+            <w:r>
+              <w:rPr>
+                <w:rFonts w:ascii="Arial" w:hAnsi="Arial"/>
+                <w:b/>
+                <w:sz w:val="14"/>
+              </w:rPr>
+              <w:t>-СУПЕР</w:t>
             </w:r>
           </w:p>
         </w:tc>
@@ -3579,9 +3575,6 @@
               <w:t xml:space="preserve"/>
             </w:r>
           </w:p>
-          <w:p>
-            <w:r/>
-          </w:p>
         </w:tc>
         <w:tc>
           <w:tcPr>
@@ -3597,11 +3590,11 @@
             </w:pPr>
             <w:r>
               <w:rPr>
-                <w:sz w:val="14"/>
                 <w:rFonts w:ascii="Arial" w:hAnsi="Arial"/>
                 <w:b/>
-              </w:rPr>
-              <w:t xml:space="preserve">ХИМИТЕК ИЗУМРУД 310</w:t>
+                <w:sz w:val="14"/>
+              </w:rPr>
+              <w:t>ХИМИТЕК ИЗУМРУД 310</w:t>
             </w:r>
           </w:p>
         </w:tc>
@@ -3676,7 +3669,7 @@
                 <w:sz w:val="14"/>
                 <w:rFonts w:ascii="Arial" w:hAnsi="Arial"/>
               </w:rPr>
-              <w:t xml:space="preserve">_____________</w:t>
+              <w:t xml:space="preserve">___________</w:t>
             </w:r>
           </w:p>
         </w:tc>
@@ -3711,9 +3704,6 @@
               <w:t xml:space="preserve">промаркированный</w:t>
             </w:r>
           </w:p>
-          <w:p>
-            <w:r/>
-          </w:p>
         </w:tc>
         <w:tc>
           <w:tcPr>
@@ -3732,9 +3722,6 @@
               <w:t xml:space="preserve">1 раз в месяц</w:t>
             </w:r>
           </w:p>
-          <w:p>
-            <w:r/>
-          </w:p>
         </w:tc>
         <w:tc>
           <w:tcPr>
@@ -3750,9 +3737,6 @@
               <w:t xml:space="preserve">сотрудник внутреннего клининга</w:t>
             </w:r>
           </w:p>
-          <w:p>
-            <w:r/>
-          </w:p>
         </w:tc>
         <w:tc>
           <w:tcPr>
@@ -3767,9 +3751,6 @@
               </w:rPr>
               <w:t xml:space="preserve">визуальный контроль/сотрудник отдела качества</w:t>
             </w:r>
-          </w:p>
-          <w:p>
-            <w:r/>
           </w:p>
         </w:tc>
       </w:tr>
@@ -3822,11 +3803,28 @@
             </w:pPr>
             <w:r>
               <w:rPr>
-                <w:sz w:val="14"/>
                 <w:rFonts w:ascii="Arial" w:hAnsi="Arial"/>
                 <w:b/>
-              </w:rPr>
-              <w:t xml:space="preserve">ХИМИТЕК ПОЛИДЕЗ®-СУПЕР</w:t>
+                <w:sz w:val="14"/>
+              </w:rPr>
+              <w:t>ХИМИТЕК ПОЛИДЕЗ</w:t>
+            </w:r>
+            <w:r>
+              <w:rPr>
+                <w:rFonts w:ascii="Arial" w:hAnsi="Arial"/>
+                <w:b/>
+                <w:sz w:val="14"/>
+                <w:vertAlign w:val="superscript"/>
+              </w:rPr>
+              <w:t>®</w:t>
+            </w:r>
+            <w:r>
+              <w:rPr>
+                <w:rFonts w:ascii="Arial" w:hAnsi="Arial"/>
+                <w:b/>
+                <w:sz w:val="14"/>
+              </w:rPr>
+              <w:t>-СУПЕР</w:t>
             </w:r>
           </w:p>
         </w:tc>
@@ -3957,9 +3955,6 @@
               <w:t xml:space="preserve">пила ленточная</w:t>
             </w:r>
           </w:p>
-          <w:p>
-            <w:r/>
-          </w:p>
         </w:tc>
         <w:tc>
           <w:tcPr>
@@ -3999,9 +3994,6 @@
               <w:t xml:space="preserve"/>
             </w:r>
           </w:p>
-          <w:p>
-            <w:r/>
-          </w:p>
         </w:tc>
         <w:tc>
           <w:tcPr>
@@ -4017,11 +4009,11 @@
             </w:pPr>
             <w:r>
               <w:rPr>
-                <w:sz w:val="14"/>
                 <w:rFonts w:ascii="Arial" w:hAnsi="Arial"/>
                 <w:b/>
-              </w:rPr>
-              <w:t xml:space="preserve">ХИМИТЕК ИЗУМРУД 310</w:t>
+                <w:sz w:val="14"/>
+              </w:rPr>
+              <w:t>ХИМИТЕК ИЗУМРУД 310</w:t>
             </w:r>
           </w:p>
         </w:tc>
@@ -4096,7 +4088,7 @@
                 <w:sz w:val="14"/>
                 <w:rFonts w:ascii="Arial" w:hAnsi="Arial"/>
               </w:rPr>
-              <w:t xml:space="preserve">_____________</w:t>
+              <w:t xml:space="preserve">___________</w:t>
             </w:r>
           </w:p>
         </w:tc>
@@ -4132,9 +4124,6 @@
               <w:t xml:space="preserve">черный</w:t>
             </w:r>
           </w:p>
-          <w:p>
-            <w:r/>
-          </w:p>
         </w:tc>
         <w:tc>
           <w:tcPr>
@@ -4153,9 +4142,6 @@
               <w:t xml:space="preserve">1 раз в смену, при смене операций</w:t>
             </w:r>
           </w:p>
-          <w:p>
-            <w:r/>
-          </w:p>
         </w:tc>
         <w:tc>
           <w:tcPr>
@@ -4171,9 +4157,6 @@
               <w:t xml:space="preserve">сотрудник производства</w:t>
             </w:r>
           </w:p>
-          <w:p>
-            <w:r/>
-          </w:p>
         </w:tc>
         <w:tc>
           <w:tcPr>
@@ -4188,9 +4171,6 @@
               </w:rPr>
               <w:t xml:space="preserve">визуальный контроль, химический контроль, микробиологический контроль / сотрудник отдела качества</w:t>
             </w:r>
-          </w:p>
-          <w:p>
-            <w:r/>
           </w:p>
         </w:tc>
       </w:tr>
@@ -4232,6 +4212,7 @@
         <w:tc>
           <w:tcPr>
             <w:tcW w:w="1913" w:type="dxa"/>
+            <w:shd w:val="clear" w:color="auto" w:fill="FFFFCC"/>
           </w:tcPr>
           <w:p>
             <w:pPr>
@@ -4242,11 +4223,28 @@
             </w:pPr>
             <w:r>
               <w:rPr>
-                <w:sz w:val="14"/>
                 <w:rFonts w:ascii="Arial" w:hAnsi="Arial"/>
                 <w:b/>
-              </w:rPr>
-              <w:t xml:space="preserve">ХИМИТЕК ПОЛИДЕЗ-СУПЕР</w:t>
+                <w:sz w:val="14"/>
+              </w:rPr>
+              <w:t>ХИМИТЕК ПОЛИДЕЗ</w:t>
+            </w:r>
+            <w:r>
+              <w:rPr>
+                <w:rFonts w:ascii="Arial" w:hAnsi="Arial"/>
+                <w:b/>
+                <w:sz w:val="14"/>
+                <w:vertAlign w:val="superscript"/>
+              </w:rPr>
+              <w:t>®</w:t>
+            </w:r>
+            <w:r>
+              <w:rPr>
+                <w:rFonts w:ascii="Arial" w:hAnsi="Arial"/>
+                <w:b/>
+                <w:sz w:val="14"/>
+              </w:rPr>
+              <w:t>-СУПЕР</w:t>
             </w:r>
           </w:p>
         </w:tc>

--- a/tech_cards/Раздевалка мужскаяженская_tech_card.docx
+++ b/tech_cards/Раздевалка мужскаяженская_tech_card.docx
@@ -1079,7 +1079,7 @@
                 <w:sz w:val="14"/>
                 <w:rFonts w:ascii="Arial" w:hAnsi="Arial"/>
               </w:rPr>
-              <w:t xml:space="preserve">0,02-0,05 %</w:t>
+              <w:t xml:space="preserve">0,02 % - 0,05 % (по НУК)</w:t>
             </w:r>
             <w:r>
               <w:br/>
@@ -1519,7 +1519,7 @@
                 <w:sz w:val="14"/>
                 <w:rFonts w:ascii="Arial" w:hAnsi="Arial"/>
               </w:rPr>
-              <w:t xml:space="preserve">0,02-0,05 %</w:t>
+              <w:t xml:space="preserve">0,02 % - 0,05 % (по НУК)</w:t>
             </w:r>
             <w:r>
               <w:br/>
@@ -1706,7 +1706,7 @@
                 <w:sz w:val="14"/>
                 <w:rFonts w:ascii="Arial" w:hAnsi="Arial"/>
               </w:rPr>
-              <w:t xml:space="preserve">0,02-0,05 %</w:t>
+              <w:t xml:space="preserve">0,02 % - 0,05 % (по НУК)</w:t>
             </w:r>
             <w:r>
               <w:br/>
@@ -2156,7 +2156,7 @@
                 <w:sz w:val="14"/>
                 <w:rFonts w:ascii="Arial" w:hAnsi="Arial"/>
               </w:rPr>
-              <w:t xml:space="preserve">0,02-0,05 %</w:t>
+              <w:t xml:space="preserve">0,02 % - 0,05 % (по НУК)</w:t>
             </w:r>
             <w:r>
               <w:br/>
@@ -2343,7 +2343,7 @@
                 <w:sz w:val="14"/>
                 <w:rFonts w:ascii="Arial" w:hAnsi="Arial"/>
               </w:rPr>
-              <w:t xml:space="preserve">0,02-0,05 %</w:t>
+              <w:t xml:space="preserve">0,02 % - 0,05 % (по НУК)</w:t>
             </w:r>
             <w:r>
               <w:br/>
@@ -2774,7 +2774,7 @@
                 <w:sz w:val="14"/>
                 <w:rFonts w:ascii="Arial" w:hAnsi="Arial"/>
               </w:rPr>
-              <w:t xml:space="preserve">0,02-0,05 %</w:t>
+              <w:t xml:space="preserve">0,02 % - 0,05 % (по НУК)</w:t>
             </w:r>
             <w:r>
               <w:br/>
@@ -2961,7 +2961,7 @@
                 <w:sz w:val="14"/>
                 <w:rFonts w:ascii="Arial" w:hAnsi="Arial"/>
               </w:rPr>
-              <w:t xml:space="preserve">0,02-0,05 %</w:t>
+              <w:t xml:space="preserve">0,02 % - 0,05 % (по НУК)</w:t>
             </w:r>
             <w:r>
               <w:br/>
@@ -3068,7 +3068,6 @@
               <w:rPr>
                 <w:sz w:val="14"/>
                 <w:rFonts w:ascii="Arial" w:hAnsi="Arial"/>
-                <w:b/>
               </w:rPr>
               <w:t xml:space="preserve">холодильные шкафы</w:t>
             </w:r>
@@ -4275,7 +4274,7 @@
                 <w:sz w:val="14"/>
                 <w:rFonts w:ascii="Arial" w:hAnsi="Arial"/>
               </w:rPr>
-              <w:t xml:space="preserve">0,02-0,05 %</w:t>
+              <w:t xml:space="preserve">0,02 % - 0,05 % (по НУК)</w:t>
             </w:r>
             <w:r>
               <w:br/>

--- a/tech_cards/Раздевалка мужскаяженская_tech_card.docx
+++ b/tech_cards/Раздевалка мужскаяженская_tech_card.docx
@@ -747,6 +747,25 @@
       <w:tr>
         <w:tc>
           <w:tcPr>
+            <w:tcW w:w="15876" w:type="dxa"/>
+            <w:gridSpan w:val="12"/>
+            <w:shd w:val="clear" w:color="auto" w:fill="D2D2D2"/>
+          </w:tcPr>
+          <w:p>
+            <w:r>
+              <w:rPr>
+                <w:sz w:val="14"/>
+                <w:rFonts w:ascii="Arial" w:hAnsi="Arial"/>
+                <w:b/>
+              </w:rPr>
+              <w:t xml:space="preserve">Санитарная обработка производственного инвентаря, посуды</w:t>
+            </w:r>
+          </w:p>
+        </w:tc>
+      </w:tr>
+      <w:tr>
+        <w:tc>
+          <w:tcPr>
             <w:tcW w:w="1688" w:type="dxa"/>
             <w:vMerge w:val="restart"/>
           </w:tcPr>
@@ -756,7 +775,7 @@
                 <w:sz w:val="14"/>
                 <w:rFonts w:ascii="Arial" w:hAnsi="Arial"/>
               </w:rPr>
-              <w:t xml:space="preserve">flow pack</w:t>
+              <w:t xml:space="preserve">доски, инвентарь, посуда, съёмные детали оборудования алюминиевые</w:t>
             </w:r>
           </w:p>
         </w:tc>
@@ -831,7 +850,7 @@
                 <w:sz w:val="14"/>
                 <w:rFonts w:ascii="Arial" w:hAnsi="Arial"/>
               </w:rPr>
-              <w:t xml:space="preserve">ручной (протирание, обработка щеткой)</w:t>
+              <w:t xml:space="preserve">механизированный</w:t>
             </w:r>
           </w:p>
         </w:tc>
@@ -875,7 +894,7 @@
                 <w:sz w:val="14"/>
                 <w:rFonts w:ascii="Arial" w:hAnsi="Arial"/>
               </w:rPr>
-              <w:t xml:space="preserve">не ниже 40°C</w:t>
+              <w:t xml:space="preserve">50-60°C</w:t>
             </w:r>
           </w:p>
         </w:tc>
@@ -892,7 +911,7 @@
                 <w:sz w:val="14"/>
                 <w:rFonts w:ascii="Arial" w:hAnsi="Arial"/>
               </w:rPr>
-              <w:t xml:space="preserve">___________</w:t>
+              <w:t xml:space="preserve">согласно программе мойки</w:t>
             </w:r>
           </w:p>
         </w:tc>
@@ -943,7 +962,7 @@
                 <w:sz w:val="14"/>
                 <w:rFonts w:ascii="Arial" w:hAnsi="Arial"/>
               </w:rPr>
-              <w:t xml:space="preserve">1 раз в смену</w:t>
+              <w:t xml:space="preserve">после каждого использования</w:t>
             </w:r>
           </w:p>
         </w:tc>
@@ -958,7 +977,7 @@
                 <w:sz w:val="14"/>
                 <w:rFonts w:ascii="Arial" w:hAnsi="Arial"/>
               </w:rPr>
-              <w:t xml:space="preserve">сотрудник производства</w:t>
+              <w:t xml:space="preserve">сотрудник внутреннего клининга</w:t>
             </w:r>
           </w:p>
         </w:tc>
@@ -996,7 +1015,7 @@
                 <w:sz w:val="14"/>
                 <w:rFonts w:ascii="Arial" w:hAnsi="Arial"/>
               </w:rPr>
-              <w:t xml:space="preserve">дезинфекция</w:t>
+              <w:t xml:space="preserve">мойка</w:t>
             </w:r>
           </w:p>
         </w:tc>
@@ -1016,7 +1035,7 @@
         <w:tc>
           <w:tcPr>
             <w:tcW w:w="1913" w:type="dxa"/>
-            <w:shd w:val="clear" w:color="auto" w:fill="FFFFCC"/>
+            <w:shd w:val="clear" w:color="auto" w:fill="99FF99"/>
           </w:tcPr>
           <w:p>
             <w:pPr>
@@ -1031,24 +1050,7 @@
                 <w:b/>
                 <w:sz w:val="14"/>
               </w:rPr>
-              <w:t>ХИМИТЕК ПОЛИДЕЗ</w:t>
-            </w:r>
-            <w:r>
-              <w:rPr>
-                <w:rFonts w:ascii="Arial" w:hAnsi="Arial"/>
-                <w:b/>
-                <w:sz w:val="14"/>
-                <w:vertAlign w:val="superscript"/>
-              </w:rPr>
-              <w:t>®</w:t>
-            </w:r>
-            <w:r>
-              <w:rPr>
-                <w:rFonts w:ascii="Arial" w:hAnsi="Arial"/>
-                <w:b/>
-                <w:sz w:val="14"/>
-              </w:rPr>
-              <w:t>-СУПЕР</w:t>
+              <w:t>ХИМИТЕК ИЗУМРУД 310</w:t>
             </w:r>
           </w:p>
         </w:tc>
@@ -1062,7 +1064,7 @@
                 <w:sz w:val="14"/>
                 <w:rFonts w:ascii="Arial" w:hAnsi="Arial"/>
               </w:rPr>
-              <w:t xml:space="preserve">ручной (протирание)</w:t>
+              <w:t xml:space="preserve">механизированный</w:t>
             </w:r>
           </w:p>
         </w:tc>
@@ -1079,7 +1081,7 @@
                 <w:sz w:val="14"/>
                 <w:rFonts w:ascii="Arial" w:hAnsi="Arial"/>
               </w:rPr>
-              <w:t xml:space="preserve">0,02 % - 0,05 % (по НУК)</w:t>
+              <w:t xml:space="preserve">1,0-2,0 %</w:t>
             </w:r>
             <w:r>
               <w:br/>
@@ -1106,7 +1108,7 @@
                 <w:sz w:val="14"/>
                 <w:rFonts w:ascii="Arial" w:hAnsi="Arial"/>
               </w:rPr>
-              <w:t xml:space="preserve">18-20 °C</w:t>
+              <w:t xml:space="preserve">50-60°C</w:t>
             </w:r>
           </w:p>
         </w:tc>
@@ -1123,7 +1125,7 @@
                 <w:sz w:val="14"/>
                 <w:rFonts w:ascii="Arial" w:hAnsi="Arial"/>
               </w:rPr>
-              <w:t xml:space="preserve">20 мин</w:t>
+              <w:t xml:space="preserve">согласно программе мойки</w:t>
             </w:r>
           </w:p>
         </w:tc>
@@ -1169,6 +1171,702 @@
         <w:tc>
           <w:tcPr>
             <w:tcW w:w="1688" w:type="dxa"/>
+            <w:vMerge/>
+          </w:tcPr>
+          <w:p/>
+        </w:tc>
+        <w:tc>
+          <w:tcPr>
+            <w:tcW w:w="1408" w:type="dxa"/>
+          </w:tcPr>
+          <w:p>
+            <w:r>
+              <w:rPr>
+                <w:sz w:val="14"/>
+                <w:rFonts w:ascii="Arial" w:hAnsi="Arial"/>
+              </w:rPr>
+              <w:t xml:space="preserve">мойка</w:t>
+            </w:r>
+          </w:p>
+        </w:tc>
+        <w:tc>
+          <w:tcPr>
+            <w:tcW w:w="506" w:type="dxa"/>
+            <w:vMerge/>
+            <w:tcMar>
+              <w:left w:w="0" w:type="dxa"/>
+              <w:right w:w="0" w:type="dxa"/>
+            </w:tcMar>
+            <w:textDirection w:val="btLr"/>
+            <w:vAlign w:val="center"/>
+          </w:tcPr>
+          <w:p/>
+        </w:tc>
+        <w:tc>
+          <w:tcPr>
+            <w:tcW w:w="1913" w:type="dxa"/>
+            <w:shd w:val="clear" w:color="auto" w:fill="99FF99"/>
+          </w:tcPr>
+          <w:p>
+            <w:pPr>
+              <w:rPr>
+                <w:b/>
+                <w:bCs/>
+              </w:rPr>
+            </w:pPr>
+            <w:r>
+              <w:rPr>
+                <w:rFonts w:ascii="Arial" w:hAnsi="Arial"/>
+                <w:b/>
+                <w:sz w:val="14"/>
+              </w:rPr>
+              <w:t>ХИМИТЕК ИЗУМРУД 310</w:t>
+            </w:r>
+          </w:p>
+        </w:tc>
+        <w:tc>
+          <w:tcPr>
+            <w:tcW w:w="1520" w:type="dxa"/>
+          </w:tcPr>
+          <w:p>
+            <w:r>
+              <w:rPr>
+                <w:sz w:val="14"/>
+                <w:rFonts w:ascii="Arial" w:hAnsi="Arial"/>
+              </w:rPr>
+              <w:t xml:space="preserve">ручной (протирание, обработка щеткой)</w:t>
+            </w:r>
+          </w:p>
+        </w:tc>
+        <w:tc>
+          <w:tcPr>
+            <w:tcW w:w="2025" w:type="dxa"/>
+          </w:tcPr>
+          <w:p>
+            <w:pPr>
+              <w:jc w:val="center"/>
+            </w:pPr>
+            <w:r>
+              <w:rPr>
+                <w:sz w:val="14"/>
+                <w:rFonts w:ascii="Arial" w:hAnsi="Arial"/>
+              </w:rPr>
+              <w:t xml:space="preserve">1,0-2,0 %</w:t>
+            </w:r>
+            <w:r>
+              <w:br/>
+            </w:r>
+            <w:r>
+              <w:rPr>
+                <w:rFonts w:ascii="Arial" w:hAnsi="Arial"/>
+                <w:sz w:val="14"/>
+              </w:rPr>
+              <w:t>дозирующая система ProMax</w:t>
+            </w:r>
+          </w:p>
+        </w:tc>
+        <w:tc>
+          <w:tcPr>
+            <w:tcW w:w="1183" w:type="dxa"/>
+          </w:tcPr>
+          <w:p>
+            <w:pPr>
+              <w:jc w:val="center"/>
+            </w:pPr>
+            <w:r>
+              <w:rPr>
+                <w:sz w:val="14"/>
+                <w:rFonts w:ascii="Arial" w:hAnsi="Arial"/>
+              </w:rPr>
+              <w:t xml:space="preserve">не ниже 40°C</w:t>
+            </w:r>
+          </w:p>
+        </w:tc>
+        <w:tc>
+          <w:tcPr>
+            <w:tcW w:w="1126" w:type="dxa"/>
+          </w:tcPr>
+          <w:p>
+            <w:pPr>
+              <w:jc w:val="center"/>
+            </w:pPr>
+            <w:r>
+              <w:rPr>
+                <w:sz w:val="14"/>
+                <w:rFonts w:ascii="Arial" w:hAnsi="Arial"/>
+              </w:rPr>
+              <w:t xml:space="preserve">___________</w:t>
+            </w:r>
+          </w:p>
+        </w:tc>
+        <w:tc>
+          <w:tcPr>
+            <w:tcW w:w="510" w:type="dxa"/>
+            <w:noWrap/>
+            <w:tcMar>
+              <w:left w:w="0" w:type="dxa"/>
+              <w:right w:w="0" w:type="dxa"/>
+            </w:tcMar>
+            <w:textDirection w:val="btLr"/>
+            <w:tcFitText/>
+            <w:vAlign w:val="center"/>
+            <w:vMerge/>
+            <w:shd w:val="clear" w:color="auto" w:fill="969696"/>
+          </w:tcPr>
+          <w:p/>
+        </w:tc>
+        <w:tc>
+          <w:tcPr>
+            <w:tcW w:w="958" w:type="dxa"/>
+            <w:vMerge/>
+          </w:tcPr>
+          <w:p/>
+        </w:tc>
+        <w:tc>
+          <w:tcPr>
+            <w:tcW w:w="1351" w:type="dxa"/>
+            <w:vMerge/>
+          </w:tcPr>
+          <w:p/>
+        </w:tc>
+        <w:tc>
+          <w:tcPr>
+            <w:tcW w:w="1688" w:type="dxa"/>
+            <w:vMerge/>
+          </w:tcPr>
+          <w:p/>
+        </w:tc>
+      </w:tr>
+      <w:tr>
+        <w:tc>
+          <w:tcPr>
+            <w:tcW w:w="1688" w:type="dxa"/>
+            <w:vMerge/>
+          </w:tcPr>
+          <w:p/>
+        </w:tc>
+        <w:tc>
+          <w:tcPr>
+            <w:tcW w:w="1408" w:type="dxa"/>
+          </w:tcPr>
+          <w:p>
+            <w:r>
+              <w:rPr>
+                <w:sz w:val="14"/>
+                <w:rFonts w:ascii="Arial" w:hAnsi="Arial"/>
+              </w:rPr>
+              <w:t xml:space="preserve">ополаскивание</w:t>
+            </w:r>
+          </w:p>
+        </w:tc>
+        <w:tc>
+          <w:tcPr>
+            <w:tcW w:w="506" w:type="dxa"/>
+            <w:vMerge/>
+            <w:tcMar>
+              <w:left w:w="0" w:type="dxa"/>
+              <w:right w:w="0" w:type="dxa"/>
+            </w:tcMar>
+            <w:textDirection w:val="btLr"/>
+            <w:vAlign w:val="center"/>
+          </w:tcPr>
+          <w:p/>
+        </w:tc>
+        <w:tc>
+          <w:tcPr>
+            <w:tcW w:w="1913" w:type="dxa"/>
+            <w:shd w:val="clear" w:color="auto" w:fill="FFCCCC"/>
+          </w:tcPr>
+          <w:p>
+            <w:pPr>
+              <w:rPr>
+                <w:b/>
+                <w:bCs/>
+              </w:rPr>
+            </w:pPr>
+            <w:r>
+              <w:rPr>
+                <w:rFonts w:ascii="Arial" w:hAnsi="Arial"/>
+                <w:b/>
+                <w:sz w:val="14"/>
+              </w:rPr>
+              <w:t>ХИМИТЕК КУХМАСТЕР-ОПОЛАСКИВАТЕЛЬ</w:t>
+            </w:r>
+          </w:p>
+        </w:tc>
+        <w:tc>
+          <w:tcPr>
+            <w:tcW w:w="1520" w:type="dxa"/>
+          </w:tcPr>
+          <w:p>
+            <w:r>
+              <w:rPr>
+                <w:sz w:val="14"/>
+                <w:rFonts w:ascii="Arial" w:hAnsi="Arial"/>
+              </w:rPr>
+              <w:t xml:space="preserve">механизированный</w:t>
+            </w:r>
+          </w:p>
+        </w:tc>
+        <w:tc>
+          <w:tcPr>
+            <w:tcW w:w="2025" w:type="dxa"/>
+          </w:tcPr>
+          <w:p>
+            <w:pPr>
+              <w:jc w:val="center"/>
+            </w:pPr>
+            <w:r>
+              <w:rPr>
+                <w:sz w:val="14"/>
+                <w:rFonts w:ascii="Arial" w:hAnsi="Arial"/>
+              </w:rPr>
+              <w:t xml:space="preserve">0,01% - 0,02%</w:t>
+            </w:r>
+            <w:r>
+              <w:br/>
+            </w:r>
+            <w:r>
+              <w:rPr>
+                <w:rFonts w:ascii="Arial" w:hAnsi="Arial"/>
+                <w:sz w:val="14"/>
+              </w:rPr>
+              <w:t>ПММ</w:t>
+            </w:r>
+          </w:p>
+        </w:tc>
+        <w:tc>
+          <w:tcPr>
+            <w:tcW w:w="1183" w:type="dxa"/>
+          </w:tcPr>
+          <w:p>
+            <w:pPr>
+              <w:jc w:val="center"/>
+            </w:pPr>
+            <w:r>
+              <w:rPr>
+                <w:sz w:val="14"/>
+                <w:rFonts w:ascii="Arial" w:hAnsi="Arial"/>
+              </w:rPr>
+              <w:t xml:space="preserve">60-80°C</w:t>
+            </w:r>
+          </w:p>
+        </w:tc>
+        <w:tc>
+          <w:tcPr>
+            <w:tcW w:w="1126" w:type="dxa"/>
+          </w:tcPr>
+          <w:p>
+            <w:pPr>
+              <w:jc w:val="center"/>
+            </w:pPr>
+            <w:r>
+              <w:rPr>
+                <w:sz w:val="14"/>
+                <w:rFonts w:ascii="Arial" w:hAnsi="Arial"/>
+              </w:rPr>
+              <w:t xml:space="preserve">согласно программе мойки</w:t>
+            </w:r>
+          </w:p>
+        </w:tc>
+        <w:tc>
+          <w:tcPr>
+            <w:tcW w:w="510" w:type="dxa"/>
+            <w:noWrap/>
+            <w:tcMar>
+              <w:left w:w="0" w:type="dxa"/>
+              <w:right w:w="0" w:type="dxa"/>
+            </w:tcMar>
+            <w:textDirection w:val="btLr"/>
+            <w:tcFitText/>
+            <w:vAlign w:val="center"/>
+            <w:vMerge/>
+            <w:shd w:val="clear" w:color="auto" w:fill="969696"/>
+          </w:tcPr>
+          <w:p/>
+        </w:tc>
+        <w:tc>
+          <w:tcPr>
+            <w:tcW w:w="958" w:type="dxa"/>
+            <w:vMerge/>
+          </w:tcPr>
+          <w:p/>
+        </w:tc>
+        <w:tc>
+          <w:tcPr>
+            <w:tcW w:w="1351" w:type="dxa"/>
+            <w:vMerge/>
+          </w:tcPr>
+          <w:p/>
+        </w:tc>
+        <w:tc>
+          <w:tcPr>
+            <w:tcW w:w="1688" w:type="dxa"/>
+            <w:vMerge/>
+          </w:tcPr>
+          <w:p/>
+        </w:tc>
+      </w:tr>
+      <w:tr>
+        <w:tc>
+          <w:tcPr>
+            <w:tcW w:w="1688" w:type="dxa"/>
+            <w:vMerge/>
+          </w:tcPr>
+          <w:p/>
+        </w:tc>
+        <w:tc>
+          <w:tcPr>
+            <w:tcW w:w="1408" w:type="dxa"/>
+          </w:tcPr>
+          <w:p>
+            <w:r>
+              <w:rPr>
+                <w:sz w:val="14"/>
+                <w:rFonts w:ascii="Arial" w:hAnsi="Arial"/>
+              </w:rPr>
+              <w:t xml:space="preserve">ополаскивание</w:t>
+            </w:r>
+          </w:p>
+        </w:tc>
+        <w:tc>
+          <w:tcPr>
+            <w:tcW w:w="506" w:type="dxa"/>
+            <w:vMerge/>
+            <w:tcMar>
+              <w:left w:w="0" w:type="dxa"/>
+              <w:right w:w="0" w:type="dxa"/>
+            </w:tcMar>
+            <w:textDirection w:val="btLr"/>
+            <w:vAlign w:val="center"/>
+          </w:tcPr>
+          <w:p/>
+        </w:tc>
+        <w:tc>
+          <w:tcPr>
+            <w:tcW w:w="1913" w:type="dxa"/>
+          </w:tcPr>
+          <w:p>
+            <w:pPr>
+              <w:rPr>
+                <w:b/>
+                <w:bCs/>
+              </w:rPr>
+            </w:pPr>
+            <w:r>
+              <w:rPr>
+                <w:rFonts w:ascii="Arial" w:hAnsi="Arial"/>
+                <w:b/>
+                <w:sz w:val="14"/>
+              </w:rPr>
+              <w:t>ВОДА</w:t>
+            </w:r>
+          </w:p>
+        </w:tc>
+        <w:tc>
+          <w:tcPr>
+            <w:tcW w:w="1520" w:type="dxa"/>
+          </w:tcPr>
+          <w:p>
+            <w:r>
+              <w:rPr>
+                <w:sz w:val="14"/>
+                <w:rFonts w:ascii="Arial" w:hAnsi="Arial"/>
+              </w:rPr>
+              <w:t xml:space="preserve">механизированный</w:t>
+            </w:r>
+          </w:p>
+        </w:tc>
+        <w:tc>
+          <w:tcPr>
+            <w:tcW w:w="2025" w:type="dxa"/>
+          </w:tcPr>
+          <w:p>
+            <w:pPr>
+              <w:jc w:val="center"/>
+            </w:pPr>
+            <w:r>
+              <w:rPr>
+                <w:sz w:val="14"/>
+                <w:rFonts w:ascii="Arial" w:hAnsi="Arial"/>
+              </w:rPr>
+              <w:t xml:space="preserve">0,01% - 0,02%</w:t>
+            </w:r>
+            <w:r>
+              <w:br/>
+            </w:r>
+            <w:r>
+              <w:rPr>
+                <w:rFonts w:ascii="Arial" w:hAnsi="Arial"/>
+                <w:sz w:val="14"/>
+              </w:rPr>
+              <w:t>ПММ</w:t>
+            </w:r>
+          </w:p>
+        </w:tc>
+        <w:tc>
+          <w:tcPr>
+            <w:tcW w:w="1183" w:type="dxa"/>
+          </w:tcPr>
+          <w:p>
+            <w:pPr>
+              <w:jc w:val="center"/>
+            </w:pPr>
+            <w:r>
+              <w:rPr>
+                <w:sz w:val="14"/>
+                <w:rFonts w:ascii="Arial" w:hAnsi="Arial"/>
+              </w:rPr>
+              <w:t xml:space="preserve">60-80°C</w:t>
+            </w:r>
+          </w:p>
+        </w:tc>
+        <w:tc>
+          <w:tcPr>
+            <w:tcW w:w="1126" w:type="dxa"/>
+          </w:tcPr>
+          <w:p>
+            <w:pPr>
+              <w:jc w:val="center"/>
+            </w:pPr>
+            <w:r>
+              <w:rPr>
+                <w:sz w:val="14"/>
+                <w:rFonts w:ascii="Arial" w:hAnsi="Arial"/>
+              </w:rPr>
+              <w:t xml:space="preserve">согласно программе мойки</w:t>
+            </w:r>
+          </w:p>
+        </w:tc>
+        <w:tc>
+          <w:tcPr>
+            <w:tcW w:w="510" w:type="dxa"/>
+            <w:noWrap/>
+            <w:tcMar>
+              <w:left w:w="0" w:type="dxa"/>
+              <w:right w:w="0" w:type="dxa"/>
+            </w:tcMar>
+            <w:textDirection w:val="btLr"/>
+            <w:tcFitText/>
+            <w:vAlign w:val="center"/>
+            <w:vMerge/>
+            <w:shd w:val="clear" w:color="auto" w:fill="969696"/>
+          </w:tcPr>
+          <w:p/>
+        </w:tc>
+        <w:tc>
+          <w:tcPr>
+            <w:tcW w:w="958" w:type="dxa"/>
+            <w:vMerge/>
+          </w:tcPr>
+          <w:p/>
+        </w:tc>
+        <w:tc>
+          <w:tcPr>
+            <w:tcW w:w="1351" w:type="dxa"/>
+            <w:vMerge/>
+          </w:tcPr>
+          <w:p/>
+        </w:tc>
+        <w:tc>
+          <w:tcPr>
+            <w:tcW w:w="1688" w:type="dxa"/>
+            <w:vMerge/>
+          </w:tcPr>
+          <w:p/>
+        </w:tc>
+      </w:tr>
+      <w:tr>
+        <w:tc>
+          <w:tcPr>
+            <w:tcW w:w="1688" w:type="dxa"/>
+            <w:vMerge/>
+          </w:tcPr>
+          <w:p/>
+        </w:tc>
+        <w:tc>
+          <w:tcPr>
+            <w:tcW w:w="1408" w:type="dxa"/>
+          </w:tcPr>
+          <w:p>
+            <w:r>
+              <w:rPr>
+                <w:sz w:val="14"/>
+                <w:rFonts w:ascii="Arial" w:hAnsi="Arial"/>
+              </w:rPr>
+              <w:t xml:space="preserve">дезинфекция</w:t>
+            </w:r>
+          </w:p>
+        </w:tc>
+        <w:tc>
+          <w:tcPr>
+            <w:tcW w:w="506" w:type="dxa"/>
+            <w:vMerge/>
+            <w:tcMar>
+              <w:left w:w="0" w:type="dxa"/>
+              <w:right w:w="0" w:type="dxa"/>
+            </w:tcMar>
+            <w:textDirection w:val="btLr"/>
+            <w:vAlign w:val="center"/>
+          </w:tcPr>
+          <w:p/>
+        </w:tc>
+        <w:tc>
+          <w:tcPr>
+            <w:tcW w:w="1913" w:type="dxa"/>
+            <w:shd w:val="clear" w:color="auto" w:fill="FFFFCC"/>
+          </w:tcPr>
+          <w:p>
+            <w:pPr>
+              <w:rPr>
+                <w:b/>
+                <w:bCs/>
+              </w:rPr>
+            </w:pPr>
+            <w:r>
+              <w:rPr>
+                <w:rFonts w:ascii="Arial" w:hAnsi="Arial"/>
+                <w:b/>
+                <w:sz w:val="14"/>
+              </w:rPr>
+              <w:t>ХИМИТЕК ПОЛИДЕЗ</w:t>
+            </w:r>
+            <w:r>
+              <w:rPr>
+                <w:rFonts w:ascii="Arial" w:hAnsi="Arial"/>
+                <w:b/>
+                <w:sz w:val="14"/>
+                <w:vertAlign w:val="superscript"/>
+              </w:rPr>
+              <w:t>®</w:t>
+            </w:r>
+            <w:r>
+              <w:rPr>
+                <w:rFonts w:ascii="Arial" w:hAnsi="Arial"/>
+                <w:b/>
+                <w:sz w:val="14"/>
+              </w:rPr>
+              <w:t>-СУПЕР</w:t>
+            </w:r>
+          </w:p>
+        </w:tc>
+        <w:tc>
+          <w:tcPr>
+            <w:tcW w:w="1520" w:type="dxa"/>
+          </w:tcPr>
+          <w:p>
+            <w:r>
+              <w:rPr>
+                <w:sz w:val="14"/>
+                <w:rFonts w:ascii="Arial" w:hAnsi="Arial"/>
+              </w:rPr>
+              <w:t xml:space="preserve">ручной (замачивание)</w:t>
+            </w:r>
+          </w:p>
+        </w:tc>
+        <w:tc>
+          <w:tcPr>
+            <w:tcW w:w="2025" w:type="dxa"/>
+          </w:tcPr>
+          <w:p>
+            <w:pPr>
+              <w:jc w:val="center"/>
+            </w:pPr>
+            <w:r>
+              <w:rPr>
+                <w:sz w:val="14"/>
+                <w:rFonts w:ascii="Arial" w:hAnsi="Arial"/>
+              </w:rPr>
+              <w:t xml:space="preserve">0,02 % - 0,05 % (по НУК)</w:t>
+            </w:r>
+            <w:r>
+              <w:br/>
+            </w:r>
+            <w:r>
+              <w:rPr>
+                <w:rFonts w:ascii="Arial" w:hAnsi="Arial"/>
+                <w:sz w:val="14"/>
+              </w:rPr>
+              <w:t>дозирующая система ProMax</w:t>
+            </w:r>
+          </w:p>
+        </w:tc>
+        <w:tc>
+          <w:tcPr>
+            <w:tcW w:w="1183" w:type="dxa"/>
+          </w:tcPr>
+          <w:p>
+            <w:pPr>
+              <w:jc w:val="center"/>
+            </w:pPr>
+            <w:r>
+              <w:rPr>
+                <w:sz w:val="14"/>
+                <w:rFonts w:ascii="Arial" w:hAnsi="Arial"/>
+              </w:rPr>
+              <w:t xml:space="preserve">18-20°C</w:t>
+            </w:r>
+          </w:p>
+        </w:tc>
+        <w:tc>
+          <w:tcPr>
+            <w:tcW w:w="1126" w:type="dxa"/>
+          </w:tcPr>
+          <w:p>
+            <w:pPr>
+              <w:jc w:val="center"/>
+            </w:pPr>
+            <w:r>
+              <w:rPr>
+                <w:sz w:val="14"/>
+                <w:rFonts w:ascii="Arial" w:hAnsi="Arial"/>
+              </w:rPr>
+              <w:t xml:space="preserve">20 минут</w:t>
+            </w:r>
+          </w:p>
+        </w:tc>
+        <w:tc>
+          <w:tcPr>
+            <w:tcW w:w="510" w:type="dxa"/>
+            <w:noWrap/>
+            <w:tcMar>
+              <w:left w:w="0" w:type="dxa"/>
+              <w:right w:w="0" w:type="dxa"/>
+            </w:tcMar>
+            <w:textDirection w:val="btLr"/>
+            <w:tcFitText/>
+            <w:vAlign w:val="center"/>
+            <w:vMerge/>
+            <w:shd w:val="clear" w:color="auto" w:fill="969696"/>
+          </w:tcPr>
+          <w:p/>
+        </w:tc>
+        <w:tc>
+          <w:tcPr>
+            <w:tcW w:w="958" w:type="dxa"/>
+            <w:vMerge/>
+          </w:tcPr>
+          <w:p/>
+        </w:tc>
+        <w:tc>
+          <w:tcPr>
+            <w:tcW w:w="1351" w:type="dxa"/>
+            <w:vMerge/>
+          </w:tcPr>
+          <w:p/>
+        </w:tc>
+        <w:tc>
+          <w:tcPr>
+            <w:tcW w:w="1688" w:type="dxa"/>
+            <w:vMerge/>
+          </w:tcPr>
+          <w:p/>
+        </w:tc>
+      </w:tr>
+      <w:tr>
+        <w:tc>
+          <w:tcPr>
+            <w:tcW w:w="1688" w:type="dxa"/>
             <w:vMerge w:val="restart"/>
           </w:tcPr>
           <w:p>
@@ -1177,7 +1875,7 @@
                 <w:sz w:val="14"/>
                 <w:rFonts w:ascii="Arial" w:hAnsi="Arial"/>
               </w:rPr>
-              <w:t xml:space="preserve">потолок окрашенный</w:t>
+              <w:t xml:space="preserve">flow pack</w:t>
             </w:r>
           </w:p>
         </w:tc>
@@ -1191,7 +1889,7 @@
                 <w:sz w:val="14"/>
                 <w:rFonts w:ascii="Arial" w:hAnsi="Arial"/>
               </w:rPr>
-              <w:t xml:space="preserve">очистка (обеспыливание поверхностей)</w:t>
+              <w:t xml:space="preserve">мойка</w:t>
             </w:r>
           </w:p>
         </w:tc>
@@ -1223,6 +1921,7 @@
         <w:tc>
           <w:tcPr>
             <w:tcW w:w="1913" w:type="dxa"/>
+            <w:shd w:val="clear" w:color="auto" w:fill="99FF99"/>
           </w:tcPr>
           <w:p>
             <w:pPr>
@@ -1234,9 +1933,10 @@
             <w:r>
               <w:rPr>
                 <w:rFonts w:ascii="Arial" w:hAnsi="Arial"/>
-                <w:sz w:val="14"/>
-              </w:rPr>
-              <w:t>_____________________</w:t>
+                <w:b/>
+                <w:sz w:val="14"/>
+              </w:rPr>
+              <w:t>ХИМИТЕК ИЗУМРУД 310</w:t>
             </w:r>
           </w:p>
         </w:tc>
@@ -1250,7 +1950,7 @@
                 <w:sz w:val="14"/>
                 <w:rFonts w:ascii="Arial" w:hAnsi="Arial"/>
               </w:rPr>
-              <w:t xml:space="preserve">ручной (протирание)</w:t>
+              <w:t xml:space="preserve">ручной (протирание, обработка щеткой)</w:t>
             </w:r>
           </w:p>
         </w:tc>
@@ -1267,7 +1967,17 @@
                 <w:sz w:val="14"/>
                 <w:rFonts w:ascii="Arial" w:hAnsi="Arial"/>
               </w:rPr>
-              <w:t xml:space="preserve">___________________</w:t>
+              <w:t xml:space="preserve">1,0-2,0 %</w:t>
+            </w:r>
+            <w:r>
+              <w:br/>
+            </w:r>
+            <w:r>
+              <w:rPr>
+                <w:rFonts w:ascii="Arial" w:hAnsi="Arial"/>
+                <w:sz w:val="14"/>
+              </w:rPr>
+              <w:t>дозирующая система ProMax</w:t>
             </w:r>
           </w:p>
         </w:tc>
@@ -1284,7 +1994,7 @@
                 <w:sz w:val="14"/>
                 <w:rFonts w:ascii="Arial" w:hAnsi="Arial"/>
               </w:rPr>
-              <w:t xml:space="preserve">___________</w:t>
+              <w:t xml:space="preserve">не ниже 40°C</w:t>
             </w:r>
           </w:p>
         </w:tc>
@@ -1341,6 +2051,7 @@
         <w:tc>
           <w:tcPr>
             <w:tcW w:w="958" w:type="dxa"/>
+            <w:vMerge w:val="restart"/>
           </w:tcPr>
           <w:p>
             <w:pPr>
@@ -1351,7 +2062,7 @@
                 <w:sz w:val="14"/>
                 <w:rFonts w:ascii="Arial" w:hAnsi="Arial"/>
               </w:rPr>
-              <w:t xml:space="preserve">1 раз в 3 месяца</w:t>
+              <w:t xml:space="preserve">1 раз в смену</w:t>
             </w:r>
           </w:p>
         </w:tc>
@@ -1366,7 +2077,7 @@
                 <w:sz w:val="14"/>
                 <w:rFonts w:ascii="Arial" w:hAnsi="Arial"/>
               </w:rPr>
-              <w:t xml:space="preserve">сотрудник внутреннего клининга</w:t>
+              <w:t xml:space="preserve">сотрудник производства</w:t>
             </w:r>
           </w:p>
         </w:tc>
@@ -1381,7 +2092,7 @@
                 <w:sz w:val="14"/>
                 <w:rFonts w:ascii="Arial" w:hAnsi="Arial"/>
               </w:rPr>
-              <w:t xml:space="preserve">визуальный контроль/сотрудник отдела качества</w:t>
+              <w:t xml:space="preserve">визуальный контроль, химический контроль, микробиологический контроль /сотрудник отдела качества</w:t>
             </w:r>
           </w:p>
         </w:tc>
@@ -1404,7 +2115,7 @@
                 <w:sz w:val="14"/>
                 <w:rFonts w:ascii="Arial" w:hAnsi="Arial"/>
               </w:rPr>
-              <w:t xml:space="preserve">мойка</w:t>
+              <w:t xml:space="preserve">дезинфекция</w:t>
             </w:r>
           </w:p>
         </w:tc>
@@ -1424,7 +2135,7 @@
         <w:tc>
           <w:tcPr>
             <w:tcW w:w="1913" w:type="dxa"/>
-            <w:shd w:val="clear" w:color="auto" w:fill="99FF99"/>
+            <w:shd w:val="clear" w:color="auto" w:fill="FFFFCC"/>
           </w:tcPr>
           <w:p>
             <w:pPr>
@@ -1439,7 +2150,24 @@
                 <w:b/>
                 <w:sz w:val="14"/>
               </w:rPr>
-              <w:t>ХИМИТЕК ИЗУМРУД 310</w:t>
+              <w:t>ХИМИТЕК ПОЛИДЕЗ</w:t>
+            </w:r>
+            <w:r>
+              <w:rPr>
+                <w:rFonts w:ascii="Arial" w:hAnsi="Arial"/>
+                <w:b/>
+                <w:sz w:val="14"/>
+                <w:vertAlign w:val="superscript"/>
+              </w:rPr>
+              <w:t>®</w:t>
+            </w:r>
+            <w:r>
+              <w:rPr>
+                <w:rFonts w:ascii="Arial" w:hAnsi="Arial"/>
+                <w:b/>
+                <w:sz w:val="14"/>
+              </w:rPr>
+              <w:t>-СУПЕР</w:t>
             </w:r>
           </w:p>
         </w:tc>
@@ -1453,7 +2181,7 @@
                 <w:sz w:val="14"/>
                 <w:rFonts w:ascii="Arial" w:hAnsi="Arial"/>
               </w:rPr>
-              <w:t xml:space="preserve">ручной (протирание, обработка щеткой)</w:t>
+              <w:t xml:space="preserve">ручной (протирание)</w:t>
             </w:r>
           </w:p>
         </w:tc>
@@ -1470,7 +2198,7 @@
                 <w:sz w:val="14"/>
                 <w:rFonts w:ascii="Arial" w:hAnsi="Arial"/>
               </w:rPr>
-              <w:t xml:space="preserve">1,0-2,0 %</w:t>
+              <w:t xml:space="preserve">0,02 % - 0,05 % (по НУК)</w:t>
             </w:r>
             <w:r>
               <w:br/>
@@ -1497,7 +2225,7 @@
                 <w:sz w:val="14"/>
                 <w:rFonts w:ascii="Arial" w:hAnsi="Arial"/>
               </w:rPr>
-              <w:t xml:space="preserve">не ниже 40°C</w:t>
+              <w:t xml:space="preserve">18-20 °C</w:t>
             </w:r>
           </w:p>
         </w:tc>
@@ -1514,7 +2242,7 @@
                 <w:sz w:val="14"/>
                 <w:rFonts w:ascii="Arial" w:hAnsi="Arial"/>
               </w:rPr>
-              <w:t xml:space="preserve">___________</w:t>
+              <w:t xml:space="preserve">20 мин</w:t>
             </w:r>
           </w:p>
         </w:tc>
@@ -1537,20 +2265,9 @@
         <w:tc>
           <w:tcPr>
             <w:tcW w:w="958" w:type="dxa"/>
-            <w:vMerge w:val="restart"/>
-          </w:tcPr>
-          <w:p>
-            <w:pPr>
-              <w:jc w:val="center"/>
-            </w:pPr>
-            <w:r>
-              <w:rPr>
-                <w:sz w:val="14"/>
-                <w:rFonts w:ascii="Arial" w:hAnsi="Arial"/>
-              </w:rPr>
-              <w:t xml:space="preserve">1 раз в 6 месяцев</w:t>
-            </w:r>
-          </w:p>
+            <w:vMerge/>
+          </w:tcPr>
+          <w:p/>
         </w:tc>
         <w:tc>
           <w:tcPr>
@@ -1565,6 +2282,265 @@
             <w:vMerge/>
           </w:tcPr>
           <w:p/>
+        </w:tc>
+      </w:tr>
+      <w:tr>
+        <w:tc>
+          <w:tcPr>
+            <w:tcW w:w="1688" w:type="dxa"/>
+            <w:vMerge w:val="restart"/>
+          </w:tcPr>
+          <w:p>
+            <w:r>
+              <w:rPr>
+                <w:sz w:val="14"/>
+                <w:rFonts w:ascii="Arial" w:hAnsi="Arial"/>
+              </w:rPr>
+              <w:t xml:space="preserve">пароконвектоматы</w:t>
+            </w:r>
+          </w:p>
+        </w:tc>
+        <w:tc>
+          <w:tcPr>
+            <w:tcW w:w="14188" w:type="dxa"/>
+            <w:gridSpan w:val="11"/>
+            <w:shd w:val="clear" w:color="auto" w:fill="D2D2D2"/>
+          </w:tcPr>
+          <w:p>
+            <w:r>
+              <w:rPr>
+                <w:sz w:val="14"/>
+                <w:rFonts w:ascii="Arial" w:hAnsi="Arial"/>
+                <w:b/>
+              </w:rPr>
+              <w:t xml:space="preserve">Внешние поверхности</w:t>
+            </w:r>
+          </w:p>
+        </w:tc>
+      </w:tr>
+      <w:tr>
+        <w:tc>
+          <w:tcPr>
+            <w:tcW w:w="1688" w:type="dxa"/>
+            <w:vMerge/>
+          </w:tcPr>
+          <w:p/>
+        </w:tc>
+        <w:tc>
+          <w:tcPr>
+            <w:tcW w:w="1408" w:type="dxa"/>
+          </w:tcPr>
+          <w:p>
+            <w:r>
+              <w:rPr>
+                <w:sz w:val="14"/>
+                <w:rFonts w:ascii="Arial" w:hAnsi="Arial"/>
+              </w:rPr>
+              <w:t xml:space="preserve">мойка</w:t>
+            </w:r>
+          </w:p>
+        </w:tc>
+        <w:tc>
+          <w:tcPr>
+            <w:tcW w:w="506" w:type="dxa"/>
+            <w:vMerge w:val="restart"/>
+            <w:tcMar>
+              <w:left w:w="0" w:type="dxa"/>
+              <w:right w:w="0" w:type="dxa"/>
+            </w:tcMar>
+            <w:textDirection w:val="btLr"/>
+            <w:vAlign w:val="center"/>
+          </w:tcPr>
+          <w:p>
+            <w:pPr>
+              <w:ind w:left="113" w:right="113"/>
+              <w:jc w:val="center"/>
+            </w:pPr>
+            <w:r>
+              <w:rPr>
+                <w:sz w:val="14"/>
+                <w:rFonts w:ascii="Arial" w:hAnsi="Arial"/>
+              </w:rPr>
+              <w:t xml:space="preserve"/>
+            </w:r>
+          </w:p>
+        </w:tc>
+        <w:tc>
+          <w:tcPr>
+            <w:tcW w:w="1913" w:type="dxa"/>
+            <w:shd w:val="clear" w:color="auto" w:fill="99FF99"/>
+          </w:tcPr>
+          <w:p>
+            <w:pPr>
+              <w:rPr>
+                <w:b/>
+                <w:bCs/>
+              </w:rPr>
+            </w:pPr>
+            <w:r>
+              <w:rPr>
+                <w:rFonts w:ascii="Arial" w:hAnsi="Arial"/>
+                <w:b/>
+                <w:sz w:val="14"/>
+              </w:rPr>
+              <w:t>ХИМИТЕК ИЗУМРУД 310</w:t>
+            </w:r>
+          </w:p>
+        </w:tc>
+        <w:tc>
+          <w:tcPr>
+            <w:tcW w:w="1520" w:type="dxa"/>
+          </w:tcPr>
+          <w:p>
+            <w:r>
+              <w:rPr>
+                <w:sz w:val="14"/>
+                <w:rFonts w:ascii="Arial" w:hAnsi="Arial"/>
+              </w:rPr>
+              <w:t xml:space="preserve">ручной (протирание, обработка щеткой)</w:t>
+            </w:r>
+          </w:p>
+        </w:tc>
+        <w:tc>
+          <w:tcPr>
+            <w:tcW w:w="2025" w:type="dxa"/>
+          </w:tcPr>
+          <w:p>
+            <w:pPr>
+              <w:jc w:val="center"/>
+            </w:pPr>
+            <w:r>
+              <w:rPr>
+                <w:sz w:val="14"/>
+                <w:rFonts w:ascii="Arial" w:hAnsi="Arial"/>
+              </w:rPr>
+              <w:t xml:space="preserve">2,00%</w:t>
+            </w:r>
+            <w:r>
+              <w:br/>
+            </w:r>
+            <w:r>
+              <w:rPr>
+                <w:rFonts w:ascii="Arial" w:hAnsi="Arial"/>
+                <w:sz w:val="14"/>
+              </w:rPr>
+              <w:t>дозирующая система ProMax</w:t>
+            </w:r>
+          </w:p>
+        </w:tc>
+        <w:tc>
+          <w:tcPr>
+            <w:tcW w:w="1183" w:type="dxa"/>
+          </w:tcPr>
+          <w:p>
+            <w:pPr>
+              <w:jc w:val="center"/>
+            </w:pPr>
+            <w:r>
+              <w:rPr>
+                <w:sz w:val="14"/>
+                <w:rFonts w:ascii="Arial" w:hAnsi="Arial"/>
+              </w:rPr>
+              <w:t xml:space="preserve">не ниже 40°C</w:t>
+            </w:r>
+          </w:p>
+        </w:tc>
+        <w:tc>
+          <w:tcPr>
+            <w:tcW w:w="1126" w:type="dxa"/>
+          </w:tcPr>
+          <w:p>
+            <w:pPr>
+              <w:jc w:val="center"/>
+            </w:pPr>
+            <w:r>
+              <w:rPr>
+                <w:sz w:val="14"/>
+                <w:rFonts w:ascii="Arial" w:hAnsi="Arial"/>
+              </w:rPr>
+              <w:t xml:space="preserve">___________</w:t>
+            </w:r>
+          </w:p>
+        </w:tc>
+        <w:tc>
+          <w:tcPr>
+            <w:tcW w:w="510" w:type="dxa"/>
+            <w:vMerge w:val="restart"/>
+            <w:noWrap/>
+            <w:tcMar>
+              <w:left w:w="0" w:type="dxa"/>
+              <w:right w:w="0" w:type="dxa"/>
+            </w:tcMar>
+            <w:textDirection w:val="btLr"/>
+            <w:tcFitText/>
+            <w:vAlign w:val="center"/>
+          </w:tcPr>
+          <w:p>
+            <w:pPr>
+              <w:ind w:left="113" w:right="113"/>
+              <w:jc w:val="center"/>
+              <w:rPr>
+                <w:b/>
+                <w:bCs/>
+              </w:rPr>
+            </w:pPr>
+            <w:r>
+              <w:rPr>
+                <w:sz w:val="14"/>
+                <w:rFonts w:ascii="Arial" w:hAnsi="Arial"/>
+                <w:b/>
+              </w:rPr>
+              <w:t xml:space="preserve">промаркированный</w:t>
+            </w:r>
+          </w:p>
+        </w:tc>
+        <w:tc>
+          <w:tcPr>
+            <w:tcW w:w="958" w:type="dxa"/>
+            <w:vMerge w:val="restart"/>
+          </w:tcPr>
+          <w:p>
+            <w:pPr>
+              <w:jc w:val="center"/>
+            </w:pPr>
+            <w:r>
+              <w:rPr>
+                <w:sz w:val="14"/>
+                <w:rFonts w:ascii="Arial" w:hAnsi="Arial"/>
+              </w:rPr>
+              <w:t xml:space="preserve">1 раз в неделю</w:t>
+            </w:r>
+          </w:p>
+        </w:tc>
+        <w:tc>
+          <w:tcPr>
+            <w:tcW w:w="1351" w:type="dxa"/>
+            <w:vMerge w:val="restart"/>
+          </w:tcPr>
+          <w:p>
+            <w:r>
+              <w:rPr>
+                <w:sz w:val="14"/>
+                <w:rFonts w:ascii="Arial" w:hAnsi="Arial"/>
+              </w:rPr>
+              <w:t xml:space="preserve">сотрудник производства</w:t>
+            </w:r>
+          </w:p>
+        </w:tc>
+        <w:tc>
+          <w:tcPr>
+            <w:tcW w:w="1688" w:type="dxa"/>
+            <w:vMerge w:val="restart"/>
+          </w:tcPr>
+          <w:p>
+            <w:r>
+              <w:rPr>
+                <w:sz w:val="14"/>
+                <w:rFonts w:ascii="Arial" w:hAnsi="Arial"/>
+              </w:rPr>
+              <w:t xml:space="preserve">визуальный контроль, химический контроль, микробиологический контроль /сотрудник отдела качества</w:t>
+            </w:r>
+          </w:p>
         </w:tc>
       </w:tr>
       <w:tr>
@@ -1668,7 +2644,7 @@
                 <w:sz w:val="14"/>
                 <w:rFonts w:ascii="Arial" w:hAnsi="Arial"/>
               </w:rPr>
-              <w:t xml:space="preserve">0,02 % - 0,05 % (по НУК)</w:t>
+              <w:t xml:space="preserve">0,02 % (по НУК)</w:t>
             </w:r>
             <w:r>
               <w:br/>
@@ -1713,6 +2689,2312 @@
                 <w:rFonts w:ascii="Arial" w:hAnsi="Arial"/>
               </w:rPr>
               <w:t xml:space="preserve">20 мин</w:t>
+            </w:r>
+          </w:p>
+        </w:tc>
+        <w:tc>
+          <w:tcPr>
+            <w:tcW w:w="510" w:type="dxa"/>
+            <w:vMerge/>
+            <w:noWrap/>
+            <w:tcMar>
+              <w:left w:w="0" w:type="dxa"/>
+              <w:right w:w="0" w:type="dxa"/>
+            </w:tcMar>
+            <w:textDirection w:val="btLr"/>
+            <w:tcFitText/>
+            <w:vAlign w:val="center"/>
+          </w:tcPr>
+          <w:p/>
+        </w:tc>
+        <w:tc>
+          <w:tcPr>
+            <w:tcW w:w="958" w:type="dxa"/>
+            <w:vMerge/>
+          </w:tcPr>
+          <w:p/>
+        </w:tc>
+        <w:tc>
+          <w:tcPr>
+            <w:tcW w:w="1351" w:type="dxa"/>
+            <w:vMerge/>
+          </w:tcPr>
+          <w:p/>
+        </w:tc>
+        <w:tc>
+          <w:tcPr>
+            <w:tcW w:w="1688" w:type="dxa"/>
+            <w:vMerge/>
+          </w:tcPr>
+          <w:p/>
+        </w:tc>
+      </w:tr>
+      <w:tr>
+        <w:tc>
+          <w:tcPr>
+            <w:tcW w:w="1688" w:type="dxa"/>
+            <w:vMerge/>
+          </w:tcPr>
+          <w:p/>
+        </w:tc>
+        <w:tc>
+          <w:tcPr>
+            <w:tcW w:w="14188" w:type="dxa"/>
+            <w:gridSpan w:val="11"/>
+            <w:shd w:val="clear" w:color="auto" w:fill="D2D2D2"/>
+          </w:tcPr>
+          <w:p>
+            <w:r>
+              <w:rPr>
+                <w:sz w:val="14"/>
+                <w:rFonts w:ascii="Arial" w:hAnsi="Arial"/>
+                <w:b/>
+              </w:rPr>
+              <w:t xml:space="preserve">Внутренние поверхности</w:t>
+            </w:r>
+          </w:p>
+        </w:tc>
+      </w:tr>
+      <w:tr>
+        <w:tc>
+          <w:tcPr>
+            <w:tcW w:w="1688" w:type="dxa"/>
+            <w:vMerge/>
+          </w:tcPr>
+          <w:p/>
+        </w:tc>
+        <w:tc>
+          <w:tcPr>
+            <w:tcW w:w="1408" w:type="dxa"/>
+          </w:tcPr>
+          <w:p>
+            <w:r>
+              <w:rPr>
+                <w:sz w:val="14"/>
+                <w:rFonts w:ascii="Arial" w:hAnsi="Arial"/>
+              </w:rPr>
+              <w:t xml:space="preserve">мойка</w:t>
+            </w:r>
+          </w:p>
+        </w:tc>
+        <w:tc>
+          <w:tcPr>
+            <w:tcW w:w="506" w:type="dxa"/>
+            <w:vMerge w:val="restart"/>
+            <w:tcMar>
+              <w:left w:w="0" w:type="dxa"/>
+              <w:right w:w="0" w:type="dxa"/>
+            </w:tcMar>
+            <w:textDirection w:val="btLr"/>
+            <w:vAlign w:val="center"/>
+          </w:tcPr>
+          <w:p>
+            <w:pPr>
+              <w:ind w:left="113" w:right="113"/>
+              <w:jc w:val="center"/>
+            </w:pPr>
+            <w:r>
+              <w:rPr>
+                <w:sz w:val="14"/>
+                <w:rFonts w:ascii="Arial" w:hAnsi="Arial"/>
+              </w:rPr>
+              <w:t xml:space="preserve"/>
+            </w:r>
+          </w:p>
+        </w:tc>
+        <w:tc>
+          <w:tcPr>
+            <w:tcW w:w="1913" w:type="dxa"/>
+            <w:shd w:val="clear" w:color="auto" w:fill="99FF99"/>
+          </w:tcPr>
+          <w:p>
+            <w:pPr>
+              <w:rPr>
+                <w:b/>
+                <w:bCs/>
+              </w:rPr>
+            </w:pPr>
+            <w:r>
+              <w:rPr>
+                <w:rFonts w:ascii="Arial" w:hAnsi="Arial"/>
+                <w:b/>
+                <w:sz w:val="14"/>
+              </w:rPr>
+              <w:t>ХИМИТЕК ИЗУМРУД 310</w:t>
+            </w:r>
+          </w:p>
+        </w:tc>
+        <w:tc>
+          <w:tcPr>
+            <w:tcW w:w="1520" w:type="dxa"/>
+          </w:tcPr>
+          <w:p>
+            <w:r>
+              <w:rPr>
+                <w:sz w:val="14"/>
+                <w:rFonts w:ascii="Arial" w:hAnsi="Arial"/>
+              </w:rPr>
+              <w:t xml:space="preserve">ручной (протирание, обработка щеткой)</w:t>
+            </w:r>
+          </w:p>
+        </w:tc>
+        <w:tc>
+          <w:tcPr>
+            <w:tcW w:w="2025" w:type="dxa"/>
+          </w:tcPr>
+          <w:p>
+            <w:pPr>
+              <w:jc w:val="center"/>
+            </w:pPr>
+            <w:r>
+              <w:rPr>
+                <w:sz w:val="14"/>
+                <w:rFonts w:ascii="Arial" w:hAnsi="Arial"/>
+              </w:rPr>
+              <w:t xml:space="preserve">2,00%</w:t>
+            </w:r>
+            <w:r>
+              <w:br/>
+            </w:r>
+            <w:r>
+              <w:rPr>
+                <w:rFonts w:ascii="Arial" w:hAnsi="Arial"/>
+                <w:sz w:val="14"/>
+              </w:rPr>
+              <w:t>дозирующая система ProMax</w:t>
+            </w:r>
+          </w:p>
+        </w:tc>
+        <w:tc>
+          <w:tcPr>
+            <w:tcW w:w="1183" w:type="dxa"/>
+          </w:tcPr>
+          <w:p>
+            <w:pPr>
+              <w:jc w:val="center"/>
+            </w:pPr>
+            <w:r>
+              <w:rPr>
+                <w:sz w:val="14"/>
+                <w:rFonts w:ascii="Arial" w:hAnsi="Arial"/>
+              </w:rPr>
+              <w:t xml:space="preserve">не ниже 40°C</w:t>
+            </w:r>
+          </w:p>
+        </w:tc>
+        <w:tc>
+          <w:tcPr>
+            <w:tcW w:w="1126" w:type="dxa"/>
+          </w:tcPr>
+          <w:p>
+            <w:pPr>
+              <w:jc w:val="center"/>
+            </w:pPr>
+            <w:r>
+              <w:rPr>
+                <w:sz w:val="14"/>
+                <w:rFonts w:ascii="Arial" w:hAnsi="Arial"/>
+              </w:rPr>
+              <w:t xml:space="preserve">___________</w:t>
+            </w:r>
+          </w:p>
+        </w:tc>
+        <w:tc>
+          <w:tcPr>
+            <w:tcW w:w="510" w:type="dxa"/>
+            <w:vMerge w:val="restart"/>
+            <w:noWrap/>
+            <w:tcMar>
+              <w:left w:w="0" w:type="dxa"/>
+              <w:right w:w="0" w:type="dxa"/>
+            </w:tcMar>
+            <w:textDirection w:val="btLr"/>
+            <w:tcFitText/>
+            <w:vAlign w:val="center"/>
+          </w:tcPr>
+          <w:p>
+            <w:pPr>
+              <w:ind w:left="113" w:right="113"/>
+              <w:jc w:val="center"/>
+              <w:rPr>
+                <w:b/>
+                <w:bCs/>
+              </w:rPr>
+            </w:pPr>
+            <w:r>
+              <w:rPr>
+                <w:sz w:val="14"/>
+                <w:rFonts w:ascii="Arial" w:hAnsi="Arial"/>
+                <w:b/>
+              </w:rPr>
+              <w:t xml:space="preserve">промаркированный</w:t>
+            </w:r>
+          </w:p>
+        </w:tc>
+        <w:tc>
+          <w:tcPr>
+            <w:tcW w:w="958" w:type="dxa"/>
+            <w:vMerge w:val="restart"/>
+          </w:tcPr>
+          <w:p>
+            <w:pPr>
+              <w:jc w:val="center"/>
+            </w:pPr>
+            <w:r>
+              <w:rPr>
+                <w:sz w:val="14"/>
+                <w:rFonts w:ascii="Arial" w:hAnsi="Arial"/>
+              </w:rPr>
+              <w:t xml:space="preserve">1 раз в смену</w:t>
+            </w:r>
+          </w:p>
+        </w:tc>
+        <w:tc>
+          <w:tcPr>
+            <w:tcW w:w="1351" w:type="dxa"/>
+            <w:vMerge w:val="restart"/>
+          </w:tcPr>
+          <w:p>
+            <w:r>
+              <w:rPr>
+                <w:sz w:val="14"/>
+                <w:rFonts w:ascii="Arial" w:hAnsi="Arial"/>
+              </w:rPr>
+              <w:t xml:space="preserve">сотрудник производства</w:t>
+            </w:r>
+          </w:p>
+        </w:tc>
+        <w:tc>
+          <w:tcPr>
+            <w:tcW w:w="1688" w:type="dxa"/>
+            <w:vMerge w:val="restart"/>
+          </w:tcPr>
+          <w:p>
+            <w:r>
+              <w:rPr>
+                <w:sz w:val="14"/>
+                <w:rFonts w:ascii="Arial" w:hAnsi="Arial"/>
+              </w:rPr>
+              <w:t xml:space="preserve">визуальный контроль, химический контроль, микробиологический контроль /сотрудник отдела качества</w:t>
+            </w:r>
+          </w:p>
+        </w:tc>
+      </w:tr>
+      <w:tr>
+        <w:tc>
+          <w:tcPr>
+            <w:tcW w:w="1688" w:type="dxa"/>
+            <w:vMerge/>
+          </w:tcPr>
+          <w:p/>
+        </w:tc>
+        <w:tc>
+          <w:tcPr>
+            <w:tcW w:w="1408" w:type="dxa"/>
+          </w:tcPr>
+          <w:p>
+            <w:r>
+              <w:rPr>
+                <w:sz w:val="14"/>
+                <w:rFonts w:ascii="Arial" w:hAnsi="Arial"/>
+              </w:rPr>
+              <w:t xml:space="preserve">дезинфекция</w:t>
+            </w:r>
+          </w:p>
+        </w:tc>
+        <w:tc>
+          <w:tcPr>
+            <w:tcW w:w="506" w:type="dxa"/>
+            <w:vMerge/>
+            <w:tcMar>
+              <w:left w:w="0" w:type="dxa"/>
+              <w:right w:w="0" w:type="dxa"/>
+            </w:tcMar>
+            <w:textDirection w:val="btLr"/>
+            <w:vAlign w:val="center"/>
+          </w:tcPr>
+          <w:p/>
+        </w:tc>
+        <w:tc>
+          <w:tcPr>
+            <w:tcW w:w="1913" w:type="dxa"/>
+            <w:shd w:val="clear" w:color="auto" w:fill="FFFFCC"/>
+          </w:tcPr>
+          <w:p>
+            <w:pPr>
+              <w:rPr>
+                <w:b/>
+                <w:bCs/>
+              </w:rPr>
+            </w:pPr>
+            <w:r>
+              <w:rPr>
+                <w:rFonts w:ascii="Arial" w:hAnsi="Arial"/>
+                <w:b/>
+                <w:sz w:val="14"/>
+              </w:rPr>
+              <w:t>ХИМИТЕК ПОЛИДЕЗ</w:t>
+            </w:r>
+            <w:r>
+              <w:rPr>
+                <w:rFonts w:ascii="Arial" w:hAnsi="Arial"/>
+                <w:b/>
+                <w:sz w:val="14"/>
+                <w:vertAlign w:val="superscript"/>
+              </w:rPr>
+              <w:t>®</w:t>
+            </w:r>
+            <w:r>
+              <w:rPr>
+                <w:rFonts w:ascii="Arial" w:hAnsi="Arial"/>
+                <w:b/>
+                <w:sz w:val="14"/>
+              </w:rPr>
+              <w:t>-СУПЕР</w:t>
+            </w:r>
+          </w:p>
+        </w:tc>
+        <w:tc>
+          <w:tcPr>
+            <w:tcW w:w="1520" w:type="dxa"/>
+          </w:tcPr>
+          <w:p>
+            <w:r>
+              <w:rPr>
+                <w:sz w:val="14"/>
+                <w:rFonts w:ascii="Arial" w:hAnsi="Arial"/>
+              </w:rPr>
+              <w:t xml:space="preserve">ручной (протирание)</w:t>
+            </w:r>
+          </w:p>
+        </w:tc>
+        <w:tc>
+          <w:tcPr>
+            <w:tcW w:w="2025" w:type="dxa"/>
+          </w:tcPr>
+          <w:p>
+            <w:pPr>
+              <w:jc w:val="center"/>
+            </w:pPr>
+            <w:r>
+              <w:rPr>
+                <w:sz w:val="14"/>
+                <w:rFonts w:ascii="Arial" w:hAnsi="Arial"/>
+              </w:rPr>
+              <w:t xml:space="preserve">0,02 % (по НУК)</w:t>
+            </w:r>
+            <w:r>
+              <w:br/>
+            </w:r>
+            <w:r>
+              <w:rPr>
+                <w:rFonts w:ascii="Arial" w:hAnsi="Arial"/>
+                <w:sz w:val="14"/>
+              </w:rPr>
+              <w:t>дозирующая система ProMax</w:t>
+            </w:r>
+          </w:p>
+        </w:tc>
+        <w:tc>
+          <w:tcPr>
+            <w:tcW w:w="1183" w:type="dxa"/>
+          </w:tcPr>
+          <w:p>
+            <w:pPr>
+              <w:jc w:val="center"/>
+            </w:pPr>
+            <w:r>
+              <w:rPr>
+                <w:sz w:val="14"/>
+                <w:rFonts w:ascii="Arial" w:hAnsi="Arial"/>
+              </w:rPr>
+              <w:t xml:space="preserve">18-20 °C</w:t>
+            </w:r>
+          </w:p>
+        </w:tc>
+        <w:tc>
+          <w:tcPr>
+            <w:tcW w:w="1126" w:type="dxa"/>
+          </w:tcPr>
+          <w:p>
+            <w:pPr>
+              <w:jc w:val="center"/>
+            </w:pPr>
+            <w:r>
+              <w:rPr>
+                <w:sz w:val="14"/>
+                <w:rFonts w:ascii="Arial" w:hAnsi="Arial"/>
+              </w:rPr>
+              <w:t xml:space="preserve">20 мин</w:t>
+            </w:r>
+          </w:p>
+        </w:tc>
+        <w:tc>
+          <w:tcPr>
+            <w:tcW w:w="510" w:type="dxa"/>
+            <w:vMerge/>
+            <w:noWrap/>
+            <w:tcMar>
+              <w:left w:w="0" w:type="dxa"/>
+              <w:right w:w="0" w:type="dxa"/>
+            </w:tcMar>
+            <w:textDirection w:val="btLr"/>
+            <w:tcFitText/>
+            <w:vAlign w:val="center"/>
+          </w:tcPr>
+          <w:p/>
+        </w:tc>
+        <w:tc>
+          <w:tcPr>
+            <w:tcW w:w="958" w:type="dxa"/>
+            <w:vMerge/>
+          </w:tcPr>
+          <w:p/>
+        </w:tc>
+        <w:tc>
+          <w:tcPr>
+            <w:tcW w:w="1351" w:type="dxa"/>
+            <w:vMerge/>
+          </w:tcPr>
+          <w:p/>
+        </w:tc>
+        <w:tc>
+          <w:tcPr>
+            <w:tcW w:w="1688" w:type="dxa"/>
+            <w:vMerge/>
+          </w:tcPr>
+          <w:p/>
+        </w:tc>
+      </w:tr>
+      <w:tr>
+        <w:tc>
+          <w:tcPr>
+            <w:tcW w:w="1688" w:type="dxa"/>
+            <w:vMerge w:val="restart"/>
+          </w:tcPr>
+          <w:p>
+            <w:r>
+              <w:rPr>
+                <w:sz w:val="14"/>
+                <w:rFonts w:ascii="Arial" w:hAnsi="Arial"/>
+              </w:rPr>
+              <w:t xml:space="preserve">печи подовые</w:t>
+            </w:r>
+          </w:p>
+        </w:tc>
+        <w:tc>
+          <w:tcPr>
+            <w:tcW w:w="14188" w:type="dxa"/>
+            <w:gridSpan w:val="11"/>
+            <w:shd w:val="clear" w:color="auto" w:fill="D2D2D2"/>
+          </w:tcPr>
+          <w:p>
+            <w:r>
+              <w:rPr>
+                <w:sz w:val="14"/>
+                <w:rFonts w:ascii="Arial" w:hAnsi="Arial"/>
+                <w:b/>
+              </w:rPr>
+              <w:t xml:space="preserve">Внешние поверхности</w:t>
+            </w:r>
+          </w:p>
+        </w:tc>
+      </w:tr>
+      <w:tr>
+        <w:tc>
+          <w:tcPr>
+            <w:tcW w:w="1688" w:type="dxa"/>
+            <w:vMerge/>
+          </w:tcPr>
+          <w:p/>
+        </w:tc>
+        <w:tc>
+          <w:tcPr>
+            <w:tcW w:w="1408" w:type="dxa"/>
+          </w:tcPr>
+          <w:p>
+            <w:r>
+              <w:rPr>
+                <w:sz w:val="14"/>
+                <w:rFonts w:ascii="Arial" w:hAnsi="Arial"/>
+              </w:rPr>
+              <w:t xml:space="preserve">очистка</w:t>
+            </w:r>
+          </w:p>
+        </w:tc>
+        <w:tc>
+          <w:tcPr>
+            <w:tcW w:w="506" w:type="dxa"/>
+            <w:vMerge w:val="restart"/>
+            <w:tcMar>
+              <w:left w:w="0" w:type="dxa"/>
+              <w:right w:w="0" w:type="dxa"/>
+            </w:tcMar>
+            <w:textDirection w:val="btLr"/>
+            <w:vAlign w:val="center"/>
+          </w:tcPr>
+          <w:p>
+            <w:pPr>
+              <w:ind w:left="113" w:right="113"/>
+              <w:jc w:val="center"/>
+            </w:pPr>
+            <w:r>
+              <w:rPr>
+                <w:sz w:val="14"/>
+                <w:rFonts w:ascii="Arial" w:hAnsi="Arial"/>
+              </w:rPr>
+              <w:t xml:space="preserve"/>
+            </w:r>
+          </w:p>
+        </w:tc>
+        <w:tc>
+          <w:tcPr>
+            <w:tcW w:w="1913" w:type="dxa"/>
+          </w:tcPr>
+          <w:p>
+            <w:pPr>
+              <w:rPr>
+                <w:b/>
+                <w:bCs/>
+              </w:rPr>
+            </w:pPr>
+            <w:r>
+              <w:rPr>
+                <w:rFonts w:ascii="Arial" w:hAnsi="Arial"/>
+                <w:sz w:val="14"/>
+              </w:rPr>
+              <w:t>_____________________</w:t>
+            </w:r>
+          </w:p>
+        </w:tc>
+        <w:tc>
+          <w:tcPr>
+            <w:tcW w:w="1520" w:type="dxa"/>
+          </w:tcPr>
+          <w:p>
+            <w:r>
+              <w:rPr>
+                <w:sz w:val="14"/>
+                <w:rFonts w:ascii="Arial" w:hAnsi="Arial"/>
+              </w:rPr>
+              <w:t xml:space="preserve">ручной (обработка щеткой)</w:t>
+            </w:r>
+          </w:p>
+        </w:tc>
+        <w:tc>
+          <w:tcPr>
+            <w:tcW w:w="2025" w:type="dxa"/>
+          </w:tcPr>
+          <w:p>
+            <w:pPr>
+              <w:jc w:val="center"/>
+            </w:pPr>
+            <w:r>
+              <w:rPr>
+                <w:sz w:val="14"/>
+                <w:rFonts w:ascii="Arial" w:hAnsi="Arial"/>
+              </w:rPr>
+              <w:t xml:space="preserve">___________________</w:t>
+            </w:r>
+          </w:p>
+        </w:tc>
+        <w:tc>
+          <w:tcPr>
+            <w:tcW w:w="1183" w:type="dxa"/>
+          </w:tcPr>
+          <w:p>
+            <w:pPr>
+              <w:jc w:val="center"/>
+            </w:pPr>
+            <w:r>
+              <w:rPr>
+                <w:sz w:val="14"/>
+                <w:rFonts w:ascii="Arial" w:hAnsi="Arial"/>
+              </w:rPr>
+              <w:t xml:space="preserve">___________</w:t>
+            </w:r>
+          </w:p>
+        </w:tc>
+        <w:tc>
+          <w:tcPr>
+            <w:tcW w:w="1126" w:type="dxa"/>
+          </w:tcPr>
+          <w:p>
+            <w:pPr>
+              <w:jc w:val="center"/>
+            </w:pPr>
+            <w:r>
+              <w:rPr>
+                <w:sz w:val="14"/>
+                <w:rFonts w:ascii="Arial" w:hAnsi="Arial"/>
+              </w:rPr>
+              <w:t xml:space="preserve">___________</w:t>
+            </w:r>
+          </w:p>
+        </w:tc>
+        <w:tc>
+          <w:tcPr>
+            <w:tcW w:w="510" w:type="dxa"/>
+            <w:vMerge w:val="restart"/>
+            <w:noWrap/>
+            <w:tcMar>
+              <w:left w:w="0" w:type="dxa"/>
+              <w:right w:w="0" w:type="dxa"/>
+            </w:tcMar>
+            <w:textDirection w:val="btLr"/>
+            <w:tcFitText/>
+            <w:vAlign w:val="center"/>
+          </w:tcPr>
+          <w:p>
+            <w:pPr>
+              <w:ind w:left="113" w:right="113"/>
+              <w:jc w:val="center"/>
+              <w:rPr>
+                <w:b/>
+                <w:bCs/>
+              </w:rPr>
+            </w:pPr>
+            <w:r>
+              <w:rPr>
+                <w:sz w:val="14"/>
+                <w:rFonts w:ascii="Arial" w:hAnsi="Arial"/>
+                <w:b/>
+              </w:rPr>
+              <w:t xml:space="preserve">промаркированный</w:t>
+            </w:r>
+          </w:p>
+        </w:tc>
+        <w:tc>
+          <w:tcPr>
+            <w:tcW w:w="958" w:type="dxa"/>
+            <w:vMerge w:val="restart"/>
+          </w:tcPr>
+          <w:p>
+            <w:pPr>
+              <w:jc w:val="center"/>
+            </w:pPr>
+            <w:r>
+              <w:rPr>
+                <w:sz w:val="14"/>
+                <w:rFonts w:ascii="Arial" w:hAnsi="Arial"/>
+              </w:rPr>
+              <w:t xml:space="preserve">1 раз в неделю</w:t>
+            </w:r>
+          </w:p>
+        </w:tc>
+        <w:tc>
+          <w:tcPr>
+            <w:tcW w:w="1351" w:type="dxa"/>
+            <w:vMerge w:val="restart"/>
+          </w:tcPr>
+          <w:p>
+            <w:r>
+              <w:rPr>
+                <w:sz w:val="14"/>
+                <w:rFonts w:ascii="Arial" w:hAnsi="Arial"/>
+              </w:rPr>
+              <w:t xml:space="preserve">сотрудник производства</w:t>
+            </w:r>
+          </w:p>
+        </w:tc>
+        <w:tc>
+          <w:tcPr>
+            <w:tcW w:w="1688" w:type="dxa"/>
+            <w:vMerge w:val="restart"/>
+          </w:tcPr>
+          <w:p>
+            <w:r>
+              <w:rPr>
+                <w:sz w:val="14"/>
+                <w:rFonts w:ascii="Arial" w:hAnsi="Arial"/>
+              </w:rPr>
+              <w:t xml:space="preserve">визуальный контроль, химический контроль, микробиологический контроль /сотрудник отдела качества</w:t>
+            </w:r>
+          </w:p>
+        </w:tc>
+      </w:tr>
+      <w:tr>
+        <w:tc>
+          <w:tcPr>
+            <w:tcW w:w="1688" w:type="dxa"/>
+            <w:vMerge/>
+          </w:tcPr>
+          <w:p/>
+        </w:tc>
+        <w:tc>
+          <w:tcPr>
+            <w:tcW w:w="1408" w:type="dxa"/>
+          </w:tcPr>
+          <w:p>
+            <w:r>
+              <w:rPr>
+                <w:sz w:val="14"/>
+                <w:rFonts w:ascii="Arial" w:hAnsi="Arial"/>
+              </w:rPr>
+              <w:t xml:space="preserve">мойка</w:t>
+            </w:r>
+          </w:p>
+        </w:tc>
+        <w:tc>
+          <w:tcPr>
+            <w:tcW w:w="506" w:type="dxa"/>
+            <w:vMerge/>
+            <w:tcMar>
+              <w:left w:w="0" w:type="dxa"/>
+              <w:right w:w="0" w:type="dxa"/>
+            </w:tcMar>
+            <w:textDirection w:val="btLr"/>
+            <w:vAlign w:val="center"/>
+          </w:tcPr>
+          <w:p/>
+        </w:tc>
+        <w:tc>
+          <w:tcPr>
+            <w:tcW w:w="1913" w:type="dxa"/>
+            <w:shd w:val="clear" w:color="auto" w:fill="99FF99"/>
+          </w:tcPr>
+          <w:p>
+            <w:pPr>
+              <w:rPr>
+                <w:b/>
+                <w:bCs/>
+              </w:rPr>
+            </w:pPr>
+            <w:r>
+              <w:rPr>
+                <w:rFonts w:ascii="Arial" w:hAnsi="Arial"/>
+                <w:b/>
+                <w:sz w:val="14"/>
+              </w:rPr>
+              <w:t>ХИМИТЕК ИЗУМРУД 310</w:t>
+            </w:r>
+          </w:p>
+        </w:tc>
+        <w:tc>
+          <w:tcPr>
+            <w:tcW w:w="1520" w:type="dxa"/>
+          </w:tcPr>
+          <w:p>
+            <w:r>
+              <w:rPr>
+                <w:sz w:val="14"/>
+                <w:rFonts w:ascii="Arial" w:hAnsi="Arial"/>
+              </w:rPr>
+              <w:t xml:space="preserve">ручной (протирание, обработка щеткой)</w:t>
+            </w:r>
+          </w:p>
+        </w:tc>
+        <w:tc>
+          <w:tcPr>
+            <w:tcW w:w="2025" w:type="dxa"/>
+          </w:tcPr>
+          <w:p>
+            <w:pPr>
+              <w:jc w:val="center"/>
+            </w:pPr>
+            <w:r>
+              <w:rPr>
+                <w:sz w:val="14"/>
+                <w:rFonts w:ascii="Arial" w:hAnsi="Arial"/>
+              </w:rPr>
+              <w:t xml:space="preserve">4%</w:t>
+            </w:r>
+            <w:r>
+              <w:br/>
+            </w:r>
+            <w:r>
+              <w:rPr>
+                <w:rFonts w:ascii="Arial" w:hAnsi="Arial"/>
+                <w:sz w:val="14"/>
+              </w:rPr>
+              <w:t>дозирующая система ProMax</w:t>
+            </w:r>
+          </w:p>
+        </w:tc>
+        <w:tc>
+          <w:tcPr>
+            <w:tcW w:w="1183" w:type="dxa"/>
+          </w:tcPr>
+          <w:p>
+            <w:pPr>
+              <w:jc w:val="center"/>
+            </w:pPr>
+            <w:r>
+              <w:rPr>
+                <w:sz w:val="14"/>
+                <w:rFonts w:ascii="Arial" w:hAnsi="Arial"/>
+              </w:rPr>
+              <w:t xml:space="preserve">не ниже 40°C</w:t>
+            </w:r>
+          </w:p>
+        </w:tc>
+        <w:tc>
+          <w:tcPr>
+            <w:tcW w:w="1126" w:type="dxa"/>
+          </w:tcPr>
+          <w:p>
+            <w:pPr>
+              <w:jc w:val="center"/>
+            </w:pPr>
+            <w:r>
+              <w:rPr>
+                <w:sz w:val="14"/>
+                <w:rFonts w:ascii="Arial" w:hAnsi="Arial"/>
+              </w:rPr>
+              <w:t xml:space="preserve">___________</w:t>
+            </w:r>
+          </w:p>
+        </w:tc>
+        <w:tc>
+          <w:tcPr>
+            <w:tcW w:w="510" w:type="dxa"/>
+            <w:vMerge/>
+            <w:noWrap/>
+            <w:tcMar>
+              <w:left w:w="0" w:type="dxa"/>
+              <w:right w:w="0" w:type="dxa"/>
+            </w:tcMar>
+            <w:textDirection w:val="btLr"/>
+            <w:tcFitText/>
+            <w:vAlign w:val="center"/>
+          </w:tcPr>
+          <w:p/>
+        </w:tc>
+        <w:tc>
+          <w:tcPr>
+            <w:tcW w:w="958" w:type="dxa"/>
+            <w:vMerge/>
+          </w:tcPr>
+          <w:p/>
+        </w:tc>
+        <w:tc>
+          <w:tcPr>
+            <w:tcW w:w="1351" w:type="dxa"/>
+            <w:vMerge/>
+          </w:tcPr>
+          <w:p/>
+        </w:tc>
+        <w:tc>
+          <w:tcPr>
+            <w:tcW w:w="1688" w:type="dxa"/>
+            <w:vMerge/>
+          </w:tcPr>
+          <w:p/>
+        </w:tc>
+      </w:tr>
+      <w:tr>
+        <w:tc>
+          <w:tcPr>
+            <w:tcW w:w="1688" w:type="dxa"/>
+            <w:vMerge/>
+          </w:tcPr>
+          <w:p/>
+        </w:tc>
+        <w:tc>
+          <w:tcPr>
+            <w:tcW w:w="1408" w:type="dxa"/>
+          </w:tcPr>
+          <w:p>
+            <w:r>
+              <w:rPr>
+                <w:sz w:val="14"/>
+                <w:rFonts w:ascii="Arial" w:hAnsi="Arial"/>
+              </w:rPr>
+              <w:t xml:space="preserve">мойка жаропрочного стекла</w:t>
+            </w:r>
+          </w:p>
+        </w:tc>
+        <w:tc>
+          <w:tcPr>
+            <w:tcW w:w="506" w:type="dxa"/>
+            <w:vMerge/>
+            <w:tcMar>
+              <w:left w:w="0" w:type="dxa"/>
+              <w:right w:w="0" w:type="dxa"/>
+            </w:tcMar>
+            <w:textDirection w:val="btLr"/>
+            <w:vAlign w:val="center"/>
+          </w:tcPr>
+          <w:p/>
+        </w:tc>
+        <w:tc>
+          <w:tcPr>
+            <w:tcW w:w="1913" w:type="dxa"/>
+            <w:shd w:val="clear" w:color="auto" w:fill="99CCFF"/>
+          </w:tcPr>
+          <w:p>
+            <w:pPr>
+              <w:rPr>
+                <w:b/>
+                <w:bCs/>
+              </w:rPr>
+            </w:pPr>
+            <w:r>
+              <w:rPr>
+                <w:rFonts w:ascii="Arial" w:hAnsi="Arial"/>
+                <w:b/>
+                <w:sz w:val="14"/>
+              </w:rPr>
+              <w:t>ХИМИТЕК ЧУДОДЕЙ</w:t>
+            </w:r>
+            <w:r>
+              <w:rPr>
+                <w:rFonts w:ascii="Arial" w:hAnsi="Arial"/>
+                <w:b/>
+                <w:sz w:val="14"/>
+                <w:vertAlign w:val="superscript"/>
+              </w:rPr>
+              <w:t>®</w:t>
+            </w:r>
+            <w:r>
+              <w:rPr>
+                <w:rFonts w:ascii="Arial" w:hAnsi="Arial"/>
+                <w:b/>
+                <w:sz w:val="14"/>
+              </w:rPr>
+              <w:t>-АНТИНАГАР</w:t>
+            </w:r>
+          </w:p>
+        </w:tc>
+        <w:tc>
+          <w:tcPr>
+            <w:tcW w:w="1520" w:type="dxa"/>
+          </w:tcPr>
+          <w:p>
+            <w:r>
+              <w:rPr>
+                <w:sz w:val="14"/>
+                <w:rFonts w:ascii="Arial" w:hAnsi="Arial"/>
+              </w:rPr>
+              <w:t xml:space="preserve">ручной (протирание, обработка щеткой)</w:t>
+            </w:r>
+          </w:p>
+        </w:tc>
+        <w:tc>
+          <w:tcPr>
+            <w:tcW w:w="2025" w:type="dxa"/>
+          </w:tcPr>
+          <w:p>
+            <w:pPr>
+              <w:jc w:val="center"/>
+            </w:pPr>
+            <w:r>
+              <w:rPr>
+                <w:sz w:val="14"/>
+                <w:rFonts w:ascii="Arial" w:hAnsi="Arial"/>
+              </w:rPr>
+              <w:t xml:space="preserve">4%</w:t>
+            </w:r>
+            <w:r>
+              <w:br/>
+            </w:r>
+            <w:r>
+              <w:rPr>
+                <w:rFonts w:ascii="Arial" w:hAnsi="Arial"/>
+                <w:sz w:val="14"/>
+              </w:rPr>
+              <w:t>дозирующая система ProMax</w:t>
+            </w:r>
+          </w:p>
+        </w:tc>
+        <w:tc>
+          <w:tcPr>
+            <w:tcW w:w="1183" w:type="dxa"/>
+          </w:tcPr>
+          <w:p>
+            <w:pPr>
+              <w:jc w:val="center"/>
+            </w:pPr>
+            <w:r>
+              <w:rPr>
+                <w:sz w:val="14"/>
+                <w:rFonts w:ascii="Arial" w:hAnsi="Arial"/>
+              </w:rPr>
+              <w:t xml:space="preserve">не ниже 40°C</w:t>
+            </w:r>
+          </w:p>
+        </w:tc>
+        <w:tc>
+          <w:tcPr>
+            <w:tcW w:w="1126" w:type="dxa"/>
+          </w:tcPr>
+          <w:p>
+            <w:pPr>
+              <w:jc w:val="center"/>
+            </w:pPr>
+            <w:r>
+              <w:rPr>
+                <w:sz w:val="14"/>
+                <w:rFonts w:ascii="Arial" w:hAnsi="Arial"/>
+              </w:rPr>
+              <w:t xml:space="preserve">___________</w:t>
+            </w:r>
+          </w:p>
+        </w:tc>
+        <w:tc>
+          <w:tcPr>
+            <w:tcW w:w="510" w:type="dxa"/>
+            <w:vMerge/>
+            <w:noWrap/>
+            <w:tcMar>
+              <w:left w:w="0" w:type="dxa"/>
+              <w:right w:w="0" w:type="dxa"/>
+            </w:tcMar>
+            <w:textDirection w:val="btLr"/>
+            <w:tcFitText/>
+            <w:vAlign w:val="center"/>
+          </w:tcPr>
+          <w:p/>
+        </w:tc>
+        <w:tc>
+          <w:tcPr>
+            <w:tcW w:w="958" w:type="dxa"/>
+            <w:vMerge/>
+          </w:tcPr>
+          <w:p/>
+        </w:tc>
+        <w:tc>
+          <w:tcPr>
+            <w:tcW w:w="1351" w:type="dxa"/>
+            <w:vMerge/>
+          </w:tcPr>
+          <w:p/>
+        </w:tc>
+        <w:tc>
+          <w:tcPr>
+            <w:tcW w:w="1688" w:type="dxa"/>
+            <w:vMerge/>
+          </w:tcPr>
+          <w:p/>
+        </w:tc>
+      </w:tr>
+      <w:tr>
+        <w:tc>
+          <w:tcPr>
+            <w:tcW w:w="1688" w:type="dxa"/>
+            <w:vMerge/>
+          </w:tcPr>
+          <w:p/>
+        </w:tc>
+        <w:tc>
+          <w:tcPr>
+            <w:tcW w:w="1408" w:type="dxa"/>
+          </w:tcPr>
+          <w:p>
+            <w:r>
+              <w:rPr>
+                <w:sz w:val="14"/>
+                <w:rFonts w:ascii="Arial" w:hAnsi="Arial"/>
+              </w:rPr>
+              <w:t xml:space="preserve">дезинфекция</w:t>
+            </w:r>
+          </w:p>
+        </w:tc>
+        <w:tc>
+          <w:tcPr>
+            <w:tcW w:w="506" w:type="dxa"/>
+            <w:vMerge/>
+            <w:tcMar>
+              <w:left w:w="0" w:type="dxa"/>
+              <w:right w:w="0" w:type="dxa"/>
+            </w:tcMar>
+            <w:textDirection w:val="btLr"/>
+            <w:vAlign w:val="center"/>
+          </w:tcPr>
+          <w:p/>
+        </w:tc>
+        <w:tc>
+          <w:tcPr>
+            <w:tcW w:w="1913" w:type="dxa"/>
+            <w:shd w:val="clear" w:color="auto" w:fill="FFFFCC"/>
+          </w:tcPr>
+          <w:p>
+            <w:pPr>
+              <w:rPr>
+                <w:b/>
+                <w:bCs/>
+              </w:rPr>
+            </w:pPr>
+            <w:r>
+              <w:rPr>
+                <w:rFonts w:ascii="Arial" w:hAnsi="Arial"/>
+                <w:b/>
+                <w:sz w:val="14"/>
+              </w:rPr>
+              <w:t>ХИМИТЕК ПОЛИДЕЗ</w:t>
+            </w:r>
+            <w:r>
+              <w:rPr>
+                <w:rFonts w:ascii="Arial" w:hAnsi="Arial"/>
+                <w:b/>
+                <w:sz w:val="14"/>
+                <w:vertAlign w:val="superscript"/>
+              </w:rPr>
+              <w:t>®</w:t>
+            </w:r>
+            <w:r>
+              <w:rPr>
+                <w:rFonts w:ascii="Arial" w:hAnsi="Arial"/>
+                <w:b/>
+                <w:sz w:val="14"/>
+              </w:rPr>
+              <w:t>-СУПЕР</w:t>
+            </w:r>
+          </w:p>
+        </w:tc>
+        <w:tc>
+          <w:tcPr>
+            <w:tcW w:w="1520" w:type="dxa"/>
+          </w:tcPr>
+          <w:p>
+            <w:r>
+              <w:rPr>
+                <w:sz w:val="14"/>
+                <w:rFonts w:ascii="Arial" w:hAnsi="Arial"/>
+              </w:rPr>
+              <w:t xml:space="preserve">ручной (протирание)</w:t>
+            </w:r>
+          </w:p>
+        </w:tc>
+        <w:tc>
+          <w:tcPr>
+            <w:tcW w:w="2025" w:type="dxa"/>
+          </w:tcPr>
+          <w:p>
+            <w:pPr>
+              <w:jc w:val="center"/>
+            </w:pPr>
+            <w:r>
+              <w:rPr>
+                <w:sz w:val="14"/>
+                <w:rFonts w:ascii="Arial" w:hAnsi="Arial"/>
+              </w:rPr>
+              <w:t xml:space="preserve">0,02 % (по НУК)</w:t>
+            </w:r>
+            <w:r>
+              <w:br/>
+            </w:r>
+            <w:r>
+              <w:rPr>
+                <w:rFonts w:ascii="Arial" w:hAnsi="Arial"/>
+                <w:sz w:val="14"/>
+              </w:rPr>
+              <w:t>дозирующая система ProMax</w:t>
+            </w:r>
+          </w:p>
+        </w:tc>
+        <w:tc>
+          <w:tcPr>
+            <w:tcW w:w="1183" w:type="dxa"/>
+          </w:tcPr>
+          <w:p>
+            <w:pPr>
+              <w:jc w:val="center"/>
+            </w:pPr>
+            <w:r>
+              <w:rPr>
+                <w:sz w:val="14"/>
+                <w:rFonts w:ascii="Arial" w:hAnsi="Arial"/>
+              </w:rPr>
+              <w:t xml:space="preserve">18-20 °C</w:t>
+            </w:r>
+          </w:p>
+        </w:tc>
+        <w:tc>
+          <w:tcPr>
+            <w:tcW w:w="1126" w:type="dxa"/>
+          </w:tcPr>
+          <w:p>
+            <w:pPr>
+              <w:jc w:val="center"/>
+            </w:pPr>
+            <w:r>
+              <w:rPr>
+                <w:sz w:val="14"/>
+                <w:rFonts w:ascii="Arial" w:hAnsi="Arial"/>
+              </w:rPr>
+              <w:t xml:space="preserve">20 мин</w:t>
+            </w:r>
+          </w:p>
+        </w:tc>
+        <w:tc>
+          <w:tcPr>
+            <w:tcW w:w="510" w:type="dxa"/>
+            <w:vMerge/>
+            <w:noWrap/>
+            <w:tcMar>
+              <w:left w:w="0" w:type="dxa"/>
+              <w:right w:w="0" w:type="dxa"/>
+            </w:tcMar>
+            <w:textDirection w:val="btLr"/>
+            <w:tcFitText/>
+            <w:vAlign w:val="center"/>
+          </w:tcPr>
+          <w:p/>
+        </w:tc>
+        <w:tc>
+          <w:tcPr>
+            <w:tcW w:w="958" w:type="dxa"/>
+            <w:vMerge/>
+          </w:tcPr>
+          <w:p/>
+        </w:tc>
+        <w:tc>
+          <w:tcPr>
+            <w:tcW w:w="1351" w:type="dxa"/>
+            <w:vMerge/>
+          </w:tcPr>
+          <w:p/>
+        </w:tc>
+        <w:tc>
+          <w:tcPr>
+            <w:tcW w:w="1688" w:type="dxa"/>
+            <w:vMerge/>
+          </w:tcPr>
+          <w:p/>
+        </w:tc>
+      </w:tr>
+      <w:tr>
+        <w:tc>
+          <w:tcPr>
+            <w:tcW w:w="1688" w:type="dxa"/>
+            <w:vMerge w:val="restart"/>
+          </w:tcPr>
+          <w:p>
+            <w:r>
+              <w:rPr>
+                <w:sz w:val="14"/>
+                <w:rFonts w:ascii="Arial" w:hAnsi="Arial"/>
+              </w:rPr>
+              <w:t xml:space="preserve">печи ротационные</w:t>
+            </w:r>
+          </w:p>
+        </w:tc>
+        <w:tc>
+          <w:tcPr>
+            <w:tcW w:w="14188" w:type="dxa"/>
+            <w:gridSpan w:val="11"/>
+            <w:shd w:val="clear" w:color="auto" w:fill="D2D2D2"/>
+          </w:tcPr>
+          <w:p>
+            <w:r>
+              <w:rPr>
+                <w:sz w:val="14"/>
+                <w:rFonts w:ascii="Arial" w:hAnsi="Arial"/>
+                <w:b/>
+              </w:rPr>
+              <w:t xml:space="preserve">Внешние поверхности</w:t>
+            </w:r>
+          </w:p>
+        </w:tc>
+      </w:tr>
+      <w:tr>
+        <w:tc>
+          <w:tcPr>
+            <w:tcW w:w="1688" w:type="dxa"/>
+            <w:vMerge/>
+          </w:tcPr>
+          <w:p/>
+        </w:tc>
+        <w:tc>
+          <w:tcPr>
+            <w:tcW w:w="1408" w:type="dxa"/>
+          </w:tcPr>
+          <w:p>
+            <w:r>
+              <w:rPr>
+                <w:sz w:val="14"/>
+                <w:rFonts w:ascii="Arial" w:hAnsi="Arial"/>
+              </w:rPr>
+              <w:t xml:space="preserve">мойка</w:t>
+            </w:r>
+          </w:p>
+        </w:tc>
+        <w:tc>
+          <w:tcPr>
+            <w:tcW w:w="506" w:type="dxa"/>
+            <w:vMerge w:val="restart"/>
+            <w:tcMar>
+              <w:left w:w="0" w:type="dxa"/>
+              <w:right w:w="0" w:type="dxa"/>
+            </w:tcMar>
+            <w:textDirection w:val="btLr"/>
+            <w:vAlign w:val="center"/>
+          </w:tcPr>
+          <w:p>
+            <w:pPr>
+              <w:ind w:left="113" w:right="113"/>
+              <w:jc w:val="center"/>
+            </w:pPr>
+            <w:r>
+              <w:rPr>
+                <w:sz w:val="14"/>
+                <w:rFonts w:ascii="Arial" w:hAnsi="Arial"/>
+              </w:rPr>
+              <w:t xml:space="preserve"/>
+            </w:r>
+          </w:p>
+        </w:tc>
+        <w:tc>
+          <w:tcPr>
+            <w:tcW w:w="1913" w:type="dxa"/>
+            <w:shd w:val="clear" w:color="auto" w:fill="99FF99"/>
+          </w:tcPr>
+          <w:p>
+            <w:pPr>
+              <w:rPr>
+                <w:b/>
+                <w:bCs/>
+              </w:rPr>
+            </w:pPr>
+            <w:r>
+              <w:rPr>
+                <w:rFonts w:ascii="Arial" w:hAnsi="Arial"/>
+                <w:b/>
+                <w:sz w:val="14"/>
+              </w:rPr>
+              <w:t>ХИМИТЕК ИЗУМРУД 310</w:t>
+            </w:r>
+          </w:p>
+        </w:tc>
+        <w:tc>
+          <w:tcPr>
+            <w:tcW w:w="1520" w:type="dxa"/>
+          </w:tcPr>
+          <w:p>
+            <w:r>
+              <w:rPr>
+                <w:sz w:val="14"/>
+                <w:rFonts w:ascii="Arial" w:hAnsi="Arial"/>
+              </w:rPr>
+              <w:t xml:space="preserve">ручной (протирание, обработка щеткой)</w:t>
+            </w:r>
+          </w:p>
+        </w:tc>
+        <w:tc>
+          <w:tcPr>
+            <w:tcW w:w="2025" w:type="dxa"/>
+          </w:tcPr>
+          <w:p>
+            <w:pPr>
+              <w:jc w:val="center"/>
+            </w:pPr>
+            <w:r>
+              <w:rPr>
+                <w:sz w:val="14"/>
+                <w:rFonts w:ascii="Arial" w:hAnsi="Arial"/>
+              </w:rPr>
+              <w:t xml:space="preserve">4%</w:t>
+            </w:r>
+            <w:r>
+              <w:br/>
+            </w:r>
+            <w:r>
+              <w:rPr>
+                <w:rFonts w:ascii="Arial" w:hAnsi="Arial"/>
+                <w:sz w:val="14"/>
+              </w:rPr>
+              <w:t>дозирующая система ProMax</w:t>
+            </w:r>
+          </w:p>
+        </w:tc>
+        <w:tc>
+          <w:tcPr>
+            <w:tcW w:w="1183" w:type="dxa"/>
+          </w:tcPr>
+          <w:p>
+            <w:pPr>
+              <w:jc w:val="center"/>
+            </w:pPr>
+            <w:r>
+              <w:rPr>
+                <w:sz w:val="14"/>
+                <w:rFonts w:ascii="Arial" w:hAnsi="Arial"/>
+              </w:rPr>
+              <w:t xml:space="preserve">не ниже 40°C</w:t>
+            </w:r>
+          </w:p>
+        </w:tc>
+        <w:tc>
+          <w:tcPr>
+            <w:tcW w:w="1126" w:type="dxa"/>
+          </w:tcPr>
+          <w:p>
+            <w:pPr>
+              <w:jc w:val="center"/>
+            </w:pPr>
+            <w:r>
+              <w:rPr>
+                <w:sz w:val="14"/>
+                <w:rFonts w:ascii="Arial" w:hAnsi="Arial"/>
+              </w:rPr>
+              <w:t xml:space="preserve">___________</w:t>
+            </w:r>
+          </w:p>
+        </w:tc>
+        <w:tc>
+          <w:tcPr>
+            <w:tcW w:w="510" w:type="dxa"/>
+            <w:vMerge w:val="restart"/>
+            <w:noWrap/>
+            <w:tcMar>
+              <w:left w:w="0" w:type="dxa"/>
+              <w:right w:w="0" w:type="dxa"/>
+            </w:tcMar>
+            <w:textDirection w:val="btLr"/>
+            <w:tcFitText/>
+            <w:vAlign w:val="center"/>
+          </w:tcPr>
+          <w:p>
+            <w:pPr>
+              <w:ind w:left="113" w:right="113"/>
+              <w:jc w:val="center"/>
+              <w:rPr>
+                <w:b/>
+                <w:bCs/>
+              </w:rPr>
+            </w:pPr>
+            <w:r>
+              <w:rPr>
+                <w:sz w:val="14"/>
+                <w:rFonts w:ascii="Arial" w:hAnsi="Arial"/>
+                <w:b/>
+              </w:rPr>
+              <w:t xml:space="preserve">промаркированный</w:t>
+            </w:r>
+          </w:p>
+        </w:tc>
+        <w:tc>
+          <w:tcPr>
+            <w:tcW w:w="958" w:type="dxa"/>
+            <w:vMerge w:val="restart"/>
+          </w:tcPr>
+          <w:p>
+            <w:pPr>
+              <w:jc w:val="center"/>
+            </w:pPr>
+            <w:r>
+              <w:rPr>
+                <w:sz w:val="14"/>
+                <w:rFonts w:ascii="Arial" w:hAnsi="Arial"/>
+              </w:rPr>
+              <w:t xml:space="preserve">1 раз в неделю</w:t>
+            </w:r>
+          </w:p>
+        </w:tc>
+        <w:tc>
+          <w:tcPr>
+            <w:tcW w:w="1351" w:type="dxa"/>
+            <w:vMerge w:val="restart"/>
+          </w:tcPr>
+          <w:p>
+            <w:r>
+              <w:rPr>
+                <w:sz w:val="14"/>
+                <w:rFonts w:ascii="Arial" w:hAnsi="Arial"/>
+              </w:rPr>
+              <w:t xml:space="preserve">сотрудник производства</w:t>
+            </w:r>
+          </w:p>
+        </w:tc>
+        <w:tc>
+          <w:tcPr>
+            <w:tcW w:w="1688" w:type="dxa"/>
+            <w:vMerge w:val="restart"/>
+          </w:tcPr>
+          <w:p>
+            <w:r>
+              <w:rPr>
+                <w:sz w:val="14"/>
+                <w:rFonts w:ascii="Arial" w:hAnsi="Arial"/>
+              </w:rPr>
+              <w:t xml:space="preserve">визуальный контроль, химический контроль, микробиологический контроль /сотрудник отдела качества</w:t>
+            </w:r>
+          </w:p>
+        </w:tc>
+      </w:tr>
+      <w:tr>
+        <w:tc>
+          <w:tcPr>
+            <w:tcW w:w="1688" w:type="dxa"/>
+            <w:vMerge/>
+          </w:tcPr>
+          <w:p/>
+        </w:tc>
+        <w:tc>
+          <w:tcPr>
+            <w:tcW w:w="1408" w:type="dxa"/>
+          </w:tcPr>
+          <w:p>
+            <w:r>
+              <w:rPr>
+                <w:sz w:val="14"/>
+                <w:rFonts w:ascii="Arial" w:hAnsi="Arial"/>
+              </w:rPr>
+              <w:t xml:space="preserve">дезинфекция</w:t>
+            </w:r>
+          </w:p>
+        </w:tc>
+        <w:tc>
+          <w:tcPr>
+            <w:tcW w:w="506" w:type="dxa"/>
+            <w:vMerge/>
+            <w:tcMar>
+              <w:left w:w="0" w:type="dxa"/>
+              <w:right w:w="0" w:type="dxa"/>
+            </w:tcMar>
+            <w:textDirection w:val="btLr"/>
+            <w:vAlign w:val="center"/>
+          </w:tcPr>
+          <w:p/>
+        </w:tc>
+        <w:tc>
+          <w:tcPr>
+            <w:tcW w:w="1913" w:type="dxa"/>
+            <w:shd w:val="clear" w:color="auto" w:fill="FFFFCC"/>
+          </w:tcPr>
+          <w:p>
+            <w:pPr>
+              <w:rPr>
+                <w:b/>
+                <w:bCs/>
+              </w:rPr>
+            </w:pPr>
+            <w:r>
+              <w:rPr>
+                <w:rFonts w:ascii="Arial" w:hAnsi="Arial"/>
+                <w:b/>
+                <w:sz w:val="14"/>
+              </w:rPr>
+              <w:t>ХИМИТЕК ПОЛИДЕЗ</w:t>
+            </w:r>
+            <w:r>
+              <w:rPr>
+                <w:rFonts w:ascii="Arial" w:hAnsi="Arial"/>
+                <w:b/>
+                <w:sz w:val="14"/>
+                <w:vertAlign w:val="superscript"/>
+              </w:rPr>
+              <w:t>®</w:t>
+            </w:r>
+            <w:r>
+              <w:rPr>
+                <w:rFonts w:ascii="Arial" w:hAnsi="Arial"/>
+                <w:b/>
+                <w:sz w:val="14"/>
+              </w:rPr>
+              <w:t>-СУПЕР</w:t>
+            </w:r>
+          </w:p>
+        </w:tc>
+        <w:tc>
+          <w:tcPr>
+            <w:tcW w:w="1520" w:type="dxa"/>
+          </w:tcPr>
+          <w:p>
+            <w:r>
+              <w:rPr>
+                <w:sz w:val="14"/>
+                <w:rFonts w:ascii="Arial" w:hAnsi="Arial"/>
+              </w:rPr>
+              <w:t xml:space="preserve">ручной (протирание)</w:t>
+            </w:r>
+          </w:p>
+        </w:tc>
+        <w:tc>
+          <w:tcPr>
+            <w:tcW w:w="2025" w:type="dxa"/>
+          </w:tcPr>
+          <w:p>
+            <w:pPr>
+              <w:jc w:val="center"/>
+            </w:pPr>
+            <w:r>
+              <w:rPr>
+                <w:sz w:val="14"/>
+                <w:rFonts w:ascii="Arial" w:hAnsi="Arial"/>
+              </w:rPr>
+              <w:t xml:space="preserve">0,02 % (по НУК)</w:t>
+            </w:r>
+            <w:r>
+              <w:br/>
+            </w:r>
+            <w:r>
+              <w:rPr>
+                <w:rFonts w:ascii="Arial" w:hAnsi="Arial"/>
+                <w:sz w:val="14"/>
+              </w:rPr>
+              <w:t>дозирующая система ProMax</w:t>
+            </w:r>
+          </w:p>
+        </w:tc>
+        <w:tc>
+          <w:tcPr>
+            <w:tcW w:w="1183" w:type="dxa"/>
+          </w:tcPr>
+          <w:p>
+            <w:pPr>
+              <w:jc w:val="center"/>
+            </w:pPr>
+            <w:r>
+              <w:rPr>
+                <w:sz w:val="14"/>
+                <w:rFonts w:ascii="Arial" w:hAnsi="Arial"/>
+              </w:rPr>
+              <w:t xml:space="preserve">18-20 °C</w:t>
+            </w:r>
+          </w:p>
+        </w:tc>
+        <w:tc>
+          <w:tcPr>
+            <w:tcW w:w="1126" w:type="dxa"/>
+          </w:tcPr>
+          <w:p>
+            <w:pPr>
+              <w:jc w:val="center"/>
+            </w:pPr>
+            <w:r>
+              <w:rPr>
+                <w:sz w:val="14"/>
+                <w:rFonts w:ascii="Arial" w:hAnsi="Arial"/>
+              </w:rPr>
+              <w:t xml:space="preserve">20 мин</w:t>
+            </w:r>
+          </w:p>
+        </w:tc>
+        <w:tc>
+          <w:tcPr>
+            <w:tcW w:w="510" w:type="dxa"/>
+            <w:vMerge/>
+            <w:noWrap/>
+            <w:tcMar>
+              <w:left w:w="0" w:type="dxa"/>
+              <w:right w:w="0" w:type="dxa"/>
+            </w:tcMar>
+            <w:textDirection w:val="btLr"/>
+            <w:tcFitText/>
+            <w:vAlign w:val="center"/>
+          </w:tcPr>
+          <w:p/>
+        </w:tc>
+        <w:tc>
+          <w:tcPr>
+            <w:tcW w:w="958" w:type="dxa"/>
+            <w:vMerge/>
+          </w:tcPr>
+          <w:p/>
+        </w:tc>
+        <w:tc>
+          <w:tcPr>
+            <w:tcW w:w="1351" w:type="dxa"/>
+            <w:vMerge/>
+          </w:tcPr>
+          <w:p/>
+        </w:tc>
+        <w:tc>
+          <w:tcPr>
+            <w:tcW w:w="1688" w:type="dxa"/>
+            <w:vMerge/>
+          </w:tcPr>
+          <w:p/>
+        </w:tc>
+      </w:tr>
+      <w:tr>
+        <w:tc>
+          <w:tcPr>
+            <w:tcW w:w="1688" w:type="dxa"/>
+            <w:vMerge/>
+          </w:tcPr>
+          <w:p/>
+        </w:tc>
+        <w:tc>
+          <w:tcPr>
+            <w:tcW w:w="14188" w:type="dxa"/>
+            <w:gridSpan w:val="11"/>
+            <w:shd w:val="clear" w:color="auto" w:fill="D2D2D2"/>
+          </w:tcPr>
+          <w:p>
+            <w:r>
+              <w:rPr>
+                <w:sz w:val="14"/>
+                <w:rFonts w:ascii="Arial" w:hAnsi="Arial"/>
+                <w:b/>
+              </w:rPr>
+              <w:t xml:space="preserve">Внутренние поверхности</w:t>
+            </w:r>
+          </w:p>
+        </w:tc>
+      </w:tr>
+      <w:tr>
+        <w:tc>
+          <w:tcPr>
+            <w:tcW w:w="1688" w:type="dxa"/>
+            <w:vMerge/>
+          </w:tcPr>
+          <w:p/>
+        </w:tc>
+        <w:tc>
+          <w:tcPr>
+            <w:tcW w:w="1408" w:type="dxa"/>
+          </w:tcPr>
+          <w:p>
+            <w:r>
+              <w:rPr>
+                <w:sz w:val="14"/>
+                <w:rFonts w:ascii="Arial" w:hAnsi="Arial"/>
+              </w:rPr>
+              <w:t xml:space="preserve">мойка</w:t>
+            </w:r>
+          </w:p>
+        </w:tc>
+        <w:tc>
+          <w:tcPr>
+            <w:tcW w:w="506" w:type="dxa"/>
+            <w:tcMar>
+              <w:left w:w="0" w:type="dxa"/>
+              <w:right w:w="0" w:type="dxa"/>
+            </w:tcMar>
+            <w:textDirection w:val="btLr"/>
+            <w:vAlign w:val="center"/>
+          </w:tcPr>
+          <w:p>
+            <w:pPr>
+              <w:ind w:left="113" w:right="113"/>
+              <w:jc w:val="center"/>
+            </w:pPr>
+            <w:r>
+              <w:rPr>
+                <w:sz w:val="14"/>
+                <w:rFonts w:ascii="Arial" w:hAnsi="Arial"/>
+              </w:rPr>
+              <w:t xml:space="preserve"/>
+            </w:r>
+          </w:p>
+        </w:tc>
+        <w:tc>
+          <w:tcPr>
+            <w:tcW w:w="1913" w:type="dxa"/>
+            <w:shd w:val="clear" w:color="auto" w:fill="99FF99"/>
+          </w:tcPr>
+          <w:p>
+            <w:pPr>
+              <w:rPr>
+                <w:b/>
+                <w:bCs/>
+              </w:rPr>
+            </w:pPr>
+            <w:r>
+              <w:rPr>
+                <w:rFonts w:ascii="Arial" w:hAnsi="Arial"/>
+                <w:b/>
+                <w:sz w:val="14"/>
+              </w:rPr>
+              <w:t>ХИМИТЕК ИЗУМРУД 310</w:t>
+            </w:r>
+          </w:p>
+        </w:tc>
+        <w:tc>
+          <w:tcPr>
+            <w:tcW w:w="1520" w:type="dxa"/>
+          </w:tcPr>
+          <w:p>
+            <w:r>
+              <w:rPr>
+                <w:sz w:val="14"/>
+                <w:rFonts w:ascii="Arial" w:hAnsi="Arial"/>
+              </w:rPr>
+              <w:t xml:space="preserve">ручной (протирание, обработка щеткой)</w:t>
+            </w:r>
+          </w:p>
+        </w:tc>
+        <w:tc>
+          <w:tcPr>
+            <w:tcW w:w="2025" w:type="dxa"/>
+          </w:tcPr>
+          <w:p>
+            <w:pPr>
+              <w:jc w:val="center"/>
+            </w:pPr>
+            <w:r>
+              <w:rPr>
+                <w:sz w:val="14"/>
+                <w:rFonts w:ascii="Arial" w:hAnsi="Arial"/>
+              </w:rPr>
+              <w:t xml:space="preserve">4%</w:t>
+            </w:r>
+            <w:r>
+              <w:br/>
+            </w:r>
+            <w:r>
+              <w:rPr>
+                <w:rFonts w:ascii="Arial" w:hAnsi="Arial"/>
+                <w:sz w:val="14"/>
+              </w:rPr>
+              <w:t>дозирующая система ProMax</w:t>
+            </w:r>
+          </w:p>
+        </w:tc>
+        <w:tc>
+          <w:tcPr>
+            <w:tcW w:w="1183" w:type="dxa"/>
+          </w:tcPr>
+          <w:p>
+            <w:pPr>
+              <w:jc w:val="center"/>
+            </w:pPr>
+            <w:r>
+              <w:rPr>
+                <w:sz w:val="14"/>
+                <w:rFonts w:ascii="Arial" w:hAnsi="Arial"/>
+              </w:rPr>
+              <w:t xml:space="preserve">не ниже 40°C</w:t>
+            </w:r>
+          </w:p>
+        </w:tc>
+        <w:tc>
+          <w:tcPr>
+            <w:tcW w:w="1126" w:type="dxa"/>
+          </w:tcPr>
+          <w:p>
+            <w:pPr>
+              <w:jc w:val="center"/>
+            </w:pPr>
+            <w:r>
+              <w:rPr>
+                <w:sz w:val="14"/>
+                <w:rFonts w:ascii="Arial" w:hAnsi="Arial"/>
+              </w:rPr>
+              <w:t xml:space="preserve">___________</w:t>
+            </w:r>
+          </w:p>
+        </w:tc>
+        <w:tc>
+          <w:tcPr>
+            <w:tcW w:w="510" w:type="dxa"/>
+            <w:noWrap/>
+            <w:tcMar>
+              <w:left w:w="0" w:type="dxa"/>
+              <w:right w:w="0" w:type="dxa"/>
+            </w:tcMar>
+            <w:textDirection w:val="btLr"/>
+            <w:tcFitText/>
+            <w:vAlign w:val="center"/>
+          </w:tcPr>
+          <w:p>
+            <w:pPr>
+              <w:ind w:left="113" w:right="113"/>
+              <w:jc w:val="center"/>
+              <w:rPr>
+                <w:b/>
+                <w:bCs/>
+              </w:rPr>
+            </w:pPr>
+            <w:r>
+              <w:rPr>
+                <w:sz w:val="14"/>
+                <w:rFonts w:ascii="Arial" w:hAnsi="Arial"/>
+                <w:b/>
+              </w:rPr>
+              <w:t xml:space="preserve">промаркированный</w:t>
+            </w:r>
+          </w:p>
+        </w:tc>
+        <w:tc>
+          <w:tcPr>
+            <w:tcW w:w="958" w:type="dxa"/>
+          </w:tcPr>
+          <w:p>
+            <w:pPr>
+              <w:jc w:val="center"/>
+            </w:pPr>
+            <w:r>
+              <w:rPr>
+                <w:sz w:val="14"/>
+                <w:rFonts w:ascii="Arial" w:hAnsi="Arial"/>
+              </w:rPr>
+              <w:t xml:space="preserve">1 раз в смену</w:t>
+            </w:r>
+          </w:p>
+        </w:tc>
+        <w:tc>
+          <w:tcPr>
+            <w:tcW w:w="1351" w:type="dxa"/>
+          </w:tcPr>
+          <w:p>
+            <w:r>
+              <w:rPr>
+                <w:sz w:val="14"/>
+                <w:rFonts w:ascii="Arial" w:hAnsi="Arial"/>
+              </w:rPr>
+              <w:t xml:space="preserve">сотрудник производства</w:t>
+            </w:r>
+          </w:p>
+        </w:tc>
+        <w:tc>
+          <w:tcPr>
+            <w:tcW w:w="1688" w:type="dxa"/>
+          </w:tcPr>
+          <w:p>
+            <w:r>
+              <w:rPr>
+                <w:sz w:val="14"/>
+                <w:rFonts w:ascii="Arial" w:hAnsi="Arial"/>
+              </w:rPr>
+              <w:t xml:space="preserve">визуальный контроль, химический контроль, микробиологический контроль /сотрудник отдела качества</w:t>
+            </w:r>
+          </w:p>
+        </w:tc>
+      </w:tr>
+      <w:tr>
+        <w:tc>
+          <w:tcPr>
+            <w:tcW w:w="1688" w:type="dxa"/>
+            <w:vMerge w:val="restart"/>
+          </w:tcPr>
+          <w:p>
+            <w:r>
+              <w:rPr>
+                <w:sz w:val="14"/>
+                <w:rFonts w:ascii="Arial" w:hAnsi="Arial"/>
+              </w:rPr>
+              <w:t xml:space="preserve">потолок окрашенный</w:t>
+            </w:r>
+          </w:p>
+        </w:tc>
+        <w:tc>
+          <w:tcPr>
+            <w:tcW w:w="1408" w:type="dxa"/>
+          </w:tcPr>
+          <w:p>
+            <w:r>
+              <w:rPr>
+                <w:sz w:val="14"/>
+                <w:rFonts w:ascii="Arial" w:hAnsi="Arial"/>
+              </w:rPr>
+              <w:t xml:space="preserve">очистка (обеспыливание поверхностей)</w:t>
+            </w:r>
+          </w:p>
+        </w:tc>
+        <w:tc>
+          <w:tcPr>
+            <w:tcW w:w="506" w:type="dxa"/>
+            <w:vMerge w:val="restart"/>
+            <w:tcMar>
+              <w:left w:w="0" w:type="dxa"/>
+              <w:right w:w="0" w:type="dxa"/>
+            </w:tcMar>
+            <w:textDirection w:val="btLr"/>
+            <w:vAlign w:val="center"/>
+          </w:tcPr>
+          <w:p>
+            <w:pPr>
+              <w:ind w:left="113" w:right="113"/>
+              <w:jc w:val="center"/>
+            </w:pPr>
+            <w:r>
+              <w:rPr>
+                <w:sz w:val="14"/>
+                <w:rFonts w:ascii="Arial" w:hAnsi="Arial"/>
+              </w:rPr>
+              <w:t xml:space="preserve"/>
+            </w:r>
+          </w:p>
+        </w:tc>
+        <w:tc>
+          <w:tcPr>
+            <w:tcW w:w="1913" w:type="dxa"/>
+          </w:tcPr>
+          <w:p>
+            <w:pPr>
+              <w:rPr>
+                <w:b/>
+                <w:bCs/>
+              </w:rPr>
+            </w:pPr>
+            <w:r>
+              <w:rPr>
+                <w:rFonts w:ascii="Arial" w:hAnsi="Arial"/>
+                <w:sz w:val="14"/>
+              </w:rPr>
+              <w:t>_____________________</w:t>
+            </w:r>
+          </w:p>
+        </w:tc>
+        <w:tc>
+          <w:tcPr>
+            <w:tcW w:w="1520" w:type="dxa"/>
+          </w:tcPr>
+          <w:p>
+            <w:r>
+              <w:rPr>
+                <w:sz w:val="14"/>
+                <w:rFonts w:ascii="Arial" w:hAnsi="Arial"/>
+              </w:rPr>
+              <w:t xml:space="preserve">ручной (протирание)</w:t>
+            </w:r>
+          </w:p>
+        </w:tc>
+        <w:tc>
+          <w:tcPr>
+            <w:tcW w:w="2025" w:type="dxa"/>
+          </w:tcPr>
+          <w:p>
+            <w:pPr>
+              <w:jc w:val="center"/>
+            </w:pPr>
+            <w:r>
+              <w:rPr>
+                <w:sz w:val="14"/>
+                <w:rFonts w:ascii="Arial" w:hAnsi="Arial"/>
+              </w:rPr>
+              <w:t xml:space="preserve">___________________</w:t>
+            </w:r>
+          </w:p>
+        </w:tc>
+        <w:tc>
+          <w:tcPr>
+            <w:tcW w:w="1183" w:type="dxa"/>
+          </w:tcPr>
+          <w:p>
+            <w:pPr>
+              <w:jc w:val="center"/>
+            </w:pPr>
+            <w:r>
+              <w:rPr>
+                <w:sz w:val="14"/>
+                <w:rFonts w:ascii="Arial" w:hAnsi="Arial"/>
+              </w:rPr>
+              <w:t xml:space="preserve">___________</w:t>
+            </w:r>
+          </w:p>
+        </w:tc>
+        <w:tc>
+          <w:tcPr>
+            <w:tcW w:w="1126" w:type="dxa"/>
+          </w:tcPr>
+          <w:p>
+            <w:pPr>
+              <w:jc w:val="center"/>
+            </w:pPr>
+            <w:r>
+              <w:rPr>
+                <w:sz w:val="14"/>
+                <w:rFonts w:ascii="Arial" w:hAnsi="Arial"/>
+              </w:rPr>
+              <w:t xml:space="preserve">___________</w:t>
+            </w:r>
+          </w:p>
+        </w:tc>
+        <w:tc>
+          <w:tcPr>
+            <w:tcW w:w="510" w:type="dxa"/>
+            <w:noWrap/>
+            <w:tcMar>
+              <w:left w:w="0" w:type="dxa"/>
+              <w:right w:w="0" w:type="dxa"/>
+            </w:tcMar>
+            <w:textDirection w:val="btLr"/>
+            <w:tcFitText/>
+            <w:vAlign w:val="center"/>
+            <w:vMerge w:val="restart"/>
+            <w:shd w:val="clear" w:color="auto" w:fill="969696"/>
+          </w:tcPr>
+          <w:p>
+            <w:pPr>
+              <w:ind w:left="113" w:right="113"/>
+              <w:jc w:val="center"/>
+              <w:rPr>
+                <w:b/>
+                <w:bCs/>
+              </w:rPr>
+            </w:pPr>
+            <w:r>
+              <w:rPr>
+                <w:sz w:val="14"/>
+                <w:rFonts w:ascii="Arial" w:hAnsi="Arial"/>
+                <w:b/>
+              </w:rPr>
+              <w:t xml:space="preserve">черный</w:t>
+            </w:r>
+          </w:p>
+        </w:tc>
+        <w:tc>
+          <w:tcPr>
+            <w:tcW w:w="958" w:type="dxa"/>
+          </w:tcPr>
+          <w:p>
+            <w:pPr>
+              <w:jc w:val="center"/>
+            </w:pPr>
+            <w:r>
+              <w:rPr>
+                <w:sz w:val="14"/>
+                <w:rFonts w:ascii="Arial" w:hAnsi="Arial"/>
+              </w:rPr>
+              <w:t xml:space="preserve">1 раз в 3 месяца</w:t>
+            </w:r>
+          </w:p>
+        </w:tc>
+        <w:tc>
+          <w:tcPr>
+            <w:tcW w:w="1351" w:type="dxa"/>
+            <w:vMerge w:val="restart"/>
+          </w:tcPr>
+          <w:p>
+            <w:r>
+              <w:rPr>
+                <w:sz w:val="14"/>
+                <w:rFonts w:ascii="Arial" w:hAnsi="Arial"/>
+              </w:rPr>
+              <w:t xml:space="preserve">сотрудник внутреннего клининга</w:t>
+            </w:r>
+          </w:p>
+        </w:tc>
+        <w:tc>
+          <w:tcPr>
+            <w:tcW w:w="1688" w:type="dxa"/>
+            <w:vMerge w:val="restart"/>
+          </w:tcPr>
+          <w:p>
+            <w:r>
+              <w:rPr>
+                <w:sz w:val="14"/>
+                <w:rFonts w:ascii="Arial" w:hAnsi="Arial"/>
+              </w:rPr>
+              <w:t xml:space="preserve">визуальный контроль/сотрудник отдела качества</w:t>
+            </w:r>
+          </w:p>
+        </w:tc>
+      </w:tr>
+      <w:tr>
+        <w:tc>
+          <w:tcPr>
+            <w:tcW w:w="1688" w:type="dxa"/>
+            <w:vMerge/>
+          </w:tcPr>
+          <w:p/>
+        </w:tc>
+        <w:tc>
+          <w:tcPr>
+            <w:tcW w:w="1408" w:type="dxa"/>
+          </w:tcPr>
+          <w:p>
+            <w:r>
+              <w:rPr>
+                <w:sz w:val="14"/>
+                <w:rFonts w:ascii="Arial" w:hAnsi="Arial"/>
+              </w:rPr>
+              <w:t xml:space="preserve">мойка</w:t>
+            </w:r>
+          </w:p>
+        </w:tc>
+        <w:tc>
+          <w:tcPr>
+            <w:tcW w:w="506" w:type="dxa"/>
+            <w:vMerge/>
+            <w:tcMar>
+              <w:left w:w="0" w:type="dxa"/>
+              <w:right w:w="0" w:type="dxa"/>
+            </w:tcMar>
+            <w:textDirection w:val="btLr"/>
+            <w:vAlign w:val="center"/>
+          </w:tcPr>
+          <w:p/>
+        </w:tc>
+        <w:tc>
+          <w:tcPr>
+            <w:tcW w:w="1913" w:type="dxa"/>
+            <w:shd w:val="clear" w:color="auto" w:fill="99FF99"/>
+          </w:tcPr>
+          <w:p>
+            <w:pPr>
+              <w:rPr>
+                <w:b/>
+                <w:bCs/>
+              </w:rPr>
+            </w:pPr>
+            <w:r>
+              <w:rPr>
+                <w:rFonts w:ascii="Arial" w:hAnsi="Arial"/>
+                <w:b/>
+                <w:sz w:val="14"/>
+              </w:rPr>
+              <w:t>ХИМИТЕК ИЗУМРУД 310</w:t>
+            </w:r>
+          </w:p>
+        </w:tc>
+        <w:tc>
+          <w:tcPr>
+            <w:tcW w:w="1520" w:type="dxa"/>
+          </w:tcPr>
+          <w:p>
+            <w:r>
+              <w:rPr>
+                <w:sz w:val="14"/>
+                <w:rFonts w:ascii="Arial" w:hAnsi="Arial"/>
+              </w:rPr>
+              <w:t xml:space="preserve">ручной (протирание, обработка щеткой)</w:t>
+            </w:r>
+          </w:p>
+        </w:tc>
+        <w:tc>
+          <w:tcPr>
+            <w:tcW w:w="2025" w:type="dxa"/>
+          </w:tcPr>
+          <w:p>
+            <w:pPr>
+              <w:jc w:val="center"/>
+            </w:pPr>
+            <w:r>
+              <w:rPr>
+                <w:sz w:val="14"/>
+                <w:rFonts w:ascii="Arial" w:hAnsi="Arial"/>
+              </w:rPr>
+              <w:t xml:space="preserve">1,0-2,0 %</w:t>
+            </w:r>
+            <w:r>
+              <w:br/>
+            </w:r>
+            <w:r>
+              <w:rPr>
+                <w:rFonts w:ascii="Arial" w:hAnsi="Arial"/>
+                <w:sz w:val="14"/>
+              </w:rPr>
+              <w:t>дозирующая система ProMax</w:t>
+            </w:r>
+          </w:p>
+        </w:tc>
+        <w:tc>
+          <w:tcPr>
+            <w:tcW w:w="1183" w:type="dxa"/>
+          </w:tcPr>
+          <w:p>
+            <w:pPr>
+              <w:jc w:val="center"/>
+            </w:pPr>
+            <w:r>
+              <w:rPr>
+                <w:sz w:val="14"/>
+                <w:rFonts w:ascii="Arial" w:hAnsi="Arial"/>
+              </w:rPr>
+              <w:t xml:space="preserve">не ниже 40°C</w:t>
+            </w:r>
+          </w:p>
+        </w:tc>
+        <w:tc>
+          <w:tcPr>
+            <w:tcW w:w="1126" w:type="dxa"/>
+          </w:tcPr>
+          <w:p>
+            <w:pPr>
+              <w:jc w:val="center"/>
+            </w:pPr>
+            <w:r>
+              <w:rPr>
+                <w:sz w:val="14"/>
+                <w:rFonts w:ascii="Arial" w:hAnsi="Arial"/>
+              </w:rPr>
+              <w:t xml:space="preserve">___________</w:t>
             </w:r>
           </w:p>
         </w:tc>
@@ -1735,6 +5017,204 @@
         <w:tc>
           <w:tcPr>
             <w:tcW w:w="958" w:type="dxa"/>
+            <w:vMerge w:val="restart"/>
+          </w:tcPr>
+          <w:p>
+            <w:pPr>
+              <w:jc w:val="center"/>
+            </w:pPr>
+            <w:r>
+              <w:rPr>
+                <w:sz w:val="14"/>
+                <w:rFonts w:ascii="Arial" w:hAnsi="Arial"/>
+              </w:rPr>
+              <w:t xml:space="preserve">1 раз в 6 месяцев</w:t>
+            </w:r>
+          </w:p>
+        </w:tc>
+        <w:tc>
+          <w:tcPr>
+            <w:tcW w:w="1351" w:type="dxa"/>
+            <w:vMerge/>
+          </w:tcPr>
+          <w:p/>
+        </w:tc>
+        <w:tc>
+          <w:tcPr>
+            <w:tcW w:w="1688" w:type="dxa"/>
+            <w:vMerge/>
+          </w:tcPr>
+          <w:p/>
+        </w:tc>
+      </w:tr>
+      <w:tr>
+        <w:tc>
+          <w:tcPr>
+            <w:tcW w:w="1688" w:type="dxa"/>
+            <w:vMerge/>
+          </w:tcPr>
+          <w:p/>
+        </w:tc>
+        <w:tc>
+          <w:tcPr>
+            <w:tcW w:w="1408" w:type="dxa"/>
+          </w:tcPr>
+          <w:p>
+            <w:r>
+              <w:rPr>
+                <w:sz w:val="14"/>
+                <w:rFonts w:ascii="Arial" w:hAnsi="Arial"/>
+              </w:rPr>
+              <w:t xml:space="preserve">дезинфекция</w:t>
+            </w:r>
+          </w:p>
+        </w:tc>
+        <w:tc>
+          <w:tcPr>
+            <w:tcW w:w="506" w:type="dxa"/>
+            <w:vMerge/>
+            <w:tcMar>
+              <w:left w:w="0" w:type="dxa"/>
+              <w:right w:w="0" w:type="dxa"/>
+            </w:tcMar>
+            <w:textDirection w:val="btLr"/>
+            <w:vAlign w:val="center"/>
+          </w:tcPr>
+          <w:p/>
+        </w:tc>
+        <w:tc>
+          <w:tcPr>
+            <w:tcW w:w="1913" w:type="dxa"/>
+            <w:shd w:val="clear" w:color="auto" w:fill="FFFFCC"/>
+          </w:tcPr>
+          <w:p>
+            <w:pPr>
+              <w:rPr>
+                <w:b/>
+                <w:bCs/>
+              </w:rPr>
+            </w:pPr>
+            <w:r>
+              <w:rPr>
+                <w:rFonts w:ascii="Arial" w:hAnsi="Arial"/>
+                <w:b/>
+                <w:sz w:val="14"/>
+              </w:rPr>
+              <w:t>ХИМИТЕК ПОЛИДЕЗ</w:t>
+            </w:r>
+            <w:r>
+              <w:rPr>
+                <w:rFonts w:ascii="Arial" w:hAnsi="Arial"/>
+                <w:b/>
+                <w:sz w:val="14"/>
+                <w:vertAlign w:val="superscript"/>
+              </w:rPr>
+              <w:t>®</w:t>
+            </w:r>
+            <w:r>
+              <w:rPr>
+                <w:rFonts w:ascii="Arial" w:hAnsi="Arial"/>
+                <w:b/>
+                <w:sz w:val="14"/>
+              </w:rPr>
+              <w:t>-СУПЕР</w:t>
+            </w:r>
+          </w:p>
+        </w:tc>
+        <w:tc>
+          <w:tcPr>
+            <w:tcW w:w="1520" w:type="dxa"/>
+          </w:tcPr>
+          <w:p>
+            <w:r>
+              <w:rPr>
+                <w:sz w:val="14"/>
+                <w:rFonts w:ascii="Arial" w:hAnsi="Arial"/>
+              </w:rPr>
+              <w:t xml:space="preserve">ручной (протирание)</w:t>
+            </w:r>
+          </w:p>
+        </w:tc>
+        <w:tc>
+          <w:tcPr>
+            <w:tcW w:w="2025" w:type="dxa"/>
+          </w:tcPr>
+          <w:p>
+            <w:pPr>
+              <w:jc w:val="center"/>
+            </w:pPr>
+            <w:r>
+              <w:rPr>
+                <w:sz w:val="14"/>
+                <w:rFonts w:ascii="Arial" w:hAnsi="Arial"/>
+              </w:rPr>
+              <w:t xml:space="preserve">0,02 % - 0,05 % (по НУК)</w:t>
+            </w:r>
+            <w:r>
+              <w:br/>
+            </w:r>
+            <w:r>
+              <w:rPr>
+                <w:rFonts w:ascii="Arial" w:hAnsi="Arial"/>
+                <w:sz w:val="14"/>
+              </w:rPr>
+              <w:t>дозирующая система ProMax</w:t>
+            </w:r>
+          </w:p>
+        </w:tc>
+        <w:tc>
+          <w:tcPr>
+            <w:tcW w:w="1183" w:type="dxa"/>
+          </w:tcPr>
+          <w:p>
+            <w:pPr>
+              <w:jc w:val="center"/>
+            </w:pPr>
+            <w:r>
+              <w:rPr>
+                <w:sz w:val="14"/>
+                <w:rFonts w:ascii="Arial" w:hAnsi="Arial"/>
+              </w:rPr>
+              <w:t xml:space="preserve">18-20 °C</w:t>
+            </w:r>
+          </w:p>
+        </w:tc>
+        <w:tc>
+          <w:tcPr>
+            <w:tcW w:w="1126" w:type="dxa"/>
+          </w:tcPr>
+          <w:p>
+            <w:pPr>
+              <w:jc w:val="center"/>
+            </w:pPr>
+            <w:r>
+              <w:rPr>
+                <w:sz w:val="14"/>
+                <w:rFonts w:ascii="Arial" w:hAnsi="Arial"/>
+              </w:rPr>
+              <w:t xml:space="preserve">20 мин</w:t>
+            </w:r>
+          </w:p>
+        </w:tc>
+        <w:tc>
+          <w:tcPr>
+            <w:tcW w:w="510" w:type="dxa"/>
+            <w:noWrap/>
+            <w:tcMar>
+              <w:left w:w="0" w:type="dxa"/>
+              <w:right w:w="0" w:type="dxa"/>
+            </w:tcMar>
+            <w:textDirection w:val="btLr"/>
+            <w:tcFitText/>
+            <w:vAlign w:val="center"/>
+            <w:vMerge/>
+            <w:shd w:val="clear" w:color="auto" w:fill="969696"/>
+          </w:tcPr>
+          <w:p/>
+        </w:tc>
+        <w:tc>
+          <w:tcPr>
+            <w:tcW w:w="958" w:type="dxa"/>
             <w:vMerge/>
           </w:tcPr>
           <w:p/>
@@ -4979,139 +8459,6 @@
                 <w:rFonts w:ascii="Arial" w:hAnsi="Arial"/>
               </w:rPr>
               <w:t xml:space="preserve">ледогенератор</w:t>
-            </w:r>
-          </w:p>
-        </w:tc>
-        <w:tc>
-          <w:tcPr>
-            <w:tcW w:w="1408" w:type="dxa"/>
-          </w:tcPr>
-          <w:p/>
-        </w:tc>
-        <w:tc>
-          <w:tcPr>
-            <w:tcW w:w="506" w:type="dxa"/>
-            <w:tcMar>
-              <w:left w:w="0" w:type="dxa"/>
-              <w:right w:w="0" w:type="dxa"/>
-            </w:tcMar>
-            <w:textDirection w:val="btLr"/>
-            <w:vAlign w:val="center"/>
-          </w:tcPr>
-          <w:p>
-            <w:pPr>
-              <w:ind w:left="113" w:right="113"/>
-              <w:jc w:val="center"/>
-            </w:pPr>
-          </w:p>
-        </w:tc>
-        <w:tc>
-          <w:tcPr>
-            <w:tcW w:w="1913" w:type="dxa"/>
-          </w:tcPr>
-          <w:p>
-            <w:pPr>
-              <w:rPr>
-                <w:b/>
-                <w:bCs/>
-              </w:rPr>
-            </w:pPr>
-          </w:p>
-        </w:tc>
-        <w:tc>
-          <w:tcPr>
-            <w:tcW w:w="1520" w:type="dxa"/>
-          </w:tcPr>
-          <w:p/>
-        </w:tc>
-        <w:tc>
-          <w:tcPr>
-            <w:tcW w:w="2025" w:type="dxa"/>
-          </w:tcPr>
-          <w:p>
-            <w:pPr>
-              <w:jc w:val="center"/>
-            </w:pPr>
-          </w:p>
-        </w:tc>
-        <w:tc>
-          <w:tcPr>
-            <w:tcW w:w="1183" w:type="dxa"/>
-          </w:tcPr>
-          <w:p>
-            <w:pPr>
-              <w:jc w:val="center"/>
-            </w:pPr>
-          </w:p>
-        </w:tc>
-        <w:tc>
-          <w:tcPr>
-            <w:tcW w:w="1126" w:type="dxa"/>
-          </w:tcPr>
-          <w:p>
-            <w:pPr>
-              <w:jc w:val="center"/>
-            </w:pPr>
-          </w:p>
-        </w:tc>
-        <w:tc>
-          <w:tcPr>
-            <w:tcW w:w="510" w:type="dxa"/>
-            <w:noWrap/>
-            <w:tcMar>
-              <w:left w:w="0" w:type="dxa"/>
-              <w:right w:w="0" w:type="dxa"/>
-            </w:tcMar>
-            <w:textDirection w:val="btLr"/>
-            <w:tcFitText/>
-            <w:vAlign w:val="center"/>
-          </w:tcPr>
-          <w:p>
-            <w:pPr>
-              <w:ind w:left="113" w:right="113"/>
-              <w:jc w:val="center"/>
-              <w:rPr>
-                <w:b/>
-                <w:bCs/>
-              </w:rPr>
-            </w:pPr>
-          </w:p>
-        </w:tc>
-        <w:tc>
-          <w:tcPr>
-            <w:tcW w:w="958" w:type="dxa"/>
-          </w:tcPr>
-          <w:p>
-            <w:pPr>
-              <w:jc w:val="center"/>
-            </w:pPr>
-          </w:p>
-        </w:tc>
-        <w:tc>
-          <w:tcPr>
-            <w:tcW w:w="1351" w:type="dxa"/>
-          </w:tcPr>
-          <w:p/>
-        </w:tc>
-        <w:tc>
-          <w:tcPr>
-            <w:tcW w:w="1688" w:type="dxa"/>
-          </w:tcPr>
-          <w:p/>
-        </w:tc>
-      </w:tr>
-      <w:tr>
-        <w:tc>
-          <w:tcPr>
-            <w:tcW w:w="1688" w:type="dxa"/>
-          </w:tcPr>
-          <w:p>
-            <w:r>
-              <w:rPr>
-                <w:sz w:val="14"/>
-                <w:rFonts w:ascii="Arial" w:hAnsi="Arial"/>
-              </w:rPr>
-              <w:t xml:space="preserve">пароконвектоматы</w:t>
             </w:r>
           </w:p>
         </w:tc>

--- a/tech_cards/Раздевалка мужскаяженская_tech_card.docx
+++ b/tech_cards/Раздевалка мужскаяженская_tech_card.docx
@@ -747,25 +747,6 @@
       <w:tr>
         <w:tc>
           <w:tcPr>
-            <w:tcW w:w="15876" w:type="dxa"/>
-            <w:gridSpan w:val="12"/>
-            <w:shd w:val="clear" w:color="auto" w:fill="D2D2D2"/>
-          </w:tcPr>
-          <w:p>
-            <w:r>
-              <w:rPr>
-                <w:sz w:val="14"/>
-                <w:rFonts w:ascii="Arial" w:hAnsi="Arial"/>
-                <w:b/>
-              </w:rPr>
-              <w:t xml:space="preserve">Санитарная обработка производственного инвентаря, посуды</w:t>
-            </w:r>
-          </w:p>
-        </w:tc>
-      </w:tr>
-      <w:tr>
-        <w:tc>
-          <w:tcPr>
             <w:tcW w:w="1688" w:type="dxa"/>
             <w:vMerge w:val="restart"/>
           </w:tcPr>
@@ -775,7 +756,7 @@
                 <w:sz w:val="14"/>
                 <w:rFonts w:ascii="Arial" w:hAnsi="Arial"/>
               </w:rPr>
-              <w:t xml:space="preserve">доски, инвентарь, посуда, съёмные детали оборудования алюминиевые</w:t>
+              <w:t xml:space="preserve">потолок окрашенный</w:t>
             </w:r>
           </w:p>
         </w:tc>
@@ -789,7 +770,7 @@
                 <w:sz w:val="14"/>
                 <w:rFonts w:ascii="Arial" w:hAnsi="Arial"/>
               </w:rPr>
-              <w:t xml:space="preserve">мойка</w:t>
+              <w:t xml:space="preserve">очистка (обеспыливание поверхностей)</w:t>
             </w:r>
           </w:p>
         </w:tc>
@@ -821,7 +802,6 @@
         <w:tc>
           <w:tcPr>
             <w:tcW w:w="1913" w:type="dxa"/>
-            <w:shd w:val="clear" w:color="auto" w:fill="99FF99"/>
           </w:tcPr>
           <w:p>
             <w:pPr>
@@ -833,10 +813,9 @@
             <w:r>
               <w:rPr>
                 <w:rFonts w:ascii="Arial" w:hAnsi="Arial"/>
-                <w:b/>
-                <w:sz w:val="14"/>
-              </w:rPr>
-              <w:t>ХИМИТЕК ИЗУМРУД 310</w:t>
+                <w:sz w:val="14"/>
+              </w:rPr>
+              <w:t>_____________________</w:t>
             </w:r>
           </w:p>
         </w:tc>
@@ -850,7 +829,7 @@
                 <w:sz w:val="14"/>
                 <w:rFonts w:ascii="Arial" w:hAnsi="Arial"/>
               </w:rPr>
-              <w:t xml:space="preserve">механизированный</w:t>
+              <w:t xml:space="preserve">ручной (протирание)</w:t>
             </w:r>
           </w:p>
         </w:tc>
@@ -867,17 +846,7 @@
                 <w:sz w:val="14"/>
                 <w:rFonts w:ascii="Arial" w:hAnsi="Arial"/>
               </w:rPr>
-              <w:t xml:space="preserve">1,0-2,0 %</w:t>
-            </w:r>
-            <w:r>
-              <w:br/>
-            </w:r>
-            <w:r>
-              <w:rPr>
-                <w:rFonts w:ascii="Arial" w:hAnsi="Arial"/>
-                <w:sz w:val="14"/>
-              </w:rPr>
-              <w:t>дозирующая система ProMax</w:t>
+              <w:t xml:space="preserve">___________________</w:t>
             </w:r>
           </w:p>
         </w:tc>
@@ -894,7 +863,7 @@
                 <w:sz w:val="14"/>
                 <w:rFonts w:ascii="Arial" w:hAnsi="Arial"/>
               </w:rPr>
-              <w:t xml:space="preserve">50-60°C</w:t>
+              <w:t xml:space="preserve">___________</w:t>
             </w:r>
           </w:p>
         </w:tc>
@@ -911,7 +880,7 @@
                 <w:sz w:val="14"/>
                 <w:rFonts w:ascii="Arial" w:hAnsi="Arial"/>
               </w:rPr>
-              <w:t xml:space="preserve">согласно программе мойки</w:t>
+              <w:t xml:space="preserve">___________</w:t>
             </w:r>
           </w:p>
         </w:tc>
@@ -951,7 +920,6 @@
         <w:tc>
           <w:tcPr>
             <w:tcW w:w="958" w:type="dxa"/>
-            <w:vMerge w:val="restart"/>
           </w:tcPr>
           <w:p>
             <w:pPr>
@@ -962,7 +930,7 @@
                 <w:sz w:val="14"/>
                 <w:rFonts w:ascii="Arial" w:hAnsi="Arial"/>
               </w:rPr>
-              <w:t xml:space="preserve">после каждого использования</w:t>
+              <w:t xml:space="preserve">1 раз в 3 месяца</w:t>
             </w:r>
           </w:p>
         </w:tc>
@@ -992,7 +960,7 @@
                 <w:sz w:val="14"/>
                 <w:rFonts w:ascii="Arial" w:hAnsi="Arial"/>
               </w:rPr>
-              <w:t xml:space="preserve">визуальный контроль, химический контроль, микробиологический контроль /сотрудник отдела качества</w:t>
+              <w:t xml:space="preserve">визуальный контроль/сотрудник отдела качества</w:t>
             </w:r>
           </w:p>
         </w:tc>
@@ -1064,7 +1032,7 @@
                 <w:sz w:val="14"/>
                 <w:rFonts w:ascii="Arial" w:hAnsi="Arial"/>
               </w:rPr>
-              <w:t xml:space="preserve">механизированный</w:t>
+              <w:t xml:space="preserve">ручной (протирание, обработка щеткой)</w:t>
             </w:r>
           </w:p>
         </w:tc>
@@ -1108,7 +1076,7 @@
                 <w:sz w:val="14"/>
                 <w:rFonts w:ascii="Arial" w:hAnsi="Arial"/>
               </w:rPr>
-              <w:t xml:space="preserve">50-60°C</w:t>
+              <w:t xml:space="preserve">не ниже 40°C</w:t>
             </w:r>
           </w:p>
         </w:tc>
@@ -1125,7 +1093,7 @@
                 <w:sz w:val="14"/>
                 <w:rFonts w:ascii="Arial" w:hAnsi="Arial"/>
               </w:rPr>
-              <w:t xml:space="preserve">согласно программе мойки</w:t>
+              <w:t xml:space="preserve">___________</w:t>
             </w:r>
           </w:p>
         </w:tc>
@@ -1148,9 +1116,20 @@
         <w:tc>
           <w:tcPr>
             <w:tcW w:w="958" w:type="dxa"/>
-            <w:vMerge/>
-          </w:tcPr>
-          <w:p/>
+            <w:vMerge w:val="restart"/>
+          </w:tcPr>
+          <w:p>
+            <w:pPr>
+              <w:jc w:val="center"/>
+            </w:pPr>
+            <w:r>
+              <w:rPr>
+                <w:sz w:val="14"/>
+                <w:rFonts w:ascii="Arial" w:hAnsi="Arial"/>
+              </w:rPr>
+              <w:t xml:space="preserve">1 раз в 6 месяцев</w:t>
+            </w:r>
+          </w:p>
         </w:tc>
         <w:tc>
           <w:tcPr>
@@ -1185,7 +1164,7 @@
                 <w:sz w:val="14"/>
                 <w:rFonts w:ascii="Arial" w:hAnsi="Arial"/>
               </w:rPr>
-              <w:t xml:space="preserve">мойка</w:t>
+              <w:t xml:space="preserve">дезинфекция</w:t>
             </w:r>
           </w:p>
         </w:tc>
@@ -1205,7 +1184,7 @@
         <w:tc>
           <w:tcPr>
             <w:tcW w:w="1913" w:type="dxa"/>
-            <w:shd w:val="clear" w:color="auto" w:fill="99FF99"/>
+            <w:shd w:val="clear" w:color="auto" w:fill="FFFFCC"/>
           </w:tcPr>
           <w:p>
             <w:pPr>
@@ -1220,7 +1199,24 @@
                 <w:b/>
                 <w:sz w:val="14"/>
               </w:rPr>
-              <w:t>ХИМИТЕК ИЗУМРУД 310</w:t>
+              <w:t>ХИМИТЕК ПОЛИДЕЗ</w:t>
+            </w:r>
+            <w:r>
+              <w:rPr>
+                <w:rFonts w:ascii="Arial" w:hAnsi="Arial"/>
+                <w:b/>
+                <w:sz w:val="14"/>
+                <w:vertAlign w:val="superscript"/>
+              </w:rPr>
+              <w:t>®</w:t>
+            </w:r>
+            <w:r>
+              <w:rPr>
+                <w:rFonts w:ascii="Arial" w:hAnsi="Arial"/>
+                <w:b/>
+                <w:sz w:val="14"/>
+              </w:rPr>
+              <w:t>-СУПЕР</w:t>
             </w:r>
           </w:p>
         </w:tc>
@@ -1234,7 +1230,7 @@
                 <w:sz w:val="14"/>
                 <w:rFonts w:ascii="Arial" w:hAnsi="Arial"/>
               </w:rPr>
-              <w:t xml:space="preserve">ручной (протирание, обработка щеткой)</w:t>
+              <w:t xml:space="preserve">ручной (протирание)</w:t>
             </w:r>
           </w:p>
         </w:tc>
@@ -1251,7 +1247,7 @@
                 <w:sz w:val="14"/>
                 <w:rFonts w:ascii="Arial" w:hAnsi="Arial"/>
               </w:rPr>
-              <w:t xml:space="preserve">1,0-2,0 %</w:t>
+              <w:t xml:space="preserve">0,02 % - 0,05 % (по НУК)</w:t>
             </w:r>
             <w:r>
               <w:br/>
@@ -1278,7 +1274,7 @@
                 <w:sz w:val="14"/>
                 <w:rFonts w:ascii="Arial" w:hAnsi="Arial"/>
               </w:rPr>
-              <w:t xml:space="preserve">не ниже 40°C</w:t>
+              <w:t xml:space="preserve">18-20 °C</w:t>
             </w:r>
           </w:p>
         </w:tc>
@@ -1295,7 +1291,7 @@
                 <w:sz w:val="14"/>
                 <w:rFonts w:ascii="Arial" w:hAnsi="Arial"/>
               </w:rPr>
-              <w:t xml:space="preserve">___________</w:t>
+              <w:t xml:space="preserve">20 мин</w:t>
             </w:r>
           </w:p>
         </w:tc>
@@ -1340,6 +1336,259 @@
       <w:tr>
         <w:tc>
           <w:tcPr>
+            <w:tcW w:w="15876" w:type="dxa"/>
+            <w:gridSpan w:val="12"/>
+            <w:shd w:val="clear" w:color="auto" w:fill="D2D2D2"/>
+          </w:tcPr>
+          <w:p>
+            <w:r>
+              <w:rPr>
+                <w:sz w:val="14"/>
+                <w:rFonts w:ascii="Arial" w:hAnsi="Arial"/>
+                <w:b/>
+              </w:rPr>
+              <w:t xml:space="preserve">Санитарная обработка производственного инвентаря, посуды</w:t>
+            </w:r>
+          </w:p>
+        </w:tc>
+      </w:tr>
+      <w:tr>
+        <w:tc>
+          <w:tcPr>
+            <w:tcW w:w="1688" w:type="dxa"/>
+            <w:vMerge w:val="restart"/>
+          </w:tcPr>
+          <w:p>
+            <w:r>
+              <w:rPr>
+                <w:sz w:val="14"/>
+                <w:rFonts w:ascii="Arial" w:hAnsi="Arial"/>
+              </w:rPr>
+              <w:t xml:space="preserve">доски, инвентарь, посуда, съёмные детали оборудования алюминиевые</w:t>
+            </w:r>
+          </w:p>
+        </w:tc>
+        <w:tc>
+          <w:tcPr>
+            <w:tcW w:w="1408" w:type="dxa"/>
+          </w:tcPr>
+          <w:p>
+            <w:r>
+              <w:rPr>
+                <w:sz w:val="14"/>
+                <w:rFonts w:ascii="Arial" w:hAnsi="Arial"/>
+              </w:rPr>
+              <w:t xml:space="preserve">мойка</w:t>
+            </w:r>
+          </w:p>
+        </w:tc>
+        <w:tc>
+          <w:tcPr>
+            <w:tcW w:w="506" w:type="dxa"/>
+            <w:vMerge w:val="restart"/>
+            <w:tcMar>
+              <w:left w:w="0" w:type="dxa"/>
+              <w:right w:w="0" w:type="dxa"/>
+            </w:tcMar>
+            <w:textDirection w:val="btLr"/>
+            <w:vAlign w:val="center"/>
+          </w:tcPr>
+          <w:p>
+            <w:pPr>
+              <w:ind w:left="113" w:right="113"/>
+              <w:jc w:val="center"/>
+            </w:pPr>
+            <w:r>
+              <w:rPr>
+                <w:sz w:val="14"/>
+                <w:rFonts w:ascii="Arial" w:hAnsi="Arial"/>
+              </w:rPr>
+              <w:t xml:space="preserve"/>
+            </w:r>
+          </w:p>
+        </w:tc>
+        <w:tc>
+          <w:tcPr>
+            <w:tcW w:w="1913" w:type="dxa"/>
+            <w:shd w:val="clear" w:color="auto" w:fill="99FF99"/>
+          </w:tcPr>
+          <w:p>
+            <w:pPr>
+              <w:rPr>
+                <w:b/>
+                <w:bCs/>
+              </w:rPr>
+            </w:pPr>
+            <w:r>
+              <w:rPr>
+                <w:rFonts w:ascii="Arial" w:hAnsi="Arial"/>
+                <w:b/>
+                <w:sz w:val="14"/>
+              </w:rPr>
+              <w:t>ХИМИТЕК ИЗУМРУД 310</w:t>
+            </w:r>
+          </w:p>
+        </w:tc>
+        <w:tc>
+          <w:tcPr>
+            <w:tcW w:w="1520" w:type="dxa"/>
+          </w:tcPr>
+          <w:p>
+            <w:r>
+              <w:rPr>
+                <w:sz w:val="14"/>
+                <w:rFonts w:ascii="Arial" w:hAnsi="Arial"/>
+              </w:rPr>
+              <w:t xml:space="preserve">механизированный</w:t>
+            </w:r>
+          </w:p>
+        </w:tc>
+        <w:tc>
+          <w:tcPr>
+            <w:tcW w:w="2025" w:type="dxa"/>
+          </w:tcPr>
+          <w:p>
+            <w:pPr>
+              <w:jc w:val="center"/>
+            </w:pPr>
+            <w:r>
+              <w:rPr>
+                <w:sz w:val="14"/>
+                <w:rFonts w:ascii="Arial" w:hAnsi="Arial"/>
+              </w:rPr>
+              <w:t xml:space="preserve">1,0-2,0 %</w:t>
+            </w:r>
+            <w:r>
+              <w:br/>
+            </w:r>
+            <w:r>
+              <w:rPr>
+                <w:rFonts w:ascii="Arial" w:hAnsi="Arial"/>
+                <w:sz w:val="14"/>
+              </w:rPr>
+              <w:t>дозирующая система ProMax</w:t>
+            </w:r>
+          </w:p>
+        </w:tc>
+        <w:tc>
+          <w:tcPr>
+            <w:tcW w:w="1183" w:type="dxa"/>
+          </w:tcPr>
+          <w:p>
+            <w:pPr>
+              <w:jc w:val="center"/>
+            </w:pPr>
+            <w:r>
+              <w:rPr>
+                <w:sz w:val="14"/>
+                <w:rFonts w:ascii="Arial" w:hAnsi="Arial"/>
+              </w:rPr>
+              <w:t xml:space="preserve">50-60°C</w:t>
+            </w:r>
+          </w:p>
+        </w:tc>
+        <w:tc>
+          <w:tcPr>
+            <w:tcW w:w="1126" w:type="dxa"/>
+          </w:tcPr>
+          <w:p>
+            <w:pPr>
+              <w:jc w:val="center"/>
+            </w:pPr>
+            <w:r>
+              <w:rPr>
+                <w:sz w:val="14"/>
+                <w:rFonts w:ascii="Arial" w:hAnsi="Arial"/>
+              </w:rPr>
+              <w:t xml:space="preserve">согласно программе мойки</w:t>
+            </w:r>
+          </w:p>
+        </w:tc>
+        <w:tc>
+          <w:tcPr>
+            <w:tcW w:w="510" w:type="dxa"/>
+            <w:noWrap/>
+            <w:tcMar>
+              <w:left w:w="0" w:type="dxa"/>
+              <w:right w:w="0" w:type="dxa"/>
+            </w:tcMar>
+            <w:textDirection w:val="btLr"/>
+            <w:tcFitText/>
+            <w:vAlign w:val="center"/>
+            <w:vMerge w:val="restart"/>
+            <w:shd w:val="clear" w:color="auto" w:fill="969696"/>
+          </w:tcPr>
+          <w:p>
+            <w:pPr>
+              <w:ind w:left="113" w:right="113"/>
+              <w:jc w:val="center"/>
+              <w:rPr>
+                <w:b/>
+                <w:bCs/>
+              </w:rPr>
+            </w:pPr>
+            <w:r>
+              <w:rPr>
+                <w:sz w:val="14"/>
+                <w:rFonts w:ascii="Arial" w:hAnsi="Arial"/>
+                <w:b/>
+              </w:rPr>
+              <w:t xml:space="preserve">черный</w:t>
+            </w:r>
+          </w:p>
+        </w:tc>
+        <w:tc>
+          <w:tcPr>
+            <w:tcW w:w="958" w:type="dxa"/>
+            <w:vMerge w:val="restart"/>
+          </w:tcPr>
+          <w:p>
+            <w:pPr>
+              <w:jc w:val="center"/>
+            </w:pPr>
+            <w:r>
+              <w:rPr>
+                <w:sz w:val="14"/>
+                <w:rFonts w:ascii="Arial" w:hAnsi="Arial"/>
+              </w:rPr>
+              <w:t xml:space="preserve">после каждого использования</w:t>
+            </w:r>
+          </w:p>
+        </w:tc>
+        <w:tc>
+          <w:tcPr>
+            <w:tcW w:w="1351" w:type="dxa"/>
+            <w:vMerge w:val="restart"/>
+          </w:tcPr>
+          <w:p>
+            <w:r>
+              <w:rPr>
+                <w:sz w:val="14"/>
+                <w:rFonts w:ascii="Arial" w:hAnsi="Arial"/>
+              </w:rPr>
+              <w:t xml:space="preserve">сотрудник внутреннего клининга</w:t>
+            </w:r>
+          </w:p>
+        </w:tc>
+        <w:tc>
+          <w:tcPr>
+            <w:tcW w:w="1688" w:type="dxa"/>
+            <w:vMerge w:val="restart"/>
+          </w:tcPr>
+          <w:p>
+            <w:r>
+              <w:rPr>
+                <w:sz w:val="14"/>
+                <w:rFonts w:ascii="Arial" w:hAnsi="Arial"/>
+              </w:rPr>
+              <w:t xml:space="preserve">визуальный контроль, химический контроль, микробиологический контроль /сотрудник отдела качества</w:t>
+            </w:r>
+          </w:p>
+        </w:tc>
+      </w:tr>
+      <w:tr>
+        <w:tc>
+          <w:tcPr>
             <w:tcW w:w="1688" w:type="dxa"/>
             <w:vMerge/>
           </w:tcPr>
@@ -1525,7 +1774,7 @@
                 <w:sz w:val="14"/>
                 <w:rFonts w:ascii="Arial" w:hAnsi="Arial"/>
               </w:rPr>
-              <w:t xml:space="preserve">ополаскивание</w:t>
+              <w:t xml:space="preserve">дезинфекция</w:t>
             </w:r>
           </w:p>
         </w:tc>
@@ -1545,6 +1794,7 @@
         <w:tc>
           <w:tcPr>
             <w:tcW w:w="1913" w:type="dxa"/>
+            <w:shd w:val="clear" w:color="auto" w:fill="FFFFCC"/>
           </w:tcPr>
           <w:p>
             <w:pPr>
@@ -1559,7 +1809,24 @@
                 <w:b/>
                 <w:sz w:val="14"/>
               </w:rPr>
-              <w:t>ВОДА</w:t>
+              <w:t>ХИМИТЕК ПОЛИДЕЗ</w:t>
+            </w:r>
+            <w:r>
+              <w:rPr>
+                <w:rFonts w:ascii="Arial" w:hAnsi="Arial"/>
+                <w:b/>
+                <w:sz w:val="14"/>
+                <w:vertAlign w:val="superscript"/>
+              </w:rPr>
+              <w:t>®</w:t>
+            </w:r>
+            <w:r>
+              <w:rPr>
+                <w:rFonts w:ascii="Arial" w:hAnsi="Arial"/>
+                <w:b/>
+                <w:sz w:val="14"/>
+              </w:rPr>
+              <w:t>-СУПЕР</w:t>
             </w:r>
           </w:p>
         </w:tc>
@@ -1573,7 +1840,7 @@
                 <w:sz w:val="14"/>
                 <w:rFonts w:ascii="Arial" w:hAnsi="Arial"/>
               </w:rPr>
-              <w:t xml:space="preserve">механизированный</w:t>
+              <w:t xml:space="preserve">ручной (замачивание)</w:t>
             </w:r>
           </w:p>
         </w:tc>
@@ -1590,7 +1857,7 @@
                 <w:sz w:val="14"/>
                 <w:rFonts w:ascii="Arial" w:hAnsi="Arial"/>
               </w:rPr>
-              <w:t xml:space="preserve">0,01% - 0,02%</w:t>
+              <w:t xml:space="preserve">0,02 % - 0,05 % (по НУК)</w:t>
             </w:r>
             <w:r>
               <w:br/>
@@ -1600,7 +1867,7 @@
                 <w:rFonts w:ascii="Arial" w:hAnsi="Arial"/>
                 <w:sz w:val="14"/>
               </w:rPr>
-              <w:t>ПММ</w:t>
+              <w:t>дозирующая система ProMax</w:t>
             </w:r>
           </w:p>
         </w:tc>
@@ -1617,7 +1884,7 @@
                 <w:sz w:val="14"/>
                 <w:rFonts w:ascii="Arial" w:hAnsi="Arial"/>
               </w:rPr>
-              <w:t xml:space="preserve">60-80°C</w:t>
+              <w:t xml:space="preserve">18-20°C</w:t>
             </w:r>
           </w:p>
         </w:tc>
@@ -1634,7 +1901,7 @@
                 <w:sz w:val="14"/>
                 <w:rFonts w:ascii="Arial" w:hAnsi="Arial"/>
               </w:rPr>
-              <w:t xml:space="preserve">согласно программе мойки</w:t>
+              <w:t xml:space="preserve">20 минут</w:t>
             </w:r>
           </w:p>
         </w:tc>
@@ -1694,7 +1961,7 @@
                 <w:sz w:val="14"/>
                 <w:rFonts w:ascii="Arial" w:hAnsi="Arial"/>
               </w:rPr>
-              <w:t xml:space="preserve">дезинфекция</w:t>
+              <w:t xml:space="preserve">мойка</w:t>
             </w:r>
           </w:p>
         </w:tc>
@@ -1714,7 +1981,7 @@
         <w:tc>
           <w:tcPr>
             <w:tcW w:w="1913" w:type="dxa"/>
-            <w:shd w:val="clear" w:color="auto" w:fill="FFFFCC"/>
+            <w:shd w:val="clear" w:color="auto" w:fill="99FF99"/>
           </w:tcPr>
           <w:p>
             <w:pPr>
@@ -1729,24 +1996,7 @@
                 <w:b/>
                 <w:sz w:val="14"/>
               </w:rPr>
-              <w:t>ХИМИТЕК ПОЛИДЕЗ</w:t>
-            </w:r>
-            <w:r>
-              <w:rPr>
-                <w:rFonts w:ascii="Arial" w:hAnsi="Arial"/>
-                <w:b/>
-                <w:sz w:val="14"/>
-                <w:vertAlign w:val="superscript"/>
-              </w:rPr>
-              <w:t>®</w:t>
-            </w:r>
-            <w:r>
-              <w:rPr>
-                <w:rFonts w:ascii="Arial" w:hAnsi="Arial"/>
-                <w:b/>
-                <w:sz w:val="14"/>
-              </w:rPr>
-              <w:t>-СУПЕР</w:t>
+              <w:t>ХИМИТЕК ИЗУМРУД 310</w:t>
             </w:r>
           </w:p>
         </w:tc>
@@ -1760,7 +2010,7 @@
                 <w:sz w:val="14"/>
                 <w:rFonts w:ascii="Arial" w:hAnsi="Arial"/>
               </w:rPr>
-              <w:t xml:space="preserve">ручной (замачивание)</w:t>
+              <w:t xml:space="preserve">механизированный</w:t>
             </w:r>
           </w:p>
         </w:tc>
@@ -1777,7 +2027,7 @@
                 <w:sz w:val="14"/>
                 <w:rFonts w:ascii="Arial" w:hAnsi="Arial"/>
               </w:rPr>
-              <w:t xml:space="preserve">0,02 % - 0,05 % (по НУК)</w:t>
+              <w:t xml:space="preserve">1,0-2,0 %</w:t>
             </w:r>
             <w:r>
               <w:br/>
@@ -1804,7 +2054,7 @@
                 <w:sz w:val="14"/>
                 <w:rFonts w:ascii="Arial" w:hAnsi="Arial"/>
               </w:rPr>
-              <w:t xml:space="preserve">18-20°C</w:t>
+              <w:t xml:space="preserve">50-60°C</w:t>
             </w:r>
           </w:p>
         </w:tc>
@@ -1821,7 +2071,7 @@
                 <w:sz w:val="14"/>
                 <w:rFonts w:ascii="Arial" w:hAnsi="Arial"/>
               </w:rPr>
-              <w:t xml:space="preserve">20 минут</w:t>
+              <w:t xml:space="preserve">согласно программе мойки</w:t>
             </w:r>
           </w:p>
         </w:tc>
@@ -1867,6 +2117,345 @@
         <w:tc>
           <w:tcPr>
             <w:tcW w:w="1688" w:type="dxa"/>
+            <w:vMerge/>
+          </w:tcPr>
+          <w:p/>
+        </w:tc>
+        <w:tc>
+          <w:tcPr>
+            <w:tcW w:w="1408" w:type="dxa"/>
+          </w:tcPr>
+          <w:p>
+            <w:r>
+              <w:rPr>
+                <w:sz w:val="14"/>
+                <w:rFonts w:ascii="Arial" w:hAnsi="Arial"/>
+              </w:rPr>
+              <w:t xml:space="preserve">ополаскивание</w:t>
+            </w:r>
+          </w:p>
+        </w:tc>
+        <w:tc>
+          <w:tcPr>
+            <w:tcW w:w="506" w:type="dxa"/>
+            <w:vMerge/>
+            <w:tcMar>
+              <w:left w:w="0" w:type="dxa"/>
+              <w:right w:w="0" w:type="dxa"/>
+            </w:tcMar>
+            <w:textDirection w:val="btLr"/>
+            <w:vAlign w:val="center"/>
+          </w:tcPr>
+          <w:p/>
+        </w:tc>
+        <w:tc>
+          <w:tcPr>
+            <w:tcW w:w="1913" w:type="dxa"/>
+          </w:tcPr>
+          <w:p>
+            <w:pPr>
+              <w:rPr>
+                <w:b/>
+                <w:bCs/>
+              </w:rPr>
+            </w:pPr>
+            <w:r>
+              <w:rPr>
+                <w:rFonts w:ascii="Arial" w:hAnsi="Arial"/>
+                <w:b/>
+                <w:sz w:val="14"/>
+              </w:rPr>
+              <w:t>ВОДА</w:t>
+            </w:r>
+          </w:p>
+        </w:tc>
+        <w:tc>
+          <w:tcPr>
+            <w:tcW w:w="1520" w:type="dxa"/>
+          </w:tcPr>
+          <w:p>
+            <w:r>
+              <w:rPr>
+                <w:sz w:val="14"/>
+                <w:rFonts w:ascii="Arial" w:hAnsi="Arial"/>
+              </w:rPr>
+              <w:t xml:space="preserve">механизированный</w:t>
+            </w:r>
+          </w:p>
+        </w:tc>
+        <w:tc>
+          <w:tcPr>
+            <w:tcW w:w="2025" w:type="dxa"/>
+          </w:tcPr>
+          <w:p>
+            <w:pPr>
+              <w:jc w:val="center"/>
+            </w:pPr>
+            <w:r>
+              <w:rPr>
+                <w:sz w:val="14"/>
+                <w:rFonts w:ascii="Arial" w:hAnsi="Arial"/>
+              </w:rPr>
+              <w:t xml:space="preserve">0,01% - 0,02%</w:t>
+            </w:r>
+            <w:r>
+              <w:br/>
+            </w:r>
+            <w:r>
+              <w:rPr>
+                <w:rFonts w:ascii="Arial" w:hAnsi="Arial"/>
+                <w:sz w:val="14"/>
+              </w:rPr>
+              <w:t>ПММ</w:t>
+            </w:r>
+          </w:p>
+        </w:tc>
+        <w:tc>
+          <w:tcPr>
+            <w:tcW w:w="1183" w:type="dxa"/>
+          </w:tcPr>
+          <w:p>
+            <w:pPr>
+              <w:jc w:val="center"/>
+            </w:pPr>
+            <w:r>
+              <w:rPr>
+                <w:sz w:val="14"/>
+                <w:rFonts w:ascii="Arial" w:hAnsi="Arial"/>
+              </w:rPr>
+              <w:t xml:space="preserve">60-80°C</w:t>
+            </w:r>
+          </w:p>
+        </w:tc>
+        <w:tc>
+          <w:tcPr>
+            <w:tcW w:w="1126" w:type="dxa"/>
+          </w:tcPr>
+          <w:p>
+            <w:pPr>
+              <w:jc w:val="center"/>
+            </w:pPr>
+            <w:r>
+              <w:rPr>
+                <w:sz w:val="14"/>
+                <w:rFonts w:ascii="Arial" w:hAnsi="Arial"/>
+              </w:rPr>
+              <w:t xml:space="preserve">согласно программе мойки</w:t>
+            </w:r>
+          </w:p>
+        </w:tc>
+        <w:tc>
+          <w:tcPr>
+            <w:tcW w:w="510" w:type="dxa"/>
+            <w:noWrap/>
+            <w:tcMar>
+              <w:left w:w="0" w:type="dxa"/>
+              <w:right w:w="0" w:type="dxa"/>
+            </w:tcMar>
+            <w:textDirection w:val="btLr"/>
+            <w:tcFitText/>
+            <w:vAlign w:val="center"/>
+            <w:vMerge/>
+            <w:shd w:val="clear" w:color="auto" w:fill="969696"/>
+          </w:tcPr>
+          <w:p/>
+        </w:tc>
+        <w:tc>
+          <w:tcPr>
+            <w:tcW w:w="958" w:type="dxa"/>
+            <w:vMerge/>
+          </w:tcPr>
+          <w:p/>
+        </w:tc>
+        <w:tc>
+          <w:tcPr>
+            <w:tcW w:w="1351" w:type="dxa"/>
+            <w:vMerge/>
+          </w:tcPr>
+          <w:p/>
+        </w:tc>
+        <w:tc>
+          <w:tcPr>
+            <w:tcW w:w="1688" w:type="dxa"/>
+            <w:vMerge/>
+          </w:tcPr>
+          <w:p/>
+        </w:tc>
+      </w:tr>
+      <w:tr>
+        <w:tc>
+          <w:tcPr>
+            <w:tcW w:w="1688" w:type="dxa"/>
+            <w:vMerge/>
+          </w:tcPr>
+          <w:p/>
+        </w:tc>
+        <w:tc>
+          <w:tcPr>
+            <w:tcW w:w="1408" w:type="dxa"/>
+          </w:tcPr>
+          <w:p>
+            <w:r>
+              <w:rPr>
+                <w:sz w:val="14"/>
+                <w:rFonts w:ascii="Arial" w:hAnsi="Arial"/>
+              </w:rPr>
+              <w:t xml:space="preserve">мойка</w:t>
+            </w:r>
+          </w:p>
+        </w:tc>
+        <w:tc>
+          <w:tcPr>
+            <w:tcW w:w="506" w:type="dxa"/>
+            <w:vMerge/>
+            <w:tcMar>
+              <w:left w:w="0" w:type="dxa"/>
+              <w:right w:w="0" w:type="dxa"/>
+            </w:tcMar>
+            <w:textDirection w:val="btLr"/>
+            <w:vAlign w:val="center"/>
+          </w:tcPr>
+          <w:p/>
+        </w:tc>
+        <w:tc>
+          <w:tcPr>
+            <w:tcW w:w="1913" w:type="dxa"/>
+            <w:shd w:val="clear" w:color="auto" w:fill="99FF99"/>
+          </w:tcPr>
+          <w:p>
+            <w:pPr>
+              <w:rPr>
+                <w:b/>
+                <w:bCs/>
+              </w:rPr>
+            </w:pPr>
+            <w:r>
+              <w:rPr>
+                <w:rFonts w:ascii="Arial" w:hAnsi="Arial"/>
+                <w:b/>
+                <w:sz w:val="14"/>
+              </w:rPr>
+              <w:t>ХИМИТЕК ИЗУМРУД 310</w:t>
+            </w:r>
+          </w:p>
+        </w:tc>
+        <w:tc>
+          <w:tcPr>
+            <w:tcW w:w="1520" w:type="dxa"/>
+          </w:tcPr>
+          <w:p>
+            <w:r>
+              <w:rPr>
+                <w:sz w:val="14"/>
+                <w:rFonts w:ascii="Arial" w:hAnsi="Arial"/>
+              </w:rPr>
+              <w:t xml:space="preserve">ручной (протирание, обработка щеткой)</w:t>
+            </w:r>
+          </w:p>
+        </w:tc>
+        <w:tc>
+          <w:tcPr>
+            <w:tcW w:w="2025" w:type="dxa"/>
+          </w:tcPr>
+          <w:p>
+            <w:pPr>
+              <w:jc w:val="center"/>
+            </w:pPr>
+            <w:r>
+              <w:rPr>
+                <w:sz w:val="14"/>
+                <w:rFonts w:ascii="Arial" w:hAnsi="Arial"/>
+              </w:rPr>
+              <w:t xml:space="preserve">1,0-2,0 %</w:t>
+            </w:r>
+            <w:r>
+              <w:br/>
+            </w:r>
+            <w:r>
+              <w:rPr>
+                <w:rFonts w:ascii="Arial" w:hAnsi="Arial"/>
+                <w:sz w:val="14"/>
+              </w:rPr>
+              <w:t>дозирующая система ProMax</w:t>
+            </w:r>
+          </w:p>
+        </w:tc>
+        <w:tc>
+          <w:tcPr>
+            <w:tcW w:w="1183" w:type="dxa"/>
+          </w:tcPr>
+          <w:p>
+            <w:pPr>
+              <w:jc w:val="center"/>
+            </w:pPr>
+            <w:r>
+              <w:rPr>
+                <w:sz w:val="14"/>
+                <w:rFonts w:ascii="Arial" w:hAnsi="Arial"/>
+              </w:rPr>
+              <w:t xml:space="preserve">не ниже 40°C</w:t>
+            </w:r>
+          </w:p>
+        </w:tc>
+        <w:tc>
+          <w:tcPr>
+            <w:tcW w:w="1126" w:type="dxa"/>
+          </w:tcPr>
+          <w:p>
+            <w:pPr>
+              <w:jc w:val="center"/>
+            </w:pPr>
+            <w:r>
+              <w:rPr>
+                <w:sz w:val="14"/>
+                <w:rFonts w:ascii="Arial" w:hAnsi="Arial"/>
+              </w:rPr>
+              <w:t xml:space="preserve">___________</w:t>
+            </w:r>
+          </w:p>
+        </w:tc>
+        <w:tc>
+          <w:tcPr>
+            <w:tcW w:w="510" w:type="dxa"/>
+            <w:noWrap/>
+            <w:tcMar>
+              <w:left w:w="0" w:type="dxa"/>
+              <w:right w:w="0" w:type="dxa"/>
+            </w:tcMar>
+            <w:textDirection w:val="btLr"/>
+            <w:tcFitText/>
+            <w:vAlign w:val="center"/>
+            <w:vMerge/>
+            <w:shd w:val="clear" w:color="auto" w:fill="969696"/>
+          </w:tcPr>
+          <w:p/>
+        </w:tc>
+        <w:tc>
+          <w:tcPr>
+            <w:tcW w:w="958" w:type="dxa"/>
+            <w:vMerge/>
+          </w:tcPr>
+          <w:p/>
+        </w:tc>
+        <w:tc>
+          <w:tcPr>
+            <w:tcW w:w="1351" w:type="dxa"/>
+            <w:vMerge/>
+          </w:tcPr>
+          <w:p/>
+        </w:tc>
+        <w:tc>
+          <w:tcPr>
+            <w:tcW w:w="1688" w:type="dxa"/>
+            <w:vMerge/>
+          </w:tcPr>
+          <w:p/>
+        </w:tc>
+      </w:tr>
+      <w:tr>
+        <w:tc>
+          <w:tcPr>
+            <w:tcW w:w="1688" w:type="dxa"/>
             <w:vMerge w:val="restart"/>
           </w:tcPr>
           <w:p>
@@ -4643,595 +5232,6 @@
               <w:t xml:space="preserve">визуальный контроль, химический контроль, микробиологический контроль /сотрудник отдела качества</w:t>
             </w:r>
           </w:p>
-        </w:tc>
-      </w:tr>
-      <w:tr>
-        <w:tc>
-          <w:tcPr>
-            <w:tcW w:w="1688" w:type="dxa"/>
-            <w:vMerge w:val="restart"/>
-          </w:tcPr>
-          <w:p>
-            <w:r>
-              <w:rPr>
-                <w:sz w:val="14"/>
-                <w:rFonts w:ascii="Arial" w:hAnsi="Arial"/>
-              </w:rPr>
-              <w:t xml:space="preserve">потолок окрашенный</w:t>
-            </w:r>
-          </w:p>
-        </w:tc>
-        <w:tc>
-          <w:tcPr>
-            <w:tcW w:w="1408" w:type="dxa"/>
-          </w:tcPr>
-          <w:p>
-            <w:r>
-              <w:rPr>
-                <w:sz w:val="14"/>
-                <w:rFonts w:ascii="Arial" w:hAnsi="Arial"/>
-              </w:rPr>
-              <w:t xml:space="preserve">очистка (обеспыливание поверхностей)</w:t>
-            </w:r>
-          </w:p>
-        </w:tc>
-        <w:tc>
-          <w:tcPr>
-            <w:tcW w:w="506" w:type="dxa"/>
-            <w:vMerge w:val="restart"/>
-            <w:tcMar>
-              <w:left w:w="0" w:type="dxa"/>
-              <w:right w:w="0" w:type="dxa"/>
-            </w:tcMar>
-            <w:textDirection w:val="btLr"/>
-            <w:vAlign w:val="center"/>
-          </w:tcPr>
-          <w:p>
-            <w:pPr>
-              <w:ind w:left="113" w:right="113"/>
-              <w:jc w:val="center"/>
-            </w:pPr>
-            <w:r>
-              <w:rPr>
-                <w:sz w:val="14"/>
-                <w:rFonts w:ascii="Arial" w:hAnsi="Arial"/>
-              </w:rPr>
-              <w:t xml:space="preserve"/>
-            </w:r>
-          </w:p>
-        </w:tc>
-        <w:tc>
-          <w:tcPr>
-            <w:tcW w:w="1913" w:type="dxa"/>
-          </w:tcPr>
-          <w:p>
-            <w:pPr>
-              <w:rPr>
-                <w:b/>
-                <w:bCs/>
-              </w:rPr>
-            </w:pPr>
-            <w:r>
-              <w:rPr>
-                <w:rFonts w:ascii="Arial" w:hAnsi="Arial"/>
-                <w:sz w:val="14"/>
-              </w:rPr>
-              <w:t>_____________________</w:t>
-            </w:r>
-          </w:p>
-        </w:tc>
-        <w:tc>
-          <w:tcPr>
-            <w:tcW w:w="1520" w:type="dxa"/>
-          </w:tcPr>
-          <w:p>
-            <w:r>
-              <w:rPr>
-                <w:sz w:val="14"/>
-                <w:rFonts w:ascii="Arial" w:hAnsi="Arial"/>
-              </w:rPr>
-              <w:t xml:space="preserve">ручной (протирание)</w:t>
-            </w:r>
-          </w:p>
-        </w:tc>
-        <w:tc>
-          <w:tcPr>
-            <w:tcW w:w="2025" w:type="dxa"/>
-          </w:tcPr>
-          <w:p>
-            <w:pPr>
-              <w:jc w:val="center"/>
-            </w:pPr>
-            <w:r>
-              <w:rPr>
-                <w:sz w:val="14"/>
-                <w:rFonts w:ascii="Arial" w:hAnsi="Arial"/>
-              </w:rPr>
-              <w:t xml:space="preserve">___________________</w:t>
-            </w:r>
-          </w:p>
-        </w:tc>
-        <w:tc>
-          <w:tcPr>
-            <w:tcW w:w="1183" w:type="dxa"/>
-          </w:tcPr>
-          <w:p>
-            <w:pPr>
-              <w:jc w:val="center"/>
-            </w:pPr>
-            <w:r>
-              <w:rPr>
-                <w:sz w:val="14"/>
-                <w:rFonts w:ascii="Arial" w:hAnsi="Arial"/>
-              </w:rPr>
-              <w:t xml:space="preserve">___________</w:t>
-            </w:r>
-          </w:p>
-        </w:tc>
-        <w:tc>
-          <w:tcPr>
-            <w:tcW w:w="1126" w:type="dxa"/>
-          </w:tcPr>
-          <w:p>
-            <w:pPr>
-              <w:jc w:val="center"/>
-            </w:pPr>
-            <w:r>
-              <w:rPr>
-                <w:sz w:val="14"/>
-                <w:rFonts w:ascii="Arial" w:hAnsi="Arial"/>
-              </w:rPr>
-              <w:t xml:space="preserve">___________</w:t>
-            </w:r>
-          </w:p>
-        </w:tc>
-        <w:tc>
-          <w:tcPr>
-            <w:tcW w:w="510" w:type="dxa"/>
-            <w:noWrap/>
-            <w:tcMar>
-              <w:left w:w="0" w:type="dxa"/>
-              <w:right w:w="0" w:type="dxa"/>
-            </w:tcMar>
-            <w:textDirection w:val="btLr"/>
-            <w:tcFitText/>
-            <w:vAlign w:val="center"/>
-            <w:vMerge w:val="restart"/>
-            <w:shd w:val="clear" w:color="auto" w:fill="969696"/>
-          </w:tcPr>
-          <w:p>
-            <w:pPr>
-              <w:ind w:left="113" w:right="113"/>
-              <w:jc w:val="center"/>
-              <w:rPr>
-                <w:b/>
-                <w:bCs/>
-              </w:rPr>
-            </w:pPr>
-            <w:r>
-              <w:rPr>
-                <w:sz w:val="14"/>
-                <w:rFonts w:ascii="Arial" w:hAnsi="Arial"/>
-                <w:b/>
-              </w:rPr>
-              <w:t xml:space="preserve">черный</w:t>
-            </w:r>
-          </w:p>
-        </w:tc>
-        <w:tc>
-          <w:tcPr>
-            <w:tcW w:w="958" w:type="dxa"/>
-          </w:tcPr>
-          <w:p>
-            <w:pPr>
-              <w:jc w:val="center"/>
-            </w:pPr>
-            <w:r>
-              <w:rPr>
-                <w:sz w:val="14"/>
-                <w:rFonts w:ascii="Arial" w:hAnsi="Arial"/>
-              </w:rPr>
-              <w:t xml:space="preserve">1 раз в 3 месяца</w:t>
-            </w:r>
-          </w:p>
-        </w:tc>
-        <w:tc>
-          <w:tcPr>
-            <w:tcW w:w="1351" w:type="dxa"/>
-            <w:vMerge w:val="restart"/>
-          </w:tcPr>
-          <w:p>
-            <w:r>
-              <w:rPr>
-                <w:sz w:val="14"/>
-                <w:rFonts w:ascii="Arial" w:hAnsi="Arial"/>
-              </w:rPr>
-              <w:t xml:space="preserve">сотрудник внутреннего клининга</w:t>
-            </w:r>
-          </w:p>
-        </w:tc>
-        <w:tc>
-          <w:tcPr>
-            <w:tcW w:w="1688" w:type="dxa"/>
-            <w:vMerge w:val="restart"/>
-          </w:tcPr>
-          <w:p>
-            <w:r>
-              <w:rPr>
-                <w:sz w:val="14"/>
-                <w:rFonts w:ascii="Arial" w:hAnsi="Arial"/>
-              </w:rPr>
-              <w:t xml:space="preserve">визуальный контроль/сотрудник отдела качества</w:t>
-            </w:r>
-          </w:p>
-        </w:tc>
-      </w:tr>
-      <w:tr>
-        <w:tc>
-          <w:tcPr>
-            <w:tcW w:w="1688" w:type="dxa"/>
-            <w:vMerge/>
-          </w:tcPr>
-          <w:p/>
-        </w:tc>
-        <w:tc>
-          <w:tcPr>
-            <w:tcW w:w="1408" w:type="dxa"/>
-          </w:tcPr>
-          <w:p>
-            <w:r>
-              <w:rPr>
-                <w:sz w:val="14"/>
-                <w:rFonts w:ascii="Arial" w:hAnsi="Arial"/>
-              </w:rPr>
-              <w:t xml:space="preserve">мойка</w:t>
-            </w:r>
-          </w:p>
-        </w:tc>
-        <w:tc>
-          <w:tcPr>
-            <w:tcW w:w="506" w:type="dxa"/>
-            <w:vMerge/>
-            <w:tcMar>
-              <w:left w:w="0" w:type="dxa"/>
-              <w:right w:w="0" w:type="dxa"/>
-            </w:tcMar>
-            <w:textDirection w:val="btLr"/>
-            <w:vAlign w:val="center"/>
-          </w:tcPr>
-          <w:p/>
-        </w:tc>
-        <w:tc>
-          <w:tcPr>
-            <w:tcW w:w="1913" w:type="dxa"/>
-            <w:shd w:val="clear" w:color="auto" w:fill="99FF99"/>
-          </w:tcPr>
-          <w:p>
-            <w:pPr>
-              <w:rPr>
-                <w:b/>
-                <w:bCs/>
-              </w:rPr>
-            </w:pPr>
-            <w:r>
-              <w:rPr>
-                <w:rFonts w:ascii="Arial" w:hAnsi="Arial"/>
-                <w:b/>
-                <w:sz w:val="14"/>
-              </w:rPr>
-              <w:t>ХИМИТЕК ИЗУМРУД 310</w:t>
-            </w:r>
-          </w:p>
-        </w:tc>
-        <w:tc>
-          <w:tcPr>
-            <w:tcW w:w="1520" w:type="dxa"/>
-          </w:tcPr>
-          <w:p>
-            <w:r>
-              <w:rPr>
-                <w:sz w:val="14"/>
-                <w:rFonts w:ascii="Arial" w:hAnsi="Arial"/>
-              </w:rPr>
-              <w:t xml:space="preserve">ручной (протирание, обработка щеткой)</w:t>
-            </w:r>
-          </w:p>
-        </w:tc>
-        <w:tc>
-          <w:tcPr>
-            <w:tcW w:w="2025" w:type="dxa"/>
-          </w:tcPr>
-          <w:p>
-            <w:pPr>
-              <w:jc w:val="center"/>
-            </w:pPr>
-            <w:r>
-              <w:rPr>
-                <w:sz w:val="14"/>
-                <w:rFonts w:ascii="Arial" w:hAnsi="Arial"/>
-              </w:rPr>
-              <w:t xml:space="preserve">1,0-2,0 %</w:t>
-            </w:r>
-            <w:r>
-              <w:br/>
-            </w:r>
-            <w:r>
-              <w:rPr>
-                <w:rFonts w:ascii="Arial" w:hAnsi="Arial"/>
-                <w:sz w:val="14"/>
-              </w:rPr>
-              <w:t>дозирующая система ProMax</w:t>
-            </w:r>
-          </w:p>
-        </w:tc>
-        <w:tc>
-          <w:tcPr>
-            <w:tcW w:w="1183" w:type="dxa"/>
-          </w:tcPr>
-          <w:p>
-            <w:pPr>
-              <w:jc w:val="center"/>
-            </w:pPr>
-            <w:r>
-              <w:rPr>
-                <w:sz w:val="14"/>
-                <w:rFonts w:ascii="Arial" w:hAnsi="Arial"/>
-              </w:rPr>
-              <w:t xml:space="preserve">не ниже 40°C</w:t>
-            </w:r>
-          </w:p>
-        </w:tc>
-        <w:tc>
-          <w:tcPr>
-            <w:tcW w:w="1126" w:type="dxa"/>
-          </w:tcPr>
-          <w:p>
-            <w:pPr>
-              <w:jc w:val="center"/>
-            </w:pPr>
-            <w:r>
-              <w:rPr>
-                <w:sz w:val="14"/>
-                <w:rFonts w:ascii="Arial" w:hAnsi="Arial"/>
-              </w:rPr>
-              <w:t xml:space="preserve">___________</w:t>
-            </w:r>
-          </w:p>
-        </w:tc>
-        <w:tc>
-          <w:tcPr>
-            <w:tcW w:w="510" w:type="dxa"/>
-            <w:noWrap/>
-            <w:tcMar>
-              <w:left w:w="0" w:type="dxa"/>
-              <w:right w:w="0" w:type="dxa"/>
-            </w:tcMar>
-            <w:textDirection w:val="btLr"/>
-            <w:tcFitText/>
-            <w:vAlign w:val="center"/>
-            <w:vMerge/>
-            <w:shd w:val="clear" w:color="auto" w:fill="969696"/>
-          </w:tcPr>
-          <w:p/>
-        </w:tc>
-        <w:tc>
-          <w:tcPr>
-            <w:tcW w:w="958" w:type="dxa"/>
-            <w:vMerge w:val="restart"/>
-          </w:tcPr>
-          <w:p>
-            <w:pPr>
-              <w:jc w:val="center"/>
-            </w:pPr>
-            <w:r>
-              <w:rPr>
-                <w:sz w:val="14"/>
-                <w:rFonts w:ascii="Arial" w:hAnsi="Arial"/>
-              </w:rPr>
-              <w:t xml:space="preserve">1 раз в 6 месяцев</w:t>
-            </w:r>
-          </w:p>
-        </w:tc>
-        <w:tc>
-          <w:tcPr>
-            <w:tcW w:w="1351" w:type="dxa"/>
-            <w:vMerge/>
-          </w:tcPr>
-          <w:p/>
-        </w:tc>
-        <w:tc>
-          <w:tcPr>
-            <w:tcW w:w="1688" w:type="dxa"/>
-            <w:vMerge/>
-          </w:tcPr>
-          <w:p/>
-        </w:tc>
-      </w:tr>
-      <w:tr>
-        <w:tc>
-          <w:tcPr>
-            <w:tcW w:w="1688" w:type="dxa"/>
-            <w:vMerge/>
-          </w:tcPr>
-          <w:p/>
-        </w:tc>
-        <w:tc>
-          <w:tcPr>
-            <w:tcW w:w="1408" w:type="dxa"/>
-          </w:tcPr>
-          <w:p>
-            <w:r>
-              <w:rPr>
-                <w:sz w:val="14"/>
-                <w:rFonts w:ascii="Arial" w:hAnsi="Arial"/>
-              </w:rPr>
-              <w:t xml:space="preserve">дезинфекция</w:t>
-            </w:r>
-          </w:p>
-        </w:tc>
-        <w:tc>
-          <w:tcPr>
-            <w:tcW w:w="506" w:type="dxa"/>
-            <w:vMerge/>
-            <w:tcMar>
-              <w:left w:w="0" w:type="dxa"/>
-              <w:right w:w="0" w:type="dxa"/>
-            </w:tcMar>
-            <w:textDirection w:val="btLr"/>
-            <w:vAlign w:val="center"/>
-          </w:tcPr>
-          <w:p/>
-        </w:tc>
-        <w:tc>
-          <w:tcPr>
-            <w:tcW w:w="1913" w:type="dxa"/>
-            <w:shd w:val="clear" w:color="auto" w:fill="FFFFCC"/>
-          </w:tcPr>
-          <w:p>
-            <w:pPr>
-              <w:rPr>
-                <w:b/>
-                <w:bCs/>
-              </w:rPr>
-            </w:pPr>
-            <w:r>
-              <w:rPr>
-                <w:rFonts w:ascii="Arial" w:hAnsi="Arial"/>
-                <w:b/>
-                <w:sz w:val="14"/>
-              </w:rPr>
-              <w:t>ХИМИТЕК ПОЛИДЕЗ</w:t>
-            </w:r>
-            <w:r>
-              <w:rPr>
-                <w:rFonts w:ascii="Arial" w:hAnsi="Arial"/>
-                <w:b/>
-                <w:sz w:val="14"/>
-                <w:vertAlign w:val="superscript"/>
-              </w:rPr>
-              <w:t>®</w:t>
-            </w:r>
-            <w:r>
-              <w:rPr>
-                <w:rFonts w:ascii="Arial" w:hAnsi="Arial"/>
-                <w:b/>
-                <w:sz w:val="14"/>
-              </w:rPr>
-              <w:t>-СУПЕР</w:t>
-            </w:r>
-          </w:p>
-        </w:tc>
-        <w:tc>
-          <w:tcPr>
-            <w:tcW w:w="1520" w:type="dxa"/>
-          </w:tcPr>
-          <w:p>
-            <w:r>
-              <w:rPr>
-                <w:sz w:val="14"/>
-                <w:rFonts w:ascii="Arial" w:hAnsi="Arial"/>
-              </w:rPr>
-              <w:t xml:space="preserve">ручной (протирание)</w:t>
-            </w:r>
-          </w:p>
-        </w:tc>
-        <w:tc>
-          <w:tcPr>
-            <w:tcW w:w="2025" w:type="dxa"/>
-          </w:tcPr>
-          <w:p>
-            <w:pPr>
-              <w:jc w:val="center"/>
-            </w:pPr>
-            <w:r>
-              <w:rPr>
-                <w:sz w:val="14"/>
-                <w:rFonts w:ascii="Arial" w:hAnsi="Arial"/>
-              </w:rPr>
-              <w:t xml:space="preserve">0,02 % - 0,05 % (по НУК)</w:t>
-            </w:r>
-            <w:r>
-              <w:br/>
-            </w:r>
-            <w:r>
-              <w:rPr>
-                <w:rFonts w:ascii="Arial" w:hAnsi="Arial"/>
-                <w:sz w:val="14"/>
-              </w:rPr>
-              <w:t>дозирующая система ProMax</w:t>
-            </w:r>
-          </w:p>
-        </w:tc>
-        <w:tc>
-          <w:tcPr>
-            <w:tcW w:w="1183" w:type="dxa"/>
-          </w:tcPr>
-          <w:p>
-            <w:pPr>
-              <w:jc w:val="center"/>
-            </w:pPr>
-            <w:r>
-              <w:rPr>
-                <w:sz w:val="14"/>
-                <w:rFonts w:ascii="Arial" w:hAnsi="Arial"/>
-              </w:rPr>
-              <w:t xml:space="preserve">18-20 °C</w:t>
-            </w:r>
-          </w:p>
-        </w:tc>
-        <w:tc>
-          <w:tcPr>
-            <w:tcW w:w="1126" w:type="dxa"/>
-          </w:tcPr>
-          <w:p>
-            <w:pPr>
-              <w:jc w:val="center"/>
-            </w:pPr>
-            <w:r>
-              <w:rPr>
-                <w:sz w:val="14"/>
-                <w:rFonts w:ascii="Arial" w:hAnsi="Arial"/>
-              </w:rPr>
-              <w:t xml:space="preserve">20 мин</w:t>
-            </w:r>
-          </w:p>
-        </w:tc>
-        <w:tc>
-          <w:tcPr>
-            <w:tcW w:w="510" w:type="dxa"/>
-            <w:noWrap/>
-            <w:tcMar>
-              <w:left w:w="0" w:type="dxa"/>
-              <w:right w:w="0" w:type="dxa"/>
-            </w:tcMar>
-            <w:textDirection w:val="btLr"/>
-            <w:tcFitText/>
-            <w:vAlign w:val="center"/>
-            <w:vMerge/>
-            <w:shd w:val="clear" w:color="auto" w:fill="969696"/>
-          </w:tcPr>
-          <w:p/>
-        </w:tc>
-        <w:tc>
-          <w:tcPr>
-            <w:tcW w:w="958" w:type="dxa"/>
-            <w:vMerge/>
-          </w:tcPr>
-          <w:p/>
-        </w:tc>
-        <w:tc>
-          <w:tcPr>
-            <w:tcW w:w="1351" w:type="dxa"/>
-            <w:vMerge/>
-          </w:tcPr>
-          <w:p/>
-        </w:tc>
-        <w:tc>
-          <w:tcPr>
-            <w:tcW w:w="1688" w:type="dxa"/>
-            <w:vMerge/>
-          </w:tcPr>
-          <w:p/>
         </w:tc>
       </w:tr>
       <w:tr>
